--- a/src/main/java/mu/smalltalk/BOOK/Book-SmallTalk.docx
+++ b/src/main/java/mu/smalltalk/BOOK/Book-SmallTalk.docx
@@ -508,7 +508,7 @@
       <w:sdtContent>
         <w:p>
           <w:pPr>
-            <w:pStyle w:val="a5"/>
+            <w:pStyle w:val="TOCHeading"/>
             <w:numPr>
               <w:ilvl w:val="0"/>
               <w:numId w:val="0"/>
@@ -521,7 +521,6 @@
               <w:szCs w:val="28"/>
             </w:rPr>
           </w:pPr>
-          <w:proofErr w:type="spellStart"/>
           <w:r>
             <w:rPr>
               <w:rFonts w:ascii="David" w:hAnsi="David" w:cs="David"/>
@@ -530,31 +529,8 @@
               <w:rtl/>
               <w:lang w:val="he-IL"/>
             </w:rPr>
-            <w:t>תוכן</w:t>
+            <w:t>תוכן עניינים</w:t>
           </w:r>
-          <w:proofErr w:type="spellEnd"/>
-          <w:r>
-            <w:rPr>
-              <w:rFonts w:ascii="David" w:hAnsi="David" w:cs="David"/>
-              <w:sz w:val="28"/>
-              <w:szCs w:val="28"/>
-              <w:rtl/>
-              <w:lang w:val="he-IL"/>
-            </w:rPr>
-            <w:t xml:space="preserve"> </w:t>
-          </w:r>
-          <w:proofErr w:type="spellStart"/>
-          <w:r>
-            <w:rPr>
-              <w:rFonts w:ascii="David" w:hAnsi="David" w:cs="David"/>
-              <w:sz w:val="28"/>
-              <w:szCs w:val="28"/>
-              <w:rtl/>
-              <w:lang w:val="he-IL"/>
-            </w:rPr>
-            <w:t>עניינים</w:t>
-          </w:r>
-          <w:proofErr w:type="spellEnd"/>
         </w:p>
         <w:p>
           <w:pPr>
@@ -5420,7 +5396,7 @@
     </w:sdt>
     <w:p>
       <w:pPr>
-        <w:pStyle w:val="1"/>
+        <w:pStyle w:val="Heading1"/>
         <w:rPr>
           <w:rtl/>
         </w:rPr>
@@ -5433,6 +5409,7 @@
           <w:rFonts w:hint="cs"/>
           <w:rtl/>
         </w:rPr>
+        <w:lastRenderedPageBreak/>
         <w:t>הצעת הפרויקט שאושרה ע"י משרד החינוך</w:t>
       </w:r>
       <w:bookmarkEnd w:id="0"/>
@@ -6006,7 +5983,7 @@
     </w:p>
     <w:p>
       <w:pPr>
-        <w:pStyle w:val="1"/>
+        <w:pStyle w:val="Heading1"/>
         <w:rPr>
           <w:rtl/>
         </w:rPr>
@@ -6019,6 +5996,7 @@
           <w:rFonts w:hint="cs"/>
           <w:rtl/>
         </w:rPr>
+        <w:lastRenderedPageBreak/>
         <w:t>מבוא</w:t>
       </w:r>
       <w:bookmarkEnd w:id="7"/>
@@ -6027,22 +6005,7 @@
     </w:p>
     <w:p>
       <w:pPr>
-        <w:rPr>
-          <w:rtl/>
-        </w:rPr>
-      </w:pPr>
-      <w:r>
-        <w:rPr>
-          <w:rFonts w:hint="cs"/>
-          <w:highlight w:val="yellow"/>
-          <w:rtl/>
-        </w:rPr>
-        <w:t>כאן יש לכתוב מבוא שכולל את הסעיפים הבאים:</w:t>
-      </w:r>
-    </w:p>
-    <w:p>
-      <w:pPr>
-        <w:pStyle w:val="2"/>
+        <w:pStyle w:val="Heading2"/>
         <w:rPr>
           <w:rtl/>
         </w:rPr>
@@ -6183,7 +6146,7 @@
     </w:p>
     <w:p>
       <w:pPr>
-        <w:pStyle w:val="2"/>
+        <w:pStyle w:val="Heading2"/>
         <w:rPr>
           <w:rtl/>
         </w:rPr>
@@ -6291,7 +6254,7 @@
           <w:noProof/>
           <w:lang w:val="en-GB"/>
         </w:rPr>
-        <w:t>-AES-256.</w:t>
+        <w:t>AES-256.</w:t>
       </w:r>
     </w:p>
     <w:p>
@@ -6473,7 +6436,7 @@
     </w:p>
     <w:p>
       <w:pPr>
-        <w:pStyle w:val="2"/>
+        <w:pStyle w:val="Heading2"/>
         <w:rPr>
           <w:rtl/>
         </w:rPr>
@@ -6692,10 +6655,7 @@
     </w:p>
     <w:p>
       <w:pPr>
-        <w:pStyle w:val="2"/>
-        <w:rPr>
-          <w:rtl/>
-        </w:rPr>
+        <w:pStyle w:val="Heading2"/>
       </w:pPr>
       <w:r>
         <w:rPr>
@@ -6714,18 +6674,10 @@
           <w:rtl/>
         </w:rPr>
       </w:pPr>
-      <w:r>
-        <w:rPr>
-          <w:rFonts w:hint="cs"/>
-          <w:highlight w:val="yellow"/>
-          <w:rtl/>
-        </w:rPr>
-        <w:t>לכתוב ולהסביר...</w:t>
-      </w:r>
-    </w:p>
-    <w:p>
-      <w:pPr>
-        <w:pStyle w:val="3"/>
+    </w:p>
+    <w:p>
+      <w:pPr>
+        <w:pStyle w:val="Heading3"/>
         <w:rPr>
           <w:rtl/>
         </w:rPr>
@@ -6817,6 +6769,7 @@
           <w:noProof/>
           <w:rtl/>
         </w:rPr>
+        <w:lastRenderedPageBreak/>
         <w:t>מניעת גישה לתוכן ההודעות מכל גורם חיצוני, כולל השרת עצמו</w:t>
       </w:r>
       <w:r>
@@ -6899,7 +6852,7 @@
     </w:p>
     <w:p>
       <w:pPr>
-        <w:pStyle w:val="3"/>
+        <w:pStyle w:val="Heading3"/>
         <w:rPr>
           <w:rtl/>
         </w:rPr>
@@ -6948,7 +6901,7 @@
     </w:p>
     <w:p>
       <w:pPr>
-        <w:pStyle w:val="3"/>
+        <w:pStyle w:val="Heading3"/>
         <w:rPr>
           <w:rtl/>
         </w:rPr>
@@ -7011,7 +6964,7 @@
     </w:p>
     <w:p>
       <w:pPr>
-        <w:pStyle w:val="3"/>
+        <w:pStyle w:val="Heading3"/>
         <w:rPr>
           <w:rtl/>
         </w:rPr>
@@ -7092,6 +7045,16 @@
       </w:r>
       <w:r>
         <w:rPr>
+          <w:rFonts w:asciiTheme="minorBidi" w:eastAsia="Arial" w:hAnsiTheme="minorBidi" w:cstheme="minorBidi" w:hint="cs"/>
+          <w:b/>
+          <w:noProof/>
+          <w:rtl/>
+          <w:lang w:val="en-GB"/>
+        </w:rPr>
+        <w:t xml:space="preserve"> </w:t>
+      </w:r>
+      <w:r>
+        <w:rPr>
           <w:rFonts w:asciiTheme="minorBidi" w:eastAsia="Arial" w:hAnsiTheme="minorBidi" w:cstheme="minorBidi"/>
           <w:b/>
           <w:noProof/>
@@ -7295,7 +7258,7 @@
     </w:p>
     <w:p>
       <w:pPr>
-        <w:pStyle w:val="1"/>
+        <w:pStyle w:val="Heading1"/>
         <w:rPr>
           <w:rtl/>
         </w:rPr>
@@ -7308,6 +7271,7 @@
           <w:rFonts w:hint="cs"/>
           <w:rtl/>
         </w:rPr>
+        <w:lastRenderedPageBreak/>
         <w:t>מטרות ויעדים</w:t>
       </w:r>
       <w:bookmarkEnd w:id="27"/>
@@ -7323,7 +7287,7 @@
     </w:p>
     <w:p>
       <w:pPr>
-        <w:pStyle w:val="3"/>
+        <w:pStyle w:val="Heading3"/>
         <w:numPr>
           <w:ilvl w:val="0"/>
           <w:numId w:val="0"/>
@@ -7364,7 +7328,7 @@
     </w:p>
     <w:p>
       <w:pPr>
-        <w:pStyle w:val="3"/>
+        <w:pStyle w:val="Heading3"/>
         <w:numPr>
           <w:ilvl w:val="1"/>
           <w:numId w:val="35"/>
@@ -7403,7 +7367,7 @@
     </w:p>
     <w:p>
       <w:pPr>
-        <w:pStyle w:val="3"/>
+        <w:pStyle w:val="Heading3"/>
         <w:numPr>
           <w:ilvl w:val="1"/>
           <w:numId w:val="35"/>
@@ -7446,6 +7410,24 @@
           <w:color w:val="auto"/>
           <w:lang w:val="en-GB"/>
         </w:rPr>
+        <w:t xml:space="preserve"> </w:t>
+      </w:r>
+      <w:r>
+        <w:rPr>
+          <w:rFonts w:cstheme="minorBidi"/>
+          <w:noProof/>
+          <w:color w:val="auto"/>
+          <w:lang w:val="en-GB"/>
+        </w:rPr>
+        <w:t>End</w:t>
+      </w:r>
+      <w:r>
+        <w:rPr>
+          <w:rFonts w:cstheme="minorBidi"/>
+          <w:noProof/>
+          <w:color w:val="auto"/>
+          <w:lang w:val="en-GB"/>
+        </w:rPr>
         <w:t xml:space="preserve">  </w:t>
       </w:r>
       <w:r>
@@ -7455,16 +7437,16 @@
           <w:color w:val="auto"/>
           <w:lang w:val="en-GB"/>
         </w:rPr>
-        <w:t>End</w:t>
+        <w:t xml:space="preserve">) </w:t>
       </w:r>
       <w:r>
         <w:rPr>
           <w:rFonts w:cstheme="minorBidi"/>
           <w:noProof/>
           <w:color w:val="auto"/>
-          <w:lang w:val="en-GB"/>
-        </w:rPr>
-        <w:t xml:space="preserve">  </w:t>
+          <w:rtl/>
+        </w:rPr>
+        <w:t>להגנה על נתונים</w:t>
       </w:r>
       <w:r>
         <w:rPr>
@@ -7473,30 +7455,12 @@
           <w:color w:val="auto"/>
           <w:lang w:val="en-GB"/>
         </w:rPr>
-        <w:t xml:space="preserve">) </w:t>
-      </w:r>
-      <w:r>
-        <w:rPr>
-          <w:rFonts w:cstheme="minorBidi"/>
-          <w:noProof/>
-          <w:color w:val="auto"/>
-          <w:rtl/>
-        </w:rPr>
-        <w:t>להגנה על נתונים</w:t>
-      </w:r>
-      <w:r>
-        <w:rPr>
-          <w:rFonts w:cstheme="minorBidi"/>
-          <w:noProof/>
-          <w:color w:val="auto"/>
-          <w:lang w:val="en-GB"/>
-        </w:rPr>
         <w:t>.</w:t>
       </w:r>
     </w:p>
     <w:p>
       <w:pPr>
-        <w:pStyle w:val="3"/>
+        <w:pStyle w:val="Heading3"/>
         <w:numPr>
           <w:ilvl w:val="1"/>
           <w:numId w:val="35"/>
@@ -7535,7 +7499,7 @@
     </w:p>
     <w:p>
       <w:pPr>
-        <w:pStyle w:val="3"/>
+        <w:pStyle w:val="Heading3"/>
         <w:numPr>
           <w:ilvl w:val="0"/>
           <w:numId w:val="0"/>
@@ -7573,7 +7537,7 @@
     </w:p>
     <w:p>
       <w:pPr>
-        <w:pStyle w:val="3"/>
+        <w:pStyle w:val="Heading3"/>
         <w:numPr>
           <w:ilvl w:val="1"/>
           <w:numId w:val="35"/>
@@ -7630,7 +7594,7 @@
     </w:p>
     <w:p>
       <w:pPr>
-        <w:pStyle w:val="3"/>
+        <w:pStyle w:val="Heading3"/>
         <w:numPr>
           <w:ilvl w:val="1"/>
           <w:numId w:val="35"/>
@@ -7669,7 +7633,7 @@
     </w:p>
     <w:p>
       <w:pPr>
-        <w:pStyle w:val="3"/>
+        <w:pStyle w:val="Heading3"/>
         <w:numPr>
           <w:ilvl w:val="1"/>
           <w:numId w:val="35"/>
@@ -7708,7 +7672,7 @@
     </w:p>
     <w:p>
       <w:pPr>
-        <w:pStyle w:val="1"/>
+        <w:pStyle w:val="Heading1"/>
         <w:rPr>
           <w:rtl/>
         </w:rPr>
@@ -7733,7 +7697,7 @@
     </w:p>
     <w:p>
       <w:pPr>
-        <w:pStyle w:val="3"/>
+        <w:pStyle w:val="Heading3"/>
         <w:numPr>
           <w:ilvl w:val="0"/>
           <w:numId w:val="36"/>
@@ -7791,7 +7755,7 @@
     </w:p>
     <w:p>
       <w:pPr>
-        <w:pStyle w:val="3"/>
+        <w:pStyle w:val="Heading3"/>
         <w:numPr>
           <w:ilvl w:val="0"/>
           <w:numId w:val="36"/>
@@ -7846,7 +7810,7 @@
     </w:p>
     <w:p>
       <w:pPr>
-        <w:pStyle w:val="3"/>
+        <w:pStyle w:val="Heading3"/>
         <w:numPr>
           <w:ilvl w:val="0"/>
           <w:numId w:val="36"/>
@@ -7882,6 +7846,16 @@
       </w:r>
       <w:r>
         <w:rPr>
+          <w:rFonts w:cstheme="minorBidi" w:hint="cs"/>
+          <w:noProof/>
+          <w:color w:val="auto"/>
+          <w:rtl/>
+          <w:lang w:val="en-GB"/>
+        </w:rPr>
+        <w:t xml:space="preserve"> </w:t>
+      </w:r>
+      <w:r>
+        <w:rPr>
           <w:rFonts w:cstheme="minorBidi"/>
           <w:noProof/>
           <w:color w:val="auto"/>
@@ -7901,7 +7875,7 @@
     </w:p>
     <w:p>
       <w:pPr>
-        <w:pStyle w:val="3"/>
+        <w:pStyle w:val="Heading3"/>
         <w:numPr>
           <w:ilvl w:val="0"/>
           <w:numId w:val="36"/>
@@ -7956,7 +7930,7 @@
     </w:p>
     <w:p>
       <w:pPr>
-        <w:pStyle w:val="1"/>
+        <w:pStyle w:val="Heading1"/>
         <w:rPr>
           <w:rtl/>
         </w:rPr>
@@ -7974,7 +7948,7 @@
     </w:p>
     <w:p>
       <w:pPr>
-        <w:pStyle w:val="3"/>
+        <w:pStyle w:val="Heading3"/>
         <w:numPr>
           <w:ilvl w:val="0"/>
           <w:numId w:val="37"/>
@@ -8014,7 +7988,7 @@
     </w:p>
     <w:p>
       <w:pPr>
-        <w:pStyle w:val="3"/>
+        <w:pStyle w:val="Heading3"/>
         <w:numPr>
           <w:ilvl w:val="1"/>
           <w:numId w:val="37"/>
@@ -8051,7 +8025,7 @@
     </w:p>
     <w:p>
       <w:pPr>
-        <w:pStyle w:val="3"/>
+        <w:pStyle w:val="Heading3"/>
         <w:numPr>
           <w:ilvl w:val="1"/>
           <w:numId w:val="37"/>
@@ -8088,7 +8062,7 @@
     </w:p>
     <w:p>
       <w:pPr>
-        <w:pStyle w:val="3"/>
+        <w:pStyle w:val="Heading3"/>
         <w:numPr>
           <w:ilvl w:val="0"/>
           <w:numId w:val="37"/>
@@ -8125,7 +8099,7 @@
     </w:p>
     <w:p>
       <w:pPr>
-        <w:pStyle w:val="3"/>
+        <w:pStyle w:val="Heading3"/>
         <w:numPr>
           <w:ilvl w:val="1"/>
           <w:numId w:val="37"/>
@@ -8162,7 +8136,7 @@
     </w:p>
     <w:p>
       <w:pPr>
-        <w:pStyle w:val="3"/>
+        <w:pStyle w:val="Heading3"/>
         <w:numPr>
           <w:ilvl w:val="1"/>
           <w:numId w:val="37"/>
@@ -8199,7 +8173,7 @@
     </w:p>
     <w:p>
       <w:pPr>
-        <w:pStyle w:val="3"/>
+        <w:pStyle w:val="Heading3"/>
         <w:numPr>
           <w:ilvl w:val="0"/>
           <w:numId w:val="37"/>
@@ -8236,7 +8210,7 @@
     </w:p>
     <w:p>
       <w:pPr>
-        <w:pStyle w:val="3"/>
+        <w:pStyle w:val="Heading3"/>
         <w:numPr>
           <w:ilvl w:val="1"/>
           <w:numId w:val="37"/>
@@ -8273,7 +8247,7 @@
     </w:p>
     <w:p>
       <w:pPr>
-        <w:pStyle w:val="3"/>
+        <w:pStyle w:val="Heading3"/>
         <w:numPr>
           <w:ilvl w:val="1"/>
           <w:numId w:val="37"/>
@@ -8296,6 +8270,7 @@
           <w:color w:val="auto"/>
           <w:rtl/>
         </w:rPr>
+        <w:lastRenderedPageBreak/>
         <w:t>משוב חיובי ממשתמשים</w:t>
       </w:r>
       <w:r>
@@ -8310,7 +8285,7 @@
     </w:p>
     <w:p>
       <w:pPr>
-        <w:pStyle w:val="3"/>
+        <w:pStyle w:val="Heading3"/>
         <w:numPr>
           <w:ilvl w:val="0"/>
           <w:numId w:val="37"/>
@@ -8347,7 +8322,7 @@
     </w:p>
     <w:p>
       <w:pPr>
-        <w:pStyle w:val="3"/>
+        <w:pStyle w:val="Heading3"/>
         <w:numPr>
           <w:ilvl w:val="1"/>
           <w:numId w:val="37"/>
@@ -8384,7 +8359,7 @@
     </w:p>
     <w:p>
       <w:pPr>
-        <w:pStyle w:val="3"/>
+        <w:pStyle w:val="Heading3"/>
         <w:numPr>
           <w:ilvl w:val="1"/>
           <w:numId w:val="37"/>
@@ -8421,7 +8396,7 @@
     </w:p>
     <w:p>
       <w:pPr>
-        <w:pStyle w:val="1"/>
+        <w:pStyle w:val="Heading1"/>
         <w:rPr>
           <w:rtl/>
         </w:rPr>
@@ -8453,7 +8428,7 @@
     </w:p>
     <w:p>
       <w:pPr>
-        <w:pStyle w:val="3"/>
+        <w:pStyle w:val="Heading3"/>
         <w:numPr>
           <w:ilvl w:val="0"/>
           <w:numId w:val="38"/>
@@ -8493,7 +8468,7 @@
     </w:p>
     <w:p>
       <w:pPr>
-        <w:pStyle w:val="3"/>
+        <w:pStyle w:val="Heading3"/>
         <w:numPr>
           <w:ilvl w:val="1"/>
           <w:numId w:val="38"/>
@@ -8539,7 +8514,7 @@
     </w:p>
     <w:p>
       <w:pPr>
-        <w:pStyle w:val="3"/>
+        <w:pStyle w:val="Heading3"/>
         <w:numPr>
           <w:ilvl w:val="1"/>
           <w:numId w:val="38"/>
@@ -8585,7 +8560,7 @@
     </w:p>
     <w:p>
       <w:pPr>
-        <w:pStyle w:val="3"/>
+        <w:pStyle w:val="Heading3"/>
         <w:numPr>
           <w:ilvl w:val="1"/>
           <w:numId w:val="38"/>
@@ -8640,7 +8615,7 @@
     </w:p>
     <w:p>
       <w:pPr>
-        <w:pStyle w:val="3"/>
+        <w:pStyle w:val="Heading3"/>
         <w:numPr>
           <w:ilvl w:val="0"/>
           <w:numId w:val="38"/>
@@ -8677,7 +8652,7 @@
     </w:p>
     <w:p>
       <w:pPr>
-        <w:pStyle w:val="3"/>
+        <w:pStyle w:val="Heading3"/>
         <w:numPr>
           <w:ilvl w:val="1"/>
           <w:numId w:val="38"/>
@@ -8707,6 +8682,14 @@
           <w:rFonts w:cstheme="minorBidi"/>
           <w:noProof/>
           <w:color w:val="auto"/>
+        </w:rPr>
+        <w:t xml:space="preserve"> </w:t>
+      </w:r>
+      <w:r>
+        <w:rPr>
+          <w:rFonts w:cstheme="minorBidi"/>
+          <w:noProof/>
+          <w:color w:val="auto"/>
           <w:lang w:val="en-GB"/>
         </w:rPr>
         <w:t>1 </w:t>
@@ -8768,7 +8751,7 @@
     </w:p>
     <w:p>
       <w:pPr>
-        <w:pStyle w:val="3"/>
+        <w:pStyle w:val="Heading3"/>
         <w:numPr>
           <w:ilvl w:val="1"/>
           <w:numId w:val="38"/>
@@ -8804,6 +8787,16 @@
       </w:r>
       <w:r>
         <w:rPr>
+          <w:rFonts w:cstheme="minorBidi" w:hint="cs"/>
+          <w:noProof/>
+          <w:color w:val="auto"/>
+          <w:rtl/>
+          <w:lang w:val="en-GB"/>
+        </w:rPr>
+        <w:t xml:space="preserve"> </w:t>
+      </w:r>
+      <w:r>
+        <w:rPr>
           <w:rFonts w:cstheme="minorBidi"/>
           <w:noProof/>
           <w:color w:val="auto"/>
@@ -8866,7 +8859,7 @@
     </w:p>
     <w:p>
       <w:pPr>
-        <w:pStyle w:val="1"/>
+        <w:pStyle w:val="Heading1"/>
         <w:rPr>
           <w:rtl/>
         </w:rPr>
@@ -8876,6 +8869,7 @@
           <w:rFonts w:hint="cs"/>
           <w:rtl/>
         </w:rPr>
+        <w:lastRenderedPageBreak/>
         <w:t>תיאור מצב קיים</w:t>
       </w:r>
       <w:bookmarkEnd w:id="39"/>
@@ -8884,7 +8878,7 @@
     </w:p>
     <w:p>
       <w:pPr>
-        <w:pStyle w:val="3"/>
+        <w:pStyle w:val="Heading3"/>
         <w:numPr>
           <w:ilvl w:val="0"/>
           <w:numId w:val="39"/>
@@ -8924,7 +8918,7 @@
     </w:p>
     <w:p>
       <w:pPr>
-        <w:pStyle w:val="3"/>
+        <w:pStyle w:val="Heading3"/>
         <w:numPr>
           <w:ilvl w:val="1"/>
           <w:numId w:val="39"/>
@@ -8956,7 +8950,7 @@
           <w:color w:val="auto"/>
           <w:lang w:val="en-GB"/>
         </w:rPr>
-        <w:t xml:space="preserve"> (</w:t>
+        <w:t xml:space="preserve"> </w:t>
       </w:r>
       <w:r>
         <w:rPr>
@@ -8974,13 +8968,30 @@
           <w:color w:val="auto"/>
           <w:lang w:val="en-GB"/>
         </w:rPr>
-        <w:t xml:space="preserve"> WhatsApp, Telegram) </w:t>
+        <w:t xml:space="preserve"> </w:t>
       </w:r>
       <w:r>
         <w:rPr>
           <w:rFonts w:cstheme="minorBidi"/>
           <w:noProof/>
           <w:color w:val="auto"/>
+        </w:rPr>
+        <w:t xml:space="preserve">( </w:t>
+      </w:r>
+      <w:r>
+        <w:rPr>
+          <w:rFonts w:cstheme="minorBidi"/>
+          <w:noProof/>
+          <w:color w:val="auto"/>
+          <w:lang w:val="en-GB"/>
+        </w:rPr>
+        <w:t xml:space="preserve">WhatsApp, Telegram) </w:t>
+      </w:r>
+      <w:r>
+        <w:rPr>
+          <w:rFonts w:cstheme="minorBidi"/>
+          <w:noProof/>
+          <w:color w:val="auto"/>
           <w:rtl/>
         </w:rPr>
         <w:t>משתמשות בהצפנה מקצה לקצה, אך ישנן חששות לגבי פרטיות ואבטחת מידע</w:t>
@@ -8997,7 +9008,7 @@
     </w:p>
     <w:p>
       <w:pPr>
-        <w:pStyle w:val="3"/>
+        <w:pStyle w:val="Heading3"/>
         <w:numPr>
           <w:ilvl w:val="1"/>
           <w:numId w:val="39"/>
@@ -9034,7 +9045,7 @@
     </w:p>
     <w:p>
       <w:pPr>
-        <w:pStyle w:val="3"/>
+        <w:pStyle w:val="Heading3"/>
         <w:numPr>
           <w:ilvl w:val="0"/>
           <w:numId w:val="39"/>
@@ -9071,7 +9082,7 @@
     </w:p>
     <w:p>
       <w:pPr>
-        <w:pStyle w:val="3"/>
+        <w:pStyle w:val="Heading3"/>
         <w:numPr>
           <w:ilvl w:val="1"/>
           <w:numId w:val="39"/>
@@ -9108,7 +9119,7 @@
     </w:p>
     <w:p>
       <w:pPr>
-        <w:pStyle w:val="3"/>
+        <w:pStyle w:val="Heading3"/>
         <w:numPr>
           <w:ilvl w:val="1"/>
           <w:numId w:val="39"/>
@@ -9145,7 +9156,7 @@
     </w:p>
     <w:p>
       <w:pPr>
-        <w:pStyle w:val="1"/>
+        <w:pStyle w:val="Heading1"/>
         <w:rPr>
           <w:rtl/>
         </w:rPr>
@@ -9170,7 +9181,7 @@
     </w:p>
     <w:p>
       <w:pPr>
-        <w:pStyle w:val="3"/>
+        <w:pStyle w:val="Heading3"/>
         <w:numPr>
           <w:ilvl w:val="0"/>
           <w:numId w:val="40"/>
@@ -9210,7 +9221,7 @@
     </w:p>
     <w:p>
       <w:pPr>
-        <w:pStyle w:val="3"/>
+        <w:pStyle w:val="Heading3"/>
         <w:numPr>
           <w:ilvl w:val="1"/>
           <w:numId w:val="40"/>
@@ -9237,6 +9248,16 @@
       </w:r>
       <w:r>
         <w:rPr>
+          <w:rFonts w:cstheme="minorBidi" w:hint="cs"/>
+          <w:noProof/>
+          <w:color w:val="auto"/>
+          <w:rtl/>
+          <w:lang w:val="en-GB"/>
+        </w:rPr>
+        <w:t xml:space="preserve"> </w:t>
+      </w:r>
+      <w:r>
+        <w:rPr>
           <w:rFonts w:cstheme="minorBidi"/>
           <w:noProof/>
           <w:color w:val="auto"/>
@@ -9256,7 +9277,7 @@
     </w:p>
     <w:p>
       <w:pPr>
-        <w:pStyle w:val="3"/>
+        <w:pStyle w:val="Heading3"/>
         <w:numPr>
           <w:ilvl w:val="1"/>
           <w:numId w:val="40"/>
@@ -9283,6 +9304,16 @@
       </w:r>
       <w:r>
         <w:rPr>
+          <w:rFonts w:cstheme="minorBidi" w:hint="cs"/>
+          <w:noProof/>
+          <w:color w:val="auto"/>
+          <w:rtl/>
+          <w:lang w:val="en-GB"/>
+        </w:rPr>
+        <w:t xml:space="preserve"> </w:t>
+      </w:r>
+      <w:r>
+        <w:rPr>
           <w:rFonts w:cstheme="minorBidi"/>
           <w:noProof/>
           <w:color w:val="auto"/>
@@ -9302,7 +9333,7 @@
     </w:p>
     <w:p>
       <w:pPr>
-        <w:pStyle w:val="3"/>
+        <w:pStyle w:val="Heading3"/>
         <w:numPr>
           <w:ilvl w:val="0"/>
           <w:numId w:val="40"/>
@@ -9339,7 +9370,7 @@
     </w:p>
     <w:p>
       <w:pPr>
-        <w:pStyle w:val="3"/>
+        <w:pStyle w:val="Heading3"/>
         <w:numPr>
           <w:ilvl w:val="1"/>
           <w:numId w:val="40"/>
@@ -9412,7 +9443,7 @@
     </w:p>
     <w:p>
       <w:pPr>
-        <w:pStyle w:val="3"/>
+        <w:pStyle w:val="Heading3"/>
         <w:numPr>
           <w:ilvl w:val="1"/>
           <w:numId w:val="40"/>
@@ -9467,26 +9498,17 @@
     </w:p>
     <w:p>
       <w:pPr>
-        <w:pStyle w:val="1"/>
-        <w:rPr>
-          <w:rtl/>
-        </w:rPr>
-      </w:pPr>
-      <w:proofErr w:type="spellStart"/>
+        <w:pStyle w:val="Heading1"/>
+        <w:rPr>
+          <w:rtl/>
+        </w:rPr>
+      </w:pPr>
       <w:r>
         <w:rPr>
           <w:rFonts w:hint="cs"/>
           <w:rtl/>
         </w:rPr>
-        <w:t>איפיון</w:t>
-      </w:r>
-      <w:proofErr w:type="spellEnd"/>
-      <w:r>
-        <w:rPr>
-          <w:rFonts w:hint="cs"/>
-          <w:rtl/>
-        </w:rPr>
-        <w:t xml:space="preserve"> </w:t>
+        <w:t xml:space="preserve">איפיון </w:t>
       </w:r>
       <w:r>
         <w:rPr>
@@ -9515,7 +9537,7 @@
     </w:p>
     <w:p>
       <w:pPr>
-        <w:pStyle w:val="2"/>
+        <w:pStyle w:val="Heading2"/>
         <w:rPr>
           <w:rtl/>
         </w:rPr>
@@ -9551,7 +9573,7 @@
     </w:p>
     <w:p>
       <w:pPr>
-        <w:pStyle w:val="2"/>
+        <w:pStyle w:val="Heading2"/>
         <w:rPr>
           <w:rtl/>
         </w:rPr>
@@ -9559,21 +9581,12 @@
       <w:bookmarkStart w:id="51" w:name="_Toc191372297"/>
       <w:bookmarkStart w:id="52" w:name="_Toc191826977"/>
       <w:bookmarkStart w:id="53" w:name="_Toc191827387"/>
-      <w:proofErr w:type="spellStart"/>
       <w:r>
         <w:rPr>
           <w:rFonts w:hint="cs"/>
           <w:rtl/>
         </w:rPr>
-        <w:t>מודולי</w:t>
-      </w:r>
-      <w:proofErr w:type="spellEnd"/>
-      <w:r>
-        <w:rPr>
-          <w:rFonts w:hint="cs"/>
-          <w:rtl/>
-        </w:rPr>
-        <w:t xml:space="preserve"> המערכת</w:t>
+        <w:t>מודולי המערכת</w:t>
       </w:r>
       <w:bookmarkEnd w:id="51"/>
       <w:bookmarkEnd w:id="52"/>
@@ -9588,7 +9601,7 @@
     </w:p>
     <w:p>
       <w:pPr>
-        <w:pStyle w:val="2"/>
+        <w:pStyle w:val="Heading2"/>
         <w:rPr>
           <w:rtl/>
         </w:rPr>
@@ -9601,40 +9614,22 @@
           <w:rFonts w:hint="cs"/>
           <w:rtl/>
         </w:rPr>
-        <w:t xml:space="preserve">אפיון </w:t>
-      </w:r>
-      <w:proofErr w:type="spellStart"/>
+        <w:t>אפיון פונקצונאלי</w:t>
+      </w:r>
       <w:r>
         <w:rPr>
           <w:rFonts w:hint="cs"/>
           <w:rtl/>
         </w:rPr>
-        <w:t>פונקצונאלי</w:t>
-      </w:r>
-      <w:proofErr w:type="spellEnd"/>
-      <w:r>
-        <w:rPr>
-          <w:rFonts w:hint="cs"/>
-          <w:rtl/>
-        </w:rPr>
-        <w:t xml:space="preserve"> וביצועים </w:t>
-      </w:r>
-      <w:proofErr w:type="spellStart"/>
-      <w:r>
-        <w:rPr>
-          <w:rFonts w:hint="cs"/>
-          <w:rtl/>
-        </w:rPr>
-        <w:t>עקריים</w:t>
+        <w:t xml:space="preserve"> וביצועים עקריים</w:t>
       </w:r>
       <w:bookmarkEnd w:id="54"/>
       <w:bookmarkEnd w:id="55"/>
       <w:bookmarkEnd w:id="56"/>
-      <w:proofErr w:type="spellEnd"/>
-    </w:p>
-    <w:p>
-      <w:pPr>
-        <w:pStyle w:val="2"/>
+    </w:p>
+    <w:p>
+      <w:pPr>
+        <w:pStyle w:val="Heading2"/>
         <w:rPr>
           <w:rtl/>
         </w:rPr>
@@ -9662,7 +9657,7 @@
     </w:p>
     <w:p>
       <w:pPr>
-        <w:pStyle w:val="1"/>
+        <w:pStyle w:val="Heading1"/>
         <w:rPr>
           <w:rtl/>
         </w:rPr>
@@ -9675,6 +9670,7 @@
           <w:rFonts w:hint="cs"/>
           <w:rtl/>
         </w:rPr>
+        <w:lastRenderedPageBreak/>
         <w:t>תיאור תהליכי אבטחת מידע במערכת</w:t>
       </w:r>
       <w:r>
@@ -9731,7 +9727,7 @@
     </w:p>
     <w:p>
       <w:pPr>
-        <w:pStyle w:val="2"/>
+        <w:pStyle w:val="Heading2"/>
         <w:rPr>
           <w:rtl/>
         </w:rPr>
@@ -9752,7 +9748,7 @@
     </w:p>
     <w:p>
       <w:pPr>
-        <w:pStyle w:val="2"/>
+        <w:pStyle w:val="Heading2"/>
         <w:rPr>
           <w:rtl/>
         </w:rPr>
@@ -9765,24 +9761,15 @@
           <w:rFonts w:hint="cs"/>
           <w:rtl/>
         </w:rPr>
-        <w:t xml:space="preserve">תיאור </w:t>
-      </w:r>
-      <w:proofErr w:type="spellStart"/>
-      <w:r>
-        <w:rPr>
-          <w:rFonts w:hint="cs"/>
-          <w:rtl/>
-        </w:rPr>
-        <w:t>הצפנות</w:t>
+        <w:t>תיאור הצפנות</w:t>
       </w:r>
       <w:bookmarkEnd w:id="66"/>
       <w:bookmarkEnd w:id="67"/>
       <w:bookmarkEnd w:id="68"/>
-      <w:proofErr w:type="spellEnd"/>
-    </w:p>
-    <w:p>
-      <w:pPr>
-        <w:pStyle w:val="1"/>
+    </w:p>
+    <w:p>
+      <w:pPr>
+        <w:pStyle w:val="Heading1"/>
         <w:rPr>
           <w:rtl/>
         </w:rPr>
@@ -9851,7 +9838,7 @@
     </w:p>
     <w:p>
       <w:pPr>
-        <w:pStyle w:val="2"/>
+        <w:pStyle w:val="Heading2"/>
         <w:rPr>
           <w:rtl/>
         </w:rPr>
@@ -9879,7 +9866,7 @@
     </w:p>
     <w:p>
       <w:pPr>
-        <w:pStyle w:val="2"/>
+        <w:pStyle w:val="Heading2"/>
         <w:rPr>
           <w:rtl/>
         </w:rPr>
@@ -9900,7 +9887,7 @@
     </w:p>
     <w:p>
       <w:pPr>
-        <w:pStyle w:val="2"/>
+        <w:pStyle w:val="Heading2"/>
         <w:rPr>
           <w:rtl/>
         </w:rPr>
@@ -9921,7 +9908,7 @@
     </w:p>
     <w:p>
       <w:pPr>
-        <w:pStyle w:val="1"/>
+        <w:pStyle w:val="Heading1"/>
       </w:pPr>
       <w:bookmarkStart w:id="81" w:name="_Toc191372307"/>
       <w:bookmarkStart w:id="82" w:name="_Toc191826987"/>
@@ -9939,7 +9926,7 @@
     </w:p>
     <w:p>
       <w:pPr>
-        <w:pStyle w:val="2"/>
+        <w:pStyle w:val="Heading2"/>
       </w:pPr>
       <w:bookmarkStart w:id="84" w:name="_Toc191372308"/>
       <w:bookmarkStart w:id="85" w:name="_Toc191826988"/>
@@ -9971,7 +9958,7 @@
     </w:p>
     <w:p>
       <w:pPr>
-        <w:pStyle w:val="2"/>
+        <w:pStyle w:val="Heading2"/>
         <w:rPr>
           <w:rtl/>
         </w:rPr>
@@ -10006,7 +9993,7 @@
     </w:p>
     <w:p>
       <w:pPr>
-        <w:pStyle w:val="2"/>
+        <w:pStyle w:val="Heading2"/>
       </w:pPr>
       <w:bookmarkStart w:id="90" w:name="_Toc191372310"/>
       <w:bookmarkStart w:id="91" w:name="_Toc191826990"/>
@@ -10024,7 +10011,7 @@
     </w:p>
     <w:p>
       <w:pPr>
-        <w:pStyle w:val="2"/>
+        <w:pStyle w:val="Heading2"/>
         <w:rPr>
           <w:rtl/>
         </w:rPr>
@@ -10045,7 +10032,7 @@
     </w:p>
     <w:p>
       <w:pPr>
-        <w:pStyle w:val="2"/>
+        <w:pStyle w:val="Heading2"/>
         <w:rPr>
           <w:rtl/>
         </w:rPr>
@@ -10066,7 +10053,7 @@
     </w:p>
     <w:p>
       <w:pPr>
-        <w:pStyle w:val="2"/>
+        <w:pStyle w:val="Heading2"/>
         <w:rPr>
           <w:rtl/>
         </w:rPr>
@@ -10087,7 +10074,7 @@
     </w:p>
     <w:p>
       <w:pPr>
-        <w:pStyle w:val="2"/>
+        <w:pStyle w:val="Heading2"/>
         <w:rPr>
           <w:rtl/>
         </w:rPr>
@@ -10129,7 +10116,7 @@
     </w:p>
     <w:p>
       <w:pPr>
-        <w:pStyle w:val="2"/>
+        <w:pStyle w:val="Heading2"/>
         <w:rPr>
           <w:rtl/>
         </w:rPr>
@@ -10174,7 +10161,7 @@
     </w:p>
     <w:p>
       <w:pPr>
-        <w:pStyle w:val="1"/>
+        <w:pStyle w:val="Heading1"/>
         <w:rPr>
           <w:rtl/>
         </w:rPr>
@@ -10217,7 +10204,7 @@
     </w:p>
     <w:p>
       <w:pPr>
-        <w:pStyle w:val="2"/>
+        <w:pStyle w:val="Heading2"/>
         <w:rPr>
           <w:rtl/>
         </w:rPr>
@@ -10305,7 +10292,7 @@
     </w:p>
     <w:p>
       <w:pPr>
-        <w:pStyle w:val="2"/>
+        <w:pStyle w:val="Heading2"/>
         <w:rPr>
           <w:rtl/>
         </w:rPr>
@@ -10422,7 +10409,7 @@
     </w:p>
     <w:p>
       <w:pPr>
-        <w:pStyle w:val="1"/>
+        <w:pStyle w:val="Heading1"/>
         <w:rPr>
           <w:rtl/>
         </w:rPr>
@@ -10435,6 +10422,7 @@
           <w:rFonts w:hint="cs"/>
           <w:rtl/>
         </w:rPr>
+        <w:lastRenderedPageBreak/>
         <w:t>תיאור מסכים וממשק משתמש</w:t>
       </w:r>
       <w:bookmarkEnd w:id="117"/>
@@ -10443,7 +10431,7 @@
     </w:p>
     <w:p>
       <w:pPr>
-        <w:pStyle w:val="2"/>
+        <w:pStyle w:val="Heading2"/>
         <w:rPr>
           <w:rtl/>
         </w:rPr>
@@ -10481,44 +10469,26 @@
           <w:highlight w:val="yellow"/>
           <w:rtl/>
         </w:rPr>
-        <w:t xml:space="preserve">המסכים והמעברים </w:t>
-      </w:r>
-      <w:proofErr w:type="spellStart"/>
+        <w:t>המסכים והמעברים בינהם (</w:t>
+      </w:r>
+      <w:r>
+        <w:rPr>
+          <w:highlight w:val="yellow"/>
+        </w:rPr>
+        <w:t>Screen flow diagram</w:t>
+      </w:r>
       <w:r>
         <w:rPr>
           <w:rFonts w:hint="cs"/>
           <w:highlight w:val="yellow"/>
           <w:rtl/>
         </w:rPr>
-        <w:t>בינהם</w:t>
-      </w:r>
-      <w:proofErr w:type="spellEnd"/>
-      <w:r>
-        <w:rPr>
-          <w:rFonts w:hint="cs"/>
-          <w:highlight w:val="yellow"/>
-          <w:rtl/>
-        </w:rPr>
-        <w:t xml:space="preserve"> (</w:t>
-      </w:r>
-      <w:r>
-        <w:rPr>
-          <w:highlight w:val="yellow"/>
-        </w:rPr>
-        <w:t>Screen flow diagram</w:t>
-      </w:r>
-      <w:r>
-        <w:rPr>
-          <w:rFonts w:hint="cs"/>
-          <w:highlight w:val="yellow"/>
-          <w:rtl/>
-        </w:rPr>
         <w:t>) כולל מוגנים</w:t>
       </w:r>
     </w:p>
     <w:p>
       <w:pPr>
-        <w:pStyle w:val="2"/>
+        <w:pStyle w:val="Heading2"/>
         <w:rPr>
           <w:rtl/>
         </w:rPr>
@@ -10633,7 +10603,7 @@
     </w:p>
     <w:p>
       <w:pPr>
-        <w:pStyle w:val="a8"/>
+        <w:pStyle w:val="ListParagraph"/>
         <w:numPr>
           <w:ilvl w:val="0"/>
           <w:numId w:val="28"/>
@@ -10663,7 +10633,7 @@
     </w:p>
     <w:p>
       <w:pPr>
-        <w:pStyle w:val="a8"/>
+        <w:pStyle w:val="ListParagraph"/>
         <w:numPr>
           <w:ilvl w:val="0"/>
           <w:numId w:val="28"/>
@@ -10679,7 +10649,7 @@
     </w:p>
     <w:p>
       <w:pPr>
-        <w:pStyle w:val="a8"/>
+        <w:pStyle w:val="ListParagraph"/>
         <w:numPr>
           <w:ilvl w:val="0"/>
           <w:numId w:val="28"/>
@@ -10695,7 +10665,7 @@
     </w:p>
     <w:p>
       <w:pPr>
-        <w:pStyle w:val="1"/>
+        <w:pStyle w:val="Heading1"/>
         <w:rPr>
           <w:rtl/>
         </w:rPr>
@@ -10716,7 +10686,7 @@
     </w:p>
     <w:p>
       <w:pPr>
-        <w:pStyle w:val="2"/>
+        <w:pStyle w:val="Heading2"/>
         <w:rPr>
           <w:rtl/>
         </w:rPr>
@@ -10737,7 +10707,7 @@
     </w:p>
     <w:p>
       <w:pPr>
-        <w:pStyle w:val="2"/>
+        <w:pStyle w:val="Heading2"/>
         <w:rPr>
           <w:rtl/>
         </w:rPr>
@@ -10758,7 +10728,7 @@
     </w:p>
     <w:p>
       <w:pPr>
-        <w:pStyle w:val="2"/>
+        <w:pStyle w:val="Heading2"/>
         <w:rPr>
           <w:rtl/>
         </w:rPr>
@@ -10786,7 +10756,7 @@
     </w:p>
     <w:p>
       <w:pPr>
-        <w:pStyle w:val="3"/>
+        <w:pStyle w:val="Heading3"/>
         <w:rPr>
           <w:rtl/>
         </w:rPr>
@@ -10805,7 +10775,7 @@
     </w:p>
     <w:p>
       <w:pPr>
-        <w:pStyle w:val="3"/>
+        <w:pStyle w:val="Heading3"/>
         <w:rPr>
           <w:rtl/>
         </w:rPr>
@@ -10835,7 +10805,7 @@
     </w:p>
     <w:p>
       <w:pPr>
-        <w:pStyle w:val="3"/>
+        <w:pStyle w:val="Heading3"/>
         <w:rPr>
           <w:rtl/>
         </w:rPr>
@@ -10854,7 +10824,7 @@
     </w:p>
     <w:p>
       <w:pPr>
-        <w:pStyle w:val="2"/>
+        <w:pStyle w:val="Heading2"/>
         <w:rPr>
           <w:rtl/>
         </w:rPr>
@@ -10875,7 +10845,7 @@
     </w:p>
     <w:p>
       <w:pPr>
-        <w:pStyle w:val="2"/>
+        <w:pStyle w:val="Heading2"/>
         <w:rPr>
           <w:rtl/>
         </w:rPr>
@@ -11009,7 +10979,7 @@
     </w:p>
     <w:p>
       <w:pPr>
-        <w:pStyle w:val="a8"/>
+        <w:pStyle w:val="ListParagraph"/>
         <w:numPr>
           <w:ilvl w:val="0"/>
           <w:numId w:val="28"/>
@@ -11025,7 +10995,7 @@
     </w:p>
     <w:p>
       <w:pPr>
-        <w:pStyle w:val="a8"/>
+        <w:pStyle w:val="ListParagraph"/>
         <w:numPr>
           <w:ilvl w:val="0"/>
           <w:numId w:val="28"/>
@@ -11041,7 +11011,7 @@
     </w:p>
     <w:p>
       <w:pPr>
-        <w:pStyle w:val="1"/>
+        <w:pStyle w:val="Heading1"/>
         <w:rPr>
           <w:rtl/>
         </w:rPr>
@@ -11054,6 +11024,7 @@
           <w:rFonts w:hint="cs"/>
           <w:rtl/>
         </w:rPr>
+        <w:lastRenderedPageBreak/>
         <w:t>מדריך למשתמש</w:t>
       </w:r>
       <w:bookmarkEnd w:id="150"/>
@@ -11077,7 +11048,7 @@
     </w:p>
     <w:p>
       <w:pPr>
-        <w:pStyle w:val="1"/>
+        <w:pStyle w:val="Heading1"/>
         <w:rPr>
           <w:rtl/>
         </w:rPr>
@@ -11114,7 +11085,7 @@
     </w:p>
     <w:p>
       <w:pPr>
-        <w:pStyle w:val="1"/>
+        <w:pStyle w:val="Heading1"/>
         <w:rPr>
           <w:rtl/>
         </w:rPr>
@@ -11150,7 +11121,7 @@
     </w:p>
     <w:p>
       <w:pPr>
-        <w:pStyle w:val="1"/>
+        <w:pStyle w:val="Heading1"/>
         <w:rPr>
           <w:rtl/>
         </w:rPr>
@@ -11186,14 +11157,13 @@
     </w:p>
     <w:p>
       <w:pPr>
-        <w:pStyle w:val="1"/>
+        <w:pStyle w:val="Heading1"/>
         <w:rPr>
           <w:rtl/>
         </w:rPr>
       </w:pPr>
       <w:bookmarkStart w:id="163" w:name="_Toc191827012"/>
       <w:bookmarkStart w:id="164" w:name="_Toc191827425"/>
-      <w:proofErr w:type="spellStart"/>
       <w:r>
         <w:rPr>
           <w:rFonts w:hint="cs"/>
@@ -11204,7 +11174,6 @@
       <w:bookmarkEnd w:id="162"/>
       <w:bookmarkEnd w:id="163"/>
       <w:bookmarkEnd w:id="164"/>
-      <w:proofErr w:type="spellEnd"/>
     </w:p>
     <w:p>
       <w:r>
@@ -11288,7 +11257,7 @@
         <w:sdtContent>
           <w:p>
             <w:pPr>
-              <w:pStyle w:val="ab"/>
+              <w:pStyle w:val="Footer"/>
               <w:jc w:val="right"/>
               <w:rPr>
                 <w:rFonts w:ascii="Arial" w:hAnsi="Arial" w:cs="Arial"/>
@@ -11443,7 +11412,7 @@
 <w:hdr xmlns:wpc="http://schemas.microsoft.com/office/word/2010/wordprocessingCanvas" xmlns:cx="http://schemas.microsoft.com/office/drawing/2014/chartex" xmlns:cx1="http://schemas.microsoft.com/office/drawing/2015/9/8/chartex" xmlns:cx2="http://schemas.microsoft.com/office/drawing/2015/10/21/chartex" xmlns:cx3="http://schemas.microsoft.com/office/drawing/2016/5/9/chartex" xmlns:cx4="http://schemas.microsoft.com/office/drawing/2016/5/10/chartex" xmlns:cx5="http://schemas.microsoft.com/office/drawing/2016/5/11/chartex" xmlns:cx6="http://schemas.microsoft.com/office/drawing/2016/5/12/chartex" xmlns:cx7="http://schemas.microsoft.com/office/drawing/2016/5/13/chartex" xmlns:cx8="http://schemas.microsoft.com/office/drawing/2016/5/14/chartex" xmlns:mc="http://schemas.openxmlformats.org/markup-compatibility/2006" xmlns:aink="http://schemas.microsoft.com/office/drawing/2016/ink" xmlns:am3d="http://schemas.microsoft.com/office/drawing/2017/model3d" xmlns:o="urn:schemas-microsoft-com:office:office" xmlns:oel="http://schemas.microsoft.com/office/2019/extlst" xmlns:r="http://schemas.openxmlformats.org/officeDocument/2006/relationships" xmlns:m="http://schemas.openxmlformats.org/officeDocument/2006/math" xmlns:v="urn:schemas-microsoft-com:vml" xmlns:wp14="http://schemas.microsoft.com/office/word/2010/wordprocessingDrawing" xmlns:wp="http://schemas.openxmlformats.org/drawingml/2006/wordprocessingDrawing" xmlns:w10="urn:schemas-microsoft-com:office:word" xmlns:w="http://schemas.openxmlformats.org/wordprocessingml/2006/main" xmlns:w14="http://schemas.microsoft.com/office/word/2010/wordml" xmlns:w15="http://schemas.microsoft.com/office/word/2012/wordml" xmlns:w16cex="http://schemas.microsoft.com/office/word/2018/wordml/cex" xmlns:w16cid="http://schemas.microsoft.com/office/word/2016/wordml/cid" xmlns:w16="http://schemas.microsoft.com/office/word/2018/wordml" xmlns:w16du="http://schemas.microsoft.com/office/word/2023/wordml/word16du" xmlns:w16sdtdh="http://schemas.microsoft.com/office/word/2020/wordml/sdtdatahash" xmlns:w16sdtfl="http://schemas.microsoft.com/office/word/2024/wordml/sdtformatlock" xmlns:w16se="http://schemas.microsoft.com/office/word/2015/wordml/symex" xmlns:wpg="http://schemas.microsoft.com/office/word/2010/wordprocessingGroup" xmlns:wpi="http://schemas.microsoft.com/office/word/2010/wordprocessingInk" xmlns:wne="http://schemas.microsoft.com/office/word/2006/wordml" xmlns:wps="http://schemas.microsoft.com/office/word/2010/wordprocessingShape" mc:Ignorable="w14 w15 w16se w16cid w16 w16cex w16sdtdh w16sdtfl w16du wp14">
   <w:p>
     <w:pPr>
-      <w:pStyle w:val="a9"/>
+      <w:pStyle w:val="Header"/>
       <w:rPr>
         <w:rFonts w:asciiTheme="minorBidi" w:hAnsiTheme="minorBidi" w:cstheme="minorBidi"/>
         <w:sz w:val="20"/>
@@ -11507,7 +11476,7 @@
 <w:hdr xmlns:wpc="http://schemas.microsoft.com/office/word/2010/wordprocessingCanvas" xmlns:cx="http://schemas.microsoft.com/office/drawing/2014/chartex" xmlns:cx1="http://schemas.microsoft.com/office/drawing/2015/9/8/chartex" xmlns:cx2="http://schemas.microsoft.com/office/drawing/2015/10/21/chartex" xmlns:cx3="http://schemas.microsoft.com/office/drawing/2016/5/9/chartex" xmlns:cx4="http://schemas.microsoft.com/office/drawing/2016/5/10/chartex" xmlns:cx5="http://schemas.microsoft.com/office/drawing/2016/5/11/chartex" xmlns:cx6="http://schemas.microsoft.com/office/drawing/2016/5/12/chartex" xmlns:cx7="http://schemas.microsoft.com/office/drawing/2016/5/13/chartex" xmlns:cx8="http://schemas.microsoft.com/office/drawing/2016/5/14/chartex" xmlns:mc="http://schemas.openxmlformats.org/markup-compatibility/2006" xmlns:aink="http://schemas.microsoft.com/office/drawing/2016/ink" xmlns:am3d="http://schemas.microsoft.com/office/drawing/2017/model3d" xmlns:o="urn:schemas-microsoft-com:office:office" xmlns:oel="http://schemas.microsoft.com/office/2019/extlst" xmlns:r="http://schemas.openxmlformats.org/officeDocument/2006/relationships" xmlns:m="http://schemas.openxmlformats.org/officeDocument/2006/math" xmlns:v="urn:schemas-microsoft-com:vml" xmlns:wp14="http://schemas.microsoft.com/office/word/2010/wordprocessingDrawing" xmlns:wp="http://schemas.openxmlformats.org/drawingml/2006/wordprocessingDrawing" xmlns:w10="urn:schemas-microsoft-com:office:word" xmlns:w="http://schemas.openxmlformats.org/wordprocessingml/2006/main" xmlns:w14="http://schemas.microsoft.com/office/word/2010/wordml" xmlns:w15="http://schemas.microsoft.com/office/word/2012/wordml" xmlns:w16cex="http://schemas.microsoft.com/office/word/2018/wordml/cex" xmlns:w16cid="http://schemas.microsoft.com/office/word/2016/wordml/cid" xmlns:w16="http://schemas.microsoft.com/office/word/2018/wordml" xmlns:w16du="http://schemas.microsoft.com/office/word/2023/wordml/word16du" xmlns:w16sdtdh="http://schemas.microsoft.com/office/word/2020/wordml/sdtdatahash" xmlns:w16sdtfl="http://schemas.microsoft.com/office/word/2024/wordml/sdtformatlock" xmlns:w16se="http://schemas.microsoft.com/office/word/2015/wordml/symex" xmlns:wpg="http://schemas.microsoft.com/office/word/2010/wordprocessingGroup" xmlns:wpi="http://schemas.microsoft.com/office/word/2010/wordprocessingInk" xmlns:wne="http://schemas.microsoft.com/office/word/2006/wordml" xmlns:wps="http://schemas.microsoft.com/office/word/2010/wordprocessingShape" mc:Ignorable="w14 w15 w16se w16cid w16 w16cex w16sdtdh w16sdtfl w16du wp14">
   <w:p>
     <w:pPr>
-      <w:pStyle w:val="a9"/>
+      <w:pStyle w:val="Header"/>
       <w:rPr>
         <w:rFonts w:ascii="Narkisim" w:hAnsi="Narkisim" w:cs="Narkisim"/>
         <w:sz w:val="22"/>
@@ -11518,7 +11487,7 @@
   </w:p>
   <w:p>
     <w:pPr>
-      <w:pStyle w:val="a9"/>
+      <w:pStyle w:val="Header"/>
       <w:rPr>
         <w:rFonts w:ascii="Narkisim" w:hAnsi="Narkisim" w:cs="Narkisim"/>
         <w:sz w:val="22"/>
@@ -14604,7 +14573,7 @@
     <w:lvl w:ilvl="0">
       <w:start w:val="1"/>
       <w:numFmt w:val="decimal"/>
-      <w:pStyle w:val="1"/>
+      <w:pStyle w:val="Heading1"/>
       <w:lvlText w:val="%1"/>
       <w:lvlJc w:val="left"/>
       <w:pPr>
@@ -14663,7 +14632,7 @@
     <w:lvl w:ilvl="1">
       <w:start w:val="1"/>
       <w:numFmt w:val="decimal"/>
-      <w:pStyle w:val="2"/>
+      <w:pStyle w:val="Heading2"/>
       <w:lvlText w:val="%1.%2"/>
       <w:lvlJc w:val="left"/>
       <w:pPr>
@@ -14678,7 +14647,7 @@
     <w:lvl w:ilvl="2">
       <w:start w:val="1"/>
       <w:numFmt w:val="decimal"/>
-      <w:pStyle w:val="3"/>
+      <w:pStyle w:val="Heading3"/>
       <w:lvlText w:val="%1.%2.%3"/>
       <w:lvlJc w:val="left"/>
       <w:pPr>
@@ -16766,7 +16735,7 @@
     <w:lsdException w:name="Unresolved Mention" w:semiHidden="1" w:unhideWhenUsed="1"/>
     <w:lsdException w:name="Smart Link" w:semiHidden="1" w:unhideWhenUsed="1"/>
   </w:latentStyles>
-  <w:style w:type="paragraph" w:default="1" w:styleId="a">
+  <w:style w:type="paragraph" w:default="1" w:styleId="Normal">
     <w:name w:val="Normal"/>
     <w:qFormat/>
     <w:rsid w:val="003D46CC"/>
@@ -16781,11 +16750,11 @@
       <w:szCs w:val="24"/>
     </w:rPr>
   </w:style>
-  <w:style w:type="paragraph" w:styleId="1">
+  <w:style w:type="paragraph" w:styleId="Heading1">
     <w:name w:val="heading 1"/>
-    <w:basedOn w:val="a"/>
-    <w:next w:val="a"/>
-    <w:link w:val="10"/>
+    <w:basedOn w:val="Normal"/>
+    <w:next w:val="Normal"/>
+    <w:link w:val="Heading1Char"/>
     <w:autoRedefine/>
     <w:uiPriority w:val="9"/>
     <w:qFormat/>
@@ -16809,11 +16778,11 @@
       <w:szCs w:val="32"/>
     </w:rPr>
   </w:style>
-  <w:style w:type="paragraph" w:styleId="2">
+  <w:style w:type="paragraph" w:styleId="Heading2">
     <w:name w:val="heading 2"/>
-    <w:basedOn w:val="a"/>
-    <w:next w:val="a"/>
-    <w:link w:val="20"/>
+    <w:basedOn w:val="Normal"/>
+    <w:next w:val="Normal"/>
+    <w:link w:val="Heading2Char"/>
     <w:autoRedefine/>
     <w:uiPriority w:val="9"/>
     <w:unhideWhenUsed/>
@@ -16839,11 +16808,11 @@
       <w:szCs w:val="28"/>
     </w:rPr>
   </w:style>
-  <w:style w:type="paragraph" w:styleId="3">
+  <w:style w:type="paragraph" w:styleId="Heading3">
     <w:name w:val="heading 3"/>
-    <w:basedOn w:val="a"/>
-    <w:next w:val="a"/>
-    <w:link w:val="30"/>
+    <w:basedOn w:val="Normal"/>
+    <w:next w:val="Normal"/>
+    <w:link w:val="Heading3Char"/>
     <w:autoRedefine/>
     <w:uiPriority w:val="9"/>
     <w:unhideWhenUsed/>
@@ -16867,11 +16836,11 @@
       <w:color w:val="2F5496" w:themeColor="accent1" w:themeShade="BF"/>
     </w:rPr>
   </w:style>
-  <w:style w:type="paragraph" w:styleId="4">
+  <w:style w:type="paragraph" w:styleId="Heading4">
     <w:name w:val="heading 4"/>
-    <w:basedOn w:val="a"/>
-    <w:next w:val="a"/>
-    <w:link w:val="40"/>
+    <w:basedOn w:val="Normal"/>
+    <w:next w:val="Normal"/>
+    <w:link w:val="Heading4Char"/>
     <w:uiPriority w:val="9"/>
     <w:unhideWhenUsed/>
     <w:qFormat/>
@@ -16891,11 +16860,11 @@
       <w:color w:val="4472C4" w:themeColor="accent1"/>
     </w:rPr>
   </w:style>
-  <w:style w:type="paragraph" w:styleId="5">
+  <w:style w:type="paragraph" w:styleId="Heading5">
     <w:name w:val="heading 5"/>
-    <w:basedOn w:val="a"/>
-    <w:next w:val="a"/>
-    <w:link w:val="50"/>
+    <w:basedOn w:val="Normal"/>
+    <w:next w:val="Normal"/>
+    <w:link w:val="Heading5Char"/>
     <w:uiPriority w:val="9"/>
     <w:unhideWhenUsed/>
     <w:qFormat/>
@@ -16914,11 +16883,11 @@
       <w:u w:val="single"/>
     </w:rPr>
   </w:style>
-  <w:style w:type="paragraph" w:styleId="6">
+  <w:style w:type="paragraph" w:styleId="Heading6">
     <w:name w:val="heading 6"/>
-    <w:basedOn w:val="a"/>
-    <w:next w:val="a"/>
-    <w:link w:val="60"/>
+    <w:basedOn w:val="Normal"/>
+    <w:next w:val="Normal"/>
+    <w:link w:val="Heading6Char"/>
     <w:uiPriority w:val="9"/>
     <w:unhideWhenUsed/>
     <w:qFormat/>
@@ -16936,11 +16905,11 @@
       <w:color w:val="1F3763" w:themeColor="accent1" w:themeShade="7F"/>
     </w:rPr>
   </w:style>
-  <w:style w:type="paragraph" w:styleId="7">
+  <w:style w:type="paragraph" w:styleId="Heading7">
     <w:name w:val="heading 7"/>
-    <w:basedOn w:val="a"/>
-    <w:next w:val="a"/>
-    <w:link w:val="70"/>
+    <w:basedOn w:val="Normal"/>
+    <w:next w:val="Normal"/>
+    <w:link w:val="Heading7Char"/>
     <w:uiPriority w:val="9"/>
     <w:unhideWhenUsed/>
     <w:qFormat/>
@@ -16958,12 +16927,13 @@
       <w:color w:val="404040" w:themeColor="text1" w:themeTint="BF"/>
     </w:rPr>
   </w:style>
-  <w:style w:type="character" w:default="1" w:styleId="a0">
+  <w:style w:type="character" w:default="1" w:styleId="DefaultParagraphFont">
     <w:name w:val="Default Paragraph Font"/>
     <w:uiPriority w:val="1"/>
+    <w:semiHidden/>
     <w:unhideWhenUsed/>
   </w:style>
-  <w:style w:type="table" w:default="1" w:styleId="a1">
+  <w:style w:type="table" w:default="1" w:styleId="TableNormal">
     <w:name w:val="Normal Table"/>
     <w:uiPriority w:val="99"/>
     <w:semiHidden/>
@@ -16978,16 +16948,16 @@
       </w:tblCellMar>
     </w:tblPr>
   </w:style>
-  <w:style w:type="numbering" w:default="1" w:styleId="a2">
+  <w:style w:type="numbering" w:default="1" w:styleId="NoList">
     <w:name w:val="No List"/>
     <w:uiPriority w:val="99"/>
     <w:semiHidden/>
     <w:unhideWhenUsed/>
   </w:style>
-  <w:style w:type="character" w:customStyle="1" w:styleId="10">
-    <w:name w:val="כותרת 1 תו"/>
-    <w:basedOn w:val="a0"/>
-    <w:link w:val="1"/>
+  <w:style w:type="character" w:customStyle="1" w:styleId="Heading1Char">
+    <w:name w:val="Heading 1 Char"/>
+    <w:basedOn w:val="DefaultParagraphFont"/>
+    <w:link w:val="Heading1"/>
     <w:uiPriority w:val="9"/>
     <w:rsid w:val="002A30AE"/>
     <w:rPr>
@@ -16999,10 +16969,10 @@
       <w:szCs w:val="32"/>
     </w:rPr>
   </w:style>
-  <w:style w:type="character" w:customStyle="1" w:styleId="20">
-    <w:name w:val="כותרת 2 תו"/>
-    <w:basedOn w:val="a0"/>
-    <w:link w:val="2"/>
+  <w:style w:type="character" w:customStyle="1" w:styleId="Heading2Char">
+    <w:name w:val="Heading 2 Char"/>
+    <w:basedOn w:val="DefaultParagraphFont"/>
+    <w:link w:val="Heading2"/>
     <w:uiPriority w:val="9"/>
     <w:rsid w:val="00146CA2"/>
     <w:rPr>
@@ -17014,10 +16984,10 @@
       <w:szCs w:val="28"/>
     </w:rPr>
   </w:style>
-  <w:style w:type="character" w:customStyle="1" w:styleId="30">
-    <w:name w:val="כותרת 3 תו"/>
-    <w:basedOn w:val="a0"/>
-    <w:link w:val="3"/>
+  <w:style w:type="character" w:customStyle="1" w:styleId="Heading3Char">
+    <w:name w:val="Heading 3 Char"/>
+    <w:basedOn w:val="DefaultParagraphFont"/>
+    <w:link w:val="Heading3"/>
     <w:uiPriority w:val="9"/>
     <w:rsid w:val="002A30AE"/>
     <w:rPr>
@@ -17029,10 +16999,10 @@
       <w:szCs w:val="24"/>
     </w:rPr>
   </w:style>
-  <w:style w:type="character" w:customStyle="1" w:styleId="40">
-    <w:name w:val="כותרת 4 תו"/>
-    <w:basedOn w:val="a0"/>
-    <w:link w:val="4"/>
+  <w:style w:type="character" w:customStyle="1" w:styleId="Heading4Char">
+    <w:name w:val="Heading 4 Char"/>
+    <w:basedOn w:val="DefaultParagraphFont"/>
+    <w:link w:val="Heading4"/>
     <w:uiPriority w:val="9"/>
     <w:rsid w:val="00A92C88"/>
     <w:rPr>
@@ -17044,10 +17014,10 @@
       <w:color w:val="4472C4" w:themeColor="accent1"/>
     </w:rPr>
   </w:style>
-  <w:style w:type="character" w:customStyle="1" w:styleId="50">
-    <w:name w:val="כותרת 5 תו"/>
-    <w:basedOn w:val="a0"/>
-    <w:link w:val="5"/>
+  <w:style w:type="character" w:customStyle="1" w:styleId="Heading5Char">
+    <w:name w:val="Heading 5 Char"/>
+    <w:basedOn w:val="DefaultParagraphFont"/>
+    <w:link w:val="Heading5"/>
     <w:uiPriority w:val="9"/>
     <w:rsid w:val="00FF066D"/>
     <w:rPr>
@@ -17058,10 +17028,10 @@
       <w:u w:val="single"/>
     </w:rPr>
   </w:style>
-  <w:style w:type="character" w:customStyle="1" w:styleId="60">
-    <w:name w:val="כותרת 6 תו"/>
-    <w:basedOn w:val="a0"/>
-    <w:link w:val="6"/>
+  <w:style w:type="character" w:customStyle="1" w:styleId="Heading6Char">
+    <w:name w:val="Heading 6 Char"/>
+    <w:basedOn w:val="DefaultParagraphFont"/>
+    <w:link w:val="Heading6"/>
     <w:uiPriority w:val="9"/>
     <w:rsid w:val="00376A1F"/>
     <w:rPr>
@@ -17073,10 +17043,10 @@
       <w:szCs w:val="24"/>
     </w:rPr>
   </w:style>
-  <w:style w:type="character" w:customStyle="1" w:styleId="70">
-    <w:name w:val="כותרת 7 תו"/>
-    <w:basedOn w:val="a0"/>
-    <w:link w:val="7"/>
+  <w:style w:type="character" w:customStyle="1" w:styleId="Heading7Char">
+    <w:name w:val="Heading 7 Char"/>
+    <w:basedOn w:val="DefaultParagraphFont"/>
+    <w:link w:val="Heading7"/>
     <w:uiPriority w:val="9"/>
     <w:rsid w:val="00376A1F"/>
     <w:rPr>
@@ -17088,9 +17058,9 @@
       <w:szCs w:val="24"/>
     </w:rPr>
   </w:style>
-  <w:style w:type="paragraph" w:styleId="a3">
+  <w:style w:type="paragraph" w:styleId="NoSpacing">
     <w:name w:val="No Spacing"/>
-    <w:link w:val="a4"/>
+    <w:link w:val="NoSpacingChar"/>
     <w:uiPriority w:val="1"/>
     <w:qFormat/>
     <w:rsid w:val="0080575F"/>
@@ -17102,10 +17072,10 @@
       <w:lang w:bidi="ar-SA"/>
     </w:rPr>
   </w:style>
-  <w:style w:type="character" w:customStyle="1" w:styleId="a4">
-    <w:name w:val="ללא מרווח תו"/>
-    <w:basedOn w:val="a0"/>
-    <w:link w:val="a3"/>
+  <w:style w:type="character" w:customStyle="1" w:styleId="NoSpacingChar">
+    <w:name w:val="No Spacing Char"/>
+    <w:basedOn w:val="DefaultParagraphFont"/>
+    <w:link w:val="NoSpacing"/>
     <w:uiPriority w:val="1"/>
     <w:rsid w:val="0080575F"/>
     <w:rPr>
@@ -17113,10 +17083,10 @@
       <w:lang w:bidi="ar-SA"/>
     </w:rPr>
   </w:style>
-  <w:style w:type="paragraph" w:styleId="a5">
+  <w:style w:type="paragraph" w:styleId="TOCHeading">
     <w:name w:val="TOC Heading"/>
-    <w:basedOn w:val="1"/>
-    <w:next w:val="a"/>
+    <w:basedOn w:val="Heading1"/>
+    <w:next w:val="Normal"/>
     <w:uiPriority w:val="39"/>
     <w:unhideWhenUsed/>
     <w:qFormat/>
@@ -17130,8 +17100,8 @@
   </w:style>
   <w:style w:type="paragraph" w:styleId="TOC2">
     <w:name w:val="toc 2"/>
-    <w:basedOn w:val="a"/>
-    <w:next w:val="a"/>
+    <w:basedOn w:val="Normal"/>
+    <w:next w:val="Normal"/>
     <w:autoRedefine/>
     <w:uiPriority w:val="39"/>
     <w:unhideWhenUsed/>
@@ -17153,8 +17123,8 @@
   </w:style>
   <w:style w:type="paragraph" w:styleId="TOC1">
     <w:name w:val="toc 1"/>
-    <w:basedOn w:val="a"/>
-    <w:next w:val="a"/>
+    <w:basedOn w:val="Normal"/>
+    <w:next w:val="Normal"/>
     <w:autoRedefine/>
     <w:uiPriority w:val="39"/>
     <w:unhideWhenUsed/>
@@ -17179,8 +17149,8 @@
   </w:style>
   <w:style w:type="paragraph" w:styleId="TOC3">
     <w:name w:val="toc 3"/>
-    <w:basedOn w:val="a"/>
-    <w:next w:val="a"/>
+    <w:basedOn w:val="Normal"/>
+    <w:next w:val="Normal"/>
     <w:autoRedefine/>
     <w:uiPriority w:val="39"/>
     <w:unhideWhenUsed/>
@@ -17203,7 +17173,7 @@
   </w:style>
   <w:style w:type="character" w:styleId="Hyperlink">
     <w:name w:val="Hyperlink"/>
-    <w:basedOn w:val="a0"/>
+    <w:basedOn w:val="DefaultParagraphFont"/>
     <w:uiPriority w:val="99"/>
     <w:unhideWhenUsed/>
     <w:rsid w:val="00AD4F6F"/>
@@ -17212,10 +17182,10 @@
       <w:u w:val="single"/>
     </w:rPr>
   </w:style>
-  <w:style w:type="paragraph" w:styleId="a6">
+  <w:style w:type="paragraph" w:styleId="BalloonText">
     <w:name w:val="Balloon Text"/>
-    <w:basedOn w:val="a"/>
-    <w:link w:val="a7"/>
+    <w:basedOn w:val="Normal"/>
+    <w:link w:val="BalloonTextChar"/>
     <w:uiPriority w:val="99"/>
     <w:semiHidden/>
     <w:unhideWhenUsed/>
@@ -17226,10 +17196,10 @@
       <w:szCs w:val="16"/>
     </w:rPr>
   </w:style>
-  <w:style w:type="character" w:customStyle="1" w:styleId="a7">
-    <w:name w:val="טקסט בלונים תו"/>
-    <w:basedOn w:val="a0"/>
-    <w:link w:val="a6"/>
+  <w:style w:type="character" w:customStyle="1" w:styleId="BalloonTextChar">
+    <w:name w:val="Balloon Text Char"/>
+    <w:basedOn w:val="DefaultParagraphFont"/>
+    <w:link w:val="BalloonText"/>
     <w:uiPriority w:val="99"/>
     <w:semiHidden/>
     <w:rsid w:val="00653DBC"/>
@@ -17239,9 +17209,9 @@
       <w:szCs w:val="16"/>
     </w:rPr>
   </w:style>
-  <w:style w:type="paragraph" w:styleId="a8">
+  <w:style w:type="paragraph" w:styleId="ListParagraph">
     <w:name w:val="List Paragraph"/>
-    <w:basedOn w:val="a"/>
+    <w:basedOn w:val="Normal"/>
     <w:uiPriority w:val="34"/>
     <w:qFormat/>
     <w:rsid w:val="003765FE"/>
@@ -17250,10 +17220,10 @@
       <w:contextualSpacing/>
     </w:pPr>
   </w:style>
-  <w:style w:type="paragraph" w:styleId="HTML">
+  <w:style w:type="paragraph" w:styleId="HTMLPreformatted">
     <w:name w:val="HTML Preformatted"/>
-    <w:basedOn w:val="a"/>
-    <w:link w:val="HTML0"/>
+    <w:basedOn w:val="Normal"/>
+    <w:link w:val="HTMLPreformattedChar"/>
     <w:uiPriority w:val="99"/>
     <w:unhideWhenUsed/>
     <w:rsid w:val="00AF7D3B"/>
@@ -17283,10 +17253,10 @@
       <w:szCs w:val="20"/>
     </w:rPr>
   </w:style>
-  <w:style w:type="character" w:customStyle="1" w:styleId="HTML0">
-    <w:name w:val="HTML מעוצב מראש תו"/>
-    <w:basedOn w:val="a0"/>
-    <w:link w:val="HTML"/>
+  <w:style w:type="character" w:customStyle="1" w:styleId="HTMLPreformattedChar">
+    <w:name w:val="HTML Preformatted Char"/>
+    <w:basedOn w:val="DefaultParagraphFont"/>
+    <w:link w:val="HTMLPreformatted"/>
     <w:uiPriority w:val="99"/>
     <w:rsid w:val="00AF7D3B"/>
     <w:rPr>
@@ -17297,12 +17267,12 @@
   </w:style>
   <w:style w:type="character" w:customStyle="1" w:styleId="paramlabel">
     <w:name w:val="paramlabel"/>
-    <w:basedOn w:val="a0"/>
+    <w:basedOn w:val="DefaultParagraphFont"/>
     <w:rsid w:val="00AF7D3B"/>
   </w:style>
   <w:style w:type="character" w:styleId="HTMLCode">
     <w:name w:val="HTML Code"/>
-    <w:basedOn w:val="a0"/>
+    <w:basedOn w:val="DefaultParagraphFont"/>
     <w:uiPriority w:val="99"/>
     <w:semiHidden/>
     <w:unhideWhenUsed/>
@@ -17315,58 +17285,58 @@
   </w:style>
   <w:style w:type="character" w:customStyle="1" w:styleId="apple-converted-space">
     <w:name w:val="apple-converted-space"/>
-    <w:basedOn w:val="a0"/>
+    <w:basedOn w:val="DefaultParagraphFont"/>
     <w:rsid w:val="00AF7D3B"/>
   </w:style>
   <w:style w:type="character" w:customStyle="1" w:styleId="returnlabel">
     <w:name w:val="returnlabel"/>
-    <w:basedOn w:val="a0"/>
+    <w:basedOn w:val="DefaultParagraphFont"/>
     <w:rsid w:val="00AF7D3B"/>
   </w:style>
   <w:style w:type="character" w:customStyle="1" w:styleId="overridespecifylabel">
     <w:name w:val="overridespecifylabel"/>
-    <w:basedOn w:val="a0"/>
+    <w:basedOn w:val="DefaultParagraphFont"/>
     <w:rsid w:val="00955328"/>
   </w:style>
   <w:style w:type="character" w:customStyle="1" w:styleId="comment">
     <w:name w:val="comment"/>
-    <w:basedOn w:val="a0"/>
+    <w:basedOn w:val="DefaultParagraphFont"/>
     <w:rsid w:val="00F11A86"/>
   </w:style>
   <w:style w:type="character" w:customStyle="1" w:styleId="st0">
     <w:name w:val="st0"/>
-    <w:basedOn w:val="a0"/>
+    <w:basedOn w:val="DefaultParagraphFont"/>
     <w:rsid w:val="00F11A86"/>
   </w:style>
   <w:style w:type="character" w:customStyle="1" w:styleId="literal">
     <w:name w:val="literal"/>
-    <w:basedOn w:val="a0"/>
+    <w:basedOn w:val="DefaultParagraphFont"/>
     <w:rsid w:val="00F11A86"/>
   </w:style>
   <w:style w:type="character" w:customStyle="1" w:styleId="st1">
     <w:name w:val="st1"/>
-    <w:basedOn w:val="a0"/>
+    <w:basedOn w:val="DefaultParagraphFont"/>
     <w:rsid w:val="00F11A86"/>
   </w:style>
   <w:style w:type="character" w:customStyle="1" w:styleId="st2">
     <w:name w:val="st2"/>
-    <w:basedOn w:val="a0"/>
+    <w:basedOn w:val="DefaultParagraphFont"/>
     <w:rsid w:val="00F11A86"/>
   </w:style>
   <w:style w:type="character" w:customStyle="1" w:styleId="st3">
     <w:name w:val="st3"/>
-    <w:basedOn w:val="a0"/>
+    <w:basedOn w:val="DefaultParagraphFont"/>
     <w:rsid w:val="00F11A86"/>
   </w:style>
   <w:style w:type="character" w:customStyle="1" w:styleId="st4">
     <w:name w:val="st4"/>
-    <w:basedOn w:val="a0"/>
+    <w:basedOn w:val="DefaultParagraphFont"/>
     <w:rsid w:val="00F11A86"/>
   </w:style>
-  <w:style w:type="paragraph" w:styleId="a9">
+  <w:style w:type="paragraph" w:styleId="Header">
     <w:name w:val="header"/>
-    <w:basedOn w:val="a"/>
-    <w:link w:val="aa"/>
+    <w:basedOn w:val="Normal"/>
+    <w:link w:val="HeaderChar"/>
     <w:uiPriority w:val="99"/>
     <w:unhideWhenUsed/>
     <w:rsid w:val="00B03C40"/>
@@ -17377,20 +17347,20 @@
       </w:tabs>
     </w:pPr>
   </w:style>
-  <w:style w:type="character" w:customStyle="1" w:styleId="aa">
-    <w:name w:val="כותרת עליונה תו"/>
-    <w:basedOn w:val="a0"/>
-    <w:link w:val="a9"/>
+  <w:style w:type="character" w:customStyle="1" w:styleId="HeaderChar">
+    <w:name w:val="Header Char"/>
+    <w:basedOn w:val="DefaultParagraphFont"/>
+    <w:link w:val="Header"/>
     <w:uiPriority w:val="99"/>
     <w:rsid w:val="00B03C40"/>
     <w:rPr>
       <w:szCs w:val="24"/>
     </w:rPr>
   </w:style>
-  <w:style w:type="paragraph" w:styleId="ab">
+  <w:style w:type="paragraph" w:styleId="Footer">
     <w:name w:val="footer"/>
-    <w:basedOn w:val="a"/>
-    <w:link w:val="ac"/>
+    <w:basedOn w:val="Normal"/>
+    <w:link w:val="FooterChar"/>
     <w:uiPriority w:val="99"/>
     <w:unhideWhenUsed/>
     <w:rsid w:val="00B03C40"/>
@@ -17401,19 +17371,19 @@
       </w:tabs>
     </w:pPr>
   </w:style>
-  <w:style w:type="character" w:customStyle="1" w:styleId="ac">
-    <w:name w:val="כותרת תחתונה תו"/>
-    <w:basedOn w:val="a0"/>
-    <w:link w:val="ab"/>
+  <w:style w:type="character" w:customStyle="1" w:styleId="FooterChar">
+    <w:name w:val="Footer Char"/>
+    <w:basedOn w:val="DefaultParagraphFont"/>
+    <w:link w:val="Footer"/>
     <w:uiPriority w:val="99"/>
     <w:rsid w:val="00B03C40"/>
     <w:rPr>
       <w:szCs w:val="24"/>
     </w:rPr>
   </w:style>
-  <w:style w:type="character" w:styleId="ad">
+  <w:style w:type="character" w:styleId="CommentReference">
     <w:name w:val="annotation reference"/>
-    <w:basedOn w:val="a0"/>
+    <w:basedOn w:val="DefaultParagraphFont"/>
     <w:uiPriority w:val="99"/>
     <w:semiHidden/>
     <w:unhideWhenUsed/>
@@ -17423,10 +17393,10 @@
       <w:szCs w:val="16"/>
     </w:rPr>
   </w:style>
-  <w:style w:type="paragraph" w:styleId="ae">
+  <w:style w:type="paragraph" w:styleId="CommentText">
     <w:name w:val="annotation text"/>
-    <w:basedOn w:val="a"/>
-    <w:link w:val="af"/>
+    <w:basedOn w:val="Normal"/>
+    <w:link w:val="CommentTextChar"/>
     <w:uiPriority w:val="99"/>
     <w:semiHidden/>
     <w:unhideWhenUsed/>
@@ -17436,10 +17406,10 @@
       <w:szCs w:val="20"/>
     </w:rPr>
   </w:style>
-  <w:style w:type="character" w:customStyle="1" w:styleId="af">
-    <w:name w:val="טקסט הערה תו"/>
-    <w:basedOn w:val="a0"/>
-    <w:link w:val="ae"/>
+  <w:style w:type="character" w:customStyle="1" w:styleId="CommentTextChar">
+    <w:name w:val="Comment Text Char"/>
+    <w:basedOn w:val="DefaultParagraphFont"/>
+    <w:link w:val="CommentText"/>
     <w:uiPriority w:val="99"/>
     <w:semiHidden/>
     <w:rsid w:val="00306822"/>
@@ -17448,11 +17418,11 @@
       <w:szCs w:val="20"/>
     </w:rPr>
   </w:style>
-  <w:style w:type="paragraph" w:styleId="af0">
+  <w:style w:type="paragraph" w:styleId="CommentSubject">
     <w:name w:val="annotation subject"/>
-    <w:basedOn w:val="ae"/>
-    <w:next w:val="ae"/>
-    <w:link w:val="af1"/>
+    <w:basedOn w:val="CommentText"/>
+    <w:next w:val="CommentText"/>
+    <w:link w:val="CommentSubjectChar"/>
     <w:uiPriority w:val="99"/>
     <w:semiHidden/>
     <w:unhideWhenUsed/>
@@ -17462,10 +17432,10 @@
       <w:bCs/>
     </w:rPr>
   </w:style>
-  <w:style w:type="character" w:customStyle="1" w:styleId="af1">
-    <w:name w:val="נושא הערה תו"/>
-    <w:basedOn w:val="af"/>
-    <w:link w:val="af0"/>
+  <w:style w:type="character" w:customStyle="1" w:styleId="CommentSubjectChar">
+    <w:name w:val="Comment Subject Char"/>
+    <w:basedOn w:val="CommentTextChar"/>
+    <w:link w:val="CommentSubject"/>
     <w:uiPriority w:val="99"/>
     <w:semiHidden/>
     <w:rsid w:val="00306822"/>
@@ -17478,7 +17448,7 @@
   </w:style>
   <w:style w:type="character" w:styleId="FollowedHyperlink">
     <w:name w:val="FollowedHyperlink"/>
-    <w:basedOn w:val="a0"/>
+    <w:basedOn w:val="DefaultParagraphFont"/>
     <w:uiPriority w:val="99"/>
     <w:semiHidden/>
     <w:unhideWhenUsed/>
@@ -17490,7 +17460,7 @@
   </w:style>
   <w:style w:type="paragraph" w:customStyle="1" w:styleId="Coding">
     <w:name w:val="Coding"/>
-    <w:basedOn w:val="HTML"/>
+    <w:basedOn w:val="HTMLPreformatted"/>
     <w:link w:val="Coding0"/>
     <w:qFormat/>
     <w:rsid w:val="00EF74F5"/>
@@ -17503,7 +17473,7 @@
   </w:style>
   <w:style w:type="character" w:customStyle="1" w:styleId="Coding0">
     <w:name w:val="Coding תו"/>
-    <w:basedOn w:val="HTML0"/>
+    <w:basedOn w:val="HTMLPreformattedChar"/>
     <w:link w:val="Coding"/>
     <w:rsid w:val="00EF74F5"/>
     <w:rPr>
@@ -17515,14 +17485,14 @@
   </w:style>
   <w:style w:type="paragraph" w:customStyle="1" w:styleId="NormalWeb1">
     <w:name w:val="Normal (Web)‎1"/>
-    <w:basedOn w:val="a"/>
+    <w:basedOn w:val="Normal"/>
     <w:rsid w:val="00884AE3"/>
     <w:pPr>
       <w:bidi w:val="0"/>
       <w:spacing w:before="100" w:beforeAutospacing="1" w:after="100" w:afterAutospacing="1"/>
     </w:pPr>
   </w:style>
-  <w:style w:type="character" w:styleId="af2">
+  <w:style w:type="character" w:styleId="Strong">
     <w:name w:val="Strong"/>
     <w:qFormat/>
     <w:rsid w:val="00884AE3"/>
@@ -17534,7 +17504,7 @@
   </w:style>
   <w:style w:type="paragraph" w:customStyle="1" w:styleId="msonormal0">
     <w:name w:val="msonormal"/>
-    <w:basedOn w:val="a"/>
+    <w:basedOn w:val="Normal"/>
     <w:rsid w:val="002A5D02"/>
     <w:pPr>
       <w:bidi w:val="0"/>
@@ -17543,7 +17513,7 @@
   </w:style>
   <w:style w:type="paragraph" w:customStyle="1" w:styleId="clear">
     <w:name w:val="clear"/>
-    <w:basedOn w:val="a"/>
+    <w:basedOn w:val="Normal"/>
     <w:rsid w:val="002A5D02"/>
     <w:pPr>
       <w:bidi w:val="0"/>
@@ -17552,7 +17522,7 @@
   </w:style>
   <w:style w:type="paragraph" w:customStyle="1" w:styleId="aboutlanguage">
     <w:name w:val="aboutlanguage"/>
-    <w:basedOn w:val="a"/>
+    <w:basedOn w:val="Normal"/>
     <w:rsid w:val="002A5D02"/>
     <w:pPr>
       <w:bidi w:val="0"/>
@@ -17565,7 +17535,7 @@
   </w:style>
   <w:style w:type="paragraph" w:customStyle="1" w:styleId="legalcopy">
     <w:name w:val="legalcopy"/>
-    <w:basedOn w:val="a"/>
+    <w:basedOn w:val="Normal"/>
     <w:rsid w:val="002A5D02"/>
     <w:pPr>
       <w:bidi w:val="0"/>
@@ -17575,7 +17545,7 @@
   </w:style>
   <w:style w:type="paragraph" w:customStyle="1" w:styleId="tab">
     <w:name w:val="tab"/>
-    <w:basedOn w:val="a"/>
+    <w:basedOn w:val="Normal"/>
     <w:rsid w:val="002A5D02"/>
     <w:pPr>
       <w:shd w:val="clear" w:color="auto" w:fill="0066FF"/>
@@ -17590,7 +17560,7 @@
   </w:style>
   <w:style w:type="paragraph" w:customStyle="1" w:styleId="bar">
     <w:name w:val="bar"/>
-    <w:basedOn w:val="a"/>
+    <w:basedOn w:val="Normal"/>
     <w:rsid w:val="002A5D02"/>
     <w:pPr>
       <w:shd w:val="clear" w:color="auto" w:fill="4D7A97"/>
@@ -17604,7 +17574,7 @@
   </w:style>
   <w:style w:type="paragraph" w:customStyle="1" w:styleId="topnav">
     <w:name w:val="topnav"/>
-    <w:basedOn w:val="a"/>
+    <w:basedOn w:val="Normal"/>
     <w:rsid w:val="002A5D02"/>
     <w:pPr>
       <w:shd w:val="clear" w:color="auto" w:fill="4D7A97"/>
@@ -17619,7 +17589,7 @@
   </w:style>
   <w:style w:type="paragraph" w:customStyle="1" w:styleId="bottomnav">
     <w:name w:val="bottomnav"/>
-    <w:basedOn w:val="a"/>
+    <w:basedOn w:val="Normal"/>
     <w:rsid w:val="002A5D02"/>
     <w:pPr>
       <w:shd w:val="clear" w:color="auto" w:fill="4D7A97"/>
@@ -17634,7 +17604,7 @@
   </w:style>
   <w:style w:type="paragraph" w:customStyle="1" w:styleId="subnav">
     <w:name w:val="subnav"/>
-    <w:basedOn w:val="a"/>
+    <w:basedOn w:val="Normal"/>
     <w:rsid w:val="002A5D02"/>
     <w:pPr>
       <w:shd w:val="clear" w:color="auto" w:fill="DEE3E9"/>
@@ -17648,7 +17618,7 @@
   </w:style>
   <w:style w:type="paragraph" w:customStyle="1" w:styleId="navbarcell1rev">
     <w:name w:val="navbarcell1rev"/>
-    <w:basedOn w:val="a"/>
+    <w:basedOn w:val="Normal"/>
     <w:rsid w:val="002A5D02"/>
     <w:pPr>
       <w:shd w:val="clear" w:color="auto" w:fill="F8981D"/>
@@ -17662,7 +17632,7 @@
   </w:style>
   <w:style w:type="paragraph" w:customStyle="1" w:styleId="Header1">
     <w:name w:val="Header1"/>
-    <w:basedOn w:val="a"/>
+    <w:basedOn w:val="Normal"/>
     <w:rsid w:val="002A5D02"/>
     <w:pPr>
       <w:bidi w:val="0"/>
@@ -17671,7 +17641,7 @@
   </w:style>
   <w:style w:type="paragraph" w:customStyle="1" w:styleId="Footer1">
     <w:name w:val="Footer1"/>
-    <w:basedOn w:val="a"/>
+    <w:basedOn w:val="Normal"/>
     <w:rsid w:val="002A5D02"/>
     <w:pPr>
       <w:bidi w:val="0"/>
@@ -17680,7 +17650,7 @@
   </w:style>
   <w:style w:type="paragraph" w:customStyle="1" w:styleId="indexheader">
     <w:name w:val="indexheader"/>
-    <w:basedOn w:val="a"/>
+    <w:basedOn w:val="Normal"/>
     <w:rsid w:val="002A5D02"/>
     <w:pPr>
       <w:bidi w:val="0"/>
@@ -17690,7 +17660,7 @@
   </w:style>
   <w:style w:type="paragraph" w:customStyle="1" w:styleId="Title1">
     <w:name w:val="Title1"/>
-    <w:basedOn w:val="a"/>
+    <w:basedOn w:val="Normal"/>
     <w:rsid w:val="002A5D02"/>
     <w:pPr>
       <w:bidi w:val="0"/>
@@ -17702,7 +17672,7 @@
   </w:style>
   <w:style w:type="paragraph" w:customStyle="1" w:styleId="Subtitle1">
     <w:name w:val="Subtitle1"/>
-    <w:basedOn w:val="a"/>
+    <w:basedOn w:val="Normal"/>
     <w:rsid w:val="002A5D02"/>
     <w:pPr>
       <w:bidi w:val="0"/>
@@ -17711,7 +17681,7 @@
   </w:style>
   <w:style w:type="paragraph" w:customStyle="1" w:styleId="contentcontainer">
     <w:name w:val="contentcontainer"/>
-    <w:basedOn w:val="a"/>
+    <w:basedOn w:val="Normal"/>
     <w:rsid w:val="002A5D02"/>
     <w:pPr>
       <w:bidi w:val="0"/>
@@ -17720,7 +17690,7 @@
   </w:style>
   <w:style w:type="paragraph" w:customStyle="1" w:styleId="sourcecontainer">
     <w:name w:val="sourcecontainer"/>
-    <w:basedOn w:val="a"/>
+    <w:basedOn w:val="Normal"/>
     <w:rsid w:val="002A5D02"/>
     <w:pPr>
       <w:bidi w:val="0"/>
@@ -17729,7 +17699,7 @@
   </w:style>
   <w:style w:type="paragraph" w:customStyle="1" w:styleId="classusecontainer">
     <w:name w:val="classusecontainer"/>
-    <w:basedOn w:val="a"/>
+    <w:basedOn w:val="Normal"/>
     <w:rsid w:val="002A5D02"/>
     <w:pPr>
       <w:bidi w:val="0"/>
@@ -17738,7 +17708,7 @@
   </w:style>
   <w:style w:type="paragraph" w:customStyle="1" w:styleId="serializedformcontainer">
     <w:name w:val="serializedformcontainer"/>
-    <w:basedOn w:val="a"/>
+    <w:basedOn w:val="Normal"/>
     <w:rsid w:val="002A5D02"/>
     <w:pPr>
       <w:bidi w:val="0"/>
@@ -17747,7 +17717,7 @@
   </w:style>
   <w:style w:type="paragraph" w:customStyle="1" w:styleId="constantvaluescontainer">
     <w:name w:val="constantvaluescontainer"/>
-    <w:basedOn w:val="a"/>
+    <w:basedOn w:val="Normal"/>
     <w:rsid w:val="002A5D02"/>
     <w:pPr>
       <w:bidi w:val="0"/>
@@ -17756,7 +17726,7 @@
   </w:style>
   <w:style w:type="paragraph" w:customStyle="1" w:styleId="indexcontainer">
     <w:name w:val="indexcontainer"/>
-    <w:basedOn w:val="a"/>
+    <w:basedOn w:val="Normal"/>
     <w:rsid w:val="002A5D02"/>
     <w:pPr>
       <w:bidi w:val="0"/>
@@ -17770,7 +17740,7 @@
   </w:style>
   <w:style w:type="paragraph" w:customStyle="1" w:styleId="overviewsummary">
     <w:name w:val="overviewsummary"/>
-    <w:basedOn w:val="a"/>
+    <w:basedOn w:val="Normal"/>
     <w:rsid w:val="002A5D02"/>
     <w:pPr>
       <w:pBdr>
@@ -17784,7 +17754,7 @@
   </w:style>
   <w:style w:type="paragraph" w:customStyle="1" w:styleId="membersummary">
     <w:name w:val="membersummary"/>
-    <w:basedOn w:val="a"/>
+    <w:basedOn w:val="Normal"/>
     <w:rsid w:val="002A5D02"/>
     <w:pPr>
       <w:pBdr>
@@ -17798,7 +17768,7 @@
   </w:style>
   <w:style w:type="paragraph" w:customStyle="1" w:styleId="typesummary">
     <w:name w:val="typesummary"/>
-    <w:basedOn w:val="a"/>
+    <w:basedOn w:val="Normal"/>
     <w:rsid w:val="002A5D02"/>
     <w:pPr>
       <w:pBdr>
@@ -17812,7 +17782,7 @@
   </w:style>
   <w:style w:type="paragraph" w:customStyle="1" w:styleId="usesummary">
     <w:name w:val="usesummary"/>
-    <w:basedOn w:val="a"/>
+    <w:basedOn w:val="Normal"/>
     <w:rsid w:val="002A5D02"/>
     <w:pPr>
       <w:pBdr>
@@ -17826,7 +17796,7 @@
   </w:style>
   <w:style w:type="paragraph" w:customStyle="1" w:styleId="constantssummary">
     <w:name w:val="constantssummary"/>
-    <w:basedOn w:val="a"/>
+    <w:basedOn w:val="Normal"/>
     <w:rsid w:val="002A5D02"/>
     <w:pPr>
       <w:pBdr>
@@ -17840,7 +17810,7 @@
   </w:style>
   <w:style w:type="paragraph" w:customStyle="1" w:styleId="deprecatedsummary">
     <w:name w:val="deprecatedsummary"/>
-    <w:basedOn w:val="a"/>
+    <w:basedOn w:val="Normal"/>
     <w:rsid w:val="002A5D02"/>
     <w:pPr>
       <w:pBdr>
@@ -17854,7 +17824,7 @@
   </w:style>
   <w:style w:type="paragraph" w:customStyle="1" w:styleId="tablesubheadingcolor">
     <w:name w:val="tablesubheadingcolor"/>
-    <w:basedOn w:val="a"/>
+    <w:basedOn w:val="Normal"/>
     <w:rsid w:val="002A5D02"/>
     <w:pPr>
       <w:shd w:val="clear" w:color="auto" w:fill="EEEEFF"/>
@@ -17864,7 +17834,7 @@
   </w:style>
   <w:style w:type="paragraph" w:customStyle="1" w:styleId="altcolor">
     <w:name w:val="altcolor"/>
-    <w:basedOn w:val="a"/>
+    <w:basedOn w:val="Normal"/>
     <w:rsid w:val="002A5D02"/>
     <w:pPr>
       <w:shd w:val="clear" w:color="auto" w:fill="FFFFFF"/>
@@ -17874,7 +17844,7 @@
   </w:style>
   <w:style w:type="paragraph" w:customStyle="1" w:styleId="rowcolor">
     <w:name w:val="rowcolor"/>
-    <w:basedOn w:val="a"/>
+    <w:basedOn w:val="Normal"/>
     <w:rsid w:val="002A5D02"/>
     <w:pPr>
       <w:shd w:val="clear" w:color="auto" w:fill="EEEEEF"/>
@@ -17884,7 +17854,7 @@
   </w:style>
   <w:style w:type="paragraph" w:customStyle="1" w:styleId="deprecatedcontent">
     <w:name w:val="deprecatedcontent"/>
-    <w:basedOn w:val="a"/>
+    <w:basedOn w:val="Normal"/>
     <w:rsid w:val="002A5D02"/>
     <w:pPr>
       <w:bidi w:val="0"/>
@@ -17892,7 +17862,7 @@
   </w:style>
   <w:style w:type="paragraph" w:customStyle="1" w:styleId="docsummary">
     <w:name w:val="docsummary"/>
-    <w:basedOn w:val="a"/>
+    <w:basedOn w:val="Normal"/>
     <w:rsid w:val="002A5D02"/>
     <w:pPr>
       <w:bidi w:val="0"/>
@@ -17901,7 +17871,7 @@
   </w:style>
   <w:style w:type="paragraph" w:customStyle="1" w:styleId="sourcelineno">
     <w:name w:val="sourcelineno"/>
-    <w:basedOn w:val="a"/>
+    <w:basedOn w:val="Normal"/>
     <w:rsid w:val="002A5D02"/>
     <w:pPr>
       <w:bidi w:val="0"/>
@@ -17913,7 +17883,7 @@
   </w:style>
   <w:style w:type="paragraph" w:customStyle="1" w:styleId="block">
     <w:name w:val="block"/>
-    <w:basedOn w:val="a"/>
+    <w:basedOn w:val="Normal"/>
     <w:rsid w:val="002A5D02"/>
     <w:pPr>
       <w:bidi w:val="0"/>
@@ -17926,7 +17896,7 @@
   </w:style>
   <w:style w:type="paragraph" w:customStyle="1" w:styleId="deprecatedlabel">
     <w:name w:val="deprecatedlabel"/>
-    <w:basedOn w:val="a"/>
+    <w:basedOn w:val="Normal"/>
     <w:rsid w:val="002A5D02"/>
     <w:pPr>
       <w:bidi w:val="0"/>
@@ -17939,7 +17909,7 @@
   </w:style>
   <w:style w:type="paragraph" w:customStyle="1" w:styleId="descfrmtypelabel">
     <w:name w:val="descfrmtypelabel"/>
-    <w:basedOn w:val="a"/>
+    <w:basedOn w:val="Normal"/>
     <w:rsid w:val="002A5D02"/>
     <w:pPr>
       <w:bidi w:val="0"/>
@@ -17952,7 +17922,7 @@
   </w:style>
   <w:style w:type="paragraph" w:customStyle="1" w:styleId="membernamelabel">
     <w:name w:val="membernamelabel"/>
-    <w:basedOn w:val="a"/>
+    <w:basedOn w:val="Normal"/>
     <w:rsid w:val="002A5D02"/>
     <w:pPr>
       <w:bidi w:val="0"/>
@@ -17965,7 +17935,7 @@
   </w:style>
   <w:style w:type="paragraph" w:customStyle="1" w:styleId="membernamelink">
     <w:name w:val="membernamelink"/>
-    <w:basedOn w:val="a"/>
+    <w:basedOn w:val="Normal"/>
     <w:rsid w:val="002A5D02"/>
     <w:pPr>
       <w:bidi w:val="0"/>
@@ -17978,7 +17948,7 @@
   </w:style>
   <w:style w:type="paragraph" w:customStyle="1" w:styleId="packagehierarchylabel">
     <w:name w:val="packagehierarchylabel"/>
-    <w:basedOn w:val="a"/>
+    <w:basedOn w:val="Normal"/>
     <w:rsid w:val="002A5D02"/>
     <w:pPr>
       <w:bidi w:val="0"/>
@@ -17991,7 +17961,7 @@
   </w:style>
   <w:style w:type="paragraph" w:customStyle="1" w:styleId="seelabel">
     <w:name w:val="seelabel"/>
-    <w:basedOn w:val="a"/>
+    <w:basedOn w:val="Normal"/>
     <w:rsid w:val="002A5D02"/>
     <w:pPr>
       <w:bidi w:val="0"/>
@@ -18004,7 +17974,7 @@
   </w:style>
   <w:style w:type="paragraph" w:customStyle="1" w:styleId="simpletaglabel">
     <w:name w:val="simpletaglabel"/>
-    <w:basedOn w:val="a"/>
+    <w:basedOn w:val="Normal"/>
     <w:rsid w:val="002A5D02"/>
     <w:pPr>
       <w:bidi w:val="0"/>
@@ -18017,7 +17987,7 @@
   </w:style>
   <w:style w:type="paragraph" w:customStyle="1" w:styleId="throwslabel">
     <w:name w:val="throwslabel"/>
-    <w:basedOn w:val="a"/>
+    <w:basedOn w:val="Normal"/>
     <w:rsid w:val="002A5D02"/>
     <w:pPr>
       <w:bidi w:val="0"/>
@@ -18030,7 +18000,7 @@
   </w:style>
   <w:style w:type="paragraph" w:customStyle="1" w:styleId="typenamelabel">
     <w:name w:val="typenamelabel"/>
-    <w:basedOn w:val="a"/>
+    <w:basedOn w:val="Normal"/>
     <w:rsid w:val="002A5D02"/>
     <w:pPr>
       <w:bidi w:val="0"/>
@@ -18043,7 +18013,7 @@
   </w:style>
   <w:style w:type="paragraph" w:customStyle="1" w:styleId="typenamelink">
     <w:name w:val="typenamelink"/>
-    <w:basedOn w:val="a"/>
+    <w:basedOn w:val="Normal"/>
     <w:rsid w:val="002A5D02"/>
     <w:pPr>
       <w:bidi w:val="0"/>
@@ -18056,7 +18026,7 @@
   </w:style>
   <w:style w:type="paragraph" w:customStyle="1" w:styleId="deprecationcomment">
     <w:name w:val="deprecationcomment"/>
-    <w:basedOn w:val="a"/>
+    <w:basedOn w:val="Normal"/>
     <w:rsid w:val="002A5D02"/>
     <w:pPr>
       <w:bidi w:val="0"/>
@@ -18069,7 +18039,7 @@
   </w:style>
   <w:style w:type="paragraph" w:customStyle="1" w:styleId="emphasizedphrase">
     <w:name w:val="emphasizedphrase"/>
-    <w:basedOn w:val="a"/>
+    <w:basedOn w:val="Normal"/>
     <w:rsid w:val="002A5D02"/>
     <w:pPr>
       <w:bidi w:val="0"/>
@@ -18082,7 +18052,7 @@
   </w:style>
   <w:style w:type="paragraph" w:customStyle="1" w:styleId="interfacename">
     <w:name w:val="interfacename"/>
-    <w:basedOn w:val="a"/>
+    <w:basedOn w:val="Normal"/>
     <w:rsid w:val="002A5D02"/>
     <w:pPr>
       <w:bidi w:val="0"/>
@@ -18095,7 +18065,7 @@
   </w:style>
   <w:style w:type="paragraph" w:customStyle="1" w:styleId="tabend">
     <w:name w:val="tabend"/>
-    <w:basedOn w:val="a"/>
+    <w:basedOn w:val="Normal"/>
     <w:rsid w:val="002A5D02"/>
     <w:pPr>
       <w:bidi w:val="0"/>
@@ -18104,17 +18074,17 @@
   </w:style>
   <w:style w:type="character" w:customStyle="1" w:styleId="tabletab">
     <w:name w:val="tabletab"/>
-    <w:basedOn w:val="a0"/>
+    <w:basedOn w:val="DefaultParagraphFont"/>
     <w:rsid w:val="002A5D02"/>
   </w:style>
   <w:style w:type="character" w:customStyle="1" w:styleId="activetabletab">
     <w:name w:val="activetabletab"/>
-    <w:basedOn w:val="a0"/>
+    <w:basedOn w:val="DefaultParagraphFont"/>
     <w:rsid w:val="002A5D02"/>
   </w:style>
   <w:style w:type="character" w:customStyle="1" w:styleId="deprecationcomment1">
     <w:name w:val="deprecationcomment1"/>
-    <w:basedOn w:val="a0"/>
+    <w:basedOn w:val="DefaultParagraphFont"/>
     <w:rsid w:val="002A5D02"/>
     <w:rPr>
       <w:i/>
@@ -18123,7 +18093,7 @@
   </w:style>
   <w:style w:type="character" w:customStyle="1" w:styleId="emphasizedphrase1">
     <w:name w:val="emphasizedphrase1"/>
-    <w:basedOn w:val="a0"/>
+    <w:basedOn w:val="DefaultParagraphFont"/>
     <w:rsid w:val="002A5D02"/>
     <w:rPr>
       <w:i/>
@@ -18132,7 +18102,7 @@
   </w:style>
   <w:style w:type="character" w:customStyle="1" w:styleId="interfacename1">
     <w:name w:val="interfacename1"/>
-    <w:basedOn w:val="a0"/>
+    <w:basedOn w:val="DefaultParagraphFont"/>
     <w:rsid w:val="002A5D02"/>
     <w:rPr>
       <w:i/>
@@ -18141,7 +18111,7 @@
   </w:style>
   <w:style w:type="character" w:customStyle="1" w:styleId="tabletab1">
     <w:name w:val="tabletab1"/>
-    <w:basedOn w:val="a0"/>
+    <w:basedOn w:val="DefaultParagraphFont"/>
     <w:rsid w:val="002A5D02"/>
     <w:rPr>
       <w:vanish w:val="0"/>
@@ -18153,7 +18123,7 @@
   </w:style>
   <w:style w:type="character" w:customStyle="1" w:styleId="activetabletab1">
     <w:name w:val="activetabletab1"/>
-    <w:basedOn w:val="a0"/>
+    <w:basedOn w:val="DefaultParagraphFont"/>
     <w:rsid w:val="002A5D02"/>
     <w:rPr>
       <w:vanish w:val="0"/>
@@ -18165,7 +18135,7 @@
   </w:style>
   <w:style w:type="paragraph" w:customStyle="1" w:styleId="tabend1">
     <w:name w:val="tabend1"/>
-    <w:basedOn w:val="a"/>
+    <w:basedOn w:val="Normal"/>
     <w:rsid w:val="002A5D02"/>
     <w:pPr>
       <w:shd w:val="clear" w:color="auto" w:fill="F8981D"/>
@@ -18178,7 +18148,7 @@
   </w:style>
   <w:style w:type="paragraph" w:customStyle="1" w:styleId="tabend2">
     <w:name w:val="tabend2"/>
-    <w:basedOn w:val="a"/>
+    <w:basedOn w:val="Normal"/>
     <w:rsid w:val="002A5D02"/>
     <w:pPr>
       <w:shd w:val="clear" w:color="auto" w:fill="F8981D"/>
@@ -18191,7 +18161,7 @@
   </w:style>
   <w:style w:type="paragraph" w:customStyle="1" w:styleId="tabend3">
     <w:name w:val="tabend3"/>
-    <w:basedOn w:val="a"/>
+    <w:basedOn w:val="Normal"/>
     <w:rsid w:val="002A5D02"/>
     <w:pPr>
       <w:shd w:val="clear" w:color="auto" w:fill="F8981D"/>
@@ -18204,7 +18174,7 @@
   </w:style>
   <w:style w:type="paragraph" w:customStyle="1" w:styleId="tabend4">
     <w:name w:val="tabend4"/>
-    <w:basedOn w:val="a"/>
+    <w:basedOn w:val="Normal"/>
     <w:rsid w:val="002A5D02"/>
     <w:pPr>
       <w:shd w:val="clear" w:color="auto" w:fill="F8981D"/>
@@ -18217,7 +18187,7 @@
   </w:style>
   <w:style w:type="paragraph" w:customStyle="1" w:styleId="tabend5">
     <w:name w:val="tabend5"/>
-    <w:basedOn w:val="a"/>
+    <w:basedOn w:val="Normal"/>
     <w:rsid w:val="002A5D02"/>
     <w:pPr>
       <w:shd w:val="clear" w:color="auto" w:fill="F8981D"/>
@@ -18230,7 +18200,7 @@
   </w:style>
   <w:style w:type="paragraph" w:customStyle="1" w:styleId="tabend6">
     <w:name w:val="tabend6"/>
-    <w:basedOn w:val="a"/>
+    <w:basedOn w:val="Normal"/>
     <w:rsid w:val="002A5D02"/>
     <w:pPr>
       <w:shd w:val="clear" w:color="auto" w:fill="F8981D"/>
@@ -18243,7 +18213,7 @@
   </w:style>
   <w:style w:type="paragraph" w:customStyle="1" w:styleId="tabend7">
     <w:name w:val="tabend7"/>
-    <w:basedOn w:val="a"/>
+    <w:basedOn w:val="Normal"/>
     <w:rsid w:val="002A5D02"/>
     <w:pPr>
       <w:shd w:val="clear" w:color="auto" w:fill="F8981D"/>
@@ -18257,7 +18227,7 @@
   </w:style>
   <w:style w:type="paragraph" w:customStyle="1" w:styleId="tabend8">
     <w:name w:val="tabend8"/>
-    <w:basedOn w:val="a"/>
+    <w:basedOn w:val="Normal"/>
     <w:rsid w:val="002A5D02"/>
     <w:pPr>
       <w:shd w:val="clear" w:color="auto" w:fill="4D7A97"/>
@@ -18271,7 +18241,7 @@
   </w:style>
   <w:style w:type="character" w:customStyle="1" w:styleId="deprecationcomment2">
     <w:name w:val="deprecationcomment2"/>
-    <w:basedOn w:val="a0"/>
+    <w:basedOn w:val="DefaultParagraphFont"/>
     <w:rsid w:val="002A5D02"/>
     <w:rPr>
       <w:i w:val="0"/>
@@ -18280,7 +18250,7 @@
   </w:style>
   <w:style w:type="character" w:customStyle="1" w:styleId="emphasizedphrase2">
     <w:name w:val="emphasizedphrase2"/>
-    <w:basedOn w:val="a0"/>
+    <w:basedOn w:val="DefaultParagraphFont"/>
     <w:rsid w:val="002A5D02"/>
     <w:rPr>
       <w:i w:val="0"/>
@@ -18289,7 +18259,7 @@
   </w:style>
   <w:style w:type="character" w:customStyle="1" w:styleId="interfacename2">
     <w:name w:val="interfacename2"/>
-    <w:basedOn w:val="a0"/>
+    <w:basedOn w:val="DefaultParagraphFont"/>
     <w:rsid w:val="002A5D02"/>
     <w:rPr>
       <w:i w:val="0"/>
@@ -18298,7 +18268,7 @@
   </w:style>
   <w:style w:type="character" w:customStyle="1" w:styleId="typenamelabel1">
     <w:name w:val="typenamelabel1"/>
-    <w:basedOn w:val="a0"/>
+    <w:basedOn w:val="DefaultParagraphFont"/>
     <w:rsid w:val="002A5D02"/>
     <w:rPr>
       <w:b/>
@@ -18307,7 +18277,7 @@
   </w:style>
   <w:style w:type="character" w:customStyle="1" w:styleId="tabend9">
     <w:name w:val="tabend9"/>
-    <w:basedOn w:val="a0"/>
+    <w:basedOn w:val="DefaultParagraphFont"/>
     <w:rsid w:val="002A5D02"/>
     <w:rPr>
       <w:vanish/>
@@ -18319,7 +18289,7 @@
   </w:style>
   <w:style w:type="character" w:customStyle="1" w:styleId="membernamelink1">
     <w:name w:val="membernamelink1"/>
-    <w:basedOn w:val="a0"/>
+    <w:basedOn w:val="DefaultParagraphFont"/>
     <w:rsid w:val="002A5D02"/>
     <w:rPr>
       <w:b/>
@@ -18328,7 +18298,7 @@
   </w:style>
   <w:style w:type="character" w:customStyle="1" w:styleId="tabend10">
     <w:name w:val="tabend10"/>
-    <w:basedOn w:val="a0"/>
+    <w:basedOn w:val="DefaultParagraphFont"/>
     <w:rsid w:val="002A5D02"/>
     <w:rPr>
       <w:vanish/>
@@ -18340,7 +18310,7 @@
   </w:style>
   <w:style w:type="character" w:customStyle="1" w:styleId="tabend11">
     <w:name w:val="tabend11"/>
-    <w:basedOn w:val="a0"/>
+    <w:basedOn w:val="DefaultParagraphFont"/>
     <w:rsid w:val="002A5D02"/>
     <w:rPr>
       <w:vanish/>
@@ -18352,7 +18322,7 @@
   </w:style>
   <w:style w:type="character" w:customStyle="1" w:styleId="paramlabel1">
     <w:name w:val="paramlabel1"/>
-    <w:basedOn w:val="a0"/>
+    <w:basedOn w:val="DefaultParagraphFont"/>
     <w:rsid w:val="002A5D02"/>
     <w:rPr>
       <w:b/>
@@ -18361,7 +18331,7 @@
   </w:style>
   <w:style w:type="character" w:customStyle="1" w:styleId="returnlabel1">
     <w:name w:val="returnlabel1"/>
-    <w:basedOn w:val="a0"/>
+    <w:basedOn w:val="DefaultParagraphFont"/>
     <w:rsid w:val="002A5D02"/>
     <w:rPr>
       <w:b/>
@@ -18370,7 +18340,7 @@
   </w:style>
   <w:style w:type="character" w:customStyle="1" w:styleId="throwslabel1">
     <w:name w:val="throwslabel1"/>
-    <w:basedOn w:val="a0"/>
+    <w:basedOn w:val="DefaultParagraphFont"/>
     <w:rsid w:val="002A5D02"/>
     <w:rPr>
       <w:b/>
@@ -18379,7 +18349,7 @@
   </w:style>
   <w:style w:type="character" w:customStyle="1" w:styleId="seelabel1">
     <w:name w:val="seelabel1"/>
-    <w:basedOn w:val="a0"/>
+    <w:basedOn w:val="DefaultParagraphFont"/>
     <w:rsid w:val="002A5D02"/>
     <w:rPr>
       <w:b/>
@@ -18388,7 +18358,7 @@
   </w:style>
   <w:style w:type="character" w:customStyle="1" w:styleId="overridespecifylabel1">
     <w:name w:val="overridespecifylabel1"/>
-    <w:basedOn w:val="a0"/>
+    <w:basedOn w:val="DefaultParagraphFont"/>
     <w:rsid w:val="002A5D02"/>
     <w:rPr>
       <w:b/>
@@ -18397,7 +18367,7 @@
   </w:style>
   <w:style w:type="character" w:customStyle="1" w:styleId="comment1">
     <w:name w:val="comment1"/>
-    <w:basedOn w:val="a0"/>
+    <w:basedOn w:val="DefaultParagraphFont"/>
     <w:rsid w:val="0039318D"/>
     <w:rPr>
       <w:color w:val="969696"/>
@@ -18405,7 +18375,7 @@
   </w:style>
   <w:style w:type="character" w:customStyle="1" w:styleId="st01">
     <w:name w:val="st01"/>
-    <w:basedOn w:val="a0"/>
+    <w:basedOn w:val="DefaultParagraphFont"/>
     <w:rsid w:val="0039318D"/>
     <w:rPr>
       <w:rFonts w:ascii="Lucida Sans Typewriter" w:hAnsi="Lucida Sans Typewriter" w:hint="default"/>
@@ -18416,7 +18386,7 @@
   </w:style>
   <w:style w:type="character" w:customStyle="1" w:styleId="literal1">
     <w:name w:val="literal1"/>
-    <w:basedOn w:val="a0"/>
+    <w:basedOn w:val="DefaultParagraphFont"/>
     <w:rsid w:val="0039318D"/>
     <w:rPr>
       <w:color w:val="0000E6"/>
@@ -18424,7 +18394,7 @@
   </w:style>
   <w:style w:type="character" w:customStyle="1" w:styleId="st11">
     <w:name w:val="st11"/>
-    <w:basedOn w:val="a0"/>
+    <w:basedOn w:val="DefaultParagraphFont"/>
     <w:rsid w:val="0039318D"/>
     <w:rPr>
       <w:rFonts w:ascii="Lucida Sans Typewriter" w:hAnsi="Lucida Sans Typewriter" w:hint="default"/>
@@ -18434,7 +18404,7 @@
   </w:style>
   <w:style w:type="character" w:customStyle="1" w:styleId="st21">
     <w:name w:val="st21"/>
-    <w:basedOn w:val="a0"/>
+    <w:basedOn w:val="DefaultParagraphFont"/>
     <w:rsid w:val="0039318D"/>
     <w:rPr>
       <w:rFonts w:ascii="Lucida Sans Typewriter" w:hAnsi="Lucida Sans Typewriter" w:hint="default"/>
@@ -18445,7 +18415,7 @@
   </w:style>
   <w:style w:type="character" w:customStyle="1" w:styleId="st31">
     <w:name w:val="st31"/>
-    <w:basedOn w:val="a0"/>
+    <w:basedOn w:val="DefaultParagraphFont"/>
     <w:rsid w:val="0039318D"/>
     <w:rPr>
       <w:rFonts w:ascii="Lucida Sans Typewriter" w:hAnsi="Lucida Sans Typewriter" w:hint="default"/>
@@ -18455,7 +18425,7 @@
   </w:style>
   <w:style w:type="character" w:customStyle="1" w:styleId="st41">
     <w:name w:val="st41"/>
-    <w:basedOn w:val="a0"/>
+    <w:basedOn w:val="DefaultParagraphFont"/>
     <w:rsid w:val="0039318D"/>
     <w:rPr>
       <w:color w:val="009900"/>
@@ -18463,7 +18433,7 @@
   </w:style>
   <w:style w:type="character" w:customStyle="1" w:styleId="string1">
     <w:name w:val="string1"/>
-    <w:basedOn w:val="a0"/>
+    <w:basedOn w:val="DefaultParagraphFont"/>
     <w:rsid w:val="00455014"/>
     <w:rPr>
       <w:color w:val="CE7B00"/>
@@ -18471,8 +18441,8 @@
   </w:style>
   <w:style w:type="paragraph" w:styleId="TOC4">
     <w:name w:val="toc 4"/>
-    <w:basedOn w:val="a"/>
-    <w:next w:val="a"/>
+    <w:basedOn w:val="Normal"/>
+    <w:next w:val="Normal"/>
     <w:autoRedefine/>
     <w:uiPriority w:val="39"/>
     <w:unhideWhenUsed/>
@@ -18489,8 +18459,8 @@
   </w:style>
   <w:style w:type="paragraph" w:styleId="TOC5">
     <w:name w:val="toc 5"/>
-    <w:basedOn w:val="a"/>
-    <w:next w:val="a"/>
+    <w:basedOn w:val="Normal"/>
+    <w:next w:val="Normal"/>
     <w:autoRedefine/>
     <w:uiPriority w:val="39"/>
     <w:unhideWhenUsed/>
@@ -18507,8 +18477,8 @@
   </w:style>
   <w:style w:type="paragraph" w:styleId="TOC6">
     <w:name w:val="toc 6"/>
-    <w:basedOn w:val="a"/>
-    <w:next w:val="a"/>
+    <w:basedOn w:val="Normal"/>
+    <w:next w:val="Normal"/>
     <w:autoRedefine/>
     <w:uiPriority w:val="39"/>
     <w:unhideWhenUsed/>
@@ -18525,8 +18495,8 @@
   </w:style>
   <w:style w:type="paragraph" w:styleId="TOC7">
     <w:name w:val="toc 7"/>
-    <w:basedOn w:val="a"/>
-    <w:next w:val="a"/>
+    <w:basedOn w:val="Normal"/>
+    <w:next w:val="Normal"/>
     <w:autoRedefine/>
     <w:uiPriority w:val="39"/>
     <w:unhideWhenUsed/>
@@ -18543,8 +18513,8 @@
   </w:style>
   <w:style w:type="paragraph" w:styleId="TOC8">
     <w:name w:val="toc 8"/>
-    <w:basedOn w:val="a"/>
-    <w:next w:val="a"/>
+    <w:basedOn w:val="Normal"/>
+    <w:next w:val="Normal"/>
     <w:autoRedefine/>
     <w:uiPriority w:val="39"/>
     <w:unhideWhenUsed/>
@@ -18561,8 +18531,8 @@
   </w:style>
   <w:style w:type="paragraph" w:styleId="TOC9">
     <w:name w:val="toc 9"/>
-    <w:basedOn w:val="a"/>
-    <w:next w:val="a"/>
+    <w:basedOn w:val="Normal"/>
+    <w:next w:val="Normal"/>
     <w:autoRedefine/>
     <w:uiPriority w:val="39"/>
     <w:unhideWhenUsed/>
@@ -18577,9 +18547,9 @@
       <w:szCs w:val="18"/>
     </w:rPr>
   </w:style>
-  <w:style w:type="table" w:styleId="af3">
+  <w:style w:type="table" w:styleId="TableGrid">
     <w:name w:val="Table Grid"/>
-    <w:basedOn w:val="a1"/>
+    <w:basedOn w:val="TableNormal"/>
     <w:uiPriority w:val="39"/>
     <w:rsid w:val="00A21831"/>
     <w:pPr>
@@ -18598,7 +18568,7 @@
   </w:style>
   <w:style w:type="table" w:customStyle="1" w:styleId="11">
     <w:name w:val="טבלת רשת 1 בהירה1"/>
-    <w:basedOn w:val="a1"/>
+    <w:basedOn w:val="TableNormal"/>
     <w:uiPriority w:val="46"/>
     <w:rsid w:val="00704381"/>
     <w:pPr>
@@ -18653,9 +18623,9 @@
       </w:rPr>
     </w:tblStylePr>
   </w:style>
-  <w:style w:type="character" w:customStyle="1" w:styleId="12">
+  <w:style w:type="character" w:customStyle="1" w:styleId="1">
     <w:name w:val="אזכור לא מזוהה1"/>
-    <w:basedOn w:val="a0"/>
+    <w:basedOn w:val="DefaultParagraphFont"/>
     <w:uiPriority w:val="99"/>
     <w:semiHidden/>
     <w:unhideWhenUsed/>
@@ -18665,9 +18635,9 @@
       <w:shd w:val="clear" w:color="auto" w:fill="E6E6E6"/>
     </w:rPr>
   </w:style>
-  <w:style w:type="character" w:customStyle="1" w:styleId="21">
+  <w:style w:type="character" w:customStyle="1" w:styleId="2">
     <w:name w:val="אזכור לא מזוהה2"/>
-    <w:basedOn w:val="a0"/>
+    <w:basedOn w:val="DefaultParagraphFont"/>
     <w:uiPriority w:val="99"/>
     <w:semiHidden/>
     <w:unhideWhenUsed/>

--- a/src/main/java/mu/smalltalk/BOOK/Book-SmallTalk.docx
+++ b/src/main/java/mu/smalltalk/BOOK/Book-SmallTalk.docx
@@ -250,7 +250,6 @@
           <w:rtl/>
         </w:rPr>
       </w:pPr>
-      <w:proofErr w:type="spellStart"/>
       <w:r>
         <w:rPr>
           <w:rFonts w:asciiTheme="minorBidi" w:eastAsia="David" w:hAnsiTheme="minorBidi" w:cstheme="minorBidi"/>
@@ -259,7 +258,6 @@
         </w:rPr>
         <w:t>SmallTalk</w:t>
       </w:r>
-      <w:proofErr w:type="spellEnd"/>
       <w:r>
         <w:rPr>
           <w:rFonts w:asciiTheme="minorBidi" w:eastAsia="David" w:hAnsiTheme="minorBidi" w:cstheme="minorBidi"/>
@@ -5613,7 +5611,6 @@
         </w:rPr>
         <w:t xml:space="preserve">  </w:t>
       </w:r>
-      <w:proofErr w:type="spellStart"/>
       <w:r>
         <w:rPr>
           <w:rFonts w:asciiTheme="minorBidi" w:eastAsia="David" w:hAnsiTheme="minorBidi" w:cstheme="minorBidi"/>
@@ -5622,7 +5619,6 @@
         </w:rPr>
         <w:t>SmallTalk</w:t>
       </w:r>
-      <w:proofErr w:type="spellEnd"/>
       <w:r>
         <w:rPr>
           <w:rFonts w:asciiTheme="minorBidi" w:eastAsia="David" w:hAnsiTheme="minorBidi" w:cstheme="minorBidi"/>
@@ -5707,21 +5703,12 @@
         </w:rPr>
         <w:t xml:space="preserve">תיאור הפרויקט </w:t>
       </w:r>
-      <w:proofErr w:type="spellStart"/>
       <w:r>
         <w:rPr>
           <w:rFonts w:asciiTheme="minorBidi" w:hAnsiTheme="minorBidi" w:cstheme="minorBidi"/>
           <w:lang w:val="en-GB"/>
         </w:rPr>
-        <w:t>SmallTalk</w:t>
-      </w:r>
-      <w:proofErr w:type="spellEnd"/>
-      <w:r>
-        <w:rPr>
-          <w:rFonts w:asciiTheme="minorBidi" w:hAnsiTheme="minorBidi" w:cstheme="minorBidi"/>
-          <w:lang w:val="en-GB"/>
-        </w:rPr>
-        <w:t xml:space="preserve"> </w:t>
+        <w:t xml:space="preserve">SmallTalk </w:t>
       </w:r>
       <w:r>
         <w:rPr>
@@ -6668,6 +6655,7 @@
       <w:bookmarkEnd w:id="17"/>
       <w:bookmarkEnd w:id="18"/>
     </w:p>
+    <w:p/>
     <w:p>
       <w:pPr>
         <w:rPr>
@@ -6689,6 +6677,7 @@
           <w:rFonts w:hint="cs"/>
           <w:rtl/>
         </w:rPr>
+        <w:lastRenderedPageBreak/>
         <w:t>התמודדות</w:t>
       </w:r>
       <w:r>
@@ -6769,7 +6758,6 @@
           <w:noProof/>
           <w:rtl/>
         </w:rPr>
-        <w:lastRenderedPageBreak/>
         <w:t>מניעת גישה לתוכן ההודעות מכל גורם חיצוני, כולל השרת עצמו</w:t>
       </w:r>
       <w:r>
@@ -9657,90 +9645,1180 @@
     </w:p>
     <w:p>
       <w:pPr>
+        <w:rPr>
+          <w:rtl/>
+        </w:rPr>
+      </w:pPr>
+    </w:p>
+    <w:p>
+      <w:pPr>
+        <w:rPr>
+          <w:rtl/>
+        </w:rPr>
+      </w:pPr>
+    </w:p>
+    <w:p>
+      <w:pPr>
         <w:pStyle w:val="Heading1"/>
         <w:rPr>
           <w:rtl/>
         </w:rPr>
       </w:pPr>
-      <w:bookmarkStart w:id="60" w:name="_Toc191372300"/>
-      <w:bookmarkStart w:id="61" w:name="_Toc191826980"/>
-      <w:bookmarkStart w:id="62" w:name="_Toc191827390"/>
+    </w:p>
+    <w:p>
+      <w:pPr>
+        <w:rPr>
+          <w:rtl/>
+        </w:rPr>
+      </w:pPr>
+    </w:p>
+    <w:p>
+      <w:pPr>
+        <w:pStyle w:val="Heading2"/>
+        <w:rPr>
+          <w:rtl/>
+        </w:rPr>
+      </w:pPr>
+      <w:bookmarkStart w:id="60" w:name="_Toc191372301"/>
+      <w:bookmarkStart w:id="61" w:name="_Toc191826981"/>
+      <w:bookmarkStart w:id="62" w:name="_Toc191827391"/>
       <w:r>
         <w:rPr>
           <w:rFonts w:hint="cs"/>
           <w:rtl/>
         </w:rPr>
-        <w:lastRenderedPageBreak/>
-        <w:t>תיאור תהליכי אבטחת מידע במערכת</w:t>
-      </w:r>
-      <w:r>
-        <w:rPr>
-          <w:rFonts w:hint="cs"/>
-          <w:rtl/>
-        </w:rPr>
-        <w:t xml:space="preserve"> </w:t>
+        <w:t>תיאור התקיפה / ההגנה</w:t>
       </w:r>
       <w:bookmarkEnd w:id="60"/>
       <w:bookmarkEnd w:id="61"/>
       <w:bookmarkEnd w:id="62"/>
+    </w:p>
+    <w:p>
+      <w:pPr>
+        <w:ind w:left="450" w:firstLine="0"/>
+        <w:rPr>
+          <w:b/>
+          <w:bCs/>
+          <w:lang/>
+        </w:rPr>
+      </w:pPr>
+      <w:r>
+        <w:rPr>
+          <w:b/>
+          <w:bCs/>
+          <w:rtl/>
+        </w:rPr>
+        <w:t>תיאור התקיפה / ההגנה</w:t>
+      </w:r>
+    </w:p>
+    <w:p>
+      <w:pPr>
+        <w:numPr>
+          <w:ilvl w:val="0"/>
+          <w:numId w:val="41"/>
+        </w:numPr>
+        <w:rPr>
+          <w:lang/>
+        </w:rPr>
+      </w:pPr>
+      <w:r>
+        <w:rPr>
+          <w:b/>
+          <w:bCs/>
+          <w:rtl/>
+        </w:rPr>
+        <w:t>התקפת</w:t>
+      </w:r>
+      <w:r>
+        <w:rPr>
+          <w:b/>
+          <w:bCs/>
+          <w:lang/>
+        </w:rPr>
+        <w:t xml:space="preserve"> Man-in-the-Middle (MitM)</w:t>
+      </w:r>
+      <w:r>
+        <w:rPr>
+          <w:lang/>
+        </w:rPr>
+        <w:t xml:space="preserve"> </w:t>
+      </w:r>
+    </w:p>
+    <w:p>
+      <w:pPr>
+        <w:numPr>
+          <w:ilvl w:val="1"/>
+          <w:numId w:val="41"/>
+        </w:numPr>
+        <w:rPr>
+          <w:lang/>
+        </w:rPr>
+      </w:pPr>
+      <w:r>
+        <w:rPr>
+          <w:b/>
+          <w:bCs/>
+          <w:rtl/>
+        </w:rPr>
+        <w:t>תיאור התקיפה</w:t>
+      </w:r>
+      <w:r>
+        <w:rPr>
+          <w:lang/>
+        </w:rPr>
+        <w:t xml:space="preserve">: </w:t>
+      </w:r>
+      <w:r>
+        <w:rPr>
+          <w:rtl/>
+        </w:rPr>
+        <w:t>תוקף מנסה להתמקם בין שני משתמשים כדי ליירט ולשנות את התקשורת ביניהם</w:t>
+      </w:r>
+      <w:r>
+        <w:rPr>
+          <w:lang/>
+        </w:rPr>
+        <w:t>.</w:t>
+      </w:r>
+    </w:p>
+    <w:p>
+      <w:pPr>
+        <w:numPr>
+          <w:ilvl w:val="1"/>
+          <w:numId w:val="41"/>
+        </w:numPr>
+        <w:rPr>
+          <w:lang/>
+        </w:rPr>
+      </w:pPr>
+      <w:r>
+        <w:rPr>
+          <w:b/>
+          <w:bCs/>
+          <w:rtl/>
+        </w:rPr>
+        <w:t>מנגנון הגנה</w:t>
+      </w:r>
+      <w:r>
+        <w:rPr>
+          <w:lang/>
+        </w:rPr>
+        <w:t xml:space="preserve">: </w:t>
+      </w:r>
+      <w:r>
+        <w:rPr>
+          <w:rtl/>
+        </w:rPr>
+        <w:t>מערכת</w:t>
+      </w:r>
+      <w:r>
+        <w:rPr>
+          <w:lang/>
+        </w:rPr>
+        <w:t xml:space="preserve"> SmallTalk </w:t>
+      </w:r>
+      <w:r>
+        <w:rPr>
+          <w:rtl/>
+        </w:rPr>
+        <w:t>מיישמת פרוטוקול</w:t>
+      </w:r>
+      <w:r>
+        <w:rPr>
+          <w:lang/>
+        </w:rPr>
+        <w:t xml:space="preserve"> ECDH </w:t>
+      </w:r>
+      <w:r>
+        <w:rPr>
+          <w:rtl/>
+        </w:rPr>
+        <w:t>להחלפת מפתחות שמונע מהתוקף לחשב את המפתח המשותף גם אם הוא מצליח ליירט את המפתחות הציבוריים. בנוסף, מימוש חתימות דיגיטליות</w:t>
+      </w:r>
+      <w:r>
+        <w:rPr>
+          <w:lang/>
+        </w:rPr>
+        <w:t xml:space="preserve"> ECDSA </w:t>
+      </w:r>
+      <w:r>
+        <w:rPr>
+          <w:rtl/>
+        </w:rPr>
+        <w:t>מאפשר לזהות שינויים בהודעות</w:t>
+      </w:r>
+      <w:r>
+        <w:rPr>
+          <w:lang/>
+        </w:rPr>
+        <w:t>.</w:t>
+      </w:r>
+    </w:p>
+    <w:p>
+      <w:pPr>
+        <w:numPr>
+          <w:ilvl w:val="0"/>
+          <w:numId w:val="41"/>
+        </w:numPr>
+        <w:rPr>
+          <w:lang/>
+        </w:rPr>
+      </w:pPr>
+      <w:r>
+        <w:rPr>
+          <w:b/>
+          <w:bCs/>
+          <w:rtl/>
+        </w:rPr>
+        <w:t>התקפות כוח גס על מפתחות הצפנה</w:t>
+      </w:r>
+      <w:r>
+        <w:rPr>
+          <w:rtl/>
+        </w:rPr>
+        <w:t xml:space="preserve"> </w:t>
+      </w:r>
+    </w:p>
+    <w:p>
+      <w:pPr>
+        <w:numPr>
+          <w:ilvl w:val="1"/>
+          <w:numId w:val="41"/>
+        </w:numPr>
+        <w:rPr>
+          <w:lang/>
+        </w:rPr>
+      </w:pPr>
+      <w:r>
+        <w:rPr>
+          <w:b/>
+          <w:bCs/>
+          <w:rtl/>
+        </w:rPr>
+        <w:t>תיאור התקיפה</w:t>
+      </w:r>
+      <w:r>
+        <w:rPr>
+          <w:lang/>
+        </w:rPr>
+        <w:t xml:space="preserve">: </w:t>
+      </w:r>
+      <w:r>
+        <w:rPr>
+          <w:rtl/>
+        </w:rPr>
+        <w:t>תוקף מנסה לפצח את ההצפנה באמצעות בדיקה שיטתית של כל המפתחות האפשריים</w:t>
+      </w:r>
+      <w:r>
+        <w:rPr>
+          <w:lang/>
+        </w:rPr>
+        <w:t>.</w:t>
+      </w:r>
+    </w:p>
+    <w:p>
+      <w:pPr>
+        <w:numPr>
+          <w:ilvl w:val="1"/>
+          <w:numId w:val="41"/>
+        </w:numPr>
+        <w:rPr>
+          <w:lang/>
+        </w:rPr>
+      </w:pPr>
+      <w:r>
+        <w:rPr>
+          <w:b/>
+          <w:bCs/>
+          <w:rtl/>
+        </w:rPr>
+        <w:t>מנגנון הגנה</w:t>
+      </w:r>
+      <w:r>
+        <w:rPr>
+          <w:lang/>
+        </w:rPr>
+        <w:t xml:space="preserve">: </w:t>
+      </w:r>
+      <w:r>
+        <w:rPr>
+          <w:rtl/>
+        </w:rPr>
+        <w:t>מערכת</w:t>
+      </w:r>
+      <w:r>
+        <w:rPr>
+          <w:lang/>
+        </w:rPr>
+        <w:t xml:space="preserve"> SmallTalk </w:t>
+      </w:r>
+      <w:r>
+        <w:rPr>
+          <w:rtl/>
+        </w:rPr>
+        <w:t>משתמשת בהצפנת</w:t>
+      </w:r>
+      <w:r>
+        <w:rPr>
+          <w:lang/>
+        </w:rPr>
+        <w:t xml:space="preserve"> AES-256 </w:t>
+      </w:r>
+      <w:r>
+        <w:rPr>
+          <w:rtl/>
+        </w:rPr>
+        <w:t>עם מפתחות באורך 256 סיביות, מה שהופך התקפת כוח גס לבלתי אפשרית מבחינה חישובית עם הטכנולוגיה הקיימת כיום</w:t>
+      </w:r>
+      <w:r>
+        <w:rPr>
+          <w:lang/>
+        </w:rPr>
+        <w:t>.</w:t>
+      </w:r>
+    </w:p>
+    <w:p>
+      <w:pPr>
+        <w:numPr>
+          <w:ilvl w:val="0"/>
+          <w:numId w:val="41"/>
+        </w:numPr>
+        <w:rPr>
+          <w:lang/>
+        </w:rPr>
+      </w:pPr>
+      <w:r>
+        <w:rPr>
+          <w:b/>
+          <w:bCs/>
+          <w:rtl/>
+        </w:rPr>
+        <w:t>התקפת שחזור מפתחות</w:t>
+      </w:r>
+      <w:r>
+        <w:rPr>
+          <w:rtl/>
+        </w:rPr>
+        <w:t xml:space="preserve"> </w:t>
+      </w:r>
+    </w:p>
+    <w:p>
+      <w:pPr>
+        <w:numPr>
+          <w:ilvl w:val="1"/>
+          <w:numId w:val="41"/>
+        </w:numPr>
+        <w:rPr>
+          <w:lang/>
+        </w:rPr>
+      </w:pPr>
+      <w:r>
+        <w:rPr>
+          <w:b/>
+          <w:bCs/>
+          <w:rtl/>
+        </w:rPr>
+        <w:t>תיאור התקיפה</w:t>
+      </w:r>
+      <w:r>
+        <w:rPr>
+          <w:lang/>
+        </w:rPr>
+        <w:t xml:space="preserve">: </w:t>
+      </w:r>
+      <w:r>
+        <w:rPr>
+          <w:rtl/>
+        </w:rPr>
+        <w:t>ניסיון לשחזר מפתחות פרטיים מתוך מידע ציבורי</w:t>
+      </w:r>
+      <w:r>
+        <w:rPr>
+          <w:lang/>
+        </w:rPr>
+        <w:t>.</w:t>
+      </w:r>
+    </w:p>
+    <w:p>
+      <w:pPr>
+        <w:numPr>
+          <w:ilvl w:val="1"/>
+          <w:numId w:val="41"/>
+        </w:numPr>
+        <w:rPr>
+          <w:lang/>
+        </w:rPr>
+      </w:pPr>
+      <w:r>
+        <w:rPr>
+          <w:b/>
+          <w:bCs/>
+          <w:rtl/>
+        </w:rPr>
+        <w:t>מנגנון הגנה</w:t>
+      </w:r>
+      <w:r>
+        <w:rPr>
+          <w:lang/>
+        </w:rPr>
+        <w:t xml:space="preserve">: </w:t>
+      </w:r>
+      <w:r>
+        <w:rPr>
+          <w:rtl/>
+        </w:rPr>
+        <w:t>המערכת מתבססת על הקושי המתמטי של בעיית הלוגריתם הדיסקרטי בעקומות אליפטיות, שהופכת את שחזור המפתח הפרטי מהמפתח הציבורי לבלתי אפשרי מבחינה חישובית</w:t>
+      </w:r>
+      <w:r>
+        <w:rPr>
+          <w:lang/>
+        </w:rPr>
+        <w:t>.</w:t>
+      </w:r>
+    </w:p>
+    <w:p>
+      <w:pPr>
+        <w:numPr>
+          <w:ilvl w:val="0"/>
+          <w:numId w:val="41"/>
+        </w:numPr>
+        <w:rPr>
+          <w:lang/>
+        </w:rPr>
+      </w:pPr>
+      <w:r>
+        <w:rPr>
+          <w:b/>
+          <w:bCs/>
+          <w:rtl/>
+        </w:rPr>
+        <w:t>התקפות</w:t>
+      </w:r>
+      <w:r>
+        <w:rPr>
+          <w:b/>
+          <w:bCs/>
+          <w:lang/>
+        </w:rPr>
+        <w:t xml:space="preserve"> Replay</w:t>
+      </w:r>
+      <w:r>
+        <w:rPr>
+          <w:lang/>
+        </w:rPr>
+        <w:t xml:space="preserve"> </w:t>
+      </w:r>
+    </w:p>
+    <w:p>
+      <w:pPr>
+        <w:numPr>
+          <w:ilvl w:val="1"/>
+          <w:numId w:val="41"/>
+        </w:numPr>
+        <w:rPr>
+          <w:lang/>
+        </w:rPr>
+      </w:pPr>
+      <w:r>
+        <w:rPr>
+          <w:b/>
+          <w:bCs/>
+          <w:rtl/>
+        </w:rPr>
+        <w:t>תיאור התקיפה</w:t>
+      </w:r>
+      <w:r>
+        <w:rPr>
+          <w:lang/>
+        </w:rPr>
+        <w:t xml:space="preserve">: </w:t>
+      </w:r>
+      <w:r>
+        <w:rPr>
+          <w:rtl/>
+        </w:rPr>
+        <w:t>תוקף מקליט הודעות מוצפנות ושולח אותן מחדש בשלב מאוחר יותר</w:t>
+      </w:r>
+      <w:r>
+        <w:rPr>
+          <w:lang/>
+        </w:rPr>
+        <w:t>.</w:t>
+      </w:r>
+    </w:p>
+    <w:p>
+      <w:pPr>
+        <w:numPr>
+          <w:ilvl w:val="1"/>
+          <w:numId w:val="41"/>
+        </w:numPr>
+        <w:rPr>
+          <w:lang/>
+        </w:rPr>
+      </w:pPr>
+      <w:r>
+        <w:rPr>
+          <w:b/>
+          <w:bCs/>
+          <w:rtl/>
+        </w:rPr>
+        <w:t>מנגנון הגנה</w:t>
+      </w:r>
+      <w:r>
+        <w:rPr>
+          <w:lang/>
+        </w:rPr>
+        <w:t xml:space="preserve">: </w:t>
+      </w:r>
+      <w:r>
+        <w:rPr>
+          <w:rtl/>
+        </w:rPr>
+        <w:t>המערכת משתמשת בוקטורי אתחול</w:t>
+      </w:r>
+      <w:r>
+        <w:rPr>
+          <w:lang/>
+        </w:rPr>
+        <w:t xml:space="preserve"> (IV) </w:t>
+      </w:r>
+      <w:r>
+        <w:rPr>
+          <w:rtl/>
+        </w:rPr>
+        <w:t>ייחודיים לכל הודעה, מה שמבטיח שגם אם תוכן ההודעה זהה, ההצפנה תהיה שונה בכל פעם</w:t>
+      </w:r>
+      <w:r>
+        <w:rPr>
+          <w:lang/>
+        </w:rPr>
+        <w:t>.</w:t>
+      </w:r>
+    </w:p>
+    <w:p>
+      <w:pPr>
+        <w:numPr>
+          <w:ilvl w:val="0"/>
+          <w:numId w:val="41"/>
+        </w:numPr>
+        <w:rPr>
+          <w:lang/>
+        </w:rPr>
+      </w:pPr>
+      <w:r>
+        <w:rPr>
+          <w:b/>
+          <w:bCs/>
+          <w:rtl/>
+        </w:rPr>
+        <w:t>התקפות על שרת האחסון</w:t>
+      </w:r>
+      <w:r>
+        <w:rPr>
+          <w:rtl/>
+        </w:rPr>
+        <w:t xml:space="preserve"> </w:t>
+      </w:r>
+    </w:p>
+    <w:p>
+      <w:pPr>
+        <w:numPr>
+          <w:ilvl w:val="1"/>
+          <w:numId w:val="41"/>
+        </w:numPr>
+        <w:rPr>
+          <w:lang/>
+        </w:rPr>
+      </w:pPr>
+      <w:r>
+        <w:rPr>
+          <w:b/>
+          <w:bCs/>
+          <w:rtl/>
+        </w:rPr>
+        <w:t>תיאור התקיפה</w:t>
+      </w:r>
+      <w:r>
+        <w:rPr>
+          <w:lang/>
+        </w:rPr>
+        <w:t xml:space="preserve">: </w:t>
+      </w:r>
+      <w:r>
+        <w:rPr>
+          <w:rtl/>
+        </w:rPr>
+        <w:t>ניסיון לגישה למידע רגיש המאוחסן בשרתי המערכת</w:t>
+      </w:r>
+      <w:r>
+        <w:rPr>
+          <w:lang/>
+        </w:rPr>
+        <w:t>.</w:t>
+      </w:r>
+    </w:p>
+    <w:p>
+      <w:pPr>
+        <w:numPr>
+          <w:ilvl w:val="1"/>
+          <w:numId w:val="41"/>
+        </w:numPr>
+        <w:rPr>
+          <w:lang/>
+        </w:rPr>
+      </w:pPr>
+      <w:r>
+        <w:rPr>
+          <w:b/>
+          <w:bCs/>
+          <w:rtl/>
+        </w:rPr>
+        <w:lastRenderedPageBreak/>
+        <w:t>מנגנון הגנה</w:t>
+      </w:r>
+      <w:r>
+        <w:rPr>
+          <w:lang/>
+        </w:rPr>
+        <w:t xml:space="preserve">: </w:t>
+      </w:r>
+      <w:r>
+        <w:rPr>
+          <w:rtl/>
+        </w:rPr>
+        <w:t>תודות להצפנת</w:t>
+      </w:r>
+      <w:r>
+        <w:rPr>
+          <w:lang/>
+        </w:rPr>
+        <w:t xml:space="preserve"> End-to-End, </w:t>
+      </w:r>
+      <w:r>
+        <w:rPr>
+          <w:rtl/>
+        </w:rPr>
+        <w:t>גם אם תוקף משיג גישה לשרתי המערכת, הוא לא יוכל לפענח את תוכן ההודעות ללא המפתחות הפרטיים של המשתמשים</w:t>
+      </w:r>
+      <w:r>
+        <w:rPr>
+          <w:lang/>
+        </w:rPr>
+        <w:t>.</w:t>
+      </w:r>
+    </w:p>
+    <w:p>
+      <w:pPr>
+        <w:numPr>
+          <w:ilvl w:val="0"/>
+          <w:numId w:val="41"/>
+        </w:numPr>
+        <w:rPr>
+          <w:lang/>
+        </w:rPr>
+      </w:pPr>
+      <w:r>
+        <w:rPr>
+          <w:b/>
+          <w:bCs/>
+          <w:rtl/>
+        </w:rPr>
+        <w:t>התקפות התחזות</w:t>
+      </w:r>
+      <w:r>
+        <w:rPr>
+          <w:b/>
+          <w:bCs/>
+          <w:lang/>
+        </w:rPr>
+        <w:t xml:space="preserve"> (Impersonation)</w:t>
+      </w:r>
+      <w:r>
+        <w:rPr>
+          <w:lang/>
+        </w:rPr>
+        <w:t xml:space="preserve"> </w:t>
+      </w:r>
+    </w:p>
+    <w:p>
+      <w:pPr>
+        <w:numPr>
+          <w:ilvl w:val="1"/>
+          <w:numId w:val="41"/>
+        </w:numPr>
+        <w:rPr>
+          <w:lang/>
+        </w:rPr>
+      </w:pPr>
+      <w:r>
+        <w:rPr>
+          <w:b/>
+          <w:bCs/>
+          <w:rtl/>
+        </w:rPr>
+        <w:t>תיאור התקיפה</w:t>
+      </w:r>
+      <w:r>
+        <w:rPr>
+          <w:lang/>
+        </w:rPr>
+        <w:t xml:space="preserve">: </w:t>
+      </w:r>
+      <w:r>
+        <w:rPr>
+          <w:rtl/>
+        </w:rPr>
+        <w:t>תוקף מנסה להתחזות למשתמש לגיטימי כדי לתקשר עם משתמשים אחרים</w:t>
+      </w:r>
+      <w:r>
+        <w:rPr>
+          <w:lang/>
+        </w:rPr>
+        <w:t>.</w:t>
+      </w:r>
+    </w:p>
+    <w:p>
+      <w:pPr>
+        <w:numPr>
+          <w:ilvl w:val="1"/>
+          <w:numId w:val="41"/>
+        </w:numPr>
+        <w:rPr>
+          <w:lang/>
+        </w:rPr>
+      </w:pPr>
+      <w:r>
+        <w:rPr>
+          <w:b/>
+          <w:bCs/>
+          <w:rtl/>
+        </w:rPr>
+        <w:t>מנגנון הגנה</w:t>
+      </w:r>
+      <w:r>
+        <w:rPr>
+          <w:lang/>
+        </w:rPr>
+        <w:t xml:space="preserve">: </w:t>
+      </w:r>
+      <w:r>
+        <w:rPr>
+          <w:rtl/>
+        </w:rPr>
+        <w:t>המערכת מיישמת אימות דו-שלבי</w:t>
+      </w:r>
+      <w:r>
+        <w:rPr>
+          <w:lang/>
+        </w:rPr>
+        <w:t xml:space="preserve"> (2FA) </w:t>
+      </w:r>
+      <w:r>
+        <w:rPr>
+          <w:rtl/>
+        </w:rPr>
+        <w:t>ומערכת חתימות דיגיטליות המאפשרות למקבל לאמת את זהות השולח באמצעות המפתח הציבורי שלו</w:t>
+      </w:r>
+      <w:r>
+        <w:rPr>
+          <w:lang/>
+        </w:rPr>
+        <w:t>.</w:t>
+      </w:r>
+    </w:p>
+    <w:p>
+      <w:pPr>
+        <w:ind w:left="180" w:firstLine="0"/>
+        <w:rPr>
+          <w:b/>
+          <w:bCs/>
+          <w:lang/>
+        </w:rPr>
+      </w:pPr>
+      <w:r>
+        <w:rPr>
+          <w:b/>
+          <w:bCs/>
+          <w:rtl/>
+        </w:rPr>
+        <w:t>מנגנוני אבטחה והגנה נוספים</w:t>
+      </w:r>
+      <w:r>
+        <w:rPr>
+          <w:b/>
+          <w:bCs/>
+          <w:lang/>
+        </w:rPr>
+        <w:t>:</w:t>
+      </w:r>
+    </w:p>
+    <w:p>
+      <w:pPr>
+        <w:numPr>
+          <w:ilvl w:val="0"/>
+          <w:numId w:val="42"/>
+        </w:numPr>
+        <w:rPr>
+          <w:lang/>
+        </w:rPr>
+      </w:pPr>
+      <w:r>
+        <w:rPr>
+          <w:b/>
+          <w:bCs/>
+          <w:rtl/>
+        </w:rPr>
+        <w:t>פרוטוקולי</w:t>
+      </w:r>
+      <w:r>
+        <w:rPr>
+          <w:b/>
+          <w:bCs/>
+          <w:lang/>
+        </w:rPr>
+        <w:t xml:space="preserve"> TLS/SSL</w:t>
+      </w:r>
+      <w:r>
+        <w:rPr>
+          <w:lang/>
+        </w:rPr>
+        <w:t xml:space="preserve"> </w:t>
+      </w:r>
+    </w:p>
+    <w:p>
+      <w:pPr>
+        <w:numPr>
+          <w:ilvl w:val="1"/>
+          <w:numId w:val="42"/>
+        </w:numPr>
+        <w:rPr>
+          <w:lang/>
+        </w:rPr>
+      </w:pPr>
+      <w:r>
+        <w:rPr>
+          <w:rtl/>
+        </w:rPr>
+        <w:t>מבטיחים תקשורת מאובטחת בין הלקוח לשרת, כשכבת הגנה נוספת מעבר להצפנת</w:t>
+      </w:r>
+      <w:r>
+        <w:rPr>
+          <w:lang/>
+        </w:rPr>
+        <w:t xml:space="preserve"> End-to-End.</w:t>
+      </w:r>
+    </w:p>
+    <w:p>
+      <w:pPr>
+        <w:numPr>
+          <w:ilvl w:val="0"/>
+          <w:numId w:val="42"/>
+        </w:numPr>
+        <w:rPr>
+          <w:lang/>
+        </w:rPr>
+      </w:pPr>
+      <w:r>
+        <w:rPr>
+          <w:b/>
+          <w:bCs/>
+          <w:rtl/>
+        </w:rPr>
+        <w:t>מערכת גיבוי ושחזור מאובטחת</w:t>
+      </w:r>
+      <w:r>
+        <w:rPr>
+          <w:rtl/>
+        </w:rPr>
+        <w:t xml:space="preserve"> </w:t>
+      </w:r>
+    </w:p>
+    <w:p>
+      <w:pPr>
+        <w:numPr>
+          <w:ilvl w:val="1"/>
+          <w:numId w:val="42"/>
+        </w:numPr>
+        <w:rPr>
+          <w:lang/>
+        </w:rPr>
+      </w:pPr>
+      <w:r>
+        <w:rPr>
+          <w:rtl/>
+        </w:rPr>
+        <w:t>גיבויים מוצפנים באמצעות</w:t>
+      </w:r>
+      <w:r>
+        <w:rPr>
+          <w:lang/>
+        </w:rPr>
+        <w:t xml:space="preserve"> AES-256</w:t>
+      </w:r>
+    </w:p>
+    <w:p>
+      <w:pPr>
+        <w:numPr>
+          <w:ilvl w:val="1"/>
+          <w:numId w:val="42"/>
+        </w:numPr>
+        <w:rPr>
+          <w:lang/>
+        </w:rPr>
+      </w:pPr>
+      <w:r>
+        <w:rPr>
+          <w:rtl/>
+        </w:rPr>
+        <w:t>שימוש בחתימות דיגיטליות לאימות שלמות הגיבויים</w:t>
+      </w:r>
+    </w:p>
+    <w:p>
+      <w:pPr>
+        <w:numPr>
+          <w:ilvl w:val="1"/>
+          <w:numId w:val="42"/>
+        </w:numPr>
+        <w:rPr>
+          <w:lang/>
+        </w:rPr>
+      </w:pPr>
+      <w:r>
+        <w:rPr>
+          <w:rtl/>
+        </w:rPr>
+        <w:t>מחיקה מאובטחת של נתונים שפג תוקפם</w:t>
+      </w:r>
+    </w:p>
+    <w:p>
+      <w:pPr>
+        <w:numPr>
+          <w:ilvl w:val="0"/>
+          <w:numId w:val="42"/>
+        </w:numPr>
+        <w:rPr>
+          <w:lang/>
+        </w:rPr>
+      </w:pPr>
+      <w:r>
+        <w:rPr>
+          <w:b/>
+          <w:bCs/>
+          <w:rtl/>
+        </w:rPr>
+        <w:t>ניהול מפתחות מאובטח</w:t>
+      </w:r>
+      <w:r>
+        <w:rPr>
+          <w:rtl/>
+        </w:rPr>
+        <w:t xml:space="preserve"> </w:t>
+      </w:r>
+    </w:p>
+    <w:p>
+      <w:pPr>
+        <w:numPr>
+          <w:ilvl w:val="1"/>
+          <w:numId w:val="42"/>
+        </w:numPr>
+        <w:rPr>
+          <w:lang/>
+        </w:rPr>
+      </w:pPr>
+      <w:r>
+        <w:rPr>
+          <w:rtl/>
+        </w:rPr>
+        <w:t>אחסון מאובטח של מפתחות פרטיים</w:t>
+      </w:r>
+    </w:p>
+    <w:p>
+      <w:pPr>
+        <w:numPr>
+          <w:ilvl w:val="1"/>
+          <w:numId w:val="42"/>
+        </w:numPr>
+        <w:rPr>
+          <w:lang/>
+        </w:rPr>
+      </w:pPr>
+      <w:r>
+        <w:rPr>
+          <w:rtl/>
+        </w:rPr>
+        <w:t>מנגנוני החלפת מפתחות מבוססי</w:t>
+      </w:r>
+      <w:r>
+        <w:rPr>
+          <w:lang/>
+        </w:rPr>
+        <w:t xml:space="preserve"> ECDH</w:t>
+      </w:r>
+    </w:p>
+    <w:p>
+      <w:pPr>
+        <w:numPr>
+          <w:ilvl w:val="1"/>
+          <w:numId w:val="42"/>
+        </w:numPr>
+        <w:rPr>
+          <w:lang/>
+        </w:rPr>
+      </w:pPr>
+      <w:r>
+        <w:rPr>
+          <w:rtl/>
+        </w:rPr>
+        <w:t>תהליכי גזירת מפתחות</w:t>
+      </w:r>
+      <w:r>
+        <w:rPr>
+          <w:lang/>
+        </w:rPr>
+        <w:t xml:space="preserve"> (Key Derivation) </w:t>
+      </w:r>
+      <w:r>
+        <w:rPr>
+          <w:rtl/>
+        </w:rPr>
+        <w:t>להפקת מפתחות הצפנה סופיים</w:t>
+      </w:r>
+    </w:p>
+    <w:p>
+      <w:pPr>
+        <w:numPr>
+          <w:ilvl w:val="0"/>
+          <w:numId w:val="42"/>
+        </w:numPr>
+        <w:rPr>
+          <w:lang/>
+        </w:rPr>
+      </w:pPr>
+      <w:r>
+        <w:rPr>
+          <w:b/>
+          <w:bCs/>
+          <w:rtl/>
+        </w:rPr>
+        <w:t>אימות זהות רב-שכבתי</w:t>
+      </w:r>
+      <w:r>
+        <w:rPr>
+          <w:rtl/>
+        </w:rPr>
+        <w:t xml:space="preserve"> </w:t>
+      </w:r>
+    </w:p>
+    <w:p>
+      <w:pPr>
+        <w:numPr>
+          <w:ilvl w:val="1"/>
+          <w:numId w:val="42"/>
+        </w:numPr>
+        <w:rPr>
+          <w:lang/>
+        </w:rPr>
+      </w:pPr>
+      <w:r>
+        <w:rPr>
+          <w:rtl/>
+        </w:rPr>
+        <w:t>אימות דו-שלבי</w:t>
+      </w:r>
+      <w:r>
+        <w:rPr>
+          <w:lang/>
+        </w:rPr>
+        <w:t xml:space="preserve"> (2FA)</w:t>
+      </w:r>
+    </w:p>
+    <w:p>
+      <w:pPr>
+        <w:numPr>
+          <w:ilvl w:val="1"/>
+          <w:numId w:val="42"/>
+        </w:numPr>
+        <w:rPr>
+          <w:lang/>
+        </w:rPr>
+      </w:pPr>
+      <w:r>
+        <w:rPr>
+          <w:rtl/>
+        </w:rPr>
+        <w:t>חתימות דיגיטליות לאימות זהות השולח</w:t>
+      </w:r>
+    </w:p>
+    <w:p>
+      <w:pPr>
+        <w:numPr>
+          <w:ilvl w:val="1"/>
+          <w:numId w:val="42"/>
+        </w:numPr>
+        <w:rPr>
+          <w:lang/>
+        </w:rPr>
+      </w:pPr>
+      <w:r>
+        <w:rPr>
+          <w:rtl/>
+        </w:rPr>
+        <w:t>מנגנוני בדיקת שלמות ההודע</w:t>
+      </w:r>
       <w:r>
         <w:rPr>
           <w:rFonts w:hint="cs"/>
           <w:rtl/>
         </w:rPr>
-        <w:t xml:space="preserve">(רק למי </w:t>
-      </w:r>
+        <w:t>ות</w:t>
+      </w:r>
+    </w:p>
+    <w:p>
+      <w:pPr>
+        <w:ind w:firstLine="0"/>
+        <w:rPr>
+          <w:rtl/>
+        </w:rPr>
+      </w:pPr>
+    </w:p>
+    <w:p>
+      <w:pPr>
+        <w:pStyle w:val="Heading2"/>
+        <w:numPr>
+          <w:ilvl w:val="0"/>
+          <w:numId w:val="0"/>
+        </w:numPr>
+        <w:ind w:left="360"/>
+        <w:rPr>
+          <w:rtl/>
+        </w:rPr>
+      </w:pPr>
+      <w:bookmarkStart w:id="63" w:name="_Toc191372302"/>
+      <w:bookmarkStart w:id="64" w:name="_Toc191826982"/>
+      <w:bookmarkStart w:id="65" w:name="_Toc191827392"/>
       <w:r>
         <w:rPr>
           <w:rFonts w:hint="cs"/>
           <w:rtl/>
         </w:rPr>
-        <w:t>שיש</w:t>
+        <w:t xml:space="preserve"> </w:t>
+      </w:r>
+      <w:r>
+        <w:t xml:space="preserve"> </w:t>
       </w:r>
       <w:r>
         <w:rPr>
           <w:rFonts w:hint="cs"/>
           <w:rtl/>
         </w:rPr>
-        <w:t xml:space="preserve"> </w:t>
-      </w:r>
-      <w:r>
-        <w:rPr>
-          <w:rtl/>
-        </w:rPr>
-        <w:t>–</w:t>
+        <w:t xml:space="preserve">10.2 </w:t>
       </w:r>
       <w:r>
         <w:rPr>
           <w:rFonts w:hint="cs"/>
           <w:rtl/>
         </w:rPr>
-        <w:t xml:space="preserve"> אם אין למחוק סעיף זה</w:t>
-      </w:r>
-      <w:r>
-        <w:rPr>
-          <w:rFonts w:hint="cs"/>
-          <w:rtl/>
-        </w:rPr>
-        <w:t>)</w:t>
-      </w:r>
-    </w:p>
-    <w:p>
-      <w:pPr>
-        <w:pStyle w:val="Heading2"/>
-        <w:rPr>
-          <w:rtl/>
-        </w:rPr>
-      </w:pPr>
-      <w:bookmarkStart w:id="63" w:name="_Toc191372301"/>
-      <w:bookmarkStart w:id="64" w:name="_Toc191826981"/>
-      <w:bookmarkStart w:id="65" w:name="_Toc191827391"/>
-      <w:r>
-        <w:rPr>
-          <w:rFonts w:hint="cs"/>
-          <w:rtl/>
-        </w:rPr>
-        <w:t>תיאור התקיפה / ההגנה</w:t>
+        <w:t>תיאור הצפנות</w:t>
       </w:r>
       <w:bookmarkEnd w:id="63"/>
       <w:bookmarkEnd w:id="64"/>
@@ -9748,20 +10826,1358 @@
     </w:p>
     <w:p>
       <w:pPr>
-        <w:pStyle w:val="Heading2"/>
-        <w:rPr>
-          <w:rtl/>
-        </w:rPr>
-      </w:pPr>
-      <w:bookmarkStart w:id="66" w:name="_Toc191372302"/>
-      <w:bookmarkStart w:id="67" w:name="_Toc191826982"/>
-      <w:bookmarkStart w:id="68" w:name="_Toc191827392"/>
+        <w:ind w:left="450" w:firstLine="0"/>
+        <w:rPr>
+          <w:b/>
+          <w:bCs/>
+          <w:lang/>
+        </w:rPr>
+      </w:pPr>
+      <w:r>
+        <w:rPr>
+          <w:b/>
+          <w:bCs/>
+          <w:rtl/>
+        </w:rPr>
+        <w:t>מנגנוני הצפנה מרכזיים</w:t>
+      </w:r>
+      <w:r>
+        <w:rPr>
+          <w:b/>
+          <w:bCs/>
+          <w:lang/>
+        </w:rPr>
+        <w:t>:</w:t>
+      </w:r>
+    </w:p>
+    <w:p>
+      <w:pPr>
+        <w:numPr>
+          <w:ilvl w:val="0"/>
+          <w:numId w:val="43"/>
+        </w:numPr>
+        <w:rPr>
+          <w:lang/>
+        </w:rPr>
+      </w:pPr>
+      <w:r>
+        <w:rPr>
+          <w:b/>
+          <w:bCs/>
+          <w:lang/>
+        </w:rPr>
+        <w:t xml:space="preserve">ECDH (Elliptic Curve Diffie-Hellman) </w:t>
+      </w:r>
+      <w:r>
+        <w:rPr>
+          <w:b/>
+          <w:bCs/>
+          <w:rtl/>
+        </w:rPr>
+        <w:t>להחלפת מפתחות</w:t>
+      </w:r>
+      <w:r>
+        <w:rPr>
+          <w:rtl/>
+        </w:rPr>
+        <w:t xml:space="preserve"> </w:t>
+      </w:r>
+    </w:p>
+    <w:p>
+      <w:pPr>
+        <w:numPr>
+          <w:ilvl w:val="1"/>
+          <w:numId w:val="43"/>
+        </w:numPr>
+        <w:rPr>
+          <w:lang/>
+        </w:rPr>
+      </w:pPr>
+      <w:r>
+        <w:rPr>
+          <w:b/>
+          <w:bCs/>
+          <w:rtl/>
+        </w:rPr>
+        <w:t>תיאור</w:t>
+      </w:r>
+      <w:r>
+        <w:rPr>
+          <w:lang/>
+        </w:rPr>
+        <w:t xml:space="preserve">: </w:t>
+      </w:r>
+      <w:r>
+        <w:rPr>
+          <w:rtl/>
+        </w:rPr>
+        <w:t>פרוטוקול להחלפת מפתחות המבוסס על עקומות אליפטיות, המאפשר לשני משתמשים ליצור מפתח סודי משותף מבלי להעביר אותו בערוץ התקשורת</w:t>
+      </w:r>
+      <w:r>
+        <w:rPr>
+          <w:lang/>
+        </w:rPr>
+        <w:t>.</w:t>
+      </w:r>
+    </w:p>
+    <w:p>
+      <w:pPr>
+        <w:numPr>
+          <w:ilvl w:val="1"/>
+          <w:numId w:val="43"/>
+        </w:numPr>
+        <w:rPr>
+          <w:lang/>
+        </w:rPr>
+      </w:pPr>
+    </w:p>
+    <w:p>
+      <w:pPr>
+        <w:numPr>
+          <w:ilvl w:val="1"/>
+          <w:numId w:val="43"/>
+        </w:numPr>
+        <w:rPr>
+          <w:lang/>
+        </w:rPr>
+      </w:pPr>
+      <w:r>
+        <w:rPr>
+          <w:b/>
+          <w:bCs/>
+          <w:rtl/>
+        </w:rPr>
+        <w:lastRenderedPageBreak/>
+        <w:t>תהליך</w:t>
+      </w:r>
+      <w:r>
+        <w:rPr>
+          <w:lang/>
+        </w:rPr>
+        <w:t xml:space="preserve">: </w:t>
+      </w:r>
+    </w:p>
+    <w:p>
+      <w:pPr>
+        <w:numPr>
+          <w:ilvl w:val="2"/>
+          <w:numId w:val="43"/>
+        </w:numPr>
+        <w:rPr>
+          <w:lang/>
+        </w:rPr>
+      </w:pPr>
+      <w:r>
+        <w:rPr>
+          <w:rtl/>
+        </w:rPr>
+        <w:t>כל משתמש יוצר זוג מפתחות: מפתח פרטי</w:t>
+      </w:r>
+      <w:r>
+        <w:rPr>
+          <w:lang/>
+        </w:rPr>
+        <w:t xml:space="preserve"> (d) </w:t>
+      </w:r>
+      <w:r>
+        <w:rPr>
+          <w:rtl/>
+        </w:rPr>
+        <w:t>ומפתח ציבורי</w:t>
+      </w:r>
+      <w:r>
+        <w:rPr>
+          <w:lang/>
+        </w:rPr>
+        <w:t xml:space="preserve"> (Q = d × G, </w:t>
+      </w:r>
+      <w:r>
+        <w:rPr>
+          <w:rtl/>
+        </w:rPr>
+        <w:t>כאשר</w:t>
+      </w:r>
+      <w:r>
+        <w:rPr>
+          <w:lang/>
+        </w:rPr>
+        <w:t xml:space="preserve"> G </w:t>
+      </w:r>
+      <w:r>
+        <w:rPr>
+          <w:rtl/>
+        </w:rPr>
+        <w:t>היא נקודת בסיס על העקומה האליפטית</w:t>
+      </w:r>
+      <w:r>
+        <w:rPr>
+          <w:lang/>
+        </w:rPr>
+        <w:t>)</w:t>
+      </w:r>
+    </w:p>
+    <w:p>
+      <w:pPr>
+        <w:numPr>
+          <w:ilvl w:val="2"/>
+          <w:numId w:val="43"/>
+        </w:numPr>
+        <w:rPr>
+          <w:lang/>
+        </w:rPr>
+      </w:pPr>
+      <w:r>
+        <w:rPr>
+          <w:rtl/>
+        </w:rPr>
+        <w:t>המשתמשים מחליפים ביניהם רק את המפתחות הציבוריים</w:t>
+      </w:r>
+    </w:p>
+    <w:p>
+      <w:pPr>
+        <w:numPr>
+          <w:ilvl w:val="2"/>
+          <w:numId w:val="43"/>
+        </w:numPr>
+        <w:rPr>
+          <w:lang/>
+        </w:rPr>
+      </w:pPr>
+      <w:r>
+        <w:rPr>
+          <w:rtl/>
+        </w:rPr>
+        <w:t>כל משתמש מחשב את המפתח המשותף</w:t>
+      </w:r>
+      <w:r>
+        <w:rPr>
+          <w:lang/>
+        </w:rPr>
+        <w:t>: K = d × Q_other (</w:t>
+      </w:r>
+      <w:r>
+        <w:rPr>
+          <w:rtl/>
+        </w:rPr>
+        <w:t>מפתח פרטי שלו כפול המפתח הציבורי של הצד השני</w:t>
+      </w:r>
+      <w:r>
+        <w:rPr>
+          <w:lang/>
+        </w:rPr>
+        <w:t>)</w:t>
+      </w:r>
+    </w:p>
+    <w:p>
+      <w:pPr>
+        <w:numPr>
+          <w:ilvl w:val="1"/>
+          <w:numId w:val="43"/>
+        </w:numPr>
+        <w:rPr>
+          <w:lang/>
+        </w:rPr>
+      </w:pPr>
+      <w:r>
+        <w:rPr>
+          <w:b/>
+          <w:bCs/>
+          <w:rtl/>
+        </w:rPr>
+        <w:t>יתרונות</w:t>
+      </w:r>
+      <w:r>
+        <w:rPr>
+          <w:lang/>
+        </w:rPr>
+        <w:t xml:space="preserve">: </w:t>
+      </w:r>
+      <w:r>
+        <w:rPr>
+          <w:rtl/>
+        </w:rPr>
+        <w:t>מספק אבטחה גבוהה עם מפתחות קצרים יותר בהשוואה ל</w:t>
+      </w:r>
+      <w:r>
+        <w:rPr>
+          <w:lang/>
+        </w:rPr>
+        <w:t xml:space="preserve">-RSA </w:t>
+      </w:r>
+      <w:r>
+        <w:rPr>
+          <w:rtl/>
+        </w:rPr>
+        <w:t>או</w:t>
+      </w:r>
+      <w:r>
+        <w:rPr>
+          <w:lang/>
+        </w:rPr>
+        <w:t xml:space="preserve"> DH </w:t>
+      </w:r>
+      <w:r>
+        <w:rPr>
+          <w:rtl/>
+        </w:rPr>
+        <w:t>רגיל, מה שמשפר את הביצועים תוך שמירה על רמת אבטחה גבוהה</w:t>
+      </w:r>
+      <w:r>
+        <w:rPr>
+          <w:lang/>
+        </w:rPr>
+        <w:t>.</w:t>
+      </w:r>
+    </w:p>
+    <w:p>
+      <w:pPr>
+        <w:numPr>
+          <w:ilvl w:val="0"/>
+          <w:numId w:val="43"/>
+        </w:numPr>
+        <w:rPr>
+          <w:lang/>
+        </w:rPr>
+      </w:pPr>
+      <w:r>
+        <w:rPr>
+          <w:b/>
+          <w:bCs/>
+          <w:lang/>
+        </w:rPr>
+        <w:t xml:space="preserve">AES-256 </w:t>
+      </w:r>
+      <w:r>
+        <w:rPr>
+          <w:b/>
+          <w:bCs/>
+          <w:rtl/>
+        </w:rPr>
+        <w:t>להצפנת הודעות</w:t>
+      </w:r>
+      <w:r>
+        <w:rPr>
+          <w:rtl/>
+        </w:rPr>
+        <w:t xml:space="preserve"> </w:t>
+      </w:r>
+    </w:p>
+    <w:p>
+      <w:pPr>
+        <w:numPr>
+          <w:ilvl w:val="1"/>
+          <w:numId w:val="43"/>
+        </w:numPr>
+        <w:rPr>
+          <w:lang/>
+        </w:rPr>
+      </w:pPr>
+      <w:r>
+        <w:rPr>
+          <w:b/>
+          <w:bCs/>
+          <w:rtl/>
+        </w:rPr>
+        <w:t>תיאור</w:t>
+      </w:r>
+      <w:r>
+        <w:rPr>
+          <w:lang/>
+        </w:rPr>
+        <w:t xml:space="preserve">: </w:t>
+      </w:r>
+      <w:r>
+        <w:rPr>
+          <w:rtl/>
+        </w:rPr>
+        <w:t>אלגוריתם הצפנה סימטרי המשתמש במפתח באורך 256 סיביות להצפנת מידע</w:t>
+      </w:r>
+      <w:r>
+        <w:rPr>
+          <w:lang/>
+        </w:rPr>
+        <w:t>.</w:t>
+      </w:r>
+    </w:p>
+    <w:p>
+      <w:pPr>
+        <w:numPr>
+          <w:ilvl w:val="1"/>
+          <w:numId w:val="43"/>
+        </w:numPr>
+        <w:rPr>
+          <w:lang/>
+        </w:rPr>
+      </w:pPr>
+      <w:r>
+        <w:rPr>
+          <w:b/>
+          <w:bCs/>
+          <w:rtl/>
+        </w:rPr>
+        <w:t>תהליך</w:t>
+      </w:r>
+      <w:r>
+        <w:rPr>
+          <w:lang/>
+        </w:rPr>
+        <w:t xml:space="preserve">: </w:t>
+      </w:r>
+    </w:p>
+    <w:p>
+      <w:pPr>
+        <w:numPr>
+          <w:ilvl w:val="2"/>
+          <w:numId w:val="43"/>
+        </w:numPr>
+        <w:rPr>
+          <w:lang/>
+        </w:rPr>
+      </w:pPr>
+      <w:r>
+        <w:rPr>
+          <w:rtl/>
+        </w:rPr>
+        <w:t>המפתח המשותף</w:t>
+      </w:r>
+      <w:r>
+        <w:rPr>
+          <w:lang/>
+        </w:rPr>
+        <w:t xml:space="preserve"> (K) </w:t>
+      </w:r>
+      <w:r>
+        <w:rPr>
+          <w:rtl/>
+        </w:rPr>
+        <w:t>שהתקבל מ</w:t>
+      </w:r>
+      <w:r>
+        <w:rPr>
+          <w:lang/>
+        </w:rPr>
+        <w:t xml:space="preserve">-ECDH </w:t>
+      </w:r>
+      <w:r>
+        <w:rPr>
+          <w:rtl/>
+        </w:rPr>
+        <w:t>עובר תהליך גזירת מפתח</w:t>
+      </w:r>
+      <w:r>
+        <w:rPr>
+          <w:lang/>
+        </w:rPr>
+        <w:t xml:space="preserve"> (</w:t>
+      </w:r>
+      <w:r>
+        <w:rPr>
+          <w:rtl/>
+        </w:rPr>
+        <w:t>לדוגמא, באמצעות</w:t>
+      </w:r>
+      <w:r>
+        <w:rPr>
+          <w:lang/>
+        </w:rPr>
+        <w:t xml:space="preserve"> SHA-256) </w:t>
+      </w:r>
+      <w:r>
+        <w:rPr>
+          <w:rtl/>
+        </w:rPr>
+        <w:t>ליצירת מפתח סופי</w:t>
+      </w:r>
+      <w:r>
+        <w:rPr>
+          <w:lang/>
+        </w:rPr>
+        <w:t xml:space="preserve"> (K_Final)</w:t>
+      </w:r>
+    </w:p>
+    <w:p>
+      <w:pPr>
+        <w:numPr>
+          <w:ilvl w:val="2"/>
+          <w:numId w:val="43"/>
+        </w:numPr>
+        <w:rPr>
+          <w:lang/>
+        </w:rPr>
+      </w:pPr>
+      <w:r>
+        <w:rPr>
+          <w:rtl/>
+        </w:rPr>
+        <w:t>לכל הודעה נוצר וקטור אתחול</w:t>
+      </w:r>
+      <w:r>
+        <w:rPr>
+          <w:lang/>
+        </w:rPr>
+        <w:t xml:space="preserve"> (IV) </w:t>
+      </w:r>
+      <w:r>
+        <w:rPr>
+          <w:rtl/>
+        </w:rPr>
+        <w:t>ייחודי</w:t>
+      </w:r>
+    </w:p>
+    <w:p>
+      <w:pPr>
+        <w:numPr>
+          <w:ilvl w:val="2"/>
+          <w:numId w:val="43"/>
+        </w:numPr>
+        <w:rPr>
+          <w:lang/>
+        </w:rPr>
+      </w:pPr>
+      <w:r>
+        <w:rPr>
+          <w:rtl/>
+        </w:rPr>
+        <w:t>הודעה</w:t>
+      </w:r>
+      <w:r>
+        <w:rPr>
+          <w:lang/>
+        </w:rPr>
+        <w:t xml:space="preserve"> (M) </w:t>
+      </w:r>
+      <w:r>
+        <w:rPr>
+          <w:rtl/>
+        </w:rPr>
+        <w:t>מוצפנת באמצעות</w:t>
+      </w:r>
+      <w:r>
+        <w:rPr>
+          <w:lang/>
+        </w:rPr>
+        <w:t xml:space="preserve"> AES-256 </w:t>
+      </w:r>
+      <w:r>
+        <w:rPr>
+          <w:rtl/>
+        </w:rPr>
+        <w:t>עם המפתח הסופי</w:t>
+      </w:r>
+      <w:r>
+        <w:rPr>
+          <w:lang/>
+        </w:rPr>
+        <w:t>: C = AES-256(K_Final, IV, M)</w:t>
+      </w:r>
+    </w:p>
+    <w:p>
+      <w:pPr>
+        <w:numPr>
+          <w:ilvl w:val="2"/>
+          <w:numId w:val="43"/>
+        </w:numPr>
+        <w:rPr>
+          <w:lang/>
+        </w:rPr>
+      </w:pPr>
+      <w:r>
+        <w:rPr>
+          <w:rtl/>
+        </w:rPr>
+        <w:t>ההודעה המוצפנת</w:t>
+      </w:r>
+      <w:r>
+        <w:rPr>
+          <w:lang/>
+        </w:rPr>
+        <w:t xml:space="preserve"> (C) </w:t>
+      </w:r>
+      <w:r>
+        <w:rPr>
+          <w:rtl/>
+        </w:rPr>
+        <w:t>נשלחת יחד עם ה</w:t>
+      </w:r>
+      <w:r>
+        <w:rPr>
+          <w:lang/>
+        </w:rPr>
+        <w:t>-IV</w:t>
+      </w:r>
+    </w:p>
+    <w:p>
+      <w:pPr>
+        <w:numPr>
+          <w:ilvl w:val="1"/>
+          <w:numId w:val="43"/>
+        </w:numPr>
+        <w:rPr>
+          <w:lang/>
+        </w:rPr>
+      </w:pPr>
+      <w:r>
+        <w:rPr>
+          <w:b/>
+          <w:bCs/>
+          <w:rtl/>
+        </w:rPr>
+        <w:t>יתרונות</w:t>
+      </w:r>
+      <w:r>
+        <w:rPr>
+          <w:lang/>
+        </w:rPr>
+        <w:t xml:space="preserve">: </w:t>
+      </w:r>
+      <w:r>
+        <w:rPr>
+          <w:rtl/>
+        </w:rPr>
+        <w:t>מספק רמת אבטחה גבוהה, עמיד בפני שיטות התקפה ידועות, ויעיל מבחינת ביצועים</w:t>
+      </w:r>
+      <w:r>
+        <w:rPr>
+          <w:lang/>
+        </w:rPr>
+        <w:t>.</w:t>
+      </w:r>
+    </w:p>
+    <w:p>
+      <w:pPr>
+        <w:numPr>
+          <w:ilvl w:val="0"/>
+          <w:numId w:val="43"/>
+        </w:numPr>
+        <w:rPr>
+          <w:lang/>
+        </w:rPr>
+      </w:pPr>
+      <w:r>
+        <w:rPr>
+          <w:b/>
+          <w:bCs/>
+          <w:lang/>
+        </w:rPr>
+        <w:t xml:space="preserve">ECDSA (Elliptic Curve Digital Signature Algorithm) </w:t>
+      </w:r>
+      <w:r>
+        <w:rPr>
+          <w:b/>
+          <w:bCs/>
+          <w:rtl/>
+        </w:rPr>
+        <w:t>לחתימות דיגיטליות</w:t>
+      </w:r>
+      <w:r>
+        <w:rPr>
+          <w:rtl/>
+        </w:rPr>
+        <w:t xml:space="preserve"> </w:t>
+      </w:r>
+    </w:p>
+    <w:p>
+      <w:pPr>
+        <w:numPr>
+          <w:ilvl w:val="1"/>
+          <w:numId w:val="43"/>
+        </w:numPr>
+        <w:rPr>
+          <w:lang/>
+        </w:rPr>
+      </w:pPr>
+      <w:r>
+        <w:rPr>
+          <w:b/>
+          <w:bCs/>
+          <w:rtl/>
+        </w:rPr>
+        <w:t>תיאור</w:t>
+      </w:r>
+      <w:r>
+        <w:rPr>
+          <w:lang/>
+        </w:rPr>
+        <w:t xml:space="preserve">: </w:t>
+      </w:r>
+      <w:r>
+        <w:rPr>
+          <w:rtl/>
+        </w:rPr>
+        <w:t>אלגוריתם לחתימה דיגיטלית המבוסס על עקומות אליפטיות, המאפשר לאמת את מקור ושלמות ההודעה</w:t>
+      </w:r>
+      <w:r>
+        <w:rPr>
+          <w:lang/>
+        </w:rPr>
+        <w:t>.</w:t>
+      </w:r>
+    </w:p>
+    <w:p>
+      <w:pPr>
+        <w:numPr>
+          <w:ilvl w:val="1"/>
+          <w:numId w:val="43"/>
+        </w:numPr>
+        <w:rPr>
+          <w:lang/>
+        </w:rPr>
+      </w:pPr>
+      <w:r>
+        <w:rPr>
+          <w:b/>
+          <w:bCs/>
+          <w:rtl/>
+        </w:rPr>
+        <w:t>תהליך</w:t>
+      </w:r>
+      <w:r>
+        <w:rPr>
+          <w:lang/>
+        </w:rPr>
+        <w:t xml:space="preserve">: </w:t>
+      </w:r>
+    </w:p>
+    <w:p>
+      <w:pPr>
+        <w:numPr>
+          <w:ilvl w:val="2"/>
+          <w:numId w:val="43"/>
+        </w:numPr>
+        <w:rPr>
+          <w:lang/>
+        </w:rPr>
+      </w:pPr>
+      <w:r>
+        <w:rPr>
+          <w:rtl/>
+        </w:rPr>
+        <w:t>השולח חותם על ההודעה באמצעות המפתח הפרטי שלו</w:t>
+      </w:r>
+    </w:p>
+    <w:p>
+      <w:pPr>
+        <w:numPr>
+          <w:ilvl w:val="2"/>
+          <w:numId w:val="43"/>
+        </w:numPr>
+        <w:rPr>
+          <w:lang/>
+        </w:rPr>
+      </w:pPr>
+      <w:r>
+        <w:rPr>
+          <w:rtl/>
+        </w:rPr>
+        <w:t>החתימה הדיגיטלית נשלחת יחד עם ההודעה המוצפנת</w:t>
+      </w:r>
+    </w:p>
+    <w:p>
+      <w:pPr>
+        <w:numPr>
+          <w:ilvl w:val="2"/>
+          <w:numId w:val="43"/>
+        </w:numPr>
+        <w:rPr>
+          <w:lang/>
+        </w:rPr>
+      </w:pPr>
+      <w:r>
+        <w:rPr>
+          <w:rtl/>
+        </w:rPr>
+        <w:t>המקבל מאמת את החתימה באמצעות המפתח הציבורי של השולח</w:t>
+      </w:r>
+    </w:p>
+    <w:p>
+      <w:pPr>
+        <w:numPr>
+          <w:ilvl w:val="1"/>
+          <w:numId w:val="43"/>
+        </w:numPr>
+        <w:rPr>
+          <w:lang/>
+        </w:rPr>
+      </w:pPr>
+      <w:r>
+        <w:rPr>
+          <w:b/>
+          <w:bCs/>
+          <w:rtl/>
+        </w:rPr>
+        <w:t>יתרונות</w:t>
+      </w:r>
+      <w:r>
+        <w:rPr>
+          <w:lang/>
+        </w:rPr>
+        <w:t xml:space="preserve">: </w:t>
+      </w:r>
+      <w:r>
+        <w:rPr>
+          <w:rtl/>
+        </w:rPr>
+        <w:t>מבטיח את אותנטיות ההודעה, מונע התכחשות</w:t>
+      </w:r>
+      <w:r>
+        <w:rPr>
+          <w:lang/>
+        </w:rPr>
+        <w:t xml:space="preserve"> (non-repudiation), </w:t>
+      </w:r>
+      <w:r>
+        <w:rPr>
+          <w:rtl/>
+        </w:rPr>
+        <w:t>ומאפשר לזהות שינויים בהודעה במהלך העברתה</w:t>
+      </w:r>
+      <w:r>
+        <w:rPr>
+          <w:lang/>
+        </w:rPr>
+        <w:t>.</w:t>
+      </w:r>
+    </w:p>
+    <w:p>
+      <w:pPr>
+        <w:ind w:firstLine="0"/>
+        <w:rPr>
+          <w:rtl/>
+          <w:lang/>
+        </w:rPr>
+      </w:pPr>
+    </w:p>
+    <w:p>
+      <w:pPr>
+        <w:ind w:firstLine="0"/>
+        <w:rPr>
+          <w:rtl/>
+          <w:lang/>
+        </w:rPr>
+      </w:pPr>
+    </w:p>
+    <w:p>
+      <w:pPr>
+        <w:ind w:firstLine="0"/>
+        <w:rPr>
+          <w:lang/>
+        </w:rPr>
+      </w:pPr>
+    </w:p>
+    <w:p>
+      <w:pPr>
+        <w:ind w:left="450" w:firstLine="0"/>
+        <w:rPr>
+          <w:b/>
+          <w:bCs/>
+          <w:lang/>
+        </w:rPr>
+      </w:pPr>
+      <w:r>
+        <w:rPr>
+          <w:b/>
+          <w:bCs/>
+          <w:rtl/>
+        </w:rPr>
+        <w:lastRenderedPageBreak/>
+        <w:t>תהליך הצפנה מלא</w:t>
+      </w:r>
+      <w:r>
+        <w:rPr>
+          <w:b/>
+          <w:bCs/>
+          <w:lang/>
+        </w:rPr>
+        <w:t>:</w:t>
+      </w:r>
+    </w:p>
+    <w:p>
+      <w:pPr>
+        <w:numPr>
+          <w:ilvl w:val="0"/>
+          <w:numId w:val="44"/>
+        </w:numPr>
+        <w:rPr>
+          <w:lang/>
+        </w:rPr>
+      </w:pPr>
+      <w:r>
+        <w:rPr>
+          <w:b/>
+          <w:bCs/>
+          <w:rtl/>
+        </w:rPr>
+        <w:t>יצירת מפתחות</w:t>
+      </w:r>
+      <w:r>
+        <w:rPr>
+          <w:lang/>
+        </w:rPr>
+        <w:t xml:space="preserve">: </w:t>
+      </w:r>
+    </w:p>
+    <w:p>
+      <w:pPr>
+        <w:numPr>
+          <w:ilvl w:val="1"/>
+          <w:numId w:val="44"/>
+        </w:numPr>
+        <w:rPr>
+          <w:lang/>
+        </w:rPr>
+      </w:pPr>
+      <w:r>
+        <w:rPr>
+          <w:rtl/>
+        </w:rPr>
+        <w:t>כל משתמש מייצר זוג מפתחות</w:t>
+      </w:r>
+      <w:r>
+        <w:rPr>
+          <w:lang/>
+        </w:rPr>
+        <w:t xml:space="preserve"> ECDH (</w:t>
+      </w:r>
+      <w:r>
+        <w:rPr>
+          <w:rtl/>
+        </w:rPr>
+        <w:t>פרטי וציבורי</w:t>
+      </w:r>
+      <w:r>
+        <w:t>(</w:t>
+      </w:r>
+    </w:p>
+    <w:p>
+      <w:pPr>
+        <w:numPr>
+          <w:ilvl w:val="1"/>
+          <w:numId w:val="44"/>
+        </w:numPr>
+        <w:rPr>
+          <w:lang/>
+        </w:rPr>
+      </w:pPr>
+      <w:r>
+        <w:rPr>
+          <w:rtl/>
+        </w:rPr>
+        <w:t>המפתח הפרטי נשמר במכשיר המשתמש בלבד, המפתח הציבורי משותף עם השרת</w:t>
+      </w:r>
+    </w:p>
+    <w:p>
+      <w:pPr>
+        <w:numPr>
+          <w:ilvl w:val="0"/>
+          <w:numId w:val="44"/>
+        </w:numPr>
+        <w:rPr>
+          <w:lang/>
+        </w:rPr>
+      </w:pPr>
+      <w:r>
+        <w:rPr>
+          <w:b/>
+          <w:bCs/>
+          <w:rtl/>
+        </w:rPr>
+        <w:t>החלפת מפתחות</w:t>
+      </w:r>
+      <w:r>
+        <w:rPr>
+          <w:lang/>
+        </w:rPr>
+        <w:t xml:space="preserve">: </w:t>
+      </w:r>
+    </w:p>
+    <w:p>
+      <w:pPr>
+        <w:numPr>
+          <w:ilvl w:val="1"/>
+          <w:numId w:val="44"/>
+        </w:numPr>
+        <w:rPr>
+          <w:lang/>
+        </w:rPr>
+      </w:pPr>
+      <w:r>
+        <w:rPr>
+          <w:rtl/>
+        </w:rPr>
+        <w:t>כאשר משתמש</w:t>
+      </w:r>
+      <w:r>
+        <w:rPr>
+          <w:lang/>
+        </w:rPr>
+        <w:t xml:space="preserve"> A </w:t>
+      </w:r>
+      <w:r>
+        <w:rPr>
+          <w:rtl/>
+        </w:rPr>
+        <w:t>רוצה לתקשר עם משתמש</w:t>
+      </w:r>
+      <w:r>
+        <w:rPr>
+          <w:lang/>
+        </w:rPr>
+        <w:t xml:space="preserve"> B, </w:t>
+      </w:r>
+      <w:r>
+        <w:rPr>
+          <w:rtl/>
+        </w:rPr>
+        <w:t>המערכת מבצעת החלפת מפתחות</w:t>
+      </w:r>
+      <w:r>
+        <w:rPr>
+          <w:lang/>
+        </w:rPr>
+        <w:t xml:space="preserve"> ECDH</w:t>
+      </w:r>
+    </w:p>
+    <w:p>
+      <w:pPr>
+        <w:numPr>
+          <w:ilvl w:val="1"/>
+          <w:numId w:val="44"/>
+        </w:numPr>
+        <w:rPr>
+          <w:lang/>
+        </w:rPr>
+      </w:pPr>
+      <w:r>
+        <w:rPr>
+          <w:rtl/>
+        </w:rPr>
+        <w:t>מחושב מפתח משותף ייחודי</w:t>
+      </w:r>
+      <w:r>
+        <w:rPr>
+          <w:lang/>
+        </w:rPr>
+        <w:t xml:space="preserve"> K </w:t>
+      </w:r>
+      <w:r>
+        <w:rPr>
+          <w:rtl/>
+        </w:rPr>
+        <w:t>לשני המשתמשים</w:t>
+      </w:r>
+    </w:p>
+    <w:p>
+      <w:pPr>
+        <w:numPr>
+          <w:ilvl w:val="0"/>
+          <w:numId w:val="44"/>
+        </w:numPr>
+        <w:rPr>
+          <w:lang/>
+        </w:rPr>
+      </w:pPr>
+      <w:r>
+        <w:rPr>
+          <w:b/>
+          <w:bCs/>
+          <w:rtl/>
+        </w:rPr>
+        <w:t>הצפנת הודעות</w:t>
+      </w:r>
+      <w:r>
+        <w:rPr>
+          <w:lang/>
+        </w:rPr>
+        <w:t xml:space="preserve">: </w:t>
+      </w:r>
+    </w:p>
+    <w:p>
+      <w:pPr>
+        <w:numPr>
+          <w:ilvl w:val="1"/>
+          <w:numId w:val="44"/>
+        </w:numPr>
+        <w:rPr>
+          <w:lang/>
+        </w:rPr>
+      </w:pPr>
+      <w:r>
+        <w:rPr>
+          <w:rtl/>
+        </w:rPr>
+        <w:t>המפתח המשותף</w:t>
+      </w:r>
+      <w:r>
+        <w:rPr>
+          <w:lang/>
+        </w:rPr>
+        <w:t xml:space="preserve"> K </w:t>
+      </w:r>
+      <w:r>
+        <w:rPr>
+          <w:rtl/>
+        </w:rPr>
+        <w:t>עובר גזירת מפתח ליצירת מפתח הצפנה סופי</w:t>
+      </w:r>
+      <w:r>
+        <w:rPr>
+          <w:lang/>
+        </w:rPr>
+        <w:t xml:space="preserve"> K_Final</w:t>
+      </w:r>
+    </w:p>
+    <w:p>
+      <w:pPr>
+        <w:numPr>
+          <w:ilvl w:val="1"/>
+          <w:numId w:val="44"/>
+        </w:numPr>
+        <w:rPr>
+          <w:lang/>
+        </w:rPr>
+      </w:pPr>
+      <w:r>
+        <w:rPr>
+          <w:rtl/>
+        </w:rPr>
+        <w:t>לכל הודעה נוצר</w:t>
+      </w:r>
+      <w:r>
+        <w:rPr>
+          <w:lang/>
+        </w:rPr>
+        <w:t xml:space="preserve"> IV </w:t>
+      </w:r>
+      <w:r>
+        <w:rPr>
+          <w:rtl/>
+        </w:rPr>
+        <w:t>ייחודי</w:t>
+      </w:r>
+    </w:p>
+    <w:p>
+      <w:pPr>
+        <w:numPr>
+          <w:ilvl w:val="1"/>
+          <w:numId w:val="44"/>
+        </w:numPr>
+        <w:rPr>
+          <w:lang/>
+        </w:rPr>
+      </w:pPr>
+      <w:r>
+        <w:rPr>
+          <w:rtl/>
+        </w:rPr>
+        <w:t>ההודעה מוצפנת באמצעות</w:t>
+      </w:r>
+      <w:r>
+        <w:rPr>
+          <w:lang/>
+        </w:rPr>
+        <w:t xml:space="preserve"> AES-256 </w:t>
+      </w:r>
+      <w:r>
+        <w:rPr>
+          <w:rtl/>
+        </w:rPr>
+        <w:t>עם המפתח הסופי והוקטור</w:t>
+      </w:r>
+    </w:p>
+    <w:p>
+      <w:pPr>
+        <w:numPr>
+          <w:ilvl w:val="1"/>
+          <w:numId w:val="44"/>
+        </w:numPr>
+        <w:rPr>
+          <w:lang/>
+        </w:rPr>
+      </w:pPr>
+      <w:r>
+        <w:rPr>
+          <w:rtl/>
+        </w:rPr>
+        <w:t>נוצרת חתימה דיגיטלית על ההודעה המוצפנת באמצעות</w:t>
+      </w:r>
+      <w:r>
+        <w:rPr>
+          <w:lang/>
+        </w:rPr>
+        <w:t xml:space="preserve"> ECDSA</w:t>
+      </w:r>
+    </w:p>
+    <w:p>
+      <w:pPr>
+        <w:numPr>
+          <w:ilvl w:val="1"/>
+          <w:numId w:val="44"/>
+        </w:numPr>
+        <w:rPr>
+          <w:lang/>
+        </w:rPr>
+      </w:pPr>
+      <w:r>
+        <w:rPr>
+          <w:rtl/>
+        </w:rPr>
+        <w:t>ההודעה המוצפנת, ה</w:t>
+      </w:r>
+      <w:r>
+        <w:rPr>
+          <w:lang/>
+        </w:rPr>
+        <w:t xml:space="preserve">-IV, </w:t>
+      </w:r>
+      <w:r>
+        <w:rPr>
+          <w:rtl/>
+        </w:rPr>
+        <w:t>והחתימה הדיגיטלית נשלחים לשרת</w:t>
+      </w:r>
+    </w:p>
+    <w:p>
+      <w:pPr>
+        <w:numPr>
+          <w:ilvl w:val="0"/>
+          <w:numId w:val="44"/>
+        </w:numPr>
+        <w:rPr>
+          <w:lang/>
+        </w:rPr>
+      </w:pPr>
+      <w:r>
+        <w:rPr>
+          <w:b/>
+          <w:bCs/>
+          <w:rtl/>
+        </w:rPr>
+        <w:t>פענוח הודעות</w:t>
+      </w:r>
+      <w:r>
+        <w:rPr>
+          <w:lang/>
+        </w:rPr>
+        <w:t xml:space="preserve">: </w:t>
+      </w:r>
+    </w:p>
+    <w:p>
+      <w:pPr>
+        <w:numPr>
+          <w:ilvl w:val="1"/>
+          <w:numId w:val="44"/>
+        </w:numPr>
+        <w:rPr>
+          <w:lang/>
+        </w:rPr>
+      </w:pPr>
+      <w:r>
+        <w:rPr>
+          <w:rtl/>
+        </w:rPr>
+        <w:t>המקבל מאמת את החתימה הדיגיטלית באמצעות המפתח הציבורי של השולח</w:t>
+      </w:r>
+    </w:p>
+    <w:p>
+      <w:pPr>
+        <w:numPr>
+          <w:ilvl w:val="1"/>
+          <w:numId w:val="44"/>
+        </w:numPr>
+        <w:rPr>
+          <w:lang/>
+        </w:rPr>
+      </w:pPr>
+      <w:r>
+        <w:rPr>
+          <w:rtl/>
+        </w:rPr>
+        <w:t>אם החתימה תקינה, המקבל משתמש במפתח המשותף</w:t>
+      </w:r>
+      <w:r>
+        <w:rPr>
+          <w:lang/>
+        </w:rPr>
+        <w:t xml:space="preserve"> K_Final </w:t>
+      </w:r>
+      <w:r>
+        <w:rPr>
+          <w:rtl/>
+        </w:rPr>
+        <w:t>שלו לפענוח ההודעה באמצעות</w:t>
+      </w:r>
+      <w:r>
+        <w:rPr>
+          <w:lang/>
+        </w:rPr>
+        <w:t xml:space="preserve"> AES-256</w:t>
+      </w:r>
+    </w:p>
+    <w:p>
+      <w:pPr>
+        <w:rPr>
+          <w:lang/>
+        </w:rPr>
+      </w:pPr>
+      <w:r>
+        <w:rPr>
+          <w:rtl/>
+        </w:rPr>
+        <w:t>תהליכי האבטחה המשולבים במערכת</w:t>
+      </w:r>
+      <w:r>
+        <w:rPr>
+          <w:lang/>
+        </w:rPr>
+        <w:t xml:space="preserve"> SmallTalk </w:t>
+      </w:r>
+      <w:r>
+        <w:rPr>
+          <w:rtl/>
+        </w:rPr>
+        <w:t>מבטיחים פרטיות מלאה ואבטחת מידע ברמה גבוהה, כאשר גם שרתי המערכת אינם יכולים לקרוא את תוכן ההודעות המוצפנות - מה שמבטיח הצפנת</w:t>
+      </w:r>
+      <w:r>
+        <w:rPr>
+          <w:lang/>
+        </w:rPr>
+        <w:t xml:space="preserve"> End-to-End </w:t>
+      </w:r>
+      <w:r>
+        <w:rPr>
+          <w:rtl/>
+        </w:rPr>
+        <w:t>אמיתית</w:t>
+      </w:r>
+      <w:r>
+        <w:rPr>
+          <w:lang/>
+        </w:rPr>
+        <w:t>.</w:t>
+      </w:r>
+    </w:p>
+    <w:p>
+      <w:pPr>
+        <w:rPr>
+          <w:rtl/>
+          <w:lang/>
+        </w:rPr>
+      </w:pPr>
+    </w:p>
+    <w:p>
+      <w:pPr>
+        <w:pStyle w:val="Heading1"/>
+      </w:pPr>
+      <w:bookmarkStart w:id="66" w:name="_Toc191372307"/>
+      <w:bookmarkStart w:id="67" w:name="_Toc191826987"/>
+      <w:bookmarkStart w:id="68" w:name="_Toc191827397"/>
       <w:r>
         <w:rPr>
           <w:rFonts w:hint="cs"/>
           <w:rtl/>
         </w:rPr>
-        <w:t>תיאור הצפנות</w:t>
+        <w:lastRenderedPageBreak/>
+        <w:t>תיכון המערכת</w:t>
       </w:r>
       <w:bookmarkEnd w:id="66"/>
       <w:bookmarkEnd w:id="67"/>
@@ -9769,68 +12185,31 @@
     </w:p>
     <w:p>
       <w:pPr>
-        <w:pStyle w:val="Heading1"/>
-        <w:rPr>
-          <w:rtl/>
-        </w:rPr>
-      </w:pPr>
-      <w:bookmarkStart w:id="69" w:name="_Toc191372303"/>
-      <w:bookmarkStart w:id="70" w:name="_Toc191826983"/>
-      <w:bookmarkStart w:id="71" w:name="_Toc191827393"/>
+        <w:pStyle w:val="Heading2"/>
+      </w:pPr>
+      <w:bookmarkStart w:id="69" w:name="_Toc191372308"/>
+      <w:bookmarkStart w:id="70" w:name="_Toc191826988"/>
+      <w:bookmarkStart w:id="71" w:name="_Toc191827398"/>
       <w:r>
         <w:rPr>
           <w:rFonts w:hint="cs"/>
           <w:rtl/>
         </w:rPr>
-        <w:t xml:space="preserve">למידת מכונה </w:t>
+        <w:t>ארכיטקטורת המערכת</w:t>
       </w:r>
       <w:r>
         <w:rPr>
           <w:rFonts w:hint="cs"/>
           <w:rtl/>
         </w:rPr>
-        <w:t>(</w:t>
+        <w:t xml:space="preserve"> </w:t>
       </w:r>
       <w:r>
         <w:rPr>
           <w:rFonts w:hint="cs"/>
           <w:rtl/>
         </w:rPr>
-        <w:t xml:space="preserve">רק </w:t>
-      </w:r>
-      <w:r>
-        <w:rPr>
-          <w:rFonts w:hint="cs"/>
-          <w:rtl/>
-        </w:rPr>
-        <w:t>למי שבחר</w:t>
-      </w:r>
-      <w:r>
-        <w:rPr>
-          <w:rFonts w:hint="cs"/>
-          <w:rtl/>
-        </w:rPr>
-        <w:t xml:space="preserve"> </w:t>
-      </w:r>
-      <w:r>
-        <w:rPr>
-          <w:rtl/>
-        </w:rPr>
-        <w:t>–</w:t>
-      </w:r>
-      <w:r>
-        <w:rPr>
-          <w:rFonts w:hint="cs"/>
-          <w:rtl/>
-        </w:rPr>
-        <w:t xml:space="preserve"> אם לא נבחר, למחוק סעיף זה</w:t>
-      </w:r>
-      <w:r>
-        <w:rPr>
-          <w:rFonts w:hint="cs"/>
-          <w:rtl/>
-        </w:rPr>
-        <w:t>)</w:t>
+        <w:t>(ע"פ מודל 3 השכבות)</w:t>
       </w:r>
       <w:bookmarkEnd w:id="69"/>
       <w:bookmarkEnd w:id="70"/>
@@ -9843,43 +12222,47 @@
           <w:rtl/>
         </w:rPr>
       </w:pPr>
-      <w:bookmarkStart w:id="72" w:name="_Toc191372304"/>
-      <w:bookmarkStart w:id="73" w:name="_Toc191826984"/>
-      <w:bookmarkStart w:id="74" w:name="_Toc191827394"/>
+      <w:bookmarkStart w:id="72" w:name="_Toc191372309"/>
+      <w:bookmarkStart w:id="73" w:name="_Toc191826989"/>
+      <w:bookmarkStart w:id="74" w:name="_Toc191827399"/>
       <w:r>
         <w:rPr>
           <w:rFonts w:hint="cs"/>
           <w:rtl/>
         </w:rPr>
-        <w:t>תהליך</w:t>
+        <w:t>תיכון מפורט</w:t>
       </w:r>
       <w:r>
         <w:rPr>
           <w:rFonts w:hint="cs"/>
           <w:rtl/>
         </w:rPr>
-        <w:t xml:space="preserve"> איסוף הנתונים</w:t>
+        <w:t xml:space="preserve"> של רכיבי המערכת</w:t>
       </w:r>
       <w:bookmarkEnd w:id="72"/>
       <w:bookmarkEnd w:id="73"/>
       <w:bookmarkEnd w:id="74"/>
+      <w:r>
+        <w:rPr>
+          <w:rFonts w:hint="cs"/>
+          <w:rtl/>
+        </w:rPr>
+        <w:t xml:space="preserve"> </w:t>
+      </w:r>
     </w:p>
     <w:p>
       <w:pPr>
         <w:pStyle w:val="Heading2"/>
-        <w:rPr>
-          <w:rtl/>
-        </w:rPr>
-      </w:pPr>
-      <w:bookmarkStart w:id="75" w:name="_Toc191372305"/>
-      <w:bookmarkStart w:id="76" w:name="_Toc191826985"/>
-      <w:bookmarkStart w:id="77" w:name="_Toc191827395"/>
+      </w:pPr>
+      <w:bookmarkStart w:id="75" w:name="_Toc191372310"/>
+      <w:bookmarkStart w:id="76" w:name="_Toc191826990"/>
+      <w:bookmarkStart w:id="77" w:name="_Toc191827400"/>
       <w:r>
         <w:rPr>
           <w:rFonts w:hint="cs"/>
           <w:rtl/>
         </w:rPr>
-        <w:t>סוג הלמידה שנבחר</w:t>
+        <w:t>מודל שרת/לקוח</w:t>
       </w:r>
       <w:bookmarkEnd w:id="75"/>
       <w:bookmarkEnd w:id="76"/>
@@ -9892,15 +12275,15 @@
           <w:rtl/>
         </w:rPr>
       </w:pPr>
-      <w:bookmarkStart w:id="78" w:name="_Toc191372306"/>
-      <w:bookmarkStart w:id="79" w:name="_Toc191826986"/>
-      <w:bookmarkStart w:id="80" w:name="_Toc191827396"/>
+      <w:bookmarkStart w:id="78" w:name="_Toc191372311"/>
+      <w:bookmarkStart w:id="79" w:name="_Toc191826991"/>
+      <w:bookmarkStart w:id="80" w:name="_Toc191827401"/>
       <w:r>
         <w:rPr>
           <w:rFonts w:hint="cs"/>
           <w:rtl/>
         </w:rPr>
-        <w:t>נוסחאות ורשתות למידה</w:t>
+        <w:t>תיאור מסד הנתונים</w:t>
       </w:r>
       <w:bookmarkEnd w:id="78"/>
       <w:bookmarkEnd w:id="79"/>
@@ -9908,17 +12291,20 @@
     </w:p>
     <w:p>
       <w:pPr>
-        <w:pStyle w:val="Heading1"/>
-      </w:pPr>
-      <w:bookmarkStart w:id="81" w:name="_Toc191372307"/>
-      <w:bookmarkStart w:id="82" w:name="_Toc191826987"/>
-      <w:bookmarkStart w:id="83" w:name="_Toc191827397"/>
+        <w:pStyle w:val="Heading2"/>
+        <w:rPr>
+          <w:rtl/>
+        </w:rPr>
+      </w:pPr>
+      <w:bookmarkStart w:id="81" w:name="_Toc191372312"/>
+      <w:bookmarkStart w:id="82" w:name="_Toc191826992"/>
+      <w:bookmarkStart w:id="83" w:name="_Toc191827402"/>
       <w:r>
         <w:rPr>
           <w:rFonts w:hint="cs"/>
           <w:rtl/>
         </w:rPr>
-        <w:t>תיכון המערכת</w:t>
+        <w:t>תהליכים של מע' ההפעלה</w:t>
       </w:r>
       <w:bookmarkEnd w:id="81"/>
       <w:bookmarkEnd w:id="82"/>
@@ -9927,30 +12313,19 @@
     <w:p>
       <w:pPr>
         <w:pStyle w:val="Heading2"/>
-      </w:pPr>
-      <w:bookmarkStart w:id="84" w:name="_Toc191372308"/>
-      <w:bookmarkStart w:id="85" w:name="_Toc191826988"/>
-      <w:bookmarkStart w:id="86" w:name="_Toc191827398"/>
+        <w:rPr>
+          <w:rtl/>
+        </w:rPr>
+      </w:pPr>
+      <w:bookmarkStart w:id="84" w:name="_Toc191372313"/>
+      <w:bookmarkStart w:id="85" w:name="_Toc191826993"/>
+      <w:bookmarkStart w:id="86" w:name="_Toc191827403"/>
       <w:r>
         <w:rPr>
           <w:rFonts w:hint="cs"/>
           <w:rtl/>
         </w:rPr>
-        <w:t>ארכיטקטורת המערכת</w:t>
-      </w:r>
-      <w:r>
-        <w:rPr>
-          <w:rFonts w:hint="cs"/>
-          <w:rtl/>
-        </w:rPr>
-        <w:t xml:space="preserve"> </w:t>
-      </w:r>
-      <w:r>
-        <w:rPr>
-          <w:rFonts w:hint="cs"/>
-          <w:rtl/>
-        </w:rPr>
-        <w:t>(ע"פ מודל 3 השכבות)</w:t>
+        <w:t>תיאור פרוטוקולי תקשורת</w:t>
       </w:r>
       <w:bookmarkEnd w:id="84"/>
       <w:bookmarkEnd w:id="85"/>
@@ -9963,72 +12338,128 @@
           <w:rtl/>
         </w:rPr>
       </w:pPr>
-      <w:bookmarkStart w:id="87" w:name="_Toc191372309"/>
-      <w:bookmarkStart w:id="88" w:name="_Toc191826989"/>
-      <w:bookmarkStart w:id="89" w:name="_Toc191827399"/>
+      <w:bookmarkStart w:id="87" w:name="_Toc191372314"/>
+      <w:bookmarkStart w:id="88" w:name="_Toc191826994"/>
+      <w:bookmarkStart w:id="89" w:name="_Toc191827404"/>
       <w:r>
         <w:rPr>
           <w:rFonts w:hint="cs"/>
           <w:rtl/>
         </w:rPr>
-        <w:t>תיכון מפורט</w:t>
+        <w:t xml:space="preserve">ארכיטקטורת רשת </w:t>
       </w:r>
       <w:r>
         <w:rPr>
           <w:rFonts w:hint="cs"/>
           <w:rtl/>
         </w:rPr>
-        <w:t xml:space="preserve"> של רכיבי המערכת</w:t>
+        <w:t>(</w:t>
+      </w:r>
+      <w:r>
+        <w:rPr>
+          <w:rFonts w:hint="cs"/>
+          <w:rtl/>
+        </w:rPr>
+        <w:t xml:space="preserve">רק </w:t>
+      </w:r>
+      <w:r>
+        <w:rPr>
+          <w:rFonts w:hint="cs"/>
+          <w:rtl/>
+        </w:rPr>
+        <w:t>אם יש)</w:t>
       </w:r>
       <w:bookmarkEnd w:id="87"/>
       <w:bookmarkEnd w:id="88"/>
       <w:bookmarkEnd w:id="89"/>
+    </w:p>
+    <w:p>
+      <w:pPr>
+        <w:pStyle w:val="Heading2"/>
+        <w:rPr>
+          <w:rtl/>
+        </w:rPr>
+      </w:pPr>
+      <w:bookmarkStart w:id="90" w:name="_Toc191372315"/>
+      <w:bookmarkStart w:id="91" w:name="_Toc191826995"/>
+      <w:bookmarkStart w:id="92" w:name="_Toc191827405"/>
       <w:r>
         <w:rPr>
           <w:rFonts w:hint="cs"/>
           <w:rtl/>
         </w:rPr>
-        <w:t xml:space="preserve"> </w:t>
-      </w:r>
-    </w:p>
-    <w:p>
-      <w:pPr>
-        <w:pStyle w:val="Heading2"/>
-      </w:pPr>
-      <w:bookmarkStart w:id="90" w:name="_Toc191372310"/>
-      <w:bookmarkStart w:id="91" w:name="_Toc191826990"/>
-      <w:bookmarkStart w:id="92" w:name="_Toc191827400"/>
+        <w:t>שירותים</w:t>
+      </w:r>
       <w:r>
         <w:rPr>
           <w:rFonts w:hint="cs"/>
           <w:rtl/>
         </w:rPr>
-        <w:t>מודל שרת/לקוח</w:t>
+        <w:t xml:space="preserve"> חיצוניים </w:t>
       </w:r>
       <w:bookmarkEnd w:id="90"/>
       <w:bookmarkEnd w:id="91"/>
       <w:bookmarkEnd w:id="92"/>
-    </w:p>
-    <w:p>
-      <w:pPr>
-        <w:pStyle w:val="Heading2"/>
-        <w:rPr>
-          <w:rtl/>
-        </w:rPr>
-      </w:pPr>
-      <w:bookmarkStart w:id="93" w:name="_Toc191372311"/>
-      <w:bookmarkStart w:id="94" w:name="_Toc191826991"/>
-      <w:bookmarkStart w:id="95" w:name="_Toc191827401"/>
       <w:r>
         <w:rPr>
           <w:rFonts w:hint="cs"/>
           <w:rtl/>
         </w:rPr>
-        <w:t>תיאור מסד הנתונים</w:t>
+        <w:t xml:space="preserve">(כגון:  </w:t>
+      </w:r>
+      <w:r>
+        <w:t>REST API, ChatGPT</w:t>
+      </w:r>
+      <w:r>
+        <w:rPr>
+          <w:rFonts w:hint="cs"/>
+          <w:rtl/>
+        </w:rPr>
+        <w:t>...)</w:t>
+      </w:r>
+    </w:p>
+    <w:p>
+      <w:pPr>
+        <w:pStyle w:val="Heading1"/>
+        <w:rPr>
+          <w:rtl/>
+        </w:rPr>
+      </w:pPr>
+      <w:bookmarkStart w:id="93" w:name="_Toc191372317"/>
+      <w:bookmarkStart w:id="94" w:name="_Toc191826996"/>
+      <w:bookmarkStart w:id="95" w:name="_Toc191827406"/>
+      <w:r>
+        <w:rPr>
+          <w:rFonts w:hint="cs"/>
+          <w:rtl/>
+        </w:rPr>
+        <w:t xml:space="preserve">ניתוח </w:t>
+      </w:r>
+      <w:r>
+        <w:rPr>
+          <w:rFonts w:hint="cs"/>
+          <w:rtl/>
+          <w:lang w:val="en-GB"/>
+        </w:rPr>
+        <w:t xml:space="preserve">תרחישים </w:t>
+      </w:r>
+      <w:r>
+        <w:rPr>
+          <w:rFonts w:hint="cs"/>
+          <w:rtl/>
+        </w:rPr>
+        <w:t>וזרימת המידע</w:t>
       </w:r>
       <w:bookmarkEnd w:id="93"/>
       <w:bookmarkEnd w:id="94"/>
       <w:bookmarkEnd w:id="95"/>
+      <w:r>
+        <w:rPr>
+          <w:rFonts w:hint="cs"/>
+          <w:rtl/>
+        </w:rPr>
+        <w:t xml:space="preserve"> </w:t>
+      </w:r>
     </w:p>
     <w:p>
       <w:pPr>
@@ -10037,15 +12468,24 @@
           <w:rtl/>
         </w:rPr>
       </w:pPr>
-      <w:bookmarkStart w:id="96" w:name="_Toc191372312"/>
-      <w:bookmarkStart w:id="97" w:name="_Toc191826992"/>
-      <w:bookmarkStart w:id="98" w:name="_Toc191827402"/>
+      <w:bookmarkStart w:id="96" w:name="_Toc191372318"/>
+      <w:bookmarkStart w:id="97" w:name="_Toc191826997"/>
+      <w:bookmarkStart w:id="98" w:name="_Toc191827407"/>
       <w:r>
         <w:rPr>
           <w:rFonts w:hint="cs"/>
           <w:rtl/>
         </w:rPr>
-        <w:t>תהליכים של מע' ההפעלה</w:t>
+        <w:t xml:space="preserve">תרשימי תרחיש </w:t>
+      </w:r>
+      <w:r>
+        <w:t>Use-Case</w:t>
+      </w:r>
+      <w:r>
+        <w:rPr>
+          <w:lang w:val="en-GB"/>
+        </w:rPr>
+        <w:t xml:space="preserve"> Diagram</w:t>
       </w:r>
       <w:bookmarkEnd w:id="96"/>
       <w:bookmarkEnd w:id="97"/>
@@ -10053,62 +12493,190 @@
     </w:p>
     <w:p>
       <w:pPr>
+        <w:rPr>
+          <w:highlight w:val="yellow"/>
+          <w:rtl/>
+        </w:rPr>
+      </w:pPr>
+      <w:r>
+        <w:rPr>
+          <w:rFonts w:hint="cs"/>
+          <w:highlight w:val="yellow"/>
+          <w:rtl/>
+        </w:rPr>
+        <w:t xml:space="preserve">הצגת תרשים </w:t>
+      </w:r>
+      <w:r>
+        <w:rPr>
+          <w:highlight w:val="yellow"/>
+        </w:rPr>
+        <w:t>Use</w:t>
+      </w:r>
+      <w:r>
+        <w:rPr>
+          <w:highlight w:val="yellow"/>
+        </w:rPr>
+        <w:t>-</w:t>
+      </w:r>
+      <w:r>
+        <w:rPr>
+          <w:highlight w:val="yellow"/>
+        </w:rPr>
+        <w:t>Case Diagram</w:t>
+      </w:r>
+      <w:r>
+        <w:rPr>
+          <w:rFonts w:hint="cs"/>
+          <w:highlight w:val="yellow"/>
+          <w:rtl/>
+        </w:rPr>
+        <w:t xml:space="preserve"> של המערכת</w:t>
+      </w:r>
+      <w:r>
+        <w:rPr>
+          <w:rFonts w:hint="cs"/>
+          <w:highlight w:val="yellow"/>
+          <w:rtl/>
+        </w:rPr>
+        <w:t xml:space="preserve"> + הסבר על כל אחד</w:t>
+      </w:r>
+      <w:r>
+        <w:rPr>
+          <w:rFonts w:hint="cs"/>
+          <w:highlight w:val="yellow"/>
+          <w:rtl/>
+        </w:rPr>
+        <w:t>.</w:t>
+      </w:r>
+    </w:p>
+    <w:p>
+      <w:pPr>
         <w:pStyle w:val="Heading2"/>
         <w:rPr>
           <w:rtl/>
         </w:rPr>
       </w:pPr>
-      <w:bookmarkStart w:id="99" w:name="_Toc191372313"/>
-      <w:bookmarkStart w:id="100" w:name="_Toc191826993"/>
-      <w:bookmarkStart w:id="101" w:name="_Toc191827403"/>
+      <w:bookmarkStart w:id="99" w:name="_Toc191372319"/>
+      <w:bookmarkStart w:id="100" w:name="_Toc191826998"/>
+      <w:bookmarkStart w:id="101" w:name="_Toc191827408"/>
       <w:r>
         <w:rPr>
           <w:rFonts w:hint="cs"/>
           <w:rtl/>
         </w:rPr>
-        <w:t>תיאור פרוטוקולי תקשורת</w:t>
+        <w:t>תרשימי</w:t>
+      </w:r>
+      <w:r>
+        <w:rPr>
+          <w:rFonts w:hint="cs"/>
+          <w:rtl/>
+        </w:rPr>
+        <w:t xml:space="preserve"> רצף</w:t>
+      </w:r>
+      <w:r>
+        <w:rPr>
+          <w:rFonts w:hint="cs"/>
+          <w:rtl/>
+        </w:rPr>
+        <w:t xml:space="preserve"> </w:t>
+      </w:r>
+      <w:r>
+        <w:t xml:space="preserve">Squence </w:t>
+      </w:r>
+      <w:r>
+        <w:rPr>
+          <w:lang w:val="en-GB"/>
+        </w:rPr>
+        <w:t>Diagram</w:t>
       </w:r>
       <w:bookmarkEnd w:id="99"/>
       <w:bookmarkEnd w:id="100"/>
       <w:bookmarkEnd w:id="101"/>
-    </w:p>
-    <w:p>
-      <w:pPr>
-        <w:pStyle w:val="Heading2"/>
-        <w:rPr>
-          <w:rtl/>
-        </w:rPr>
-      </w:pPr>
-      <w:bookmarkStart w:id="102" w:name="_Toc191372314"/>
-      <w:bookmarkStart w:id="103" w:name="_Toc191826994"/>
-      <w:bookmarkStart w:id="104" w:name="_Toc191827404"/>
       <w:r>
         <w:rPr>
           <w:rFonts w:hint="cs"/>
           <w:rtl/>
         </w:rPr>
-        <w:t xml:space="preserve">ארכיטקטורת רשת </w:t>
-      </w:r>
+        <w:t xml:space="preserve"> </w:t>
+      </w:r>
+    </w:p>
+    <w:p>
+      <w:pPr>
+        <w:rPr>
+          <w:highlight w:val="yellow"/>
+          <w:rtl/>
+        </w:rPr>
+      </w:pPr>
       <w:r>
         <w:rPr>
           <w:rFonts w:hint="cs"/>
-          <w:rtl/>
-        </w:rPr>
-        <w:t>(</w:t>
+          <w:highlight w:val="yellow"/>
+          <w:rtl/>
+        </w:rPr>
+        <w:t xml:space="preserve">הצגת </w:t>
       </w:r>
       <w:r>
         <w:rPr>
           <w:rFonts w:hint="cs"/>
-          <w:rtl/>
-        </w:rPr>
-        <w:t xml:space="preserve">רק </w:t>
+          <w:highlight w:val="yellow"/>
+          <w:rtl/>
+        </w:rPr>
+        <w:t xml:space="preserve">3-4 </w:t>
       </w:r>
       <w:r>
         <w:rPr>
           <w:rFonts w:hint="cs"/>
-          <w:rtl/>
-        </w:rPr>
-        <w:t>אם יש)</w:t>
+          <w:highlight w:val="yellow"/>
+          <w:rtl/>
+        </w:rPr>
+        <w:t xml:space="preserve">תרשימי </w:t>
+      </w:r>
+      <w:r>
+        <w:rPr>
+          <w:rFonts w:hint="cs"/>
+          <w:highlight w:val="yellow"/>
+        </w:rPr>
+        <w:t>S</w:t>
+      </w:r>
+      <w:r>
+        <w:rPr>
+          <w:highlight w:val="yellow"/>
+        </w:rPr>
+        <w:t>equence Diagram</w:t>
+      </w:r>
+      <w:r>
+        <w:rPr>
+          <w:rFonts w:hint="cs"/>
+          <w:highlight w:val="yellow"/>
+          <w:rtl/>
+        </w:rPr>
+        <w:t xml:space="preserve"> ל</w:t>
+      </w:r>
+      <w:r>
+        <w:rPr>
+          <w:rFonts w:hint="cs"/>
+          <w:highlight w:val="yellow"/>
+          <w:rtl/>
+        </w:rPr>
+        <w:t xml:space="preserve">תרחישים עיקריים המפרטים את זרימת המידע + הסבר </w:t>
+      </w:r>
+    </w:p>
+    <w:p>
+      <w:pPr>
+        <w:pStyle w:val="Heading1"/>
+        <w:rPr>
+          <w:rtl/>
+        </w:rPr>
+      </w:pPr>
+      <w:bookmarkStart w:id="102" w:name="_Toc191372320"/>
+      <w:bookmarkStart w:id="103" w:name="_Toc191826999"/>
+      <w:bookmarkStart w:id="104" w:name="_Toc191827409"/>
+      <w:r>
+        <w:rPr>
+          <w:rFonts w:hint="cs"/>
+          <w:rtl/>
+        </w:rPr>
+        <w:t>תיאור מסכים וממשק משתמש</w:t>
       </w:r>
       <w:bookmarkEnd w:id="102"/>
       <w:bookmarkEnd w:id="103"/>
@@ -10121,22 +12689,15 @@
           <w:rtl/>
         </w:rPr>
       </w:pPr>
-      <w:bookmarkStart w:id="105" w:name="_Toc191372315"/>
-      <w:bookmarkStart w:id="106" w:name="_Toc191826995"/>
-      <w:bookmarkStart w:id="107" w:name="_Toc191827405"/>
+      <w:bookmarkStart w:id="105" w:name="_Toc191372321"/>
+      <w:bookmarkStart w:id="106" w:name="_Toc191827000"/>
+      <w:bookmarkStart w:id="107" w:name="_Toc191827410"/>
       <w:r>
         <w:rPr>
           <w:rFonts w:hint="cs"/>
           <w:rtl/>
         </w:rPr>
-        <w:t>שירותים</w:t>
-      </w:r>
-      <w:r>
-        <w:rPr>
-          <w:rFonts w:hint="cs"/>
-          <w:rtl/>
-        </w:rPr>
-        <w:t xml:space="preserve"> חיצוניים </w:t>
+        <w:t>תרשים היררכיית המסכים</w:t>
       </w:r>
       <w:bookmarkEnd w:id="105"/>
       <w:bookmarkEnd w:id="106"/>
@@ -10146,373 +12707,65 @@
           <w:rFonts w:hint="cs"/>
           <w:rtl/>
         </w:rPr>
-        <w:t xml:space="preserve">(כגון:  </w:t>
-      </w:r>
-      <w:r>
-        <w:t>REST API, ChatGPT</w:t>
-      </w:r>
+        <w:t xml:space="preserve"> </w:t>
+      </w:r>
+    </w:p>
+    <w:p>
+      <w:pPr>
+        <w:rPr>
+          <w:rtl/>
+        </w:rPr>
+      </w:pPr>
       <w:r>
         <w:rPr>
           <w:rFonts w:hint="cs"/>
-          <w:rtl/>
-        </w:rPr>
-        <w:t>...)</w:t>
-      </w:r>
-    </w:p>
-    <w:p>
-      <w:pPr>
-        <w:pStyle w:val="Heading1"/>
-        <w:rPr>
-          <w:rtl/>
-        </w:rPr>
-      </w:pPr>
-      <w:bookmarkStart w:id="108" w:name="_Toc191372317"/>
-      <w:bookmarkStart w:id="109" w:name="_Toc191826996"/>
-      <w:bookmarkStart w:id="110" w:name="_Toc191827406"/>
+          <w:highlight w:val="yellow"/>
+          <w:rtl/>
+        </w:rPr>
+        <w:t>המסכים והמעברים בינהם (</w:t>
+      </w:r>
+      <w:r>
+        <w:rPr>
+          <w:highlight w:val="yellow"/>
+        </w:rPr>
+        <w:t>Screen flow diagram</w:t>
+      </w:r>
       <w:r>
         <w:rPr>
           <w:rFonts w:hint="cs"/>
-          <w:rtl/>
-        </w:rPr>
-        <w:t xml:space="preserve">ניתוח </w:t>
-      </w:r>
+          <w:highlight w:val="yellow"/>
+          <w:rtl/>
+        </w:rPr>
+        <w:t>) כולל מוגנים</w:t>
+      </w:r>
+    </w:p>
+    <w:p>
+      <w:pPr>
+        <w:pStyle w:val="Heading2"/>
+        <w:rPr>
+          <w:rtl/>
+        </w:rPr>
+      </w:pPr>
+      <w:bookmarkStart w:id="108" w:name="_Toc191372322"/>
+      <w:bookmarkStart w:id="109" w:name="_Toc191827001"/>
+      <w:bookmarkStart w:id="110" w:name="_Toc191827411"/>
       <w:r>
         <w:rPr>
           <w:rFonts w:hint="cs"/>
           <w:rtl/>
-          <w:lang w:val="en-GB"/>
-        </w:rPr>
-        <w:t xml:space="preserve">תרחישים </w:t>
+        </w:rPr>
+        <w:t xml:space="preserve">תיאור </w:t>
       </w:r>
       <w:r>
         <w:rPr>
           <w:rFonts w:hint="cs"/>
           <w:rtl/>
         </w:rPr>
-        <w:t>וזרימת המידע</w:t>
+        <w:t>המסכים</w:t>
       </w:r>
       <w:bookmarkEnd w:id="108"/>
       <w:bookmarkEnd w:id="109"/>
       <w:bookmarkEnd w:id="110"/>
-      <w:r>
-        <w:rPr>
-          <w:rFonts w:hint="cs"/>
-          <w:rtl/>
-        </w:rPr>
-        <w:t xml:space="preserve"> </w:t>
-      </w:r>
-    </w:p>
-    <w:p>
-      <w:pPr>
-        <w:pStyle w:val="Heading2"/>
-        <w:rPr>
-          <w:rtl/>
-        </w:rPr>
-      </w:pPr>
-      <w:bookmarkStart w:id="111" w:name="_Toc191372318"/>
-      <w:bookmarkStart w:id="112" w:name="_Toc191826997"/>
-      <w:bookmarkStart w:id="113" w:name="_Toc191827407"/>
-      <w:r>
-        <w:rPr>
-          <w:rFonts w:hint="cs"/>
-          <w:rtl/>
-        </w:rPr>
-        <w:t xml:space="preserve">תרשימי תרחיש </w:t>
-      </w:r>
-      <w:r>
-        <w:t>Use-Case</w:t>
-      </w:r>
-      <w:r>
-        <w:rPr>
-          <w:lang w:val="en-GB"/>
-        </w:rPr>
-        <w:t xml:space="preserve"> Diagram</w:t>
-      </w:r>
-      <w:bookmarkEnd w:id="111"/>
-      <w:bookmarkEnd w:id="112"/>
-      <w:bookmarkEnd w:id="113"/>
-    </w:p>
-    <w:p>
-      <w:pPr>
-        <w:rPr>
-          <w:highlight w:val="yellow"/>
-          <w:rtl/>
-        </w:rPr>
-      </w:pPr>
-      <w:r>
-        <w:rPr>
-          <w:rFonts w:hint="cs"/>
-          <w:highlight w:val="yellow"/>
-          <w:rtl/>
-        </w:rPr>
-        <w:t xml:space="preserve">הצגת תרשים </w:t>
-      </w:r>
-      <w:r>
-        <w:rPr>
-          <w:highlight w:val="yellow"/>
-        </w:rPr>
-        <w:t>Use</w:t>
-      </w:r>
-      <w:r>
-        <w:rPr>
-          <w:highlight w:val="yellow"/>
-        </w:rPr>
-        <w:t>-</w:t>
-      </w:r>
-      <w:r>
-        <w:rPr>
-          <w:highlight w:val="yellow"/>
-        </w:rPr>
-        <w:t>Case Diagram</w:t>
-      </w:r>
-      <w:r>
-        <w:rPr>
-          <w:rFonts w:hint="cs"/>
-          <w:highlight w:val="yellow"/>
-          <w:rtl/>
-        </w:rPr>
-        <w:t xml:space="preserve"> של המערכת</w:t>
-      </w:r>
-      <w:r>
-        <w:rPr>
-          <w:rFonts w:hint="cs"/>
-          <w:highlight w:val="yellow"/>
-          <w:rtl/>
-        </w:rPr>
-        <w:t xml:space="preserve"> + הסבר על כל אחד</w:t>
-      </w:r>
-      <w:r>
-        <w:rPr>
-          <w:rFonts w:hint="cs"/>
-          <w:highlight w:val="yellow"/>
-          <w:rtl/>
-        </w:rPr>
-        <w:t>.</w:t>
-      </w:r>
-    </w:p>
-    <w:p>
-      <w:pPr>
-        <w:pStyle w:val="Heading2"/>
-        <w:rPr>
-          <w:rtl/>
-        </w:rPr>
-      </w:pPr>
-      <w:bookmarkStart w:id="114" w:name="_Toc191372319"/>
-      <w:bookmarkStart w:id="115" w:name="_Toc191826998"/>
-      <w:bookmarkStart w:id="116" w:name="_Toc191827408"/>
-      <w:r>
-        <w:rPr>
-          <w:rFonts w:hint="cs"/>
-          <w:rtl/>
-        </w:rPr>
-        <w:t>תרשימי</w:t>
-      </w:r>
-      <w:r>
-        <w:rPr>
-          <w:rFonts w:hint="cs"/>
-          <w:rtl/>
-        </w:rPr>
-        <w:t xml:space="preserve"> רצף</w:t>
-      </w:r>
-      <w:r>
-        <w:rPr>
-          <w:rFonts w:hint="cs"/>
-          <w:rtl/>
-        </w:rPr>
-        <w:t xml:space="preserve"> </w:t>
-      </w:r>
-      <w:proofErr w:type="spellStart"/>
-      <w:r>
-        <w:t>Squence</w:t>
-      </w:r>
-      <w:proofErr w:type="spellEnd"/>
-      <w:r>
-        <w:t xml:space="preserve"> </w:t>
-      </w:r>
-      <w:r>
-        <w:rPr>
-          <w:lang w:val="en-GB"/>
-        </w:rPr>
-        <w:t>Diagram</w:t>
-      </w:r>
-      <w:bookmarkEnd w:id="114"/>
-      <w:bookmarkEnd w:id="115"/>
-      <w:bookmarkEnd w:id="116"/>
-      <w:r>
-        <w:rPr>
-          <w:rFonts w:hint="cs"/>
-          <w:rtl/>
-        </w:rPr>
-        <w:t xml:space="preserve"> </w:t>
-      </w:r>
-    </w:p>
-    <w:p>
-      <w:pPr>
-        <w:rPr>
-          <w:highlight w:val="yellow"/>
-          <w:rtl/>
-        </w:rPr>
-      </w:pPr>
-      <w:r>
-        <w:rPr>
-          <w:rFonts w:hint="cs"/>
-          <w:highlight w:val="yellow"/>
-          <w:rtl/>
-        </w:rPr>
-        <w:t xml:space="preserve">הצגת </w:t>
-      </w:r>
-      <w:r>
-        <w:rPr>
-          <w:rFonts w:hint="cs"/>
-          <w:highlight w:val="yellow"/>
-          <w:rtl/>
-        </w:rPr>
-        <w:t xml:space="preserve">3-4 </w:t>
-      </w:r>
-      <w:r>
-        <w:rPr>
-          <w:rFonts w:hint="cs"/>
-          <w:highlight w:val="yellow"/>
-          <w:rtl/>
-        </w:rPr>
-        <w:t xml:space="preserve">תרשימי </w:t>
-      </w:r>
-      <w:r>
-        <w:rPr>
-          <w:rFonts w:hint="cs"/>
-          <w:highlight w:val="yellow"/>
-        </w:rPr>
-        <w:t>S</w:t>
-      </w:r>
-      <w:r>
-        <w:rPr>
-          <w:highlight w:val="yellow"/>
-        </w:rPr>
-        <w:t>equence Diagram</w:t>
-      </w:r>
-      <w:r>
-        <w:rPr>
-          <w:rFonts w:hint="cs"/>
-          <w:highlight w:val="yellow"/>
-          <w:rtl/>
-        </w:rPr>
-        <w:t xml:space="preserve"> ל</w:t>
-      </w:r>
-      <w:r>
-        <w:rPr>
-          <w:rFonts w:hint="cs"/>
-          <w:highlight w:val="yellow"/>
-          <w:rtl/>
-        </w:rPr>
-        <w:t xml:space="preserve">תרחישים עיקריים המפרטים את זרימת המידע + הסבר </w:t>
-      </w:r>
-    </w:p>
-    <w:p>
-      <w:pPr>
-        <w:pStyle w:val="Heading1"/>
-        <w:rPr>
-          <w:rtl/>
-        </w:rPr>
-      </w:pPr>
-      <w:bookmarkStart w:id="117" w:name="_Toc191372320"/>
-      <w:bookmarkStart w:id="118" w:name="_Toc191826999"/>
-      <w:bookmarkStart w:id="119" w:name="_Toc191827409"/>
-      <w:r>
-        <w:rPr>
-          <w:rFonts w:hint="cs"/>
-          <w:rtl/>
-        </w:rPr>
-        <w:lastRenderedPageBreak/>
-        <w:t>תיאור מסכים וממשק משתמש</w:t>
-      </w:r>
-      <w:bookmarkEnd w:id="117"/>
-      <w:bookmarkEnd w:id="118"/>
-      <w:bookmarkEnd w:id="119"/>
-    </w:p>
-    <w:p>
-      <w:pPr>
-        <w:pStyle w:val="Heading2"/>
-        <w:rPr>
-          <w:rtl/>
-        </w:rPr>
-      </w:pPr>
-      <w:bookmarkStart w:id="120" w:name="_Toc191372321"/>
-      <w:bookmarkStart w:id="121" w:name="_Toc191827000"/>
-      <w:bookmarkStart w:id="122" w:name="_Toc191827410"/>
-      <w:r>
-        <w:rPr>
-          <w:rFonts w:hint="cs"/>
-          <w:rtl/>
-        </w:rPr>
-        <w:t>תרשים היררכיית המסכים</w:t>
-      </w:r>
-      <w:bookmarkEnd w:id="120"/>
-      <w:bookmarkEnd w:id="121"/>
-      <w:bookmarkEnd w:id="122"/>
-      <w:r>
-        <w:rPr>
-          <w:rFonts w:hint="cs"/>
-          <w:rtl/>
-        </w:rPr>
-        <w:t xml:space="preserve"> </w:t>
-      </w:r>
-    </w:p>
-    <w:p>
-      <w:pPr>
-        <w:rPr>
-          <w:rtl/>
-        </w:rPr>
-      </w:pPr>
-      <w:r>
-        <w:rPr>
-          <w:rFonts w:hint="cs"/>
-          <w:highlight w:val="yellow"/>
-          <w:rtl/>
-        </w:rPr>
-        <w:t>המסכים והמעברים בינהם (</w:t>
-      </w:r>
-      <w:r>
-        <w:rPr>
-          <w:highlight w:val="yellow"/>
-        </w:rPr>
-        <w:t>Screen flow diagram</w:t>
-      </w:r>
-      <w:r>
-        <w:rPr>
-          <w:rFonts w:hint="cs"/>
-          <w:highlight w:val="yellow"/>
-          <w:rtl/>
-        </w:rPr>
-        <w:t>) כולל מוגנים</w:t>
-      </w:r>
-    </w:p>
-    <w:p>
-      <w:pPr>
-        <w:pStyle w:val="Heading2"/>
-        <w:rPr>
-          <w:rtl/>
-        </w:rPr>
-      </w:pPr>
-      <w:bookmarkStart w:id="123" w:name="_Toc191372322"/>
-      <w:bookmarkStart w:id="124" w:name="_Toc191827001"/>
-      <w:bookmarkStart w:id="125" w:name="_Toc191827411"/>
-      <w:r>
-        <w:rPr>
-          <w:rFonts w:hint="cs"/>
-          <w:rtl/>
-        </w:rPr>
-        <w:t xml:space="preserve">תיאור </w:t>
-      </w:r>
-      <w:r>
-        <w:rPr>
-          <w:rFonts w:hint="cs"/>
-          <w:rtl/>
-        </w:rPr>
-        <w:t>המסכים</w:t>
-      </w:r>
-      <w:bookmarkEnd w:id="123"/>
-      <w:bookmarkEnd w:id="124"/>
-      <w:bookmarkEnd w:id="125"/>
     </w:p>
     <w:p>
       <w:pPr>
@@ -10660,6 +12913,7 @@
           <w:rFonts w:hint="cs"/>
           <w:rtl/>
         </w:rPr>
+        <w:lastRenderedPageBreak/>
         <w:t>מסך רישום</w:t>
       </w:r>
     </w:p>
@@ -10670,9 +12924,9 @@
           <w:rtl/>
         </w:rPr>
       </w:pPr>
-      <w:bookmarkStart w:id="126" w:name="_Toc191372323"/>
-      <w:bookmarkStart w:id="127" w:name="_Toc191827002"/>
-      <w:bookmarkStart w:id="128" w:name="_Toc191827412"/>
+      <w:bookmarkStart w:id="111" w:name="_Toc191372323"/>
+      <w:bookmarkStart w:id="112" w:name="_Toc191827002"/>
+      <w:bookmarkStart w:id="113" w:name="_Toc191827412"/>
       <w:r>
         <w:rPr>
           <w:rFonts w:hint="cs"/>
@@ -10680,7 +12934,145 @@
         </w:rPr>
         <w:t>תיאור התוכנה</w:t>
       </w:r>
+      <w:bookmarkEnd w:id="111"/>
+      <w:bookmarkEnd w:id="112"/>
+      <w:bookmarkEnd w:id="113"/>
+    </w:p>
+    <w:p>
+      <w:pPr>
+        <w:pStyle w:val="Heading2"/>
+        <w:rPr>
+          <w:rtl/>
+        </w:rPr>
+      </w:pPr>
+      <w:bookmarkStart w:id="114" w:name="_Toc191372324"/>
+      <w:bookmarkStart w:id="115" w:name="_Toc191827003"/>
+      <w:bookmarkStart w:id="116" w:name="_Toc191827413"/>
+      <w:r>
+        <w:rPr>
+          <w:rFonts w:hint="cs"/>
+          <w:rtl/>
+        </w:rPr>
+        <w:t>סביבת עבודה</w:t>
+      </w:r>
+      <w:bookmarkEnd w:id="114"/>
+      <w:bookmarkEnd w:id="115"/>
+      <w:bookmarkEnd w:id="116"/>
+    </w:p>
+    <w:p>
+      <w:pPr>
+        <w:pStyle w:val="Heading2"/>
+        <w:rPr>
+          <w:rtl/>
+        </w:rPr>
+      </w:pPr>
+      <w:bookmarkStart w:id="117" w:name="_Toc191372325"/>
+      <w:bookmarkStart w:id="118" w:name="_Toc191827004"/>
+      <w:bookmarkStart w:id="119" w:name="_Toc191827414"/>
+      <w:r>
+        <w:rPr>
+          <w:rFonts w:hint="cs"/>
+          <w:rtl/>
+        </w:rPr>
+        <w:t>שפות תכנות</w:t>
+      </w:r>
+      <w:bookmarkEnd w:id="117"/>
+      <w:bookmarkEnd w:id="118"/>
+      <w:bookmarkEnd w:id="119"/>
+    </w:p>
+    <w:p>
+      <w:pPr>
+        <w:pStyle w:val="Heading2"/>
+        <w:rPr>
+          <w:rtl/>
+        </w:rPr>
+      </w:pPr>
+      <w:bookmarkStart w:id="120" w:name="_Toc191372326"/>
+      <w:bookmarkStart w:id="121" w:name="_Toc191827005"/>
+      <w:bookmarkStart w:id="122" w:name="_Toc191827415"/>
+      <w:r>
+        <w:rPr>
+          <w:rFonts w:hint="cs"/>
+          <w:rtl/>
+        </w:rPr>
+        <w:t>תיאור המודולים והמחלקות</w:t>
+      </w:r>
+      <w:bookmarkEnd w:id="120"/>
+      <w:bookmarkEnd w:id="121"/>
+      <w:bookmarkEnd w:id="122"/>
+      <w:r>
+        <w:rPr>
+          <w:rFonts w:hint="cs"/>
+          <w:rtl/>
+        </w:rPr>
+        <w:t xml:space="preserve"> </w:t>
+      </w:r>
+    </w:p>
+    <w:p>
+      <w:pPr>
+        <w:pStyle w:val="Heading3"/>
+        <w:rPr>
+          <w:rtl/>
+        </w:rPr>
+      </w:pPr>
+      <w:bookmarkStart w:id="123" w:name="_Toc191372327"/>
+      <w:bookmarkStart w:id="124" w:name="_Toc191827416"/>
+      <w:r>
+        <w:rPr>
+          <w:rFonts w:hint="cs"/>
+          <w:rtl/>
+        </w:rPr>
+        <w:t>עץ המודולים</w:t>
+      </w:r>
+      <w:bookmarkEnd w:id="123"/>
+      <w:bookmarkEnd w:id="124"/>
+    </w:p>
+    <w:p>
+      <w:pPr>
+        <w:pStyle w:val="Heading3"/>
+        <w:rPr>
+          <w:rtl/>
+        </w:rPr>
+      </w:pPr>
+      <w:bookmarkStart w:id="125" w:name="_Toc191372328"/>
+      <w:bookmarkStart w:id="126" w:name="_Toc191827417"/>
+      <w:r>
+        <w:rPr>
+          <w:rFonts w:hint="cs"/>
+          <w:rtl/>
+          <w:lang w:val="en-GB"/>
+        </w:rPr>
+        <w:t xml:space="preserve">תרשים </w:t>
+      </w:r>
+      <w:r>
+        <w:rPr>
+          <w:rFonts w:hint="cs"/>
+          <w:rtl/>
+        </w:rPr>
+        <w:t xml:space="preserve">מחלקות </w:t>
+      </w:r>
+      <w:r>
+        <w:t>Class Diagram</w:t>
+      </w:r>
+      <w:bookmarkEnd w:id="125"/>
       <w:bookmarkEnd w:id="126"/>
+    </w:p>
+    <w:p>
+      <w:pPr>
+        <w:pStyle w:val="Heading3"/>
+        <w:rPr>
+          <w:rtl/>
+        </w:rPr>
+      </w:pPr>
+      <w:bookmarkStart w:id="127" w:name="_Toc191372329"/>
+      <w:bookmarkStart w:id="128" w:name="_Toc191827418"/>
+      <w:r>
+        <w:rPr>
+          <w:rFonts w:hint="cs"/>
+          <w:rtl/>
+        </w:rPr>
+        <w:t>תיאור מחלקות מפורט</w:t>
+      </w:r>
       <w:bookmarkEnd w:id="127"/>
       <w:bookmarkEnd w:id="128"/>
     </w:p>
@@ -10691,15 +13083,15 @@
           <w:rtl/>
         </w:rPr>
       </w:pPr>
-      <w:bookmarkStart w:id="129" w:name="_Toc191372324"/>
-      <w:bookmarkStart w:id="130" w:name="_Toc191827003"/>
-      <w:bookmarkStart w:id="131" w:name="_Toc191827413"/>
+      <w:bookmarkStart w:id="129" w:name="_Toc191372330"/>
+      <w:bookmarkStart w:id="130" w:name="_Toc191827006"/>
+      <w:bookmarkStart w:id="131" w:name="_Toc191827419"/>
       <w:r>
         <w:rPr>
           <w:rFonts w:hint="cs"/>
           <w:rtl/>
         </w:rPr>
-        <w:t>סביבת עבודה</w:t>
+        <w:t>מבנה נתונים בשימוש</w:t>
       </w:r>
       <w:bookmarkEnd w:id="129"/>
       <w:bookmarkEnd w:id="130"/>
@@ -10712,199 +13104,61 @@
           <w:rtl/>
         </w:rPr>
       </w:pPr>
-      <w:bookmarkStart w:id="132" w:name="_Toc191372325"/>
-      <w:bookmarkStart w:id="133" w:name="_Toc191827004"/>
-      <w:bookmarkStart w:id="134" w:name="_Toc191827414"/>
+      <w:bookmarkStart w:id="132" w:name="_Toc191372331"/>
+      <w:bookmarkStart w:id="133" w:name="_Toc191827007"/>
+      <w:bookmarkStart w:id="134" w:name="_Toc191827420"/>
       <w:r>
         <w:rPr>
           <w:rFonts w:hint="cs"/>
           <w:rtl/>
         </w:rPr>
-        <w:t>שפות תכנות</w:t>
+        <w:t>קוד התוכנית לפעולות</w:t>
+      </w:r>
+      <w:r>
+        <w:rPr>
+          <w:rFonts w:hint="cs"/>
+          <w:rtl/>
+        </w:rPr>
+        <w:t xml:space="preserve"> ו</w:t>
+      </w:r>
+      <w:r>
+        <w:rPr>
+          <w:rFonts w:hint="cs"/>
+          <w:rtl/>
+        </w:rPr>
+        <w:t>אלגוריתמים</w:t>
+      </w:r>
+      <w:r>
+        <w:rPr>
+          <w:rFonts w:hint="cs"/>
+          <w:rtl/>
+        </w:rPr>
+        <w:t xml:space="preserve"> עיקרי</w:t>
+      </w:r>
+      <w:r>
+        <w:rPr>
+          <w:rFonts w:hint="cs"/>
+          <w:rtl/>
+        </w:rPr>
+        <w:t>ים</w:t>
+      </w:r>
+      <w:r>
+        <w:rPr>
+          <w:rFonts w:hint="cs"/>
+          <w:rtl/>
+        </w:rPr>
+        <w:t xml:space="preserve"> וחשוב</w:t>
+      </w:r>
+      <w:r>
+        <w:rPr>
+          <w:rFonts w:hint="cs"/>
+          <w:rtl/>
+        </w:rPr>
+        <w:t>ים</w:t>
       </w:r>
       <w:bookmarkEnd w:id="132"/>
       <w:bookmarkEnd w:id="133"/>
       <w:bookmarkEnd w:id="134"/>
-    </w:p>
-    <w:p>
-      <w:pPr>
-        <w:pStyle w:val="Heading2"/>
-        <w:rPr>
-          <w:rtl/>
-        </w:rPr>
-      </w:pPr>
-      <w:bookmarkStart w:id="135" w:name="_Toc191372326"/>
-      <w:bookmarkStart w:id="136" w:name="_Toc191827005"/>
-      <w:bookmarkStart w:id="137" w:name="_Toc191827415"/>
-      <w:r>
-        <w:rPr>
-          <w:rFonts w:hint="cs"/>
-          <w:rtl/>
-        </w:rPr>
-        <w:t>תיאור המודולים והמחלקות</w:t>
-      </w:r>
-      <w:bookmarkEnd w:id="135"/>
-      <w:bookmarkEnd w:id="136"/>
-      <w:bookmarkEnd w:id="137"/>
-      <w:r>
-        <w:rPr>
-          <w:rFonts w:hint="cs"/>
-          <w:rtl/>
-        </w:rPr>
-        <w:t xml:space="preserve"> </w:t>
-      </w:r>
-    </w:p>
-    <w:p>
-      <w:pPr>
-        <w:pStyle w:val="Heading3"/>
-        <w:rPr>
-          <w:rtl/>
-        </w:rPr>
-      </w:pPr>
-      <w:bookmarkStart w:id="138" w:name="_Toc191372327"/>
-      <w:bookmarkStart w:id="139" w:name="_Toc191827416"/>
-      <w:r>
-        <w:rPr>
-          <w:rFonts w:hint="cs"/>
-          <w:rtl/>
-        </w:rPr>
-        <w:t>עץ המודולים</w:t>
-      </w:r>
-      <w:bookmarkEnd w:id="138"/>
-      <w:bookmarkEnd w:id="139"/>
-    </w:p>
-    <w:p>
-      <w:pPr>
-        <w:pStyle w:val="Heading3"/>
-        <w:rPr>
-          <w:rtl/>
-        </w:rPr>
-      </w:pPr>
-      <w:bookmarkStart w:id="140" w:name="_Toc191372328"/>
-      <w:bookmarkStart w:id="141" w:name="_Toc191827417"/>
-      <w:r>
-        <w:rPr>
-          <w:rFonts w:hint="cs"/>
-          <w:rtl/>
-          <w:lang w:val="en-GB"/>
-        </w:rPr>
-        <w:t xml:space="preserve">תרשים </w:t>
-      </w:r>
-      <w:r>
-        <w:rPr>
-          <w:rFonts w:hint="cs"/>
-          <w:rtl/>
-        </w:rPr>
-        <w:t xml:space="preserve">מחלקות </w:t>
-      </w:r>
-      <w:r>
-        <w:t>Class Diagram</w:t>
-      </w:r>
-      <w:bookmarkEnd w:id="140"/>
-      <w:bookmarkEnd w:id="141"/>
-    </w:p>
-    <w:p>
-      <w:pPr>
-        <w:pStyle w:val="Heading3"/>
-        <w:rPr>
-          <w:rtl/>
-        </w:rPr>
-      </w:pPr>
-      <w:bookmarkStart w:id="142" w:name="_Toc191372329"/>
-      <w:bookmarkStart w:id="143" w:name="_Toc191827418"/>
-      <w:r>
-        <w:rPr>
-          <w:rFonts w:hint="cs"/>
-          <w:rtl/>
-        </w:rPr>
-        <w:t>תיאור מחלקות מפורט</w:t>
-      </w:r>
-      <w:bookmarkEnd w:id="142"/>
-      <w:bookmarkEnd w:id="143"/>
-    </w:p>
-    <w:p>
-      <w:pPr>
-        <w:pStyle w:val="Heading2"/>
-        <w:rPr>
-          <w:rtl/>
-        </w:rPr>
-      </w:pPr>
-      <w:bookmarkStart w:id="144" w:name="_Toc191372330"/>
-      <w:bookmarkStart w:id="145" w:name="_Toc191827006"/>
-      <w:bookmarkStart w:id="146" w:name="_Toc191827419"/>
-      <w:r>
-        <w:rPr>
-          <w:rFonts w:hint="cs"/>
-          <w:rtl/>
-        </w:rPr>
-        <w:t>מבנה נתונים בשימוש</w:t>
-      </w:r>
-      <w:bookmarkEnd w:id="144"/>
-      <w:bookmarkEnd w:id="145"/>
-      <w:bookmarkEnd w:id="146"/>
-    </w:p>
-    <w:p>
-      <w:pPr>
-        <w:pStyle w:val="Heading2"/>
-        <w:rPr>
-          <w:rtl/>
-        </w:rPr>
-      </w:pPr>
-      <w:bookmarkStart w:id="147" w:name="_Toc191372331"/>
-      <w:bookmarkStart w:id="148" w:name="_Toc191827007"/>
-      <w:bookmarkStart w:id="149" w:name="_Toc191827420"/>
-      <w:r>
-        <w:rPr>
-          <w:rFonts w:hint="cs"/>
-          <w:rtl/>
-        </w:rPr>
-        <w:t>קוד התוכנית לפעולות</w:t>
-      </w:r>
-      <w:r>
-        <w:rPr>
-          <w:rFonts w:hint="cs"/>
-          <w:rtl/>
-        </w:rPr>
-        <w:t xml:space="preserve"> ו</w:t>
-      </w:r>
-      <w:r>
-        <w:rPr>
-          <w:rFonts w:hint="cs"/>
-          <w:rtl/>
-        </w:rPr>
-        <w:t>אלגוריתמים</w:t>
-      </w:r>
-      <w:r>
-        <w:rPr>
-          <w:rFonts w:hint="cs"/>
-          <w:rtl/>
-        </w:rPr>
-        <w:t xml:space="preserve"> עיקרי</w:t>
-      </w:r>
-      <w:r>
-        <w:rPr>
-          <w:rFonts w:hint="cs"/>
-          <w:rtl/>
-        </w:rPr>
-        <w:t>ים</w:t>
-      </w:r>
-      <w:r>
-        <w:rPr>
-          <w:rFonts w:hint="cs"/>
-          <w:rtl/>
-        </w:rPr>
-        <w:t xml:space="preserve"> וחשוב</w:t>
-      </w:r>
-      <w:r>
-        <w:rPr>
-          <w:rFonts w:hint="cs"/>
-          <w:rtl/>
-        </w:rPr>
-        <w:t>ים</w:t>
-      </w:r>
-      <w:bookmarkEnd w:id="147"/>
-      <w:bookmarkEnd w:id="148"/>
-      <w:bookmarkEnd w:id="149"/>
     </w:p>
     <w:p>
       <w:pPr>
@@ -11016,20 +13270,19 @@
           <w:rtl/>
         </w:rPr>
       </w:pPr>
-      <w:bookmarkStart w:id="150" w:name="_Toc191372332"/>
-      <w:bookmarkStart w:id="151" w:name="_Toc191827008"/>
-      <w:bookmarkStart w:id="152" w:name="_Toc191827421"/>
+      <w:bookmarkStart w:id="135" w:name="_Toc191372332"/>
+      <w:bookmarkStart w:id="136" w:name="_Toc191827008"/>
+      <w:bookmarkStart w:id="137" w:name="_Toc191827421"/>
       <w:r>
         <w:rPr>
           <w:rFonts w:hint="cs"/>
           <w:rtl/>
         </w:rPr>
-        <w:lastRenderedPageBreak/>
         <w:t>מדריך למשתמש</w:t>
       </w:r>
-      <w:bookmarkEnd w:id="150"/>
-      <w:bookmarkEnd w:id="151"/>
-      <w:bookmarkEnd w:id="152"/>
+      <w:bookmarkEnd w:id="135"/>
+      <w:bookmarkEnd w:id="136"/>
+      <w:bookmarkEnd w:id="137"/>
     </w:p>
     <w:p>
       <w:pPr>
@@ -11053,9 +13306,9 @@
           <w:rtl/>
         </w:rPr>
       </w:pPr>
-      <w:bookmarkStart w:id="153" w:name="_Toc191372333"/>
-      <w:bookmarkStart w:id="154" w:name="_Toc191827009"/>
-      <w:bookmarkStart w:id="155" w:name="_Toc191827422"/>
+      <w:bookmarkStart w:id="138" w:name="_Toc191372333"/>
+      <w:bookmarkStart w:id="139" w:name="_Toc191827009"/>
+      <w:bookmarkStart w:id="140" w:name="_Toc191827422"/>
       <w:r>
         <w:rPr>
           <w:rFonts w:hint="cs"/>
@@ -11063,17 +13316,17 @@
         </w:rPr>
         <w:t>בדיקות והערכה</w:t>
       </w:r>
-      <w:bookmarkEnd w:id="153"/>
-      <w:bookmarkEnd w:id="154"/>
-      <w:bookmarkEnd w:id="155"/>
-    </w:p>
-    <w:p>
-      <w:pPr>
-        <w:rPr>
-          <w:rtl/>
-        </w:rPr>
-      </w:pPr>
-      <w:bookmarkStart w:id="156" w:name="_Toc191372334"/>
+      <w:bookmarkEnd w:id="138"/>
+      <w:bookmarkEnd w:id="139"/>
+      <w:bookmarkEnd w:id="140"/>
+    </w:p>
+    <w:p>
+      <w:pPr>
+        <w:rPr>
+          <w:rtl/>
+        </w:rPr>
+      </w:pPr>
+      <w:bookmarkStart w:id="141" w:name="_Toc191372334"/>
       <w:r>
         <w:rPr>
           <w:rFonts w:hint="cs"/>
@@ -11090,8 +13343,8 @@
           <w:rtl/>
         </w:rPr>
       </w:pPr>
-      <w:bookmarkStart w:id="157" w:name="_Toc191827010"/>
-      <w:bookmarkStart w:id="158" w:name="_Toc191827423"/>
+      <w:bookmarkStart w:id="142" w:name="_Toc191827010"/>
+      <w:bookmarkStart w:id="143" w:name="_Toc191827423"/>
       <w:r>
         <w:rPr>
           <w:rFonts w:hint="cs"/>
@@ -11099,17 +13352,17 @@
         </w:rPr>
         <w:t>מסקנות</w:t>
       </w:r>
-      <w:bookmarkEnd w:id="156"/>
-      <w:bookmarkEnd w:id="157"/>
-      <w:bookmarkEnd w:id="158"/>
-    </w:p>
-    <w:p>
-      <w:pPr>
-        <w:rPr>
-          <w:rtl/>
-        </w:rPr>
-      </w:pPr>
-      <w:bookmarkStart w:id="159" w:name="_Toc191372335"/>
+      <w:bookmarkEnd w:id="141"/>
+      <w:bookmarkEnd w:id="142"/>
+      <w:bookmarkEnd w:id="143"/>
+    </w:p>
+    <w:p>
+      <w:pPr>
+        <w:rPr>
+          <w:rtl/>
+        </w:rPr>
+      </w:pPr>
+      <w:bookmarkStart w:id="144" w:name="_Toc191372335"/>
       <w:r>
         <w:rPr>
           <w:rFonts w:hint="cs"/>
@@ -11119,6 +13372,14 @@
         <w:t>לתאר כאן...</w:t>
       </w:r>
     </w:p>
+    <w:p/>
+    <w:p>
+      <w:pPr>
+        <w:rPr>
+          <w:rtl/>
+        </w:rPr>
+      </w:pPr>
+    </w:p>
     <w:p>
       <w:pPr>
         <w:pStyle w:val="Heading1"/>
@@ -11126,69 +13387,291 @@
           <w:rtl/>
         </w:rPr>
       </w:pPr>
-      <w:bookmarkStart w:id="160" w:name="_Toc191827011"/>
-      <w:bookmarkStart w:id="161" w:name="_Toc191827424"/>
+      <w:bookmarkStart w:id="145" w:name="_Toc191827011"/>
+      <w:bookmarkStart w:id="146" w:name="_Toc191827424"/>
       <w:r>
         <w:rPr>
           <w:rFonts w:hint="cs"/>
           <w:rtl/>
         </w:rPr>
+        <w:lastRenderedPageBreak/>
         <w:t>פיתוחים עתידיים</w:t>
       </w:r>
-      <w:bookmarkEnd w:id="159"/>
-      <w:bookmarkEnd w:id="160"/>
-      <w:bookmarkEnd w:id="161"/>
-    </w:p>
-    <w:p>
-      <w:pPr>
-        <w:rPr>
-          <w:rtl/>
-        </w:rPr>
-      </w:pPr>
-      <w:bookmarkStart w:id="162" w:name="_Toc191372336"/>
+      <w:bookmarkEnd w:id="144"/>
+      <w:bookmarkEnd w:id="145"/>
+      <w:bookmarkEnd w:id="146"/>
+    </w:p>
+    <w:p>
+      <w:pPr>
+        <w:pStyle w:val="ListParagraph"/>
+        <w:numPr>
+          <w:ilvl w:val="0"/>
+          <w:numId w:val="48"/>
+        </w:numPr>
+        <w:rPr>
+          <w:rFonts w:ascii="Arial" w:hAnsi="Arial" w:cs="Arial"/>
+        </w:rPr>
+      </w:pPr>
+      <w:r>
+        <w:rPr>
+          <w:rFonts w:ascii="Arial" w:hAnsi="Arial" w:cs="Arial"/>
+          <w:rtl/>
+        </w:rPr>
+        <w:t>הפיצ'ר סטטוס אישי דינמי (כמו בוואטסאפ)</w:t>
+      </w:r>
+      <w:r>
+        <w:rPr>
+          <w:rFonts w:ascii="Arial" w:hAnsi="Arial" w:cs="Arial"/>
+        </w:rPr>
+        <w:t>:</w:t>
+      </w:r>
+    </w:p>
+    <w:p>
+      <w:pPr>
+        <w:pStyle w:val="ListParagraph"/>
+        <w:numPr>
+          <w:ilvl w:val="0"/>
+          <w:numId w:val="47"/>
+        </w:numPr>
+        <w:rPr>
+          <w:rFonts w:ascii="Arial" w:hAnsi="Arial" w:cs="Arial"/>
+        </w:rPr>
+      </w:pPr>
+      <w:r>
+        <w:rPr>
+          <w:rFonts w:ascii="Arial" w:hAnsi="Arial" w:cs="Arial"/>
+          <w:rtl/>
+        </w:rPr>
+        <w:t>יאפשר למשתמשים להעלות עדכון אישי זמני (טקסט/תמונה/סרטון</w:t>
+      </w:r>
+      <w:r>
+        <w:rPr>
+          <w:rFonts w:ascii="Arial" w:hAnsi="Arial" w:cs="Arial"/>
+        </w:rPr>
+        <w:t>(</w:t>
+      </w:r>
+    </w:p>
+    <w:p>
+      <w:pPr>
+        <w:pStyle w:val="ListParagraph"/>
+        <w:numPr>
+          <w:ilvl w:val="0"/>
+          <w:numId w:val="47"/>
+        </w:numPr>
+        <w:rPr>
+          <w:rFonts w:ascii="Arial" w:hAnsi="Arial" w:cs="Arial"/>
+        </w:rPr>
+      </w:pPr>
+      <w:r>
+        <w:rPr>
+          <w:rFonts w:ascii="Arial" w:hAnsi="Arial" w:cs="Arial"/>
+          <w:rtl/>
+        </w:rPr>
+        <w:t>העדכון יוצג לחברים/קשרים במערכת למשך 24 שעות</w:t>
+      </w:r>
+    </w:p>
+    <w:p>
+      <w:pPr>
+        <w:pStyle w:val="ListParagraph"/>
+        <w:numPr>
+          <w:ilvl w:val="0"/>
+          <w:numId w:val="47"/>
+        </w:numPr>
+        <w:rPr>
+          <w:rFonts w:ascii="Arial" w:hAnsi="Arial" w:cs="Arial"/>
+        </w:rPr>
+      </w:pPr>
+      <w:r>
+        <w:rPr>
+          <w:rFonts w:ascii="Arial" w:hAnsi="Arial" w:cs="Arial"/>
+          <w:rtl/>
+        </w:rPr>
+        <w:t>נותן הצצה מהירה למה שקורה לאנשים בזמן אמת</w:t>
+      </w:r>
+      <w:r>
+        <w:rPr>
+          <w:rFonts w:ascii="Arial" w:hAnsi="Arial" w:cs="Arial"/>
+        </w:rPr>
+        <w:t>.</w:t>
+      </w:r>
+    </w:p>
+    <w:p>
+      <w:pPr>
+        <w:pStyle w:val="ListParagraph"/>
+        <w:ind w:left="803" w:firstLine="0"/>
+        <w:rPr>
+          <w:rFonts w:ascii="Arial" w:hAnsi="Arial" w:cs="Arial"/>
+          <w:rtl/>
+        </w:rPr>
+      </w:pPr>
+    </w:p>
+    <w:p>
+      <w:pPr>
+        <w:ind w:firstLine="0"/>
+        <w:rPr>
+          <w:rFonts w:ascii="Arial" w:hAnsi="Arial" w:cs="Arial"/>
+          <w:rtl/>
+        </w:rPr>
+      </w:pPr>
+      <w:r>
+        <w:rPr>
+          <w:rFonts w:ascii="Arial" w:hAnsi="Arial" w:cs="Arial"/>
+          <w:rtl/>
+        </w:rPr>
+        <w:t xml:space="preserve"> </w:t>
+      </w:r>
+      <w:r>
+        <w:rPr>
+          <w:rFonts w:ascii="Arial" w:hAnsi="Arial" w:cs="Arial"/>
+          <w:b/>
+          <w:bCs/>
+          <w:rtl/>
+        </w:rPr>
+        <w:t>2</w:t>
+      </w:r>
+      <w:r>
+        <w:rPr>
+          <w:rFonts w:ascii="Arial" w:hAnsi="Arial" w:cs="Arial"/>
+          <w:rtl/>
+        </w:rPr>
+        <w:t xml:space="preserve"> . </w:t>
+      </w:r>
+      <w:r>
+        <w:rPr>
+          <w:rFonts w:ascii="Arial" w:hAnsi="Arial" w:cs="Arial"/>
+          <w:rtl/>
+        </w:rPr>
+        <w:t>שיחה קולית/וידאו הטמעת אפשרות לתקשורת סינכרונית דרך שיחות קוליות או וידאו תשדרג משמעותית את יכולות התקשורת במערכת, ותאפשר אינטראקציה אנושית יותר וישירה</w:t>
+      </w:r>
+    </w:p>
+    <w:p>
+      <w:pPr>
+        <w:rPr>
+          <w:rFonts w:ascii="Arial" w:hAnsi="Arial" w:cs="Arial"/>
+          <w:rtl/>
+        </w:rPr>
+      </w:pPr>
+    </w:p>
+    <w:p>
+      <w:pPr>
+        <w:rPr>
+          <w:rtl/>
+        </w:rPr>
+      </w:pPr>
+      <w:r>
+        <w:rPr>
+          <w:rFonts w:ascii="Arial" w:hAnsi="Arial" w:cs="Arial"/>
+        </w:rPr>
+        <w:t xml:space="preserve"> </w:t>
+      </w:r>
+      <w:r>
+        <w:rPr>
+          <w:rFonts w:ascii="Arial" w:hAnsi="Arial" w:cs="Arial"/>
+          <w:rtl/>
+        </w:rPr>
+        <w:t xml:space="preserve">3.  </w:t>
+      </w:r>
+      <w:r>
+        <w:rPr>
+          <w:rFonts w:ascii="Arial" w:hAnsi="Arial" w:cs="Arial"/>
+          <w:rtl/>
+        </w:rPr>
+        <w:t>יכולות תרגום מקוונות בזמן אמת הוספת מנגנון תרגום אוטומטי מידי שיאפשר תקשורת בין שפות ללא מגבלות. המערכת תתרגם הודעות באופן אוטומטי בזמן אמת, מה שיפרוץ מחסומי שפה ויאפשר תקשורת גלובלית יותר</w:t>
+      </w:r>
+      <w:r>
+        <w:t>.</w:t>
+      </w:r>
+    </w:p>
+    <w:p>
+      <w:pPr>
+        <w:pStyle w:val="Heading1"/>
+        <w:rPr>
+          <w:rtl/>
+        </w:rPr>
+      </w:pPr>
+      <w:bookmarkStart w:id="147" w:name="_Toc191372336"/>
+      <w:bookmarkStart w:id="148" w:name="_Toc191827012"/>
+      <w:bookmarkStart w:id="149" w:name="_Toc191827425"/>
       <w:r>
         <w:rPr>
           <w:rFonts w:hint="cs"/>
-          <w:highlight w:val="yellow"/>
-          <w:rtl/>
-        </w:rPr>
-        <w:t>לתאר כאן...</w:t>
-      </w:r>
-    </w:p>
-    <w:p>
-      <w:pPr>
-        <w:pStyle w:val="Heading1"/>
-        <w:rPr>
-          <w:rtl/>
-        </w:rPr>
-      </w:pPr>
-      <w:bookmarkStart w:id="163" w:name="_Toc191827012"/>
-      <w:bookmarkStart w:id="164" w:name="_Toc191827425"/>
-      <w:r>
-        <w:rPr>
-          <w:rFonts w:hint="cs"/>
           <w:rtl/>
         </w:rPr>
         <w:t>בבליוגרפיה</w:t>
       </w:r>
-      <w:bookmarkEnd w:id="162"/>
-      <w:bookmarkEnd w:id="163"/>
-      <w:bookmarkEnd w:id="164"/>
-    </w:p>
-    <w:p>
-      <w:r>
-        <w:rPr>
-          <w:rFonts w:hint="cs"/>
-          <w:highlight w:val="yellow"/>
-          <w:rtl/>
-        </w:rPr>
-        <w:t>לתאר כאן...</w:t>
-      </w:r>
+      <w:bookmarkEnd w:id="147"/>
+      <w:bookmarkEnd w:id="148"/>
+      <w:bookmarkEnd w:id="149"/>
+    </w:p>
+    <w:p>
+      <w:pPr>
+        <w:rPr>
+          <w:rtl/>
+        </w:rPr>
+      </w:pPr>
+    </w:p>
+    <w:p>
+      <w:pPr>
+        <w:rPr>
+          <w:rtl/>
+        </w:rPr>
+      </w:pPr>
+    </w:p>
+    <w:p>
+      <w:pPr>
+        <w:jc w:val="right"/>
+        <w:rPr>
+          <w:rtl/>
+        </w:rPr>
+      </w:pPr>
+      <w:r>
+        <w:t xml:space="preserve">1. Robby K. H, Antonius I.S, </w:t>
+      </w:r>
+      <w:proofErr w:type="spellStart"/>
+      <w:r>
+        <w:t>Dyah</w:t>
+      </w:r>
+      <w:proofErr w:type="spellEnd"/>
+      <w:r>
+        <w:t xml:space="preserve"> N, </w:t>
+      </w:r>
+      <w:proofErr w:type="spellStart"/>
+      <w:r>
+        <w:t>Widyastuti</w:t>
+      </w:r>
+      <w:proofErr w:type="spellEnd"/>
+      <w:r>
+        <w:t xml:space="preserve"> W, “Securing RFID in IoT Networks with Lightweight AES and ECDH Cryptography Approach”, August 2024 </w:t>
+      </w:r>
+      <w:hyperlink r:id="rId10" w:history="1">
+        <w:r>
+          <w:rPr>
+            <w:rStyle w:val="Hyperlink"/>
+          </w:rPr>
+          <w:t>https://www.researchgate.net/publication/383236735</w:t>
+        </w:r>
+      </w:hyperlink>
+    </w:p>
+    <w:p>
+      <w:pPr>
+        <w:jc w:val="right"/>
+      </w:pPr>
+      <w:r>
+        <w:t xml:space="preserve"> 2. Limin Zhang, Li Wang, “A Hybrid Encryption Approach for Efficient and Secure Data Transmission in IoT Devices”, June 2024 </w:t>
+      </w:r>
+      <w:hyperlink r:id="rId11" w:history="1">
+        <w:r>
+          <w:rPr>
+            <w:rStyle w:val="Hyperlink"/>
+          </w:rPr>
+          <w:t>https://jeas.springeropen.com/articles/10.1186/s44147-024-00459-x</w:t>
+        </w:r>
+      </w:hyperlink>
     </w:p>
     <w:sectPr>
-      <w:headerReference w:type="default" r:id="rId10"/>
-      <w:footerReference w:type="default" r:id="rId11"/>
-      <w:headerReference w:type="first" r:id="rId12"/>
+      <w:headerReference w:type="default" r:id="rId12"/>
+      <w:footerReference w:type="default" r:id="rId13"/>
+      <w:headerReference w:type="first" r:id="rId14"/>
       <w:pgSz w:w="12240" w:h="15840"/>
       <w:pgMar w:top="1134" w:right="1800" w:bottom="1276" w:left="1800" w:header="720" w:footer="342" w:gutter="0"/>
       <w:pgNumType w:start="1"/>
@@ -11419,7 +13902,6 @@
         <w:szCs w:val="20"/>
       </w:rPr>
     </w:pPr>
-    <w:proofErr w:type="spellStart"/>
     <w:r>
       <w:rPr>
         <w:rFonts w:asciiTheme="minorBidi" w:hAnsiTheme="minorBidi" w:cstheme="minorBidi"/>
@@ -11430,7 +13912,6 @@
       </w:rPr>
       <w:t>SmallTalk</w:t>
     </w:r>
-    <w:proofErr w:type="spellEnd"/>
     <w:r>
       <w:rPr>
         <w:rFonts w:asciiTheme="minorBidi" w:hAnsiTheme="minorBidi" w:cstheme="minorBidi"/>
@@ -12243,6 +14724,127 @@
     </w:lvl>
   </w:abstractNum>
   <w:abstractNum w:abstractNumId="5" w15:restartNumberingAfterBreak="0">
+    <w:nsid w:val="0B992574"/>
+    <w:multiLevelType w:val="multilevel"/>
+    <w:tmpl w:val="257E99BE"/>
+    <w:lvl w:ilvl="0">
+      <w:start w:val="1"/>
+      <w:numFmt w:val="decimal"/>
+      <w:lvlText w:val="%1."/>
+      <w:lvlJc w:val="left"/>
+      <w:pPr>
+        <w:tabs>
+          <w:tab w:val="num" w:pos="720"/>
+        </w:tabs>
+        <w:ind w:left="720" w:hanging="360"/>
+      </w:pPr>
+    </w:lvl>
+    <w:lvl w:ilvl="1">
+      <w:start w:val="1"/>
+      <w:numFmt w:val="bullet"/>
+      <w:lvlText w:val="o"/>
+      <w:lvlJc w:val="left"/>
+      <w:pPr>
+        <w:tabs>
+          <w:tab w:val="num" w:pos="1440"/>
+        </w:tabs>
+        <w:ind w:left="1440" w:hanging="360"/>
+      </w:pPr>
+      <w:rPr>
+        <w:rFonts w:ascii="Courier New" w:hAnsi="Courier New" w:hint="default"/>
+        <w:sz w:val="20"/>
+      </w:rPr>
+    </w:lvl>
+    <w:lvl w:ilvl="2">
+      <w:start w:val="1"/>
+      <w:numFmt w:val="bullet"/>
+      <w:lvlText w:val=""/>
+      <w:lvlJc w:val="left"/>
+      <w:pPr>
+        <w:tabs>
+          <w:tab w:val="num" w:pos="2160"/>
+        </w:tabs>
+        <w:ind w:left="2160" w:hanging="360"/>
+      </w:pPr>
+      <w:rPr>
+        <w:rFonts w:ascii="Wingdings" w:hAnsi="Wingdings" w:hint="default"/>
+        <w:sz w:val="20"/>
+      </w:rPr>
+    </w:lvl>
+    <w:lvl w:ilvl="3" w:tentative="1">
+      <w:start w:val="1"/>
+      <w:numFmt w:val="decimal"/>
+      <w:lvlText w:val="%4."/>
+      <w:lvlJc w:val="left"/>
+      <w:pPr>
+        <w:tabs>
+          <w:tab w:val="num" w:pos="2880"/>
+        </w:tabs>
+        <w:ind w:left="2880" w:hanging="360"/>
+      </w:pPr>
+    </w:lvl>
+    <w:lvl w:ilvl="4" w:tentative="1">
+      <w:start w:val="1"/>
+      <w:numFmt w:val="decimal"/>
+      <w:lvlText w:val="%5."/>
+      <w:lvlJc w:val="left"/>
+      <w:pPr>
+        <w:tabs>
+          <w:tab w:val="num" w:pos="3600"/>
+        </w:tabs>
+        <w:ind w:left="3600" w:hanging="360"/>
+      </w:pPr>
+    </w:lvl>
+    <w:lvl w:ilvl="5" w:tentative="1">
+      <w:start w:val="1"/>
+      <w:numFmt w:val="decimal"/>
+      <w:lvlText w:val="%6."/>
+      <w:lvlJc w:val="left"/>
+      <w:pPr>
+        <w:tabs>
+          <w:tab w:val="num" w:pos="4320"/>
+        </w:tabs>
+        <w:ind w:left="4320" w:hanging="360"/>
+      </w:pPr>
+    </w:lvl>
+    <w:lvl w:ilvl="6" w:tentative="1">
+      <w:start w:val="1"/>
+      <w:numFmt w:val="decimal"/>
+      <w:lvlText w:val="%7."/>
+      <w:lvlJc w:val="left"/>
+      <w:pPr>
+        <w:tabs>
+          <w:tab w:val="num" w:pos="5040"/>
+        </w:tabs>
+        <w:ind w:left="5040" w:hanging="360"/>
+      </w:pPr>
+    </w:lvl>
+    <w:lvl w:ilvl="7" w:tentative="1">
+      <w:start w:val="1"/>
+      <w:numFmt w:val="decimal"/>
+      <w:lvlText w:val="%8."/>
+      <w:lvlJc w:val="left"/>
+      <w:pPr>
+        <w:tabs>
+          <w:tab w:val="num" w:pos="5760"/>
+        </w:tabs>
+        <w:ind w:left="5760" w:hanging="360"/>
+      </w:pPr>
+    </w:lvl>
+    <w:lvl w:ilvl="8" w:tentative="1">
+      <w:start w:val="1"/>
+      <w:numFmt w:val="decimal"/>
+      <w:lvlText w:val="%9."/>
+      <w:lvlJc w:val="left"/>
+      <w:pPr>
+        <w:tabs>
+          <w:tab w:val="num" w:pos="6480"/>
+        </w:tabs>
+        <w:ind w:left="6480" w:hanging="360"/>
+      </w:pPr>
+    </w:lvl>
+  </w:abstractNum>
+  <w:abstractNum w:abstractNumId="6" w15:restartNumberingAfterBreak="0">
     <w:nsid w:val="0D1E7757"/>
     <w:multiLevelType w:val="hybridMultilevel"/>
     <w:tmpl w:val="7A6ADAA8"/>
@@ -12332,7 +14934,7 @@
       </w:pPr>
     </w:lvl>
   </w:abstractNum>
-  <w:abstractNum w:abstractNumId="6" w15:restartNumberingAfterBreak="0">
+  <w:abstractNum w:abstractNumId="7" w15:restartNumberingAfterBreak="0">
     <w:nsid w:val="14326643"/>
     <w:multiLevelType w:val="hybridMultilevel"/>
     <w:tmpl w:val="EFDA30E6"/>
@@ -12445,7 +15047,7 @@
       </w:rPr>
     </w:lvl>
   </w:abstractNum>
-  <w:abstractNum w:abstractNumId="7" w15:restartNumberingAfterBreak="0">
+  <w:abstractNum w:abstractNumId="8" w15:restartNumberingAfterBreak="0">
     <w:nsid w:val="16627570"/>
     <w:multiLevelType w:val="multilevel"/>
     <w:tmpl w:val="5A56ED50"/>
@@ -12594,7 +15196,7 @@
       </w:rPr>
     </w:lvl>
   </w:abstractNum>
-  <w:abstractNum w:abstractNumId="8" w15:restartNumberingAfterBreak="0">
+  <w:abstractNum w:abstractNumId="9" w15:restartNumberingAfterBreak="0">
     <w:nsid w:val="182B59E8"/>
     <w:multiLevelType w:val="hybridMultilevel"/>
     <w:tmpl w:val="966E7DBC"/>
@@ -12683,7 +15285,7 @@
       </w:pPr>
     </w:lvl>
   </w:abstractNum>
-  <w:abstractNum w:abstractNumId="9" w15:restartNumberingAfterBreak="0">
+  <w:abstractNum w:abstractNumId="10" w15:restartNumberingAfterBreak="0">
     <w:nsid w:val="18EA0143"/>
     <w:multiLevelType w:val="multilevel"/>
     <w:tmpl w:val="15F23C70"/>
@@ -12832,7 +15434,7 @@
       </w:rPr>
     </w:lvl>
   </w:abstractNum>
-  <w:abstractNum w:abstractNumId="10" w15:restartNumberingAfterBreak="0">
+  <w:abstractNum w:abstractNumId="11" w15:restartNumberingAfterBreak="0">
     <w:nsid w:val="226539C3"/>
     <w:multiLevelType w:val="hybridMultilevel"/>
     <w:tmpl w:val="7674C540"/>
@@ -12945,7 +15547,124 @@
       </w:rPr>
     </w:lvl>
   </w:abstractNum>
-  <w:abstractNum w:abstractNumId="11" w15:restartNumberingAfterBreak="0">
+  <w:abstractNum w:abstractNumId="12" w15:restartNumberingAfterBreak="0">
+    <w:nsid w:val="262C0DD6"/>
+    <w:multiLevelType w:val="multilevel"/>
+    <w:tmpl w:val="1728BBD4"/>
+    <w:lvl w:ilvl="0">
+      <w:start w:val="1"/>
+      <w:numFmt w:val="decimal"/>
+      <w:lvlText w:val="%1."/>
+      <w:lvlJc w:val="left"/>
+      <w:pPr>
+        <w:tabs>
+          <w:tab w:val="num" w:pos="720"/>
+        </w:tabs>
+        <w:ind w:left="720" w:hanging="360"/>
+      </w:pPr>
+    </w:lvl>
+    <w:lvl w:ilvl="1">
+      <w:start w:val="1"/>
+      <w:numFmt w:val="bullet"/>
+      <w:lvlText w:val="o"/>
+      <w:lvlJc w:val="left"/>
+      <w:pPr>
+        <w:tabs>
+          <w:tab w:val="num" w:pos="1440"/>
+        </w:tabs>
+        <w:ind w:left="1440" w:hanging="360"/>
+      </w:pPr>
+      <w:rPr>
+        <w:rFonts w:ascii="Courier New" w:hAnsi="Courier New" w:hint="default"/>
+        <w:sz w:val="20"/>
+      </w:rPr>
+    </w:lvl>
+    <w:lvl w:ilvl="2" w:tentative="1">
+      <w:start w:val="1"/>
+      <w:numFmt w:val="decimal"/>
+      <w:lvlText w:val="%3."/>
+      <w:lvlJc w:val="left"/>
+      <w:pPr>
+        <w:tabs>
+          <w:tab w:val="num" w:pos="2160"/>
+        </w:tabs>
+        <w:ind w:left="2160" w:hanging="360"/>
+      </w:pPr>
+    </w:lvl>
+    <w:lvl w:ilvl="3" w:tentative="1">
+      <w:start w:val="1"/>
+      <w:numFmt w:val="decimal"/>
+      <w:lvlText w:val="%4."/>
+      <w:lvlJc w:val="left"/>
+      <w:pPr>
+        <w:tabs>
+          <w:tab w:val="num" w:pos="2880"/>
+        </w:tabs>
+        <w:ind w:left="2880" w:hanging="360"/>
+      </w:pPr>
+    </w:lvl>
+    <w:lvl w:ilvl="4" w:tentative="1">
+      <w:start w:val="1"/>
+      <w:numFmt w:val="decimal"/>
+      <w:lvlText w:val="%5."/>
+      <w:lvlJc w:val="left"/>
+      <w:pPr>
+        <w:tabs>
+          <w:tab w:val="num" w:pos="3600"/>
+        </w:tabs>
+        <w:ind w:left="3600" w:hanging="360"/>
+      </w:pPr>
+    </w:lvl>
+    <w:lvl w:ilvl="5" w:tentative="1">
+      <w:start w:val="1"/>
+      <w:numFmt w:val="decimal"/>
+      <w:lvlText w:val="%6."/>
+      <w:lvlJc w:val="left"/>
+      <w:pPr>
+        <w:tabs>
+          <w:tab w:val="num" w:pos="4320"/>
+        </w:tabs>
+        <w:ind w:left="4320" w:hanging="360"/>
+      </w:pPr>
+    </w:lvl>
+    <w:lvl w:ilvl="6" w:tentative="1">
+      <w:start w:val="1"/>
+      <w:numFmt w:val="decimal"/>
+      <w:lvlText w:val="%7."/>
+      <w:lvlJc w:val="left"/>
+      <w:pPr>
+        <w:tabs>
+          <w:tab w:val="num" w:pos="5040"/>
+        </w:tabs>
+        <w:ind w:left="5040" w:hanging="360"/>
+      </w:pPr>
+    </w:lvl>
+    <w:lvl w:ilvl="7" w:tentative="1">
+      <w:start w:val="1"/>
+      <w:numFmt w:val="decimal"/>
+      <w:lvlText w:val="%8."/>
+      <w:lvlJc w:val="left"/>
+      <w:pPr>
+        <w:tabs>
+          <w:tab w:val="num" w:pos="5760"/>
+        </w:tabs>
+        <w:ind w:left="5760" w:hanging="360"/>
+      </w:pPr>
+    </w:lvl>
+    <w:lvl w:ilvl="8" w:tentative="1">
+      <w:start w:val="1"/>
+      <w:numFmt w:val="decimal"/>
+      <w:lvlText w:val="%9."/>
+      <w:lvlJc w:val="left"/>
+      <w:pPr>
+        <w:tabs>
+          <w:tab w:val="num" w:pos="6480"/>
+        </w:tabs>
+        <w:ind w:left="6480" w:hanging="360"/>
+      </w:pPr>
+    </w:lvl>
+  </w:abstractNum>
+  <w:abstractNum w:abstractNumId="13" w15:restartNumberingAfterBreak="0">
     <w:nsid w:val="270C4179"/>
     <w:multiLevelType w:val="hybridMultilevel"/>
     <w:tmpl w:val="1BC229CC"/>
@@ -13031,7 +15750,7 @@
       </w:pPr>
     </w:lvl>
   </w:abstractNum>
-  <w:abstractNum w:abstractNumId="12" w15:restartNumberingAfterBreak="0">
+  <w:abstractNum w:abstractNumId="14" w15:restartNumberingAfterBreak="0">
     <w:nsid w:val="2C835D4D"/>
     <w:multiLevelType w:val="multilevel"/>
     <w:tmpl w:val="4AF65768"/>
@@ -13180,7 +15899,97 @@
       </w:rPr>
     </w:lvl>
   </w:abstractNum>
-  <w:abstractNum w:abstractNumId="13" w15:restartNumberingAfterBreak="0">
+  <w:abstractNum w:abstractNumId="15" w15:restartNumberingAfterBreak="0">
+    <w:nsid w:val="302413F6"/>
+    <w:multiLevelType w:val="hybridMultilevel"/>
+    <w:tmpl w:val="C0261E8C"/>
+    <w:lvl w:ilvl="0" w:tplc="238ACC28">
+      <w:start w:val="1"/>
+      <w:numFmt w:val="decimal"/>
+      <w:lvlText w:val="%1."/>
+      <w:lvlJc w:val="left"/>
+      <w:pPr>
+        <w:ind w:left="353" w:hanging="360"/>
+      </w:pPr>
+      <w:rPr>
+        <w:rFonts w:ascii="Times New Roman" w:hAnsi="Times New Roman" w:cs="David" w:hint="default"/>
+        <w:b/>
+      </w:rPr>
+    </w:lvl>
+    <w:lvl w:ilvl="1" w:tplc="10000019" w:tentative="1">
+      <w:start w:val="1"/>
+      <w:numFmt w:val="lowerLetter"/>
+      <w:lvlText w:val="%2."/>
+      <w:lvlJc w:val="left"/>
+      <w:pPr>
+        <w:ind w:left="1073" w:hanging="360"/>
+      </w:pPr>
+    </w:lvl>
+    <w:lvl w:ilvl="2" w:tplc="1000001B" w:tentative="1">
+      <w:start w:val="1"/>
+      <w:numFmt w:val="lowerRoman"/>
+      <w:lvlText w:val="%3."/>
+      <w:lvlJc w:val="right"/>
+      <w:pPr>
+        <w:ind w:left="1793" w:hanging="180"/>
+      </w:pPr>
+    </w:lvl>
+    <w:lvl w:ilvl="3" w:tplc="1000000F" w:tentative="1">
+      <w:start w:val="1"/>
+      <w:numFmt w:val="decimal"/>
+      <w:lvlText w:val="%4."/>
+      <w:lvlJc w:val="left"/>
+      <w:pPr>
+        <w:ind w:left="2513" w:hanging="360"/>
+      </w:pPr>
+    </w:lvl>
+    <w:lvl w:ilvl="4" w:tplc="10000019" w:tentative="1">
+      <w:start w:val="1"/>
+      <w:numFmt w:val="lowerLetter"/>
+      <w:lvlText w:val="%5."/>
+      <w:lvlJc w:val="left"/>
+      <w:pPr>
+        <w:ind w:left="3233" w:hanging="360"/>
+      </w:pPr>
+    </w:lvl>
+    <w:lvl w:ilvl="5" w:tplc="1000001B" w:tentative="1">
+      <w:start w:val="1"/>
+      <w:numFmt w:val="lowerRoman"/>
+      <w:lvlText w:val="%6."/>
+      <w:lvlJc w:val="right"/>
+      <w:pPr>
+        <w:ind w:left="3953" w:hanging="180"/>
+      </w:pPr>
+    </w:lvl>
+    <w:lvl w:ilvl="6" w:tplc="1000000F" w:tentative="1">
+      <w:start w:val="1"/>
+      <w:numFmt w:val="decimal"/>
+      <w:lvlText w:val="%7."/>
+      <w:lvlJc w:val="left"/>
+      <w:pPr>
+        <w:ind w:left="4673" w:hanging="360"/>
+      </w:pPr>
+    </w:lvl>
+    <w:lvl w:ilvl="7" w:tplc="10000019" w:tentative="1">
+      <w:start w:val="1"/>
+      <w:numFmt w:val="lowerLetter"/>
+      <w:lvlText w:val="%8."/>
+      <w:lvlJc w:val="left"/>
+      <w:pPr>
+        <w:ind w:left="5393" w:hanging="360"/>
+      </w:pPr>
+    </w:lvl>
+    <w:lvl w:ilvl="8" w:tplc="1000001B" w:tentative="1">
+      <w:start w:val="1"/>
+      <w:numFmt w:val="lowerRoman"/>
+      <w:lvlText w:val="%9."/>
+      <w:lvlJc w:val="right"/>
+      <w:pPr>
+        <w:ind w:left="6113" w:hanging="180"/>
+      </w:pPr>
+    </w:lvl>
+  </w:abstractNum>
+  <w:abstractNum w:abstractNumId="16" w15:restartNumberingAfterBreak="0">
     <w:nsid w:val="304F0EA3"/>
     <w:multiLevelType w:val="multilevel"/>
     <w:tmpl w:val="6FC6723E"/>
@@ -13329,7 +16138,7 @@
       </w:rPr>
     </w:lvl>
   </w:abstractNum>
-  <w:abstractNum w:abstractNumId="14" w15:restartNumberingAfterBreak="0">
+  <w:abstractNum w:abstractNumId="17" w15:restartNumberingAfterBreak="0">
     <w:nsid w:val="39123496"/>
     <w:multiLevelType w:val="hybridMultilevel"/>
     <w:tmpl w:val="A08A7C6A"/>
@@ -13418,7 +16227,7 @@
       </w:pPr>
     </w:lvl>
   </w:abstractNum>
-  <w:abstractNum w:abstractNumId="15" w15:restartNumberingAfterBreak="0">
+  <w:abstractNum w:abstractNumId="18" w15:restartNumberingAfterBreak="0">
     <w:nsid w:val="39885EC0"/>
     <w:multiLevelType w:val="hybridMultilevel"/>
     <w:tmpl w:val="4F22215A"/>
@@ -13531,7 +16340,7 @@
       </w:rPr>
     </w:lvl>
   </w:abstractNum>
-  <w:abstractNum w:abstractNumId="16" w15:restartNumberingAfterBreak="0">
+  <w:abstractNum w:abstractNumId="19" w15:restartNumberingAfterBreak="0">
     <w:nsid w:val="3BB01F0A"/>
     <w:multiLevelType w:val="hybridMultilevel"/>
     <w:tmpl w:val="158A8C4A"/>
@@ -13644,7 +16453,7 @@
       </w:rPr>
     </w:lvl>
   </w:abstractNum>
-  <w:abstractNum w:abstractNumId="17" w15:restartNumberingAfterBreak="0">
+  <w:abstractNum w:abstractNumId="20" w15:restartNumberingAfterBreak="0">
     <w:nsid w:val="411B799A"/>
     <w:multiLevelType w:val="multilevel"/>
     <w:tmpl w:val="CB785CFC"/>
@@ -13793,7 +16602,7 @@
       </w:rPr>
     </w:lvl>
   </w:abstractNum>
-  <w:abstractNum w:abstractNumId="18" w15:restartNumberingAfterBreak="0">
+  <w:abstractNum w:abstractNumId="21" w15:restartNumberingAfterBreak="0">
     <w:nsid w:val="41370B96"/>
     <w:multiLevelType w:val="multilevel"/>
     <w:tmpl w:val="A540F2B4"/>
@@ -13908,7 +16717,124 @@
       </w:rPr>
     </w:lvl>
   </w:abstractNum>
-  <w:abstractNum w:abstractNumId="19" w15:restartNumberingAfterBreak="0">
+  <w:abstractNum w:abstractNumId="22" w15:restartNumberingAfterBreak="0">
+    <w:nsid w:val="43A43B25"/>
+    <w:multiLevelType w:val="multilevel"/>
+    <w:tmpl w:val="6DB2BD12"/>
+    <w:lvl w:ilvl="0">
+      <w:start w:val="1"/>
+      <w:numFmt w:val="decimal"/>
+      <w:lvlText w:val="%1."/>
+      <w:lvlJc w:val="left"/>
+      <w:pPr>
+        <w:tabs>
+          <w:tab w:val="num" w:pos="720"/>
+        </w:tabs>
+        <w:ind w:left="720" w:hanging="360"/>
+      </w:pPr>
+    </w:lvl>
+    <w:lvl w:ilvl="1">
+      <w:start w:val="1"/>
+      <w:numFmt w:val="bullet"/>
+      <w:lvlText w:val="o"/>
+      <w:lvlJc w:val="left"/>
+      <w:pPr>
+        <w:tabs>
+          <w:tab w:val="num" w:pos="1440"/>
+        </w:tabs>
+        <w:ind w:left="1440" w:hanging="360"/>
+      </w:pPr>
+      <w:rPr>
+        <w:rFonts w:ascii="Courier New" w:hAnsi="Courier New" w:hint="default"/>
+        <w:sz w:val="20"/>
+      </w:rPr>
+    </w:lvl>
+    <w:lvl w:ilvl="2" w:tentative="1">
+      <w:start w:val="1"/>
+      <w:numFmt w:val="decimal"/>
+      <w:lvlText w:val="%3."/>
+      <w:lvlJc w:val="left"/>
+      <w:pPr>
+        <w:tabs>
+          <w:tab w:val="num" w:pos="2160"/>
+        </w:tabs>
+        <w:ind w:left="2160" w:hanging="360"/>
+      </w:pPr>
+    </w:lvl>
+    <w:lvl w:ilvl="3" w:tentative="1">
+      <w:start w:val="1"/>
+      <w:numFmt w:val="decimal"/>
+      <w:lvlText w:val="%4."/>
+      <w:lvlJc w:val="left"/>
+      <w:pPr>
+        <w:tabs>
+          <w:tab w:val="num" w:pos="2880"/>
+        </w:tabs>
+        <w:ind w:left="2880" w:hanging="360"/>
+      </w:pPr>
+    </w:lvl>
+    <w:lvl w:ilvl="4" w:tentative="1">
+      <w:start w:val="1"/>
+      <w:numFmt w:val="decimal"/>
+      <w:lvlText w:val="%5."/>
+      <w:lvlJc w:val="left"/>
+      <w:pPr>
+        <w:tabs>
+          <w:tab w:val="num" w:pos="3600"/>
+        </w:tabs>
+        <w:ind w:left="3600" w:hanging="360"/>
+      </w:pPr>
+    </w:lvl>
+    <w:lvl w:ilvl="5" w:tentative="1">
+      <w:start w:val="1"/>
+      <w:numFmt w:val="decimal"/>
+      <w:lvlText w:val="%6."/>
+      <w:lvlJc w:val="left"/>
+      <w:pPr>
+        <w:tabs>
+          <w:tab w:val="num" w:pos="4320"/>
+        </w:tabs>
+        <w:ind w:left="4320" w:hanging="360"/>
+      </w:pPr>
+    </w:lvl>
+    <w:lvl w:ilvl="6" w:tentative="1">
+      <w:start w:val="1"/>
+      <w:numFmt w:val="decimal"/>
+      <w:lvlText w:val="%7."/>
+      <w:lvlJc w:val="left"/>
+      <w:pPr>
+        <w:tabs>
+          <w:tab w:val="num" w:pos="5040"/>
+        </w:tabs>
+        <w:ind w:left="5040" w:hanging="360"/>
+      </w:pPr>
+    </w:lvl>
+    <w:lvl w:ilvl="7" w:tentative="1">
+      <w:start w:val="1"/>
+      <w:numFmt w:val="decimal"/>
+      <w:lvlText w:val="%8."/>
+      <w:lvlJc w:val="left"/>
+      <w:pPr>
+        <w:tabs>
+          <w:tab w:val="num" w:pos="5760"/>
+        </w:tabs>
+        <w:ind w:left="5760" w:hanging="360"/>
+      </w:pPr>
+    </w:lvl>
+    <w:lvl w:ilvl="8" w:tentative="1">
+      <w:start w:val="1"/>
+      <w:numFmt w:val="decimal"/>
+      <w:lvlText w:val="%9."/>
+      <w:lvlJc w:val="left"/>
+      <w:pPr>
+        <w:tabs>
+          <w:tab w:val="num" w:pos="6480"/>
+        </w:tabs>
+        <w:ind w:left="6480" w:hanging="360"/>
+      </w:pPr>
+    </w:lvl>
+  </w:abstractNum>
+  <w:abstractNum w:abstractNumId="23" w15:restartNumberingAfterBreak="0">
     <w:nsid w:val="494B129B"/>
     <w:multiLevelType w:val="hybridMultilevel"/>
     <w:tmpl w:val="618251EC"/>
@@ -14022,7 +16948,7 @@
       </w:rPr>
     </w:lvl>
   </w:abstractNum>
-  <w:abstractNum w:abstractNumId="20" w15:restartNumberingAfterBreak="0">
+  <w:abstractNum w:abstractNumId="24" w15:restartNumberingAfterBreak="0">
     <w:nsid w:val="49B617CC"/>
     <w:multiLevelType w:val="hybridMultilevel"/>
     <w:tmpl w:val="57EA10A8"/>
@@ -14136,7 +17062,7 @@
       </w:rPr>
     </w:lvl>
   </w:abstractNum>
-  <w:abstractNum w:abstractNumId="21" w15:restartNumberingAfterBreak="0">
+  <w:abstractNum w:abstractNumId="25" w15:restartNumberingAfterBreak="0">
     <w:nsid w:val="4B565412"/>
     <w:multiLevelType w:val="hybridMultilevel"/>
     <w:tmpl w:val="0C18625C"/>
@@ -14249,7 +17175,7 @@
       </w:rPr>
     </w:lvl>
   </w:abstractNum>
-  <w:abstractNum w:abstractNumId="22" w15:restartNumberingAfterBreak="0">
+  <w:abstractNum w:abstractNumId="26" w15:restartNumberingAfterBreak="0">
     <w:nsid w:val="4C3B2AB0"/>
     <w:multiLevelType w:val="hybridMultilevel"/>
     <w:tmpl w:val="9412D9DE"/>
@@ -14362,7 +17288,7 @@
       </w:rPr>
     </w:lvl>
   </w:abstractNum>
-  <w:abstractNum w:abstractNumId="23" w15:restartNumberingAfterBreak="0">
+  <w:abstractNum w:abstractNumId="27" w15:restartNumberingAfterBreak="0">
     <w:nsid w:val="4C3D00B3"/>
     <w:multiLevelType w:val="hybridMultilevel"/>
     <w:tmpl w:val="35324A3C"/>
@@ -14475,7 +17401,7 @@
       </w:rPr>
     </w:lvl>
   </w:abstractNum>
-  <w:abstractNum w:abstractNumId="24" w15:restartNumberingAfterBreak="0">
+  <w:abstractNum w:abstractNumId="28" w15:restartNumberingAfterBreak="0">
     <w:nsid w:val="4D5C7E0B"/>
     <w:multiLevelType w:val="hybridMultilevel"/>
     <w:tmpl w:val="A80E9380"/>
@@ -14566,7 +17492,7 @@
       </w:pPr>
     </w:lvl>
   </w:abstractNum>
-  <w:abstractNum w:abstractNumId="25" w15:restartNumberingAfterBreak="0">
+  <w:abstractNum w:abstractNumId="29" w15:restartNumberingAfterBreak="0">
     <w:nsid w:val="4EAC6AB7"/>
     <w:multiLevelType w:val="multilevel"/>
     <w:tmpl w:val="96584776"/>
@@ -14577,7 +17503,7 @@
       <w:lvlText w:val="%1"/>
       <w:lvlJc w:val="left"/>
       <w:pPr>
-        <w:ind w:left="360" w:hanging="360"/>
+        <w:ind w:left="630" w:hanging="360"/>
       </w:pPr>
       <w:rPr>
         <w:rFonts w:hint="default"/>
@@ -14732,7 +17658,96 @@
       </w:rPr>
     </w:lvl>
   </w:abstractNum>
-  <w:abstractNum w:abstractNumId="26" w15:restartNumberingAfterBreak="0">
+  <w:abstractNum w:abstractNumId="30" w15:restartNumberingAfterBreak="0">
+    <w:nsid w:val="4F5063F6"/>
+    <w:multiLevelType w:val="hybridMultilevel"/>
+    <w:tmpl w:val="417E11DC"/>
+    <w:lvl w:ilvl="0" w:tplc="10000001">
+      <w:start w:val="1"/>
+      <w:numFmt w:val="bullet"/>
+      <w:lvlText w:val=""/>
+      <w:lvlJc w:val="left"/>
+      <w:pPr>
+        <w:ind w:left="803" w:hanging="360"/>
+      </w:pPr>
+      <w:rPr>
+        <w:rFonts w:ascii="Symbol" w:hAnsi="Symbol" w:hint="default"/>
+      </w:rPr>
+    </w:lvl>
+    <w:lvl w:ilvl="1" w:tplc="FFFFFFFF" w:tentative="1">
+      <w:start w:val="1"/>
+      <w:numFmt w:val="lowerLetter"/>
+      <w:lvlText w:val="%2."/>
+      <w:lvlJc w:val="left"/>
+      <w:pPr>
+        <w:ind w:left="1433" w:hanging="360"/>
+      </w:pPr>
+    </w:lvl>
+    <w:lvl w:ilvl="2" w:tplc="FFFFFFFF" w:tentative="1">
+      <w:start w:val="1"/>
+      <w:numFmt w:val="lowerRoman"/>
+      <w:lvlText w:val="%3."/>
+      <w:lvlJc w:val="right"/>
+      <w:pPr>
+        <w:ind w:left="2153" w:hanging="180"/>
+      </w:pPr>
+    </w:lvl>
+    <w:lvl w:ilvl="3" w:tplc="FFFFFFFF" w:tentative="1">
+      <w:start w:val="1"/>
+      <w:numFmt w:val="decimal"/>
+      <w:lvlText w:val="%4."/>
+      <w:lvlJc w:val="left"/>
+      <w:pPr>
+        <w:ind w:left="2873" w:hanging="360"/>
+      </w:pPr>
+    </w:lvl>
+    <w:lvl w:ilvl="4" w:tplc="FFFFFFFF" w:tentative="1">
+      <w:start w:val="1"/>
+      <w:numFmt w:val="lowerLetter"/>
+      <w:lvlText w:val="%5."/>
+      <w:lvlJc w:val="left"/>
+      <w:pPr>
+        <w:ind w:left="3593" w:hanging="360"/>
+      </w:pPr>
+    </w:lvl>
+    <w:lvl w:ilvl="5" w:tplc="FFFFFFFF" w:tentative="1">
+      <w:start w:val="1"/>
+      <w:numFmt w:val="lowerRoman"/>
+      <w:lvlText w:val="%6."/>
+      <w:lvlJc w:val="right"/>
+      <w:pPr>
+        <w:ind w:left="4313" w:hanging="180"/>
+      </w:pPr>
+    </w:lvl>
+    <w:lvl w:ilvl="6" w:tplc="FFFFFFFF" w:tentative="1">
+      <w:start w:val="1"/>
+      <w:numFmt w:val="decimal"/>
+      <w:lvlText w:val="%7."/>
+      <w:lvlJc w:val="left"/>
+      <w:pPr>
+        <w:ind w:left="5033" w:hanging="360"/>
+      </w:pPr>
+    </w:lvl>
+    <w:lvl w:ilvl="7" w:tplc="FFFFFFFF" w:tentative="1">
+      <w:start w:val="1"/>
+      <w:numFmt w:val="lowerLetter"/>
+      <w:lvlText w:val="%8."/>
+      <w:lvlJc w:val="left"/>
+      <w:pPr>
+        <w:ind w:left="5753" w:hanging="360"/>
+      </w:pPr>
+    </w:lvl>
+    <w:lvl w:ilvl="8" w:tplc="FFFFFFFF" w:tentative="1">
+      <w:start w:val="1"/>
+      <w:numFmt w:val="lowerRoman"/>
+      <w:lvlText w:val="%9."/>
+      <w:lvlJc w:val="right"/>
+      <w:pPr>
+        <w:ind w:left="6473" w:hanging="180"/>
+      </w:pPr>
+    </w:lvl>
+  </w:abstractNum>
+  <w:abstractNum w:abstractNumId="31" w15:restartNumberingAfterBreak="0">
     <w:nsid w:val="506D1ECB"/>
     <w:multiLevelType w:val="multilevel"/>
     <w:tmpl w:val="A540F2B4"/>
@@ -14847,7 +17862,7 @@
       </w:rPr>
     </w:lvl>
   </w:abstractNum>
-  <w:abstractNum w:abstractNumId="27" w15:restartNumberingAfterBreak="0">
+  <w:abstractNum w:abstractNumId="32" w15:restartNumberingAfterBreak="0">
     <w:nsid w:val="53A06831"/>
     <w:multiLevelType w:val="hybridMultilevel"/>
     <w:tmpl w:val="D430EFA4"/>
@@ -14960,7 +17975,7 @@
       </w:rPr>
     </w:lvl>
   </w:abstractNum>
-  <w:abstractNum w:abstractNumId="28" w15:restartNumberingAfterBreak="0">
+  <w:abstractNum w:abstractNumId="33" w15:restartNumberingAfterBreak="0">
     <w:nsid w:val="54382B09"/>
     <w:multiLevelType w:val="multilevel"/>
     <w:tmpl w:val="03CE6218"/>
@@ -15075,7 +18090,7 @@
       </w:rPr>
     </w:lvl>
   </w:abstractNum>
-  <w:abstractNum w:abstractNumId="29" w15:restartNumberingAfterBreak="0">
+  <w:abstractNum w:abstractNumId="34" w15:restartNumberingAfterBreak="0">
     <w:nsid w:val="551B3A93"/>
     <w:multiLevelType w:val="hybridMultilevel"/>
     <w:tmpl w:val="052E17F0"/>
@@ -15161,7 +18176,7 @@
       </w:pPr>
     </w:lvl>
   </w:abstractNum>
-  <w:abstractNum w:abstractNumId="30" w15:restartNumberingAfterBreak="0">
+  <w:abstractNum w:abstractNumId="35" w15:restartNumberingAfterBreak="0">
     <w:nsid w:val="59630172"/>
     <w:multiLevelType w:val="hybridMultilevel"/>
     <w:tmpl w:val="2EFAA598"/>
@@ -15301,7 +18316,7 @@
       </w:rPr>
     </w:lvl>
   </w:abstractNum>
-  <w:abstractNum w:abstractNumId="31" w15:restartNumberingAfterBreak="0">
+  <w:abstractNum w:abstractNumId="36" w15:restartNumberingAfterBreak="0">
     <w:nsid w:val="5A693A5E"/>
     <w:multiLevelType w:val="multilevel"/>
     <w:tmpl w:val="EF9A6836"/>
@@ -15450,7 +18465,7 @@
       </w:rPr>
     </w:lvl>
   </w:abstractNum>
-  <w:abstractNum w:abstractNumId="32" w15:restartNumberingAfterBreak="0">
+  <w:abstractNum w:abstractNumId="37" w15:restartNumberingAfterBreak="0">
     <w:nsid w:val="5B767BC7"/>
     <w:multiLevelType w:val="multilevel"/>
     <w:tmpl w:val="C6205216"/>
@@ -15592,7 +18607,7 @@
       </w:pPr>
     </w:lvl>
   </w:abstractNum>
-  <w:abstractNum w:abstractNumId="33" w15:restartNumberingAfterBreak="0">
+  <w:abstractNum w:abstractNumId="38" w15:restartNumberingAfterBreak="0">
     <w:nsid w:val="6109506C"/>
     <w:multiLevelType w:val="multilevel"/>
     <w:tmpl w:val="C6205216"/>
@@ -15734,7 +18749,124 @@
       </w:pPr>
     </w:lvl>
   </w:abstractNum>
-  <w:abstractNum w:abstractNumId="34" w15:restartNumberingAfterBreak="0">
+  <w:abstractNum w:abstractNumId="39" w15:restartNumberingAfterBreak="0">
+    <w:nsid w:val="641E1ED3"/>
+    <w:multiLevelType w:val="multilevel"/>
+    <w:tmpl w:val="8CE00A68"/>
+    <w:lvl w:ilvl="0">
+      <w:start w:val="1"/>
+      <w:numFmt w:val="decimal"/>
+      <w:lvlText w:val="%1."/>
+      <w:lvlJc w:val="left"/>
+      <w:pPr>
+        <w:tabs>
+          <w:tab w:val="num" w:pos="720"/>
+        </w:tabs>
+        <w:ind w:left="720" w:hanging="360"/>
+      </w:pPr>
+    </w:lvl>
+    <w:lvl w:ilvl="1">
+      <w:start w:val="1"/>
+      <w:numFmt w:val="bullet"/>
+      <w:lvlText w:val="o"/>
+      <w:lvlJc w:val="left"/>
+      <w:pPr>
+        <w:tabs>
+          <w:tab w:val="num" w:pos="1440"/>
+        </w:tabs>
+        <w:ind w:left="1440" w:hanging="360"/>
+      </w:pPr>
+      <w:rPr>
+        <w:rFonts w:ascii="Courier New" w:hAnsi="Courier New" w:hint="default"/>
+        <w:sz w:val="20"/>
+      </w:rPr>
+    </w:lvl>
+    <w:lvl w:ilvl="2" w:tentative="1">
+      <w:start w:val="1"/>
+      <w:numFmt w:val="decimal"/>
+      <w:lvlText w:val="%3."/>
+      <w:lvlJc w:val="left"/>
+      <w:pPr>
+        <w:tabs>
+          <w:tab w:val="num" w:pos="2160"/>
+        </w:tabs>
+        <w:ind w:left="2160" w:hanging="360"/>
+      </w:pPr>
+    </w:lvl>
+    <w:lvl w:ilvl="3" w:tentative="1">
+      <w:start w:val="1"/>
+      <w:numFmt w:val="decimal"/>
+      <w:lvlText w:val="%4."/>
+      <w:lvlJc w:val="left"/>
+      <w:pPr>
+        <w:tabs>
+          <w:tab w:val="num" w:pos="2880"/>
+        </w:tabs>
+        <w:ind w:left="2880" w:hanging="360"/>
+      </w:pPr>
+    </w:lvl>
+    <w:lvl w:ilvl="4" w:tentative="1">
+      <w:start w:val="1"/>
+      <w:numFmt w:val="decimal"/>
+      <w:lvlText w:val="%5."/>
+      <w:lvlJc w:val="left"/>
+      <w:pPr>
+        <w:tabs>
+          <w:tab w:val="num" w:pos="3600"/>
+        </w:tabs>
+        <w:ind w:left="3600" w:hanging="360"/>
+      </w:pPr>
+    </w:lvl>
+    <w:lvl w:ilvl="5" w:tentative="1">
+      <w:start w:val="1"/>
+      <w:numFmt w:val="decimal"/>
+      <w:lvlText w:val="%6."/>
+      <w:lvlJc w:val="left"/>
+      <w:pPr>
+        <w:tabs>
+          <w:tab w:val="num" w:pos="4320"/>
+        </w:tabs>
+        <w:ind w:left="4320" w:hanging="360"/>
+      </w:pPr>
+    </w:lvl>
+    <w:lvl w:ilvl="6" w:tentative="1">
+      <w:start w:val="1"/>
+      <w:numFmt w:val="decimal"/>
+      <w:lvlText w:val="%7."/>
+      <w:lvlJc w:val="left"/>
+      <w:pPr>
+        <w:tabs>
+          <w:tab w:val="num" w:pos="5040"/>
+        </w:tabs>
+        <w:ind w:left="5040" w:hanging="360"/>
+      </w:pPr>
+    </w:lvl>
+    <w:lvl w:ilvl="7" w:tentative="1">
+      <w:start w:val="1"/>
+      <w:numFmt w:val="decimal"/>
+      <w:lvlText w:val="%8."/>
+      <w:lvlJc w:val="left"/>
+      <w:pPr>
+        <w:tabs>
+          <w:tab w:val="num" w:pos="5760"/>
+        </w:tabs>
+        <w:ind w:left="5760" w:hanging="360"/>
+      </w:pPr>
+    </w:lvl>
+    <w:lvl w:ilvl="8" w:tentative="1">
+      <w:start w:val="1"/>
+      <w:numFmt w:val="decimal"/>
+      <w:lvlText w:val="%9."/>
+      <w:lvlJc w:val="left"/>
+      <w:pPr>
+        <w:tabs>
+          <w:tab w:val="num" w:pos="6480"/>
+        </w:tabs>
+        <w:ind w:left="6480" w:hanging="360"/>
+      </w:pPr>
+    </w:lvl>
+  </w:abstractNum>
+  <w:abstractNum w:abstractNumId="40" w15:restartNumberingAfterBreak="0">
     <w:nsid w:val="6A685D3C"/>
     <w:multiLevelType w:val="hybridMultilevel"/>
     <w:tmpl w:val="D7AEB5C6"/>
@@ -15823,7 +18955,7 @@
       </w:pPr>
     </w:lvl>
   </w:abstractNum>
-  <w:abstractNum w:abstractNumId="35" w15:restartNumberingAfterBreak="0">
+  <w:abstractNum w:abstractNumId="41" w15:restartNumberingAfterBreak="0">
     <w:nsid w:val="6BCC4B17"/>
     <w:multiLevelType w:val="hybridMultilevel"/>
     <w:tmpl w:val="10A4C0A0"/>
@@ -15936,7 +19068,7 @@
       </w:rPr>
     </w:lvl>
   </w:abstractNum>
-  <w:abstractNum w:abstractNumId="36" w15:restartNumberingAfterBreak="0">
+  <w:abstractNum w:abstractNumId="42" w15:restartNumberingAfterBreak="0">
     <w:nsid w:val="6C6E0C64"/>
     <w:multiLevelType w:val="multilevel"/>
     <w:tmpl w:val="26FCEFC6"/>
@@ -16049,7 +19181,96 @@
       </w:pPr>
     </w:lvl>
   </w:abstractNum>
-  <w:abstractNum w:abstractNumId="37" w15:restartNumberingAfterBreak="0">
+  <w:abstractNum w:abstractNumId="43" w15:restartNumberingAfterBreak="0">
+    <w:nsid w:val="76446B7E"/>
+    <w:multiLevelType w:val="hybridMultilevel"/>
+    <w:tmpl w:val="147E789E"/>
+    <w:lvl w:ilvl="0" w:tplc="E0A4B5A8">
+      <w:start w:val="1"/>
+      <w:numFmt w:val="decimal"/>
+      <w:lvlText w:val="%1."/>
+      <w:lvlJc w:val="left"/>
+      <w:pPr>
+        <w:ind w:left="803" w:hanging="360"/>
+      </w:pPr>
+      <w:rPr>
+        <w:rFonts w:hint="default"/>
+      </w:rPr>
+    </w:lvl>
+    <w:lvl w:ilvl="1" w:tplc="10000019" w:tentative="1">
+      <w:start w:val="1"/>
+      <w:numFmt w:val="lowerLetter"/>
+      <w:lvlText w:val="%2."/>
+      <w:lvlJc w:val="left"/>
+      <w:pPr>
+        <w:ind w:left="1433" w:hanging="360"/>
+      </w:pPr>
+    </w:lvl>
+    <w:lvl w:ilvl="2" w:tplc="1000001B" w:tentative="1">
+      <w:start w:val="1"/>
+      <w:numFmt w:val="lowerRoman"/>
+      <w:lvlText w:val="%3."/>
+      <w:lvlJc w:val="right"/>
+      <w:pPr>
+        <w:ind w:left="2153" w:hanging="180"/>
+      </w:pPr>
+    </w:lvl>
+    <w:lvl w:ilvl="3" w:tplc="1000000F" w:tentative="1">
+      <w:start w:val="1"/>
+      <w:numFmt w:val="decimal"/>
+      <w:lvlText w:val="%4."/>
+      <w:lvlJc w:val="left"/>
+      <w:pPr>
+        <w:ind w:left="2873" w:hanging="360"/>
+      </w:pPr>
+    </w:lvl>
+    <w:lvl w:ilvl="4" w:tplc="10000019" w:tentative="1">
+      <w:start w:val="1"/>
+      <w:numFmt w:val="lowerLetter"/>
+      <w:lvlText w:val="%5."/>
+      <w:lvlJc w:val="left"/>
+      <w:pPr>
+        <w:ind w:left="3593" w:hanging="360"/>
+      </w:pPr>
+    </w:lvl>
+    <w:lvl w:ilvl="5" w:tplc="1000001B" w:tentative="1">
+      <w:start w:val="1"/>
+      <w:numFmt w:val="lowerRoman"/>
+      <w:lvlText w:val="%6."/>
+      <w:lvlJc w:val="right"/>
+      <w:pPr>
+        <w:ind w:left="4313" w:hanging="180"/>
+      </w:pPr>
+    </w:lvl>
+    <w:lvl w:ilvl="6" w:tplc="1000000F" w:tentative="1">
+      <w:start w:val="1"/>
+      <w:numFmt w:val="decimal"/>
+      <w:lvlText w:val="%7."/>
+      <w:lvlJc w:val="left"/>
+      <w:pPr>
+        <w:ind w:left="5033" w:hanging="360"/>
+      </w:pPr>
+    </w:lvl>
+    <w:lvl w:ilvl="7" w:tplc="10000019" w:tentative="1">
+      <w:start w:val="1"/>
+      <w:numFmt w:val="lowerLetter"/>
+      <w:lvlText w:val="%8."/>
+      <w:lvlJc w:val="left"/>
+      <w:pPr>
+        <w:ind w:left="5753" w:hanging="360"/>
+      </w:pPr>
+    </w:lvl>
+    <w:lvl w:ilvl="8" w:tplc="1000001B" w:tentative="1">
+      <w:start w:val="1"/>
+      <w:numFmt w:val="lowerRoman"/>
+      <w:lvlText w:val="%9."/>
+      <w:lvlJc w:val="right"/>
+      <w:pPr>
+        <w:ind w:left="6473" w:hanging="180"/>
+      </w:pPr>
+    </w:lvl>
+  </w:abstractNum>
+  <w:abstractNum w:abstractNumId="44" w15:restartNumberingAfterBreak="0">
     <w:nsid w:val="77036E18"/>
     <w:multiLevelType w:val="hybridMultilevel"/>
     <w:tmpl w:val="96DE36BE"/>
@@ -16162,83 +19383,172 @@
       </w:rPr>
     </w:lvl>
   </w:abstractNum>
+  <w:abstractNum w:abstractNumId="45" w15:restartNumberingAfterBreak="0">
+    <w:nsid w:val="7CE4095D"/>
+    <w:multiLevelType w:val="hybridMultilevel"/>
+    <w:tmpl w:val="8C205010"/>
+    <w:lvl w:ilvl="0" w:tplc="E0A4B5A8">
+      <w:start w:val="1"/>
+      <w:numFmt w:val="decimal"/>
+      <w:lvlText w:val="%1."/>
+      <w:lvlJc w:val="left"/>
+      <w:pPr>
+        <w:ind w:left="810" w:hanging="360"/>
+      </w:pPr>
+      <w:rPr>
+        <w:rFonts w:hint="default"/>
+      </w:rPr>
+    </w:lvl>
+    <w:lvl w:ilvl="1" w:tplc="10000019" w:tentative="1">
+      <w:start w:val="1"/>
+      <w:numFmt w:val="lowerLetter"/>
+      <w:lvlText w:val="%2."/>
+      <w:lvlJc w:val="left"/>
+      <w:pPr>
+        <w:ind w:left="1530" w:hanging="360"/>
+      </w:pPr>
+    </w:lvl>
+    <w:lvl w:ilvl="2" w:tplc="1000001B" w:tentative="1">
+      <w:start w:val="1"/>
+      <w:numFmt w:val="lowerRoman"/>
+      <w:lvlText w:val="%3."/>
+      <w:lvlJc w:val="right"/>
+      <w:pPr>
+        <w:ind w:left="2250" w:hanging="180"/>
+      </w:pPr>
+    </w:lvl>
+    <w:lvl w:ilvl="3" w:tplc="1000000F" w:tentative="1">
+      <w:start w:val="1"/>
+      <w:numFmt w:val="decimal"/>
+      <w:lvlText w:val="%4."/>
+      <w:lvlJc w:val="left"/>
+      <w:pPr>
+        <w:ind w:left="2970" w:hanging="360"/>
+      </w:pPr>
+    </w:lvl>
+    <w:lvl w:ilvl="4" w:tplc="10000019" w:tentative="1">
+      <w:start w:val="1"/>
+      <w:numFmt w:val="lowerLetter"/>
+      <w:lvlText w:val="%5."/>
+      <w:lvlJc w:val="left"/>
+      <w:pPr>
+        <w:ind w:left="3690" w:hanging="360"/>
+      </w:pPr>
+    </w:lvl>
+    <w:lvl w:ilvl="5" w:tplc="1000001B" w:tentative="1">
+      <w:start w:val="1"/>
+      <w:numFmt w:val="lowerRoman"/>
+      <w:lvlText w:val="%6."/>
+      <w:lvlJc w:val="right"/>
+      <w:pPr>
+        <w:ind w:left="4410" w:hanging="180"/>
+      </w:pPr>
+    </w:lvl>
+    <w:lvl w:ilvl="6" w:tplc="1000000F" w:tentative="1">
+      <w:start w:val="1"/>
+      <w:numFmt w:val="decimal"/>
+      <w:lvlText w:val="%7."/>
+      <w:lvlJc w:val="left"/>
+      <w:pPr>
+        <w:ind w:left="5130" w:hanging="360"/>
+      </w:pPr>
+    </w:lvl>
+    <w:lvl w:ilvl="7" w:tplc="10000019" w:tentative="1">
+      <w:start w:val="1"/>
+      <w:numFmt w:val="lowerLetter"/>
+      <w:lvlText w:val="%8."/>
+      <w:lvlJc w:val="left"/>
+      <w:pPr>
+        <w:ind w:left="5850" w:hanging="360"/>
+      </w:pPr>
+    </w:lvl>
+    <w:lvl w:ilvl="8" w:tplc="1000001B" w:tentative="1">
+      <w:start w:val="1"/>
+      <w:numFmt w:val="lowerRoman"/>
+      <w:lvlText w:val="%9."/>
+      <w:lvlJc w:val="right"/>
+      <w:pPr>
+        <w:ind w:left="6570" w:hanging="180"/>
+      </w:pPr>
+    </w:lvl>
+  </w:abstractNum>
   <w:num w:numId="1" w16cid:durableId="380830889">
-    <w:abstractNumId w:val="30"/>
+    <w:abstractNumId w:val="35"/>
   </w:num>
   <w:num w:numId="2" w16cid:durableId="523254455">
-    <w:abstractNumId w:val="21"/>
+    <w:abstractNumId w:val="25"/>
   </w:num>
   <w:num w:numId="3" w16cid:durableId="490175238">
-    <w:abstractNumId w:val="26"/>
+    <w:abstractNumId w:val="31"/>
   </w:num>
   <w:num w:numId="4" w16cid:durableId="1545943411">
-    <w:abstractNumId w:val="29"/>
+    <w:abstractNumId w:val="34"/>
   </w:num>
   <w:num w:numId="5" w16cid:durableId="871966622">
-    <w:abstractNumId w:val="14"/>
+    <w:abstractNumId w:val="17"/>
   </w:num>
   <w:num w:numId="6" w16cid:durableId="1687947791">
-    <w:abstractNumId w:val="28"/>
+    <w:abstractNumId w:val="33"/>
   </w:num>
   <w:num w:numId="7" w16cid:durableId="746273115">
     <w:abstractNumId w:val="0"/>
   </w:num>
   <w:num w:numId="8" w16cid:durableId="1923756847">
-    <w:abstractNumId w:val="22"/>
+    <w:abstractNumId w:val="26"/>
   </w:num>
   <w:num w:numId="9" w16cid:durableId="780730442">
     <w:abstractNumId w:val="2"/>
   </w:num>
   <w:num w:numId="10" w16cid:durableId="875003521">
+    <w:abstractNumId w:val="32"/>
+  </w:num>
+  <w:num w:numId="11" w16cid:durableId="2126659202">
+    <w:abstractNumId w:val="6"/>
+  </w:num>
+  <w:num w:numId="12" w16cid:durableId="1543204417">
+    <w:abstractNumId w:val="40"/>
+  </w:num>
+  <w:num w:numId="13" w16cid:durableId="562369876">
+    <w:abstractNumId w:val="28"/>
+  </w:num>
+  <w:num w:numId="14" w16cid:durableId="23219543">
+    <w:abstractNumId w:val="19"/>
+  </w:num>
+  <w:num w:numId="15" w16cid:durableId="11303937">
+    <w:abstractNumId w:val="21"/>
+  </w:num>
+  <w:num w:numId="16" w16cid:durableId="468673006">
+    <w:abstractNumId w:val="41"/>
+  </w:num>
+  <w:num w:numId="17" w16cid:durableId="2144999054">
+    <w:abstractNumId w:val="23"/>
+  </w:num>
+  <w:num w:numId="18" w16cid:durableId="2132245190">
+    <w:abstractNumId w:val="24"/>
+  </w:num>
+  <w:num w:numId="19" w16cid:durableId="1127745989">
+    <w:abstractNumId w:val="7"/>
+  </w:num>
+  <w:num w:numId="20" w16cid:durableId="148209549">
     <w:abstractNumId w:val="27"/>
   </w:num>
-  <w:num w:numId="11" w16cid:durableId="2126659202">
-    <w:abstractNumId w:val="5"/>
+  <w:num w:numId="21" w16cid:durableId="1168717238">
+    <w:abstractNumId w:val="9"/>
   </w:num>
-  <w:num w:numId="12" w16cid:durableId="1543204417">
-    <w:abstractNumId w:val="34"/>
+  <w:num w:numId="22" w16cid:durableId="91440864">
+    <w:abstractNumId w:val="13"/>
   </w:num>
-  <w:num w:numId="13" w16cid:durableId="562369876">
-    <w:abstractNumId w:val="24"/>
+  <w:num w:numId="23" w16cid:durableId="1484737443">
+    <w:abstractNumId w:val="29"/>
   </w:num>
-  <w:num w:numId="14" w16cid:durableId="23219543">
-    <w:abstractNumId w:val="16"/>
+  <w:num w:numId="24" w16cid:durableId="335498436">
+    <w:abstractNumId w:val="44"/>
   </w:num>
-  <w:num w:numId="15" w16cid:durableId="11303937">
+  <w:num w:numId="25" w16cid:durableId="2061129527">
     <w:abstractNumId w:val="18"/>
   </w:num>
-  <w:num w:numId="16" w16cid:durableId="468673006">
-    <w:abstractNumId w:val="35"/>
-  </w:num>
-  <w:num w:numId="17" w16cid:durableId="2144999054">
-    <w:abstractNumId w:val="19"/>
-  </w:num>
-  <w:num w:numId="18" w16cid:durableId="2132245190">
-    <w:abstractNumId w:val="20"/>
-  </w:num>
-  <w:num w:numId="19" w16cid:durableId="1127745989">
-    <w:abstractNumId w:val="6"/>
-  </w:num>
-  <w:num w:numId="20" w16cid:durableId="148209549">
-    <w:abstractNumId w:val="23"/>
-  </w:num>
-  <w:num w:numId="21" w16cid:durableId="1168717238">
-    <w:abstractNumId w:val="8"/>
-  </w:num>
-  <w:num w:numId="22" w16cid:durableId="91440864">
-    <w:abstractNumId w:val="11"/>
-  </w:num>
-  <w:num w:numId="23" w16cid:durableId="1484737443">
-    <w:abstractNumId w:val="25"/>
-  </w:num>
-  <w:num w:numId="24" w16cid:durableId="335498436">
-    <w:abstractNumId w:val="37"/>
-  </w:num>
-  <w:num w:numId="25" w16cid:durableId="2061129527">
-    <w:abstractNumId w:val="15"/>
-  </w:num>
   <w:num w:numId="26" w16cid:durableId="249823478">
-    <w:abstractNumId w:val="25"/>
+    <w:abstractNumId w:val="29"/>
     <w:lvlOverride w:ilvl="0">
       <w:startOverride w:val="1"/>
     </w:lvlOverride>
@@ -16268,7 +19578,7 @@
     </w:lvlOverride>
   </w:num>
   <w:num w:numId="27" w16cid:durableId="1587304128">
-    <w:abstractNumId w:val="25"/>
+    <w:abstractNumId w:val="29"/>
     <w:lvlOverride w:ilvl="0">
       <w:startOverride w:val="1"/>
     </w:lvlOverride>
@@ -16298,43 +19608,67 @@
     </w:lvlOverride>
   </w:num>
   <w:num w:numId="28" w16cid:durableId="243226751">
-    <w:abstractNumId w:val="10"/>
+    <w:abstractNumId w:val="11"/>
   </w:num>
   <w:num w:numId="29" w16cid:durableId="675689355">
-    <w:abstractNumId w:val="32"/>
+    <w:abstractNumId w:val="37"/>
   </w:num>
   <w:num w:numId="30" w16cid:durableId="1914004997">
-    <w:abstractNumId w:val="33"/>
+    <w:abstractNumId w:val="38"/>
   </w:num>
   <w:num w:numId="31" w16cid:durableId="209458880">
-    <w:abstractNumId w:val="36"/>
+    <w:abstractNumId w:val="42"/>
   </w:num>
   <w:num w:numId="32" w16cid:durableId="2128352081">
     <w:abstractNumId w:val="1"/>
   </w:num>
   <w:num w:numId="33" w16cid:durableId="1637947513">
-    <w:abstractNumId w:val="12"/>
+    <w:abstractNumId w:val="14"/>
   </w:num>
   <w:num w:numId="34" w16cid:durableId="1951425132">
     <w:abstractNumId w:val="3"/>
   </w:num>
   <w:num w:numId="35" w16cid:durableId="340396767">
-    <w:abstractNumId w:val="13"/>
+    <w:abstractNumId w:val="16"/>
   </w:num>
   <w:num w:numId="36" w16cid:durableId="1513687643">
-    <w:abstractNumId w:val="17"/>
+    <w:abstractNumId w:val="20"/>
   </w:num>
   <w:num w:numId="37" w16cid:durableId="2075930990">
     <w:abstractNumId w:val="4"/>
   </w:num>
   <w:num w:numId="38" w16cid:durableId="1407146530">
-    <w:abstractNumId w:val="7"/>
+    <w:abstractNumId w:val="8"/>
   </w:num>
   <w:num w:numId="39" w16cid:durableId="341510963">
-    <w:abstractNumId w:val="9"/>
+    <w:abstractNumId w:val="10"/>
   </w:num>
   <w:num w:numId="40" w16cid:durableId="854072553">
-    <w:abstractNumId w:val="31"/>
+    <w:abstractNumId w:val="36"/>
+  </w:num>
+  <w:num w:numId="41" w16cid:durableId="1781411218">
+    <w:abstractNumId w:val="22"/>
+  </w:num>
+  <w:num w:numId="42" w16cid:durableId="1293562657">
+    <w:abstractNumId w:val="39"/>
+  </w:num>
+  <w:num w:numId="43" w16cid:durableId="1533029869">
+    <w:abstractNumId w:val="5"/>
+  </w:num>
+  <w:num w:numId="44" w16cid:durableId="743720778">
+    <w:abstractNumId w:val="12"/>
+  </w:num>
+  <w:num w:numId="45" w16cid:durableId="66073205">
+    <w:abstractNumId w:val="45"/>
+  </w:num>
+  <w:num w:numId="46" w16cid:durableId="598561046">
+    <w:abstractNumId w:val="43"/>
+  </w:num>
+  <w:num w:numId="47" w16cid:durableId="681198787">
+    <w:abstractNumId w:val="30"/>
+  </w:num>
+  <w:num w:numId="48" w16cid:durableId="713307386">
+    <w:abstractNumId w:val="15"/>
   </w:num>
   <w:numIdMacAtCleanup w:val="5"/>
 </w:numbering>
@@ -16930,7 +20264,6 @@
   <w:style w:type="character" w:default="1" w:styleId="DefaultParagraphFont">
     <w:name w:val="Default Paragraph Font"/>
     <w:uiPriority w:val="1"/>
-    <w:semiHidden/>
     <w:unhideWhenUsed/>
   </w:style>
   <w:style w:type="table" w:default="1" w:styleId="TableNormal">
@@ -18647,6 +21980,18 @@
       <w:shd w:val="clear" w:color="auto" w:fill="E1DFDD"/>
     </w:rPr>
   </w:style>
+  <w:style w:type="character" w:styleId="UnresolvedMention">
+    <w:name w:val="Unresolved Mention"/>
+    <w:basedOn w:val="DefaultParagraphFont"/>
+    <w:uiPriority w:val="99"/>
+    <w:semiHidden/>
+    <w:unhideWhenUsed/>
+    <w:rsid w:val="00342072"/>
+    <w:rPr>
+      <w:color w:val="605E5C"/>
+      <w:shd w:val="clear" w:color="auto" w:fill="E1DFDD"/>
+    </w:rPr>
+  </w:style>
 </w:styles>
 </file>
 

--- a/src/main/java/mu/smalltalk/BOOK/Book-SmallTalk.docx
+++ b/src/main/java/mu/smalltalk/BOOK/Book-SmallTalk.docx
@@ -285,27 +285,15 @@
           <w:rtl/>
         </w:rPr>
       </w:pPr>
-    </w:p>
-    <w:p>
-      <w:pPr>
-        <w:spacing w:line="276" w:lineRule="auto"/>
-        <w:jc w:val="center"/>
-        <w:rPr>
-          <w:rFonts w:ascii="Narkisim" w:hAnsi="Narkisim" w:cs="Narkisim"/>
-          <w:sz w:val="44"/>
-          <w:szCs w:val="44"/>
-          <w:rtl/>
-        </w:rPr>
-      </w:pPr>
       <w:r>
         <w:rPr>
           <w:noProof/>
         </w:rPr>
         <w:drawing>
-          <wp:inline distT="0" distB="0" distL="0" distR="0" wp14:anchorId="19877D0E" wp14:editId="2848FB39">
-            <wp:extent cx="3514725" cy="1295400"/>
-            <wp:effectExtent l="0" t="0" r="9525" b="0"/>
-            <wp:docPr id="862849474" name="Picture 1" descr="small talk."/>
+          <wp:inline distT="0" distB="0" distL="0" distR="0" wp14:anchorId="1A5460B6" wp14:editId="37DC7AA6">
+            <wp:extent cx="3093720" cy="2476500"/>
+            <wp:effectExtent l="0" t="0" r="0" b="0"/>
+            <wp:docPr id="1152361131" name="תמונה 1"/>
             <wp:cNvGraphicFramePr>
               <a:graphicFrameLocks xmlns:a="http://schemas.openxmlformats.org/drawingml/2006/main" noChangeAspect="1"/>
             </wp:cNvGraphicFramePr>
@@ -313,7 +301,7 @@
               <a:graphicData uri="http://schemas.openxmlformats.org/drawingml/2006/picture">
                 <pic:pic xmlns:pic="http://schemas.openxmlformats.org/drawingml/2006/picture">
                   <pic:nvPicPr>
-                    <pic:cNvPr id="0" name="Picture 1" descr="small talk."/>
+                    <pic:cNvPr id="0" name="Picture 1"/>
                     <pic:cNvPicPr>
                       <a:picLocks noChangeAspect="1" noChangeArrowheads="1"/>
                     </pic:cNvPicPr>
@@ -334,7 +322,7 @@
                   <pic:spPr bwMode="auto">
                     <a:xfrm>
                       <a:off x="0" y="0"/>
-                      <a:ext cx="3514725" cy="1295400"/>
+                      <a:ext cx="3093720" cy="2476500"/>
                     </a:xfrm>
                     <a:prstGeom prst="rect">
                       <a:avLst/>
@@ -353,8 +341,7 @@
     </w:p>
     <w:p>
       <w:pPr>
-        <w:spacing w:before="360"/>
-        <w:ind w:left="-5" w:hanging="6"/>
+        <w:spacing w:line="276" w:lineRule="auto"/>
         <w:jc w:val="center"/>
         <w:rPr>
           <w:rFonts w:ascii="Narkisim" w:hAnsi="Narkisim" w:cs="Narkisim"/>
@@ -480,6 +467,7 @@
           <w:szCs w:val="60"/>
           <w:rtl/>
         </w:rPr>
+        <w:lastRenderedPageBreak/>
         <w:t>תשפ"</w:t>
       </w:r>
       <w:r>
@@ -534,12 +522,8 @@
     <w:sdt>
       <w:sdtPr>
         <w:rPr>
-          <w:rFonts w:ascii="David" w:eastAsia="Times New Roman" w:hAnsi="David" w:cs="David"/>
-          <w:b w:val="0"/>
-          <w:bCs w:val="0"/>
+          <w:rFonts w:eastAsia="Times New Roman"/>
           <w:color w:val="auto"/>
-          <w:sz w:val="28"/>
-          <w:szCs w:val="28"/>
           <w:rtl/>
           <w:lang w:val="he-IL" w:bidi="he-IL"/>
         </w:rPr>
@@ -551,6 +535,9 @@
       </w:sdtPr>
       <w:sdtEndPr>
         <w:rPr>
+          <w:rFonts w:ascii="David" w:hAnsi="David" w:cs="David"/>
+          <w:b w:val="0"/>
+          <w:bCs w:val="0"/>
           <w:sz w:val="20"/>
           <w:szCs w:val="20"/>
           <w:lang w:val="en-US"/>
@@ -564,20 +551,11 @@
               <w:ilvl w:val="0"/>
               <w:numId w:val="0"/>
             </w:numPr>
-            <w:spacing w:before="0" w:after="0" w:line="360" w:lineRule="auto"/>
-            <w:ind w:left="567" w:hanging="567"/>
-            <w:rPr>
-              <w:rFonts w:ascii="David" w:hAnsi="David" w:cs="David"/>
-              <w:sz w:val="28"/>
-              <w:szCs w:val="28"/>
-            </w:rPr>
+            <w:ind w:left="567"/>
           </w:pPr>
           <w:proofErr w:type="spellStart"/>
           <w:r>
             <w:rPr>
-              <w:rFonts w:ascii="David" w:hAnsi="David" w:cs="David"/>
-              <w:sz w:val="28"/>
-              <w:szCs w:val="28"/>
               <w:rtl/>
               <w:lang w:val="he-IL"/>
             </w:rPr>
@@ -586,9 +564,6 @@
           <w:proofErr w:type="spellEnd"/>
           <w:r>
             <w:rPr>
-              <w:rFonts w:ascii="David" w:hAnsi="David" w:cs="David"/>
-              <w:sz w:val="28"/>
-              <w:szCs w:val="28"/>
               <w:rtl/>
               <w:lang w:val="he-IL"/>
             </w:rPr>
@@ -597,9 +572,6 @@
           <w:proofErr w:type="spellStart"/>
           <w:r>
             <w:rPr>
-              <w:rFonts w:ascii="David" w:hAnsi="David" w:cs="David"/>
-              <w:sz w:val="28"/>
-              <w:szCs w:val="28"/>
               <w:rtl/>
               <w:lang w:val="he-IL"/>
             </w:rPr>
@@ -5493,7 +5465,6 @@
           <w:rFonts w:hint="cs"/>
           <w:rtl/>
         </w:rPr>
-        <w:lastRenderedPageBreak/>
         <w:t>הצעת הפרויקט שאושרה ע"י משרד החינוך</w:t>
       </w:r>
       <w:bookmarkEnd w:id="0"/>
@@ -6069,7 +6040,6 @@
           <w:rFonts w:hint="cs"/>
           <w:rtl/>
         </w:rPr>
-        <w:lastRenderedPageBreak/>
         <w:t>מבוא</w:t>
       </w:r>
       <w:bookmarkEnd w:id="7"/>
@@ -6780,26 +6750,21 @@
     <w:p>
       <w:pPr>
         <w:pStyle w:val="2"/>
+        <w:ind w:hanging="680"/>
+        <w:rPr>
+          <w:rtl/>
+        </w:rPr>
       </w:pPr>
       <w:r>
         <w:rPr>
           <w:rFonts w:hint="cs"/>
           <w:rtl/>
         </w:rPr>
-        <w:lastRenderedPageBreak/>
         <w:t>אתגרים מרכזיים במחקר</w:t>
       </w:r>
       <w:bookmarkEnd w:id="16"/>
       <w:bookmarkEnd w:id="17"/>
       <w:bookmarkEnd w:id="18"/>
-    </w:p>
-    <w:p/>
-    <w:p>
-      <w:pPr>
-        <w:rPr>
-          <w:rtl/>
-        </w:rPr>
-      </w:pPr>
     </w:p>
     <w:p>
       <w:pPr>
@@ -7396,7 +7361,6 @@
           <w:rFonts w:hint="cs"/>
           <w:rtl/>
         </w:rPr>
-        <w:lastRenderedPageBreak/>
         <w:t>מטרות ויעדים</w:t>
       </w:r>
       <w:bookmarkEnd w:id="27"/>
@@ -7440,9 +7404,6 @@
           <w:ilvl w:val="0"/>
           <w:numId w:val="94"/>
         </w:numPr>
-        <w:rPr>
-          <w:lang/>
-        </w:rPr>
       </w:pPr>
       <w:r>
         <w:rPr>
@@ -7536,14 +7497,10 @@
         <w:rPr>
           <w:b/>
           <w:bCs/>
-          <w:lang/>
         </w:rPr>
         <w:t>:</w:t>
       </w:r>
       <w:r>
-        <w:rPr>
-          <w:lang/>
-        </w:rPr>
         <w:t xml:space="preserve"> </w:t>
       </w:r>
       <w:r>
@@ -7554,9 +7511,6 @@
         <w:t>שילוב אבטחה מתקדמת עם מהירות תגובה גבוהה</w:t>
       </w:r>
       <w:r>
-        <w:rPr>
-          <w:lang/>
-        </w:rPr>
         <w:t>.</w:t>
       </w:r>
     </w:p>
@@ -7584,11 +7538,12 @@
     <w:p>
       <w:pPr>
         <w:rPr>
-          <w:lang/>
-        </w:rPr>
-      </w:pPr>
-      <w:r>
-        <w:rPr>
+          <w:rFonts w:asciiTheme="minorBidi" w:hAnsiTheme="minorBidi" w:cstheme="minorBidi"/>
+        </w:rPr>
+      </w:pPr>
+      <w:r>
+        <w:rPr>
+          <w:rFonts w:asciiTheme="minorBidi" w:hAnsiTheme="minorBidi" w:cstheme="minorBidi"/>
           <w:b/>
           <w:bCs/>
           <w:rtl/>
@@ -7604,12 +7559,14 @@
           <w:numId w:val="95"/>
         </w:numPr>
         <w:rPr>
+          <w:rFonts w:asciiTheme="minorBidi" w:hAnsiTheme="minorBidi" w:cstheme="minorBidi"/>
           <w:rtl/>
           <w:lang w:val="en-GB"/>
         </w:rPr>
       </w:pPr>
       <w:r>
         <w:rPr>
+          <w:rFonts w:asciiTheme="minorBidi" w:hAnsiTheme="minorBidi" w:cstheme="minorBidi"/>
           <w:rtl/>
           <w:lang w:val="en-GB"/>
         </w:rPr>
@@ -7618,6 +7575,7 @@
       <w:proofErr w:type="spellStart"/>
       <w:r>
         <w:rPr>
+          <w:rFonts w:asciiTheme="minorBidi" w:hAnsiTheme="minorBidi" w:cstheme="minorBidi"/>
           <w:rtl/>
           <w:lang w:val="en-GB"/>
         </w:rPr>
@@ -7626,6 +7584,7 @@
       <w:proofErr w:type="spellEnd"/>
       <w:r>
         <w:rPr>
+          <w:rFonts w:asciiTheme="minorBidi" w:hAnsiTheme="minorBidi" w:cstheme="minorBidi"/>
           <w:rtl/>
           <w:lang w:val="en-GB"/>
         </w:rPr>
@@ -7639,12 +7598,14 @@
           <w:numId w:val="95"/>
         </w:numPr>
         <w:rPr>
+          <w:rFonts w:asciiTheme="minorBidi" w:hAnsiTheme="minorBidi" w:cstheme="minorBidi"/>
           <w:rtl/>
           <w:lang w:val="en-GB"/>
         </w:rPr>
       </w:pPr>
       <w:r>
         <w:rPr>
+          <w:rFonts w:asciiTheme="minorBidi" w:hAnsiTheme="minorBidi" w:cstheme="minorBidi"/>
           <w:rtl/>
           <w:lang w:val="en-GB"/>
         </w:rPr>
@@ -7652,12 +7613,13 @@
       </w:r>
       <w:r>
         <w:rPr>
-          <w:lang/>
+          <w:rFonts w:asciiTheme="minorBidi" w:hAnsiTheme="minorBidi" w:cstheme="minorBidi"/>
         </w:rPr>
         <w:t>FA</w:t>
       </w:r>
       <w:r>
         <w:rPr>
+          <w:rFonts w:asciiTheme="minorBidi" w:hAnsiTheme="minorBidi" w:cstheme="minorBidi"/>
           <w:rtl/>
           <w:lang w:val="en-GB"/>
         </w:rPr>
@@ -7667,12 +7629,14 @@
     <w:p>
       <w:pPr>
         <w:rPr>
+          <w:rFonts w:asciiTheme="minorBidi" w:hAnsiTheme="minorBidi" w:cstheme="minorBidi"/>
           <w:rtl/>
           <w:lang w:val="en-GB"/>
         </w:rPr>
       </w:pPr>
       <w:r>
         <w:rPr>
+          <w:rFonts w:asciiTheme="minorBidi" w:hAnsiTheme="minorBidi" w:cstheme="minorBidi"/>
           <w:b/>
           <w:bCs/>
           <w:rtl/>
@@ -7688,20 +7652,22 @@
           <w:numId w:val="96"/>
         </w:numPr>
         <w:rPr>
+          <w:rFonts w:asciiTheme="minorBidi" w:hAnsiTheme="minorBidi" w:cstheme="minorBidi"/>
           <w:rtl/>
           <w:lang w:val="en-GB"/>
         </w:rPr>
       </w:pPr>
       <w:r>
         <w:rPr>
+          <w:rFonts w:asciiTheme="minorBidi" w:hAnsiTheme="minorBidi" w:cstheme="minorBidi"/>
           <w:b/>
           <w:bCs/>
-          <w:lang/>
         </w:rPr>
         <w:t>ECDH</w:t>
       </w:r>
       <w:r>
         <w:rPr>
+          <w:rFonts w:asciiTheme="minorBidi" w:hAnsiTheme="minorBidi" w:cstheme="minorBidi"/>
           <w:b/>
           <w:bCs/>
           <w:rtl/>
@@ -7717,12 +7683,14 @@
           <w:numId w:val="97"/>
         </w:numPr>
         <w:rPr>
+          <w:rFonts w:asciiTheme="minorBidi" w:hAnsiTheme="minorBidi" w:cstheme="minorBidi"/>
           <w:rtl/>
           <w:lang w:val="en-GB"/>
         </w:rPr>
       </w:pPr>
       <w:r>
         <w:rPr>
+          <w:rFonts w:asciiTheme="minorBidi" w:hAnsiTheme="minorBidi" w:cstheme="minorBidi"/>
           <w:rtl/>
           <w:lang w:val="en-GB"/>
         </w:rPr>
@@ -7736,12 +7704,14 @@
           <w:numId w:val="98"/>
         </w:numPr>
         <w:rPr>
+          <w:rFonts w:asciiTheme="minorBidi" w:hAnsiTheme="minorBidi" w:cstheme="minorBidi"/>
           <w:rtl/>
           <w:lang w:val="en-GB"/>
         </w:rPr>
       </w:pPr>
       <w:r>
         <w:rPr>
+          <w:rFonts w:asciiTheme="minorBidi" w:hAnsiTheme="minorBidi" w:cstheme="minorBidi"/>
           <w:rtl/>
           <w:lang w:val="en-GB"/>
         </w:rPr>
@@ -7749,12 +7719,13 @@
       </w:r>
       <w:r>
         <w:rPr>
-          <w:lang/>
+          <w:rFonts w:asciiTheme="minorBidi" w:hAnsiTheme="minorBidi" w:cstheme="minorBidi"/>
         </w:rPr>
         <w:t>Shared Secret</w:t>
       </w:r>
       <w:r>
         <w:rPr>
+          <w:rFonts w:asciiTheme="minorBidi" w:hAnsiTheme="minorBidi" w:cstheme="minorBidi"/>
           <w:rtl/>
           <w:lang w:val="en-GB"/>
         </w:rPr>
@@ -7768,12 +7739,14 @@
           <w:numId w:val="96"/>
         </w:numPr>
         <w:rPr>
+          <w:rFonts w:asciiTheme="minorBidi" w:hAnsiTheme="minorBidi" w:cstheme="minorBidi"/>
           <w:rtl/>
           <w:lang w:val="en-GB"/>
         </w:rPr>
       </w:pPr>
       <w:r>
         <w:rPr>
+          <w:rFonts w:asciiTheme="minorBidi" w:hAnsiTheme="minorBidi" w:cstheme="minorBidi"/>
           <w:b/>
           <w:bCs/>
           <w:rtl/>
@@ -7783,14 +7756,15 @@
       </w:r>
       <w:r>
         <w:rPr>
+          <w:rFonts w:asciiTheme="minorBidi" w:hAnsiTheme="minorBidi" w:cstheme="minorBidi"/>
           <w:b/>
           <w:bCs/>
-          <w:lang/>
         </w:rPr>
         <w:t>AES - 256</w:t>
       </w:r>
       <w:r>
         <w:rPr>
+          <w:rFonts w:asciiTheme="minorBidi" w:hAnsiTheme="minorBidi" w:cstheme="minorBidi"/>
           <w:b/>
           <w:bCs/>
           <w:rtl/>
@@ -7806,12 +7780,14 @@
           <w:numId w:val="99"/>
         </w:numPr>
         <w:rPr>
+          <w:rFonts w:asciiTheme="minorBidi" w:hAnsiTheme="minorBidi" w:cstheme="minorBidi"/>
           <w:rtl/>
           <w:lang w:val="en-GB"/>
         </w:rPr>
       </w:pPr>
       <w:r>
         <w:rPr>
+          <w:rFonts w:asciiTheme="minorBidi" w:hAnsiTheme="minorBidi" w:cstheme="minorBidi"/>
           <w:rtl/>
           <w:lang w:val="en-GB"/>
         </w:rPr>
@@ -7825,12 +7801,14 @@
           <w:numId w:val="100"/>
         </w:numPr>
         <w:rPr>
+          <w:rFonts w:asciiTheme="minorBidi" w:hAnsiTheme="minorBidi" w:cstheme="minorBidi"/>
           <w:rtl/>
           <w:lang w:val="en-GB"/>
         </w:rPr>
       </w:pPr>
       <w:r>
         <w:rPr>
+          <w:rFonts w:asciiTheme="minorBidi" w:hAnsiTheme="minorBidi" w:cstheme="minorBidi"/>
           <w:rtl/>
           <w:lang w:val="en-GB"/>
         </w:rPr>
@@ -7838,12 +7816,13 @@
       </w:r>
       <w:r>
         <w:rPr>
-          <w:lang/>
+          <w:rFonts w:asciiTheme="minorBidi" w:hAnsiTheme="minorBidi" w:cstheme="minorBidi"/>
         </w:rPr>
         <w:t>IV (Initialization Vector)</w:t>
       </w:r>
       <w:r>
         <w:rPr>
+          <w:rFonts w:asciiTheme="minorBidi" w:hAnsiTheme="minorBidi" w:cstheme="minorBidi"/>
           <w:rtl/>
           <w:lang w:val="en-GB"/>
         </w:rPr>
@@ -7853,12 +7832,14 @@
     <w:p>
       <w:pPr>
         <w:rPr>
+          <w:rFonts w:asciiTheme="minorBidi" w:hAnsiTheme="minorBidi" w:cstheme="minorBidi"/>
           <w:rtl/>
           <w:lang w:val="en-GB"/>
         </w:rPr>
       </w:pPr>
       <w:r>
         <w:rPr>
+          <w:rFonts w:asciiTheme="minorBidi" w:hAnsiTheme="minorBidi" w:cstheme="minorBidi"/>
           <w:b/>
           <w:bCs/>
           <w:rtl/>
@@ -7874,12 +7855,14 @@
           <w:numId w:val="101"/>
         </w:numPr>
         <w:rPr>
+          <w:rFonts w:asciiTheme="minorBidi" w:hAnsiTheme="minorBidi" w:cstheme="minorBidi"/>
           <w:rtl/>
           <w:lang w:val="en-GB"/>
         </w:rPr>
       </w:pPr>
       <w:r>
         <w:rPr>
+          <w:rFonts w:asciiTheme="minorBidi" w:hAnsiTheme="minorBidi" w:cstheme="minorBidi"/>
           <w:rtl/>
           <w:lang w:val="en-GB"/>
         </w:rPr>
@@ -7887,12 +7870,13 @@
       </w:r>
       <w:r>
         <w:rPr>
-          <w:lang/>
+          <w:rFonts w:asciiTheme="minorBidi" w:hAnsiTheme="minorBidi" w:cstheme="minorBidi"/>
         </w:rPr>
         <w:t>AES-256</w:t>
       </w:r>
       <w:r>
         <w:rPr>
+          <w:rFonts w:asciiTheme="minorBidi" w:hAnsiTheme="minorBidi" w:cstheme="minorBidi"/>
           <w:rtl/>
           <w:lang w:val="en-GB"/>
         </w:rPr>
@@ -7902,12 +7886,14 @@
     <w:p>
       <w:pPr>
         <w:rPr>
+          <w:rFonts w:asciiTheme="minorBidi" w:hAnsiTheme="minorBidi" w:cstheme="minorBidi"/>
           <w:rtl/>
           <w:lang w:val="en-GB"/>
         </w:rPr>
       </w:pPr>
       <w:r>
         <w:rPr>
+          <w:rFonts w:asciiTheme="minorBidi" w:hAnsiTheme="minorBidi" w:cstheme="minorBidi"/>
           <w:b/>
           <w:bCs/>
           <w:rtl/>
@@ -7923,12 +7909,14 @@
           <w:numId w:val="102"/>
         </w:numPr>
         <w:rPr>
+          <w:rFonts w:asciiTheme="minorBidi" w:hAnsiTheme="minorBidi" w:cstheme="minorBidi"/>
           <w:rtl/>
           <w:lang w:val="en-GB"/>
         </w:rPr>
       </w:pPr>
       <w:r>
         <w:rPr>
+          <w:rFonts w:asciiTheme="minorBidi" w:hAnsiTheme="minorBidi" w:cstheme="minorBidi"/>
           <w:rtl/>
           <w:lang w:val="en-GB"/>
         </w:rPr>
@@ -7938,12 +7926,14 @@
     <w:p>
       <w:pPr>
         <w:rPr>
+          <w:rFonts w:asciiTheme="minorBidi" w:hAnsiTheme="minorBidi" w:cstheme="minorBidi"/>
           <w:rtl/>
           <w:lang w:val="en-GB"/>
         </w:rPr>
       </w:pPr>
       <w:r>
         <w:rPr>
+          <w:rFonts w:asciiTheme="minorBidi" w:hAnsiTheme="minorBidi" w:cstheme="minorBidi"/>
           <w:b/>
           <w:bCs/>
           <w:rtl/>
@@ -7959,12 +7949,14 @@
           <w:numId w:val="103"/>
         </w:numPr>
         <w:rPr>
+          <w:rFonts w:asciiTheme="minorBidi" w:hAnsiTheme="minorBidi" w:cstheme="minorBidi"/>
           <w:rtl/>
           <w:lang w:val="en-GB"/>
         </w:rPr>
       </w:pPr>
       <w:r>
         <w:rPr>
+          <w:rFonts w:asciiTheme="minorBidi" w:hAnsiTheme="minorBidi" w:cstheme="minorBidi"/>
           <w:rtl/>
           <w:lang w:val="en-GB"/>
         </w:rPr>
@@ -7972,12 +7964,13 @@
       </w:r>
       <w:r>
         <w:rPr>
-          <w:lang/>
+          <w:rFonts w:asciiTheme="minorBidi" w:hAnsiTheme="minorBidi" w:cstheme="minorBidi"/>
         </w:rPr>
         <w:t>WebSockets</w:t>
       </w:r>
       <w:r>
         <w:rPr>
+          <w:rFonts w:asciiTheme="minorBidi" w:hAnsiTheme="minorBidi" w:cstheme="minorBidi"/>
           <w:rtl/>
           <w:lang w:val="en-GB"/>
         </w:rPr>
@@ -7991,12 +7984,14 @@
           <w:numId w:val="103"/>
         </w:numPr>
         <w:rPr>
+          <w:rFonts w:asciiTheme="minorBidi" w:hAnsiTheme="minorBidi" w:cstheme="minorBidi"/>
           <w:rtl/>
           <w:lang w:val="en-GB"/>
         </w:rPr>
       </w:pPr>
       <w:r>
         <w:rPr>
+          <w:rFonts w:asciiTheme="minorBidi" w:hAnsiTheme="minorBidi" w:cstheme="minorBidi"/>
           <w:rtl/>
           <w:lang w:val="en-GB"/>
         </w:rPr>
@@ -8006,12 +8001,14 @@
     <w:p>
       <w:pPr>
         <w:rPr>
+          <w:rFonts w:asciiTheme="minorBidi" w:hAnsiTheme="minorBidi" w:cstheme="minorBidi"/>
           <w:rtl/>
           <w:lang w:val="en-GB"/>
         </w:rPr>
       </w:pPr>
       <w:r>
         <w:rPr>
+          <w:rFonts w:asciiTheme="minorBidi" w:hAnsiTheme="minorBidi" w:cstheme="minorBidi"/>
           <w:b/>
           <w:bCs/>
           <w:rtl/>
@@ -8023,12 +8020,14 @@
     <w:p>
       <w:pPr>
         <w:rPr>
+          <w:rFonts w:asciiTheme="minorBidi" w:hAnsiTheme="minorBidi" w:cstheme="minorBidi"/>
           <w:rtl/>
           <w:lang w:val="en-GB"/>
         </w:rPr>
       </w:pPr>
       <w:r>
         <w:rPr>
+          <w:rFonts w:asciiTheme="minorBidi" w:hAnsiTheme="minorBidi" w:cstheme="minorBidi"/>
           <w:rtl/>
           <w:lang w:val="en-GB"/>
         </w:rPr>
@@ -8036,12 +8035,13 @@
       </w:r>
       <w:r>
         <w:rPr>
-          <w:lang/>
+          <w:rFonts w:asciiTheme="minorBidi" w:hAnsiTheme="minorBidi" w:cstheme="minorBidi"/>
         </w:rPr>
         <w:t>SmallTalk</w:t>
       </w:r>
       <w:r>
         <w:rPr>
+          <w:rFonts w:asciiTheme="minorBidi" w:hAnsiTheme="minorBidi" w:cstheme="minorBidi"/>
           <w:rtl/>
           <w:lang w:val="en-GB"/>
         </w:rPr>
@@ -8051,12 +8051,14 @@
     <w:p>
       <w:pPr>
         <w:rPr>
+          <w:rFonts w:asciiTheme="minorBidi" w:hAnsiTheme="minorBidi" w:cstheme="minorBidi"/>
           <w:rtl/>
           <w:lang w:val="en-GB"/>
         </w:rPr>
       </w:pPr>
       <w:r>
         <w:rPr>
+          <w:rFonts w:asciiTheme="minorBidi" w:hAnsiTheme="minorBidi" w:cstheme="minorBidi"/>
           <w:rtl/>
           <w:lang w:val="en-GB"/>
         </w:rPr>
@@ -8081,22 +8083,7 @@
           <w:rtl/>
           <w:lang w:val="en-GB"/>
         </w:rPr>
-        <w:lastRenderedPageBreak/>
         <w:t>מנגנון גיבוי אוטומטי מוצפן מערכת הגיבוי האוטומטית מבצעת גיבויים תקופתיים של כל המידע הקריטי במערכת, כולל היסטוריית שיחות, קבצים משותפים והגדרות משתמש. תהליך הגיבוי משתמש באותם עקרונות הצפנה של המערכת הראשית:</w:t>
-      </w:r>
-    </w:p>
-    <w:p>
-      <w:pPr>
-        <w:rPr>
-          <w:rtl/>
-          <w:lang w:val="en-GB"/>
-        </w:rPr>
-      </w:pPr>
-      <w:r>
-        <w:rPr>
-          <w:lang/>
-        </w:rPr>
-        <w:br/>
       </w:r>
     </w:p>
     <w:p>
@@ -8105,9 +8092,6 @@
           <w:ilvl w:val="0"/>
           <w:numId w:val="105"/>
         </w:numPr>
-        <w:rPr>
-          <w:lang/>
-        </w:rPr>
       </w:pPr>
       <w:r>
         <w:rPr>
@@ -8117,9 +8101,6 @@
         <w:t xml:space="preserve">הצפנת נתונים באמצעות </w:t>
       </w:r>
       <w:r>
-        <w:rPr>
-          <w:lang/>
-        </w:rPr>
         <w:t>AES-256</w:t>
       </w:r>
       <w:r>
@@ -8149,9 +8130,6 @@
         <w:t xml:space="preserve">שימוש ב </w:t>
       </w:r>
       <w:r>
-        <w:rPr>
-          <w:lang/>
-        </w:rPr>
         <w:t>ECDH</w:t>
       </w:r>
       <w:r>
@@ -8544,7 +8522,6 @@
           <w:rFonts w:hint="cs"/>
           <w:rtl/>
         </w:rPr>
-        <w:lastRenderedPageBreak/>
         <w:t>הגדרת מדדי הצלחה למערכת</w:t>
       </w:r>
       <w:bookmarkEnd w:id="33"/>
@@ -9082,15 +9059,7 @@
           <w:rFonts w:ascii="Arial" w:hAnsi="Arial" w:cs="Arial"/>
           <w:rtl/>
         </w:rPr>
-        <w:t xml:space="preserve">הפרוטוקול מאפשר לשני משתתפים שלא נפגשו מעולם ואינם חולקים ביניהם סוד משותף כלשהו מראש, להעביר אחד לשני מעל גבי ערוץ פתוח (שאינו מאובטח) סוד כלשהו כך שאיש מלבדם אינו יודע מהו. הסוד יכול להיות, בהקשר של פרוטוקול </w:t>
-      </w:r>
-      <w:r>
-        <w:rPr>
-          <w:rFonts w:ascii="Arial" w:hAnsi="Arial" w:cs="Arial"/>
-          <w:rtl/>
-        </w:rPr>
-        <w:lastRenderedPageBreak/>
-        <w:t xml:space="preserve">תקשורת מאובטח, מפתח הצפנה. פרוטוקול </w:t>
+        <w:t xml:space="preserve">הפרוטוקול מאפשר לשני משתתפים שלא נפגשו מעולם ואינם חולקים ביניהם סוד משותף כלשהו מראש, להעביר אחד לשני מעל גבי ערוץ פתוח (שאינו מאובטח) סוד כלשהו כך שאיש מלבדם אינו יודע מהו. הסוד יכול להיות, בהקשר של פרוטוקול תקשורת מאובטח, מפתח הצפנה. פרוטוקול </w:t>
       </w:r>
       <w:proofErr w:type="spellStart"/>
       <w:r>
@@ -9290,7 +9259,7 @@
           <w:numId w:val="49"/>
         </w:numPr>
         <w:spacing w:after="3" w:line="361" w:lineRule="auto"/>
-        <w:ind w:left="-540" w:right="1269" w:hanging="90"/>
+        <w:ind w:left="270" w:right="1269" w:firstLine="0"/>
         <w:rPr>
           <w:rFonts w:ascii="Arial" w:hAnsi="Arial" w:cs="Arial"/>
         </w:rPr>
@@ -9368,7 +9337,7 @@
     <w:p>
       <w:pPr>
         <w:spacing w:line="357" w:lineRule="auto"/>
-        <w:ind w:left="-540" w:right="1186" w:hanging="90"/>
+        <w:ind w:left="270" w:right="1186" w:firstLine="0"/>
         <w:rPr>
           <w:rFonts w:ascii="Arial" w:hAnsi="Arial" w:cs="Arial"/>
         </w:rPr>
@@ -9426,7 +9395,7 @@
           <w:numId w:val="49"/>
         </w:numPr>
         <w:spacing w:after="233" w:line="259" w:lineRule="auto"/>
-        <w:ind w:left="-540" w:right="1269" w:hanging="90"/>
+        <w:ind w:left="270" w:right="1269" w:firstLine="0"/>
         <w:rPr>
           <w:rFonts w:ascii="Arial" w:hAnsi="Arial" w:cs="Arial"/>
         </w:rPr>
@@ -9451,7 +9420,7 @@
     <w:p>
       <w:pPr>
         <w:spacing w:after="115"/>
-        <w:ind w:left="-540" w:right="1189" w:hanging="90"/>
+        <w:ind w:left="270" w:right="1189" w:firstLine="0"/>
         <w:jc w:val="both"/>
         <w:rPr>
           <w:rFonts w:ascii="Arial" w:hAnsi="Arial" w:cs="Arial"/>
@@ -9487,7 +9456,7 @@
     <w:p>
       <w:pPr>
         <w:spacing w:after="280" w:line="357" w:lineRule="auto"/>
-        <w:ind w:left="-540" w:right="1166" w:hanging="90"/>
+        <w:ind w:left="270" w:right="1166" w:firstLine="0"/>
         <w:jc w:val="both"/>
         <w:rPr>
           <w:rFonts w:ascii="Arial" w:hAnsi="Arial" w:cs="Arial"/>
@@ -9498,14 +9467,13 @@
           <w:rFonts w:ascii="Arial" w:hAnsi="Arial" w:cs="Arial"/>
           <w:rtl/>
         </w:rPr>
-        <w:lastRenderedPageBreak/>
         <w:t xml:space="preserve">חתימה דיגיטלית תקפה מעידה בסבירות גבוהה שההודעה או המסמך אינם משובשים או מזויפים ,כלומר – שהמסמך או ההודעה נוצרו או נשלחו על ידי גורם ידוע ושהם לא שונו על ידי צד שלישי לאחר חתימתם, או שובשו בדרך אחרת. כמו כן חותם המסמך לא יוכל להתכחש לכך שהוא יצר אותו. </w:t>
       </w:r>
     </w:p>
     <w:p>
       <w:pPr>
         <w:spacing w:after="280" w:line="357" w:lineRule="auto"/>
-        <w:ind w:left="-540" w:right="1166" w:hanging="90"/>
+        <w:ind w:left="270" w:right="1166" w:firstLine="0"/>
         <w:jc w:val="both"/>
         <w:rPr>
           <w:rFonts w:ascii="Arial" w:hAnsi="Arial" w:cs="Arial"/>
@@ -9527,7 +9495,7 @@
     <w:p>
       <w:pPr>
         <w:spacing w:after="280" w:line="357" w:lineRule="auto"/>
-        <w:ind w:left="-540" w:right="1166" w:hanging="720"/>
+        <w:ind w:left="270" w:right="1166" w:firstLine="0"/>
         <w:rPr>
           <w:rFonts w:ascii="Arial" w:hAnsi="Arial" w:cs="Arial"/>
           <w:rtl/>
@@ -9733,7 +9701,7 @@
           <w:numId w:val="50"/>
         </w:numPr>
         <w:spacing w:after="280" w:line="357" w:lineRule="auto"/>
-        <w:ind w:left="-990" w:right="1166"/>
+        <w:ind w:left="270" w:right="1166" w:firstLine="0"/>
         <w:rPr>
           <w:rFonts w:ascii="Arial" w:hAnsi="Arial" w:cs="Arial"/>
           <w:rtl/>
@@ -9868,15 +9836,11 @@
           <w:ilvl w:val="0"/>
           <w:numId w:val="89"/>
         </w:numPr>
-        <w:rPr>
-          <w:lang/>
-        </w:rPr>
       </w:pPr>
       <w:r>
         <w:rPr>
           <w:b/>
           <w:bCs/>
-          <w:lang/>
         </w:rPr>
         <w:t>Signal</w:t>
       </w:r>
@@ -9900,9 +9864,6 @@
         <w:t xml:space="preserve">מבוססת על פרוטוקול </w:t>
       </w:r>
       <w:r>
-        <w:rPr>
-          <w:lang/>
-        </w:rPr>
         <w:t>Signal</w:t>
       </w:r>
       <w:r>
@@ -9913,9 +9874,6 @@
         <w:t xml:space="preserve"> המשלב </w:t>
       </w:r>
       <w:r>
-        <w:rPr>
-          <w:lang/>
-        </w:rPr>
         <w:t>ECDH</w:t>
       </w:r>
       <w:r>
@@ -9926,9 +9884,6 @@
         <w:t xml:space="preserve"> ו</w:t>
       </w:r>
       <w:r>
-        <w:rPr>
-          <w:lang/>
-        </w:rPr>
         <w:t>AES</w:t>
       </w:r>
       <w:r>
@@ -9973,7 +9928,6 @@
         <w:rPr>
           <w:b/>
           <w:bCs/>
-          <w:lang/>
         </w:rPr>
         <w:t>WhatsApp</w:t>
       </w:r>
@@ -9997,9 +9951,6 @@
         <w:t xml:space="preserve">משתמשת ב </w:t>
       </w:r>
       <w:r>
-        <w:rPr>
-          <w:lang/>
-        </w:rPr>
         <w:t>Signal Protocol</w:t>
       </w:r>
       <w:r>
@@ -10025,7 +9976,6 @@
         <w:rPr>
           <w:b/>
           <w:bCs/>
-          <w:lang/>
         </w:rPr>
         <w:t>Telegram</w:t>
       </w:r>
@@ -10068,7 +10018,6 @@
           <w:rFonts w:hint="cs"/>
           <w:rtl/>
         </w:rPr>
-        <w:lastRenderedPageBreak/>
         <w:t>ניתוח חלופות מערכתי</w:t>
       </w:r>
       <w:bookmarkEnd w:id="42"/>
@@ -10085,9 +10034,6 @@
     <w:p>
       <w:pPr>
         <w:pStyle w:val="3"/>
-        <w:rPr>
-          <w:lang/>
-        </w:rPr>
       </w:pPr>
       <w:bookmarkStart w:id="45" w:name="_Toc191372295"/>
       <w:bookmarkStart w:id="46" w:name="_Toc191826975"/>
@@ -10129,9 +10075,6 @@
         </w:rPr>
       </w:pPr>
       <w:r>
-        <w:rPr>
-          <w:lang/>
-        </w:rPr>
         <w:t>RSA (Rivest-Shamir-Adleman)</w:t>
       </w:r>
       <w:r>
@@ -10150,9 +10093,6 @@
         <w:t xml:space="preserve">שיטה מבוססת קריפטוגרפיה אסימטרית, המתבססת על הקושי שבפירוק לגורמים ראשוניים. </w:t>
       </w:r>
       <w:r>
-        <w:rPr>
-          <w:lang/>
-        </w:rPr>
         <w:t>RSA</w:t>
       </w:r>
       <w:r>
@@ -10176,9 +10116,6 @@
         </w:rPr>
       </w:pPr>
       <w:r>
-        <w:rPr>
-          <w:lang/>
-        </w:rPr>
         <w:t>DH (Diffie-Hellman)</w:t>
       </w:r>
       <w:r>
@@ -10197,9 +10134,6 @@
         <w:t xml:space="preserve">הגרסה המסורתית של פרוטוקול דיפי-הלמן. אמנם מספק אבטחה נאותה, אך אינו יעיל כמו </w:t>
       </w:r>
       <w:r>
-        <w:rPr>
-          <w:lang/>
-        </w:rPr>
         <w:t>ECDH</w:t>
       </w:r>
       <w:r>
@@ -10213,9 +10147,6 @@
     <w:p>
       <w:pPr>
         <w:pStyle w:val="3"/>
-        <w:rPr>
-          <w:lang/>
-        </w:rPr>
       </w:pPr>
       <w:r>
         <w:rPr>
@@ -10238,9 +10169,6 @@
         </w:rPr>
       </w:pPr>
       <w:r>
-        <w:rPr>
-          <w:lang/>
-        </w:rPr>
         <w:t>ChaCha20</w:t>
       </w:r>
       <w:r>
@@ -10252,9 +10180,6 @@
         <w:t>אלגוריתם הצפנה קל ומהיר יותר מ-</w:t>
       </w:r>
       <w:r>
-        <w:rPr>
-          <w:lang/>
-        </w:rPr>
         <w:t>AES</w:t>
       </w:r>
       <w:r>
@@ -10278,9 +10203,6 @@
         </w:rPr>
       </w:pPr>
       <w:r>
-        <w:rPr>
-          <w:lang/>
-        </w:rPr>
         <w:t>DES (Data Encryption Standard)</w:t>
       </w:r>
       <w:r>
@@ -10299,9 +10221,6 @@
         <w:t xml:space="preserve">אלגוריתם הצפנה סימטרי ותיק המשתמש באורך מפתח של 56 ביטים וצופן בלוקים בגודל 64 ביטים. </w:t>
       </w:r>
       <w:r>
-        <w:rPr>
-          <w:lang/>
-        </w:rPr>
         <w:t>DES</w:t>
       </w:r>
       <w:r>
@@ -10312,9 +10231,6 @@
         <w:t xml:space="preserve"> היה תקן אבטחה פופולרי בשנות ה-70 וה-80, אך כיום נחשב למיושן ובלתי בטוח בשל אורך המפתח הקצר, שמאפשר לבצע התקפות כוח גס (</w:t>
       </w:r>
       <w:r>
-        <w:rPr>
-          <w:lang/>
-        </w:rPr>
         <w:t>brute force</w:t>
       </w:r>
       <w:r>
@@ -10338,9 +10254,6 @@
         </w:rPr>
       </w:pPr>
       <w:r>
-        <w:rPr>
-          <w:lang/>
-        </w:rPr>
         <w:t>Triple DES</w:t>
       </w:r>
       <w:r>
@@ -10352,9 +10265,6 @@
         <w:t xml:space="preserve">גרסה מורחבת של </w:t>
       </w:r>
       <w:r>
-        <w:rPr>
-          <w:lang/>
-        </w:rPr>
         <w:t>DES</w:t>
       </w:r>
       <w:r>
@@ -10365,9 +10275,6 @@
         <w:t xml:space="preserve">, המספקת רמת אבטחה גבוהה יותר. עם זאת, נחשב לפחות יעיל ופחות בטוח לעומת </w:t>
       </w:r>
       <w:r>
-        <w:rPr>
-          <w:lang/>
-        </w:rPr>
         <w:t>AES-256</w:t>
       </w:r>
       <w:r>
@@ -10380,27 +10287,17 @@
     </w:p>
     <w:p>
       <w:pPr>
-        <w:rPr>
-          <w:rFonts w:eastAsiaTheme="majorEastAsia"/>
+        <w:pStyle w:val="3"/>
+        <w:rPr>
           <w:rtl/>
           <w:lang w:val="en-GB"/>
         </w:rPr>
       </w:pPr>
-    </w:p>
-    <w:p>
-      <w:pPr>
-        <w:pStyle w:val="3"/>
+      <w:r>
         <w:rPr>
           <w:rtl/>
           <w:lang w:val="en-GB"/>
         </w:rPr>
-      </w:pPr>
-      <w:r>
-        <w:rPr>
-          <w:rtl/>
-          <w:lang w:val="en-GB"/>
-        </w:rPr>
-        <w:lastRenderedPageBreak/>
         <w:t>ג. חתימות דיגיטליות</w:t>
       </w:r>
     </w:p>
@@ -10417,9 +10314,6 @@
         </w:rPr>
       </w:pPr>
       <w:r>
-        <w:rPr>
-          <w:lang/>
-        </w:rPr>
         <w:t>RSA Digital Signature</w:t>
       </w:r>
       <w:r>
@@ -10431,9 +10325,6 @@
         <w:t xml:space="preserve">שיטה מבוססת </w:t>
       </w:r>
       <w:r>
-        <w:rPr>
-          <w:lang/>
-        </w:rPr>
         <w:t>RSA</w:t>
       </w:r>
       <w:r>
@@ -10444,9 +10335,6 @@
         <w:t xml:space="preserve"> ליצירת חתימות דיגיטליות. מספקת אבטחה טובה, אך פחות יעילה ויותר מסורבלת לעומת חתימות מבוססות </w:t>
       </w:r>
       <w:r>
-        <w:rPr>
-          <w:lang/>
-        </w:rPr>
         <w:t>ECDSA</w:t>
       </w:r>
       <w:r>
@@ -10460,9 +10348,6 @@
     <w:p>
       <w:pPr>
         <w:pStyle w:val="3"/>
-        <w:rPr>
-          <w:lang/>
-        </w:rPr>
       </w:pPr>
       <w:r>
         <w:rPr>
@@ -10480,14 +10365,8 @@
           <w:numId w:val="0"/>
         </w:numPr>
         <w:ind w:left="1080"/>
-        <w:rPr>
-          <w:lang/>
-        </w:rPr>
-      </w:pPr>
-      <w:r>
-        <w:rPr>
-          <w:lang/>
-        </w:rPr>
+      </w:pPr>
+      <w:r>
         <w:drawing>
           <wp:inline distT="0" distB="0" distL="0" distR="0" wp14:anchorId="632F5B5C" wp14:editId="0493583B">
             <wp:extent cx="5095875" cy="3124200"/>
@@ -10570,9 +10449,6 @@
         <w:t xml:space="preserve">הבחירה באלגוריתמים </w:t>
       </w:r>
       <w:r>
-        <w:rPr>
-          <w:lang/>
-        </w:rPr>
         <w:t>ECDH</w:t>
       </w:r>
       <w:r>
@@ -10583,9 +10459,6 @@
         <w:t xml:space="preserve"> ו</w:t>
       </w:r>
       <w:r>
-        <w:rPr>
-          <w:lang/>
-        </w:rPr>
         <w:t>AES-256</w:t>
       </w:r>
       <w:r>
@@ -10609,9 +10482,6 @@
         </w:rPr>
       </w:pPr>
       <w:r>
-        <w:rPr>
-          <w:lang/>
-        </w:rPr>
         <w:t>ECDH</w:t>
       </w:r>
       <w:r>
@@ -10636,10 +10506,6 @@
         </w:rPr>
       </w:pPr>
       <w:r>
-        <w:rPr>
-          <w:lang/>
-        </w:rPr>
-        <w:lastRenderedPageBreak/>
         <w:t>AES-256</w:t>
       </w:r>
       <w:r>
@@ -10651,9 +10517,6 @@
         <w:t xml:space="preserve">השימוש ב </w:t>
       </w:r>
       <w:r>
-        <w:rPr>
-          <w:lang/>
-        </w:rPr>
         <w:t>AES-256</w:t>
       </w:r>
       <w:r>
@@ -10679,9 +10542,6 @@
         <w:t xml:space="preserve">בעוד </w:t>
       </w:r>
       <w:r>
-        <w:rPr>
-          <w:lang/>
-        </w:rPr>
         <w:t>RSA</w:t>
       </w:r>
       <w:r>
@@ -10692,9 +10552,6 @@
         <w:t xml:space="preserve"> ו </w:t>
       </w:r>
       <w:r>
-        <w:rPr>
-          <w:lang/>
-        </w:rPr>
         <w:t>DH</w:t>
       </w:r>
       <w:r>
@@ -10705,9 +10562,6 @@
         <w:t xml:space="preserve"> מהווים פרוטוקולים בוגרים ומוכרים, הם פחות יעילים מ </w:t>
       </w:r>
       <w:r>
-        <w:rPr>
-          <w:lang/>
-        </w:rPr>
         <w:t>ECDH</w:t>
       </w:r>
       <w:r>
@@ -10718,9 +10572,6 @@
         <w:t xml:space="preserve"> בסביבות הדורשות ביצועים גבוהים. באותו אופן </w:t>
       </w:r>
       <w:r>
-        <w:rPr>
-          <w:lang/>
-        </w:rPr>
         <w:t>AES-256</w:t>
       </w:r>
       <w:r>
@@ -11110,7 +10961,6 @@
           <w:bCs/>
           <w:rtl/>
         </w:rPr>
-        <w:lastRenderedPageBreak/>
         <w:t>מנגנון הגנה</w:t>
       </w:r>
       <w:r>
@@ -11643,7 +11493,6 @@
           <w:bCs/>
           <w:rtl/>
         </w:rPr>
-        <w:lastRenderedPageBreak/>
         <w:t>ניהול מפתחות מאובטח</w:t>
       </w:r>
       <w:r>
@@ -11889,15 +11738,11 @@
           <w:ilvl w:val="0"/>
           <w:numId w:val="83"/>
         </w:numPr>
-        <w:rPr>
-          <w:lang/>
-        </w:rPr>
       </w:pPr>
       <w:r>
         <w:rPr>
           <w:b/>
           <w:bCs/>
-          <w:lang/>
         </w:rPr>
         <w:t>ECDH (Elliptic Curve Diffie-Hellman)</w:t>
       </w:r>
@@ -11948,7 +11793,7 @@
       </w:pPr>
       <w:r>
         <w:rPr>
-          <w:lang/>
+          <w:noProof/>
         </w:rPr>
         <w:drawing>
           <wp:inline distT="0" distB="0" distL="0" distR="0" wp14:anchorId="3317561F" wp14:editId="52962990">
@@ -12014,9 +11859,6 @@
         <w:t xml:space="preserve">ניתן לראות באיור הנ"ל:  </w:t>
       </w:r>
       <w:r>
-        <w:rPr>
-          <w:lang/>
-        </w:rPr>
         <w:t>ECDH</w:t>
       </w:r>
       <w:r>
@@ -12074,7 +11916,6 @@
         <w:rPr>
           <w:rtl/>
         </w:rPr>
-        <w:lastRenderedPageBreak/>
         <w:t>הם חולקים את המפתחות הציבוריים, ואז כל אחד יכול לחשב את המפתח הסודי המשותף באמצעות המפתח הציבורי של הצד השני והמפתח הסודי שלו התהליך מאפשר לבוב ואליס לשתף מפתח סודי מבלי שתוקף פוטנציאלי יוכל לחשב אותו, בזכות העובדה שהבעיה המתמטית שבבסיס זה היא מאוד קשה לפתרון.</w:t>
       </w:r>
     </w:p>
@@ -12352,9 +12193,6 @@
     <w:p>
       <w:pPr>
         <w:ind w:firstLine="0"/>
-        <w:rPr>
-          <w:lang/>
-        </w:rPr>
       </w:pPr>
       <w:r>
         <w:rPr>
@@ -12377,9 +12215,6 @@
         <w:t>  </w:t>
       </w:r>
       <w:r>
-        <w:rPr>
-          <w:lang/>
-        </w:rPr>
         <w:t>AES</w:t>
       </w:r>
       <w:r>
@@ -12420,7 +12255,6 @@
         <w:rPr>
           <w:rtl/>
         </w:rPr>
-        <w:lastRenderedPageBreak/>
         <w:t>השרת משתמש במפתח הסודי כדי להצפין את הטקסט, ויוצר טקסט מוצפן.</w:t>
       </w:r>
     </w:p>
@@ -12472,9 +12306,6 @@
         <w:t xml:space="preserve">העיקרון הוא שהשולח והמקבל משתפים רק את המפתח הסודי ביניהם, מה שמאפשר להם להעביר מידע בצורה מאובטחת </w:t>
       </w:r>
       <w:r>
-        <w:rPr>
-          <w:lang/>
-        </w:rPr>
         <w:t>AES</w:t>
       </w:r>
       <w:r>
@@ -12503,7 +12334,6 @@
         <w:rPr>
           <w:b/>
           <w:bCs/>
-          <w:lang/>
         </w:rPr>
         <w:t>Key Generation</w:t>
       </w:r>
@@ -12530,9 +12360,6 @@
         <w:t>כל משתמש בגרסה של אלגוריתם הצפנה מבוסס על קריפטוגרפיה של עקומות אליפטיות    (</w:t>
       </w:r>
       <w:r>
-        <w:rPr>
-          <w:lang/>
-        </w:rPr>
         <w:t>Elliptic Curve Cryptography, ECC</w:t>
       </w:r>
       <w:r>
@@ -12559,7 +12386,6 @@
         <w:rPr>
           <w:b/>
           <w:bCs/>
-          <w:lang/>
         </w:rPr>
       </w:pPr>
       <w:r>
@@ -12574,7 +12400,6 @@
         <w:rPr>
           <w:b/>
           <w:bCs/>
-          <w:lang/>
         </w:rPr>
         <w:t>Private Key</w:t>
       </w:r>
@@ -12609,9 +12434,6 @@
         </w:rPr>
       </w:pPr>
       <w:r>
-        <w:rPr>
-          <w:lang/>
-        </w:rPr>
         <w:br/>
       </w:r>
     </w:p>
@@ -12624,7 +12446,6 @@
         <w:rPr>
           <w:b/>
           <w:bCs/>
-          <w:lang/>
         </w:rPr>
       </w:pPr>
       <w:r>
@@ -12639,7 +12460,6 @@
         <w:rPr>
           <w:b/>
           <w:bCs/>
-          <w:lang/>
         </w:rPr>
         <w:t>Public Key</w:t>
       </w:r>
@@ -12666,9 +12486,6 @@
         <w:t xml:space="preserve">המפתח הציבורי נוצר על ידי ביצוע פעולה מתמטית על המפתח הפרטי באמצעות העקומה האליפטית. הנוסחה המתמטית </w:t>
       </w:r>
       <w:r>
-        <w:rPr>
-          <w:lang/>
-        </w:rPr>
         <w:t>d × G</w:t>
       </w:r>
       <w:r>
@@ -12678,9 +12495,6 @@
         <w:t xml:space="preserve"> יוצרת את המפתח הציבורי </w:t>
       </w:r>
       <w:r>
-        <w:rPr>
-          <w:lang/>
-        </w:rPr>
         <w:t>Q</w:t>
       </w:r>
       <w:r>
@@ -12707,9 +12521,6 @@
         <w:t> </w:t>
       </w:r>
       <w:r>
-        <w:rPr>
-          <w:lang/>
-        </w:rPr>
         <w:t>d</w:t>
       </w:r>
       <w:r>
@@ -12736,9 +12547,6 @@
         <w:t> </w:t>
       </w:r>
       <w:r>
-        <w:rPr>
-          <w:lang/>
-        </w:rPr>
         <w:t>G</w:t>
       </w:r>
       <w:r>
@@ -12765,9 +12573,6 @@
         <w:t> </w:t>
       </w:r>
       <w:r>
-        <w:rPr>
-          <w:lang/>
-        </w:rPr>
         <w:t>Q</w:t>
       </w:r>
       <w:r>
@@ -12806,9 +12611,6 @@
         <w:t xml:space="preserve">נניח שיש לנו מפתח פרטי </w:t>
       </w:r>
       <w:r>
-        <w:rPr>
-          <w:lang/>
-        </w:rPr>
         <w:t>d = 6</w:t>
       </w:r>
       <w:r>
@@ -12818,9 +12620,6 @@
         <w:t xml:space="preserve">, ונקודת בסיס </w:t>
       </w:r>
       <w:r>
-        <w:rPr>
-          <w:lang/>
-        </w:rPr>
         <w:t>G</w:t>
       </w:r>
       <w:r>
@@ -12844,9 +12643,6 @@
         <w:t xml:space="preserve">נבצע את החישוב: </w:t>
       </w:r>
       <w:r>
-        <w:rPr>
-          <w:lang/>
-        </w:rPr>
         <w:t>Q</w:t>
       </w:r>
       <w:r>
@@ -12856,9 +12652,6 @@
         <w:t xml:space="preserve">  = 6 </w:t>
       </w:r>
       <w:r>
-        <w:rPr>
-          <w:lang/>
-        </w:rPr>
         <w:t>x G</w:t>
       </w:r>
       <w:r>
@@ -12879,9 +12672,6 @@
     <w:p>
       <w:pPr>
         <w:ind w:firstLine="0"/>
-        <w:rPr>
-          <w:lang/>
-        </w:rPr>
       </w:pPr>
       <w:r>
         <w:rPr>
@@ -12895,7 +12685,6 @@
         <w:rPr>
           <w:b/>
           <w:bCs/>
-          <w:lang/>
         </w:rPr>
         <w:t>Key Exchange</w:t>
       </w:r>
@@ -12922,9 +12711,6 @@
         <w:t xml:space="preserve">בשלב זה, שני משתמשים </w:t>
       </w:r>
       <w:r>
-        <w:rPr>
-          <w:lang/>
-        </w:rPr>
         <w:t>A</w:t>
       </w:r>
       <w:r>
@@ -12934,9 +12720,6 @@
         <w:t xml:space="preserve"> ו </w:t>
       </w:r>
       <w:r>
-        <w:rPr>
-          <w:lang/>
-        </w:rPr>
         <w:t>B</w:t>
       </w:r>
       <w:r>
@@ -12980,9 +12763,6 @@
         <w:t xml:space="preserve">משתמש </w:t>
       </w:r>
       <w:r>
-        <w:rPr>
-          <w:lang/>
-        </w:rPr>
         <w:t>A</w:t>
       </w:r>
       <w:r>
@@ -12992,9 +12772,6 @@
         <w:t xml:space="preserve"> מחשב את המפתח המשותף   </w:t>
       </w:r>
       <w:r>
-        <w:rPr>
-          <w:lang/>
-        </w:rPr>
         <w:t>K</w:t>
       </w:r>
       <w:r>
@@ -13009,7 +12786,6 @@
           <w:bCs/>
           <w:i/>
           <w:iCs/>
-          <w:lang/>
         </w:rPr>
         <w:t>A</w:t>
       </w:r>
@@ -13020,7 +12796,6 @@
           <w:i/>
           <w:iCs/>
           <w:vertAlign w:val="superscript"/>
-          <w:lang/>
         </w:rPr>
         <w:t>d</w:t>
       </w:r>
@@ -13048,9 +12823,6 @@
         <w:t> </w:t>
       </w:r>
       <w:r>
-        <w:rPr>
-          <w:lang/>
-        </w:rPr>
         <w:t>​</w:t>
       </w:r>
       <w:r>
@@ -13060,9 +12832,6 @@
         <w:t xml:space="preserve"> והמפתח הציבורי של משתמש  </w:t>
       </w:r>
       <w:r>
-        <w:rPr>
-          <w:lang/>
-        </w:rPr>
         <w:t>B</w:t>
       </w:r>
       <w:r>
@@ -13077,7 +12846,6 @@
           <w:bCs/>
           <w:i/>
           <w:iCs/>
-          <w:lang/>
         </w:rPr>
         <w:t>B</w:t>
       </w:r>
@@ -13088,7 +12856,6 @@
           <w:i/>
           <w:iCs/>
           <w:vertAlign w:val="superscript"/>
-          <w:lang/>
         </w:rPr>
         <w:t>Q</w:t>
       </w:r>
@@ -13102,9 +12869,8 @@
       </w:pPr>
       <w:r>
         <w:rPr>
-          <w:lang/>
-        </w:rPr>
-        <w:lastRenderedPageBreak/>
+          <w:noProof/>
+        </w:rPr>
         <w:drawing>
           <wp:inline distT="0" distB="0" distL="0" distR="0" wp14:anchorId="5060FBE8" wp14:editId="760977F1">
             <wp:extent cx="1628775" cy="333375"/>
@@ -13169,9 +12935,6 @@
         <w:t xml:space="preserve">משתמש </w:t>
       </w:r>
       <w:r>
-        <w:rPr>
-          <w:lang/>
-        </w:rPr>
         <w:t>B</w:t>
       </w:r>
       <w:r>
@@ -13181,9 +12944,6 @@
         <w:t xml:space="preserve"> מחשב את המפתח המשותף </w:t>
       </w:r>
       <w:r>
-        <w:rPr>
-          <w:lang/>
-        </w:rPr>
         <w:t>K</w:t>
       </w:r>
       <w:r>
@@ -13209,7 +12969,6 @@
           <w:i/>
           <w:iCs/>
           <w:vertAlign w:val="subscript"/>
-          <w:lang/>
         </w:rPr>
         <w:t>B</w:t>
       </w:r>
@@ -13220,7 +12979,6 @@
           <w:i/>
           <w:iCs/>
           <w:vertAlign w:val="superscript"/>
-          <w:lang/>
         </w:rPr>
         <w:t>Q</w:t>
       </w:r>
@@ -13246,7 +13004,6 @@
           <w:bCs/>
           <w:i/>
           <w:iCs/>
-          <w:lang/>
         </w:rPr>
         <w:t>A</w:t>
       </w:r>
@@ -13257,7 +13014,6 @@
           <w:i/>
           <w:iCs/>
           <w:vertAlign w:val="superscript"/>
-          <w:lang/>
         </w:rPr>
         <w:t>d</w:t>
       </w:r>
@@ -13268,9 +13024,6 @@
         <w:t xml:space="preserve">   </w:t>
       </w:r>
       <w:r>
-        <w:rPr>
-          <w:lang/>
-        </w:rPr>
         <w:t>A</w:t>
       </w:r>
       <w:r>
@@ -13283,9 +13036,6 @@
     <w:p>
       <w:pPr>
         <w:ind w:firstLine="0"/>
-        <w:rPr>
-          <w:lang/>
-        </w:rPr>
       </w:pPr>
       <w:r>
         <w:rPr>
@@ -13299,7 +13049,6 @@
         <w:rPr>
           <w:b/>
           <w:bCs/>
-          <w:lang/>
         </w:rPr>
         <w:t>Encryption</w:t>
       </w:r>
@@ -13321,7 +13070,7 @@
       </w:pPr>
       <w:r>
         <w:rPr>
-          <w:lang/>
+          <w:noProof/>
         </w:rPr>
         <w:drawing>
           <wp:inline distT="0" distB="0" distL="0" distR="0" wp14:anchorId="33ACDBA8" wp14:editId="45316FB5">
@@ -13403,9 +13152,6 @@
         <w:t xml:space="preserve">לאחר שהשניים הסכימו על המפתח המשותף  </w:t>
       </w:r>
       <w:r>
-        <w:rPr>
-          <w:lang/>
-        </w:rPr>
         <w:t>K</w:t>
       </w:r>
       <w:r>
@@ -13434,9 +13180,6 @@
         <w:t xml:space="preserve">המפתח המשותף </w:t>
       </w:r>
       <w:r>
-        <w:rPr>
-          <w:lang/>
-        </w:rPr>
         <w:t>K</w:t>
       </w:r>
       <w:r>
@@ -13446,9 +13189,6 @@
         <w:t xml:space="preserve">   עובר בדרך כלל תהליך של גזירת מפתח (</w:t>
       </w:r>
       <w:r>
-        <w:rPr>
-          <w:lang/>
-        </w:rPr>
         <w:t>Key Derivation</w:t>
       </w:r>
       <w:r>
@@ -13458,9 +13198,6 @@
         <w:t xml:space="preserve">) על מנת להפיק מפתח חזק יותר וייחודי להצפנה. לדוגמה, ניתן להשתמש בפונקציות </w:t>
       </w:r>
       <w:r>
-        <w:rPr>
-          <w:lang/>
-        </w:rPr>
         <w:t>Hash</w:t>
       </w:r>
       <w:r>
@@ -13470,9 +13207,6 @@
         <w:t xml:space="preserve"> כמו      </w:t>
       </w:r>
       <w:r>
-        <w:rPr>
-          <w:lang/>
-        </w:rPr>
         <w:t>SHA-256</w:t>
       </w:r>
       <w:r>
@@ -13490,15 +13224,11 @@
         <w:t xml:space="preserve">  </w:t>
       </w:r>
       <w:r>
-        <w:rPr>
-          <w:lang/>
-        </w:rPr>
         <w:t>Final</w:t>
       </w:r>
       <w:r>
         <w:rPr>
           <w:vertAlign w:val="superscript"/>
-          <w:lang/>
         </w:rPr>
         <w:t>K</w:t>
       </w:r>
@@ -13522,7 +13252,7 @@
         <w:rPr>
           <w:b/>
           <w:bCs/>
-          <w:lang/>
+          <w:noProof/>
         </w:rPr>
         <w:drawing>
           <wp:inline distT="0" distB="0" distL="0" distR="0" wp14:anchorId="097396D9" wp14:editId="144AF284">
@@ -13588,9 +13318,6 @@
         <w:t xml:space="preserve">הודעה </w:t>
       </w:r>
       <w:r>
-        <w:rPr>
-          <w:lang/>
-        </w:rPr>
         <w:t>M</w:t>
       </w:r>
       <w:r>
@@ -13600,9 +13327,6 @@
         <w:t xml:space="preserve">  מוצפנת באמצעות אלגוריתם </w:t>
       </w:r>
       <w:r>
-        <w:rPr>
-          <w:lang/>
-        </w:rPr>
         <w:t>AES-256</w:t>
       </w:r>
       <w:r>
@@ -13623,7 +13347,7 @@
         <w:rPr>
           <w:b/>
           <w:bCs/>
-          <w:lang/>
+          <w:noProof/>
         </w:rPr>
         <w:drawing>
           <wp:inline distT="0" distB="0" distL="0" distR="0" wp14:anchorId="326EBC01" wp14:editId="6D756B8A">
@@ -13689,9 +13413,6 @@
         <w:t>בכדי למנוע התקפות הצפנה חוזרת, מצורף לנתונים וקטור אתחול (</w:t>
       </w:r>
       <w:r>
-        <w:rPr>
-          <w:lang/>
-        </w:rPr>
         <w:t>IV</w:t>
       </w:r>
       <w:r>
@@ -13729,9 +13450,6 @@
         <w:t>וקטור אתחול (</w:t>
       </w:r>
       <w:r>
-        <w:rPr>
-          <w:lang/>
-        </w:rPr>
         <w:t>Initialization vector - IV</w:t>
       </w:r>
       <w:r>
@@ -13809,9 +13527,6 @@
         <w:t> מסוג שרשור (</w:t>
       </w:r>
       <w:r>
-        <w:rPr>
-          <w:lang/>
-        </w:rPr>
         <w:t>Chaining</w:t>
       </w:r>
       <w:r>
@@ -13832,9 +13547,6 @@
     <w:p>
       <w:pPr>
         <w:ind w:firstLine="0"/>
-        <w:rPr>
-          <w:lang/>
-        </w:rPr>
       </w:pPr>
       <w:r>
         <w:rPr>
@@ -13848,7 +13560,6 @@
         <w:rPr>
           <w:b/>
           <w:bCs/>
-          <w:lang/>
         </w:rPr>
         <w:t>Decryption</w:t>
       </w:r>
@@ -13872,7 +13583,7 @@
         <w:rPr>
           <w:b/>
           <w:bCs/>
-          <w:lang/>
+          <w:noProof/>
         </w:rPr>
         <w:drawing>
           <wp:inline distT="0" distB="0" distL="0" distR="0" wp14:anchorId="5D2F3C8A" wp14:editId="4CAB725C">
@@ -13971,9 +13682,6 @@
         <w:t xml:space="preserve">הוא מחשב את המפתח המשותף  </w:t>
       </w:r>
       <w:r>
-        <w:rPr>
-          <w:lang/>
-        </w:rPr>
         <w:t>K</w:t>
       </w:r>
       <w:r>
@@ -13996,7 +13704,6 @@
           <w:bCs/>
           <w:i/>
           <w:iCs/>
-          <w:lang/>
         </w:rPr>
         <w:t>receiver</w:t>
       </w:r>
@@ -14007,7 +13714,6 @@
           <w:i/>
           <w:iCs/>
           <w:vertAlign w:val="superscript"/>
-          <w:lang/>
         </w:rPr>
         <w:t>d</w:t>
       </w:r>
@@ -14039,7 +13745,6 @@
           <w:bCs/>
           <w:i/>
           <w:iCs/>
-          <w:lang/>
         </w:rPr>
         <w:t>sender</w:t>
       </w:r>
@@ -14050,7 +13755,6 @@
           <w:i/>
           <w:iCs/>
           <w:vertAlign w:val="superscript"/>
-          <w:lang/>
         </w:rPr>
         <w:t>Q</w:t>
       </w:r>
@@ -14064,7 +13768,7 @@
       </w:pPr>
       <w:r>
         <w:rPr>
-          <w:lang/>
+          <w:noProof/>
         </w:rPr>
         <w:drawing>
           <wp:inline distT="0" distB="0" distL="0" distR="0" wp14:anchorId="78327397" wp14:editId="46105BB8">
@@ -14135,7 +13839,6 @@
           <w:bCs/>
           <w:i/>
           <w:iCs/>
-          <w:lang/>
         </w:rPr>
         <w:t>Final</w:t>
       </w:r>
@@ -14146,7 +13849,6 @@
           <w:i/>
           <w:iCs/>
           <w:vertAlign w:val="superscript"/>
-          <w:lang/>
         </w:rPr>
         <w:t>K</w:t>
       </w:r>
@@ -14166,7 +13868,7 @@
       </w:pPr>
       <w:r>
         <w:rPr>
-          <w:lang/>
+          <w:noProof/>
         </w:rPr>
         <w:drawing>
           <wp:inline distT="0" distB="0" distL="0" distR="0" wp14:anchorId="4289528E" wp14:editId="7B5E0A44">
@@ -14232,9 +13934,6 @@
         <w:t xml:space="preserve">ההודעה המפוענחת  </w:t>
       </w:r>
       <w:r>
-        <w:rPr>
-          <w:lang/>
-        </w:rPr>
         <w:t>M</w:t>
       </w:r>
       <w:r>
@@ -14327,7 +14026,6 @@
           <w:bCs/>
           <w:rtl/>
         </w:rPr>
-        <w:lastRenderedPageBreak/>
         <w:t>תהליך</w:t>
       </w:r>
       <w:r>
@@ -14823,7 +14521,6 @@
           <w:rFonts w:hint="cs"/>
           <w:rtl/>
         </w:rPr>
-        <w:lastRenderedPageBreak/>
         <w:t>תיכון המערכת</w:t>
       </w:r>
       <w:bookmarkEnd w:id="66"/>
@@ -14934,11 +14631,6 @@
       </w:r>
     </w:p>
     <w:p>
-      <w:pPr>
-        <w:rPr>
-          <w:lang/>
-        </w:rPr>
-      </w:pPr>
       <w:r>
         <w:rPr>
           <w:b/>
@@ -14965,9 +14657,6 @@
         <w:t>שכבת ממשק המשתמש (</w:t>
       </w:r>
       <w:r>
-        <w:rPr>
-          <w:lang/>
-        </w:rPr>
         <w:t>Presentation Layer</w:t>
       </w:r>
       <w:r>
@@ -15011,9 +14700,6 @@
         <w:t xml:space="preserve">ככל הנראה נבנית באמצעות טכנולוגיה מבוססת אינטרנט, כמו פלטפורמת </w:t>
       </w:r>
       <w:r>
-        <w:rPr>
-          <w:lang/>
-        </w:rPr>
         <w:t>Vaadin</w:t>
       </w:r>
       <w:r>
@@ -15023,9 +14709,6 @@
         <w:t xml:space="preserve"> המאפשרת בניית ממשקים עשירים ותגובתיים בשפת. </w:t>
       </w:r>
       <w:r>
-        <w:rPr>
-          <w:lang/>
-        </w:rPr>
         <w:t>Java</w:t>
       </w:r>
       <w:r>
@@ -15069,9 +14752,6 @@
         <w:t xml:space="preserve">דרך ממשק </w:t>
       </w:r>
       <w:r>
-        <w:rPr>
-          <w:lang/>
-        </w:rPr>
         <w:t>REST API</w:t>
       </w:r>
       <w:r>
@@ -15098,9 +14778,6 @@
         <w:t xml:space="preserve">דרך חיבור </w:t>
       </w:r>
       <w:r>
-        <w:rPr>
-          <w:lang/>
-        </w:rPr>
         <w:t>WebSocket</w:t>
       </w:r>
       <w:r>
@@ -15127,9 +14804,6 @@
         <w:t>כדי להבטיח הצפנה מקצה לקצה (</w:t>
       </w:r>
       <w:r>
-        <w:rPr>
-          <w:lang/>
-        </w:rPr>
         <w:t>E2EE</w:t>
       </w:r>
       <w:r>
@@ -15139,9 +14813,6 @@
         <w:t xml:space="preserve">) של נתוני המשתמשים, הממשק מיישם הצפנה באמצעות שילוב של </w:t>
       </w:r>
       <w:r>
-        <w:rPr>
-          <w:lang/>
-        </w:rPr>
         <w:t>ECDH</w:t>
       </w:r>
       <w:r>
@@ -15151,9 +14822,6 @@
         <w:t xml:space="preserve"> להחלפת מפתחות ו  </w:t>
       </w:r>
       <w:r>
-        <w:rPr>
-          <w:lang/>
-        </w:rPr>
         <w:t>AES-256</w:t>
       </w:r>
       <w:r>
@@ -15187,7 +14855,6 @@
         <w:rPr>
           <w:b/>
           <w:bCs/>
-          <w:lang/>
         </w:rPr>
         <w:t>Business Logic Layer</w:t>
       </w:r>
@@ -15225,9 +14892,6 @@
         <w:t xml:space="preserve">שרת  </w:t>
       </w:r>
       <w:r>
-        <w:rPr>
-          <w:lang/>
-        </w:rPr>
         <w:t>TomCat</w:t>
       </w:r>
       <w:r>
@@ -15254,9 +14918,6 @@
         <w:t xml:space="preserve">חושפת מערך של ממשקי </w:t>
       </w:r>
       <w:r>
-        <w:rPr>
-          <w:lang/>
-        </w:rPr>
         <w:t>REST API</w:t>
       </w:r>
       <w:r>
@@ -15300,9 +14961,6 @@
         <w:t>בקרים (</w:t>
       </w:r>
       <w:r>
-        <w:rPr>
-          <w:lang/>
-        </w:rPr>
         <w:t>Controllers</w:t>
       </w:r>
       <w:r>
@@ -15329,9 +14987,6 @@
         <w:t>שירותים (</w:t>
       </w:r>
       <w:r>
-        <w:rPr>
-          <w:lang/>
-        </w:rPr>
         <w:t>Services</w:t>
       </w:r>
       <w:r>
@@ -15358,9 +15013,6 @@
         <w:t>מאגרים (</w:t>
       </w:r>
       <w:r>
-        <w:rPr>
-          <w:lang/>
-        </w:rPr>
         <w:t>Repositories</w:t>
       </w:r>
       <w:r>
@@ -15370,9 +15022,6 @@
         <w:t xml:space="preserve">) מספקים הפשטה לאחסון ואחזור הנתונים, כנראה באמצעות מסד נתונים </w:t>
       </w:r>
       <w:r>
-        <w:rPr>
-          <w:lang/>
-        </w:rPr>
         <w:t>NoSQL</w:t>
       </w:r>
       <w:r>
@@ -15382,9 +15031,6 @@
         <w:t xml:space="preserve"> כמו </w:t>
       </w:r>
       <w:r>
-        <w:rPr>
-          <w:lang/>
-        </w:rPr>
         <w:t>MongoDB</w:t>
       </w:r>
       <w:r>
@@ -15425,7 +15071,6 @@
         <w:rPr>
           <w:rtl/>
         </w:rPr>
-        <w:lastRenderedPageBreak/>
         <w:t xml:space="preserve">ככל הנראה מיושמת באמצעות </w:t>
       </w:r>
       <w:proofErr w:type="spellStart"/>
@@ -15443,9 +15088,6 @@
         <w:t xml:space="preserve"> </w:t>
       </w:r>
       <w:r>
-        <w:rPr>
-          <w:lang/>
-        </w:rPr>
         <w:t>Java</w:t>
       </w:r>
       <w:r>
@@ -15455,9 +15097,6 @@
         <w:t xml:space="preserve"> כמו </w:t>
       </w:r>
       <w:r>
-        <w:rPr>
-          <w:lang/>
-        </w:rPr>
         <w:t>Spring Boot</w:t>
       </w:r>
       <w:r>
@@ -15491,7 +15130,6 @@
         <w:rPr>
           <w:b/>
           <w:bCs/>
-          <w:lang/>
         </w:rPr>
         <w:t>Data Layer</w:t>
       </w:r>
@@ -15555,9 +15193,6 @@
         <w:t xml:space="preserve">בהתאם לשימוש במסד נתונים </w:t>
       </w:r>
       <w:r>
-        <w:rPr>
-          <w:lang/>
-        </w:rPr>
         <w:t>NoSQL</w:t>
       </w:r>
       <w:r>
@@ -15567,9 +15202,6 @@
         <w:t xml:space="preserve"> כמו </w:t>
       </w:r>
       <w:r>
-        <w:rPr>
-          <w:lang/>
-        </w:rPr>
         <w:t>MongoDB</w:t>
       </w:r>
       <w:r>
@@ -15579,9 +15211,6 @@
         <w:t xml:space="preserve">, יכולה לטפל ביעילות בדרישות הנתונים המשתנות של אפליקציית  . </w:t>
       </w:r>
       <w:r>
-        <w:rPr>
-          <w:lang/>
-        </w:rPr>
         <w:t>SmallTalk</w:t>
       </w:r>
       <w:r>
@@ -15617,9 +15246,6 @@
         <w:t xml:space="preserve">הבחירה בטכנולוגיות כמו </w:t>
       </w:r>
       <w:r>
-        <w:rPr>
-          <w:lang/>
-        </w:rPr>
         <w:t>Vaadin</w:t>
       </w:r>
       <w:r>
@@ -15629,9 +15255,6 @@
         <w:t xml:space="preserve"> ו </w:t>
       </w:r>
       <w:r>
-        <w:rPr>
-          <w:lang/>
-        </w:rPr>
         <w:t>Spring Boot</w:t>
       </w:r>
       <w:r>
@@ -15739,6 +15362,7 @@
     <w:p>
       <w:pPr>
         <w:pStyle w:val="2"/>
+        <w:ind w:left="680" w:hanging="680"/>
         <w:rPr>
           <w:rtl/>
         </w:rPr>
@@ -15753,31 +15377,14 @@
         </w:rPr>
         <w:t>תיאור מסד הנתונים</w:t>
       </w:r>
+      <w:bookmarkStart w:id="81" w:name="_Toc191372312"/>
+      <w:bookmarkStart w:id="82" w:name="_Toc191826992"/>
+      <w:bookmarkStart w:id="83" w:name="_Toc191827402"/>
       <w:bookmarkEnd w:id="78"/>
       <w:bookmarkEnd w:id="79"/>
       <w:bookmarkEnd w:id="80"/>
     </w:p>
     <w:p>
-      <w:pPr>
-        <w:pStyle w:val="2"/>
-        <w:numPr>
-          <w:ilvl w:val="0"/>
-          <w:numId w:val="0"/>
-        </w:numPr>
-        <w:rPr>
-          <w:rtl/>
-        </w:rPr>
-      </w:pPr>
-      <w:bookmarkStart w:id="81" w:name="_Toc191372312"/>
-      <w:bookmarkStart w:id="82" w:name="_Toc191826992"/>
-      <w:bookmarkStart w:id="83" w:name="_Toc191827402"/>
-    </w:p>
-    <w:p>
-      <w:pPr>
-        <w:rPr>
-          <w:lang/>
-        </w:rPr>
-      </w:pPr>
       <w:r>
         <w:rPr>
           <w:b/>
@@ -15800,9 +15407,6 @@
         <w:t xml:space="preserve">מסד הנתונים לפרויקט </w:t>
       </w:r>
       <w:r>
-        <w:rPr>
-          <w:lang/>
-        </w:rPr>
         <w:t>SmallTalk</w:t>
       </w:r>
       <w:r>
@@ -15825,9 +15429,6 @@
         <w:t>סוג מסד נתונים</w:t>
       </w:r>
       <w:r>
-        <w:rPr>
-          <w:lang/>
-        </w:rPr>
         <w:t>MongoDB</w:t>
       </w:r>
       <w:r>
@@ -15867,9 +15468,6 @@
         <w:t xml:space="preserve">מסד נתונים </w:t>
       </w:r>
       <w:r>
-        <w:rPr>
-          <w:lang/>
-        </w:rPr>
         <w:t>NoSQL</w:t>
       </w:r>
       <w:r>
@@ -15893,7 +15491,6 @@
         <w:rPr>
           <w:rtl/>
         </w:rPr>
-        <w:lastRenderedPageBreak/>
         <w:t>אחסון מסמכים גמיש.</w:t>
       </w:r>
     </w:p>
@@ -15983,7 +15580,6 @@
         <w:rPr>
           <w:b/>
           <w:bCs/>
-          <w:lang/>
         </w:rPr>
         <w:t>Users Collection</w:t>
       </w:r>
@@ -16029,7 +15625,6 @@
         <w:rPr>
           <w:b/>
           <w:bCs/>
-          <w:lang/>
         </w:rPr>
         <w:t xml:space="preserve"> Collection</w:t>
       </w:r>
@@ -16076,7 +15671,6 @@
         <w:rPr>
           <w:b/>
           <w:bCs/>
-          <w:lang/>
         </w:rPr>
         <w:t>Messages Collection</w:t>
       </w:r>
@@ -16119,7 +15713,6 @@
         <w:rPr>
           <w:b/>
           <w:bCs/>
-          <w:lang/>
         </w:rPr>
         <w:t xml:space="preserve">Filesharing Collection </w:t>
       </w:r>
@@ -16129,7 +15722,6 @@
           <w:b/>
           <w:bCs/>
           <w:rtl/>
-          <w:lang/>
         </w:rPr>
         <w:t xml:space="preserve"> </w:t>
       </w:r>
@@ -16414,16 +16006,7 @@
           <w:color w:val="000000"/>
           <w:rtl/>
         </w:rPr>
-        <w:t xml:space="preserve">) </w:t>
-      </w:r>
-      <w:r>
-        <w:rPr>
-          <w:rFonts w:ascii="Arial" w:hAnsi="Arial" w:cs="Arial"/>
-          <w:color w:val="000000"/>
-          <w:rtl/>
-        </w:rPr>
-        <w:lastRenderedPageBreak/>
-        <w:t xml:space="preserve">בין התהליכים, ומחליטה איזה תהליך ירוץ בכל רגע נתון, בהתאם למדיניות (למשל, </w:t>
+        <w:t xml:space="preserve">) בין התהליכים, ומחליטה איזה תהליך ירוץ בכל רגע נתון, בהתאם למדיניות (למשל, </w:t>
       </w:r>
       <w:proofErr w:type="spellStart"/>
       <w:r>
@@ -16539,7 +16122,6 @@
       <w:pPr>
         <w:rPr>
           <w:rtl/>
-          <w:lang/>
         </w:rPr>
       </w:pPr>
       <w:r>
@@ -16586,11 +16168,6 @@
     </w:p>
     <w:p/>
     <w:p>
-      <w:pPr>
-        <w:rPr>
-          <w:lang/>
-        </w:rPr>
-      </w:pPr>
       <w:r>
         <w:rPr>
           <w:b/>
@@ -16624,7 +16201,6 @@
         <w:rPr>
           <w:b/>
           <w:bCs/>
-          <w:lang/>
         </w:rPr>
         <w:t>WebSocket</w:t>
       </w:r>
@@ -16642,9 +16218,6 @@
         <w:t>קשר חי ומידי מספק חיבור דו-כיווני רציני בין הלקוח (דפדפן) לבין השרת. זה אומר שאם יש שינויים בנתונים בצד השרת, ניתן לשלוח את העדכונים ללקוח (</w:t>
       </w:r>
       <w:r>
-        <w:rPr>
-          <w:lang/>
-        </w:rPr>
         <w:t>client</w:t>
       </w:r>
       <w:r>
@@ -16678,7 +16251,6 @@
         <w:rPr>
           <w:b/>
           <w:bCs/>
-          <w:lang/>
         </w:rPr>
         <w:t>HTTP</w:t>
       </w:r>
@@ -16690,9 +16262,6 @@
         </w:rPr>
       </w:pPr>
       <w:r>
-        <w:rPr>
-          <w:lang/>
-        </w:rPr>
         <w:t>HTTP (Hypertext Transfer Protocol)</w:t>
       </w:r>
       <w:r>
@@ -16702,9 +16271,6 @@
         <w:t xml:space="preserve"> הוא פרוטוקול המשמש לתקשורת בין שרת האינטרנט לדפדפן האינטרנט של המשתמש. הוא מאפשר לדפדפנים לבקש מידע משרתים ולהציג אותו למשתמשים. </w:t>
       </w:r>
       <w:r>
-        <w:rPr>
-          <w:lang/>
-        </w:rPr>
         <w:t>HTTP</w:t>
       </w:r>
       <w:r>
@@ -16738,7 +16304,6 @@
         <w:rPr>
           <w:b/>
           <w:bCs/>
-          <w:lang/>
         </w:rPr>
         <w:t>TCP</w:t>
       </w:r>
@@ -16756,9 +16321,6 @@
         <w:t> </w:t>
       </w:r>
       <w:r>
-        <w:rPr>
-          <w:lang/>
-        </w:rPr>
         <w:t>TCP (Transmission Control Protocol)</w:t>
       </w:r>
       <w:r>
@@ -16768,9 +16330,6 @@
         <w:t xml:space="preserve"> הוא פרוטוקול שבונה על רשת האינטרנט מאפשר תקשורת מהירה ואמינה בין מכשירים ברחבי הרשת. הוא מספק יכולת להעביר נתונים בצורה המאפשרת קבלת אישורים על משלוח הנתונים ותקשורת אמינה ביניהם</w:t>
       </w:r>
       <w:r>
-        <w:rPr>
-          <w:lang/>
-        </w:rPr>
         <w:t>TCP</w:t>
       </w:r>
       <w:r>
@@ -17318,6 +16877,7 @@
           <w:ilvl w:val="0"/>
           <w:numId w:val="28"/>
         </w:numPr>
+        <w:ind w:left="180" w:hanging="270"/>
       </w:pPr>
       <w:r>
         <w:rPr>
@@ -17340,6 +16900,223 @@
         </w:rPr>
         <w:t xml:space="preserve"> </w:t>
       </w:r>
+    </w:p>
+    <w:p>
+      <w:pPr>
+        <w:spacing w:after="3" w:line="268" w:lineRule="auto"/>
+        <w:ind w:left="408" w:right="1951" w:firstLine="0"/>
+        <w:rPr>
+          <w:rFonts w:cs="Calibri"/>
+          <w:sz w:val="22"/>
+        </w:rPr>
+      </w:pPr>
+      <w:r>
+        <w:rPr>
+          <w:rFonts w:ascii="David" w:eastAsia="David" w:hAnsi="David"/>
+          <w:szCs w:val="22"/>
+          <w:rtl/>
+        </w:rPr>
+        <w:t>מסך אשר מקבל כל משתמש שנכנס לאתר</w:t>
+      </w:r>
+      <w:r>
+        <w:rPr>
+          <w:rFonts w:ascii="David" w:eastAsia="David" w:hAnsi="David" w:hint="cs"/>
+          <w:szCs w:val="22"/>
+          <w:rtl/>
+        </w:rPr>
+        <w:t xml:space="preserve"> דרך כתובת </w:t>
+      </w:r>
+      <w:proofErr w:type="spellStart"/>
+      <w:r>
+        <w:rPr>
+          <w:rFonts w:ascii="David" w:eastAsia="David" w:hAnsi="David"/>
+          <w:szCs w:val="22"/>
+        </w:rPr>
+        <w:t>url</w:t>
+      </w:r>
+      <w:proofErr w:type="spellEnd"/>
+      <w:r>
+        <w:rPr>
+          <w:rFonts w:ascii="David" w:eastAsia="David" w:hAnsi="David"/>
+          <w:szCs w:val="22"/>
+        </w:rPr>
+        <w:t xml:space="preserve"> localhost:8080</w:t>
+      </w:r>
+      <w:r>
+        <w:rPr>
+          <w:rFonts w:ascii="David" w:eastAsia="David" w:hAnsi="David"/>
+          <w:szCs w:val="22"/>
+          <w:rtl/>
+        </w:rPr>
+        <w:t xml:space="preserve">  </w:t>
+      </w:r>
+      <w:r>
+        <w:rPr>
+          <w:rFonts w:ascii="David" w:eastAsia="David" w:hAnsi="David" w:hint="cs"/>
+          <w:szCs w:val="22"/>
+          <w:rtl/>
+        </w:rPr>
+        <w:t xml:space="preserve"> </w:t>
+      </w:r>
+      <w:r>
+        <w:rPr>
+          <w:rFonts w:ascii="David" w:eastAsia="David" w:hAnsi="David"/>
+          <w:szCs w:val="22"/>
+          <w:rtl/>
+        </w:rPr>
+        <w:t xml:space="preserve">בין אם רשום ובין אם לא אך אם אתה לא רשום אתה תקבל  </w:t>
+      </w:r>
+    </w:p>
+    <w:p>
+      <w:pPr>
+        <w:spacing w:after="11" w:line="264" w:lineRule="auto"/>
+        <w:ind w:left="408" w:right="835" w:firstLine="0"/>
+        <w:rPr>
+          <w:rFonts w:ascii="David" w:eastAsia="David" w:hAnsi="David"/>
+          <w:szCs w:val="22"/>
+          <w:rtl/>
+        </w:rPr>
+      </w:pPr>
+      <w:proofErr w:type="gramStart"/>
+      <w:r>
+        <w:rPr>
+          <w:rFonts w:ascii="David" w:eastAsia="David" w:hAnsi="David"/>
+        </w:rPr>
+        <w:t>Navbar</w:t>
+      </w:r>
+      <w:r>
+        <w:rPr>
+          <w:rFonts w:ascii="David" w:eastAsia="David" w:hAnsi="David"/>
+          <w:szCs w:val="22"/>
+          <w:rtl/>
+        </w:rPr>
+        <w:t xml:space="preserve"> </w:t>
+      </w:r>
+      <w:r>
+        <w:rPr>
+          <w:rFonts w:ascii="David" w:eastAsia="David" w:hAnsi="David"/>
+          <w:szCs w:val="22"/>
+        </w:rPr>
+        <w:t xml:space="preserve"> </w:t>
+      </w:r>
+      <w:r>
+        <w:rPr>
+          <w:rFonts w:ascii="David" w:eastAsia="David" w:hAnsi="David" w:hint="cs"/>
+          <w:szCs w:val="22"/>
+          <w:rtl/>
+        </w:rPr>
+        <w:t>שיציג</w:t>
+      </w:r>
+      <w:proofErr w:type="gramEnd"/>
+      <w:r>
+        <w:rPr>
+          <w:rFonts w:ascii="David" w:eastAsia="David" w:hAnsi="David" w:hint="cs"/>
+          <w:szCs w:val="22"/>
+          <w:rtl/>
+        </w:rPr>
+        <w:t xml:space="preserve"> לך להתחבר </w:t>
+      </w:r>
+      <w:proofErr w:type="spellStart"/>
+      <w:r>
+        <w:rPr>
+          <w:rFonts w:ascii="David" w:eastAsia="David" w:hAnsi="David" w:hint="cs"/>
+          <w:szCs w:val="22"/>
+          <w:rtl/>
+        </w:rPr>
+        <w:t>ולהרשם</w:t>
+      </w:r>
+      <w:proofErr w:type="spellEnd"/>
+      <w:r>
+        <w:rPr>
+          <w:rFonts w:ascii="David" w:eastAsia="David" w:hAnsi="David" w:hint="cs"/>
+          <w:szCs w:val="22"/>
+          <w:rtl/>
+        </w:rPr>
+        <w:t xml:space="preserve"> ואם לא תרצה להירשם אז לא תוכל להיכנס </w:t>
+      </w:r>
+      <w:proofErr w:type="spellStart"/>
+      <w:r>
+        <w:rPr>
+          <w:rFonts w:ascii="David" w:eastAsia="David" w:hAnsi="David" w:hint="cs"/>
+          <w:szCs w:val="22"/>
+          <w:rtl/>
+        </w:rPr>
+        <w:t>לצאט</w:t>
+      </w:r>
+      <w:proofErr w:type="spellEnd"/>
+      <w:r>
+        <w:rPr>
+          <w:rFonts w:ascii="David" w:eastAsia="David" w:hAnsi="David" w:hint="cs"/>
+          <w:szCs w:val="22"/>
+          <w:rtl/>
+        </w:rPr>
+        <w:t xml:space="preserve"> </w:t>
+      </w:r>
+      <w:r>
+        <w:rPr>
+          <w:rFonts w:ascii="David" w:eastAsia="David" w:hAnsi="David"/>
+          <w:szCs w:val="22"/>
+          <w:rtl/>
+        </w:rPr>
+        <w:t xml:space="preserve"> </w:t>
+      </w:r>
+    </w:p>
+    <w:p>
+      <w:pPr>
+        <w:spacing w:after="11" w:line="264" w:lineRule="auto"/>
+        <w:ind w:left="-90" w:firstLine="0"/>
+        <w:jc w:val="center"/>
+      </w:pPr>
+      <w:r>
+        <w:rPr>
+          <w:noProof/>
+        </w:rPr>
+        <w:drawing>
+          <wp:inline distT="0" distB="0" distL="0" distR="0" wp14:anchorId="6024EF80" wp14:editId="13BD6542">
+            <wp:extent cx="6118860" cy="2129561"/>
+            <wp:effectExtent l="0" t="0" r="0" b="4445"/>
+            <wp:docPr id="1079329471" name="תמונה 1"/>
+            <wp:cNvGraphicFramePr>
+              <a:graphicFrameLocks xmlns:a="http://schemas.openxmlformats.org/drawingml/2006/main" noChangeAspect="1"/>
+            </wp:cNvGraphicFramePr>
+            <a:graphic xmlns:a="http://schemas.openxmlformats.org/drawingml/2006/main">
+              <a:graphicData uri="http://schemas.openxmlformats.org/drawingml/2006/picture">
+                <pic:pic xmlns:pic="http://schemas.openxmlformats.org/drawingml/2006/picture">
+                  <pic:nvPicPr>
+                    <pic:cNvPr id="1079329471" name=""/>
+                    <pic:cNvPicPr/>
+                  </pic:nvPicPr>
+                  <pic:blipFill>
+                    <a:blip r:embed="rId27"/>
+                    <a:stretch>
+                      <a:fillRect/>
+                    </a:stretch>
+                  </pic:blipFill>
+                  <pic:spPr>
+                    <a:xfrm>
+                      <a:off x="0" y="0"/>
+                      <a:ext cx="6145972" cy="2138997"/>
+                    </a:xfrm>
+                    <a:prstGeom prst="rect">
+                      <a:avLst/>
+                    </a:prstGeom>
+                  </pic:spPr>
+                </pic:pic>
+              </a:graphicData>
+            </a:graphic>
+          </wp:inline>
+        </w:drawing>
+      </w:r>
+    </w:p>
+    <w:p>
+      <w:pPr>
+        <w:ind w:firstLine="0"/>
+      </w:pPr>
+    </w:p>
+    <w:p>
+      <w:pPr>
+        <w:ind w:firstLine="0"/>
+      </w:pPr>
     </w:p>
     <w:p>
       <w:pPr>
@@ -17360,333 +17137,16 @@
     <w:p>
       <w:pPr>
         <w:pStyle w:val="a8"/>
-        <w:numPr>
-          <w:ilvl w:val="0"/>
-          <w:numId w:val="28"/>
-        </w:numPr>
-      </w:pPr>
-      <w:r>
         <w:rPr>
           <w:rFonts w:hint="cs"/>
           <w:rtl/>
         </w:rPr>
-        <w:t>מסך רישום</w:t>
-      </w:r>
-    </w:p>
-    <w:p>
-      <w:pPr>
-        <w:pStyle w:val="1"/>
-        <w:rPr>
-          <w:rtl/>
-        </w:rPr>
-      </w:pPr>
-      <w:bookmarkStart w:id="111" w:name="_Toc191372323"/>
-      <w:bookmarkStart w:id="112" w:name="_Toc191827002"/>
-      <w:bookmarkStart w:id="113" w:name="_Toc191827412"/>
-      <w:r>
-        <w:rPr>
-          <w:rFonts w:hint="cs"/>
-          <w:rtl/>
-        </w:rPr>
-        <w:lastRenderedPageBreak/>
-        <w:t>תיאור התוכנה</w:t>
-      </w:r>
-      <w:bookmarkEnd w:id="111"/>
-      <w:bookmarkEnd w:id="112"/>
-      <w:bookmarkEnd w:id="113"/>
-    </w:p>
-    <w:p>
-      <w:pPr>
-        <w:pStyle w:val="2"/>
-        <w:rPr>
-          <w:rtl/>
-        </w:rPr>
-      </w:pPr>
-      <w:bookmarkStart w:id="114" w:name="_Toc191372324"/>
-      <w:bookmarkStart w:id="115" w:name="_Toc191827003"/>
-      <w:bookmarkStart w:id="116" w:name="_Toc191827413"/>
-      <w:r>
-        <w:rPr>
-          <w:rFonts w:hint="cs"/>
-          <w:rtl/>
-        </w:rPr>
-        <w:t>סביבת עבודה</w:t>
-      </w:r>
-      <w:bookmarkEnd w:id="114"/>
-      <w:bookmarkEnd w:id="115"/>
-      <w:bookmarkEnd w:id="116"/>
-    </w:p>
-    <w:p>
-      <w:pPr>
-        <w:pStyle w:val="2"/>
-        <w:rPr>
-          <w:rtl/>
-        </w:rPr>
-      </w:pPr>
-      <w:bookmarkStart w:id="117" w:name="_Toc191372325"/>
-      <w:bookmarkStart w:id="118" w:name="_Toc191827004"/>
-      <w:bookmarkStart w:id="119" w:name="_Toc191827414"/>
-      <w:r>
-        <w:rPr>
-          <w:rFonts w:hint="cs"/>
-          <w:rtl/>
-        </w:rPr>
-        <w:t>שפות תכנות</w:t>
-      </w:r>
-      <w:bookmarkEnd w:id="117"/>
-      <w:bookmarkEnd w:id="118"/>
-      <w:bookmarkEnd w:id="119"/>
-    </w:p>
-    <w:p>
-      <w:pPr>
-        <w:pStyle w:val="2"/>
-        <w:rPr>
-          <w:rtl/>
-        </w:rPr>
-      </w:pPr>
-      <w:bookmarkStart w:id="120" w:name="_Toc191372326"/>
-      <w:bookmarkStart w:id="121" w:name="_Toc191827005"/>
-      <w:bookmarkStart w:id="122" w:name="_Toc191827415"/>
-      <w:r>
-        <w:rPr>
-          <w:rFonts w:hint="cs"/>
-          <w:rtl/>
-        </w:rPr>
-        <w:t>תיאור המודולים והמחלקות</w:t>
-      </w:r>
-      <w:bookmarkEnd w:id="120"/>
-      <w:bookmarkEnd w:id="121"/>
-      <w:bookmarkEnd w:id="122"/>
-      <w:r>
-        <w:rPr>
-          <w:rFonts w:hint="cs"/>
-          <w:rtl/>
-        </w:rPr>
-        <w:t xml:space="preserve"> </w:t>
-      </w:r>
-    </w:p>
-    <w:p>
-      <w:pPr>
-        <w:pStyle w:val="3"/>
-        <w:rPr>
-          <w:rtl/>
-        </w:rPr>
-      </w:pPr>
-      <w:bookmarkStart w:id="123" w:name="_Toc191372327"/>
-      <w:bookmarkStart w:id="124" w:name="_Toc191827416"/>
-      <w:r>
-        <w:rPr>
-          <w:rFonts w:hint="cs"/>
-          <w:rtl/>
-        </w:rPr>
-        <w:t>עץ המודולים</w:t>
-      </w:r>
-      <w:bookmarkEnd w:id="123"/>
-      <w:bookmarkEnd w:id="124"/>
-    </w:p>
-    <w:p>
-      <w:pPr>
-        <w:pStyle w:val="3"/>
-        <w:rPr>
-          <w:rtl/>
-        </w:rPr>
-      </w:pPr>
-      <w:bookmarkStart w:id="125" w:name="_Toc191372328"/>
-      <w:bookmarkStart w:id="126" w:name="_Toc191827417"/>
-      <w:r>
-        <w:rPr>
-          <w:rFonts w:hint="cs"/>
-          <w:rtl/>
-          <w:lang w:val="en-GB"/>
-        </w:rPr>
-        <w:t xml:space="preserve">תרשים </w:t>
-      </w:r>
-      <w:r>
-        <w:rPr>
-          <w:rFonts w:hint="cs"/>
-          <w:rtl/>
-        </w:rPr>
-        <w:t xml:space="preserve">מחלקות </w:t>
-      </w:r>
-      <w:r>
-        <w:t>Class Diagram</w:t>
-      </w:r>
-      <w:bookmarkEnd w:id="125"/>
-      <w:bookmarkEnd w:id="126"/>
-    </w:p>
-    <w:p>
-      <w:pPr>
-        <w:pStyle w:val="3"/>
-        <w:rPr>
-          <w:rtl/>
-        </w:rPr>
-      </w:pPr>
-      <w:bookmarkStart w:id="127" w:name="_Toc191372329"/>
-      <w:bookmarkStart w:id="128" w:name="_Toc191827418"/>
-      <w:r>
-        <w:rPr>
-          <w:rFonts w:hint="cs"/>
-          <w:rtl/>
-        </w:rPr>
-        <w:t>תיאור מחלקות מפורט</w:t>
-      </w:r>
-      <w:bookmarkEnd w:id="127"/>
-      <w:bookmarkEnd w:id="128"/>
-    </w:p>
-    <w:p>
-      <w:pPr>
-        <w:pStyle w:val="2"/>
-        <w:rPr>
-          <w:rtl/>
-        </w:rPr>
-      </w:pPr>
-      <w:bookmarkStart w:id="129" w:name="_Toc191372330"/>
-      <w:bookmarkStart w:id="130" w:name="_Toc191827006"/>
-      <w:bookmarkStart w:id="131" w:name="_Toc191827419"/>
-      <w:r>
-        <w:rPr>
-          <w:rFonts w:hint="cs"/>
-          <w:rtl/>
-        </w:rPr>
-        <w:t>מבנה נתונים בשימוש</w:t>
-      </w:r>
-      <w:bookmarkEnd w:id="129"/>
-      <w:bookmarkEnd w:id="130"/>
-      <w:bookmarkEnd w:id="131"/>
-    </w:p>
-    <w:p>
-      <w:pPr>
-        <w:pStyle w:val="2"/>
-        <w:rPr>
-          <w:rtl/>
-        </w:rPr>
-      </w:pPr>
-      <w:bookmarkStart w:id="132" w:name="_Toc191372331"/>
-      <w:bookmarkStart w:id="133" w:name="_Toc191827007"/>
-      <w:bookmarkStart w:id="134" w:name="_Toc191827420"/>
-      <w:r>
-        <w:rPr>
-          <w:rFonts w:hint="cs"/>
-          <w:rtl/>
-        </w:rPr>
-        <w:t>קוד התוכנית לפעולות</w:t>
-      </w:r>
-      <w:r>
-        <w:rPr>
-          <w:rFonts w:hint="cs"/>
-          <w:rtl/>
-        </w:rPr>
-        <w:t xml:space="preserve"> ו</w:t>
-      </w:r>
-      <w:r>
-        <w:rPr>
-          <w:rFonts w:hint="cs"/>
-          <w:rtl/>
-        </w:rPr>
-        <w:t>אלגוריתמים</w:t>
-      </w:r>
-      <w:r>
-        <w:rPr>
-          <w:rFonts w:hint="cs"/>
-          <w:rtl/>
-        </w:rPr>
-        <w:t xml:space="preserve"> עיקרי</w:t>
-      </w:r>
-      <w:r>
-        <w:rPr>
-          <w:rFonts w:hint="cs"/>
-          <w:rtl/>
-        </w:rPr>
-        <w:t>ים</w:t>
-      </w:r>
-      <w:r>
-        <w:rPr>
-          <w:rFonts w:hint="cs"/>
-          <w:rtl/>
-        </w:rPr>
-        <w:t xml:space="preserve"> וחשוב</w:t>
-      </w:r>
-      <w:r>
-        <w:rPr>
-          <w:rFonts w:hint="cs"/>
-          <w:rtl/>
-        </w:rPr>
-        <w:t>ים</w:t>
-      </w:r>
-      <w:bookmarkEnd w:id="132"/>
-      <w:bookmarkEnd w:id="133"/>
-      <w:bookmarkEnd w:id="134"/>
-    </w:p>
-    <w:p>
-      <w:pPr>
-        <w:rPr>
-          <w:rtl/>
-        </w:rPr>
-      </w:pPr>
-      <w:r>
-        <w:rPr>
-          <w:rFonts w:hint="cs"/>
-          <w:highlight w:val="yellow"/>
-          <w:rtl/>
-        </w:rPr>
-        <w:t xml:space="preserve">לתאר 4-5 פעולות </w:t>
-      </w:r>
-      <w:r>
-        <w:rPr>
-          <w:rFonts w:hint="cs"/>
-          <w:highlight w:val="yellow"/>
-          <w:rtl/>
-        </w:rPr>
-        <w:t xml:space="preserve">ואלגוריתמים </w:t>
-      </w:r>
-      <w:r>
-        <w:rPr>
-          <w:rFonts w:hint="cs"/>
-          <w:highlight w:val="yellow"/>
-          <w:rtl/>
-        </w:rPr>
-        <w:t>עיקרי</w:t>
-      </w:r>
-      <w:r>
-        <w:rPr>
-          <w:rFonts w:hint="cs"/>
-          <w:highlight w:val="yellow"/>
-          <w:rtl/>
-        </w:rPr>
-        <w:t>ים ו</w:t>
-      </w:r>
-      <w:r>
-        <w:rPr>
-          <w:rFonts w:hint="cs"/>
-          <w:highlight w:val="yellow"/>
-          <w:rtl/>
-        </w:rPr>
-        <w:t>חשוב</w:t>
-      </w:r>
-      <w:r>
-        <w:rPr>
-          <w:rFonts w:hint="cs"/>
-          <w:highlight w:val="yellow"/>
-          <w:rtl/>
-        </w:rPr>
-        <w:t>ים</w:t>
-      </w:r>
-      <w:r>
-        <w:rPr>
-          <w:rFonts w:hint="cs"/>
-          <w:highlight w:val="yellow"/>
-          <w:rtl/>
-        </w:rPr>
-        <w:t xml:space="preserve">, וכל אחד: להציג הקוד שלו, תיעוד טענת כניסה ויציאה (פרמטרים וערך מוחזר), </w:t>
-      </w:r>
-      <w:r>
-        <w:rPr>
-          <w:rFonts w:hint="cs"/>
-          <w:highlight w:val="yellow"/>
-          <w:rtl/>
-        </w:rPr>
-        <w:t>מה מבצע?, אופן פעולתו בצורה מפורטת, סיבוכיות זמן ריצה...</w:t>
-      </w:r>
+      </w:pPr>
+    </w:p>
+    <w:p>
+      <w:pPr>
+        <w:ind w:firstLine="0"/>
+      </w:pPr>
     </w:p>
     <w:p>
       <w:pPr>
@@ -17701,7 +17161,321 @@
           <w:rFonts w:hint="cs"/>
           <w:rtl/>
         </w:rPr>
-        <w:t>פעולה 1</w:t>
+        <w:t>מסך רישום</w:t>
+      </w:r>
+    </w:p>
+    <w:p>
+      <w:pPr>
+        <w:pStyle w:val="1"/>
+        <w:rPr>
+          <w:rtl/>
+        </w:rPr>
+      </w:pPr>
+      <w:bookmarkStart w:id="111" w:name="_Toc191372323"/>
+      <w:bookmarkStart w:id="112" w:name="_Toc191827002"/>
+      <w:bookmarkStart w:id="113" w:name="_Toc191827412"/>
+      <w:r>
+        <w:rPr>
+          <w:rFonts w:hint="cs"/>
+          <w:rtl/>
+        </w:rPr>
+        <w:t>תיאור התוכנה</w:t>
+      </w:r>
+      <w:bookmarkEnd w:id="111"/>
+      <w:bookmarkEnd w:id="112"/>
+      <w:bookmarkEnd w:id="113"/>
+    </w:p>
+    <w:p>
+      <w:pPr>
+        <w:pStyle w:val="2"/>
+        <w:rPr>
+          <w:rtl/>
+        </w:rPr>
+      </w:pPr>
+      <w:bookmarkStart w:id="114" w:name="_Toc191372324"/>
+      <w:bookmarkStart w:id="115" w:name="_Toc191827003"/>
+      <w:bookmarkStart w:id="116" w:name="_Toc191827413"/>
+      <w:r>
+        <w:rPr>
+          <w:rFonts w:hint="cs"/>
+          <w:rtl/>
+        </w:rPr>
+        <w:t>סביבת עבודה</w:t>
+      </w:r>
+      <w:bookmarkEnd w:id="114"/>
+      <w:bookmarkEnd w:id="115"/>
+      <w:bookmarkEnd w:id="116"/>
+    </w:p>
+    <w:p>
+      <w:pPr>
+        <w:pStyle w:val="2"/>
+        <w:rPr>
+          <w:rtl/>
+        </w:rPr>
+      </w:pPr>
+      <w:bookmarkStart w:id="117" w:name="_Toc191372325"/>
+      <w:bookmarkStart w:id="118" w:name="_Toc191827004"/>
+      <w:bookmarkStart w:id="119" w:name="_Toc191827414"/>
+      <w:r>
+        <w:rPr>
+          <w:rFonts w:hint="cs"/>
+          <w:rtl/>
+        </w:rPr>
+        <w:t>שפות תכנות</w:t>
+      </w:r>
+      <w:bookmarkEnd w:id="117"/>
+      <w:bookmarkEnd w:id="118"/>
+      <w:bookmarkEnd w:id="119"/>
+    </w:p>
+    <w:p>
+      <w:pPr>
+        <w:pStyle w:val="2"/>
+        <w:rPr>
+          <w:rtl/>
+        </w:rPr>
+      </w:pPr>
+      <w:bookmarkStart w:id="120" w:name="_Toc191372326"/>
+      <w:bookmarkStart w:id="121" w:name="_Toc191827005"/>
+      <w:bookmarkStart w:id="122" w:name="_Toc191827415"/>
+      <w:r>
+        <w:rPr>
+          <w:rFonts w:hint="cs"/>
+          <w:rtl/>
+        </w:rPr>
+        <w:t>תיאור המודולים והמחלקות</w:t>
+      </w:r>
+      <w:bookmarkEnd w:id="120"/>
+      <w:bookmarkEnd w:id="121"/>
+      <w:bookmarkEnd w:id="122"/>
+      <w:r>
+        <w:rPr>
+          <w:rFonts w:hint="cs"/>
+          <w:rtl/>
+        </w:rPr>
+        <w:t xml:space="preserve"> </w:t>
+      </w:r>
+    </w:p>
+    <w:p>
+      <w:pPr>
+        <w:pStyle w:val="3"/>
+        <w:rPr>
+          <w:rtl/>
+        </w:rPr>
+      </w:pPr>
+      <w:bookmarkStart w:id="123" w:name="_Toc191372327"/>
+      <w:bookmarkStart w:id="124" w:name="_Toc191827416"/>
+      <w:r>
+        <w:rPr>
+          <w:rFonts w:hint="cs"/>
+          <w:rtl/>
+        </w:rPr>
+        <w:t>עץ המודולים</w:t>
+      </w:r>
+      <w:bookmarkEnd w:id="123"/>
+      <w:bookmarkEnd w:id="124"/>
+    </w:p>
+    <w:p>
+      <w:pPr>
+        <w:pStyle w:val="3"/>
+        <w:rPr>
+          <w:rtl/>
+        </w:rPr>
+      </w:pPr>
+      <w:bookmarkStart w:id="125" w:name="_Toc191372328"/>
+      <w:bookmarkStart w:id="126" w:name="_Toc191827417"/>
+      <w:r>
+        <w:rPr>
+          <w:rFonts w:hint="cs"/>
+          <w:rtl/>
+          <w:lang w:val="en-GB"/>
+        </w:rPr>
+        <w:t xml:space="preserve">תרשים </w:t>
+      </w:r>
+      <w:r>
+        <w:rPr>
+          <w:rFonts w:hint="cs"/>
+          <w:rtl/>
+        </w:rPr>
+        <w:t xml:space="preserve">מחלקות </w:t>
+      </w:r>
+      <w:r>
+        <w:t>Class Diagram</w:t>
+      </w:r>
+      <w:bookmarkEnd w:id="125"/>
+      <w:bookmarkEnd w:id="126"/>
+    </w:p>
+    <w:p>
+      <w:pPr>
+        <w:pStyle w:val="3"/>
+        <w:rPr>
+          <w:rtl/>
+        </w:rPr>
+      </w:pPr>
+      <w:bookmarkStart w:id="127" w:name="_Toc191372329"/>
+      <w:bookmarkStart w:id="128" w:name="_Toc191827418"/>
+      <w:r>
+        <w:rPr>
+          <w:rFonts w:hint="cs"/>
+          <w:rtl/>
+        </w:rPr>
+        <w:t>תיאור מחלקות מפורט</w:t>
+      </w:r>
+      <w:bookmarkEnd w:id="127"/>
+      <w:bookmarkEnd w:id="128"/>
+    </w:p>
+    <w:p>
+      <w:pPr>
+        <w:pStyle w:val="2"/>
+        <w:rPr>
+          <w:rtl/>
+        </w:rPr>
+      </w:pPr>
+      <w:bookmarkStart w:id="129" w:name="_Toc191372330"/>
+      <w:bookmarkStart w:id="130" w:name="_Toc191827006"/>
+      <w:bookmarkStart w:id="131" w:name="_Toc191827419"/>
+      <w:r>
+        <w:rPr>
+          <w:rFonts w:hint="cs"/>
+          <w:rtl/>
+        </w:rPr>
+        <w:t>מבנה נתונים בשימוש</w:t>
+      </w:r>
+      <w:bookmarkEnd w:id="129"/>
+      <w:bookmarkEnd w:id="130"/>
+      <w:bookmarkEnd w:id="131"/>
+    </w:p>
+    <w:p>
+      <w:pPr>
+        <w:pStyle w:val="2"/>
+        <w:rPr>
+          <w:rtl/>
+        </w:rPr>
+      </w:pPr>
+      <w:bookmarkStart w:id="132" w:name="_Toc191372331"/>
+      <w:bookmarkStart w:id="133" w:name="_Toc191827007"/>
+      <w:bookmarkStart w:id="134" w:name="_Toc191827420"/>
+      <w:r>
+        <w:rPr>
+          <w:rFonts w:hint="cs"/>
+          <w:rtl/>
+        </w:rPr>
+        <w:t>קוד התוכנית לפעולות</w:t>
+      </w:r>
+      <w:r>
+        <w:rPr>
+          <w:rFonts w:hint="cs"/>
+          <w:rtl/>
+        </w:rPr>
+        <w:t xml:space="preserve"> ו</w:t>
+      </w:r>
+      <w:r>
+        <w:rPr>
+          <w:rFonts w:hint="cs"/>
+          <w:rtl/>
+        </w:rPr>
+        <w:t>אלגוריתמים</w:t>
+      </w:r>
+      <w:r>
+        <w:rPr>
+          <w:rFonts w:hint="cs"/>
+          <w:rtl/>
+        </w:rPr>
+        <w:t xml:space="preserve"> עיקרי</w:t>
+      </w:r>
+      <w:r>
+        <w:rPr>
+          <w:rFonts w:hint="cs"/>
+          <w:rtl/>
+        </w:rPr>
+        <w:t>ים</w:t>
+      </w:r>
+      <w:r>
+        <w:rPr>
+          <w:rFonts w:hint="cs"/>
+          <w:rtl/>
+        </w:rPr>
+        <w:t xml:space="preserve"> וחשוב</w:t>
+      </w:r>
+      <w:r>
+        <w:rPr>
+          <w:rFonts w:hint="cs"/>
+          <w:rtl/>
+        </w:rPr>
+        <w:t>ים</w:t>
+      </w:r>
+      <w:bookmarkEnd w:id="132"/>
+      <w:bookmarkEnd w:id="133"/>
+      <w:bookmarkEnd w:id="134"/>
+    </w:p>
+    <w:p>
+      <w:pPr>
+        <w:rPr>
+          <w:rtl/>
+        </w:rPr>
+      </w:pPr>
+      <w:r>
+        <w:rPr>
+          <w:rFonts w:hint="cs"/>
+          <w:highlight w:val="yellow"/>
+          <w:rtl/>
+        </w:rPr>
+        <w:t xml:space="preserve">לתאר 4-5 פעולות </w:t>
+      </w:r>
+      <w:r>
+        <w:rPr>
+          <w:rFonts w:hint="cs"/>
+          <w:highlight w:val="yellow"/>
+          <w:rtl/>
+        </w:rPr>
+        <w:t xml:space="preserve">ואלגוריתמים </w:t>
+      </w:r>
+      <w:r>
+        <w:rPr>
+          <w:rFonts w:hint="cs"/>
+          <w:highlight w:val="yellow"/>
+          <w:rtl/>
+        </w:rPr>
+        <w:t>עיקרי</w:t>
+      </w:r>
+      <w:r>
+        <w:rPr>
+          <w:rFonts w:hint="cs"/>
+          <w:highlight w:val="yellow"/>
+          <w:rtl/>
+        </w:rPr>
+        <w:t>ים ו</w:t>
+      </w:r>
+      <w:r>
+        <w:rPr>
+          <w:rFonts w:hint="cs"/>
+          <w:highlight w:val="yellow"/>
+          <w:rtl/>
+        </w:rPr>
+        <w:t>חשוב</w:t>
+      </w:r>
+      <w:r>
+        <w:rPr>
+          <w:rFonts w:hint="cs"/>
+          <w:highlight w:val="yellow"/>
+          <w:rtl/>
+        </w:rPr>
+        <w:t>ים</w:t>
+      </w:r>
+      <w:r>
+        <w:rPr>
+          <w:rFonts w:hint="cs"/>
+          <w:highlight w:val="yellow"/>
+          <w:rtl/>
+        </w:rPr>
+        <w:t xml:space="preserve">, וכל אחד: להציג הקוד שלו, תיעוד טענת כניסה ויציאה (פרמטרים וערך מוחזר), </w:t>
+      </w:r>
+      <w:r>
+        <w:rPr>
+          <w:rFonts w:hint="cs"/>
+          <w:highlight w:val="yellow"/>
+          <w:rtl/>
+        </w:rPr>
+        <w:t>מה מבצע?, אופן פעולתו בצורה מפורטת, סיבוכיות זמן ריצה...</w:t>
       </w:r>
     </w:p>
     <w:p>
@@ -17717,6 +17491,22 @@
           <w:rFonts w:hint="cs"/>
           <w:rtl/>
         </w:rPr>
+        <w:t>פעולה 1</w:t>
+      </w:r>
+    </w:p>
+    <w:p>
+      <w:pPr>
+        <w:pStyle w:val="a8"/>
+        <w:numPr>
+          <w:ilvl w:val="0"/>
+          <w:numId w:val="28"/>
+        </w:numPr>
+      </w:pPr>
+      <w:r>
+        <w:rPr>
+          <w:rFonts w:hint="cs"/>
+          <w:rtl/>
+        </w:rPr>
         <w:t>:</w:t>
       </w:r>
     </w:p>
@@ -17856,7 +17646,6 @@
           <w:rFonts w:hint="cs"/>
           <w:rtl/>
         </w:rPr>
-        <w:lastRenderedPageBreak/>
         <w:t>מסקנות</w:t>
       </w:r>
       <w:bookmarkEnd w:id="141"/>
@@ -17870,7 +17659,6 @@
       <w:pPr>
         <w:rPr>
           <w:rFonts w:ascii="Arial" w:hAnsi="Arial" w:cs="Arial"/>
-          <w:lang/>
         </w:rPr>
       </w:pPr>
       <w:r>
@@ -17883,7 +17671,6 @@
       <w:r>
         <w:rPr>
           <w:rFonts w:ascii="Arial" w:hAnsi="Arial" w:cs="Arial"/>
-          <w:lang/>
         </w:rPr>
         <w:t>.</w:t>
       </w:r>
@@ -17892,7 +17679,6 @@
       <w:pPr>
         <w:rPr>
           <w:rFonts w:ascii="Arial" w:hAnsi="Arial" w:cs="Arial"/>
-          <w:lang/>
         </w:rPr>
       </w:pPr>
       <w:r>
@@ -17905,7 +17691,6 @@
       <w:r>
         <w:rPr>
           <w:rFonts w:ascii="Arial" w:hAnsi="Arial" w:cs="Arial"/>
-          <w:lang/>
         </w:rPr>
         <w:t xml:space="preserve"> Spring Boot </w:t>
       </w:r>
@@ -17919,7 +17704,6 @@
       <w:r>
         <w:rPr>
           <w:rFonts w:ascii="Arial" w:hAnsi="Arial" w:cs="Arial"/>
-          <w:lang/>
         </w:rPr>
         <w:t xml:space="preserve"> (DB). </w:t>
       </w:r>
@@ -17933,7 +17717,6 @@
       <w:r>
         <w:rPr>
           <w:rFonts w:ascii="Arial" w:hAnsi="Arial" w:cs="Arial"/>
-          <w:lang/>
         </w:rPr>
         <w:t xml:space="preserve"> CRUD </w:t>
       </w:r>
@@ -17947,7 +17730,6 @@
       <w:r>
         <w:rPr>
           <w:rFonts w:ascii="Arial" w:hAnsi="Arial" w:cs="Arial"/>
-          <w:lang/>
         </w:rPr>
         <w:t>.</w:t>
       </w:r>
@@ -17956,7 +17738,6 @@
       <w:pPr>
         <w:rPr>
           <w:rFonts w:ascii="Arial" w:hAnsi="Arial" w:cs="Arial"/>
-          <w:lang/>
         </w:rPr>
       </w:pPr>
       <w:r>
@@ -17969,7 +17750,6 @@
       <w:r>
         <w:rPr>
           <w:rFonts w:ascii="Arial" w:hAnsi="Arial" w:cs="Arial"/>
-          <w:lang/>
         </w:rPr>
         <w:t>.</w:t>
       </w:r>
@@ -17978,7 +17758,6 @@
       <w:pPr>
         <w:rPr>
           <w:rFonts w:ascii="Arial" w:hAnsi="Arial" w:cs="Arial"/>
-          <w:lang/>
         </w:rPr>
       </w:pPr>
       <w:r>
@@ -18007,7 +17786,6 @@
       <w:r>
         <w:rPr>
           <w:rFonts w:ascii="Arial" w:hAnsi="Arial" w:cs="Arial"/>
-          <w:lang/>
         </w:rPr>
         <w:t>.</w:t>
       </w:r>
@@ -18016,7 +17794,6 @@
       <w:pPr>
         <w:rPr>
           <w:rFonts w:ascii="Arial" w:hAnsi="Arial" w:cs="Arial"/>
-          <w:lang/>
         </w:rPr>
       </w:pPr>
       <w:r>
@@ -18029,7 +17806,6 @@
       <w:r>
         <w:rPr>
           <w:rFonts w:ascii="Arial" w:hAnsi="Arial" w:cs="Arial"/>
-          <w:lang/>
         </w:rPr>
         <w:t>.</w:t>
       </w:r>
@@ -18038,71 +17814,62 @@
       <w:pPr>
         <w:rPr>
           <w:rtl/>
-          <w:lang/>
-        </w:rPr>
-      </w:pPr>
-    </w:p>
-    <w:p>
-      <w:pPr>
-        <w:rPr>
-          <w:rtl/>
-          <w:lang/>
-        </w:rPr>
-      </w:pPr>
-    </w:p>
-    <w:p>
-      <w:pPr>
-        <w:rPr>
-          <w:rtl/>
-          <w:lang/>
-        </w:rPr>
-      </w:pPr>
-    </w:p>
-    <w:p>
-      <w:pPr>
-        <w:rPr>
-          <w:rtl/>
-          <w:lang/>
-        </w:rPr>
-      </w:pPr>
-    </w:p>
-    <w:p>
-      <w:pPr>
-        <w:rPr>
-          <w:rtl/>
-          <w:lang/>
-        </w:rPr>
-      </w:pPr>
-    </w:p>
-    <w:p>
-      <w:pPr>
-        <w:rPr>
-          <w:rtl/>
-          <w:lang/>
-        </w:rPr>
-      </w:pPr>
-    </w:p>
-    <w:p>
-      <w:pPr>
-        <w:rPr>
-          <w:rtl/>
-          <w:lang/>
-        </w:rPr>
-      </w:pPr>
-    </w:p>
-    <w:p>
-      <w:pPr>
-        <w:rPr>
-          <w:rtl/>
-          <w:lang/>
-        </w:rPr>
-      </w:pPr>
-    </w:p>
-    <w:p>
-      <w:pPr>
-        <w:rPr>
-          <w:rtl/>
-          <w:lang/>
+        </w:rPr>
+      </w:pPr>
+    </w:p>
+    <w:p>
+      <w:pPr>
+        <w:rPr>
+          <w:rtl/>
+        </w:rPr>
+      </w:pPr>
+    </w:p>
+    <w:p>
+      <w:pPr>
+        <w:rPr>
+          <w:rtl/>
+        </w:rPr>
+      </w:pPr>
+    </w:p>
+    <w:p>
+      <w:pPr>
+        <w:rPr>
+          <w:rtl/>
+        </w:rPr>
+      </w:pPr>
+    </w:p>
+    <w:p>
+      <w:pPr>
+        <w:rPr>
+          <w:rtl/>
+        </w:rPr>
+      </w:pPr>
+    </w:p>
+    <w:p>
+      <w:pPr>
+        <w:rPr>
+          <w:rtl/>
+        </w:rPr>
+      </w:pPr>
+    </w:p>
+    <w:p>
+      <w:pPr>
+        <w:rPr>
+          <w:rtl/>
+        </w:rPr>
+      </w:pPr>
+    </w:p>
+    <w:p>
+      <w:pPr>
+        <w:rPr>
+          <w:rtl/>
+        </w:rPr>
+      </w:pPr>
+    </w:p>
+    <w:p>
+      <w:pPr>
+        <w:rPr>
+          <w:rtl/>
         </w:rPr>
       </w:pPr>
     </w:p>
@@ -18120,7 +17887,6 @@
           <w:rFonts w:hint="cs"/>
           <w:rtl/>
         </w:rPr>
-        <w:lastRenderedPageBreak/>
         <w:t>פיתוחים עתידיים</w:t>
       </w:r>
       <w:bookmarkEnd w:id="144"/>
@@ -18328,29 +18094,27 @@
     </w:p>
     <w:p>
       <w:pPr>
-        <w:rPr>
-          <w:rtl/>
-        </w:rPr>
-      </w:pPr>
-    </w:p>
-    <w:p>
-      <w:pPr>
-        <w:rPr>
-          <w:rtl/>
-        </w:rPr>
-      </w:pPr>
-    </w:p>
-    <w:p>
-      <w:pPr>
-        <w:jc w:val="right"/>
-        <w:rPr>
-          <w:rtl/>
-        </w:rPr>
-      </w:pPr>
-      <w:r>
-        <w:t xml:space="preserve">1. Robby K. H, Antonius I.S, Dyah N, Widyastuti W, “Securing RFID in IoT Networks with Lightweight AES and ECDH Cryptography Approach”, August 2024 </w:t>
-      </w:r>
-      <w:hyperlink r:id="rId27" w:history="1">
+        <w:pStyle w:val="a8"/>
+        <w:numPr>
+          <w:ilvl w:val="0"/>
+          <w:numId w:val="111"/>
+        </w:numPr>
+        <w:bidi w:val="0"/>
+        <w:ind w:left="0" w:firstLine="0"/>
+        <w:rPr>
+          <w:rtl/>
+        </w:rPr>
+      </w:pPr>
+      <w:r>
+        <w:t>Robby K. H, Antonius I.S, Dyah N, Widyastuti W, “Securing RFID in IoT</w:t>
+      </w:r>
+      <w:r>
+        <w:t xml:space="preserve"> </w:t>
+      </w:r>
+      <w:r>
+        <w:t xml:space="preserve">Networks with Lightweight AES and ECDH Cryptography Approach”, August 2024 </w:t>
+      </w:r>
+      <w:hyperlink r:id="rId28" w:history="1">
         <w:r>
           <w:rPr>
             <w:rStyle w:val="Hyperlink"/>
@@ -18361,12 +18125,18 @@
     </w:p>
     <w:p>
       <w:pPr>
-        <w:jc w:val="right"/>
-      </w:pPr>
-      <w:r>
-        <w:t xml:space="preserve"> 2. Limin Zhang, Li Wang, “A Hybrid Encryption Approach for Efficient and Secure Data Transmission in IoT Devices”, June 2024 </w:t>
-      </w:r>
-      <w:hyperlink r:id="rId28" w:history="1">
+        <w:pStyle w:val="a8"/>
+        <w:numPr>
+          <w:ilvl w:val="0"/>
+          <w:numId w:val="111"/>
+        </w:numPr>
+        <w:bidi w:val="0"/>
+        <w:ind w:left="0" w:firstLine="0"/>
+      </w:pPr>
+      <w:r>
+        <w:t xml:space="preserve">Limin Zhang, Li Wang, “A Hybrid Encryption Approach for Efficient and Secure Data Transmission in IoT Devices”, June 2024 </w:t>
+      </w:r>
+      <w:hyperlink r:id="rId29" w:history="1">
         <w:r>
           <w:rPr>
             <w:rStyle w:val="Hyperlink"/>
@@ -18377,48 +18147,52 @@
     </w:p>
     <w:p>
       <w:pPr>
+        <w:pStyle w:val="a8"/>
+        <w:numPr>
+          <w:ilvl w:val="0"/>
+          <w:numId w:val="111"/>
+        </w:numPr>
+        <w:ind w:left="450"/>
+        <w:rPr>
+          <w:rtl/>
+        </w:rPr>
+      </w:pPr>
+      <w:r>
+        <w:rPr>
+          <w:rFonts w:hint="cs"/>
+          <w:rtl/>
+        </w:rPr>
+        <w:t>הסבר על אלגוריתם</w:t>
+      </w:r>
+      <w:r>
+        <w:t xml:space="preserve">AES 256   </w:t>
+      </w:r>
+      <w:r>
+        <w:rPr>
+          <w:rFonts w:hint="cs"/>
+          <w:rtl/>
+        </w:rPr>
+        <w:t xml:space="preserve">   </w:t>
+      </w:r>
+      <w:r>
+        <w:t xml:space="preserve"> </w:t>
+      </w:r>
+      <w:r>
+        <w:rPr>
+          <w:rFonts w:hint="cs"/>
+          <w:rtl/>
+        </w:rPr>
+        <w:t xml:space="preserve"> </w:t>
+      </w:r>
+    </w:p>
+    <w:p>
+      <w:pPr>
         <w:jc w:val="right"/>
-        <w:rPr>
-          <w:rFonts w:hint="cs"/>
-          <w:rtl/>
-        </w:rPr>
-      </w:pPr>
-      <w:r>
-        <w:rPr>
-          <w:rFonts w:hint="cs"/>
-          <w:rtl/>
-        </w:rPr>
-        <w:t>הסבר על אלגוריתם</w:t>
-      </w:r>
-      <w:r>
-        <w:t xml:space="preserve">AES 256   </w:t>
-      </w:r>
-      <w:r>
-        <w:rPr>
-          <w:rFonts w:hint="cs"/>
-          <w:rtl/>
-        </w:rPr>
-        <w:t xml:space="preserve">   </w:t>
-      </w:r>
-      <w:r>
-        <w:t xml:space="preserve">3. </w:t>
-      </w:r>
-      <w:r>
-        <w:rPr>
-          <w:rFonts w:hint="cs"/>
-          <w:rtl/>
-        </w:rPr>
+      </w:pPr>
+      <w:r>
         <w:t xml:space="preserve"> </w:t>
       </w:r>
-    </w:p>
-    <w:p>
-      <w:pPr>
-        <w:jc w:val="right"/>
-      </w:pPr>
-      <w:r>
-        <w:t xml:space="preserve"> </w:t>
-      </w:r>
-      <w:hyperlink r:id="rId29" w:history="1">
+      <w:hyperlink r:id="rId30" w:history="1">
         <w:r>
           <w:rPr>
             <w:rStyle w:val="Hyperlink"/>
@@ -18429,32 +18203,16 @@
     </w:p>
     <w:p>
       <w:pPr>
-        <w:jc w:val="right"/>
-        <w:rPr>
-          <w:rtl/>
-        </w:rPr>
-      </w:pPr>
-    </w:p>
-    <w:p>
-      <w:pPr>
-        <w:jc w:val="right"/>
-        <w:rPr>
-          <w:rtl/>
-        </w:rPr>
-      </w:pPr>
-    </w:p>
-    <w:p>
-      <w:pPr>
         <w:bidi w:val="0"/>
         <w:ind w:left="-7" w:firstLine="0"/>
       </w:pPr>
     </w:p>
     <w:sectPr>
-      <w:headerReference w:type="default" r:id="rId30"/>
-      <w:footerReference w:type="default" r:id="rId31"/>
-      <w:headerReference w:type="first" r:id="rId32"/>
+      <w:headerReference w:type="default" r:id="rId31"/>
+      <w:footerReference w:type="default" r:id="rId32"/>
+      <w:headerReference w:type="first" r:id="rId33"/>
       <w:pgSz w:w="12240" w:h="15840"/>
-      <w:pgMar w:top="1134" w:right="1800" w:bottom="1276" w:left="1800" w:header="720" w:footer="342" w:gutter="0"/>
+      <w:pgMar w:top="1134" w:right="1530" w:bottom="1276" w:left="1800" w:header="720" w:footer="342" w:gutter="0"/>
       <w:pgNumType w:start="1"/>
       <w:cols w:space="720"/>
       <w:titlePg/>
@@ -23391,6 +23149,92 @@
     </w:lvl>
   </w:abstractNum>
   <w:abstractNum w:abstractNumId="36" w15:restartNumberingAfterBreak="0">
+    <w:nsid w:val="3E6D0DC2"/>
+    <w:multiLevelType w:val="hybridMultilevel"/>
+    <w:tmpl w:val="AD2872A6"/>
+    <w:lvl w:ilvl="0" w:tplc="0809000F">
+      <w:start w:val="1"/>
+      <w:numFmt w:val="decimal"/>
+      <w:lvlText w:val="%1."/>
+      <w:lvlJc w:val="left"/>
+      <w:pPr>
+        <w:ind w:left="3143" w:hanging="360"/>
+      </w:pPr>
+    </w:lvl>
+    <w:lvl w:ilvl="1" w:tplc="08090019">
+      <w:start w:val="1"/>
+      <w:numFmt w:val="lowerLetter"/>
+      <w:lvlText w:val="%2."/>
+      <w:lvlJc w:val="left"/>
+      <w:pPr>
+        <w:ind w:left="3863" w:hanging="360"/>
+      </w:pPr>
+    </w:lvl>
+    <w:lvl w:ilvl="2" w:tplc="0809001B" w:tentative="1">
+      <w:start w:val="1"/>
+      <w:numFmt w:val="lowerRoman"/>
+      <w:lvlText w:val="%3."/>
+      <w:lvlJc w:val="right"/>
+      <w:pPr>
+        <w:ind w:left="4583" w:hanging="180"/>
+      </w:pPr>
+    </w:lvl>
+    <w:lvl w:ilvl="3" w:tplc="0809000F" w:tentative="1">
+      <w:start w:val="1"/>
+      <w:numFmt w:val="decimal"/>
+      <w:lvlText w:val="%4."/>
+      <w:lvlJc w:val="left"/>
+      <w:pPr>
+        <w:ind w:left="5303" w:hanging="360"/>
+      </w:pPr>
+    </w:lvl>
+    <w:lvl w:ilvl="4" w:tplc="08090019" w:tentative="1">
+      <w:start w:val="1"/>
+      <w:numFmt w:val="lowerLetter"/>
+      <w:lvlText w:val="%5."/>
+      <w:lvlJc w:val="left"/>
+      <w:pPr>
+        <w:ind w:left="6023" w:hanging="360"/>
+      </w:pPr>
+    </w:lvl>
+    <w:lvl w:ilvl="5" w:tplc="0809001B" w:tentative="1">
+      <w:start w:val="1"/>
+      <w:numFmt w:val="lowerRoman"/>
+      <w:lvlText w:val="%6."/>
+      <w:lvlJc w:val="right"/>
+      <w:pPr>
+        <w:ind w:left="6743" w:hanging="180"/>
+      </w:pPr>
+    </w:lvl>
+    <w:lvl w:ilvl="6" w:tplc="0809000F" w:tentative="1">
+      <w:start w:val="1"/>
+      <w:numFmt w:val="decimal"/>
+      <w:lvlText w:val="%7."/>
+      <w:lvlJc w:val="left"/>
+      <w:pPr>
+        <w:ind w:left="7463" w:hanging="360"/>
+      </w:pPr>
+    </w:lvl>
+    <w:lvl w:ilvl="7" w:tplc="08090019" w:tentative="1">
+      <w:start w:val="1"/>
+      <w:numFmt w:val="lowerLetter"/>
+      <w:lvlText w:val="%8."/>
+      <w:lvlJc w:val="left"/>
+      <w:pPr>
+        <w:ind w:left="8183" w:hanging="360"/>
+      </w:pPr>
+    </w:lvl>
+    <w:lvl w:ilvl="8" w:tplc="0809001B" w:tentative="1">
+      <w:start w:val="1"/>
+      <w:numFmt w:val="lowerRoman"/>
+      <w:lvlText w:val="%9."/>
+      <w:lvlJc w:val="right"/>
+      <w:pPr>
+        <w:ind w:left="8903" w:hanging="180"/>
+      </w:pPr>
+    </w:lvl>
+  </w:abstractNum>
+  <w:abstractNum w:abstractNumId="37" w15:restartNumberingAfterBreak="0">
     <w:nsid w:val="411B799A"/>
     <w:multiLevelType w:val="multilevel"/>
     <w:tmpl w:val="CB785CFC"/>
@@ -23539,7 +23383,7 @@
       </w:rPr>
     </w:lvl>
   </w:abstractNum>
-  <w:abstractNum w:abstractNumId="37" w15:restartNumberingAfterBreak="0">
+  <w:abstractNum w:abstractNumId="38" w15:restartNumberingAfterBreak="0">
     <w:nsid w:val="41370B96"/>
     <w:multiLevelType w:val="multilevel"/>
     <w:tmpl w:val="A540F2B4"/>
@@ -23654,7 +23498,93 @@
       </w:rPr>
     </w:lvl>
   </w:abstractNum>
-  <w:abstractNum w:abstractNumId="38" w15:restartNumberingAfterBreak="0">
+  <w:abstractNum w:abstractNumId="39" w15:restartNumberingAfterBreak="0">
+    <w:nsid w:val="423D4D74"/>
+    <w:multiLevelType w:val="hybridMultilevel"/>
+    <w:tmpl w:val="3F200C86"/>
+    <w:lvl w:ilvl="0" w:tplc="0809000F">
+      <w:start w:val="1"/>
+      <w:numFmt w:val="decimal"/>
+      <w:lvlText w:val="%1."/>
+      <w:lvlJc w:val="left"/>
+      <w:pPr>
+        <w:ind w:left="713" w:hanging="360"/>
+      </w:pPr>
+    </w:lvl>
+    <w:lvl w:ilvl="1" w:tplc="08090019" w:tentative="1">
+      <w:start w:val="1"/>
+      <w:numFmt w:val="lowerLetter"/>
+      <w:lvlText w:val="%2."/>
+      <w:lvlJc w:val="left"/>
+      <w:pPr>
+        <w:ind w:left="1433" w:hanging="360"/>
+      </w:pPr>
+    </w:lvl>
+    <w:lvl w:ilvl="2" w:tplc="0809001B" w:tentative="1">
+      <w:start w:val="1"/>
+      <w:numFmt w:val="lowerRoman"/>
+      <w:lvlText w:val="%3."/>
+      <w:lvlJc w:val="right"/>
+      <w:pPr>
+        <w:ind w:left="2153" w:hanging="180"/>
+      </w:pPr>
+    </w:lvl>
+    <w:lvl w:ilvl="3" w:tplc="0809000F" w:tentative="1">
+      <w:start w:val="1"/>
+      <w:numFmt w:val="decimal"/>
+      <w:lvlText w:val="%4."/>
+      <w:lvlJc w:val="left"/>
+      <w:pPr>
+        <w:ind w:left="2873" w:hanging="360"/>
+      </w:pPr>
+    </w:lvl>
+    <w:lvl w:ilvl="4" w:tplc="08090019" w:tentative="1">
+      <w:start w:val="1"/>
+      <w:numFmt w:val="lowerLetter"/>
+      <w:lvlText w:val="%5."/>
+      <w:lvlJc w:val="left"/>
+      <w:pPr>
+        <w:ind w:left="3593" w:hanging="360"/>
+      </w:pPr>
+    </w:lvl>
+    <w:lvl w:ilvl="5" w:tplc="0809001B" w:tentative="1">
+      <w:start w:val="1"/>
+      <w:numFmt w:val="lowerRoman"/>
+      <w:lvlText w:val="%6."/>
+      <w:lvlJc w:val="right"/>
+      <w:pPr>
+        <w:ind w:left="4313" w:hanging="180"/>
+      </w:pPr>
+    </w:lvl>
+    <w:lvl w:ilvl="6" w:tplc="0809000F" w:tentative="1">
+      <w:start w:val="1"/>
+      <w:numFmt w:val="decimal"/>
+      <w:lvlText w:val="%7."/>
+      <w:lvlJc w:val="left"/>
+      <w:pPr>
+        <w:ind w:left="5033" w:hanging="360"/>
+      </w:pPr>
+    </w:lvl>
+    <w:lvl w:ilvl="7" w:tplc="08090019" w:tentative="1">
+      <w:start w:val="1"/>
+      <w:numFmt w:val="lowerLetter"/>
+      <w:lvlText w:val="%8."/>
+      <w:lvlJc w:val="left"/>
+      <w:pPr>
+        <w:ind w:left="5753" w:hanging="360"/>
+      </w:pPr>
+    </w:lvl>
+    <w:lvl w:ilvl="8" w:tplc="0809001B" w:tentative="1">
+      <w:start w:val="1"/>
+      <w:numFmt w:val="lowerRoman"/>
+      <w:lvlText w:val="%9."/>
+      <w:lvlJc w:val="right"/>
+      <w:pPr>
+        <w:ind w:left="6473" w:hanging="180"/>
+      </w:pPr>
+    </w:lvl>
+  </w:abstractNum>
+  <w:abstractNum w:abstractNumId="40" w15:restartNumberingAfterBreak="0">
     <w:nsid w:val="43A43B25"/>
     <w:multiLevelType w:val="multilevel"/>
     <w:tmpl w:val="6DB2BD12"/>
@@ -23771,7 +23701,7 @@
       </w:pPr>
     </w:lvl>
   </w:abstractNum>
-  <w:abstractNum w:abstractNumId="39" w15:restartNumberingAfterBreak="0">
+  <w:abstractNum w:abstractNumId="41" w15:restartNumberingAfterBreak="0">
     <w:nsid w:val="43F9629F"/>
     <w:multiLevelType w:val="multilevel"/>
     <w:tmpl w:val="90709032"/>
@@ -23920,7 +23850,7 @@
       </w:rPr>
     </w:lvl>
   </w:abstractNum>
-  <w:abstractNum w:abstractNumId="40" w15:restartNumberingAfterBreak="0">
+  <w:abstractNum w:abstractNumId="42" w15:restartNumberingAfterBreak="0">
     <w:nsid w:val="494B129B"/>
     <w:multiLevelType w:val="hybridMultilevel"/>
     <w:tmpl w:val="618251EC"/>
@@ -24034,7 +23964,7 @@
       </w:rPr>
     </w:lvl>
   </w:abstractNum>
-  <w:abstractNum w:abstractNumId="41" w15:restartNumberingAfterBreak="0">
+  <w:abstractNum w:abstractNumId="43" w15:restartNumberingAfterBreak="0">
     <w:nsid w:val="49B617CC"/>
     <w:multiLevelType w:val="hybridMultilevel"/>
     <w:tmpl w:val="57EA10A8"/>
@@ -24148,7 +24078,7 @@
       </w:rPr>
     </w:lvl>
   </w:abstractNum>
-  <w:abstractNum w:abstractNumId="42" w15:restartNumberingAfterBreak="0">
+  <w:abstractNum w:abstractNumId="44" w15:restartNumberingAfterBreak="0">
     <w:nsid w:val="4B565412"/>
     <w:multiLevelType w:val="hybridMultilevel"/>
     <w:tmpl w:val="0C18625C"/>
@@ -24261,7 +24191,7 @@
       </w:rPr>
     </w:lvl>
   </w:abstractNum>
-  <w:abstractNum w:abstractNumId="43" w15:restartNumberingAfterBreak="0">
+  <w:abstractNum w:abstractNumId="45" w15:restartNumberingAfterBreak="0">
     <w:nsid w:val="4B873FFB"/>
     <w:multiLevelType w:val="multilevel"/>
     <w:tmpl w:val="A7BEB906"/>
@@ -24410,7 +24340,7 @@
       </w:rPr>
     </w:lvl>
   </w:abstractNum>
-  <w:abstractNum w:abstractNumId="44" w15:restartNumberingAfterBreak="0">
+  <w:abstractNum w:abstractNumId="46" w15:restartNumberingAfterBreak="0">
     <w:nsid w:val="4C3B2AB0"/>
     <w:multiLevelType w:val="hybridMultilevel"/>
     <w:tmpl w:val="9412D9DE"/>
@@ -24523,7 +24453,7 @@
       </w:rPr>
     </w:lvl>
   </w:abstractNum>
-  <w:abstractNum w:abstractNumId="45" w15:restartNumberingAfterBreak="0">
+  <w:abstractNum w:abstractNumId="47" w15:restartNumberingAfterBreak="0">
     <w:nsid w:val="4C3D00B3"/>
     <w:multiLevelType w:val="hybridMultilevel"/>
     <w:tmpl w:val="35324A3C"/>
@@ -24636,7 +24566,7 @@
       </w:rPr>
     </w:lvl>
   </w:abstractNum>
-  <w:abstractNum w:abstractNumId="46" w15:restartNumberingAfterBreak="0">
+  <w:abstractNum w:abstractNumId="48" w15:restartNumberingAfterBreak="0">
     <w:nsid w:val="4CED7265"/>
     <w:multiLevelType w:val="multilevel"/>
     <w:tmpl w:val="C79E9A8E"/>
@@ -24785,7 +24715,7 @@
       </w:rPr>
     </w:lvl>
   </w:abstractNum>
-  <w:abstractNum w:abstractNumId="47" w15:restartNumberingAfterBreak="0">
+  <w:abstractNum w:abstractNumId="49" w15:restartNumberingAfterBreak="0">
     <w:nsid w:val="4D5C7E0B"/>
     <w:multiLevelType w:val="hybridMultilevel"/>
     <w:tmpl w:val="A80E9380"/>
@@ -24876,7 +24806,7 @@
       </w:pPr>
     </w:lvl>
   </w:abstractNum>
-  <w:abstractNum w:abstractNumId="48" w15:restartNumberingAfterBreak="0">
+  <w:abstractNum w:abstractNumId="50" w15:restartNumberingAfterBreak="0">
     <w:nsid w:val="4E085013"/>
     <w:multiLevelType w:val="multilevel"/>
     <w:tmpl w:val="62DCFBDA"/>
@@ -24989,7 +24919,7 @@
       </w:pPr>
     </w:lvl>
   </w:abstractNum>
-  <w:abstractNum w:abstractNumId="49" w15:restartNumberingAfterBreak="0">
+  <w:abstractNum w:abstractNumId="51" w15:restartNumberingAfterBreak="0">
     <w:nsid w:val="4E781312"/>
     <w:multiLevelType w:val="multilevel"/>
     <w:tmpl w:val="8D2C4EFC"/>
@@ -25138,10 +25068,10 @@
       </w:rPr>
     </w:lvl>
   </w:abstractNum>
-  <w:abstractNum w:abstractNumId="50" w15:restartNumberingAfterBreak="0">
+  <w:abstractNum w:abstractNumId="52" w15:restartNumberingAfterBreak="0">
     <w:nsid w:val="4EAC6AB7"/>
     <w:multiLevelType w:val="multilevel"/>
-    <w:tmpl w:val="96584776"/>
+    <w:tmpl w:val="6B2875E8"/>
     <w:lvl w:ilvl="0">
       <w:start w:val="1"/>
       <w:numFmt w:val="decimal"/>
@@ -25303,7 +25233,7 @@
       </w:rPr>
     </w:lvl>
   </w:abstractNum>
-  <w:abstractNum w:abstractNumId="51" w15:restartNumberingAfterBreak="0">
+  <w:abstractNum w:abstractNumId="53" w15:restartNumberingAfterBreak="0">
     <w:nsid w:val="4F5063F6"/>
     <w:multiLevelType w:val="hybridMultilevel"/>
     <w:tmpl w:val="417E11DC"/>
@@ -25392,7 +25322,7 @@
       </w:pPr>
     </w:lvl>
   </w:abstractNum>
-  <w:abstractNum w:abstractNumId="52" w15:restartNumberingAfterBreak="0">
+  <w:abstractNum w:abstractNumId="54" w15:restartNumberingAfterBreak="0">
     <w:nsid w:val="4F886B8D"/>
     <w:multiLevelType w:val="multilevel"/>
     <w:tmpl w:val="B6E6362E"/>
@@ -25505,7 +25435,7 @@
       </w:pPr>
     </w:lvl>
   </w:abstractNum>
-  <w:abstractNum w:abstractNumId="53" w15:restartNumberingAfterBreak="0">
+  <w:abstractNum w:abstractNumId="55" w15:restartNumberingAfterBreak="0">
     <w:nsid w:val="506D1ECB"/>
     <w:multiLevelType w:val="multilevel"/>
     <w:tmpl w:val="A540F2B4"/>
@@ -25620,7 +25550,7 @@
       </w:rPr>
     </w:lvl>
   </w:abstractNum>
-  <w:abstractNum w:abstractNumId="54" w15:restartNumberingAfterBreak="0">
+  <w:abstractNum w:abstractNumId="56" w15:restartNumberingAfterBreak="0">
     <w:nsid w:val="527F2258"/>
     <w:multiLevelType w:val="hybridMultilevel"/>
     <w:tmpl w:val="71D454B6"/>
@@ -25733,7 +25663,7 @@
       </w:rPr>
     </w:lvl>
   </w:abstractNum>
-  <w:abstractNum w:abstractNumId="55" w15:restartNumberingAfterBreak="0">
+  <w:abstractNum w:abstractNumId="57" w15:restartNumberingAfterBreak="0">
     <w:nsid w:val="53A06831"/>
     <w:multiLevelType w:val="hybridMultilevel"/>
     <w:tmpl w:val="D430EFA4"/>
@@ -25846,7 +25776,7 @@
       </w:rPr>
     </w:lvl>
   </w:abstractNum>
-  <w:abstractNum w:abstractNumId="56" w15:restartNumberingAfterBreak="0">
+  <w:abstractNum w:abstractNumId="58" w15:restartNumberingAfterBreak="0">
     <w:nsid w:val="53B62805"/>
     <w:multiLevelType w:val="hybridMultilevel"/>
     <w:tmpl w:val="7A06B7C6"/>
@@ -26059,7 +25989,7 @@
       </w:rPr>
     </w:lvl>
   </w:abstractNum>
-  <w:abstractNum w:abstractNumId="57" w15:restartNumberingAfterBreak="0">
+  <w:abstractNum w:abstractNumId="59" w15:restartNumberingAfterBreak="0">
     <w:nsid w:val="54382B09"/>
     <w:multiLevelType w:val="multilevel"/>
     <w:tmpl w:val="03CE6218"/>
@@ -26174,7 +26104,7 @@
       </w:rPr>
     </w:lvl>
   </w:abstractNum>
-  <w:abstractNum w:abstractNumId="58" w15:restartNumberingAfterBreak="0">
+  <w:abstractNum w:abstractNumId="60" w15:restartNumberingAfterBreak="0">
     <w:nsid w:val="551B3A93"/>
     <w:multiLevelType w:val="hybridMultilevel"/>
     <w:tmpl w:val="052E17F0"/>
@@ -26260,7 +26190,7 @@
       </w:pPr>
     </w:lvl>
   </w:abstractNum>
-  <w:abstractNum w:abstractNumId="59" w15:restartNumberingAfterBreak="0">
+  <w:abstractNum w:abstractNumId="61" w15:restartNumberingAfterBreak="0">
     <w:nsid w:val="59630172"/>
     <w:multiLevelType w:val="hybridMultilevel"/>
     <w:tmpl w:val="2EFAA598"/>
@@ -26400,7 +26330,7 @@
       </w:rPr>
     </w:lvl>
   </w:abstractNum>
-  <w:abstractNum w:abstractNumId="60" w15:restartNumberingAfterBreak="0">
+  <w:abstractNum w:abstractNumId="62" w15:restartNumberingAfterBreak="0">
     <w:nsid w:val="598F1CF4"/>
     <w:multiLevelType w:val="multilevel"/>
     <w:tmpl w:val="DD8271FA"/>
@@ -26549,7 +26479,7 @@
       </w:rPr>
     </w:lvl>
   </w:abstractNum>
-  <w:abstractNum w:abstractNumId="61" w15:restartNumberingAfterBreak="0">
+  <w:abstractNum w:abstractNumId="63" w15:restartNumberingAfterBreak="0">
     <w:nsid w:val="5A693A5E"/>
     <w:multiLevelType w:val="multilevel"/>
     <w:tmpl w:val="EF9A6836"/>
@@ -26698,7 +26628,7 @@
       </w:rPr>
     </w:lvl>
   </w:abstractNum>
-  <w:abstractNum w:abstractNumId="62" w15:restartNumberingAfterBreak="0">
+  <w:abstractNum w:abstractNumId="64" w15:restartNumberingAfterBreak="0">
     <w:nsid w:val="5B767BC7"/>
     <w:multiLevelType w:val="multilevel"/>
     <w:tmpl w:val="C6205216"/>
@@ -26840,7 +26770,7 @@
       </w:pPr>
     </w:lvl>
   </w:abstractNum>
-  <w:abstractNum w:abstractNumId="63" w15:restartNumberingAfterBreak="0">
+  <w:abstractNum w:abstractNumId="65" w15:restartNumberingAfterBreak="0">
     <w:nsid w:val="5FE77315"/>
     <w:multiLevelType w:val="multilevel"/>
     <w:tmpl w:val="86DAEDCA"/>
@@ -26953,7 +26883,7 @@
       </w:pPr>
     </w:lvl>
   </w:abstractNum>
-  <w:abstractNum w:abstractNumId="64" w15:restartNumberingAfterBreak="0">
+  <w:abstractNum w:abstractNumId="66" w15:restartNumberingAfterBreak="0">
     <w:nsid w:val="607532C7"/>
     <w:multiLevelType w:val="multilevel"/>
     <w:tmpl w:val="4D96CED2"/>
@@ -27070,7 +27000,7 @@
       </w:pPr>
     </w:lvl>
   </w:abstractNum>
-  <w:abstractNum w:abstractNumId="65" w15:restartNumberingAfterBreak="0">
+  <w:abstractNum w:abstractNumId="67" w15:restartNumberingAfterBreak="0">
     <w:nsid w:val="6109506C"/>
     <w:multiLevelType w:val="multilevel"/>
     <w:tmpl w:val="C6205216"/>
@@ -27212,7 +27142,7 @@
       </w:pPr>
     </w:lvl>
   </w:abstractNum>
-  <w:abstractNum w:abstractNumId="66" w15:restartNumberingAfterBreak="0">
+  <w:abstractNum w:abstractNumId="68" w15:restartNumberingAfterBreak="0">
     <w:nsid w:val="61A010F4"/>
     <w:multiLevelType w:val="multilevel"/>
     <w:tmpl w:val="30EC44DE"/>
@@ -27361,7 +27291,7 @@
       </w:rPr>
     </w:lvl>
   </w:abstractNum>
-  <w:abstractNum w:abstractNumId="67" w15:restartNumberingAfterBreak="0">
+  <w:abstractNum w:abstractNumId="69" w15:restartNumberingAfterBreak="0">
     <w:nsid w:val="641E1ED3"/>
     <w:multiLevelType w:val="multilevel"/>
     <w:tmpl w:val="8CE00A68"/>
@@ -27478,7 +27408,7 @@
       </w:pPr>
     </w:lvl>
   </w:abstractNum>
-  <w:abstractNum w:abstractNumId="68" w15:restartNumberingAfterBreak="0">
+  <w:abstractNum w:abstractNumId="70" w15:restartNumberingAfterBreak="0">
     <w:nsid w:val="6450242B"/>
     <w:multiLevelType w:val="multilevel"/>
     <w:tmpl w:val="86E0E02C"/>
@@ -27627,7 +27557,7 @@
       </w:rPr>
     </w:lvl>
   </w:abstractNum>
-  <w:abstractNum w:abstractNumId="69" w15:restartNumberingAfterBreak="0">
+  <w:abstractNum w:abstractNumId="71" w15:restartNumberingAfterBreak="0">
     <w:nsid w:val="691B03E4"/>
     <w:multiLevelType w:val="multilevel"/>
     <w:tmpl w:val="E8B62E10"/>
@@ -27740,7 +27670,7 @@
       </w:pPr>
     </w:lvl>
   </w:abstractNum>
-  <w:abstractNum w:abstractNumId="70" w15:restartNumberingAfterBreak="0">
+  <w:abstractNum w:abstractNumId="72" w15:restartNumberingAfterBreak="0">
     <w:nsid w:val="6A685D3C"/>
     <w:multiLevelType w:val="hybridMultilevel"/>
     <w:tmpl w:val="D7AEB5C6"/>
@@ -27829,7 +27759,7 @@
       </w:pPr>
     </w:lvl>
   </w:abstractNum>
-  <w:abstractNum w:abstractNumId="71" w15:restartNumberingAfterBreak="0">
+  <w:abstractNum w:abstractNumId="73" w15:restartNumberingAfterBreak="0">
     <w:nsid w:val="6BCC4B17"/>
     <w:multiLevelType w:val="hybridMultilevel"/>
     <w:tmpl w:val="10A4C0A0"/>
@@ -27942,7 +27872,7 @@
       </w:rPr>
     </w:lvl>
   </w:abstractNum>
-  <w:abstractNum w:abstractNumId="72" w15:restartNumberingAfterBreak="0">
+  <w:abstractNum w:abstractNumId="74" w15:restartNumberingAfterBreak="0">
     <w:nsid w:val="6C6E0C64"/>
     <w:multiLevelType w:val="multilevel"/>
     <w:tmpl w:val="26FCEFC6"/>
@@ -28055,7 +27985,7 @@
       </w:pPr>
     </w:lvl>
   </w:abstractNum>
-  <w:abstractNum w:abstractNumId="73" w15:restartNumberingAfterBreak="0">
+  <w:abstractNum w:abstractNumId="75" w15:restartNumberingAfterBreak="0">
     <w:nsid w:val="6E0455BC"/>
     <w:multiLevelType w:val="multilevel"/>
     <w:tmpl w:val="A0F0B452"/>
@@ -28168,7 +28098,7 @@
       </w:pPr>
     </w:lvl>
   </w:abstractNum>
-  <w:abstractNum w:abstractNumId="74" w15:restartNumberingAfterBreak="0">
+  <w:abstractNum w:abstractNumId="76" w15:restartNumberingAfterBreak="0">
     <w:nsid w:val="70804018"/>
     <w:multiLevelType w:val="multilevel"/>
     <w:tmpl w:val="539E5208"/>
@@ -28281,7 +28211,7 @@
       </w:pPr>
     </w:lvl>
   </w:abstractNum>
-  <w:abstractNum w:abstractNumId="75" w15:restartNumberingAfterBreak="0">
+  <w:abstractNum w:abstractNumId="77" w15:restartNumberingAfterBreak="0">
     <w:nsid w:val="73112C02"/>
     <w:multiLevelType w:val="multilevel"/>
     <w:tmpl w:val="F4DAF888"/>
@@ -28430,7 +28360,93 @@
       </w:rPr>
     </w:lvl>
   </w:abstractNum>
-  <w:abstractNum w:abstractNumId="76" w15:restartNumberingAfterBreak="0">
+  <w:abstractNum w:abstractNumId="78" w15:restartNumberingAfterBreak="0">
+    <w:nsid w:val="731D6D9E"/>
+    <w:multiLevelType w:val="hybridMultilevel"/>
+    <w:tmpl w:val="2ED64376"/>
+    <w:lvl w:ilvl="0" w:tplc="0809000F">
+      <w:start w:val="1"/>
+      <w:numFmt w:val="decimal"/>
+      <w:lvlText w:val="%1."/>
+      <w:lvlJc w:val="left"/>
+      <w:pPr>
+        <w:ind w:left="713" w:hanging="360"/>
+      </w:pPr>
+    </w:lvl>
+    <w:lvl w:ilvl="1" w:tplc="08090019" w:tentative="1">
+      <w:start w:val="1"/>
+      <w:numFmt w:val="lowerLetter"/>
+      <w:lvlText w:val="%2."/>
+      <w:lvlJc w:val="left"/>
+      <w:pPr>
+        <w:ind w:left="1433" w:hanging="360"/>
+      </w:pPr>
+    </w:lvl>
+    <w:lvl w:ilvl="2" w:tplc="0809001B" w:tentative="1">
+      <w:start w:val="1"/>
+      <w:numFmt w:val="lowerRoman"/>
+      <w:lvlText w:val="%3."/>
+      <w:lvlJc w:val="right"/>
+      <w:pPr>
+        <w:ind w:left="2153" w:hanging="180"/>
+      </w:pPr>
+    </w:lvl>
+    <w:lvl w:ilvl="3" w:tplc="0809000F" w:tentative="1">
+      <w:start w:val="1"/>
+      <w:numFmt w:val="decimal"/>
+      <w:lvlText w:val="%4."/>
+      <w:lvlJc w:val="left"/>
+      <w:pPr>
+        <w:ind w:left="2873" w:hanging="360"/>
+      </w:pPr>
+    </w:lvl>
+    <w:lvl w:ilvl="4" w:tplc="08090019" w:tentative="1">
+      <w:start w:val="1"/>
+      <w:numFmt w:val="lowerLetter"/>
+      <w:lvlText w:val="%5."/>
+      <w:lvlJc w:val="left"/>
+      <w:pPr>
+        <w:ind w:left="3593" w:hanging="360"/>
+      </w:pPr>
+    </w:lvl>
+    <w:lvl w:ilvl="5" w:tplc="0809001B" w:tentative="1">
+      <w:start w:val="1"/>
+      <w:numFmt w:val="lowerRoman"/>
+      <w:lvlText w:val="%6."/>
+      <w:lvlJc w:val="right"/>
+      <w:pPr>
+        <w:ind w:left="4313" w:hanging="180"/>
+      </w:pPr>
+    </w:lvl>
+    <w:lvl w:ilvl="6" w:tplc="0809000F" w:tentative="1">
+      <w:start w:val="1"/>
+      <w:numFmt w:val="decimal"/>
+      <w:lvlText w:val="%7."/>
+      <w:lvlJc w:val="left"/>
+      <w:pPr>
+        <w:ind w:left="5033" w:hanging="360"/>
+      </w:pPr>
+    </w:lvl>
+    <w:lvl w:ilvl="7" w:tplc="08090019" w:tentative="1">
+      <w:start w:val="1"/>
+      <w:numFmt w:val="lowerLetter"/>
+      <w:lvlText w:val="%8."/>
+      <w:lvlJc w:val="left"/>
+      <w:pPr>
+        <w:ind w:left="5753" w:hanging="360"/>
+      </w:pPr>
+    </w:lvl>
+    <w:lvl w:ilvl="8" w:tplc="0809001B" w:tentative="1">
+      <w:start w:val="1"/>
+      <w:numFmt w:val="lowerRoman"/>
+      <w:lvlText w:val="%9."/>
+      <w:lvlJc w:val="right"/>
+      <w:pPr>
+        <w:ind w:left="6473" w:hanging="180"/>
+      </w:pPr>
+    </w:lvl>
+  </w:abstractNum>
+  <w:abstractNum w:abstractNumId="79" w15:restartNumberingAfterBreak="0">
     <w:nsid w:val="76446B7E"/>
     <w:multiLevelType w:val="hybridMultilevel"/>
     <w:tmpl w:val="147E789E"/>
@@ -28519,7 +28535,7 @@
       </w:pPr>
     </w:lvl>
   </w:abstractNum>
-  <w:abstractNum w:abstractNumId="77" w15:restartNumberingAfterBreak="0">
+  <w:abstractNum w:abstractNumId="80" w15:restartNumberingAfterBreak="0">
     <w:nsid w:val="77036E18"/>
     <w:multiLevelType w:val="hybridMultilevel"/>
     <w:tmpl w:val="96DE36BE"/>
@@ -28632,7 +28648,7 @@
       </w:rPr>
     </w:lvl>
   </w:abstractNum>
-  <w:abstractNum w:abstractNumId="78" w15:restartNumberingAfterBreak="0">
+  <w:abstractNum w:abstractNumId="81" w15:restartNumberingAfterBreak="0">
     <w:nsid w:val="787148BE"/>
     <w:multiLevelType w:val="multilevel"/>
     <w:tmpl w:val="D7F0C7D4"/>
@@ -28781,7 +28797,7 @@
       </w:rPr>
     </w:lvl>
   </w:abstractNum>
-  <w:abstractNum w:abstractNumId="79" w15:restartNumberingAfterBreak="0">
+  <w:abstractNum w:abstractNumId="82" w15:restartNumberingAfterBreak="0">
     <w:nsid w:val="78FD546B"/>
     <w:multiLevelType w:val="multilevel"/>
     <w:tmpl w:val="853A94BE"/>
@@ -28930,7 +28946,7 @@
       </w:rPr>
     </w:lvl>
   </w:abstractNum>
-  <w:abstractNum w:abstractNumId="80" w15:restartNumberingAfterBreak="0">
+  <w:abstractNum w:abstractNumId="83" w15:restartNumberingAfterBreak="0">
     <w:nsid w:val="7CE4095D"/>
     <w:multiLevelType w:val="hybridMultilevel"/>
     <w:tmpl w:val="8C205010"/>
@@ -29019,7 +29035,7 @@
       </w:pPr>
     </w:lvl>
   </w:abstractNum>
-  <w:abstractNum w:abstractNumId="81" w15:restartNumberingAfterBreak="0">
+  <w:abstractNum w:abstractNumId="84" w15:restartNumberingAfterBreak="0">
     <w:nsid w:val="7F23238F"/>
     <w:multiLevelType w:val="multilevel"/>
     <w:tmpl w:val="CE94B578"/>
@@ -29169,64 +29185,64 @@
     </w:lvl>
   </w:abstractNum>
   <w:num w:numId="1" w16cid:durableId="380830889">
-    <w:abstractNumId w:val="59"/>
+    <w:abstractNumId w:val="61"/>
   </w:num>
   <w:num w:numId="2" w16cid:durableId="523254455">
-    <w:abstractNumId w:val="42"/>
+    <w:abstractNumId w:val="44"/>
   </w:num>
   <w:num w:numId="3" w16cid:durableId="490175238">
-    <w:abstractNumId w:val="53"/>
+    <w:abstractNumId w:val="55"/>
   </w:num>
   <w:num w:numId="4" w16cid:durableId="1545943411">
-    <w:abstractNumId w:val="58"/>
+    <w:abstractNumId w:val="60"/>
   </w:num>
   <w:num w:numId="5" w16cid:durableId="871966622">
     <w:abstractNumId w:val="28"/>
   </w:num>
   <w:num w:numId="6" w16cid:durableId="1687947791">
-    <w:abstractNumId w:val="57"/>
+    <w:abstractNumId w:val="59"/>
   </w:num>
   <w:num w:numId="7" w16cid:durableId="746273115">
     <w:abstractNumId w:val="0"/>
   </w:num>
   <w:num w:numId="8" w16cid:durableId="1923756847">
-    <w:abstractNumId w:val="44"/>
+    <w:abstractNumId w:val="46"/>
   </w:num>
   <w:num w:numId="9" w16cid:durableId="780730442">
     <w:abstractNumId w:val="2"/>
   </w:num>
   <w:num w:numId="10" w16cid:durableId="875003521">
-    <w:abstractNumId w:val="55"/>
+    <w:abstractNumId w:val="57"/>
   </w:num>
   <w:num w:numId="11" w16cid:durableId="2126659202">
     <w:abstractNumId w:val="7"/>
   </w:num>
   <w:num w:numId="12" w16cid:durableId="1543204417">
-    <w:abstractNumId w:val="70"/>
+    <w:abstractNumId w:val="72"/>
   </w:num>
   <w:num w:numId="13" w16cid:durableId="562369876">
-    <w:abstractNumId w:val="47"/>
+    <w:abstractNumId w:val="49"/>
   </w:num>
   <w:num w:numId="14" w16cid:durableId="23219543">
     <w:abstractNumId w:val="33"/>
   </w:num>
   <w:num w:numId="15" w16cid:durableId="11303937">
-    <w:abstractNumId w:val="37"/>
+    <w:abstractNumId w:val="38"/>
   </w:num>
   <w:num w:numId="16" w16cid:durableId="468673006">
-    <w:abstractNumId w:val="71"/>
+    <w:abstractNumId w:val="73"/>
   </w:num>
   <w:num w:numId="17" w16cid:durableId="2144999054">
-    <w:abstractNumId w:val="40"/>
+    <w:abstractNumId w:val="42"/>
   </w:num>
   <w:num w:numId="18" w16cid:durableId="2132245190">
-    <w:abstractNumId w:val="41"/>
+    <w:abstractNumId w:val="43"/>
   </w:num>
   <w:num w:numId="19" w16cid:durableId="1127745989">
     <w:abstractNumId w:val="8"/>
   </w:num>
   <w:num w:numId="20" w16cid:durableId="148209549">
-    <w:abstractNumId w:val="45"/>
+    <w:abstractNumId w:val="47"/>
   </w:num>
   <w:num w:numId="21" w16cid:durableId="1168717238">
     <w:abstractNumId w:val="10"/>
@@ -29235,16 +29251,16 @@
     <w:abstractNumId w:val="20"/>
   </w:num>
   <w:num w:numId="23" w16cid:durableId="1484737443">
-    <w:abstractNumId w:val="50"/>
+    <w:abstractNumId w:val="52"/>
   </w:num>
   <w:num w:numId="24" w16cid:durableId="335498436">
-    <w:abstractNumId w:val="77"/>
+    <w:abstractNumId w:val="80"/>
   </w:num>
   <w:num w:numId="25" w16cid:durableId="2061129527">
     <w:abstractNumId w:val="31"/>
   </w:num>
   <w:num w:numId="26" w16cid:durableId="249823478">
-    <w:abstractNumId w:val="50"/>
+    <w:abstractNumId w:val="52"/>
     <w:lvlOverride w:ilvl="0">
       <w:startOverride w:val="1"/>
     </w:lvlOverride>
@@ -29274,7 +29290,7 @@
     </w:lvlOverride>
   </w:num>
   <w:num w:numId="27" w16cid:durableId="1587304128">
-    <w:abstractNumId w:val="50"/>
+    <w:abstractNumId w:val="52"/>
     <w:lvlOverride w:ilvl="0">
       <w:startOverride w:val="1"/>
     </w:lvlOverride>
@@ -29307,13 +29323,13 @@
     <w:abstractNumId w:val="18"/>
   </w:num>
   <w:num w:numId="29" w16cid:durableId="675689355">
-    <w:abstractNumId w:val="62"/>
+    <w:abstractNumId w:val="64"/>
   </w:num>
   <w:num w:numId="30" w16cid:durableId="1914004997">
-    <w:abstractNumId w:val="65"/>
+    <w:abstractNumId w:val="67"/>
   </w:num>
   <w:num w:numId="31" w16cid:durableId="209458880">
-    <w:abstractNumId w:val="72"/>
+    <w:abstractNumId w:val="74"/>
   </w:num>
   <w:num w:numId="32" w16cid:durableId="2128352081">
     <w:abstractNumId w:val="1"/>
@@ -29328,7 +29344,7 @@
     <w:abstractNumId w:val="24"/>
   </w:num>
   <w:num w:numId="36" w16cid:durableId="1513687643">
-    <w:abstractNumId w:val="36"/>
+    <w:abstractNumId w:val="37"/>
   </w:num>
   <w:num w:numId="37" w16cid:durableId="2075930990">
     <w:abstractNumId w:val="4"/>
@@ -29340,13 +29356,13 @@
     <w:abstractNumId w:val="11"/>
   </w:num>
   <w:num w:numId="40" w16cid:durableId="854072553">
-    <w:abstractNumId w:val="61"/>
+    <w:abstractNumId w:val="63"/>
   </w:num>
   <w:num w:numId="41" w16cid:durableId="1781411218">
-    <w:abstractNumId w:val="38"/>
+    <w:abstractNumId w:val="40"/>
   </w:num>
   <w:num w:numId="42" w16cid:durableId="1293562657">
-    <w:abstractNumId w:val="67"/>
+    <w:abstractNumId w:val="69"/>
   </w:num>
   <w:num w:numId="43" w16cid:durableId="1533029869">
     <w:abstractNumId w:val="6"/>
@@ -29355,25 +29371,25 @@
     <w:abstractNumId w:val="19"/>
   </w:num>
   <w:num w:numId="45" w16cid:durableId="66073205">
-    <w:abstractNumId w:val="80"/>
+    <w:abstractNumId w:val="83"/>
   </w:num>
   <w:num w:numId="46" w16cid:durableId="598561046">
-    <w:abstractNumId w:val="76"/>
+    <w:abstractNumId w:val="79"/>
   </w:num>
   <w:num w:numId="47" w16cid:durableId="681198787">
-    <w:abstractNumId w:val="51"/>
+    <w:abstractNumId w:val="53"/>
   </w:num>
   <w:num w:numId="48" w16cid:durableId="713307386">
     <w:abstractNumId w:val="23"/>
   </w:num>
   <w:num w:numId="49" w16cid:durableId="456263515">
+    <w:abstractNumId w:val="58"/>
+  </w:num>
+  <w:num w:numId="50" w16cid:durableId="1843541267">
     <w:abstractNumId w:val="56"/>
   </w:num>
-  <w:num w:numId="50" w16cid:durableId="1843541267">
-    <w:abstractNumId w:val="54"/>
-  </w:num>
   <w:num w:numId="51" w16cid:durableId="1124154703">
-    <w:abstractNumId w:val="48"/>
+    <w:abstractNumId w:val="50"/>
   </w:num>
   <w:num w:numId="52" w16cid:durableId="1180895837">
     <w:abstractNumId w:val="27"/>
@@ -29382,7 +29398,7 @@
     <w:abstractNumId w:val="34"/>
   </w:num>
   <w:num w:numId="54" w16cid:durableId="1768960558">
-    <w:abstractNumId w:val="52"/>
+    <w:abstractNumId w:val="54"/>
   </w:num>
   <w:num w:numId="55" w16cid:durableId="1307854730">
     <w:abstractNumId w:val="35"/>
@@ -29391,7 +29407,7 @@
     <w:abstractNumId w:val="29"/>
   </w:num>
   <w:num w:numId="57" w16cid:durableId="1644236592">
-    <w:abstractNumId w:val="79"/>
+    <w:abstractNumId w:val="82"/>
   </w:num>
   <w:num w:numId="58" w16cid:durableId="883981289">
     <w:abstractNumId w:val="12"/>
@@ -29737,7 +29753,7 @@
     </w:lvlOverride>
   </w:num>
   <w:num w:numId="76" w16cid:durableId="313798475">
-    <w:abstractNumId w:val="63"/>
+    <w:abstractNumId w:val="65"/>
   </w:num>
   <w:num w:numId="77" w16cid:durableId="377976783">
     <w:abstractNumId w:val="13"/>
@@ -29746,7 +29762,7 @@
     <w:abstractNumId w:val="16"/>
   </w:num>
   <w:num w:numId="79" w16cid:durableId="1595431372">
-    <w:abstractNumId w:val="78"/>
+    <w:abstractNumId w:val="81"/>
   </w:num>
   <w:num w:numId="80" w16cid:durableId="1538733616">
     <w:abstractNumId w:val="25"/>
@@ -29755,25 +29771,25 @@
     <w:abstractNumId w:val="15"/>
   </w:num>
   <w:num w:numId="82" w16cid:durableId="1855260683">
-    <w:abstractNumId w:val="46"/>
+    <w:abstractNumId w:val="48"/>
   </w:num>
   <w:num w:numId="83" w16cid:durableId="1258102741">
+    <w:abstractNumId w:val="70"/>
+  </w:num>
+  <w:num w:numId="84" w16cid:durableId="804008642">
+    <w:abstractNumId w:val="76"/>
+  </w:num>
+  <w:num w:numId="85" w16cid:durableId="621696364">
+    <w:abstractNumId w:val="41"/>
+  </w:num>
+  <w:num w:numId="86" w16cid:durableId="1125074610">
+    <w:abstractNumId w:val="51"/>
+  </w:num>
+  <w:num w:numId="87" w16cid:durableId="919483694">
     <w:abstractNumId w:val="68"/>
   </w:num>
-  <w:num w:numId="84" w16cid:durableId="804008642">
-    <w:abstractNumId w:val="74"/>
-  </w:num>
-  <w:num w:numId="85" w16cid:durableId="621696364">
-    <w:abstractNumId w:val="39"/>
-  </w:num>
-  <w:num w:numId="86" w16cid:durableId="1125074610">
-    <w:abstractNumId w:val="49"/>
-  </w:num>
-  <w:num w:numId="87" w16cid:durableId="919483694">
-    <w:abstractNumId w:val="66"/>
-  </w:num>
   <w:num w:numId="88" w16cid:durableId="257720305">
-    <w:abstractNumId w:val="75"/>
+    <w:abstractNumId w:val="77"/>
   </w:num>
   <w:num w:numId="89" w16cid:durableId="436215479">
     <w:abstractNumId w:val="17"/>
@@ -29865,10 +29881,10 @@
     <w:abstractNumId w:val="26"/>
   </w:num>
   <w:num w:numId="96" w16cid:durableId="66072439">
-    <w:abstractNumId w:val="64"/>
+    <w:abstractNumId w:val="66"/>
   </w:num>
   <w:num w:numId="97" w16cid:durableId="647976227">
-    <w:abstractNumId w:val="64"/>
+    <w:abstractNumId w:val="66"/>
     <w:lvlOverride w:ilvl="1">
       <w:lvl w:ilvl="1">
         <w:numFmt w:val="bullet"/>
@@ -29888,7 +29904,7 @@
     </w:lvlOverride>
   </w:num>
   <w:num w:numId="98" w16cid:durableId="1256548578">
-    <w:abstractNumId w:val="64"/>
+    <w:abstractNumId w:val="66"/>
     <w:lvlOverride w:ilvl="1">
       <w:lvl w:ilvl="1">
         <w:numFmt w:val="bullet"/>
@@ -29908,7 +29924,7 @@
     </w:lvlOverride>
   </w:num>
   <w:num w:numId="99" w16cid:durableId="1394737879">
-    <w:abstractNumId w:val="64"/>
+    <w:abstractNumId w:val="66"/>
     <w:lvlOverride w:ilvl="1">
       <w:lvl w:ilvl="1">
         <w:numFmt w:val="bullet"/>
@@ -29928,7 +29944,7 @@
     </w:lvlOverride>
   </w:num>
   <w:num w:numId="100" w16cid:durableId="1354963543">
-    <w:abstractNumId w:val="64"/>
+    <w:abstractNumId w:val="66"/>
     <w:lvlOverride w:ilvl="1">
       <w:lvl w:ilvl="1">
         <w:numFmt w:val="bullet"/>
@@ -29948,7 +29964,7 @@
     </w:lvlOverride>
   </w:num>
   <w:num w:numId="101" w16cid:durableId="1500347007">
-    <w:abstractNumId w:val="43"/>
+    <w:abstractNumId w:val="45"/>
   </w:num>
   <w:num w:numId="102" w16cid:durableId="794714519">
     <w:abstractNumId w:val="14"/>
@@ -29963,7 +29979,7 @@
     <w:abstractNumId w:val="5"/>
   </w:num>
   <w:num w:numId="106" w16cid:durableId="151139879">
-    <w:abstractNumId w:val="69"/>
+    <w:abstractNumId w:val="71"/>
     <w:lvlOverride w:ilvl="0">
       <w:lvl w:ilvl="0">
         <w:numFmt w:val="decimal"/>
@@ -29973,10 +29989,10 @@
     </w:lvlOverride>
   </w:num>
   <w:num w:numId="107" w16cid:durableId="2135515495">
-    <w:abstractNumId w:val="60"/>
+    <w:abstractNumId w:val="62"/>
   </w:num>
   <w:num w:numId="108" w16cid:durableId="1095202466">
-    <w:abstractNumId w:val="73"/>
+    <w:abstractNumId w:val="75"/>
     <w:lvlOverride w:ilvl="0">
       <w:lvl w:ilvl="0">
         <w:numFmt w:val="decimal"/>
@@ -29986,7 +30002,16 @@
     </w:lvlOverride>
   </w:num>
   <w:num w:numId="109" w16cid:durableId="706638304">
-    <w:abstractNumId w:val="81"/>
+    <w:abstractNumId w:val="84"/>
+  </w:num>
+  <w:num w:numId="110" w16cid:durableId="2086030662">
+    <w:abstractNumId w:val="39"/>
+  </w:num>
+  <w:num w:numId="111" w16cid:durableId="1540969922">
+    <w:abstractNumId w:val="36"/>
+  </w:num>
+  <w:num w:numId="112" w16cid:durableId="424347433">
+    <w:abstractNumId w:val="78"/>
   </w:num>
   <w:numIdMacAtCleanup w:val="5"/>
 </w:numbering>
@@ -30410,7 +30435,7 @@
     <w:autoRedefine/>
     <w:uiPriority w:val="9"/>
     <w:qFormat/>
-    <w:rsid w:val="002A30AE"/>
+    <w:rsid w:val="00A564CB"/>
     <w:pPr>
       <w:keepNext/>
       <w:keepLines/>
@@ -30418,7 +30443,7 @@
         <w:numId w:val="23"/>
       </w:numPr>
       <w:spacing w:before="360" w:after="240" w:line="240" w:lineRule="auto"/>
-      <w:ind w:left="567" w:hanging="567"/>
+      <w:ind w:left="0" w:firstLine="0"/>
       <w:outlineLvl w:val="0"/>
     </w:pPr>
     <w:rPr>
@@ -30448,7 +30473,6 @@
         <w:numId w:val="23"/>
       </w:numPr>
       <w:spacing w:before="240" w:after="240" w:line="240" w:lineRule="auto"/>
-      <w:ind w:left="680" w:hanging="680"/>
       <w:outlineLvl w:val="1"/>
     </w:pPr>
     <w:rPr>
@@ -30585,6 +30609,7 @@
   <w:style w:type="character" w:default="1" w:styleId="a0">
     <w:name w:val="Default Paragraph Font"/>
     <w:uiPriority w:val="1"/>
+    <w:semiHidden/>
     <w:unhideWhenUsed/>
   </w:style>
   <w:style w:type="table" w:default="1" w:styleId="a1">
@@ -30613,7 +30638,7 @@
     <w:basedOn w:val="a0"/>
     <w:link w:val="1"/>
     <w:uiPriority w:val="9"/>
-    <w:rsid w:val="002A30AE"/>
+    <w:rsid w:val="00A564CB"/>
     <w:rPr>
       <w:rFonts w:asciiTheme="minorBidi" w:eastAsiaTheme="majorEastAsia" w:hAnsiTheme="minorBidi" w:cs="Arial"/>
       <w:b/>
@@ -32328,7 +32353,6 @@
     </w:pPr>
     <w:rPr>
       <w:rFonts w:cs="Times New Roman"/>
-      <w:lang/>
     </w:rPr>
   </w:style>
 </w:styles>

--- a/src/main/java/mu/smalltalk/BOOK/Book-SmallTalk.docx
+++ b/src/main/java/mu/smalltalk/BOOK/Book-SmallTalk.docx
@@ -108,19 +108,7 @@
     </w:p>
     <w:p>
       <w:pPr>
-        <w:rPr>
-          <w:rFonts w:cs="Narkisim"/>
-          <w:b/>
-          <w:bCs/>
-          <w:sz w:val="20"/>
-          <w:szCs w:val="20"/>
-          <w:rtl/>
-        </w:rPr>
-      </w:pPr>
-    </w:p>
-    <w:p>
-      <w:pPr>
-        <w:jc w:val="center"/>
+        <w:ind w:firstLine="0"/>
         <w:rPr>
           <w:rFonts w:cs="Narkisim"/>
           <w:b/>
@@ -164,7 +152,6 @@
           <w:bCs/>
           <w:sz w:val="56"/>
           <w:szCs w:val="56"/>
-          <w:rtl/>
         </w:rPr>
       </w:pPr>
       <w:r>
@@ -198,15 +185,6 @@
         </w:rPr>
         <w:t>(שאלון 714918)</w:t>
       </w:r>
-    </w:p>
-    <w:p>
-      <w:pPr>
-        <w:jc w:val="center"/>
-        <w:rPr>
-          <w:rFonts w:cs="Narkisim"/>
-          <w:rtl/>
-        </w:rPr>
-      </w:pPr>
     </w:p>
     <w:p>
       <w:pPr>
@@ -455,7 +433,6 @@
           <w:bCs/>
           <w:sz w:val="60"/>
           <w:szCs w:val="60"/>
-          <w:rtl/>
         </w:rPr>
       </w:pPr>
       <w:r>
@@ -467,7 +444,6 @@
           <w:szCs w:val="60"/>
           <w:rtl/>
         </w:rPr>
-        <w:lastRenderedPageBreak/>
         <w:t>תשפ"</w:t>
       </w:r>
       <w:r>
@@ -504,26 +480,15 @@
         <w:t>5</w:t>
       </w:r>
     </w:p>
-    <w:p>
-      <w:pPr>
-        <w:spacing w:before="600"/>
-        <w:ind w:hanging="6"/>
-        <w:jc w:val="center"/>
-        <w:rPr>
-          <w:rFonts w:ascii="Narkisim" w:hAnsi="Narkisim" w:cs="Narkisim"/>
-          <w:b/>
-          <w:bCs/>
-          <w:sz w:val="60"/>
-          <w:szCs w:val="60"/>
-          <w:rtl/>
-        </w:rPr>
-      </w:pPr>
-    </w:p>
     <w:sdt>
       <w:sdtPr>
         <w:rPr>
-          <w:rFonts w:eastAsia="Times New Roman"/>
+          <w:rFonts w:ascii="Times New Roman" w:eastAsia="Times New Roman" w:hAnsi="Times New Roman" w:cs="David"/>
+          <w:b w:val="0"/>
+          <w:bCs w:val="0"/>
           <w:color w:val="auto"/>
+          <w:sz w:val="24"/>
+          <w:szCs w:val="24"/>
           <w:rtl/>
           <w:lang w:val="he-IL" w:bidi="he-IL"/>
         </w:rPr>
@@ -535,9 +500,7 @@
       </w:sdtPr>
       <w:sdtEndPr>
         <w:rPr>
-          <w:rFonts w:ascii="David" w:hAnsi="David" w:cs="David"/>
-          <w:b w:val="0"/>
-          <w:bCs w:val="0"/>
+          <w:rFonts w:ascii="David" w:hAnsi="David"/>
           <w:sz w:val="20"/>
           <w:szCs w:val="20"/>
           <w:lang w:val="en-US"/>
@@ -5465,6 +5428,7 @@
           <w:rFonts w:hint="cs"/>
           <w:rtl/>
         </w:rPr>
+        <w:lastRenderedPageBreak/>
         <w:t>הצעת הפרויקט שאושרה ע"י משרד החינוך</w:t>
       </w:r>
       <w:bookmarkEnd w:id="0"/>
@@ -5998,23 +5962,12 @@
     </w:p>
     <w:p>
       <w:pPr>
-        <w:rPr>
-          <w:rtl/>
-        </w:rPr>
-      </w:pPr>
-    </w:p>
-    <w:p>
-      <w:pPr>
-        <w:rPr>
-          <w:rtl/>
-        </w:rPr>
-      </w:pPr>
-    </w:p>
-    <w:p>
-      <w:pPr>
-        <w:rPr>
-          <w:rtl/>
-        </w:rPr>
+        <w:ind w:firstLine="0"/>
+      </w:pPr>
+    </w:p>
+    <w:p>
+      <w:pPr>
+        <w:ind w:firstLine="0"/>
       </w:pPr>
     </w:p>
     <w:p>
@@ -6040,6 +5993,7 @@
           <w:rFonts w:hint="cs"/>
           <w:rtl/>
         </w:rPr>
+        <w:lastRenderedPageBreak/>
         <w:t>מבוא</w:t>
       </w:r>
       <w:bookmarkEnd w:id="7"/>
@@ -6750,7 +6704,6 @@
     <w:p>
       <w:pPr>
         <w:pStyle w:val="2"/>
-        <w:ind w:hanging="680"/>
         <w:rPr>
           <w:rtl/>
         </w:rPr>
@@ -6760,6 +6713,7 @@
           <w:rFonts w:hint="cs"/>
           <w:rtl/>
         </w:rPr>
+        <w:lastRenderedPageBreak/>
         <w:t>אתגרים מרכזיים במחקר</w:t>
       </w:r>
       <w:bookmarkEnd w:id="16"/>
@@ -7361,6 +7315,7 @@
           <w:rFonts w:hint="cs"/>
           <w:rtl/>
         </w:rPr>
+        <w:lastRenderedPageBreak/>
         <w:t>מטרות ויעדים</w:t>
       </w:r>
       <w:bookmarkEnd w:id="27"/>
@@ -8062,6 +8017,7 @@
           <w:rtl/>
           <w:lang w:val="en-GB"/>
         </w:rPr>
+        <w:lastRenderedPageBreak/>
         <w:t>רכיבי המערכת העיקריים:</w:t>
       </w:r>
     </w:p>
@@ -8522,6 +8478,7 @@
           <w:rFonts w:hint="cs"/>
           <w:rtl/>
         </w:rPr>
+        <w:lastRenderedPageBreak/>
         <w:t>הגדרת מדדי הצלחה למערכת</w:t>
       </w:r>
       <w:bookmarkEnd w:id="33"/>
@@ -8904,6 +8861,7 @@
           <w:rFonts w:hint="cs"/>
           <w:rtl/>
         </w:rPr>
+        <w:lastRenderedPageBreak/>
         <w:t xml:space="preserve">רקע תיאורטי </w:t>
       </w:r>
       <w:r>
@@ -9270,6 +9228,7 @@
           <w:b/>
           <w:bCs/>
         </w:rPr>
+        <w:lastRenderedPageBreak/>
         <w:t>AES-256 (Advanced Encryption Standard)</w:t>
       </w:r>
       <w:r>
@@ -9800,6 +9759,7 @@
           <w:rFonts w:hint="cs"/>
           <w:rtl/>
         </w:rPr>
+        <w:lastRenderedPageBreak/>
         <w:t>תיאור מצב קיים</w:t>
       </w:r>
       <w:bookmarkEnd w:id="39"/>
@@ -10018,6 +9978,7 @@
           <w:rFonts w:hint="cs"/>
           <w:rtl/>
         </w:rPr>
+        <w:lastRenderedPageBreak/>
         <w:t>ניתוח חלופות מערכתי</w:t>
       </w:r>
       <w:bookmarkEnd w:id="42"/>
@@ -10298,6 +10259,7 @@
           <w:rtl/>
           <w:lang w:val="en-GB"/>
         </w:rPr>
+        <w:lastRenderedPageBreak/>
         <w:t>ג. חתימות דיגיטליות</w:t>
       </w:r>
     </w:p>
@@ -10506,6 +10468,7 @@
         </w:rPr>
       </w:pPr>
       <w:r>
+        <w:lastRenderedPageBreak/>
         <w:t>AES-256</w:t>
       </w:r>
       <w:r>
@@ -10961,6 +10924,7 @@
           <w:bCs/>
           <w:rtl/>
         </w:rPr>
+        <w:lastRenderedPageBreak/>
         <w:t>מנגנון הגנה</w:t>
       </w:r>
       <w:r>
@@ -11527,6 +11491,7 @@
         <w:rPr>
           <w:rtl/>
         </w:rPr>
+        <w:lastRenderedPageBreak/>
         <w:t>מנגנוני החלפת מפתחות מבוססי</w:t>
       </w:r>
       <w:r>
@@ -11641,11 +11606,6 @@
     <w:p>
       <w:pPr>
         <w:pStyle w:val="2"/>
-        <w:numPr>
-          <w:ilvl w:val="0"/>
-          <w:numId w:val="0"/>
-        </w:numPr>
-        <w:ind w:left="360"/>
         <w:rPr>
           <w:rtl/>
         </w:rPr>
@@ -11966,7 +11926,13 @@
         <w:t>ומפתח ציבורי</w:t>
       </w:r>
       <w:r>
-        <w:t xml:space="preserve"> (Q = d × G, </w:t>
+        <w:t xml:space="preserve"> (Q = d × G</w:t>
+      </w:r>
+      <w:r>
+        <w:t>)</w:t>
+      </w:r>
+      <w:r>
+        <w:t xml:space="preserve">, </w:t>
       </w:r>
       <w:r>
         <w:rPr>
@@ -11982,9 +11948,6 @@
           <w:rtl/>
         </w:rPr>
         <w:t>היא נקודת בסיס על העקומה האליפטית</w:t>
-      </w:r>
-      <w:r>
-        <w:t>)</w:t>
       </w:r>
     </w:p>
     <w:p>
@@ -12303,6 +12266,7 @@
         <w:rPr>
           <w:rtl/>
         </w:rPr>
+        <w:lastRenderedPageBreak/>
         <w:t xml:space="preserve">העיקרון הוא שהשולח והמקבל משתפים רק את המפתח הסודי ביניהם, מה שמאפשר להם להעביר מידע בצורה מאובטחת </w:t>
       </w:r>
       <w:r>
@@ -12932,6 +12896,7 @@
         <w:rPr>
           <w:rtl/>
         </w:rPr>
+        <w:lastRenderedPageBreak/>
         <w:t xml:space="preserve">משתמש </w:t>
       </w:r>
       <w:r>
@@ -13585,6 +13550,7 @@
           <w:bCs/>
           <w:noProof/>
         </w:rPr>
+        <w:lastRenderedPageBreak/>
         <w:drawing>
           <wp:inline distT="0" distB="0" distL="0" distR="0" wp14:anchorId="5D2F3C8A" wp14:editId="4CAB725C">
             <wp:extent cx="3124200" cy="3705225"/>
@@ -14057,6 +14023,7 @@
         <w:rPr>
           <w:rtl/>
         </w:rPr>
+        <w:lastRenderedPageBreak/>
         <w:t>החתימה הדיגיטלית נשלחת יחד עם ההודעה המוצפנת</w:t>
       </w:r>
     </w:p>
@@ -14521,6 +14488,7 @@
           <w:rFonts w:hint="cs"/>
           <w:rtl/>
         </w:rPr>
+        <w:lastRenderedPageBreak/>
         <w:t>תיכון המערכת</w:t>
       </w:r>
       <w:bookmarkEnd w:id="66"/>
@@ -15156,6 +15124,7 @@
         <w:rPr>
           <w:rtl/>
         </w:rPr>
+        <w:lastRenderedPageBreak/>
         <w:t>אחראית על אחסון ואחזור של נתוני המשתמשים, היסטוריית ההודעות, ומטא-נתוני הקבצים.</w:t>
       </w:r>
     </w:p>
@@ -15362,7 +15331,6 @@
     <w:p>
       <w:pPr>
         <w:pStyle w:val="2"/>
-        <w:ind w:left="680" w:hanging="680"/>
         <w:rPr>
           <w:rtl/>
         </w:rPr>
@@ -15557,6 +15525,7 @@
           <w:bCs/>
           <w:rtl/>
         </w:rPr>
+        <w:lastRenderedPageBreak/>
         <w:t>אוספים עיקריים</w:t>
       </w:r>
     </w:p>
@@ -15738,54 +15707,26 @@
     <w:p>
       <w:pPr>
         <w:pStyle w:val="2"/>
-        <w:spacing w:before="360" w:after="80"/>
+      </w:pPr>
+    </w:p>
+    <w:p>
+      <w:pPr>
+        <w:pStyle w:val="2"/>
         <w:rPr>
           <w:rFonts w:cs="Times New Roman"/>
-          <w:sz w:val="36"/>
-          <w:szCs w:val="36"/>
-        </w:rPr>
-      </w:pPr>
-    </w:p>
-    <w:p>
-      <w:pPr>
-        <w:pStyle w:val="2"/>
-        <w:numPr>
-          <w:ilvl w:val="0"/>
-          <w:numId w:val="0"/>
-        </w:numPr>
-        <w:spacing w:before="360" w:after="80"/>
-        <w:ind w:left="360"/>
-        <w:rPr>
-          <w:rFonts w:cs="Times New Roman"/>
-          <w:sz w:val="36"/>
-          <w:szCs w:val="36"/>
-        </w:rPr>
-      </w:pPr>
-      <w:r>
-        <w:rPr>
-          <w:rFonts w:ascii="Arial" w:hAnsi="Arial"/>
-          <w:color w:val="000000"/>
-          <w:sz w:val="34"/>
-          <w:szCs w:val="34"/>
+        </w:rPr>
+      </w:pPr>
+      <w:r>
+        <w:rPr>
           <w:rtl/>
         </w:rPr>
         <w:t>תהליכים במערכת ההפעלה (</w:t>
       </w:r>
       <w:r>
-        <w:rPr>
-          <w:rFonts w:ascii="Arial" w:hAnsi="Arial"/>
-          <w:color w:val="000000"/>
-          <w:sz w:val="34"/>
-          <w:szCs w:val="34"/>
-        </w:rPr>
         <w:t>Operating System Processes</w:t>
       </w:r>
       <w:r>
         <w:rPr>
-          <w:rFonts w:ascii="Arial" w:hAnsi="Arial"/>
-          <w:color w:val="000000"/>
-          <w:sz w:val="34"/>
-          <w:szCs w:val="34"/>
           <w:rtl/>
         </w:rPr>
         <w:t>)</w:t>
@@ -16066,7 +16007,16 @@
           <w:color w:val="000000"/>
           <w:rtl/>
         </w:rPr>
-        <w:t>). מערכת ההפעלה מספקת מנגנונים לתקשורת וסנכרון בין תהליכים (</w:t>
+        <w:t xml:space="preserve">). מערכת ההפעלה מספקת מנגנונים לתקשורת וסנכרון בין תהליכים </w:t>
+      </w:r>
+      <w:r>
+        <w:rPr>
+          <w:rFonts w:ascii="Arial" w:hAnsi="Arial" w:cs="Arial"/>
+          <w:color w:val="000000"/>
+          <w:rtl/>
+        </w:rPr>
+        <w:lastRenderedPageBreak/>
+        <w:t>(</w:t>
       </w:r>
       <w:r>
         <w:rPr>
@@ -16362,6 +16312,7 @@
           <w:rFonts w:hint="cs"/>
           <w:rtl/>
         </w:rPr>
+        <w:lastRenderedPageBreak/>
         <w:t xml:space="preserve">ארכיטקטורת רשת </w:t>
       </w:r>
       <w:r>
@@ -16620,7 +16571,6 @@
       <w:pPr>
         <w:rPr>
           <w:highlight w:val="yellow"/>
-          <w:rtl/>
         </w:rPr>
       </w:pPr>
       <w:r>
@@ -16676,6 +16626,140 @@
         </w:rPr>
         <w:t xml:space="preserve">תרחישים עיקריים המפרטים את זרימת המידע + הסבר </w:t>
       </w:r>
+    </w:p>
+    <w:p>
+      <w:pPr>
+        <w:rPr>
+          <w:highlight w:val="yellow"/>
+        </w:rPr>
+      </w:pPr>
+    </w:p>
+    <w:p>
+      <w:pPr>
+        <w:rPr>
+          <w:highlight w:val="yellow"/>
+        </w:rPr>
+      </w:pPr>
+    </w:p>
+    <w:p>
+      <w:pPr>
+        <w:rPr>
+          <w:highlight w:val="yellow"/>
+        </w:rPr>
+      </w:pPr>
+    </w:p>
+    <w:p>
+      <w:pPr>
+        <w:rPr>
+          <w:highlight w:val="yellow"/>
+        </w:rPr>
+      </w:pPr>
+    </w:p>
+    <w:p>
+      <w:pPr>
+        <w:rPr>
+          <w:highlight w:val="yellow"/>
+        </w:rPr>
+      </w:pPr>
+    </w:p>
+    <w:p>
+      <w:pPr>
+        <w:rPr>
+          <w:highlight w:val="yellow"/>
+        </w:rPr>
+      </w:pPr>
+    </w:p>
+    <w:p>
+      <w:pPr>
+        <w:rPr>
+          <w:highlight w:val="yellow"/>
+        </w:rPr>
+      </w:pPr>
+    </w:p>
+    <w:p>
+      <w:pPr>
+        <w:rPr>
+          <w:highlight w:val="yellow"/>
+        </w:rPr>
+      </w:pPr>
+    </w:p>
+    <w:p>
+      <w:pPr>
+        <w:rPr>
+          <w:highlight w:val="yellow"/>
+        </w:rPr>
+      </w:pPr>
+    </w:p>
+    <w:p>
+      <w:pPr>
+        <w:rPr>
+          <w:highlight w:val="yellow"/>
+        </w:rPr>
+      </w:pPr>
+    </w:p>
+    <w:p>
+      <w:pPr>
+        <w:rPr>
+          <w:highlight w:val="yellow"/>
+        </w:rPr>
+      </w:pPr>
+    </w:p>
+    <w:p>
+      <w:pPr>
+        <w:rPr>
+          <w:highlight w:val="yellow"/>
+        </w:rPr>
+      </w:pPr>
+    </w:p>
+    <w:p>
+      <w:pPr>
+        <w:rPr>
+          <w:highlight w:val="yellow"/>
+        </w:rPr>
+      </w:pPr>
+    </w:p>
+    <w:p>
+      <w:pPr>
+        <w:rPr>
+          <w:highlight w:val="yellow"/>
+        </w:rPr>
+      </w:pPr>
+    </w:p>
+    <w:p>
+      <w:pPr>
+        <w:rPr>
+          <w:highlight w:val="yellow"/>
+        </w:rPr>
+      </w:pPr>
+    </w:p>
+    <w:p>
+      <w:pPr>
+        <w:rPr>
+          <w:highlight w:val="yellow"/>
+        </w:rPr>
+      </w:pPr>
+    </w:p>
+    <w:p>
+      <w:pPr>
+        <w:rPr>
+          <w:highlight w:val="yellow"/>
+        </w:rPr>
+      </w:pPr>
+    </w:p>
+    <w:p>
+      <w:pPr>
+        <w:rPr>
+          <w:highlight w:val="yellow"/>
+        </w:rPr>
+      </w:pPr>
+    </w:p>
+    <w:p>
+      <w:pPr>
+        <w:rPr>
+          <w:highlight w:val="yellow"/>
+          <w:rtl/>
+        </w:rPr>
+      </w:pPr>
     </w:p>
     <w:p>
       <w:pPr>
@@ -16692,6 +16776,7 @@
           <w:rFonts w:hint="cs"/>
           <w:rtl/>
         </w:rPr>
+        <w:lastRenderedPageBreak/>
         <w:t>תיאור מסכים וממשק משתמש</w:t>
       </w:r>
       <w:bookmarkEnd w:id="102"/>
@@ -16727,11 +16812,6 @@
       </w:r>
     </w:p>
     <w:p>
-      <w:pPr>
-        <w:rPr>
-          <w:rtl/>
-        </w:rPr>
-      </w:pPr>
       <w:r>
         <w:rPr>
           <w:rFonts w:hint="cs"/>
@@ -16757,325 +16837,17 @@
     </w:p>
     <w:p>
       <w:pPr>
-        <w:pStyle w:val="2"/>
-        <w:rPr>
-          <w:rtl/>
-        </w:rPr>
-      </w:pPr>
-      <w:bookmarkStart w:id="108" w:name="_Toc191372322"/>
-      <w:bookmarkStart w:id="109" w:name="_Toc191827001"/>
-      <w:bookmarkStart w:id="110" w:name="_Toc191827411"/>
-      <w:r>
-        <w:rPr>
-          <w:rFonts w:hint="cs"/>
-          <w:rtl/>
-        </w:rPr>
-        <w:t xml:space="preserve">תיאור </w:t>
-      </w:r>
-      <w:r>
-        <w:rPr>
-          <w:rFonts w:hint="cs"/>
-          <w:rtl/>
-        </w:rPr>
-        <w:t>המסכים</w:t>
-      </w:r>
-      <w:bookmarkEnd w:id="108"/>
-      <w:bookmarkEnd w:id="109"/>
-      <w:bookmarkEnd w:id="110"/>
-    </w:p>
-    <w:p>
-      <w:pPr>
-        <w:jc w:val="both"/>
-        <w:rPr>
-          <w:rtl/>
-        </w:rPr>
-      </w:pPr>
-      <w:r>
-        <w:rPr>
-          <w:rFonts w:hint="cs"/>
-          <w:highlight w:val="yellow"/>
-          <w:rtl/>
-        </w:rPr>
-        <w:t>עבור כל מסך</w:t>
-      </w:r>
-      <w:r>
-        <w:rPr>
-          <w:rFonts w:hint="cs"/>
-          <w:highlight w:val="yellow"/>
-          <w:rtl/>
-        </w:rPr>
-        <w:t xml:space="preserve"> (דף)</w:t>
-      </w:r>
-      <w:r>
-        <w:rPr>
-          <w:rFonts w:hint="cs"/>
-          <w:highlight w:val="yellow"/>
-          <w:rtl/>
-        </w:rPr>
-        <w:t>: צילום מסך ברור</w:t>
-      </w:r>
-      <w:r>
-        <w:rPr>
-          <w:rFonts w:hint="cs"/>
-          <w:highlight w:val="yellow"/>
-          <w:rtl/>
-        </w:rPr>
-        <w:t xml:space="preserve">, תיאור </w:t>
-      </w:r>
-      <w:r>
-        <w:rPr>
-          <w:rFonts w:hint="cs"/>
-          <w:highlight w:val="yellow"/>
-          <w:rtl/>
-        </w:rPr>
-        <w:t>תפקידו (למה משמש?), מה הוא מכיל מבחינת ממשק משתמש (</w:t>
-      </w:r>
-      <w:r>
-        <w:rPr>
-          <w:rFonts w:hint="cs"/>
-          <w:highlight w:val="yellow"/>
-        </w:rPr>
-        <w:t>GUI</w:t>
-      </w:r>
-      <w:r>
-        <w:rPr>
-          <w:rFonts w:hint="cs"/>
-          <w:highlight w:val="yellow"/>
-          <w:rtl/>
-        </w:rPr>
-        <w:t>)? ועבור כל אלמנט (כדוגמת: כפתור, תיבת טקסט...) יש להסביר את תפקידם. כמו כן, יש לתאר את כל ההודעות</w:t>
-      </w:r>
-      <w:r>
-        <w:rPr>
-          <w:rFonts w:hint="cs"/>
-          <w:highlight w:val="yellow"/>
-          <w:rtl/>
-        </w:rPr>
-        <w:t>/דיאלוגים</w:t>
-      </w:r>
-      <w:r>
-        <w:rPr>
-          <w:rFonts w:hint="cs"/>
-          <w:highlight w:val="yellow"/>
-          <w:rtl/>
-        </w:rPr>
-        <w:t xml:space="preserve"> למשתמש ש</w:t>
-      </w:r>
-      <w:r>
-        <w:rPr>
-          <w:rFonts w:hint="cs"/>
-          <w:highlight w:val="yellow"/>
-          <w:rtl/>
-        </w:rPr>
-        <w:t>מוקפצים במסך זה (להציג צילום מסך שלהם ולתאר אותם)</w:t>
-      </w:r>
-    </w:p>
-    <w:p>
-      <w:pPr>
-        <w:pStyle w:val="a8"/>
-        <w:numPr>
-          <w:ilvl w:val="0"/>
-          <w:numId w:val="28"/>
-        </w:numPr>
-        <w:ind w:left="180" w:hanging="270"/>
-      </w:pPr>
-      <w:r>
-        <w:rPr>
-          <w:rFonts w:hint="cs"/>
-          <w:rtl/>
-        </w:rPr>
-        <w:t xml:space="preserve">מסך </w:t>
-      </w:r>
-      <w:r>
-        <w:rPr>
-          <w:rFonts w:hint="cs"/>
-          <w:rtl/>
-        </w:rPr>
-        <w:t>פתיחה</w:t>
-      </w:r>
-      <w:r>
-        <w:rPr>
-          <w:rFonts w:hint="cs"/>
-          <w:rtl/>
-        </w:rPr>
-        <w:t xml:space="preserve"> </w:t>
-      </w:r>
-    </w:p>
-    <w:p>
-      <w:pPr>
-        <w:spacing w:after="3" w:line="268" w:lineRule="auto"/>
-        <w:ind w:left="408" w:right="1951" w:firstLine="0"/>
-        <w:rPr>
-          <w:rFonts w:cs="Calibri"/>
-          <w:sz w:val="22"/>
-        </w:rPr>
-      </w:pPr>
-      <w:r>
-        <w:rPr>
-          <w:rFonts w:ascii="David" w:eastAsia="David" w:hAnsi="David"/>
-          <w:szCs w:val="22"/>
-          <w:rtl/>
-        </w:rPr>
-        <w:t>מסך אשר מקבל כל משתמש שנכנס לאתר</w:t>
-      </w:r>
-      <w:r>
-        <w:rPr>
-          <w:rFonts w:ascii="David" w:eastAsia="David" w:hAnsi="David" w:hint="cs"/>
-          <w:szCs w:val="22"/>
-          <w:rtl/>
-        </w:rPr>
-        <w:t xml:space="preserve"> דרך כתובת </w:t>
-      </w:r>
-      <w:proofErr w:type="spellStart"/>
-      <w:r>
-        <w:rPr>
-          <w:rFonts w:ascii="David" w:eastAsia="David" w:hAnsi="David"/>
-          <w:szCs w:val="22"/>
-        </w:rPr>
-        <w:t>url</w:t>
-      </w:r>
-      <w:proofErr w:type="spellEnd"/>
-      <w:r>
-        <w:rPr>
-          <w:rFonts w:ascii="David" w:eastAsia="David" w:hAnsi="David"/>
-          <w:szCs w:val="22"/>
-        </w:rPr>
-        <w:t xml:space="preserve"> localhost:8080</w:t>
-      </w:r>
-      <w:r>
-        <w:rPr>
-          <w:rFonts w:ascii="David" w:eastAsia="David" w:hAnsi="David"/>
-          <w:szCs w:val="22"/>
-          <w:rtl/>
-        </w:rPr>
-        <w:t xml:space="preserve">  </w:t>
-      </w:r>
-      <w:r>
-        <w:rPr>
-          <w:rFonts w:ascii="David" w:eastAsia="David" w:hAnsi="David" w:hint="cs"/>
-          <w:szCs w:val="22"/>
-          <w:rtl/>
-        </w:rPr>
-        <w:t xml:space="preserve"> </w:t>
-      </w:r>
-      <w:r>
-        <w:rPr>
-          <w:rFonts w:ascii="David" w:eastAsia="David" w:hAnsi="David"/>
-          <w:szCs w:val="22"/>
-          <w:rtl/>
-        </w:rPr>
-        <w:t xml:space="preserve">בין אם רשום ובין אם לא אך אם אתה לא רשום אתה תקבל  </w:t>
-      </w:r>
-    </w:p>
-    <w:p>
-      <w:pPr>
-        <w:spacing w:after="11" w:line="264" w:lineRule="auto"/>
-        <w:ind w:left="408" w:right="835" w:firstLine="0"/>
-        <w:rPr>
-          <w:rFonts w:ascii="David" w:eastAsia="David" w:hAnsi="David"/>
-          <w:szCs w:val="22"/>
-          <w:rtl/>
-        </w:rPr>
-      </w:pPr>
-      <w:proofErr w:type="gramStart"/>
-      <w:r>
-        <w:rPr>
-          <w:rFonts w:ascii="David" w:eastAsia="David" w:hAnsi="David"/>
-        </w:rPr>
-        <w:t>Navbar</w:t>
-      </w:r>
-      <w:r>
-        <w:rPr>
-          <w:rFonts w:ascii="David" w:eastAsia="David" w:hAnsi="David"/>
-          <w:szCs w:val="22"/>
-          <w:rtl/>
-        </w:rPr>
-        <w:t xml:space="preserve"> </w:t>
-      </w:r>
-      <w:r>
-        <w:rPr>
-          <w:rFonts w:ascii="David" w:eastAsia="David" w:hAnsi="David"/>
-          <w:szCs w:val="22"/>
-        </w:rPr>
-        <w:t xml:space="preserve"> </w:t>
-      </w:r>
-      <w:r>
-        <w:rPr>
-          <w:rFonts w:ascii="David" w:eastAsia="David" w:hAnsi="David" w:hint="cs"/>
-          <w:szCs w:val="22"/>
-          <w:rtl/>
-        </w:rPr>
-        <w:t>שיציג</w:t>
-      </w:r>
-      <w:proofErr w:type="gramEnd"/>
-      <w:r>
-        <w:rPr>
-          <w:rFonts w:ascii="David" w:eastAsia="David" w:hAnsi="David" w:hint="cs"/>
-          <w:szCs w:val="22"/>
-          <w:rtl/>
-        </w:rPr>
-        <w:t xml:space="preserve"> לך להתחבר </w:t>
-      </w:r>
-      <w:proofErr w:type="spellStart"/>
-      <w:r>
-        <w:rPr>
-          <w:rFonts w:ascii="David" w:eastAsia="David" w:hAnsi="David" w:hint="cs"/>
-          <w:szCs w:val="22"/>
-          <w:rtl/>
-        </w:rPr>
-        <w:t>ולהרשם</w:t>
-      </w:r>
-      <w:proofErr w:type="spellEnd"/>
-      <w:r>
-        <w:rPr>
-          <w:rFonts w:ascii="David" w:eastAsia="David" w:hAnsi="David" w:hint="cs"/>
-          <w:szCs w:val="22"/>
-          <w:rtl/>
-        </w:rPr>
-        <w:t xml:space="preserve"> ואם לא תרצה להירשם אז לא תוכל להיכנס </w:t>
-      </w:r>
-      <w:proofErr w:type="spellStart"/>
-      <w:r>
-        <w:rPr>
-          <w:rFonts w:ascii="David" w:eastAsia="David" w:hAnsi="David" w:hint="cs"/>
-          <w:szCs w:val="22"/>
-          <w:rtl/>
-        </w:rPr>
-        <w:t>לצאט</w:t>
-      </w:r>
-      <w:proofErr w:type="spellEnd"/>
-      <w:r>
-        <w:rPr>
-          <w:rFonts w:ascii="David" w:eastAsia="David" w:hAnsi="David" w:hint="cs"/>
-          <w:szCs w:val="22"/>
-          <w:rtl/>
-        </w:rPr>
-        <w:t xml:space="preserve"> </w:t>
-      </w:r>
-      <w:r>
-        <w:rPr>
-          <w:rFonts w:ascii="David" w:eastAsia="David" w:hAnsi="David"/>
-          <w:szCs w:val="22"/>
-          <w:rtl/>
-        </w:rPr>
-        <w:t xml:space="preserve"> </w:t>
-      </w:r>
-    </w:p>
-    <w:p>
-      <w:pPr>
-        <w:spacing w:after="11" w:line="264" w:lineRule="auto"/>
-        <w:ind w:left="-90" w:firstLine="0"/>
         <w:jc w:val="center"/>
       </w:pPr>
       <w:r>
         <w:rPr>
-          <w:noProof/>
+          <w:rtl/>
         </w:rPr>
         <w:drawing>
-          <wp:inline distT="0" distB="0" distL="0" distR="0" wp14:anchorId="6024EF80" wp14:editId="13BD6542">
-            <wp:extent cx="6118860" cy="2129561"/>
-            <wp:effectExtent l="0" t="0" r="0" b="4445"/>
-            <wp:docPr id="1079329471" name="תמונה 1"/>
+          <wp:inline distT="0" distB="0" distL="0" distR="0" wp14:anchorId="4A00EE61" wp14:editId="677ECF79">
+            <wp:extent cx="4058600" cy="3900538"/>
+            <wp:effectExtent l="0" t="0" r="0" b="5080"/>
+            <wp:docPr id="1942577423" name="תמונה 1"/>
             <wp:cNvGraphicFramePr>
               <a:graphicFrameLocks xmlns:a="http://schemas.openxmlformats.org/drawingml/2006/main" noChangeAspect="1"/>
             </wp:cNvGraphicFramePr>
@@ -17083,7 +16855,7 @@
               <a:graphicData uri="http://schemas.openxmlformats.org/drawingml/2006/picture">
                 <pic:pic xmlns:pic="http://schemas.openxmlformats.org/drawingml/2006/picture">
                   <pic:nvPicPr>
-                    <pic:cNvPr id="1079329471" name=""/>
+                    <pic:cNvPr id="1942577423" name=""/>
                     <pic:cNvPicPr/>
                   </pic:nvPicPr>
                   <pic:blipFill>
@@ -17095,7 +16867,7 @@
                   <pic:spPr>
                     <a:xfrm>
                       <a:off x="0" y="0"/>
-                      <a:ext cx="6145972" cy="2138997"/>
+                      <a:ext cx="4075250" cy="3916540"/>
                     </a:xfrm>
                     <a:prstGeom prst="rect">
                       <a:avLst/>
@@ -17110,13 +16882,166 @@
     </w:p>
     <w:p>
       <w:pPr>
-        <w:ind w:firstLine="0"/>
-      </w:pPr>
-    </w:p>
-    <w:p>
-      <w:pPr>
-        <w:ind w:firstLine="0"/>
-      </w:pPr>
+        <w:rPr>
+          <w:rtl/>
+        </w:rPr>
+      </w:pPr>
+      <w:r>
+        <w:rPr>
+          <w:rtl/>
+        </w:rPr>
+        <w:drawing>
+          <wp:inline distT="0" distB="0" distL="0" distR="0" wp14:anchorId="5E2A74E3" wp14:editId="577655E3">
+            <wp:extent cx="5657850" cy="3259455"/>
+            <wp:effectExtent l="0" t="0" r="0" b="0"/>
+            <wp:docPr id="1756012167" name="תמונה 1" descr="תמונה שמכילה צילום מסך, טקסט, תרשים, קו&#10;&#10;תוכן בינה מלאכותית גנרטיבית עשוי להיות שגוי."/>
+            <wp:cNvGraphicFramePr>
+              <a:graphicFrameLocks xmlns:a="http://schemas.openxmlformats.org/drawingml/2006/main" noChangeAspect="1"/>
+            </wp:cNvGraphicFramePr>
+            <a:graphic xmlns:a="http://schemas.openxmlformats.org/drawingml/2006/main">
+              <a:graphicData uri="http://schemas.openxmlformats.org/drawingml/2006/picture">
+                <pic:pic xmlns:pic="http://schemas.openxmlformats.org/drawingml/2006/picture">
+                  <pic:nvPicPr>
+                    <pic:cNvPr id="1756012167" name="תמונה 1" descr="תמונה שמכילה צילום מסך, טקסט, תרשים, קו&#10;&#10;תוכן בינה מלאכותית גנרטיבית עשוי להיות שגוי."/>
+                    <pic:cNvPicPr/>
+                  </pic:nvPicPr>
+                  <pic:blipFill>
+                    <a:blip r:embed="rId28"/>
+                    <a:stretch>
+                      <a:fillRect/>
+                    </a:stretch>
+                  </pic:blipFill>
+                  <pic:spPr>
+                    <a:xfrm>
+                      <a:off x="0" y="0"/>
+                      <a:ext cx="5657850" cy="3259455"/>
+                    </a:xfrm>
+                    <a:prstGeom prst="rect">
+                      <a:avLst/>
+                    </a:prstGeom>
+                  </pic:spPr>
+                </pic:pic>
+              </a:graphicData>
+            </a:graphic>
+          </wp:inline>
+        </w:drawing>
+      </w:r>
+    </w:p>
+    <w:p>
+      <w:pPr>
+        <w:pStyle w:val="2"/>
+        <w:rPr>
+          <w:rtl/>
+        </w:rPr>
+      </w:pPr>
+      <w:bookmarkStart w:id="108" w:name="_Toc191372322"/>
+      <w:bookmarkStart w:id="109" w:name="_Toc191827001"/>
+      <w:bookmarkStart w:id="110" w:name="_Toc191827411"/>
+      <w:r>
+        <w:rPr>
+          <w:rFonts w:hint="cs"/>
+          <w:rtl/>
+        </w:rPr>
+        <w:lastRenderedPageBreak/>
+        <w:t xml:space="preserve">תיאור </w:t>
+      </w:r>
+      <w:r>
+        <w:rPr>
+          <w:rFonts w:hint="cs"/>
+          <w:rtl/>
+        </w:rPr>
+        <w:t>המסכים</w:t>
+      </w:r>
+      <w:bookmarkEnd w:id="108"/>
+      <w:bookmarkEnd w:id="109"/>
+      <w:bookmarkEnd w:id="110"/>
+    </w:p>
+    <w:p>
+      <w:pPr>
+        <w:jc w:val="both"/>
+        <w:rPr>
+          <w:rtl/>
+        </w:rPr>
+      </w:pPr>
+      <w:r>
+        <w:rPr>
+          <w:rFonts w:hint="cs"/>
+          <w:highlight w:val="yellow"/>
+          <w:rtl/>
+        </w:rPr>
+        <w:t>עבור כל מסך</w:t>
+      </w:r>
+      <w:r>
+        <w:rPr>
+          <w:rFonts w:hint="cs"/>
+          <w:highlight w:val="yellow"/>
+          <w:rtl/>
+        </w:rPr>
+        <w:t xml:space="preserve"> (דף)</w:t>
+      </w:r>
+      <w:r>
+        <w:rPr>
+          <w:rFonts w:hint="cs"/>
+          <w:highlight w:val="yellow"/>
+          <w:rtl/>
+        </w:rPr>
+        <w:t>: צילום מסך ברור</w:t>
+      </w:r>
+      <w:r>
+        <w:rPr>
+          <w:rFonts w:hint="cs"/>
+          <w:highlight w:val="yellow"/>
+          <w:rtl/>
+        </w:rPr>
+        <w:t xml:space="preserve">, תיאור </w:t>
+      </w:r>
+      <w:r>
+        <w:rPr>
+          <w:rFonts w:hint="cs"/>
+          <w:highlight w:val="yellow"/>
+          <w:rtl/>
+        </w:rPr>
+        <w:t>תפקידו (למה משמש?), מה הוא מכיל מבחינת ממשק משתמש (</w:t>
+      </w:r>
+      <w:r>
+        <w:rPr>
+          <w:rFonts w:hint="cs"/>
+          <w:highlight w:val="yellow"/>
+        </w:rPr>
+        <w:t>GUI</w:t>
+      </w:r>
+      <w:r>
+        <w:rPr>
+          <w:rFonts w:hint="cs"/>
+          <w:highlight w:val="yellow"/>
+          <w:rtl/>
+        </w:rPr>
+        <w:t>)? ועבור כל אלמנט (כדוגמת: כפתור, תיבת טקסט...) יש להסביר את תפקידם. כמו כן, יש לתאר את כל ההודעות</w:t>
+      </w:r>
+      <w:r>
+        <w:rPr>
+          <w:rFonts w:hint="cs"/>
+          <w:highlight w:val="yellow"/>
+          <w:rtl/>
+        </w:rPr>
+        <w:t>/דיאלוגים</w:t>
+      </w:r>
+      <w:r>
+        <w:rPr>
+          <w:rFonts w:hint="cs"/>
+          <w:highlight w:val="yellow"/>
+          <w:rtl/>
+        </w:rPr>
+        <w:t xml:space="preserve"> למשתמש ש</w:t>
+      </w:r>
+      <w:r>
+        <w:rPr>
+          <w:rFonts w:hint="cs"/>
+          <w:highlight w:val="yellow"/>
+          <w:rtl/>
+        </w:rPr>
+        <w:t>מוקפצים במסך זה (להציג צילום מסך שלהם ולתאר אותם)</w:t>
+      </w:r>
     </w:p>
     <w:p>
       <w:pPr>
@@ -17125,22 +17050,240 @@
           <w:ilvl w:val="0"/>
           <w:numId w:val="28"/>
         </w:numPr>
+        <w:ind w:left="180" w:hanging="270"/>
       </w:pPr>
       <w:r>
         <w:rPr>
           <w:rFonts w:hint="cs"/>
           <w:rtl/>
         </w:rPr>
-        <w:t>מסך התחברות</w:t>
-      </w:r>
-    </w:p>
-    <w:p>
-      <w:pPr>
-        <w:pStyle w:val="a8"/>
+        <w:t xml:space="preserve">מסך </w:t>
+      </w:r>
+      <w:r>
         <w:rPr>
           <w:rFonts w:hint="cs"/>
           <w:rtl/>
         </w:rPr>
+        <w:t>פתיחה</w:t>
+      </w:r>
+      <w:r>
+        <w:rPr>
+          <w:rFonts w:hint="cs"/>
+          <w:rtl/>
+        </w:rPr>
+        <w:t xml:space="preserve"> </w:t>
+      </w:r>
+    </w:p>
+    <w:p>
+      <w:pPr>
+        <w:spacing w:after="3" w:line="268" w:lineRule="auto"/>
+        <w:ind w:left="408" w:right="1951" w:firstLine="0"/>
+        <w:rPr>
+          <w:rFonts w:cs="Calibri"/>
+          <w:sz w:val="22"/>
+        </w:rPr>
+      </w:pPr>
+      <w:r>
+        <w:rPr>
+          <w:rFonts w:ascii="David" w:eastAsia="David" w:hAnsi="David"/>
+          <w:szCs w:val="22"/>
+          <w:rtl/>
+        </w:rPr>
+        <w:t>מסך אשר מקבל כל משתמש שנכנס לאתר</w:t>
+      </w:r>
+      <w:r>
+        <w:rPr>
+          <w:rFonts w:ascii="David" w:eastAsia="David" w:hAnsi="David" w:hint="cs"/>
+          <w:szCs w:val="22"/>
+          <w:rtl/>
+        </w:rPr>
+        <w:t xml:space="preserve"> דרך כתובת </w:t>
+      </w:r>
+      <w:proofErr w:type="spellStart"/>
+      <w:r>
+        <w:rPr>
+          <w:rFonts w:ascii="David" w:eastAsia="David" w:hAnsi="David"/>
+          <w:szCs w:val="22"/>
+        </w:rPr>
+        <w:t>url</w:t>
+      </w:r>
+      <w:proofErr w:type="spellEnd"/>
+      <w:r>
+        <w:rPr>
+          <w:rFonts w:ascii="David" w:eastAsia="David" w:hAnsi="David"/>
+          <w:szCs w:val="22"/>
+        </w:rPr>
+        <w:t xml:space="preserve"> localhost:8080</w:t>
+      </w:r>
+      <w:r>
+        <w:rPr>
+          <w:rFonts w:ascii="David" w:eastAsia="David" w:hAnsi="David"/>
+          <w:szCs w:val="22"/>
+          <w:rtl/>
+        </w:rPr>
+        <w:t xml:space="preserve">  </w:t>
+      </w:r>
+      <w:r>
+        <w:rPr>
+          <w:rFonts w:ascii="David" w:eastAsia="David" w:hAnsi="David" w:hint="cs"/>
+          <w:szCs w:val="22"/>
+          <w:rtl/>
+        </w:rPr>
+        <w:t xml:space="preserve"> </w:t>
+      </w:r>
+      <w:r>
+        <w:rPr>
+          <w:rFonts w:ascii="David" w:eastAsia="David" w:hAnsi="David"/>
+          <w:szCs w:val="22"/>
+          <w:rtl/>
+        </w:rPr>
+        <w:t xml:space="preserve">בין אם רשום ובין אם לא אך אם אתה לא רשום אתה תקבל  </w:t>
+      </w:r>
+    </w:p>
+    <w:p>
+      <w:pPr>
+        <w:spacing w:after="11" w:line="264" w:lineRule="auto"/>
+        <w:ind w:left="408" w:right="835" w:firstLine="0"/>
+        <w:rPr>
+          <w:rFonts w:ascii="David" w:eastAsia="David" w:hAnsi="David"/>
+          <w:szCs w:val="22"/>
+          <w:rtl/>
+        </w:rPr>
+      </w:pPr>
+      <w:proofErr w:type="gramStart"/>
+      <w:r>
+        <w:rPr>
+          <w:rFonts w:ascii="David" w:eastAsia="David" w:hAnsi="David"/>
+        </w:rPr>
+        <w:t>Navbar</w:t>
+      </w:r>
+      <w:r>
+        <w:rPr>
+          <w:rFonts w:ascii="David" w:eastAsia="David" w:hAnsi="David"/>
+          <w:szCs w:val="22"/>
+          <w:rtl/>
+        </w:rPr>
+        <w:t xml:space="preserve"> </w:t>
+      </w:r>
+      <w:r>
+        <w:rPr>
+          <w:rFonts w:ascii="David" w:eastAsia="David" w:hAnsi="David"/>
+          <w:szCs w:val="22"/>
+        </w:rPr>
+        <w:t xml:space="preserve"> </w:t>
+      </w:r>
+      <w:r>
+        <w:rPr>
+          <w:rFonts w:ascii="David" w:eastAsia="David" w:hAnsi="David" w:hint="cs"/>
+          <w:szCs w:val="22"/>
+          <w:rtl/>
+        </w:rPr>
+        <w:t>שיציג</w:t>
+      </w:r>
+      <w:proofErr w:type="gramEnd"/>
+      <w:r>
+        <w:rPr>
+          <w:rFonts w:ascii="David" w:eastAsia="David" w:hAnsi="David" w:hint="cs"/>
+          <w:szCs w:val="22"/>
+          <w:rtl/>
+        </w:rPr>
+        <w:t xml:space="preserve"> לך להתחבר </w:t>
+      </w:r>
+      <w:proofErr w:type="spellStart"/>
+      <w:r>
+        <w:rPr>
+          <w:rFonts w:ascii="David" w:eastAsia="David" w:hAnsi="David" w:hint="cs"/>
+          <w:szCs w:val="22"/>
+          <w:rtl/>
+        </w:rPr>
+        <w:t>ולהרשם</w:t>
+      </w:r>
+      <w:proofErr w:type="spellEnd"/>
+      <w:r>
+        <w:rPr>
+          <w:rFonts w:ascii="David" w:eastAsia="David" w:hAnsi="David" w:hint="cs"/>
+          <w:szCs w:val="22"/>
+          <w:rtl/>
+        </w:rPr>
+        <w:t xml:space="preserve"> ואם לא תרצה להירשם אז לא תוכל להיכנס </w:t>
+      </w:r>
+      <w:proofErr w:type="spellStart"/>
+      <w:r>
+        <w:rPr>
+          <w:rFonts w:ascii="David" w:eastAsia="David" w:hAnsi="David" w:hint="cs"/>
+          <w:szCs w:val="22"/>
+          <w:rtl/>
+        </w:rPr>
+        <w:t>לצאט</w:t>
+      </w:r>
+      <w:proofErr w:type="spellEnd"/>
+      <w:r>
+        <w:rPr>
+          <w:rFonts w:ascii="David" w:eastAsia="David" w:hAnsi="David" w:hint="cs"/>
+          <w:szCs w:val="22"/>
+          <w:rtl/>
+        </w:rPr>
+        <w:t xml:space="preserve"> </w:t>
+      </w:r>
+      <w:r>
+        <w:rPr>
+          <w:rFonts w:ascii="David" w:eastAsia="David" w:hAnsi="David"/>
+          <w:szCs w:val="22"/>
+          <w:rtl/>
+        </w:rPr>
+        <w:t xml:space="preserve"> </w:t>
+      </w:r>
+    </w:p>
+    <w:p>
+      <w:pPr>
+        <w:spacing w:after="11" w:line="264" w:lineRule="auto"/>
+        <w:ind w:left="-90" w:firstLine="0"/>
+        <w:jc w:val="center"/>
+      </w:pPr>
+      <w:r>
+        <w:rPr>
+          <w:rtl/>
+        </w:rPr>
+        <w:drawing>
+          <wp:inline distT="0" distB="0" distL="0" distR="0" wp14:anchorId="3C6665E4" wp14:editId="3F78B558">
+            <wp:extent cx="5657850" cy="2613025"/>
+            <wp:effectExtent l="0" t="0" r="0" b="0"/>
+            <wp:docPr id="1586947920" name="תמונה 1"/>
+            <wp:cNvGraphicFramePr>
+              <a:graphicFrameLocks xmlns:a="http://schemas.openxmlformats.org/drawingml/2006/main" noChangeAspect="1"/>
+            </wp:cNvGraphicFramePr>
+            <a:graphic xmlns:a="http://schemas.openxmlformats.org/drawingml/2006/main">
+              <a:graphicData uri="http://schemas.openxmlformats.org/drawingml/2006/picture">
+                <pic:pic xmlns:pic="http://schemas.openxmlformats.org/drawingml/2006/picture">
+                  <pic:nvPicPr>
+                    <pic:cNvPr id="1586947920" name=""/>
+                    <pic:cNvPicPr/>
+                  </pic:nvPicPr>
+                  <pic:blipFill>
+                    <a:blip r:embed="rId29"/>
+                    <a:stretch>
+                      <a:fillRect/>
+                    </a:stretch>
+                  </pic:blipFill>
+                  <pic:spPr>
+                    <a:xfrm>
+                      <a:off x="0" y="0"/>
+                      <a:ext cx="5657850" cy="2613025"/>
+                    </a:xfrm>
+                    <a:prstGeom prst="rect">
+                      <a:avLst/>
+                    </a:prstGeom>
+                  </pic:spPr>
+                </pic:pic>
+              </a:graphicData>
+            </a:graphic>
+          </wp:inline>
+        </w:drawing>
+      </w:r>
+    </w:p>
+    <w:p>
+      <w:pPr>
+        <w:ind w:firstLine="0"/>
       </w:pPr>
     </w:p>
     <w:p>
@@ -17161,321 +17304,14 @@
           <w:rFonts w:hint="cs"/>
           <w:rtl/>
         </w:rPr>
-        <w:t>מסך רישום</w:t>
-      </w:r>
-    </w:p>
-    <w:p>
-      <w:pPr>
-        <w:pStyle w:val="1"/>
-        <w:rPr>
-          <w:rtl/>
-        </w:rPr>
-      </w:pPr>
-      <w:bookmarkStart w:id="111" w:name="_Toc191372323"/>
-      <w:bookmarkStart w:id="112" w:name="_Toc191827002"/>
-      <w:bookmarkStart w:id="113" w:name="_Toc191827412"/>
+        <w:t xml:space="preserve">מסך </w:t>
+      </w:r>
       <w:r>
         <w:rPr>
           <w:rFonts w:hint="cs"/>
           <w:rtl/>
         </w:rPr>
-        <w:t>תיאור התוכנה</w:t>
-      </w:r>
-      <w:bookmarkEnd w:id="111"/>
-      <w:bookmarkEnd w:id="112"/>
-      <w:bookmarkEnd w:id="113"/>
-    </w:p>
-    <w:p>
-      <w:pPr>
-        <w:pStyle w:val="2"/>
-        <w:rPr>
-          <w:rtl/>
-        </w:rPr>
-      </w:pPr>
-      <w:bookmarkStart w:id="114" w:name="_Toc191372324"/>
-      <w:bookmarkStart w:id="115" w:name="_Toc191827003"/>
-      <w:bookmarkStart w:id="116" w:name="_Toc191827413"/>
-      <w:r>
-        <w:rPr>
-          <w:rFonts w:hint="cs"/>
-          <w:rtl/>
-        </w:rPr>
-        <w:t>סביבת עבודה</w:t>
-      </w:r>
-      <w:bookmarkEnd w:id="114"/>
-      <w:bookmarkEnd w:id="115"/>
-      <w:bookmarkEnd w:id="116"/>
-    </w:p>
-    <w:p>
-      <w:pPr>
-        <w:pStyle w:val="2"/>
-        <w:rPr>
-          <w:rtl/>
-        </w:rPr>
-      </w:pPr>
-      <w:bookmarkStart w:id="117" w:name="_Toc191372325"/>
-      <w:bookmarkStart w:id="118" w:name="_Toc191827004"/>
-      <w:bookmarkStart w:id="119" w:name="_Toc191827414"/>
-      <w:r>
-        <w:rPr>
-          <w:rFonts w:hint="cs"/>
-          <w:rtl/>
-        </w:rPr>
-        <w:t>שפות תכנות</w:t>
-      </w:r>
-      <w:bookmarkEnd w:id="117"/>
-      <w:bookmarkEnd w:id="118"/>
-      <w:bookmarkEnd w:id="119"/>
-    </w:p>
-    <w:p>
-      <w:pPr>
-        <w:pStyle w:val="2"/>
-        <w:rPr>
-          <w:rtl/>
-        </w:rPr>
-      </w:pPr>
-      <w:bookmarkStart w:id="120" w:name="_Toc191372326"/>
-      <w:bookmarkStart w:id="121" w:name="_Toc191827005"/>
-      <w:bookmarkStart w:id="122" w:name="_Toc191827415"/>
-      <w:r>
-        <w:rPr>
-          <w:rFonts w:hint="cs"/>
-          <w:rtl/>
-        </w:rPr>
-        <w:t>תיאור המודולים והמחלקות</w:t>
-      </w:r>
-      <w:bookmarkEnd w:id="120"/>
-      <w:bookmarkEnd w:id="121"/>
-      <w:bookmarkEnd w:id="122"/>
-      <w:r>
-        <w:rPr>
-          <w:rFonts w:hint="cs"/>
-          <w:rtl/>
-        </w:rPr>
-        <w:t xml:space="preserve"> </w:t>
-      </w:r>
-    </w:p>
-    <w:p>
-      <w:pPr>
-        <w:pStyle w:val="3"/>
-        <w:rPr>
-          <w:rtl/>
-        </w:rPr>
-      </w:pPr>
-      <w:bookmarkStart w:id="123" w:name="_Toc191372327"/>
-      <w:bookmarkStart w:id="124" w:name="_Toc191827416"/>
-      <w:r>
-        <w:rPr>
-          <w:rFonts w:hint="cs"/>
-          <w:rtl/>
-        </w:rPr>
-        <w:t>עץ המודולים</w:t>
-      </w:r>
-      <w:bookmarkEnd w:id="123"/>
-      <w:bookmarkEnd w:id="124"/>
-    </w:p>
-    <w:p>
-      <w:pPr>
-        <w:pStyle w:val="3"/>
-        <w:rPr>
-          <w:rtl/>
-        </w:rPr>
-      </w:pPr>
-      <w:bookmarkStart w:id="125" w:name="_Toc191372328"/>
-      <w:bookmarkStart w:id="126" w:name="_Toc191827417"/>
-      <w:r>
-        <w:rPr>
-          <w:rFonts w:hint="cs"/>
-          <w:rtl/>
-          <w:lang w:val="en-GB"/>
-        </w:rPr>
-        <w:t xml:space="preserve">תרשים </w:t>
-      </w:r>
-      <w:r>
-        <w:rPr>
-          <w:rFonts w:hint="cs"/>
-          <w:rtl/>
-        </w:rPr>
-        <w:t xml:space="preserve">מחלקות </w:t>
-      </w:r>
-      <w:r>
-        <w:t>Class Diagram</w:t>
-      </w:r>
-      <w:bookmarkEnd w:id="125"/>
-      <w:bookmarkEnd w:id="126"/>
-    </w:p>
-    <w:p>
-      <w:pPr>
-        <w:pStyle w:val="3"/>
-        <w:rPr>
-          <w:rtl/>
-        </w:rPr>
-      </w:pPr>
-      <w:bookmarkStart w:id="127" w:name="_Toc191372329"/>
-      <w:bookmarkStart w:id="128" w:name="_Toc191827418"/>
-      <w:r>
-        <w:rPr>
-          <w:rFonts w:hint="cs"/>
-          <w:rtl/>
-        </w:rPr>
-        <w:t>תיאור מחלקות מפורט</w:t>
-      </w:r>
-      <w:bookmarkEnd w:id="127"/>
-      <w:bookmarkEnd w:id="128"/>
-    </w:p>
-    <w:p>
-      <w:pPr>
-        <w:pStyle w:val="2"/>
-        <w:rPr>
-          <w:rtl/>
-        </w:rPr>
-      </w:pPr>
-      <w:bookmarkStart w:id="129" w:name="_Toc191372330"/>
-      <w:bookmarkStart w:id="130" w:name="_Toc191827006"/>
-      <w:bookmarkStart w:id="131" w:name="_Toc191827419"/>
-      <w:r>
-        <w:rPr>
-          <w:rFonts w:hint="cs"/>
-          <w:rtl/>
-        </w:rPr>
-        <w:t>מבנה נתונים בשימוש</w:t>
-      </w:r>
-      <w:bookmarkEnd w:id="129"/>
-      <w:bookmarkEnd w:id="130"/>
-      <w:bookmarkEnd w:id="131"/>
-    </w:p>
-    <w:p>
-      <w:pPr>
-        <w:pStyle w:val="2"/>
-        <w:rPr>
-          <w:rtl/>
-        </w:rPr>
-      </w:pPr>
-      <w:bookmarkStart w:id="132" w:name="_Toc191372331"/>
-      <w:bookmarkStart w:id="133" w:name="_Toc191827007"/>
-      <w:bookmarkStart w:id="134" w:name="_Toc191827420"/>
-      <w:r>
-        <w:rPr>
-          <w:rFonts w:hint="cs"/>
-          <w:rtl/>
-        </w:rPr>
-        <w:t>קוד התוכנית לפעולות</w:t>
-      </w:r>
-      <w:r>
-        <w:rPr>
-          <w:rFonts w:hint="cs"/>
-          <w:rtl/>
-        </w:rPr>
-        <w:t xml:space="preserve"> ו</w:t>
-      </w:r>
-      <w:r>
-        <w:rPr>
-          <w:rFonts w:hint="cs"/>
-          <w:rtl/>
-        </w:rPr>
-        <w:t>אלגוריתמים</w:t>
-      </w:r>
-      <w:r>
-        <w:rPr>
-          <w:rFonts w:hint="cs"/>
-          <w:rtl/>
-        </w:rPr>
-        <w:t xml:space="preserve"> עיקרי</w:t>
-      </w:r>
-      <w:r>
-        <w:rPr>
-          <w:rFonts w:hint="cs"/>
-          <w:rtl/>
-        </w:rPr>
-        <w:t>ים</w:t>
-      </w:r>
-      <w:r>
-        <w:rPr>
-          <w:rFonts w:hint="cs"/>
-          <w:rtl/>
-        </w:rPr>
-        <w:t xml:space="preserve"> וחשוב</w:t>
-      </w:r>
-      <w:r>
-        <w:rPr>
-          <w:rFonts w:hint="cs"/>
-          <w:rtl/>
-        </w:rPr>
-        <w:t>ים</w:t>
-      </w:r>
-      <w:bookmarkEnd w:id="132"/>
-      <w:bookmarkEnd w:id="133"/>
-      <w:bookmarkEnd w:id="134"/>
-    </w:p>
-    <w:p>
-      <w:pPr>
-        <w:rPr>
-          <w:rtl/>
-        </w:rPr>
-      </w:pPr>
-      <w:r>
-        <w:rPr>
-          <w:rFonts w:hint="cs"/>
-          <w:highlight w:val="yellow"/>
-          <w:rtl/>
-        </w:rPr>
-        <w:t xml:space="preserve">לתאר 4-5 פעולות </w:t>
-      </w:r>
-      <w:r>
-        <w:rPr>
-          <w:rFonts w:hint="cs"/>
-          <w:highlight w:val="yellow"/>
-          <w:rtl/>
-        </w:rPr>
-        <w:t xml:space="preserve">ואלגוריתמים </w:t>
-      </w:r>
-      <w:r>
-        <w:rPr>
-          <w:rFonts w:hint="cs"/>
-          <w:highlight w:val="yellow"/>
-          <w:rtl/>
-        </w:rPr>
-        <w:t>עיקרי</w:t>
-      </w:r>
-      <w:r>
-        <w:rPr>
-          <w:rFonts w:hint="cs"/>
-          <w:highlight w:val="yellow"/>
-          <w:rtl/>
-        </w:rPr>
-        <w:t>ים ו</w:t>
-      </w:r>
-      <w:r>
-        <w:rPr>
-          <w:rFonts w:hint="cs"/>
-          <w:highlight w:val="yellow"/>
-          <w:rtl/>
-        </w:rPr>
-        <w:t>חשוב</w:t>
-      </w:r>
-      <w:r>
-        <w:rPr>
-          <w:rFonts w:hint="cs"/>
-          <w:highlight w:val="yellow"/>
-          <w:rtl/>
-        </w:rPr>
-        <w:t>ים</w:t>
-      </w:r>
-      <w:r>
-        <w:rPr>
-          <w:rFonts w:hint="cs"/>
-          <w:highlight w:val="yellow"/>
-          <w:rtl/>
-        </w:rPr>
-        <w:t xml:space="preserve">, וכל אחד: להציג הקוד שלו, תיעוד טענת כניסה ויציאה (פרמטרים וערך מוחזר), </w:t>
-      </w:r>
-      <w:r>
-        <w:rPr>
-          <w:rFonts w:hint="cs"/>
-          <w:highlight w:val="yellow"/>
-          <w:rtl/>
-        </w:rPr>
-        <w:t>מה מבצע?, אופן פעולתו בצורה מפורטת, סיבוכיות זמן ריצה...</w:t>
+        <w:t>רישום</w:t>
       </w:r>
     </w:p>
     <w:p>
@@ -17487,12 +17323,113 @@
         </w:numPr>
       </w:pPr>
       <w:r>
+        <w:t xml:space="preserve">• </w:t>
+      </w:r>
+      <w:r>
+        <w:rPr>
+          <w:rtl/>
+        </w:rPr>
+        <w:t>דף</w:t>
+      </w:r>
+      <w:r>
+        <w:t xml:space="preserve"> </w:t>
+      </w:r>
+      <w:r>
+        <w:t>Signup</w:t>
+      </w:r>
+      <w:r>
+        <w:t xml:space="preserve"> </w:t>
+      </w:r>
+      <w:r>
+        <w:rPr>
+          <w:rtl/>
+        </w:rPr>
+        <w:t xml:space="preserve">אשר אתה יכול דרכו להירשם לאתר – </w:t>
+      </w:r>
+      <w:proofErr w:type="gramStart"/>
+      <w:r>
+        <w:rPr>
+          <w:rtl/>
+        </w:rPr>
+        <w:t xml:space="preserve">כותב </w:t>
+      </w:r>
+      <w:r>
+        <w:t xml:space="preserve"> </w:t>
+      </w:r>
+      <w:r>
         <w:rPr>
           <w:rFonts w:hint="cs"/>
           <w:rtl/>
         </w:rPr>
-        <w:t>פעולה 1</w:t>
-      </w:r>
+        <w:t>אימייל</w:t>
+      </w:r>
+      <w:proofErr w:type="gramEnd"/>
+      <w:r>
+        <w:rPr>
+          <w:rFonts w:hint="cs"/>
+          <w:rtl/>
+        </w:rPr>
+        <w:t xml:space="preserve"> </w:t>
+      </w:r>
+      <w:r>
+        <w:rPr>
+          <w:rtl/>
+        </w:rPr>
+        <w:t>שם וסיסמה למשתמש</w:t>
+      </w:r>
+    </w:p>
+    <w:p>
+      <w:pPr>
+        <w:pStyle w:val="a8"/>
+        <w:rPr>
+          <w:rtl/>
+        </w:rPr>
+      </w:pPr>
+      <w:r>
+        <w:rPr>
+          <w:rtl/>
+        </w:rPr>
+        <w:drawing>
+          <wp:inline distT="0" distB="0" distL="0" distR="0" wp14:anchorId="736FD58C" wp14:editId="6DF63901">
+            <wp:extent cx="5657850" cy="2691130"/>
+            <wp:effectExtent l="0" t="0" r="0" b="0"/>
+            <wp:docPr id="1179777491" name="תמונה 1" descr="תמונה שמכילה טקסט, צילום מסך, גופן, עיצוב&#10;&#10;תוכן בינה מלאכותית גנרטיבית עשוי להיות שגוי."/>
+            <wp:cNvGraphicFramePr>
+              <a:graphicFrameLocks xmlns:a="http://schemas.openxmlformats.org/drawingml/2006/main" noChangeAspect="1"/>
+            </wp:cNvGraphicFramePr>
+            <a:graphic xmlns:a="http://schemas.openxmlformats.org/drawingml/2006/main">
+              <a:graphicData uri="http://schemas.openxmlformats.org/drawingml/2006/picture">
+                <pic:pic xmlns:pic="http://schemas.openxmlformats.org/drawingml/2006/picture">
+                  <pic:nvPicPr>
+                    <pic:cNvPr id="1179777491" name="תמונה 1" descr="תמונה שמכילה טקסט, צילום מסך, גופן, עיצוב&#10;&#10;תוכן בינה מלאכותית גנרטיבית עשוי להיות שגוי."/>
+                    <pic:cNvPicPr/>
+                  </pic:nvPicPr>
+                  <pic:blipFill>
+                    <a:blip r:embed="rId30"/>
+                    <a:stretch>
+                      <a:fillRect/>
+                    </a:stretch>
+                  </pic:blipFill>
+                  <pic:spPr>
+                    <a:xfrm>
+                      <a:off x="0" y="0"/>
+                      <a:ext cx="5657850" cy="2691130"/>
+                    </a:xfrm>
+                    <a:prstGeom prst="rect">
+                      <a:avLst/>
+                    </a:prstGeom>
+                  </pic:spPr>
+                </pic:pic>
+              </a:graphicData>
+            </a:graphic>
+          </wp:inline>
+        </w:drawing>
+      </w:r>
+    </w:p>
+    <w:p>
+      <w:pPr>
+        <w:ind w:firstLine="0"/>
+      </w:pPr>
     </w:p>
     <w:p>
       <w:pPr>
@@ -17507,15 +17444,999 @@
           <w:rFonts w:hint="cs"/>
           <w:rtl/>
         </w:rPr>
+        <w:t xml:space="preserve">מסך </w:t>
+      </w:r>
+      <w:r>
+        <w:rPr>
+          <w:rFonts w:hint="cs"/>
+          <w:rtl/>
+        </w:rPr>
+        <w:t>התחברות</w:t>
+      </w:r>
+    </w:p>
+    <w:p>
+      <w:pPr>
+        <w:pStyle w:val="a8"/>
+        <w:numPr>
+          <w:ilvl w:val="0"/>
+          <w:numId w:val="28"/>
+        </w:numPr>
+        <w:rPr>
+          <w:rFonts w:ascii="Arial" w:hAnsi="Arial" w:cs="Arial"/>
+        </w:rPr>
+      </w:pPr>
+      <w:r>
+        <w:rPr>
+          <w:rFonts w:ascii="Arial" w:hAnsi="Arial" w:cs="Arial"/>
+          <w:rtl/>
+        </w:rPr>
+        <w:t>דף</w:t>
+      </w:r>
+      <w:r>
+        <w:rPr>
+          <w:rFonts w:ascii="Arial" w:hAnsi="Arial" w:cs="Arial"/>
+        </w:rPr>
+        <w:t xml:space="preserve"> LOGIN </w:t>
+      </w:r>
+      <w:r>
+        <w:rPr>
+          <w:rFonts w:ascii="Arial" w:hAnsi="Arial" w:cs="Arial"/>
+          <w:rtl/>
+        </w:rPr>
+        <w:t xml:space="preserve">אשר דרכו יכול לבצע התחברות לאתר – חייב לרשום </w:t>
+      </w:r>
+      <w:r>
+        <w:rPr>
+          <w:rFonts w:ascii="Arial" w:hAnsi="Arial" w:cs="Arial" w:hint="cs"/>
+          <w:rtl/>
+        </w:rPr>
+        <w:t>אימייל</w:t>
+      </w:r>
+      <w:r>
+        <w:rPr>
+          <w:rFonts w:ascii="Arial" w:hAnsi="Arial" w:cs="Arial"/>
+          <w:rtl/>
+        </w:rPr>
+        <w:t xml:space="preserve"> וסיסמה</w:t>
+      </w:r>
+    </w:p>
+    <w:p>
+      <w:pPr>
+        <w:ind w:left="408" w:firstLine="0"/>
+      </w:pPr>
+      <w:r>
+        <w:rPr>
+          <w:rtl/>
+        </w:rPr>
+        <w:drawing>
+          <wp:inline distT="0" distB="0" distL="0" distR="0" wp14:anchorId="6EF43682" wp14:editId="49EA77F5">
+            <wp:extent cx="5657850" cy="2695575"/>
+            <wp:effectExtent l="0" t="0" r="0" b="9525"/>
+            <wp:docPr id="923614389" name="תמונה 1"/>
+            <wp:cNvGraphicFramePr>
+              <a:graphicFrameLocks xmlns:a="http://schemas.openxmlformats.org/drawingml/2006/main" noChangeAspect="1"/>
+            </wp:cNvGraphicFramePr>
+            <a:graphic xmlns:a="http://schemas.openxmlformats.org/drawingml/2006/main">
+              <a:graphicData uri="http://schemas.openxmlformats.org/drawingml/2006/picture">
+                <pic:pic xmlns:pic="http://schemas.openxmlformats.org/drawingml/2006/picture">
+                  <pic:nvPicPr>
+                    <pic:cNvPr id="923614389" name=""/>
+                    <pic:cNvPicPr/>
+                  </pic:nvPicPr>
+                  <pic:blipFill>
+                    <a:blip r:embed="rId31"/>
+                    <a:stretch>
+                      <a:fillRect/>
+                    </a:stretch>
+                  </pic:blipFill>
+                  <pic:spPr>
+                    <a:xfrm>
+                      <a:off x="0" y="0"/>
+                      <a:ext cx="5657850" cy="2695575"/>
+                    </a:xfrm>
+                    <a:prstGeom prst="rect">
+                      <a:avLst/>
+                    </a:prstGeom>
+                  </pic:spPr>
+                </pic:pic>
+              </a:graphicData>
+            </a:graphic>
+          </wp:inline>
+        </w:drawing>
+      </w:r>
+    </w:p>
+    <w:p>
+      <w:pPr>
+        <w:ind w:firstLine="0"/>
+        <w:rPr>
+          <w:rtl/>
+        </w:rPr>
+      </w:pPr>
+    </w:p>
+    <w:p>
+      <w:pPr>
+        <w:ind w:firstLine="0"/>
+        <w:rPr>
+          <w:rtl/>
+        </w:rPr>
+      </w:pPr>
+    </w:p>
+    <w:p>
+      <w:pPr>
+        <w:ind w:firstLine="0"/>
+        <w:rPr>
+          <w:rtl/>
+        </w:rPr>
+      </w:pPr>
+    </w:p>
+    <w:p>
+      <w:pPr>
+        <w:ind w:firstLine="0"/>
+        <w:rPr>
+          <w:rtl/>
+        </w:rPr>
+      </w:pPr>
+    </w:p>
+    <w:p>
+      <w:pPr>
+        <w:ind w:firstLine="0"/>
+        <w:rPr>
+          <w:rtl/>
+        </w:rPr>
+      </w:pPr>
+      <w:r>
+        <w:rPr>
+          <w:rFonts w:hint="cs"/>
+          <w:rtl/>
+        </w:rPr>
+        <w:t xml:space="preserve">מסך  </w:t>
+      </w:r>
+      <w:proofErr w:type="spellStart"/>
+      <w:r>
+        <w:rPr>
+          <w:rFonts w:hint="cs"/>
+          <w:rtl/>
+        </w:rPr>
+        <w:t>צאט</w:t>
+      </w:r>
+      <w:proofErr w:type="spellEnd"/>
+      <w:r>
+        <w:rPr>
+          <w:rFonts w:hint="cs"/>
+          <w:rtl/>
+        </w:rPr>
+        <w:t xml:space="preserve"> </w:t>
+      </w:r>
+    </w:p>
+    <w:p>
+      <w:pPr>
+        <w:pStyle w:val="a8"/>
+        <w:numPr>
+          <w:ilvl w:val="0"/>
+          <w:numId w:val="28"/>
+        </w:numPr>
+      </w:pPr>
+      <w:r>
+        <w:rPr>
+          <w:rtl/>
+        </w:rPr>
+        <w:t>דף</w:t>
+      </w:r>
+      <w:r>
+        <w:t xml:space="preserve"> </w:t>
+      </w:r>
+      <w:r>
+        <w:t>chat</w:t>
+      </w:r>
+      <w:r>
+        <w:t xml:space="preserve"> </w:t>
+      </w:r>
+      <w:r>
+        <w:rPr>
+          <w:rtl/>
+        </w:rPr>
+        <w:t xml:space="preserve">אשר אתה יכול </w:t>
+      </w:r>
+      <w:r>
+        <w:rPr>
+          <w:rFonts w:hint="cs"/>
+          <w:rtl/>
+        </w:rPr>
+        <w:t>לדבר ולשוחח ולשלוח לתמונות לקבוצה שאתה שייך אליה</w:t>
+      </w:r>
+      <w:r>
+        <w:t xml:space="preserve"> </w:t>
+      </w:r>
+    </w:p>
+    <w:p>
+      <w:pPr>
+        <w:ind w:left="408" w:firstLine="0"/>
+      </w:pPr>
+      <w:r>
+        <w:rPr>
+          <w:noProof/>
+        </w:rPr>
+        <w:drawing>
+          <wp:inline distT="0" distB="0" distL="0" distR="0" wp14:anchorId="066EE9AE" wp14:editId="523A50B7">
+            <wp:extent cx="5657850" cy="2667635"/>
+            <wp:effectExtent l="0" t="0" r="0" b="0"/>
+            <wp:docPr id="117522694" name="תמונה 1"/>
+            <wp:cNvGraphicFramePr>
+              <a:graphicFrameLocks xmlns:a="http://schemas.openxmlformats.org/drawingml/2006/main" noChangeAspect="1"/>
+            </wp:cNvGraphicFramePr>
+            <a:graphic xmlns:a="http://schemas.openxmlformats.org/drawingml/2006/main">
+              <a:graphicData uri="http://schemas.openxmlformats.org/drawingml/2006/picture">
+                <pic:pic xmlns:pic="http://schemas.openxmlformats.org/drawingml/2006/picture">
+                  <pic:nvPicPr>
+                    <pic:cNvPr id="117522694" name=""/>
+                    <pic:cNvPicPr/>
+                  </pic:nvPicPr>
+                  <pic:blipFill>
+                    <a:blip r:embed="rId32"/>
+                    <a:stretch>
+                      <a:fillRect/>
+                    </a:stretch>
+                  </pic:blipFill>
+                  <pic:spPr>
+                    <a:xfrm>
+                      <a:off x="0" y="0"/>
+                      <a:ext cx="5657850" cy="2667635"/>
+                    </a:xfrm>
+                    <a:prstGeom prst="rect">
+                      <a:avLst/>
+                    </a:prstGeom>
+                  </pic:spPr>
+                </pic:pic>
+              </a:graphicData>
+            </a:graphic>
+          </wp:inline>
+        </w:drawing>
+      </w:r>
+      <w:r>
+        <w:rPr>
+          <w:rFonts w:hint="cs"/>
+          <w:rtl/>
+        </w:rPr>
+        <w:t xml:space="preserve"> </w:t>
+      </w:r>
+      <w:r>
+        <w:rPr>
+          <w:rtl/>
+        </w:rPr>
+        <w:t xml:space="preserve"> </w:t>
+      </w:r>
+    </w:p>
+    <w:p>
+      <w:pPr>
+        <w:ind w:firstLine="0"/>
+        <w:rPr>
+          <w:rtl/>
+        </w:rPr>
+      </w:pPr>
+    </w:p>
+    <w:p>
+      <w:pPr>
+        <w:ind w:firstLine="0"/>
+      </w:pPr>
+    </w:p>
+    <w:p>
+      <w:pPr>
+        <w:pStyle w:val="1"/>
+        <w:rPr>
+          <w:rtl/>
+        </w:rPr>
+      </w:pPr>
+      <w:bookmarkStart w:id="111" w:name="_Toc191372323"/>
+      <w:bookmarkStart w:id="112" w:name="_Toc191827002"/>
+      <w:bookmarkStart w:id="113" w:name="_Toc191827412"/>
+      <w:r>
+        <w:rPr>
+          <w:rFonts w:hint="cs"/>
+          <w:rtl/>
+        </w:rPr>
+        <w:lastRenderedPageBreak/>
+        <w:t>תיאור התוכנה</w:t>
+      </w:r>
+      <w:bookmarkEnd w:id="111"/>
+      <w:bookmarkEnd w:id="112"/>
+      <w:bookmarkEnd w:id="113"/>
+    </w:p>
+    <w:p>
+      <w:pPr>
+        <w:pStyle w:val="2"/>
+        <w:rPr>
+          <w:rtl/>
+        </w:rPr>
+      </w:pPr>
+      <w:bookmarkStart w:id="114" w:name="_Toc191372324"/>
+      <w:bookmarkStart w:id="115" w:name="_Toc191827003"/>
+      <w:bookmarkStart w:id="116" w:name="_Toc191827413"/>
+      <w:r>
+        <w:rPr>
+          <w:rFonts w:hint="cs"/>
+          <w:rtl/>
+        </w:rPr>
+        <w:t>סביבת עבודה</w:t>
+      </w:r>
+      <w:bookmarkEnd w:id="114"/>
+      <w:bookmarkEnd w:id="115"/>
+      <w:bookmarkEnd w:id="116"/>
+    </w:p>
+    <w:p>
+      <w:pPr>
+        <w:rPr>
+          <w:rtl/>
+        </w:rPr>
+      </w:pPr>
+      <w:r>
+        <w:rPr>
+          <w:rtl/>
+        </w:rPr>
+        <w:t>סביבת העבודה בה השתמשתי הוא</w:t>
+      </w:r>
+      <w:r>
+        <w:t xml:space="preserve"> Code Studio Visual - </w:t>
+      </w:r>
+      <w:r>
+        <w:rPr>
+          <w:rtl/>
+        </w:rPr>
+        <w:t>פלטפורמה מבוססת קוד פתוח לעריכת קוד ופיתוח תוכנה למערכות ההפעלה</w:t>
+      </w:r>
+      <w:r>
+        <w:t xml:space="preserve"> Windows, </w:t>
+      </w:r>
+      <w:r>
+        <w:rPr>
+          <w:rtl/>
+        </w:rPr>
+        <w:t>לינוקס ו</w:t>
+      </w:r>
+      <w:r>
+        <w:t>-X OS.</w:t>
+      </w:r>
+    </w:p>
+    <w:p>
+      <w:pPr>
+        <w:rPr>
+          <w:rtl/>
+        </w:rPr>
+      </w:pPr>
+      <w:r>
+        <w:rPr>
+          <w:rtl/>
+        </w:rPr>
+        <w:t xml:space="preserve">להלן </w:t>
+      </w:r>
+      <w:proofErr w:type="spellStart"/>
+      <w:r>
+        <w:rPr>
+          <w:rtl/>
+        </w:rPr>
+        <w:t>הפאקגים</w:t>
+      </w:r>
+      <w:proofErr w:type="spellEnd"/>
+      <w:r>
+        <w:rPr>
+          <w:rtl/>
+        </w:rPr>
+        <w:t>: ותיאור התוכנה בצורה ברורה יותר איך היא מסודרת ועובדת</w:t>
+      </w:r>
+      <w:r>
+        <w:rPr>
+          <w:rFonts w:hint="cs"/>
+          <w:rtl/>
+        </w:rPr>
+        <w:t xml:space="preserve"> </w:t>
+      </w:r>
+    </w:p>
+    <w:p>
+      <w:pPr>
+        <w:rPr>
+          <w:rtl/>
+        </w:rPr>
+      </w:pPr>
+      <w:r>
+        <w:t>C</w:t>
+      </w:r>
+      <w:r>
+        <w:t>lasses</w:t>
+      </w:r>
+      <w:r>
+        <w:rPr>
+          <w:rFonts w:hint="cs"/>
+          <w:rtl/>
+        </w:rPr>
+        <w:t xml:space="preserve"> </w:t>
+      </w:r>
+      <w:r>
+        <w:rPr>
+          <w:rtl/>
+        </w:rPr>
+        <w:t xml:space="preserve">כל המחלקות שמשתמשים בהם </w:t>
+      </w:r>
+      <w:proofErr w:type="spellStart"/>
+      <w:r>
+        <w:rPr>
+          <w:rtl/>
+        </w:rPr>
+        <w:t>בפרוייקט</w:t>
+      </w:r>
+      <w:proofErr w:type="spellEnd"/>
+      <w:r>
+        <w:rPr>
+          <w:rtl/>
+        </w:rPr>
+        <w:t xml:space="preserve"> נמצאים שם</w:t>
+      </w:r>
+      <w:r>
+        <w:t>.</w:t>
+      </w:r>
+    </w:p>
+    <w:p>
+      <w:r>
+        <w:rPr>
+          <w:rFonts w:hint="cs"/>
+          <w:rtl/>
+        </w:rPr>
+        <w:t xml:space="preserve"> </w:t>
+      </w:r>
+      <w:r>
+        <w:t xml:space="preserve"> </w:t>
+      </w:r>
+      <w:r>
+        <w:t xml:space="preserve">Pages </w:t>
+      </w:r>
+      <w:r>
+        <w:rPr>
+          <w:rtl/>
+        </w:rPr>
+        <w:t>שם נמצאים כל הדפים שיכולים להיות מוצגים באתר</w:t>
+      </w:r>
+    </w:p>
+    <w:p>
+      <w:pPr>
+        <w:rPr>
+          <w:rtl/>
+        </w:rPr>
+      </w:pPr>
+      <w:r>
+        <w:t xml:space="preserve"> </w:t>
+      </w:r>
+      <w:r>
+        <w:t>Repositories</w:t>
+      </w:r>
+      <w:r>
+        <w:rPr>
+          <w:rtl/>
+        </w:rPr>
+        <w:t>כל המחלקות שמבצעות קשר עם ה</w:t>
+      </w:r>
+      <w:r>
+        <w:rPr>
+          <w:rFonts w:hint="cs"/>
+          <w:rtl/>
+        </w:rPr>
+        <w:t xml:space="preserve"> </w:t>
+      </w:r>
+      <w:proofErr w:type="gramStart"/>
+      <w:r>
+        <w:t>DATABASE</w:t>
+      </w:r>
+      <w:r>
+        <w:t xml:space="preserve"> </w:t>
+      </w:r>
+      <w:r>
+        <w:rPr>
+          <w:rFonts w:hint="cs"/>
+          <w:rtl/>
+        </w:rPr>
+        <w:t xml:space="preserve"> </w:t>
+      </w:r>
+      <w:r>
+        <w:rPr>
+          <w:rtl/>
+        </w:rPr>
+        <w:t>יש</w:t>
+      </w:r>
+      <w:proofErr w:type="gramEnd"/>
+      <w:r>
+        <w:rPr>
+          <w:rtl/>
+        </w:rPr>
+        <w:t xml:space="preserve"> לו</w:t>
+      </w:r>
+      <w:r>
+        <w:t xml:space="preserve"> Repository</w:t>
+      </w:r>
+      <w:r>
+        <w:t xml:space="preserve"> </w:t>
+      </w:r>
+    </w:p>
+    <w:p>
+      <w:r>
+        <w:t xml:space="preserve">Services </w:t>
+      </w:r>
+      <w:proofErr w:type="gramStart"/>
+      <w:r>
+        <w:t xml:space="preserve">- </w:t>
+      </w:r>
+      <w:r>
+        <w:rPr>
+          <w:rFonts w:hint="cs"/>
+          <w:rtl/>
+        </w:rPr>
+        <w:t xml:space="preserve"> </w:t>
+      </w:r>
+      <w:r>
+        <w:rPr>
+          <w:rtl/>
+        </w:rPr>
+        <w:t>שם</w:t>
+      </w:r>
+      <w:proofErr w:type="gramEnd"/>
+      <w:r>
+        <w:rPr>
+          <w:rtl/>
+        </w:rPr>
+        <w:t xml:space="preserve"> נמצאות כל השירותים בשיתוף עם </w:t>
+      </w:r>
+      <w:proofErr w:type="gramStart"/>
+      <w:r>
+        <w:rPr>
+          <w:rtl/>
+        </w:rPr>
+        <w:t>ה</w:t>
+      </w:r>
+      <w:r>
+        <w:rPr>
+          <w:rFonts w:hint="cs"/>
+          <w:rtl/>
+        </w:rPr>
+        <w:t xml:space="preserve"> </w:t>
+      </w:r>
+      <w:r>
+        <w:t xml:space="preserve"> </w:t>
+      </w:r>
+      <w:r>
+        <w:t>Repositories</w:t>
+      </w:r>
+      <w:proofErr w:type="gramEnd"/>
+      <w:r>
+        <w:t xml:space="preserve"> </w:t>
+      </w:r>
+      <w:r>
+        <w:rPr>
+          <w:rFonts w:hint="cs"/>
+          <w:rtl/>
+        </w:rPr>
+        <w:t>(</w:t>
+      </w:r>
+      <w:r>
+        <w:rPr>
+          <w:rtl/>
+        </w:rPr>
+        <w:t xml:space="preserve">עם כל ההזרקה של </w:t>
+      </w:r>
+      <w:proofErr w:type="gramStart"/>
+      <w:r>
+        <w:rPr>
+          <w:rtl/>
+        </w:rPr>
+        <w:t>המשתנים</w:t>
+      </w:r>
+      <w:r>
+        <w:t xml:space="preserve">( </w:t>
+      </w:r>
+      <w:r>
+        <w:rPr>
+          <w:rtl/>
+        </w:rPr>
+        <w:t>ונמצאות</w:t>
+      </w:r>
+      <w:proofErr w:type="gramEnd"/>
+      <w:r>
+        <w:rPr>
+          <w:rtl/>
+        </w:rPr>
+        <w:t xml:space="preserve"> שם הפעולות העיקריות של </w:t>
+      </w:r>
+      <w:proofErr w:type="spellStart"/>
+      <w:r>
+        <w:rPr>
+          <w:rtl/>
+        </w:rPr>
+        <w:t>הפרוייקט</w:t>
+      </w:r>
+      <w:proofErr w:type="spellEnd"/>
+    </w:p>
+    <w:p>
+      <w:pPr>
+        <w:rPr>
+          <w:rtl/>
+        </w:rPr>
+      </w:pPr>
+    </w:p>
+    <w:p>
+      <w:pPr>
+        <w:pStyle w:val="2"/>
+      </w:pPr>
+      <w:bookmarkStart w:id="117" w:name="_Toc191372325"/>
+      <w:bookmarkStart w:id="118" w:name="_Toc191827004"/>
+      <w:bookmarkStart w:id="119" w:name="_Toc191827414"/>
+      <w:r>
+        <w:rPr>
+          <w:rFonts w:hint="cs"/>
+          <w:rtl/>
+        </w:rPr>
+        <w:t>שפות תכנות</w:t>
+      </w:r>
+      <w:bookmarkEnd w:id="117"/>
+      <w:bookmarkEnd w:id="118"/>
+      <w:bookmarkEnd w:id="119"/>
+    </w:p>
+    <w:p>
+      <w:r>
+        <w:rPr>
+          <w:rtl/>
+        </w:rPr>
+        <w:t>השתמשתי ב</w:t>
+      </w:r>
+      <w:r>
+        <w:t xml:space="preserve"> Spring</w:t>
+      </w:r>
+      <w:r>
+        <w:t xml:space="preserve"> boot </w:t>
+      </w:r>
+      <w:r>
+        <w:rPr>
+          <w:rFonts w:hint="cs"/>
+          <w:rtl/>
+        </w:rPr>
+        <w:t xml:space="preserve"> </w:t>
+      </w:r>
+      <w:r>
+        <w:t xml:space="preserve"> –</w:t>
+      </w:r>
+      <w:r>
+        <w:rPr>
+          <w:rtl/>
+        </w:rPr>
+        <w:t>גרסה 3.</w:t>
+      </w:r>
+      <w:r>
+        <w:rPr>
+          <w:rFonts w:hint="cs"/>
+          <w:rtl/>
+        </w:rPr>
+        <w:t>4</w:t>
+      </w:r>
+      <w:r>
+        <w:rPr>
+          <w:rtl/>
+        </w:rPr>
+        <w:t>.</w:t>
+      </w:r>
+      <w:r>
+        <w:rPr>
+          <w:rFonts w:hint="cs"/>
+          <w:rtl/>
+        </w:rPr>
+        <w:t>4</w:t>
+      </w:r>
+    </w:p>
+    <w:p>
+      <w:pPr>
+        <w:rPr>
+          <w:rFonts w:hint="cs"/>
+          <w:rtl/>
+        </w:rPr>
+      </w:pPr>
+      <w:r>
+        <w:rPr>
+          <w:rtl/>
+        </w:rPr>
+        <w:t>ושפת</w:t>
+      </w:r>
+      <w:r>
+        <w:t xml:space="preserve"> java </w:t>
+      </w:r>
+      <w:r>
+        <w:rPr>
+          <w:rtl/>
+        </w:rPr>
+        <w:t>גרסה .17</w:t>
+      </w:r>
+      <w:r>
+        <w:t xml:space="preserve"> </w:t>
+      </w:r>
+    </w:p>
+    <w:p>
+      <w:pPr>
+        <w:pStyle w:val="2"/>
+        <w:rPr>
+          <w:rtl/>
+        </w:rPr>
+      </w:pPr>
+      <w:bookmarkStart w:id="120" w:name="_Toc191372326"/>
+      <w:bookmarkStart w:id="121" w:name="_Toc191827005"/>
+      <w:bookmarkStart w:id="122" w:name="_Toc191827415"/>
+      <w:r>
+        <w:rPr>
+          <w:rFonts w:hint="cs"/>
+          <w:rtl/>
+        </w:rPr>
+        <w:t>תיאור המודולים והמחלקות</w:t>
+      </w:r>
+      <w:bookmarkEnd w:id="120"/>
+      <w:bookmarkEnd w:id="121"/>
+      <w:bookmarkEnd w:id="122"/>
+      <w:r>
+        <w:rPr>
+          <w:rFonts w:hint="cs"/>
+          <w:rtl/>
+        </w:rPr>
+        <w:t xml:space="preserve"> </w:t>
+      </w:r>
+    </w:p>
+    <w:p>
+      <w:pPr>
+        <w:pStyle w:val="3"/>
+        <w:rPr>
+          <w:rtl/>
+        </w:rPr>
+      </w:pPr>
+      <w:bookmarkStart w:id="123" w:name="_Toc191372327"/>
+      <w:bookmarkStart w:id="124" w:name="_Toc191827416"/>
+      <w:r>
+        <w:rPr>
+          <w:rFonts w:hint="cs"/>
+          <w:rtl/>
+        </w:rPr>
+        <w:t>עץ המודולים</w:t>
+      </w:r>
+      <w:bookmarkEnd w:id="123"/>
+      <w:bookmarkEnd w:id="124"/>
+    </w:p>
+    <w:p>
+      <w:pPr>
+        <w:pStyle w:val="3"/>
+        <w:rPr>
+          <w:rtl/>
+        </w:rPr>
+      </w:pPr>
+      <w:bookmarkStart w:id="125" w:name="_Toc191372328"/>
+      <w:bookmarkStart w:id="126" w:name="_Toc191827417"/>
+      <w:r>
+        <w:rPr>
+          <w:rFonts w:hint="cs"/>
+          <w:rtl/>
+          <w:lang w:val="en-GB"/>
+        </w:rPr>
+        <w:t xml:space="preserve">תרשים </w:t>
+      </w:r>
+      <w:r>
+        <w:rPr>
+          <w:rFonts w:hint="cs"/>
+          <w:rtl/>
+        </w:rPr>
+        <w:t xml:space="preserve">מחלקות </w:t>
+      </w:r>
+      <w:r>
+        <w:t>Class Diagram</w:t>
+      </w:r>
+      <w:bookmarkEnd w:id="125"/>
+      <w:bookmarkEnd w:id="126"/>
+    </w:p>
+    <w:p>
+      <w:pPr>
+        <w:pStyle w:val="3"/>
+        <w:rPr>
+          <w:rtl/>
+        </w:rPr>
+      </w:pPr>
+      <w:bookmarkStart w:id="127" w:name="_Toc191372329"/>
+      <w:bookmarkStart w:id="128" w:name="_Toc191827418"/>
+      <w:r>
+        <w:rPr>
+          <w:rFonts w:hint="cs"/>
+          <w:rtl/>
+        </w:rPr>
+        <w:t>תיאור מחלקות מפורט</w:t>
+      </w:r>
+      <w:bookmarkEnd w:id="127"/>
+      <w:bookmarkEnd w:id="128"/>
+    </w:p>
+    <w:p>
+      <w:pPr>
+        <w:pStyle w:val="2"/>
+        <w:rPr>
+          <w:rtl/>
+        </w:rPr>
+      </w:pPr>
+      <w:bookmarkStart w:id="129" w:name="_Toc191372330"/>
+      <w:bookmarkStart w:id="130" w:name="_Toc191827006"/>
+      <w:bookmarkStart w:id="131" w:name="_Toc191827419"/>
+      <w:r>
+        <w:rPr>
+          <w:rFonts w:hint="cs"/>
+          <w:rtl/>
+        </w:rPr>
+        <w:t>מבנה נתונים בשימוש</w:t>
+      </w:r>
+      <w:bookmarkEnd w:id="129"/>
+      <w:bookmarkEnd w:id="130"/>
+      <w:bookmarkEnd w:id="131"/>
+    </w:p>
+    <w:p>
+      <w:pPr>
+        <w:pStyle w:val="2"/>
+        <w:rPr>
+          <w:rtl/>
+        </w:rPr>
+      </w:pPr>
+      <w:bookmarkStart w:id="132" w:name="_Toc191372331"/>
+      <w:bookmarkStart w:id="133" w:name="_Toc191827007"/>
+      <w:bookmarkStart w:id="134" w:name="_Toc191827420"/>
+      <w:r>
+        <w:rPr>
+          <w:rFonts w:hint="cs"/>
+          <w:rtl/>
+        </w:rPr>
+        <w:t>קוד התוכנית לפעולות</w:t>
+      </w:r>
+      <w:r>
+        <w:rPr>
+          <w:rFonts w:hint="cs"/>
+          <w:rtl/>
+        </w:rPr>
+        <w:t xml:space="preserve"> ו</w:t>
+      </w:r>
+      <w:r>
+        <w:rPr>
+          <w:rFonts w:hint="cs"/>
+          <w:rtl/>
+        </w:rPr>
+        <w:t>אלגוריתמים</w:t>
+      </w:r>
+      <w:r>
+        <w:rPr>
+          <w:rFonts w:hint="cs"/>
+          <w:rtl/>
+        </w:rPr>
+        <w:t xml:space="preserve"> עיקרי</w:t>
+      </w:r>
+      <w:r>
+        <w:rPr>
+          <w:rFonts w:hint="cs"/>
+          <w:rtl/>
+        </w:rPr>
+        <w:t>ים</w:t>
+      </w:r>
+      <w:r>
+        <w:rPr>
+          <w:rFonts w:hint="cs"/>
+          <w:rtl/>
+        </w:rPr>
+        <w:t xml:space="preserve"> וחשוב</w:t>
+      </w:r>
+      <w:r>
+        <w:rPr>
+          <w:rFonts w:hint="cs"/>
+          <w:rtl/>
+        </w:rPr>
+        <w:t>ים</w:t>
+      </w:r>
+      <w:bookmarkEnd w:id="132"/>
+      <w:bookmarkEnd w:id="133"/>
+      <w:bookmarkEnd w:id="134"/>
+    </w:p>
+    <w:p>
+      <w:pPr>
+        <w:rPr>
+          <w:rtl/>
+        </w:rPr>
+      </w:pPr>
+      <w:r>
+        <w:rPr>
+          <w:rFonts w:hint="cs"/>
+          <w:highlight w:val="yellow"/>
+          <w:rtl/>
+        </w:rPr>
+        <w:t xml:space="preserve">לתאר 4-5 פעולות </w:t>
+      </w:r>
+      <w:r>
+        <w:rPr>
+          <w:rFonts w:hint="cs"/>
+          <w:highlight w:val="yellow"/>
+          <w:rtl/>
+        </w:rPr>
+        <w:t xml:space="preserve">ואלגוריתמים </w:t>
+      </w:r>
+      <w:r>
+        <w:rPr>
+          <w:rFonts w:hint="cs"/>
+          <w:highlight w:val="yellow"/>
+          <w:rtl/>
+        </w:rPr>
+        <w:t>עיקרי</w:t>
+      </w:r>
+      <w:r>
+        <w:rPr>
+          <w:rFonts w:hint="cs"/>
+          <w:highlight w:val="yellow"/>
+          <w:rtl/>
+        </w:rPr>
+        <w:t>ים ו</w:t>
+      </w:r>
+      <w:r>
+        <w:rPr>
+          <w:rFonts w:hint="cs"/>
+          <w:highlight w:val="yellow"/>
+          <w:rtl/>
+        </w:rPr>
+        <w:t>חשוב</w:t>
+      </w:r>
+      <w:r>
+        <w:rPr>
+          <w:rFonts w:hint="cs"/>
+          <w:highlight w:val="yellow"/>
+          <w:rtl/>
+        </w:rPr>
+        <w:t>ים</w:t>
+      </w:r>
+      <w:r>
+        <w:rPr>
+          <w:rFonts w:hint="cs"/>
+          <w:highlight w:val="yellow"/>
+          <w:rtl/>
+        </w:rPr>
+        <w:t xml:space="preserve">, וכל אחד: להציג הקוד שלו, תיעוד טענת כניסה ויציאה (פרמטרים וערך מוחזר), </w:t>
+      </w:r>
+      <w:r>
+        <w:rPr>
+          <w:rFonts w:hint="cs"/>
+          <w:highlight w:val="yellow"/>
+          <w:rtl/>
+        </w:rPr>
+        <w:t>מה מבצע?, אופן פעולתו בצורה מפורטת, סיבוכיות זמן ריצה...</w:t>
+      </w:r>
+    </w:p>
+    <w:p>
+      <w:pPr>
+        <w:pStyle w:val="a8"/>
+        <w:numPr>
+          <w:ilvl w:val="0"/>
+          <w:numId w:val="28"/>
+        </w:numPr>
+      </w:pPr>
+      <w:r>
+        <w:rPr>
+          <w:rFonts w:hint="cs"/>
+          <w:rtl/>
+        </w:rPr>
+        <w:t>פעולה 1</w:t>
+      </w:r>
+    </w:p>
+    <w:p>
+      <w:pPr>
+        <w:pStyle w:val="a8"/>
+        <w:numPr>
+          <w:ilvl w:val="0"/>
+          <w:numId w:val="28"/>
+        </w:numPr>
+      </w:pPr>
+      <w:r>
+        <w:rPr>
+          <w:rFonts w:hint="cs"/>
+          <w:rtl/>
+        </w:rPr>
         <w:t>:</w:t>
       </w:r>
     </w:p>
     <w:p>
       <w:pPr>
         <w:pStyle w:val="1"/>
-        <w:rPr>
-          <w:rtl/>
-        </w:rPr>
       </w:pPr>
       <w:bookmarkStart w:id="135" w:name="_Toc191372332"/>
       <w:bookmarkStart w:id="136" w:name="_Toc191827008"/>
@@ -17525,6 +18446,7 @@
           <w:rFonts w:hint="cs"/>
           <w:rtl/>
         </w:rPr>
+        <w:lastRenderedPageBreak/>
         <w:t>מדריך למשתמש</w:t>
       </w:r>
       <w:bookmarkEnd w:id="135"/>
@@ -17532,6 +18454,73 @@
       <w:bookmarkEnd w:id="137"/>
     </w:p>
     <w:p>
+      <w:r>
+        <w:rPr>
+          <w:rtl/>
+        </w:rPr>
+        <w:t xml:space="preserve">על מנת להריץ את האתר תצטרך קודם כל </w:t>
+      </w:r>
+      <w:proofErr w:type="spellStart"/>
+      <w:r>
+        <w:rPr>
+          <w:rtl/>
+        </w:rPr>
+        <w:t>שהפרוייקט</w:t>
+      </w:r>
+      <w:proofErr w:type="spellEnd"/>
+      <w:r>
+        <w:rPr>
+          <w:rtl/>
+        </w:rPr>
+        <w:t xml:space="preserve"> יהיה אצלך במחשב על</w:t>
+      </w:r>
+      <w:r>
+        <w:t xml:space="preserve"> VISUAL – </w:t>
+      </w:r>
+      <w:r>
+        <w:rPr>
+          <w:rtl/>
+        </w:rPr>
+        <w:t>תצטרך להריץ את השרת. כשתיכנס לדף הבית יהיה לך שתי אפשרויות – הרשמה לאתר או כניסה )אם יש משתמש קיים(. לאחר שנכנסת למערכת ויש לך משתמש יהיה לך מספר אפשרויות</w:t>
+      </w:r>
+      <w:r>
+        <w:t xml:space="preserve">. </w:t>
+      </w:r>
+    </w:p>
+    <w:p>
+      <w:r>
+        <w:rPr>
+          <w:rtl/>
+        </w:rPr>
+        <w:t>יש</w:t>
+      </w:r>
+      <w:r>
+        <w:t xml:space="preserve"> NAVBAR </w:t>
+      </w:r>
+      <w:r>
+        <w:rPr>
+          <w:rtl/>
+        </w:rPr>
+        <w:t>שמשמש כניווט בכל הדפים האלה אפשר לחזור ולהגיע לכל דף</w:t>
+      </w:r>
+      <w:r>
+        <w:t xml:space="preserve"> </w:t>
+      </w:r>
+    </w:p>
+    <w:p>
+      <w:pPr>
+        <w:rPr>
+          <w:rtl/>
+        </w:rPr>
+      </w:pPr>
+      <w:r>
+        <w:rPr>
+          <w:rtl/>
+        </w:rPr>
+        <w:t>דף בית – עם הסבר על האתר</w:t>
+      </w:r>
+    </w:p>
+    <w:p>
       <w:pPr>
         <w:rPr>
           <w:rtl/>
@@ -17540,10 +18529,127 @@
       <w:r>
         <w:rPr>
           <w:rFonts w:hint="cs"/>
-          <w:highlight w:val="yellow"/>
-          <w:rtl/>
-        </w:rPr>
-        <w:t>לתאר כאן...</w:t>
+          <w:rtl/>
+        </w:rPr>
+        <w:t xml:space="preserve">דף להתנתק </w:t>
+      </w:r>
+      <w:r>
+        <w:rPr>
+          <w:rtl/>
+        </w:rPr>
+        <w:t>–</w:t>
+      </w:r>
+      <w:r>
+        <w:rPr>
+          <w:rFonts w:hint="cs"/>
+          <w:rtl/>
+        </w:rPr>
+        <w:t xml:space="preserve"> תוכל להתנתק מהמשתמש שלך </w:t>
+      </w:r>
+    </w:p>
+    <w:p>
+      <w:pPr>
+        <w:rPr>
+          <w:rtl/>
+        </w:rPr>
+      </w:pPr>
+      <w:r>
+        <w:rPr>
+          <w:rFonts w:hint="cs"/>
+          <w:rtl/>
+        </w:rPr>
+        <w:t xml:space="preserve">דף להתחבר </w:t>
+      </w:r>
+      <w:r>
+        <w:rPr>
+          <w:rtl/>
+        </w:rPr>
+        <w:t>–</w:t>
+      </w:r>
+      <w:r>
+        <w:rPr>
+          <w:rFonts w:hint="cs"/>
+          <w:rtl/>
+        </w:rPr>
+        <w:t xml:space="preserve"> תוכל להתחבר עם יש לך אימייל וסיסמא אם לא תיצור חשבון </w:t>
+      </w:r>
+    </w:p>
+    <w:p>
+      <w:r>
+        <w:rPr>
+          <w:rFonts w:hint="cs"/>
+          <w:rtl/>
+        </w:rPr>
+        <w:t xml:space="preserve">דף להירשם </w:t>
+      </w:r>
+      <w:r>
+        <w:rPr>
+          <w:rtl/>
+        </w:rPr>
+        <w:t>–</w:t>
+      </w:r>
+      <w:r>
+        <w:rPr>
+          <w:rFonts w:hint="cs"/>
+          <w:rtl/>
+        </w:rPr>
+        <w:t xml:space="preserve"> דף שבו תוכל להירשם למערכת </w:t>
+      </w:r>
+    </w:p>
+    <w:p>
+      <w:r>
+        <w:rPr>
+          <w:rtl/>
+        </w:rPr>
+        <w:t xml:space="preserve"> דף </w:t>
+      </w:r>
+      <w:proofErr w:type="spellStart"/>
+      <w:r>
+        <w:rPr>
+          <w:rFonts w:hint="cs"/>
+          <w:rtl/>
+        </w:rPr>
+        <w:t>צאט</w:t>
+      </w:r>
+      <w:proofErr w:type="spellEnd"/>
+      <w:r>
+        <w:rPr>
+          <w:rtl/>
+        </w:rPr>
+        <w:t xml:space="preserve"> – שם תוכל </w:t>
+      </w:r>
+      <w:r>
+        <w:rPr>
+          <w:rFonts w:hint="cs"/>
+          <w:rtl/>
+        </w:rPr>
+        <w:t xml:space="preserve"> לדבר ולשוחח ו</w:t>
+      </w:r>
+      <w:r>
+        <w:rPr>
+          <w:rtl/>
+        </w:rPr>
+        <w:t>לראות א</w:t>
+      </w:r>
+      <w:r>
+        <w:rPr>
+          <w:rFonts w:hint="cs"/>
+          <w:rtl/>
+        </w:rPr>
+        <w:t xml:space="preserve">ת הקבוצות </w:t>
+      </w:r>
+    </w:p>
+    <w:p>
+      <w:pPr>
+        <w:rPr>
+          <w:rtl/>
+        </w:rPr>
+      </w:pPr>
+      <w:r>
+        <w:rPr>
+          <w:rtl/>
+        </w:rPr>
+        <w:t xml:space="preserve"> </w:t>
       </w:r>
     </w:p>
     <w:p>
@@ -17574,14 +18680,137 @@
         </w:rPr>
       </w:pPr>
       <w:bookmarkStart w:id="141" w:name="_Toc191372334"/>
+    </w:p>
+    <w:p>
+      <w:pPr>
+        <w:rPr>
+          <w:rtl/>
+        </w:rPr>
+      </w:pPr>
+      <w:r>
+        <w:rPr>
+          <w:rtl/>
+        </w:rPr>
+        <w:t>למען בדיקת אמינות המערכת בוצעו בפרויקט זה מספר רחב של בדיקות שנועדו לוודא שהמערכת פועלת כהלכה ולא בוצעו בה שגיאות לא רצויות בצד הלקוח ובצד השרת .להלן חלק מהבדיקות אותם ביצעתי בפרויק</w:t>
+      </w:r>
       <w:r>
         <w:rPr>
           <w:rFonts w:hint="cs"/>
-          <w:highlight w:val="yellow"/>
-          <w:rtl/>
-        </w:rPr>
-        <w:t>לתאר כאן...</w:t>
-      </w:r>
+          <w:rtl/>
+        </w:rPr>
+        <w:t xml:space="preserve">ט </w:t>
+      </w:r>
+    </w:p>
+    <w:p>
+      <w:pPr>
+        <w:rPr>
+          <w:rtl/>
+        </w:rPr>
+      </w:pPr>
+      <w:r>
+        <w:rPr>
+          <w:rtl/>
+        </w:rPr>
+        <w:t>התחברות למערכת ובדיקת כל ההרשאות של הפרויקט. עברתי על כל הבקשות המתבצעות בצד הלקוח הדורשים הרשאות משתמש ובדקתי האם השרת פועל לפי ההרשאות של כל משתמש וחוסם דברים שלמשתמש לא צריך להיות גישה אליהם</w:t>
+      </w:r>
+      <w:r>
+        <w:t>. •</w:t>
+      </w:r>
+    </w:p>
+    <w:p>
+      <w:r>
+        <w:t xml:space="preserve"> </w:t>
+      </w:r>
+      <w:r>
+        <w:rPr>
+          <w:rtl/>
+        </w:rPr>
+        <w:t>העברת בקשות התחברות שונות הכוללות בקשות</w:t>
+      </w:r>
+      <w:r>
+        <w:t xml:space="preserve"> HTTP </w:t>
+      </w:r>
+      <w:r>
+        <w:rPr>
+          <w:rtl/>
+        </w:rPr>
+        <w:t>והתחברות מכמה משתמשים</w:t>
+      </w:r>
+      <w:r>
+        <w:t xml:space="preserve"> </w:t>
+      </w:r>
+    </w:p>
+    <w:p>
+      <w:pPr>
+        <w:ind w:left="-7" w:firstLine="0"/>
+        <w:rPr>
+          <w:rtl/>
+        </w:rPr>
+      </w:pPr>
+      <w:r>
+        <w:t>Tomc</w:t>
+      </w:r>
+      <w:r>
+        <w:t>at</w:t>
+      </w:r>
+      <w:proofErr w:type="gramStart"/>
+      <w:r>
+        <w:t xml:space="preserve"> </w:t>
+      </w:r>
+      <w:r>
+        <w:t xml:space="preserve"> </w:t>
+      </w:r>
+      <w:r>
+        <w:rPr>
+          <w:rFonts w:hint="cs"/>
+          <w:rtl/>
+        </w:rPr>
+        <w:t xml:space="preserve"> (</w:t>
+      </w:r>
+      <w:proofErr w:type="gramEnd"/>
+      <w:r>
+        <w:rPr>
+          <w:rFonts w:hint="cs"/>
+          <w:rtl/>
+        </w:rPr>
+        <w:t xml:space="preserve"> בעל </w:t>
+      </w:r>
+      <w:proofErr w:type="gramStart"/>
+      <w:r>
+        <w:rPr>
+          <w:rFonts w:hint="cs"/>
+          <w:rtl/>
+        </w:rPr>
+        <w:t>השרת )</w:t>
+      </w:r>
+      <w:proofErr w:type="gramEnd"/>
+      <w:r>
+        <w:rPr>
+          <w:rFonts w:hint="cs"/>
+          <w:rtl/>
+        </w:rPr>
+        <w:t xml:space="preserve"> </w:t>
+      </w:r>
+      <w:r>
+        <w:rPr>
+          <w:rtl/>
+        </w:rPr>
+        <w:t>בדיקת שליחת בקשות לשרת ממספר משתמשים בו זמנית לבדיקה האם השרת יכול לטפל בכל הבקשות בו זמני</w:t>
+      </w:r>
+      <w:r>
+        <w:rPr>
+          <w:rFonts w:hint="cs"/>
+          <w:rtl/>
+        </w:rPr>
+        <w:t>.</w:t>
+      </w:r>
+    </w:p>
+    <w:p>
+      <w:pPr>
+        <w:rPr>
+          <w:rtl/>
+        </w:rPr>
+      </w:pPr>
     </w:p>
     <w:p>
       <w:pPr>
@@ -17646,6 +18875,7 @@
           <w:rFonts w:hint="cs"/>
           <w:rtl/>
         </w:rPr>
+        <w:lastRenderedPageBreak/>
         <w:t>מסקנות</w:t>
       </w:r>
       <w:bookmarkEnd w:id="141"/>
@@ -17875,6 +19105,13 @@
     </w:p>
     <w:p>
       <w:pPr>
+        <w:rPr>
+          <w:rtl/>
+        </w:rPr>
+      </w:pPr>
+    </w:p>
+    <w:p>
+      <w:pPr>
         <w:pStyle w:val="1"/>
         <w:rPr>
           <w:rtl/>
@@ -17887,6 +19124,7 @@
           <w:rFonts w:hint="cs"/>
           <w:rtl/>
         </w:rPr>
+        <w:lastRenderedPageBreak/>
         <w:t>פיתוחים עתידיים</w:t>
       </w:r>
       <w:bookmarkEnd w:id="144"/>
@@ -18114,7 +19352,7 @@
       <w:r>
         <w:t xml:space="preserve">Networks with Lightweight AES and ECDH Cryptography Approach”, August 2024 </w:t>
       </w:r>
-      <w:hyperlink r:id="rId28" w:history="1">
+      <w:hyperlink r:id="rId33" w:history="1">
         <w:r>
           <w:rPr>
             <w:rStyle w:val="Hyperlink"/>
@@ -18136,7 +19374,7 @@
       <w:r>
         <w:t xml:space="preserve">Limin Zhang, Li Wang, “A Hybrid Encryption Approach for Efficient and Secure Data Transmission in IoT Devices”, June 2024 </w:t>
       </w:r>
-      <w:hyperlink r:id="rId29" w:history="1">
+      <w:hyperlink r:id="rId34" w:history="1">
         <w:r>
           <w:rPr>
             <w:rStyle w:val="Hyperlink"/>
@@ -18192,7 +19430,7 @@
       <w:r>
         <w:t xml:space="preserve"> </w:t>
       </w:r>
-      <w:hyperlink r:id="rId30" w:history="1">
+      <w:hyperlink r:id="rId35" w:history="1">
         <w:r>
           <w:rPr>
             <w:rStyle w:val="Hyperlink"/>
@@ -18208,9 +19446,9 @@
       </w:pPr>
     </w:p>
     <w:sectPr>
-      <w:headerReference w:type="default" r:id="rId31"/>
-      <w:footerReference w:type="default" r:id="rId32"/>
-      <w:headerReference w:type="first" r:id="rId33"/>
+      <w:headerReference w:type="default" r:id="rId36"/>
+      <w:footerReference w:type="default" r:id="rId37"/>
+      <w:headerReference w:type="first" r:id="rId38"/>
       <w:pgSz w:w="12240" w:h="15840"/>
       <w:pgMar w:top="1134" w:right="1530" w:bottom="1276" w:left="1800" w:header="720" w:footer="342" w:gutter="0"/>
       <w:pgNumType w:start="1"/>
@@ -25134,7 +26372,6 @@
     <w:lvl w:ilvl="1">
       <w:start w:val="1"/>
       <w:numFmt w:val="decimal"/>
-      <w:pStyle w:val="2"/>
       <w:lvlText w:val="%1.%2"/>
       <w:lvlJc w:val="left"/>
       <w:pPr>
@@ -30464,22 +31701,19 @@
     <w:uiPriority w:val="9"/>
     <w:unhideWhenUsed/>
     <w:qFormat/>
-    <w:rsid w:val="00146CA2"/>
+    <w:rsid w:val="0064554F"/>
     <w:pPr>
       <w:keepNext/>
       <w:keepLines/>
-      <w:numPr>
-        <w:ilvl w:val="1"/>
-        <w:numId w:val="23"/>
-      </w:numPr>
-      <w:spacing w:before="240" w:after="240" w:line="240" w:lineRule="auto"/>
+      <w:spacing w:before="360" w:after="80" w:line="240" w:lineRule="auto"/>
+      <w:ind w:left="360" w:firstLine="0"/>
       <w:outlineLvl w:val="1"/>
     </w:pPr>
     <w:rPr>
-      <w:rFonts w:asciiTheme="minorBidi" w:eastAsiaTheme="majorEastAsia" w:hAnsiTheme="minorBidi" w:cs="Arial"/>
+      <w:rFonts w:ascii="Arial" w:eastAsiaTheme="majorEastAsia" w:hAnsi="Arial" w:cs="Arial"/>
       <w:b/>
       <w:bCs/>
-      <w:color w:val="2F5496" w:themeColor="accent1" w:themeShade="BF"/>
+      <w:color w:val="000000"/>
       <w:sz w:val="28"/>
       <w:szCs w:val="28"/>
     </w:rPr>
@@ -30609,7 +31843,6 @@
   <w:style w:type="character" w:default="1" w:styleId="a0">
     <w:name w:val="Default Paragraph Font"/>
     <w:uiPriority w:val="1"/>
-    <w:semiHidden/>
     <w:unhideWhenUsed/>
   </w:style>
   <w:style w:type="table" w:default="1" w:styleId="a1">
@@ -30653,12 +31886,12 @@
     <w:basedOn w:val="a0"/>
     <w:link w:val="2"/>
     <w:uiPriority w:val="9"/>
-    <w:rsid w:val="00146CA2"/>
+    <w:rsid w:val="0064554F"/>
     <w:rPr>
-      <w:rFonts w:asciiTheme="minorBidi" w:eastAsiaTheme="majorEastAsia" w:hAnsiTheme="minorBidi" w:cs="Arial"/>
+      <w:rFonts w:ascii="Arial" w:eastAsiaTheme="majorEastAsia" w:hAnsi="Arial" w:cs="Arial"/>
       <w:b/>
       <w:bCs/>
-      <w:color w:val="2F5496" w:themeColor="accent1" w:themeShade="BF"/>
+      <w:color w:val="000000"/>
       <w:sz w:val="28"/>
       <w:szCs w:val="28"/>
     </w:rPr>

--- a/src/main/java/mu/smalltalk/BOOK/Book-SmallTalk.docx
+++ b/src/main/java/mu/smalltalk/BOOK/Book-SmallTalk.docx
@@ -9320,7 +9320,6 @@
       <w:pPr>
         <w:rPr>
           <w:rFonts w:asciiTheme="minorBidi" w:hAnsiTheme="minorBidi" w:cstheme="minorBidi"/>
-          <w:lang/>
         </w:rPr>
       </w:pPr>
       <w:r>
@@ -9343,14 +9342,12 @@
           <w:rFonts w:asciiTheme="minorBidi" w:hAnsiTheme="minorBidi" w:cstheme="minorBidi"/>
           <w:b/>
           <w:bCs/>
-          <w:lang/>
         </w:rPr>
         <w:t>SmallTalk</w:t>
       </w:r>
       <w:r>
         <w:rPr>
           <w:rFonts w:asciiTheme="minorBidi" w:hAnsiTheme="minorBidi" w:cstheme="minorBidi"/>
-          <w:lang/>
         </w:rPr>
         <w:t xml:space="preserve"> </w:t>
       </w:r>
@@ -9365,7 +9362,6 @@
       <w:r>
         <w:rPr>
           <w:rFonts w:asciiTheme="minorBidi" w:hAnsiTheme="minorBidi" w:cstheme="minorBidi"/>
-          <w:lang/>
         </w:rPr>
         <w:t xml:space="preserve"> (KPIs – Key Performance Indicators) </w:t>
       </w:r>
@@ -9380,7 +9376,6 @@
       <w:r>
         <w:rPr>
           <w:rFonts w:asciiTheme="minorBidi" w:hAnsiTheme="minorBidi" w:cstheme="minorBidi"/>
-          <w:lang/>
         </w:rPr>
         <w:t>.</w:t>
       </w:r>
@@ -9391,7 +9386,6 @@
           <w:rFonts w:asciiTheme="minorBidi" w:hAnsiTheme="minorBidi" w:cstheme="minorBidi"/>
           <w:b/>
           <w:bCs/>
-          <w:lang/>
         </w:rPr>
       </w:pPr>
       <w:r>
@@ -9407,7 +9401,6 @@
           <w:rFonts w:asciiTheme="minorBidi" w:hAnsiTheme="minorBidi" w:cstheme="minorBidi"/>
           <w:b/>
           <w:bCs/>
-          <w:lang/>
         </w:rPr>
         <w:t>1</w:t>
       </w:r>
@@ -9438,7 +9431,6 @@
         </w:numPr>
         <w:rPr>
           <w:rFonts w:asciiTheme="minorBidi" w:hAnsiTheme="minorBidi" w:cstheme="minorBidi"/>
-          <w:lang/>
         </w:rPr>
       </w:pPr>
       <w:r>
@@ -9446,7 +9438,6 @@
           <w:rFonts w:asciiTheme="minorBidi" w:hAnsiTheme="minorBidi" w:cstheme="minorBidi"/>
           <w:b/>
           <w:bCs/>
-          <w:lang/>
         </w:rPr>
         <w:t xml:space="preserve">100% </w:t>
       </w:r>
@@ -9465,14 +9456,12 @@
           <w:rFonts w:asciiTheme="minorBidi" w:hAnsiTheme="minorBidi" w:cstheme="minorBidi"/>
           <w:b/>
           <w:bCs/>
-          <w:lang/>
         </w:rPr>
         <w:t xml:space="preserve"> (E2EE)</w:t>
       </w:r>
       <w:r>
         <w:rPr>
           <w:rFonts w:asciiTheme="minorBidi" w:hAnsiTheme="minorBidi" w:cstheme="minorBidi"/>
-          <w:lang/>
         </w:rPr>
         <w:t xml:space="preserve"> – </w:t>
       </w:r>
@@ -9505,7 +9494,6 @@
       <w:r>
         <w:rPr>
           <w:rFonts w:asciiTheme="minorBidi" w:hAnsiTheme="minorBidi" w:cstheme="minorBidi"/>
-          <w:lang/>
         </w:rPr>
         <w:t>.</w:t>
       </w:r>
@@ -9518,7 +9506,6 @@
         </w:numPr>
         <w:rPr>
           <w:rFonts w:asciiTheme="minorBidi" w:hAnsiTheme="minorBidi" w:cstheme="minorBidi"/>
-          <w:lang/>
         </w:rPr>
       </w:pPr>
       <w:r>
@@ -9536,14 +9523,12 @@
           <w:rFonts w:asciiTheme="minorBidi" w:hAnsiTheme="minorBidi" w:cstheme="minorBidi"/>
           <w:b/>
           <w:bCs/>
-          <w:lang/>
         </w:rPr>
         <w:t xml:space="preserve"> (Penetration Tests)</w:t>
       </w:r>
       <w:r>
         <w:rPr>
           <w:rFonts w:asciiTheme="minorBidi" w:hAnsiTheme="minorBidi" w:cstheme="minorBidi"/>
-          <w:lang/>
         </w:rPr>
         <w:t xml:space="preserve"> – </w:t>
       </w:r>
@@ -9558,7 +9543,6 @@
       <w:r>
         <w:rPr>
           <w:rFonts w:asciiTheme="minorBidi" w:hAnsiTheme="minorBidi" w:cstheme="minorBidi"/>
-          <w:lang/>
         </w:rPr>
         <w:t xml:space="preserve"> (</w:t>
       </w:r>
@@ -9573,7 +9557,6 @@
       <w:r>
         <w:rPr>
           <w:rFonts w:asciiTheme="minorBidi" w:hAnsiTheme="minorBidi" w:cstheme="minorBidi"/>
-          <w:lang/>
         </w:rPr>
         <w:t xml:space="preserve"> Man-in-the-middle, XSS, SQL Injection).</w:t>
       </w:r>
@@ -9586,7 +9569,6 @@
         </w:numPr>
         <w:rPr>
           <w:rFonts w:asciiTheme="minorBidi" w:hAnsiTheme="minorBidi" w:cstheme="minorBidi"/>
-          <w:lang/>
         </w:rPr>
       </w:pPr>
       <w:r>
@@ -9610,7 +9592,6 @@
       <w:r>
         <w:rPr>
           <w:rFonts w:asciiTheme="minorBidi" w:hAnsiTheme="minorBidi" w:cstheme="minorBidi"/>
-          <w:lang/>
         </w:rPr>
         <w:t xml:space="preserve">– </w:t>
       </w:r>
@@ -9625,7 +9606,6 @@
       <w:r>
         <w:rPr>
           <w:rFonts w:asciiTheme="minorBidi" w:hAnsiTheme="minorBidi" w:cstheme="minorBidi"/>
-          <w:lang/>
         </w:rPr>
         <w:t>.</w:t>
       </w:r>
@@ -9636,7 +9616,6 @@
           <w:rFonts w:asciiTheme="minorBidi" w:hAnsiTheme="minorBidi" w:cstheme="minorBidi"/>
           <w:b/>
           <w:bCs/>
-          <w:lang/>
         </w:rPr>
       </w:pPr>
       <w:r>
@@ -9645,7 +9624,6 @@
           <w:b/>
           <w:bCs/>
           <w:rtl/>
-          <w:lang/>
         </w:rPr>
         <w:t xml:space="preserve"> </w:t>
       </w:r>
@@ -9662,7 +9640,6 @@
           <w:rFonts w:asciiTheme="minorBidi" w:hAnsiTheme="minorBidi" w:cstheme="minorBidi"/>
           <w:b/>
           <w:bCs/>
-          <w:lang/>
         </w:rPr>
         <w:t>2</w:t>
       </w:r>
@@ -9685,7 +9662,6 @@
         </w:numPr>
         <w:rPr>
           <w:rFonts w:asciiTheme="minorBidi" w:hAnsiTheme="minorBidi" w:cstheme="minorBidi"/>
-          <w:lang/>
         </w:rPr>
       </w:pPr>
       <w:r>
@@ -9703,14 +9679,12 @@
           <w:rFonts w:asciiTheme="minorBidi" w:hAnsiTheme="minorBidi" w:cstheme="minorBidi"/>
           <w:b/>
           <w:bCs/>
-          <w:lang/>
         </w:rPr>
         <w:t>ms</w:t>
       </w:r>
       <w:r>
         <w:rPr>
           <w:rFonts w:asciiTheme="minorBidi" w:hAnsiTheme="minorBidi" w:cstheme="minorBidi"/>
-          <w:lang/>
         </w:rPr>
         <w:t xml:space="preserve"> – </w:t>
       </w:r>
@@ -9725,7 +9699,6 @@
       <w:r>
         <w:rPr>
           <w:rFonts w:asciiTheme="minorBidi" w:hAnsiTheme="minorBidi" w:cstheme="minorBidi"/>
-          <w:lang/>
         </w:rPr>
         <w:t xml:space="preserve"> WebSocket </w:t>
       </w:r>
@@ -9740,7 +9713,6 @@
       <w:r>
         <w:rPr>
           <w:rFonts w:asciiTheme="minorBidi" w:hAnsiTheme="minorBidi" w:cstheme="minorBidi"/>
-          <w:lang/>
         </w:rPr>
         <w:t>.</w:t>
       </w:r>
@@ -9753,7 +9725,6 @@
         </w:numPr>
         <w:rPr>
           <w:rFonts w:asciiTheme="minorBidi" w:hAnsiTheme="minorBidi" w:cstheme="minorBidi"/>
-          <w:lang/>
         </w:rPr>
       </w:pPr>
       <w:r>
@@ -9777,7 +9748,6 @@
       <w:r>
         <w:rPr>
           <w:rFonts w:asciiTheme="minorBidi" w:hAnsiTheme="minorBidi" w:cstheme="minorBidi"/>
-          <w:lang/>
         </w:rPr>
         <w:t xml:space="preserve">– </w:t>
       </w:r>
@@ -9792,7 +9762,6 @@
       <w:r>
         <w:rPr>
           <w:rFonts w:asciiTheme="minorBidi" w:hAnsiTheme="minorBidi" w:cstheme="minorBidi"/>
-          <w:lang/>
         </w:rPr>
         <w:t>.</w:t>
       </w:r>
@@ -9805,7 +9774,6 @@
         </w:numPr>
         <w:rPr>
           <w:rFonts w:asciiTheme="minorBidi" w:hAnsiTheme="minorBidi" w:cstheme="minorBidi"/>
-          <w:lang/>
         </w:rPr>
       </w:pPr>
       <w:r>
@@ -9823,14 +9791,12 @@
           <w:rFonts w:asciiTheme="minorBidi" w:hAnsiTheme="minorBidi" w:cstheme="minorBidi"/>
           <w:b/>
           <w:bCs/>
-          <w:lang/>
         </w:rPr>
         <w:t>&lt; 50ms</w:t>
       </w:r>
       <w:r>
         <w:rPr>
           <w:rFonts w:asciiTheme="minorBidi" w:hAnsiTheme="minorBidi" w:cstheme="minorBidi"/>
-          <w:lang/>
         </w:rPr>
         <w:t xml:space="preserve"> – </w:t>
       </w:r>
@@ -9845,7 +9811,6 @@
       <w:r>
         <w:rPr>
           <w:rFonts w:asciiTheme="minorBidi" w:hAnsiTheme="minorBidi" w:cstheme="minorBidi"/>
-          <w:lang/>
         </w:rPr>
         <w:t>.</w:t>
       </w:r>
@@ -9856,7 +9821,6 @@
           <w:rFonts w:asciiTheme="minorBidi" w:hAnsiTheme="minorBidi" w:cstheme="minorBidi"/>
           <w:b/>
           <w:bCs/>
-          <w:lang/>
         </w:rPr>
       </w:pPr>
       <w:r>
@@ -9864,7 +9828,6 @@
           <w:rFonts w:asciiTheme="minorBidi" w:hAnsiTheme="minorBidi" w:cstheme="minorBidi"/>
           <w:b/>
           <w:bCs/>
-          <w:lang/>
         </w:rPr>
         <w:t xml:space="preserve">3 </w:t>
       </w:r>
@@ -9904,7 +9867,6 @@
         </w:numPr>
         <w:rPr>
           <w:rFonts w:asciiTheme="minorBidi" w:hAnsiTheme="minorBidi" w:cstheme="minorBidi"/>
-          <w:lang/>
         </w:rPr>
       </w:pPr>
       <w:r>
@@ -9928,7 +9890,6 @@
       <w:r>
         <w:rPr>
           <w:rFonts w:asciiTheme="minorBidi" w:hAnsiTheme="minorBidi" w:cstheme="minorBidi"/>
-          <w:lang/>
         </w:rPr>
         <w:t xml:space="preserve">– </w:t>
       </w:r>
@@ -9943,7 +9904,6 @@
       <w:r>
         <w:rPr>
           <w:rFonts w:asciiTheme="minorBidi" w:hAnsiTheme="minorBidi" w:cstheme="minorBidi"/>
-          <w:lang/>
         </w:rPr>
         <w:t>.</w:t>
       </w:r>
@@ -9956,7 +9916,6 @@
         </w:numPr>
         <w:rPr>
           <w:rFonts w:asciiTheme="minorBidi" w:hAnsiTheme="minorBidi" w:cstheme="minorBidi"/>
-          <w:lang/>
         </w:rPr>
       </w:pPr>
       <w:r>
@@ -9972,7 +9931,6 @@
       <w:r>
         <w:rPr>
           <w:rFonts w:asciiTheme="minorBidi" w:hAnsiTheme="minorBidi" w:cstheme="minorBidi"/>
-          <w:lang/>
         </w:rPr>
         <w:t>.</w:t>
       </w:r>
@@ -9985,7 +9943,6 @@
         </w:numPr>
         <w:rPr>
           <w:rFonts w:asciiTheme="minorBidi" w:hAnsiTheme="minorBidi" w:cstheme="minorBidi"/>
-          <w:lang/>
         </w:rPr>
       </w:pPr>
       <w:r>
@@ -10009,7 +9966,6 @@
       <w:r>
         <w:rPr>
           <w:rFonts w:asciiTheme="minorBidi" w:hAnsiTheme="minorBidi" w:cstheme="minorBidi"/>
-          <w:lang/>
         </w:rPr>
         <w:t xml:space="preserve">– </w:t>
       </w:r>
@@ -18736,10 +18692,7 @@
     </w:p>
     <w:p>
       <w:pPr>
-        <w:numPr>
-          <w:ilvl w:val="1"/>
-          <w:numId w:val="36"/>
-        </w:numPr>
+        <w:ind w:left="1080" w:firstLine="0"/>
         <w:rPr>
           <w:rtl/>
         </w:rPr>
@@ -18981,7 +18934,6 @@
       <w:pPr>
         <w:rPr>
           <w:rFonts w:ascii="Arial" w:hAnsi="Arial" w:cs="Arial"/>
-          <w:lang/>
         </w:rPr>
       </w:pPr>
       <w:r>
@@ -18996,14 +18948,12 @@
           <w:rFonts w:ascii="Arial" w:hAnsi="Arial" w:cs="Arial"/>
           <w:b/>
           <w:bCs/>
-          <w:lang/>
         </w:rPr>
         <w:t>SmallTalk</w:t>
       </w:r>
       <w:r>
         <w:rPr>
           <w:rFonts w:ascii="Arial" w:hAnsi="Arial" w:cs="Arial"/>
-          <w:lang/>
         </w:rPr>
         <w:t xml:space="preserve"> </w:t>
       </w:r>
@@ -19011,7 +18961,6 @@
         <w:rPr>
           <w:rFonts w:ascii="Arial" w:hAnsi="Arial" w:cs="Arial" w:hint="cs"/>
           <w:rtl/>
-          <w:lang/>
         </w:rPr>
         <w:t xml:space="preserve"> </w:t>
       </w:r>
@@ -19036,14 +18985,12 @@
           <w:rFonts w:ascii="Arial" w:hAnsi="Arial" w:cs="Arial"/>
           <w:b/>
           <w:bCs/>
-          <w:lang/>
         </w:rPr>
         <w:t xml:space="preserve"> (Client-Server Model)</w:t>
       </w:r>
       <w:r>
         <w:rPr>
           <w:rFonts w:ascii="Arial" w:hAnsi="Arial" w:cs="Arial"/>
-          <w:lang/>
         </w:rPr>
         <w:t xml:space="preserve">, </w:t>
       </w:r>
@@ -19057,7 +19004,6 @@
       <w:r>
         <w:rPr>
           <w:rFonts w:ascii="Arial" w:hAnsi="Arial" w:cs="Arial"/>
-          <w:lang/>
         </w:rPr>
         <w:t>:</w:t>
       </w:r>
@@ -19070,7 +19016,6 @@
         </w:numPr>
         <w:rPr>
           <w:rFonts w:ascii="Arial" w:hAnsi="Arial" w:cs="Arial"/>
-          <w:lang/>
         </w:rPr>
       </w:pPr>
       <w:r>
@@ -19087,14 +19032,12 @@
           <w:rFonts w:ascii="Arial" w:hAnsi="Arial" w:cs="Arial"/>
           <w:b/>
           <w:bCs/>
-          <w:lang/>
         </w:rPr>
         <w:t xml:space="preserve"> (Client)</w:t>
       </w:r>
       <w:r>
         <w:rPr>
           <w:rFonts w:ascii="Arial" w:hAnsi="Arial" w:cs="Arial"/>
-          <w:lang/>
         </w:rPr>
         <w:t xml:space="preserve"> – </w:t>
       </w:r>
@@ -19108,7 +19051,6 @@
       <w:r>
         <w:rPr>
           <w:rFonts w:ascii="Arial" w:hAnsi="Arial" w:cs="Arial"/>
-          <w:lang/>
         </w:rPr>
         <w:t>.</w:t>
       </w:r>
@@ -19121,7 +19063,6 @@
         </w:numPr>
         <w:rPr>
           <w:rFonts w:ascii="Arial" w:hAnsi="Arial" w:cs="Arial"/>
-          <w:lang/>
         </w:rPr>
       </w:pPr>
       <w:r>
@@ -19138,14 +19079,12 @@
           <w:rFonts w:ascii="Arial" w:hAnsi="Arial" w:cs="Arial"/>
           <w:b/>
           <w:bCs/>
-          <w:lang/>
         </w:rPr>
         <w:t xml:space="preserve"> (Server)</w:t>
       </w:r>
       <w:r>
         <w:rPr>
           <w:rFonts w:ascii="Arial" w:hAnsi="Arial" w:cs="Arial"/>
-          <w:lang/>
         </w:rPr>
         <w:t xml:space="preserve"> – </w:t>
       </w:r>
@@ -19159,7 +19098,6 @@
       <w:r>
         <w:rPr>
           <w:rFonts w:ascii="Arial" w:hAnsi="Arial" w:cs="Arial"/>
-          <w:lang/>
         </w:rPr>
         <w:t>.</w:t>
       </w:r>
@@ -19170,7 +19108,6 @@
           <w:rFonts w:ascii="Arial" w:hAnsi="Arial" w:cs="Arial"/>
           <w:b/>
           <w:bCs/>
-          <w:lang/>
         </w:rPr>
       </w:pPr>
       <w:r>
@@ -19187,7 +19124,6 @@
           <w:rFonts w:ascii="Arial" w:hAnsi="Arial" w:cs="Arial"/>
           <w:b/>
           <w:bCs/>
-          <w:lang/>
         </w:rPr>
         <w:t>:</w:t>
       </w:r>
@@ -19200,7 +19136,6 @@
         </w:numPr>
         <w:rPr>
           <w:rFonts w:ascii="Arial" w:hAnsi="Arial" w:cs="Arial"/>
-          <w:lang/>
         </w:rPr>
       </w:pPr>
       <w:r>
@@ -19213,7 +19148,6 @@
       <w:r>
         <w:rPr>
           <w:rFonts w:ascii="Arial" w:hAnsi="Arial" w:cs="Arial"/>
-          <w:lang/>
         </w:rPr>
         <w:t>.</w:t>
       </w:r>
@@ -19226,7 +19160,6 @@
         </w:numPr>
         <w:rPr>
           <w:rFonts w:ascii="Arial" w:hAnsi="Arial" w:cs="Arial"/>
-          <w:lang/>
         </w:rPr>
       </w:pPr>
       <w:r>
@@ -19239,7 +19172,6 @@
       <w:r>
         <w:rPr>
           <w:rFonts w:ascii="Arial" w:hAnsi="Arial" w:cs="Arial"/>
-          <w:lang/>
         </w:rPr>
         <w:t>.</w:t>
       </w:r>
@@ -19252,7 +19184,6 @@
         </w:numPr>
         <w:rPr>
           <w:rFonts w:ascii="Arial" w:hAnsi="Arial" w:cs="Arial"/>
-          <w:lang/>
         </w:rPr>
       </w:pPr>
       <w:r>
@@ -19265,7 +19196,6 @@
       <w:r>
         <w:rPr>
           <w:rFonts w:ascii="Arial" w:hAnsi="Arial" w:cs="Arial"/>
-          <w:lang/>
         </w:rPr>
         <w:t>.</w:t>
       </w:r>
@@ -19292,7 +19222,6 @@
           <w:rFonts w:ascii="Arial" w:hAnsi="Arial" w:cs="Arial"/>
           <w:b/>
           <w:bCs/>
-          <w:lang/>
         </w:rPr>
         <w:t xml:space="preserve"> SmallTalk</w:t>
       </w:r>
@@ -19309,7 +19238,6 @@
       <w:pPr>
         <w:rPr>
           <w:rFonts w:ascii="Arial" w:hAnsi="Arial" w:cs="Arial"/>
-          <w:lang/>
         </w:rPr>
       </w:pPr>
       <w:r>
@@ -19322,7 +19250,6 @@
       <w:r>
         <w:rPr>
           <w:rFonts w:ascii="Arial" w:hAnsi="Arial" w:cs="Arial"/>
-          <w:lang/>
         </w:rPr>
         <w:t>:</w:t>
       </w:r>
@@ -19331,7 +19258,6 @@
       <w:pPr>
         <w:rPr>
           <w:rFonts w:ascii="Arial" w:hAnsi="Arial" w:cs="Arial"/>
-          <w:lang/>
         </w:rPr>
       </w:pPr>
     </w:p>
@@ -19349,7 +19275,6 @@
           <w:b/>
           <w:bCs/>
           <w:rtl/>
-          <w:lang/>
         </w:rPr>
         <w:t>1.</w:t>
       </w:r>
@@ -19358,7 +19283,6 @@
           <w:rFonts w:ascii="Arial" w:hAnsi="Arial" w:cs="Arial"/>
           <w:b/>
           <w:bCs/>
-          <w:lang/>
         </w:rPr>
         <w:t xml:space="preserve"> </w:t>
       </w:r>
@@ -19393,7 +19317,6 @@
           <w:rFonts w:ascii="Arial" w:hAnsi="Arial" w:cs="Arial"/>
           <w:b/>
           <w:bCs/>
-          <w:lang/>
         </w:rPr>
         <w:t xml:space="preserve"> REST API</w:t>
       </w:r>
@@ -19403,7 +19326,6 @@
           <w:b/>
           <w:bCs/>
           <w:rtl/>
-          <w:lang/>
         </w:rPr>
         <w:t xml:space="preserve"> </w:t>
       </w:r>
@@ -19424,7 +19346,6 @@
         </w:numPr>
         <w:rPr>
           <w:rFonts w:ascii="Arial" w:hAnsi="Arial" w:cs="Arial"/>
-          <w:lang/>
         </w:rPr>
       </w:pPr>
       <w:r>
@@ -19439,7 +19360,6 @@
       <w:r>
         <w:rPr>
           <w:rFonts w:ascii="Arial" w:hAnsi="Arial" w:cs="Arial"/>
-          <w:lang/>
         </w:rPr>
         <w:t xml:space="preserve">: </w:t>
       </w:r>
@@ -19453,7 +19373,6 @@
       <w:r>
         <w:rPr>
           <w:rFonts w:ascii="Arial" w:hAnsi="Arial" w:cs="Arial"/>
-          <w:lang/>
         </w:rPr>
         <w:t>.</w:t>
       </w:r>
@@ -19466,7 +19385,6 @@
         </w:numPr>
         <w:rPr>
           <w:rFonts w:ascii="Arial" w:hAnsi="Arial" w:cs="Arial"/>
-          <w:lang/>
         </w:rPr>
       </w:pPr>
       <w:r>
@@ -19481,7 +19399,6 @@
       <w:r>
         <w:rPr>
           <w:rFonts w:ascii="Arial" w:hAnsi="Arial" w:cs="Arial"/>
-          <w:lang/>
         </w:rPr>
         <w:t>: HTTP</w:t>
       </w:r>
@@ -19500,7 +19417,6 @@
         </w:numPr>
         <w:rPr>
           <w:rFonts w:ascii="Arial" w:hAnsi="Arial" w:cs="Arial"/>
-          <w:lang/>
         </w:rPr>
       </w:pPr>
       <w:r>
@@ -19515,7 +19431,6 @@
       <w:r>
         <w:rPr>
           <w:rFonts w:ascii="Arial" w:hAnsi="Arial" w:cs="Arial"/>
-          <w:lang/>
         </w:rPr>
         <w:t>: JSON</w:t>
       </w:r>
@@ -19534,7 +19449,6 @@
         </w:numPr>
         <w:rPr>
           <w:rFonts w:ascii="Arial" w:hAnsi="Arial" w:cs="Arial"/>
-          <w:lang/>
         </w:rPr>
       </w:pPr>
       <w:r>
@@ -19549,7 +19463,6 @@
       <w:r>
         <w:rPr>
           <w:rFonts w:ascii="Arial" w:hAnsi="Arial" w:cs="Arial"/>
-          <w:lang/>
         </w:rPr>
         <w:t>:</w:t>
       </w:r>
@@ -19562,7 +19475,6 @@
         </w:numPr>
         <w:rPr>
           <w:rFonts w:ascii="Arial" w:hAnsi="Arial" w:cs="Arial"/>
-          <w:lang/>
         </w:rPr>
       </w:pPr>
       <w:r>
@@ -19575,7 +19487,6 @@
       <w:r>
         <w:rPr>
           <w:rFonts w:ascii="Arial" w:hAnsi="Arial" w:cs="Arial"/>
-          <w:lang/>
         </w:rPr>
         <w:t xml:space="preserve"> POST </w:t>
       </w:r>
@@ -19589,7 +19500,6 @@
       <w:r>
         <w:rPr>
           <w:rFonts w:ascii="Arial" w:hAnsi="Arial" w:cs="Arial"/>
-          <w:lang/>
         </w:rPr>
         <w:t>.</w:t>
       </w:r>
@@ -19602,7 +19512,6 @@
         </w:numPr>
         <w:rPr>
           <w:rFonts w:ascii="Arial" w:hAnsi="Arial" w:cs="Arial"/>
-          <w:lang/>
         </w:rPr>
       </w:pPr>
       <w:r>
@@ -19615,7 +19524,6 @@
       <w:r>
         <w:rPr>
           <w:rFonts w:ascii="Arial" w:hAnsi="Arial" w:cs="Arial"/>
-          <w:lang/>
         </w:rPr>
         <w:t xml:space="preserve"> (MongoDB), </w:t>
       </w:r>
@@ -19645,7 +19553,6 @@
       <w:r>
         <w:rPr>
           <w:rFonts w:ascii="Arial" w:hAnsi="Arial" w:cs="Arial"/>
-          <w:lang/>
         </w:rPr>
         <w:t>.</w:t>
       </w:r>
@@ -19658,7 +19565,6 @@
         </w:numPr>
         <w:rPr>
           <w:rFonts w:ascii="Arial" w:hAnsi="Arial" w:cs="Arial"/>
-          <w:lang/>
         </w:rPr>
       </w:pPr>
       <w:r>
@@ -19671,7 +19577,6 @@
       <w:r>
         <w:rPr>
           <w:rFonts w:ascii="Arial" w:hAnsi="Arial" w:cs="Arial"/>
-          <w:lang/>
         </w:rPr>
         <w:t>.</w:t>
       </w:r>
@@ -19682,7 +19587,6 @@
         <w:rPr>
           <w:rFonts w:ascii="Arial" w:hAnsi="Arial" w:cs="Arial"/>
           <w:rtl/>
-          <w:lang/>
         </w:rPr>
       </w:pPr>
     </w:p>
@@ -19692,7 +19596,6 @@
         <w:rPr>
           <w:rFonts w:ascii="Arial" w:hAnsi="Arial" w:cs="Arial"/>
           <w:rtl/>
-          <w:lang/>
         </w:rPr>
       </w:pPr>
     </w:p>
@@ -19702,7 +19605,6 @@
         <w:rPr>
           <w:rFonts w:ascii="Arial" w:hAnsi="Arial" w:cs="Arial"/>
           <w:rtl/>
-          <w:lang/>
         </w:rPr>
       </w:pPr>
     </w:p>
@@ -19712,7 +19614,6 @@
         <w:rPr>
           <w:rFonts w:ascii="Arial" w:hAnsi="Arial" w:cs="Arial"/>
           <w:rtl/>
-          <w:lang/>
         </w:rPr>
       </w:pPr>
     </w:p>
@@ -19722,7 +19623,6 @@
         <w:rPr>
           <w:rFonts w:ascii="Arial" w:hAnsi="Arial" w:cs="Arial"/>
           <w:rtl/>
-          <w:lang/>
         </w:rPr>
       </w:pPr>
     </w:p>
@@ -19732,7 +19632,6 @@
         <w:rPr>
           <w:rFonts w:ascii="Arial" w:hAnsi="Arial" w:cs="Arial"/>
           <w:rtl/>
-          <w:lang/>
         </w:rPr>
       </w:pPr>
     </w:p>
@@ -19741,15 +19640,13 @@
         <w:ind w:firstLine="0"/>
         <w:rPr>
           <w:rFonts w:ascii="Arial" w:hAnsi="Arial" w:cs="Arial"/>
-          <w:lang/>
-        </w:rPr>
-      </w:pPr>
-    </w:p>
-    <w:p>
-      <w:pPr>
-        <w:rPr>
-          <w:rFonts w:ascii="Arial" w:hAnsi="Arial" w:cs="Arial"/>
-          <w:lang/>
+        </w:rPr>
+      </w:pPr>
+    </w:p>
+    <w:p>
+      <w:pPr>
+        <w:rPr>
+          <w:rFonts w:ascii="Arial" w:hAnsi="Arial" w:cs="Arial"/>
         </w:rPr>
       </w:pPr>
     </w:p>
@@ -19767,7 +19664,6 @@
           <w:b/>
           <w:bCs/>
           <w:rtl/>
-          <w:lang/>
         </w:rPr>
         <w:lastRenderedPageBreak/>
         <w:t>2.</w:t>
@@ -19777,7 +19673,6 @@
           <w:rFonts w:ascii="Arial" w:hAnsi="Arial" w:cs="Arial"/>
           <w:b/>
           <w:bCs/>
-          <w:lang/>
         </w:rPr>
         <w:t xml:space="preserve"> </w:t>
       </w:r>
@@ -19795,7 +19690,6 @@
           <w:rFonts w:ascii="Arial" w:hAnsi="Arial" w:cs="Arial"/>
           <w:b/>
           <w:bCs/>
-          <w:lang/>
         </w:rPr>
         <w:t xml:space="preserve"> WebSocket</w:t>
       </w:r>
@@ -19816,7 +19710,6 @@
         </w:numPr>
         <w:rPr>
           <w:rFonts w:ascii="Arial" w:hAnsi="Arial" w:cs="Arial"/>
-          <w:lang/>
         </w:rPr>
       </w:pPr>
       <w:r>
@@ -19831,7 +19724,6 @@
       <w:r>
         <w:rPr>
           <w:rFonts w:ascii="Arial" w:hAnsi="Arial" w:cs="Arial"/>
-          <w:lang/>
         </w:rPr>
         <w:t xml:space="preserve">: </w:t>
       </w:r>
@@ -19845,7 +19737,6 @@
       <w:r>
         <w:rPr>
           <w:rFonts w:ascii="Arial" w:hAnsi="Arial" w:cs="Arial"/>
-          <w:lang/>
         </w:rPr>
         <w:t>.</w:t>
       </w:r>
@@ -19858,7 +19749,6 @@
         </w:numPr>
         <w:rPr>
           <w:rFonts w:ascii="Arial" w:hAnsi="Arial" w:cs="Arial"/>
-          <w:lang/>
         </w:rPr>
       </w:pPr>
       <w:r>
@@ -19873,7 +19763,6 @@
       <w:r>
         <w:rPr>
           <w:rFonts w:ascii="Arial" w:hAnsi="Arial" w:cs="Arial"/>
-          <w:lang/>
         </w:rPr>
         <w:t>:</w:t>
       </w:r>
@@ -19886,7 +19775,6 @@
         </w:numPr>
         <w:rPr>
           <w:rFonts w:ascii="Arial" w:hAnsi="Arial" w:cs="Arial"/>
-          <w:lang/>
         </w:rPr>
       </w:pPr>
       <w:r>
@@ -19899,7 +19787,6 @@
       <w:r>
         <w:rPr>
           <w:rFonts w:ascii="Arial" w:hAnsi="Arial" w:cs="Arial"/>
-          <w:lang/>
         </w:rPr>
         <w:t xml:space="preserve"> (persistent connection) </w:t>
       </w:r>
@@ -19913,7 +19800,6 @@
       <w:r>
         <w:rPr>
           <w:rFonts w:ascii="Arial" w:hAnsi="Arial" w:cs="Arial"/>
-          <w:lang/>
         </w:rPr>
         <w:t>.</w:t>
       </w:r>
@@ -19926,7 +19812,6 @@
         </w:numPr>
         <w:rPr>
           <w:rFonts w:ascii="Arial" w:hAnsi="Arial" w:cs="Arial"/>
-          <w:lang/>
         </w:rPr>
       </w:pPr>
       <w:r>
@@ -19955,7 +19840,6 @@
       <w:r>
         <w:rPr>
           <w:rFonts w:ascii="Arial" w:hAnsi="Arial" w:cs="Arial"/>
-          <w:lang/>
         </w:rPr>
         <w:t xml:space="preserve">– </w:t>
       </w:r>
@@ -19969,7 +19853,6 @@
       <w:r>
         <w:rPr>
           <w:rFonts w:ascii="Arial" w:hAnsi="Arial" w:cs="Arial"/>
-          <w:lang/>
         </w:rPr>
         <w:t>.</w:t>
       </w:r>
@@ -19982,7 +19865,6 @@
         </w:numPr>
         <w:rPr>
           <w:rFonts w:ascii="Arial" w:hAnsi="Arial" w:cs="Arial"/>
-          <w:lang/>
         </w:rPr>
       </w:pPr>
       <w:r>
@@ -19997,7 +19879,6 @@
       <w:r>
         <w:rPr>
           <w:rFonts w:ascii="Arial" w:hAnsi="Arial" w:cs="Arial"/>
-          <w:lang/>
         </w:rPr>
         <w:t>:</w:t>
       </w:r>
@@ -20010,7 +19891,6 @@
         </w:numPr>
         <w:rPr>
           <w:rFonts w:ascii="Arial" w:hAnsi="Arial" w:cs="Arial"/>
-          <w:lang/>
         </w:rPr>
       </w:pPr>
       <w:r>
@@ -20023,7 +19903,6 @@
       <w:r>
         <w:rPr>
           <w:rFonts w:ascii="Arial" w:hAnsi="Arial" w:cs="Arial"/>
-          <w:lang/>
         </w:rPr>
         <w:t xml:space="preserve"> WebSocket </w:t>
       </w:r>
@@ -20037,7 +19916,6 @@
       <w:r>
         <w:rPr>
           <w:rFonts w:ascii="Arial" w:hAnsi="Arial" w:cs="Arial"/>
-          <w:lang/>
         </w:rPr>
         <w:t>.</w:t>
       </w:r>
@@ -20050,7 +19928,6 @@
         </w:numPr>
         <w:rPr>
           <w:rFonts w:ascii="Arial" w:hAnsi="Arial" w:cs="Arial"/>
-          <w:lang/>
         </w:rPr>
       </w:pPr>
       <w:r>
@@ -20063,7 +19940,6 @@
       <w:r>
         <w:rPr>
           <w:rFonts w:ascii="Arial" w:hAnsi="Arial" w:cs="Arial"/>
-          <w:lang/>
         </w:rPr>
         <w:t xml:space="preserve"> (AES), </w:t>
       </w:r>
@@ -20077,7 +19953,6 @@
       <w:r>
         <w:rPr>
           <w:rFonts w:ascii="Arial" w:hAnsi="Arial" w:cs="Arial"/>
-          <w:lang/>
         </w:rPr>
         <w:t>-WebSocket.</w:t>
       </w:r>
@@ -20090,7 +19965,6 @@
         </w:numPr>
         <w:rPr>
           <w:rFonts w:ascii="Arial" w:hAnsi="Arial" w:cs="Arial"/>
-          <w:lang/>
         </w:rPr>
       </w:pPr>
       <w:r>
@@ -20103,7 +19977,6 @@
       <w:r>
         <w:rPr>
           <w:rFonts w:ascii="Arial" w:hAnsi="Arial" w:cs="Arial"/>
-          <w:lang/>
         </w:rPr>
         <w:t xml:space="preserve"> WebSocket.</w:t>
       </w:r>
@@ -20116,7 +19989,6 @@
         </w:numPr>
         <w:rPr>
           <w:rFonts w:ascii="Arial" w:hAnsi="Arial" w:cs="Arial"/>
-          <w:lang/>
         </w:rPr>
       </w:pPr>
       <w:r>
@@ -20138,7 +20010,6 @@
       <w:r>
         <w:rPr>
           <w:rFonts w:ascii="Arial" w:hAnsi="Arial" w:cs="Arial"/>
-          <w:lang/>
         </w:rPr>
         <w:t>.</w:t>
       </w:r>
@@ -20153,7 +20024,7 @@
     <w:p>
       <w:pPr>
         <w:rPr>
-          <w:rFonts w:ascii="Arial" w:hAnsi="Arial" w:cs="Arial" w:hint="cs"/>
+          <w:rFonts w:ascii="Arial" w:hAnsi="Arial" w:cs="Arial"/>
         </w:rPr>
       </w:pPr>
     </w:p>
@@ -20179,16 +20050,14 @@
           <w:rFonts w:ascii="Arial" w:hAnsi="Arial" w:cs="Arial"/>
           <w:b/>
           <w:bCs/>
-          <w:lang/>
-        </w:rPr>
-      </w:pPr>
-      <w:r>
-        <w:rPr>
-          <w:rFonts w:ascii="Arial" w:hAnsi="Arial" w:cs="Arial"/>
-          <w:b/>
-          <w:bCs/>
-          <w:rtl/>
-          <w:lang/>
+        </w:rPr>
+      </w:pPr>
+      <w:r>
+        <w:rPr>
+          <w:rFonts w:ascii="Arial" w:hAnsi="Arial" w:cs="Arial"/>
+          <w:b/>
+          <w:bCs/>
+          <w:rtl/>
         </w:rPr>
         <w:t>יתרונות המודל</w:t>
       </w:r>
@@ -20197,7 +20066,6 @@
           <w:rFonts w:ascii="Arial" w:hAnsi="Arial" w:cs="Arial"/>
           <w:b/>
           <w:bCs/>
-          <w:lang/>
         </w:rPr>
         <w:t>:</w:t>
       </w:r>
@@ -20210,16 +20078,14 @@
         </w:numPr>
         <w:rPr>
           <w:rFonts w:ascii="Arial" w:hAnsi="Arial" w:cs="Arial"/>
-          <w:lang/>
-        </w:rPr>
-      </w:pPr>
-      <w:r>
-        <w:rPr>
-          <w:rFonts w:ascii="Arial" w:hAnsi="Arial" w:cs="Arial"/>
-          <w:b/>
-          <w:bCs/>
-          <w:rtl/>
-          <w:lang/>
+        </w:rPr>
+      </w:pPr>
+      <w:r>
+        <w:rPr>
+          <w:rFonts w:ascii="Arial" w:hAnsi="Arial" w:cs="Arial"/>
+          <w:b/>
+          <w:bCs/>
+          <w:rtl/>
         </w:rPr>
         <w:t>הפרדה ברורה בין שכבות</w:t>
       </w:r>
@@ -20227,14 +20093,12 @@
         <w:rPr>
           <w:rFonts w:ascii="Arial" w:hAnsi="Arial" w:cs="Arial"/>
           <w:rtl/>
-          <w:lang/>
         </w:rPr>
         <w:t xml:space="preserve"> </w:t>
       </w:r>
       <w:r>
         <w:rPr>
           <w:rFonts w:ascii="Arial" w:hAnsi="Arial" w:cs="Arial"/>
-          <w:lang/>
         </w:rPr>
         <w:t xml:space="preserve">– </w:t>
       </w:r>
@@ -20242,14 +20106,12 @@
         <w:rPr>
           <w:rFonts w:ascii="Arial" w:hAnsi="Arial" w:cs="Arial"/>
           <w:rtl/>
-          <w:lang/>
         </w:rPr>
         <w:t>ממשק משתמש, לוגיקה עסקית ונתונים</w:t>
       </w:r>
       <w:r>
         <w:rPr>
           <w:rFonts w:ascii="Arial" w:hAnsi="Arial" w:cs="Arial"/>
-          <w:lang/>
         </w:rPr>
         <w:t>.</w:t>
       </w:r>
@@ -20262,16 +20124,14 @@
         </w:numPr>
         <w:rPr>
           <w:rFonts w:ascii="Arial" w:hAnsi="Arial" w:cs="Arial"/>
-          <w:lang/>
-        </w:rPr>
-      </w:pPr>
-      <w:r>
-        <w:rPr>
-          <w:rFonts w:ascii="Arial" w:hAnsi="Arial" w:cs="Arial"/>
-          <w:b/>
-          <w:bCs/>
-          <w:rtl/>
-          <w:lang/>
+        </w:rPr>
+      </w:pPr>
+      <w:r>
+        <w:rPr>
+          <w:rFonts w:ascii="Arial" w:hAnsi="Arial" w:cs="Arial"/>
+          <w:b/>
+          <w:bCs/>
+          <w:rtl/>
         </w:rPr>
         <w:t>גמישות</w:t>
       </w:r>
@@ -20279,14 +20139,12 @@
         <w:rPr>
           <w:rFonts w:ascii="Arial" w:hAnsi="Arial" w:cs="Arial"/>
           <w:rtl/>
-          <w:lang/>
         </w:rPr>
         <w:t xml:space="preserve"> </w:t>
       </w:r>
       <w:r>
         <w:rPr>
           <w:rFonts w:ascii="Arial" w:hAnsi="Arial" w:cs="Arial"/>
-          <w:lang/>
         </w:rPr>
         <w:t xml:space="preserve">– </w:t>
       </w:r>
@@ -20294,14 +20152,12 @@
         <w:rPr>
           <w:rFonts w:ascii="Arial" w:hAnsi="Arial" w:cs="Arial"/>
           <w:rtl/>
-          <w:lang/>
         </w:rPr>
         <w:t>ניתן להחליף/לשדרג את צד הלקוח או השרת בלי לפגוע במערכת כולה</w:t>
       </w:r>
       <w:r>
         <w:rPr>
           <w:rFonts w:ascii="Arial" w:hAnsi="Arial" w:cs="Arial"/>
-          <w:lang/>
         </w:rPr>
         <w:t>.</w:t>
       </w:r>
@@ -20314,16 +20170,14 @@
         </w:numPr>
         <w:rPr>
           <w:rFonts w:ascii="Arial" w:hAnsi="Arial" w:cs="Arial"/>
-          <w:lang/>
-        </w:rPr>
-      </w:pPr>
-      <w:r>
-        <w:rPr>
-          <w:rFonts w:ascii="Arial" w:hAnsi="Arial" w:cs="Arial"/>
-          <w:b/>
-          <w:bCs/>
-          <w:rtl/>
-          <w:lang/>
+        </w:rPr>
+      </w:pPr>
+      <w:r>
+        <w:rPr>
+          <w:rFonts w:ascii="Arial" w:hAnsi="Arial" w:cs="Arial"/>
+          <w:b/>
+          <w:bCs/>
+          <w:rtl/>
         </w:rPr>
         <w:t>תמיכה בעדכון בזמן אמת</w:t>
       </w:r>
@@ -20331,14 +20185,12 @@
         <w:rPr>
           <w:rFonts w:ascii="Arial" w:hAnsi="Arial" w:cs="Arial"/>
           <w:rtl/>
-          <w:lang/>
         </w:rPr>
         <w:t xml:space="preserve"> </w:t>
       </w:r>
       <w:r>
         <w:rPr>
           <w:rFonts w:ascii="Arial" w:hAnsi="Arial" w:cs="Arial"/>
-          <w:lang/>
         </w:rPr>
         <w:t xml:space="preserve">– </w:t>
       </w:r>
@@ -20346,14 +20198,12 @@
         <w:rPr>
           <w:rFonts w:ascii="Arial" w:hAnsi="Arial" w:cs="Arial"/>
           <w:rtl/>
-          <w:lang/>
         </w:rPr>
         <w:t>שילוב</w:t>
       </w:r>
       <w:r>
         <w:rPr>
           <w:rFonts w:ascii="Arial" w:hAnsi="Arial" w:cs="Arial"/>
-          <w:lang/>
         </w:rPr>
         <w:t xml:space="preserve"> REST </w:t>
       </w:r>
@@ -20361,14 +20211,12 @@
         <w:rPr>
           <w:rFonts w:ascii="Arial" w:hAnsi="Arial" w:cs="Arial"/>
           <w:rtl/>
-          <w:lang/>
         </w:rPr>
         <w:t>ו</w:t>
       </w:r>
       <w:r>
         <w:rPr>
           <w:rFonts w:ascii="Arial" w:hAnsi="Arial" w:cs="Arial"/>
-          <w:lang/>
         </w:rPr>
         <w:t xml:space="preserve">-WebSocket </w:t>
       </w:r>
@@ -20376,14 +20224,12 @@
         <w:rPr>
           <w:rFonts w:ascii="Arial" w:hAnsi="Arial" w:cs="Arial"/>
           <w:rtl/>
-          <w:lang/>
         </w:rPr>
         <w:t>מאפשר גם פעולה רגילה וגם תקשורת חיה</w:t>
       </w:r>
       <w:r>
         <w:rPr>
           <w:rFonts w:ascii="Arial" w:hAnsi="Arial" w:cs="Arial"/>
-          <w:lang/>
         </w:rPr>
         <w:t>.</w:t>
       </w:r>
@@ -20392,7 +20238,6 @@
       <w:pPr>
         <w:rPr>
           <w:rtl/>
-          <w:lang/>
         </w:rPr>
       </w:pPr>
     </w:p>
@@ -20701,6 +20546,7 @@
       </w:pPr>
       <w:r>
         <w:rPr>
+          <w:noProof/>
           <w:rtl/>
         </w:rPr>
         <w:drawing>
@@ -20833,6 +20679,7 @@
       </w:pPr>
       <w:r>
         <w:rPr>
+          <w:noProof/>
           <w:rtl/>
         </w:rPr>
         <w:drawing>
@@ -21553,6 +21400,13 @@
           <w:rFonts w:hint="cs"/>
           <w:rtl/>
         </w:rPr>
+        <w:t>1</w:t>
+      </w:r>
+      <w:r>
+        <w:rPr>
+          <w:rFonts w:hint="cs"/>
+          <w:rtl/>
+        </w:rPr>
         <w:t xml:space="preserve">1.7  </w:t>
       </w:r>
       <w:r>
@@ -21794,11 +21648,6 @@
       </w:r>
     </w:p>
     <w:p>
-      <w:pPr>
-        <w:rPr>
-          <w:lang/>
-        </w:rPr>
-      </w:pPr>
       <w:proofErr w:type="gramStart"/>
       <w:r>
         <w:t xml:space="preserve">12.1 </w:t>
@@ -21824,9 +21673,6 @@
         <w:t xml:space="preserve"> המוצג הוא תרשים</w:t>
       </w:r>
       <w:r>
-        <w:rPr>
-          <w:lang/>
-        </w:rPr>
         <w:t xml:space="preserve"> Use-Case </w:t>
       </w:r>
       <w:r>
@@ -21836,9 +21682,6 @@
         <w:t>(תרחישי שימוש) עבור מערכת בשם</w:t>
       </w:r>
       <w:r>
-        <w:rPr>
-          <w:lang/>
-        </w:rPr>
         <w:t xml:space="preserve"> SmallTalk. </w:t>
       </w:r>
       <w:r>
@@ -21848,9 +21691,6 @@
         <w:t>התרשים מתאר את השחקנים</w:t>
       </w:r>
       <w:r>
-        <w:rPr>
-          <w:lang/>
-        </w:rPr>
         <w:t xml:space="preserve"> (Actors) </w:t>
       </w:r>
       <w:r>
@@ -21860,9 +21700,6 @@
         <w:t>במערכת ואת הפעולות המרכזיות</w:t>
       </w:r>
       <w:r>
-        <w:rPr>
-          <w:lang/>
-        </w:rPr>
         <w:t xml:space="preserve"> (Use Cases) </w:t>
       </w:r>
       <w:r>
@@ -21872,9 +21709,6 @@
         <w:t>שכל אחד מהם יכול לבצע</w:t>
       </w:r>
       <w:r>
-        <w:rPr>
-          <w:lang/>
-        </w:rPr>
         <w:t>.</w:t>
       </w:r>
     </w:p>
@@ -21884,9 +21718,6 @@
           <w:ilvl w:val="0"/>
           <w:numId w:val="92"/>
         </w:numPr>
-        <w:rPr>
-          <w:lang/>
-        </w:rPr>
       </w:pPr>
       <w:r>
         <w:rPr>
@@ -21894,7 +21725,6 @@
           <w:b/>
           <w:bCs/>
           <w:rtl/>
-          <w:lang/>
         </w:rPr>
         <w:t xml:space="preserve"> </w:t>
       </w:r>
@@ -21909,7 +21739,6 @@
         <w:rPr>
           <w:b/>
           <w:bCs/>
-          <w:lang/>
         </w:rPr>
         <w:t xml:space="preserve">User </w:t>
       </w:r>
@@ -21919,7 +21748,6 @@
           <w:b/>
           <w:bCs/>
           <w:rtl/>
-          <w:lang/>
         </w:rPr>
         <w:t>(</w:t>
       </w:r>
@@ -21937,7 +21765,6 @@
           <w:b/>
           <w:bCs/>
           <w:rtl/>
-          <w:lang/>
         </w:rPr>
         <w:t>)</w:t>
       </w:r>
@@ -21945,14 +21772,10 @@
         <w:rPr>
           <w:b/>
           <w:bCs/>
-          <w:lang/>
         </w:rPr>
         <w:t>:</w:t>
       </w:r>
       <w:r>
-        <w:rPr>
-          <w:lang/>
-        </w:rPr>
         <w:t> </w:t>
       </w:r>
       <w:r>
@@ -21962,9 +21785,6 @@
         <w:t>משתמש רגיל של המערכת, יכול לבצע פעולות בסיסיות</w:t>
       </w:r>
       <w:r>
-        <w:rPr>
-          <w:lang/>
-        </w:rPr>
         <w:t>.</w:t>
       </w:r>
     </w:p>
@@ -21974,9 +21794,6 @@
           <w:ilvl w:val="0"/>
           <w:numId w:val="92"/>
         </w:numPr>
-        <w:rPr>
-          <w:lang/>
-        </w:rPr>
       </w:pPr>
       <w:r>
         <w:rPr>
@@ -21989,7 +21806,6 @@
         <w:rPr>
           <w:b/>
           <w:bCs/>
-          <w:lang/>
         </w:rPr>
         <w:t xml:space="preserve">Admin </w:t>
       </w:r>
@@ -21999,7 +21815,6 @@
           <w:b/>
           <w:bCs/>
           <w:rtl/>
-          <w:lang/>
         </w:rPr>
         <w:t>(</w:t>
       </w:r>
@@ -22017,7 +21832,6 @@
           <w:b/>
           <w:bCs/>
           <w:rtl/>
-          <w:lang/>
         </w:rPr>
         <w:t>)</w:t>
       </w:r>
@@ -22025,14 +21839,10 @@
         <w:rPr>
           <w:b/>
           <w:bCs/>
-          <w:lang/>
         </w:rPr>
         <w:t>:</w:t>
       </w:r>
       <w:r>
-        <w:rPr>
-          <w:lang/>
-        </w:rPr>
         <w:t> </w:t>
       </w:r>
       <w:r>
@@ -22042,9 +21852,6 @@
         <w:t>בעל הרשאות ניהול, יכול לבצע פעולות מתקדמות וניהוליות</w:t>
       </w:r>
       <w:r>
-        <w:rPr>
-          <w:lang/>
-        </w:rPr>
         <w:t>.</w:t>
       </w:r>
     </w:p>
@@ -22052,12 +21859,10 @@
       <w:pPr>
         <w:ind w:firstLine="0"/>
         <w:jc w:val="right"/>
-        <w:rPr>
-          <w:lang/>
-        </w:rPr>
-      </w:pPr>
-      <w:r>
-        <w:rPr>
+      </w:pPr>
+      <w:r>
+        <w:rPr>
+          <w:noProof/>
           <w:rtl/>
         </w:rPr>
         <w:drawing>
@@ -22106,6 +21911,7 @@
       </w:pPr>
       <w:r>
         <w:rPr>
+          <w:noProof/>
           <w:rtl/>
         </w:rPr>
         <w:drawing>
@@ -22552,7 +22358,6 @@
         <w:rPr>
           <w:b/>
           <w:bCs/>
-          <w:lang/>
         </w:rPr>
       </w:pPr>
       <w:r>
@@ -22567,17 +22372,11 @@
         <w:rPr>
           <w:b/>
           <w:bCs/>
-          <w:lang/>
         </w:rPr>
         <w:t xml:space="preserve"> (Screen Flow Diagram)</w:t>
       </w:r>
     </w:p>
     <w:p>
-      <w:pPr>
-        <w:rPr>
-          <w:lang/>
-        </w:rPr>
-      </w:pPr>
       <w:r>
         <w:rPr>
           <w:b/>
@@ -22589,7 +22388,6 @@
         <w:rPr>
           <w:b/>
           <w:bCs/>
-          <w:lang/>
         </w:rPr>
         <w:t>1</w:t>
       </w:r>
@@ -22599,7 +22397,6 @@
           <w:b/>
           <w:bCs/>
           <w:rtl/>
-          <w:lang/>
         </w:rPr>
         <w:t xml:space="preserve"> </w:t>
       </w:r>
@@ -22615,7 +22412,6 @@
         <w:rPr>
           <w:b/>
           <w:bCs/>
-          <w:lang/>
         </w:rPr>
         <w:t xml:space="preserve"> (Home)</w:t>
       </w:r>
@@ -22626,9 +22422,6 @@
           <w:ilvl w:val="0"/>
           <w:numId w:val="93"/>
         </w:numPr>
-        <w:rPr>
-          <w:lang/>
-        </w:rPr>
       </w:pPr>
       <w:r>
         <w:rPr>
@@ -22637,9 +22430,6 @@
         <w:t>מכיל תפריט ניווט עליון עם קישורים</w:t>
       </w:r>
       <w:r>
-        <w:rPr>
-          <w:lang/>
-        </w:rPr>
         <w:t>: Home, Features, Security, Technology, About, Chat, Login, Logout, Signup.</w:t>
       </w:r>
     </w:p>
@@ -22649,9 +22439,6 @@
           <w:ilvl w:val="0"/>
           <w:numId w:val="93"/>
         </w:numPr>
-        <w:rPr>
-          <w:lang/>
-        </w:rPr>
       </w:pPr>
       <w:r>
         <w:rPr>
@@ -22660,9 +22447,6 @@
         <w:t>כפתור</w:t>
       </w:r>
       <w:r>
-        <w:rPr>
-          <w:lang/>
-        </w:rPr>
         <w:t xml:space="preserve"> "Learn More" </w:t>
       </w:r>
       <w:r>
@@ -22672,9 +22456,6 @@
         <w:t>שמוביל לעמוד מידע נוסף</w:t>
       </w:r>
       <w:r>
-        <w:rPr>
-          <w:lang/>
-        </w:rPr>
         <w:t>.</w:t>
       </w:r>
     </w:p>
@@ -22715,7 +22496,6 @@
           <w:b/>
           <w:bCs/>
           <w:rtl/>
-          <w:lang/>
         </w:rPr>
         <w:t>מעבר</w:t>
       </w:r>
@@ -22725,7 +22505,6 @@
           <w:b/>
           <w:bCs/>
           <w:rtl/>
-          <w:lang/>
         </w:rPr>
         <w:t xml:space="preserve"> בין המסכים</w:t>
       </w:r>
@@ -22741,13 +22520,12 @@
       <w:pPr>
         <w:rPr>
           <w:rtl/>
-          <w:lang/>
-        </w:rPr>
-      </w:pPr>
-      <w:r>
-        <w:rPr>
-          <w:rtl/>
-          <w:lang/>
+        </w:rPr>
+      </w:pPr>
+      <w:r>
+        <w:rPr>
+          <w:noProof/>
+          <w:rtl/>
         </w:rPr>
         <w:drawing>
           <wp:inline distT="0" distB="0" distL="0" distR="0" wp14:anchorId="624EFEED" wp14:editId="406C38BE">
@@ -22787,16 +22565,10 @@
       </w:r>
     </w:p>
     <w:p>
-      <w:pPr>
-        <w:rPr>
-          <w:lang/>
-        </w:rPr>
-      </w:pPr>
-      <w:r>
-        <w:rPr>
-          <w:b/>
-          <w:bCs/>
-          <w:lang/>
+      <w:r>
+        <w:rPr>
+          <w:b/>
+          <w:bCs/>
         </w:rPr>
         <w:t xml:space="preserve">3. </w:t>
       </w:r>
@@ -22821,7 +22593,6 @@
           <w:b/>
           <w:bCs/>
           <w:rtl/>
-          <w:lang/>
         </w:rPr>
         <w:t>מסכים נוספים במערכת</w:t>
       </w:r>
@@ -22829,7 +22600,6 @@
         <w:rPr>
           <w:b/>
           <w:bCs/>
-          <w:lang/>
         </w:rPr>
         <w:t>:</w:t>
       </w:r>
@@ -22840,30 +22610,20 @@
           <w:ilvl w:val="0"/>
           <w:numId w:val="94"/>
         </w:numPr>
-        <w:rPr>
-          <w:lang/>
-        </w:rPr>
       </w:pPr>
       <w:r>
         <w:t xml:space="preserve"> </w:t>
       </w:r>
       <w:r>
-        <w:rPr>
-          <w:lang/>
-        </w:rPr>
         <w:t xml:space="preserve">Features: </w:t>
       </w:r>
       <w:r>
         <w:rPr>
           <w:rtl/>
-          <w:lang/>
         </w:rPr>
         <w:t>מסך המציג תכונות המערכת</w:t>
       </w:r>
       <w:r>
-        <w:rPr>
-          <w:lang/>
-        </w:rPr>
         <w:t>.</w:t>
       </w:r>
     </w:p>
@@ -22873,14 +22633,8 @@
           <w:ilvl w:val="0"/>
           <w:numId w:val="94"/>
         </w:numPr>
-        <w:rPr>
-          <w:lang/>
-        </w:rPr>
-      </w:pPr>
-      <w:r>
-        <w:rPr>
-          <w:lang/>
-        </w:rPr>
+      </w:pPr>
+      <w:r>
         <w:t xml:space="preserve">Security: </w:t>
       </w:r>
       <w:r>
@@ -22896,14 +22650,10 @@
       <w:r>
         <w:rPr>
           <w:rtl/>
-          <w:lang/>
         </w:rPr>
         <w:t>מסך המפרט על מנגנוני האבטחה</w:t>
       </w:r>
       <w:r>
-        <w:rPr>
-          <w:lang/>
-        </w:rPr>
         <w:t>.</w:t>
       </w:r>
     </w:p>
@@ -22913,15 +22663,11 @@
           <w:ilvl w:val="0"/>
           <w:numId w:val="94"/>
         </w:numPr>
-        <w:rPr>
-          <w:lang/>
-        </w:rPr>
       </w:pPr>
       <w:r>
         <w:rPr>
           <w:rFonts w:hint="cs"/>
           <w:rtl/>
-          <w:lang/>
         </w:rPr>
         <w:t xml:space="preserve"> </w:t>
       </w:r>
@@ -22929,22 +22675,15 @@
         <w:t xml:space="preserve"> </w:t>
       </w:r>
       <w:r>
-        <w:rPr>
-          <w:lang/>
-        </w:rPr>
         <w:t xml:space="preserve">Technology: </w:t>
       </w:r>
       <w:r>
         <w:rPr>
           <w:rtl/>
-          <w:lang/>
         </w:rPr>
         <w:t>מסך עם מידע טכנולוגי</w:t>
       </w:r>
       <w:r>
-        <w:rPr>
-          <w:lang/>
-        </w:rPr>
         <w:t>.</w:t>
       </w:r>
     </w:p>
@@ -22954,14 +22693,8 @@
           <w:ilvl w:val="0"/>
           <w:numId w:val="94"/>
         </w:numPr>
-        <w:rPr>
-          <w:lang/>
-        </w:rPr>
-      </w:pPr>
-      <w:r>
-        <w:rPr>
-          <w:lang/>
-        </w:rPr>
+      </w:pPr>
+      <w:r>
         <w:t xml:space="preserve">About: </w:t>
       </w:r>
       <w:r>
@@ -22977,14 +22710,10 @@
       <w:r>
         <w:rPr>
           <w:rtl/>
-          <w:lang/>
         </w:rPr>
         <w:t>מסך מידע אודות החברה/המערכת</w:t>
       </w:r>
       <w:r>
-        <w:rPr>
-          <w:lang/>
-        </w:rPr>
         <w:t>.</w:t>
       </w:r>
     </w:p>
@@ -22994,35 +22723,37 @@
           <w:ilvl w:val="0"/>
           <w:numId w:val="94"/>
         </w:numPr>
-        <w:rPr>
-          <w:lang/>
-        </w:rPr>
-      </w:pPr>
-      <w:r>
-        <w:rPr>
-          <w:lang/>
-        </w:rPr>
+      </w:pPr>
+      <w:r>
         <w:t xml:space="preserve">Chat: </w:t>
       </w:r>
       <w:r>
         <w:rPr>
           <w:rFonts w:hint="cs"/>
           <w:rtl/>
-          <w:lang/>
         </w:rPr>
         <w:t xml:space="preserve"> </w:t>
       </w:r>
       <w:r>
         <w:rPr>
           <w:rtl/>
-          <w:lang/>
-        </w:rPr>
-        <w:t>מסך הצ'אט (כנראה דורש התחברות)</w:t>
-      </w:r>
-      <w:r>
-        <w:rPr>
-          <w:lang/>
-        </w:rPr>
+        </w:rPr>
+        <w:t>מסך הצ'אט (דורש התחברות</w:t>
+      </w:r>
+      <w:r>
+        <w:rPr>
+          <w:rFonts w:hint="cs"/>
+          <w:rtl/>
+        </w:rPr>
+        <w:t xml:space="preserve"> למערכת</w:t>
+      </w:r>
+      <w:r>
+        <w:rPr>
+          <w:rtl/>
+        </w:rPr>
+        <w:t>)</w:t>
+      </w:r>
+      <w:r>
         <w:t>.</w:t>
       </w:r>
     </w:p>
@@ -23032,35 +22763,24 @@
           <w:ilvl w:val="0"/>
           <w:numId w:val="94"/>
         </w:numPr>
-        <w:rPr>
-          <w:lang/>
-        </w:rPr>
-      </w:pPr>
-      <w:r>
-        <w:rPr>
-          <w:lang/>
-        </w:rPr>
+      </w:pPr>
+      <w:r>
         <w:t xml:space="preserve">Login: </w:t>
       </w:r>
       <w:r>
         <w:rPr>
           <w:rFonts w:hint="cs"/>
           <w:rtl/>
-          <w:lang/>
         </w:rPr>
         <w:t xml:space="preserve"> </w:t>
       </w:r>
       <w:r>
         <w:rPr>
           <w:rtl/>
-          <w:lang/>
         </w:rPr>
         <w:t>מסך התחברות למערכת</w:t>
       </w:r>
       <w:r>
-        <w:rPr>
-          <w:lang/>
-        </w:rPr>
         <w:t>.</w:t>
       </w:r>
     </w:p>
@@ -23070,35 +22790,24 @@
           <w:ilvl w:val="0"/>
           <w:numId w:val="94"/>
         </w:numPr>
-        <w:rPr>
-          <w:lang/>
-        </w:rPr>
-      </w:pPr>
-      <w:r>
-        <w:rPr>
-          <w:lang/>
-        </w:rPr>
+      </w:pPr>
+      <w:r>
         <w:t xml:space="preserve">Logout: </w:t>
       </w:r>
       <w:r>
         <w:rPr>
           <w:rFonts w:hint="cs"/>
           <w:rtl/>
-          <w:lang/>
         </w:rPr>
         <w:t xml:space="preserve"> </w:t>
       </w:r>
       <w:r>
         <w:rPr>
           <w:rtl/>
-          <w:lang/>
         </w:rPr>
         <w:t>מסך/פעולה ליציאה מהמערכת</w:t>
       </w:r>
       <w:r>
-        <w:rPr>
-          <w:lang/>
-        </w:rPr>
         <w:t>.</w:t>
       </w:r>
     </w:p>
@@ -23108,35 +22817,24 @@
           <w:ilvl w:val="0"/>
           <w:numId w:val="94"/>
         </w:numPr>
-        <w:rPr>
-          <w:lang/>
-        </w:rPr>
-      </w:pPr>
-      <w:r>
-        <w:rPr>
-          <w:lang/>
-        </w:rPr>
+      </w:pPr>
+      <w:r>
         <w:t xml:space="preserve">Signup: </w:t>
       </w:r>
       <w:r>
         <w:rPr>
           <w:rFonts w:hint="cs"/>
           <w:rtl/>
-          <w:lang/>
         </w:rPr>
         <w:t xml:space="preserve"> </w:t>
       </w:r>
       <w:r>
         <w:rPr>
           <w:rtl/>
-          <w:lang/>
         </w:rPr>
         <w:t>מסך הרשמה למערכת</w:t>
       </w:r>
       <w:r>
-        <w:rPr>
-          <w:lang/>
-        </w:rPr>
         <w:t>.</w:t>
       </w:r>
     </w:p>
@@ -23577,14 +23275,13 @@
       <w:r>
         <w:rPr>
           <w:noProof/>
-          <w:rtl/>
         </w:rPr>
         <w:lastRenderedPageBreak/>
         <w:drawing>
-          <wp:inline distT="0" distB="0" distL="0" distR="0" wp14:anchorId="2DE08866" wp14:editId="4AF84416">
-            <wp:extent cx="5657850" cy="2691130"/>
+          <wp:inline distT="0" distB="0" distL="0" distR="0" wp14:anchorId="312EAACD" wp14:editId="77946A6B">
+            <wp:extent cx="5657850" cy="2649220"/>
             <wp:effectExtent l="0" t="0" r="0" b="0"/>
-            <wp:docPr id="1179777491" name="תמונה 1" descr="תמונה שמכילה טקסט, צילום מסך, גופן, עיצוב&#10;&#10;תוכן בינה מלאכותית גנרטיבית עשוי להיות שגוי."/>
+            <wp:docPr id="721866000" name="תמונה 1"/>
             <wp:cNvGraphicFramePr>
               <a:graphicFrameLocks xmlns:a="http://schemas.openxmlformats.org/drawingml/2006/main" noChangeAspect="1"/>
             </wp:cNvGraphicFramePr>
@@ -23592,7 +23289,7 @@
               <a:graphicData uri="http://schemas.openxmlformats.org/drawingml/2006/picture">
                 <pic:pic xmlns:pic="http://schemas.openxmlformats.org/drawingml/2006/picture">
                   <pic:nvPicPr>
-                    <pic:cNvPr id="1179777491" name="תמונה 1" descr="תמונה שמכילה טקסט, צילום מסך, גופן, עיצוב&#10;&#10;תוכן בינה מלאכותית גנרטיבית עשוי להיות שגוי."/>
+                    <pic:cNvPr id="721866000" name=""/>
                     <pic:cNvPicPr/>
                   </pic:nvPicPr>
                   <pic:blipFill>
@@ -23604,7 +23301,7 @@
                   <pic:spPr>
                     <a:xfrm>
                       <a:off x="0" y="0"/>
-                      <a:ext cx="5657850" cy="2691130"/>
+                      <a:ext cx="5657850" cy="2649220"/>
                     </a:xfrm>
                     <a:prstGeom prst="rect">
                       <a:avLst/>
@@ -23722,10 +23419,10 @@
           <w:rtl/>
         </w:rPr>
         <w:drawing>
-          <wp:inline distT="0" distB="0" distL="0" distR="0" wp14:anchorId="2C306E62" wp14:editId="6378EBD2">
-            <wp:extent cx="5657850" cy="2695575"/>
-            <wp:effectExtent l="0" t="0" r="0" b="9525"/>
-            <wp:docPr id="923614389" name="תמונה 1" descr="תמונה שמכילה טקסט, צילום מסך, גופן, עיצוב&#10;&#10;תוכן שנוצר על-ידי בינה מלאכותית עשוי להיות שגוי."/>
+          <wp:inline distT="0" distB="0" distL="0" distR="0" wp14:anchorId="30FB5BA3" wp14:editId="563E1C74">
+            <wp:extent cx="5657850" cy="2651125"/>
+            <wp:effectExtent l="0" t="0" r="0" b="0"/>
+            <wp:docPr id="536719492" name="תמונה 1"/>
             <wp:cNvGraphicFramePr>
               <a:graphicFrameLocks xmlns:a="http://schemas.openxmlformats.org/drawingml/2006/main" noChangeAspect="1"/>
             </wp:cNvGraphicFramePr>
@@ -23733,7 +23430,7 @@
               <a:graphicData uri="http://schemas.openxmlformats.org/drawingml/2006/picture">
                 <pic:pic xmlns:pic="http://schemas.openxmlformats.org/drawingml/2006/picture">
                   <pic:nvPicPr>
-                    <pic:cNvPr id="923614389" name="תמונה 1" descr="תמונה שמכילה טקסט, צילום מסך, גופן, עיצוב&#10;&#10;תוכן שנוצר על-ידי בינה מלאכותית עשוי להיות שגוי."/>
+                    <pic:cNvPr id="536719492" name=""/>
                     <pic:cNvPicPr/>
                   </pic:nvPicPr>
                   <pic:blipFill>
@@ -23745,7 +23442,7 @@
                   <pic:spPr>
                     <a:xfrm>
                       <a:off x="0" y="0"/>
-                      <a:ext cx="5657850" cy="2695575"/>
+                      <a:ext cx="5657850" cy="2651125"/>
                     </a:xfrm>
                     <a:prstGeom prst="rect">
                       <a:avLst/>
@@ -23885,10 +23582,10 @@
         </w:rPr>
         <w:lastRenderedPageBreak/>
         <w:drawing>
-          <wp:inline distT="0" distB="0" distL="0" distR="0" wp14:anchorId="0EB772E9" wp14:editId="61E234E7">
-            <wp:extent cx="5657850" cy="2667635"/>
-            <wp:effectExtent l="0" t="0" r="0" b="0"/>
-            <wp:docPr id="117522694" name="תמונה 1" descr="תמונה שמכילה צילום מסך, טקסט, תוכנה&#10;&#10;תוכן שנוצר על-ידי בינה מלאכותית עשוי להיות שגוי."/>
+          <wp:inline distT="0" distB="0" distL="0" distR="0" wp14:anchorId="4FAD54D2" wp14:editId="73684A50">
+            <wp:extent cx="5657850" cy="2851785"/>
+            <wp:effectExtent l="0" t="0" r="0" b="5715"/>
+            <wp:docPr id="988294604" name="תמונה 1"/>
             <wp:cNvGraphicFramePr>
               <a:graphicFrameLocks xmlns:a="http://schemas.openxmlformats.org/drawingml/2006/main" noChangeAspect="1"/>
             </wp:cNvGraphicFramePr>
@@ -23896,7 +23593,7 @@
               <a:graphicData uri="http://schemas.openxmlformats.org/drawingml/2006/picture">
                 <pic:pic xmlns:pic="http://schemas.openxmlformats.org/drawingml/2006/picture">
                   <pic:nvPicPr>
-                    <pic:cNvPr id="117522694" name="תמונה 1" descr="תמונה שמכילה צילום מסך, טקסט, תוכנה&#10;&#10;תוכן שנוצר על-ידי בינה מלאכותית עשוי להיות שגוי."/>
+                    <pic:cNvPr id="988294604" name=""/>
                     <pic:cNvPicPr/>
                   </pic:nvPicPr>
                   <pic:blipFill>
@@ -23908,7 +23605,7 @@
                   <pic:spPr>
                     <a:xfrm>
                       <a:off x="0" y="0"/>
-                      <a:ext cx="5657850" cy="2667635"/>
+                      <a:ext cx="5657850" cy="2851785"/>
                     </a:xfrm>
                     <a:prstGeom prst="rect">
                       <a:avLst/>
@@ -24424,6 +24121,7 @@
           <w:rFonts w:hint="cs"/>
           <w:rtl/>
         </w:rPr>
+        <w:lastRenderedPageBreak/>
         <w:t>שפות תכנות</w:t>
       </w:r>
       <w:bookmarkEnd w:id="96"/>
@@ -24500,14 +24198,59 @@
       <w:bookmarkEnd w:id="102"/>
       <w:bookmarkEnd w:id="103"/>
     </w:p>
-    <w:p/>
-    <w:p>
-      <w:pPr>
-        <w:rPr>
-          <w:rtl/>
-        </w:rPr>
-      </w:pPr>
-      <w:r>
+    <w:p>
+      <w:pPr>
+        <w:jc w:val="right"/>
+      </w:pPr>
+      <w:r>
+        <w:rPr>
+          <w:rtl/>
+        </w:rPr>
+        <w:drawing>
+          <wp:inline distT="0" distB="0" distL="0" distR="0" wp14:anchorId="2EEF9263" wp14:editId="204533F3">
+            <wp:extent cx="3043580" cy="7291346"/>
+            <wp:effectExtent l="0" t="0" r="4445" b="5080"/>
+            <wp:docPr id="147115940" name="תמונה 1"/>
+            <wp:cNvGraphicFramePr>
+              <a:graphicFrameLocks xmlns:a="http://schemas.openxmlformats.org/drawingml/2006/main" noChangeAspect="1"/>
+            </wp:cNvGraphicFramePr>
+            <a:graphic xmlns:a="http://schemas.openxmlformats.org/drawingml/2006/main">
+              <a:graphicData uri="http://schemas.openxmlformats.org/drawingml/2006/picture">
+                <pic:pic xmlns:pic="http://schemas.openxmlformats.org/drawingml/2006/picture">
+                  <pic:nvPicPr>
+                    <pic:cNvPr id="147115940" name=""/>
+                    <pic:cNvPicPr/>
+                  </pic:nvPicPr>
+                  <pic:blipFill>
+                    <a:blip r:embed="rId35"/>
+                    <a:stretch>
+                      <a:fillRect/>
+                    </a:stretch>
+                  </pic:blipFill>
+                  <pic:spPr>
+                    <a:xfrm>
+                      <a:off x="0" y="0"/>
+                      <a:ext cx="3047755" cy="7301348"/>
+                    </a:xfrm>
+                    <a:prstGeom prst="rect">
+                      <a:avLst/>
+                    </a:prstGeom>
+                  </pic:spPr>
+                </pic:pic>
+              </a:graphicData>
+            </a:graphic>
+          </wp:inline>
+        </w:drawing>
+      </w:r>
+    </w:p>
+    <w:p>
+      <w:pPr>
+        <w:rPr>
+          <w:rtl/>
+        </w:rPr>
+      </w:pPr>
+      <w:r>
+        <w:lastRenderedPageBreak/>
         <w:t>Tree/</w:t>
       </w:r>
       <w:proofErr w:type="gramStart"/>
@@ -25125,6 +24868,17 @@
         </w:rPr>
         <w:t xml:space="preserve">ת הקבוצות </w:t>
       </w:r>
+    </w:p>
+    <w:p/>
+    <w:p/>
+    <w:p/>
+    <w:p>
+      <w:pPr>
+        <w:rPr>
+          <w:rFonts w:hint="cs"/>
+          <w:rtl/>
+        </w:rPr>
+      </w:pPr>
     </w:p>
     <w:p>
       <w:pPr>
@@ -25720,7 +25474,7 @@
       <w:r>
         <w:t xml:space="preserve">Networks with Lightweight AES and ECDH Cryptography Approach”, August 2024 </w:t>
       </w:r>
-      <w:hyperlink r:id="rId35" w:history="1">
+      <w:hyperlink r:id="rId36" w:history="1">
         <w:r>
           <w:rPr>
             <w:rStyle w:val="Hyperlink"/>
@@ -25742,7 +25496,7 @@
       <w:r>
         <w:t xml:space="preserve">Limin Zhang, Li Wang, “A Hybrid Encryption Approach for Efficient and Secure Data Transmission in IoT Devices”, June 2024 </w:t>
       </w:r>
-      <w:hyperlink r:id="rId36" w:history="1">
+      <w:hyperlink r:id="rId37" w:history="1">
         <w:r>
           <w:rPr>
             <w:rStyle w:val="Hyperlink"/>
@@ -25798,7 +25552,7 @@
       <w:r>
         <w:t xml:space="preserve"> </w:t>
       </w:r>
-      <w:hyperlink r:id="rId37" w:history="1">
+      <w:hyperlink r:id="rId38" w:history="1">
         <w:r>
           <w:rPr>
             <w:rStyle w:val="Hyperlink"/>
@@ -25814,9 +25568,9 @@
       </w:pPr>
     </w:p>
     <w:sectPr>
-      <w:headerReference w:type="default" r:id="rId38"/>
-      <w:footerReference w:type="default" r:id="rId39"/>
-      <w:headerReference w:type="first" r:id="rId40"/>
+      <w:headerReference w:type="default" r:id="rId39"/>
+      <w:footerReference w:type="default" r:id="rId40"/>
+      <w:headerReference w:type="first" r:id="rId41"/>
       <w:pgSz w:w="12240" w:h="15840"/>
       <w:pgMar w:top="1134" w:right="1530" w:bottom="1276" w:left="1800" w:header="720" w:footer="342" w:gutter="0"/>
       <w:pgNumType w:start="1"/>
@@ -27485,7 +27239,7 @@
   <w:abstractNum w:abstractNumId="9" w15:restartNumberingAfterBreak="0">
     <w:nsid w:val="19266CF4"/>
     <w:multiLevelType w:val="multilevel"/>
-    <w:tmpl w:val="50C6409E"/>
+    <w:tmpl w:val="6C2C7402"/>
     <w:lvl w:ilvl="0">
       <w:start w:val="1"/>
       <w:numFmt w:val="decimal"/>
@@ -36154,6 +35908,7 @@
         <w:rPr>
           <w:rFonts w:ascii="Symbol" w:hAnsi="Symbol" w:hint="default"/>
           <w:sz w:val="20"/>
+          <w:lang w:bidi="he-IL"/>
         </w:rPr>
       </w:lvl>
     </w:lvlOverride>
@@ -37170,6 +36925,7 @@
   <w:style w:type="character" w:default="1" w:styleId="a0">
     <w:name w:val="Default Paragraph Font"/>
     <w:uiPriority w:val="1"/>
+    <w:semiHidden/>
     <w:unhideWhenUsed/>
   </w:style>
   <w:style w:type="table" w:default="1" w:styleId="a1">
@@ -38927,7 +38683,6 @@
     </w:pPr>
     <w:rPr>
       <w:rFonts w:cs="Times New Roman"/>
-      <w:lang/>
     </w:rPr>
   </w:style>
 </w:styles>

--- a/src/main/java/mu/smalltalk/BOOK/Book-SmallTalk.docx
+++ b/src/main/java/mu/smalltalk/BOOK/Book-SmallTalk.docx
@@ -5419,7 +5419,6 @@
           <w:rFonts w:hint="cs"/>
           <w:rtl/>
         </w:rPr>
-        <w:lastRenderedPageBreak/>
         <w:t>הצעת הפרויקט שאושרה ע"י משרד החינוך</w:t>
       </w:r>
       <w:bookmarkEnd w:id="0"/>
@@ -5984,7 +5983,6 @@
           <w:rFonts w:hint="cs"/>
           <w:rtl/>
         </w:rPr>
-        <w:lastRenderedPageBreak/>
         <w:t>מבוא</w:t>
       </w:r>
       <w:bookmarkEnd w:id="7"/>
@@ -6718,7 +6716,6 @@
           <w:rFonts w:hint="cs"/>
           <w:rtl/>
         </w:rPr>
-        <w:lastRenderedPageBreak/>
         <w:t>2.4</w:t>
       </w:r>
       <w:r>
@@ -7362,7 +7359,6 @@
           <w:rFonts w:hint="cs"/>
           <w:rtl/>
         </w:rPr>
-        <w:lastRenderedPageBreak/>
         <w:t>מטרות ויעדים</w:t>
       </w:r>
       <w:bookmarkEnd w:id="27"/>
@@ -8064,7 +8060,6 @@
           <w:rtl/>
           <w:lang w:val="en-GB"/>
         </w:rPr>
-        <w:lastRenderedPageBreak/>
         <w:t>רכיבי המערכת העיקריים:</w:t>
       </w:r>
     </w:p>
@@ -8460,7 +8455,6 @@
           <w:rFonts w:hint="cs"/>
           <w:rtl/>
         </w:rPr>
-        <w:lastRenderedPageBreak/>
         <w:t>אתגרים</w:t>
       </w:r>
       <w:r>
@@ -8492,11 +8486,19 @@
         </w:rPr>
         <w:t xml:space="preserve">במהלך תכנון ובניית מערכת </w:t>
       </w:r>
+      <w:r>
+        <w:rPr>
+          <w:rFonts w:ascii="Arial" w:hAnsi="Arial" w:cs="Arial"/>
+        </w:rPr>
+        <w:t xml:space="preserve"> </w:t>
+      </w:r>
       <w:proofErr w:type="spellStart"/>
       <w:r>
         <w:rPr>
           <w:rStyle w:val="af2"/>
           <w:rFonts w:ascii="Arial" w:eastAsiaTheme="majorEastAsia" w:hAnsi="Arial" w:cs="Arial"/>
+          <w:b/>
+          <w:bCs/>
           <w:sz w:val="24"/>
           <w:szCs w:val="24"/>
         </w:rPr>
@@ -9001,7 +9003,6 @@
           <w:color w:val="000000" w:themeColor="text1"/>
           <w:rtl/>
         </w:rPr>
-        <w:lastRenderedPageBreak/>
         <w:t xml:space="preserve">  5. </w:t>
       </w:r>
       <w:r>
@@ -9309,7 +9310,6 @@
           <w:rFonts w:hint="cs"/>
           <w:rtl/>
         </w:rPr>
-        <w:lastRenderedPageBreak/>
         <w:t>הגדרת מדדי הצלחה למערכת</w:t>
       </w:r>
       <w:bookmarkEnd w:id="33"/>
@@ -10064,7 +10064,6 @@
           <w:rFonts w:hint="cs"/>
           <w:rtl/>
         </w:rPr>
-        <w:lastRenderedPageBreak/>
         <w:t xml:space="preserve">רקע תיאורטי </w:t>
       </w:r>
       <w:r>
@@ -10436,7 +10435,6 @@
           <w:b/>
           <w:bCs/>
         </w:rPr>
-        <w:lastRenderedPageBreak/>
         <w:t>AES-256 (Advanced Encryption Standard)</w:t>
       </w:r>
       <w:r>
@@ -10837,15 +10835,7 @@
           <w:rFonts w:ascii="Arial" w:hAnsi="Arial" w:cs="Arial"/>
           <w:rtl/>
         </w:rPr>
-        <w:t xml:space="preserve">חתימה דיגיטלית תקפה מעידה בסבירות גבוהה שההודעה או המסמך אינם משובשים או מזויפים ,כלומר – שהמסמך או ההודעה נוצרו או נשלחו על ידי גורם </w:t>
-      </w:r>
-      <w:r>
-        <w:rPr>
-          <w:rFonts w:ascii="Arial" w:hAnsi="Arial" w:cs="Arial"/>
-          <w:rtl/>
-        </w:rPr>
-        <w:lastRenderedPageBreak/>
-        <w:t xml:space="preserve">ידוע ושהם לא שונו על ידי צד שלישי לאחר חתימתם, או שובשו בדרך אחרת. כמו כן חותם המסמך לא יוכל להתכחש לכך שהוא יצר אותו. </w:t>
+        <w:t xml:space="preserve">חתימה דיגיטלית תקפה מעידה בסבירות גבוהה שההודעה או המסמך אינם משובשים או מזויפים ,כלומר – שהמסמך או ההודעה נוצרו או נשלחו על ידי גורם ידוע ושהם לא שונו על ידי צד שלישי לאחר חתימתם, או שובשו בדרך אחרת. כמו כן חותם המסמך לא יוכל להתכחש לכך שהוא יצר אותו. </w:t>
       </w:r>
     </w:p>
     <w:p>
@@ -11427,7 +11417,6 @@
           <w:rFonts w:hint="cs"/>
           <w:rtl/>
         </w:rPr>
-        <w:lastRenderedPageBreak/>
         <w:t>ותיאור החלופה הנבחרת</w:t>
       </w:r>
       <w:r>
@@ -11721,7 +11710,6 @@
         </w:rPr>
       </w:pPr>
       <w:r>
-        <w:lastRenderedPageBreak/>
         <w:t>RSA Digital Signature</w:t>
       </w:r>
       <w:r>
@@ -11967,7 +11955,6 @@
           <w:rtl/>
           <w:lang w:val="en-GB"/>
         </w:rPr>
-        <w:lastRenderedPageBreak/>
         <w:t xml:space="preserve">בעוד </w:t>
       </w:r>
       <w:r>
@@ -12621,10 +12608,7 @@
     </w:p>
     <w:p>
       <w:pPr>
-        <w:numPr>
-          <w:ilvl w:val="0"/>
-          <w:numId w:val="80"/>
-        </w:numPr>
+        <w:ind w:left="720" w:firstLine="0"/>
         <w:rPr>
           <w:lang w:val="en-GB"/>
         </w:rPr>
@@ -12836,7 +12820,6 @@
           <w:bCs/>
           <w:rtl/>
         </w:rPr>
-        <w:lastRenderedPageBreak/>
         <w:t>מודול הצפנה/פענוח</w:t>
       </w:r>
       <w:r>
@@ -13394,7 +13377,23 @@
           <w:bCs/>
           <w:rtl/>
         </w:rPr>
-        <w:t>הצפנה ופענוח של קבצים בגודל של עד 10</w:t>
+        <w:t>הצפנה ופענוח של קבצים בגודל של עד 1</w:t>
+      </w:r>
+      <w:r>
+        <w:rPr>
+          <w:rFonts w:hint="cs"/>
+          <w:b/>
+          <w:bCs/>
+          <w:rtl/>
+        </w:rPr>
+        <w:t xml:space="preserve">6 </w:t>
+      </w:r>
+      <w:r>
+        <w:rPr>
+          <w:b/>
+          <w:bCs/>
+        </w:rPr>
+        <w:t xml:space="preserve"> </w:t>
       </w:r>
       <w:r>
         <w:rPr>
@@ -13744,693 +13743,6 @@
         <w:t>AES, ECDH, ECDSA.</w:t>
       </w:r>
     </w:p>
-    <w:tbl>
-      <w:tblPr>
-        <w:tblW w:w="0" w:type="auto"/>
-        <w:tblCellSpacing w:w="15" w:type="dxa"/>
-        <w:tblCellMar>
-          <w:top w:w="15" w:type="dxa"/>
-          <w:left w:w="15" w:type="dxa"/>
-          <w:bottom w:w="15" w:type="dxa"/>
-          <w:right w:w="15" w:type="dxa"/>
-        </w:tblCellMar>
-        <w:tblLook w:val="04A0" w:firstRow="1" w:lastRow="0" w:firstColumn="1" w:lastColumn="0" w:noHBand="0" w:noVBand="1"/>
-      </w:tblPr>
-      <w:tblGrid>
-        <w:gridCol w:w="1646"/>
-        <w:gridCol w:w="7264"/>
-      </w:tblGrid>
-      <w:tr>
-        <w:trPr>
-          <w:tblHeader/>
-          <w:tblCellSpacing w:w="15" w:type="dxa"/>
-        </w:trPr>
-        <w:tc>
-          <w:tcPr>
-            <w:tcW w:w="0" w:type="auto"/>
-            <w:vAlign w:val="center"/>
-            <w:hideMark/>
-          </w:tcPr>
-          <w:p>
-            <w:pPr>
-              <w:rPr>
-                <w:b/>
-                <w:bCs/>
-                <w:lang w:val="en-GB"/>
-              </w:rPr>
-            </w:pPr>
-            <w:r>
-              <w:rPr>
-                <w:b/>
-                <w:bCs/>
-                <w:rtl/>
-                <w:lang w:val="en-GB"/>
-              </w:rPr>
-              <w:lastRenderedPageBreak/>
-              <w:t>מאפיין</w:t>
-            </w:r>
-          </w:p>
-        </w:tc>
-        <w:tc>
-          <w:tcPr>
-            <w:tcW w:w="0" w:type="auto"/>
-            <w:vAlign w:val="center"/>
-            <w:hideMark/>
-          </w:tcPr>
-          <w:p>
-            <w:pPr>
-              <w:rPr>
-                <w:b/>
-                <w:bCs/>
-                <w:lang w:val="en-GB"/>
-              </w:rPr>
-            </w:pPr>
-            <w:r>
-              <w:rPr>
-                <w:b/>
-                <w:bCs/>
-                <w:rtl/>
-                <w:lang w:val="en-GB"/>
-              </w:rPr>
-              <w:t>תיאור</w:t>
-            </w:r>
-          </w:p>
-        </w:tc>
-      </w:tr>
-      <w:tr>
-        <w:trPr>
-          <w:tblCellSpacing w:w="15" w:type="dxa"/>
-        </w:trPr>
-        <w:tc>
-          <w:tcPr>
-            <w:tcW w:w="0" w:type="auto"/>
-            <w:vAlign w:val="center"/>
-            <w:hideMark/>
-          </w:tcPr>
-          <w:p>
-            <w:pPr>
-              <w:rPr>
-                <w:lang w:val="en-GB"/>
-              </w:rPr>
-            </w:pPr>
-            <w:r>
-              <w:rPr>
-                <w:b/>
-                <w:bCs/>
-                <w:rtl/>
-                <w:lang w:val="en-GB"/>
-              </w:rPr>
-              <w:t>שם המודול</w:t>
-            </w:r>
-          </w:p>
-        </w:tc>
-        <w:tc>
-          <w:tcPr>
-            <w:tcW w:w="0" w:type="auto"/>
-            <w:vAlign w:val="center"/>
-            <w:hideMark/>
-          </w:tcPr>
-          <w:p>
-            <w:pPr>
-              <w:rPr>
-                <w:lang w:val="en-GB"/>
-              </w:rPr>
-            </w:pPr>
-            <w:r>
-              <w:rPr>
-                <w:rtl/>
-                <w:lang w:val="en-GB"/>
-              </w:rPr>
-              <w:t>ניהול משתמשים ואימות זהות</w:t>
-            </w:r>
-          </w:p>
-        </w:tc>
-      </w:tr>
-      <w:tr>
-        <w:trPr>
-          <w:tblCellSpacing w:w="15" w:type="dxa"/>
-        </w:trPr>
-        <w:tc>
-          <w:tcPr>
-            <w:tcW w:w="0" w:type="auto"/>
-            <w:vAlign w:val="center"/>
-            <w:hideMark/>
-          </w:tcPr>
-          <w:p>
-            <w:pPr>
-              <w:rPr>
-                <w:lang w:val="en-GB"/>
-              </w:rPr>
-            </w:pPr>
-            <w:r>
-              <w:rPr>
-                <w:b/>
-                <w:bCs/>
-                <w:rtl/>
-                <w:lang w:val="en-GB"/>
-              </w:rPr>
-              <w:t>תיאור</w:t>
-            </w:r>
-          </w:p>
-        </w:tc>
-        <w:tc>
-          <w:tcPr>
-            <w:tcW w:w="0" w:type="auto"/>
-            <w:vAlign w:val="center"/>
-            <w:hideMark/>
-          </w:tcPr>
-          <w:p>
-            <w:pPr>
-              <w:rPr>
-                <w:lang w:val="en-GB"/>
-              </w:rPr>
-            </w:pPr>
-            <w:r>
-              <w:rPr>
-                <w:rtl/>
-                <w:lang w:val="en-GB"/>
-              </w:rPr>
-              <w:t>אחראי לרישום, כניסה, יצירת מפתחות הצפנה ואימות דו-שלבי</w:t>
-            </w:r>
-            <w:r>
-              <w:rPr>
-                <w:lang w:val="en-GB"/>
-              </w:rPr>
-              <w:t>.</w:t>
-            </w:r>
-          </w:p>
-        </w:tc>
-      </w:tr>
-      <w:tr>
-        <w:trPr>
-          <w:tblCellSpacing w:w="15" w:type="dxa"/>
-        </w:trPr>
-        <w:tc>
-          <w:tcPr>
-            <w:tcW w:w="0" w:type="auto"/>
-            <w:vAlign w:val="center"/>
-            <w:hideMark/>
-          </w:tcPr>
-          <w:p>
-            <w:pPr>
-              <w:rPr>
-                <w:lang w:val="en-GB"/>
-              </w:rPr>
-            </w:pPr>
-            <w:r>
-              <w:rPr>
-                <w:b/>
-                <w:bCs/>
-                <w:rtl/>
-                <w:lang w:val="en-GB"/>
-              </w:rPr>
-              <w:t>פונקציות עיקריות</w:t>
-            </w:r>
-          </w:p>
-        </w:tc>
-        <w:tc>
-          <w:tcPr>
-            <w:tcW w:w="0" w:type="auto"/>
-            <w:vAlign w:val="center"/>
-            <w:hideMark/>
-          </w:tcPr>
-          <w:p>
-            <w:pPr>
-              <w:rPr>
-                <w:lang w:val="en-GB"/>
-              </w:rPr>
-            </w:pPr>
-            <w:r>
-              <w:rPr>
-                <w:lang w:val="en-GB"/>
-              </w:rPr>
-              <w:t xml:space="preserve">- </w:t>
-            </w:r>
-            <w:r>
-              <w:rPr>
-                <w:rtl/>
-                <w:lang w:val="en-GB"/>
-              </w:rPr>
-              <w:t>יצירת חשבון משתמש- כניסה עם אימות דו-שלבי</w:t>
-            </w:r>
-            <w:r>
-              <w:rPr>
-                <w:lang w:val="en-GB"/>
-              </w:rPr>
-              <w:t xml:space="preserve"> (2FA)- </w:t>
-            </w:r>
-            <w:r>
-              <w:rPr>
-                <w:rtl/>
-                <w:lang w:val="en-GB"/>
-              </w:rPr>
-              <w:t xml:space="preserve">ניהול מפתחות </w:t>
-            </w:r>
-            <w:proofErr w:type="spellStart"/>
-            <w:r>
-              <w:rPr>
-                <w:rtl/>
-                <w:lang w:val="en-GB"/>
-              </w:rPr>
-              <w:t>קריפטוגרפיים</w:t>
-            </w:r>
-            <w:proofErr w:type="spellEnd"/>
-            <w:r>
-              <w:rPr>
-                <w:rtl/>
-                <w:lang w:val="en-GB"/>
-              </w:rPr>
-              <w:t xml:space="preserve"> (ציבורי ופרטי)- ניהול פרופיל משתמש</w:t>
-            </w:r>
-          </w:p>
-        </w:tc>
-      </w:tr>
-      <w:tr>
-        <w:trPr>
-          <w:tblCellSpacing w:w="15" w:type="dxa"/>
-        </w:trPr>
-        <w:tc>
-          <w:tcPr>
-            <w:tcW w:w="0" w:type="auto"/>
-            <w:vAlign w:val="center"/>
-            <w:hideMark/>
-          </w:tcPr>
-          <w:p>
-            <w:pPr>
-              <w:rPr>
-                <w:lang w:val="en-GB"/>
-              </w:rPr>
-            </w:pPr>
-            <w:r>
-              <w:rPr>
-                <w:b/>
-                <w:bCs/>
-                <w:rtl/>
-                <w:lang w:val="en-GB"/>
-              </w:rPr>
-              <w:t>טכנולוגיות רלוונטיות</w:t>
-            </w:r>
-          </w:p>
-        </w:tc>
-        <w:tc>
-          <w:tcPr>
-            <w:tcW w:w="0" w:type="auto"/>
-            <w:vAlign w:val="center"/>
-            <w:hideMark/>
-          </w:tcPr>
-          <w:p>
-            <w:pPr>
-              <w:rPr>
-                <w:lang w:val="en-GB"/>
-              </w:rPr>
-            </w:pPr>
-            <w:r>
-              <w:rPr>
-                <w:lang w:val="en-GB"/>
-              </w:rPr>
-              <w:t xml:space="preserve">Spring Boot, </w:t>
-            </w:r>
-            <w:proofErr w:type="spellStart"/>
-            <w:r>
-              <w:rPr>
-                <w:lang w:val="en-GB"/>
-              </w:rPr>
-              <w:t>Vaadin</w:t>
-            </w:r>
-            <w:proofErr w:type="spellEnd"/>
-            <w:r>
-              <w:rPr>
-                <w:lang w:val="en-GB"/>
-              </w:rPr>
-              <w:t xml:space="preserve">, MongoDB, JWT, 2FA API, </w:t>
-            </w:r>
-            <w:proofErr w:type="spellStart"/>
-            <w:r>
-              <w:rPr>
-                <w:lang w:val="en-GB"/>
-              </w:rPr>
-              <w:t>Bcrypt</w:t>
-            </w:r>
-            <w:proofErr w:type="spellEnd"/>
-          </w:p>
-        </w:tc>
-      </w:tr>
-    </w:tbl>
-    <w:p>
-      <w:pPr>
-        <w:rPr>
-          <w:rtl/>
-          <w:lang w:val="en-GB"/>
-        </w:rPr>
-      </w:pPr>
-    </w:p>
-    <w:p>
-      <w:pPr>
-        <w:rPr>
-          <w:rtl/>
-          <w:lang w:val="en-GB"/>
-        </w:rPr>
-      </w:pPr>
-    </w:p>
-    <w:tbl>
-      <w:tblPr>
-        <w:tblW w:w="0" w:type="auto"/>
-        <w:tblCellSpacing w:w="15" w:type="dxa"/>
-        <w:tblCellMar>
-          <w:top w:w="15" w:type="dxa"/>
-          <w:left w:w="15" w:type="dxa"/>
-          <w:bottom w:w="15" w:type="dxa"/>
-          <w:right w:w="15" w:type="dxa"/>
-        </w:tblCellMar>
-        <w:tblLook w:val="04A0" w:firstRow="1" w:lastRow="0" w:firstColumn="1" w:lastColumn="0" w:noHBand="0" w:noVBand="1"/>
-      </w:tblPr>
-      <w:tblGrid>
-        <w:gridCol w:w="1670"/>
-        <w:gridCol w:w="7240"/>
-      </w:tblGrid>
-      <w:tr>
-        <w:trPr>
-          <w:tblHeader/>
-          <w:tblCellSpacing w:w="15" w:type="dxa"/>
-        </w:trPr>
-        <w:tc>
-          <w:tcPr>
-            <w:tcW w:w="0" w:type="auto"/>
-            <w:vAlign w:val="center"/>
-            <w:hideMark/>
-          </w:tcPr>
-          <w:p>
-            <w:pPr>
-              <w:rPr>
-                <w:b/>
-                <w:bCs/>
-                <w:lang w:val="en-GB"/>
-              </w:rPr>
-            </w:pPr>
-            <w:r>
-              <w:rPr>
-                <w:b/>
-                <w:bCs/>
-                <w:rtl/>
-                <w:lang w:val="en-GB"/>
-              </w:rPr>
-              <w:t>מאפיין</w:t>
-            </w:r>
-          </w:p>
-        </w:tc>
-        <w:tc>
-          <w:tcPr>
-            <w:tcW w:w="0" w:type="auto"/>
-            <w:vAlign w:val="center"/>
-            <w:hideMark/>
-          </w:tcPr>
-          <w:p>
-            <w:pPr>
-              <w:rPr>
-                <w:b/>
-                <w:bCs/>
-                <w:lang w:val="en-GB"/>
-              </w:rPr>
-            </w:pPr>
-            <w:r>
-              <w:rPr>
-                <w:b/>
-                <w:bCs/>
-                <w:rtl/>
-                <w:lang w:val="en-GB"/>
-              </w:rPr>
-              <w:t>תיאור</w:t>
-            </w:r>
-          </w:p>
-        </w:tc>
-      </w:tr>
-      <w:tr>
-        <w:trPr>
-          <w:tblCellSpacing w:w="15" w:type="dxa"/>
-        </w:trPr>
-        <w:tc>
-          <w:tcPr>
-            <w:tcW w:w="0" w:type="auto"/>
-            <w:vAlign w:val="center"/>
-            <w:hideMark/>
-          </w:tcPr>
-          <w:p>
-            <w:pPr>
-              <w:rPr>
-                <w:lang w:val="en-GB"/>
-              </w:rPr>
-            </w:pPr>
-            <w:r>
-              <w:rPr>
-                <w:b/>
-                <w:bCs/>
-                <w:rtl/>
-                <w:lang w:val="en-GB"/>
-              </w:rPr>
-              <w:t>שם המודול</w:t>
-            </w:r>
-          </w:p>
-        </w:tc>
-        <w:tc>
-          <w:tcPr>
-            <w:tcW w:w="0" w:type="auto"/>
-            <w:vAlign w:val="center"/>
-            <w:hideMark/>
-          </w:tcPr>
-          <w:p>
-            <w:pPr>
-              <w:rPr>
-                <w:lang w:val="en-GB"/>
-              </w:rPr>
-            </w:pPr>
-            <w:r>
-              <w:rPr>
-                <w:rtl/>
-                <w:lang w:val="en-GB"/>
-              </w:rPr>
-              <w:t>הצפנה ופענוח מידע</w:t>
-            </w:r>
-          </w:p>
-        </w:tc>
-      </w:tr>
-      <w:tr>
-        <w:trPr>
-          <w:tblCellSpacing w:w="15" w:type="dxa"/>
-        </w:trPr>
-        <w:tc>
-          <w:tcPr>
-            <w:tcW w:w="0" w:type="auto"/>
-            <w:vAlign w:val="center"/>
-            <w:hideMark/>
-          </w:tcPr>
-          <w:p>
-            <w:pPr>
-              <w:rPr>
-                <w:lang w:val="en-GB"/>
-              </w:rPr>
-            </w:pPr>
-            <w:r>
-              <w:rPr>
-                <w:b/>
-                <w:bCs/>
-                <w:rtl/>
-                <w:lang w:val="en-GB"/>
-              </w:rPr>
-              <w:t>תיאור</w:t>
-            </w:r>
-          </w:p>
-        </w:tc>
-        <w:tc>
-          <w:tcPr>
-            <w:tcW w:w="0" w:type="auto"/>
-            <w:vAlign w:val="center"/>
-            <w:hideMark/>
-          </w:tcPr>
-          <w:p>
-            <w:pPr>
-              <w:rPr>
-                <w:lang w:val="en-GB"/>
-              </w:rPr>
-            </w:pPr>
-            <w:r>
-              <w:rPr>
-                <w:rtl/>
-                <w:lang w:val="en-GB"/>
-              </w:rPr>
-              <w:t>אחראי להצפנת ופענוח הודעות וקבצים לפי מפתח משותף מוצפן</w:t>
-            </w:r>
-            <w:r>
-              <w:rPr>
-                <w:lang w:val="en-GB"/>
-              </w:rPr>
-              <w:t>.</w:t>
-            </w:r>
-          </w:p>
-        </w:tc>
-      </w:tr>
-      <w:tr>
-        <w:trPr>
-          <w:tblCellSpacing w:w="15" w:type="dxa"/>
-        </w:trPr>
-        <w:tc>
-          <w:tcPr>
-            <w:tcW w:w="0" w:type="auto"/>
-            <w:vAlign w:val="center"/>
-            <w:hideMark/>
-          </w:tcPr>
-          <w:p>
-            <w:pPr>
-              <w:rPr>
-                <w:lang w:val="en-GB"/>
-              </w:rPr>
-            </w:pPr>
-            <w:r>
-              <w:rPr>
-                <w:b/>
-                <w:bCs/>
-                <w:rtl/>
-                <w:lang w:val="en-GB"/>
-              </w:rPr>
-              <w:t>פונקציות עיקריות</w:t>
-            </w:r>
-          </w:p>
-        </w:tc>
-        <w:tc>
-          <w:tcPr>
-            <w:tcW w:w="0" w:type="auto"/>
-            <w:vAlign w:val="center"/>
-            <w:hideMark/>
-          </w:tcPr>
-          <w:p>
-            <w:pPr>
-              <w:rPr>
-                <w:lang w:val="en-GB"/>
-              </w:rPr>
-            </w:pPr>
-            <w:r>
-              <w:rPr>
-                <w:lang w:val="en-GB"/>
-              </w:rPr>
-              <w:t xml:space="preserve">- </w:t>
-            </w:r>
-            <w:r>
-              <w:rPr>
-                <w:rtl/>
-                <w:lang w:val="en-GB"/>
-              </w:rPr>
-              <w:t>החלפת מפתחות באמצעות</w:t>
-            </w:r>
-            <w:r>
-              <w:rPr>
-                <w:lang w:val="en-GB"/>
-              </w:rPr>
-              <w:t xml:space="preserve"> ECDH- </w:t>
-            </w:r>
-            <w:r>
-              <w:rPr>
-                <w:rtl/>
-                <w:lang w:val="en-GB"/>
-              </w:rPr>
-              <w:t>הצפנת תוכן עם</w:t>
-            </w:r>
-            <w:r>
-              <w:rPr>
-                <w:lang w:val="en-GB"/>
-              </w:rPr>
-              <w:t xml:space="preserve"> AES-256- </w:t>
-            </w:r>
-            <w:r>
-              <w:rPr>
-                <w:rtl/>
-                <w:lang w:val="en-GB"/>
-              </w:rPr>
-              <w:t>יצירת</w:t>
-            </w:r>
-            <w:r>
-              <w:rPr>
-                <w:lang w:val="en-GB"/>
-              </w:rPr>
-              <w:t xml:space="preserve"> IV </w:t>
-            </w:r>
-            <w:r>
-              <w:rPr>
-                <w:rtl/>
-                <w:lang w:val="en-GB"/>
-              </w:rPr>
-              <w:t>ייחודי- חתימה דיגיטלית באמצעות</w:t>
-            </w:r>
-            <w:r>
-              <w:rPr>
-                <w:lang w:val="en-GB"/>
-              </w:rPr>
-              <w:t xml:space="preserve"> ECDSA</w:t>
-            </w:r>
-          </w:p>
-        </w:tc>
-      </w:tr>
-      <w:tr>
-        <w:trPr>
-          <w:tblCellSpacing w:w="15" w:type="dxa"/>
-        </w:trPr>
-        <w:tc>
-          <w:tcPr>
-            <w:tcW w:w="0" w:type="auto"/>
-            <w:vAlign w:val="center"/>
-            <w:hideMark/>
-          </w:tcPr>
-          <w:p>
-            <w:pPr>
-              <w:rPr>
-                <w:lang w:val="en-GB"/>
-              </w:rPr>
-            </w:pPr>
-            <w:r>
-              <w:rPr>
-                <w:b/>
-                <w:bCs/>
-                <w:rtl/>
-                <w:lang w:val="en-GB"/>
-              </w:rPr>
-              <w:t>טכנולוגיות רלוונטיות</w:t>
-            </w:r>
-          </w:p>
-        </w:tc>
-        <w:tc>
-          <w:tcPr>
-            <w:tcW w:w="0" w:type="auto"/>
-            <w:vAlign w:val="center"/>
-            <w:hideMark/>
-          </w:tcPr>
-          <w:p>
-            <w:pPr>
-              <w:rPr>
-                <w:lang w:val="en-GB"/>
-              </w:rPr>
-            </w:pPr>
-            <w:r>
-              <w:rPr>
-                <w:lang w:val="en-GB"/>
-              </w:rPr>
-              <w:t xml:space="preserve">Java Cryptography API, </w:t>
-            </w:r>
-            <w:proofErr w:type="spellStart"/>
-            <w:r>
-              <w:rPr>
-                <w:lang w:val="en-GB"/>
-              </w:rPr>
-              <w:t>BouncyCastle</w:t>
-            </w:r>
-            <w:proofErr w:type="spellEnd"/>
-            <w:r>
-              <w:rPr>
-                <w:lang w:val="en-GB"/>
-              </w:rPr>
-              <w:t>, AES, ECDH, ECDSA, SHA-256</w:t>
-            </w:r>
-          </w:p>
-        </w:tc>
-      </w:tr>
-    </w:tbl>
     <w:p>
       <w:pPr>
         <w:ind w:firstLine="0"/>
@@ -14441,6 +13753,482 @@
           <w:lang w:val="en-GB"/>
         </w:rPr>
       </w:pPr>
+    </w:p>
+    <w:p>
+      <w:pPr>
+        <w:bidi w:val="0"/>
+        <w:ind w:firstLine="0"/>
+        <w:jc w:val="right"/>
+        <w:rPr>
+          <w:b/>
+          <w:bCs/>
+          <w:lang w:val="en-GB"/>
+        </w:rPr>
+      </w:pPr>
+      <w:r>
+        <w:rPr>
+          <w:rFonts w:ascii="Segoe UI Emoji" w:hAnsi="Segoe UI Emoji" w:cs="Segoe UI Emoji"/>
+          <w:b/>
+          <w:bCs/>
+        </w:rPr>
+        <w:t>🧍</w:t>
+      </w:r>
+      <w:r>
+        <w:rPr>
+          <w:b/>
+          <w:bCs/>
+        </w:rPr>
+        <w:t xml:space="preserve"> </w:t>
+      </w:r>
+      <w:r>
+        <w:rPr>
+          <w:b/>
+          <w:bCs/>
+          <w:rtl/>
+          <w:lang w:val="en-GB"/>
+        </w:rPr>
+        <w:t>מודול ניהול משתמשים</w:t>
+      </w:r>
+    </w:p>
+    <w:p>
+      <w:pPr>
+        <w:bidi w:val="0"/>
+        <w:ind w:firstLine="0"/>
+        <w:jc w:val="right"/>
+        <w:rPr>
+          <w:b/>
+          <w:bCs/>
+        </w:rPr>
+      </w:pPr>
+      <w:r>
+        <w:rPr>
+          <w:b/>
+          <w:bCs/>
+          <w:noProof/>
+        </w:rPr>
+        <w:drawing>
+          <wp:inline distT="0" distB="0" distL="0" distR="0" wp14:anchorId="27860B00" wp14:editId="768AB216">
+            <wp:extent cx="5657850" cy="2126615"/>
+            <wp:effectExtent l="0" t="0" r="0" b="6985"/>
+            <wp:docPr id="1559495240" name="תמונה 1"/>
+            <wp:cNvGraphicFramePr>
+              <a:graphicFrameLocks xmlns:a="http://schemas.openxmlformats.org/drawingml/2006/main" noChangeAspect="1"/>
+            </wp:cNvGraphicFramePr>
+            <a:graphic xmlns:a="http://schemas.openxmlformats.org/drawingml/2006/main">
+              <a:graphicData uri="http://schemas.openxmlformats.org/drawingml/2006/picture">
+                <pic:pic xmlns:pic="http://schemas.openxmlformats.org/drawingml/2006/picture">
+                  <pic:nvPicPr>
+                    <pic:cNvPr id="1559495240" name=""/>
+                    <pic:cNvPicPr/>
+                  </pic:nvPicPr>
+                  <pic:blipFill>
+                    <a:blip r:embed="rId14"/>
+                    <a:stretch>
+                      <a:fillRect/>
+                    </a:stretch>
+                  </pic:blipFill>
+                  <pic:spPr>
+                    <a:xfrm>
+                      <a:off x="0" y="0"/>
+                      <a:ext cx="5657850" cy="2126615"/>
+                    </a:xfrm>
+                    <a:prstGeom prst="rect">
+                      <a:avLst/>
+                    </a:prstGeom>
+                  </pic:spPr>
+                </pic:pic>
+              </a:graphicData>
+            </a:graphic>
+          </wp:inline>
+        </w:drawing>
+      </w:r>
+    </w:p>
+    <w:p>
+      <w:pPr>
+        <w:bidi w:val="0"/>
+        <w:ind w:firstLine="0"/>
+        <w:jc w:val="right"/>
+        <w:rPr>
+          <w:b/>
+          <w:bCs/>
+        </w:rPr>
+      </w:pPr>
+    </w:p>
+    <w:p>
+      <w:pPr>
+        <w:bidi w:val="0"/>
+        <w:ind w:firstLine="0"/>
+        <w:jc w:val="right"/>
+        <w:rPr>
+          <w:b/>
+          <w:bCs/>
+        </w:rPr>
+      </w:pPr>
+      <w:r>
+        <w:rPr>
+          <w:rFonts w:ascii="Segoe UI Emoji" w:hAnsi="Segoe UI Emoji" w:cs="Segoe UI Emoji"/>
+          <w:b/>
+          <w:bCs/>
+        </w:rPr>
+        <w:t>💬</w:t>
+      </w:r>
+      <w:r>
+        <w:rPr>
+          <w:b/>
+          <w:bCs/>
+        </w:rPr>
+        <w:t xml:space="preserve"> </w:t>
+      </w:r>
+      <w:r>
+        <w:rPr>
+          <w:b/>
+          <w:bCs/>
+          <w:rtl/>
+          <w:lang w:val="en-GB"/>
+        </w:rPr>
+        <w:t>מודול שיחות</w:t>
+      </w:r>
+    </w:p>
+    <w:p>
+      <w:pPr>
+        <w:bidi w:val="0"/>
+        <w:ind w:firstLine="0"/>
+        <w:jc w:val="right"/>
+        <w:rPr>
+          <w:b/>
+          <w:bCs/>
+        </w:rPr>
+      </w:pPr>
+      <w:r>
+        <w:rPr>
+          <w:b/>
+          <w:bCs/>
+          <w:noProof/>
+        </w:rPr>
+        <w:drawing>
+          <wp:inline distT="0" distB="0" distL="0" distR="0" wp14:anchorId="61DBE6E7" wp14:editId="1937CA53">
+            <wp:extent cx="5657850" cy="1913890"/>
+            <wp:effectExtent l="0" t="0" r="0" b="0"/>
+            <wp:docPr id="1239681828" name="תמונה 1"/>
+            <wp:cNvGraphicFramePr>
+              <a:graphicFrameLocks xmlns:a="http://schemas.openxmlformats.org/drawingml/2006/main" noChangeAspect="1"/>
+            </wp:cNvGraphicFramePr>
+            <a:graphic xmlns:a="http://schemas.openxmlformats.org/drawingml/2006/main">
+              <a:graphicData uri="http://schemas.openxmlformats.org/drawingml/2006/picture">
+                <pic:pic xmlns:pic="http://schemas.openxmlformats.org/drawingml/2006/picture">
+                  <pic:nvPicPr>
+                    <pic:cNvPr id="1239681828" name=""/>
+                    <pic:cNvPicPr/>
+                  </pic:nvPicPr>
+                  <pic:blipFill>
+                    <a:blip r:embed="rId15"/>
+                    <a:stretch>
+                      <a:fillRect/>
+                    </a:stretch>
+                  </pic:blipFill>
+                  <pic:spPr>
+                    <a:xfrm>
+                      <a:off x="0" y="0"/>
+                      <a:ext cx="5657850" cy="1913890"/>
+                    </a:xfrm>
+                    <a:prstGeom prst="rect">
+                      <a:avLst/>
+                    </a:prstGeom>
+                  </pic:spPr>
+                </pic:pic>
+              </a:graphicData>
+            </a:graphic>
+          </wp:inline>
+        </w:drawing>
+      </w:r>
+    </w:p>
+    <w:p>
+      <w:pPr>
+        <w:bidi w:val="0"/>
+        <w:ind w:firstLine="0"/>
+        <w:jc w:val="right"/>
+        <w:rPr>
+          <w:b/>
+          <w:bCs/>
+        </w:rPr>
+      </w:pPr>
+      <w:r>
+        <w:rPr>
+          <w:rFonts w:ascii="Segoe UI Emoji" w:hAnsi="Segoe UI Emoji" w:cs="Segoe UI Emoji"/>
+          <w:b/>
+          <w:bCs/>
+        </w:rPr>
+        <w:t>🔐</w:t>
+      </w:r>
+      <w:r>
+        <w:rPr>
+          <w:b/>
+          <w:bCs/>
+        </w:rPr>
+        <w:t xml:space="preserve"> </w:t>
+      </w:r>
+      <w:r>
+        <w:rPr>
+          <w:b/>
+          <w:bCs/>
+          <w:rtl/>
+          <w:lang w:val="en-GB"/>
+        </w:rPr>
+        <w:t>מודול הצפנה/פענוח</w:t>
+      </w:r>
+    </w:p>
+    <w:p>
+      <w:pPr>
+        <w:bidi w:val="0"/>
+        <w:ind w:firstLine="0"/>
+        <w:jc w:val="right"/>
+        <w:rPr>
+          <w:b/>
+          <w:bCs/>
+        </w:rPr>
+      </w:pPr>
+      <w:r>
+        <w:rPr>
+          <w:b/>
+          <w:bCs/>
+          <w:noProof/>
+        </w:rPr>
+        <w:drawing>
+          <wp:inline distT="0" distB="0" distL="0" distR="0" wp14:anchorId="5948E274" wp14:editId="3B3A8C53">
+            <wp:extent cx="5657850" cy="2148205"/>
+            <wp:effectExtent l="0" t="0" r="0" b="4445"/>
+            <wp:docPr id="1378846866" name="תמונה 1" descr="תמונה שמכילה טקסט, צילום מסך, גופן, מספר&#10;&#10;תוכן שנוצר על-ידי בינה מלאכותית עשוי להיות שגוי."/>
+            <wp:cNvGraphicFramePr>
+              <a:graphicFrameLocks xmlns:a="http://schemas.openxmlformats.org/drawingml/2006/main" noChangeAspect="1"/>
+            </wp:cNvGraphicFramePr>
+            <a:graphic xmlns:a="http://schemas.openxmlformats.org/drawingml/2006/main">
+              <a:graphicData uri="http://schemas.openxmlformats.org/drawingml/2006/picture">
+                <pic:pic xmlns:pic="http://schemas.openxmlformats.org/drawingml/2006/picture">
+                  <pic:nvPicPr>
+                    <pic:cNvPr id="1378846866" name="תמונה 1" descr="תמונה שמכילה טקסט, צילום מסך, גופן, מספר&#10;&#10;תוכן שנוצר על-ידי בינה מלאכותית עשוי להיות שגוי."/>
+                    <pic:cNvPicPr/>
+                  </pic:nvPicPr>
+                  <pic:blipFill>
+                    <a:blip r:embed="rId16"/>
+                    <a:stretch>
+                      <a:fillRect/>
+                    </a:stretch>
+                  </pic:blipFill>
+                  <pic:spPr>
+                    <a:xfrm>
+                      <a:off x="0" y="0"/>
+                      <a:ext cx="5657850" cy="2148205"/>
+                    </a:xfrm>
+                    <a:prstGeom prst="rect">
+                      <a:avLst/>
+                    </a:prstGeom>
+                  </pic:spPr>
+                </pic:pic>
+              </a:graphicData>
+            </a:graphic>
+          </wp:inline>
+        </w:drawing>
+      </w:r>
+    </w:p>
+    <w:p>
+      <w:pPr>
+        <w:bidi w:val="0"/>
+        <w:ind w:firstLine="0"/>
+        <w:jc w:val="right"/>
+        <w:rPr>
+          <w:b/>
+          <w:bCs/>
+        </w:rPr>
+      </w:pPr>
+    </w:p>
+    <w:p>
+      <w:pPr>
+        <w:bidi w:val="0"/>
+        <w:ind w:firstLine="0"/>
+        <w:jc w:val="right"/>
+        <w:rPr>
+          <w:b/>
+          <w:bCs/>
+        </w:rPr>
+      </w:pPr>
+    </w:p>
+    <w:p>
+      <w:pPr>
+        <w:bidi w:val="0"/>
+        <w:ind w:firstLine="0"/>
+        <w:jc w:val="right"/>
+        <w:rPr>
+          <w:b/>
+          <w:bCs/>
+        </w:rPr>
+      </w:pPr>
+      <w:r>
+        <w:rPr>
+          <w:rFonts w:ascii="Segoe UI Emoji" w:hAnsi="Segoe UI Emoji" w:cs="Segoe UI Emoji"/>
+          <w:b/>
+          <w:bCs/>
+        </w:rPr>
+        <w:t>📎</w:t>
+      </w:r>
+      <w:r>
+        <w:rPr>
+          <w:b/>
+          <w:bCs/>
+        </w:rPr>
+        <w:t xml:space="preserve"> </w:t>
+      </w:r>
+      <w:r>
+        <w:rPr>
+          <w:b/>
+          <w:bCs/>
+          <w:rtl/>
+          <w:lang w:val="en-GB"/>
+        </w:rPr>
+        <w:t>מודול שיתוף קבצים</w:t>
+      </w:r>
+    </w:p>
+    <w:p>
+      <w:pPr>
+        <w:bidi w:val="0"/>
+        <w:ind w:firstLine="0"/>
+        <w:jc w:val="right"/>
+        <w:rPr>
+          <w:b/>
+          <w:bCs/>
+        </w:rPr>
+      </w:pPr>
+      <w:r>
+        <w:rPr>
+          <w:b/>
+          <w:bCs/>
+          <w:noProof/>
+        </w:rPr>
+        <w:drawing>
+          <wp:inline distT="0" distB="0" distL="0" distR="0" wp14:anchorId="46D84A50" wp14:editId="088E3D06">
+            <wp:extent cx="5657850" cy="2110740"/>
+            <wp:effectExtent l="0" t="0" r="0" b="3810"/>
+            <wp:docPr id="690731678" name="תמונה 1" descr="תמונה שמכילה טקסט, צילום מסך, גופן, מספר&#10;&#10;תוכן שנוצר על-ידי בינה מלאכותית עשוי להיות שגוי."/>
+            <wp:cNvGraphicFramePr>
+              <a:graphicFrameLocks xmlns:a="http://schemas.openxmlformats.org/drawingml/2006/main" noChangeAspect="1"/>
+            </wp:cNvGraphicFramePr>
+            <a:graphic xmlns:a="http://schemas.openxmlformats.org/drawingml/2006/main">
+              <a:graphicData uri="http://schemas.openxmlformats.org/drawingml/2006/picture">
+                <pic:pic xmlns:pic="http://schemas.openxmlformats.org/drawingml/2006/picture">
+                  <pic:nvPicPr>
+                    <pic:cNvPr id="690731678" name="תמונה 1" descr="תמונה שמכילה טקסט, צילום מסך, גופן, מספר&#10;&#10;תוכן שנוצר על-ידי בינה מלאכותית עשוי להיות שגוי."/>
+                    <pic:cNvPicPr/>
+                  </pic:nvPicPr>
+                  <pic:blipFill>
+                    <a:blip r:embed="rId17"/>
+                    <a:stretch>
+                      <a:fillRect/>
+                    </a:stretch>
+                  </pic:blipFill>
+                  <pic:spPr>
+                    <a:xfrm>
+                      <a:off x="0" y="0"/>
+                      <a:ext cx="5657850" cy="2110740"/>
+                    </a:xfrm>
+                    <a:prstGeom prst="rect">
+                      <a:avLst/>
+                    </a:prstGeom>
+                  </pic:spPr>
+                </pic:pic>
+              </a:graphicData>
+            </a:graphic>
+          </wp:inline>
+        </w:drawing>
+      </w:r>
+    </w:p>
+    <w:p>
+      <w:pPr>
+        <w:bidi w:val="0"/>
+        <w:ind w:firstLine="0"/>
+        <w:jc w:val="right"/>
+        <w:rPr>
+          <w:b/>
+          <w:bCs/>
+        </w:rPr>
+      </w:pPr>
+      <w:r>
+        <w:rPr>
+          <w:rFonts w:ascii="Segoe UI Emoji" w:hAnsi="Segoe UI Emoji" w:cs="Segoe UI Emoji"/>
+          <w:b/>
+          <w:bCs/>
+        </w:rPr>
+        <w:t>🔄</w:t>
+      </w:r>
+      <w:r>
+        <w:rPr>
+          <w:b/>
+          <w:bCs/>
+        </w:rPr>
+        <w:t xml:space="preserve"> </w:t>
+      </w:r>
+      <w:r>
+        <w:rPr>
+          <w:b/>
+          <w:bCs/>
+          <w:rtl/>
+          <w:lang w:val="en-GB"/>
+        </w:rPr>
+        <w:t>מודול סנכרון בזמן אמת</w:t>
+      </w:r>
+    </w:p>
+    <w:p>
+      <w:pPr>
+        <w:ind w:firstLine="0"/>
+        <w:rPr>
+          <w:b/>
+          <w:bCs/>
+          <w:rtl/>
+          <w:lang w:val="en-GB"/>
+        </w:rPr>
+      </w:pPr>
+      <w:r>
+        <w:rPr>
+          <w:b/>
+          <w:bCs/>
+          <w:noProof/>
+          <w:rtl/>
+          <w:lang w:val="en-GB"/>
+        </w:rPr>
+        <w:drawing>
+          <wp:inline distT="0" distB="0" distL="0" distR="0" wp14:anchorId="2DDC8AC1" wp14:editId="2307AD20">
+            <wp:extent cx="5657850" cy="2178685"/>
+            <wp:effectExtent l="0" t="0" r="0" b="0"/>
+            <wp:docPr id="583197306" name="תמונה 1"/>
+            <wp:cNvGraphicFramePr>
+              <a:graphicFrameLocks xmlns:a="http://schemas.openxmlformats.org/drawingml/2006/main" noChangeAspect="1"/>
+            </wp:cNvGraphicFramePr>
+            <a:graphic xmlns:a="http://schemas.openxmlformats.org/drawingml/2006/main">
+              <a:graphicData uri="http://schemas.openxmlformats.org/drawingml/2006/picture">
+                <pic:pic xmlns:pic="http://schemas.openxmlformats.org/drawingml/2006/picture">
+                  <pic:nvPicPr>
+                    <pic:cNvPr id="583197306" name=""/>
+                    <pic:cNvPicPr/>
+                  </pic:nvPicPr>
+                  <pic:blipFill>
+                    <a:blip r:embed="rId18"/>
+                    <a:stretch>
+                      <a:fillRect/>
+                    </a:stretch>
+                  </pic:blipFill>
+                  <pic:spPr>
+                    <a:xfrm>
+                      <a:off x="0" y="0"/>
+                      <a:ext cx="5657850" cy="2178685"/>
+                    </a:xfrm>
+                    <a:prstGeom prst="rect">
+                      <a:avLst/>
+                    </a:prstGeom>
+                  </pic:spPr>
+                </pic:pic>
+              </a:graphicData>
+            </a:graphic>
+          </wp:inline>
+        </w:drawing>
+      </w:r>
     </w:p>
     <w:p>
       <w:pPr>
@@ -15111,7 +14899,6 @@
           <w:bCs/>
           <w:rtl/>
         </w:rPr>
-        <w:lastRenderedPageBreak/>
         <w:t>תיאור התקיפה</w:t>
       </w:r>
       <w:r>
@@ -15577,9 +15364,6 @@
           <w:ilvl w:val="0"/>
           <w:numId w:val="47"/>
         </w:numPr>
-        <w:rPr>
-          <w:rtl/>
-        </w:rPr>
       </w:pPr>
       <w:r>
         <w:rPr>
@@ -15601,6 +15385,14 @@
         </w:rPr>
         <w:t xml:space="preserve"> מתמודד עם בעיית הפצת המפתחות על ידי פונקציה חד-כיוונית.</w:t>
       </w:r>
+    </w:p>
+    <w:p>
+      <w:pPr>
+        <w:ind w:firstLine="0"/>
+        <w:rPr>
+          <w:rtl/>
+        </w:rPr>
+      </w:pPr>
     </w:p>
     <w:p>
       <w:pPr>
@@ -15642,7 +15434,6 @@
         <w:rPr>
           <w:rtl/>
         </w:rPr>
-        <w:lastRenderedPageBreak/>
         <w:t>כל משתמש יוצר זוג מפתחות: מפתח פרטי</w:t>
       </w:r>
       <w:r>
@@ -16399,7 +16190,7 @@
                     </pic:cNvPicPr>
                   </pic:nvPicPr>
                   <pic:blipFill>
-                    <a:blip r:embed="rId14">
+                    <a:blip r:embed="rId19">
                       <a:extLst>
                         <a:ext uri="{28A0092B-C50C-407E-A947-70E740481C1C}">
                           <a14:useLocalDpi xmlns:a14="http://schemas.microsoft.com/office/drawing/2010/main" val="0"/>
@@ -16600,7 +16391,7 @@
                     </pic:cNvPicPr>
                   </pic:nvPicPr>
                   <pic:blipFill>
-                    <a:blip r:embed="rId15">
+                    <a:blip r:embed="rId20">
                       <a:extLst>
                         <a:ext uri="{28A0092B-C50C-407E-A947-70E740481C1C}">
                           <a14:useLocalDpi xmlns:a14="http://schemas.microsoft.com/office/drawing/2010/main" val="0"/>
@@ -16782,7 +16573,7 @@
                     </pic:cNvPicPr>
                   </pic:nvPicPr>
                   <pic:blipFill>
-                    <a:blip r:embed="rId16">
+                    <a:blip r:embed="rId21">
                       <a:extLst>
                         <a:ext uri="{28A0092B-C50C-407E-A947-70E740481C1C}">
                           <a14:useLocalDpi xmlns:a14="http://schemas.microsoft.com/office/drawing/2010/main" val="0"/>
@@ -16859,7 +16650,6 @@
           <w:bCs/>
           <w:noProof/>
         </w:rPr>
-        <w:lastRenderedPageBreak/>
         <w:drawing>
           <wp:inline distT="0" distB="0" distL="0" distR="0" wp14:anchorId="326EBC01" wp14:editId="6D756B8A">
             <wp:extent cx="2609850" cy="533400"/>
@@ -16878,7 +16668,7 @@
                     </pic:cNvPicPr>
                   </pic:nvPicPr>
                   <pic:blipFill>
-                    <a:blip r:embed="rId17">
+                    <a:blip r:embed="rId22">
                       <a:extLst>
                         <a:ext uri="{28A0092B-C50C-407E-A947-70E740481C1C}">
                           <a14:useLocalDpi xmlns:a14="http://schemas.microsoft.com/office/drawing/2010/main" val="0"/>
@@ -16969,7 +16759,7 @@
         </w:rPr>
         <w:t>) הוא מחרוזת </w:t>
       </w:r>
-      <w:hyperlink r:id="rId18" w:history="1">
+      <w:hyperlink r:id="rId23" w:history="1">
         <w:r>
           <w:rPr>
             <w:rStyle w:val="Hyperlink"/>
@@ -16986,7 +16776,7 @@
         </w:rPr>
         <w:t> ייחודית כלשהי, באורך מוגדר המשמשת להתחלת תהליך ההצפנה ב</w:t>
       </w:r>
-      <w:hyperlink r:id="rId19" w:history="1">
+      <w:hyperlink r:id="rId24" w:history="1">
         <w:r>
           <w:rPr>
             <w:rStyle w:val="Hyperlink"/>
@@ -17003,7 +16793,7 @@
         </w:rPr>
         <w:t> או ב</w:t>
       </w:r>
-      <w:hyperlink r:id="rId20" w:history="1">
+      <w:hyperlink r:id="rId25" w:history="1">
         <w:r>
           <w:rPr>
             <w:rStyle w:val="Hyperlink"/>
@@ -17020,7 +16810,7 @@
         </w:rPr>
         <w:t> כאשר עושים שימוש ב</w:t>
       </w:r>
-      <w:hyperlink r:id="rId21" w:history="1">
+      <w:hyperlink r:id="rId26" w:history="1">
         <w:r>
           <w:rPr>
             <w:rStyle w:val="Hyperlink"/>
@@ -17106,7 +16896,7 @@
                     </pic:cNvPicPr>
                   </pic:nvPicPr>
                   <pic:blipFill>
-                    <a:blip r:embed="rId22">
+                    <a:blip r:embed="rId27">
                       <a:extLst>
                         <a:ext uri="{28A0092B-C50C-407E-A947-70E740481C1C}">
                           <a14:useLocalDpi xmlns:a14="http://schemas.microsoft.com/office/drawing/2010/main" val="0"/>
@@ -17291,7 +17081,7 @@
                     </pic:cNvPicPr>
                   </pic:nvPicPr>
                   <pic:blipFill>
-                    <a:blip r:embed="rId23">
+                    <a:blip r:embed="rId28">
                       <a:extLst>
                         <a:ext uri="{28A0092B-C50C-407E-A947-70E740481C1C}">
                           <a14:useLocalDpi xmlns:a14="http://schemas.microsoft.com/office/drawing/2010/main" val="0"/>
@@ -17391,7 +17181,7 @@
                     </pic:cNvPicPr>
                   </pic:nvPicPr>
                   <pic:blipFill>
-                    <a:blip r:embed="rId24">
+                    <a:blip r:embed="rId29">
                       <a:extLst>
                         <a:ext uri="{28A0092B-C50C-407E-A947-70E740481C1C}">
                           <a14:useLocalDpi xmlns:a14="http://schemas.microsoft.com/office/drawing/2010/main" val="0"/>
@@ -17434,7 +17224,6 @@
         <w:rPr>
           <w:rtl/>
         </w:rPr>
-        <w:lastRenderedPageBreak/>
         <w:t xml:space="preserve">ההודעה המפוענחת  </w:t>
       </w:r>
       <w:r>
@@ -17987,7 +17776,6 @@
         <w:rPr>
           <w:rtl/>
         </w:rPr>
-        <w:lastRenderedPageBreak/>
         <w:t>תהליכי האבטחה המשולבים במערכת</w:t>
       </w:r>
       <w:r>
@@ -18078,7 +17866,7 @@
                     <pic:cNvPicPr/>
                   </pic:nvPicPr>
                   <pic:blipFill>
-                    <a:blip r:embed="rId25"/>
+                    <a:blip r:embed="rId30"/>
                     <a:stretch>
                       <a:fillRect/>
                     </a:stretch>
@@ -18435,7 +18223,6 @@
           <w:bCs/>
           <w:rtl/>
         </w:rPr>
-        <w:lastRenderedPageBreak/>
         <w:t>שכבת הלוגיקה (</w:t>
       </w:r>
       <w:r>
@@ -18909,7 +18696,6 @@
           <w:rFonts w:hint="cs"/>
           <w:rtl/>
         </w:rPr>
-        <w:lastRenderedPageBreak/>
         <w:t xml:space="preserve">11.3 </w:t>
       </w:r>
       <w:r>
@@ -19665,7 +19451,6 @@
           <w:bCs/>
           <w:rtl/>
         </w:rPr>
-        <w:lastRenderedPageBreak/>
         <w:t>2.</w:t>
       </w:r>
       <w:r>
@@ -20016,20 +19801,7 @@
     </w:p>
     <w:p>
       <w:pPr>
-        <w:rPr>
-          <w:rFonts w:ascii="Arial" w:hAnsi="Arial" w:cs="Arial"/>
-        </w:rPr>
-      </w:pPr>
-    </w:p>
-    <w:p>
-      <w:pPr>
-        <w:rPr>
-          <w:rFonts w:ascii="Arial" w:hAnsi="Arial" w:cs="Arial"/>
-        </w:rPr>
-      </w:pPr>
-    </w:p>
-    <w:p>
-      <w:pPr>
+        <w:ind w:firstLine="0"/>
         <w:rPr>
           <w:rFonts w:ascii="Arial" w:hAnsi="Arial" w:cs="Arial"/>
           <w:rtl/>
@@ -20267,7 +20039,6 @@
           <w:rFonts w:hint="cs"/>
           <w:rtl/>
         </w:rPr>
-        <w:lastRenderedPageBreak/>
         <w:t xml:space="preserve">11.4 </w:t>
       </w:r>
       <w:r>
@@ -20565,7 +20336,7 @@
                     <pic:cNvPicPr/>
                   </pic:nvPicPr>
                   <pic:blipFill>
-                    <a:blip r:embed="rId26"/>
+                    <a:blip r:embed="rId31"/>
                     <a:stretch>
                       <a:fillRect/>
                     </a:stretch>
@@ -20633,7 +20404,6 @@
         <w:rPr>
           <w:rtl/>
         </w:rPr>
-        <w:lastRenderedPageBreak/>
         <w:t> </w:t>
       </w:r>
       <w:r>
@@ -20698,7 +20468,7 @@
                     <pic:cNvPicPr/>
                   </pic:nvPicPr>
                   <pic:blipFill>
-                    <a:blip r:embed="rId27"/>
+                    <a:blip r:embed="rId32"/>
                     <a:stretch>
                       <a:fillRect/>
                     </a:stretch>
@@ -20828,7 +20598,6 @@
           <w:rFonts w:hint="cs"/>
           <w:rtl/>
         </w:rPr>
-        <w:lastRenderedPageBreak/>
         <w:t>11</w:t>
       </w:r>
       <w:r>
@@ -21238,7 +21007,6 @@
           <w:rFonts w:hint="cs"/>
           <w:rtl/>
         </w:rPr>
-        <w:lastRenderedPageBreak/>
         <w:t xml:space="preserve">11.6 </w:t>
       </w:r>
       <w:r>
@@ -21618,7 +21386,6 @@
           <w:rFonts w:hint="cs"/>
           <w:rtl/>
         </w:rPr>
-        <w:lastRenderedPageBreak/>
         <w:t xml:space="preserve">ניתוח </w:t>
       </w:r>
       <w:r>
@@ -21881,7 +21648,7 @@
                     <pic:cNvPicPr/>
                   </pic:nvPicPr>
                   <pic:blipFill>
-                    <a:blip r:embed="rId28"/>
+                    <a:blip r:embed="rId33"/>
                     <a:stretch>
                       <a:fillRect/>
                     </a:stretch>
@@ -21930,7 +21697,7 @@
                     <pic:cNvPicPr/>
                   </pic:nvPicPr>
                   <pic:blipFill>
-                    <a:blip r:embed="rId29"/>
+                    <a:blip r:embed="rId34"/>
                     <a:stretch>
                       <a:fillRect/>
                     </a:stretch>
@@ -21966,7 +21733,6 @@
           <w:rFonts w:hint="cs"/>
           <w:rtl/>
         </w:rPr>
-        <w:lastRenderedPageBreak/>
         <w:t>תרשימי</w:t>
       </w:r>
       <w:r>
@@ -22012,7 +21778,6 @@
       <w:pPr>
         <w:rPr>
           <w:highlight w:val="yellow"/>
-          <w:rtl/>
         </w:rPr>
       </w:pPr>
       <w:r>
@@ -22080,19 +21845,63 @@
       <w:pPr>
         <w:rPr>
           <w:highlight w:val="yellow"/>
-        </w:rPr>
-      </w:pPr>
+          <w:rtl/>
+        </w:rPr>
+      </w:pPr>
+      <w:r>
+        <w:rPr>
+          <w:noProof/>
+          <w:rtl/>
+        </w:rPr>
+        <w:drawing>
+          <wp:inline distT="0" distB="0" distL="0" distR="0" wp14:anchorId="6BEFFAD2" wp14:editId="269EC112">
+            <wp:extent cx="5657850" cy="4222750"/>
+            <wp:effectExtent l="0" t="0" r="0" b="6350"/>
+            <wp:docPr id="1355184978" name="תמונה 1"/>
+            <wp:cNvGraphicFramePr>
+              <a:graphicFrameLocks xmlns:a="http://schemas.openxmlformats.org/drawingml/2006/main" noChangeAspect="1"/>
+            </wp:cNvGraphicFramePr>
+            <a:graphic xmlns:a="http://schemas.openxmlformats.org/drawingml/2006/main">
+              <a:graphicData uri="http://schemas.openxmlformats.org/drawingml/2006/picture">
+                <pic:pic xmlns:pic="http://schemas.openxmlformats.org/drawingml/2006/picture">
+                  <pic:nvPicPr>
+                    <pic:cNvPr id="1355184978" name=""/>
+                    <pic:cNvPicPr/>
+                  </pic:nvPicPr>
+                  <pic:blipFill>
+                    <a:blip r:embed="rId35"/>
+                    <a:stretch>
+                      <a:fillRect/>
+                    </a:stretch>
+                  </pic:blipFill>
+                  <pic:spPr>
+                    <a:xfrm>
+                      <a:off x="0" y="0"/>
+                      <a:ext cx="5657850" cy="4222750"/>
+                    </a:xfrm>
+                    <a:prstGeom prst="rect">
+                      <a:avLst/>
+                    </a:prstGeom>
+                  </pic:spPr>
+                </pic:pic>
+              </a:graphicData>
+            </a:graphic>
+          </wp:inline>
+        </w:drawing>
+      </w:r>
     </w:p>
     <w:p>
       <w:pPr>
         <w:rPr>
           <w:highlight w:val="yellow"/>
-        </w:rPr>
-      </w:pPr>
-    </w:p>
-    <w:p>
-      <w:pPr>
-        <w:rPr>
+          <w:rtl/>
+        </w:rPr>
+      </w:pPr>
+    </w:p>
+    <w:p>
+      <w:pPr>
+        <w:rPr>
+          <w:rFonts w:asciiTheme="minorBidi" w:hAnsiTheme="minorBidi" w:cstheme="minorBidi"/>
           <w:highlight w:val="yellow"/>
         </w:rPr>
       </w:pPr>
@@ -22100,7 +21909,608 @@
     <w:p>
       <w:pPr>
         <w:rPr>
+          <w:rFonts w:asciiTheme="minorBidi" w:hAnsiTheme="minorBidi" w:cstheme="minorBidi"/>
+          <w:lang w:val="en-GB"/>
+        </w:rPr>
+      </w:pPr>
+      <w:r>
+        <w:rPr>
+          <w:rFonts w:asciiTheme="minorBidi" w:hAnsiTheme="minorBidi" w:cstheme="minorBidi"/>
+          <w:rtl/>
+        </w:rPr>
+        <w:t>ת</w:t>
+      </w:r>
+      <w:r>
+        <w:rPr>
+          <w:rFonts w:asciiTheme="minorBidi" w:hAnsiTheme="minorBidi" w:cstheme="minorBidi"/>
+          <w:rtl/>
+        </w:rPr>
+        <w:t xml:space="preserve">רשים זה מתאר את תהליך ההרשמה למערכת ויצירת המפתחות </w:t>
+      </w:r>
+      <w:proofErr w:type="spellStart"/>
+      <w:r>
+        <w:rPr>
+          <w:rFonts w:asciiTheme="minorBidi" w:hAnsiTheme="minorBidi" w:cstheme="minorBidi"/>
+          <w:rtl/>
+        </w:rPr>
+        <w:t>הקריפטוגרפיים</w:t>
+      </w:r>
+      <w:proofErr w:type="spellEnd"/>
+      <w:r>
+        <w:rPr>
+          <w:rFonts w:asciiTheme="minorBidi" w:hAnsiTheme="minorBidi" w:cstheme="minorBidi"/>
+          <w:rtl/>
+        </w:rPr>
+        <w:t xml:space="preserve"> הנחוצים לאבטחת התקשורת</w:t>
+      </w:r>
+      <w:r>
+        <w:rPr>
+          <w:rFonts w:asciiTheme="minorBidi" w:hAnsiTheme="minorBidi" w:cstheme="minorBidi"/>
+          <w:lang w:val="en-GB"/>
+        </w:rPr>
+        <w:t>.</w:t>
+      </w:r>
+    </w:p>
+    <w:p>
+      <w:pPr>
+        <w:numPr>
+          <w:ilvl w:val="0"/>
+          <w:numId w:val="96"/>
+        </w:numPr>
+        <w:rPr>
+          <w:rFonts w:asciiTheme="minorBidi" w:hAnsiTheme="minorBidi" w:cstheme="minorBidi"/>
+          <w:lang w:val="en-GB"/>
+        </w:rPr>
+      </w:pPr>
+      <w:r>
+        <w:rPr>
+          <w:rFonts w:asciiTheme="minorBidi" w:hAnsiTheme="minorBidi" w:cstheme="minorBidi"/>
+          <w:b/>
+          <w:bCs/>
+          <w:rtl/>
+        </w:rPr>
+        <w:t>משתמש</w:t>
+      </w:r>
+      <w:r>
+        <w:rPr>
+          <w:rFonts w:asciiTheme="minorBidi" w:hAnsiTheme="minorBidi" w:cstheme="minorBidi"/>
+          <w:lang w:val="en-GB"/>
+        </w:rPr>
+        <w:t xml:space="preserve">: </w:t>
+      </w:r>
+      <w:r>
+        <w:rPr>
+          <w:rFonts w:asciiTheme="minorBidi" w:hAnsiTheme="minorBidi" w:cstheme="minorBidi"/>
+          <w:rtl/>
+        </w:rPr>
+        <w:t>האדם המשתמש במערכת</w:t>
+      </w:r>
+    </w:p>
+    <w:p>
+      <w:pPr>
+        <w:numPr>
+          <w:ilvl w:val="0"/>
+          <w:numId w:val="96"/>
+        </w:numPr>
+        <w:rPr>
+          <w:rFonts w:asciiTheme="minorBidi" w:hAnsiTheme="minorBidi" w:cstheme="minorBidi"/>
+          <w:lang w:val="en-GB"/>
+        </w:rPr>
+      </w:pPr>
+      <w:r>
+        <w:rPr>
+          <w:rFonts w:asciiTheme="minorBidi" w:hAnsiTheme="minorBidi" w:cstheme="minorBidi"/>
+          <w:b/>
+          <w:bCs/>
+          <w:rtl/>
+        </w:rPr>
+        <w:t>לקוח</w:t>
+      </w:r>
+      <w:r>
+        <w:rPr>
+          <w:rFonts w:asciiTheme="minorBidi" w:hAnsiTheme="minorBidi" w:cstheme="minorBidi"/>
+          <w:b/>
+          <w:bCs/>
+          <w:lang w:val="en-GB"/>
+        </w:rPr>
+        <w:t xml:space="preserve"> (Client)</w:t>
+      </w:r>
+      <w:r>
+        <w:rPr>
+          <w:rFonts w:asciiTheme="minorBidi" w:hAnsiTheme="minorBidi" w:cstheme="minorBidi"/>
+          <w:lang w:val="en-GB"/>
+        </w:rPr>
+        <w:t xml:space="preserve">: </w:t>
+      </w:r>
+      <w:r>
+        <w:rPr>
+          <w:rFonts w:asciiTheme="minorBidi" w:hAnsiTheme="minorBidi" w:cstheme="minorBidi"/>
+          <w:rtl/>
+        </w:rPr>
+        <w:t>אפליקציית הווב בה המשתמש מתפעל את המערכת</w:t>
+      </w:r>
+    </w:p>
+    <w:p>
+      <w:pPr>
+        <w:numPr>
+          <w:ilvl w:val="0"/>
+          <w:numId w:val="96"/>
+        </w:numPr>
+        <w:rPr>
+          <w:rFonts w:asciiTheme="minorBidi" w:hAnsiTheme="minorBidi" w:cstheme="minorBidi"/>
+          <w:lang w:val="en-GB"/>
+        </w:rPr>
+      </w:pPr>
+      <w:r>
+        <w:rPr>
+          <w:rFonts w:asciiTheme="minorBidi" w:hAnsiTheme="minorBidi" w:cstheme="minorBidi"/>
+          <w:b/>
+          <w:bCs/>
+          <w:rtl/>
+        </w:rPr>
+        <w:t>שרת</w:t>
+      </w:r>
+      <w:r>
+        <w:rPr>
+          <w:rFonts w:asciiTheme="minorBidi" w:hAnsiTheme="minorBidi" w:cstheme="minorBidi"/>
+          <w:b/>
+          <w:bCs/>
+          <w:lang w:val="en-GB"/>
+        </w:rPr>
+        <w:t xml:space="preserve"> (Server)</w:t>
+      </w:r>
+      <w:r>
+        <w:rPr>
+          <w:rFonts w:asciiTheme="minorBidi" w:hAnsiTheme="minorBidi" w:cstheme="minorBidi"/>
+          <w:lang w:val="en-GB"/>
+        </w:rPr>
+        <w:t xml:space="preserve">: </w:t>
+      </w:r>
+      <w:r>
+        <w:rPr>
+          <w:rFonts w:asciiTheme="minorBidi" w:hAnsiTheme="minorBidi" w:cstheme="minorBidi"/>
+          <w:rtl/>
+        </w:rPr>
+        <w:t>צד השרת של המערכת</w:t>
+      </w:r>
+    </w:p>
+    <w:p>
+      <w:pPr>
+        <w:numPr>
+          <w:ilvl w:val="0"/>
+          <w:numId w:val="96"/>
+        </w:numPr>
+        <w:rPr>
+          <w:rFonts w:asciiTheme="minorBidi" w:hAnsiTheme="minorBidi" w:cstheme="minorBidi"/>
+          <w:lang w:val="en-GB"/>
+        </w:rPr>
+      </w:pPr>
+      <w:r>
+        <w:rPr>
+          <w:rFonts w:asciiTheme="minorBidi" w:hAnsiTheme="minorBidi" w:cstheme="minorBidi"/>
+          <w:b/>
+          <w:bCs/>
+          <w:rtl/>
+        </w:rPr>
+        <w:t>מסד נתונים</w:t>
+      </w:r>
+      <w:r>
+        <w:rPr>
+          <w:rFonts w:asciiTheme="minorBidi" w:hAnsiTheme="minorBidi" w:cstheme="minorBidi"/>
+          <w:b/>
+          <w:bCs/>
+          <w:lang w:val="en-GB"/>
+        </w:rPr>
+        <w:t xml:space="preserve"> (MongoDB)</w:t>
+      </w:r>
+      <w:r>
+        <w:rPr>
+          <w:rFonts w:asciiTheme="minorBidi" w:hAnsiTheme="minorBidi" w:cstheme="minorBidi"/>
+          <w:lang w:val="en-GB"/>
+        </w:rPr>
+        <w:t xml:space="preserve">: </w:t>
+      </w:r>
+      <w:r>
+        <w:rPr>
+          <w:rFonts w:asciiTheme="minorBidi" w:hAnsiTheme="minorBidi" w:cstheme="minorBidi"/>
+          <w:rtl/>
+        </w:rPr>
+        <w:t>מסד הנתונים בו נשמרים פרטי המשתמשים</w:t>
+      </w:r>
+    </w:p>
+    <w:p>
+      <w:pPr>
+        <w:numPr>
+          <w:ilvl w:val="0"/>
+          <w:numId w:val="8"/>
+        </w:numPr>
+        <w:tabs>
+          <w:tab w:val="clear" w:pos="720"/>
+          <w:tab w:val="num" w:pos="360"/>
+        </w:tabs>
+        <w:rPr>
+          <w:rFonts w:asciiTheme="minorBidi" w:hAnsiTheme="minorBidi" w:cstheme="minorBidi"/>
+          <w:b/>
+          <w:bCs/>
+          <w:lang w:val="en-GB"/>
+        </w:rPr>
+      </w:pPr>
+      <w:r>
+        <w:rPr>
+          <w:rFonts w:asciiTheme="minorBidi" w:hAnsiTheme="minorBidi" w:cstheme="minorBidi"/>
+          <w:b/>
+          <w:bCs/>
+          <w:rtl/>
+        </w:rPr>
+        <w:t>תהליך</w:t>
+      </w:r>
+      <w:r>
+        <w:rPr>
+          <w:rFonts w:asciiTheme="minorBidi" w:hAnsiTheme="minorBidi" w:cstheme="minorBidi"/>
+          <w:b/>
+          <w:bCs/>
+          <w:lang w:val="en-GB"/>
+        </w:rPr>
+        <w:t>:</w:t>
+      </w:r>
+    </w:p>
+    <w:p>
+      <w:pPr>
+        <w:numPr>
+          <w:ilvl w:val="0"/>
+          <w:numId w:val="97"/>
+        </w:numPr>
+        <w:rPr>
+          <w:rFonts w:asciiTheme="minorBidi" w:hAnsiTheme="minorBidi" w:cstheme="minorBidi"/>
+          <w:lang w:val="en-GB"/>
+        </w:rPr>
+      </w:pPr>
+      <w:r>
+        <w:rPr>
+          <w:rFonts w:asciiTheme="minorBidi" w:hAnsiTheme="minorBidi" w:cstheme="minorBidi"/>
+          <w:rtl/>
+        </w:rPr>
+        <w:t>המשתמש מזין את פרטי ההרשמה שלו (שם משתמש, סיסמה, כתובת אימייל)</w:t>
+      </w:r>
+      <w:r>
+        <w:rPr>
+          <w:rFonts w:asciiTheme="minorBidi" w:hAnsiTheme="minorBidi" w:cstheme="minorBidi"/>
+          <w:lang w:val="en-GB"/>
+        </w:rPr>
+        <w:t>.</w:t>
+      </w:r>
+    </w:p>
+    <w:p>
+      <w:pPr>
+        <w:numPr>
+          <w:ilvl w:val="0"/>
+          <w:numId w:val="97"/>
+        </w:numPr>
+        <w:rPr>
+          <w:rFonts w:asciiTheme="minorBidi" w:hAnsiTheme="minorBidi" w:cstheme="minorBidi"/>
+          <w:lang w:val="en-GB"/>
+        </w:rPr>
+      </w:pPr>
+      <w:r>
+        <w:rPr>
+          <w:rFonts w:asciiTheme="minorBidi" w:hAnsiTheme="minorBidi" w:cstheme="minorBidi"/>
+          <w:rtl/>
+        </w:rPr>
+        <w:t>הלקוח מבצע בדיקות תקינות ראשוניות על הקלט כדי לוודא שהוא עומד בדרישות המערכת</w:t>
+      </w:r>
+      <w:r>
+        <w:rPr>
+          <w:rFonts w:asciiTheme="minorBidi" w:hAnsiTheme="minorBidi" w:cstheme="minorBidi"/>
+          <w:lang w:val="en-GB"/>
+        </w:rPr>
+        <w:t>.</w:t>
+      </w:r>
+    </w:p>
+    <w:p>
+      <w:pPr>
+        <w:numPr>
+          <w:ilvl w:val="0"/>
+          <w:numId w:val="97"/>
+        </w:numPr>
+        <w:rPr>
+          <w:rFonts w:asciiTheme="minorBidi" w:hAnsiTheme="minorBidi" w:cstheme="minorBidi"/>
+          <w:lang w:val="en-GB"/>
+        </w:rPr>
+      </w:pPr>
+      <w:r>
+        <w:rPr>
+          <w:rFonts w:asciiTheme="minorBidi" w:hAnsiTheme="minorBidi" w:cstheme="minorBidi"/>
+          <w:b/>
+          <w:bCs/>
+          <w:rtl/>
+        </w:rPr>
+        <w:t>נקודה קריטית לאבטחה</w:t>
+      </w:r>
+      <w:r>
+        <w:rPr>
+          <w:rFonts w:asciiTheme="minorBidi" w:hAnsiTheme="minorBidi" w:cstheme="minorBidi"/>
+          <w:lang w:val="en-GB"/>
+        </w:rPr>
+        <w:t xml:space="preserve">: </w:t>
+      </w:r>
+      <w:r>
+        <w:rPr>
+          <w:rFonts w:asciiTheme="minorBidi" w:hAnsiTheme="minorBidi" w:cstheme="minorBidi"/>
+          <w:rtl/>
+        </w:rPr>
+        <w:t>הלקוח מייצר זוג מפתחות</w:t>
+      </w:r>
+      <w:r>
+        <w:rPr>
+          <w:rFonts w:asciiTheme="minorBidi" w:hAnsiTheme="minorBidi" w:cstheme="minorBidi"/>
+          <w:lang w:val="en-GB"/>
+        </w:rPr>
+        <w:t xml:space="preserve"> ECDH - </w:t>
+      </w:r>
+      <w:r>
+        <w:rPr>
+          <w:rFonts w:asciiTheme="minorBidi" w:hAnsiTheme="minorBidi" w:cstheme="minorBidi"/>
+          <w:rtl/>
+        </w:rPr>
+        <w:t>מפתח פרטי שנשאר בצד הלקוח, ומפתח ציבורי שנשלח לשרת</w:t>
+      </w:r>
+      <w:r>
+        <w:rPr>
+          <w:rFonts w:asciiTheme="minorBidi" w:hAnsiTheme="minorBidi" w:cstheme="minorBidi"/>
+          <w:lang w:val="en-GB"/>
+        </w:rPr>
+        <w:t>.</w:t>
+      </w:r>
+    </w:p>
+    <w:p>
+      <w:pPr>
+        <w:numPr>
+          <w:ilvl w:val="0"/>
+          <w:numId w:val="97"/>
+        </w:numPr>
+        <w:rPr>
+          <w:rFonts w:asciiTheme="minorBidi" w:hAnsiTheme="minorBidi" w:cstheme="minorBidi"/>
+          <w:lang w:val="en-GB"/>
+        </w:rPr>
+      </w:pPr>
+      <w:r>
+        <w:rPr>
+          <w:rFonts w:asciiTheme="minorBidi" w:hAnsiTheme="minorBidi" w:cstheme="minorBidi"/>
+          <w:rtl/>
+        </w:rPr>
+        <w:t>הלקוח שולח לשרת את פרטי המשתמש יחד עם המפתח הציבורי</w:t>
+      </w:r>
+      <w:r>
+        <w:rPr>
+          <w:rFonts w:asciiTheme="minorBidi" w:hAnsiTheme="minorBidi" w:cstheme="minorBidi"/>
+          <w:lang w:val="en-GB"/>
+        </w:rPr>
+        <w:t>.</w:t>
+      </w:r>
+    </w:p>
+    <w:p>
+      <w:pPr>
+        <w:numPr>
+          <w:ilvl w:val="0"/>
+          <w:numId w:val="97"/>
+        </w:numPr>
+        <w:rPr>
+          <w:rFonts w:asciiTheme="minorBidi" w:hAnsiTheme="minorBidi" w:cstheme="minorBidi"/>
+          <w:lang w:val="en-GB"/>
+        </w:rPr>
+      </w:pPr>
+      <w:r>
+        <w:rPr>
+          <w:rFonts w:asciiTheme="minorBidi" w:hAnsiTheme="minorBidi" w:cstheme="minorBidi"/>
+          <w:rtl/>
+        </w:rPr>
+        <w:t>השרת מאמת את הנתונים ומבצע הצפנת</w:t>
+      </w:r>
+      <w:r>
+        <w:rPr>
+          <w:rFonts w:asciiTheme="minorBidi" w:hAnsiTheme="minorBidi" w:cstheme="minorBidi"/>
+          <w:lang w:val="en-GB"/>
+        </w:rPr>
+        <w:t xml:space="preserve"> Hash </w:t>
+      </w:r>
+      <w:r>
+        <w:rPr>
+          <w:rFonts w:asciiTheme="minorBidi" w:hAnsiTheme="minorBidi" w:cstheme="minorBidi"/>
+          <w:rtl/>
+        </w:rPr>
+        <w:t>לסיסמה (חשוב לציין שהסיסמה עצמה לעולם לא נשמרת במערכת)</w:t>
+      </w:r>
+      <w:r>
+        <w:rPr>
+          <w:rFonts w:asciiTheme="minorBidi" w:hAnsiTheme="minorBidi" w:cstheme="minorBidi"/>
+          <w:lang w:val="en-GB"/>
+        </w:rPr>
+        <w:t>.</w:t>
+      </w:r>
+    </w:p>
+    <w:p>
+      <w:pPr>
+        <w:numPr>
+          <w:ilvl w:val="0"/>
+          <w:numId w:val="97"/>
+        </w:numPr>
+        <w:rPr>
+          <w:rFonts w:asciiTheme="minorBidi" w:hAnsiTheme="minorBidi" w:cstheme="minorBidi"/>
+          <w:lang w:val="en-GB"/>
+        </w:rPr>
+      </w:pPr>
+      <w:r>
+        <w:rPr>
+          <w:rFonts w:asciiTheme="minorBidi" w:hAnsiTheme="minorBidi" w:cstheme="minorBidi"/>
+          <w:rtl/>
+        </w:rPr>
+        <w:t>השרת שומר במסד הנתונים את פרטי המשתמש והמפתח הציבורי</w:t>
+      </w:r>
+      <w:r>
+        <w:rPr>
+          <w:rFonts w:asciiTheme="minorBidi" w:hAnsiTheme="minorBidi" w:cstheme="minorBidi"/>
+          <w:lang w:val="en-GB"/>
+        </w:rPr>
+        <w:t>.</w:t>
+      </w:r>
+    </w:p>
+    <w:p>
+      <w:pPr>
+        <w:numPr>
+          <w:ilvl w:val="0"/>
+          <w:numId w:val="97"/>
+        </w:numPr>
+        <w:rPr>
+          <w:rFonts w:asciiTheme="minorBidi" w:hAnsiTheme="minorBidi" w:cstheme="minorBidi"/>
+          <w:lang w:val="en-GB"/>
+        </w:rPr>
+      </w:pPr>
+      <w:r>
+        <w:rPr>
+          <w:rFonts w:asciiTheme="minorBidi" w:hAnsiTheme="minorBidi" w:cstheme="minorBidi"/>
+          <w:rtl/>
+        </w:rPr>
+        <w:t>השרת מייצר טוקן אימות עם חתימה דיגיטלית ומחזיר אותו ללקוח</w:t>
+      </w:r>
+      <w:r>
+        <w:rPr>
+          <w:rFonts w:asciiTheme="minorBidi" w:hAnsiTheme="minorBidi" w:cstheme="minorBidi"/>
+          <w:lang w:val="en-GB"/>
+        </w:rPr>
+        <w:t>.</w:t>
+      </w:r>
+    </w:p>
+    <w:p>
+      <w:pPr>
+        <w:numPr>
+          <w:ilvl w:val="0"/>
+          <w:numId w:val="97"/>
+        </w:numPr>
+        <w:rPr>
+          <w:rFonts w:asciiTheme="minorBidi" w:hAnsiTheme="minorBidi" w:cstheme="minorBidi"/>
+          <w:lang w:val="en-GB"/>
+        </w:rPr>
+      </w:pPr>
+      <w:r>
+        <w:rPr>
+          <w:rFonts w:asciiTheme="minorBidi" w:hAnsiTheme="minorBidi" w:cstheme="minorBidi"/>
+          <w:rtl/>
+        </w:rPr>
+        <w:t>הלקוח שומר באופן מקומי את המפתח הפרטי כשהוא מוצפן, כך שגם אם המכשיר ייפרץ, המפתח יהיה מוגן</w:t>
+      </w:r>
+      <w:r>
+        <w:rPr>
+          <w:rFonts w:asciiTheme="minorBidi" w:hAnsiTheme="minorBidi" w:cstheme="minorBidi"/>
+          <w:lang w:val="en-GB"/>
+        </w:rPr>
+        <w:t>.</w:t>
+      </w:r>
+    </w:p>
+    <w:p>
+      <w:pPr>
+        <w:numPr>
+          <w:ilvl w:val="0"/>
+          <w:numId w:val="97"/>
+        </w:numPr>
+        <w:rPr>
+          <w:rFonts w:asciiTheme="minorBidi" w:hAnsiTheme="minorBidi" w:cstheme="minorBidi"/>
+          <w:lang w:val="en-GB"/>
+        </w:rPr>
+      </w:pPr>
+      <w:r>
+        <w:rPr>
+          <w:rFonts w:asciiTheme="minorBidi" w:hAnsiTheme="minorBidi" w:cstheme="minorBidi"/>
+          <w:rtl/>
+        </w:rPr>
+        <w:t>המשתמש מקבל אישור על הרשמה מוצלחת ומופנה לדף הכניסה</w:t>
+      </w:r>
+      <w:r>
+        <w:rPr>
+          <w:rFonts w:asciiTheme="minorBidi" w:hAnsiTheme="minorBidi" w:cstheme="minorBidi"/>
+          <w:lang w:val="en-GB"/>
+        </w:rPr>
+        <w:t>.</w:t>
+      </w:r>
+    </w:p>
+    <w:p>
+      <w:pPr>
+        <w:numPr>
+          <w:ilvl w:val="0"/>
+          <w:numId w:val="8"/>
+        </w:numPr>
+        <w:tabs>
+          <w:tab w:val="clear" w:pos="720"/>
+          <w:tab w:val="num" w:pos="360"/>
+        </w:tabs>
+        <w:rPr>
+          <w:rFonts w:asciiTheme="minorBidi" w:hAnsiTheme="minorBidi" w:cstheme="minorBidi"/>
+          <w:b/>
+          <w:bCs/>
+          <w:lang w:val="en-GB"/>
+        </w:rPr>
+      </w:pPr>
+      <w:r>
+        <w:rPr>
+          <w:rFonts w:asciiTheme="minorBidi" w:hAnsiTheme="minorBidi" w:cstheme="minorBidi"/>
+          <w:b/>
+          <w:bCs/>
+          <w:rtl/>
+        </w:rPr>
+        <w:t>חשיבות התהליך</w:t>
+      </w:r>
+      <w:r>
+        <w:rPr>
+          <w:rFonts w:asciiTheme="minorBidi" w:hAnsiTheme="minorBidi" w:cstheme="minorBidi"/>
+          <w:b/>
+          <w:bCs/>
+          <w:lang w:val="en-GB"/>
+        </w:rPr>
+        <w:t>:</w:t>
+      </w:r>
+    </w:p>
+    <w:p>
+      <w:pPr>
+        <w:rPr>
+          <w:rFonts w:asciiTheme="minorBidi" w:hAnsiTheme="minorBidi" w:cstheme="minorBidi"/>
+          <w:lang w:val="en-GB"/>
+        </w:rPr>
+      </w:pPr>
+      <w:r>
+        <w:rPr>
+          <w:rFonts w:asciiTheme="minorBidi" w:hAnsiTheme="minorBidi" w:cstheme="minorBidi"/>
+          <w:rtl/>
+        </w:rPr>
+        <w:t xml:space="preserve">תהליך זה מהווה את הבסיס לכל מנגנוני האבטחה במערכת. הוא מייצר את התשתית </w:t>
+      </w:r>
+      <w:proofErr w:type="spellStart"/>
+      <w:r>
+        <w:rPr>
+          <w:rFonts w:asciiTheme="minorBidi" w:hAnsiTheme="minorBidi" w:cstheme="minorBidi"/>
+          <w:rtl/>
+        </w:rPr>
+        <w:t>הקריפטוגרפית</w:t>
+      </w:r>
+      <w:proofErr w:type="spellEnd"/>
+      <w:r>
+        <w:rPr>
+          <w:rFonts w:asciiTheme="minorBidi" w:hAnsiTheme="minorBidi" w:cstheme="minorBidi"/>
+          <w:rtl/>
+        </w:rPr>
+        <w:t xml:space="preserve"> הנחוצה להצפנה מקצה לקצה ולכן חייב להיות מאובטח ביותר. היתרון של הגישה הזו היא שהמפתח הפרטי לעולם לא עוזב את המכשיר של המשתמש, מה שמגביר משמעותית את רמת האבטחה</w:t>
+      </w:r>
+      <w:r>
+        <w:rPr>
+          <w:rFonts w:asciiTheme="minorBidi" w:hAnsiTheme="minorBidi" w:cstheme="minorBidi"/>
+          <w:lang w:val="en-GB"/>
+        </w:rPr>
+        <w:t>.</w:t>
+      </w:r>
+    </w:p>
+    <w:p>
+      <w:pPr>
+        <w:rPr>
           <w:highlight w:val="yellow"/>
+          <w:lang w:val="en-GB"/>
         </w:rPr>
       </w:pPr>
     </w:p>
@@ -22110,6 +22520,47 @@
           <w:highlight w:val="yellow"/>
         </w:rPr>
       </w:pPr>
+      <w:r>
+        <w:rPr>
+          <w:noProof/>
+          <w:rtl/>
+        </w:rPr>
+        <w:drawing>
+          <wp:inline distT="0" distB="0" distL="0" distR="0" wp14:anchorId="0771F994" wp14:editId="1928235C">
+            <wp:extent cx="6739890" cy="7096174"/>
+            <wp:effectExtent l="0" t="0" r="3810" b="9525"/>
+            <wp:docPr id="1745521083" name="תמונה 1"/>
+            <wp:cNvGraphicFramePr>
+              <a:graphicFrameLocks xmlns:a="http://schemas.openxmlformats.org/drawingml/2006/main" noChangeAspect="1"/>
+            </wp:cNvGraphicFramePr>
+            <a:graphic xmlns:a="http://schemas.openxmlformats.org/drawingml/2006/main">
+              <a:graphicData uri="http://schemas.openxmlformats.org/drawingml/2006/picture">
+                <pic:pic xmlns:pic="http://schemas.openxmlformats.org/drawingml/2006/picture">
+                  <pic:nvPicPr>
+                    <pic:cNvPr id="1745521083" name=""/>
+                    <pic:cNvPicPr/>
+                  </pic:nvPicPr>
+                  <pic:blipFill>
+                    <a:blip r:embed="rId36"/>
+                    <a:stretch>
+                      <a:fillRect/>
+                    </a:stretch>
+                  </pic:blipFill>
+                  <pic:spPr>
+                    <a:xfrm>
+                      <a:off x="0" y="0"/>
+                      <a:ext cx="6748353" cy="7105084"/>
+                    </a:xfrm>
+                    <a:prstGeom prst="rect">
+                      <a:avLst/>
+                    </a:prstGeom>
+                  </pic:spPr>
+                </pic:pic>
+              </a:graphicData>
+            </a:graphic>
+          </wp:inline>
+        </w:drawing>
+      </w:r>
     </w:p>
     <w:p>
       <w:pPr>
@@ -22135,9 +22586,1505 @@
     <w:p>
       <w:pPr>
         <w:rPr>
+          <w:lang w:val="en-GB"/>
+        </w:rPr>
+      </w:pPr>
+      <w:r>
+        <w:rPr>
+          <w:rtl/>
+        </w:rPr>
+        <w:t>תרשים זה מתאר את הליבה האלגוריתמית של המערכת - הדרך בה מחליפים מפתחות ומצפינים הודעות בין משתמשים</w:t>
+      </w:r>
+      <w:r>
+        <w:rPr>
+          <w:lang w:val="en-GB"/>
+        </w:rPr>
+        <w:t>.</w:t>
+      </w:r>
+    </w:p>
+    <w:p>
+      <w:pPr>
+        <w:numPr>
+          <w:ilvl w:val="0"/>
+          <w:numId w:val="98"/>
+        </w:numPr>
+        <w:rPr>
+          <w:lang w:val="en-GB"/>
+        </w:rPr>
+      </w:pPr>
+      <w:r>
+        <w:rPr>
+          <w:b/>
+          <w:bCs/>
+          <w:rtl/>
+        </w:rPr>
+        <w:t>משתמש א (שולח)</w:t>
+      </w:r>
+      <w:r>
+        <w:rPr>
+          <w:lang w:val="en-GB"/>
+        </w:rPr>
+        <w:t xml:space="preserve">: </w:t>
+      </w:r>
+      <w:r>
+        <w:rPr>
+          <w:rtl/>
+        </w:rPr>
+        <w:t>המשתמש השולח את ההודעה</w:t>
+      </w:r>
+    </w:p>
+    <w:p>
+      <w:pPr>
+        <w:numPr>
+          <w:ilvl w:val="0"/>
+          <w:numId w:val="98"/>
+        </w:numPr>
+        <w:rPr>
+          <w:lang w:val="en-GB"/>
+        </w:rPr>
+      </w:pPr>
+      <w:r>
+        <w:rPr>
+          <w:b/>
+          <w:bCs/>
+          <w:rtl/>
+        </w:rPr>
+        <w:t>לקוח א</w:t>
+      </w:r>
+      <w:r>
+        <w:rPr>
+          <w:lang w:val="en-GB"/>
+        </w:rPr>
+        <w:t xml:space="preserve">: </w:t>
+      </w:r>
+      <w:r>
+        <w:rPr>
+          <w:rtl/>
+        </w:rPr>
+        <w:t>אפליקציית הלקוח של המשתמש השולח</w:t>
+      </w:r>
+    </w:p>
+    <w:p>
+      <w:pPr>
+        <w:numPr>
+          <w:ilvl w:val="0"/>
+          <w:numId w:val="98"/>
+        </w:numPr>
+        <w:rPr>
+          <w:lang w:val="en-GB"/>
+        </w:rPr>
+      </w:pPr>
+      <w:r>
+        <w:rPr>
+          <w:b/>
+          <w:bCs/>
+          <w:rtl/>
+        </w:rPr>
+        <w:t>שרת</w:t>
+      </w:r>
+      <w:r>
+        <w:rPr>
+          <w:lang w:val="en-GB"/>
+        </w:rPr>
+        <w:t xml:space="preserve">: </w:t>
+      </w:r>
+      <w:r>
+        <w:rPr>
+          <w:rtl/>
+        </w:rPr>
+        <w:t>צד השרת של המערכת</w:t>
+      </w:r>
+    </w:p>
+    <w:p>
+      <w:pPr>
+        <w:numPr>
+          <w:ilvl w:val="0"/>
+          <w:numId w:val="98"/>
+        </w:numPr>
+        <w:rPr>
+          <w:lang w:val="en-GB"/>
+        </w:rPr>
+      </w:pPr>
+      <w:r>
+        <w:rPr>
+          <w:b/>
+          <w:bCs/>
+          <w:rtl/>
+        </w:rPr>
+        <w:t>לקוח ב</w:t>
+      </w:r>
+      <w:r>
+        <w:rPr>
+          <w:lang w:val="en-GB"/>
+        </w:rPr>
+        <w:t xml:space="preserve">: </w:t>
+      </w:r>
+      <w:r>
+        <w:rPr>
+          <w:rtl/>
+        </w:rPr>
+        <w:t>אפליקציית הלקוח של המשתמש המקבל</w:t>
+      </w:r>
+    </w:p>
+    <w:p>
+      <w:pPr>
+        <w:numPr>
+          <w:ilvl w:val="0"/>
+          <w:numId w:val="98"/>
+        </w:numPr>
+        <w:rPr>
+          <w:lang w:val="en-GB"/>
+        </w:rPr>
+      </w:pPr>
+      <w:r>
+        <w:rPr>
+          <w:b/>
+          <w:bCs/>
+          <w:rtl/>
+        </w:rPr>
+        <w:t>משתמש ב (מקבל)</w:t>
+      </w:r>
+      <w:r>
+        <w:rPr>
+          <w:lang w:val="en-GB"/>
+        </w:rPr>
+        <w:t xml:space="preserve">: </w:t>
+      </w:r>
+      <w:r>
+        <w:rPr>
+          <w:rtl/>
+        </w:rPr>
+        <w:t>המשתמש המקבל את ההודעה</w:t>
+      </w:r>
+    </w:p>
+    <w:p>
+      <w:pPr>
+        <w:numPr>
+          <w:ilvl w:val="0"/>
+          <w:numId w:val="8"/>
+        </w:numPr>
+        <w:tabs>
+          <w:tab w:val="clear" w:pos="720"/>
+          <w:tab w:val="num" w:pos="360"/>
+        </w:tabs>
+        <w:rPr>
+          <w:b/>
+          <w:bCs/>
+          <w:lang w:val="en-GB"/>
+        </w:rPr>
+      </w:pPr>
+      <w:r>
+        <w:rPr>
+          <w:b/>
+          <w:bCs/>
+          <w:rtl/>
+        </w:rPr>
+        <w:t>תהליך</w:t>
+      </w:r>
+      <w:r>
+        <w:rPr>
+          <w:b/>
+          <w:bCs/>
+          <w:lang w:val="en-GB"/>
+        </w:rPr>
+        <w:t>:</w:t>
+      </w:r>
+    </w:p>
+    <w:p>
+      <w:pPr>
+        <w:numPr>
+          <w:ilvl w:val="0"/>
+          <w:numId w:val="99"/>
+        </w:numPr>
+        <w:rPr>
+          <w:lang w:val="en-GB"/>
+        </w:rPr>
+      </w:pPr>
+      <w:r>
+        <w:rPr>
+          <w:rtl/>
+        </w:rPr>
+        <w:t>משתמש א בוחר נמען (משתמש ב) ומזין הודעה שברצונו לשלוח</w:t>
+      </w:r>
+      <w:r>
+        <w:rPr>
+          <w:lang w:val="en-GB"/>
+        </w:rPr>
+        <w:t>.</w:t>
+      </w:r>
+    </w:p>
+    <w:p>
+      <w:pPr>
+        <w:numPr>
+          <w:ilvl w:val="0"/>
+          <w:numId w:val="99"/>
+        </w:numPr>
+        <w:rPr>
+          <w:lang w:val="en-GB"/>
+        </w:rPr>
+      </w:pPr>
+      <w:r>
+        <w:rPr>
+          <w:rtl/>
+        </w:rPr>
+        <w:t>לקוח א מבקש מהשרת את המפתח הציבורי של משתמש ב</w:t>
+      </w:r>
+      <w:r>
+        <w:rPr>
+          <w:lang w:val="en-GB"/>
+        </w:rPr>
+        <w:t>.</w:t>
+      </w:r>
+    </w:p>
+    <w:p>
+      <w:pPr>
+        <w:numPr>
+          <w:ilvl w:val="0"/>
+          <w:numId w:val="99"/>
+        </w:numPr>
+        <w:rPr>
+          <w:lang w:val="en-GB"/>
+        </w:rPr>
+      </w:pPr>
+      <w:r>
+        <w:rPr>
+          <w:rtl/>
+        </w:rPr>
+        <w:t>השרת מאמת את זהות משתמש א ומחזיר את המפתח הציבורי של משתמש ב</w:t>
+      </w:r>
+      <w:r>
+        <w:rPr>
+          <w:lang w:val="en-GB"/>
+        </w:rPr>
+        <w:t>.</w:t>
+      </w:r>
+    </w:p>
+    <w:p>
+      <w:pPr>
+        <w:numPr>
+          <w:ilvl w:val="0"/>
+          <w:numId w:val="99"/>
+        </w:numPr>
+        <w:rPr>
+          <w:lang w:val="en-GB"/>
+        </w:rPr>
+      </w:pPr>
+      <w:r>
+        <w:rPr>
+          <w:b/>
+          <w:bCs/>
+          <w:rtl/>
+        </w:rPr>
+        <w:t>ליבת האלגוריתם</w:t>
+      </w:r>
+      <w:r>
+        <w:rPr>
+          <w:b/>
+          <w:bCs/>
+          <w:lang w:val="en-GB"/>
+        </w:rPr>
+        <w:t xml:space="preserve"> - ECDH</w:t>
+      </w:r>
+      <w:r>
+        <w:rPr>
+          <w:lang w:val="en-GB"/>
+        </w:rPr>
+        <w:t xml:space="preserve">: </w:t>
+      </w:r>
+      <w:r>
+        <w:rPr>
+          <w:rtl/>
+        </w:rPr>
+        <w:t>לקוח א מחשב מפתח משותף</w:t>
+      </w:r>
+      <w:r>
+        <w:rPr>
+          <w:lang w:val="en-GB"/>
+        </w:rPr>
+        <w:t xml:space="preserve"> K </w:t>
+      </w:r>
+      <w:r>
+        <w:rPr>
+          <w:rtl/>
+        </w:rPr>
+        <w:t>באמצעות המפתח הפרטי של משתמש א והמפתח הציבורי של משתמש ב</w:t>
+      </w:r>
+      <w:r>
+        <w:rPr>
+          <w:lang w:val="en-GB"/>
+        </w:rPr>
+        <w:t>.</w:t>
+      </w:r>
+    </w:p>
+    <w:p>
+      <w:pPr>
+        <w:numPr>
+          <w:ilvl w:val="0"/>
+          <w:numId w:val="99"/>
+        </w:numPr>
+        <w:rPr>
+          <w:lang w:val="en-GB"/>
+        </w:rPr>
+      </w:pPr>
+      <w:r>
+        <w:rPr>
+          <w:rtl/>
+        </w:rPr>
+        <w:t>הלקוח גוזר מפתח סופי</w:t>
+      </w:r>
+      <w:r>
+        <w:rPr>
+          <w:lang w:val="en-GB"/>
+        </w:rPr>
+        <w:t xml:space="preserve"> </w:t>
+      </w:r>
+      <w:proofErr w:type="spellStart"/>
+      <w:r>
+        <w:rPr>
+          <w:lang w:val="en-GB"/>
+        </w:rPr>
+        <w:t>FinalK</w:t>
+      </w:r>
+      <w:proofErr w:type="spellEnd"/>
+      <w:r>
+        <w:rPr>
+          <w:lang w:val="en-GB"/>
+        </w:rPr>
+        <w:t xml:space="preserve"> (</w:t>
+      </w:r>
+      <w:r>
+        <w:rPr>
+          <w:rtl/>
+        </w:rPr>
+        <w:t>למשל באמצעות פונקציית</w:t>
+      </w:r>
+      <w:r>
+        <w:rPr>
+          <w:lang w:val="en-GB"/>
+        </w:rPr>
+        <w:t xml:space="preserve"> SHA-256).</w:t>
+      </w:r>
+    </w:p>
+    <w:p>
+      <w:pPr>
+        <w:numPr>
+          <w:ilvl w:val="0"/>
+          <w:numId w:val="99"/>
+        </w:numPr>
+        <w:rPr>
+          <w:lang w:val="en-GB"/>
+        </w:rPr>
+      </w:pPr>
+      <w:r>
+        <w:rPr>
+          <w:rtl/>
+        </w:rPr>
+        <w:t>הלקוח מייצר וקטור אתחול</w:t>
+      </w:r>
+      <w:r>
+        <w:rPr>
+          <w:lang w:val="en-GB"/>
+        </w:rPr>
+        <w:t xml:space="preserve"> (IV) </w:t>
+      </w:r>
+      <w:r>
+        <w:rPr>
+          <w:rtl/>
+        </w:rPr>
+        <w:t>אקראי למניעת התקפות הצפנה חוזרת</w:t>
+      </w:r>
+      <w:r>
+        <w:rPr>
+          <w:lang w:val="en-GB"/>
+        </w:rPr>
+        <w:t>.</w:t>
+      </w:r>
+    </w:p>
+    <w:p>
+      <w:pPr>
+        <w:numPr>
+          <w:ilvl w:val="0"/>
+          <w:numId w:val="99"/>
+        </w:numPr>
+        <w:rPr>
+          <w:lang w:val="en-GB"/>
+        </w:rPr>
+      </w:pPr>
+      <w:r>
+        <w:rPr>
+          <w:b/>
+          <w:bCs/>
+          <w:rtl/>
+        </w:rPr>
+        <w:t>הצפנת ההודעה</w:t>
+      </w:r>
+      <w:r>
+        <w:rPr>
+          <w:lang w:val="en-GB"/>
+        </w:rPr>
+        <w:t xml:space="preserve">: </w:t>
+      </w:r>
+      <w:r>
+        <w:rPr>
+          <w:rtl/>
+        </w:rPr>
+        <w:t>הלקוח מצפין את ההודעה באמצעות</w:t>
+      </w:r>
+      <w:r>
+        <w:rPr>
+          <w:lang w:val="en-GB"/>
+        </w:rPr>
+        <w:t xml:space="preserve"> AES-256 </w:t>
+      </w:r>
+      <w:r>
+        <w:rPr>
+          <w:rtl/>
+        </w:rPr>
+        <w:t>עם המפתח</w:t>
+      </w:r>
+      <w:r>
+        <w:rPr>
+          <w:lang w:val="en-GB"/>
+        </w:rPr>
+        <w:t xml:space="preserve"> </w:t>
+      </w:r>
+      <w:proofErr w:type="spellStart"/>
+      <w:r>
+        <w:rPr>
+          <w:lang w:val="en-GB"/>
+        </w:rPr>
+        <w:t>FinalK</w:t>
+      </w:r>
+      <w:proofErr w:type="spellEnd"/>
+      <w:r>
+        <w:rPr>
+          <w:lang w:val="en-GB"/>
+        </w:rPr>
+        <w:t xml:space="preserve"> </w:t>
+      </w:r>
+      <w:r>
+        <w:rPr>
+          <w:rtl/>
+        </w:rPr>
+        <w:t>ו</w:t>
+      </w:r>
+      <w:r>
+        <w:rPr>
+          <w:lang w:val="en-GB"/>
+        </w:rPr>
+        <w:t>-IV.</w:t>
+      </w:r>
+    </w:p>
+    <w:p>
+      <w:pPr>
+        <w:numPr>
+          <w:ilvl w:val="0"/>
+          <w:numId w:val="99"/>
+        </w:numPr>
+        <w:rPr>
+          <w:lang w:val="en-GB"/>
+        </w:rPr>
+      </w:pPr>
+      <w:r>
+        <w:rPr>
+          <w:rtl/>
+        </w:rPr>
+        <w:t>הלקוח יוצר חתימה דיגיטלית על ההודעה המוצפנת כדי לאמת את מקור ההודעה</w:t>
+      </w:r>
+      <w:r>
+        <w:rPr>
+          <w:lang w:val="en-GB"/>
+        </w:rPr>
+        <w:t>.</w:t>
+      </w:r>
+    </w:p>
+    <w:p>
+      <w:pPr>
+        <w:numPr>
+          <w:ilvl w:val="0"/>
+          <w:numId w:val="99"/>
+        </w:numPr>
+        <w:rPr>
+          <w:lang w:val="en-GB"/>
+        </w:rPr>
+      </w:pPr>
+      <w:r>
+        <w:rPr>
+          <w:rtl/>
+        </w:rPr>
+        <w:t>הלקוח שולח לשרת את ההודעה המוצפנת, ה</w:t>
+      </w:r>
+      <w:r>
+        <w:rPr>
+          <w:lang w:val="en-GB"/>
+        </w:rPr>
+        <w:t xml:space="preserve">-IV </w:t>
+      </w:r>
+      <w:r>
+        <w:rPr>
+          <w:rtl/>
+        </w:rPr>
+        <w:t>והחתימה הדיגיטלית</w:t>
+      </w:r>
+      <w:r>
+        <w:rPr>
+          <w:lang w:val="en-GB"/>
+        </w:rPr>
+        <w:t>.</w:t>
+      </w:r>
+    </w:p>
+    <w:p>
+      <w:pPr>
+        <w:numPr>
+          <w:ilvl w:val="0"/>
+          <w:numId w:val="99"/>
+        </w:numPr>
+        <w:rPr>
+          <w:lang w:val="en-GB"/>
+        </w:rPr>
+      </w:pPr>
+      <w:r>
+        <w:rPr>
+          <w:rtl/>
+        </w:rPr>
+        <w:t>השרת מאמת את החתימה הדיגיטלית ושומר את ההודעה המוצפנת</w:t>
+      </w:r>
+      <w:r>
+        <w:rPr>
+          <w:lang w:val="en-GB"/>
+        </w:rPr>
+        <w:t>.</w:t>
+      </w:r>
+    </w:p>
+    <w:p>
+      <w:pPr>
+        <w:numPr>
+          <w:ilvl w:val="0"/>
+          <w:numId w:val="99"/>
+        </w:numPr>
+        <w:rPr>
+          <w:lang w:val="en-GB"/>
+        </w:rPr>
+      </w:pPr>
+      <w:r>
+        <w:rPr>
+          <w:rtl/>
+        </w:rPr>
+        <w:t>אם משתמש ב מחובר, השרת מעביר את ההודעה המוצפנת בזמן אמת</w:t>
+      </w:r>
+      <w:r>
+        <w:rPr>
+          <w:lang w:val="en-GB"/>
+        </w:rPr>
+        <w:t xml:space="preserve"> (</w:t>
+      </w:r>
+      <w:r>
+        <w:rPr>
+          <w:rtl/>
+        </w:rPr>
+        <w:t>דרך</w:t>
+      </w:r>
+      <w:r>
+        <w:rPr>
+          <w:lang w:val="en-GB"/>
+        </w:rPr>
+        <w:t xml:space="preserve"> WebSocket).</w:t>
+      </w:r>
+    </w:p>
+    <w:p>
+      <w:pPr>
+        <w:numPr>
+          <w:ilvl w:val="0"/>
+          <w:numId w:val="99"/>
+        </w:numPr>
+        <w:rPr>
+          <w:lang w:val="en-GB"/>
+        </w:rPr>
+      </w:pPr>
+      <w:r>
+        <w:rPr>
+          <w:rtl/>
+        </w:rPr>
+        <w:t>לקוח ב מבצע את התהליך ההפוך - חישוב אותו מפתח משותף</w:t>
+      </w:r>
+      <w:r>
+        <w:rPr>
+          <w:lang w:val="en-GB"/>
+        </w:rPr>
+        <w:t xml:space="preserve"> K </w:t>
+      </w:r>
+      <w:r>
+        <w:rPr>
+          <w:rtl/>
+        </w:rPr>
+        <w:t>באמצעות המפתח הפרטי של משתמש ב והמפתח הציבורי של משתמש א</w:t>
+      </w:r>
+      <w:r>
+        <w:rPr>
+          <w:lang w:val="en-GB"/>
+        </w:rPr>
+        <w:t>.</w:t>
+      </w:r>
+    </w:p>
+    <w:p>
+      <w:pPr>
+        <w:numPr>
+          <w:ilvl w:val="0"/>
+          <w:numId w:val="99"/>
+        </w:numPr>
+        <w:rPr>
+          <w:lang w:val="en-GB"/>
+        </w:rPr>
+      </w:pPr>
+      <w:r>
+        <w:rPr>
+          <w:rtl/>
+        </w:rPr>
+        <w:t>לקוח ב גוזר את אותו מפתח סופי</w:t>
+      </w:r>
+      <w:r>
+        <w:rPr>
+          <w:lang w:val="en-GB"/>
+        </w:rPr>
+        <w:t xml:space="preserve"> </w:t>
+      </w:r>
+      <w:proofErr w:type="spellStart"/>
+      <w:r>
+        <w:rPr>
+          <w:lang w:val="en-GB"/>
+        </w:rPr>
+        <w:t>FinalK</w:t>
+      </w:r>
+      <w:proofErr w:type="spellEnd"/>
+      <w:r>
+        <w:rPr>
+          <w:lang w:val="en-GB"/>
+        </w:rPr>
+        <w:t xml:space="preserve">, </w:t>
+      </w:r>
+      <w:r>
+        <w:rPr>
+          <w:rtl/>
+        </w:rPr>
+        <w:t>מפענח את ההודעה, מאמת את שלמותה ומציג אותה למשתמש ב</w:t>
+      </w:r>
+      <w:r>
+        <w:rPr>
+          <w:lang w:val="en-GB"/>
+        </w:rPr>
+        <w:t>.</w:t>
+      </w:r>
+    </w:p>
+    <w:p>
+      <w:pPr>
+        <w:numPr>
+          <w:ilvl w:val="0"/>
+          <w:numId w:val="99"/>
+        </w:numPr>
+        <w:rPr>
+          <w:lang w:val="en-GB"/>
+        </w:rPr>
+      </w:pPr>
+      <w:r>
+        <w:rPr>
+          <w:rtl/>
+        </w:rPr>
+        <w:t>אם משתמש ב אינו מחובר, ההודעה נשמרת בשרת לשליחה מאוחרת</w:t>
+      </w:r>
+      <w:r>
+        <w:rPr>
+          <w:lang w:val="en-GB"/>
+        </w:rPr>
+        <w:t>.</w:t>
+      </w:r>
+    </w:p>
+    <w:p>
+      <w:pPr>
+        <w:numPr>
+          <w:ilvl w:val="0"/>
+          <w:numId w:val="8"/>
+        </w:numPr>
+        <w:tabs>
+          <w:tab w:val="clear" w:pos="720"/>
+          <w:tab w:val="num" w:pos="360"/>
+        </w:tabs>
+        <w:rPr>
+          <w:b/>
+          <w:bCs/>
+          <w:lang w:val="en-GB"/>
+        </w:rPr>
+      </w:pPr>
+      <w:r>
+        <w:rPr>
+          <w:b/>
+          <w:bCs/>
+          <w:rtl/>
+        </w:rPr>
+        <w:t>חשיבות התהליך</w:t>
+      </w:r>
+      <w:r>
+        <w:rPr>
+          <w:b/>
+          <w:bCs/>
+          <w:lang w:val="en-GB"/>
+        </w:rPr>
+        <w:t>:</w:t>
+      </w:r>
+    </w:p>
+    <w:p>
+      <w:pPr>
+        <w:rPr>
+          <w:lang w:val="en-GB"/>
+        </w:rPr>
+      </w:pPr>
+      <w:r>
+        <w:rPr>
+          <w:rtl/>
+        </w:rPr>
+        <w:t>זהו התהליך המרכזי במערכת, המדגים את מנגנון ההצפנה מקצה לקצה</w:t>
+      </w:r>
+      <w:r>
+        <w:rPr>
+          <w:lang w:val="en-GB"/>
+        </w:rPr>
+        <w:t xml:space="preserve"> (E2EE). </w:t>
+      </w:r>
+      <w:r>
+        <w:rPr>
+          <w:rtl/>
+        </w:rPr>
+        <w:t>החוזק של המערכת נובע מכך שרק המשתמשים עצמם יכולים לפענח את ההודעות, כי רק להם יש גישה למפתחות הפרטיים. גם השרת עצמו אינו יכול לראות את תוכן ההודעות, מה שמבטיח פרטיות מלאה למשתמשים</w:t>
+      </w:r>
+      <w:r>
+        <w:rPr>
+          <w:lang w:val="en-GB"/>
+        </w:rPr>
+        <w:t>.</w:t>
+      </w:r>
+    </w:p>
+    <w:p>
+      <w:pPr>
+        <w:rPr>
           <w:highlight w:val="yellow"/>
-        </w:rPr>
-      </w:pPr>
+          <w:lang w:val="en-GB"/>
+        </w:rPr>
+      </w:pPr>
+    </w:p>
+    <w:p>
+      <w:pPr>
+        <w:rPr>
+          <w:highlight w:val="yellow"/>
+        </w:rPr>
+      </w:pPr>
+    </w:p>
+    <w:p>
+      <w:pPr>
+        <w:rPr>
+          <w:highlight w:val="yellow"/>
+        </w:rPr>
+      </w:pPr>
+      <w:r>
+        <w:rPr>
+          <w:noProof/>
+          <w:rtl/>
+        </w:rPr>
+        <w:drawing>
+          <wp:inline distT="0" distB="0" distL="0" distR="0" wp14:anchorId="0BD1D9B8" wp14:editId="40A5E82A">
+            <wp:extent cx="5657850" cy="5676265"/>
+            <wp:effectExtent l="0" t="0" r="0" b="635"/>
+            <wp:docPr id="569788148" name="תמונה 1"/>
+            <wp:cNvGraphicFramePr>
+              <a:graphicFrameLocks xmlns:a="http://schemas.openxmlformats.org/drawingml/2006/main" noChangeAspect="1"/>
+            </wp:cNvGraphicFramePr>
+            <a:graphic xmlns:a="http://schemas.openxmlformats.org/drawingml/2006/main">
+              <a:graphicData uri="http://schemas.openxmlformats.org/drawingml/2006/picture">
+                <pic:pic xmlns:pic="http://schemas.openxmlformats.org/drawingml/2006/picture">
+                  <pic:nvPicPr>
+                    <pic:cNvPr id="569788148" name=""/>
+                    <pic:cNvPicPr/>
+                  </pic:nvPicPr>
+                  <pic:blipFill>
+                    <a:blip r:embed="rId37"/>
+                    <a:stretch>
+                      <a:fillRect/>
+                    </a:stretch>
+                  </pic:blipFill>
+                  <pic:spPr>
+                    <a:xfrm>
+                      <a:off x="0" y="0"/>
+                      <a:ext cx="5657850" cy="5676265"/>
+                    </a:xfrm>
+                    <a:prstGeom prst="rect">
+                      <a:avLst/>
+                    </a:prstGeom>
+                  </pic:spPr>
+                </pic:pic>
+              </a:graphicData>
+            </a:graphic>
+          </wp:inline>
+        </w:drawing>
+      </w:r>
+    </w:p>
+    <w:p>
+      <w:pPr>
+        <w:rPr>
+          <w:rFonts w:asciiTheme="minorBidi" w:hAnsiTheme="minorBidi" w:cstheme="minorBidi"/>
+          <w:lang w:val="en-GB"/>
+        </w:rPr>
+      </w:pPr>
+      <w:r>
+        <w:rPr>
+          <w:rFonts w:asciiTheme="minorBidi" w:hAnsiTheme="minorBidi" w:cstheme="minorBidi"/>
+          <w:rtl/>
+        </w:rPr>
+        <w:t>תרשים זה מתאר כיצד המערכת מאפשרת שיתוף קבצים מאובטח בין משתמשים</w:t>
+      </w:r>
+      <w:r>
+        <w:rPr>
+          <w:rFonts w:asciiTheme="minorBidi" w:hAnsiTheme="minorBidi" w:cstheme="minorBidi"/>
+          <w:lang w:val="en-GB"/>
+        </w:rPr>
+        <w:t>.</w:t>
+      </w:r>
+    </w:p>
+    <w:p>
+      <w:pPr>
+        <w:numPr>
+          <w:ilvl w:val="0"/>
+          <w:numId w:val="100"/>
+        </w:numPr>
+        <w:rPr>
+          <w:rFonts w:asciiTheme="minorBidi" w:hAnsiTheme="minorBidi" w:cstheme="minorBidi"/>
+          <w:lang w:val="en-GB"/>
+        </w:rPr>
+      </w:pPr>
+      <w:r>
+        <w:rPr>
+          <w:rFonts w:asciiTheme="minorBidi" w:hAnsiTheme="minorBidi" w:cstheme="minorBidi"/>
+          <w:b/>
+          <w:bCs/>
+          <w:rtl/>
+        </w:rPr>
+        <w:t>משתמש א (שולח)</w:t>
+      </w:r>
+      <w:r>
+        <w:rPr>
+          <w:rFonts w:asciiTheme="minorBidi" w:hAnsiTheme="minorBidi" w:cstheme="minorBidi"/>
+          <w:lang w:val="en-GB"/>
+        </w:rPr>
+        <w:t xml:space="preserve">: </w:t>
+      </w:r>
+      <w:r>
+        <w:rPr>
+          <w:rFonts w:asciiTheme="minorBidi" w:hAnsiTheme="minorBidi" w:cstheme="minorBidi"/>
+          <w:rtl/>
+        </w:rPr>
+        <w:t>המשתמש השולח את הקובץ</w:t>
+      </w:r>
+    </w:p>
+    <w:p>
+      <w:pPr>
+        <w:numPr>
+          <w:ilvl w:val="0"/>
+          <w:numId w:val="100"/>
+        </w:numPr>
+        <w:rPr>
+          <w:rFonts w:asciiTheme="minorBidi" w:hAnsiTheme="minorBidi" w:cstheme="minorBidi"/>
+          <w:lang w:val="en-GB"/>
+        </w:rPr>
+      </w:pPr>
+      <w:r>
+        <w:rPr>
+          <w:rFonts w:asciiTheme="minorBidi" w:hAnsiTheme="minorBidi" w:cstheme="minorBidi"/>
+          <w:b/>
+          <w:bCs/>
+          <w:rtl/>
+        </w:rPr>
+        <w:t>לקוח א</w:t>
+      </w:r>
+      <w:r>
+        <w:rPr>
+          <w:rFonts w:asciiTheme="minorBidi" w:hAnsiTheme="minorBidi" w:cstheme="minorBidi"/>
+          <w:lang w:val="en-GB"/>
+        </w:rPr>
+        <w:t xml:space="preserve">: </w:t>
+      </w:r>
+      <w:r>
+        <w:rPr>
+          <w:rFonts w:asciiTheme="minorBidi" w:hAnsiTheme="minorBidi" w:cstheme="minorBidi"/>
+          <w:rtl/>
+        </w:rPr>
+        <w:t>אפליקציית הלקוח של המשתמש השולח</w:t>
+      </w:r>
+    </w:p>
+    <w:p>
+      <w:pPr>
+        <w:numPr>
+          <w:ilvl w:val="0"/>
+          <w:numId w:val="100"/>
+        </w:numPr>
+        <w:rPr>
+          <w:rFonts w:asciiTheme="minorBidi" w:hAnsiTheme="minorBidi" w:cstheme="minorBidi"/>
+          <w:lang w:val="en-GB"/>
+        </w:rPr>
+      </w:pPr>
+      <w:r>
+        <w:rPr>
+          <w:rFonts w:asciiTheme="minorBidi" w:hAnsiTheme="minorBidi" w:cstheme="minorBidi"/>
+          <w:b/>
+          <w:bCs/>
+          <w:rtl/>
+        </w:rPr>
+        <w:t>שרת</w:t>
+      </w:r>
+      <w:r>
+        <w:rPr>
+          <w:rFonts w:asciiTheme="minorBidi" w:hAnsiTheme="minorBidi" w:cstheme="minorBidi"/>
+          <w:lang w:val="en-GB"/>
+        </w:rPr>
+        <w:t xml:space="preserve">: </w:t>
+      </w:r>
+      <w:r>
+        <w:rPr>
+          <w:rFonts w:asciiTheme="minorBidi" w:hAnsiTheme="minorBidi" w:cstheme="minorBidi"/>
+          <w:rtl/>
+        </w:rPr>
+        <w:t>צד השרת של המערכת</w:t>
+      </w:r>
+    </w:p>
+    <w:p>
+      <w:pPr>
+        <w:numPr>
+          <w:ilvl w:val="0"/>
+          <w:numId w:val="100"/>
+        </w:numPr>
+        <w:rPr>
+          <w:rFonts w:asciiTheme="minorBidi" w:hAnsiTheme="minorBidi" w:cstheme="minorBidi"/>
+          <w:lang w:val="en-GB"/>
+        </w:rPr>
+      </w:pPr>
+      <w:r>
+        <w:rPr>
+          <w:rFonts w:asciiTheme="minorBidi" w:hAnsiTheme="minorBidi" w:cstheme="minorBidi"/>
+          <w:b/>
+          <w:bCs/>
+          <w:rtl/>
+        </w:rPr>
+        <w:t>לקוח ב</w:t>
+      </w:r>
+      <w:r>
+        <w:rPr>
+          <w:rFonts w:asciiTheme="minorBidi" w:hAnsiTheme="minorBidi" w:cstheme="minorBidi"/>
+          <w:lang w:val="en-GB"/>
+        </w:rPr>
+        <w:t xml:space="preserve">: </w:t>
+      </w:r>
+      <w:r>
+        <w:rPr>
+          <w:rFonts w:asciiTheme="minorBidi" w:hAnsiTheme="minorBidi" w:cstheme="minorBidi"/>
+          <w:rtl/>
+        </w:rPr>
+        <w:t>אפליקציית הלקוח של המשתמש המקבל</w:t>
+      </w:r>
+    </w:p>
+    <w:p>
+      <w:pPr>
+        <w:numPr>
+          <w:ilvl w:val="0"/>
+          <w:numId w:val="100"/>
+        </w:numPr>
+        <w:rPr>
+          <w:rFonts w:asciiTheme="minorBidi" w:hAnsiTheme="minorBidi" w:cstheme="minorBidi"/>
+          <w:lang w:val="en-GB"/>
+        </w:rPr>
+      </w:pPr>
+      <w:r>
+        <w:rPr>
+          <w:rFonts w:asciiTheme="minorBidi" w:hAnsiTheme="minorBidi" w:cstheme="minorBidi"/>
+          <w:b/>
+          <w:bCs/>
+          <w:rtl/>
+        </w:rPr>
+        <w:t>משתמש ב (מקבל)</w:t>
+      </w:r>
+      <w:r>
+        <w:rPr>
+          <w:rFonts w:asciiTheme="minorBidi" w:hAnsiTheme="minorBidi" w:cstheme="minorBidi"/>
+          <w:lang w:val="en-GB"/>
+        </w:rPr>
+        <w:t xml:space="preserve">: </w:t>
+      </w:r>
+      <w:r>
+        <w:rPr>
+          <w:rFonts w:asciiTheme="minorBidi" w:hAnsiTheme="minorBidi" w:cstheme="minorBidi"/>
+          <w:rtl/>
+        </w:rPr>
+        <w:t>המשתמש המקבל את הקובץ</w:t>
+      </w:r>
+    </w:p>
+    <w:p>
+      <w:pPr>
+        <w:numPr>
+          <w:ilvl w:val="0"/>
+          <w:numId w:val="8"/>
+        </w:numPr>
+        <w:tabs>
+          <w:tab w:val="clear" w:pos="720"/>
+          <w:tab w:val="num" w:pos="360"/>
+        </w:tabs>
+        <w:rPr>
+          <w:rFonts w:asciiTheme="minorBidi" w:hAnsiTheme="minorBidi" w:cstheme="minorBidi"/>
+          <w:b/>
+          <w:bCs/>
+          <w:lang w:val="en-GB"/>
+        </w:rPr>
+      </w:pPr>
+      <w:r>
+        <w:rPr>
+          <w:rFonts w:asciiTheme="minorBidi" w:hAnsiTheme="minorBidi" w:cstheme="minorBidi"/>
+          <w:b/>
+          <w:bCs/>
+          <w:rtl/>
+        </w:rPr>
+        <w:t>תהליך</w:t>
+      </w:r>
+      <w:r>
+        <w:rPr>
+          <w:rFonts w:asciiTheme="minorBidi" w:hAnsiTheme="minorBidi" w:cstheme="minorBidi"/>
+          <w:b/>
+          <w:bCs/>
+          <w:lang w:val="en-GB"/>
+        </w:rPr>
+        <w:t>:</w:t>
+      </w:r>
+    </w:p>
+    <w:p>
+      <w:pPr>
+        <w:numPr>
+          <w:ilvl w:val="0"/>
+          <w:numId w:val="101"/>
+        </w:numPr>
+        <w:rPr>
+          <w:rFonts w:asciiTheme="minorBidi" w:hAnsiTheme="minorBidi" w:cstheme="minorBidi"/>
+          <w:lang w:val="en-GB"/>
+        </w:rPr>
+      </w:pPr>
+      <w:r>
+        <w:rPr>
+          <w:rFonts w:asciiTheme="minorBidi" w:hAnsiTheme="minorBidi" w:cstheme="minorBidi"/>
+          <w:rtl/>
+        </w:rPr>
+        <w:t>משתמש א בוחר קובץ לשיתוף עם משתמש ב</w:t>
+      </w:r>
+      <w:r>
+        <w:rPr>
+          <w:rFonts w:asciiTheme="minorBidi" w:hAnsiTheme="minorBidi" w:cstheme="minorBidi"/>
+          <w:lang w:val="en-GB"/>
+        </w:rPr>
+        <w:t>.</w:t>
+      </w:r>
+    </w:p>
+    <w:p>
+      <w:pPr>
+        <w:numPr>
+          <w:ilvl w:val="0"/>
+          <w:numId w:val="101"/>
+        </w:numPr>
+        <w:rPr>
+          <w:rFonts w:asciiTheme="minorBidi" w:hAnsiTheme="minorBidi" w:cstheme="minorBidi"/>
+          <w:lang w:val="en-GB"/>
+        </w:rPr>
+      </w:pPr>
+      <w:r>
+        <w:rPr>
+          <w:rFonts w:asciiTheme="minorBidi" w:hAnsiTheme="minorBidi" w:cstheme="minorBidi"/>
+          <w:rtl/>
+        </w:rPr>
+        <w:t>לקוח א מייצר מפתח ייחודי לקובץ</w:t>
+      </w:r>
+      <w:r>
+        <w:rPr>
+          <w:rFonts w:asciiTheme="minorBidi" w:hAnsiTheme="minorBidi" w:cstheme="minorBidi"/>
+          <w:lang w:val="en-GB"/>
+        </w:rPr>
+        <w:t>.</w:t>
+      </w:r>
+    </w:p>
+    <w:p>
+      <w:pPr>
+        <w:numPr>
+          <w:ilvl w:val="0"/>
+          <w:numId w:val="101"/>
+        </w:numPr>
+        <w:rPr>
+          <w:rFonts w:asciiTheme="minorBidi" w:hAnsiTheme="minorBidi" w:cstheme="minorBidi"/>
+          <w:lang w:val="en-GB"/>
+        </w:rPr>
+      </w:pPr>
+      <w:r>
+        <w:rPr>
+          <w:rFonts w:asciiTheme="minorBidi" w:hAnsiTheme="minorBidi" w:cstheme="minorBidi"/>
+          <w:rtl/>
+        </w:rPr>
+        <w:t>לקוח א מצפין את הקובץ באמצעות</w:t>
+      </w:r>
+      <w:r>
+        <w:rPr>
+          <w:rFonts w:asciiTheme="minorBidi" w:hAnsiTheme="minorBidi" w:cstheme="minorBidi"/>
+          <w:lang w:val="en-GB"/>
+        </w:rPr>
+        <w:t xml:space="preserve"> AES-256 </w:t>
+      </w:r>
+      <w:r>
+        <w:rPr>
+          <w:rFonts w:asciiTheme="minorBidi" w:hAnsiTheme="minorBidi" w:cstheme="minorBidi"/>
+          <w:rtl/>
+        </w:rPr>
+        <w:t>עם המפתח הייחודי</w:t>
+      </w:r>
+      <w:r>
+        <w:rPr>
+          <w:rFonts w:asciiTheme="minorBidi" w:hAnsiTheme="minorBidi" w:cstheme="minorBidi"/>
+          <w:lang w:val="en-GB"/>
+        </w:rPr>
+        <w:t>.</w:t>
+      </w:r>
+    </w:p>
+    <w:p>
+      <w:pPr>
+        <w:numPr>
+          <w:ilvl w:val="0"/>
+          <w:numId w:val="101"/>
+        </w:numPr>
+        <w:rPr>
+          <w:rFonts w:asciiTheme="minorBidi" w:hAnsiTheme="minorBidi" w:cstheme="minorBidi"/>
+          <w:lang w:val="en-GB"/>
+        </w:rPr>
+      </w:pPr>
+      <w:r>
+        <w:rPr>
+          <w:rFonts w:asciiTheme="minorBidi" w:hAnsiTheme="minorBidi" w:cstheme="minorBidi"/>
+          <w:rtl/>
+        </w:rPr>
+        <w:t>עבור קבצים גדולים, הלקוח מחלק את הקובץ לחלקים קטנים יותר</w:t>
+      </w:r>
+      <w:r>
+        <w:rPr>
+          <w:rFonts w:asciiTheme="minorBidi" w:hAnsiTheme="minorBidi" w:cstheme="minorBidi"/>
+          <w:lang w:val="en-GB"/>
+        </w:rPr>
+        <w:t xml:space="preserve"> (chunking) </w:t>
+      </w:r>
+      <w:r>
+        <w:rPr>
+          <w:rFonts w:asciiTheme="minorBidi" w:hAnsiTheme="minorBidi" w:cstheme="minorBidi"/>
+          <w:rtl/>
+        </w:rPr>
+        <w:t>לשיפור ביצועי העלאה</w:t>
+      </w:r>
+      <w:r>
+        <w:rPr>
+          <w:rFonts w:asciiTheme="minorBidi" w:hAnsiTheme="minorBidi" w:cstheme="minorBidi"/>
+          <w:lang w:val="en-GB"/>
+        </w:rPr>
+        <w:t>.</w:t>
+      </w:r>
+    </w:p>
+    <w:p>
+      <w:pPr>
+        <w:numPr>
+          <w:ilvl w:val="0"/>
+          <w:numId w:val="101"/>
+        </w:numPr>
+        <w:rPr>
+          <w:rFonts w:asciiTheme="minorBidi" w:hAnsiTheme="minorBidi" w:cstheme="minorBidi"/>
+          <w:lang w:val="en-GB"/>
+        </w:rPr>
+      </w:pPr>
+      <w:r>
+        <w:rPr>
+          <w:rFonts w:asciiTheme="minorBidi" w:hAnsiTheme="minorBidi" w:cstheme="minorBidi"/>
+          <w:rtl/>
+        </w:rPr>
+        <w:t>לקוח א יוצר חתימה דיגיטלית על הקובץ המוצפן לוודא את שלמותו</w:t>
+      </w:r>
+      <w:r>
+        <w:rPr>
+          <w:rFonts w:asciiTheme="minorBidi" w:hAnsiTheme="minorBidi" w:cstheme="minorBidi"/>
+          <w:lang w:val="en-GB"/>
+        </w:rPr>
+        <w:t>.</w:t>
+      </w:r>
+    </w:p>
+    <w:p>
+      <w:pPr>
+        <w:numPr>
+          <w:ilvl w:val="0"/>
+          <w:numId w:val="101"/>
+        </w:numPr>
+        <w:rPr>
+          <w:rFonts w:asciiTheme="minorBidi" w:hAnsiTheme="minorBidi" w:cstheme="minorBidi"/>
+          <w:lang w:val="en-GB"/>
+        </w:rPr>
+      </w:pPr>
+      <w:r>
+        <w:rPr>
+          <w:rFonts w:asciiTheme="minorBidi" w:hAnsiTheme="minorBidi" w:cstheme="minorBidi"/>
+          <w:rtl/>
+        </w:rPr>
+        <w:t>לקוח א מעלה את הקובץ המוצפן לשרת</w:t>
+      </w:r>
+      <w:r>
+        <w:rPr>
+          <w:rFonts w:asciiTheme="minorBidi" w:hAnsiTheme="minorBidi" w:cstheme="minorBidi"/>
+          <w:lang w:val="en-GB"/>
+        </w:rPr>
+        <w:t>.</w:t>
+      </w:r>
+    </w:p>
+    <w:p>
+      <w:pPr>
+        <w:numPr>
+          <w:ilvl w:val="0"/>
+          <w:numId w:val="101"/>
+        </w:numPr>
+        <w:rPr>
+          <w:rFonts w:asciiTheme="minorBidi" w:hAnsiTheme="minorBidi" w:cstheme="minorBidi"/>
+          <w:lang w:val="en-GB"/>
+        </w:rPr>
+      </w:pPr>
+      <w:r>
+        <w:rPr>
+          <w:rFonts w:asciiTheme="minorBidi" w:hAnsiTheme="minorBidi" w:cstheme="minorBidi"/>
+          <w:rtl/>
+        </w:rPr>
+        <w:t>השרת מאמת את המשתמש והרשאותיו, ומאחסן את הקובץ המוצפן עם מטא-דאטה (ללא המפתח לפענוח)</w:t>
+      </w:r>
+      <w:r>
+        <w:rPr>
+          <w:rFonts w:asciiTheme="minorBidi" w:hAnsiTheme="minorBidi" w:cstheme="minorBidi"/>
+          <w:lang w:val="en-GB"/>
+        </w:rPr>
+        <w:t>.</w:t>
+      </w:r>
+    </w:p>
+    <w:p>
+      <w:pPr>
+        <w:numPr>
+          <w:ilvl w:val="0"/>
+          <w:numId w:val="101"/>
+        </w:numPr>
+        <w:rPr>
+          <w:rFonts w:asciiTheme="minorBidi" w:hAnsiTheme="minorBidi" w:cstheme="minorBidi"/>
+          <w:lang w:val="en-GB"/>
+        </w:rPr>
+      </w:pPr>
+      <w:r>
+        <w:rPr>
+          <w:rFonts w:asciiTheme="minorBidi" w:hAnsiTheme="minorBidi" w:cstheme="minorBidi"/>
+          <w:rtl/>
+        </w:rPr>
+        <w:t>לקוח א שולח התראה למשתמש ב על קובץ חדש (דרך השרת)</w:t>
+      </w:r>
+      <w:r>
+        <w:rPr>
+          <w:rFonts w:asciiTheme="minorBidi" w:hAnsiTheme="minorBidi" w:cstheme="minorBidi"/>
+          <w:lang w:val="en-GB"/>
+        </w:rPr>
+        <w:t>.</w:t>
+      </w:r>
+    </w:p>
+    <w:p>
+      <w:pPr>
+        <w:numPr>
+          <w:ilvl w:val="0"/>
+          <w:numId w:val="101"/>
+        </w:numPr>
+        <w:rPr>
+          <w:rFonts w:asciiTheme="minorBidi" w:hAnsiTheme="minorBidi" w:cstheme="minorBidi"/>
+          <w:lang w:val="en-GB"/>
+        </w:rPr>
+      </w:pPr>
+      <w:r>
+        <w:rPr>
+          <w:rFonts w:asciiTheme="minorBidi" w:hAnsiTheme="minorBidi" w:cstheme="minorBidi"/>
+          <w:rtl/>
+        </w:rPr>
+        <w:t>לקוח ב מקבל התראה על קובץ חדש ומבקש גישה אליו מהשרת</w:t>
+      </w:r>
+      <w:r>
+        <w:rPr>
+          <w:rFonts w:asciiTheme="minorBidi" w:hAnsiTheme="minorBidi" w:cstheme="minorBidi"/>
+          <w:lang w:val="en-GB"/>
+        </w:rPr>
+        <w:t>.</w:t>
+      </w:r>
+    </w:p>
+    <w:p>
+      <w:pPr>
+        <w:numPr>
+          <w:ilvl w:val="0"/>
+          <w:numId w:val="101"/>
+        </w:numPr>
+        <w:rPr>
+          <w:rFonts w:asciiTheme="minorBidi" w:hAnsiTheme="minorBidi" w:cstheme="minorBidi"/>
+          <w:lang w:val="en-GB"/>
+        </w:rPr>
+      </w:pPr>
+      <w:r>
+        <w:rPr>
+          <w:rFonts w:asciiTheme="minorBidi" w:hAnsiTheme="minorBidi" w:cstheme="minorBidi"/>
+          <w:rtl/>
+        </w:rPr>
+        <w:t>השרת מאמת את הרשאות משתמש ב ומעביר את הקובץ המוצפן ללקוח ב</w:t>
+      </w:r>
+      <w:r>
+        <w:rPr>
+          <w:rFonts w:asciiTheme="minorBidi" w:hAnsiTheme="minorBidi" w:cstheme="minorBidi"/>
+          <w:lang w:val="en-GB"/>
+        </w:rPr>
+        <w:t>.</w:t>
+      </w:r>
+    </w:p>
+    <w:p>
+      <w:pPr>
+        <w:numPr>
+          <w:ilvl w:val="0"/>
+          <w:numId w:val="101"/>
+        </w:numPr>
+        <w:rPr>
+          <w:rFonts w:asciiTheme="minorBidi" w:hAnsiTheme="minorBidi" w:cstheme="minorBidi"/>
+          <w:lang w:val="en-GB"/>
+        </w:rPr>
+      </w:pPr>
+      <w:r>
+        <w:rPr>
+          <w:rFonts w:asciiTheme="minorBidi" w:hAnsiTheme="minorBidi" w:cstheme="minorBidi"/>
+          <w:b/>
+          <w:bCs/>
+          <w:rtl/>
+        </w:rPr>
+        <w:t>נקודה קריטית לאבטחה</w:t>
+      </w:r>
+      <w:r>
+        <w:rPr>
+          <w:rFonts w:asciiTheme="minorBidi" w:hAnsiTheme="minorBidi" w:cstheme="minorBidi"/>
+          <w:lang w:val="en-GB"/>
+        </w:rPr>
+        <w:t xml:space="preserve">: </w:t>
+      </w:r>
+      <w:r>
+        <w:rPr>
+          <w:rFonts w:asciiTheme="minorBidi" w:hAnsiTheme="minorBidi" w:cstheme="minorBidi"/>
+          <w:rtl/>
+        </w:rPr>
+        <w:t>לקוח א מעביר את מפתח הצפנת הקובץ ללקוח ב כשהוא מוצפן באמצעות</w:t>
+      </w:r>
+      <w:r>
+        <w:rPr>
+          <w:rFonts w:asciiTheme="minorBidi" w:hAnsiTheme="minorBidi" w:cstheme="minorBidi"/>
+          <w:lang w:val="en-GB"/>
+        </w:rPr>
+        <w:t xml:space="preserve"> ECDH (</w:t>
+      </w:r>
+      <w:r>
+        <w:rPr>
+          <w:rFonts w:asciiTheme="minorBidi" w:hAnsiTheme="minorBidi" w:cstheme="minorBidi"/>
+          <w:rtl/>
+        </w:rPr>
+        <w:t>דומה לתהליך שליחת הודעות</w:t>
+      </w:r>
+      <w:r>
+        <w:rPr>
+          <w:rFonts w:asciiTheme="minorBidi" w:hAnsiTheme="minorBidi" w:cstheme="minorBidi"/>
+          <w:lang w:val="en-GB"/>
+        </w:rPr>
+        <w:t>).</w:t>
+      </w:r>
+    </w:p>
+    <w:p>
+      <w:pPr>
+        <w:numPr>
+          <w:ilvl w:val="0"/>
+          <w:numId w:val="101"/>
+        </w:numPr>
+        <w:rPr>
+          <w:rFonts w:asciiTheme="minorBidi" w:hAnsiTheme="minorBidi" w:cstheme="minorBidi"/>
+          <w:lang w:val="en-GB"/>
+        </w:rPr>
+      </w:pPr>
+      <w:r>
+        <w:rPr>
+          <w:rFonts w:asciiTheme="minorBidi" w:hAnsiTheme="minorBidi" w:cstheme="minorBidi"/>
+          <w:rtl/>
+        </w:rPr>
+        <w:t>לקוח ב מפענח את מפתח הקובץ, מפענח את הקובץ עצמו, מאמת את שלמותו באמצעות החתימה הדיגיטלית, ומציג אותו למשתמש ב</w:t>
+      </w:r>
+      <w:r>
+        <w:rPr>
+          <w:rFonts w:asciiTheme="minorBidi" w:hAnsiTheme="minorBidi" w:cstheme="minorBidi"/>
+          <w:lang w:val="en-GB"/>
+        </w:rPr>
+        <w:t>.</w:t>
+      </w:r>
+    </w:p>
+    <w:p>
+      <w:pPr>
+        <w:numPr>
+          <w:ilvl w:val="0"/>
+          <w:numId w:val="8"/>
+        </w:numPr>
+        <w:tabs>
+          <w:tab w:val="clear" w:pos="720"/>
+          <w:tab w:val="num" w:pos="360"/>
+        </w:tabs>
+        <w:rPr>
+          <w:rFonts w:asciiTheme="minorBidi" w:hAnsiTheme="minorBidi" w:cstheme="minorBidi"/>
+          <w:b/>
+          <w:bCs/>
+          <w:lang w:val="en-GB"/>
+        </w:rPr>
+      </w:pPr>
+      <w:r>
+        <w:rPr>
+          <w:rFonts w:asciiTheme="minorBidi" w:hAnsiTheme="minorBidi" w:cstheme="minorBidi"/>
+          <w:b/>
+          <w:bCs/>
+          <w:rtl/>
+        </w:rPr>
+        <w:t>חשיבות התהליך</w:t>
+      </w:r>
+      <w:r>
+        <w:rPr>
+          <w:rFonts w:asciiTheme="minorBidi" w:hAnsiTheme="minorBidi" w:cstheme="minorBidi"/>
+          <w:b/>
+          <w:bCs/>
+          <w:lang w:val="en-GB"/>
+        </w:rPr>
+        <w:t>:</w:t>
+      </w:r>
+    </w:p>
+    <w:p>
+      <w:pPr>
+        <w:rPr>
+          <w:rFonts w:asciiTheme="minorBidi" w:hAnsiTheme="minorBidi" w:cstheme="minorBidi"/>
+          <w:lang w:val="en-GB"/>
+        </w:rPr>
+      </w:pPr>
+      <w:r>
+        <w:rPr>
+          <w:rFonts w:asciiTheme="minorBidi" w:hAnsiTheme="minorBidi" w:cstheme="minorBidi"/>
+          <w:rtl/>
+        </w:rPr>
+        <w:t>תהליך זה מדגים כיצד המערכת מטפלת בקבצים גדולים תוך שמירה על עקרונות האבטחה. ההפרדה בין הקובץ המוצפן (שנשמר בשרת) לבין המפתח לפענוח (שמועבר בערוץ נפרד) מחזקת את האבטחה. גם אם גורם זדוני יצליח לגשת לקובץ המוצפן בשרת, הוא לא יוכל לפענח אותו ללא המפתח</w:t>
+      </w:r>
+      <w:r>
+        <w:rPr>
+          <w:rFonts w:asciiTheme="minorBidi" w:hAnsiTheme="minorBidi" w:cstheme="minorBidi"/>
+          <w:lang w:val="en-GB"/>
+        </w:rPr>
+        <w:t>.</w:t>
+      </w:r>
     </w:p>
     <w:p>
       <w:pPr>
@@ -22289,7 +24236,6 @@
           <w:rFonts w:hint="cs"/>
           <w:rtl/>
         </w:rPr>
-        <w:lastRenderedPageBreak/>
         <w:t>תיאור מסכים וממשק משתמש</w:t>
       </w:r>
       <w:bookmarkEnd w:id="81"/>
@@ -22374,6 +24320,55 @@
           <w:bCs/>
         </w:rPr>
         <w:t xml:space="preserve"> (Screen Flow Diagram)</w:t>
+      </w:r>
+    </w:p>
+    <w:p>
+      <w:pPr>
+        <w:ind w:firstLine="0"/>
+        <w:rPr>
+          <w:b/>
+          <w:bCs/>
+        </w:rPr>
+      </w:pPr>
+      <w:r>
+        <w:rPr>
+          <w:noProof/>
+        </w:rPr>
+        <w:drawing>
+          <wp:inline distT="0" distB="0" distL="0" distR="0" wp14:anchorId="0C6C177D" wp14:editId="65C83DCC">
+            <wp:extent cx="5657850" cy="3013710"/>
+            <wp:effectExtent l="0" t="0" r="0" b="0"/>
+            <wp:docPr id="22254600" name="תמונה 1"/>
+            <wp:cNvGraphicFramePr>
+              <a:graphicFrameLocks xmlns:a="http://schemas.openxmlformats.org/drawingml/2006/main" noChangeAspect="1"/>
+            </wp:cNvGraphicFramePr>
+            <a:graphic xmlns:a="http://schemas.openxmlformats.org/drawingml/2006/main">
+              <a:graphicData uri="http://schemas.openxmlformats.org/drawingml/2006/picture">
+                <pic:pic xmlns:pic="http://schemas.openxmlformats.org/drawingml/2006/picture">
+                  <pic:nvPicPr>
+                    <pic:cNvPr id="22254600" name=""/>
+                    <pic:cNvPicPr/>
+                  </pic:nvPicPr>
+                  <pic:blipFill>
+                    <a:blip r:embed="rId38"/>
+                    <a:stretch>
+                      <a:fillRect/>
+                    </a:stretch>
+                  </pic:blipFill>
+                  <pic:spPr>
+                    <a:xfrm>
+                      <a:off x="0" y="0"/>
+                      <a:ext cx="5657850" cy="3013710"/>
+                    </a:xfrm>
+                    <a:prstGeom prst="rect">
+                      <a:avLst/>
+                    </a:prstGeom>
+                  </pic:spPr>
+                </pic:pic>
+              </a:graphicData>
+            </a:graphic>
+          </wp:inline>
+        </w:drawing>
       </w:r>
     </w:p>
     <w:p>
@@ -22458,6 +24453,41 @@
       <w:r>
         <w:t>.</w:t>
       </w:r>
+    </w:p>
+    <w:p>
+      <w:pPr>
+        <w:ind w:firstLine="0"/>
+      </w:pPr>
+    </w:p>
+    <w:p>
+      <w:pPr>
+        <w:ind w:firstLine="0"/>
+      </w:pPr>
+    </w:p>
+    <w:p>
+      <w:pPr>
+        <w:ind w:firstLine="0"/>
+      </w:pPr>
+    </w:p>
+    <w:p>
+      <w:pPr>
+        <w:ind w:firstLine="0"/>
+      </w:pPr>
+    </w:p>
+    <w:p>
+      <w:pPr>
+        <w:ind w:firstLine="0"/>
+      </w:pPr>
+    </w:p>
+    <w:p>
+      <w:pPr>
+        <w:ind w:firstLine="0"/>
+      </w:pPr>
+    </w:p>
+    <w:p>
+      <w:pPr>
+        <w:ind w:firstLine="0"/>
+      </w:pPr>
     </w:p>
     <w:p>
       <w:pPr>
@@ -22543,7 +24573,7 @@
                     <pic:cNvPicPr/>
                   </pic:nvPicPr>
                   <pic:blipFill>
-                    <a:blip r:embed="rId30"/>
+                    <a:blip r:embed="rId39"/>
                     <a:stretch>
                       <a:fillRect/>
                     </a:stretch>
@@ -22839,6 +24869,11 @@
       </w:r>
     </w:p>
     <w:p/>
+    <w:p/>
+    <w:p/>
+    <w:p/>
+    <w:p/>
+    <w:p/>
     <w:p>
       <w:pPr>
         <w:rPr>
@@ -22988,7 +25023,7 @@
                     <pic:cNvPicPr/>
                   </pic:nvPicPr>
                   <pic:blipFill>
-                    <a:blip r:embed="rId31"/>
+                    <a:blip r:embed="rId40"/>
                     <a:stretch>
                       <a:fillRect/>
                     </a:stretch>
@@ -23276,7 +25311,6 @@
         <w:rPr>
           <w:noProof/>
         </w:rPr>
-        <w:lastRenderedPageBreak/>
         <w:drawing>
           <wp:inline distT="0" distB="0" distL="0" distR="0" wp14:anchorId="312EAACD" wp14:editId="77946A6B">
             <wp:extent cx="5657850" cy="2649220"/>
@@ -23293,7 +25327,7 @@
                     <pic:cNvPicPr/>
                   </pic:nvPicPr>
                   <pic:blipFill>
-                    <a:blip r:embed="rId32"/>
+                    <a:blip r:embed="rId41"/>
                     <a:stretch>
                       <a:fillRect/>
                     </a:stretch>
@@ -23346,9 +25380,6 @@
         </w:numPr>
       </w:pPr>
       <w:r>
-        <w:t xml:space="preserve">• </w:t>
-      </w:r>
-      <w:r>
         <w:rPr>
           <w:rtl/>
         </w:rPr>
@@ -23367,14 +25398,7 @@
         <w:rPr>
           <w:rtl/>
         </w:rPr>
-        <w:t xml:space="preserve">אשר אתה יכול דרכו להירשם לאתר – </w:t>
-      </w:r>
-      <w:proofErr w:type="gramStart"/>
-      <w:r>
-        <w:rPr>
-          <w:rtl/>
-        </w:rPr>
-        <w:t xml:space="preserve">כותב </w:t>
+        <w:t xml:space="preserve">אשר אתה יכול דרכו להירשם לאתר – כותב </w:t>
       </w:r>
       <w:r>
         <w:t xml:space="preserve"> </w:t>
@@ -23384,15 +25408,7 @@
           <w:rFonts w:hint="cs"/>
           <w:rtl/>
         </w:rPr>
-        <w:t>אימייל</w:t>
-      </w:r>
-      <w:proofErr w:type="gramEnd"/>
-      <w:r>
-        <w:rPr>
-          <w:rFonts w:hint="cs"/>
-          <w:rtl/>
-        </w:rPr>
-        <w:t xml:space="preserve"> </w:t>
+        <w:t xml:space="preserve">אימייל </w:t>
       </w:r>
       <w:r>
         <w:rPr>
@@ -23434,7 +25450,7 @@
                     <pic:cNvPicPr/>
                   </pic:nvPicPr>
                   <pic:blipFill>
-                    <a:blip r:embed="rId33"/>
+                    <a:blip r:embed="rId42"/>
                     <a:stretch>
                       <a:fillRect/>
                     </a:stretch>
@@ -23580,7 +25596,6 @@
         <w:rPr>
           <w:noProof/>
         </w:rPr>
-        <w:lastRenderedPageBreak/>
         <w:drawing>
           <wp:inline distT="0" distB="0" distL="0" distR="0" wp14:anchorId="4FAD54D2" wp14:editId="73684A50">
             <wp:extent cx="5657850" cy="2851785"/>
@@ -23597,7 +25612,7 @@
                     <pic:cNvPicPr/>
                   </pic:nvPicPr>
                   <pic:blipFill>
-                    <a:blip r:embed="rId34"/>
+                    <a:blip r:embed="rId43"/>
                     <a:stretch>
                       <a:fillRect/>
                     </a:stretch>
@@ -24121,7 +26136,6 @@
           <w:rFonts w:hint="cs"/>
           <w:rtl/>
         </w:rPr>
-        <w:lastRenderedPageBreak/>
         <w:t>שפות תכנות</w:t>
       </w:r>
       <w:bookmarkEnd w:id="96"/>
@@ -24130,15 +26144,42 @@
     </w:p>
     <w:p>
       <w:pPr>
-        <w:rPr>
-          <w:rtl/>
-        </w:rPr>
-      </w:pPr>
-      <w:r>
-        <w:rPr>
-          <w:rtl/>
-        </w:rPr>
-        <w:t>ושפת</w:t>
+        <w:ind w:firstLine="0"/>
+        <w:rPr>
+          <w:rtl/>
+        </w:rPr>
+      </w:pPr>
+      <w:r>
+        <w:t xml:space="preserve"> </w:t>
+      </w:r>
+      <w:r>
+        <w:rPr>
+          <w:rFonts w:hint="cs"/>
+          <w:rtl/>
+        </w:rPr>
+        <w:t xml:space="preserve">השתמשתי </w:t>
+      </w:r>
+      <w:proofErr w:type="spellStart"/>
+      <w:r>
+        <w:rPr>
+          <w:rFonts w:hint="cs"/>
+          <w:rtl/>
+        </w:rPr>
+        <w:t>לפרוייקט</w:t>
+      </w:r>
+      <w:proofErr w:type="spellEnd"/>
+      <w:r>
+        <w:rPr>
+          <w:rFonts w:hint="cs"/>
+          <w:rtl/>
+        </w:rPr>
+        <w:t xml:space="preserve"> בש</w:t>
+      </w:r>
+      <w:r>
+        <w:rPr>
+          <w:rtl/>
+        </w:rPr>
+        <w:t>פת</w:t>
       </w:r>
       <w:r>
         <w:t xml:space="preserve"> java </w:t>
@@ -24147,10 +26188,735 @@
         <w:rPr>
           <w:rtl/>
         </w:rPr>
-        <w:t>גרסה .17</w:t>
+        <w:t>גרסה 17</w:t>
       </w:r>
       <w:r>
         <w:t xml:space="preserve"> </w:t>
+      </w:r>
+    </w:p>
+    <w:p>
+      <w:pPr>
+        <w:ind w:firstLine="0"/>
+      </w:pPr>
+      <w:r>
+        <w:rPr>
+          <w:rFonts w:hint="cs"/>
+          <w:rtl/>
+        </w:rPr>
+        <w:t xml:space="preserve">ולהלן הסבר על שפת </w:t>
+      </w:r>
+      <w:r>
+        <w:t xml:space="preserve">java </w:t>
+      </w:r>
+    </w:p>
+    <w:p>
+      <w:pPr>
+        <w:rPr>
+          <w:lang w:val="en-GB"/>
+        </w:rPr>
+      </w:pPr>
+      <w:r>
+        <w:rPr>
+          <w:rtl/>
+        </w:rPr>
+        <w:t>שפת</w:t>
+      </w:r>
+      <w:r>
+        <w:rPr>
+          <w:lang w:val="en-GB"/>
+        </w:rPr>
+        <w:t xml:space="preserve"> Java </w:t>
+      </w:r>
+      <w:r>
+        <w:rPr>
+          <w:rtl/>
+        </w:rPr>
+        <w:t xml:space="preserve">היא שפת תכנות עילית, מונחית עצמים, כללית ובטוחה מבחינת ניהול זיכרון. היא פותחה על ידי ג'יימס </w:t>
+      </w:r>
+      <w:proofErr w:type="spellStart"/>
+      <w:r>
+        <w:rPr>
+          <w:rtl/>
+        </w:rPr>
+        <w:t>גוסלינג</w:t>
+      </w:r>
+      <w:proofErr w:type="spellEnd"/>
+      <w:r>
+        <w:rPr>
+          <w:rtl/>
+        </w:rPr>
+        <w:t xml:space="preserve"> בסאן </w:t>
+      </w:r>
+      <w:proofErr w:type="spellStart"/>
+      <w:r>
+        <w:rPr>
+          <w:rtl/>
+        </w:rPr>
+        <w:t>מיקרוסיסטמס</w:t>
+      </w:r>
+      <w:proofErr w:type="spellEnd"/>
+      <w:r>
+        <w:rPr>
+          <w:rtl/>
+        </w:rPr>
+        <w:t xml:space="preserve"> ויצאה לראשונה ב-1995. אחת התכונות המרכזיות של</w:t>
+      </w:r>
+      <w:r>
+        <w:rPr>
+          <w:lang w:val="en-GB"/>
+        </w:rPr>
+        <w:t xml:space="preserve"> Java </w:t>
+      </w:r>
+      <w:r>
+        <w:rPr>
+          <w:rtl/>
+        </w:rPr>
+        <w:t>היא עקרון</w:t>
+      </w:r>
+      <w:r>
+        <w:rPr>
+          <w:lang w:val="en-GB"/>
+        </w:rPr>
+        <w:t xml:space="preserve"> Write Once, Run Anywhere (WORA): </w:t>
+      </w:r>
+      <w:r>
+        <w:rPr>
+          <w:rtl/>
+        </w:rPr>
+        <w:t>קוד שנכתב ב</w:t>
+      </w:r>
+      <w:r>
+        <w:rPr>
+          <w:lang w:val="en-GB"/>
+        </w:rPr>
+        <w:t xml:space="preserve">-Java </w:t>
+      </w:r>
+      <w:r>
+        <w:rPr>
+          <w:rtl/>
+        </w:rPr>
+        <w:t>ניתן להרצה על כל פלטפורמה התומכת ב</w:t>
+      </w:r>
+      <w:r>
+        <w:rPr>
+          <w:lang w:val="en-GB"/>
+        </w:rPr>
+        <w:t xml:space="preserve">-Java Virtual Machine (JVM), </w:t>
+      </w:r>
+      <w:r>
+        <w:rPr>
+          <w:rtl/>
+        </w:rPr>
+        <w:t>ללא צורך בהידור מחדש</w:t>
+      </w:r>
+      <w:r>
+        <w:rPr>
+          <w:lang w:val="en-GB"/>
+        </w:rPr>
+        <w:t>.</w:t>
+      </w:r>
+    </w:p>
+    <w:p>
+      <w:pPr>
+        <w:rPr>
+          <w:lang w:val="en-GB"/>
+        </w:rPr>
+      </w:pPr>
+      <w:r>
+        <w:rPr>
+          <w:lang w:val="en-GB"/>
+        </w:rPr>
+        <w:t xml:space="preserve">Java </w:t>
+      </w:r>
+      <w:r>
+        <w:rPr>
+          <w:rtl/>
+        </w:rPr>
+        <w:t xml:space="preserve">זכתה לפופולריות רבה הודות ליכולת שלה לפעול על מגוון רחב של מערכות הפעלה ומכשירים, בזכות ההידור </w:t>
+      </w:r>
+      <w:proofErr w:type="spellStart"/>
+      <w:r>
+        <w:rPr>
+          <w:rtl/>
+        </w:rPr>
+        <w:t>לבייטקוד</w:t>
+      </w:r>
+      <w:proofErr w:type="spellEnd"/>
+      <w:r>
+        <w:rPr>
+          <w:rtl/>
+        </w:rPr>
+        <w:t xml:space="preserve"> והרצה על ה</w:t>
+      </w:r>
+      <w:r>
+        <w:rPr>
+          <w:lang w:val="en-GB"/>
+        </w:rPr>
+        <w:t xml:space="preserve">-JVM. </w:t>
+      </w:r>
+      <w:r>
+        <w:rPr>
+          <w:rtl/>
+        </w:rPr>
+        <w:t>היא כוללת ניהול זיכרון אוטומטי</w:t>
+      </w:r>
+      <w:r>
+        <w:rPr>
+          <w:lang w:val="en-GB"/>
+        </w:rPr>
+        <w:t xml:space="preserve"> (garbage collection), </w:t>
+      </w:r>
+      <w:r>
+        <w:rPr>
+          <w:rtl/>
+        </w:rPr>
+        <w:t>מערכת ספריות עשירה, תמיכה בריבוי-תהליכים</w:t>
+      </w:r>
+      <w:r>
+        <w:rPr>
+          <w:lang w:val="en-GB"/>
+        </w:rPr>
+        <w:t xml:space="preserve"> (multithreading), </w:t>
+      </w:r>
+      <w:r>
+        <w:rPr>
+          <w:rtl/>
+        </w:rPr>
+        <w:t>ומנגנוני אבטחה מובנים</w:t>
+      </w:r>
+    </w:p>
+    <w:p>
+      <w:pPr>
+        <w:rPr>
+          <w:lang w:val="en-GB"/>
+        </w:rPr>
+      </w:pPr>
+      <w:r>
+        <w:rPr>
+          <w:rtl/>
+        </w:rPr>
+        <w:t>היתרונות המרכזיים של</w:t>
+      </w:r>
+      <w:r>
+        <w:rPr>
+          <w:lang w:val="en-GB"/>
+        </w:rPr>
+        <w:t xml:space="preserve"> Java:</w:t>
+      </w:r>
+    </w:p>
+    <w:p>
+      <w:pPr>
+        <w:numPr>
+          <w:ilvl w:val="0"/>
+          <w:numId w:val="102"/>
+        </w:numPr>
+        <w:rPr>
+          <w:lang w:val="en-GB"/>
+        </w:rPr>
+      </w:pPr>
+      <w:r>
+        <w:rPr>
+          <w:rtl/>
+        </w:rPr>
+        <w:t>עצמאות פלטפורמה: קוד אחד יכול לרוץ על מערכות שונות בזכות ה</w:t>
+      </w:r>
+      <w:r>
+        <w:rPr>
+          <w:lang w:val="en-GB"/>
+        </w:rPr>
+        <w:t>JVM</w:t>
+      </w:r>
+      <w:r>
+        <w:rPr>
+          <w:lang w:val="en-GB"/>
+        </w:rPr>
+        <w:t xml:space="preserve"> </w:t>
+      </w:r>
+    </w:p>
+    <w:p>
+      <w:pPr>
+        <w:numPr>
+          <w:ilvl w:val="0"/>
+          <w:numId w:val="102"/>
+        </w:numPr>
+        <w:rPr>
+          <w:lang w:val="en-GB"/>
+        </w:rPr>
+      </w:pPr>
+      <w:r>
+        <w:rPr>
+          <w:rtl/>
+        </w:rPr>
+        <w:t>עקרונות מונחי עצמים חזקים: מקלה על ארגון וניהול קוד בפרויקטים גדולים</w:t>
+      </w:r>
+      <w:r>
+        <w:rPr>
+          <w:lang w:val="en-GB"/>
+        </w:rPr>
+        <w:t>.</w:t>
+      </w:r>
+    </w:p>
+    <w:p>
+      <w:pPr>
+        <w:numPr>
+          <w:ilvl w:val="0"/>
+          <w:numId w:val="102"/>
+        </w:numPr>
+        <w:rPr>
+          <w:lang w:val="en-GB"/>
+        </w:rPr>
+      </w:pPr>
+      <w:r>
+        <w:rPr>
+          <w:rtl/>
+        </w:rPr>
+        <w:t>ניהול זיכרון אוטומטי: מפחית דליפות זיכרון ומקל על המפתחים</w:t>
+      </w:r>
+      <w:r>
+        <w:rPr>
+          <w:lang w:val="en-GB"/>
+        </w:rPr>
+        <w:t>.</w:t>
+      </w:r>
+    </w:p>
+    <w:p>
+      <w:pPr>
+        <w:numPr>
+          <w:ilvl w:val="0"/>
+          <w:numId w:val="102"/>
+        </w:numPr>
+        <w:rPr>
+          <w:lang w:val="en-GB"/>
+        </w:rPr>
+      </w:pPr>
+      <w:r>
+        <w:rPr>
+          <w:rtl/>
+        </w:rPr>
+        <w:t>אבטחה מובנית: מנגנונים כמו</w:t>
+      </w:r>
+      <w:r>
+        <w:rPr>
+          <w:lang w:val="en-GB"/>
+        </w:rPr>
+        <w:t xml:space="preserve"> sandboxing </w:t>
+      </w:r>
+      <w:r>
+        <w:rPr>
+          <w:rtl/>
+        </w:rPr>
+        <w:t>ובדיקת</w:t>
+      </w:r>
+      <w:r>
+        <w:rPr>
+          <w:lang w:val="en-GB"/>
+        </w:rPr>
+        <w:t xml:space="preserve"> bytecode</w:t>
+      </w:r>
+      <w:r>
+        <w:rPr>
+          <w:lang w:val="en-GB"/>
+        </w:rPr>
+        <w:t xml:space="preserve"> </w:t>
+      </w:r>
+      <w:r>
+        <w:rPr>
+          <w:rFonts w:hint="cs"/>
+          <w:rtl/>
+          <w:lang w:val="en-GB"/>
+        </w:rPr>
+        <w:t xml:space="preserve"> </w:t>
+      </w:r>
+      <w:r>
+        <w:t xml:space="preserve"> </w:t>
+      </w:r>
+      <w:r>
+        <w:rPr>
+          <w:lang w:val="en-GB"/>
+        </w:rPr>
+        <w:t>.</w:t>
+      </w:r>
+    </w:p>
+    <w:p>
+      <w:pPr>
+        <w:numPr>
+          <w:ilvl w:val="0"/>
+          <w:numId w:val="102"/>
+        </w:numPr>
+        <w:rPr>
+          <w:lang w:val="en-GB"/>
+        </w:rPr>
+      </w:pPr>
+      <w:r>
+        <w:rPr>
+          <w:rtl/>
+        </w:rPr>
+        <w:t xml:space="preserve">ספריות וכלים מגוונים: </w:t>
+      </w:r>
+      <w:proofErr w:type="spellStart"/>
+      <w:r>
+        <w:rPr>
+          <w:rtl/>
+        </w:rPr>
+        <w:t>אקוסיסטם</w:t>
+      </w:r>
+      <w:proofErr w:type="spellEnd"/>
+      <w:r>
+        <w:rPr>
+          <w:rtl/>
+        </w:rPr>
+        <w:t xml:space="preserve"> עשיר של כלים, מסגרות</w:t>
+      </w:r>
+      <w:r>
+        <w:rPr>
+          <w:lang w:val="en-GB"/>
+        </w:rPr>
+        <w:t xml:space="preserve"> (frameworks) </w:t>
+      </w:r>
+      <w:r>
+        <w:rPr>
+          <w:rtl/>
+        </w:rPr>
+        <w:t>ותיעוד</w:t>
+      </w:r>
+      <w:r>
+        <w:rPr>
+          <w:rFonts w:hint="cs"/>
+          <w:rtl/>
+          <w:lang w:val="en-GB"/>
+        </w:rPr>
+        <w:t>.</w:t>
+      </w:r>
+    </w:p>
+    <w:p>
+      <w:pPr>
+        <w:numPr>
+          <w:ilvl w:val="0"/>
+          <w:numId w:val="102"/>
+        </w:numPr>
+        <w:rPr>
+          <w:lang w:val="en-GB"/>
+        </w:rPr>
+      </w:pPr>
+      <w:r>
+        <w:rPr>
+          <w:rtl/>
+        </w:rPr>
+        <w:t>קהילה פעילה: תמיכה רחבה ועדכונים תכופים</w:t>
+      </w:r>
+      <w:r>
+        <w:rPr>
+          <w:rFonts w:hint="cs"/>
+          <w:rtl/>
+          <w:lang w:val="en-GB"/>
+        </w:rPr>
+        <w:t>.</w:t>
+      </w:r>
+    </w:p>
+    <w:p>
+      <w:pPr>
+        <w:numPr>
+          <w:ilvl w:val="0"/>
+          <w:numId w:val="102"/>
+        </w:numPr>
+        <w:rPr>
+          <w:lang w:val="en-GB"/>
+        </w:rPr>
+      </w:pPr>
+      <w:r>
+        <w:rPr>
+          <w:rtl/>
+        </w:rPr>
+        <w:t>תאימות לאחור: גרסאות חדשות שומרות לרוב על תאימות לקוד ישן</w:t>
+      </w:r>
+      <w:r>
+        <w:rPr>
+          <w:lang w:val="en-GB"/>
+        </w:rPr>
+        <w:t>.</w:t>
+      </w:r>
+    </w:p>
+    <w:p>
+      <w:pPr>
+        <w:rPr>
+          <w:lang w:val="en-GB"/>
+        </w:rPr>
+      </w:pPr>
+      <w:r>
+        <w:rPr>
+          <w:rtl/>
+        </w:rPr>
+        <w:t>החסרונות הבולטים של</w:t>
+      </w:r>
+      <w:r>
+        <w:rPr>
+          <w:lang w:val="en-GB"/>
+        </w:rPr>
+        <w:t xml:space="preserve"> Java:</w:t>
+      </w:r>
+    </w:p>
+    <w:p>
+      <w:pPr>
+        <w:numPr>
+          <w:ilvl w:val="0"/>
+          <w:numId w:val="103"/>
+        </w:numPr>
+        <w:rPr>
+          <w:lang w:val="en-GB"/>
+        </w:rPr>
+      </w:pPr>
+      <w:r>
+        <w:rPr>
+          <w:rtl/>
+        </w:rPr>
+        <w:t>ביצועים איטיים יחסית: ההרצה דרך ה</w:t>
+      </w:r>
+      <w:r>
+        <w:rPr>
+          <w:lang w:val="en-GB"/>
+        </w:rPr>
+        <w:t xml:space="preserve">-JVM </w:t>
+      </w:r>
+      <w:r>
+        <w:rPr>
+          <w:rtl/>
+        </w:rPr>
+        <w:t>גורמת לעיכוב לעומת שפות כמו</w:t>
+      </w:r>
+      <w:r>
+        <w:rPr>
+          <w:lang w:val="en-GB"/>
+        </w:rPr>
+        <w:t xml:space="preserve"> C/C++.</w:t>
+      </w:r>
+    </w:p>
+    <w:p>
+      <w:pPr>
+        <w:numPr>
+          <w:ilvl w:val="0"/>
+          <w:numId w:val="103"/>
+        </w:numPr>
+        <w:rPr>
+          <w:lang w:val="en-GB"/>
+        </w:rPr>
+      </w:pPr>
+      <w:r>
+        <w:rPr>
+          <w:rtl/>
+        </w:rPr>
+        <w:t xml:space="preserve">צריכת זיכרון גבוהה: ניהול הזיכרון האוטומטי </w:t>
+      </w:r>
+      <w:proofErr w:type="spellStart"/>
+      <w:r>
+        <w:rPr>
+          <w:rtl/>
+        </w:rPr>
+        <w:t>וה</w:t>
+      </w:r>
+      <w:proofErr w:type="spellEnd"/>
+      <w:r>
+        <w:rPr>
+          <w:lang w:val="en-GB"/>
+        </w:rPr>
+        <w:t xml:space="preserve">-JVM </w:t>
+      </w:r>
+      <w:r>
+        <w:rPr>
+          <w:rtl/>
+        </w:rPr>
+        <w:t>דורשים משאבים רבים</w:t>
+      </w:r>
+      <w:r>
+        <w:rPr>
+          <w:lang w:val="en-GB"/>
+        </w:rPr>
+        <w:t>.</w:t>
+      </w:r>
+    </w:p>
+    <w:p>
+      <w:pPr>
+        <w:numPr>
+          <w:ilvl w:val="0"/>
+          <w:numId w:val="103"/>
+        </w:numPr>
+        <w:rPr>
+          <w:lang w:val="en-GB"/>
+        </w:rPr>
+      </w:pPr>
+      <w:r>
+        <w:rPr>
+          <w:rtl/>
+        </w:rPr>
+        <w:t>קוד ארוך ומסורבל: משימות פשוטות דורשות לעיתים הרבה שורות קוד</w:t>
+      </w:r>
+      <w:r>
+        <w:rPr>
+          <w:lang w:val="en-GB"/>
+        </w:rPr>
+        <w:t>.</w:t>
+      </w:r>
+    </w:p>
+    <w:p>
+      <w:pPr>
+        <w:numPr>
+          <w:ilvl w:val="0"/>
+          <w:numId w:val="103"/>
+        </w:numPr>
+        <w:rPr>
+          <w:lang w:val="en-GB"/>
+        </w:rPr>
+      </w:pPr>
+      <w:r>
+        <w:rPr>
+          <w:rtl/>
+        </w:rPr>
+        <w:t>מורכבות בריבוי-תהליכים: מימוש וניפוי באגים בתוכניות מרובות תהליכים עשוי להיות מסובך</w:t>
+      </w:r>
+      <w:r>
+        <w:rPr>
+          <w:lang w:val="en-GB"/>
+        </w:rPr>
+        <w:t>.</w:t>
+      </w:r>
+    </w:p>
+    <w:p>
+      <w:pPr>
+        <w:numPr>
+          <w:ilvl w:val="0"/>
+          <w:numId w:val="103"/>
+        </w:numPr>
+        <w:rPr>
+          <w:lang w:val="en-GB"/>
+        </w:rPr>
+      </w:pPr>
+      <w:r>
+        <w:rPr>
+          <w:rtl/>
+        </w:rPr>
+        <w:t>ממשקי משתמש גרפיים פחות מרשימים: הכלים המובנים ליצירת</w:t>
+      </w:r>
+      <w:r>
+        <w:rPr>
+          <w:lang w:val="en-GB"/>
+        </w:rPr>
+        <w:t xml:space="preserve"> GUI </w:t>
+      </w:r>
+      <w:r>
+        <w:rPr>
+          <w:rtl/>
+        </w:rPr>
+        <w:t>נחשבים לפחות מתקדמים לעומת טכנולוגיות אחרות</w:t>
+      </w:r>
+      <w:r>
+        <w:rPr>
+          <w:rFonts w:hint="cs"/>
+          <w:rtl/>
+          <w:lang w:val="en-GB"/>
+        </w:rPr>
+        <w:t>.</w:t>
+      </w:r>
+    </w:p>
+    <w:p>
+      <w:pPr>
+        <w:numPr>
+          <w:ilvl w:val="0"/>
+          <w:numId w:val="103"/>
+        </w:numPr>
+        <w:rPr>
+          <w:lang w:val="en-GB"/>
+        </w:rPr>
+      </w:pPr>
+      <w:r>
+        <w:rPr>
+          <w:rtl/>
+        </w:rPr>
+        <w:t>גישה מוגבלת לרמות מערכת נמוכות: פחות מתאימה לפיתוח מערכות הדורשות שליטה ישירה בחומרה</w:t>
+      </w:r>
+      <w:r>
+        <w:rPr>
+          <w:rFonts w:hint="cs"/>
+          <w:rtl/>
+          <w:lang w:val="en-GB"/>
+        </w:rPr>
+        <w:t>.</w:t>
+      </w:r>
+    </w:p>
+    <w:p>
+      <w:pPr>
+        <w:rPr>
+          <w:rtl/>
+          <w:lang w:val="en-GB"/>
+        </w:rPr>
+      </w:pPr>
+      <w:r>
+        <w:rPr>
+          <w:lang w:val="en-GB"/>
+        </w:rPr>
+        <w:t xml:space="preserve">Java </w:t>
+      </w:r>
+      <w:r>
+        <w:rPr>
+          <w:rtl/>
+        </w:rPr>
+        <w:t>ממשיכה להתעדכן, והגרסה העדכנית נכון ל-2025 היא</w:t>
+      </w:r>
+      <w:r>
+        <w:rPr>
+          <w:lang w:val="en-GB"/>
+        </w:rPr>
+        <w:t xml:space="preserve"> Java 24, </w:t>
+      </w:r>
+      <w:r>
+        <w:rPr>
+          <w:rtl/>
+        </w:rPr>
+        <w:t>כאשר גרסאות כמו</w:t>
+      </w:r>
+      <w:r>
+        <w:rPr>
+          <w:lang w:val="en-GB"/>
+        </w:rPr>
+        <w:t xml:space="preserve"> Java 8, 11, 17 </w:t>
+      </w:r>
+      <w:r>
+        <w:rPr>
+          <w:rtl/>
+        </w:rPr>
+        <w:t xml:space="preserve">ו-21 עדיין נתמכות לטווח </w:t>
+      </w:r>
+      <w:proofErr w:type="gramStart"/>
+      <w:r>
+        <w:rPr>
+          <w:rtl/>
+        </w:rPr>
+        <w:t>ארוך</w:t>
+      </w:r>
+      <w:r>
+        <w:rPr>
+          <w:lang w:val="en-GB"/>
+        </w:rPr>
+        <w:t xml:space="preserve">, </w:t>
+      </w:r>
+      <w:r>
+        <w:rPr>
+          <w:rFonts w:hint="cs"/>
+          <w:rtl/>
+          <w:lang w:val="en-GB"/>
+        </w:rPr>
+        <w:t xml:space="preserve"> </w:t>
+      </w:r>
+      <w:r>
+        <w:rPr>
+          <w:lang w:val="en-GB"/>
+        </w:rPr>
+        <w:t> </w:t>
+      </w:r>
+      <w:proofErr w:type="gramEnd"/>
+      <w:r>
+        <w:rPr>
+          <w:rtl/>
+        </w:rPr>
+        <w:t>השפה מתאימה במיוחד לפיתוח מערכות ארגוניות, אפליקציות אינטרנט, מובייל, מערכות מידע ועוד, אך פחות מתאימה ליישומים הדורשים ביצועים גבוהים במיוחד או שליטה ישירה בחומרה</w:t>
       </w:r>
     </w:p>
     <w:p>
@@ -24168,7 +26934,6 @@
           <w:rFonts w:hint="cs"/>
           <w:rtl/>
         </w:rPr>
-        <w:lastRenderedPageBreak/>
         <w:t>תיאור המודולים והמחלקות</w:t>
       </w:r>
       <w:bookmarkEnd w:id="99"/>
@@ -24207,10 +26972,10 @@
           <w:rtl/>
         </w:rPr>
         <w:drawing>
-          <wp:inline distT="0" distB="0" distL="0" distR="0" wp14:anchorId="2EEF9263" wp14:editId="204533F3">
-            <wp:extent cx="3043580" cy="7291346"/>
-            <wp:effectExtent l="0" t="0" r="4445" b="5080"/>
-            <wp:docPr id="147115940" name="תמונה 1"/>
+          <wp:inline distT="0" distB="0" distL="0" distR="0" wp14:anchorId="31A2FA95" wp14:editId="5473E9F0">
+            <wp:extent cx="4182059" cy="6992326"/>
+            <wp:effectExtent l="0" t="0" r="9525" b="0"/>
+            <wp:docPr id="1387388148" name="תמונה 1"/>
             <wp:cNvGraphicFramePr>
               <a:graphicFrameLocks xmlns:a="http://schemas.openxmlformats.org/drawingml/2006/main" noChangeAspect="1"/>
             </wp:cNvGraphicFramePr>
@@ -24218,11 +26983,11 @@
               <a:graphicData uri="http://schemas.openxmlformats.org/drawingml/2006/picture">
                 <pic:pic xmlns:pic="http://schemas.openxmlformats.org/drawingml/2006/picture">
                   <pic:nvPicPr>
-                    <pic:cNvPr id="147115940" name=""/>
+                    <pic:cNvPr id="1387388148" name=""/>
                     <pic:cNvPicPr/>
                   </pic:nvPicPr>
                   <pic:blipFill>
-                    <a:blip r:embed="rId35"/>
+                    <a:blip r:embed="rId44"/>
                     <a:stretch>
                       <a:fillRect/>
                     </a:stretch>
@@ -24230,7 +26995,7 @@
                   <pic:spPr>
                     <a:xfrm>
                       <a:off x="0" y="0"/>
-                      <a:ext cx="3047755" cy="7301348"/>
+                      <a:ext cx="4182059" cy="6992326"/>
                     </a:xfrm>
                     <a:prstGeom prst="rect">
                       <a:avLst/>
@@ -24250,7 +27015,6 @@
         </w:rPr>
       </w:pPr>
       <w:r>
-        <w:lastRenderedPageBreak/>
         <w:t>Tree/</w:t>
       </w:r>
       <w:proofErr w:type="gramStart"/>
@@ -24570,18 +27334,8 @@
     <w:p>
       <w:pPr>
         <w:pStyle w:val="a8"/>
-        <w:numPr>
-          <w:ilvl w:val="0"/>
-          <w:numId w:val="2"/>
-        </w:numPr>
-      </w:pPr>
-      <w:r>
-        <w:rPr>
-          <w:rFonts w:hint="cs"/>
-          <w:rtl/>
-        </w:rPr>
-        <w:t>:</w:t>
-      </w:r>
+        <w:ind w:left="768" w:firstLine="0"/>
+      </w:pPr>
     </w:p>
     <w:p>
       <w:pPr>
@@ -24643,6 +27397,13 @@
         <w:t xml:space="preserve"> יהיה אצלך במחשב על</w:t>
       </w:r>
       <w:r>
+        <w:rPr>
+          <w:rFonts w:hint="cs"/>
+          <w:rtl/>
+        </w:rPr>
+        <w:t xml:space="preserve">יך להוריד למחשב </w:t>
+      </w:r>
+      <w:r>
         <w:t xml:space="preserve"> </w:t>
       </w:r>
       <w:proofErr w:type="spellStart"/>
@@ -24652,6 +27413,13 @@
       <w:proofErr w:type="spellEnd"/>
       <w:r>
         <w:t xml:space="preserve"> – </w:t>
+      </w:r>
+      <w:r>
+        <w:rPr>
+          <w:rFonts w:hint="cs"/>
+          <w:rtl/>
+        </w:rPr>
+        <w:t xml:space="preserve"> ואז </w:t>
       </w:r>
       <w:r>
         <w:rPr>
@@ -24875,7 +27643,6 @@
     <w:p>
       <w:pPr>
         <w:rPr>
-          <w:rFonts w:hint="cs"/>
           <w:rtl/>
         </w:rPr>
       </w:pPr>
@@ -24908,7 +27675,6 @@
           <w:rFonts w:hint="cs"/>
           <w:rtl/>
         </w:rPr>
-        <w:lastRenderedPageBreak/>
         <w:t>בדיקות והערכה</w:t>
       </w:r>
       <w:bookmarkEnd w:id="117"/>
@@ -25246,7 +28012,6 @@
           <w:rFonts w:hint="cs"/>
           <w:rtl/>
         </w:rPr>
-        <w:lastRenderedPageBreak/>
         <w:t>פיתוחים עתידיים</w:t>
       </w:r>
       <w:bookmarkEnd w:id="123"/>
@@ -25474,7 +28239,7 @@
       <w:r>
         <w:t xml:space="preserve">Networks with Lightweight AES and ECDH Cryptography Approach”, August 2024 </w:t>
       </w:r>
-      <w:hyperlink r:id="rId36" w:history="1">
+      <w:hyperlink r:id="rId45" w:history="1">
         <w:r>
           <w:rPr>
             <w:rStyle w:val="Hyperlink"/>
@@ -25496,7 +28261,7 @@
       <w:r>
         <w:t xml:space="preserve">Limin Zhang, Li Wang, “A Hybrid Encryption Approach for Efficient and Secure Data Transmission in IoT Devices”, June 2024 </w:t>
       </w:r>
-      <w:hyperlink r:id="rId37" w:history="1">
+      <w:hyperlink r:id="rId46" w:history="1">
         <w:r>
           <w:rPr>
             <w:rStyle w:val="Hyperlink"/>
@@ -25552,7 +28317,7 @@
       <w:r>
         <w:t xml:space="preserve"> </w:t>
       </w:r>
-      <w:hyperlink r:id="rId38" w:history="1">
+      <w:hyperlink r:id="rId47" w:history="1">
         <w:r>
           <w:rPr>
             <w:rStyle w:val="Hyperlink"/>
@@ -25568,9 +28333,9 @@
       </w:pPr>
     </w:p>
     <w:sectPr>
-      <w:headerReference w:type="default" r:id="rId39"/>
-      <w:footerReference w:type="default" r:id="rId40"/>
-      <w:headerReference w:type="first" r:id="rId41"/>
+      <w:headerReference w:type="default" r:id="rId48"/>
+      <w:footerReference w:type="default" r:id="rId49"/>
+      <w:headerReference w:type="first" r:id="rId50"/>
       <w:pgSz w:w="12240" w:h="15840"/>
       <w:pgMar w:top="1134" w:right="1530" w:bottom="1276" w:left="1800" w:header="720" w:footer="342" w:gutter="0"/>
       <w:pgNumType w:start="1"/>
@@ -27358,6 +30123,119 @@
     </w:lvl>
   </w:abstractNum>
   <w:abstractNum w:abstractNumId="10" w15:restartNumberingAfterBreak="0">
+    <w:nsid w:val="19520779"/>
+    <w:multiLevelType w:val="multilevel"/>
+    <w:tmpl w:val="E0B4F510"/>
+    <w:lvl w:ilvl="0">
+      <w:start w:val="1"/>
+      <w:numFmt w:val="decimal"/>
+      <w:lvlText w:val="%1."/>
+      <w:lvlJc w:val="left"/>
+      <w:pPr>
+        <w:tabs>
+          <w:tab w:val="num" w:pos="720"/>
+        </w:tabs>
+        <w:ind w:left="720" w:hanging="360"/>
+      </w:pPr>
+    </w:lvl>
+    <w:lvl w:ilvl="1" w:tentative="1">
+      <w:start w:val="1"/>
+      <w:numFmt w:val="decimal"/>
+      <w:lvlText w:val="%2."/>
+      <w:lvlJc w:val="left"/>
+      <w:pPr>
+        <w:tabs>
+          <w:tab w:val="num" w:pos="1440"/>
+        </w:tabs>
+        <w:ind w:left="1440" w:hanging="360"/>
+      </w:pPr>
+    </w:lvl>
+    <w:lvl w:ilvl="2" w:tentative="1">
+      <w:start w:val="1"/>
+      <w:numFmt w:val="decimal"/>
+      <w:lvlText w:val="%3."/>
+      <w:lvlJc w:val="left"/>
+      <w:pPr>
+        <w:tabs>
+          <w:tab w:val="num" w:pos="2160"/>
+        </w:tabs>
+        <w:ind w:left="2160" w:hanging="360"/>
+      </w:pPr>
+    </w:lvl>
+    <w:lvl w:ilvl="3" w:tentative="1">
+      <w:start w:val="1"/>
+      <w:numFmt w:val="decimal"/>
+      <w:lvlText w:val="%4."/>
+      <w:lvlJc w:val="left"/>
+      <w:pPr>
+        <w:tabs>
+          <w:tab w:val="num" w:pos="2880"/>
+        </w:tabs>
+        <w:ind w:left="2880" w:hanging="360"/>
+      </w:pPr>
+    </w:lvl>
+    <w:lvl w:ilvl="4" w:tentative="1">
+      <w:start w:val="1"/>
+      <w:numFmt w:val="decimal"/>
+      <w:lvlText w:val="%5."/>
+      <w:lvlJc w:val="left"/>
+      <w:pPr>
+        <w:tabs>
+          <w:tab w:val="num" w:pos="3600"/>
+        </w:tabs>
+        <w:ind w:left="3600" w:hanging="360"/>
+      </w:pPr>
+    </w:lvl>
+    <w:lvl w:ilvl="5" w:tentative="1">
+      <w:start w:val="1"/>
+      <w:numFmt w:val="decimal"/>
+      <w:lvlText w:val="%6."/>
+      <w:lvlJc w:val="left"/>
+      <w:pPr>
+        <w:tabs>
+          <w:tab w:val="num" w:pos="4320"/>
+        </w:tabs>
+        <w:ind w:left="4320" w:hanging="360"/>
+      </w:pPr>
+    </w:lvl>
+    <w:lvl w:ilvl="6" w:tentative="1">
+      <w:start w:val="1"/>
+      <w:numFmt w:val="decimal"/>
+      <w:lvlText w:val="%7."/>
+      <w:lvlJc w:val="left"/>
+      <w:pPr>
+        <w:tabs>
+          <w:tab w:val="num" w:pos="5040"/>
+        </w:tabs>
+        <w:ind w:left="5040" w:hanging="360"/>
+      </w:pPr>
+    </w:lvl>
+    <w:lvl w:ilvl="7" w:tentative="1">
+      <w:start w:val="1"/>
+      <w:numFmt w:val="decimal"/>
+      <w:lvlText w:val="%8."/>
+      <w:lvlJc w:val="left"/>
+      <w:pPr>
+        <w:tabs>
+          <w:tab w:val="num" w:pos="5760"/>
+        </w:tabs>
+        <w:ind w:left="5760" w:hanging="360"/>
+      </w:pPr>
+    </w:lvl>
+    <w:lvl w:ilvl="8" w:tentative="1">
+      <w:start w:val="1"/>
+      <w:numFmt w:val="decimal"/>
+      <w:lvlText w:val="%9."/>
+      <w:lvlJc w:val="left"/>
+      <w:pPr>
+        <w:tabs>
+          <w:tab w:val="num" w:pos="6480"/>
+        </w:tabs>
+        <w:ind w:left="6480" w:hanging="360"/>
+      </w:pPr>
+    </w:lvl>
+  </w:abstractNum>
+  <w:abstractNum w:abstractNumId="11" w15:restartNumberingAfterBreak="0">
     <w:nsid w:val="1BE6074A"/>
     <w:multiLevelType w:val="multilevel"/>
     <w:tmpl w:val="89E0CBD4"/>
@@ -27506,7 +30384,7 @@
       </w:rPr>
     </w:lvl>
   </w:abstractNum>
-  <w:abstractNum w:abstractNumId="11" w15:restartNumberingAfterBreak="0">
+  <w:abstractNum w:abstractNumId="12" w15:restartNumberingAfterBreak="0">
     <w:nsid w:val="1CAE0913"/>
     <w:multiLevelType w:val="multilevel"/>
     <w:tmpl w:val="80D02A84"/>
@@ -27655,7 +30533,7 @@
       </w:rPr>
     </w:lvl>
   </w:abstractNum>
-  <w:abstractNum w:abstractNumId="12" w15:restartNumberingAfterBreak="0">
+  <w:abstractNum w:abstractNumId="13" w15:restartNumberingAfterBreak="0">
     <w:nsid w:val="1EFF4764"/>
     <w:multiLevelType w:val="multilevel"/>
     <w:tmpl w:val="043A5FB0"/>
@@ -27804,7 +30682,7 @@
       </w:rPr>
     </w:lvl>
   </w:abstractNum>
-  <w:abstractNum w:abstractNumId="13" w15:restartNumberingAfterBreak="0">
+  <w:abstractNum w:abstractNumId="14" w15:restartNumberingAfterBreak="0">
     <w:nsid w:val="1F8F65E8"/>
     <w:multiLevelType w:val="multilevel"/>
     <w:tmpl w:val="A6802002"/>
@@ -27921,7 +30799,7 @@
       </w:pPr>
     </w:lvl>
   </w:abstractNum>
-  <w:abstractNum w:abstractNumId="14" w15:restartNumberingAfterBreak="0">
+  <w:abstractNum w:abstractNumId="15" w15:restartNumberingAfterBreak="0">
     <w:nsid w:val="1FD43655"/>
     <w:multiLevelType w:val="multilevel"/>
     <w:tmpl w:val="15D8607C"/>
@@ -28070,7 +30948,7 @@
       </w:rPr>
     </w:lvl>
   </w:abstractNum>
-  <w:abstractNum w:abstractNumId="15" w15:restartNumberingAfterBreak="0">
+  <w:abstractNum w:abstractNumId="16" w15:restartNumberingAfterBreak="0">
     <w:nsid w:val="20312359"/>
     <w:multiLevelType w:val="multilevel"/>
     <w:tmpl w:val="97E8492A"/>
@@ -28187,7 +31065,156 @@
       </w:pPr>
     </w:lvl>
   </w:abstractNum>
-  <w:abstractNum w:abstractNumId="16" w15:restartNumberingAfterBreak="0">
+  <w:abstractNum w:abstractNumId="17" w15:restartNumberingAfterBreak="0">
+    <w:nsid w:val="20C7349C"/>
+    <w:multiLevelType w:val="multilevel"/>
+    <w:tmpl w:val="010A2A50"/>
+    <w:lvl w:ilvl="0">
+      <w:start w:val="1"/>
+      <w:numFmt w:val="bullet"/>
+      <w:lvlText w:val=""/>
+      <w:lvlJc w:val="left"/>
+      <w:pPr>
+        <w:tabs>
+          <w:tab w:val="num" w:pos="720"/>
+        </w:tabs>
+        <w:ind w:left="720" w:hanging="360"/>
+      </w:pPr>
+      <w:rPr>
+        <w:rFonts w:ascii="Symbol" w:hAnsi="Symbol" w:hint="default"/>
+        <w:sz w:val="20"/>
+      </w:rPr>
+    </w:lvl>
+    <w:lvl w:ilvl="1" w:tentative="1">
+      <w:start w:val="1"/>
+      <w:numFmt w:val="bullet"/>
+      <w:lvlText w:val="o"/>
+      <w:lvlJc w:val="left"/>
+      <w:pPr>
+        <w:tabs>
+          <w:tab w:val="num" w:pos="1440"/>
+        </w:tabs>
+        <w:ind w:left="1440" w:hanging="360"/>
+      </w:pPr>
+      <w:rPr>
+        <w:rFonts w:ascii="Courier New" w:hAnsi="Courier New" w:hint="default"/>
+        <w:sz w:val="20"/>
+      </w:rPr>
+    </w:lvl>
+    <w:lvl w:ilvl="2" w:tentative="1">
+      <w:start w:val="1"/>
+      <w:numFmt w:val="bullet"/>
+      <w:lvlText w:val=""/>
+      <w:lvlJc w:val="left"/>
+      <w:pPr>
+        <w:tabs>
+          <w:tab w:val="num" w:pos="2160"/>
+        </w:tabs>
+        <w:ind w:left="2160" w:hanging="360"/>
+      </w:pPr>
+      <w:rPr>
+        <w:rFonts w:ascii="Wingdings" w:hAnsi="Wingdings" w:hint="default"/>
+        <w:sz w:val="20"/>
+      </w:rPr>
+    </w:lvl>
+    <w:lvl w:ilvl="3" w:tentative="1">
+      <w:start w:val="1"/>
+      <w:numFmt w:val="bullet"/>
+      <w:lvlText w:val=""/>
+      <w:lvlJc w:val="left"/>
+      <w:pPr>
+        <w:tabs>
+          <w:tab w:val="num" w:pos="2880"/>
+        </w:tabs>
+        <w:ind w:left="2880" w:hanging="360"/>
+      </w:pPr>
+      <w:rPr>
+        <w:rFonts w:ascii="Wingdings" w:hAnsi="Wingdings" w:hint="default"/>
+        <w:sz w:val="20"/>
+      </w:rPr>
+    </w:lvl>
+    <w:lvl w:ilvl="4" w:tentative="1">
+      <w:start w:val="1"/>
+      <w:numFmt w:val="bullet"/>
+      <w:lvlText w:val=""/>
+      <w:lvlJc w:val="left"/>
+      <w:pPr>
+        <w:tabs>
+          <w:tab w:val="num" w:pos="3600"/>
+        </w:tabs>
+        <w:ind w:left="3600" w:hanging="360"/>
+      </w:pPr>
+      <w:rPr>
+        <w:rFonts w:ascii="Wingdings" w:hAnsi="Wingdings" w:hint="default"/>
+        <w:sz w:val="20"/>
+      </w:rPr>
+    </w:lvl>
+    <w:lvl w:ilvl="5" w:tentative="1">
+      <w:start w:val="1"/>
+      <w:numFmt w:val="bullet"/>
+      <w:lvlText w:val=""/>
+      <w:lvlJc w:val="left"/>
+      <w:pPr>
+        <w:tabs>
+          <w:tab w:val="num" w:pos="4320"/>
+        </w:tabs>
+        <w:ind w:left="4320" w:hanging="360"/>
+      </w:pPr>
+      <w:rPr>
+        <w:rFonts w:ascii="Wingdings" w:hAnsi="Wingdings" w:hint="default"/>
+        <w:sz w:val="20"/>
+      </w:rPr>
+    </w:lvl>
+    <w:lvl w:ilvl="6" w:tentative="1">
+      <w:start w:val="1"/>
+      <w:numFmt w:val="bullet"/>
+      <w:lvlText w:val=""/>
+      <w:lvlJc w:val="left"/>
+      <w:pPr>
+        <w:tabs>
+          <w:tab w:val="num" w:pos="5040"/>
+        </w:tabs>
+        <w:ind w:left="5040" w:hanging="360"/>
+      </w:pPr>
+      <w:rPr>
+        <w:rFonts w:ascii="Wingdings" w:hAnsi="Wingdings" w:hint="default"/>
+        <w:sz w:val="20"/>
+      </w:rPr>
+    </w:lvl>
+    <w:lvl w:ilvl="7" w:tentative="1">
+      <w:start w:val="1"/>
+      <w:numFmt w:val="bullet"/>
+      <w:lvlText w:val=""/>
+      <w:lvlJc w:val="left"/>
+      <w:pPr>
+        <w:tabs>
+          <w:tab w:val="num" w:pos="5760"/>
+        </w:tabs>
+        <w:ind w:left="5760" w:hanging="360"/>
+      </w:pPr>
+      <w:rPr>
+        <w:rFonts w:ascii="Wingdings" w:hAnsi="Wingdings" w:hint="default"/>
+        <w:sz w:val="20"/>
+      </w:rPr>
+    </w:lvl>
+    <w:lvl w:ilvl="8" w:tentative="1">
+      <w:start w:val="1"/>
+      <w:numFmt w:val="bullet"/>
+      <w:lvlText w:val=""/>
+      <w:lvlJc w:val="left"/>
+      <w:pPr>
+        <w:tabs>
+          <w:tab w:val="num" w:pos="6480"/>
+        </w:tabs>
+        <w:ind w:left="6480" w:hanging="360"/>
+      </w:pPr>
+      <w:rPr>
+        <w:rFonts w:ascii="Wingdings" w:hAnsi="Wingdings" w:hint="default"/>
+        <w:sz w:val="20"/>
+      </w:rPr>
+    </w:lvl>
+  </w:abstractNum>
+  <w:abstractNum w:abstractNumId="18" w15:restartNumberingAfterBreak="0">
     <w:nsid w:val="226539C3"/>
     <w:multiLevelType w:val="hybridMultilevel"/>
     <w:tmpl w:val="7674C540"/>
@@ -28300,7 +31327,7 @@
       </w:rPr>
     </w:lvl>
   </w:abstractNum>
-  <w:abstractNum w:abstractNumId="17" w15:restartNumberingAfterBreak="0">
+  <w:abstractNum w:abstractNumId="19" w15:restartNumberingAfterBreak="0">
     <w:nsid w:val="262C0DD6"/>
     <w:multiLevelType w:val="multilevel"/>
     <w:tmpl w:val="1728BBD4"/>
@@ -28417,7 +31444,156 @@
       </w:pPr>
     </w:lvl>
   </w:abstractNum>
-  <w:abstractNum w:abstractNumId="18" w15:restartNumberingAfterBreak="0">
+  <w:abstractNum w:abstractNumId="20" w15:restartNumberingAfterBreak="0">
+    <w:nsid w:val="27895B25"/>
+    <w:multiLevelType w:val="multilevel"/>
+    <w:tmpl w:val="D4E62D2E"/>
+    <w:lvl w:ilvl="0">
+      <w:start w:val="1"/>
+      <w:numFmt w:val="bullet"/>
+      <w:lvlText w:val=""/>
+      <w:lvlJc w:val="left"/>
+      <w:pPr>
+        <w:tabs>
+          <w:tab w:val="num" w:pos="720"/>
+        </w:tabs>
+        <w:ind w:left="720" w:hanging="360"/>
+      </w:pPr>
+      <w:rPr>
+        <w:rFonts w:ascii="Symbol" w:hAnsi="Symbol" w:hint="default"/>
+        <w:sz w:val="20"/>
+      </w:rPr>
+    </w:lvl>
+    <w:lvl w:ilvl="1" w:tentative="1">
+      <w:start w:val="1"/>
+      <w:numFmt w:val="bullet"/>
+      <w:lvlText w:val=""/>
+      <w:lvlJc w:val="left"/>
+      <w:pPr>
+        <w:tabs>
+          <w:tab w:val="num" w:pos="1440"/>
+        </w:tabs>
+        <w:ind w:left="1440" w:hanging="360"/>
+      </w:pPr>
+      <w:rPr>
+        <w:rFonts w:ascii="Symbol" w:hAnsi="Symbol" w:hint="default"/>
+        <w:sz w:val="20"/>
+      </w:rPr>
+    </w:lvl>
+    <w:lvl w:ilvl="2" w:tentative="1">
+      <w:start w:val="1"/>
+      <w:numFmt w:val="bullet"/>
+      <w:lvlText w:val=""/>
+      <w:lvlJc w:val="left"/>
+      <w:pPr>
+        <w:tabs>
+          <w:tab w:val="num" w:pos="2160"/>
+        </w:tabs>
+        <w:ind w:left="2160" w:hanging="360"/>
+      </w:pPr>
+      <w:rPr>
+        <w:rFonts w:ascii="Symbol" w:hAnsi="Symbol" w:hint="default"/>
+        <w:sz w:val="20"/>
+      </w:rPr>
+    </w:lvl>
+    <w:lvl w:ilvl="3" w:tentative="1">
+      <w:start w:val="1"/>
+      <w:numFmt w:val="bullet"/>
+      <w:lvlText w:val=""/>
+      <w:lvlJc w:val="left"/>
+      <w:pPr>
+        <w:tabs>
+          <w:tab w:val="num" w:pos="2880"/>
+        </w:tabs>
+        <w:ind w:left="2880" w:hanging="360"/>
+      </w:pPr>
+      <w:rPr>
+        <w:rFonts w:ascii="Symbol" w:hAnsi="Symbol" w:hint="default"/>
+        <w:sz w:val="20"/>
+      </w:rPr>
+    </w:lvl>
+    <w:lvl w:ilvl="4" w:tentative="1">
+      <w:start w:val="1"/>
+      <w:numFmt w:val="bullet"/>
+      <w:lvlText w:val=""/>
+      <w:lvlJc w:val="left"/>
+      <w:pPr>
+        <w:tabs>
+          <w:tab w:val="num" w:pos="3600"/>
+        </w:tabs>
+        <w:ind w:left="3600" w:hanging="360"/>
+      </w:pPr>
+      <w:rPr>
+        <w:rFonts w:ascii="Symbol" w:hAnsi="Symbol" w:hint="default"/>
+        <w:sz w:val="20"/>
+      </w:rPr>
+    </w:lvl>
+    <w:lvl w:ilvl="5" w:tentative="1">
+      <w:start w:val="1"/>
+      <w:numFmt w:val="bullet"/>
+      <w:lvlText w:val=""/>
+      <w:lvlJc w:val="left"/>
+      <w:pPr>
+        <w:tabs>
+          <w:tab w:val="num" w:pos="4320"/>
+        </w:tabs>
+        <w:ind w:left="4320" w:hanging="360"/>
+      </w:pPr>
+      <w:rPr>
+        <w:rFonts w:ascii="Symbol" w:hAnsi="Symbol" w:hint="default"/>
+        <w:sz w:val="20"/>
+      </w:rPr>
+    </w:lvl>
+    <w:lvl w:ilvl="6" w:tentative="1">
+      <w:start w:val="1"/>
+      <w:numFmt w:val="bullet"/>
+      <w:lvlText w:val=""/>
+      <w:lvlJc w:val="left"/>
+      <w:pPr>
+        <w:tabs>
+          <w:tab w:val="num" w:pos="5040"/>
+        </w:tabs>
+        <w:ind w:left="5040" w:hanging="360"/>
+      </w:pPr>
+      <w:rPr>
+        <w:rFonts w:ascii="Symbol" w:hAnsi="Symbol" w:hint="default"/>
+        <w:sz w:val="20"/>
+      </w:rPr>
+    </w:lvl>
+    <w:lvl w:ilvl="7" w:tentative="1">
+      <w:start w:val="1"/>
+      <w:numFmt w:val="bullet"/>
+      <w:lvlText w:val=""/>
+      <w:lvlJc w:val="left"/>
+      <w:pPr>
+        <w:tabs>
+          <w:tab w:val="num" w:pos="5760"/>
+        </w:tabs>
+        <w:ind w:left="5760" w:hanging="360"/>
+      </w:pPr>
+      <w:rPr>
+        <w:rFonts w:ascii="Symbol" w:hAnsi="Symbol" w:hint="default"/>
+        <w:sz w:val="20"/>
+      </w:rPr>
+    </w:lvl>
+    <w:lvl w:ilvl="8" w:tentative="1">
+      <w:start w:val="1"/>
+      <w:numFmt w:val="bullet"/>
+      <w:lvlText w:val=""/>
+      <w:lvlJc w:val="left"/>
+      <w:pPr>
+        <w:tabs>
+          <w:tab w:val="num" w:pos="6480"/>
+        </w:tabs>
+        <w:ind w:left="6480" w:hanging="360"/>
+      </w:pPr>
+      <w:rPr>
+        <w:rFonts w:ascii="Symbol" w:hAnsi="Symbol" w:hint="default"/>
+        <w:sz w:val="20"/>
+      </w:rPr>
+    </w:lvl>
+  </w:abstractNum>
+  <w:abstractNum w:abstractNumId="21" w15:restartNumberingAfterBreak="0">
     <w:nsid w:val="2C835D4D"/>
     <w:multiLevelType w:val="multilevel"/>
     <w:tmpl w:val="4AF65768"/>
@@ -28566,7 +31742,7 @@
       </w:rPr>
     </w:lvl>
   </w:abstractNum>
-  <w:abstractNum w:abstractNumId="19" w15:restartNumberingAfterBreak="0">
+  <w:abstractNum w:abstractNumId="22" w15:restartNumberingAfterBreak="0">
     <w:nsid w:val="2CAA23D4"/>
     <w:multiLevelType w:val="multilevel"/>
     <w:tmpl w:val="510472C8"/>
@@ -28715,7 +31891,7 @@
       </w:rPr>
     </w:lvl>
   </w:abstractNum>
-  <w:abstractNum w:abstractNumId="20" w15:restartNumberingAfterBreak="0">
+  <w:abstractNum w:abstractNumId="23" w15:restartNumberingAfterBreak="0">
     <w:nsid w:val="2E3B5867"/>
     <w:multiLevelType w:val="multilevel"/>
     <w:tmpl w:val="620AAE64"/>
@@ -28828,7 +32004,7 @@
       </w:pPr>
     </w:lvl>
   </w:abstractNum>
-  <w:abstractNum w:abstractNumId="21" w15:restartNumberingAfterBreak="0">
+  <w:abstractNum w:abstractNumId="24" w15:restartNumberingAfterBreak="0">
     <w:nsid w:val="302413F6"/>
     <w:multiLevelType w:val="hybridMultilevel"/>
     <w:tmpl w:val="C0261E8C"/>
@@ -28918,7 +32094,7 @@
       </w:pPr>
     </w:lvl>
   </w:abstractNum>
-  <w:abstractNum w:abstractNumId="22" w15:restartNumberingAfterBreak="0">
+  <w:abstractNum w:abstractNumId="25" w15:restartNumberingAfterBreak="0">
     <w:nsid w:val="30B13A6D"/>
     <w:multiLevelType w:val="multilevel"/>
     <w:tmpl w:val="5F9C78EE"/>
@@ -29067,7 +32243,7 @@
       </w:rPr>
     </w:lvl>
   </w:abstractNum>
-  <w:abstractNum w:abstractNumId="23" w15:restartNumberingAfterBreak="0">
+  <w:abstractNum w:abstractNumId="26" w15:restartNumberingAfterBreak="0">
     <w:nsid w:val="30C2494E"/>
     <w:multiLevelType w:val="multilevel"/>
     <w:tmpl w:val="ED1CD122"/>
@@ -29216,7 +32392,120 @@
       </w:rPr>
     </w:lvl>
   </w:abstractNum>
-  <w:abstractNum w:abstractNumId="24" w15:restartNumberingAfterBreak="0">
+  <w:abstractNum w:abstractNumId="27" w15:restartNumberingAfterBreak="0">
+    <w:nsid w:val="33451392"/>
+    <w:multiLevelType w:val="multilevel"/>
+    <w:tmpl w:val="D7B6F944"/>
+    <w:lvl w:ilvl="0">
+      <w:start w:val="1"/>
+      <w:numFmt w:val="decimal"/>
+      <w:lvlText w:val="%1."/>
+      <w:lvlJc w:val="left"/>
+      <w:pPr>
+        <w:tabs>
+          <w:tab w:val="num" w:pos="720"/>
+        </w:tabs>
+        <w:ind w:left="720" w:hanging="360"/>
+      </w:pPr>
+    </w:lvl>
+    <w:lvl w:ilvl="1" w:tentative="1">
+      <w:start w:val="1"/>
+      <w:numFmt w:val="decimal"/>
+      <w:lvlText w:val="%2."/>
+      <w:lvlJc w:val="left"/>
+      <w:pPr>
+        <w:tabs>
+          <w:tab w:val="num" w:pos="1440"/>
+        </w:tabs>
+        <w:ind w:left="1440" w:hanging="360"/>
+      </w:pPr>
+    </w:lvl>
+    <w:lvl w:ilvl="2" w:tentative="1">
+      <w:start w:val="1"/>
+      <w:numFmt w:val="decimal"/>
+      <w:lvlText w:val="%3."/>
+      <w:lvlJc w:val="left"/>
+      <w:pPr>
+        <w:tabs>
+          <w:tab w:val="num" w:pos="2160"/>
+        </w:tabs>
+        <w:ind w:left="2160" w:hanging="360"/>
+      </w:pPr>
+    </w:lvl>
+    <w:lvl w:ilvl="3" w:tentative="1">
+      <w:start w:val="1"/>
+      <w:numFmt w:val="decimal"/>
+      <w:lvlText w:val="%4."/>
+      <w:lvlJc w:val="left"/>
+      <w:pPr>
+        <w:tabs>
+          <w:tab w:val="num" w:pos="2880"/>
+        </w:tabs>
+        <w:ind w:left="2880" w:hanging="360"/>
+      </w:pPr>
+    </w:lvl>
+    <w:lvl w:ilvl="4" w:tentative="1">
+      <w:start w:val="1"/>
+      <w:numFmt w:val="decimal"/>
+      <w:lvlText w:val="%5."/>
+      <w:lvlJc w:val="left"/>
+      <w:pPr>
+        <w:tabs>
+          <w:tab w:val="num" w:pos="3600"/>
+        </w:tabs>
+        <w:ind w:left="3600" w:hanging="360"/>
+      </w:pPr>
+    </w:lvl>
+    <w:lvl w:ilvl="5" w:tentative="1">
+      <w:start w:val="1"/>
+      <w:numFmt w:val="decimal"/>
+      <w:lvlText w:val="%6."/>
+      <w:lvlJc w:val="left"/>
+      <w:pPr>
+        <w:tabs>
+          <w:tab w:val="num" w:pos="4320"/>
+        </w:tabs>
+        <w:ind w:left="4320" w:hanging="360"/>
+      </w:pPr>
+    </w:lvl>
+    <w:lvl w:ilvl="6" w:tentative="1">
+      <w:start w:val="1"/>
+      <w:numFmt w:val="decimal"/>
+      <w:lvlText w:val="%7."/>
+      <w:lvlJc w:val="left"/>
+      <w:pPr>
+        <w:tabs>
+          <w:tab w:val="num" w:pos="5040"/>
+        </w:tabs>
+        <w:ind w:left="5040" w:hanging="360"/>
+      </w:pPr>
+    </w:lvl>
+    <w:lvl w:ilvl="7" w:tentative="1">
+      <w:start w:val="1"/>
+      <w:numFmt w:val="decimal"/>
+      <w:lvlText w:val="%8."/>
+      <w:lvlJc w:val="left"/>
+      <w:pPr>
+        <w:tabs>
+          <w:tab w:val="num" w:pos="5760"/>
+        </w:tabs>
+        <w:ind w:left="5760" w:hanging="360"/>
+      </w:pPr>
+    </w:lvl>
+    <w:lvl w:ilvl="8" w:tentative="1">
+      <w:start w:val="1"/>
+      <w:numFmt w:val="decimal"/>
+      <w:lvlText w:val="%9."/>
+      <w:lvlJc w:val="left"/>
+      <w:pPr>
+        <w:tabs>
+          <w:tab w:val="num" w:pos="6480"/>
+        </w:tabs>
+        <w:ind w:left="6480" w:hanging="360"/>
+      </w:pPr>
+    </w:lvl>
+  </w:abstractNum>
+  <w:abstractNum w:abstractNumId="28" w15:restartNumberingAfterBreak="0">
     <w:nsid w:val="353165A3"/>
     <w:multiLevelType w:val="multilevel"/>
     <w:tmpl w:val="E110A11A"/>
@@ -29365,7 +32654,7 @@
       </w:rPr>
     </w:lvl>
   </w:abstractNum>
-  <w:abstractNum w:abstractNumId="25" w15:restartNumberingAfterBreak="0">
+  <w:abstractNum w:abstractNumId="29" w15:restartNumberingAfterBreak="0">
     <w:nsid w:val="35733AAE"/>
     <w:multiLevelType w:val="multilevel"/>
     <w:tmpl w:val="C3949C9C"/>
@@ -29514,7 +32803,7 @@
       </w:rPr>
     </w:lvl>
   </w:abstractNum>
-  <w:abstractNum w:abstractNumId="26" w15:restartNumberingAfterBreak="0">
+  <w:abstractNum w:abstractNumId="30" w15:restartNumberingAfterBreak="0">
     <w:nsid w:val="37C377CE"/>
     <w:multiLevelType w:val="multilevel"/>
     <w:tmpl w:val="EFEA71F8"/>
@@ -29627,7 +32916,7 @@
       </w:pPr>
     </w:lvl>
   </w:abstractNum>
-  <w:abstractNum w:abstractNumId="27" w15:restartNumberingAfterBreak="0">
+  <w:abstractNum w:abstractNumId="31" w15:restartNumberingAfterBreak="0">
     <w:nsid w:val="38CF17BE"/>
     <w:multiLevelType w:val="multilevel"/>
     <w:tmpl w:val="30C6AAA0"/>
@@ -29776,7 +33065,7 @@
       </w:rPr>
     </w:lvl>
   </w:abstractNum>
-  <w:abstractNum w:abstractNumId="28" w15:restartNumberingAfterBreak="0">
+  <w:abstractNum w:abstractNumId="32" w15:restartNumberingAfterBreak="0">
     <w:nsid w:val="3930303C"/>
     <w:multiLevelType w:val="multilevel"/>
     <w:tmpl w:val="6A607B66"/>
@@ -29925,7 +33214,7 @@
       </w:rPr>
     </w:lvl>
   </w:abstractNum>
-  <w:abstractNum w:abstractNumId="29" w15:restartNumberingAfterBreak="0">
+  <w:abstractNum w:abstractNumId="33" w15:restartNumberingAfterBreak="0">
     <w:nsid w:val="396B786F"/>
     <w:multiLevelType w:val="multilevel"/>
     <w:tmpl w:val="1E644AD8"/>
@@ -30074,7 +33363,7 @@
       </w:rPr>
     </w:lvl>
   </w:abstractNum>
-  <w:abstractNum w:abstractNumId="30" w15:restartNumberingAfterBreak="0">
+  <w:abstractNum w:abstractNumId="34" w15:restartNumberingAfterBreak="0">
     <w:nsid w:val="3AE77808"/>
     <w:multiLevelType w:val="multilevel"/>
     <w:tmpl w:val="431C0A08"/>
@@ -30223,7 +33512,7 @@
       </w:rPr>
     </w:lvl>
   </w:abstractNum>
-  <w:abstractNum w:abstractNumId="31" w15:restartNumberingAfterBreak="0">
+  <w:abstractNum w:abstractNumId="35" w15:restartNumberingAfterBreak="0">
     <w:nsid w:val="3B73741A"/>
     <w:multiLevelType w:val="multilevel"/>
     <w:tmpl w:val="D2FA7310"/>
@@ -30336,7 +33625,7 @@
       </w:pPr>
     </w:lvl>
   </w:abstractNum>
-  <w:abstractNum w:abstractNumId="32" w15:restartNumberingAfterBreak="0">
+  <w:abstractNum w:abstractNumId="36" w15:restartNumberingAfterBreak="0">
     <w:nsid w:val="3CBD6396"/>
     <w:multiLevelType w:val="multilevel"/>
     <w:tmpl w:val="9DFA08AA"/>
@@ -30485,7 +33774,7 @@
       </w:rPr>
     </w:lvl>
   </w:abstractNum>
-  <w:abstractNum w:abstractNumId="33" w15:restartNumberingAfterBreak="0">
+  <w:abstractNum w:abstractNumId="37" w15:restartNumberingAfterBreak="0">
     <w:nsid w:val="3D5658EE"/>
     <w:multiLevelType w:val="multilevel"/>
     <w:tmpl w:val="BE069F90"/>
@@ -30634,7 +33923,7 @@
       </w:rPr>
     </w:lvl>
   </w:abstractNum>
-  <w:abstractNum w:abstractNumId="34" w15:restartNumberingAfterBreak="0">
+  <w:abstractNum w:abstractNumId="38" w15:restartNumberingAfterBreak="0">
     <w:nsid w:val="3E161A44"/>
     <w:multiLevelType w:val="multilevel"/>
     <w:tmpl w:val="D0B083EC"/>
@@ -30783,7 +34072,7 @@
       </w:rPr>
     </w:lvl>
   </w:abstractNum>
-  <w:abstractNum w:abstractNumId="35" w15:restartNumberingAfterBreak="0">
+  <w:abstractNum w:abstractNumId="39" w15:restartNumberingAfterBreak="0">
     <w:nsid w:val="3E6D0DC2"/>
     <w:multiLevelType w:val="hybridMultilevel"/>
     <w:tmpl w:val="AD2872A6"/>
@@ -30869,7 +34158,7 @@
       </w:pPr>
     </w:lvl>
   </w:abstractNum>
-  <w:abstractNum w:abstractNumId="36" w15:restartNumberingAfterBreak="0">
+  <w:abstractNum w:abstractNumId="40" w15:restartNumberingAfterBreak="0">
     <w:nsid w:val="411B799A"/>
     <w:multiLevelType w:val="multilevel"/>
     <w:tmpl w:val="CB785CFC"/>
@@ -31018,7 +34307,7 @@
       </w:rPr>
     </w:lvl>
   </w:abstractNum>
-  <w:abstractNum w:abstractNumId="37" w15:restartNumberingAfterBreak="0">
+  <w:abstractNum w:abstractNumId="41" w15:restartNumberingAfterBreak="0">
     <w:nsid w:val="43A43B25"/>
     <w:multiLevelType w:val="multilevel"/>
     <w:tmpl w:val="6DB2BD12"/>
@@ -31135,7 +34424,7 @@
       </w:pPr>
     </w:lvl>
   </w:abstractNum>
-  <w:abstractNum w:abstractNumId="38" w15:restartNumberingAfterBreak="0">
+  <w:abstractNum w:abstractNumId="42" w15:restartNumberingAfterBreak="0">
     <w:nsid w:val="43F9629F"/>
     <w:multiLevelType w:val="multilevel"/>
     <w:tmpl w:val="90709032"/>
@@ -31284,7 +34573,7 @@
       </w:rPr>
     </w:lvl>
   </w:abstractNum>
-  <w:abstractNum w:abstractNumId="39" w15:restartNumberingAfterBreak="0">
+  <w:abstractNum w:abstractNumId="43" w15:restartNumberingAfterBreak="0">
     <w:nsid w:val="4A196F01"/>
     <w:multiLevelType w:val="multilevel"/>
     <w:tmpl w:val="6E38E9CC"/>
@@ -31433,7 +34722,7 @@
       </w:rPr>
     </w:lvl>
   </w:abstractNum>
-  <w:abstractNum w:abstractNumId="40" w15:restartNumberingAfterBreak="0">
+  <w:abstractNum w:abstractNumId="44" w15:restartNumberingAfterBreak="0">
     <w:nsid w:val="4A381DD6"/>
     <w:multiLevelType w:val="multilevel"/>
     <w:tmpl w:val="860CDBF4"/>
@@ -31582,7 +34871,7 @@
       </w:rPr>
     </w:lvl>
   </w:abstractNum>
-  <w:abstractNum w:abstractNumId="41" w15:restartNumberingAfterBreak="0">
+  <w:abstractNum w:abstractNumId="45" w15:restartNumberingAfterBreak="0">
     <w:nsid w:val="4B873FFB"/>
     <w:multiLevelType w:val="multilevel"/>
     <w:tmpl w:val="A7BEB906"/>
@@ -31731,7 +35020,156 @@
       </w:rPr>
     </w:lvl>
   </w:abstractNum>
-  <w:abstractNum w:abstractNumId="42" w15:restartNumberingAfterBreak="0">
+  <w:abstractNum w:abstractNumId="46" w15:restartNumberingAfterBreak="0">
+    <w:nsid w:val="4C9D6EF1"/>
+    <w:multiLevelType w:val="multilevel"/>
+    <w:tmpl w:val="B3D6A656"/>
+    <w:lvl w:ilvl="0">
+      <w:start w:val="1"/>
+      <w:numFmt w:val="bullet"/>
+      <w:lvlText w:val=""/>
+      <w:lvlJc w:val="left"/>
+      <w:pPr>
+        <w:tabs>
+          <w:tab w:val="num" w:pos="720"/>
+        </w:tabs>
+        <w:ind w:left="720" w:hanging="360"/>
+      </w:pPr>
+      <w:rPr>
+        <w:rFonts w:ascii="Symbol" w:hAnsi="Symbol" w:hint="default"/>
+        <w:sz w:val="20"/>
+      </w:rPr>
+    </w:lvl>
+    <w:lvl w:ilvl="1" w:tentative="1">
+      <w:start w:val="1"/>
+      <w:numFmt w:val="bullet"/>
+      <w:lvlText w:val="o"/>
+      <w:lvlJc w:val="left"/>
+      <w:pPr>
+        <w:tabs>
+          <w:tab w:val="num" w:pos="1440"/>
+        </w:tabs>
+        <w:ind w:left="1440" w:hanging="360"/>
+      </w:pPr>
+      <w:rPr>
+        <w:rFonts w:ascii="Courier New" w:hAnsi="Courier New" w:hint="default"/>
+        <w:sz w:val="20"/>
+      </w:rPr>
+    </w:lvl>
+    <w:lvl w:ilvl="2" w:tentative="1">
+      <w:start w:val="1"/>
+      <w:numFmt w:val="bullet"/>
+      <w:lvlText w:val=""/>
+      <w:lvlJc w:val="left"/>
+      <w:pPr>
+        <w:tabs>
+          <w:tab w:val="num" w:pos="2160"/>
+        </w:tabs>
+        <w:ind w:left="2160" w:hanging="360"/>
+      </w:pPr>
+      <w:rPr>
+        <w:rFonts w:ascii="Wingdings" w:hAnsi="Wingdings" w:hint="default"/>
+        <w:sz w:val="20"/>
+      </w:rPr>
+    </w:lvl>
+    <w:lvl w:ilvl="3" w:tentative="1">
+      <w:start w:val="1"/>
+      <w:numFmt w:val="bullet"/>
+      <w:lvlText w:val=""/>
+      <w:lvlJc w:val="left"/>
+      <w:pPr>
+        <w:tabs>
+          <w:tab w:val="num" w:pos="2880"/>
+        </w:tabs>
+        <w:ind w:left="2880" w:hanging="360"/>
+      </w:pPr>
+      <w:rPr>
+        <w:rFonts w:ascii="Wingdings" w:hAnsi="Wingdings" w:hint="default"/>
+        <w:sz w:val="20"/>
+      </w:rPr>
+    </w:lvl>
+    <w:lvl w:ilvl="4" w:tentative="1">
+      <w:start w:val="1"/>
+      <w:numFmt w:val="bullet"/>
+      <w:lvlText w:val=""/>
+      <w:lvlJc w:val="left"/>
+      <w:pPr>
+        <w:tabs>
+          <w:tab w:val="num" w:pos="3600"/>
+        </w:tabs>
+        <w:ind w:left="3600" w:hanging="360"/>
+      </w:pPr>
+      <w:rPr>
+        <w:rFonts w:ascii="Wingdings" w:hAnsi="Wingdings" w:hint="default"/>
+        <w:sz w:val="20"/>
+      </w:rPr>
+    </w:lvl>
+    <w:lvl w:ilvl="5" w:tentative="1">
+      <w:start w:val="1"/>
+      <w:numFmt w:val="bullet"/>
+      <w:lvlText w:val=""/>
+      <w:lvlJc w:val="left"/>
+      <w:pPr>
+        <w:tabs>
+          <w:tab w:val="num" w:pos="4320"/>
+        </w:tabs>
+        <w:ind w:left="4320" w:hanging="360"/>
+      </w:pPr>
+      <w:rPr>
+        <w:rFonts w:ascii="Wingdings" w:hAnsi="Wingdings" w:hint="default"/>
+        <w:sz w:val="20"/>
+      </w:rPr>
+    </w:lvl>
+    <w:lvl w:ilvl="6" w:tentative="1">
+      <w:start w:val="1"/>
+      <w:numFmt w:val="bullet"/>
+      <w:lvlText w:val=""/>
+      <w:lvlJc w:val="left"/>
+      <w:pPr>
+        <w:tabs>
+          <w:tab w:val="num" w:pos="5040"/>
+        </w:tabs>
+        <w:ind w:left="5040" w:hanging="360"/>
+      </w:pPr>
+      <w:rPr>
+        <w:rFonts w:ascii="Wingdings" w:hAnsi="Wingdings" w:hint="default"/>
+        <w:sz w:val="20"/>
+      </w:rPr>
+    </w:lvl>
+    <w:lvl w:ilvl="7" w:tentative="1">
+      <w:start w:val="1"/>
+      <w:numFmt w:val="bullet"/>
+      <w:lvlText w:val=""/>
+      <w:lvlJc w:val="left"/>
+      <w:pPr>
+        <w:tabs>
+          <w:tab w:val="num" w:pos="5760"/>
+        </w:tabs>
+        <w:ind w:left="5760" w:hanging="360"/>
+      </w:pPr>
+      <w:rPr>
+        <w:rFonts w:ascii="Wingdings" w:hAnsi="Wingdings" w:hint="default"/>
+        <w:sz w:val="20"/>
+      </w:rPr>
+    </w:lvl>
+    <w:lvl w:ilvl="8" w:tentative="1">
+      <w:start w:val="1"/>
+      <w:numFmt w:val="bullet"/>
+      <w:lvlText w:val=""/>
+      <w:lvlJc w:val="left"/>
+      <w:pPr>
+        <w:tabs>
+          <w:tab w:val="num" w:pos="6480"/>
+        </w:tabs>
+        <w:ind w:left="6480" w:hanging="360"/>
+      </w:pPr>
+      <w:rPr>
+        <w:rFonts w:ascii="Wingdings" w:hAnsi="Wingdings" w:hint="default"/>
+        <w:sz w:val="20"/>
+      </w:rPr>
+    </w:lvl>
+  </w:abstractNum>
+  <w:abstractNum w:abstractNumId="47" w15:restartNumberingAfterBreak="0">
     <w:nsid w:val="4CED7265"/>
     <w:multiLevelType w:val="multilevel"/>
     <w:tmpl w:val="C79E9A8E"/>
@@ -31880,7 +35318,7 @@
       </w:rPr>
     </w:lvl>
   </w:abstractNum>
-  <w:abstractNum w:abstractNumId="43" w15:restartNumberingAfterBreak="0">
+  <w:abstractNum w:abstractNumId="48" w15:restartNumberingAfterBreak="0">
     <w:nsid w:val="4E781312"/>
     <w:multiLevelType w:val="multilevel"/>
     <w:tmpl w:val="8D2C4EFC"/>
@@ -32029,7 +35467,7 @@
       </w:rPr>
     </w:lvl>
   </w:abstractNum>
-  <w:abstractNum w:abstractNumId="44" w15:restartNumberingAfterBreak="0">
+  <w:abstractNum w:abstractNumId="49" w15:restartNumberingAfterBreak="0">
     <w:nsid w:val="4EAC6AB7"/>
     <w:multiLevelType w:val="multilevel"/>
     <w:tmpl w:val="6B2875E8"/>
@@ -32193,7 +35631,7 @@
       </w:rPr>
     </w:lvl>
   </w:abstractNum>
-  <w:abstractNum w:abstractNumId="45" w15:restartNumberingAfterBreak="0">
+  <w:abstractNum w:abstractNumId="50" w15:restartNumberingAfterBreak="0">
     <w:nsid w:val="4F5063F6"/>
     <w:multiLevelType w:val="hybridMultilevel"/>
     <w:tmpl w:val="417E11DC"/>
@@ -32282,7 +35720,7 @@
       </w:pPr>
     </w:lvl>
   </w:abstractNum>
-  <w:abstractNum w:abstractNumId="46" w15:restartNumberingAfterBreak="0">
+  <w:abstractNum w:abstractNumId="51" w15:restartNumberingAfterBreak="0">
     <w:nsid w:val="4F886B8D"/>
     <w:multiLevelType w:val="multilevel"/>
     <w:tmpl w:val="B6E6362E"/>
@@ -32395,7 +35833,7 @@
       </w:pPr>
     </w:lvl>
   </w:abstractNum>
-  <w:abstractNum w:abstractNumId="47" w15:restartNumberingAfterBreak="0">
+  <w:abstractNum w:abstractNumId="52" w15:restartNumberingAfterBreak="0">
     <w:nsid w:val="527F2258"/>
     <w:multiLevelType w:val="hybridMultilevel"/>
     <w:tmpl w:val="71D454B6"/>
@@ -32508,7 +35946,7 @@
       </w:rPr>
     </w:lvl>
   </w:abstractNum>
-  <w:abstractNum w:abstractNumId="48" w15:restartNumberingAfterBreak="0">
+  <w:abstractNum w:abstractNumId="53" w15:restartNumberingAfterBreak="0">
     <w:nsid w:val="53B62805"/>
     <w:multiLevelType w:val="hybridMultilevel"/>
     <w:tmpl w:val="7A06B7C6"/>
@@ -32721,7 +36159,7 @@
       </w:rPr>
     </w:lvl>
   </w:abstractNum>
-  <w:abstractNum w:abstractNumId="49" w15:restartNumberingAfterBreak="0">
+  <w:abstractNum w:abstractNumId="54" w15:restartNumberingAfterBreak="0">
     <w:nsid w:val="558B7142"/>
     <w:multiLevelType w:val="multilevel"/>
     <w:tmpl w:val="5C9E8F9C"/>
@@ -32870,7 +36308,7 @@
       </w:rPr>
     </w:lvl>
   </w:abstractNum>
-  <w:abstractNum w:abstractNumId="50" w15:restartNumberingAfterBreak="0">
+  <w:abstractNum w:abstractNumId="55" w15:restartNumberingAfterBreak="0">
     <w:nsid w:val="566C298B"/>
     <w:multiLevelType w:val="multilevel"/>
     <w:tmpl w:val="E654D636"/>
@@ -33019,7 +36457,120 @@
       </w:rPr>
     </w:lvl>
   </w:abstractNum>
-  <w:abstractNum w:abstractNumId="51" w15:restartNumberingAfterBreak="0">
+  <w:abstractNum w:abstractNumId="56" w15:restartNumberingAfterBreak="0">
+    <w:nsid w:val="58480578"/>
+    <w:multiLevelType w:val="multilevel"/>
+    <w:tmpl w:val="E3FCB8A4"/>
+    <w:lvl w:ilvl="0">
+      <w:start w:val="1"/>
+      <w:numFmt w:val="decimal"/>
+      <w:lvlText w:val="%1."/>
+      <w:lvlJc w:val="left"/>
+      <w:pPr>
+        <w:tabs>
+          <w:tab w:val="num" w:pos="720"/>
+        </w:tabs>
+        <w:ind w:left="720" w:hanging="360"/>
+      </w:pPr>
+    </w:lvl>
+    <w:lvl w:ilvl="1" w:tentative="1">
+      <w:start w:val="1"/>
+      <w:numFmt w:val="decimal"/>
+      <w:lvlText w:val="%2."/>
+      <w:lvlJc w:val="left"/>
+      <w:pPr>
+        <w:tabs>
+          <w:tab w:val="num" w:pos="1440"/>
+        </w:tabs>
+        <w:ind w:left="1440" w:hanging="360"/>
+      </w:pPr>
+    </w:lvl>
+    <w:lvl w:ilvl="2" w:tentative="1">
+      <w:start w:val="1"/>
+      <w:numFmt w:val="decimal"/>
+      <w:lvlText w:val="%3."/>
+      <w:lvlJc w:val="left"/>
+      <w:pPr>
+        <w:tabs>
+          <w:tab w:val="num" w:pos="2160"/>
+        </w:tabs>
+        <w:ind w:left="2160" w:hanging="360"/>
+      </w:pPr>
+    </w:lvl>
+    <w:lvl w:ilvl="3" w:tentative="1">
+      <w:start w:val="1"/>
+      <w:numFmt w:val="decimal"/>
+      <w:lvlText w:val="%4."/>
+      <w:lvlJc w:val="left"/>
+      <w:pPr>
+        <w:tabs>
+          <w:tab w:val="num" w:pos="2880"/>
+        </w:tabs>
+        <w:ind w:left="2880" w:hanging="360"/>
+      </w:pPr>
+    </w:lvl>
+    <w:lvl w:ilvl="4" w:tentative="1">
+      <w:start w:val="1"/>
+      <w:numFmt w:val="decimal"/>
+      <w:lvlText w:val="%5."/>
+      <w:lvlJc w:val="left"/>
+      <w:pPr>
+        <w:tabs>
+          <w:tab w:val="num" w:pos="3600"/>
+        </w:tabs>
+        <w:ind w:left="3600" w:hanging="360"/>
+      </w:pPr>
+    </w:lvl>
+    <w:lvl w:ilvl="5" w:tentative="1">
+      <w:start w:val="1"/>
+      <w:numFmt w:val="decimal"/>
+      <w:lvlText w:val="%6."/>
+      <w:lvlJc w:val="left"/>
+      <w:pPr>
+        <w:tabs>
+          <w:tab w:val="num" w:pos="4320"/>
+        </w:tabs>
+        <w:ind w:left="4320" w:hanging="360"/>
+      </w:pPr>
+    </w:lvl>
+    <w:lvl w:ilvl="6" w:tentative="1">
+      <w:start w:val="1"/>
+      <w:numFmt w:val="decimal"/>
+      <w:lvlText w:val="%7."/>
+      <w:lvlJc w:val="left"/>
+      <w:pPr>
+        <w:tabs>
+          <w:tab w:val="num" w:pos="5040"/>
+        </w:tabs>
+        <w:ind w:left="5040" w:hanging="360"/>
+      </w:pPr>
+    </w:lvl>
+    <w:lvl w:ilvl="7" w:tentative="1">
+      <w:start w:val="1"/>
+      <w:numFmt w:val="decimal"/>
+      <w:lvlText w:val="%8."/>
+      <w:lvlJc w:val="left"/>
+      <w:pPr>
+        <w:tabs>
+          <w:tab w:val="num" w:pos="5760"/>
+        </w:tabs>
+        <w:ind w:left="5760" w:hanging="360"/>
+      </w:pPr>
+    </w:lvl>
+    <w:lvl w:ilvl="8" w:tentative="1">
+      <w:start w:val="1"/>
+      <w:numFmt w:val="decimal"/>
+      <w:lvlText w:val="%9."/>
+      <w:lvlJc w:val="left"/>
+      <w:pPr>
+        <w:tabs>
+          <w:tab w:val="num" w:pos="6480"/>
+        </w:tabs>
+        <w:ind w:left="6480" w:hanging="360"/>
+      </w:pPr>
+    </w:lvl>
+  </w:abstractNum>
+  <w:abstractNum w:abstractNumId="57" w15:restartNumberingAfterBreak="0">
     <w:nsid w:val="5859100B"/>
     <w:multiLevelType w:val="multilevel"/>
     <w:tmpl w:val="6C1009A4"/>
@@ -33168,7 +36719,156 @@
       </w:rPr>
     </w:lvl>
   </w:abstractNum>
-  <w:abstractNum w:abstractNumId="52" w15:restartNumberingAfterBreak="0">
+  <w:abstractNum w:abstractNumId="58" w15:restartNumberingAfterBreak="0">
+    <w:nsid w:val="58893F30"/>
+    <w:multiLevelType w:val="multilevel"/>
+    <w:tmpl w:val="9A505600"/>
+    <w:lvl w:ilvl="0">
+      <w:start w:val="1"/>
+      <w:numFmt w:val="bullet"/>
+      <w:lvlText w:val=""/>
+      <w:lvlJc w:val="left"/>
+      <w:pPr>
+        <w:tabs>
+          <w:tab w:val="num" w:pos="720"/>
+        </w:tabs>
+        <w:ind w:left="720" w:hanging="360"/>
+      </w:pPr>
+      <w:rPr>
+        <w:rFonts w:ascii="Symbol" w:hAnsi="Symbol" w:hint="default"/>
+        <w:sz w:val="20"/>
+      </w:rPr>
+    </w:lvl>
+    <w:lvl w:ilvl="1" w:tentative="1">
+      <w:start w:val="1"/>
+      <w:numFmt w:val="bullet"/>
+      <w:lvlText w:val="o"/>
+      <w:lvlJc w:val="left"/>
+      <w:pPr>
+        <w:tabs>
+          <w:tab w:val="num" w:pos="1440"/>
+        </w:tabs>
+        <w:ind w:left="1440" w:hanging="360"/>
+      </w:pPr>
+      <w:rPr>
+        <w:rFonts w:ascii="Courier New" w:hAnsi="Courier New" w:hint="default"/>
+        <w:sz w:val="20"/>
+      </w:rPr>
+    </w:lvl>
+    <w:lvl w:ilvl="2" w:tentative="1">
+      <w:start w:val="1"/>
+      <w:numFmt w:val="bullet"/>
+      <w:lvlText w:val=""/>
+      <w:lvlJc w:val="left"/>
+      <w:pPr>
+        <w:tabs>
+          <w:tab w:val="num" w:pos="2160"/>
+        </w:tabs>
+        <w:ind w:left="2160" w:hanging="360"/>
+      </w:pPr>
+      <w:rPr>
+        <w:rFonts w:ascii="Wingdings" w:hAnsi="Wingdings" w:hint="default"/>
+        <w:sz w:val="20"/>
+      </w:rPr>
+    </w:lvl>
+    <w:lvl w:ilvl="3" w:tentative="1">
+      <w:start w:val="1"/>
+      <w:numFmt w:val="bullet"/>
+      <w:lvlText w:val=""/>
+      <w:lvlJc w:val="left"/>
+      <w:pPr>
+        <w:tabs>
+          <w:tab w:val="num" w:pos="2880"/>
+        </w:tabs>
+        <w:ind w:left="2880" w:hanging="360"/>
+      </w:pPr>
+      <w:rPr>
+        <w:rFonts w:ascii="Wingdings" w:hAnsi="Wingdings" w:hint="default"/>
+        <w:sz w:val="20"/>
+      </w:rPr>
+    </w:lvl>
+    <w:lvl w:ilvl="4" w:tentative="1">
+      <w:start w:val="1"/>
+      <w:numFmt w:val="bullet"/>
+      <w:lvlText w:val=""/>
+      <w:lvlJc w:val="left"/>
+      <w:pPr>
+        <w:tabs>
+          <w:tab w:val="num" w:pos="3600"/>
+        </w:tabs>
+        <w:ind w:left="3600" w:hanging="360"/>
+      </w:pPr>
+      <w:rPr>
+        <w:rFonts w:ascii="Wingdings" w:hAnsi="Wingdings" w:hint="default"/>
+        <w:sz w:val="20"/>
+      </w:rPr>
+    </w:lvl>
+    <w:lvl w:ilvl="5" w:tentative="1">
+      <w:start w:val="1"/>
+      <w:numFmt w:val="bullet"/>
+      <w:lvlText w:val=""/>
+      <w:lvlJc w:val="left"/>
+      <w:pPr>
+        <w:tabs>
+          <w:tab w:val="num" w:pos="4320"/>
+        </w:tabs>
+        <w:ind w:left="4320" w:hanging="360"/>
+      </w:pPr>
+      <w:rPr>
+        <w:rFonts w:ascii="Wingdings" w:hAnsi="Wingdings" w:hint="default"/>
+        <w:sz w:val="20"/>
+      </w:rPr>
+    </w:lvl>
+    <w:lvl w:ilvl="6" w:tentative="1">
+      <w:start w:val="1"/>
+      <w:numFmt w:val="bullet"/>
+      <w:lvlText w:val=""/>
+      <w:lvlJc w:val="left"/>
+      <w:pPr>
+        <w:tabs>
+          <w:tab w:val="num" w:pos="5040"/>
+        </w:tabs>
+        <w:ind w:left="5040" w:hanging="360"/>
+      </w:pPr>
+      <w:rPr>
+        <w:rFonts w:ascii="Wingdings" w:hAnsi="Wingdings" w:hint="default"/>
+        <w:sz w:val="20"/>
+      </w:rPr>
+    </w:lvl>
+    <w:lvl w:ilvl="7" w:tentative="1">
+      <w:start w:val="1"/>
+      <w:numFmt w:val="bullet"/>
+      <w:lvlText w:val=""/>
+      <w:lvlJc w:val="left"/>
+      <w:pPr>
+        <w:tabs>
+          <w:tab w:val="num" w:pos="5760"/>
+        </w:tabs>
+        <w:ind w:left="5760" w:hanging="360"/>
+      </w:pPr>
+      <w:rPr>
+        <w:rFonts w:ascii="Wingdings" w:hAnsi="Wingdings" w:hint="default"/>
+        <w:sz w:val="20"/>
+      </w:rPr>
+    </w:lvl>
+    <w:lvl w:ilvl="8" w:tentative="1">
+      <w:start w:val="1"/>
+      <w:numFmt w:val="bullet"/>
+      <w:lvlText w:val=""/>
+      <w:lvlJc w:val="left"/>
+      <w:pPr>
+        <w:tabs>
+          <w:tab w:val="num" w:pos="6480"/>
+        </w:tabs>
+        <w:ind w:left="6480" w:hanging="360"/>
+      </w:pPr>
+      <w:rPr>
+        <w:rFonts w:ascii="Wingdings" w:hAnsi="Wingdings" w:hint="default"/>
+        <w:sz w:val="20"/>
+      </w:rPr>
+    </w:lvl>
+  </w:abstractNum>
+  <w:abstractNum w:abstractNumId="59" w15:restartNumberingAfterBreak="0">
     <w:nsid w:val="598F1CF4"/>
     <w:multiLevelType w:val="multilevel"/>
     <w:tmpl w:val="DD8271FA"/>
@@ -33317,7 +37017,7 @@
       </w:rPr>
     </w:lvl>
   </w:abstractNum>
-  <w:abstractNum w:abstractNumId="53" w15:restartNumberingAfterBreak="0">
+  <w:abstractNum w:abstractNumId="60" w15:restartNumberingAfterBreak="0">
     <w:nsid w:val="5FE77315"/>
     <w:multiLevelType w:val="multilevel"/>
     <w:tmpl w:val="86DAEDCA"/>
@@ -33430,7 +37130,7 @@
       </w:pPr>
     </w:lvl>
   </w:abstractNum>
-  <w:abstractNum w:abstractNumId="54" w15:restartNumberingAfterBreak="0">
+  <w:abstractNum w:abstractNumId="61" w15:restartNumberingAfterBreak="0">
     <w:nsid w:val="607532C7"/>
     <w:multiLevelType w:val="multilevel"/>
     <w:tmpl w:val="4D96CED2"/>
@@ -33547,7 +37247,7 @@
       </w:pPr>
     </w:lvl>
   </w:abstractNum>
-  <w:abstractNum w:abstractNumId="55" w15:restartNumberingAfterBreak="0">
+  <w:abstractNum w:abstractNumId="62" w15:restartNumberingAfterBreak="0">
     <w:nsid w:val="61A010F4"/>
     <w:multiLevelType w:val="multilevel"/>
     <w:tmpl w:val="30EC44DE"/>
@@ -33696,7 +37396,7 @@
       </w:rPr>
     </w:lvl>
   </w:abstractNum>
-  <w:abstractNum w:abstractNumId="56" w15:restartNumberingAfterBreak="0">
+  <w:abstractNum w:abstractNumId="63" w15:restartNumberingAfterBreak="0">
     <w:nsid w:val="621642F0"/>
     <w:multiLevelType w:val="multilevel"/>
     <w:tmpl w:val="8490140E"/>
@@ -33845,7 +37545,7 @@
       </w:rPr>
     </w:lvl>
   </w:abstractNum>
-  <w:abstractNum w:abstractNumId="57" w15:restartNumberingAfterBreak="0">
+  <w:abstractNum w:abstractNumId="64" w15:restartNumberingAfterBreak="0">
     <w:nsid w:val="641E1ED3"/>
     <w:multiLevelType w:val="multilevel"/>
     <w:tmpl w:val="8CE00A68"/>
@@ -33962,7 +37662,7 @@
       </w:pPr>
     </w:lvl>
   </w:abstractNum>
-  <w:abstractNum w:abstractNumId="58" w15:restartNumberingAfterBreak="0">
+  <w:abstractNum w:abstractNumId="65" w15:restartNumberingAfterBreak="0">
     <w:nsid w:val="6450242B"/>
     <w:multiLevelType w:val="multilevel"/>
     <w:tmpl w:val="86E0E02C"/>
@@ -34111,7 +37811,7 @@
       </w:rPr>
     </w:lvl>
   </w:abstractNum>
-  <w:abstractNum w:abstractNumId="59" w15:restartNumberingAfterBreak="0">
+  <w:abstractNum w:abstractNumId="66" w15:restartNumberingAfterBreak="0">
     <w:nsid w:val="691B03E4"/>
     <w:multiLevelType w:val="multilevel"/>
     <w:tmpl w:val="E8B62E10"/>
@@ -34224,7 +37924,7 @@
       </w:pPr>
     </w:lvl>
   </w:abstractNum>
-  <w:abstractNum w:abstractNumId="60" w15:restartNumberingAfterBreak="0">
+  <w:abstractNum w:abstractNumId="67" w15:restartNumberingAfterBreak="0">
     <w:nsid w:val="6C6E0C64"/>
     <w:multiLevelType w:val="multilevel"/>
     <w:tmpl w:val="26FCEFC6"/>
@@ -34337,7 +38037,7 @@
       </w:pPr>
     </w:lvl>
   </w:abstractNum>
-  <w:abstractNum w:abstractNumId="61" w15:restartNumberingAfterBreak="0">
+  <w:abstractNum w:abstractNumId="68" w15:restartNumberingAfterBreak="0">
     <w:nsid w:val="6E0455BC"/>
     <w:multiLevelType w:val="multilevel"/>
     <w:tmpl w:val="A0F0B452"/>
@@ -34450,7 +38150,7 @@
       </w:pPr>
     </w:lvl>
   </w:abstractNum>
-  <w:abstractNum w:abstractNumId="62" w15:restartNumberingAfterBreak="0">
+  <w:abstractNum w:abstractNumId="69" w15:restartNumberingAfterBreak="0">
     <w:nsid w:val="6EEB6DB3"/>
     <w:multiLevelType w:val="multilevel"/>
     <w:tmpl w:val="74D0C934"/>
@@ -34599,7 +38299,7 @@
       </w:rPr>
     </w:lvl>
   </w:abstractNum>
-  <w:abstractNum w:abstractNumId="63" w15:restartNumberingAfterBreak="0">
+  <w:abstractNum w:abstractNumId="70" w15:restartNumberingAfterBreak="0">
     <w:nsid w:val="70804018"/>
     <w:multiLevelType w:val="multilevel"/>
     <w:tmpl w:val="539E5208"/>
@@ -34712,7 +38412,7 @@
       </w:pPr>
     </w:lvl>
   </w:abstractNum>
-  <w:abstractNum w:abstractNumId="64" w15:restartNumberingAfterBreak="0">
+  <w:abstractNum w:abstractNumId="71" w15:restartNumberingAfterBreak="0">
     <w:nsid w:val="73112C02"/>
     <w:multiLevelType w:val="multilevel"/>
     <w:tmpl w:val="F4DAF888"/>
@@ -34861,7 +38561,7 @@
       </w:rPr>
     </w:lvl>
   </w:abstractNum>
-  <w:abstractNum w:abstractNumId="65" w15:restartNumberingAfterBreak="0">
+  <w:abstractNum w:abstractNumId="72" w15:restartNumberingAfterBreak="0">
     <w:nsid w:val="77000FAE"/>
     <w:multiLevelType w:val="multilevel"/>
     <w:tmpl w:val="6312413A"/>
@@ -35010,7 +38710,7 @@
       </w:rPr>
     </w:lvl>
   </w:abstractNum>
-  <w:abstractNum w:abstractNumId="66" w15:restartNumberingAfterBreak="0">
+  <w:abstractNum w:abstractNumId="73" w15:restartNumberingAfterBreak="0">
     <w:nsid w:val="787148BE"/>
     <w:multiLevelType w:val="multilevel"/>
     <w:tmpl w:val="D7F0C7D4"/>
@@ -35159,7 +38859,7 @@
       </w:rPr>
     </w:lvl>
   </w:abstractNum>
-  <w:abstractNum w:abstractNumId="67" w15:restartNumberingAfterBreak="0">
+  <w:abstractNum w:abstractNumId="74" w15:restartNumberingAfterBreak="0">
     <w:nsid w:val="78FD546B"/>
     <w:multiLevelType w:val="multilevel"/>
     <w:tmpl w:val="853A94BE"/>
@@ -35308,7 +39008,7 @@
       </w:rPr>
     </w:lvl>
   </w:abstractNum>
-  <w:abstractNum w:abstractNumId="68" w15:restartNumberingAfterBreak="0">
+  <w:abstractNum w:abstractNumId="75" w15:restartNumberingAfterBreak="0">
     <w:nsid w:val="7F23238F"/>
     <w:multiLevelType w:val="multilevel"/>
     <w:tmpl w:val="CE94B578"/>
@@ -35457,7 +39157,156 @@
       </w:rPr>
     </w:lvl>
   </w:abstractNum>
-  <w:abstractNum w:abstractNumId="69" w15:restartNumberingAfterBreak="0">
+  <w:abstractNum w:abstractNumId="76" w15:restartNumberingAfterBreak="0">
+    <w:nsid w:val="7F4D1375"/>
+    <w:multiLevelType w:val="multilevel"/>
+    <w:tmpl w:val="2CFC2604"/>
+    <w:lvl w:ilvl="0">
+      <w:start w:val="1"/>
+      <w:numFmt w:val="bullet"/>
+      <w:lvlText w:val=""/>
+      <w:lvlJc w:val="left"/>
+      <w:pPr>
+        <w:tabs>
+          <w:tab w:val="num" w:pos="720"/>
+        </w:tabs>
+        <w:ind w:left="720" w:hanging="360"/>
+      </w:pPr>
+      <w:rPr>
+        <w:rFonts w:ascii="Symbol" w:hAnsi="Symbol" w:hint="default"/>
+        <w:sz w:val="20"/>
+      </w:rPr>
+    </w:lvl>
+    <w:lvl w:ilvl="1" w:tentative="1">
+      <w:start w:val="1"/>
+      <w:numFmt w:val="bullet"/>
+      <w:lvlText w:val=""/>
+      <w:lvlJc w:val="left"/>
+      <w:pPr>
+        <w:tabs>
+          <w:tab w:val="num" w:pos="1440"/>
+        </w:tabs>
+        <w:ind w:left="1440" w:hanging="360"/>
+      </w:pPr>
+      <w:rPr>
+        <w:rFonts w:ascii="Symbol" w:hAnsi="Symbol" w:hint="default"/>
+        <w:sz w:val="20"/>
+      </w:rPr>
+    </w:lvl>
+    <w:lvl w:ilvl="2" w:tentative="1">
+      <w:start w:val="1"/>
+      <w:numFmt w:val="bullet"/>
+      <w:lvlText w:val=""/>
+      <w:lvlJc w:val="left"/>
+      <w:pPr>
+        <w:tabs>
+          <w:tab w:val="num" w:pos="2160"/>
+        </w:tabs>
+        <w:ind w:left="2160" w:hanging="360"/>
+      </w:pPr>
+      <w:rPr>
+        <w:rFonts w:ascii="Symbol" w:hAnsi="Symbol" w:hint="default"/>
+        <w:sz w:val="20"/>
+      </w:rPr>
+    </w:lvl>
+    <w:lvl w:ilvl="3" w:tentative="1">
+      <w:start w:val="1"/>
+      <w:numFmt w:val="bullet"/>
+      <w:lvlText w:val=""/>
+      <w:lvlJc w:val="left"/>
+      <w:pPr>
+        <w:tabs>
+          <w:tab w:val="num" w:pos="2880"/>
+        </w:tabs>
+        <w:ind w:left="2880" w:hanging="360"/>
+      </w:pPr>
+      <w:rPr>
+        <w:rFonts w:ascii="Symbol" w:hAnsi="Symbol" w:hint="default"/>
+        <w:sz w:val="20"/>
+      </w:rPr>
+    </w:lvl>
+    <w:lvl w:ilvl="4" w:tentative="1">
+      <w:start w:val="1"/>
+      <w:numFmt w:val="bullet"/>
+      <w:lvlText w:val=""/>
+      <w:lvlJc w:val="left"/>
+      <w:pPr>
+        <w:tabs>
+          <w:tab w:val="num" w:pos="3600"/>
+        </w:tabs>
+        <w:ind w:left="3600" w:hanging="360"/>
+      </w:pPr>
+      <w:rPr>
+        <w:rFonts w:ascii="Symbol" w:hAnsi="Symbol" w:hint="default"/>
+        <w:sz w:val="20"/>
+      </w:rPr>
+    </w:lvl>
+    <w:lvl w:ilvl="5" w:tentative="1">
+      <w:start w:val="1"/>
+      <w:numFmt w:val="bullet"/>
+      <w:lvlText w:val=""/>
+      <w:lvlJc w:val="left"/>
+      <w:pPr>
+        <w:tabs>
+          <w:tab w:val="num" w:pos="4320"/>
+        </w:tabs>
+        <w:ind w:left="4320" w:hanging="360"/>
+      </w:pPr>
+      <w:rPr>
+        <w:rFonts w:ascii="Symbol" w:hAnsi="Symbol" w:hint="default"/>
+        <w:sz w:val="20"/>
+      </w:rPr>
+    </w:lvl>
+    <w:lvl w:ilvl="6" w:tentative="1">
+      <w:start w:val="1"/>
+      <w:numFmt w:val="bullet"/>
+      <w:lvlText w:val=""/>
+      <w:lvlJc w:val="left"/>
+      <w:pPr>
+        <w:tabs>
+          <w:tab w:val="num" w:pos="5040"/>
+        </w:tabs>
+        <w:ind w:left="5040" w:hanging="360"/>
+      </w:pPr>
+      <w:rPr>
+        <w:rFonts w:ascii="Symbol" w:hAnsi="Symbol" w:hint="default"/>
+        <w:sz w:val="20"/>
+      </w:rPr>
+    </w:lvl>
+    <w:lvl w:ilvl="7" w:tentative="1">
+      <w:start w:val="1"/>
+      <w:numFmt w:val="bullet"/>
+      <w:lvlText w:val=""/>
+      <w:lvlJc w:val="left"/>
+      <w:pPr>
+        <w:tabs>
+          <w:tab w:val="num" w:pos="5760"/>
+        </w:tabs>
+        <w:ind w:left="5760" w:hanging="360"/>
+      </w:pPr>
+      <w:rPr>
+        <w:rFonts w:ascii="Symbol" w:hAnsi="Symbol" w:hint="default"/>
+        <w:sz w:val="20"/>
+      </w:rPr>
+    </w:lvl>
+    <w:lvl w:ilvl="8" w:tentative="1">
+      <w:start w:val="1"/>
+      <w:numFmt w:val="bullet"/>
+      <w:lvlText w:val=""/>
+      <w:lvlJc w:val="left"/>
+      <w:pPr>
+        <w:tabs>
+          <w:tab w:val="num" w:pos="6480"/>
+        </w:tabs>
+        <w:ind w:left="6480" w:hanging="360"/>
+      </w:pPr>
+      <w:rPr>
+        <w:rFonts w:ascii="Symbol" w:hAnsi="Symbol" w:hint="default"/>
+        <w:sz w:val="20"/>
+      </w:rPr>
+    </w:lvl>
+  </w:abstractNum>
+  <w:abstractNum w:abstractNumId="77" w15:restartNumberingAfterBreak="0">
     <w:nsid w:val="7FF539E4"/>
     <w:multiLevelType w:val="multilevel"/>
     <w:tmpl w:val="5AFE560C"/>
@@ -35607,67 +39456,67 @@
     </w:lvl>
   </w:abstractNum>
   <w:num w:numId="1" w16cid:durableId="1484737443">
-    <w:abstractNumId w:val="44"/>
+    <w:abstractNumId w:val="49"/>
   </w:num>
   <w:num w:numId="2" w16cid:durableId="243226751">
-    <w:abstractNumId w:val="16"/>
+    <w:abstractNumId w:val="18"/>
   </w:num>
   <w:num w:numId="3" w16cid:durableId="209458880">
-    <w:abstractNumId w:val="60"/>
+    <w:abstractNumId w:val="67"/>
   </w:num>
   <w:num w:numId="4" w16cid:durableId="2128352081">
     <w:abstractNumId w:val="0"/>
   </w:num>
   <w:num w:numId="5" w16cid:durableId="1637947513">
-    <w:abstractNumId w:val="18"/>
+    <w:abstractNumId w:val="21"/>
   </w:num>
   <w:num w:numId="6" w16cid:durableId="1951425132">
     <w:abstractNumId w:val="2"/>
   </w:num>
   <w:num w:numId="7" w16cid:durableId="1513687643">
-    <w:abstractNumId w:val="36"/>
+    <w:abstractNumId w:val="40"/>
   </w:num>
   <w:num w:numId="8" w16cid:durableId="2075930990">
     <w:abstractNumId w:val="3"/>
   </w:num>
   <w:num w:numId="9" w16cid:durableId="1781411218">
-    <w:abstractNumId w:val="37"/>
+    <w:abstractNumId w:val="41"/>
   </w:num>
   <w:num w:numId="10" w16cid:durableId="1293562657">
-    <w:abstractNumId w:val="57"/>
+    <w:abstractNumId w:val="64"/>
   </w:num>
   <w:num w:numId="11" w16cid:durableId="1533029869">
     <w:abstractNumId w:val="5"/>
   </w:num>
   <w:num w:numId="12" w16cid:durableId="743720778">
-    <w:abstractNumId w:val="17"/>
+    <w:abstractNumId w:val="19"/>
   </w:num>
   <w:num w:numId="13" w16cid:durableId="681198787">
-    <w:abstractNumId w:val="45"/>
+    <w:abstractNumId w:val="50"/>
   </w:num>
   <w:num w:numId="14" w16cid:durableId="713307386">
-    <w:abstractNumId w:val="21"/>
+    <w:abstractNumId w:val="24"/>
   </w:num>
   <w:num w:numId="15" w16cid:durableId="456263515">
-    <w:abstractNumId w:val="48"/>
+    <w:abstractNumId w:val="53"/>
   </w:num>
   <w:num w:numId="16" w16cid:durableId="1843541267">
-    <w:abstractNumId w:val="47"/>
+    <w:abstractNumId w:val="52"/>
   </w:num>
   <w:num w:numId="17" w16cid:durableId="1851483327">
-    <w:abstractNumId w:val="33"/>
+    <w:abstractNumId w:val="37"/>
   </w:num>
   <w:num w:numId="18" w16cid:durableId="1768960558">
-    <w:abstractNumId w:val="46"/>
+    <w:abstractNumId w:val="51"/>
   </w:num>
   <w:num w:numId="19" w16cid:durableId="1307854730">
-    <w:abstractNumId w:val="34"/>
+    <w:abstractNumId w:val="38"/>
   </w:num>
   <w:num w:numId="20" w16cid:durableId="1301574589">
-    <w:abstractNumId w:val="28"/>
+    <w:abstractNumId w:val="32"/>
   </w:num>
   <w:num w:numId="21" w16cid:durableId="1644236592">
-    <w:abstractNumId w:val="67"/>
+    <w:abstractNumId w:val="74"/>
   </w:num>
   <w:num w:numId="22" w16cid:durableId="883981289">
     <w:abstractNumId w:val="9"/>
@@ -36014,49 +39863,49 @@
     </w:lvlOverride>
   </w:num>
   <w:num w:numId="40" w16cid:durableId="313798475">
-    <w:abstractNumId w:val="53"/>
+    <w:abstractNumId w:val="60"/>
   </w:num>
   <w:num w:numId="41" w16cid:durableId="377976783">
-    <w:abstractNumId w:val="10"/>
+    <w:abstractNumId w:val="11"/>
   </w:num>
   <w:num w:numId="42" w16cid:durableId="107822153">
-    <w:abstractNumId w:val="14"/>
+    <w:abstractNumId w:val="15"/>
   </w:num>
   <w:num w:numId="43" w16cid:durableId="1595431372">
-    <w:abstractNumId w:val="66"/>
+    <w:abstractNumId w:val="73"/>
   </w:num>
   <w:num w:numId="44" w16cid:durableId="1538733616">
-    <w:abstractNumId w:val="23"/>
+    <w:abstractNumId w:val="26"/>
   </w:num>
   <w:num w:numId="45" w16cid:durableId="869807115">
-    <w:abstractNumId w:val="12"/>
+    <w:abstractNumId w:val="13"/>
   </w:num>
   <w:num w:numId="46" w16cid:durableId="1855260683">
+    <w:abstractNumId w:val="47"/>
+  </w:num>
+  <w:num w:numId="47" w16cid:durableId="1258102741">
+    <w:abstractNumId w:val="65"/>
+  </w:num>
+  <w:num w:numId="48" w16cid:durableId="804008642">
+    <w:abstractNumId w:val="70"/>
+  </w:num>
+  <w:num w:numId="49" w16cid:durableId="621696364">
     <w:abstractNumId w:val="42"/>
   </w:num>
-  <w:num w:numId="47" w16cid:durableId="1258102741">
-    <w:abstractNumId w:val="58"/>
-  </w:num>
-  <w:num w:numId="48" w16cid:durableId="804008642">
-    <w:abstractNumId w:val="63"/>
-  </w:num>
-  <w:num w:numId="49" w16cid:durableId="621696364">
-    <w:abstractNumId w:val="38"/>
-  </w:num>
   <w:num w:numId="50" w16cid:durableId="1125074610">
-    <w:abstractNumId w:val="43"/>
+    <w:abstractNumId w:val="48"/>
   </w:num>
   <w:num w:numId="51" w16cid:durableId="919483694">
-    <w:abstractNumId w:val="55"/>
+    <w:abstractNumId w:val="62"/>
   </w:num>
   <w:num w:numId="52" w16cid:durableId="257720305">
-    <w:abstractNumId w:val="64"/>
+    <w:abstractNumId w:val="71"/>
   </w:num>
   <w:num w:numId="53" w16cid:durableId="436215479">
-    <w:abstractNumId w:val="15"/>
+    <w:abstractNumId w:val="16"/>
   </w:num>
   <w:num w:numId="54" w16cid:durableId="1637449623">
-    <w:abstractNumId w:val="15"/>
+    <w:abstractNumId w:val="16"/>
     <w:lvlOverride w:ilvl="1">
       <w:lvl w:ilvl="1">
         <w:numFmt w:val="bullet"/>
@@ -36076,7 +39925,7 @@
     </w:lvlOverride>
   </w:num>
   <w:num w:numId="55" w16cid:durableId="456606644">
-    <w:abstractNumId w:val="15"/>
+    <w:abstractNumId w:val="16"/>
     <w:lvlOverride w:ilvl="1">
       <w:lvl w:ilvl="1">
         <w:numFmt w:val="bullet"/>
@@ -36096,7 +39945,7 @@
     </w:lvlOverride>
   </w:num>
   <w:num w:numId="56" w16cid:durableId="2037003409">
-    <w:abstractNumId w:val="15"/>
+    <w:abstractNumId w:val="16"/>
     <w:lvlOverride w:ilvl="1">
       <w:lvl w:ilvl="1">
         <w:numFmt w:val="bullet"/>
@@ -36116,7 +39965,7 @@
     </w:lvlOverride>
   </w:num>
   <w:num w:numId="57" w16cid:durableId="111751918">
-    <w:abstractNumId w:val="15"/>
+    <w:abstractNumId w:val="16"/>
     <w:lvlOverride w:ilvl="1">
       <w:lvl w:ilvl="1">
         <w:numFmt w:val="bullet"/>
@@ -36136,16 +39985,16 @@
     </w:lvlOverride>
   </w:num>
   <w:num w:numId="58" w16cid:durableId="1580022345">
-    <w:abstractNumId w:val="31"/>
+    <w:abstractNumId w:val="35"/>
   </w:num>
   <w:num w:numId="59" w16cid:durableId="1589775759">
-    <w:abstractNumId w:val="26"/>
+    <w:abstractNumId w:val="30"/>
   </w:num>
   <w:num w:numId="60" w16cid:durableId="66072439">
-    <w:abstractNumId w:val="54"/>
+    <w:abstractNumId w:val="61"/>
   </w:num>
   <w:num w:numId="61" w16cid:durableId="647976227">
-    <w:abstractNumId w:val="54"/>
+    <w:abstractNumId w:val="61"/>
     <w:lvlOverride w:ilvl="1">
       <w:lvl w:ilvl="1">
         <w:numFmt w:val="bullet"/>
@@ -36165,7 +40014,7 @@
     </w:lvlOverride>
   </w:num>
   <w:num w:numId="62" w16cid:durableId="1256548578">
-    <w:abstractNumId w:val="54"/>
+    <w:abstractNumId w:val="61"/>
     <w:lvlOverride w:ilvl="1">
       <w:lvl w:ilvl="1">
         <w:numFmt w:val="bullet"/>
@@ -36185,7 +40034,7 @@
     </w:lvlOverride>
   </w:num>
   <w:num w:numId="63" w16cid:durableId="1394737879">
-    <w:abstractNumId w:val="54"/>
+    <w:abstractNumId w:val="61"/>
     <w:lvlOverride w:ilvl="1">
       <w:lvl w:ilvl="1">
         <w:numFmt w:val="bullet"/>
@@ -36205,7 +40054,7 @@
     </w:lvlOverride>
   </w:num>
   <w:num w:numId="64" w16cid:durableId="1354963543">
-    <w:abstractNumId w:val="54"/>
+    <w:abstractNumId w:val="61"/>
     <w:lvlOverride w:ilvl="1">
       <w:lvl w:ilvl="1">
         <w:numFmt w:val="bullet"/>
@@ -36225,22 +40074,22 @@
     </w:lvlOverride>
   </w:num>
   <w:num w:numId="65" w16cid:durableId="1500347007">
-    <w:abstractNumId w:val="41"/>
+    <w:abstractNumId w:val="45"/>
   </w:num>
   <w:num w:numId="66" w16cid:durableId="794714519">
-    <w:abstractNumId w:val="11"/>
+    <w:abstractNumId w:val="12"/>
   </w:num>
   <w:num w:numId="67" w16cid:durableId="1748191868">
-    <w:abstractNumId w:val="29"/>
+    <w:abstractNumId w:val="33"/>
   </w:num>
   <w:num w:numId="68" w16cid:durableId="1469514127">
-    <w:abstractNumId w:val="20"/>
+    <w:abstractNumId w:val="23"/>
   </w:num>
   <w:num w:numId="69" w16cid:durableId="984091660">
     <w:abstractNumId w:val="4"/>
   </w:num>
   <w:num w:numId="70" w16cid:durableId="151139879">
-    <w:abstractNumId w:val="59"/>
+    <w:abstractNumId w:val="66"/>
     <w:lvlOverride w:ilvl="0">
       <w:lvl w:ilvl="0">
         <w:numFmt w:val="decimal"/>
@@ -36250,10 +40099,10 @@
     </w:lvlOverride>
   </w:num>
   <w:num w:numId="71" w16cid:durableId="2135515495">
-    <w:abstractNumId w:val="52"/>
+    <w:abstractNumId w:val="59"/>
   </w:num>
   <w:num w:numId="72" w16cid:durableId="1095202466">
-    <w:abstractNumId w:val="61"/>
+    <w:abstractNumId w:val="68"/>
     <w:lvlOverride w:ilvl="0">
       <w:lvl w:ilvl="0">
         <w:numFmt w:val="decimal"/>
@@ -36263,61 +40112,61 @@
     </w:lvlOverride>
   </w:num>
   <w:num w:numId="73" w16cid:durableId="706638304">
-    <w:abstractNumId w:val="68"/>
+    <w:abstractNumId w:val="75"/>
   </w:num>
   <w:num w:numId="74" w16cid:durableId="1540969922">
-    <w:abstractNumId w:val="35"/>
+    <w:abstractNumId w:val="39"/>
   </w:num>
   <w:num w:numId="75" w16cid:durableId="524027952">
-    <w:abstractNumId w:val="30"/>
+    <w:abstractNumId w:val="34"/>
   </w:num>
   <w:num w:numId="76" w16cid:durableId="1613123117">
-    <w:abstractNumId w:val="49"/>
+    <w:abstractNumId w:val="54"/>
   </w:num>
   <w:num w:numId="77" w16cid:durableId="1131941394">
-    <w:abstractNumId w:val="50"/>
+    <w:abstractNumId w:val="55"/>
   </w:num>
   <w:num w:numId="78" w16cid:durableId="1379672157">
-    <w:abstractNumId w:val="65"/>
+    <w:abstractNumId w:val="72"/>
   </w:num>
   <w:num w:numId="79" w16cid:durableId="1824197098">
-    <w:abstractNumId w:val="56"/>
+    <w:abstractNumId w:val="63"/>
   </w:num>
   <w:num w:numId="80" w16cid:durableId="900022226">
-    <w:abstractNumId w:val="69"/>
+    <w:abstractNumId w:val="77"/>
   </w:num>
   <w:num w:numId="81" w16cid:durableId="855846299">
-    <w:abstractNumId w:val="13"/>
+    <w:abstractNumId w:val="14"/>
   </w:num>
   <w:num w:numId="82" w16cid:durableId="1805661622">
-    <w:abstractNumId w:val="40"/>
+    <w:abstractNumId w:val="44"/>
   </w:num>
   <w:num w:numId="83" w16cid:durableId="523717495">
-    <w:abstractNumId w:val="27"/>
+    <w:abstractNumId w:val="31"/>
   </w:num>
   <w:num w:numId="84" w16cid:durableId="1713652265">
-    <w:abstractNumId w:val="22"/>
+    <w:abstractNumId w:val="25"/>
   </w:num>
   <w:num w:numId="85" w16cid:durableId="1186288255">
-    <w:abstractNumId w:val="62"/>
+    <w:abstractNumId w:val="69"/>
   </w:num>
   <w:num w:numId="86" w16cid:durableId="728380128">
     <w:abstractNumId w:val="1"/>
   </w:num>
   <w:num w:numId="87" w16cid:durableId="1410352220">
-    <w:abstractNumId w:val="25"/>
+    <w:abstractNumId w:val="29"/>
   </w:num>
   <w:num w:numId="88" w16cid:durableId="2001998498">
-    <w:abstractNumId w:val="39"/>
+    <w:abstractNumId w:val="43"/>
   </w:num>
   <w:num w:numId="89" w16cid:durableId="2117091022">
     <w:abstractNumId w:val="8"/>
   </w:num>
   <w:num w:numId="90" w16cid:durableId="5597478">
-    <w:abstractNumId w:val="24"/>
+    <w:abstractNumId w:val="28"/>
   </w:num>
   <w:num w:numId="91" w16cid:durableId="1802336279">
-    <w:abstractNumId w:val="32"/>
+    <w:abstractNumId w:val="36"/>
   </w:num>
   <w:num w:numId="92" w16cid:durableId="856508012">
     <w:abstractNumId w:val="6"/>
@@ -36326,10 +40175,34 @@
     <w:abstractNumId w:val="7"/>
   </w:num>
   <w:num w:numId="94" w16cid:durableId="2052882369">
-    <w:abstractNumId w:val="19"/>
+    <w:abstractNumId w:val="22"/>
   </w:num>
   <w:num w:numId="95" w16cid:durableId="618996890">
-    <w:abstractNumId w:val="51"/>
+    <w:abstractNumId w:val="57"/>
+  </w:num>
+  <w:num w:numId="96" w16cid:durableId="1644384916">
+    <w:abstractNumId w:val="46"/>
+  </w:num>
+  <w:num w:numId="97" w16cid:durableId="596451742">
+    <w:abstractNumId w:val="27"/>
+  </w:num>
+  <w:num w:numId="98" w16cid:durableId="1385522056">
+    <w:abstractNumId w:val="17"/>
+  </w:num>
+  <w:num w:numId="99" w16cid:durableId="2039155525">
+    <w:abstractNumId w:val="10"/>
+  </w:num>
+  <w:num w:numId="100" w16cid:durableId="1668753315">
+    <w:abstractNumId w:val="58"/>
+  </w:num>
+  <w:num w:numId="101" w16cid:durableId="226721214">
+    <w:abstractNumId w:val="56"/>
+  </w:num>
+  <w:num w:numId="102" w16cid:durableId="1729066436">
+    <w:abstractNumId w:val="76"/>
+  </w:num>
+  <w:num w:numId="103" w16cid:durableId="1544631390">
+    <w:abstractNumId w:val="20"/>
   </w:num>
   <w:numIdMacAtCleanup w:val="74"/>
 </w:numbering>

--- a/src/main/java/mu/smalltalk/BOOK/Book-SmallTalk.docx
+++ b/src/main/java/mu/smalltalk/BOOK/Book-SmallTalk.docx
@@ -1301,7 +1301,7 @@
                 <w:webHidden/>
                 <w:rtl/>
               </w:rPr>
-              <w:t>7</w:t>
+              <w:t>8</w:t>
             </w:r>
             <w:r>
               <w:rPr>
@@ -1400,7 +1400,7 @@
                 <w:webHidden/>
                 <w:rtl/>
               </w:rPr>
-              <w:t>8</w:t>
+              <w:t>11</w:t>
             </w:r>
             <w:r>
               <w:rPr>
@@ -1499,7 +1499,7 @@
                 <w:webHidden/>
                 <w:rtl/>
               </w:rPr>
-              <w:t>9</w:t>
+              <w:t>11</w:t>
             </w:r>
             <w:r>
               <w:rPr>
@@ -1598,7 +1598,7 @@
                 <w:webHidden/>
                 <w:rtl/>
               </w:rPr>
-              <w:t>11</w:t>
+              <w:t>13</w:t>
             </w:r>
             <w:r>
               <w:rPr>
@@ -1681,13 +1681,6 @@
                 <w:noProof/>
                 <w:webHidden/>
               </w:rPr>
-            </w:r>
-            <w:r>
-              <w:rPr>
-                <w:rFonts w:ascii="David" w:hAnsi="David" w:cs="David"/>
-                <w:noProof/>
-                <w:webHidden/>
-              </w:rPr>
               <w:fldChar w:fldCharType="separate"/>
             </w:r>
             <w:r>
@@ -1798,7 +1791,7 @@
                 <w:webHidden/>
                 <w:rtl/>
               </w:rPr>
-              <w:t>12</w:t>
+              <w:t>14</w:t>
             </w:r>
             <w:r>
               <w:rPr>
@@ -1875,23 +1868,18 @@
                 <w:noProof/>
                 <w:webHidden/>
               </w:rPr>
-            </w:r>
-            <w:r>
-              <w:rPr>
-                <w:rFonts w:ascii="David" w:hAnsi="David" w:cs="David"/>
-                <w:noProof/>
-                <w:webHidden/>
-              </w:rPr>
               <w:fldChar w:fldCharType="separate"/>
             </w:r>
             <w:r>
               <w:rPr>
-                <w:rFonts w:ascii="David" w:hAnsi="David" w:cs="David"/>
+                <w:rFonts w:ascii="David" w:hAnsi="David" w:cs="David" w:hint="cs"/>
+                <w:b/>
+                <w:bCs/>
                 <w:noProof/>
                 <w:webHidden/>
                 <w:rtl/>
               </w:rPr>
-              <w:t>14</w:t>
+              <w:t>שגיאה! הסימניה אינה מוגדרת.</w:t>
             </w:r>
             <w:r>
               <w:rPr>
@@ -1968,23 +1956,18 @@
                 <w:noProof/>
                 <w:webHidden/>
               </w:rPr>
-            </w:r>
-            <w:r>
-              <w:rPr>
-                <w:rFonts w:ascii="David" w:hAnsi="David" w:cs="David"/>
-                <w:noProof/>
-                <w:webHidden/>
-              </w:rPr>
               <w:fldChar w:fldCharType="separate"/>
             </w:r>
             <w:r>
               <w:rPr>
-                <w:rFonts w:ascii="David" w:hAnsi="David" w:cs="David"/>
+                <w:rFonts w:ascii="David" w:hAnsi="David" w:cs="David" w:hint="cs"/>
+                <w:b/>
+                <w:bCs/>
                 <w:noProof/>
                 <w:webHidden/>
                 <w:rtl/>
               </w:rPr>
-              <w:t>14</w:t>
+              <w:t>שגיאה! הסימניה אינה מוגדרת.</w:t>
             </w:r>
             <w:r>
               <w:rPr>
@@ -2061,23 +2044,18 @@
                 <w:noProof/>
                 <w:webHidden/>
               </w:rPr>
-            </w:r>
-            <w:r>
-              <w:rPr>
-                <w:rFonts w:ascii="David" w:hAnsi="David" w:cs="David"/>
-                <w:noProof/>
-                <w:webHidden/>
-              </w:rPr>
               <w:fldChar w:fldCharType="separate"/>
             </w:r>
             <w:r>
               <w:rPr>
-                <w:rFonts w:ascii="David" w:hAnsi="David" w:cs="David"/>
+                <w:rFonts w:ascii="David" w:hAnsi="David" w:cs="David" w:hint="cs"/>
+                <w:b/>
+                <w:bCs/>
                 <w:noProof/>
                 <w:webHidden/>
                 <w:rtl/>
               </w:rPr>
-              <w:t>14</w:t>
+              <w:t>שגיאה! הסימניה אינה מוגדרת.</w:t>
             </w:r>
             <w:r>
               <w:rPr>
@@ -2154,23 +2132,18 @@
                 <w:noProof/>
                 <w:webHidden/>
               </w:rPr>
-            </w:r>
-            <w:r>
-              <w:rPr>
-                <w:rFonts w:ascii="David" w:hAnsi="David" w:cs="David"/>
-                <w:noProof/>
-                <w:webHidden/>
-              </w:rPr>
               <w:fldChar w:fldCharType="separate"/>
             </w:r>
             <w:r>
               <w:rPr>
-                <w:rFonts w:ascii="David" w:hAnsi="David" w:cs="David"/>
+                <w:rFonts w:ascii="David" w:hAnsi="David" w:cs="David" w:hint="cs"/>
+                <w:b/>
+                <w:bCs/>
                 <w:noProof/>
                 <w:webHidden/>
                 <w:rtl/>
               </w:rPr>
-              <w:t>14</w:t>
+              <w:t>שגיאה! הסימניה אינה מוגדרת.</w:t>
             </w:r>
             <w:r>
               <w:rPr>
@@ -2253,13 +2226,6 @@
                 <w:noProof/>
                 <w:webHidden/>
               </w:rPr>
-            </w:r>
-            <w:r>
-              <w:rPr>
-                <w:rFonts w:ascii="David" w:hAnsi="David" w:cs="David"/>
-                <w:noProof/>
-                <w:webHidden/>
-              </w:rPr>
               <w:fldChar w:fldCharType="separate"/>
             </w:r>
             <w:r>
@@ -2364,7 +2330,7 @@
                 <w:webHidden/>
                 <w:rtl/>
               </w:rPr>
-              <w:t>14</w:t>
+              <w:t>20</w:t>
             </w:r>
             <w:r>
               <w:rPr>
@@ -2457,7 +2423,7 @@
                 <w:webHidden/>
                 <w:rtl/>
               </w:rPr>
-              <w:t>16</w:t>
+              <w:t>21</w:t>
             </w:r>
             <w:r>
               <w:rPr>
@@ -2540,13 +2506,6 @@
                 <w:noProof/>
                 <w:webHidden/>
               </w:rPr>
-            </w:r>
-            <w:r>
-              <w:rPr>
-                <w:rFonts w:ascii="David" w:hAnsi="David" w:cs="David"/>
-                <w:noProof/>
-                <w:webHidden/>
-              </w:rPr>
               <w:fldChar w:fldCharType="separate"/>
             </w:r>
             <w:r>
@@ -2635,13 +2594,6 @@
                 <w:noProof/>
                 <w:webHidden/>
               </w:rPr>
-            </w:r>
-            <w:r>
-              <w:rPr>
-                <w:rFonts w:ascii="David" w:hAnsi="David" w:cs="David"/>
-                <w:noProof/>
-                <w:webHidden/>
-              </w:rPr>
               <w:fldChar w:fldCharType="separate"/>
             </w:r>
             <w:r>
@@ -2730,13 +2682,6 @@
                 <w:noProof/>
                 <w:webHidden/>
               </w:rPr>
-            </w:r>
-            <w:r>
-              <w:rPr>
-                <w:rFonts w:ascii="David" w:hAnsi="David" w:cs="David"/>
-                <w:noProof/>
-                <w:webHidden/>
-              </w:rPr>
               <w:fldChar w:fldCharType="separate"/>
             </w:r>
             <w:r>
@@ -2825,13 +2770,6 @@
                 <w:noProof/>
                 <w:webHidden/>
               </w:rPr>
-            </w:r>
-            <w:r>
-              <w:rPr>
-                <w:rFonts w:ascii="David" w:hAnsi="David" w:cs="David"/>
-                <w:noProof/>
-                <w:webHidden/>
-              </w:rPr>
               <w:fldChar w:fldCharType="separate"/>
             </w:r>
             <w:r>
@@ -2941,7 +2879,7 @@
                 <w:webHidden/>
                 <w:rtl/>
               </w:rPr>
-              <w:t>22</w:t>
+              <w:t>26</w:t>
             </w:r>
             <w:r>
               <w:rPr>
@@ -3033,7 +2971,7 @@
                 <w:webHidden/>
                 <w:rtl/>
               </w:rPr>
-              <w:t>22</w:t>
+              <w:t>26</w:t>
             </w:r>
             <w:r>
               <w:rPr>
@@ -3126,7 +3064,7 @@
                 <w:webHidden/>
                 <w:rtl/>
               </w:rPr>
-              <w:t>22</w:t>
+              <w:t>26</w:t>
             </w:r>
             <w:r>
               <w:rPr>
@@ -3218,7 +3156,7 @@
                 <w:webHidden/>
                 <w:rtl/>
               </w:rPr>
-              <w:t>23</w:t>
+              <w:t>28</w:t>
             </w:r>
             <w:r>
               <w:rPr>
@@ -3311,7 +3249,7 @@
                 <w:webHidden/>
                 <w:rtl/>
               </w:rPr>
-              <w:t>23</w:t>
+              <w:t>30</w:t>
             </w:r>
             <w:r>
               <w:rPr>
@@ -3404,7 +3342,7 @@
                 <w:webHidden/>
                 <w:rtl/>
               </w:rPr>
-              <w:t>23</w:t>
+              <w:t>30</w:t>
             </w:r>
             <w:r>
               <w:rPr>
@@ -3497,7 +3435,7 @@
                 <w:webHidden/>
                 <w:rtl/>
               </w:rPr>
-              <w:t>25</w:t>
+              <w:t>33</w:t>
             </w:r>
             <w:r>
               <w:rPr>
@@ -3574,23 +3512,18 @@
                 <w:noProof/>
                 <w:webHidden/>
               </w:rPr>
-            </w:r>
-            <w:r>
-              <w:rPr>
-                <w:rFonts w:ascii="David" w:hAnsi="David" w:cs="David"/>
-                <w:noProof/>
-                <w:webHidden/>
-              </w:rPr>
               <w:fldChar w:fldCharType="separate"/>
             </w:r>
             <w:r>
               <w:rPr>
-                <w:rFonts w:ascii="David" w:hAnsi="David" w:cs="David"/>
+                <w:rFonts w:ascii="David" w:hAnsi="David" w:cs="David" w:hint="cs"/>
+                <w:b/>
+                <w:bCs/>
                 <w:noProof/>
                 <w:webHidden/>
                 <w:rtl/>
               </w:rPr>
-              <w:t>26</w:t>
+              <w:t>שגיאה! הסימניה אינה מוגדרת.</w:t>
             </w:r>
             <w:r>
               <w:rPr>
@@ -3667,23 +3600,18 @@
                 <w:noProof/>
                 <w:webHidden/>
               </w:rPr>
-            </w:r>
-            <w:r>
-              <w:rPr>
-                <w:rFonts w:ascii="David" w:hAnsi="David" w:cs="David"/>
-                <w:noProof/>
-                <w:webHidden/>
-              </w:rPr>
               <w:fldChar w:fldCharType="separate"/>
             </w:r>
             <w:r>
               <w:rPr>
-                <w:rFonts w:ascii="David" w:hAnsi="David" w:cs="David"/>
+                <w:rFonts w:ascii="David" w:hAnsi="David" w:cs="David" w:hint="cs"/>
+                <w:b/>
+                <w:bCs/>
                 <w:noProof/>
                 <w:webHidden/>
                 <w:rtl/>
               </w:rPr>
-              <w:t>26</w:t>
+              <w:t>שגיאה! הסימניה אינה מוגדרת.</w:t>
             </w:r>
             <w:r>
               <w:rPr>
@@ -3801,7 +3729,7 @@
                 <w:webHidden/>
                 <w:rtl/>
               </w:rPr>
-              <w:t>26</w:t>
+              <w:t>34</w:t>
             </w:r>
             <w:r>
               <w:rPr>
@@ -3895,23 +3823,18 @@
                 <w:noProof/>
                 <w:webHidden/>
               </w:rPr>
-            </w:r>
-            <w:r>
-              <w:rPr>
-                <w:rFonts w:ascii="David" w:hAnsi="David" w:cs="David"/>
-                <w:noProof/>
-                <w:webHidden/>
-              </w:rPr>
               <w:fldChar w:fldCharType="separate"/>
             </w:r>
             <w:r>
               <w:rPr>
-                <w:rFonts w:ascii="David" w:hAnsi="David" w:cs="David"/>
+                <w:rFonts w:ascii="David" w:hAnsi="David" w:cs="David" w:hint="cs"/>
+                <w:b/>
+                <w:bCs/>
                 <w:noProof/>
                 <w:webHidden/>
                 <w:rtl/>
               </w:rPr>
-              <w:t>26</w:t>
+              <w:t>שגיאה! הסימניה אינה מוגדרת.</w:t>
             </w:r>
             <w:r>
               <w:rPr>
@@ -4021,7 +3944,7 @@
                 <w:webHidden/>
                 <w:rtl/>
               </w:rPr>
-              <w:t>26</w:t>
+              <w:t>35</w:t>
             </w:r>
             <w:r>
               <w:rPr>
@@ -4120,7 +4043,7 @@
                 <w:webHidden/>
                 <w:rtl/>
               </w:rPr>
-              <w:t>27</w:t>
+              <w:t>41</w:t>
             </w:r>
             <w:r>
               <w:rPr>
@@ -4213,7 +4136,7 @@
                 <w:webHidden/>
                 <w:rtl/>
               </w:rPr>
-              <w:t>27</w:t>
+              <w:t>41</w:t>
             </w:r>
             <w:r>
               <w:rPr>
@@ -4306,7 +4229,7 @@
                 <w:webHidden/>
                 <w:rtl/>
               </w:rPr>
-              <w:t>27</w:t>
+              <w:t>42</w:t>
             </w:r>
             <w:r>
               <w:rPr>
@@ -4405,7 +4328,7 @@
                 <w:webHidden/>
                 <w:rtl/>
               </w:rPr>
-              <w:t>29</w:t>
+              <w:t>44</w:t>
             </w:r>
             <w:r>
               <w:rPr>
@@ -4498,7 +4421,7 @@
                 <w:webHidden/>
                 <w:rtl/>
               </w:rPr>
-              <w:t>29</w:t>
+              <w:t>44</w:t>
             </w:r>
             <w:r>
               <w:rPr>
@@ -4600,7 +4523,7 @@
                 <w:webHidden/>
                 <w:rtl/>
               </w:rPr>
-              <w:t>29</w:t>
+              <w:t>45</w:t>
             </w:r>
             <w:r>
               <w:rPr>
@@ -4693,7 +4616,7 @@
                 <w:webHidden/>
                 <w:rtl/>
               </w:rPr>
-              <w:t>30</w:t>
+              <w:t>46</w:t>
             </w:r>
             <w:r>
               <w:rPr>
@@ -4786,7 +4709,7 @@
                 <w:webHidden/>
                 <w:rtl/>
               </w:rPr>
-              <w:t>30</w:t>
+              <w:t>47</w:t>
             </w:r>
             <w:r>
               <w:rPr>
@@ -4879,7 +4802,7 @@
                 <w:webHidden/>
                 <w:rtl/>
               </w:rPr>
-              <w:t>30</w:t>
+              <w:t>47</w:t>
             </w:r>
             <w:r>
               <w:rPr>
@@ -4978,7 +4901,7 @@
                 <w:webHidden/>
                 <w:rtl/>
               </w:rPr>
-              <w:t>30</w:t>
+              <w:t>47</w:t>
             </w:r>
             <w:r>
               <w:rPr>
@@ -5077,7 +5000,7 @@
                 <w:webHidden/>
                 <w:rtl/>
               </w:rPr>
-              <w:t>30</w:t>
+              <w:t>48</w:t>
             </w:r>
             <w:r>
               <w:rPr>
@@ -5176,7 +5099,7 @@
                 <w:webHidden/>
                 <w:rtl/>
               </w:rPr>
-              <w:t>31</w:t>
+              <w:t>48</w:t>
             </w:r>
             <w:r>
               <w:rPr>
@@ -5275,7 +5198,7 @@
                 <w:webHidden/>
                 <w:rtl/>
               </w:rPr>
-              <w:t>32</w:t>
+              <w:t>49</w:t>
             </w:r>
             <w:r>
               <w:rPr>
@@ -5374,7 +5297,7 @@
                 <w:webHidden/>
                 <w:rtl/>
               </w:rPr>
-              <w:t>32</w:t>
+              <w:t>49</w:t>
             </w:r>
             <w:r>
               <w:rPr>
@@ -5419,6 +5342,7 @@
           <w:rFonts w:hint="cs"/>
           <w:rtl/>
         </w:rPr>
+        <w:lastRenderedPageBreak/>
         <w:t>הצעת הפרויקט שאושרה ע"י משרד החינוך</w:t>
       </w:r>
       <w:bookmarkEnd w:id="0"/>
@@ -5983,6 +5907,7 @@
           <w:rFonts w:hint="cs"/>
           <w:rtl/>
         </w:rPr>
+        <w:lastRenderedPageBreak/>
         <w:t>מבוא</w:t>
       </w:r>
       <w:bookmarkEnd w:id="7"/>
@@ -6716,6 +6641,7 @@
           <w:rFonts w:hint="cs"/>
           <w:rtl/>
         </w:rPr>
+        <w:lastRenderedPageBreak/>
         <w:t>2.4</w:t>
       </w:r>
       <w:r>
@@ -7359,6 +7285,7 @@
           <w:rFonts w:hint="cs"/>
           <w:rtl/>
         </w:rPr>
+        <w:lastRenderedPageBreak/>
         <w:t>מטרות ויעדים</w:t>
       </w:r>
       <w:bookmarkEnd w:id="27"/>
@@ -8060,6 +7987,7 @@
           <w:rtl/>
           <w:lang w:val="en-GB"/>
         </w:rPr>
+        <w:lastRenderedPageBreak/>
         <w:t>רכיבי המערכת העיקריים:</w:t>
       </w:r>
     </w:p>
@@ -8455,6 +8383,7 @@
           <w:rFonts w:hint="cs"/>
           <w:rtl/>
         </w:rPr>
+        <w:lastRenderedPageBreak/>
         <w:t>אתגרים</w:t>
       </w:r>
       <w:r>
@@ -9003,6 +8932,7 @@
           <w:color w:val="000000" w:themeColor="text1"/>
           <w:rtl/>
         </w:rPr>
+        <w:lastRenderedPageBreak/>
         <w:t xml:space="preserve">  5. </w:t>
       </w:r>
       <w:r>
@@ -9310,6 +9240,7 @@
           <w:rFonts w:hint="cs"/>
           <w:rtl/>
         </w:rPr>
+        <w:lastRenderedPageBreak/>
         <w:t>הגדרת מדדי הצלחה למערכת</w:t>
       </w:r>
       <w:bookmarkEnd w:id="33"/>
@@ -10064,6 +9995,7 @@
           <w:rFonts w:hint="cs"/>
           <w:rtl/>
         </w:rPr>
+        <w:lastRenderedPageBreak/>
         <w:t xml:space="preserve">רקע תיאורטי </w:t>
       </w:r>
       <w:r>
@@ -10435,6 +10367,7 @@
           <w:b/>
           <w:bCs/>
         </w:rPr>
+        <w:lastRenderedPageBreak/>
         <w:t>AES-256 (Advanced Encryption Standard)</w:t>
       </w:r>
       <w:r>
@@ -10835,7 +10768,15 @@
           <w:rFonts w:ascii="Arial" w:hAnsi="Arial" w:cs="Arial"/>
           <w:rtl/>
         </w:rPr>
-        <w:t xml:space="preserve">חתימה דיגיטלית תקפה מעידה בסבירות גבוהה שההודעה או המסמך אינם משובשים או מזויפים ,כלומר – שהמסמך או ההודעה נוצרו או נשלחו על ידי גורם ידוע ושהם לא שונו על ידי צד שלישי לאחר חתימתם, או שובשו בדרך אחרת. כמו כן חותם המסמך לא יוכל להתכחש לכך שהוא יצר אותו. </w:t>
+        <w:t xml:space="preserve">חתימה דיגיטלית תקפה מעידה בסבירות גבוהה שההודעה או המסמך אינם משובשים או מזויפים ,כלומר – שהמסמך או ההודעה נוצרו או נשלחו על ידי גורם </w:t>
+      </w:r>
+      <w:r>
+        <w:rPr>
+          <w:rFonts w:ascii="Arial" w:hAnsi="Arial" w:cs="Arial"/>
+          <w:rtl/>
+        </w:rPr>
+        <w:lastRenderedPageBreak/>
+        <w:t xml:space="preserve">ידוע ושהם לא שונו על ידי צד שלישי לאחר חתימתם, או שובשו בדרך אחרת. כמו כן חותם המסמך לא יוכל להתכחש לכך שהוא יצר אותו. </w:t>
       </w:r>
     </w:p>
     <w:p>
@@ -11417,6 +11358,7 @@
           <w:rFonts w:hint="cs"/>
           <w:rtl/>
         </w:rPr>
+        <w:lastRenderedPageBreak/>
         <w:t>ותיאור החלופה הנבחרת</w:t>
       </w:r>
       <w:r>
@@ -11710,6 +11652,7 @@
         </w:rPr>
       </w:pPr>
       <w:r>
+        <w:lastRenderedPageBreak/>
         <w:t>RSA Digital Signature</w:t>
       </w:r>
       <w:r>
@@ -11955,6 +11898,7 @@
           <w:rtl/>
           <w:lang w:val="en-GB"/>
         </w:rPr>
+        <w:lastRenderedPageBreak/>
         <w:t xml:space="preserve">בעוד </w:t>
       </w:r>
       <w:r>
@@ -12820,6 +12764,7 @@
           <w:bCs/>
           <w:rtl/>
         </w:rPr>
+        <w:lastRenderedPageBreak/>
         <w:t>מודול הצפנה/פענוח</w:t>
       </w:r>
       <w:r>
@@ -13771,6 +13716,7 @@
           <w:b/>
           <w:bCs/>
         </w:rPr>
+        <w:lastRenderedPageBreak/>
         <w:t>🧍</w:t>
       </w:r>
       <w:r>
@@ -14068,6 +14014,7 @@
           <w:b/>
           <w:bCs/>
         </w:rPr>
+        <w:lastRenderedPageBreak/>
         <w:t>📎</w:t>
       </w:r>
       <w:r>
@@ -14899,6 +14846,7 @@
           <w:bCs/>
           <w:rtl/>
         </w:rPr>
+        <w:lastRenderedPageBreak/>
         <w:t>תיאור התקיפה</w:t>
       </w:r>
       <w:r>
@@ -15412,6 +15360,7 @@
           <w:bCs/>
           <w:rtl/>
         </w:rPr>
+        <w:lastRenderedPageBreak/>
         <w:t>תהליך</w:t>
       </w:r>
       <w:r>
@@ -15941,6 +15890,7 @@
         <w:rPr>
           <w:rtl/>
         </w:rPr>
+        <w:lastRenderedPageBreak/>
         <w:t xml:space="preserve">נבצע את החישוב: </w:t>
       </w:r>
       <w:r>
@@ -16616,6 +16566,7 @@
         <w:rPr>
           <w:rtl/>
         </w:rPr>
+        <w:lastRenderedPageBreak/>
         <w:t xml:space="preserve">הודעה </w:t>
       </w:r>
       <w:r>
@@ -17163,6 +17114,7 @@
         <w:rPr>
           <w:noProof/>
         </w:rPr>
+        <w:lastRenderedPageBreak/>
         <w:drawing>
           <wp:inline distT="0" distB="0" distL="0" distR="0" wp14:anchorId="4289528E" wp14:editId="7B5E0A44">
             <wp:extent cx="2419350" cy="419100"/>
@@ -17751,6 +17703,7 @@
         <w:rPr>
           <w:rtl/>
         </w:rPr>
+        <w:lastRenderedPageBreak/>
         <w:t>אם החתימה תקינה, המקבל משתמש במפתח המשותף</w:t>
       </w:r>
       <w:r>
@@ -18175,6 +18128,7 @@
         <w:rPr>
           <w:rtl/>
         </w:rPr>
+        <w:lastRenderedPageBreak/>
         <w:t>כדי להבטיח הצפנה מקצה לקצה (</w:t>
       </w:r>
       <w:r>
@@ -18696,6 +18650,7 @@
           <w:rFonts w:hint="cs"/>
           <w:rtl/>
         </w:rPr>
+        <w:lastRenderedPageBreak/>
         <w:t xml:space="preserve">11.3 </w:t>
       </w:r>
       <w:r>
@@ -19451,6 +19406,7 @@
           <w:bCs/>
           <w:rtl/>
         </w:rPr>
+        <w:lastRenderedPageBreak/>
         <w:t>2.</w:t>
       </w:r>
       <w:r>
@@ -20039,6 +19995,7 @@
           <w:rFonts w:hint="cs"/>
           <w:rtl/>
         </w:rPr>
+        <w:lastRenderedPageBreak/>
         <w:t xml:space="preserve">11.4 </w:t>
       </w:r>
       <w:r>
@@ -20404,6 +20361,7 @@
         <w:rPr>
           <w:rtl/>
         </w:rPr>
+        <w:lastRenderedPageBreak/>
         <w:t> </w:t>
       </w:r>
       <w:r>
@@ -20598,6 +20556,7 @@
           <w:rFonts w:hint="cs"/>
           <w:rtl/>
         </w:rPr>
+        <w:lastRenderedPageBreak/>
         <w:t>11</w:t>
       </w:r>
       <w:r>
@@ -21007,6 +20966,7 @@
           <w:rFonts w:hint="cs"/>
           <w:rtl/>
         </w:rPr>
+        <w:lastRenderedPageBreak/>
         <w:t xml:space="preserve">11.6 </w:t>
       </w:r>
       <w:r>
@@ -21386,6 +21346,7 @@
           <w:rFonts w:hint="cs"/>
           <w:rtl/>
         </w:rPr>
+        <w:lastRenderedPageBreak/>
         <w:t xml:space="preserve">ניתוח </w:t>
       </w:r>
       <w:r>
@@ -21733,6 +21694,7 @@
           <w:rFonts w:hint="cs"/>
           <w:rtl/>
         </w:rPr>
+        <w:lastRenderedPageBreak/>
         <w:t>תרשימי</w:t>
       </w:r>
       <w:r>
@@ -22120,6 +22082,42 @@
     </w:p>
     <w:p>
       <w:pPr>
+        <w:ind w:firstLine="0"/>
+        <w:rPr>
+          <w:rFonts w:asciiTheme="minorBidi" w:hAnsiTheme="minorBidi" w:cstheme="minorBidi"/>
+          <w:lang w:val="en-GB"/>
+        </w:rPr>
+      </w:pPr>
+    </w:p>
+    <w:p>
+      <w:pPr>
+        <w:ind w:firstLine="0"/>
+        <w:rPr>
+          <w:rFonts w:asciiTheme="minorBidi" w:hAnsiTheme="minorBidi" w:cstheme="minorBidi"/>
+          <w:lang w:val="en-GB"/>
+        </w:rPr>
+      </w:pPr>
+    </w:p>
+    <w:p>
+      <w:pPr>
+        <w:ind w:firstLine="0"/>
+        <w:rPr>
+          <w:rFonts w:asciiTheme="minorBidi" w:hAnsiTheme="minorBidi" w:cstheme="minorBidi"/>
+          <w:lang w:val="en-GB"/>
+        </w:rPr>
+      </w:pPr>
+    </w:p>
+    <w:p>
+      <w:pPr>
+        <w:ind w:firstLine="0"/>
+        <w:rPr>
+          <w:rFonts w:asciiTheme="minorBidi" w:hAnsiTheme="minorBidi" w:cstheme="minorBidi"/>
+          <w:lang w:val="en-GB"/>
+        </w:rPr>
+      </w:pPr>
+    </w:p>
+    <w:p>
+      <w:pPr>
         <w:numPr>
           <w:ilvl w:val="0"/>
           <w:numId w:val="8"/>
@@ -22142,6 +22140,7 @@
           <w:bCs/>
           <w:rtl/>
         </w:rPr>
+        <w:lastRenderedPageBreak/>
         <w:t>תהליך</w:t>
       </w:r>
       <w:r>
@@ -22525,10 +22524,11 @@
           <w:noProof/>
           <w:rtl/>
         </w:rPr>
+        <w:lastRenderedPageBreak/>
         <w:drawing>
-          <wp:inline distT="0" distB="0" distL="0" distR="0" wp14:anchorId="0771F994" wp14:editId="1928235C">
-            <wp:extent cx="6739890" cy="7096174"/>
-            <wp:effectExtent l="0" t="0" r="3810" b="9525"/>
+          <wp:inline distT="0" distB="0" distL="0" distR="0" wp14:anchorId="0771F994" wp14:editId="54FA6156">
+            <wp:extent cx="6766671" cy="7124369"/>
+            <wp:effectExtent l="0" t="0" r="0" b="635"/>
             <wp:docPr id="1745521083" name="תמונה 1"/>
             <wp:cNvGraphicFramePr>
               <a:graphicFrameLocks xmlns:a="http://schemas.openxmlformats.org/drawingml/2006/main" noChangeAspect="1"/>
@@ -22549,7 +22549,7 @@
                   <pic:spPr>
                     <a:xfrm>
                       <a:off x="0" y="0"/>
-                      <a:ext cx="6748353" cy="7105084"/>
+                      <a:ext cx="6787864" cy="7146682"/>
                     </a:xfrm>
                     <a:prstGeom prst="rect">
                       <a:avLst/>
@@ -22579,13 +22579,6 @@
     <w:p>
       <w:pPr>
         <w:rPr>
-          <w:highlight w:val="yellow"/>
-        </w:rPr>
-      </w:pPr>
-    </w:p>
-    <w:p>
-      <w:pPr>
-        <w:rPr>
           <w:lang w:val="en-GB"/>
         </w:rPr>
       </w:pPr>
@@ -22601,6 +22594,13 @@
         </w:rPr>
         <w:t>.</w:t>
       </w:r>
+    </w:p>
+    <w:p>
+      <w:pPr>
+        <w:rPr>
+          <w:lang w:val="en-GB"/>
+        </w:rPr>
+      </w:pPr>
     </w:p>
     <w:p>
       <w:pPr>
@@ -23388,6 +23388,7 @@
           <w:noProof/>
           <w:rtl/>
         </w:rPr>
+        <w:lastRenderedPageBreak/>
         <w:drawing>
           <wp:inline distT="0" distB="0" distL="0" distR="0" wp14:anchorId="0BD1D9B8" wp14:editId="40A5E82A">
             <wp:extent cx="5657850" cy="5676265"/>
@@ -23624,6 +23625,42 @@
     </w:p>
     <w:p>
       <w:pPr>
+        <w:ind w:firstLine="0"/>
+        <w:rPr>
+          <w:rFonts w:asciiTheme="minorBidi" w:hAnsiTheme="minorBidi" w:cstheme="minorBidi"/>
+          <w:lang w:val="en-GB"/>
+        </w:rPr>
+      </w:pPr>
+    </w:p>
+    <w:p>
+      <w:pPr>
+        <w:ind w:firstLine="0"/>
+        <w:rPr>
+          <w:rFonts w:asciiTheme="minorBidi" w:hAnsiTheme="minorBidi" w:cstheme="minorBidi"/>
+          <w:lang w:val="en-GB"/>
+        </w:rPr>
+      </w:pPr>
+    </w:p>
+    <w:p>
+      <w:pPr>
+        <w:ind w:firstLine="0"/>
+        <w:rPr>
+          <w:rFonts w:asciiTheme="minorBidi" w:hAnsiTheme="minorBidi" w:cstheme="minorBidi"/>
+          <w:lang w:val="en-GB"/>
+        </w:rPr>
+      </w:pPr>
+    </w:p>
+    <w:p>
+      <w:pPr>
+        <w:ind w:firstLine="0"/>
+        <w:rPr>
+          <w:rFonts w:asciiTheme="minorBidi" w:hAnsiTheme="minorBidi" w:cstheme="minorBidi"/>
+          <w:lang w:val="en-GB"/>
+        </w:rPr>
+      </w:pPr>
+    </w:p>
+    <w:p>
+      <w:pPr>
         <w:numPr>
           <w:ilvl w:val="0"/>
           <w:numId w:val="8"/>
@@ -23646,6 +23683,7 @@
           <w:bCs/>
           <w:rtl/>
         </w:rPr>
+        <w:lastRenderedPageBreak/>
         <w:t>תהליך</w:t>
       </w:r>
       <w:r>
@@ -24155,68 +24193,6 @@
       <w:pPr>
         <w:rPr>
           <w:highlight w:val="yellow"/>
-        </w:rPr>
-      </w:pPr>
-    </w:p>
-    <w:p>
-      <w:pPr>
-        <w:rPr>
-          <w:highlight w:val="yellow"/>
-        </w:rPr>
-      </w:pPr>
-    </w:p>
-    <w:p>
-      <w:pPr>
-        <w:rPr>
-          <w:highlight w:val="yellow"/>
-          <w:rtl/>
-        </w:rPr>
-      </w:pPr>
-    </w:p>
-    <w:p>
-      <w:pPr>
-        <w:rPr>
-          <w:highlight w:val="yellow"/>
-          <w:rtl/>
-        </w:rPr>
-      </w:pPr>
-    </w:p>
-    <w:p>
-      <w:pPr>
-        <w:rPr>
-          <w:highlight w:val="yellow"/>
-          <w:rtl/>
-        </w:rPr>
-      </w:pPr>
-    </w:p>
-    <w:p>
-      <w:pPr>
-        <w:rPr>
-          <w:highlight w:val="yellow"/>
-          <w:rtl/>
-        </w:rPr>
-      </w:pPr>
-    </w:p>
-    <w:p>
-      <w:pPr>
-        <w:rPr>
-          <w:highlight w:val="yellow"/>
-          <w:rtl/>
-        </w:rPr>
-      </w:pPr>
-    </w:p>
-    <w:p>
-      <w:pPr>
-        <w:rPr>
-          <w:highlight w:val="yellow"/>
-          <w:rtl/>
-        </w:rPr>
-      </w:pPr>
-    </w:p>
-    <w:p>
-      <w:pPr>
-        <w:rPr>
-          <w:highlight w:val="yellow"/>
           <w:rtl/>
         </w:rPr>
       </w:pPr>
@@ -24236,6 +24212,7 @@
           <w:rFonts w:hint="cs"/>
           <w:rtl/>
         </w:rPr>
+        <w:lastRenderedPageBreak/>
         <w:t>תיאור מסכים וממשק משתמש</w:t>
       </w:r>
       <w:bookmarkEnd w:id="81"/>
@@ -24268,35 +24245,6 @@
           <w:rtl/>
         </w:rPr>
         <w:t xml:space="preserve"> </w:t>
-      </w:r>
-    </w:p>
-    <w:p>
-      <w:pPr>
-        <w:rPr>
-          <w:rtl/>
-        </w:rPr>
-      </w:pPr>
-      <w:r>
-        <w:rPr>
-          <w:rFonts w:hint="cs"/>
-          <w:highlight w:val="yellow"/>
-          <w:rtl/>
-        </w:rPr>
-        <w:t>המסכים והמעברים בינהם (</w:t>
-      </w:r>
-      <w:r>
-        <w:rPr>
-          <w:highlight w:val="yellow"/>
-        </w:rPr>
-        <w:t>Screen flow diagram</w:t>
-      </w:r>
-      <w:r>
-        <w:rPr>
-          <w:rFonts w:hint="cs"/>
-          <w:highlight w:val="yellow"/>
-          <w:rtl/>
-        </w:rPr>
-        <w:t>) כולל מוגנים</w:t>
       </w:r>
     </w:p>
     <w:p>
@@ -24456,41 +24404,6 @@
     </w:p>
     <w:p>
       <w:pPr>
-        <w:ind w:firstLine="0"/>
-      </w:pPr>
-    </w:p>
-    <w:p>
-      <w:pPr>
-        <w:ind w:firstLine="0"/>
-      </w:pPr>
-    </w:p>
-    <w:p>
-      <w:pPr>
-        <w:ind w:firstLine="0"/>
-      </w:pPr>
-    </w:p>
-    <w:p>
-      <w:pPr>
-        <w:ind w:firstLine="0"/>
-      </w:pPr>
-    </w:p>
-    <w:p>
-      <w:pPr>
-        <w:ind w:firstLine="0"/>
-      </w:pPr>
-    </w:p>
-    <w:p>
-      <w:pPr>
-        <w:ind w:firstLine="0"/>
-      </w:pPr>
-    </w:p>
-    <w:p>
-      <w:pPr>
-        <w:ind w:firstLine="0"/>
-      </w:pPr>
-    </w:p>
-    <w:p>
-      <w:pPr>
         <w:rPr>
           <w:b/>
           <w:bCs/>
@@ -24545,22 +24458,22 @@
         </w:rPr>
         <w:t>:</w:t>
       </w:r>
-    </w:p>
-    <w:p>
-      <w:pPr>
-        <w:rPr>
-          <w:rtl/>
-        </w:rPr>
-      </w:pPr>
       <w:r>
         <w:rPr>
           <w:noProof/>
           <w:rtl/>
         </w:rPr>
+        <w:t xml:space="preserve"> </w:t>
+      </w:r>
+      <w:r>
+        <w:rPr>
+          <w:noProof/>
+          <w:rtl/>
+        </w:rPr>
         <w:drawing>
-          <wp:inline distT="0" distB="0" distL="0" distR="0" wp14:anchorId="624EFEED" wp14:editId="406C38BE">
-            <wp:extent cx="5657850" cy="3146425"/>
-            <wp:effectExtent l="0" t="0" r="0" b="0"/>
+          <wp:inline distT="0" distB="0" distL="0" distR="0" wp14:anchorId="32A6232D" wp14:editId="2AA037E3">
+            <wp:extent cx="5061502" cy="2814786"/>
+            <wp:effectExtent l="0" t="0" r="6350" b="5080"/>
             <wp:docPr id="1060142485" name="תמונה 1"/>
             <wp:cNvGraphicFramePr>
               <a:graphicFrameLocks xmlns:a="http://schemas.openxmlformats.org/drawingml/2006/main" noChangeAspect="1"/>
@@ -24581,7 +24494,7 @@
                   <pic:spPr>
                     <a:xfrm>
                       <a:off x="0" y="0"/>
-                      <a:ext cx="5657850" cy="3146425"/>
+                      <a:ext cx="5074327" cy="2821918"/>
                     </a:xfrm>
                     <a:prstGeom prst="rect">
                       <a:avLst/>
@@ -24595,6 +24508,13 @@
       </w:r>
     </w:p>
     <w:p>
+      <w:pPr>
+        <w:rPr>
+          <w:rtl/>
+        </w:rPr>
+      </w:pPr>
+    </w:p>
+    <w:p>
       <w:r>
         <w:rPr>
           <w:b/>
@@ -24869,13 +24789,9 @@
       </w:r>
     </w:p>
     <w:p/>
-    <w:p/>
-    <w:p/>
-    <w:p/>
-    <w:p/>
-    <w:p/>
-    <w:p>
-      <w:pPr>
+    <w:p>
+      <w:pPr>
+        <w:ind w:firstLine="0"/>
         <w:rPr>
           <w:rtl/>
         </w:rPr>
@@ -25266,46 +25182,6 @@
     <w:p>
       <w:pPr>
         <w:ind w:firstLine="0"/>
-        <w:rPr>
-          <w:rtl/>
-        </w:rPr>
-      </w:pPr>
-    </w:p>
-    <w:p>
-      <w:pPr>
-        <w:ind w:firstLine="0"/>
-        <w:rPr>
-          <w:rtl/>
-        </w:rPr>
-      </w:pPr>
-    </w:p>
-    <w:p>
-      <w:pPr>
-        <w:ind w:firstLine="0"/>
-        <w:rPr>
-          <w:rtl/>
-        </w:rPr>
-      </w:pPr>
-    </w:p>
-    <w:p>
-      <w:pPr>
-        <w:ind w:firstLine="0"/>
-        <w:rPr>
-          <w:rtl/>
-        </w:rPr>
-      </w:pPr>
-    </w:p>
-    <w:p>
-      <w:pPr>
-        <w:ind w:firstLine="0"/>
-        <w:rPr>
-          <w:rtl/>
-        </w:rPr>
-      </w:pPr>
-    </w:p>
-    <w:p>
-      <w:pPr>
-        <w:ind w:firstLine="0"/>
       </w:pPr>
       <w:r>
         <w:rPr>
@@ -25595,12 +25471,13 @@
       <w:r>
         <w:rPr>
           <w:noProof/>
+          <w:rtl/>
         </w:rPr>
         <w:drawing>
-          <wp:inline distT="0" distB="0" distL="0" distR="0" wp14:anchorId="4FAD54D2" wp14:editId="73684A50">
-            <wp:extent cx="5657850" cy="2851785"/>
-            <wp:effectExtent l="0" t="0" r="0" b="5715"/>
-            <wp:docPr id="988294604" name="תמונה 1"/>
+          <wp:inline distT="0" distB="0" distL="0" distR="0" wp14:anchorId="525997AF" wp14:editId="2DBB56DE">
+            <wp:extent cx="5657850" cy="2524125"/>
+            <wp:effectExtent l="0" t="0" r="0" b="9525"/>
+            <wp:docPr id="1181901005" name="תמונה 1" descr="תמונה שמכילה טקסט, תוכנה, סמל מחשב, מערכת הפעלה&#10;&#10;תוכן בינה מלאכותית גנרטיבית עשוי להיות שגוי."/>
             <wp:cNvGraphicFramePr>
               <a:graphicFrameLocks xmlns:a="http://schemas.openxmlformats.org/drawingml/2006/main" noChangeAspect="1"/>
             </wp:cNvGraphicFramePr>
@@ -25608,7 +25485,7 @@
               <a:graphicData uri="http://schemas.openxmlformats.org/drawingml/2006/picture">
                 <pic:pic xmlns:pic="http://schemas.openxmlformats.org/drawingml/2006/picture">
                   <pic:nvPicPr>
-                    <pic:cNvPr id="988294604" name=""/>
+                    <pic:cNvPr id="1181901005" name="תמונה 1" descr="תמונה שמכילה טקסט, תוכנה, סמל מחשב, מערכת הפעלה&#10;&#10;תוכן בינה מלאכותית גנרטיבית עשוי להיות שגוי."/>
                     <pic:cNvPicPr/>
                   </pic:nvPicPr>
                   <pic:blipFill>
@@ -25620,7 +25497,7 @@
                   <pic:spPr>
                     <a:xfrm>
                       <a:off x="0" y="0"/>
-                      <a:ext cx="5657850" cy="2851785"/>
+                      <a:ext cx="5657850" cy="2524125"/>
                     </a:xfrm>
                     <a:prstGeom prst="rect">
                       <a:avLst/>
@@ -25698,7 +25575,31 @@
           <w:rFonts w:hint="cs"/>
           <w:rtl/>
         </w:rPr>
-        <w:t>לדבר ולשוחח ולשלוח לתמונות לקבוצה שאתה שייך אליה</w:t>
+        <w:t xml:space="preserve">לדבר </w:t>
+      </w:r>
+      <w:r>
+        <w:t xml:space="preserve"> </w:t>
+      </w:r>
+      <w:r>
+        <w:rPr>
+          <w:rFonts w:hint="cs"/>
+          <w:rtl/>
+        </w:rPr>
+        <w:t>ולשוחח ולשלוח לתמונות לקבוצ</w:t>
+      </w:r>
+      <w:r>
+        <w:rPr>
+          <w:rFonts w:hint="cs"/>
+          <w:rtl/>
+        </w:rPr>
+        <w:t>ות</w:t>
+      </w:r>
+      <w:r>
+        <w:rPr>
+          <w:rFonts w:hint="cs"/>
+          <w:rtl/>
+        </w:rPr>
+        <w:t xml:space="preserve"> שאתה שייך אליה</w:t>
       </w:r>
       <w:r>
         <w:t xml:space="preserve"> </w:t>
@@ -26136,6 +26037,7 @@
           <w:rFonts w:hint="cs"/>
           <w:rtl/>
         </w:rPr>
+        <w:lastRenderedPageBreak/>
         <w:t>שפות תכנות</w:t>
       </w:r>
       <w:bookmarkEnd w:id="96"/>
@@ -26934,6 +26836,7 @@
           <w:rFonts w:hint="cs"/>
           <w:rtl/>
         </w:rPr>
+        <w:lastRenderedPageBreak/>
         <w:t>תיאור המודולים והמחלקות</w:t>
       </w:r>
       <w:bookmarkEnd w:id="99"/>
@@ -26969,6 +26872,7 @@
       </w:pPr>
       <w:r>
         <w:rPr>
+          <w:noProof/>
           <w:rtl/>
         </w:rPr>
         <w:drawing>
@@ -27010,109 +26914,6 @@
     </w:p>
     <w:p>
       <w:pPr>
-        <w:rPr>
-          <w:rtl/>
-        </w:rPr>
-      </w:pPr>
-      <w:r>
-        <w:t>Tree/</w:t>
-      </w:r>
-      <w:proofErr w:type="gramStart"/>
-      <w:r>
-        <w:t xml:space="preserve">f </w:t>
-      </w:r>
-      <w:r>
-        <w:rPr>
-          <w:rFonts w:hint="cs"/>
-          <w:rtl/>
-        </w:rPr>
-        <w:t xml:space="preserve"> בשביל</w:t>
-      </w:r>
-      <w:proofErr w:type="gramEnd"/>
-      <w:r>
-        <w:rPr>
-          <w:rFonts w:hint="cs"/>
-          <w:rtl/>
-        </w:rPr>
-        <w:t xml:space="preserve"> עץ </w:t>
-      </w:r>
-      <w:proofErr w:type="gramStart"/>
-      <w:r>
-        <w:rPr>
-          <w:rFonts w:hint="cs"/>
-          <w:rtl/>
-        </w:rPr>
-        <w:t>המודלים  ולשים</w:t>
-      </w:r>
-      <w:proofErr w:type="gramEnd"/>
-      <w:r>
-        <w:rPr>
-          <w:rFonts w:hint="cs"/>
-          <w:rtl/>
-        </w:rPr>
-        <w:t xml:space="preserve"> את הפקודה בתוך </w:t>
-      </w:r>
-      <w:proofErr w:type="spellStart"/>
-      <w:r>
-        <w:t>cmd</w:t>
-      </w:r>
-      <w:proofErr w:type="spellEnd"/>
-      <w:r>
-        <w:t xml:space="preserve">  </w:t>
-      </w:r>
-      <w:r>
-        <w:rPr>
-          <w:rFonts w:hint="cs"/>
-          <w:rtl/>
-        </w:rPr>
-        <w:t xml:space="preserve"> אבל דרך כתובת </w:t>
-      </w:r>
-      <w:proofErr w:type="spellStart"/>
-      <w:proofErr w:type="gramStart"/>
-      <w:r>
-        <w:t>url</w:t>
-      </w:r>
-      <w:proofErr w:type="spellEnd"/>
-      <w:r>
-        <w:t xml:space="preserve"> </w:t>
-      </w:r>
-      <w:r>
-        <w:rPr>
-          <w:rFonts w:hint="cs"/>
-          <w:rtl/>
-        </w:rPr>
-        <w:t xml:space="preserve"> של</w:t>
-      </w:r>
-      <w:proofErr w:type="gramEnd"/>
-      <w:r>
-        <w:rPr>
-          <w:rFonts w:hint="cs"/>
-          <w:rtl/>
-        </w:rPr>
-        <w:t xml:space="preserve"> הקובץ ואז לעשות </w:t>
-      </w:r>
-      <w:proofErr w:type="gramStart"/>
-      <w:r>
-        <w:t xml:space="preserve">cd </w:t>
-      </w:r>
-      <w:r>
-        <w:rPr>
-          <w:rFonts w:hint="cs"/>
-          <w:rtl/>
-        </w:rPr>
-        <w:t xml:space="preserve"> לכתובת</w:t>
-      </w:r>
-      <w:proofErr w:type="gramEnd"/>
-      <w:r>
-        <w:rPr>
-          <w:rFonts w:hint="cs"/>
-          <w:rtl/>
-        </w:rPr>
-        <w:t xml:space="preserve"> של הקובץ </w:t>
-      </w:r>
-    </w:p>
-    <w:p>
-      <w:pPr>
         <w:pStyle w:val="3"/>
         <w:rPr>
           <w:rtl/>
@@ -27126,6 +26927,7 @@
           <w:rtl/>
           <w:lang w:val="en-GB"/>
         </w:rPr>
+        <w:lastRenderedPageBreak/>
         <w:t xml:space="preserve">תרשים </w:t>
       </w:r>
       <w:r>
@@ -27662,6 +27464,28 @@
     </w:p>
     <w:p>
       <w:pPr>
+        <w:rPr>
+          <w:rtl/>
+        </w:rPr>
+      </w:pPr>
+    </w:p>
+    <w:p>
+      <w:pPr>
+        <w:rPr>
+          <w:rtl/>
+        </w:rPr>
+      </w:pPr>
+    </w:p>
+    <w:p>
+      <w:pPr>
+        <w:rPr>
+          <w:rFonts w:hint="cs"/>
+          <w:rtl/>
+        </w:rPr>
+      </w:pPr>
+    </w:p>
+    <w:p>
+      <w:pPr>
         <w:pStyle w:val="1"/>
         <w:rPr>
           <w:rtl/>
@@ -27675,6 +27499,7 @@
           <w:rFonts w:hint="cs"/>
           <w:rtl/>
         </w:rPr>
+        <w:lastRenderedPageBreak/>
         <w:t>בדיקות והערכה</w:t>
       </w:r>
       <w:bookmarkEnd w:id="117"/>
@@ -28012,6 +27837,7 @@
           <w:rFonts w:hint="cs"/>
           <w:rtl/>
         </w:rPr>
+        <w:lastRenderedPageBreak/>
         <w:t>פיתוחים עתידיים</w:t>
       </w:r>
       <w:bookmarkEnd w:id="123"/>

--- a/src/main/java/mu/smalltalk/BOOK/Book-SmallTalk.docx
+++ b/src/main/java/mu/smalltalk/BOOK/Book-SmallTalk.docx
@@ -265,7 +265,6 @@
     <w:p>
       <w:pPr>
         <w:spacing w:line="240" w:lineRule="auto"/>
-        <w:ind w:firstLine="0"/>
         <w:jc w:val="center"/>
         <w:rPr>
           <w:rFonts w:asciiTheme="minorBidi" w:hAnsiTheme="minorBidi" w:cstheme="minorBidi"/>
@@ -453,7 +452,7 @@
     <w:sdt>
       <w:sdtPr>
         <w:rPr>
-          <w:rFonts w:eastAsia="Times New Roman"/>
+          <w:rFonts w:ascii="Times New Roman" w:eastAsia="Times New Roman" w:hAnsi="Times New Roman" w:cs="David"/>
           <w:color w:val="auto"/>
           <w:sz w:val="20"/>
           <w:szCs w:val="20"/>
@@ -468,7 +467,7 @@
       </w:sdtPr>
       <w:sdtEndPr>
         <w:rPr>
-          <w:rFonts w:cstheme="minorBidi"/>
+          <w:rFonts w:ascii="Arial" w:hAnsi="Arial" w:cstheme="minorBidi"/>
           <w:b w:val="0"/>
           <w:bCs w:val="0"/>
           <w:sz w:val="16"/>
@@ -485,16 +484,10 @@
               <w:numId w:val="0"/>
             </w:numPr>
             <w:ind w:left="567"/>
-            <w:rPr>
-              <w:sz w:val="24"/>
-              <w:szCs w:val="24"/>
-            </w:rPr>
           </w:pPr>
           <w:proofErr w:type="spellStart"/>
           <w:r>
             <w:rPr>
-              <w:sz w:val="24"/>
-              <w:szCs w:val="24"/>
               <w:rtl/>
               <w:lang w:val="he-IL"/>
             </w:rPr>
@@ -503,8 +496,6 @@
           <w:proofErr w:type="spellEnd"/>
           <w:r>
             <w:rPr>
-              <w:sz w:val="24"/>
-              <w:szCs w:val="24"/>
               <w:rtl/>
               <w:lang w:val="he-IL"/>
             </w:rPr>
@@ -513,8 +504,6 @@
           <w:proofErr w:type="spellStart"/>
           <w:r>
             <w:rPr>
-              <w:sz w:val="24"/>
-              <w:szCs w:val="24"/>
               <w:rtl/>
               <w:lang w:val="he-IL"/>
             </w:rPr>
@@ -7876,121 +7865,180 @@
         <w:ind w:right="58"/>
         <w:rPr>
           <w:rFonts w:asciiTheme="minorBidi" w:hAnsiTheme="minorBidi" w:cstheme="minorBidi"/>
-          <w:rtl/>
+        </w:rPr>
+      </w:pPr>
+      <w:r>
+        <w:rPr>
+          <w:rFonts w:asciiTheme="minorBidi" w:hAnsiTheme="minorBidi" w:cstheme="minorBidi"/>
+          <w:rtl/>
+        </w:rPr>
+        <w:t xml:space="preserve">ליבת הפרויקט מתמקדת בתחום </w:t>
+      </w:r>
+      <w:r>
+        <w:rPr>
+          <w:rFonts w:asciiTheme="minorBidi" w:hAnsiTheme="minorBidi" w:cstheme="minorBidi"/>
+          <w:b/>
+          <w:bCs/>
+          <w:rtl/>
+        </w:rPr>
+        <w:t>אבטחת סייבר וקריפטוגרפיה</w:t>
+      </w:r>
+      <w:r>
+        <w:rPr>
+          <w:rFonts w:asciiTheme="minorBidi" w:hAnsiTheme="minorBidi" w:cstheme="minorBidi"/>
+          <w:rtl/>
+        </w:rPr>
+        <w:t xml:space="preserve">,  ובפרויקט זה אבנה יצירת מנגנון </w:t>
+      </w:r>
+      <w:r>
+        <w:rPr>
+          <w:rFonts w:asciiTheme="minorBidi" w:hAnsiTheme="minorBidi" w:cstheme="minorBidi"/>
+          <w:b/>
+          <w:bCs/>
+          <w:rtl/>
+        </w:rPr>
+        <w:t>הצפנה</w:t>
+      </w:r>
+      <w:r>
+        <w:rPr>
+          <w:rFonts w:asciiTheme="minorBidi" w:hAnsiTheme="minorBidi" w:cstheme="minorBidi"/>
+          <w:rtl/>
+        </w:rPr>
+        <w:t xml:space="preserve"> </w:t>
+      </w:r>
+      <w:r>
+        <w:rPr>
+          <w:rFonts w:asciiTheme="minorBidi" w:hAnsiTheme="minorBidi" w:cstheme="minorBidi"/>
+          <w:b/>
+          <w:bCs/>
+          <w:rtl/>
+        </w:rPr>
+        <w:t>ופענוח</w:t>
+      </w:r>
+      <w:r>
+        <w:rPr>
+          <w:rFonts w:asciiTheme="minorBidi" w:hAnsiTheme="minorBidi" w:cstheme="minorBidi"/>
+          <w:rtl/>
+        </w:rPr>
+        <w:t xml:space="preserve"> תוך שימוש באלגוריתמים מתקדמים כמו </w:t>
+      </w:r>
+      <w:r>
+        <w:rPr>
+          <w:rFonts w:asciiTheme="minorBidi" w:hAnsiTheme="minorBidi" w:cstheme="minorBidi"/>
+          <w:b/>
           <w:lang w:val="en-GB"/>
         </w:rPr>
-      </w:pPr>
-      <w:r>
-        <w:rPr>
-          <w:rFonts w:asciiTheme="minorBidi" w:hAnsiTheme="minorBidi" w:cstheme="minorBidi"/>
-          <w:rtl/>
-        </w:rPr>
-        <w:t xml:space="preserve">ליבת הפרויקט מתמקדת בתחום </w:t>
-      </w:r>
-      <w:r>
-        <w:rPr>
-          <w:rFonts w:asciiTheme="minorBidi" w:hAnsiTheme="minorBidi" w:cstheme="minorBidi"/>
-          <w:b/>
-          <w:bCs/>
-          <w:rtl/>
-        </w:rPr>
-        <w:t>אבטחת סייבר וקריפטוגרפיה</w:t>
-      </w:r>
-      <w:r>
-        <w:rPr>
-          <w:rFonts w:asciiTheme="minorBidi" w:hAnsiTheme="minorBidi" w:cstheme="minorBidi"/>
-          <w:rtl/>
-        </w:rPr>
-        <w:t xml:space="preserve">,  ובפרויקט זה אבנה יצירת מנגנון </w:t>
-      </w:r>
-      <w:r>
-        <w:rPr>
-          <w:rFonts w:asciiTheme="minorBidi" w:hAnsiTheme="minorBidi" w:cstheme="minorBidi"/>
-          <w:b/>
-          <w:bCs/>
-          <w:rtl/>
-        </w:rPr>
-        <w:t>הצפנה</w:t>
-      </w:r>
-      <w:r>
-        <w:rPr>
-          <w:rFonts w:asciiTheme="minorBidi" w:hAnsiTheme="minorBidi" w:cstheme="minorBidi"/>
-          <w:rtl/>
-        </w:rPr>
-        <w:t xml:space="preserve"> </w:t>
-      </w:r>
-      <w:r>
-        <w:rPr>
-          <w:rFonts w:asciiTheme="minorBidi" w:hAnsiTheme="minorBidi" w:cstheme="minorBidi"/>
-          <w:b/>
-          <w:bCs/>
-          <w:rtl/>
-        </w:rPr>
-        <w:t>ופענוח</w:t>
-      </w:r>
-      <w:r>
-        <w:rPr>
-          <w:rFonts w:asciiTheme="minorBidi" w:hAnsiTheme="minorBidi" w:cstheme="minorBidi"/>
-          <w:rtl/>
-        </w:rPr>
-        <w:t xml:space="preserve"> תוך שימוש באלגוריתמים מתקדמים כמו </w:t>
-      </w:r>
-      <w:r>
-        <w:rPr>
-          <w:rFonts w:asciiTheme="minorBidi" w:hAnsiTheme="minorBidi" w:cstheme="minorBidi"/>
-          <w:b/>
+        <w:t>ECDH</w:t>
+      </w:r>
+      <w:r>
+        <w:rPr>
+          <w:rFonts w:asciiTheme="minorBidi" w:hAnsiTheme="minorBidi" w:cstheme="minorBidi"/>
+          <w:rtl/>
+        </w:rPr>
+        <w:t xml:space="preserve"> להחלפת מפתחות ו </w:t>
+      </w:r>
+      <w:r>
+        <w:rPr>
+          <w:rFonts w:asciiTheme="minorBidi" w:hAnsiTheme="minorBidi" w:cstheme="minorBidi"/>
+          <w:b/>
+          <w:bCs/>
           <w:lang w:val="en-GB"/>
         </w:rPr>
-        <w:t>ECDH</w:t>
-      </w:r>
-      <w:r>
-        <w:rPr>
-          <w:rFonts w:asciiTheme="minorBidi" w:hAnsiTheme="minorBidi" w:cstheme="minorBidi"/>
-          <w:rtl/>
-        </w:rPr>
-        <w:t xml:space="preserve"> להחלפת מפתחות ו </w:t>
-      </w:r>
-      <w:r>
-        <w:rPr>
-          <w:rFonts w:asciiTheme="minorBidi" w:hAnsiTheme="minorBidi" w:cstheme="minorBidi"/>
-          <w:b/>
-          <w:bCs/>
+        <w:t>256</w:t>
+      </w:r>
+      <w:r>
+        <w:rPr>
+          <w:rFonts w:asciiTheme="minorBidi" w:hAnsiTheme="minorBidi" w:cstheme="minorBidi"/>
+          <w:b/>
+          <w:bCs/>
+          <w:rtl/>
+        </w:rPr>
+        <w:t>-</w:t>
+      </w:r>
+      <w:r>
+        <w:rPr>
+          <w:rFonts w:asciiTheme="minorBidi" w:hAnsiTheme="minorBidi" w:cstheme="minorBidi"/>
+          <w:b/>
           <w:lang w:val="en-GB"/>
         </w:rPr>
-        <w:t>256</w:t>
-      </w:r>
-      <w:r>
-        <w:rPr>
-          <w:rFonts w:asciiTheme="minorBidi" w:hAnsiTheme="minorBidi" w:cstheme="minorBidi"/>
-          <w:b/>
-          <w:bCs/>
-          <w:rtl/>
-        </w:rPr>
-        <w:t>-</w:t>
-      </w:r>
-      <w:r>
-        <w:rPr>
-          <w:rFonts w:asciiTheme="minorBidi" w:hAnsiTheme="minorBidi" w:cstheme="minorBidi"/>
-          <w:b/>
+        <w:t>AES</w:t>
+      </w:r>
+      <w:r>
+        <w:rPr>
+          <w:rFonts w:asciiTheme="minorBidi" w:hAnsiTheme="minorBidi" w:cstheme="minorBidi"/>
+          <w:rtl/>
+        </w:rPr>
+        <w:t xml:space="preserve">  להצפנת התוכן המיועד להבטיח את פרטיות המשתמשים ולשליחת הודעות מוצפנות.  </w:t>
+      </w:r>
+    </w:p>
+    <w:p>
+      <w:pPr>
+        <w:spacing w:after="97"/>
+        <w:ind w:right="58"/>
+        <w:rPr>
+          <w:rFonts w:asciiTheme="minorBidi" w:hAnsiTheme="minorBidi" w:cstheme="minorBidi"/>
+        </w:rPr>
+      </w:pPr>
+    </w:p>
+    <w:p>
+      <w:pPr>
+        <w:spacing w:after="97"/>
+        <w:ind w:right="58"/>
+        <w:rPr>
+          <w:rFonts w:asciiTheme="minorBidi" w:hAnsiTheme="minorBidi" w:cstheme="minorBidi"/>
+        </w:rPr>
+      </w:pPr>
+    </w:p>
+    <w:p>
+      <w:pPr>
+        <w:spacing w:after="97"/>
+        <w:ind w:right="58"/>
+        <w:rPr>
+          <w:rFonts w:asciiTheme="minorBidi" w:hAnsiTheme="minorBidi" w:cstheme="minorBidi"/>
+        </w:rPr>
+      </w:pPr>
+    </w:p>
+    <w:p>
+      <w:pPr>
+        <w:spacing w:after="97"/>
+        <w:ind w:right="58"/>
+        <w:rPr>
+          <w:rFonts w:asciiTheme="minorBidi" w:hAnsiTheme="minorBidi" w:cstheme="minorBidi"/>
+        </w:rPr>
+      </w:pPr>
+    </w:p>
+    <w:p>
+      <w:pPr>
+        <w:spacing w:after="97"/>
+        <w:ind w:right="58"/>
+        <w:rPr>
+          <w:rFonts w:asciiTheme="minorBidi" w:hAnsiTheme="minorBidi" w:cstheme="minorBidi"/>
+        </w:rPr>
+      </w:pPr>
+    </w:p>
+    <w:p>
+      <w:pPr>
+        <w:spacing w:after="97"/>
+        <w:ind w:right="58"/>
+        <w:rPr>
+          <w:rFonts w:asciiTheme="minorBidi" w:hAnsiTheme="minorBidi" w:cstheme="minorBidi"/>
+        </w:rPr>
+      </w:pPr>
+    </w:p>
+    <w:p>
+      <w:pPr>
+        <w:spacing w:after="97"/>
+        <w:ind w:right="58"/>
+        <w:rPr>
+          <w:rFonts w:asciiTheme="minorBidi" w:hAnsiTheme="minorBidi" w:cstheme="minorBidi"/>
+          <w:rtl/>
           <w:lang w:val="en-GB"/>
         </w:rPr>
-        <w:t>AES</w:t>
-      </w:r>
-      <w:r>
-        <w:rPr>
-          <w:rFonts w:asciiTheme="minorBidi" w:hAnsiTheme="minorBidi" w:cstheme="minorBidi"/>
-          <w:rtl/>
-        </w:rPr>
-        <w:t xml:space="preserve">  להצפנת התוכן המיועד להבטיח את פרטיות המשתמשים ולשליחת הודעות מוצפנות.  </w:t>
-      </w:r>
+      </w:pPr>
     </w:p>
     <w:p>
       <w:pPr>
         <w:pStyle w:val="1"/>
-        <w:numPr>
-          <w:ilvl w:val="0"/>
-          <w:numId w:val="146"/>
-        </w:numPr>
       </w:pPr>
       <w:bookmarkStart w:id="7" w:name="_Toc191372279"/>
       <w:bookmarkStart w:id="8" w:name="_Toc191826963"/>
@@ -8009,7 +8057,6 @@
       <w:pPr>
         <w:rPr>
           <w:rFonts w:asciiTheme="minorBidi" w:hAnsiTheme="minorBidi" w:cstheme="minorBidi"/>
-          <w:rtl/>
         </w:rPr>
       </w:pPr>
       <w:r>
@@ -8094,51 +8141,32 @@
         </w:rPr>
         <w:t>.</w:t>
       </w:r>
-    </w:p>
-    <w:p>
-      <w:pPr>
-        <w:ind w:right="58"/>
-        <w:rPr>
-          <w:rFonts w:asciiTheme="minorBidi" w:hAnsiTheme="minorBidi" w:cstheme="minorBidi"/>
-        </w:rPr>
-      </w:pPr>
       <w:bookmarkStart w:id="10" w:name="_Toc191372281"/>
       <w:bookmarkStart w:id="11" w:name="_Toc191826965"/>
     </w:p>
     <w:p>
       <w:pPr>
-        <w:spacing w:after="100"/>
-        <w:ind w:right="58"/>
-        <w:rPr>
-          <w:rFonts w:asciiTheme="minorBidi" w:eastAsia="Arial" w:hAnsiTheme="minorBidi" w:cstheme="minorBidi"/>
-          <w:b/>
-          <w:bCs/>
-          <w:color w:val="4472C4" w:themeColor="accent1"/>
-          <w:sz w:val="32"/>
-          <w:szCs w:val="32"/>
-          <w:lang w:val="en-GB"/>
-        </w:rPr>
-      </w:pPr>
-      <w:r>
-        <w:rPr>
-          <w:rFonts w:asciiTheme="minorBidi" w:eastAsia="Arial" w:hAnsiTheme="minorBidi" w:cstheme="minorBidi"/>
-          <w:b/>
-          <w:bCs/>
-          <w:color w:val="4472C4" w:themeColor="accent1"/>
-          <w:sz w:val="32"/>
-          <w:szCs w:val="32"/>
-          <w:lang w:val="en-GB"/>
-        </w:rPr>
-        <w:t xml:space="preserve"> 2.1 </w:t>
-      </w:r>
-      <w:r>
-        <w:rPr>
-          <w:rFonts w:asciiTheme="minorBidi" w:eastAsia="Arial" w:hAnsiTheme="minorBidi" w:cstheme="minorBidi"/>
-          <w:b/>
-          <w:bCs/>
-          <w:color w:val="4472C4" w:themeColor="accent1"/>
-          <w:sz w:val="32"/>
-          <w:szCs w:val="32"/>
+        <w:rPr>
+          <w:rFonts w:asciiTheme="minorBidi" w:hAnsiTheme="minorBidi" w:cstheme="minorBidi"/>
+        </w:rPr>
+      </w:pPr>
+      <w:r>
+        <w:rPr>
+          <w:rFonts w:asciiTheme="minorBidi" w:hAnsiTheme="minorBidi" w:cstheme="minorBidi" w:hint="cs"/>
+          <w:rtl/>
+        </w:rPr>
+        <w:t>ש</w:t>
+      </w:r>
+    </w:p>
+    <w:p>
+      <w:pPr>
+        <w:pStyle w:val="2"/>
+      </w:pPr>
+      <w:r>
+        <w:t xml:space="preserve"> 2.1</w:t>
+      </w:r>
+      <w:r>
+        <w:rPr>
           <w:rtl/>
         </w:rPr>
         <w:t>הרקע לפרויקט</w:t>
@@ -8514,13 +8542,6 @@
     </w:p>
     <w:p>
       <w:pPr>
-        <w:rPr>
-          <w:rtl/>
-        </w:rPr>
-      </w:pPr>
-    </w:p>
-    <w:p>
-      <w:pPr>
         <w:spacing w:after="100"/>
         <w:ind w:right="58"/>
         <w:rPr>
@@ -9226,10 +9247,6 @@
     <w:p>
       <w:pPr>
         <w:pStyle w:val="1"/>
-        <w:numPr>
-          <w:ilvl w:val="0"/>
-          <w:numId w:val="146"/>
-        </w:numPr>
         <w:rPr>
           <w:rtl/>
         </w:rPr>
@@ -9260,9 +9277,9 @@
           <w:rtl/>
         </w:rPr>
       </w:pPr>
-      <w:bookmarkStart w:id="32" w:name="_Toc191372289"/>
-      <w:bookmarkStart w:id="33" w:name="_Toc191826969"/>
-      <w:bookmarkStart w:id="34" w:name="_Toc199170642"/>
+      <w:bookmarkStart w:id="32" w:name="_Toc199170642"/>
+      <w:bookmarkStart w:id="33" w:name="_Toc191372289"/>
+      <w:bookmarkStart w:id="34" w:name="_Toc191826969"/>
       <w:r>
         <w:rPr>
           <w:rtl/>
@@ -9272,7 +9289,7 @@
       <w:r>
         <w:t>:</w:t>
       </w:r>
-      <w:bookmarkEnd w:id="34"/>
+      <w:bookmarkEnd w:id="32"/>
     </w:p>
     <w:p>
       <w:pPr>
@@ -9674,6 +9691,11 @@
           <w:ilvl w:val="1"/>
           <w:numId w:val="63"/>
         </w:numPr>
+        <w:tabs>
+          <w:tab w:val="clear" w:pos="1440"/>
+          <w:tab w:val="right" w:pos="1170"/>
+        </w:tabs>
+        <w:ind w:left="900" w:firstLine="180"/>
         <w:rPr>
           <w:rFonts w:asciiTheme="minorBidi" w:hAnsiTheme="minorBidi" w:cstheme="minorBidi"/>
           <w:rtl/>
@@ -9819,7 +9841,6 @@
     </w:p>
     <w:p>
       <w:pPr>
-        <w:ind w:firstLine="0"/>
         <w:rPr>
           <w:rFonts w:asciiTheme="minorBidi" w:hAnsiTheme="minorBidi" w:cstheme="minorBidi"/>
           <w:rtl/>
@@ -10269,13 +10290,7 @@
     <w:p>
       <w:pPr>
         <w:pStyle w:val="1"/>
-        <w:numPr>
-          <w:ilvl w:val="0"/>
-          <w:numId w:val="146"/>
-        </w:numPr>
-        <w:rPr>
-          <w:sz w:val="24"/>
-          <w:szCs w:val="24"/>
+        <w:rPr>
           <w:rtl/>
         </w:rPr>
       </w:pPr>
@@ -10292,14 +10307,13 @@
         </w:rPr>
         <w:t xml:space="preserve"> בבניית המערכת</w:t>
       </w:r>
-      <w:bookmarkEnd w:id="32"/>
       <w:bookmarkEnd w:id="33"/>
+      <w:bookmarkEnd w:id="34"/>
       <w:bookmarkEnd w:id="36"/>
     </w:p>
     <w:p>
       <w:pPr>
         <w:spacing w:before="100" w:beforeAutospacing="1" w:after="100" w:afterAutospacing="1"/>
-        <w:ind w:firstLine="0"/>
         <w:rPr>
           <w:rFonts w:asciiTheme="minorBidi" w:hAnsiTheme="minorBidi" w:cstheme="minorBidi"/>
         </w:rPr>
@@ -10690,7 +10704,7 @@
     <w:p>
       <w:pPr>
         <w:pStyle w:val="4"/>
-        <w:ind w:left="90" w:firstLine="0"/>
+        <w:ind w:left="90"/>
         <w:rPr>
           <w:rFonts w:asciiTheme="minorBidi" w:hAnsiTheme="minorBidi" w:cstheme="minorBidi"/>
           <w:color w:val="000000" w:themeColor="text1"/>
@@ -10826,6 +10840,7 @@
         <w:rPr>
           <w:rFonts w:asciiTheme="minorBidi" w:hAnsiTheme="minorBidi" w:cstheme="minorBidi"/>
           <w:color w:val="000000" w:themeColor="text1"/>
+          <w:rtl/>
         </w:rPr>
       </w:pPr>
       <w:r>
@@ -10846,11 +10861,26 @@
     </w:p>
     <w:p>
       <w:pPr>
+        <w:spacing w:before="100" w:beforeAutospacing="1" w:after="100" w:afterAutospacing="1"/>
+        <w:rPr>
+          <w:rFonts w:asciiTheme="minorBidi" w:hAnsiTheme="minorBidi" w:cstheme="minorBidi"/>
+          <w:color w:val="000000" w:themeColor="text1"/>
+          <w:rtl/>
+        </w:rPr>
+      </w:pPr>
+    </w:p>
+    <w:p>
+      <w:pPr>
+        <w:spacing w:before="100" w:beforeAutospacing="1" w:after="100" w:afterAutospacing="1"/>
+        <w:rPr>
+          <w:rFonts w:asciiTheme="minorBidi" w:hAnsiTheme="minorBidi" w:cstheme="minorBidi"/>
+          <w:color w:val="000000" w:themeColor="text1"/>
+        </w:rPr>
+      </w:pPr>
+    </w:p>
+    <w:p>
+      <w:pPr>
         <w:pStyle w:val="1"/>
-        <w:numPr>
-          <w:ilvl w:val="0"/>
-          <w:numId w:val="146"/>
-        </w:numPr>
         <w:rPr>
           <w:rtl/>
         </w:rPr>
@@ -10877,7 +10907,7 @@
           <w:rFonts w:asciiTheme="minorBidi" w:hAnsiTheme="minorBidi" w:cstheme="minorBidi"/>
           <w:lang w:val="en-GB"/>
         </w:rPr>
-        <w:t xml:space="preserve">  </w:t>
+        <w:t xml:space="preserve"> </w:t>
       </w:r>
       <w:r>
         <w:rPr>
@@ -10940,14 +10970,6 @@
           <w:bCs/>
         </w:rPr>
       </w:pPr>
-      <w:r>
-        <w:rPr>
-          <w:rFonts w:asciiTheme="minorBidi" w:hAnsiTheme="minorBidi" w:cstheme="minorBidi"/>
-          <w:b/>
-          <w:bCs/>
-        </w:rPr>
-        <w:t xml:space="preserve"> .1 </w:t>
-      </w:r>
       <w:r>
         <w:rPr>
           <w:rFonts w:asciiTheme="minorBidi" w:hAnsiTheme="minorBidi" w:cstheme="minorBidi"/>
@@ -11150,27 +11172,8 @@
       <w:pPr>
         <w:rPr>
           <w:rFonts w:asciiTheme="minorBidi" w:hAnsiTheme="minorBidi" w:cstheme="minorBidi"/>
-          <w:b/>
-          <w:bCs/>
-        </w:rPr>
-      </w:pPr>
-      <w:r>
-        <w:rPr>
-          <w:rFonts w:asciiTheme="minorBidi" w:hAnsiTheme="minorBidi" w:cstheme="minorBidi"/>
-          <w:b/>
-          <w:bCs/>
-          <w:rtl/>
-        </w:rPr>
-        <w:t xml:space="preserve"> </w:t>
-      </w:r>
-      <w:r>
-        <w:rPr>
-          <w:rFonts w:asciiTheme="minorBidi" w:hAnsiTheme="minorBidi" w:cstheme="minorBidi"/>
-          <w:b/>
-          <w:bCs/>
-        </w:rPr>
-        <w:t xml:space="preserve">  .2</w:t>
-      </w:r>
+        </w:rPr>
+      </w:pPr>
       <w:r>
         <w:rPr>
           <w:rFonts w:asciiTheme="minorBidi" w:hAnsiTheme="minorBidi" w:cstheme="minorBidi"/>
@@ -11347,48 +11350,12 @@
     </w:p>
     <w:p>
       <w:pPr>
-        <w:ind w:firstLine="0"/>
-        <w:rPr>
-          <w:rFonts w:asciiTheme="minorBidi" w:hAnsiTheme="minorBidi" w:cstheme="minorBidi"/>
-        </w:rPr>
-      </w:pPr>
-    </w:p>
-    <w:p>
-      <w:pPr>
-        <w:rPr>
-          <w:rFonts w:asciiTheme="minorBidi" w:hAnsiTheme="minorBidi" w:cstheme="minorBidi"/>
-          <w:b/>
-          <w:bCs/>
-        </w:rPr>
-      </w:pPr>
-      <w:proofErr w:type="gramStart"/>
-      <w:r>
-        <w:rPr>
-          <w:rFonts w:asciiTheme="minorBidi" w:hAnsiTheme="minorBidi" w:cstheme="minorBidi"/>
-          <w:b/>
-          <w:bCs/>
-        </w:rPr>
-        <w:t xml:space="preserve">3  </w:t>
-      </w:r>
-      <w:r>
-        <w:rPr>
-          <w:rFonts w:asciiTheme="minorBidi" w:hAnsiTheme="minorBidi" w:cstheme="minorBidi"/>
-          <w:b/>
-          <w:bCs/>
-          <w:rtl/>
-        </w:rPr>
-        <w:t>.</w:t>
-      </w:r>
-      <w:proofErr w:type="gramEnd"/>
-      <w:r>
-        <w:rPr>
-          <w:rFonts w:asciiTheme="minorBidi" w:hAnsiTheme="minorBidi" w:cstheme="minorBidi"/>
-          <w:b/>
-          <w:bCs/>
-          <w:rtl/>
-        </w:rPr>
-        <w:t xml:space="preserve"> </w:t>
-      </w:r>
+        <w:rPr>
+          <w:rFonts w:asciiTheme="minorBidi" w:hAnsiTheme="minorBidi" w:cstheme="minorBidi"/>
+          <w:b/>
+          <w:bCs/>
+        </w:rPr>
+      </w:pPr>
       <w:r>
         <w:rPr>
           <w:rFonts w:asciiTheme="minorBidi" w:hAnsiTheme="minorBidi" w:cstheme="minorBidi"/>
@@ -11523,11 +11490,38 @@
     </w:p>
     <w:p>
       <w:pPr>
+        <w:rPr>
+          <w:rFonts w:asciiTheme="minorBidi" w:hAnsiTheme="minorBidi" w:cstheme="minorBidi"/>
+          <w:rtl/>
+        </w:rPr>
+      </w:pPr>
+    </w:p>
+    <w:p>
+      <w:pPr>
+        <w:rPr>
+          <w:rFonts w:asciiTheme="minorBidi" w:hAnsiTheme="minorBidi" w:cstheme="minorBidi"/>
+          <w:rtl/>
+        </w:rPr>
+      </w:pPr>
+    </w:p>
+    <w:p>
+      <w:pPr>
+        <w:rPr>
+          <w:rFonts w:asciiTheme="minorBidi" w:hAnsiTheme="minorBidi" w:cstheme="minorBidi"/>
+          <w:rtl/>
+        </w:rPr>
+      </w:pPr>
+    </w:p>
+    <w:p>
+      <w:pPr>
+        <w:rPr>
+          <w:rFonts w:asciiTheme="minorBidi" w:hAnsiTheme="minorBidi" w:cstheme="minorBidi"/>
+        </w:rPr>
+      </w:pPr>
+    </w:p>
+    <w:p>
+      <w:pPr>
         <w:pStyle w:val="1"/>
-        <w:numPr>
-          <w:ilvl w:val="0"/>
-          <w:numId w:val="146"/>
-        </w:numPr>
         <w:rPr>
           <w:rtl/>
         </w:rPr>
@@ -11559,9 +11553,9 @@
       <w:pPr>
         <w:pStyle w:val="3"/>
       </w:pPr>
-      <w:bookmarkStart w:id="43" w:name="_Toc191372292"/>
-      <w:bookmarkStart w:id="44" w:name="_Toc191826972"/>
-      <w:bookmarkStart w:id="45" w:name="_Toc199170647"/>
+      <w:bookmarkStart w:id="43" w:name="_Toc199170647"/>
+      <w:bookmarkStart w:id="44" w:name="_Toc191372292"/>
+      <w:bookmarkStart w:id="45" w:name="_Toc191826972"/>
       <w:r>
         <w:rPr>
           <w:rtl/>
@@ -11571,7 +11565,7 @@
       <w:r>
         <w:t>:</w:t>
       </w:r>
-      <w:bookmarkEnd w:id="45"/>
+      <w:bookmarkEnd w:id="43"/>
     </w:p>
     <w:p>
       <w:pPr>
@@ -11661,7 +11655,7 @@
           <w:numId w:val="15"/>
         </w:numPr>
         <w:spacing w:after="227" w:line="361" w:lineRule="auto"/>
-        <w:ind w:left="0" w:right="1260" w:firstLine="0"/>
+        <w:ind w:left="0" w:right="1260"/>
         <w:rPr>
           <w:rFonts w:asciiTheme="minorBidi" w:hAnsiTheme="minorBidi" w:cstheme="minorBidi"/>
         </w:rPr>
@@ -11815,7 +11809,7 @@
           <w:numId w:val="15"/>
         </w:numPr>
         <w:spacing w:after="112" w:line="259" w:lineRule="auto"/>
-        <w:ind w:left="90" w:right="2942" w:firstLine="0"/>
+        <w:ind w:left="90" w:right="2942"/>
         <w:rPr>
           <w:rFonts w:asciiTheme="minorBidi" w:hAnsiTheme="minorBidi" w:cstheme="minorBidi"/>
         </w:rPr>
@@ -11871,7 +11865,7 @@
           <w:numId w:val="15"/>
         </w:numPr>
         <w:spacing w:after="3" w:line="361" w:lineRule="auto"/>
-        <w:ind w:left="270" w:right="1269" w:firstLine="0"/>
+        <w:ind w:left="270" w:right="1269"/>
         <w:rPr>
           <w:rFonts w:asciiTheme="minorBidi" w:hAnsiTheme="minorBidi" w:cstheme="minorBidi"/>
         </w:rPr>
@@ -11949,7 +11943,7 @@
     <w:p>
       <w:pPr>
         <w:spacing w:line="357" w:lineRule="auto"/>
-        <w:ind w:left="270" w:right="1186" w:firstLine="0"/>
+        <w:ind w:left="270" w:right="1186"/>
         <w:rPr>
           <w:rFonts w:asciiTheme="minorBidi" w:hAnsiTheme="minorBidi" w:cstheme="minorBidi"/>
           <w:rtl/>
@@ -12004,7 +11998,7 @@
     <w:p>
       <w:pPr>
         <w:spacing w:line="357" w:lineRule="auto"/>
-        <w:ind w:left="270" w:right="1186" w:firstLine="0"/>
+        <w:ind w:left="270" w:right="1186"/>
         <w:rPr>
           <w:rFonts w:asciiTheme="minorBidi" w:hAnsiTheme="minorBidi" w:cstheme="minorBidi"/>
           <w:rtl/>
@@ -12071,7 +12065,6 @@
     </w:p>
     <w:p>
       <w:pPr>
-        <w:ind w:firstLine="0"/>
         <w:rPr>
           <w:rFonts w:asciiTheme="minorBidi" w:hAnsiTheme="minorBidi" w:cstheme="minorBidi"/>
         </w:rPr>
@@ -12086,7 +12079,6 @@
     </w:p>
     <w:p>
       <w:pPr>
-        <w:ind w:firstLine="0"/>
         <w:rPr>
           <w:rFonts w:asciiTheme="minorBidi" w:hAnsiTheme="minorBidi" w:cstheme="minorBidi"/>
           <w:rtl/>
@@ -12191,7 +12183,6 @@
     </w:p>
     <w:p>
       <w:pPr>
-        <w:ind w:firstLine="0"/>
         <w:rPr>
           <w:rFonts w:asciiTheme="minorBidi" w:hAnsiTheme="minorBidi" w:cstheme="minorBidi"/>
         </w:rPr>
@@ -12224,7 +12215,7 @@
           <w:numId w:val="15"/>
         </w:numPr>
         <w:spacing w:after="233" w:line="259" w:lineRule="auto"/>
-        <w:ind w:left="270" w:right="1269" w:firstLine="0"/>
+        <w:ind w:left="270" w:right="1269"/>
         <w:rPr>
           <w:rFonts w:asciiTheme="minorBidi" w:hAnsiTheme="minorBidi" w:cstheme="minorBidi"/>
         </w:rPr>
@@ -12249,7 +12240,7 @@
     <w:p>
       <w:pPr>
         <w:spacing w:after="115"/>
-        <w:ind w:left="270" w:right="1189" w:firstLine="0"/>
+        <w:ind w:left="270" w:right="1189"/>
         <w:jc w:val="both"/>
         <w:rPr>
           <w:rFonts w:asciiTheme="minorBidi" w:hAnsiTheme="minorBidi" w:cstheme="minorBidi"/>
@@ -12285,7 +12276,7 @@
     <w:p>
       <w:pPr>
         <w:spacing w:after="280" w:line="357" w:lineRule="auto"/>
-        <w:ind w:left="270" w:right="1166" w:firstLine="0"/>
+        <w:ind w:left="270" w:right="1166"/>
         <w:jc w:val="both"/>
         <w:rPr>
           <w:rFonts w:asciiTheme="minorBidi" w:hAnsiTheme="minorBidi" w:cstheme="minorBidi"/>
@@ -12302,10 +12293,30 @@
     <w:p>
       <w:pPr>
         <w:spacing w:after="280" w:line="357" w:lineRule="auto"/>
-        <w:ind w:left="270" w:right="1166" w:firstLine="0"/>
+        <w:ind w:left="270" w:right="1166"/>
         <w:jc w:val="both"/>
         <w:rPr>
           <w:rFonts w:asciiTheme="minorBidi" w:hAnsiTheme="minorBidi" w:cstheme="minorBidi"/>
+        </w:rPr>
+      </w:pPr>
+    </w:p>
+    <w:p>
+      <w:pPr>
+        <w:spacing w:after="280" w:line="357" w:lineRule="auto"/>
+        <w:ind w:left="270" w:right="1166"/>
+        <w:jc w:val="both"/>
+        <w:rPr>
+          <w:rFonts w:asciiTheme="minorBidi" w:hAnsiTheme="minorBidi" w:cstheme="minorBidi"/>
+        </w:rPr>
+      </w:pPr>
+    </w:p>
+    <w:p>
+      <w:pPr>
+        <w:spacing w:after="280" w:line="357" w:lineRule="auto"/>
+        <w:ind w:left="270" w:right="1166"/>
+        <w:jc w:val="both"/>
+        <w:rPr>
+          <w:rFonts w:asciiTheme="minorBidi" w:hAnsiTheme="minorBidi" w:cstheme="minorBidi"/>
           <w:b/>
           <w:bCs/>
           <w:rtl/>
@@ -12324,7 +12335,7 @@
     <w:p>
       <w:pPr>
         <w:spacing w:after="280" w:line="357" w:lineRule="auto"/>
-        <w:ind w:left="270" w:right="1166" w:firstLine="0"/>
+        <w:ind w:left="270" w:right="1166"/>
         <w:rPr>
           <w:rFonts w:asciiTheme="minorBidi" w:hAnsiTheme="minorBidi" w:cstheme="minorBidi"/>
           <w:rtl/>
@@ -12605,7 +12616,7 @@
     <w:p>
       <w:pPr>
         <w:spacing w:after="280" w:line="357" w:lineRule="auto"/>
-        <w:ind w:right="1166" w:firstLine="0"/>
+        <w:ind w:right="1166"/>
         <w:rPr>
           <w:rFonts w:asciiTheme="minorBidi" w:hAnsiTheme="minorBidi" w:cstheme="minorBidi"/>
           <w:rtl/>
@@ -12615,7 +12626,7 @@
     <w:p>
       <w:pPr>
         <w:spacing w:after="280" w:line="357" w:lineRule="auto"/>
-        <w:ind w:right="1166" w:firstLine="0"/>
+        <w:ind w:right="1166"/>
         <w:rPr>
           <w:rFonts w:asciiTheme="minorBidi" w:hAnsiTheme="minorBidi" w:cstheme="minorBidi"/>
           <w:rtl/>
@@ -12625,10 +12636,6 @@
     <w:p>
       <w:pPr>
         <w:pStyle w:val="1"/>
-        <w:numPr>
-          <w:ilvl w:val="0"/>
-          <w:numId w:val="146"/>
-        </w:numPr>
         <w:rPr>
           <w:rtl/>
         </w:rPr>
@@ -12640,8 +12647,8 @@
         </w:rPr>
         <w:t>תיאור מצב קיים</w:t>
       </w:r>
-      <w:bookmarkEnd w:id="43"/>
       <w:bookmarkEnd w:id="44"/>
+      <w:bookmarkEnd w:id="45"/>
       <w:r>
         <w:rPr>
           <w:rtl/>
@@ -12681,9 +12688,9 @@
           <w:rtl/>
         </w:rPr>
       </w:pPr>
-      <w:bookmarkStart w:id="47" w:name="_Toc191372293"/>
-      <w:bookmarkStart w:id="48" w:name="_Toc191826973"/>
-      <w:bookmarkStart w:id="49" w:name="_Toc199170649"/>
+      <w:bookmarkStart w:id="47" w:name="_Toc199170649"/>
+      <w:bookmarkStart w:id="48" w:name="_Toc191372293"/>
+      <w:bookmarkStart w:id="49" w:name="_Toc191826973"/>
       <w:r>
         <w:rPr>
           <w:rtl/>
@@ -12693,7 +12700,7 @@
       <w:r>
         <w:t>:</w:t>
       </w:r>
-      <w:bookmarkEnd w:id="49"/>
+      <w:bookmarkEnd w:id="47"/>
     </w:p>
     <w:p>
       <w:pPr>
@@ -12897,7 +12904,6 @@
     </w:p>
     <w:p>
       <w:pPr>
-        <w:ind w:firstLine="0"/>
         <w:rPr>
           <w:rFonts w:asciiTheme="minorBidi" w:hAnsiTheme="minorBidi" w:cstheme="minorBidi"/>
           <w:rtl/>
@@ -12915,7 +12921,6 @@
     </w:p>
     <w:p>
       <w:pPr>
-        <w:ind w:firstLine="0"/>
         <w:rPr>
           <w:rFonts w:asciiTheme="minorBidi" w:hAnsiTheme="minorBidi" w:cstheme="minorBidi"/>
           <w:rtl/>
@@ -12933,7 +12938,6 @@
     </w:p>
     <w:p>
       <w:pPr>
-        <w:ind w:firstLine="0"/>
         <w:rPr>
           <w:rFonts w:asciiTheme="minorBidi" w:hAnsiTheme="minorBidi" w:cstheme="minorBidi"/>
           <w:rtl/>
@@ -12951,7 +12955,6 @@
     </w:p>
     <w:p>
       <w:pPr>
-        <w:ind w:firstLine="0"/>
         <w:rPr>
           <w:rFonts w:asciiTheme="minorBidi" w:hAnsiTheme="minorBidi" w:cstheme="minorBidi"/>
           <w:lang w:val="en-GB"/>
@@ -12975,7 +12978,6 @@
     </w:p>
     <w:p>
       <w:pPr>
-        <w:ind w:firstLine="0"/>
         <w:rPr>
           <w:rFonts w:asciiTheme="minorBidi" w:hAnsiTheme="minorBidi" w:cstheme="minorBidi"/>
           <w:rtl/>
@@ -12993,7 +12995,6 @@
     </w:p>
     <w:p>
       <w:pPr>
-        <w:ind w:firstLine="0"/>
         <w:rPr>
           <w:rFonts w:asciiTheme="minorBidi" w:hAnsiTheme="minorBidi" w:cstheme="minorBidi"/>
           <w:rtl/>
@@ -13026,7 +13027,6 @@
     </w:p>
     <w:p>
       <w:pPr>
-        <w:ind w:firstLine="0"/>
         <w:rPr>
           <w:rFonts w:asciiTheme="minorBidi" w:hAnsiTheme="minorBidi" w:cstheme="minorBidi"/>
           <w:rtl/>
@@ -13068,7 +13068,6 @@
     </w:p>
     <w:p>
       <w:pPr>
-        <w:ind w:firstLine="0"/>
         <w:rPr>
           <w:rFonts w:asciiTheme="minorBidi" w:hAnsiTheme="minorBidi" w:cstheme="minorBidi"/>
           <w:rtl/>
@@ -13104,7 +13103,6 @@
     </w:p>
     <w:p>
       <w:pPr>
-        <w:ind w:firstLine="0"/>
         <w:rPr>
           <w:rFonts w:asciiTheme="minorBidi" w:hAnsiTheme="minorBidi" w:cstheme="minorBidi"/>
           <w:rtl/>
@@ -13137,7 +13135,6 @@
     </w:p>
     <w:p>
       <w:pPr>
-        <w:ind w:firstLine="0"/>
         <w:rPr>
           <w:rFonts w:asciiTheme="minorBidi" w:hAnsiTheme="minorBidi" w:cstheme="minorBidi"/>
           <w:rtl/>
@@ -13155,7 +13152,6 @@
     </w:p>
     <w:p>
       <w:pPr>
-        <w:ind w:firstLine="0"/>
         <w:rPr>
           <w:rFonts w:asciiTheme="minorBidi" w:hAnsiTheme="minorBidi" w:cstheme="minorBidi"/>
           <w:rtl/>
@@ -13174,7 +13170,6 @@
     <w:p>
       <w:pPr>
         <w:bidi w:val="0"/>
-        <w:ind w:firstLine="0"/>
         <w:jc w:val="right"/>
         <w:rPr>
           <w:rFonts w:asciiTheme="minorBidi" w:hAnsiTheme="minorBidi" w:cstheme="minorBidi"/>
@@ -13237,7 +13232,6 @@
     </w:p>
     <w:p>
       <w:pPr>
-        <w:ind w:firstLine="0"/>
         <w:rPr>
           <w:rFonts w:asciiTheme="minorBidi" w:hAnsiTheme="minorBidi" w:cstheme="minorBidi"/>
           <w:rtl/>
@@ -13270,7 +13264,6 @@
     </w:p>
     <w:p>
       <w:pPr>
-        <w:ind w:firstLine="0"/>
         <w:rPr>
           <w:rFonts w:asciiTheme="minorBidi" w:hAnsiTheme="minorBidi" w:cstheme="minorBidi"/>
           <w:rtl/>
@@ -13288,7 +13281,6 @@
     </w:p>
     <w:p>
       <w:pPr>
-        <w:ind w:firstLine="0"/>
         <w:rPr>
           <w:rFonts w:asciiTheme="minorBidi" w:hAnsiTheme="minorBidi" w:cstheme="minorBidi"/>
           <w:lang w:val="en-GB"/>
@@ -13312,7 +13304,6 @@
     </w:p>
     <w:p>
       <w:pPr>
-        <w:ind w:firstLine="0"/>
         <w:rPr>
           <w:rFonts w:asciiTheme="minorBidi" w:hAnsiTheme="minorBidi" w:cstheme="minorBidi"/>
           <w:rtl/>
@@ -13330,7 +13321,6 @@
     </w:p>
     <w:p>
       <w:pPr>
-        <w:ind w:firstLine="0"/>
         <w:rPr>
           <w:rFonts w:asciiTheme="minorBidi" w:hAnsiTheme="minorBidi" w:cstheme="minorBidi"/>
           <w:rtl/>
@@ -13363,7 +13353,6 @@
     </w:p>
     <w:p>
       <w:pPr>
-        <w:ind w:firstLine="0"/>
         <w:rPr>
           <w:rFonts w:asciiTheme="minorBidi" w:hAnsiTheme="minorBidi" w:cstheme="minorBidi"/>
           <w:rtl/>
@@ -13381,7 +13370,6 @@
     </w:p>
     <w:p>
       <w:pPr>
-        <w:ind w:firstLine="0"/>
         <w:rPr>
           <w:rFonts w:asciiTheme="minorBidi" w:hAnsiTheme="minorBidi" w:cstheme="minorBidi"/>
           <w:rtl/>
@@ -13414,7 +13402,6 @@
     </w:p>
     <w:p>
       <w:pPr>
-        <w:ind w:firstLine="0"/>
         <w:rPr>
           <w:rFonts w:asciiTheme="minorBidi" w:hAnsiTheme="minorBidi" w:cstheme="minorBidi"/>
           <w:rtl/>
@@ -13433,7 +13420,6 @@
     <w:p>
       <w:pPr>
         <w:bidi w:val="0"/>
-        <w:ind w:firstLine="0"/>
         <w:jc w:val="right"/>
         <w:rPr>
           <w:rFonts w:asciiTheme="minorBidi" w:hAnsiTheme="minorBidi" w:cstheme="minorBidi"/>
@@ -13472,7 +13458,6 @@
     </w:p>
     <w:p>
       <w:pPr>
-        <w:ind w:firstLine="0"/>
         <w:rPr>
           <w:rFonts w:asciiTheme="minorBidi" w:hAnsiTheme="minorBidi" w:cstheme="minorBidi"/>
           <w:rtl/>
@@ -13505,7 +13490,6 @@
     </w:p>
     <w:p>
       <w:pPr>
-        <w:ind w:firstLine="0"/>
         <w:rPr>
           <w:rFonts w:asciiTheme="minorBidi" w:hAnsiTheme="minorBidi" w:cstheme="minorBidi"/>
           <w:rtl/>
@@ -13538,7 +13522,6 @@
     </w:p>
     <w:p>
       <w:pPr>
-        <w:ind w:firstLine="0"/>
         <w:rPr>
           <w:rFonts w:asciiTheme="minorBidi" w:hAnsiTheme="minorBidi" w:cstheme="minorBidi"/>
           <w:rtl/>
@@ -13560,7 +13543,6 @@
           <w:tab w:val="left" w:pos="6840"/>
         </w:tabs>
         <w:bidi w:val="0"/>
-        <w:ind w:firstLine="0"/>
         <w:jc w:val="right"/>
         <w:rPr>
           <w:rFonts w:asciiTheme="minorBidi" w:hAnsiTheme="minorBidi" w:cstheme="minorBidi"/>
@@ -13593,7 +13575,6 @@
     </w:p>
     <w:p>
       <w:pPr>
-        <w:ind w:firstLine="0"/>
         <w:rPr>
           <w:rFonts w:asciiTheme="minorBidi" w:hAnsiTheme="minorBidi" w:cstheme="minorBidi"/>
           <w:rtl/>
@@ -13626,7 +13607,6 @@
     </w:p>
     <w:p>
       <w:pPr>
-        <w:ind w:firstLine="0"/>
         <w:rPr>
           <w:rFonts w:asciiTheme="minorBidi" w:hAnsiTheme="minorBidi" w:cstheme="minorBidi"/>
           <w:rtl/>
@@ -13659,7 +13639,6 @@
     </w:p>
     <w:p>
       <w:pPr>
-        <w:ind w:firstLine="0"/>
         <w:rPr>
           <w:rFonts w:asciiTheme="minorBidi" w:hAnsiTheme="minorBidi" w:cstheme="minorBidi"/>
           <w:rtl/>
@@ -13677,7 +13656,6 @@
     </w:p>
     <w:p>
       <w:pPr>
-        <w:ind w:firstLine="0"/>
         <w:rPr>
           <w:rFonts w:asciiTheme="minorBidi" w:hAnsiTheme="minorBidi" w:cstheme="minorBidi"/>
           <w:rtl/>
@@ -13757,17 +13735,13 @@
     <w:p>
       <w:pPr>
         <w:pStyle w:val="1"/>
-        <w:numPr>
-          <w:ilvl w:val="0"/>
-          <w:numId w:val="146"/>
-        </w:numPr>
         <w:rPr>
           <w:rtl/>
         </w:rPr>
       </w:pPr>
       <w:bookmarkStart w:id="50" w:name="_Toc199170650"/>
-      <w:bookmarkEnd w:id="47"/>
       <w:bookmarkEnd w:id="48"/>
+      <w:bookmarkEnd w:id="49"/>
       <w:r>
         <w:rPr>
           <w:rtl/>
@@ -13965,7 +13939,6 @@
     </w:p>
     <w:p>
       <w:pPr>
-        <w:ind w:firstLine="0"/>
         <w:rPr>
           <w:rFonts w:asciiTheme="minorBidi" w:hAnsiTheme="minorBidi" w:cstheme="minorBidi"/>
         </w:rPr>
@@ -14013,7 +13986,6 @@
     </w:p>
     <w:p>
       <w:pPr>
-        <w:ind w:firstLine="0"/>
         <w:rPr>
           <w:rFonts w:asciiTheme="minorBidi" w:hAnsiTheme="minorBidi" w:cstheme="minorBidi"/>
           <w:b/>
@@ -14077,7 +14049,6 @@
     </w:p>
     <w:p>
       <w:pPr>
-        <w:ind w:firstLine="0"/>
         <w:rPr>
           <w:rFonts w:asciiTheme="minorBidi" w:hAnsiTheme="minorBidi" w:cstheme="minorBidi"/>
         </w:rPr>
@@ -14347,7 +14318,6 @@
     </w:p>
     <w:p>
       <w:pPr>
-        <w:ind w:firstLine="0"/>
         <w:rPr>
           <w:rFonts w:asciiTheme="minorBidi" w:hAnsiTheme="minorBidi" w:cstheme="minorBidi"/>
           <w:b/>
@@ -14413,7 +14383,6 @@
     </w:p>
     <w:p>
       <w:pPr>
-        <w:ind w:firstLine="0"/>
         <w:rPr>
           <w:rFonts w:asciiTheme="minorBidi" w:hAnsiTheme="minorBidi" w:cstheme="minorBidi"/>
         </w:rPr>
@@ -14474,7 +14443,6 @@
     </w:p>
     <w:p>
       <w:pPr>
-        <w:ind w:firstLine="0"/>
         <w:rPr>
           <w:rFonts w:asciiTheme="minorBidi" w:hAnsiTheme="minorBidi" w:cstheme="minorBidi"/>
           <w:b/>
@@ -14523,7 +14491,6 @@
     </w:p>
     <w:p>
       <w:pPr>
-        <w:ind w:firstLine="0"/>
         <w:rPr>
           <w:rFonts w:asciiTheme="minorBidi" w:hAnsiTheme="minorBidi" w:cstheme="minorBidi"/>
           <w:rtl/>
@@ -14568,7 +14535,6 @@
     </w:p>
     <w:p>
       <w:pPr>
-        <w:ind w:firstLine="0"/>
         <w:rPr>
           <w:rFonts w:asciiTheme="minorBidi" w:hAnsiTheme="minorBidi" w:cstheme="minorBidi"/>
           <w:b/>
@@ -14617,29 +14583,27 @@
     </w:p>
     <w:p>
       <w:pPr>
-        <w:ind w:firstLine="0"/>
-        <w:rPr>
-          <w:rFonts w:asciiTheme="minorBidi" w:hAnsiTheme="minorBidi" w:cstheme="minorBidi"/>
-          <w:b/>
-          <w:bCs/>
-          <w:rtl/>
-        </w:rPr>
-      </w:pPr>
-    </w:p>
-    <w:p>
-      <w:pPr>
-        <w:ind w:firstLine="0"/>
-        <w:rPr>
-          <w:rFonts w:asciiTheme="minorBidi" w:hAnsiTheme="minorBidi" w:cstheme="minorBidi"/>
-          <w:b/>
-          <w:bCs/>
-          <w:rtl/>
-        </w:rPr>
-      </w:pPr>
-    </w:p>
-    <w:p>
-      <w:pPr>
-        <w:ind w:left="360" w:firstLine="0"/>
+        <w:rPr>
+          <w:rFonts w:asciiTheme="minorBidi" w:hAnsiTheme="minorBidi" w:cstheme="minorBidi"/>
+          <w:b/>
+          <w:bCs/>
+          <w:rtl/>
+        </w:rPr>
+      </w:pPr>
+    </w:p>
+    <w:p>
+      <w:pPr>
+        <w:rPr>
+          <w:rFonts w:asciiTheme="minorBidi" w:hAnsiTheme="minorBidi" w:cstheme="minorBidi"/>
+          <w:b/>
+          <w:bCs/>
+          <w:rtl/>
+        </w:rPr>
+      </w:pPr>
+    </w:p>
+    <w:p>
+      <w:pPr>
+        <w:ind w:left="360"/>
         <w:rPr>
           <w:rFonts w:asciiTheme="minorBidi" w:hAnsiTheme="minorBidi" w:cstheme="minorBidi"/>
           <w:rtl/>
@@ -14733,7 +14697,6 @@
     </w:p>
     <w:p>
       <w:pPr>
-        <w:ind w:firstLine="0"/>
         <w:rPr>
           <w:rFonts w:asciiTheme="minorBidi" w:hAnsiTheme="minorBidi" w:cstheme="minorBidi"/>
           <w:b/>
@@ -14783,7 +14746,7 @@
     </w:p>
     <w:p>
       <w:pPr>
-        <w:ind w:left="360" w:firstLine="0"/>
+        <w:ind w:left="360"/>
         <w:rPr>
           <w:rFonts w:asciiTheme="minorBidi" w:hAnsiTheme="minorBidi" w:cstheme="minorBidi"/>
           <w:rtl/>
@@ -14812,7 +14775,6 @@
     </w:p>
     <w:p>
       <w:pPr>
-        <w:ind w:firstLine="0"/>
         <w:rPr>
           <w:rFonts w:asciiTheme="minorBidi" w:hAnsiTheme="minorBidi" w:cstheme="minorBidi"/>
           <w:b/>
@@ -14862,84 +14824,77 @@
     </w:p>
     <w:p>
       <w:pPr>
-        <w:ind w:firstLine="0"/>
-        <w:rPr>
-          <w:rFonts w:asciiTheme="minorBidi" w:hAnsiTheme="minorBidi" w:cstheme="minorBidi"/>
-          <w:b/>
-          <w:bCs/>
-          <w:rtl/>
-        </w:rPr>
-      </w:pPr>
-    </w:p>
-    <w:p>
-      <w:pPr>
-        <w:ind w:firstLine="0"/>
-        <w:rPr>
-          <w:rFonts w:asciiTheme="minorBidi" w:hAnsiTheme="minorBidi" w:cstheme="minorBidi"/>
-          <w:b/>
-          <w:bCs/>
-          <w:rtl/>
-        </w:rPr>
-      </w:pPr>
-    </w:p>
-    <w:p>
-      <w:pPr>
-        <w:ind w:firstLine="0"/>
-        <w:rPr>
-          <w:rFonts w:asciiTheme="minorBidi" w:hAnsiTheme="minorBidi" w:cstheme="minorBidi"/>
-          <w:b/>
-          <w:bCs/>
-          <w:rtl/>
-        </w:rPr>
-      </w:pPr>
-    </w:p>
-    <w:p>
-      <w:pPr>
-        <w:ind w:firstLine="0"/>
-        <w:rPr>
-          <w:rFonts w:asciiTheme="minorBidi" w:hAnsiTheme="minorBidi" w:cstheme="minorBidi"/>
-          <w:b/>
-          <w:bCs/>
-          <w:rtl/>
-        </w:rPr>
-      </w:pPr>
-    </w:p>
-    <w:p>
-      <w:pPr>
-        <w:ind w:firstLine="0"/>
-        <w:rPr>
-          <w:rFonts w:asciiTheme="minorBidi" w:hAnsiTheme="minorBidi" w:cstheme="minorBidi"/>
-          <w:b/>
-          <w:bCs/>
-          <w:rtl/>
-        </w:rPr>
-      </w:pPr>
-    </w:p>
-    <w:p>
-      <w:pPr>
-        <w:ind w:firstLine="0"/>
-        <w:rPr>
-          <w:rFonts w:asciiTheme="minorBidi" w:hAnsiTheme="minorBidi" w:cstheme="minorBidi"/>
-          <w:b/>
-          <w:bCs/>
-          <w:rtl/>
-        </w:rPr>
-      </w:pPr>
-    </w:p>
-    <w:p>
-      <w:pPr>
-        <w:ind w:firstLine="0"/>
-        <w:rPr>
-          <w:rFonts w:asciiTheme="minorBidi" w:hAnsiTheme="minorBidi" w:cstheme="minorBidi"/>
-          <w:b/>
-          <w:bCs/>
-          <w:rtl/>
-        </w:rPr>
-      </w:pPr>
-    </w:p>
-    <w:p>
-      <w:pPr>
-        <w:ind w:left="360" w:firstLine="0"/>
+        <w:rPr>
+          <w:rFonts w:asciiTheme="minorBidi" w:hAnsiTheme="minorBidi" w:cstheme="minorBidi"/>
+          <w:b/>
+          <w:bCs/>
+          <w:rtl/>
+        </w:rPr>
+      </w:pPr>
+    </w:p>
+    <w:p>
+      <w:pPr>
+        <w:rPr>
+          <w:rFonts w:asciiTheme="minorBidi" w:hAnsiTheme="minorBidi" w:cstheme="minorBidi"/>
+          <w:b/>
+          <w:bCs/>
+          <w:rtl/>
+        </w:rPr>
+      </w:pPr>
+    </w:p>
+    <w:p>
+      <w:pPr>
+        <w:rPr>
+          <w:rFonts w:asciiTheme="minorBidi" w:hAnsiTheme="minorBidi" w:cstheme="minorBidi"/>
+          <w:b/>
+          <w:bCs/>
+          <w:rtl/>
+        </w:rPr>
+      </w:pPr>
+    </w:p>
+    <w:p>
+      <w:pPr>
+        <w:rPr>
+          <w:rFonts w:asciiTheme="minorBidi" w:hAnsiTheme="minorBidi" w:cstheme="minorBidi"/>
+          <w:b/>
+          <w:bCs/>
+          <w:rtl/>
+        </w:rPr>
+      </w:pPr>
+    </w:p>
+    <w:p>
+      <w:pPr>
+        <w:rPr>
+          <w:rFonts w:asciiTheme="minorBidi" w:hAnsiTheme="minorBidi" w:cstheme="minorBidi"/>
+          <w:b/>
+          <w:bCs/>
+          <w:rtl/>
+        </w:rPr>
+      </w:pPr>
+    </w:p>
+    <w:p>
+      <w:pPr>
+        <w:rPr>
+          <w:rFonts w:asciiTheme="minorBidi" w:hAnsiTheme="minorBidi" w:cstheme="minorBidi"/>
+          <w:b/>
+          <w:bCs/>
+          <w:rtl/>
+        </w:rPr>
+      </w:pPr>
+    </w:p>
+    <w:p>
+      <w:pPr>
+        <w:rPr>
+          <w:rFonts w:asciiTheme="minorBidi" w:hAnsiTheme="minorBidi" w:cstheme="minorBidi"/>
+          <w:b/>
+          <w:bCs/>
+          <w:rtl/>
+        </w:rPr>
+      </w:pPr>
+    </w:p>
+    <w:p>
+      <w:pPr>
+        <w:ind w:left="360"/>
         <w:rPr>
           <w:rFonts w:asciiTheme="minorBidi" w:hAnsiTheme="minorBidi" w:cstheme="minorBidi"/>
         </w:rPr>
@@ -14999,18 +14954,16 @@
     </w:p>
     <w:p>
       <w:pPr>
-        <w:ind w:firstLine="0"/>
-        <w:rPr>
-          <w:rFonts w:asciiTheme="minorBidi" w:hAnsiTheme="minorBidi" w:cstheme="minorBidi"/>
-          <w:b/>
-          <w:bCs/>
-          <w:rtl/>
-        </w:rPr>
-      </w:pPr>
-    </w:p>
-    <w:p>
-      <w:pPr>
-        <w:ind w:firstLine="0"/>
+        <w:rPr>
+          <w:rFonts w:asciiTheme="minorBidi" w:hAnsiTheme="minorBidi" w:cstheme="minorBidi"/>
+          <w:b/>
+          <w:bCs/>
+          <w:rtl/>
+        </w:rPr>
+      </w:pPr>
+    </w:p>
+    <w:p>
+      <w:pPr>
         <w:rPr>
           <w:rFonts w:asciiTheme="minorBidi" w:hAnsiTheme="minorBidi" w:cstheme="minorBidi"/>
           <w:b/>
@@ -15059,7 +15012,6 @@
     </w:p>
     <w:p>
       <w:pPr>
-        <w:ind w:firstLine="0"/>
         <w:rPr>
           <w:rFonts w:asciiTheme="minorBidi" w:hAnsiTheme="minorBidi" w:cstheme="minorBidi"/>
           <w:b/>
@@ -15123,7 +15075,6 @@
     </w:p>
     <w:p>
       <w:pPr>
-        <w:ind w:firstLine="0"/>
         <w:rPr>
           <w:rFonts w:asciiTheme="minorBidi" w:hAnsiTheme="minorBidi" w:cstheme="minorBidi"/>
         </w:rPr>
@@ -15340,18 +15291,16 @@
     </w:p>
     <w:p>
       <w:pPr>
-        <w:ind w:firstLine="0"/>
-        <w:rPr>
-          <w:rFonts w:asciiTheme="minorBidi" w:hAnsiTheme="minorBidi" w:cstheme="minorBidi"/>
-          <w:b/>
-          <w:bCs/>
-          <w:rtl/>
-        </w:rPr>
-      </w:pPr>
-    </w:p>
-    <w:p>
-      <w:pPr>
-        <w:ind w:firstLine="0"/>
+        <w:rPr>
+          <w:rFonts w:asciiTheme="minorBidi" w:hAnsiTheme="minorBidi" w:cstheme="minorBidi"/>
+          <w:b/>
+          <w:bCs/>
+          <w:rtl/>
+        </w:rPr>
+      </w:pPr>
+    </w:p>
+    <w:p>
+      <w:pPr>
         <w:rPr>
           <w:rFonts w:asciiTheme="minorBidi" w:hAnsiTheme="minorBidi" w:cstheme="minorBidi"/>
           <w:b/>
@@ -15613,18 +15562,16 @@
     </w:p>
     <w:p>
       <w:pPr>
-        <w:ind w:firstLine="0"/>
-        <w:rPr>
-          <w:rFonts w:asciiTheme="minorBidi" w:hAnsiTheme="minorBidi" w:cstheme="minorBidi"/>
-          <w:b/>
-          <w:bCs/>
-          <w:rtl/>
-        </w:rPr>
-      </w:pPr>
-    </w:p>
-    <w:p>
-      <w:pPr>
-        <w:ind w:firstLine="0"/>
+        <w:rPr>
+          <w:rFonts w:asciiTheme="minorBidi" w:hAnsiTheme="minorBidi" w:cstheme="minorBidi"/>
+          <w:b/>
+          <w:bCs/>
+          <w:rtl/>
+        </w:rPr>
+      </w:pPr>
+    </w:p>
+    <w:p>
+      <w:pPr>
         <w:rPr>
           <w:rFonts w:asciiTheme="minorBidi" w:hAnsiTheme="minorBidi" w:cstheme="minorBidi"/>
           <w:b/>
@@ -15636,7 +15583,6 @@
     </w:p>
     <w:p>
       <w:pPr>
-        <w:ind w:firstLine="0"/>
         <w:rPr>
           <w:rFonts w:asciiTheme="minorBidi" w:hAnsiTheme="minorBidi" w:cstheme="minorBidi"/>
           <w:b/>
@@ -15647,7 +15593,6 @@
     </w:p>
     <w:p>
       <w:pPr>
-        <w:ind w:firstLine="0"/>
         <w:rPr>
           <w:rFonts w:asciiTheme="minorBidi" w:hAnsiTheme="minorBidi" w:cstheme="minorBidi"/>
           <w:b/>
@@ -15658,7 +15603,6 @@
     </w:p>
     <w:p>
       <w:pPr>
-        <w:ind w:firstLine="0"/>
         <w:rPr>
           <w:rFonts w:asciiTheme="minorBidi" w:hAnsiTheme="minorBidi" w:cstheme="minorBidi"/>
           <w:b/>
@@ -15669,7 +15613,6 @@
     </w:p>
     <w:p>
       <w:pPr>
-        <w:ind w:firstLine="0"/>
         <w:rPr>
           <w:rFonts w:asciiTheme="minorBidi" w:hAnsiTheme="minorBidi" w:cstheme="minorBidi"/>
           <w:b/>
@@ -15680,7 +15623,6 @@
     </w:p>
     <w:p>
       <w:pPr>
-        <w:ind w:firstLine="0"/>
         <w:rPr>
           <w:rFonts w:asciiTheme="minorBidi" w:hAnsiTheme="minorBidi" w:cstheme="minorBidi"/>
           <w:b/>
@@ -15691,7 +15633,6 @@
     </w:p>
     <w:p>
       <w:pPr>
-        <w:ind w:firstLine="0"/>
         <w:rPr>
           <w:rFonts w:asciiTheme="minorBidi" w:hAnsiTheme="minorBidi" w:cstheme="minorBidi"/>
           <w:b/>
@@ -15702,7 +15643,6 @@
     </w:p>
     <w:p>
       <w:pPr>
-        <w:ind w:firstLine="0"/>
         <w:rPr>
           <w:rFonts w:asciiTheme="minorBidi" w:hAnsiTheme="minorBidi" w:cstheme="minorBidi"/>
           <w:b/>
@@ -16650,7 +16590,7 @@
     </w:p>
     <w:p>
       <w:pPr>
-        <w:ind w:left="180" w:firstLine="0"/>
+        <w:ind w:left="180"/>
         <w:rPr>
           <w:rFonts w:asciiTheme="minorBidi" w:hAnsiTheme="minorBidi" w:cstheme="minorBidi"/>
           <w:b/>
@@ -16822,7 +16762,6 @@
     </w:p>
     <w:p>
       <w:pPr>
-        <w:ind w:firstLine="0"/>
         <w:rPr>
           <w:rFonts w:asciiTheme="minorBidi" w:hAnsiTheme="minorBidi" w:cstheme="minorBidi"/>
         </w:rPr>
@@ -17017,43 +16956,52 @@
     </w:p>
     <w:p>
       <w:pPr>
-        <w:ind w:firstLine="0"/>
-        <w:rPr>
-          <w:rFonts w:asciiTheme="minorBidi" w:hAnsiTheme="minorBidi" w:cstheme="minorBidi"/>
-          <w:rtl/>
-        </w:rPr>
-      </w:pPr>
-    </w:p>
-    <w:p>
-      <w:pPr>
-        <w:ind w:firstLine="0"/>
-        <w:rPr>
-          <w:rFonts w:asciiTheme="minorBidi" w:hAnsiTheme="minorBidi" w:cstheme="minorBidi"/>
-          <w:rtl/>
-        </w:rPr>
-      </w:pPr>
-    </w:p>
-    <w:p>
-      <w:pPr>
-        <w:ind w:firstLine="0"/>
-        <w:rPr>
-          <w:rFonts w:asciiTheme="minorBidi" w:hAnsiTheme="minorBidi" w:cstheme="minorBidi"/>
-          <w:rtl/>
-        </w:rPr>
-      </w:pPr>
-    </w:p>
-    <w:p>
-      <w:pPr>
-        <w:ind w:firstLine="0"/>
-        <w:rPr>
-          <w:rFonts w:asciiTheme="minorBidi" w:hAnsiTheme="minorBidi" w:cstheme="minorBidi"/>
-          <w:rtl/>
-        </w:rPr>
-      </w:pPr>
-    </w:p>
-    <w:p>
-      <w:pPr>
-        <w:ind w:firstLine="0"/>
+        <w:rPr>
+          <w:rFonts w:asciiTheme="minorBidi" w:hAnsiTheme="minorBidi" w:cstheme="minorBidi"/>
+          <w:rtl/>
+        </w:rPr>
+      </w:pPr>
+    </w:p>
+    <w:p>
+      <w:pPr>
+        <w:rPr>
+          <w:rFonts w:asciiTheme="minorBidi" w:hAnsiTheme="minorBidi" w:cstheme="minorBidi"/>
+          <w:rtl/>
+        </w:rPr>
+      </w:pPr>
+    </w:p>
+    <w:p>
+      <w:pPr>
+        <w:rPr>
+          <w:rFonts w:asciiTheme="minorBidi" w:hAnsiTheme="minorBidi" w:cstheme="minorBidi"/>
+          <w:rtl/>
+        </w:rPr>
+      </w:pPr>
+    </w:p>
+    <w:p>
+      <w:pPr>
+        <w:rPr>
+          <w:rFonts w:asciiTheme="minorBidi" w:hAnsiTheme="minorBidi" w:cstheme="minorBidi"/>
+        </w:rPr>
+      </w:pPr>
+    </w:p>
+    <w:p>
+      <w:pPr>
+        <w:rPr>
+          <w:rFonts w:asciiTheme="minorBidi" w:hAnsiTheme="minorBidi" w:cstheme="minorBidi"/>
+        </w:rPr>
+      </w:pPr>
+    </w:p>
+    <w:p>
+      <w:pPr>
+        <w:rPr>
+          <w:rFonts w:asciiTheme="minorBidi" w:hAnsiTheme="minorBidi" w:cstheme="minorBidi"/>
+          <w:rtl/>
+        </w:rPr>
+      </w:pPr>
+    </w:p>
+    <w:p>
+      <w:pPr>
         <w:rPr>
           <w:rFonts w:asciiTheme="minorBidi" w:hAnsiTheme="minorBidi" w:cstheme="minorBidi"/>
           <w:rtl/>
@@ -17105,7 +17053,7 @@
     </w:p>
     <w:p>
       <w:pPr>
-        <w:ind w:left="450" w:firstLine="0"/>
+        <w:ind w:left="450"/>
         <w:rPr>
           <w:rFonts w:asciiTheme="minorBidi" w:hAnsiTheme="minorBidi" w:cstheme="minorBidi"/>
           <w:b/>
@@ -17554,16 +17502,14 @@
     </w:p>
     <w:p>
       <w:pPr>
-        <w:ind w:firstLine="0"/>
-        <w:rPr>
-          <w:rFonts w:asciiTheme="minorBidi" w:hAnsiTheme="minorBidi" w:cstheme="minorBidi"/>
-          <w:rtl/>
-        </w:rPr>
-      </w:pPr>
-    </w:p>
-    <w:p>
-      <w:pPr>
-        <w:ind w:firstLine="0"/>
+        <w:rPr>
+          <w:rFonts w:asciiTheme="minorBidi" w:hAnsiTheme="minorBidi" w:cstheme="minorBidi"/>
+          <w:rtl/>
+        </w:rPr>
+      </w:pPr>
+    </w:p>
+    <w:p>
+      <w:pPr>
         <w:rPr>
           <w:rFonts w:asciiTheme="minorBidi" w:hAnsiTheme="minorBidi" w:cstheme="minorBidi"/>
           <w:rtl/>
@@ -17598,7 +17544,6 @@
     </w:p>
     <w:p>
       <w:pPr>
-        <w:ind w:firstLine="0"/>
         <w:rPr>
           <w:rFonts w:asciiTheme="minorBidi" w:hAnsiTheme="minorBidi" w:cstheme="minorBidi"/>
           <w:rtl/>
@@ -17627,7 +17572,6 @@
     </w:p>
     <w:p>
       <w:pPr>
-        <w:ind w:firstLine="0"/>
         <w:rPr>
           <w:rFonts w:asciiTheme="minorBidi" w:hAnsiTheme="minorBidi" w:cstheme="minorBidi"/>
           <w:rtl/>
@@ -17675,7 +17619,6 @@
     </w:p>
     <w:p>
       <w:pPr>
-        <w:ind w:firstLine="0"/>
         <w:rPr>
           <w:rFonts w:asciiTheme="minorBidi" w:hAnsiTheme="minorBidi" w:cstheme="minorBidi"/>
           <w:rtl/>
@@ -17730,7 +17673,6 @@
     </w:p>
     <w:p>
       <w:pPr>
-        <w:ind w:firstLine="0"/>
         <w:rPr>
           <w:rFonts w:asciiTheme="minorBidi" w:hAnsiTheme="minorBidi" w:cstheme="minorBidi"/>
           <w:rtl/>
@@ -17868,7 +17810,6 @@
     </w:p>
     <w:p>
       <w:pPr>
-        <w:ind w:firstLine="0"/>
         <w:rPr>
           <w:rFonts w:asciiTheme="minorBidi" w:hAnsiTheme="minorBidi" w:cstheme="minorBidi"/>
           <w:rtl/>
@@ -17885,7 +17826,6 @@
     </w:p>
     <w:p>
       <w:pPr>
-        <w:ind w:firstLine="0"/>
         <w:rPr>
           <w:rFonts w:asciiTheme="minorBidi" w:hAnsiTheme="minorBidi" w:cstheme="minorBidi"/>
           <w:rtl/>
@@ -17927,7 +17867,6 @@
     </w:p>
     <w:p>
       <w:pPr>
-        <w:ind w:firstLine="0"/>
         <w:rPr>
           <w:rFonts w:asciiTheme="minorBidi" w:hAnsiTheme="minorBidi" w:cstheme="minorBidi"/>
           <w:rtl/>
@@ -17969,16 +17908,14 @@
     </w:p>
     <w:p>
       <w:pPr>
-        <w:ind w:firstLine="0"/>
-        <w:rPr>
-          <w:rFonts w:asciiTheme="minorBidi" w:hAnsiTheme="minorBidi" w:cstheme="minorBidi"/>
-          <w:rtl/>
-        </w:rPr>
-      </w:pPr>
-    </w:p>
-    <w:p>
-      <w:pPr>
-        <w:ind w:firstLine="0"/>
+        <w:rPr>
+          <w:rFonts w:asciiTheme="minorBidi" w:hAnsiTheme="minorBidi" w:cstheme="minorBidi"/>
+          <w:rtl/>
+        </w:rPr>
+      </w:pPr>
+    </w:p>
+    <w:p>
+      <w:pPr>
         <w:rPr>
           <w:rFonts w:asciiTheme="minorBidi" w:hAnsiTheme="minorBidi" w:cstheme="minorBidi"/>
         </w:rPr>
@@ -18012,7 +17949,6 @@
     </w:p>
     <w:p>
       <w:pPr>
-        <w:ind w:firstLine="0"/>
         <w:rPr>
           <w:rFonts w:asciiTheme="minorBidi" w:hAnsiTheme="minorBidi" w:cstheme="minorBidi"/>
           <w:rtl/>
@@ -18221,7 +18157,6 @@
     </w:p>
     <w:p>
       <w:pPr>
-        <w:ind w:firstLine="0"/>
         <w:rPr>
           <w:rFonts w:asciiTheme="minorBidi" w:hAnsiTheme="minorBidi" w:cstheme="minorBidi"/>
           <w:rtl/>
@@ -18284,7 +18219,6 @@
     </w:p>
     <w:p>
       <w:pPr>
-        <w:ind w:firstLine="0"/>
         <w:rPr>
           <w:rFonts w:asciiTheme="minorBidi" w:hAnsiTheme="minorBidi" w:cstheme="minorBidi"/>
           <w:rtl/>
@@ -18418,7 +18352,6 @@
     </w:p>
     <w:p>
       <w:pPr>
-        <w:ind w:firstLine="0"/>
         <w:rPr>
           <w:rFonts w:asciiTheme="minorBidi" w:hAnsiTheme="minorBidi" w:cstheme="minorBidi"/>
         </w:rPr>
@@ -18452,7 +18385,6 @@
     </w:p>
     <w:p>
       <w:pPr>
-        <w:ind w:firstLine="0"/>
         <w:rPr>
           <w:rFonts w:asciiTheme="minorBidi" w:hAnsiTheme="minorBidi" w:cstheme="minorBidi"/>
           <w:rtl/>
@@ -18515,7 +18447,6 @@
     </w:p>
     <w:p>
       <w:pPr>
-        <w:ind w:firstLine="0"/>
         <w:rPr>
           <w:rFonts w:asciiTheme="minorBidi" w:hAnsiTheme="minorBidi" w:cstheme="minorBidi"/>
           <w:rtl/>
@@ -18533,7 +18464,6 @@
     </w:p>
     <w:p>
       <w:pPr>
-        <w:ind w:firstLine="0"/>
         <w:rPr>
           <w:rFonts w:asciiTheme="minorBidi" w:hAnsiTheme="minorBidi" w:cstheme="minorBidi"/>
           <w:rtl/>
@@ -18668,7 +18598,6 @@
     </w:p>
     <w:p>
       <w:pPr>
-        <w:ind w:firstLine="0"/>
         <w:rPr>
           <w:rFonts w:asciiTheme="minorBidi" w:hAnsiTheme="minorBidi" w:cstheme="minorBidi"/>
           <w:rtl/>
@@ -18733,7 +18662,6 @@
     </w:p>
     <w:p>
       <w:pPr>
-        <w:ind w:firstLine="0"/>
         <w:rPr>
           <w:rFonts w:asciiTheme="minorBidi" w:hAnsiTheme="minorBidi" w:cstheme="minorBidi"/>
           <w:rtl/>
@@ -18775,7 +18703,6 @@
     </w:p>
     <w:p>
       <w:pPr>
-        <w:ind w:firstLine="0"/>
         <w:rPr>
           <w:rFonts w:asciiTheme="minorBidi" w:hAnsiTheme="minorBidi" w:cstheme="minorBidi"/>
           <w:rtl/>
@@ -18840,7 +18767,6 @@
     </w:p>
     <w:p>
       <w:pPr>
-        <w:ind w:firstLine="0"/>
         <w:rPr>
           <w:rFonts w:asciiTheme="minorBidi" w:hAnsiTheme="minorBidi" w:cstheme="minorBidi"/>
           <w:rtl/>
@@ -18885,7 +18811,6 @@
     </w:p>
     <w:p>
       <w:pPr>
-        <w:ind w:firstLine="0"/>
         <w:rPr>
           <w:rFonts w:asciiTheme="minorBidi" w:hAnsiTheme="minorBidi" w:cstheme="minorBidi"/>
           <w:rtl/>
@@ -19003,43 +18928,38 @@
     </w:p>
     <w:p>
       <w:pPr>
-        <w:ind w:firstLine="0"/>
-        <w:rPr>
-          <w:rFonts w:asciiTheme="minorBidi" w:hAnsiTheme="minorBidi" w:cstheme="minorBidi"/>
-          <w:rtl/>
-        </w:rPr>
-      </w:pPr>
-    </w:p>
-    <w:p>
-      <w:pPr>
-        <w:ind w:firstLine="0"/>
-        <w:rPr>
-          <w:rFonts w:asciiTheme="minorBidi" w:hAnsiTheme="minorBidi" w:cstheme="minorBidi"/>
-          <w:rtl/>
-        </w:rPr>
-      </w:pPr>
-    </w:p>
-    <w:p>
-      <w:pPr>
-        <w:ind w:firstLine="0"/>
-        <w:rPr>
-          <w:rFonts w:asciiTheme="minorBidi" w:hAnsiTheme="minorBidi" w:cstheme="minorBidi"/>
-          <w:rtl/>
-        </w:rPr>
-      </w:pPr>
-    </w:p>
-    <w:p>
-      <w:pPr>
-        <w:ind w:firstLine="0"/>
-        <w:rPr>
-          <w:rFonts w:asciiTheme="minorBidi" w:hAnsiTheme="minorBidi" w:cstheme="minorBidi"/>
-          <w:rtl/>
-        </w:rPr>
-      </w:pPr>
-    </w:p>
-    <w:p>
-      <w:pPr>
-        <w:ind w:firstLine="0"/>
+        <w:rPr>
+          <w:rFonts w:asciiTheme="minorBidi" w:hAnsiTheme="minorBidi" w:cstheme="minorBidi"/>
+          <w:rtl/>
+        </w:rPr>
+      </w:pPr>
+    </w:p>
+    <w:p>
+      <w:pPr>
+        <w:rPr>
+          <w:rFonts w:asciiTheme="minorBidi" w:hAnsiTheme="minorBidi" w:cstheme="minorBidi"/>
+          <w:rtl/>
+        </w:rPr>
+      </w:pPr>
+    </w:p>
+    <w:p>
+      <w:pPr>
+        <w:rPr>
+          <w:rFonts w:asciiTheme="minorBidi" w:hAnsiTheme="minorBidi" w:cstheme="minorBidi"/>
+          <w:rtl/>
+        </w:rPr>
+      </w:pPr>
+    </w:p>
+    <w:p>
+      <w:pPr>
+        <w:rPr>
+          <w:rFonts w:asciiTheme="minorBidi" w:hAnsiTheme="minorBidi" w:cstheme="minorBidi"/>
+          <w:rtl/>
+        </w:rPr>
+      </w:pPr>
+    </w:p>
+    <w:p>
+      <w:pPr>
         <w:rPr>
           <w:rFonts w:asciiTheme="minorBidi" w:hAnsiTheme="minorBidi" w:cstheme="minorBidi"/>
         </w:rPr>
@@ -19073,7 +18993,6 @@
     </w:p>
     <w:p>
       <w:pPr>
-        <w:ind w:firstLine="0"/>
         <w:rPr>
           <w:rFonts w:asciiTheme="minorBidi" w:hAnsiTheme="minorBidi" w:cstheme="minorBidi"/>
           <w:rtl/>
@@ -19138,7 +19057,6 @@
     </w:p>
     <w:p>
       <w:pPr>
-        <w:ind w:firstLine="0"/>
         <w:rPr>
           <w:rFonts w:asciiTheme="minorBidi" w:hAnsiTheme="minorBidi" w:cstheme="minorBidi"/>
           <w:rtl/>
@@ -19175,7 +19093,6 @@
     </w:p>
     <w:p>
       <w:pPr>
-        <w:ind w:firstLine="0"/>
         <w:rPr>
           <w:rFonts w:asciiTheme="minorBidi" w:hAnsiTheme="minorBidi" w:cstheme="minorBidi"/>
           <w:rtl/>
@@ -19245,7 +19162,6 @@
     </w:p>
     <w:p>
       <w:pPr>
-        <w:ind w:firstLine="0"/>
         <w:rPr>
           <w:rFonts w:asciiTheme="minorBidi" w:hAnsiTheme="minorBidi" w:cstheme="minorBidi"/>
           <w:rtl/>
@@ -19284,7 +19200,6 @@
     </w:p>
     <w:p>
       <w:pPr>
-        <w:ind w:firstLine="0"/>
         <w:rPr>
           <w:rFonts w:asciiTheme="minorBidi" w:hAnsiTheme="minorBidi" w:cstheme="minorBidi"/>
           <w:rtl/>
@@ -19347,7 +19262,6 @@
     </w:p>
     <w:p>
       <w:pPr>
-        <w:ind w:firstLine="0"/>
         <w:rPr>
           <w:rFonts w:asciiTheme="minorBidi" w:hAnsiTheme="minorBidi" w:cstheme="minorBidi"/>
           <w:rtl/>
@@ -19393,7 +19307,6 @@
     </w:p>
     <w:p>
       <w:pPr>
-        <w:ind w:firstLine="0"/>
         <w:rPr>
           <w:rFonts w:asciiTheme="minorBidi" w:hAnsiTheme="minorBidi" w:cstheme="minorBidi"/>
           <w:rtl/>
@@ -19456,7 +19369,6 @@
     </w:p>
     <w:p>
       <w:pPr>
-        <w:ind w:firstLine="0"/>
         <w:rPr>
           <w:rFonts w:asciiTheme="minorBidi" w:hAnsiTheme="minorBidi" w:cstheme="minorBidi"/>
           <w:rtl/>
@@ -19485,16 +19397,14 @@
     </w:p>
     <w:p>
       <w:pPr>
-        <w:ind w:firstLine="0"/>
-        <w:rPr>
-          <w:rFonts w:asciiTheme="minorBidi" w:hAnsiTheme="minorBidi" w:cstheme="minorBidi"/>
-          <w:rtl/>
-        </w:rPr>
-      </w:pPr>
-    </w:p>
-    <w:p>
-      <w:pPr>
-        <w:ind w:firstLine="0"/>
+        <w:rPr>
+          <w:rFonts w:asciiTheme="minorBidi" w:hAnsiTheme="minorBidi" w:cstheme="minorBidi"/>
+          <w:rtl/>
+        </w:rPr>
+      </w:pPr>
+    </w:p>
+    <w:p>
+      <w:pPr>
         <w:rPr>
           <w:rFonts w:asciiTheme="minorBidi" w:hAnsiTheme="minorBidi" w:cstheme="minorBidi"/>
         </w:rPr>
@@ -19708,7 +19618,7 @@
     </w:p>
     <w:p>
       <w:pPr>
-        <w:ind w:left="450" w:firstLine="0"/>
+        <w:ind w:left="450"/>
         <w:rPr>
           <w:rFonts w:asciiTheme="minorBidi" w:hAnsiTheme="minorBidi" w:cstheme="minorBidi"/>
           <w:b/>
@@ -20314,14 +20224,24 @@
     </w:p>
     <w:p>
       <w:pPr>
-        <w:pStyle w:val="a8"/>
-        <w:numPr>
-          <w:ilvl w:val="2"/>
-          <w:numId w:val="12"/>
-        </w:numPr>
-        <w:ind w:left="450"/>
-        <w:rPr>
-          <w:rFonts w:asciiTheme="minorBidi" w:hAnsiTheme="minorBidi" w:cstheme="minorBidi"/>
+        <w:pStyle w:val="1"/>
+        <w:rPr>
+          <w:rtl/>
+        </w:rPr>
+      </w:pPr>
+      <w:r>
+        <w:t xml:space="preserve"> </w:t>
+      </w:r>
+      <w:r>
+        <w:rPr>
+          <w:rtl/>
+        </w:rPr>
+        <w:t xml:space="preserve">תיכון מערכת </w:t>
+      </w:r>
+    </w:p>
+    <w:p>
+      <w:pPr>
+        <w:rPr>
           <w:b/>
           <w:bCs/>
           <w:color w:val="4472C4" w:themeColor="accent1"/>
@@ -20332,123 +20252,62 @@
       </w:pPr>
       <w:r>
         <w:rPr>
-          <w:rFonts w:asciiTheme="minorBidi" w:hAnsiTheme="minorBidi" w:cstheme="minorBidi"/>
+          <w:rtl/>
+        </w:rPr>
+        <w:t>בפרק זה מתואר תכנון המערכת</w:t>
+      </w:r>
+      <w:r>
+        <w:t xml:space="preserve"> </w:t>
+      </w:r>
+      <w:proofErr w:type="spellStart"/>
+      <w:r>
+        <w:t>SmallTalk</w:t>
+      </w:r>
+      <w:proofErr w:type="spellEnd"/>
+      <w:r>
+        <w:t xml:space="preserve"> </w:t>
+      </w:r>
+      <w:r>
+        <w:rPr>
+          <w:rtl/>
+        </w:rPr>
+        <w:t>תוך שימוש בארכיטקטורת שלוש שכבות הכוללת ממשק משתמש, לוגיקה עסקית ושכבת נתונים. בנוסף מוסבר מודל השרת-לקוח, מבנה מסד הנתונים מבוסס</w:t>
+      </w:r>
+      <w:r>
+        <w:t xml:space="preserve"> MongoDB, </w:t>
+      </w:r>
+      <w:r>
+        <w:rPr>
+          <w:rtl/>
+        </w:rPr>
+        <w:t>תהליכי המערכת ופרוטוקולי התקשורת</w:t>
+      </w:r>
+      <w:r>
+        <w:t xml:space="preserve"> WebSocket </w:t>
+      </w:r>
+      <w:r>
+        <w:rPr>
+          <w:rtl/>
+        </w:rPr>
+        <w:t>ו</w:t>
+      </w:r>
+      <w:r>
+        <w:t xml:space="preserve">-HTTP. </w:t>
+      </w:r>
+      <w:r>
+        <w:rPr>
+          <w:rtl/>
+        </w:rPr>
+        <w:t>הפרק מדגיש את שילוב האבטחה וההצפנה בכל שכבות המערכת</w:t>
+      </w:r>
+      <w:r>
+        <w:rPr>
           <w:b/>
           <w:bCs/>
           <w:color w:val="4472C4" w:themeColor="accent1"/>
           <w:sz w:val="32"/>
           <w:szCs w:val="32"/>
         </w:rPr>
-        <w:t xml:space="preserve"> </w:t>
-      </w:r>
-      <w:r>
-        <w:rPr>
-          <w:rFonts w:asciiTheme="minorBidi" w:hAnsiTheme="minorBidi" w:cstheme="minorBidi"/>
-          <w:b/>
-          <w:bCs/>
-          <w:color w:val="4472C4" w:themeColor="accent1"/>
-          <w:sz w:val="32"/>
-          <w:szCs w:val="32"/>
-          <w:rtl/>
-        </w:rPr>
-        <w:t xml:space="preserve">תיכון מערכת </w:t>
-      </w:r>
-    </w:p>
-    <w:p>
-      <w:pPr>
-        <w:ind w:firstLine="0"/>
-        <w:rPr>
-          <w:rFonts w:asciiTheme="minorBidi" w:hAnsiTheme="minorBidi" w:cstheme="minorBidi"/>
-          <w:b/>
-          <w:bCs/>
-          <w:color w:val="4472C4" w:themeColor="accent1"/>
-          <w:sz w:val="32"/>
-          <w:szCs w:val="32"/>
-          <w:rtl/>
-        </w:rPr>
-      </w:pPr>
-      <w:r>
-        <w:rPr>
-          <w:rFonts w:asciiTheme="minorBidi" w:hAnsiTheme="minorBidi" w:cstheme="minorBidi"/>
-          <w:rtl/>
-        </w:rPr>
-        <w:t>בפרק זה מתואר תכנון המערכת</w:t>
-      </w:r>
-      <w:r>
-        <w:rPr>
-          <w:rFonts w:asciiTheme="minorBidi" w:hAnsiTheme="minorBidi" w:cstheme="minorBidi"/>
-        </w:rPr>
-        <w:t xml:space="preserve"> </w:t>
-      </w:r>
-      <w:proofErr w:type="spellStart"/>
-      <w:r>
-        <w:rPr>
-          <w:rFonts w:asciiTheme="minorBidi" w:hAnsiTheme="minorBidi" w:cstheme="minorBidi"/>
-        </w:rPr>
-        <w:t>SmallTalk</w:t>
-      </w:r>
-      <w:proofErr w:type="spellEnd"/>
-      <w:r>
-        <w:rPr>
-          <w:rFonts w:asciiTheme="minorBidi" w:hAnsiTheme="minorBidi" w:cstheme="minorBidi"/>
-        </w:rPr>
-        <w:t xml:space="preserve"> </w:t>
-      </w:r>
-      <w:r>
-        <w:rPr>
-          <w:rFonts w:asciiTheme="minorBidi" w:hAnsiTheme="minorBidi" w:cstheme="minorBidi"/>
-          <w:rtl/>
-        </w:rPr>
-        <w:t>תוך שימוש בארכיטקטורת שלוש שכבות הכוללת ממשק משתמש, לוגיקה עסקית ושכבת נתונים. בנוסף מוסבר מודל השרת-לקוח, מבנה מסד הנתונים מבוסס</w:t>
-      </w:r>
-      <w:r>
-        <w:rPr>
-          <w:rFonts w:asciiTheme="minorBidi" w:hAnsiTheme="minorBidi" w:cstheme="minorBidi"/>
-        </w:rPr>
-        <w:t xml:space="preserve"> MongoDB, </w:t>
-      </w:r>
-      <w:r>
-        <w:rPr>
-          <w:rFonts w:asciiTheme="minorBidi" w:hAnsiTheme="minorBidi" w:cstheme="minorBidi"/>
-          <w:rtl/>
-        </w:rPr>
-        <w:t>תהליכי המערכת ופרוטוקולי התקשורת</w:t>
-      </w:r>
-      <w:r>
-        <w:rPr>
-          <w:rFonts w:asciiTheme="minorBidi" w:hAnsiTheme="minorBidi" w:cstheme="minorBidi"/>
-        </w:rPr>
-        <w:t xml:space="preserve"> WebSocket </w:t>
-      </w:r>
-      <w:r>
-        <w:rPr>
-          <w:rFonts w:asciiTheme="minorBidi" w:hAnsiTheme="minorBidi" w:cstheme="minorBidi"/>
-          <w:rtl/>
-        </w:rPr>
-        <w:t>ו</w:t>
-      </w:r>
-      <w:r>
-        <w:rPr>
-          <w:rFonts w:asciiTheme="minorBidi" w:hAnsiTheme="minorBidi" w:cstheme="minorBidi"/>
-        </w:rPr>
-        <w:t xml:space="preserve">-HTTP. </w:t>
-      </w:r>
-      <w:r>
-        <w:rPr>
-          <w:rFonts w:asciiTheme="minorBidi" w:hAnsiTheme="minorBidi" w:cstheme="minorBidi"/>
-          <w:rtl/>
-        </w:rPr>
-        <w:t>הפרק מדגיש את שילוב האבטחה וההצפנה בכל שכבות המערכת</w:t>
-      </w:r>
-      <w:r>
-        <w:rPr>
-          <w:rFonts w:asciiTheme="minorBidi" w:hAnsiTheme="minorBidi" w:cstheme="minorBidi"/>
-          <w:b/>
-          <w:bCs/>
-          <w:color w:val="4472C4" w:themeColor="accent1"/>
-          <w:sz w:val="32"/>
-          <w:szCs w:val="32"/>
-        </w:rPr>
         <w:t>.</w:t>
       </w:r>
     </w:p>
@@ -20549,32 +20408,21 @@
       </w:pPr>
       <w:r>
         <w:rPr>
-          <w:rFonts w:asciiTheme="minorBidi" w:hAnsiTheme="minorBidi" w:cstheme="minorBidi"/>
-        </w:rPr>
-        <w:t>.</w:t>
-      </w:r>
-      <w:r>
-        <w:rPr>
-          <w:rFonts w:asciiTheme="minorBidi" w:hAnsiTheme="minorBidi" w:cstheme="minorBidi"/>
-        </w:rPr>
-        <w:t xml:space="preserve"> </w:t>
-      </w:r>
-      <w:r>
-        <w:rPr>
-          <w:rFonts w:asciiTheme="minorBidi" w:hAnsiTheme="minorBidi" w:cstheme="minorBidi"/>
           <w:noProof/>
         </w:rPr>
         <w:drawing>
-          <wp:inline distT="0" distB="0" distL="0" distR="0" wp14:anchorId="61620D9B" wp14:editId="09B0E940">
-            <wp:extent cx="5486400" cy="2149475"/>
-            <wp:effectExtent l="0" t="0" r="0" b="3175"/>
-            <wp:docPr id="5398" name="Picture 5398" descr="תמונה שמכילה טקסט, תרשים, צילום מסך, תוכנית&#10;&#10;תוכן שנוצר על-ידי בינה מלאכותית עשוי להיות שגוי."/>
-            <wp:cNvGraphicFramePr/>
+          <wp:inline distT="0" distB="0" distL="0" distR="0" wp14:anchorId="6283AADB" wp14:editId="5E9EFEBF">
+            <wp:extent cx="5657850" cy="2456180"/>
+            <wp:effectExtent l="0" t="0" r="0" b="1270"/>
+            <wp:docPr id="1060082439" name="תמונה 1"/>
+            <wp:cNvGraphicFramePr>
+              <a:graphicFrameLocks xmlns:a="http://schemas.openxmlformats.org/drawingml/2006/main" noChangeAspect="1"/>
+            </wp:cNvGraphicFramePr>
             <a:graphic xmlns:a="http://schemas.openxmlformats.org/drawingml/2006/main">
               <a:graphicData uri="http://schemas.openxmlformats.org/drawingml/2006/picture">
                 <pic:pic xmlns:pic="http://schemas.openxmlformats.org/drawingml/2006/picture">
                   <pic:nvPicPr>
-                    <pic:cNvPr id="5398" name="Picture 5398" descr="תמונה שמכילה טקסט, תרשים, צילום מסך, תוכנית&#10;&#10;תוכן שנוצר על-ידי בינה מלאכותית עשוי להיות שגוי."/>
+                    <pic:cNvPr id="1060082439" name=""/>
                     <pic:cNvPicPr/>
                   </pic:nvPicPr>
                   <pic:blipFill>
@@ -20586,7 +20434,7 @@
                   <pic:spPr>
                     <a:xfrm>
                       <a:off x="0" y="0"/>
-                      <a:ext cx="5486400" cy="2149475"/>
+                      <a:ext cx="5657850" cy="2456180"/>
                     </a:xfrm>
                     <a:prstGeom prst="rect">
                       <a:avLst/>
@@ -20611,50 +20459,154 @@
           <w:rFonts w:asciiTheme="minorBidi" w:hAnsiTheme="minorBidi" w:cstheme="minorBidi"/>
           <w:rtl/>
         </w:rPr>
-        <w:t>התמונה מציגה ארכיטקטורת תלת-שכבתית שכבת המצגת</w:t>
-      </w:r>
-      <w:r>
-        <w:rPr>
-          <w:rFonts w:asciiTheme="minorBidi" w:hAnsiTheme="minorBidi" w:cstheme="minorBidi"/>
+        <w:t>התמונה מציגה ארכיטקטורת תלת-שכבתית</w:t>
+      </w:r>
+      <w:r>
+        <w:rPr>
+          <w:rFonts w:asciiTheme="minorBidi" w:hAnsiTheme="minorBidi" w:cstheme="minorBidi" w:hint="cs"/>
+          <w:rtl/>
+        </w:rPr>
+        <w:t>:</w:t>
+      </w:r>
+      <w:r>
+        <w:rPr>
+          <w:rFonts w:asciiTheme="minorBidi" w:hAnsiTheme="minorBidi" w:cstheme="minorBidi"/>
+          <w:rtl/>
+        </w:rPr>
+        <w:t xml:space="preserve"> </w:t>
+      </w:r>
+    </w:p>
+    <w:p>
+      <w:pPr>
+        <w:jc w:val="both"/>
+        <w:rPr>
+          <w:rFonts w:asciiTheme="minorBidi" w:hAnsiTheme="minorBidi" w:cstheme="minorBidi"/>
+          <w:rtl/>
+        </w:rPr>
+      </w:pPr>
+      <w:r>
+        <w:rPr>
+          <w:rFonts w:asciiTheme="minorBidi" w:hAnsiTheme="minorBidi" w:cstheme="minorBidi"/>
+          <w:b/>
+          <w:bCs/>
+          <w:rtl/>
+        </w:rPr>
+        <w:t xml:space="preserve">שכבת </w:t>
+      </w:r>
+      <w:r>
+        <w:rPr>
+          <w:rFonts w:asciiTheme="minorBidi" w:hAnsiTheme="minorBidi" w:cstheme="minorBidi" w:hint="cs"/>
+          <w:b/>
+          <w:bCs/>
+          <w:rtl/>
+        </w:rPr>
+        <w:t>התצוגה</w:t>
+      </w:r>
+      <w:r>
+        <w:rPr>
+          <w:rFonts w:asciiTheme="minorBidi" w:hAnsiTheme="minorBidi" w:cstheme="minorBidi"/>
+          <w:b/>
+          <w:bCs/>
         </w:rPr>
         <w:t xml:space="preserve"> (Presentation Layer) </w:t>
       </w:r>
       <w:r>
         <w:rPr>
-          <w:rFonts w:asciiTheme="minorBidi" w:hAnsiTheme="minorBidi" w:cstheme="minorBidi"/>
-          <w:rtl/>
-        </w:rPr>
-        <w:t>כוללת את הממשק הקדמי</w:t>
-      </w:r>
-      <w:r>
-        <w:rPr>
-          <w:rFonts w:asciiTheme="minorBidi" w:hAnsiTheme="minorBidi" w:cstheme="minorBidi"/>
-        </w:rPr>
-        <w:t xml:space="preserve"> (Frontend) </w:t>
-      </w:r>
-      <w:r>
-        <w:rPr>
-          <w:rFonts w:asciiTheme="minorBidi" w:hAnsiTheme="minorBidi" w:cstheme="minorBidi"/>
-          <w:rtl/>
-        </w:rPr>
-        <w:t>עם יישום הרשת שמתקשר דרך</w:t>
-      </w:r>
-      <w:r>
-        <w:rPr>
-          <w:rFonts w:asciiTheme="minorBidi" w:hAnsiTheme="minorBidi" w:cstheme="minorBidi"/>
-        </w:rPr>
-        <w:t xml:space="preserve"> HTTP, </w:t>
-      </w:r>
-      <w:r>
-        <w:rPr>
-          <w:rFonts w:asciiTheme="minorBidi" w:hAnsiTheme="minorBidi" w:cstheme="minorBidi"/>
-          <w:rtl/>
-        </w:rPr>
-        <w:t>שכבת הלוגיקה</w:t>
-      </w:r>
-      <w:r>
-        <w:rPr>
-          <w:rFonts w:asciiTheme="minorBidi" w:hAnsiTheme="minorBidi" w:cstheme="minorBidi"/>
+          <w:rFonts w:asciiTheme="minorBidi" w:hAnsiTheme="minorBidi" w:cstheme="minorBidi" w:hint="cs"/>
+          <w:rtl/>
+        </w:rPr>
+        <w:t xml:space="preserve">שהיא </w:t>
+      </w:r>
+      <w:r>
+        <w:rPr>
+          <w:rFonts w:asciiTheme="minorBidi" w:hAnsiTheme="minorBidi" w:cstheme="minorBidi" w:hint="cs"/>
+          <w:rtl/>
+        </w:rPr>
+        <w:t xml:space="preserve">ה- </w:t>
+      </w:r>
+      <w:r>
+        <w:rPr>
+          <w:rFonts w:asciiTheme="minorBidi" w:hAnsiTheme="minorBidi" w:cstheme="minorBidi"/>
+        </w:rPr>
+        <w:t>Frontend</w:t>
+      </w:r>
+      <w:r>
+        <w:rPr>
+          <w:rFonts w:asciiTheme="minorBidi" w:hAnsiTheme="minorBidi" w:cstheme="minorBidi" w:hint="cs"/>
+          <w:rtl/>
+        </w:rPr>
+        <w:t xml:space="preserve"> המשתמש בדפדפן</w:t>
+      </w:r>
+      <w:r>
+        <w:rPr>
+          <w:rFonts w:asciiTheme="minorBidi" w:hAnsiTheme="minorBidi" w:cstheme="minorBidi"/>
+        </w:rPr>
+        <w:t xml:space="preserve"> </w:t>
+      </w:r>
+      <w:r>
+        <w:rPr>
+          <w:rFonts w:asciiTheme="minorBidi" w:hAnsiTheme="minorBidi" w:cstheme="minorBidi" w:hint="cs"/>
+          <w:rtl/>
+        </w:rPr>
+        <w:t>כדי להתחבר למערכת ב-</w:t>
+      </w:r>
+      <w:r>
+        <w:rPr>
+          <w:rFonts w:asciiTheme="minorBidi" w:hAnsiTheme="minorBidi" w:cstheme="minorBidi"/>
+        </w:rPr>
+        <w:t>Backend</w:t>
+      </w:r>
+      <w:r>
+        <w:rPr>
+          <w:rFonts w:asciiTheme="minorBidi" w:hAnsiTheme="minorBidi" w:cstheme="minorBidi" w:hint="cs"/>
+          <w:rtl/>
+        </w:rPr>
+        <w:t xml:space="preserve"> באמצעות פרוטוקול </w:t>
+      </w:r>
+      <w:r>
+        <w:rPr>
+          <w:rFonts w:asciiTheme="minorBidi" w:hAnsiTheme="minorBidi" w:cstheme="minorBidi"/>
+        </w:rPr>
+        <w:t>HTTP</w:t>
+      </w:r>
+      <w:r>
+        <w:rPr>
+          <w:rFonts w:asciiTheme="minorBidi" w:hAnsiTheme="minorBidi" w:cstheme="minorBidi" w:hint="cs"/>
+          <w:rtl/>
+        </w:rPr>
+        <w:t xml:space="preserve"> כדי להציג את הדפים ובניהם דף הבית.</w:t>
+      </w:r>
+    </w:p>
+    <w:p>
+      <w:pPr>
+        <w:jc w:val="both"/>
+        <w:rPr>
+          <w:rFonts w:asciiTheme="minorBidi" w:hAnsiTheme="minorBidi" w:cstheme="minorBidi"/>
+        </w:rPr>
+      </w:pPr>
+      <w:r>
+        <w:rPr>
+          <w:rFonts w:asciiTheme="minorBidi" w:hAnsiTheme="minorBidi" w:cstheme="minorBidi" w:hint="cs"/>
+          <w:b/>
+          <w:bCs/>
+          <w:rtl/>
+        </w:rPr>
+        <w:t>שכב</w:t>
+      </w:r>
+      <w:r>
+        <w:rPr>
+          <w:rFonts w:asciiTheme="minorBidi" w:hAnsiTheme="minorBidi" w:cstheme="minorBidi"/>
+          <w:b/>
+          <w:bCs/>
+          <w:rtl/>
+        </w:rPr>
+        <w:t>ת הלוגיקה</w:t>
+      </w:r>
+      <w:r>
+        <w:rPr>
+          <w:rFonts w:asciiTheme="minorBidi" w:hAnsiTheme="minorBidi" w:cstheme="minorBidi"/>
+          <w:b/>
+          <w:bCs/>
         </w:rPr>
         <w:t xml:space="preserve"> (Logic Layer) </w:t>
       </w:r>
@@ -20789,6 +20741,35 @@
         </w:rPr>
         <w:t>.</w:t>
       </w:r>
+    </w:p>
+    <w:p>
+      <w:pPr>
+        <w:rPr>
+          <w:rFonts w:asciiTheme="minorBidi" w:hAnsiTheme="minorBidi" w:cstheme="minorBidi"/>
+        </w:rPr>
+      </w:pPr>
+    </w:p>
+    <w:p>
+      <w:pPr>
+        <w:rPr>
+          <w:rFonts w:asciiTheme="minorBidi" w:hAnsiTheme="minorBidi" w:cstheme="minorBidi"/>
+        </w:rPr>
+      </w:pPr>
+    </w:p>
+    <w:p>
+      <w:pPr>
+        <w:rPr>
+          <w:rFonts w:asciiTheme="minorBidi" w:hAnsiTheme="minorBidi" w:cstheme="minorBidi"/>
+        </w:rPr>
+      </w:pPr>
+    </w:p>
+    <w:p>
+      <w:pPr>
+        <w:rPr>
+          <w:rFonts w:asciiTheme="minorBidi" w:hAnsiTheme="minorBidi" w:cstheme="minorBidi"/>
+          <w:rtl/>
+        </w:rPr>
+      </w:pPr>
     </w:p>
     <w:p>
       <w:pPr>
@@ -22688,7 +22669,6 @@
     </w:p>
     <w:p>
       <w:pPr>
-        <w:ind w:firstLine="0"/>
         <w:rPr>
           <w:rFonts w:asciiTheme="minorBidi" w:hAnsiTheme="minorBidi" w:cstheme="minorBidi"/>
           <w:rtl/>
@@ -22829,7 +22809,6 @@
         </w:numPr>
         <w:rPr>
           <w:rFonts w:asciiTheme="minorBidi" w:hAnsiTheme="minorBidi" w:cstheme="minorBidi"/>
-          <w:rtl/>
         </w:rPr>
       </w:pPr>
       <w:r>
@@ -22896,7 +22875,134 @@
     </w:p>
     <w:p>
       <w:pPr>
-        <w:ind w:firstLine="0"/>
+        <w:rPr>
+          <w:rFonts w:asciiTheme="minorBidi" w:hAnsiTheme="minorBidi" w:cstheme="minorBidi"/>
+          <w:rtl/>
+        </w:rPr>
+      </w:pPr>
+    </w:p>
+    <w:p>
+      <w:pPr>
+        <w:rPr>
+          <w:rFonts w:asciiTheme="minorBidi" w:hAnsiTheme="minorBidi" w:cstheme="minorBidi"/>
+          <w:rtl/>
+        </w:rPr>
+      </w:pPr>
+    </w:p>
+    <w:p>
+      <w:pPr>
+        <w:rPr>
+          <w:rFonts w:asciiTheme="minorBidi" w:hAnsiTheme="minorBidi" w:cstheme="minorBidi"/>
+          <w:rtl/>
+        </w:rPr>
+      </w:pPr>
+    </w:p>
+    <w:p>
+      <w:pPr>
+        <w:rPr>
+          <w:rFonts w:asciiTheme="minorBidi" w:hAnsiTheme="minorBidi" w:cstheme="minorBidi"/>
+          <w:rtl/>
+        </w:rPr>
+      </w:pPr>
+    </w:p>
+    <w:p>
+      <w:pPr>
+        <w:rPr>
+          <w:rFonts w:asciiTheme="minorBidi" w:hAnsiTheme="minorBidi" w:cstheme="minorBidi"/>
+          <w:rtl/>
+        </w:rPr>
+      </w:pPr>
+    </w:p>
+    <w:p>
+      <w:pPr>
+        <w:rPr>
+          <w:rFonts w:asciiTheme="minorBidi" w:hAnsiTheme="minorBidi" w:cstheme="minorBidi"/>
+          <w:rtl/>
+        </w:rPr>
+      </w:pPr>
+    </w:p>
+    <w:p>
+      <w:pPr>
+        <w:rPr>
+          <w:rFonts w:asciiTheme="minorBidi" w:hAnsiTheme="minorBidi" w:cstheme="minorBidi"/>
+          <w:rtl/>
+        </w:rPr>
+      </w:pPr>
+    </w:p>
+    <w:p>
+      <w:pPr>
+        <w:rPr>
+          <w:rFonts w:asciiTheme="minorBidi" w:hAnsiTheme="minorBidi" w:cstheme="minorBidi"/>
+          <w:rtl/>
+        </w:rPr>
+      </w:pPr>
+    </w:p>
+    <w:p>
+      <w:pPr>
+        <w:rPr>
+          <w:rFonts w:asciiTheme="minorBidi" w:hAnsiTheme="minorBidi" w:cstheme="minorBidi"/>
+          <w:rtl/>
+        </w:rPr>
+      </w:pPr>
+    </w:p>
+    <w:p>
+      <w:pPr>
+        <w:rPr>
+          <w:rFonts w:asciiTheme="minorBidi" w:hAnsiTheme="minorBidi" w:cstheme="minorBidi"/>
+          <w:rtl/>
+        </w:rPr>
+      </w:pPr>
+    </w:p>
+    <w:p>
+      <w:pPr>
+        <w:rPr>
+          <w:rFonts w:asciiTheme="minorBidi" w:hAnsiTheme="minorBidi" w:cstheme="minorBidi"/>
+          <w:rtl/>
+        </w:rPr>
+      </w:pPr>
+    </w:p>
+    <w:p>
+      <w:pPr>
+        <w:rPr>
+          <w:rFonts w:asciiTheme="minorBidi" w:hAnsiTheme="minorBidi" w:cstheme="minorBidi"/>
+          <w:rtl/>
+        </w:rPr>
+      </w:pPr>
+    </w:p>
+    <w:p>
+      <w:pPr>
+        <w:rPr>
+          <w:rFonts w:asciiTheme="minorBidi" w:hAnsiTheme="minorBidi" w:cstheme="minorBidi"/>
+          <w:rtl/>
+        </w:rPr>
+      </w:pPr>
+    </w:p>
+    <w:p>
+      <w:pPr>
+        <w:rPr>
+          <w:rFonts w:asciiTheme="minorBidi" w:hAnsiTheme="minorBidi" w:cstheme="minorBidi"/>
+          <w:rtl/>
+        </w:rPr>
+      </w:pPr>
+    </w:p>
+    <w:p>
+      <w:pPr>
+        <w:rPr>
+          <w:rFonts w:asciiTheme="minorBidi" w:hAnsiTheme="minorBidi" w:cstheme="minorBidi"/>
+          <w:rtl/>
+        </w:rPr>
+      </w:pPr>
+    </w:p>
+    <w:p>
+      <w:pPr>
+        <w:rPr>
+          <w:rFonts w:asciiTheme="minorBidi" w:hAnsiTheme="minorBidi" w:cstheme="minorBidi"/>
+          <w:rtl/>
+        </w:rPr>
+      </w:pPr>
+    </w:p>
+    <w:p>
+      <w:pPr>
         <w:rPr>
           <w:rFonts w:asciiTheme="minorBidi" w:hAnsiTheme="minorBidi" w:cstheme="minorBidi"/>
         </w:rPr>
@@ -22905,9 +23011,6 @@
     <w:p>
       <w:pPr>
         <w:pStyle w:val="2"/>
-        <w:rPr>
-          <w:rtl/>
-        </w:rPr>
       </w:pPr>
       <w:bookmarkStart w:id="66" w:name="_Toc191372311"/>
       <w:bookmarkStart w:id="67" w:name="_Toc191826991"/>
@@ -22933,462 +23036,188 @@
     <w:p>
       <w:pPr>
         <w:rPr>
-          <w:rFonts w:asciiTheme="minorBidi" w:hAnsiTheme="minorBidi" w:cstheme="minorBidi"/>
-        </w:rPr>
-      </w:pPr>
-      <w:r>
-        <w:rPr>
-          <w:rFonts w:asciiTheme="minorBidi" w:hAnsiTheme="minorBidi" w:cstheme="minorBidi"/>
-          <w:b/>
-          <w:bCs/>
-          <w:rtl/>
-        </w:rPr>
-        <w:t>מסד נתונים</w:t>
-      </w:r>
-    </w:p>
-    <w:p>
-      <w:pPr>
-        <w:rPr>
-          <w:rFonts w:asciiTheme="minorBidi" w:hAnsiTheme="minorBidi" w:cstheme="minorBidi"/>
-          <w:rtl/>
-        </w:rPr>
-      </w:pPr>
-      <w:r>
-        <w:rPr>
-          <w:rFonts w:asciiTheme="minorBidi" w:hAnsiTheme="minorBidi" w:cstheme="minorBidi"/>
-          <w:rtl/>
-        </w:rPr>
-        <w:t xml:space="preserve">מסד הנתונים לפרויקט </w:t>
+          <w:lang w:val="en-GB"/>
+        </w:rPr>
+      </w:pPr>
+    </w:p>
+    <w:p>
+      <w:pPr>
+        <w:rPr>
+          <w:rFonts w:asciiTheme="minorBidi" w:hAnsiTheme="minorBidi" w:cstheme="minorBidi"/>
+          <w:rtl/>
+          <w:lang w:val="en-GB"/>
+        </w:rPr>
+      </w:pPr>
+      <w:r>
+        <w:rPr>
+          <w:rFonts w:asciiTheme="minorBidi" w:hAnsiTheme="minorBidi" w:cstheme="minorBidi"/>
+          <w:rtl/>
+          <w:lang w:val="en-GB"/>
+        </w:rPr>
+        <w:t>בפרויקט השתמשתי במסד נתונים</w:t>
+      </w:r>
+      <w:r>
+        <w:rPr>
+          <w:rFonts w:asciiTheme="minorBidi" w:hAnsiTheme="minorBidi" w:cstheme="minorBidi"/>
+          <w:lang w:val="en-GB"/>
+        </w:rPr>
+        <w:t>MongoDB</w:t>
+      </w:r>
+      <w:r>
+        <w:rPr>
+          <w:rFonts w:asciiTheme="minorBidi" w:hAnsiTheme="minorBidi" w:cstheme="minorBidi"/>
+          <w:rtl/>
+          <w:lang w:val="en-GB"/>
+        </w:rPr>
+        <w:t xml:space="preserve"> - מסד נתונים בענן המבוסס אוספים של</w:t>
+      </w:r>
+    </w:p>
+    <w:p>
+      <w:pPr>
+        <w:rPr>
+          <w:rFonts w:asciiTheme="minorBidi" w:hAnsiTheme="minorBidi" w:cstheme="minorBidi"/>
+          <w:rtl/>
+          <w:lang w:val="en-GB"/>
+        </w:rPr>
+      </w:pPr>
+      <w:r>
+        <w:rPr>
+          <w:rFonts w:asciiTheme="minorBidi" w:hAnsiTheme="minorBidi" w:cstheme="minorBidi"/>
+          <w:rtl/>
+          <w:lang w:val="en-GB"/>
+        </w:rPr>
+        <w:t xml:space="preserve">מסמכים. מאפיינים טכנולוגיים: מסד נתונים </w:t>
+      </w:r>
+      <w:r>
+        <w:rPr>
+          <w:rFonts w:asciiTheme="minorBidi" w:hAnsiTheme="minorBidi" w:cstheme="minorBidi"/>
+          <w:lang w:val="en-GB"/>
+        </w:rPr>
+        <w:t>NoSQL</w:t>
+      </w:r>
+      <w:r>
+        <w:rPr>
+          <w:rFonts w:asciiTheme="minorBidi" w:hAnsiTheme="minorBidi" w:cstheme="minorBidi"/>
+          <w:rtl/>
+          <w:lang w:val="en-GB"/>
+        </w:rPr>
+        <w:t xml:space="preserve"> – כלומר, כל המידע/הנתונים נשמרים</w:t>
+      </w:r>
+    </w:p>
+    <w:p>
+      <w:pPr>
+        <w:rPr>
+          <w:rFonts w:asciiTheme="minorBidi" w:hAnsiTheme="minorBidi" w:cstheme="minorBidi"/>
+          <w:rtl/>
+          <w:lang w:val="en-GB"/>
+        </w:rPr>
+      </w:pPr>
+      <w:r>
+        <w:rPr>
+          <w:rFonts w:asciiTheme="minorBidi" w:hAnsiTheme="minorBidi" w:cstheme="minorBidi"/>
+          <w:rtl/>
+          <w:lang w:val="en-GB"/>
+        </w:rPr>
+        <w:t xml:space="preserve">במבנה של </w:t>
       </w:r>
       <w:proofErr w:type="spellStart"/>
       <w:r>
         <w:rPr>
           <w:rFonts w:asciiTheme="minorBidi" w:hAnsiTheme="minorBidi" w:cstheme="minorBidi"/>
-        </w:rPr>
-        <w:t>SmallTalk</w:t>
+          <w:rtl/>
+          <w:lang w:val="en-GB"/>
+        </w:rPr>
+        <w:t>אוביקטי</w:t>
       </w:r>
       <w:proofErr w:type="spellEnd"/>
       <w:r>
         <w:rPr>
           <w:rFonts w:asciiTheme="minorBidi" w:hAnsiTheme="minorBidi" w:cstheme="minorBidi"/>
           <w:rtl/>
-        </w:rPr>
-        <w:t>   </w:t>
-      </w:r>
-    </w:p>
-    <w:p>
-      <w:pPr>
-        <w:rPr>
-          <w:rFonts w:asciiTheme="minorBidi" w:hAnsiTheme="minorBidi" w:cstheme="minorBidi"/>
-          <w:rtl/>
-        </w:rPr>
-      </w:pPr>
-      <w:r>
-        <w:rPr>
-          <w:rFonts w:asciiTheme="minorBidi" w:hAnsiTheme="minorBidi" w:cstheme="minorBidi"/>
-          <w:rtl/>
-        </w:rPr>
-        <w:t>סוג מסד נתונים</w:t>
-      </w:r>
-      <w:r>
-        <w:rPr>
-          <w:rFonts w:asciiTheme="minorBidi" w:hAnsiTheme="minorBidi" w:cstheme="minorBidi"/>
-        </w:rPr>
-        <w:t>MongoDB</w:t>
-      </w:r>
-      <w:r>
-        <w:rPr>
-          <w:rFonts w:asciiTheme="minorBidi" w:hAnsiTheme="minorBidi" w:cstheme="minorBidi"/>
+          <w:lang w:val="en-GB"/>
         </w:rPr>
         <w:t xml:space="preserve"> </w:t>
       </w:r>
       <w:r>
         <w:rPr>
           <w:rFonts w:asciiTheme="minorBidi" w:hAnsiTheme="minorBidi" w:cstheme="minorBidi"/>
-          <w:rtl/>
-        </w:rPr>
-        <w:t xml:space="preserve"> </w:t>
-      </w:r>
-      <w:r>
-        <w:rPr>
-          <w:rFonts w:asciiTheme="minorBidi" w:hAnsiTheme="minorBidi" w:cstheme="minorBidi"/>
-          <w:rtl/>
-        </w:rPr>
-        <w:t>  .</w:t>
-      </w:r>
-    </w:p>
-    <w:p>
-      <w:pPr>
-        <w:rPr>
-          <w:rFonts w:asciiTheme="minorBidi" w:hAnsiTheme="minorBidi" w:cstheme="minorBidi"/>
-          <w:rtl/>
-        </w:rPr>
-      </w:pPr>
-      <w:r>
-        <w:rPr>
-          <w:rFonts w:asciiTheme="minorBidi" w:hAnsiTheme="minorBidi" w:cstheme="minorBidi"/>
-          <w:rtl/>
-        </w:rPr>
-        <w:t>מאפיינים טכנולוגיים:</w:t>
-      </w:r>
-    </w:p>
-    <w:p>
-      <w:pPr>
-        <w:numPr>
-          <w:ilvl w:val="0"/>
-          <w:numId w:val="17"/>
-        </w:numPr>
-        <w:rPr>
-          <w:rFonts w:asciiTheme="minorBidi" w:hAnsiTheme="minorBidi" w:cstheme="minorBidi"/>
-          <w:rtl/>
-        </w:rPr>
-      </w:pPr>
-      <w:r>
-        <w:rPr>
-          <w:rFonts w:asciiTheme="minorBidi" w:hAnsiTheme="minorBidi" w:cstheme="minorBidi"/>
-          <w:rtl/>
-        </w:rPr>
-        <w:t xml:space="preserve">מסד נתונים </w:t>
-      </w:r>
-      <w:r>
-        <w:rPr>
-          <w:rFonts w:asciiTheme="minorBidi" w:hAnsiTheme="minorBidi" w:cstheme="minorBidi"/>
-        </w:rPr>
-        <w:t>NoSQL</w:t>
-      </w:r>
-      <w:r>
-        <w:rPr>
-          <w:rFonts w:asciiTheme="minorBidi" w:hAnsiTheme="minorBidi" w:cstheme="minorBidi"/>
-          <w:rtl/>
-        </w:rPr>
-        <w:t xml:space="preserve"> מבוסס ענן.</w:t>
-      </w:r>
-    </w:p>
-    <w:p>
-      <w:pPr>
-        <w:numPr>
-          <w:ilvl w:val="0"/>
-          <w:numId w:val="17"/>
-        </w:numPr>
-        <w:rPr>
-          <w:rFonts w:asciiTheme="minorBidi" w:hAnsiTheme="minorBidi" w:cstheme="minorBidi"/>
-          <w:rtl/>
-        </w:rPr>
-      </w:pPr>
-      <w:r>
-        <w:rPr>
-          <w:rFonts w:asciiTheme="minorBidi" w:hAnsiTheme="minorBidi" w:cstheme="minorBidi"/>
-          <w:rtl/>
-        </w:rPr>
-        <w:t>אחסון מסמכים גמיש.</w:t>
-      </w:r>
-    </w:p>
-    <w:p>
-      <w:pPr>
-        <w:numPr>
-          <w:ilvl w:val="0"/>
-          <w:numId w:val="17"/>
-        </w:numPr>
-        <w:rPr>
-          <w:rFonts w:asciiTheme="minorBidi" w:hAnsiTheme="minorBidi" w:cstheme="minorBidi"/>
-          <w:rtl/>
-        </w:rPr>
-      </w:pPr>
-      <w:r>
-        <w:rPr>
-          <w:rFonts w:asciiTheme="minorBidi" w:hAnsiTheme="minorBidi" w:cstheme="minorBidi"/>
-          <w:rtl/>
-        </w:rPr>
-        <w:t>ביצועים גבוהים.</w:t>
-      </w:r>
-    </w:p>
-    <w:p>
-      <w:pPr>
-        <w:numPr>
-          <w:ilvl w:val="0"/>
-          <w:numId w:val="17"/>
-        </w:numPr>
-        <w:rPr>
-          <w:rFonts w:asciiTheme="minorBidi" w:hAnsiTheme="minorBidi" w:cstheme="minorBidi"/>
-          <w:rtl/>
-        </w:rPr>
-      </w:pPr>
-      <w:r>
-        <w:rPr>
-          <w:rFonts w:asciiTheme="minorBidi" w:hAnsiTheme="minorBidi" w:cstheme="minorBidi"/>
-          <w:rtl/>
-        </w:rPr>
-        <w:t>הרחבה קלה.</w:t>
-      </w:r>
-    </w:p>
-    <w:p>
-      <w:pPr>
-        <w:numPr>
-          <w:ilvl w:val="0"/>
-          <w:numId w:val="17"/>
-        </w:numPr>
-        <w:rPr>
-          <w:rFonts w:asciiTheme="minorBidi" w:hAnsiTheme="minorBidi" w:cstheme="minorBidi"/>
-          <w:rtl/>
-        </w:rPr>
-      </w:pPr>
-      <w:r>
-        <w:rPr>
-          <w:rFonts w:asciiTheme="minorBidi" w:hAnsiTheme="minorBidi" w:cstheme="minorBidi"/>
-          <w:rtl/>
-        </w:rPr>
-        <w:t>תמיכה מלאה בהצפנה.</w:t>
-      </w:r>
-    </w:p>
-    <w:p>
-      <w:pPr>
-        <w:rPr>
-          <w:rFonts w:asciiTheme="minorBidi" w:hAnsiTheme="minorBidi" w:cstheme="minorBidi"/>
-          <w:b/>
-          <w:bCs/>
-          <w:rtl/>
-        </w:rPr>
-      </w:pPr>
-      <w:r>
-        <w:rPr>
-          <w:rFonts w:asciiTheme="minorBidi" w:hAnsiTheme="minorBidi" w:cstheme="minorBidi"/>
-          <w:b/>
-          <w:bCs/>
-          <w:rtl/>
-        </w:rPr>
-        <w:t>אוספים עיקריים</w:t>
-      </w:r>
-    </w:p>
-    <w:p>
-      <w:pPr>
-        <w:rPr>
-          <w:rFonts w:asciiTheme="minorBidi" w:hAnsiTheme="minorBidi" w:cstheme="minorBidi"/>
-          <w:rtl/>
-        </w:rPr>
-      </w:pPr>
-      <w:r>
-        <w:rPr>
-          <w:rFonts w:asciiTheme="minorBidi" w:hAnsiTheme="minorBidi" w:cstheme="minorBidi"/>
-          <w:b/>
-          <w:bCs/>
-        </w:rPr>
-        <w:t xml:space="preserve"> Users Collection .1</w:t>
-      </w:r>
-      <w:r>
-        <w:rPr>
-          <w:rFonts w:asciiTheme="minorBidi" w:hAnsiTheme="minorBidi" w:cstheme="minorBidi"/>
-          <w:b/>
-          <w:bCs/>
-          <w:rtl/>
-        </w:rPr>
-        <w:t xml:space="preserve"> </w:t>
-      </w:r>
-    </w:p>
-    <w:p>
-      <w:pPr>
-        <w:ind w:firstLine="0"/>
-        <w:rPr>
-          <w:rFonts w:asciiTheme="minorBidi" w:hAnsiTheme="minorBidi" w:cstheme="minorBidi"/>
-        </w:rPr>
-      </w:pPr>
-      <w:r>
-        <w:rPr>
-          <w:rFonts w:asciiTheme="minorBidi" w:hAnsiTheme="minorBidi" w:cstheme="minorBidi"/>
-          <w:b/>
-          <w:bCs/>
-          <w:rtl/>
-        </w:rPr>
-        <w:t>תפקיד</w:t>
-      </w:r>
-      <w:r>
-        <w:rPr>
-          <w:rFonts w:asciiTheme="minorBidi" w:hAnsiTheme="minorBidi" w:cstheme="minorBidi"/>
-          <w:b/>
-          <w:bCs/>
-        </w:rPr>
-        <w:t>:</w:t>
-      </w:r>
-      <w:r>
-        <w:rPr>
-          <w:rFonts w:asciiTheme="minorBidi" w:hAnsiTheme="minorBidi" w:cstheme="minorBidi"/>
-        </w:rPr>
-        <w:t xml:space="preserve"> </w:t>
-      </w:r>
-      <w:r>
-        <w:rPr>
-          <w:rFonts w:asciiTheme="minorBidi" w:hAnsiTheme="minorBidi" w:cstheme="minorBidi"/>
-          <w:rtl/>
-        </w:rPr>
-        <w:t>ניהול זהות משתמשים ואימות כניסה</w:t>
-      </w:r>
-      <w:r>
-        <w:rPr>
-          <w:rFonts w:asciiTheme="minorBidi" w:hAnsiTheme="minorBidi" w:cstheme="minorBidi"/>
-        </w:rPr>
-        <w:br/>
-      </w:r>
-      <w:r>
-        <w:rPr>
-          <w:rFonts w:asciiTheme="minorBidi" w:hAnsiTheme="minorBidi" w:cstheme="minorBidi"/>
-          <w:b/>
-          <w:bCs/>
-          <w:rtl/>
-        </w:rPr>
-        <w:t>שדות</w:t>
-      </w:r>
-      <w:r>
-        <w:rPr>
-          <w:rFonts w:asciiTheme="minorBidi" w:hAnsiTheme="minorBidi" w:cstheme="minorBidi"/>
-          <w:b/>
-          <w:bCs/>
-        </w:rPr>
-        <w:t>:</w:t>
-      </w:r>
-    </w:p>
-    <w:p>
-      <w:pPr>
-        <w:numPr>
-          <w:ilvl w:val="0"/>
-          <w:numId w:val="105"/>
-        </w:numPr>
-        <w:rPr>
-          <w:rFonts w:asciiTheme="minorBidi" w:hAnsiTheme="minorBidi" w:cstheme="minorBidi"/>
-        </w:rPr>
-      </w:pPr>
-      <w:r>
-        <w:rPr>
-          <w:rFonts w:asciiTheme="minorBidi" w:hAnsiTheme="minorBidi" w:cstheme="minorBidi"/>
-        </w:rPr>
-        <w:t xml:space="preserve">_id (String) </w:t>
-      </w:r>
-      <w:r>
-        <w:rPr>
-          <w:rFonts w:asciiTheme="minorBidi" w:hAnsiTheme="minorBidi" w:cstheme="minorBidi"/>
-          <w:rtl/>
-        </w:rPr>
-        <w:t>כתובת דוא"ל של המשתמש (משמשת כמזהה ייחודי)</w:t>
-      </w:r>
-    </w:p>
-    <w:p>
-      <w:pPr>
-        <w:numPr>
-          <w:ilvl w:val="0"/>
-          <w:numId w:val="105"/>
-        </w:numPr>
-        <w:rPr>
-          <w:rFonts w:asciiTheme="minorBidi" w:hAnsiTheme="minorBidi" w:cstheme="minorBidi"/>
-        </w:rPr>
-      </w:pPr>
-      <w:r>
-        <w:rPr>
-          <w:rFonts w:asciiTheme="minorBidi" w:hAnsiTheme="minorBidi" w:cstheme="minorBidi"/>
-        </w:rPr>
-        <w:t xml:space="preserve">fullName (String) </w:t>
-      </w:r>
-      <w:r>
-        <w:rPr>
-          <w:rFonts w:asciiTheme="minorBidi" w:hAnsiTheme="minorBidi" w:cstheme="minorBidi"/>
-          <w:rtl/>
-        </w:rPr>
-        <w:t>שם מלא של המשתמש</w:t>
-      </w:r>
-    </w:p>
-    <w:p>
-      <w:pPr>
-        <w:numPr>
-          <w:ilvl w:val="0"/>
-          <w:numId w:val="105"/>
-        </w:numPr>
-        <w:rPr>
-          <w:rFonts w:asciiTheme="minorBidi" w:hAnsiTheme="minorBidi" w:cstheme="minorBidi"/>
-        </w:rPr>
-      </w:pPr>
-      <w:r>
-        <w:rPr>
-          <w:rFonts w:asciiTheme="minorBidi" w:hAnsiTheme="minorBidi" w:cstheme="minorBidi"/>
-        </w:rPr>
-        <w:t>password (String)</w:t>
-      </w:r>
-      <w:r>
-        <w:rPr>
-          <w:rFonts w:asciiTheme="minorBidi" w:hAnsiTheme="minorBidi" w:cstheme="minorBidi"/>
-          <w:rtl/>
-        </w:rPr>
-        <w:t>סיסמה (בפועל אמורה להיות מוצפנת)</w:t>
-      </w:r>
-    </w:p>
-    <w:p>
-      <w:pPr>
-        <w:numPr>
-          <w:ilvl w:val="0"/>
-          <w:numId w:val="105"/>
-        </w:numPr>
-        <w:rPr>
-          <w:rFonts w:asciiTheme="minorBidi" w:hAnsiTheme="minorBidi" w:cstheme="minorBidi"/>
-        </w:rPr>
-      </w:pPr>
-      <w:r>
-        <w:rPr>
-          <w:rFonts w:asciiTheme="minorBidi" w:hAnsiTheme="minorBidi" w:cstheme="minorBidi"/>
-        </w:rPr>
-        <w:t xml:space="preserve">_class (String) </w:t>
-      </w:r>
-      <w:r>
-        <w:rPr>
-          <w:rFonts w:asciiTheme="minorBidi" w:hAnsiTheme="minorBidi" w:cstheme="minorBidi"/>
-          <w:rtl/>
-        </w:rPr>
-        <w:t xml:space="preserve">מזהה את סוג הישות בקוד – למשל </w:t>
-      </w:r>
-      <w:proofErr w:type="gramStart"/>
-      <w:r>
-        <w:rPr>
-          <w:rFonts w:asciiTheme="minorBidi" w:hAnsiTheme="minorBidi" w:cstheme="minorBidi"/>
-        </w:rPr>
-        <w:t>mu.smalltalk</w:t>
-      </w:r>
-      <w:proofErr w:type="gramEnd"/>
-      <w:r>
-        <w:rPr>
-          <w:rFonts w:asciiTheme="minorBidi" w:hAnsiTheme="minorBidi" w:cstheme="minorBidi"/>
-        </w:rPr>
-        <w:t>.</w:t>
-      </w:r>
-      <w:proofErr w:type="gramStart"/>
-      <w:r>
-        <w:rPr>
-          <w:rFonts w:asciiTheme="minorBidi" w:hAnsiTheme="minorBidi" w:cstheme="minorBidi"/>
-        </w:rPr>
-        <w:t>entitis.User</w:t>
-      </w:r>
-      <w:proofErr w:type="gramEnd"/>
-    </w:p>
-    <w:p>
-      <w:pPr>
-        <w:ind w:firstLine="0"/>
-        <w:rPr>
-          <w:rFonts w:asciiTheme="minorBidi" w:hAnsiTheme="minorBidi" w:cstheme="minorBidi"/>
-        </w:rPr>
-      </w:pPr>
-    </w:p>
-    <w:p>
-      <w:pPr>
-        <w:ind w:firstLine="0"/>
-        <w:rPr>
-          <w:rFonts w:asciiTheme="minorBidi" w:hAnsiTheme="minorBidi" w:cstheme="minorBidi"/>
-        </w:rPr>
-      </w:pPr>
-      <w:r>
-        <w:rPr>
-          <w:rFonts w:asciiTheme="minorBidi" w:hAnsiTheme="minorBidi" w:cstheme="minorBidi"/>
+          <w:lang w:val="en-GB"/>
+        </w:rPr>
+        <w:t>JSON</w:t>
+      </w:r>
+      <w:r>
+        <w:rPr>
+          <w:rFonts w:asciiTheme="minorBidi" w:hAnsiTheme="minorBidi" w:cstheme="minorBidi"/>
+          <w:rtl/>
+          <w:lang w:val="en-GB"/>
+        </w:rPr>
+        <w:t>, אחסון מסמכים גמיש, ביצועים גבוהים, הרחבה קלה, תמיכה</w:t>
+      </w:r>
+    </w:p>
+    <w:p>
+      <w:pPr>
+        <w:rPr>
+          <w:rFonts w:asciiTheme="minorBidi" w:hAnsiTheme="minorBidi" w:cstheme="minorBidi"/>
+          <w:lang w:val="en-GB"/>
+        </w:rPr>
+      </w:pPr>
+      <w:r>
+        <w:rPr>
+          <w:rFonts w:asciiTheme="minorBidi" w:hAnsiTheme="minorBidi" w:cstheme="minorBidi"/>
+          <w:rtl/>
+          <w:lang w:val="en-GB"/>
+        </w:rPr>
+        <w:t>מלאה בהצפנה.</w:t>
+      </w:r>
+    </w:p>
+    <w:p>
+      <w:pPr>
+        <w:rPr>
+          <w:rtl/>
+          <w:lang w:val="en-GB"/>
+        </w:rPr>
+      </w:pPr>
+    </w:p>
+    <w:p>
+      <w:pPr>
+        <w:rPr>
+          <w:rFonts w:asciiTheme="minorBidi" w:hAnsiTheme="minorBidi"/>
+          <w:b/>
+          <w:bCs/>
+        </w:rPr>
+      </w:pPr>
+      <w:r>
+        <w:rPr>
+          <w:rFonts w:asciiTheme="minorBidi" w:hAnsiTheme="minorBidi"/>
+          <w:b/>
+          <w:bCs/>
+          <w:rtl/>
+        </w:rPr>
+        <w:t>להלן האוספים הקיימים במסד הנתונים של המערכת:</w:t>
+      </w:r>
+    </w:p>
+    <w:p>
+      <w:pPr>
+        <w:jc w:val="right"/>
+        <w:rPr>
+          <w:rFonts w:asciiTheme="minorBidi" w:hAnsiTheme="minorBidi" w:cstheme="minorBidi"/>
+          <w:b/>
+          <w:bCs/>
+        </w:rPr>
+      </w:pPr>
+      <w:r>
+        <w:rPr>
+          <w:rFonts w:asciiTheme="minorBidi" w:hAnsiTheme="minorBidi"/>
+          <w:b/>
+          <w:bCs/>
           <w:noProof/>
           <w:rtl/>
         </w:rPr>
         <w:drawing>
-          <wp:inline distT="0" distB="0" distL="0" distR="0" wp14:anchorId="187E1AAC" wp14:editId="63239612">
-            <wp:extent cx="5244382" cy="2985354"/>
-            <wp:effectExtent l="0" t="0" r="0" b="5715"/>
-            <wp:docPr id="2101664125" name="תמונה 1"/>
+          <wp:inline distT="0" distB="0" distL="0" distR="0" wp14:anchorId="5EDA7BAB" wp14:editId="7EC747E7">
+            <wp:extent cx="2000529" cy="1066949"/>
+            <wp:effectExtent l="0" t="0" r="0" b="0"/>
+            <wp:docPr id="222144787" name="תמונה 1"/>
             <wp:cNvGraphicFramePr>
               <a:graphicFrameLocks xmlns:a="http://schemas.openxmlformats.org/drawingml/2006/main" noChangeAspect="1"/>
             </wp:cNvGraphicFramePr>
@@ -23396,7 +23225,7 @@
               <a:graphicData uri="http://schemas.openxmlformats.org/drawingml/2006/picture">
                 <pic:pic xmlns:pic="http://schemas.openxmlformats.org/drawingml/2006/picture">
                   <pic:nvPicPr>
-                    <pic:cNvPr id="2101664125" name=""/>
+                    <pic:cNvPr id="222144787" name=""/>
                     <pic:cNvPicPr/>
                   </pic:nvPicPr>
                   <pic:blipFill>
@@ -23408,7 +23237,7 @@
                   <pic:spPr>
                     <a:xfrm>
                       <a:off x="0" y="0"/>
-                      <a:ext cx="5252955" cy="2990234"/>
+                      <a:ext cx="2000529" cy="1066949"/>
                     </a:xfrm>
                     <a:prstGeom prst="rect">
                       <a:avLst/>
@@ -23423,43 +23252,83 @@
     </w:p>
     <w:p>
       <w:pPr>
-        <w:ind w:firstLine="0"/>
-        <w:rPr>
-          <w:rFonts w:asciiTheme="minorBidi" w:hAnsiTheme="minorBidi" w:cstheme="minorBidi"/>
-        </w:rPr>
-      </w:pPr>
-    </w:p>
-    <w:p>
-      <w:pPr>
-        <w:ind w:firstLine="0"/>
-        <w:rPr>
-          <w:rFonts w:asciiTheme="minorBidi" w:hAnsiTheme="minorBidi" w:cstheme="minorBidi"/>
-          <w:b/>
-          <w:bCs/>
-          <w:rtl/>
-        </w:rPr>
-      </w:pPr>
-      <w:r>
-        <w:rPr>
-          <w:rFonts w:asciiTheme="minorBidi" w:hAnsiTheme="minorBidi" w:cstheme="minorBidi"/>
-          <w:b/>
-          <w:bCs/>
-        </w:rPr>
-        <w:t xml:space="preserve">Groups Collection .2 </w:t>
-      </w:r>
-      <w:r>
-        <w:rPr>
-          <w:rFonts w:asciiTheme="minorBidi" w:hAnsiTheme="minorBidi" w:cstheme="minorBidi"/>
+        <w:rPr>
+          <w:rFonts w:asciiTheme="minorBidi" w:hAnsiTheme="minorBidi" w:cstheme="minorBidi"/>
+          <w:b/>
+          <w:bCs/>
+          <w:rtl/>
+        </w:rPr>
+      </w:pPr>
+    </w:p>
+    <w:p>
+      <w:pPr>
+        <w:rPr>
+          <w:rFonts w:asciiTheme="minorBidi" w:hAnsiTheme="minorBidi" w:cstheme="minorBidi"/>
+          <w:rtl/>
+        </w:rPr>
+      </w:pPr>
+      <w:r>
+        <w:rPr>
+          <w:rFonts w:asciiTheme="minorBidi" w:hAnsiTheme="minorBidi" w:cstheme="minorBidi" w:hint="cs"/>
           <w:b/>
           <w:bCs/>
           <w:rtl/>
         </w:rPr>
         <w:t xml:space="preserve"> </w:t>
       </w:r>
-    </w:p>
-    <w:p>
-      <w:pPr>
-        <w:ind w:firstLine="0"/>
+      <w:r>
+        <w:rPr>
+          <w:rFonts w:asciiTheme="minorBidi" w:hAnsiTheme="minorBidi" w:cstheme="minorBidi"/>
+          <w:b/>
+          <w:bCs/>
+          <w:lang w:val="en-GB"/>
+        </w:rPr>
+        <w:t xml:space="preserve"> </w:t>
+      </w:r>
+      <w:r>
+        <w:rPr>
+          <w:rFonts w:asciiTheme="minorBidi" w:hAnsiTheme="minorBidi" w:cstheme="minorBidi"/>
+          <w:b/>
+          <w:bCs/>
+        </w:rPr>
+        <w:t>.1</w:t>
+      </w:r>
+      <w:r>
+        <w:rPr>
+          <w:rFonts w:asciiTheme="minorBidi" w:hAnsiTheme="minorBidi" w:cstheme="minorBidi" w:hint="cs"/>
+          <w:b/>
+          <w:bCs/>
+          <w:rtl/>
+        </w:rPr>
+        <w:t xml:space="preserve">אוסף משתמשים </w:t>
+      </w:r>
+      <w:r>
+        <w:rPr>
+          <w:rFonts w:asciiTheme="minorBidi" w:hAnsiTheme="minorBidi" w:cstheme="minorBidi"/>
+          <w:b/>
+          <w:bCs/>
+        </w:rPr>
+        <w:t>Users Collection</w:t>
+      </w:r>
+      <w:r>
+        <w:rPr>
+          <w:rFonts w:asciiTheme="minorBidi" w:hAnsiTheme="minorBidi" w:cstheme="minorBidi"/>
+          <w:b/>
+          <w:bCs/>
+        </w:rPr>
+        <w:t xml:space="preserve"> </w:t>
+      </w:r>
+      <w:r>
+        <w:rPr>
+          <w:rFonts w:asciiTheme="minorBidi" w:hAnsiTheme="minorBidi" w:cstheme="minorBidi"/>
+          <w:b/>
+          <w:bCs/>
+        </w:rPr>
+        <w:t xml:space="preserve"> </w:t>
+      </w:r>
+    </w:p>
+    <w:p>
+      <w:pPr>
         <w:rPr>
           <w:rFonts w:asciiTheme="minorBidi" w:hAnsiTheme="minorBidi" w:cstheme="minorBidi"/>
         </w:rPr>
@@ -23479,6 +23348,14 @@
           <w:b/>
           <w:bCs/>
         </w:rPr>
+        <w:t xml:space="preserve"> </w:t>
+      </w:r>
+      <w:r>
+        <w:rPr>
+          <w:rFonts w:asciiTheme="minorBidi" w:hAnsiTheme="minorBidi" w:cstheme="minorBidi"/>
+          <w:b/>
+          <w:bCs/>
+        </w:rPr>
         <w:t>:</w:t>
       </w:r>
       <w:r>
@@ -23492,6 +23369,510 @@
           <w:rFonts w:asciiTheme="minorBidi" w:hAnsiTheme="minorBidi" w:cstheme="minorBidi"/>
           <w:rtl/>
         </w:rPr>
+        <w:t>ניהול זהות משתמשים ואימות כניסה</w:t>
+      </w:r>
+      <w:r>
+        <w:rPr>
+          <w:rFonts w:asciiTheme="minorBidi" w:hAnsiTheme="minorBidi" w:cstheme="minorBidi"/>
+        </w:rPr>
+        <w:br/>
+      </w:r>
+      <w:r>
+        <w:rPr>
+          <w:rFonts w:asciiTheme="minorBidi" w:hAnsiTheme="minorBidi" w:cstheme="minorBidi" w:hint="cs"/>
+          <w:b/>
+          <w:bCs/>
+          <w:rtl/>
+        </w:rPr>
+        <w:t xml:space="preserve">שדות המשתמש: </w:t>
+      </w:r>
+    </w:p>
+    <w:p>
+      <w:pPr>
+        <w:numPr>
+          <w:ilvl w:val="0"/>
+          <w:numId w:val="105"/>
+        </w:numPr>
+        <w:rPr>
+          <w:rFonts w:asciiTheme="minorBidi" w:hAnsiTheme="minorBidi" w:cstheme="minorBidi"/>
+        </w:rPr>
+      </w:pPr>
+      <w:r>
+        <w:rPr>
+          <w:rFonts w:asciiTheme="minorBidi" w:hAnsiTheme="minorBidi" w:cstheme="minorBidi"/>
+          <w:b/>
+          <w:bCs/>
+        </w:rPr>
+        <w:t>_</w:t>
+      </w:r>
+      <w:proofErr w:type="gramStart"/>
+      <w:r>
+        <w:rPr>
+          <w:rFonts w:asciiTheme="minorBidi" w:hAnsiTheme="minorBidi" w:cstheme="minorBidi"/>
+          <w:b/>
+          <w:bCs/>
+        </w:rPr>
+        <w:t>id</w:t>
+      </w:r>
+      <w:r>
+        <w:rPr>
+          <w:rFonts w:asciiTheme="minorBidi" w:hAnsiTheme="minorBidi" w:cstheme="minorBidi"/>
+        </w:rPr>
+        <w:t xml:space="preserve"> </w:t>
+      </w:r>
+      <w:r>
+        <w:rPr>
+          <w:rFonts w:asciiTheme="minorBidi" w:hAnsiTheme="minorBidi" w:cstheme="minorBidi" w:hint="cs"/>
+          <w:rtl/>
+        </w:rPr>
+        <w:t xml:space="preserve"> </w:t>
+      </w:r>
+      <w:r>
+        <w:rPr>
+          <w:rFonts w:asciiTheme="minorBidi" w:hAnsiTheme="minorBidi" w:cstheme="minorBidi" w:hint="cs"/>
+          <w:rtl/>
+        </w:rPr>
+        <w:t>(</w:t>
+      </w:r>
+      <w:proofErr w:type="gramEnd"/>
+      <w:r>
+        <w:rPr>
+          <w:rFonts w:asciiTheme="minorBidi" w:hAnsiTheme="minorBidi" w:cstheme="minorBidi" w:hint="cs"/>
+          <w:rtl/>
+        </w:rPr>
+        <w:t>מחרוזת)</w:t>
+      </w:r>
+      <w:r>
+        <w:rPr>
+          <w:rFonts w:asciiTheme="minorBidi" w:hAnsiTheme="minorBidi" w:cstheme="minorBidi"/>
+        </w:rPr>
+        <w:t xml:space="preserve"> </w:t>
+      </w:r>
+      <w:r>
+        <w:rPr>
+          <w:rFonts w:asciiTheme="minorBidi" w:hAnsiTheme="minorBidi" w:cstheme="minorBidi"/>
+          <w:rtl/>
+        </w:rPr>
+        <w:t>כתובת דוא"ל של המשתמש (משמשת כמזהה ייחודי)</w:t>
+      </w:r>
+    </w:p>
+    <w:p>
+      <w:pPr>
+        <w:numPr>
+          <w:ilvl w:val="0"/>
+          <w:numId w:val="105"/>
+        </w:numPr>
+        <w:rPr>
+          <w:rFonts w:asciiTheme="minorBidi" w:hAnsiTheme="minorBidi" w:cstheme="minorBidi"/>
+        </w:rPr>
+      </w:pPr>
+      <w:r>
+        <w:rPr>
+          <w:rFonts w:asciiTheme="minorBidi" w:hAnsiTheme="minorBidi" w:cstheme="minorBidi"/>
+        </w:rPr>
+        <w:t xml:space="preserve"> </w:t>
+      </w:r>
+      <w:r>
+        <w:rPr>
+          <w:rFonts w:asciiTheme="minorBidi" w:hAnsiTheme="minorBidi" w:cstheme="minorBidi"/>
+        </w:rPr>
+        <w:t>)</w:t>
+      </w:r>
+      <w:r>
+        <w:rPr>
+          <w:rFonts w:asciiTheme="minorBidi" w:hAnsiTheme="minorBidi" w:cstheme="minorBidi"/>
+          <w:lang w:val="en-GB"/>
+        </w:rPr>
+        <w:t xml:space="preserve"> </w:t>
+      </w:r>
+      <w:proofErr w:type="spellStart"/>
+      <w:r>
+        <w:rPr>
+          <w:rFonts w:asciiTheme="minorBidi" w:hAnsiTheme="minorBidi" w:cstheme="minorBidi"/>
+          <w:b/>
+          <w:bCs/>
+        </w:rPr>
+        <w:t>fullName</w:t>
+      </w:r>
+      <w:proofErr w:type="spellEnd"/>
+      <w:proofErr w:type="gramStart"/>
+      <w:r>
+        <w:rPr>
+          <w:rFonts w:asciiTheme="minorBidi" w:hAnsiTheme="minorBidi" w:cstheme="minorBidi" w:hint="cs"/>
+          <w:b/>
+          <w:bCs/>
+          <w:rtl/>
+        </w:rPr>
+        <w:t>מחרוזת )</w:t>
+      </w:r>
+      <w:proofErr w:type="gramEnd"/>
+      <w:r>
+        <w:rPr>
+          <w:rFonts w:asciiTheme="minorBidi" w:hAnsiTheme="minorBidi" w:cstheme="minorBidi" w:hint="cs"/>
+          <w:b/>
+          <w:bCs/>
+          <w:rtl/>
+        </w:rPr>
+        <w:t xml:space="preserve"> </w:t>
+      </w:r>
+      <w:r>
+        <w:rPr>
+          <w:rFonts w:asciiTheme="minorBidi" w:hAnsiTheme="minorBidi" w:cstheme="minorBidi"/>
+        </w:rPr>
+        <w:t xml:space="preserve"> </w:t>
+      </w:r>
+      <w:r>
+        <w:rPr>
+          <w:rFonts w:asciiTheme="minorBidi" w:hAnsiTheme="minorBidi" w:cstheme="minorBidi"/>
+          <w:rtl/>
+        </w:rPr>
+        <w:t>שם מלא של המשתמש</w:t>
+      </w:r>
+    </w:p>
+    <w:p>
+      <w:pPr>
+        <w:numPr>
+          <w:ilvl w:val="0"/>
+          <w:numId w:val="105"/>
+        </w:numPr>
+        <w:rPr>
+          <w:rFonts w:asciiTheme="minorBidi" w:hAnsiTheme="minorBidi" w:cstheme="minorBidi"/>
+        </w:rPr>
+      </w:pPr>
+      <w:r>
+        <w:rPr>
+          <w:rFonts w:asciiTheme="minorBidi" w:hAnsiTheme="minorBidi" w:cstheme="minorBidi"/>
+        </w:rPr>
+        <w:t xml:space="preserve"> </w:t>
+      </w:r>
+      <w:r>
+        <w:rPr>
+          <w:rFonts w:asciiTheme="minorBidi" w:hAnsiTheme="minorBidi" w:cstheme="minorBidi"/>
+          <w:b/>
+          <w:bCs/>
+        </w:rPr>
+        <w:t>password</w:t>
+      </w:r>
+      <w:r>
+        <w:rPr>
+          <w:rFonts w:asciiTheme="minorBidi" w:hAnsiTheme="minorBidi" w:cstheme="minorBidi"/>
+        </w:rPr>
+        <w:t xml:space="preserve"> </w:t>
+      </w:r>
+      <w:r>
+        <w:rPr>
+          <w:rFonts w:asciiTheme="minorBidi" w:hAnsiTheme="minorBidi" w:cstheme="minorBidi" w:hint="cs"/>
+          <w:rtl/>
+        </w:rPr>
+        <w:t xml:space="preserve">(מחרוזת) </w:t>
+      </w:r>
+      <w:r>
+        <w:rPr>
+          <w:rFonts w:asciiTheme="minorBidi" w:hAnsiTheme="minorBidi" w:cstheme="minorBidi"/>
+          <w:rtl/>
+        </w:rPr>
+        <w:t>סיסמה (בפועל אמורה להיות מוצפנת)</w:t>
+      </w:r>
+    </w:p>
+    <w:p>
+      <w:pPr>
+        <w:numPr>
+          <w:ilvl w:val="0"/>
+          <w:numId w:val="105"/>
+        </w:numPr>
+        <w:rPr>
+          <w:rFonts w:asciiTheme="minorBidi" w:hAnsiTheme="minorBidi" w:cstheme="minorBidi"/>
+        </w:rPr>
+      </w:pPr>
+      <w:r>
+        <w:rPr>
+          <w:rFonts w:asciiTheme="minorBidi" w:hAnsiTheme="minorBidi" w:cstheme="minorBidi"/>
+        </w:rPr>
+        <w:t xml:space="preserve"> </w:t>
+      </w:r>
+      <w:r>
+        <w:rPr>
+          <w:rFonts w:asciiTheme="minorBidi" w:hAnsiTheme="minorBidi" w:cstheme="minorBidi"/>
+          <w:b/>
+          <w:bCs/>
+        </w:rPr>
+        <w:t>_</w:t>
+      </w:r>
+      <w:proofErr w:type="gramStart"/>
+      <w:r>
+        <w:rPr>
+          <w:rFonts w:asciiTheme="minorBidi" w:hAnsiTheme="minorBidi" w:cstheme="minorBidi"/>
+          <w:b/>
+          <w:bCs/>
+        </w:rPr>
+        <w:t>class</w:t>
+      </w:r>
+      <w:r>
+        <w:rPr>
+          <w:rFonts w:asciiTheme="minorBidi" w:hAnsiTheme="minorBidi" w:cstheme="minorBidi" w:hint="cs"/>
+          <w:rtl/>
+        </w:rPr>
+        <w:t xml:space="preserve"> </w:t>
+      </w:r>
+      <w:r>
+        <w:rPr>
+          <w:rFonts w:asciiTheme="minorBidi" w:hAnsiTheme="minorBidi" w:cstheme="minorBidi"/>
+          <w:lang w:val="en-GB"/>
+        </w:rPr>
+        <w:t xml:space="preserve"> </w:t>
+      </w:r>
+      <w:r>
+        <w:rPr>
+          <w:rFonts w:asciiTheme="minorBidi" w:hAnsiTheme="minorBidi" w:cstheme="minorBidi" w:hint="cs"/>
+          <w:rtl/>
+          <w:lang w:val="en-GB"/>
+        </w:rPr>
+        <w:t>(</w:t>
+      </w:r>
+      <w:proofErr w:type="gramEnd"/>
+      <w:r>
+        <w:rPr>
+          <w:rFonts w:asciiTheme="minorBidi" w:hAnsiTheme="minorBidi" w:cstheme="minorBidi" w:hint="cs"/>
+          <w:rtl/>
+        </w:rPr>
+        <w:t xml:space="preserve">אובייקט) </w:t>
+      </w:r>
+      <w:r>
+        <w:rPr>
+          <w:rFonts w:asciiTheme="minorBidi" w:hAnsiTheme="minorBidi" w:cstheme="minorBidi"/>
+          <w:rtl/>
+        </w:rPr>
+        <w:t xml:space="preserve">מזהה את סוג הישות בקוד </w:t>
+      </w:r>
+    </w:p>
+    <w:p>
+      <w:pPr>
+        <w:rPr>
+          <w:rFonts w:asciiTheme="minorBidi" w:hAnsiTheme="minorBidi"/>
+          <w:rtl/>
+        </w:rPr>
+      </w:pPr>
+      <w:r>
+        <w:rPr>
+          <w:rFonts w:asciiTheme="minorBidi" w:hAnsiTheme="minorBidi"/>
+          <w:rtl/>
+        </w:rPr>
+        <w:t>דוגמה למשתמש יחיד, כפי שהוא שמור במסד הנתונים:</w:t>
+      </w:r>
+    </w:p>
+    <w:p>
+      <w:pPr>
+        <w:jc w:val="right"/>
+        <w:rPr>
+          <w:rFonts w:asciiTheme="minorBidi" w:hAnsiTheme="minorBidi" w:cstheme="minorBidi"/>
+        </w:rPr>
+      </w:pPr>
+      <w:r>
+        <w:rPr>
+          <w:rFonts w:asciiTheme="minorBidi" w:hAnsiTheme="minorBidi"/>
+          <w:noProof/>
+          <w:rtl/>
+        </w:rPr>
+        <w:drawing>
+          <wp:inline distT="0" distB="0" distL="0" distR="0" wp14:anchorId="7FEE31FE" wp14:editId="7000CC17">
+            <wp:extent cx="3077004" cy="895475"/>
+            <wp:effectExtent l="0" t="0" r="0" b="0"/>
+            <wp:docPr id="42431415" name="תמונה 1"/>
+            <wp:cNvGraphicFramePr>
+              <a:graphicFrameLocks xmlns:a="http://schemas.openxmlformats.org/drawingml/2006/main" noChangeAspect="1"/>
+            </wp:cNvGraphicFramePr>
+            <a:graphic xmlns:a="http://schemas.openxmlformats.org/drawingml/2006/main">
+              <a:graphicData uri="http://schemas.openxmlformats.org/drawingml/2006/picture">
+                <pic:pic xmlns:pic="http://schemas.openxmlformats.org/drawingml/2006/picture">
+                  <pic:nvPicPr>
+                    <pic:cNvPr id="42431415" name=""/>
+                    <pic:cNvPicPr/>
+                  </pic:nvPicPr>
+                  <pic:blipFill>
+                    <a:blip r:embed="rId32"/>
+                    <a:stretch>
+                      <a:fillRect/>
+                    </a:stretch>
+                  </pic:blipFill>
+                  <pic:spPr>
+                    <a:xfrm>
+                      <a:off x="0" y="0"/>
+                      <a:ext cx="3077004" cy="895475"/>
+                    </a:xfrm>
+                    <a:prstGeom prst="rect">
+                      <a:avLst/>
+                    </a:prstGeom>
+                  </pic:spPr>
+                </pic:pic>
+              </a:graphicData>
+            </a:graphic>
+          </wp:inline>
+        </w:drawing>
+      </w:r>
+    </w:p>
+    <w:p>
+      <w:pPr>
+        <w:rPr>
+          <w:rFonts w:asciiTheme="minorBidi" w:hAnsiTheme="minorBidi" w:cstheme="minorBidi"/>
+          <w:noProof/>
+          <w:rtl/>
+        </w:rPr>
+      </w:pPr>
+    </w:p>
+    <w:p>
+      <w:pPr>
+        <w:rPr>
+          <w:rFonts w:asciiTheme="minorBidi" w:hAnsiTheme="minorBidi" w:cstheme="minorBidi"/>
+          <w:noProof/>
+          <w:rtl/>
+        </w:rPr>
+      </w:pPr>
+    </w:p>
+    <w:p>
+      <w:pPr>
+        <w:rPr>
+          <w:rFonts w:asciiTheme="minorBidi" w:hAnsiTheme="minorBidi" w:cstheme="minorBidi"/>
+          <w:noProof/>
+          <w:rtl/>
+        </w:rPr>
+      </w:pPr>
+    </w:p>
+    <w:p>
+      <w:pPr>
+        <w:rPr>
+          <w:rFonts w:asciiTheme="minorBidi" w:hAnsiTheme="minorBidi" w:cstheme="minorBidi"/>
+          <w:noProof/>
+          <w:rtl/>
+        </w:rPr>
+      </w:pPr>
+    </w:p>
+    <w:p>
+      <w:pPr>
+        <w:rPr>
+          <w:rFonts w:asciiTheme="minorBidi" w:hAnsiTheme="minorBidi" w:cstheme="minorBidi"/>
+          <w:noProof/>
+          <w:rtl/>
+        </w:rPr>
+      </w:pPr>
+    </w:p>
+    <w:p>
+      <w:pPr>
+        <w:rPr>
+          <w:rFonts w:asciiTheme="minorBidi" w:hAnsiTheme="minorBidi" w:cstheme="minorBidi"/>
+        </w:rPr>
+      </w:pPr>
+    </w:p>
+    <w:p>
+      <w:pPr>
+        <w:rPr>
+          <w:rFonts w:asciiTheme="minorBidi" w:hAnsiTheme="minorBidi" w:cstheme="minorBidi"/>
+        </w:rPr>
+      </w:pPr>
+    </w:p>
+    <w:p>
+      <w:pPr>
+        <w:rPr>
+          <w:rFonts w:asciiTheme="minorBidi" w:hAnsiTheme="minorBidi" w:cstheme="minorBidi"/>
+          <w:b/>
+          <w:bCs/>
+          <w:rtl/>
+        </w:rPr>
+      </w:pPr>
+      <w:r>
+        <w:rPr>
+          <w:rFonts w:asciiTheme="minorBidi" w:hAnsiTheme="minorBidi" w:cstheme="minorBidi"/>
+          <w:b/>
+          <w:bCs/>
+        </w:rPr>
+        <w:t>.</w:t>
+      </w:r>
+      <w:proofErr w:type="gramStart"/>
+      <w:r>
+        <w:rPr>
+          <w:rFonts w:asciiTheme="minorBidi" w:hAnsiTheme="minorBidi" w:cstheme="minorBidi"/>
+          <w:b/>
+          <w:bCs/>
+        </w:rPr>
+        <w:t xml:space="preserve">2 </w:t>
+      </w:r>
+      <w:r>
+        <w:rPr>
+          <w:rFonts w:asciiTheme="minorBidi" w:hAnsiTheme="minorBidi" w:cstheme="minorBidi"/>
+          <w:b/>
+          <w:bCs/>
+          <w:rtl/>
+        </w:rPr>
+        <w:t xml:space="preserve"> </w:t>
+      </w:r>
+      <w:r>
+        <w:rPr>
+          <w:rFonts w:asciiTheme="minorBidi" w:hAnsiTheme="minorBidi" w:cstheme="minorBidi" w:hint="cs"/>
+          <w:b/>
+          <w:bCs/>
+          <w:rtl/>
+        </w:rPr>
+        <w:t>אוסף</w:t>
+      </w:r>
+      <w:proofErr w:type="gramEnd"/>
+      <w:r>
+        <w:rPr>
+          <w:rFonts w:asciiTheme="minorBidi" w:hAnsiTheme="minorBidi" w:cstheme="minorBidi" w:hint="cs"/>
+          <w:b/>
+          <w:bCs/>
+          <w:rtl/>
+        </w:rPr>
+        <w:t xml:space="preserve"> קבוצות </w:t>
+      </w:r>
+      <w:r>
+        <w:rPr>
+          <w:rFonts w:asciiTheme="minorBidi" w:hAnsiTheme="minorBidi" w:cstheme="minorBidi"/>
+          <w:b/>
+          <w:bCs/>
+        </w:rPr>
+        <w:t>Groups Collection</w:t>
+      </w:r>
+    </w:p>
+    <w:p>
+      <w:pPr>
+        <w:rPr>
+          <w:rFonts w:asciiTheme="minorBidi" w:hAnsiTheme="minorBidi" w:cstheme="minorBidi"/>
+        </w:rPr>
+      </w:pPr>
+      <w:r>
+        <w:rPr>
+          <w:rFonts w:asciiTheme="minorBidi" w:hAnsiTheme="minorBidi" w:cstheme="minorBidi"/>
+          <w:b/>
+          <w:bCs/>
+          <w:rtl/>
+        </w:rPr>
+        <w:t>תפקיד</w:t>
+      </w:r>
+      <w:r>
+        <w:rPr>
+          <w:rFonts w:asciiTheme="minorBidi" w:hAnsiTheme="minorBidi" w:cstheme="minorBidi"/>
+          <w:b/>
+          <w:bCs/>
+        </w:rPr>
+        <w:t>:</w:t>
+      </w:r>
+      <w:r>
+        <w:rPr>
+          <w:rFonts w:asciiTheme="minorBidi" w:hAnsiTheme="minorBidi" w:cstheme="minorBidi"/>
+        </w:rPr>
+        <w:t xml:space="preserve"> </w:t>
+      </w:r>
+      <w:r>
+        <w:rPr>
+          <w:rFonts w:asciiTheme="minorBidi" w:hAnsiTheme="minorBidi" w:cstheme="minorBidi" w:hint="cs"/>
+          <w:rtl/>
+        </w:rPr>
+        <w:t xml:space="preserve"> </w:t>
+      </w:r>
+      <w:r>
+        <w:rPr>
+          <w:rFonts w:asciiTheme="minorBidi" w:hAnsiTheme="minorBidi" w:cstheme="minorBidi"/>
+          <w:rtl/>
+        </w:rPr>
         <w:t>ייצוג קבוצות תקשורת בין משתמשים</w:t>
       </w:r>
       <w:r>
@@ -23511,11 +23892,12 @@
       </w:r>
       <w:r>
         <w:rPr>
-          <w:rFonts w:asciiTheme="minorBidi" w:hAnsiTheme="minorBidi" w:cstheme="minorBidi"/>
-          <w:b/>
-          <w:bCs/>
-        </w:rPr>
-        <w:t>:</w:t>
+          <w:rFonts w:asciiTheme="minorBidi" w:hAnsiTheme="minorBidi" w:cstheme="minorBidi" w:hint="cs"/>
+          <w:b/>
+          <w:bCs/>
+          <w:rtl/>
+        </w:rPr>
+        <w:t xml:space="preserve"> הקבוצה : </w:t>
       </w:r>
     </w:p>
     <w:p>
@@ -23530,9 +23912,49 @@
       </w:pPr>
       <w:r>
         <w:rPr>
-          <w:rFonts w:asciiTheme="minorBidi" w:hAnsiTheme="minorBidi" w:cstheme="minorBidi"/>
-        </w:rPr>
-        <w:t xml:space="preserve">_id (String) </w:t>
+          <w:rFonts w:asciiTheme="minorBidi" w:hAnsiTheme="minorBidi" w:cstheme="minorBidi" w:hint="cs"/>
+          <w:rtl/>
+        </w:rPr>
+        <w:t xml:space="preserve"> </w:t>
+      </w:r>
+      <w:r>
+        <w:rPr>
+          <w:rFonts w:asciiTheme="minorBidi" w:hAnsiTheme="minorBidi" w:cstheme="minorBidi"/>
+        </w:rPr>
+        <w:t xml:space="preserve"> </w:t>
+      </w:r>
+      <w:r>
+        <w:rPr>
+          <w:rFonts w:asciiTheme="minorBidi" w:hAnsiTheme="minorBidi" w:cstheme="minorBidi"/>
+          <w:b/>
+          <w:bCs/>
+        </w:rPr>
+        <w:t>_</w:t>
+      </w:r>
+      <w:proofErr w:type="gramStart"/>
+      <w:r>
+        <w:rPr>
+          <w:rFonts w:asciiTheme="minorBidi" w:hAnsiTheme="minorBidi" w:cstheme="minorBidi"/>
+          <w:b/>
+          <w:bCs/>
+        </w:rPr>
+        <w:t>id</w:t>
+      </w:r>
+      <w:r>
+        <w:rPr>
+          <w:rFonts w:asciiTheme="minorBidi" w:hAnsiTheme="minorBidi" w:cstheme="minorBidi" w:hint="cs"/>
+          <w:b/>
+          <w:bCs/>
+          <w:rtl/>
+        </w:rPr>
+        <w:t>(מחרוזת )</w:t>
+      </w:r>
+      <w:proofErr w:type="gramEnd"/>
+      <w:r>
+        <w:rPr>
+          <w:rFonts w:asciiTheme="minorBidi" w:hAnsiTheme="minorBidi" w:cstheme="minorBidi"/>
+        </w:rPr>
+        <w:t xml:space="preserve"> </w:t>
       </w:r>
       <w:r>
         <w:rPr>
@@ -23552,6 +23974,12 @@
           <w:rFonts w:asciiTheme="minorBidi" w:hAnsiTheme="minorBidi" w:cstheme="minorBidi"/>
         </w:rPr>
         <w:t>"group1")</w:t>
+      </w:r>
+      <w:r>
+        <w:rPr>
+          <w:rFonts w:asciiTheme="minorBidi" w:hAnsiTheme="minorBidi" w:cstheme="minorBidi"/>
+        </w:rPr>
+        <w:t xml:space="preserve"> </w:t>
       </w:r>
     </w:p>
     <w:p>
@@ -23573,15 +24001,47 @@
       <w:r>
         <w:rPr>
           <w:rFonts w:asciiTheme="minorBidi" w:hAnsiTheme="minorBidi" w:cstheme="minorBidi"/>
-        </w:rPr>
-        <w:t xml:space="preserve">users (Array of </w:t>
+          <w:b/>
+          <w:bCs/>
+        </w:rPr>
+        <w:t>users</w:t>
+      </w:r>
+      <w:r>
+        <w:rPr>
+          <w:rFonts w:asciiTheme="minorBidi" w:hAnsiTheme="minorBidi" w:cstheme="minorBidi"/>
+        </w:rPr>
+        <w:t xml:space="preserve"> </w:t>
+      </w:r>
+      <w:r>
+        <w:rPr>
+          <w:rFonts w:asciiTheme="minorBidi" w:hAnsiTheme="minorBidi" w:cstheme="minorBidi" w:hint="cs"/>
+          <w:rtl/>
+        </w:rPr>
+        <w:t xml:space="preserve">(מערך </w:t>
       </w:r>
       <w:proofErr w:type="gramStart"/>
       <w:r>
         <w:rPr>
-          <w:rFonts w:asciiTheme="minorBidi" w:hAnsiTheme="minorBidi" w:cstheme="minorBidi"/>
-        </w:rPr>
-        <w:t>Strings)</w:t>
+          <w:rFonts w:asciiTheme="minorBidi" w:hAnsiTheme="minorBidi" w:cstheme="minorBidi" w:hint="cs"/>
+          <w:rtl/>
+        </w:rPr>
+        <w:t>מחרוזות )</w:t>
+      </w:r>
+      <w:proofErr w:type="gramEnd"/>
+      <w:r>
+        <w:rPr>
+          <w:rFonts w:asciiTheme="minorBidi" w:hAnsiTheme="minorBidi" w:cstheme="minorBidi" w:hint="cs"/>
+          <w:rtl/>
+        </w:rPr>
+        <w:t xml:space="preserve"> </w:t>
+      </w:r>
+      <w:proofErr w:type="spellStart"/>
+      <w:r>
+        <w:rPr>
+          <w:rFonts w:asciiTheme="minorBidi" w:hAnsiTheme="minorBidi" w:cstheme="minorBidi" w:hint="cs"/>
+          <w:rtl/>
+        </w:rPr>
+        <w:t>ת</w:t>
       </w:r>
       <w:r>
         <w:rPr>
@@ -23590,7 +24050,7 @@
         </w:rPr>
         <w:t>רשימת</w:t>
       </w:r>
-      <w:proofErr w:type="gramEnd"/>
+      <w:proofErr w:type="spellEnd"/>
       <w:r>
         <w:rPr>
           <w:rFonts w:asciiTheme="minorBidi" w:hAnsiTheme="minorBidi" w:cstheme="minorBidi"/>
@@ -23614,7 +24074,44 @@
         <w:rPr>
           <w:rFonts w:asciiTheme="minorBidi" w:hAnsiTheme="minorBidi" w:cstheme="minorBidi"/>
         </w:rPr>
-        <w:t xml:space="preserve">_class (String) </w:t>
+        <w:t xml:space="preserve"> </w:t>
+      </w:r>
+      <w:r>
+        <w:rPr>
+          <w:rFonts w:asciiTheme="minorBidi" w:hAnsiTheme="minorBidi" w:cstheme="minorBidi"/>
+          <w:b/>
+          <w:bCs/>
+        </w:rPr>
+        <w:t>_class</w:t>
+      </w:r>
+      <w:r>
+        <w:rPr>
+          <w:rFonts w:asciiTheme="minorBidi" w:hAnsiTheme="minorBidi" w:cstheme="minorBidi"/>
+        </w:rPr>
+        <w:t xml:space="preserve"> </w:t>
+      </w:r>
+      <w:r>
+        <w:rPr>
+          <w:rFonts w:asciiTheme="minorBidi" w:hAnsiTheme="minorBidi" w:cstheme="minorBidi" w:hint="cs"/>
+          <w:rtl/>
+        </w:rPr>
+        <w:t>(</w:t>
+      </w:r>
+      <w:proofErr w:type="gramStart"/>
+      <w:r>
+        <w:rPr>
+          <w:rFonts w:asciiTheme="minorBidi" w:hAnsiTheme="minorBidi" w:cstheme="minorBidi" w:hint="cs"/>
+          <w:rtl/>
+        </w:rPr>
+        <w:t>אובייקט )</w:t>
+      </w:r>
+      <w:proofErr w:type="gramEnd"/>
+      <w:r>
+        <w:rPr>
+          <w:rFonts w:asciiTheme="minorBidi" w:hAnsiTheme="minorBidi" w:cstheme="minorBidi" w:hint="cs"/>
+          <w:rtl/>
+        </w:rPr>
+        <w:t xml:space="preserve"> </w:t>
       </w:r>
       <w:r>
         <w:rPr>
@@ -23637,56 +24134,39 @@
           <w:rFonts w:asciiTheme="minorBidi" w:hAnsiTheme="minorBidi" w:cstheme="minorBidi"/>
           <w:rtl/>
         </w:rPr>
-        <w:t xml:space="preserve"> בקוד – למשל </w:t>
-      </w:r>
-      <w:proofErr w:type="gramStart"/>
-      <w:r>
-        <w:rPr>
-          <w:rFonts w:asciiTheme="minorBidi" w:hAnsiTheme="minorBidi" w:cstheme="minorBidi"/>
-        </w:rPr>
-        <w:t>mu.smalltalk</w:t>
-      </w:r>
-      <w:proofErr w:type="gramEnd"/>
-      <w:r>
-        <w:rPr>
-          <w:rFonts w:asciiTheme="minorBidi" w:hAnsiTheme="minorBidi" w:cstheme="minorBidi"/>
-        </w:rPr>
-        <w:t>.</w:t>
-      </w:r>
-      <w:proofErr w:type="gramStart"/>
-      <w:r>
-        <w:rPr>
-          <w:rFonts w:asciiTheme="minorBidi" w:hAnsiTheme="minorBidi" w:cstheme="minorBidi"/>
-        </w:rPr>
-        <w:t>entitis.Group</w:t>
-      </w:r>
-      <w:proofErr w:type="gramEnd"/>
-    </w:p>
-    <w:p>
-      <w:pPr>
-        <w:ind w:firstLine="0"/>
-        <w:rPr>
-          <w:rFonts w:asciiTheme="minorBidi" w:hAnsiTheme="minorBidi" w:cstheme="minorBidi"/>
-          <w:rtl/>
-        </w:rPr>
-      </w:pPr>
-    </w:p>
-    <w:p>
-      <w:pPr>
-        <w:ind w:firstLine="0"/>
-        <w:rPr>
-          <w:rFonts w:asciiTheme="minorBidi" w:hAnsiTheme="minorBidi" w:cstheme="minorBidi"/>
-        </w:rPr>
-      </w:pPr>
-    </w:p>
-    <w:p>
-      <w:pPr>
-        <w:ind w:firstLine="0"/>
-        <w:rPr>
-          <w:rFonts w:asciiTheme="minorBidi" w:hAnsiTheme="minorBidi" w:cstheme="minorBidi"/>
-          <w:rtl/>
-        </w:rPr>
-      </w:pPr>
+        <w:t xml:space="preserve"> בקוד </w:t>
+      </w:r>
+    </w:p>
+    <w:p>
+      <w:pPr>
+        <w:rPr>
+          <w:rFonts w:asciiTheme="minorBidi" w:hAnsiTheme="minorBidi" w:cstheme="minorBidi"/>
+          <w:rtl/>
+        </w:rPr>
+      </w:pPr>
+    </w:p>
+    <w:p>
+      <w:pPr>
+        <w:rPr>
+          <w:rFonts w:asciiTheme="minorBidi" w:hAnsiTheme="minorBidi" w:cstheme="minorBidi"/>
+        </w:rPr>
+      </w:pPr>
+    </w:p>
+    <w:p>
+      <w:pPr>
+        <w:rPr>
+          <w:rFonts w:asciiTheme="minorBidi" w:hAnsiTheme="minorBidi" w:cstheme="minorBidi"/>
+          <w:noProof/>
+        </w:rPr>
+      </w:pPr>
+      <w:r>
+        <w:rPr>
+          <w:rFonts w:asciiTheme="minorBidi" w:hAnsiTheme="minorBidi" w:cstheme="minorBidi" w:hint="cs"/>
+          <w:noProof/>
+          <w:rtl/>
+        </w:rPr>
+        <w:t xml:space="preserve"> </w:t>
+      </w:r>
       <w:r>
         <w:rPr>
           <w:rFonts w:asciiTheme="minorBidi" w:hAnsiTheme="minorBidi" w:cstheme="minorBidi"/>
@@ -23709,7 +24189,7 @@
                     <pic:cNvPicPr/>
                   </pic:nvPicPr>
                   <pic:blipFill>
-                    <a:blip r:embed="rId32"/>
+                    <a:blip r:embed="rId33"/>
                     <a:stretch>
                       <a:fillRect/>
                     </a:stretch>
@@ -23732,16 +24212,94 @@
     </w:p>
     <w:p>
       <w:pPr>
-        <w:ind w:firstLine="0"/>
-        <w:rPr>
-          <w:rFonts w:asciiTheme="minorBidi" w:hAnsiTheme="minorBidi" w:cstheme="minorBidi"/>
-          <w:rtl/>
-        </w:rPr>
-      </w:pPr>
-    </w:p>
-    <w:p>
-      <w:pPr>
-        <w:ind w:left="360" w:firstLine="0"/>
+        <w:rPr>
+          <w:rFonts w:asciiTheme="minorBidi" w:hAnsiTheme="minorBidi" w:cstheme="minorBidi"/>
+          <w:noProof/>
+        </w:rPr>
+      </w:pPr>
+    </w:p>
+    <w:p>
+      <w:pPr>
+        <w:rPr>
+          <w:rFonts w:asciiTheme="minorBidi" w:hAnsiTheme="minorBidi" w:cstheme="minorBidi"/>
+          <w:noProof/>
+        </w:rPr>
+      </w:pPr>
+    </w:p>
+    <w:p>
+      <w:pPr>
+        <w:rPr>
+          <w:rFonts w:asciiTheme="minorBidi" w:hAnsiTheme="minorBidi" w:cstheme="minorBidi"/>
+          <w:noProof/>
+        </w:rPr>
+      </w:pPr>
+    </w:p>
+    <w:p>
+      <w:pPr>
+        <w:rPr>
+          <w:rFonts w:asciiTheme="minorBidi" w:hAnsiTheme="minorBidi" w:cstheme="minorBidi"/>
+          <w:noProof/>
+        </w:rPr>
+      </w:pPr>
+    </w:p>
+    <w:p>
+      <w:pPr>
+        <w:rPr>
+          <w:rFonts w:asciiTheme="minorBidi" w:hAnsiTheme="minorBidi" w:cstheme="minorBidi"/>
+          <w:noProof/>
+        </w:rPr>
+      </w:pPr>
+    </w:p>
+    <w:p>
+      <w:pPr>
+        <w:rPr>
+          <w:rFonts w:asciiTheme="minorBidi" w:hAnsiTheme="minorBidi" w:cstheme="minorBidi"/>
+          <w:noProof/>
+        </w:rPr>
+      </w:pPr>
+    </w:p>
+    <w:p>
+      <w:pPr>
+        <w:rPr>
+          <w:rFonts w:asciiTheme="minorBidi" w:hAnsiTheme="minorBidi" w:cstheme="minorBidi"/>
+          <w:noProof/>
+        </w:rPr>
+      </w:pPr>
+    </w:p>
+    <w:p>
+      <w:pPr>
+        <w:rPr>
+          <w:rFonts w:asciiTheme="minorBidi" w:hAnsiTheme="minorBidi" w:cstheme="minorBidi"/>
+          <w:noProof/>
+        </w:rPr>
+      </w:pPr>
+    </w:p>
+    <w:p>
+      <w:pPr>
+        <w:rPr>
+          <w:rFonts w:asciiTheme="minorBidi" w:hAnsiTheme="minorBidi" w:cstheme="minorBidi"/>
+          <w:noProof/>
+        </w:rPr>
+      </w:pPr>
+    </w:p>
+    <w:p>
+      <w:pPr>
+        <w:rPr>
+          <w:rFonts w:asciiTheme="minorBidi" w:hAnsiTheme="minorBidi" w:cstheme="minorBidi"/>
+          <w:noProof/>
+        </w:rPr>
+      </w:pPr>
+    </w:p>
+    <w:p>
+      <w:pPr>
+        <w:rPr>
+          <w:rFonts w:asciiTheme="minorBidi" w:hAnsiTheme="minorBidi" w:cstheme="minorBidi"/>
+        </w:rPr>
+      </w:pPr>
+    </w:p>
+    <w:p>
+      <w:pPr>
+        <w:ind w:left="360"/>
         <w:rPr>
           <w:rFonts w:asciiTheme="minorBidi" w:hAnsiTheme="minorBidi" w:cstheme="minorBidi"/>
           <w:b/>
@@ -23801,8 +24359,19 @@
       <w:r>
         <w:rPr>
           <w:rFonts w:asciiTheme="minorBidi" w:hAnsiTheme="minorBidi" w:cstheme="minorBidi"/>
-        </w:rPr>
-        <w:br/>
+          <w:b/>
+          <w:bCs/>
+        </w:rPr>
+        <w:t xml:space="preserve"> </w:t>
+      </w:r>
+      <w:r>
+        <w:rPr>
+          <w:rFonts w:asciiTheme="minorBidi" w:hAnsiTheme="minorBidi" w:cstheme="minorBidi" w:hint="cs"/>
+          <w:b/>
+          <w:bCs/>
+          <w:rtl/>
+        </w:rPr>
+        <w:t xml:space="preserve"> </w:t>
       </w:r>
       <w:r>
         <w:rPr>
@@ -23832,7 +24401,16 @@
           <w:bCs/>
           <w:rtl/>
         </w:rPr>
-        <w:t>שדות עיקריים</w:t>
+        <w:t xml:space="preserve">שדות </w:t>
+      </w:r>
+      <w:r>
+        <w:rPr>
+          <w:rFonts w:asciiTheme="minorBidi" w:hAnsiTheme="minorBidi" w:cstheme="minorBidi" w:hint="cs"/>
+          <w:b/>
+          <w:bCs/>
+          <w:rtl/>
+        </w:rPr>
+        <w:t>ההודעה</w:t>
       </w:r>
       <w:r>
         <w:rPr>
@@ -23857,7 +24435,45 @@
         <w:rPr>
           <w:rFonts w:asciiTheme="minorBidi" w:hAnsiTheme="minorBidi" w:cstheme="minorBidi"/>
         </w:rPr>
-        <w:t xml:space="preserve">_id (ObjectId) </w:t>
+        <w:t>_id</w:t>
+      </w:r>
+      <w:proofErr w:type="gramStart"/>
+      <w:r>
+        <w:rPr>
+          <w:rFonts w:asciiTheme="minorBidi" w:hAnsiTheme="minorBidi" w:cstheme="minorBidi"/>
+        </w:rPr>
+        <w:t xml:space="preserve"> </w:t>
+      </w:r>
+      <w:r>
+        <w:rPr>
+          <w:rFonts w:asciiTheme="minorBidi" w:hAnsiTheme="minorBidi" w:cstheme="minorBidi" w:hint="cs"/>
+          <w:rtl/>
+        </w:rPr>
+        <w:t xml:space="preserve">  (</w:t>
+      </w:r>
+      <w:proofErr w:type="gramEnd"/>
+      <w:r>
+        <w:rPr>
+          <w:rFonts w:asciiTheme="minorBidi" w:hAnsiTheme="minorBidi" w:cstheme="minorBidi" w:hint="cs"/>
+          <w:rtl/>
+        </w:rPr>
+        <w:t xml:space="preserve"> </w:t>
+      </w:r>
+      <w:proofErr w:type="gramStart"/>
+      <w:r>
+        <w:rPr>
+          <w:rFonts w:asciiTheme="minorBidi" w:hAnsiTheme="minorBidi" w:cstheme="minorBidi" w:hint="cs"/>
+          <w:rtl/>
+        </w:rPr>
+        <w:t>אובייקט )</w:t>
+      </w:r>
+      <w:proofErr w:type="gramEnd"/>
+      <w:r>
+        <w:rPr>
+          <w:rFonts w:asciiTheme="minorBidi" w:hAnsiTheme="minorBidi" w:cstheme="minorBidi" w:hint="cs"/>
+          <w:rtl/>
+        </w:rPr>
+        <w:t xml:space="preserve"> </w:t>
       </w:r>
       <w:r>
         <w:rPr>
@@ -23883,24 +24499,58 @@
           <w:rFonts w:asciiTheme="minorBidi" w:hAnsiTheme="minorBidi" w:cstheme="minorBidi"/>
         </w:rPr>
       </w:pPr>
-      <w:r>
-        <w:rPr>
-          <w:rFonts w:asciiTheme="minorBidi" w:hAnsiTheme="minorBidi" w:cstheme="minorBidi"/>
-        </w:rPr>
-        <w:t xml:space="preserve">groupId (String) </w:t>
-      </w:r>
-      <w:r>
-        <w:rPr>
-          <w:rFonts w:asciiTheme="minorBidi" w:hAnsiTheme="minorBidi" w:cstheme="minorBidi"/>
-          <w:rtl/>
-        </w:rPr>
-        <w:t xml:space="preserve"> מזהה של הקבוצה או השיחה שאליה שייכת ההודעה לדוגמה</w:t>
-      </w:r>
-      <w:r>
-        <w:rPr>
-          <w:rFonts w:asciiTheme="minorBidi" w:hAnsiTheme="minorBidi" w:cstheme="minorBidi"/>
-        </w:rPr>
-        <w:t xml:space="preserve">"group1") </w:t>
+      <w:proofErr w:type="spellStart"/>
+      <w:r>
+        <w:rPr>
+          <w:rFonts w:asciiTheme="minorBidi" w:hAnsiTheme="minorBidi" w:cstheme="minorBidi"/>
+          <w:b/>
+          <w:bCs/>
+        </w:rPr>
+        <w:t>groupId</w:t>
+      </w:r>
+      <w:proofErr w:type="spellEnd"/>
+      <w:r>
+        <w:rPr>
+          <w:rFonts w:asciiTheme="minorBidi" w:hAnsiTheme="minorBidi" w:cstheme="minorBidi" w:hint="cs"/>
+          <w:rtl/>
+        </w:rPr>
+        <w:t xml:space="preserve"> (</w:t>
+      </w:r>
+      <w:proofErr w:type="gramStart"/>
+      <w:r>
+        <w:rPr>
+          <w:rFonts w:asciiTheme="minorBidi" w:hAnsiTheme="minorBidi" w:cstheme="minorBidi" w:hint="cs"/>
+          <w:rtl/>
+        </w:rPr>
+        <w:t>מחרוזת )</w:t>
+      </w:r>
+      <w:proofErr w:type="gramEnd"/>
+      <w:r>
+        <w:rPr>
+          <w:rFonts w:asciiTheme="minorBidi" w:hAnsiTheme="minorBidi" w:cstheme="minorBidi" w:hint="cs"/>
+          <w:rtl/>
+        </w:rPr>
+        <w:t xml:space="preserve"> </w:t>
+      </w:r>
+      <w:r>
+        <w:rPr>
+          <w:rFonts w:asciiTheme="minorBidi" w:hAnsiTheme="minorBidi" w:cstheme="minorBidi"/>
+          <w:rtl/>
+        </w:rPr>
+        <w:t>מזהה של הקבוצה או השיחה שאליה שייכת ההודעה לדוגמה</w:t>
+      </w:r>
+      <w:r>
+        <w:rPr>
+          <w:rFonts w:asciiTheme="minorBidi" w:hAnsiTheme="minorBidi" w:cstheme="minorBidi"/>
+        </w:rPr>
+        <w:t>"group1"</w:t>
+      </w:r>
+      <w:proofErr w:type="gramStart"/>
+      <w:r>
+        <w:rPr>
+          <w:rFonts w:asciiTheme="minorBidi" w:hAnsiTheme="minorBidi" w:cstheme="minorBidi"/>
+        </w:rPr>
+        <w:t xml:space="preserve">) </w:t>
       </w:r>
       <w:r>
         <w:rPr>
@@ -23909,6 +24559,7 @@
         </w:rPr>
         <w:t>)</w:t>
       </w:r>
+      <w:proofErr w:type="gramEnd"/>
     </w:p>
     <w:p>
       <w:pPr>
@@ -23920,24 +24571,69 @@
           <w:rFonts w:asciiTheme="minorBidi" w:hAnsiTheme="minorBidi" w:cstheme="minorBidi"/>
         </w:rPr>
       </w:pPr>
-      <w:r>
-        <w:rPr>
-          <w:rFonts w:asciiTheme="minorBidi" w:hAnsiTheme="minorBidi" w:cstheme="minorBidi"/>
-        </w:rPr>
-        <w:t xml:space="preserve">sender (String) </w:t>
-      </w:r>
-      <w:r>
-        <w:rPr>
-          <w:rFonts w:asciiTheme="minorBidi" w:hAnsiTheme="minorBidi" w:cstheme="minorBidi"/>
-          <w:rtl/>
-        </w:rPr>
-        <w:t>כתובת הדוא"ל של השולח (לדוגמה</w:t>
-      </w:r>
-      <w:r>
-        <w:rPr>
-          <w:rFonts w:asciiTheme="minorBidi" w:hAnsiTheme="minorBidi" w:cstheme="minorBidi"/>
-        </w:rPr>
-        <w:t>( "ilanp@gmail.com").</w:t>
+      <w:proofErr w:type="gramStart"/>
+      <w:r>
+        <w:rPr>
+          <w:rFonts w:asciiTheme="minorBidi" w:hAnsiTheme="minorBidi" w:cstheme="minorBidi"/>
+          <w:b/>
+          <w:bCs/>
+        </w:rPr>
+        <w:t>sender</w:t>
+      </w:r>
+      <w:r>
+        <w:rPr>
+          <w:rFonts w:asciiTheme="minorBidi" w:hAnsiTheme="minorBidi" w:cstheme="minorBidi"/>
+        </w:rPr>
+        <w:t xml:space="preserve"> </w:t>
+      </w:r>
+      <w:r>
+        <w:rPr>
+          <w:rFonts w:asciiTheme="minorBidi" w:hAnsiTheme="minorBidi" w:cstheme="minorBidi" w:hint="cs"/>
+          <w:rtl/>
+        </w:rPr>
+        <w:t xml:space="preserve"> (מחרוזת )</w:t>
+      </w:r>
+      <w:proofErr w:type="gramEnd"/>
+      <w:r>
+        <w:rPr>
+          <w:rFonts w:asciiTheme="minorBidi" w:hAnsiTheme="minorBidi" w:cstheme="minorBidi" w:hint="cs"/>
+          <w:rtl/>
+        </w:rPr>
+        <w:t xml:space="preserve"> </w:t>
+      </w:r>
+      <w:r>
+        <w:rPr>
+          <w:rFonts w:asciiTheme="minorBidi" w:hAnsiTheme="minorBidi" w:cstheme="minorBidi"/>
+          <w:rtl/>
+        </w:rPr>
+        <w:t xml:space="preserve">כתובת הדוא"ל של השולח </w:t>
+      </w:r>
+      <w:proofErr w:type="gramStart"/>
+      <w:r>
+        <w:rPr>
+          <w:rFonts w:asciiTheme="minorBidi" w:hAnsiTheme="minorBidi" w:cstheme="minorBidi"/>
+          <w:rtl/>
+        </w:rPr>
+        <w:t>לדוגמה</w:t>
+      </w:r>
+      <w:r>
+        <w:rPr>
+          <w:rFonts w:asciiTheme="minorBidi" w:hAnsiTheme="minorBidi" w:cstheme="minorBidi"/>
+        </w:rPr>
+        <w:t>( "</w:t>
+      </w:r>
+      <w:proofErr w:type="gramEnd"/>
+      <w:r>
+        <w:rPr>
+          <w:rFonts w:asciiTheme="minorBidi" w:hAnsiTheme="minorBidi" w:cstheme="minorBidi"/>
+        </w:rPr>
+        <w:t>michael</w:t>
+      </w:r>
+      <w:r>
+        <w:rPr>
+          <w:rFonts w:asciiTheme="minorBidi" w:hAnsiTheme="minorBidi" w:cstheme="minorBidi"/>
+        </w:rPr>
+        <w:t>@gmail.com").</w:t>
       </w:r>
     </w:p>
     <w:p>
@@ -23962,14 +24658,36 @@
         <w:rPr>
           <w:rFonts w:asciiTheme="minorBidi" w:hAnsiTheme="minorBidi" w:cstheme="minorBidi"/>
         </w:rPr>
-        <w:t xml:space="preserve"> (String) </w:t>
-      </w:r>
-      <w:r>
-        <w:rPr>
-          <w:rFonts w:asciiTheme="minorBidi" w:hAnsiTheme="minorBidi" w:cstheme="minorBidi"/>
-          <w:rtl/>
-        </w:rPr>
-        <w:t>תוכן ההודעה לאחר הצפנה, מקודד בפורמט</w:t>
+        <w:t xml:space="preserve"> (</w:t>
+      </w:r>
+      <w:proofErr w:type="gramStart"/>
+      <w:r>
+        <w:rPr>
+          <w:rFonts w:asciiTheme="minorBidi" w:hAnsiTheme="minorBidi" w:cstheme="minorBidi"/>
+        </w:rPr>
+        <w:t xml:space="preserve">String) </w:t>
+      </w:r>
+      <w:r>
+        <w:rPr>
+          <w:rFonts w:asciiTheme="minorBidi" w:hAnsiTheme="minorBidi" w:cstheme="minorBidi" w:hint="cs"/>
+          <w:rtl/>
+        </w:rPr>
+        <w:t xml:space="preserve"> </w:t>
+      </w:r>
+      <w:r>
+        <w:rPr>
+          <w:rFonts w:asciiTheme="minorBidi" w:hAnsiTheme="minorBidi" w:cstheme="minorBidi"/>
+          <w:rtl/>
+        </w:rPr>
+        <w:t>תוכן</w:t>
+      </w:r>
+      <w:proofErr w:type="gramEnd"/>
+      <w:r>
+        <w:rPr>
+          <w:rFonts w:asciiTheme="minorBidi" w:hAnsiTheme="minorBidi" w:cstheme="minorBidi"/>
+          <w:rtl/>
+        </w:rPr>
+        <w:t xml:space="preserve"> ההודעה לאחר הצפנה, מקודד בפורמט</w:t>
       </w:r>
       <w:r>
         <w:rPr>
@@ -24074,6 +24792,20 @@
       </w:pPr>
       <w:r>
         <w:rPr>
+          <w:rFonts w:asciiTheme="minorBidi" w:hAnsiTheme="minorBidi" w:cstheme="minorBidi" w:hint="cs"/>
+          <w:rtl/>
+        </w:rPr>
+        <w:t xml:space="preserve"> </w:t>
+      </w:r>
+      <w:r>
+        <w:rPr>
+          <w:rFonts w:asciiTheme="minorBidi" w:hAnsiTheme="minorBidi" w:cstheme="minorBidi"/>
+          <w:lang w:val="en-GB"/>
+        </w:rPr>
+        <w:t xml:space="preserve"> </w:t>
+      </w:r>
+      <w:r>
+        <w:rPr>
           <w:rFonts w:asciiTheme="minorBidi" w:hAnsiTheme="minorBidi" w:cstheme="minorBidi"/>
         </w:rPr>
         <w:t xml:space="preserve">_class (String) </w:t>
@@ -24089,11 +24821,23 @@
         <w:rPr>
           <w:rFonts w:asciiTheme="minorBidi" w:hAnsiTheme="minorBidi" w:cstheme="minorBidi"/>
         </w:rPr>
+        <w:t xml:space="preserve"> </w:t>
+      </w:r>
+      <w:r>
+        <w:rPr>
+          <w:rFonts w:asciiTheme="minorBidi" w:hAnsiTheme="minorBidi" w:cstheme="minorBidi"/>
+        </w:rPr>
         <w:t xml:space="preserve">Java </w:t>
       </w:r>
       <w:r>
         <w:rPr>
           <w:rFonts w:asciiTheme="minorBidi" w:hAnsiTheme="minorBidi" w:cstheme="minorBidi"/>
+        </w:rPr>
+        <w:t xml:space="preserve">  </w:t>
+      </w:r>
+      <w:r>
+        <w:rPr>
+          <w:rFonts w:asciiTheme="minorBidi" w:hAnsiTheme="minorBidi" w:cstheme="minorBidi"/>
           <w:rtl/>
         </w:rPr>
         <w:t>התואמת</w:t>
@@ -24102,7 +24846,37 @@
         <w:rPr>
           <w:rFonts w:asciiTheme="minorBidi" w:hAnsiTheme="minorBidi" w:cstheme="minorBidi"/>
         </w:rPr>
-        <w:t xml:space="preserve"> (mu.smalltalk.entitis.Message).</w:t>
+        <w:t xml:space="preserve"> (</w:t>
+      </w:r>
+      <w:proofErr w:type="spellStart"/>
+      <w:proofErr w:type="gramStart"/>
+      <w:r>
+        <w:rPr>
+          <w:rFonts w:asciiTheme="minorBidi" w:hAnsiTheme="minorBidi" w:cstheme="minorBidi"/>
+        </w:rPr>
+        <w:t>mu.smalltalk</w:t>
+      </w:r>
+      <w:proofErr w:type="gramEnd"/>
+      <w:r>
+        <w:rPr>
+          <w:rFonts w:asciiTheme="minorBidi" w:hAnsiTheme="minorBidi" w:cstheme="minorBidi"/>
+        </w:rPr>
+        <w:t>.</w:t>
+      </w:r>
+      <w:proofErr w:type="gramStart"/>
+      <w:r>
+        <w:rPr>
+          <w:rFonts w:asciiTheme="minorBidi" w:hAnsiTheme="minorBidi" w:cstheme="minorBidi"/>
+        </w:rPr>
+        <w:t>entitis.Message</w:t>
+      </w:r>
+      <w:proofErr w:type="spellEnd"/>
+      <w:proofErr w:type="gramEnd"/>
+      <w:r>
+        <w:rPr>
+          <w:rFonts w:asciiTheme="minorBidi" w:hAnsiTheme="minorBidi" w:cstheme="minorBidi"/>
+        </w:rPr>
+        <w:t>).</w:t>
       </w:r>
     </w:p>
     <w:bookmarkEnd w:id="69"/>
@@ -24120,15 +24894,13 @@
       </w:pPr>
       <w:r>
         <w:rPr>
-          <w:rFonts w:asciiTheme="minorBidi" w:hAnsiTheme="minorBidi" w:cstheme="minorBidi"/>
           <w:noProof/>
-          <w:rtl/>
         </w:rPr>
         <w:drawing>
-          <wp:inline distT="0" distB="0" distL="0" distR="0" wp14:anchorId="1E674F43" wp14:editId="4CBD3BC6">
-            <wp:extent cx="5657850" cy="2760345"/>
-            <wp:effectExtent l="0" t="0" r="0" b="1905"/>
-            <wp:docPr id="773281623" name="תמונה 1"/>
+          <wp:inline distT="0" distB="0" distL="0" distR="0" wp14:anchorId="0DD1E4A0" wp14:editId="74237742">
+            <wp:extent cx="5657850" cy="3074670"/>
+            <wp:effectExtent l="0" t="0" r="0" b="0"/>
+            <wp:docPr id="16779353" name="תמונה 1" descr="תמונה שמכילה טקסט, צילום מסך, תוכנה, תצוגה&#10;&#10;תוכן שנוצר על-ידי בינה מלאכותית עשוי להיות שגוי."/>
             <wp:cNvGraphicFramePr>
               <a:graphicFrameLocks xmlns:a="http://schemas.openxmlformats.org/drawingml/2006/main" noChangeAspect="1"/>
             </wp:cNvGraphicFramePr>
@@ -24136,11 +24908,11 @@
               <a:graphicData uri="http://schemas.openxmlformats.org/drawingml/2006/picture">
                 <pic:pic xmlns:pic="http://schemas.openxmlformats.org/drawingml/2006/picture">
                   <pic:nvPicPr>
-                    <pic:cNvPr id="773281623" name=""/>
+                    <pic:cNvPr id="16779353" name="תמונה 1" descr="תמונה שמכילה טקסט, צילום מסך, תוכנה, תצוגה&#10;&#10;תוכן שנוצר על-ידי בינה מלאכותית עשוי להיות שגוי."/>
                     <pic:cNvPicPr/>
                   </pic:nvPicPr>
                   <pic:blipFill>
-                    <a:blip r:embed="rId33"/>
+                    <a:blip r:embed="rId34"/>
                     <a:stretch>
                       <a:fillRect/>
                     </a:stretch>
@@ -24148,7 +24920,7 @@
                   <pic:spPr>
                     <a:xfrm>
                       <a:off x="0" y="0"/>
-                      <a:ext cx="5657850" cy="2760345"/>
+                      <a:ext cx="5657850" cy="3074670"/>
                     </a:xfrm>
                     <a:prstGeom prst="rect">
                       <a:avLst/>
@@ -24163,6 +24935,34 @@
     </w:p>
     <w:p>
       <w:pPr>
+        <w:rPr>
+          <w:rFonts w:asciiTheme="minorBidi" w:hAnsiTheme="minorBidi" w:cstheme="minorBidi"/>
+        </w:rPr>
+      </w:pPr>
+    </w:p>
+    <w:p>
+      <w:pPr>
+        <w:rPr>
+          <w:rFonts w:asciiTheme="minorBidi" w:hAnsiTheme="minorBidi" w:cstheme="minorBidi"/>
+        </w:rPr>
+      </w:pPr>
+    </w:p>
+    <w:p>
+      <w:pPr>
+        <w:rPr>
+          <w:rFonts w:asciiTheme="minorBidi" w:hAnsiTheme="minorBidi" w:cstheme="minorBidi"/>
+        </w:rPr>
+      </w:pPr>
+    </w:p>
+    <w:p>
+      <w:pPr>
+        <w:rPr>
+          <w:rFonts w:asciiTheme="minorBidi" w:hAnsiTheme="minorBidi" w:cstheme="minorBidi"/>
+        </w:rPr>
+      </w:pPr>
+    </w:p>
+    <w:p>
+      <w:pPr>
         <w:pStyle w:val="2"/>
         <w:rPr>
           <w:rtl/>
@@ -24430,6 +25230,41 @@
         </w:rPr>
         <w:t>CPU.</w:t>
       </w:r>
+    </w:p>
+    <w:p>
+      <w:pPr>
+        <w:rPr>
+          <w:rFonts w:asciiTheme="minorBidi" w:hAnsiTheme="minorBidi" w:cstheme="minorBidi"/>
+        </w:rPr>
+      </w:pPr>
+    </w:p>
+    <w:p>
+      <w:pPr>
+        <w:rPr>
+          <w:rFonts w:asciiTheme="minorBidi" w:hAnsiTheme="minorBidi" w:cstheme="minorBidi"/>
+        </w:rPr>
+      </w:pPr>
+    </w:p>
+    <w:p>
+      <w:pPr>
+        <w:rPr>
+          <w:rFonts w:asciiTheme="minorBidi" w:hAnsiTheme="minorBidi" w:cstheme="minorBidi"/>
+        </w:rPr>
+      </w:pPr>
+    </w:p>
+    <w:p>
+      <w:pPr>
+        <w:rPr>
+          <w:rFonts w:asciiTheme="minorBidi" w:hAnsiTheme="minorBidi" w:cstheme="minorBidi"/>
+        </w:rPr>
+      </w:pPr>
+    </w:p>
+    <w:p>
+      <w:pPr>
+        <w:rPr>
+          <w:rFonts w:asciiTheme="minorBidi" w:hAnsiTheme="minorBidi" w:cstheme="minorBidi"/>
+        </w:rPr>
+      </w:pPr>
     </w:p>
     <w:p>
       <w:pPr>
@@ -24619,6 +25454,54 @@
     </w:p>
     <w:p>
       <w:pPr>
+        <w:rPr>
+          <w:rFonts w:asciiTheme="minorBidi" w:hAnsiTheme="minorBidi" w:cstheme="minorBidi"/>
+          <w:rtl/>
+        </w:rPr>
+      </w:pPr>
+    </w:p>
+    <w:p>
+      <w:pPr>
+        <w:rPr>
+          <w:rFonts w:asciiTheme="minorBidi" w:hAnsiTheme="minorBidi" w:cstheme="minorBidi"/>
+          <w:rtl/>
+        </w:rPr>
+      </w:pPr>
+    </w:p>
+    <w:p>
+      <w:pPr>
+        <w:rPr>
+          <w:rFonts w:asciiTheme="minorBidi" w:hAnsiTheme="minorBidi" w:cstheme="minorBidi"/>
+          <w:rtl/>
+        </w:rPr>
+      </w:pPr>
+    </w:p>
+    <w:p>
+      <w:pPr>
+        <w:rPr>
+          <w:rFonts w:asciiTheme="minorBidi" w:hAnsiTheme="minorBidi" w:cstheme="minorBidi"/>
+          <w:rtl/>
+        </w:rPr>
+      </w:pPr>
+    </w:p>
+    <w:p>
+      <w:pPr>
+        <w:rPr>
+          <w:rFonts w:asciiTheme="minorBidi" w:hAnsiTheme="minorBidi" w:cstheme="minorBidi"/>
+          <w:rtl/>
+        </w:rPr>
+      </w:pPr>
+    </w:p>
+    <w:p>
+      <w:pPr>
+        <w:rPr>
+          <w:rFonts w:asciiTheme="minorBidi" w:hAnsiTheme="minorBidi" w:cstheme="minorBidi"/>
+          <w:rtl/>
+        </w:rPr>
+      </w:pPr>
+    </w:p>
+    <w:p>
+      <w:pPr>
         <w:pStyle w:val="1"/>
         <w:rPr>
           <w:rtl/>
@@ -24658,7 +25541,6 @@
     </w:p>
     <w:p>
       <w:pPr>
-        <w:ind w:firstLine="0"/>
         <w:rPr>
           <w:rtl/>
         </w:rPr>
@@ -24714,134 +25596,9 @@
         <w:t>.</w:t>
       </w:r>
     </w:p>
-    <w:p>
-      <w:pPr>
-        <w:ind w:firstLine="0"/>
-        <w:rPr>
-          <w:rtl/>
-        </w:rPr>
-      </w:pPr>
-    </w:p>
-    <w:p>
-      <w:pPr>
-        <w:ind w:firstLine="0"/>
-        <w:rPr>
-          <w:rtl/>
-        </w:rPr>
-      </w:pPr>
-    </w:p>
-    <w:p>
-      <w:pPr>
-        <w:ind w:firstLine="0"/>
-        <w:rPr>
-          <w:rtl/>
-        </w:rPr>
-      </w:pPr>
-    </w:p>
-    <w:p>
-      <w:pPr>
-        <w:ind w:firstLine="0"/>
-        <w:rPr>
-          <w:rtl/>
-        </w:rPr>
-      </w:pPr>
-    </w:p>
-    <w:p>
-      <w:pPr>
-        <w:ind w:firstLine="0"/>
-        <w:rPr>
-          <w:rtl/>
-        </w:rPr>
-      </w:pPr>
-    </w:p>
-    <w:p>
-      <w:pPr>
-        <w:ind w:firstLine="0"/>
-        <w:rPr>
-          <w:rtl/>
-        </w:rPr>
-      </w:pPr>
-    </w:p>
-    <w:p>
-      <w:pPr>
-        <w:ind w:firstLine="0"/>
-        <w:rPr>
-          <w:rtl/>
-        </w:rPr>
-      </w:pPr>
-    </w:p>
-    <w:p>
-      <w:pPr>
-        <w:ind w:firstLine="0"/>
-        <w:rPr>
-          <w:rtl/>
-        </w:rPr>
-      </w:pPr>
-    </w:p>
-    <w:p>
-      <w:pPr>
-        <w:ind w:firstLine="0"/>
-        <w:rPr>
-          <w:rtl/>
-        </w:rPr>
-      </w:pPr>
-    </w:p>
-    <w:p>
-      <w:pPr>
-        <w:ind w:firstLine="0"/>
-        <w:rPr>
-          <w:rtl/>
-        </w:rPr>
-      </w:pPr>
-    </w:p>
-    <w:p>
-      <w:pPr>
-        <w:ind w:firstLine="0"/>
-        <w:rPr>
-          <w:rtl/>
-        </w:rPr>
-      </w:pPr>
-    </w:p>
-    <w:p>
-      <w:pPr>
-        <w:ind w:firstLine="0"/>
-        <w:rPr>
-          <w:rtl/>
-        </w:rPr>
-      </w:pPr>
-    </w:p>
-    <w:p>
-      <w:pPr>
-        <w:ind w:firstLine="0"/>
-        <w:rPr>
-          <w:rtl/>
-        </w:rPr>
-      </w:pPr>
-    </w:p>
-    <w:p>
-      <w:pPr>
-        <w:ind w:firstLine="0"/>
-        <w:rPr>
-          <w:rtl/>
-        </w:rPr>
-      </w:pPr>
-    </w:p>
-    <w:p>
-      <w:pPr>
-        <w:ind w:firstLine="0"/>
-        <w:rPr>
-          <w:rtl/>
-        </w:rPr>
-      </w:pPr>
-    </w:p>
-    <w:p>
-      <w:pPr>
-        <w:ind w:firstLine="0"/>
-      </w:pPr>
-    </w:p>
-    <w:p>
-      <w:pPr>
-        <w:ind w:firstLine="0"/>
+    <w:p/>
+    <w:p>
+      <w:pPr>
         <w:rPr>
           <w:rFonts w:asciiTheme="minorBidi" w:hAnsiTheme="minorBidi" w:cstheme="minorBidi"/>
           <w:b/>
@@ -25115,7 +25872,6 @@
     </w:p>
     <w:p>
       <w:pPr>
-        <w:ind w:firstLine="0"/>
         <w:jc w:val="right"/>
         <w:rPr>
           <w:rFonts w:asciiTheme="minorBidi" w:hAnsiTheme="minorBidi" w:cstheme="minorBidi"/>
@@ -25143,7 +25899,7 @@
                     <pic:cNvPicPr/>
                   </pic:nvPicPr>
                   <pic:blipFill>
-                    <a:blip r:embed="rId34"/>
+                    <a:blip r:embed="rId35"/>
                     <a:stretch>
                       <a:fillRect/>
                     </a:stretch>
@@ -25166,61 +25922,14 @@
     </w:p>
     <w:p>
       <w:pPr>
-        <w:ind w:firstLine="0"/>
-        <w:rPr>
-          <w:rFonts w:asciiTheme="minorBidi" w:hAnsiTheme="minorBidi" w:cstheme="minorBidi"/>
-          <w:rtl/>
-        </w:rPr>
-      </w:pPr>
-    </w:p>
-    <w:p>
-      <w:pPr>
-        <w:ind w:firstLine="0"/>
-        <w:rPr>
-          <w:rFonts w:asciiTheme="minorBidi" w:hAnsiTheme="minorBidi" w:cstheme="minorBidi"/>
-          <w:rtl/>
-        </w:rPr>
-      </w:pPr>
-    </w:p>
-    <w:p>
-      <w:pPr>
-        <w:ind w:firstLine="0"/>
-        <w:rPr>
-          <w:rFonts w:asciiTheme="minorBidi" w:hAnsiTheme="minorBidi" w:cstheme="minorBidi"/>
-          <w:rtl/>
-        </w:rPr>
-      </w:pPr>
-    </w:p>
-    <w:p>
-      <w:pPr>
-        <w:ind w:firstLine="0"/>
-        <w:rPr>
-          <w:rFonts w:asciiTheme="minorBidi" w:hAnsiTheme="minorBidi" w:cstheme="minorBidi"/>
-          <w:rtl/>
-        </w:rPr>
-      </w:pPr>
-    </w:p>
-    <w:p>
-      <w:pPr>
-        <w:ind w:firstLine="0"/>
-        <w:rPr>
-          <w:rFonts w:asciiTheme="minorBidi" w:hAnsiTheme="minorBidi" w:cstheme="minorBidi"/>
-          <w:rtl/>
-        </w:rPr>
-      </w:pPr>
-    </w:p>
-    <w:p>
-      <w:pPr>
-        <w:ind w:firstLine="0"/>
-        <w:rPr>
-          <w:rFonts w:asciiTheme="minorBidi" w:hAnsiTheme="minorBidi" w:cstheme="minorBidi"/>
-          <w:rtl/>
-        </w:rPr>
-      </w:pPr>
-    </w:p>
-    <w:p>
-      <w:pPr>
-        <w:ind w:firstLine="0"/>
+        <w:rPr>
+          <w:rFonts w:asciiTheme="minorBidi" w:hAnsiTheme="minorBidi" w:cstheme="minorBidi"/>
+          <w:rtl/>
+        </w:rPr>
+      </w:pPr>
+    </w:p>
+    <w:p>
+      <w:pPr>
         <w:rPr>
           <w:rFonts w:asciiTheme="minorBidi" w:hAnsiTheme="minorBidi" w:cstheme="minorBidi"/>
           <w:rtl/>
@@ -25252,7 +25961,6 @@
     </w:p>
     <w:p>
       <w:pPr>
-        <w:ind w:firstLine="0"/>
         <w:rPr>
           <w:rFonts w:asciiTheme="minorBidi" w:hAnsiTheme="minorBidi" w:cstheme="minorBidi"/>
           <w:rtl/>
@@ -25279,7 +25987,7 @@
                     <pic:cNvPicPr/>
                   </pic:nvPicPr>
                   <pic:blipFill>
-                    <a:blip r:embed="rId35"/>
+                    <a:blip r:embed="rId36"/>
                     <a:stretch>
                       <a:fillRect/>
                     </a:stretch>
@@ -25302,106 +26010,94 @@
     </w:p>
     <w:p>
       <w:pPr>
-        <w:ind w:firstLine="0"/>
-        <w:rPr>
-          <w:rFonts w:asciiTheme="minorBidi" w:hAnsiTheme="minorBidi" w:cstheme="minorBidi"/>
-          <w:rtl/>
-        </w:rPr>
-      </w:pPr>
-    </w:p>
-    <w:p>
-      <w:pPr>
-        <w:ind w:firstLine="0"/>
-        <w:rPr>
-          <w:rFonts w:asciiTheme="minorBidi" w:hAnsiTheme="minorBidi" w:cstheme="minorBidi"/>
-          <w:rtl/>
-        </w:rPr>
-      </w:pPr>
-    </w:p>
-    <w:p>
-      <w:pPr>
-        <w:ind w:firstLine="0"/>
-        <w:rPr>
-          <w:rFonts w:asciiTheme="minorBidi" w:hAnsiTheme="minorBidi" w:cstheme="minorBidi"/>
-          <w:rtl/>
-        </w:rPr>
-      </w:pPr>
-    </w:p>
-    <w:p>
-      <w:pPr>
-        <w:ind w:firstLine="0"/>
-        <w:rPr>
-          <w:rFonts w:asciiTheme="minorBidi" w:hAnsiTheme="minorBidi" w:cstheme="minorBidi"/>
-          <w:rtl/>
-        </w:rPr>
-      </w:pPr>
-    </w:p>
-    <w:p>
-      <w:pPr>
-        <w:ind w:firstLine="0"/>
-        <w:rPr>
-          <w:rFonts w:asciiTheme="minorBidi" w:hAnsiTheme="minorBidi" w:cstheme="minorBidi"/>
-          <w:rtl/>
-        </w:rPr>
-      </w:pPr>
-    </w:p>
-    <w:p>
-      <w:pPr>
-        <w:ind w:firstLine="0"/>
-        <w:rPr>
-          <w:rFonts w:asciiTheme="minorBidi" w:hAnsiTheme="minorBidi" w:cstheme="minorBidi"/>
-          <w:rtl/>
-        </w:rPr>
-      </w:pPr>
-    </w:p>
-    <w:p>
-      <w:pPr>
-        <w:ind w:firstLine="0"/>
-        <w:rPr>
-          <w:rFonts w:asciiTheme="minorBidi" w:hAnsiTheme="minorBidi" w:cstheme="minorBidi"/>
-          <w:rtl/>
-        </w:rPr>
-      </w:pPr>
-    </w:p>
-    <w:p>
-      <w:pPr>
-        <w:ind w:firstLine="0"/>
-        <w:rPr>
-          <w:rFonts w:asciiTheme="minorBidi" w:hAnsiTheme="minorBidi" w:cstheme="minorBidi"/>
-          <w:rtl/>
-        </w:rPr>
-      </w:pPr>
-    </w:p>
-    <w:p>
-      <w:pPr>
-        <w:ind w:firstLine="0"/>
-        <w:rPr>
-          <w:rFonts w:asciiTheme="minorBidi" w:hAnsiTheme="minorBidi" w:cstheme="minorBidi"/>
-          <w:rtl/>
-        </w:rPr>
-      </w:pPr>
-    </w:p>
-    <w:p>
-      <w:pPr>
-        <w:ind w:firstLine="0"/>
-        <w:rPr>
-          <w:rFonts w:asciiTheme="minorBidi" w:hAnsiTheme="minorBidi" w:cstheme="minorBidi"/>
-          <w:rtl/>
-        </w:rPr>
-      </w:pPr>
-    </w:p>
-    <w:p>
-      <w:pPr>
-        <w:ind w:firstLine="0"/>
-        <w:rPr>
-          <w:rFonts w:asciiTheme="minorBidi" w:hAnsiTheme="minorBidi" w:cstheme="minorBidi"/>
-          <w:rtl/>
-        </w:rPr>
-      </w:pPr>
-    </w:p>
-    <w:p>
-      <w:pPr>
-        <w:ind w:firstLine="0"/>
+        <w:rPr>
+          <w:rFonts w:asciiTheme="minorBidi" w:hAnsiTheme="minorBidi" w:cstheme="minorBidi"/>
+          <w:rtl/>
+        </w:rPr>
+      </w:pPr>
+    </w:p>
+    <w:p>
+      <w:pPr>
+        <w:rPr>
+          <w:rFonts w:asciiTheme="minorBidi" w:hAnsiTheme="minorBidi" w:cstheme="minorBidi"/>
+          <w:rtl/>
+        </w:rPr>
+      </w:pPr>
+    </w:p>
+    <w:p>
+      <w:pPr>
+        <w:rPr>
+          <w:rFonts w:asciiTheme="minorBidi" w:hAnsiTheme="minorBidi" w:cstheme="minorBidi"/>
+          <w:rtl/>
+        </w:rPr>
+      </w:pPr>
+    </w:p>
+    <w:p>
+      <w:pPr>
+        <w:rPr>
+          <w:rFonts w:asciiTheme="minorBidi" w:hAnsiTheme="minorBidi" w:cstheme="minorBidi"/>
+          <w:rtl/>
+        </w:rPr>
+      </w:pPr>
+    </w:p>
+    <w:p>
+      <w:pPr>
+        <w:rPr>
+          <w:rFonts w:asciiTheme="minorBidi" w:hAnsiTheme="minorBidi" w:cstheme="minorBidi"/>
+          <w:rtl/>
+        </w:rPr>
+      </w:pPr>
+    </w:p>
+    <w:p>
+      <w:pPr>
+        <w:rPr>
+          <w:rFonts w:asciiTheme="minorBidi" w:hAnsiTheme="minorBidi" w:cstheme="minorBidi"/>
+          <w:rtl/>
+        </w:rPr>
+      </w:pPr>
+    </w:p>
+    <w:p>
+      <w:pPr>
+        <w:rPr>
+          <w:rFonts w:asciiTheme="minorBidi" w:hAnsiTheme="minorBidi" w:cstheme="minorBidi"/>
+          <w:rtl/>
+        </w:rPr>
+      </w:pPr>
+    </w:p>
+    <w:p>
+      <w:pPr>
+        <w:rPr>
+          <w:rFonts w:asciiTheme="minorBidi" w:hAnsiTheme="minorBidi" w:cstheme="minorBidi"/>
+          <w:rtl/>
+        </w:rPr>
+      </w:pPr>
+    </w:p>
+    <w:p>
+      <w:pPr>
+        <w:rPr>
+          <w:rFonts w:asciiTheme="minorBidi" w:hAnsiTheme="minorBidi" w:cstheme="minorBidi"/>
+          <w:rtl/>
+        </w:rPr>
+      </w:pPr>
+    </w:p>
+    <w:p>
+      <w:pPr>
+        <w:rPr>
+          <w:rFonts w:asciiTheme="minorBidi" w:hAnsiTheme="minorBidi" w:cstheme="minorBidi"/>
+          <w:rtl/>
+        </w:rPr>
+      </w:pPr>
+    </w:p>
+    <w:p>
+      <w:pPr>
+        <w:rPr>
+          <w:rFonts w:asciiTheme="minorBidi" w:hAnsiTheme="minorBidi" w:cstheme="minorBidi"/>
+          <w:rtl/>
+        </w:rPr>
+      </w:pPr>
+    </w:p>
+    <w:p>
+      <w:pPr>
         <w:rPr>
           <w:rFonts w:asciiTheme="minorBidi" w:hAnsiTheme="minorBidi" w:cstheme="minorBidi"/>
           <w:rtl/>
@@ -25460,13 +26156,7 @@
       </w:r>
       <w:proofErr w:type="spellEnd"/>
       <w:r>
-        <w:t xml:space="preserve"> </w:t>
-      </w:r>
-      <w:r>
-        <w:rPr>
-          <w:lang w:val="en-GB"/>
-        </w:rPr>
-        <w:t>Diagram</w:t>
+        <w:t xml:space="preserve"> Diagram</w:t>
       </w:r>
       <w:bookmarkEnd w:id="78"/>
       <w:bookmarkEnd w:id="79"/>
@@ -25516,7 +26206,7 @@
                     <pic:cNvPicPr/>
                   </pic:nvPicPr>
                   <pic:blipFill>
-                    <a:blip r:embed="rId36"/>
+                    <a:blip r:embed="rId37"/>
                     <a:stretch>
                       <a:fillRect/>
                     </a:stretch>
@@ -25677,7 +26367,7 @@
                     <pic:cNvPicPr/>
                   </pic:nvPicPr>
                   <pic:blipFill>
-                    <a:blip r:embed="rId37"/>
+                    <a:blip r:embed="rId38"/>
                     <a:stretch>
                       <a:fillRect/>
                     </a:stretch>
@@ -25741,7 +26431,7 @@
                     <pic:cNvPicPr/>
                   </pic:nvPicPr>
                   <pic:blipFill>
-                    <a:blip r:embed="rId38"/>
+                    <a:blip r:embed="rId39"/>
                     <a:stretch>
                       <a:fillRect/>
                     </a:stretch>
@@ -25870,7 +26560,7 @@
                     <pic:cNvPicPr/>
                   </pic:nvPicPr>
                   <pic:blipFill>
-                    <a:blip r:embed="rId39"/>
+                    <a:blip r:embed="rId40"/>
                     <a:stretch>
                       <a:fillRect/>
                     </a:stretch>
@@ -25893,7 +26583,6 @@
     </w:p>
     <w:p>
       <w:pPr>
-        <w:ind w:firstLine="0"/>
         <w:rPr>
           <w:rFonts w:asciiTheme="minorBidi" w:hAnsiTheme="minorBidi" w:cstheme="minorBidi"/>
           <w:lang w:val="en-GB"/>
@@ -25902,7 +26591,6 @@
     </w:p>
     <w:p>
       <w:pPr>
-        <w:ind w:firstLine="0"/>
         <w:rPr>
           <w:rFonts w:asciiTheme="minorBidi" w:hAnsiTheme="minorBidi" w:cstheme="minorBidi"/>
           <w:lang w:val="en-GB"/>
@@ -25992,7 +26680,7 @@
                     <pic:cNvPicPr/>
                   </pic:nvPicPr>
                   <pic:blipFill>
-                    <a:blip r:embed="rId40"/>
+                    <a:blip r:embed="rId41"/>
                     <a:stretch>
                       <a:fillRect/>
                     </a:stretch>
@@ -26023,7 +26711,7 @@
     </w:p>
     <w:p>
       <w:pPr>
-        <w:ind w:left="360" w:firstLine="0"/>
+        <w:ind w:left="360"/>
         <w:rPr>
           <w:rFonts w:asciiTheme="minorBidi" w:hAnsiTheme="minorBidi" w:cstheme="minorBidi"/>
           <w:b/>
@@ -26119,7 +26807,7 @@
                     <pic:cNvPicPr/>
                   </pic:nvPicPr>
                   <pic:blipFill>
-                    <a:blip r:embed="rId41"/>
+                    <a:blip r:embed="rId42"/>
                     <a:stretch>
                       <a:fillRect/>
                     </a:stretch>
@@ -26142,7 +26830,7 @@
     </w:p>
     <w:p>
       <w:pPr>
-        <w:ind w:left="360" w:firstLine="0"/>
+        <w:ind w:left="360"/>
         <w:rPr>
           <w:rFonts w:asciiTheme="minorBidi" w:hAnsiTheme="minorBidi" w:cstheme="minorBidi"/>
           <w:b/>
@@ -26216,7 +26904,7 @@
                     <pic:cNvPicPr/>
                   </pic:nvPicPr>
                   <pic:blipFill>
-                    <a:blip r:embed="rId42"/>
+                    <a:blip r:embed="rId43"/>
                     <a:stretch>
                       <a:fillRect/>
                     </a:stretch>
@@ -26363,9 +27051,6 @@
     <w:p>
       <w:pPr>
         <w:pStyle w:val="2"/>
-        <w:rPr>
-          <w:rtl/>
-        </w:rPr>
       </w:pPr>
       <w:bookmarkStart w:id="84" w:name="_Toc191372321"/>
       <w:bookmarkStart w:id="85" w:name="_Toc191827000"/>
@@ -26407,11 +27092,27 @@
     <w:p>
       <w:pPr>
         <w:rPr>
-          <w:rFonts w:asciiTheme="minorBidi" w:hAnsiTheme="minorBidi" w:cstheme="minorBidi"/>
-          <w:b/>
-          <w:bCs/>
-        </w:rPr>
-      </w:pPr>
+          <w:rtl/>
+        </w:rPr>
+      </w:pPr>
+    </w:p>
+    <w:p>
+      <w:pPr>
+        <w:rPr>
+          <w:rFonts w:asciiTheme="minorBidi" w:hAnsiTheme="minorBidi" w:cstheme="minorBidi"/>
+          <w:b/>
+          <w:bCs/>
+        </w:rPr>
+      </w:pPr>
+      <w:r>
+        <w:rPr>
+          <w:rFonts w:asciiTheme="minorBidi" w:hAnsiTheme="minorBidi" w:cstheme="minorBidi" w:hint="cs"/>
+          <w:b/>
+          <w:bCs/>
+          <w:rtl/>
+        </w:rPr>
+        <w:t xml:space="preserve">להלן </w:t>
+      </w:r>
       <w:r>
         <w:rPr>
           <w:rFonts w:asciiTheme="minorBidi" w:hAnsiTheme="minorBidi" w:cstheme="minorBidi"/>
@@ -26432,7 +27133,6 @@
     </w:p>
     <w:p>
       <w:pPr>
-        <w:ind w:firstLine="0"/>
         <w:rPr>
           <w:rFonts w:asciiTheme="minorBidi" w:hAnsiTheme="minorBidi" w:cstheme="minorBidi"/>
           <w:b/>
@@ -26460,7 +27160,7 @@
                     <pic:cNvPicPr/>
                   </pic:nvPicPr>
                   <pic:blipFill>
-                    <a:blip r:embed="rId43"/>
+                    <a:blip r:embed="rId44"/>
                     <a:stretch>
                       <a:fillRect/>
                     </a:stretch>
@@ -26483,7 +27183,6 @@
     </w:p>
     <w:p>
       <w:pPr>
-        <w:ind w:firstLine="0"/>
         <w:rPr>
           <w:rFonts w:asciiTheme="minorBidi" w:hAnsiTheme="minorBidi" w:cstheme="minorBidi"/>
           <w:rtl/>
@@ -26728,7 +27427,7 @@
                     <pic:cNvPicPr/>
                   </pic:nvPicPr>
                   <pic:blipFill>
-                    <a:blip r:embed="rId44"/>
+                    <a:blip r:embed="rId45"/>
                     <a:stretch>
                       <a:fillRect/>
                     </a:stretch>
@@ -26867,7 +27566,6 @@
     </w:p>
     <w:p>
       <w:pPr>
-        <w:ind w:firstLine="0"/>
         <w:rPr>
           <w:rFonts w:asciiTheme="minorBidi" w:hAnsiTheme="minorBidi" w:cstheme="minorBidi"/>
           <w:rtl/>
@@ -26894,7 +27592,7 @@
                     <pic:cNvPicPr/>
                   </pic:nvPicPr>
                   <pic:blipFill>
-                    <a:blip r:embed="rId45"/>
+                    <a:blip r:embed="rId46"/>
                     <a:stretch>
                       <a:fillRect/>
                     </a:stretch>
@@ -26917,7 +27615,6 @@
     </w:p>
     <w:p>
       <w:pPr>
-        <w:ind w:firstLine="0"/>
         <w:rPr>
           <w:rFonts w:asciiTheme="minorBidi" w:hAnsiTheme="minorBidi" w:cstheme="minorBidi"/>
           <w:b/>
@@ -27075,17 +27772,31 @@
           <w:rFonts w:asciiTheme="minorBidi" w:hAnsiTheme="minorBidi" w:cstheme="minorBidi"/>
           <w:rtl/>
         </w:rPr>
-        <w:t xml:space="preserve">אשר אתה יכול דרכו להירשם לאתר – כותב </w:t>
-      </w:r>
-      <w:r>
-        <w:rPr>
-          <w:rFonts w:asciiTheme="minorBidi" w:hAnsiTheme="minorBidi" w:cstheme="minorBidi"/>
+        <w:t xml:space="preserve">אשר אתה יכול דרכו להירשם לאתר – </w:t>
+      </w:r>
+      <w:r>
+        <w:rPr>
+          <w:rFonts w:asciiTheme="minorBidi" w:hAnsiTheme="minorBidi" w:cstheme="minorBidi" w:hint="cs"/>
+          <w:rtl/>
+        </w:rPr>
+        <w:t>ולכתוב</w:t>
+      </w:r>
+      <w:r>
+        <w:rPr>
+          <w:rFonts w:asciiTheme="minorBidi" w:hAnsiTheme="minorBidi" w:cstheme="minorBidi"/>
+          <w:rtl/>
         </w:rPr>
         <w:t xml:space="preserve"> </w:t>
       </w:r>
       <w:r>
         <w:rPr>
           <w:rFonts w:asciiTheme="minorBidi" w:hAnsiTheme="minorBidi" w:cstheme="minorBidi"/>
+        </w:rPr>
+        <w:t xml:space="preserve"> </w:t>
+      </w:r>
+      <w:r>
+        <w:rPr>
+          <w:rFonts w:asciiTheme="minorBidi" w:hAnsiTheme="minorBidi" w:cstheme="minorBidi"/>
           <w:rtl/>
         </w:rPr>
         <w:t>אימייל שם וסיסמה למשתמש</w:t>
@@ -27102,7 +27813,6 @@
     </w:p>
     <w:p>
       <w:pPr>
-        <w:ind w:firstLine="0"/>
         <w:rPr>
           <w:rFonts w:asciiTheme="minorBidi" w:hAnsiTheme="minorBidi" w:cstheme="minorBidi"/>
         </w:rPr>
@@ -27129,7 +27839,7 @@
                     <pic:cNvPicPr/>
                   </pic:nvPicPr>
                   <pic:blipFill>
-                    <a:blip r:embed="rId46"/>
+                    <a:blip r:embed="rId47"/>
                     <a:stretch>
                       <a:fillRect/>
                     </a:stretch>
@@ -27152,7 +27862,7 @@
     </w:p>
     <w:p>
       <w:pPr>
-        <w:ind w:left="1080" w:firstLine="0"/>
+        <w:ind w:left="1080"/>
         <w:rPr>
           <w:rFonts w:asciiTheme="minorBidi" w:hAnsiTheme="minorBidi" w:cstheme="minorBidi"/>
           <w:b/>
@@ -27278,14 +27988,7 @@
           <w:rFonts w:asciiTheme="minorBidi" w:hAnsiTheme="minorBidi" w:cstheme="minorBidi" w:hint="cs"/>
           <w:rtl/>
         </w:rPr>
-        <w:t xml:space="preserve">מכיל כפתור </w:t>
-      </w:r>
-      <w:r>
-        <w:rPr>
-          <w:rFonts w:asciiTheme="minorBidi" w:hAnsiTheme="minorBidi" w:cstheme="minorBidi" w:hint="cs"/>
-          <w:rtl/>
-        </w:rPr>
-        <w:t xml:space="preserve">בשם </w:t>
+        <w:t xml:space="preserve">מכיל כפתור בשם </w:t>
       </w:r>
       <w:r>
         <w:rPr>
@@ -27335,81 +28038,75 @@
     </w:p>
     <w:p>
       <w:pPr>
-        <w:ind w:left="408" w:firstLine="0"/>
+        <w:ind w:left="408"/>
+        <w:rPr>
+          <w:rFonts w:asciiTheme="minorBidi" w:hAnsiTheme="minorBidi" w:cstheme="minorBidi"/>
+          <w:rtl/>
+        </w:rPr>
+      </w:pPr>
+      <w:r>
         <w:rPr>
           <w:rFonts w:asciiTheme="minorBidi" w:hAnsiTheme="minorBidi" w:cstheme="minorBidi" w:hint="cs"/>
           <w:rtl/>
         </w:rPr>
-      </w:pPr>
+        <w:t xml:space="preserve">ואם אין לך משתמש תוכל ללחוץ על  </w:t>
+      </w:r>
+      <w:r>
+        <w:rPr>
+          <w:rFonts w:asciiTheme="minorBidi" w:hAnsiTheme="minorBidi" w:cstheme="minorBidi"/>
+        </w:rPr>
+        <w:t xml:space="preserve">Create account </w:t>
+      </w:r>
       <w:r>
         <w:rPr>
           <w:rFonts w:asciiTheme="minorBidi" w:hAnsiTheme="minorBidi" w:cstheme="minorBidi" w:hint="cs"/>
           <w:rtl/>
         </w:rPr>
-        <w:t xml:space="preserve">ואם אין לך משתמש תוכל ללחוץ על  </w:t>
-      </w:r>
-      <w:r>
-        <w:rPr>
-          <w:rFonts w:asciiTheme="minorBidi" w:hAnsiTheme="minorBidi" w:cstheme="minorBidi"/>
-        </w:rPr>
-        <w:t xml:space="preserve">Create account </w:t>
-      </w:r>
-      <w:r>
-        <w:rPr>
-          <w:rFonts w:asciiTheme="minorBidi" w:hAnsiTheme="minorBidi" w:cstheme="minorBidi" w:hint="cs"/>
-          <w:rtl/>
-        </w:rPr>
         <w:t xml:space="preserve"> וזה יעביר אותך לדף רישום</w:t>
       </w:r>
     </w:p>
     <w:p>
       <w:pPr>
-        <w:ind w:firstLine="0"/>
-        <w:rPr>
-          <w:rFonts w:asciiTheme="minorBidi" w:hAnsiTheme="minorBidi" w:cstheme="minorBidi"/>
-          <w:rtl/>
-        </w:rPr>
-      </w:pPr>
-    </w:p>
-    <w:p>
-      <w:pPr>
-        <w:ind w:firstLine="0"/>
-        <w:rPr>
-          <w:rFonts w:asciiTheme="minorBidi" w:hAnsiTheme="minorBidi" w:cstheme="minorBidi"/>
-          <w:rtl/>
-        </w:rPr>
-      </w:pPr>
-    </w:p>
-    <w:p>
-      <w:pPr>
-        <w:ind w:firstLine="0"/>
-        <w:rPr>
-          <w:rFonts w:asciiTheme="minorBidi" w:hAnsiTheme="minorBidi" w:cstheme="minorBidi"/>
-          <w:rtl/>
-        </w:rPr>
-      </w:pPr>
-    </w:p>
-    <w:p>
-      <w:pPr>
-        <w:ind w:firstLine="0"/>
-        <w:rPr>
-          <w:rFonts w:asciiTheme="minorBidi" w:hAnsiTheme="minorBidi" w:cstheme="minorBidi"/>
-          <w:rtl/>
-        </w:rPr>
-      </w:pPr>
-    </w:p>
-    <w:p>
-      <w:pPr>
-        <w:ind w:firstLine="0"/>
-        <w:rPr>
-          <w:rFonts w:asciiTheme="minorBidi" w:hAnsiTheme="minorBidi" w:cstheme="minorBidi"/>
-          <w:rtl/>
-        </w:rPr>
-      </w:pPr>
-    </w:p>
-    <w:p>
-      <w:pPr>
-        <w:ind w:firstLine="0"/>
+        <w:rPr>
+          <w:rFonts w:asciiTheme="minorBidi" w:hAnsiTheme="minorBidi" w:cstheme="minorBidi"/>
+          <w:rtl/>
+        </w:rPr>
+      </w:pPr>
+    </w:p>
+    <w:p>
+      <w:pPr>
+        <w:rPr>
+          <w:rFonts w:asciiTheme="minorBidi" w:hAnsiTheme="minorBidi" w:cstheme="minorBidi"/>
+          <w:rtl/>
+        </w:rPr>
+      </w:pPr>
+    </w:p>
+    <w:p>
+      <w:pPr>
+        <w:rPr>
+          <w:rFonts w:asciiTheme="minorBidi" w:hAnsiTheme="minorBidi" w:cstheme="minorBidi"/>
+          <w:rtl/>
+        </w:rPr>
+      </w:pPr>
+    </w:p>
+    <w:p>
+      <w:pPr>
+        <w:rPr>
+          <w:rFonts w:asciiTheme="minorBidi" w:hAnsiTheme="minorBidi" w:cstheme="minorBidi"/>
+          <w:rtl/>
+        </w:rPr>
+      </w:pPr>
+    </w:p>
+    <w:p>
+      <w:pPr>
+        <w:rPr>
+          <w:rFonts w:asciiTheme="minorBidi" w:hAnsiTheme="minorBidi" w:cstheme="minorBidi"/>
+          <w:rtl/>
+        </w:rPr>
+      </w:pPr>
+    </w:p>
+    <w:p>
+      <w:pPr>
         <w:rPr>
           <w:rFonts w:asciiTheme="minorBidi" w:hAnsiTheme="minorBidi" w:cstheme="minorBidi"/>
           <w:rtl/>
@@ -27437,7 +28134,7 @@
                     <pic:cNvPicPr/>
                   </pic:nvPicPr>
                   <pic:blipFill>
-                    <a:blip r:embed="rId47"/>
+                    <a:blip r:embed="rId48"/>
                     <a:stretch>
                       <a:fillRect/>
                     </a:stretch>
@@ -27460,7 +28157,6 @@
     </w:p>
     <w:p>
       <w:pPr>
-        <w:ind w:firstLine="0"/>
         <w:rPr>
           <w:rFonts w:asciiTheme="minorBidi" w:hAnsiTheme="minorBidi" w:cstheme="minorBidi"/>
           <w:b/>
@@ -27584,54 +28280,14 @@
         <w:rPr>
           <w:rFonts w:asciiTheme="minorBidi" w:hAnsiTheme="minorBidi" w:cstheme="minorBidi"/>
         </w:rPr>
-        <w:t xml:space="preserve">sign </w:t>
-      </w:r>
-      <w:r>
-        <w:rPr>
-          <w:rFonts w:asciiTheme="minorBidi" w:hAnsiTheme="minorBidi" w:cstheme="minorBidi"/>
-        </w:rPr>
-        <w:t>out</w:t>
-      </w:r>
-      <w:r>
-        <w:rPr>
-          <w:rFonts w:asciiTheme="minorBidi" w:hAnsiTheme="minorBidi" w:cstheme="minorBidi"/>
-        </w:rPr>
-        <w:t xml:space="preserve"> </w:t>
+        <w:t xml:space="preserve">sign out </w:t>
       </w:r>
       <w:r>
         <w:rPr>
           <w:rFonts w:asciiTheme="minorBidi" w:hAnsiTheme="minorBidi" w:cstheme="minorBidi" w:hint="cs"/>
           <w:rtl/>
         </w:rPr>
-        <w:t xml:space="preserve"> שדרכו תוכל </w:t>
-      </w:r>
-      <w:r>
-        <w:rPr>
-          <w:rFonts w:asciiTheme="minorBidi" w:hAnsiTheme="minorBidi" w:cstheme="minorBidi" w:hint="cs"/>
-          <w:rtl/>
-        </w:rPr>
-        <w:t>להתנתק מן</w:t>
-      </w:r>
-      <w:r>
-        <w:rPr>
-          <w:rFonts w:asciiTheme="minorBidi" w:hAnsiTheme="minorBidi" w:cstheme="minorBidi" w:hint="cs"/>
-          <w:rtl/>
-        </w:rPr>
-        <w:t xml:space="preserve"> </w:t>
-      </w:r>
-      <w:r>
-        <w:rPr>
-          <w:rFonts w:asciiTheme="minorBidi" w:hAnsiTheme="minorBidi" w:cstheme="minorBidi" w:hint="cs"/>
-          <w:rtl/>
-        </w:rPr>
-        <w:t>ה</w:t>
-      </w:r>
-      <w:r>
-        <w:rPr>
-          <w:rFonts w:asciiTheme="minorBidi" w:hAnsiTheme="minorBidi" w:cstheme="minorBidi" w:hint="cs"/>
-          <w:rtl/>
-        </w:rPr>
-        <w:t>מערכת</w:t>
+        <w:t xml:space="preserve"> שדרכו תוכל להתנתק מן המערכת</w:t>
       </w:r>
     </w:p>
     <w:p>
@@ -27681,70 +28337,62 @@
     </w:p>
     <w:p>
       <w:pPr>
-        <w:ind w:firstLine="0"/>
-        <w:rPr>
-          <w:rFonts w:asciiTheme="minorBidi" w:hAnsiTheme="minorBidi" w:cstheme="minorBidi"/>
-          <w:rtl/>
-        </w:rPr>
-      </w:pPr>
-    </w:p>
-    <w:p>
-      <w:pPr>
-        <w:ind w:firstLine="0"/>
-        <w:rPr>
-          <w:rFonts w:asciiTheme="minorBidi" w:hAnsiTheme="minorBidi" w:cstheme="minorBidi"/>
-          <w:rtl/>
-        </w:rPr>
-      </w:pPr>
-    </w:p>
-    <w:p>
-      <w:pPr>
-        <w:ind w:firstLine="0"/>
-        <w:rPr>
-          <w:rFonts w:asciiTheme="minorBidi" w:hAnsiTheme="minorBidi" w:cstheme="minorBidi"/>
-          <w:rtl/>
-        </w:rPr>
-      </w:pPr>
-    </w:p>
-    <w:p>
-      <w:pPr>
-        <w:ind w:firstLine="0"/>
-        <w:rPr>
-          <w:rFonts w:asciiTheme="minorBidi" w:hAnsiTheme="minorBidi" w:cstheme="minorBidi"/>
-          <w:rtl/>
-        </w:rPr>
-      </w:pPr>
-    </w:p>
-    <w:p>
-      <w:pPr>
-        <w:ind w:firstLine="0"/>
-        <w:rPr>
-          <w:rFonts w:asciiTheme="minorBidi" w:hAnsiTheme="minorBidi" w:cstheme="minorBidi"/>
-          <w:rtl/>
-        </w:rPr>
-      </w:pPr>
-    </w:p>
-    <w:p>
-      <w:pPr>
-        <w:ind w:firstLine="0"/>
-        <w:rPr>
-          <w:rFonts w:asciiTheme="minorBidi" w:hAnsiTheme="minorBidi" w:cstheme="minorBidi"/>
-          <w:rtl/>
-        </w:rPr>
-      </w:pPr>
-    </w:p>
-    <w:p>
-      <w:pPr>
-        <w:ind w:firstLine="0"/>
-        <w:rPr>
-          <w:rFonts w:asciiTheme="minorBidi" w:hAnsiTheme="minorBidi" w:cstheme="minorBidi"/>
-          <w:rtl/>
-        </w:rPr>
-      </w:pPr>
-    </w:p>
-    <w:p>
-      <w:pPr>
-        <w:ind w:firstLine="0"/>
+        <w:rPr>
+          <w:rFonts w:asciiTheme="minorBidi" w:hAnsiTheme="minorBidi" w:cstheme="minorBidi"/>
+          <w:rtl/>
+        </w:rPr>
+      </w:pPr>
+    </w:p>
+    <w:p>
+      <w:pPr>
+        <w:rPr>
+          <w:rFonts w:asciiTheme="minorBidi" w:hAnsiTheme="minorBidi" w:cstheme="minorBidi"/>
+          <w:rtl/>
+        </w:rPr>
+      </w:pPr>
+    </w:p>
+    <w:p>
+      <w:pPr>
+        <w:rPr>
+          <w:rFonts w:asciiTheme="minorBidi" w:hAnsiTheme="minorBidi" w:cstheme="minorBidi"/>
+          <w:rtl/>
+        </w:rPr>
+      </w:pPr>
+    </w:p>
+    <w:p>
+      <w:pPr>
+        <w:rPr>
+          <w:rFonts w:asciiTheme="minorBidi" w:hAnsiTheme="minorBidi" w:cstheme="minorBidi"/>
+          <w:rtl/>
+        </w:rPr>
+      </w:pPr>
+    </w:p>
+    <w:p>
+      <w:pPr>
+        <w:rPr>
+          <w:rFonts w:asciiTheme="minorBidi" w:hAnsiTheme="minorBidi" w:cstheme="minorBidi"/>
+          <w:rtl/>
+        </w:rPr>
+      </w:pPr>
+    </w:p>
+    <w:p>
+      <w:pPr>
+        <w:rPr>
+          <w:rFonts w:asciiTheme="minorBidi" w:hAnsiTheme="minorBidi" w:cstheme="minorBidi"/>
+          <w:rtl/>
+        </w:rPr>
+      </w:pPr>
+    </w:p>
+    <w:p>
+      <w:pPr>
+        <w:rPr>
+          <w:rFonts w:asciiTheme="minorBidi" w:hAnsiTheme="minorBidi" w:cstheme="minorBidi"/>
+          <w:rtl/>
+        </w:rPr>
+      </w:pPr>
+    </w:p>
+    <w:p>
+      <w:pPr>
         <w:rPr>
           <w:rFonts w:asciiTheme="minorBidi" w:hAnsiTheme="minorBidi" w:cstheme="minorBidi"/>
           <w:rtl/>
@@ -27772,7 +28420,7 @@
                     <pic:cNvPicPr/>
                   </pic:nvPicPr>
                   <pic:blipFill>
-                    <a:blip r:embed="rId48"/>
+                    <a:blip r:embed="rId49"/>
                     <a:stretch>
                       <a:fillRect/>
                     </a:stretch>
@@ -27795,9 +28443,8 @@
     </w:p>
     <w:p>
       <w:pPr>
-        <w:ind w:firstLine="0"/>
-        <w:rPr>
-          <w:rFonts w:asciiTheme="minorBidi" w:hAnsiTheme="minorBidi" w:cstheme="minorBidi" w:hint="cs"/>
+        <w:rPr>
+          <w:rFonts w:asciiTheme="minorBidi" w:hAnsiTheme="minorBidi" w:cstheme="minorBidi"/>
           <w:b/>
           <w:bCs/>
           <w:rtl/>
@@ -27953,28 +28600,7 @@
           <w:rFonts w:asciiTheme="minorBidi" w:hAnsiTheme="minorBidi" w:cstheme="minorBidi" w:hint="cs"/>
           <w:rtl/>
         </w:rPr>
-        <w:t xml:space="preserve">שדרכו תוכל </w:t>
-      </w:r>
-      <w:r>
-        <w:rPr>
-          <w:rFonts w:asciiTheme="minorBidi" w:hAnsiTheme="minorBidi" w:cstheme="minorBidi" w:hint="cs"/>
-          <w:rtl/>
-        </w:rPr>
-        <w:t>ליצור</w:t>
-      </w:r>
-      <w:r>
-        <w:rPr>
-          <w:rFonts w:asciiTheme="minorBidi" w:hAnsiTheme="minorBidi" w:cstheme="minorBidi" w:hint="cs"/>
-          <w:rtl/>
-        </w:rPr>
-        <w:t xml:space="preserve"> </w:t>
-      </w:r>
-      <w:r>
-        <w:rPr>
-          <w:rFonts w:asciiTheme="minorBidi" w:hAnsiTheme="minorBidi" w:cstheme="minorBidi" w:hint="cs"/>
-          <w:rtl/>
-        </w:rPr>
-        <w:t xml:space="preserve">קבוצה </w:t>
+        <w:t xml:space="preserve">שדרכו תוכל ליצור קבוצה </w:t>
       </w:r>
     </w:p>
     <w:p>
@@ -28400,9 +29026,8 @@
     </w:p>
     <w:p>
       <w:pPr>
-        <w:ind w:firstLine="0"/>
-        <w:rPr>
-          <w:rFonts w:asciiTheme="minorBidi" w:hAnsiTheme="minorBidi" w:cstheme="minorBidi" w:hint="cs"/>
+        <w:rPr>
+          <w:rFonts w:asciiTheme="minorBidi" w:hAnsiTheme="minorBidi" w:cstheme="minorBidi"/>
           <w:rtl/>
           <w:lang w:val="en-GB"/>
         </w:rPr>
@@ -28517,7 +29142,6 @@
     <w:p/>
     <w:p>
       <w:pPr>
-        <w:ind w:firstLine="0"/>
         <w:rPr>
           <w:rFonts w:asciiTheme="minorBidi" w:hAnsiTheme="minorBidi" w:cstheme="minorBidi"/>
           <w:rtl/>
@@ -28581,7 +29205,6 @@
     </w:p>
     <w:p>
       <w:pPr>
-        <w:ind w:firstLine="0"/>
         <w:rPr>
           <w:rFonts w:asciiTheme="minorBidi" w:hAnsiTheme="minorBidi" w:cstheme="minorBidi"/>
           <w:rtl/>
@@ -28603,7 +29226,6 @@
     </w:p>
     <w:p>
       <w:pPr>
-        <w:ind w:firstLine="0"/>
         <w:rPr>
           <w:rFonts w:asciiTheme="minorBidi" w:hAnsiTheme="minorBidi" w:cstheme="minorBidi"/>
           <w:rtl/>
@@ -28683,169 +29305,150 @@
     </w:p>
     <w:p>
       <w:pPr>
-        <w:ind w:firstLine="0"/>
-        <w:rPr>
-          <w:rFonts w:asciiTheme="minorBidi" w:hAnsiTheme="minorBidi" w:cstheme="minorBidi"/>
-          <w:rtl/>
-        </w:rPr>
-      </w:pPr>
-    </w:p>
-    <w:p>
-      <w:pPr>
-        <w:ind w:firstLine="0"/>
-        <w:rPr>
-          <w:rFonts w:asciiTheme="minorBidi" w:hAnsiTheme="minorBidi" w:cstheme="minorBidi"/>
-          <w:rtl/>
-        </w:rPr>
-      </w:pPr>
-    </w:p>
-    <w:p>
-      <w:pPr>
-        <w:ind w:firstLine="0"/>
-        <w:rPr>
-          <w:rFonts w:asciiTheme="minorBidi" w:hAnsiTheme="minorBidi" w:cstheme="minorBidi"/>
-          <w:rtl/>
-        </w:rPr>
-      </w:pPr>
-    </w:p>
-    <w:p>
-      <w:pPr>
-        <w:ind w:firstLine="0"/>
-        <w:rPr>
-          <w:rFonts w:asciiTheme="minorBidi" w:hAnsiTheme="minorBidi" w:cstheme="minorBidi"/>
-          <w:rtl/>
-        </w:rPr>
-      </w:pPr>
-    </w:p>
-    <w:p>
-      <w:pPr>
-        <w:ind w:firstLine="0"/>
-        <w:rPr>
-          <w:rFonts w:asciiTheme="minorBidi" w:hAnsiTheme="minorBidi" w:cstheme="minorBidi"/>
-          <w:rtl/>
-        </w:rPr>
-      </w:pPr>
-    </w:p>
-    <w:p>
-      <w:pPr>
-        <w:ind w:firstLine="0"/>
-        <w:rPr>
-          <w:rFonts w:asciiTheme="minorBidi" w:hAnsiTheme="minorBidi" w:cstheme="minorBidi"/>
-          <w:rtl/>
-        </w:rPr>
-      </w:pPr>
-    </w:p>
-    <w:p>
-      <w:pPr>
-        <w:ind w:firstLine="0"/>
-        <w:rPr>
-          <w:rFonts w:asciiTheme="minorBidi" w:hAnsiTheme="minorBidi" w:cstheme="minorBidi"/>
-          <w:rtl/>
-        </w:rPr>
-      </w:pPr>
-    </w:p>
-    <w:p>
-      <w:pPr>
-        <w:ind w:firstLine="0"/>
-        <w:rPr>
-          <w:rFonts w:asciiTheme="minorBidi" w:hAnsiTheme="minorBidi" w:cstheme="minorBidi"/>
-          <w:rtl/>
-        </w:rPr>
-      </w:pPr>
-    </w:p>
-    <w:p>
-      <w:pPr>
-        <w:ind w:firstLine="0"/>
-        <w:rPr>
-          <w:rFonts w:asciiTheme="minorBidi" w:hAnsiTheme="minorBidi" w:cstheme="minorBidi"/>
-          <w:rtl/>
-        </w:rPr>
-      </w:pPr>
-    </w:p>
-    <w:p>
-      <w:pPr>
-        <w:ind w:firstLine="0"/>
-        <w:rPr>
-          <w:rFonts w:asciiTheme="minorBidi" w:hAnsiTheme="minorBidi" w:cstheme="minorBidi"/>
-          <w:rtl/>
-        </w:rPr>
-      </w:pPr>
-    </w:p>
-    <w:p>
-      <w:pPr>
-        <w:ind w:firstLine="0"/>
-        <w:rPr>
-          <w:rFonts w:asciiTheme="minorBidi" w:hAnsiTheme="minorBidi" w:cstheme="minorBidi"/>
-          <w:rtl/>
-        </w:rPr>
-      </w:pPr>
-    </w:p>
-    <w:p>
-      <w:pPr>
-        <w:ind w:firstLine="0"/>
-        <w:rPr>
-          <w:rFonts w:asciiTheme="minorBidi" w:hAnsiTheme="minorBidi" w:cstheme="minorBidi"/>
-          <w:rtl/>
-        </w:rPr>
-      </w:pPr>
-    </w:p>
-    <w:p>
-      <w:pPr>
-        <w:ind w:firstLine="0"/>
-        <w:rPr>
-          <w:rFonts w:asciiTheme="minorBidi" w:hAnsiTheme="minorBidi" w:cstheme="minorBidi"/>
-          <w:rtl/>
-        </w:rPr>
-      </w:pPr>
-    </w:p>
-    <w:p>
-      <w:pPr>
-        <w:ind w:firstLine="0"/>
-        <w:rPr>
-          <w:rFonts w:asciiTheme="minorBidi" w:hAnsiTheme="minorBidi" w:cstheme="minorBidi"/>
-          <w:rtl/>
-        </w:rPr>
-      </w:pPr>
-    </w:p>
-    <w:p>
-      <w:pPr>
-        <w:ind w:firstLine="0"/>
-        <w:rPr>
-          <w:rFonts w:asciiTheme="minorBidi" w:hAnsiTheme="minorBidi" w:cstheme="minorBidi"/>
-          <w:rtl/>
-        </w:rPr>
-      </w:pPr>
-    </w:p>
-    <w:p>
-      <w:pPr>
-        <w:ind w:firstLine="0"/>
-        <w:rPr>
-          <w:rFonts w:asciiTheme="minorBidi" w:hAnsiTheme="minorBidi" w:cstheme="minorBidi"/>
-          <w:rtl/>
-        </w:rPr>
-      </w:pPr>
-    </w:p>
-    <w:p>
-      <w:pPr>
-        <w:ind w:firstLine="0"/>
-        <w:rPr>
-          <w:rFonts w:asciiTheme="minorBidi" w:hAnsiTheme="minorBidi" w:cstheme="minorBidi"/>
-          <w:rtl/>
-        </w:rPr>
-      </w:pPr>
-    </w:p>
-    <w:p>
-      <w:pPr>
-        <w:ind w:firstLine="0"/>
-        <w:rPr>
-          <w:rFonts w:asciiTheme="minorBidi" w:hAnsiTheme="minorBidi" w:cstheme="minorBidi"/>
-          <w:rtl/>
-        </w:rPr>
-      </w:pPr>
-    </w:p>
-    <w:p>
-      <w:pPr>
-        <w:ind w:firstLine="0"/>
+        <w:rPr>
+          <w:rFonts w:asciiTheme="minorBidi" w:hAnsiTheme="minorBidi" w:cstheme="minorBidi"/>
+          <w:rtl/>
+        </w:rPr>
+      </w:pPr>
+    </w:p>
+    <w:p>
+      <w:pPr>
+        <w:rPr>
+          <w:rFonts w:asciiTheme="minorBidi" w:hAnsiTheme="minorBidi" w:cstheme="minorBidi"/>
+          <w:rtl/>
+        </w:rPr>
+      </w:pPr>
+    </w:p>
+    <w:p>
+      <w:pPr>
+        <w:rPr>
+          <w:rFonts w:asciiTheme="minorBidi" w:hAnsiTheme="minorBidi" w:cstheme="minorBidi"/>
+          <w:rtl/>
+        </w:rPr>
+      </w:pPr>
+    </w:p>
+    <w:p>
+      <w:pPr>
+        <w:rPr>
+          <w:rFonts w:asciiTheme="minorBidi" w:hAnsiTheme="minorBidi" w:cstheme="minorBidi"/>
+          <w:rtl/>
+        </w:rPr>
+      </w:pPr>
+    </w:p>
+    <w:p>
+      <w:pPr>
+        <w:rPr>
+          <w:rFonts w:asciiTheme="minorBidi" w:hAnsiTheme="minorBidi" w:cstheme="minorBidi"/>
+          <w:rtl/>
+        </w:rPr>
+      </w:pPr>
+    </w:p>
+    <w:p>
+      <w:pPr>
+        <w:rPr>
+          <w:rFonts w:asciiTheme="minorBidi" w:hAnsiTheme="minorBidi" w:cstheme="minorBidi"/>
+          <w:rtl/>
+        </w:rPr>
+      </w:pPr>
+    </w:p>
+    <w:p>
+      <w:pPr>
+        <w:rPr>
+          <w:rFonts w:asciiTheme="minorBidi" w:hAnsiTheme="minorBidi" w:cstheme="minorBidi"/>
+          <w:rtl/>
+        </w:rPr>
+      </w:pPr>
+    </w:p>
+    <w:p>
+      <w:pPr>
+        <w:rPr>
+          <w:rFonts w:asciiTheme="minorBidi" w:hAnsiTheme="minorBidi" w:cstheme="minorBidi"/>
+          <w:rtl/>
+        </w:rPr>
+      </w:pPr>
+    </w:p>
+    <w:p>
+      <w:pPr>
+        <w:rPr>
+          <w:rFonts w:asciiTheme="minorBidi" w:hAnsiTheme="minorBidi" w:cstheme="minorBidi"/>
+          <w:rtl/>
+        </w:rPr>
+      </w:pPr>
+    </w:p>
+    <w:p>
+      <w:pPr>
+        <w:rPr>
+          <w:rFonts w:asciiTheme="minorBidi" w:hAnsiTheme="minorBidi" w:cstheme="minorBidi"/>
+          <w:rtl/>
+        </w:rPr>
+      </w:pPr>
+    </w:p>
+    <w:p>
+      <w:pPr>
+        <w:rPr>
+          <w:rFonts w:asciiTheme="minorBidi" w:hAnsiTheme="minorBidi" w:cstheme="minorBidi"/>
+          <w:rtl/>
+        </w:rPr>
+      </w:pPr>
+    </w:p>
+    <w:p>
+      <w:pPr>
+        <w:rPr>
+          <w:rFonts w:asciiTheme="minorBidi" w:hAnsiTheme="minorBidi" w:cstheme="minorBidi"/>
+          <w:rtl/>
+        </w:rPr>
+      </w:pPr>
+    </w:p>
+    <w:p>
+      <w:pPr>
+        <w:rPr>
+          <w:rFonts w:asciiTheme="minorBidi" w:hAnsiTheme="minorBidi" w:cstheme="minorBidi"/>
+          <w:rtl/>
+        </w:rPr>
+      </w:pPr>
+    </w:p>
+    <w:p>
+      <w:pPr>
+        <w:rPr>
+          <w:rFonts w:asciiTheme="minorBidi" w:hAnsiTheme="minorBidi" w:cstheme="minorBidi"/>
+          <w:rtl/>
+        </w:rPr>
+      </w:pPr>
+    </w:p>
+    <w:p>
+      <w:pPr>
+        <w:rPr>
+          <w:rFonts w:asciiTheme="minorBidi" w:hAnsiTheme="minorBidi" w:cstheme="minorBidi"/>
+          <w:rtl/>
+        </w:rPr>
+      </w:pPr>
+    </w:p>
+    <w:p>
+      <w:pPr>
+        <w:rPr>
+          <w:rFonts w:asciiTheme="minorBidi" w:hAnsiTheme="minorBidi" w:cstheme="minorBidi"/>
+          <w:rtl/>
+        </w:rPr>
+      </w:pPr>
+    </w:p>
+    <w:p>
+      <w:pPr>
+        <w:rPr>
+          <w:rFonts w:asciiTheme="minorBidi" w:hAnsiTheme="minorBidi" w:cstheme="minorBidi"/>
+          <w:rtl/>
+        </w:rPr>
+      </w:pPr>
+    </w:p>
+    <w:p>
+      <w:pPr>
+        <w:rPr>
+          <w:rFonts w:asciiTheme="minorBidi" w:hAnsiTheme="minorBidi" w:cstheme="minorBidi"/>
+          <w:rtl/>
+        </w:rPr>
+      </w:pPr>
+    </w:p>
+    <w:p>
+      <w:pPr>
         <w:rPr>
           <w:rFonts w:asciiTheme="minorBidi" w:hAnsiTheme="minorBidi" w:cstheme="minorBidi"/>
         </w:rPr>
@@ -29092,7 +29695,7 @@
                     <pic:cNvPicPr/>
                   </pic:nvPicPr>
                   <pic:blipFill>
-                    <a:blip r:embed="rId49"/>
+                    <a:blip r:embed="rId50"/>
                     <a:stretch>
                       <a:fillRect/>
                     </a:stretch>
@@ -29179,7 +29782,8 @@
       </w:pPr>
       <w:r>
         <w:rPr>
-          <w:rFonts w:asciiTheme="minorBidi" w:hAnsiTheme="minorBidi" w:cs="Arial"/>
+          <w:rFonts w:asciiTheme="minorBidi" w:hAnsiTheme="minorBidi"/>
+          <w:noProof/>
           <w:rtl/>
         </w:rPr>
         <w:drawing>
@@ -29198,7 +29802,7 @@
                     <pic:cNvPicPr/>
                   </pic:nvPicPr>
                   <pic:blipFill>
-                    <a:blip r:embed="rId50"/>
+                    <a:blip r:embed="rId51"/>
                     <a:stretch>
                       <a:fillRect/>
                     </a:stretch>
@@ -29263,6 +29867,7 @@
       </w:pPr>
       <w:r>
         <w:rPr>
+          <w:noProof/>
           <w:rtl/>
           <w:lang w:val="en-GB"/>
         </w:rPr>
@@ -29282,7 +29887,7 @@
                     <pic:cNvPicPr/>
                   </pic:nvPicPr>
                   <pic:blipFill>
-                    <a:blip r:embed="rId51"/>
+                    <a:blip r:embed="rId52"/>
                     <a:stretch>
                       <a:fillRect/>
                     </a:stretch>
@@ -29312,7 +29917,8 @@
       </w:pPr>
       <w:r>
         <w:rPr>
-          <w:rFonts w:asciiTheme="minorBidi" w:hAnsiTheme="minorBidi" w:cs="Arial"/>
+          <w:rFonts w:asciiTheme="minorBidi" w:hAnsiTheme="minorBidi"/>
+          <w:noProof/>
           <w:rtl/>
         </w:rPr>
         <w:drawing>
@@ -29331,7 +29937,7 @@
                     <pic:cNvPicPr/>
                   </pic:nvPicPr>
                   <pic:blipFill>
-                    <a:blip r:embed="rId52"/>
+                    <a:blip r:embed="rId53"/>
                     <a:stretch>
                       <a:fillRect/>
                     </a:stretch>
@@ -29369,7 +29975,8 @@
       </w:pPr>
       <w:r>
         <w:rPr>
-          <w:rFonts w:asciiTheme="minorBidi" w:hAnsiTheme="minorBidi" w:cs="Arial"/>
+          <w:rFonts w:asciiTheme="minorBidi" w:hAnsiTheme="minorBidi"/>
+          <w:noProof/>
           <w:rtl/>
         </w:rPr>
         <w:drawing>
@@ -29388,7 +29995,7 @@
                     <pic:cNvPicPr/>
                   </pic:nvPicPr>
                   <pic:blipFill>
-                    <a:blip r:embed="rId53"/>
+                    <a:blip r:embed="rId54"/>
                     <a:stretch>
                       <a:fillRect/>
                     </a:stretch>
@@ -29426,7 +30033,8 @@
       </w:pPr>
       <w:r>
         <w:rPr>
-          <w:rFonts w:asciiTheme="minorBidi" w:hAnsiTheme="minorBidi" w:cs="Arial"/>
+          <w:rFonts w:asciiTheme="minorBidi" w:hAnsiTheme="minorBidi"/>
+          <w:noProof/>
           <w:rtl/>
         </w:rPr>
         <w:drawing>
@@ -29445,7 +30053,7 @@
                     <pic:cNvPicPr/>
                   </pic:nvPicPr>
                   <pic:blipFill>
-                    <a:blip r:embed="rId54"/>
+                    <a:blip r:embed="rId55"/>
                     <a:stretch>
                       <a:fillRect/>
                     </a:stretch>
@@ -29483,7 +30091,8 @@
       </w:pPr>
       <w:r>
         <w:rPr>
-          <w:rFonts w:asciiTheme="minorBidi" w:hAnsiTheme="minorBidi" w:cs="Arial"/>
+          <w:rFonts w:asciiTheme="minorBidi" w:hAnsiTheme="minorBidi"/>
+          <w:noProof/>
           <w:rtl/>
         </w:rPr>
         <w:drawing>
@@ -29502,7 +30111,7 @@
                     <pic:cNvPicPr/>
                   </pic:nvPicPr>
                   <pic:blipFill>
-                    <a:blip r:embed="rId55"/>
+                    <a:blip r:embed="rId56"/>
                     <a:stretch>
                       <a:fillRect/>
                     </a:stretch>
@@ -29539,7 +30148,8 @@
       </w:pPr>
       <w:r>
         <w:rPr>
-          <w:rFonts w:asciiTheme="minorBidi" w:hAnsiTheme="minorBidi" w:cs="Arial"/>
+          <w:rFonts w:asciiTheme="minorBidi" w:hAnsiTheme="minorBidi"/>
+          <w:noProof/>
           <w:rtl/>
         </w:rPr>
         <w:drawing>
@@ -29558,7 +30168,7 @@
                     <pic:cNvPicPr/>
                   </pic:nvPicPr>
                   <pic:blipFill>
-                    <a:blip r:embed="rId56"/>
+                    <a:blip r:embed="rId57"/>
                     <a:stretch>
                       <a:fillRect/>
                     </a:stretch>
@@ -29594,7 +30204,8 @@
       </w:pPr>
       <w:r>
         <w:rPr>
-          <w:rFonts w:asciiTheme="minorBidi" w:hAnsiTheme="minorBidi" w:cs="Arial"/>
+          <w:rFonts w:asciiTheme="minorBidi" w:hAnsiTheme="minorBidi"/>
+          <w:noProof/>
           <w:rtl/>
         </w:rPr>
         <w:drawing>
@@ -29613,7 +30224,7 @@
                     <pic:cNvPicPr/>
                   </pic:nvPicPr>
                   <pic:blipFill>
-                    <a:blip r:embed="rId57"/>
+                    <a:blip r:embed="rId58"/>
                     <a:stretch>
                       <a:fillRect/>
                     </a:stretch>
@@ -29651,7 +30262,8 @@
       </w:pPr>
       <w:r>
         <w:rPr>
-          <w:rFonts w:asciiTheme="minorBidi" w:hAnsiTheme="minorBidi" w:cs="Arial"/>
+          <w:rFonts w:asciiTheme="minorBidi" w:hAnsiTheme="minorBidi"/>
+          <w:noProof/>
           <w:rtl/>
         </w:rPr>
         <w:drawing>
@@ -29670,7 +30282,7 @@
                     <pic:cNvPicPr/>
                   </pic:nvPicPr>
                   <pic:blipFill>
-                    <a:blip r:embed="rId58"/>
+                    <a:blip r:embed="rId59"/>
                     <a:stretch>
                       <a:fillRect/>
                     </a:stretch>
@@ -29699,7 +30311,8 @@
       </w:pPr>
       <w:r>
         <w:rPr>
-          <w:rFonts w:asciiTheme="minorBidi" w:hAnsiTheme="minorBidi" w:cs="Arial"/>
+          <w:rFonts w:asciiTheme="minorBidi" w:hAnsiTheme="minorBidi"/>
+          <w:noProof/>
           <w:rtl/>
         </w:rPr>
         <w:drawing>
@@ -29718,7 +30331,7 @@
                     <pic:cNvPicPr/>
                   </pic:nvPicPr>
                   <pic:blipFill>
-                    <a:blip r:embed="rId59"/>
+                    <a:blip r:embed="rId60"/>
                     <a:stretch>
                       <a:fillRect/>
                     </a:stretch>
@@ -29748,7 +30361,8 @@
       </w:pPr>
       <w:r>
         <w:rPr>
-          <w:rFonts w:asciiTheme="minorBidi" w:hAnsiTheme="minorBidi" w:cs="Arial"/>
+          <w:rFonts w:asciiTheme="minorBidi" w:hAnsiTheme="minorBidi"/>
+          <w:noProof/>
           <w:rtl/>
         </w:rPr>
         <w:drawing>
@@ -29767,7 +30381,7 @@
                     <pic:cNvPicPr/>
                   </pic:nvPicPr>
                   <pic:blipFill>
-                    <a:blip r:embed="rId60"/>
+                    <a:blip r:embed="rId61"/>
                     <a:stretch>
                       <a:fillRect/>
                     </a:stretch>
@@ -30801,16 +31415,14 @@
     </w:p>
     <w:p>
       <w:pPr>
-        <w:ind w:firstLine="0"/>
-        <w:rPr>
-          <w:rFonts w:asciiTheme="minorBidi" w:hAnsiTheme="minorBidi" w:cstheme="minorBidi"/>
-          <w:rtl/>
-        </w:rPr>
-      </w:pPr>
-    </w:p>
-    <w:p>
-      <w:pPr>
-        <w:ind w:firstLine="0"/>
+        <w:rPr>
+          <w:rFonts w:asciiTheme="minorBidi" w:hAnsiTheme="minorBidi" w:cstheme="minorBidi"/>
+          <w:rtl/>
+        </w:rPr>
+      </w:pPr>
+    </w:p>
+    <w:p>
+      <w:pPr>
         <w:rPr>
           <w:rFonts w:asciiTheme="minorBidi" w:hAnsiTheme="minorBidi" w:cstheme="minorBidi"/>
           <w:rtl/>
@@ -30859,7 +31471,7 @@
       <w:pPr>
         <w:pStyle w:val="a8"/>
         <w:bidi w:val="0"/>
-        <w:ind w:left="768" w:firstLine="0"/>
+        <w:ind w:left="768"/>
         <w:rPr>
           <w:rFonts w:asciiTheme="minorBidi" w:hAnsiTheme="minorBidi" w:cstheme="minorBidi"/>
         </w:rPr>
@@ -30918,7 +31530,7 @@
       <w:pPr>
         <w:pStyle w:val="a8"/>
         <w:bidi w:val="0"/>
-        <w:ind w:left="768" w:firstLine="0"/>
+        <w:ind w:left="768"/>
         <w:rPr>
           <w:rFonts w:asciiTheme="minorBidi" w:hAnsiTheme="minorBidi" w:cstheme="minorBidi"/>
         </w:rPr>
@@ -30970,7 +31582,7 @@
       <w:pPr>
         <w:pStyle w:val="a8"/>
         <w:bidi w:val="0"/>
-        <w:ind w:left="768" w:firstLine="0"/>
+        <w:ind w:left="768"/>
         <w:rPr>
           <w:rFonts w:asciiTheme="minorBidi" w:hAnsiTheme="minorBidi" w:cstheme="minorBidi"/>
         </w:rPr>
@@ -31022,7 +31634,7 @@
       <w:pPr>
         <w:pStyle w:val="a8"/>
         <w:bidi w:val="0"/>
-        <w:ind w:left="768" w:firstLine="0"/>
+        <w:ind w:left="768"/>
         <w:rPr>
           <w:rFonts w:asciiTheme="minorBidi" w:hAnsiTheme="minorBidi" w:cstheme="minorBidi"/>
           <w:rtl/>
@@ -31040,7 +31652,7 @@
       <w:pPr>
         <w:pStyle w:val="a8"/>
         <w:bidi w:val="0"/>
-        <w:ind w:left="768" w:firstLine="0"/>
+        <w:ind w:left="768"/>
         <w:rPr>
           <w:rFonts w:asciiTheme="minorBidi" w:hAnsiTheme="minorBidi" w:cstheme="minorBidi"/>
         </w:rPr>
@@ -31102,7 +31714,7 @@
       <w:pPr>
         <w:pStyle w:val="a8"/>
         <w:bidi w:val="0"/>
-        <w:ind w:left="768" w:firstLine="0"/>
+        <w:ind w:left="768"/>
         <w:rPr>
           <w:rFonts w:asciiTheme="minorBidi" w:hAnsiTheme="minorBidi" w:cstheme="minorBidi"/>
         </w:rPr>
@@ -31163,7 +31775,7 @@
       <w:pPr>
         <w:pStyle w:val="a8"/>
         <w:bidi w:val="0"/>
-        <w:ind w:left="768" w:firstLine="0"/>
+        <w:ind w:left="768"/>
         <w:rPr>
           <w:rFonts w:asciiTheme="minorBidi" w:hAnsiTheme="minorBidi" w:cstheme="minorBidi"/>
           <w:rtl/>
@@ -31174,7 +31786,7 @@
       <w:pPr>
         <w:pStyle w:val="a8"/>
         <w:bidi w:val="0"/>
-        <w:ind w:left="768" w:firstLine="0"/>
+        <w:ind w:left="768"/>
         <w:rPr>
           <w:rFonts w:asciiTheme="minorBidi" w:hAnsiTheme="minorBidi" w:cstheme="minorBidi"/>
         </w:rPr>
@@ -31212,7 +31824,7 @@
       <w:pPr>
         <w:pStyle w:val="a8"/>
         <w:bidi w:val="0"/>
-        <w:ind w:left="768" w:firstLine="0"/>
+        <w:ind w:left="768"/>
         <w:rPr>
           <w:rFonts w:asciiTheme="minorBidi" w:hAnsiTheme="minorBidi" w:cstheme="minorBidi"/>
         </w:rPr>
@@ -31250,7 +31862,7 @@
       <w:pPr>
         <w:pStyle w:val="a8"/>
         <w:bidi w:val="0"/>
-        <w:ind w:left="768" w:firstLine="0"/>
+        <w:ind w:left="768"/>
         <w:rPr>
           <w:rFonts w:asciiTheme="minorBidi" w:hAnsiTheme="minorBidi" w:cstheme="minorBidi"/>
         </w:rPr>
@@ -31302,7 +31914,7 @@
       <w:pPr>
         <w:pStyle w:val="a8"/>
         <w:bidi w:val="0"/>
-        <w:ind w:left="768" w:firstLine="0"/>
+        <w:ind w:left="768"/>
         <w:rPr>
           <w:rFonts w:asciiTheme="minorBidi" w:hAnsiTheme="minorBidi" w:cstheme="minorBidi"/>
           <w:rtl/>
@@ -31320,7 +31932,7 @@
       <w:pPr>
         <w:pStyle w:val="a8"/>
         <w:bidi w:val="0"/>
-        <w:ind w:left="768" w:firstLine="0"/>
+        <w:ind w:left="768"/>
         <w:rPr>
           <w:rFonts w:asciiTheme="minorBidi" w:hAnsiTheme="minorBidi" w:cstheme="minorBidi"/>
           <w:rtl/>
@@ -31338,7 +31950,7 @@
       <w:pPr>
         <w:pStyle w:val="a8"/>
         <w:bidi w:val="0"/>
-        <w:ind w:left="768" w:firstLine="0"/>
+        <w:ind w:left="768"/>
         <w:rPr>
           <w:rFonts w:asciiTheme="minorBidi" w:hAnsiTheme="minorBidi" w:cstheme="minorBidi"/>
           <w:rtl/>
@@ -31349,7 +31961,7 @@
       <w:pPr>
         <w:pStyle w:val="a8"/>
         <w:bidi w:val="0"/>
-        <w:ind w:left="768" w:firstLine="0"/>
+        <w:ind w:left="768"/>
         <w:rPr>
           <w:rFonts w:asciiTheme="minorBidi" w:hAnsiTheme="minorBidi" w:cstheme="minorBidi"/>
         </w:rPr>
@@ -31395,7 +32007,7 @@
       <w:pPr>
         <w:pStyle w:val="a8"/>
         <w:bidi w:val="0"/>
-        <w:ind w:left="768" w:firstLine="0"/>
+        <w:ind w:left="768"/>
         <w:rPr>
           <w:rFonts w:asciiTheme="minorBidi" w:hAnsiTheme="minorBidi" w:cstheme="minorBidi"/>
           <w:rtl/>
@@ -31406,7 +32018,7 @@
       <w:pPr>
         <w:pStyle w:val="a8"/>
         <w:bidi w:val="0"/>
-        <w:ind w:left="768" w:firstLine="0"/>
+        <w:ind w:left="768"/>
         <w:rPr>
           <w:rFonts w:asciiTheme="minorBidi" w:hAnsiTheme="minorBidi" w:cstheme="minorBidi"/>
         </w:rPr>
@@ -31444,7 +32056,7 @@
       <w:pPr>
         <w:pStyle w:val="a8"/>
         <w:bidi w:val="0"/>
-        <w:ind w:left="768" w:firstLine="0"/>
+        <w:ind w:left="768"/>
         <w:rPr>
           <w:rFonts w:asciiTheme="minorBidi" w:hAnsiTheme="minorBidi" w:cstheme="minorBidi"/>
         </w:rPr>
@@ -31482,7 +32094,7 @@
       <w:pPr>
         <w:pStyle w:val="a8"/>
         <w:bidi w:val="0"/>
-        <w:ind w:left="768" w:firstLine="0"/>
+        <w:ind w:left="768"/>
         <w:rPr>
           <w:rFonts w:asciiTheme="minorBidi" w:hAnsiTheme="minorBidi" w:cstheme="minorBidi"/>
         </w:rPr>
@@ -31520,7 +32132,7 @@
       <w:pPr>
         <w:pStyle w:val="a8"/>
         <w:bidi w:val="0"/>
-        <w:ind w:left="768" w:firstLine="0"/>
+        <w:ind w:left="768"/>
         <w:rPr>
           <w:rFonts w:asciiTheme="minorBidi" w:hAnsiTheme="minorBidi" w:cstheme="minorBidi"/>
         </w:rPr>
@@ -31558,7 +32170,7 @@
       <w:pPr>
         <w:pStyle w:val="a8"/>
         <w:bidi w:val="0"/>
-        <w:ind w:left="768" w:firstLine="0"/>
+        <w:ind w:left="768"/>
         <w:rPr>
           <w:rFonts w:asciiTheme="minorBidi" w:hAnsiTheme="minorBidi" w:cstheme="minorBidi"/>
         </w:rPr>
@@ -31604,7 +32216,7 @@
       <w:pPr>
         <w:pStyle w:val="a8"/>
         <w:bidi w:val="0"/>
-        <w:ind w:left="768" w:firstLine="0"/>
+        <w:ind w:left="768"/>
         <w:rPr>
           <w:rFonts w:asciiTheme="minorBidi" w:hAnsiTheme="minorBidi" w:cstheme="minorBidi"/>
           <w:rtl/>
@@ -31622,7 +32234,7 @@
       <w:pPr>
         <w:pStyle w:val="a8"/>
         <w:bidi w:val="0"/>
-        <w:ind w:left="768" w:firstLine="0"/>
+        <w:ind w:left="768"/>
         <w:rPr>
           <w:rFonts w:asciiTheme="minorBidi" w:hAnsiTheme="minorBidi" w:cstheme="minorBidi"/>
         </w:rPr>
@@ -31660,7 +32272,7 @@
       <w:pPr>
         <w:pStyle w:val="a8"/>
         <w:bidi w:val="0"/>
-        <w:ind w:left="768" w:firstLine="0"/>
+        <w:ind w:left="768"/>
         <w:rPr>
           <w:rFonts w:asciiTheme="minorBidi" w:hAnsiTheme="minorBidi" w:cstheme="minorBidi"/>
         </w:rPr>
@@ -31698,7 +32310,7 @@
       <w:pPr>
         <w:pStyle w:val="a8"/>
         <w:bidi w:val="0"/>
-        <w:ind w:left="768" w:firstLine="0"/>
+        <w:ind w:left="768"/>
         <w:rPr>
           <w:rFonts w:asciiTheme="minorBidi" w:hAnsiTheme="minorBidi" w:cstheme="minorBidi"/>
         </w:rPr>
@@ -31744,7 +32356,7 @@
       <w:pPr>
         <w:pStyle w:val="a8"/>
         <w:bidi w:val="0"/>
-        <w:ind w:left="768" w:firstLine="0"/>
+        <w:ind w:left="768"/>
         <w:rPr>
           <w:rFonts w:asciiTheme="minorBidi" w:hAnsiTheme="minorBidi" w:cstheme="minorBidi"/>
           <w:rtl/>
@@ -31755,7 +32367,7 @@
       <w:pPr>
         <w:pStyle w:val="a8"/>
         <w:bidi w:val="0"/>
-        <w:ind w:left="768" w:firstLine="0"/>
+        <w:ind w:left="768"/>
         <w:rPr>
           <w:rFonts w:asciiTheme="minorBidi" w:hAnsiTheme="minorBidi" w:cstheme="minorBidi"/>
         </w:rPr>
@@ -31793,7 +32405,7 @@
       <w:pPr>
         <w:pStyle w:val="a8"/>
         <w:bidi w:val="0"/>
-        <w:ind w:left="768" w:firstLine="0"/>
+        <w:ind w:left="768"/>
         <w:rPr>
           <w:rFonts w:asciiTheme="minorBidi" w:hAnsiTheme="minorBidi" w:cstheme="minorBidi"/>
         </w:rPr>
@@ -31831,7 +32443,7 @@
       <w:pPr>
         <w:pStyle w:val="a8"/>
         <w:bidi w:val="0"/>
-        <w:ind w:left="768" w:firstLine="0"/>
+        <w:ind w:left="768"/>
         <w:rPr>
           <w:rFonts w:asciiTheme="minorBidi" w:hAnsiTheme="minorBidi" w:cstheme="minorBidi"/>
         </w:rPr>
@@ -31877,7 +32489,7 @@
       <w:pPr>
         <w:pStyle w:val="a8"/>
         <w:bidi w:val="0"/>
-        <w:ind w:left="768" w:firstLine="0"/>
+        <w:ind w:left="768"/>
         <w:rPr>
           <w:rFonts w:asciiTheme="minorBidi" w:hAnsiTheme="minorBidi" w:cstheme="minorBidi"/>
           <w:rtl/>
@@ -31895,7 +32507,7 @@
       <w:pPr>
         <w:pStyle w:val="a8"/>
         <w:bidi w:val="0"/>
-        <w:ind w:left="768" w:firstLine="0"/>
+        <w:ind w:left="768"/>
         <w:rPr>
           <w:rFonts w:asciiTheme="minorBidi" w:hAnsiTheme="minorBidi" w:cstheme="minorBidi"/>
           <w:rtl/>
@@ -31913,7 +32525,7 @@
       <w:pPr>
         <w:pStyle w:val="a8"/>
         <w:bidi w:val="0"/>
-        <w:ind w:left="768" w:firstLine="0"/>
+        <w:ind w:left="768"/>
         <w:rPr>
           <w:rFonts w:asciiTheme="minorBidi" w:hAnsiTheme="minorBidi" w:cstheme="minorBidi"/>
         </w:rPr>
@@ -31951,7 +32563,7 @@
       <w:pPr>
         <w:pStyle w:val="a8"/>
         <w:bidi w:val="0"/>
-        <w:ind w:left="768" w:firstLine="0"/>
+        <w:ind w:left="768"/>
         <w:rPr>
           <w:rFonts w:asciiTheme="minorBidi" w:hAnsiTheme="minorBidi" w:cstheme="minorBidi"/>
           <w:rtl/>
@@ -32337,146 +32949,258 @@
     </w:p>
     <w:p>
       <w:pPr>
+        <w:bidi w:val="0"/>
+        <w:rPr>
+          <w:rFonts w:asciiTheme="minorBidi" w:hAnsiTheme="minorBidi" w:cstheme="minorBidi"/>
+          <w:rtl/>
+        </w:rPr>
+      </w:pPr>
+    </w:p>
+    <w:p>
+      <w:pPr>
         <w:pStyle w:val="a8"/>
         <w:bidi w:val="0"/>
-        <w:ind w:left="768" w:firstLine="0"/>
+        <w:ind w:left="768"/>
         <w:jc w:val="right"/>
         <w:rPr>
           <w:rFonts w:asciiTheme="minorBidi" w:hAnsiTheme="minorBidi" w:cstheme="minorBidi"/>
-          <w:rtl/>
-        </w:rPr>
-      </w:pPr>
+          <w:b/>
+          <w:bCs/>
+          <w:rtl/>
+        </w:rPr>
+      </w:pPr>
+      <w:r>
+        <w:rPr>
+          <w:rFonts w:asciiTheme="minorBidi" w:hAnsiTheme="minorBidi" w:cstheme="minorBidi"/>
+          <w:b/>
+          <w:bCs/>
+          <w:rtl/>
+        </w:rPr>
+        <w:t xml:space="preserve">פעולה שנייה:  </w:t>
+      </w:r>
+    </w:p>
+    <w:p>
+      <w:pPr>
+        <w:pStyle w:val="a8"/>
+        <w:ind w:left="768" w:hanging="768"/>
+        <w:rPr>
+          <w:rFonts w:asciiTheme="minorBidi" w:hAnsiTheme="minorBidi" w:cstheme="minorBidi"/>
+          <w:b/>
+          <w:bCs/>
+          <w:lang w:val="en-GB"/>
+        </w:rPr>
+      </w:pPr>
+      <w:r>
+        <w:rPr>
+          <w:rFonts w:asciiTheme="minorBidi" w:hAnsiTheme="minorBidi" w:cstheme="minorBidi"/>
+          <w:b/>
+          <w:bCs/>
+          <w:rtl/>
+        </w:rPr>
+        <w:t>הרחבת מפת</w:t>
+      </w:r>
+      <w:r>
+        <w:rPr>
+          <w:rFonts w:asciiTheme="minorBidi" w:hAnsiTheme="minorBidi" w:cstheme="minorBidi" w:hint="cs"/>
+          <w:b/>
+          <w:bCs/>
+          <w:rtl/>
+        </w:rPr>
+        <w:t xml:space="preserve">ח </w:t>
+      </w:r>
+      <w:r>
+        <w:rPr>
+          <w:rFonts w:asciiTheme="minorBidi" w:hAnsiTheme="minorBidi" w:cstheme="minorBidi"/>
+          <w:b/>
+          <w:bCs/>
+        </w:rPr>
+        <w:t>(</w:t>
+      </w:r>
+      <w:proofErr w:type="spellStart"/>
+      <w:r>
+        <w:rPr>
+          <w:rFonts w:asciiTheme="minorBidi" w:hAnsiTheme="minorBidi" w:cstheme="minorBidi"/>
+          <w:b/>
+          <w:bCs/>
+        </w:rPr>
+        <w:t>expandKey</w:t>
+      </w:r>
+      <w:proofErr w:type="spellEnd"/>
+      <w:r>
+        <w:rPr>
+          <w:rFonts w:asciiTheme="minorBidi" w:hAnsiTheme="minorBidi" w:cstheme="minorBidi"/>
+          <w:b/>
+          <w:bCs/>
+        </w:rPr>
+        <w:t xml:space="preserve"> </w:t>
+      </w:r>
+      <w:r>
+        <w:rPr>
+          <w:rFonts w:asciiTheme="minorBidi" w:hAnsiTheme="minorBidi" w:cstheme="minorBidi"/>
+          <w:b/>
+          <w:bCs/>
+        </w:rPr>
+        <w:t>)</w:t>
+      </w:r>
+      <w:r>
+        <w:rPr>
+          <w:rFonts w:asciiTheme="minorBidi" w:hAnsiTheme="minorBidi" w:cstheme="minorBidi" w:hint="cs"/>
+          <w:b/>
+          <w:bCs/>
+          <w:rtl/>
+        </w:rPr>
+        <w:t xml:space="preserve">  </w:t>
+      </w:r>
     </w:p>
     <w:p>
       <w:pPr>
         <w:pStyle w:val="a8"/>
         <w:bidi w:val="0"/>
-        <w:ind w:left="768" w:firstLine="0"/>
-        <w:jc w:val="right"/>
-        <w:rPr>
-          <w:rFonts w:asciiTheme="minorBidi" w:hAnsiTheme="minorBidi" w:cstheme="minorBidi"/>
-          <w:rtl/>
-        </w:rPr>
-      </w:pPr>
+        <w:ind w:left="768"/>
+        <w:rPr>
+          <w:rFonts w:asciiTheme="minorBidi" w:hAnsiTheme="minorBidi" w:cstheme="minorBidi"/>
+        </w:rPr>
+      </w:pPr>
+      <w:r>
+        <w:rPr>
+          <w:rFonts w:asciiTheme="minorBidi" w:hAnsiTheme="minorBidi" w:cstheme="minorBidi"/>
+        </w:rPr>
+        <w:t xml:space="preserve">private </w:t>
+      </w:r>
+      <w:proofErr w:type="gramStart"/>
+      <w:r>
+        <w:rPr>
+          <w:rFonts w:asciiTheme="minorBidi" w:hAnsiTheme="minorBidi" w:cstheme="minorBidi"/>
+        </w:rPr>
+        <w:t>int[</w:t>
+      </w:r>
+      <w:proofErr w:type="gramEnd"/>
+      <w:r>
+        <w:rPr>
+          <w:rFonts w:asciiTheme="minorBidi" w:hAnsiTheme="minorBidi" w:cstheme="minorBidi"/>
+        </w:rPr>
+        <w:t>] expandKey(</w:t>
+      </w:r>
+      <w:proofErr w:type="gramStart"/>
+      <w:r>
+        <w:rPr>
+          <w:rFonts w:asciiTheme="minorBidi" w:hAnsiTheme="minorBidi" w:cstheme="minorBidi"/>
+        </w:rPr>
+        <w:t>byte[</w:t>
+      </w:r>
+      <w:proofErr w:type="gramEnd"/>
+      <w:r>
+        <w:rPr>
+          <w:rFonts w:asciiTheme="minorBidi" w:hAnsiTheme="minorBidi" w:cstheme="minorBidi"/>
+        </w:rPr>
+        <w:t xml:space="preserve">] </w:t>
+      </w:r>
+      <w:proofErr w:type="gramStart"/>
+      <w:r>
+        <w:rPr>
+          <w:rFonts w:asciiTheme="minorBidi" w:hAnsiTheme="minorBidi" w:cstheme="minorBidi"/>
+        </w:rPr>
+        <w:t>key) {</w:t>
+      </w:r>
+      <w:proofErr w:type="gramEnd"/>
     </w:p>
     <w:p>
       <w:pPr>
         <w:pStyle w:val="a8"/>
         <w:bidi w:val="0"/>
-        <w:ind w:left="768" w:firstLine="0"/>
-        <w:jc w:val="right"/>
-        <w:rPr>
-          <w:rFonts w:asciiTheme="minorBidi" w:hAnsiTheme="minorBidi" w:cstheme="minorBidi"/>
-          <w:rtl/>
-        </w:rPr>
-      </w:pPr>
-    </w:p>
-    <w:p>
-      <w:pPr>
-        <w:bidi w:val="0"/>
-        <w:ind w:firstLine="0"/>
-        <w:rPr>
-          <w:rFonts w:asciiTheme="minorBidi" w:hAnsiTheme="minorBidi" w:cstheme="minorBidi"/>
-          <w:rtl/>
-        </w:rPr>
-      </w:pPr>
+        <w:ind w:left="768"/>
+        <w:rPr>
+          <w:rFonts w:asciiTheme="minorBidi" w:hAnsiTheme="minorBidi" w:cstheme="minorBidi"/>
+        </w:rPr>
+      </w:pPr>
+      <w:r>
+        <w:rPr>
+          <w:rFonts w:asciiTheme="minorBidi" w:hAnsiTheme="minorBidi" w:cstheme="minorBidi"/>
+        </w:rPr>
+        <w:t xml:space="preserve">    </w:t>
+      </w:r>
+      <w:proofErr w:type="gramStart"/>
+      <w:r>
+        <w:rPr>
+          <w:rFonts w:asciiTheme="minorBidi" w:hAnsiTheme="minorBidi" w:cstheme="minorBidi"/>
+        </w:rPr>
+        <w:t>int[</w:t>
+      </w:r>
+      <w:proofErr w:type="gramEnd"/>
+      <w:r>
+        <w:rPr>
+          <w:rFonts w:asciiTheme="minorBidi" w:hAnsiTheme="minorBidi" w:cstheme="minorBidi"/>
+        </w:rPr>
+        <w:t xml:space="preserve">] w = new </w:t>
+      </w:r>
+      <w:proofErr w:type="gramStart"/>
+      <w:r>
+        <w:rPr>
+          <w:rFonts w:asciiTheme="minorBidi" w:hAnsiTheme="minorBidi" w:cstheme="minorBidi"/>
+        </w:rPr>
+        <w:t>int[</w:t>
+      </w:r>
+      <w:proofErr w:type="gramEnd"/>
+      <w:r>
+        <w:rPr>
+          <w:rFonts w:asciiTheme="minorBidi" w:hAnsiTheme="minorBidi" w:cstheme="minorBidi"/>
+        </w:rPr>
+        <w:t>Nb * (Nr + 1)</w:t>
+      </w:r>
+      <w:proofErr w:type="gramStart"/>
+      <w:r>
+        <w:rPr>
+          <w:rFonts w:asciiTheme="minorBidi" w:hAnsiTheme="minorBidi" w:cstheme="minorBidi"/>
+        </w:rPr>
+        <w:t>];</w:t>
+      </w:r>
+      <w:proofErr w:type="gramEnd"/>
     </w:p>
     <w:p>
       <w:pPr>
         <w:pStyle w:val="a8"/>
         <w:bidi w:val="0"/>
-        <w:ind w:left="768" w:firstLine="0"/>
-        <w:jc w:val="right"/>
-        <w:rPr>
-          <w:rFonts w:asciiTheme="minorBidi" w:hAnsiTheme="minorBidi" w:cstheme="minorBidi"/>
-          <w:rtl/>
-        </w:rPr>
-      </w:pPr>
-      <w:r>
-        <w:rPr>
-          <w:rFonts w:asciiTheme="minorBidi" w:hAnsiTheme="minorBidi" w:cstheme="minorBidi"/>
-          <w:rtl/>
-        </w:rPr>
-        <w:t xml:space="preserve">פעולה שנייה:  </w:t>
-      </w:r>
-    </w:p>
-    <w:p>
-      <w:pPr>
-        <w:pStyle w:val="a8"/>
-        <w:ind w:left="768" w:hanging="768"/>
-        <w:rPr>
-          <w:rFonts w:asciiTheme="minorBidi" w:hAnsiTheme="minorBidi" w:cstheme="minorBidi"/>
-          <w:b/>
-          <w:bCs/>
-        </w:rPr>
-      </w:pPr>
-      <w:r>
-        <w:rPr>
-          <w:rFonts w:asciiTheme="minorBidi" w:hAnsiTheme="minorBidi" w:cstheme="minorBidi"/>
-          <w:b/>
-          <w:bCs/>
-          <w:rtl/>
-        </w:rPr>
-        <w:t>הרחבת מפתח</w:t>
-      </w:r>
-      <w:r>
-        <w:rPr>
-          <w:rFonts w:asciiTheme="minorBidi" w:hAnsiTheme="minorBidi" w:cstheme="minorBidi"/>
-          <w:b/>
-          <w:bCs/>
-        </w:rPr>
-        <w:t xml:space="preserve"> (expandKey)</w:t>
-      </w:r>
+        <w:ind w:left="768"/>
+        <w:rPr>
+          <w:rFonts w:asciiTheme="minorBidi" w:hAnsiTheme="minorBidi" w:cstheme="minorBidi"/>
+        </w:rPr>
+      </w:pPr>
+      <w:r>
+        <w:rPr>
+          <w:rFonts w:asciiTheme="minorBidi" w:hAnsiTheme="minorBidi" w:cstheme="minorBidi"/>
+        </w:rPr>
+        <w:t xml:space="preserve">    int </w:t>
+      </w:r>
+      <w:proofErr w:type="gramStart"/>
+      <w:r>
+        <w:rPr>
+          <w:rFonts w:asciiTheme="minorBidi" w:hAnsiTheme="minorBidi" w:cstheme="minorBidi"/>
+        </w:rPr>
+        <w:t>temp;</w:t>
+      </w:r>
+      <w:proofErr w:type="gramEnd"/>
     </w:p>
     <w:p>
       <w:pPr>
         <w:pStyle w:val="a8"/>
         <w:bidi w:val="0"/>
-        <w:ind w:left="768" w:firstLine="0"/>
-        <w:rPr>
-          <w:rFonts w:asciiTheme="minorBidi" w:hAnsiTheme="minorBidi" w:cstheme="minorBidi"/>
-        </w:rPr>
-      </w:pPr>
-      <w:r>
-        <w:rPr>
-          <w:rFonts w:asciiTheme="minorBidi" w:hAnsiTheme="minorBidi" w:cstheme="minorBidi"/>
-        </w:rPr>
-        <w:t xml:space="preserve">private </w:t>
+        <w:ind w:left="768"/>
+        <w:rPr>
+          <w:rFonts w:asciiTheme="minorBidi" w:hAnsiTheme="minorBidi" w:cstheme="minorBidi"/>
+        </w:rPr>
+      </w:pPr>
+      <w:r>
+        <w:rPr>
+          <w:rFonts w:asciiTheme="minorBidi" w:hAnsiTheme="minorBidi" w:cstheme="minorBidi"/>
+        </w:rPr>
+        <w:t xml:space="preserve">    int i = </w:t>
       </w:r>
       <w:proofErr w:type="gramStart"/>
       <w:r>
         <w:rPr>
           <w:rFonts w:asciiTheme="minorBidi" w:hAnsiTheme="minorBidi" w:cstheme="minorBidi"/>
         </w:rPr>
-        <w:t>int[</w:t>
-      </w:r>
-      <w:proofErr w:type="gramEnd"/>
-      <w:r>
-        <w:rPr>
-          <w:rFonts w:asciiTheme="minorBidi" w:hAnsiTheme="minorBidi" w:cstheme="minorBidi"/>
-        </w:rPr>
-        <w:t>] expandKey(</w:t>
-      </w:r>
-      <w:proofErr w:type="gramStart"/>
-      <w:r>
-        <w:rPr>
-          <w:rFonts w:asciiTheme="minorBidi" w:hAnsiTheme="minorBidi" w:cstheme="minorBidi"/>
-        </w:rPr>
-        <w:t>byte[</w:t>
-      </w:r>
-      <w:proofErr w:type="gramEnd"/>
-      <w:r>
-        <w:rPr>
-          <w:rFonts w:asciiTheme="minorBidi" w:hAnsiTheme="minorBidi" w:cstheme="minorBidi"/>
-        </w:rPr>
-        <w:t xml:space="preserve">] </w:t>
-      </w:r>
-      <w:proofErr w:type="gramStart"/>
-      <w:r>
-        <w:rPr>
-          <w:rFonts w:asciiTheme="minorBidi" w:hAnsiTheme="minorBidi" w:cstheme="minorBidi"/>
-        </w:rPr>
-        <w:t>key) {</w:t>
+        <w:t>0;</w:t>
       </w:r>
       <w:proofErr w:type="gramEnd"/>
     </w:p>
@@ -32484,51 +33208,23 @@
       <w:pPr>
         <w:pStyle w:val="a8"/>
         <w:bidi w:val="0"/>
-        <w:ind w:left="768" w:firstLine="0"/>
-        <w:rPr>
-          <w:rFonts w:asciiTheme="minorBidi" w:hAnsiTheme="minorBidi" w:cstheme="minorBidi"/>
-        </w:rPr>
-      </w:pPr>
-      <w:r>
-        <w:rPr>
-          <w:rFonts w:asciiTheme="minorBidi" w:hAnsiTheme="minorBidi" w:cstheme="minorBidi"/>
-        </w:rPr>
-        <w:t xml:space="preserve">    </w:t>
+        <w:ind w:left="768"/>
+        <w:rPr>
+          <w:rFonts w:asciiTheme="minorBidi" w:hAnsiTheme="minorBidi" w:cstheme="minorBidi"/>
+        </w:rPr>
+      </w:pPr>
+      <w:r>
+        <w:rPr>
+          <w:rFonts w:asciiTheme="minorBidi" w:hAnsiTheme="minorBidi" w:cstheme="minorBidi"/>
+        </w:rPr>
+        <w:t xml:space="preserve">    while (i &lt; </w:t>
       </w:r>
       <w:proofErr w:type="gramStart"/>
       <w:r>
         <w:rPr>
           <w:rFonts w:asciiTheme="minorBidi" w:hAnsiTheme="minorBidi" w:cstheme="minorBidi"/>
         </w:rPr>
-        <w:t>int[</w:t>
-      </w:r>
-      <w:proofErr w:type="gramEnd"/>
-      <w:r>
-        <w:rPr>
-          <w:rFonts w:asciiTheme="minorBidi" w:hAnsiTheme="minorBidi" w:cstheme="minorBidi"/>
-        </w:rPr>
-        <w:t xml:space="preserve">] w = new </w:t>
-      </w:r>
-      <w:proofErr w:type="gramStart"/>
-      <w:r>
-        <w:rPr>
-          <w:rFonts w:asciiTheme="minorBidi" w:hAnsiTheme="minorBidi" w:cstheme="minorBidi"/>
-        </w:rPr>
-        <w:t>int[</w:t>
-      </w:r>
-      <w:proofErr w:type="gramEnd"/>
-      <w:r>
-        <w:rPr>
-          <w:rFonts w:asciiTheme="minorBidi" w:hAnsiTheme="minorBidi" w:cstheme="minorBidi"/>
-        </w:rPr>
-        <w:t>Nb * (Nr + 1)</w:t>
-      </w:r>
-      <w:proofErr w:type="gramStart"/>
-      <w:r>
-        <w:rPr>
-          <w:rFonts w:asciiTheme="minorBidi" w:hAnsiTheme="minorBidi" w:cstheme="minorBidi"/>
-        </w:rPr>
-        <w:t>];</w:t>
+        <w:t>Nk) {</w:t>
       </w:r>
       <w:proofErr w:type="gramEnd"/>
     </w:p>
@@ -32536,88 +33232,106 @@
       <w:pPr>
         <w:pStyle w:val="a8"/>
         <w:bidi w:val="0"/>
-        <w:ind w:left="768" w:firstLine="0"/>
-        <w:rPr>
-          <w:rFonts w:asciiTheme="minorBidi" w:hAnsiTheme="minorBidi" w:cstheme="minorBidi"/>
-        </w:rPr>
-      </w:pPr>
-      <w:r>
-        <w:rPr>
-          <w:rFonts w:asciiTheme="minorBidi" w:hAnsiTheme="minorBidi" w:cstheme="minorBidi"/>
-        </w:rPr>
-        <w:t xml:space="preserve">    int </w:t>
+        <w:ind w:left="768"/>
+        <w:rPr>
+          <w:rFonts w:asciiTheme="minorBidi" w:hAnsiTheme="minorBidi" w:cstheme="minorBidi"/>
+        </w:rPr>
+      </w:pPr>
+      <w:r>
+        <w:rPr>
+          <w:rFonts w:asciiTheme="minorBidi" w:hAnsiTheme="minorBidi" w:cstheme="minorBidi"/>
+        </w:rPr>
+        <w:t xml:space="preserve">        w[i] = ((</w:t>
       </w:r>
       <w:proofErr w:type="gramStart"/>
       <w:r>
         <w:rPr>
           <w:rFonts w:asciiTheme="minorBidi" w:hAnsiTheme="minorBidi" w:cstheme="minorBidi"/>
         </w:rPr>
-        <w:t>temp;</w:t>
+        <w:t>key[</w:t>
       </w:r>
       <w:proofErr w:type="gramEnd"/>
+      <w:r>
+        <w:rPr>
+          <w:rFonts w:asciiTheme="minorBidi" w:hAnsiTheme="minorBidi" w:cstheme="minorBidi"/>
+        </w:rPr>
+        <w:t>4 * i] &amp; 0xff) &lt;&lt; 24) |</w:t>
+      </w:r>
     </w:p>
     <w:p>
       <w:pPr>
         <w:pStyle w:val="a8"/>
         <w:bidi w:val="0"/>
-        <w:ind w:left="768" w:firstLine="0"/>
-        <w:rPr>
-          <w:rFonts w:asciiTheme="minorBidi" w:hAnsiTheme="minorBidi" w:cstheme="minorBidi"/>
-        </w:rPr>
-      </w:pPr>
-      <w:r>
-        <w:rPr>
-          <w:rFonts w:asciiTheme="minorBidi" w:hAnsiTheme="minorBidi" w:cstheme="minorBidi"/>
-        </w:rPr>
-        <w:t xml:space="preserve">    int i = </w:t>
+        <w:ind w:left="768"/>
+        <w:rPr>
+          <w:rFonts w:asciiTheme="minorBidi" w:hAnsiTheme="minorBidi" w:cstheme="minorBidi"/>
+        </w:rPr>
+      </w:pPr>
+      <w:r>
+        <w:rPr>
+          <w:rFonts w:asciiTheme="minorBidi" w:hAnsiTheme="minorBidi" w:cstheme="minorBidi"/>
+        </w:rPr>
+        <w:t xml:space="preserve">                ((</w:t>
       </w:r>
       <w:proofErr w:type="gramStart"/>
       <w:r>
         <w:rPr>
           <w:rFonts w:asciiTheme="minorBidi" w:hAnsiTheme="minorBidi" w:cstheme="minorBidi"/>
         </w:rPr>
-        <w:t>0;</w:t>
+        <w:t>key[</w:t>
       </w:r>
       <w:proofErr w:type="gramEnd"/>
+      <w:r>
+        <w:rPr>
+          <w:rFonts w:asciiTheme="minorBidi" w:hAnsiTheme="minorBidi" w:cstheme="minorBidi"/>
+        </w:rPr>
+        <w:t>4 * i + 1] &amp; 0xff) &lt;&lt; 16) |</w:t>
+      </w:r>
     </w:p>
     <w:p>
       <w:pPr>
         <w:pStyle w:val="a8"/>
         <w:bidi w:val="0"/>
-        <w:ind w:left="768" w:firstLine="0"/>
-        <w:rPr>
-          <w:rFonts w:asciiTheme="minorBidi" w:hAnsiTheme="minorBidi" w:cstheme="minorBidi"/>
-        </w:rPr>
-      </w:pPr>
-      <w:r>
-        <w:rPr>
-          <w:rFonts w:asciiTheme="minorBidi" w:hAnsiTheme="minorBidi" w:cstheme="minorBidi"/>
-        </w:rPr>
-        <w:t xml:space="preserve">    while (i &lt; </w:t>
+        <w:ind w:left="768"/>
+        <w:rPr>
+          <w:rFonts w:asciiTheme="minorBidi" w:hAnsiTheme="minorBidi" w:cstheme="minorBidi"/>
+        </w:rPr>
+      </w:pPr>
+      <w:r>
+        <w:rPr>
+          <w:rFonts w:asciiTheme="minorBidi" w:hAnsiTheme="minorBidi" w:cstheme="minorBidi"/>
+        </w:rPr>
+        <w:t xml:space="preserve">                ((</w:t>
       </w:r>
       <w:proofErr w:type="gramStart"/>
       <w:r>
         <w:rPr>
           <w:rFonts w:asciiTheme="minorBidi" w:hAnsiTheme="minorBidi" w:cstheme="minorBidi"/>
         </w:rPr>
-        <w:t>Nk) {</w:t>
+        <w:t>key[</w:t>
       </w:r>
       <w:proofErr w:type="gramEnd"/>
+      <w:r>
+        <w:rPr>
+          <w:rFonts w:asciiTheme="minorBidi" w:hAnsiTheme="minorBidi" w:cstheme="minorBidi"/>
+        </w:rPr>
+        <w:t>4 * i + 2] &amp; 0xff) &lt;&lt; 8) |</w:t>
+      </w:r>
     </w:p>
     <w:p>
       <w:pPr>
         <w:pStyle w:val="a8"/>
         <w:bidi w:val="0"/>
-        <w:ind w:left="768" w:firstLine="0"/>
-        <w:rPr>
-          <w:rFonts w:asciiTheme="minorBidi" w:hAnsiTheme="minorBidi" w:cstheme="minorBidi"/>
-        </w:rPr>
-      </w:pPr>
-      <w:r>
-        <w:rPr>
-          <w:rFonts w:asciiTheme="minorBidi" w:hAnsiTheme="minorBidi" w:cstheme="minorBidi"/>
-        </w:rPr>
-        <w:t xml:space="preserve">        w[i] = ((</w:t>
+        <w:ind w:left="768"/>
+        <w:rPr>
+          <w:rFonts w:asciiTheme="minorBidi" w:hAnsiTheme="minorBidi" w:cstheme="minorBidi"/>
+        </w:rPr>
+      </w:pPr>
+      <w:r>
+        <w:rPr>
+          <w:rFonts w:asciiTheme="minorBidi" w:hAnsiTheme="minorBidi" w:cstheme="minorBidi"/>
+        </w:rPr>
+        <w:t xml:space="preserve">                (</w:t>
       </w:r>
       <w:proofErr w:type="gramStart"/>
       <w:r>
@@ -32631,104 +33345,79 @@
         <w:rPr>
           <w:rFonts w:asciiTheme="minorBidi" w:hAnsiTheme="minorBidi" w:cstheme="minorBidi"/>
         </w:rPr>
-        <w:t>4 * i] &amp; 0xff) &lt;&lt; 24) |</w:t>
-      </w:r>
+        <w:t>4 * i + 3] &amp; 0xff</w:t>
+      </w:r>
+      <w:proofErr w:type="gramStart"/>
+      <w:r>
+        <w:rPr>
+          <w:rFonts w:asciiTheme="minorBidi" w:hAnsiTheme="minorBidi" w:cstheme="minorBidi"/>
+        </w:rPr>
+        <w:t>);</w:t>
+      </w:r>
+      <w:proofErr w:type="gramEnd"/>
     </w:p>
     <w:p>
       <w:pPr>
         <w:pStyle w:val="a8"/>
         <w:bidi w:val="0"/>
-        <w:ind w:left="768" w:firstLine="0"/>
-        <w:rPr>
-          <w:rFonts w:asciiTheme="minorBidi" w:hAnsiTheme="minorBidi" w:cstheme="minorBidi"/>
-        </w:rPr>
-      </w:pPr>
-      <w:r>
-        <w:rPr>
-          <w:rFonts w:asciiTheme="minorBidi" w:hAnsiTheme="minorBidi" w:cstheme="minorBidi"/>
-        </w:rPr>
-        <w:t xml:space="preserve">                ((</w:t>
+        <w:ind w:left="768"/>
+        <w:rPr>
+          <w:rFonts w:asciiTheme="minorBidi" w:hAnsiTheme="minorBidi" w:cstheme="minorBidi"/>
+        </w:rPr>
+      </w:pPr>
+      <w:r>
+        <w:rPr>
+          <w:rFonts w:asciiTheme="minorBidi" w:hAnsiTheme="minorBidi" w:cstheme="minorBidi"/>
+        </w:rPr>
+        <w:t xml:space="preserve">        i+</w:t>
       </w:r>
       <w:proofErr w:type="gramStart"/>
       <w:r>
         <w:rPr>
           <w:rFonts w:asciiTheme="minorBidi" w:hAnsiTheme="minorBidi" w:cstheme="minorBidi"/>
         </w:rPr>
-        <w:t>key[</w:t>
+        <w:t>+;</w:t>
       </w:r>
       <w:proofErr w:type="gramEnd"/>
-      <w:r>
-        <w:rPr>
-          <w:rFonts w:asciiTheme="minorBidi" w:hAnsiTheme="minorBidi" w:cstheme="minorBidi"/>
-        </w:rPr>
-        <w:t>4 * i + 1] &amp; 0xff) &lt;&lt; 16) |</w:t>
-      </w:r>
     </w:p>
     <w:p>
       <w:pPr>
         <w:pStyle w:val="a8"/>
         <w:bidi w:val="0"/>
-        <w:ind w:left="768" w:firstLine="0"/>
-        <w:rPr>
-          <w:rFonts w:asciiTheme="minorBidi" w:hAnsiTheme="minorBidi" w:cstheme="minorBidi"/>
-        </w:rPr>
-      </w:pPr>
-      <w:r>
-        <w:rPr>
-          <w:rFonts w:asciiTheme="minorBidi" w:hAnsiTheme="minorBidi" w:cstheme="minorBidi"/>
-        </w:rPr>
-        <w:t xml:space="preserve">                ((</w:t>
-      </w:r>
-      <w:proofErr w:type="gramStart"/>
-      <w:r>
-        <w:rPr>
-          <w:rFonts w:asciiTheme="minorBidi" w:hAnsiTheme="minorBidi" w:cstheme="minorBidi"/>
-        </w:rPr>
-        <w:t>key[</w:t>
-      </w:r>
-      <w:proofErr w:type="gramEnd"/>
-      <w:r>
-        <w:rPr>
-          <w:rFonts w:asciiTheme="minorBidi" w:hAnsiTheme="minorBidi" w:cstheme="minorBidi"/>
-        </w:rPr>
-        <w:t>4 * i + 2] &amp; 0xff) &lt;&lt; 8) |</w:t>
+        <w:ind w:left="768"/>
+        <w:rPr>
+          <w:rFonts w:asciiTheme="minorBidi" w:hAnsiTheme="minorBidi" w:cstheme="minorBidi"/>
+          <w:rtl/>
+        </w:rPr>
+      </w:pPr>
+      <w:r>
+        <w:rPr>
+          <w:rFonts w:asciiTheme="minorBidi" w:hAnsiTheme="minorBidi" w:cstheme="minorBidi"/>
+        </w:rPr>
+        <w:t xml:space="preserve">    }</w:t>
       </w:r>
     </w:p>
     <w:p>
       <w:pPr>
         <w:pStyle w:val="a8"/>
         <w:bidi w:val="0"/>
-        <w:ind w:left="768" w:firstLine="0"/>
-        <w:rPr>
-          <w:rFonts w:asciiTheme="minorBidi" w:hAnsiTheme="minorBidi" w:cstheme="minorBidi"/>
-        </w:rPr>
-      </w:pPr>
-      <w:r>
-        <w:rPr>
-          <w:rFonts w:asciiTheme="minorBidi" w:hAnsiTheme="minorBidi" w:cstheme="minorBidi"/>
-        </w:rPr>
-        <w:t xml:space="preserve">                (</w:t>
+        <w:ind w:left="768"/>
+        <w:rPr>
+          <w:rFonts w:asciiTheme="minorBidi" w:hAnsiTheme="minorBidi" w:cstheme="minorBidi"/>
+        </w:rPr>
+      </w:pPr>
+      <w:r>
+        <w:rPr>
+          <w:rFonts w:asciiTheme="minorBidi" w:hAnsiTheme="minorBidi" w:cstheme="minorBidi"/>
+        </w:rPr>
+        <w:t xml:space="preserve">    i = </w:t>
       </w:r>
       <w:proofErr w:type="gramStart"/>
       <w:r>
         <w:rPr>
           <w:rFonts w:asciiTheme="minorBidi" w:hAnsiTheme="minorBidi" w:cstheme="minorBidi"/>
         </w:rPr>
-        <w:t>key[</w:t>
-      </w:r>
-      <w:proofErr w:type="gramEnd"/>
-      <w:r>
-        <w:rPr>
-          <w:rFonts w:asciiTheme="minorBidi" w:hAnsiTheme="minorBidi" w:cstheme="minorBidi"/>
-        </w:rPr>
-        <w:t>4 * i + 3] &amp; 0xff</w:t>
-      </w:r>
-      <w:proofErr w:type="gramStart"/>
-      <w:r>
-        <w:rPr>
-          <w:rFonts w:asciiTheme="minorBidi" w:hAnsiTheme="minorBidi" w:cstheme="minorBidi"/>
-        </w:rPr>
-        <w:t>);</w:t>
+        <w:t>Nk;</w:t>
       </w:r>
       <w:proofErr w:type="gramEnd"/>
     </w:p>
@@ -32736,23 +33425,23 @@
       <w:pPr>
         <w:pStyle w:val="a8"/>
         <w:bidi w:val="0"/>
-        <w:ind w:left="768" w:firstLine="0"/>
-        <w:rPr>
-          <w:rFonts w:asciiTheme="minorBidi" w:hAnsiTheme="minorBidi" w:cstheme="minorBidi"/>
-        </w:rPr>
-      </w:pPr>
-      <w:r>
-        <w:rPr>
-          <w:rFonts w:asciiTheme="minorBidi" w:hAnsiTheme="minorBidi" w:cstheme="minorBidi"/>
-        </w:rPr>
-        <w:t xml:space="preserve">        i+</w:t>
+        <w:ind w:left="768"/>
+        <w:rPr>
+          <w:rFonts w:asciiTheme="minorBidi" w:hAnsiTheme="minorBidi" w:cstheme="minorBidi"/>
+        </w:rPr>
+      </w:pPr>
+      <w:r>
+        <w:rPr>
+          <w:rFonts w:asciiTheme="minorBidi" w:hAnsiTheme="minorBidi" w:cstheme="minorBidi"/>
+        </w:rPr>
+        <w:t xml:space="preserve">    while (i &lt; Nb * (Nr + 1</w:t>
       </w:r>
       <w:proofErr w:type="gramStart"/>
       <w:r>
         <w:rPr>
           <w:rFonts w:asciiTheme="minorBidi" w:hAnsiTheme="minorBidi" w:cstheme="minorBidi"/>
         </w:rPr>
-        <w:t>+;</w:t>
+        <w:t>)) {</w:t>
       </w:r>
       <w:proofErr w:type="gramEnd"/>
     </w:p>
@@ -32760,40 +33449,61 @@
       <w:pPr>
         <w:pStyle w:val="a8"/>
         <w:bidi w:val="0"/>
-        <w:ind w:left="768" w:firstLine="0"/>
-        <w:rPr>
-          <w:rFonts w:asciiTheme="minorBidi" w:hAnsiTheme="minorBidi" w:cstheme="minorBidi"/>
-          <w:rtl/>
-        </w:rPr>
-      </w:pPr>
-      <w:r>
-        <w:rPr>
-          <w:rFonts w:asciiTheme="minorBidi" w:hAnsiTheme="minorBidi" w:cstheme="minorBidi"/>
-        </w:rPr>
-        <w:t xml:space="preserve">    }</w:t>
-      </w:r>
+        <w:ind w:left="768"/>
+        <w:rPr>
+          <w:rFonts w:asciiTheme="minorBidi" w:hAnsiTheme="minorBidi" w:cstheme="minorBidi"/>
+        </w:rPr>
+      </w:pPr>
+      <w:r>
+        <w:rPr>
+          <w:rFonts w:asciiTheme="minorBidi" w:hAnsiTheme="minorBidi" w:cstheme="minorBidi"/>
+        </w:rPr>
+        <w:t xml:space="preserve">        temp = </w:t>
+      </w:r>
+      <w:proofErr w:type="gramStart"/>
+      <w:r>
+        <w:rPr>
+          <w:rFonts w:asciiTheme="minorBidi" w:hAnsiTheme="minorBidi" w:cstheme="minorBidi"/>
+        </w:rPr>
+        <w:t>w[</w:t>
+      </w:r>
+      <w:proofErr w:type="gramEnd"/>
+      <w:r>
+        <w:rPr>
+          <w:rFonts w:asciiTheme="minorBidi" w:hAnsiTheme="minorBidi" w:cstheme="minorBidi"/>
+        </w:rPr>
+        <w:t>i - 1</w:t>
+      </w:r>
+      <w:proofErr w:type="gramStart"/>
+      <w:r>
+        <w:rPr>
+          <w:rFonts w:asciiTheme="minorBidi" w:hAnsiTheme="minorBidi" w:cstheme="minorBidi"/>
+        </w:rPr>
+        <w:t>];</w:t>
+      </w:r>
+      <w:proofErr w:type="gramEnd"/>
     </w:p>
     <w:p>
       <w:pPr>
         <w:pStyle w:val="a8"/>
         <w:bidi w:val="0"/>
-        <w:ind w:left="768" w:firstLine="0"/>
-        <w:rPr>
-          <w:rFonts w:asciiTheme="minorBidi" w:hAnsiTheme="minorBidi" w:cstheme="minorBidi"/>
-        </w:rPr>
-      </w:pPr>
-      <w:r>
-        <w:rPr>
-          <w:rFonts w:asciiTheme="minorBidi" w:hAnsiTheme="minorBidi" w:cstheme="minorBidi"/>
-        </w:rPr>
-        <w:t xml:space="preserve">    i = </w:t>
+        <w:ind w:left="768"/>
+        <w:rPr>
+          <w:rFonts w:asciiTheme="minorBidi" w:hAnsiTheme="minorBidi" w:cstheme="minorBidi"/>
+        </w:rPr>
+      </w:pPr>
+      <w:r>
+        <w:rPr>
+          <w:rFonts w:asciiTheme="minorBidi" w:hAnsiTheme="minorBidi" w:cstheme="minorBidi"/>
+        </w:rPr>
+        <w:t xml:space="preserve">        if (i % Nk == </w:t>
       </w:r>
       <w:proofErr w:type="gramStart"/>
       <w:r>
         <w:rPr>
           <w:rFonts w:asciiTheme="minorBidi" w:hAnsiTheme="minorBidi" w:cstheme="minorBidi"/>
         </w:rPr>
-        <w:t>Nk;</w:t>
+        <w:t>0) {</w:t>
       </w:r>
       <w:proofErr w:type="gramEnd"/>
     </w:p>
@@ -32801,23 +33511,37 @@
       <w:pPr>
         <w:pStyle w:val="a8"/>
         <w:bidi w:val="0"/>
-        <w:ind w:left="768" w:firstLine="0"/>
-        <w:rPr>
-          <w:rFonts w:asciiTheme="minorBidi" w:hAnsiTheme="minorBidi" w:cstheme="minorBidi"/>
-        </w:rPr>
-      </w:pPr>
-      <w:r>
-        <w:rPr>
-          <w:rFonts w:asciiTheme="minorBidi" w:hAnsiTheme="minorBidi" w:cstheme="minorBidi"/>
-        </w:rPr>
-        <w:t xml:space="preserve">    while (i &lt; Nb * (Nr + 1</w:t>
+        <w:ind w:left="768"/>
+        <w:rPr>
+          <w:rFonts w:asciiTheme="minorBidi" w:hAnsiTheme="minorBidi" w:cstheme="minorBidi"/>
+        </w:rPr>
+      </w:pPr>
+      <w:r>
+        <w:rPr>
+          <w:rFonts w:asciiTheme="minorBidi" w:hAnsiTheme="minorBidi" w:cstheme="minorBidi"/>
+        </w:rPr>
+        <w:t xml:space="preserve">            temp = subWord(rotWord(temp)) ^ </w:t>
       </w:r>
       <w:proofErr w:type="gramStart"/>
       <w:r>
         <w:rPr>
           <w:rFonts w:asciiTheme="minorBidi" w:hAnsiTheme="minorBidi" w:cstheme="minorBidi"/>
         </w:rPr>
-        <w:t>)) {</w:t>
+        <w:t>RCON[</w:t>
+      </w:r>
+      <w:proofErr w:type="gramEnd"/>
+      <w:r>
+        <w:rPr>
+          <w:rFonts w:asciiTheme="minorBidi" w:hAnsiTheme="minorBidi" w:cstheme="minorBidi"/>
+        </w:rPr>
+        <w:t>i / Nk - 1</w:t>
+      </w:r>
+      <w:proofErr w:type="gramStart"/>
+      <w:r>
+        <w:rPr>
+          <w:rFonts w:asciiTheme="minorBidi" w:hAnsiTheme="minorBidi" w:cstheme="minorBidi"/>
+        </w:rPr>
+        <w:t>];</w:t>
       </w:r>
       <w:proofErr w:type="gramEnd"/>
     </w:p>
@@ -32825,37 +33549,23 @@
       <w:pPr>
         <w:pStyle w:val="a8"/>
         <w:bidi w:val="0"/>
-        <w:ind w:left="768" w:firstLine="0"/>
-        <w:rPr>
-          <w:rFonts w:asciiTheme="minorBidi" w:hAnsiTheme="minorBidi" w:cstheme="minorBidi"/>
-        </w:rPr>
-      </w:pPr>
-      <w:r>
-        <w:rPr>
-          <w:rFonts w:asciiTheme="minorBidi" w:hAnsiTheme="minorBidi" w:cstheme="minorBidi"/>
-        </w:rPr>
-        <w:t xml:space="preserve">        temp = </w:t>
+        <w:ind w:left="768"/>
+        <w:rPr>
+          <w:rFonts w:asciiTheme="minorBidi" w:hAnsiTheme="minorBidi" w:cstheme="minorBidi"/>
+        </w:rPr>
+      </w:pPr>
+      <w:r>
+        <w:rPr>
+          <w:rFonts w:asciiTheme="minorBidi" w:hAnsiTheme="minorBidi" w:cstheme="minorBidi"/>
+        </w:rPr>
+        <w:t xml:space="preserve">        } else if (Nk &gt; 6 &amp;&amp; i % Nk == </w:t>
       </w:r>
       <w:proofErr w:type="gramStart"/>
       <w:r>
         <w:rPr>
           <w:rFonts w:asciiTheme="minorBidi" w:hAnsiTheme="minorBidi" w:cstheme="minorBidi"/>
         </w:rPr>
-        <w:t>w[</w:t>
-      </w:r>
-      <w:proofErr w:type="gramEnd"/>
-      <w:r>
-        <w:rPr>
-          <w:rFonts w:asciiTheme="minorBidi" w:hAnsiTheme="minorBidi" w:cstheme="minorBidi"/>
-        </w:rPr>
-        <w:t>i - 1</w:t>
-      </w:r>
-      <w:proofErr w:type="gramStart"/>
-      <w:r>
-        <w:rPr>
-          <w:rFonts w:asciiTheme="minorBidi" w:hAnsiTheme="minorBidi" w:cstheme="minorBidi"/>
-        </w:rPr>
-        <w:t>];</w:t>
+        <w:t>4) {</w:t>
       </w:r>
       <w:proofErr w:type="gramEnd"/>
     </w:p>
@@ -32863,23 +33573,23 @@
       <w:pPr>
         <w:pStyle w:val="a8"/>
         <w:bidi w:val="0"/>
-        <w:ind w:left="768" w:firstLine="0"/>
-        <w:rPr>
-          <w:rFonts w:asciiTheme="minorBidi" w:hAnsiTheme="minorBidi" w:cstheme="minorBidi"/>
-        </w:rPr>
-      </w:pPr>
-      <w:r>
-        <w:rPr>
-          <w:rFonts w:asciiTheme="minorBidi" w:hAnsiTheme="minorBidi" w:cstheme="minorBidi"/>
-        </w:rPr>
-        <w:t xml:space="preserve">        if (i % Nk == </w:t>
+        <w:ind w:left="768"/>
+        <w:rPr>
+          <w:rFonts w:asciiTheme="minorBidi" w:hAnsiTheme="minorBidi" w:cstheme="minorBidi"/>
+        </w:rPr>
+      </w:pPr>
+      <w:r>
+        <w:rPr>
+          <w:rFonts w:asciiTheme="minorBidi" w:hAnsiTheme="minorBidi" w:cstheme="minorBidi"/>
+        </w:rPr>
+        <w:t xml:space="preserve">            temp = subWord(temp</w:t>
       </w:r>
       <w:proofErr w:type="gramStart"/>
       <w:r>
         <w:rPr>
           <w:rFonts w:asciiTheme="minorBidi" w:hAnsiTheme="minorBidi" w:cstheme="minorBidi"/>
         </w:rPr>
-        <w:t>0) {</w:t>
+        <w:t>);</w:t>
       </w:r>
       <w:proofErr w:type="gramEnd"/>
     </w:p>
@@ -32887,61 +33597,54 @@
       <w:pPr>
         <w:pStyle w:val="a8"/>
         <w:bidi w:val="0"/>
-        <w:ind w:left="768" w:firstLine="0"/>
-        <w:rPr>
-          <w:rFonts w:asciiTheme="minorBidi" w:hAnsiTheme="minorBidi" w:cstheme="minorBidi"/>
-        </w:rPr>
-      </w:pPr>
-      <w:r>
-        <w:rPr>
-          <w:rFonts w:asciiTheme="minorBidi" w:hAnsiTheme="minorBidi" w:cstheme="minorBidi"/>
-        </w:rPr>
-        <w:t xml:space="preserve">            temp = subWord(rotWord(temp)) ^ </w:t>
-      </w:r>
-      <w:proofErr w:type="gramStart"/>
-      <w:r>
-        <w:rPr>
-          <w:rFonts w:asciiTheme="minorBidi" w:hAnsiTheme="minorBidi" w:cstheme="minorBidi"/>
-        </w:rPr>
-        <w:t>RCON[</w:t>
-      </w:r>
-      <w:proofErr w:type="gramEnd"/>
-      <w:r>
-        <w:rPr>
-          <w:rFonts w:asciiTheme="minorBidi" w:hAnsiTheme="minorBidi" w:cstheme="minorBidi"/>
-        </w:rPr>
-        <w:t>i / Nk - 1</w:t>
-      </w:r>
-      <w:proofErr w:type="gramStart"/>
-      <w:r>
-        <w:rPr>
-          <w:rFonts w:asciiTheme="minorBidi" w:hAnsiTheme="minorBidi" w:cstheme="minorBidi"/>
-        </w:rPr>
-        <w:t>];</w:t>
-      </w:r>
-      <w:proofErr w:type="gramEnd"/>
+        <w:ind w:left="768"/>
+        <w:rPr>
+          <w:rFonts w:asciiTheme="minorBidi" w:hAnsiTheme="minorBidi" w:cstheme="minorBidi"/>
+          <w:rtl/>
+        </w:rPr>
+      </w:pPr>
+      <w:r>
+        <w:rPr>
+          <w:rFonts w:asciiTheme="minorBidi" w:hAnsiTheme="minorBidi" w:cstheme="minorBidi"/>
+        </w:rPr>
+        <w:t xml:space="preserve">        }</w:t>
+      </w:r>
     </w:p>
     <w:p>
       <w:pPr>
         <w:pStyle w:val="a8"/>
         <w:bidi w:val="0"/>
-        <w:ind w:left="768" w:firstLine="0"/>
-        <w:rPr>
-          <w:rFonts w:asciiTheme="minorBidi" w:hAnsiTheme="minorBidi" w:cstheme="minorBidi"/>
-        </w:rPr>
-      </w:pPr>
-      <w:r>
-        <w:rPr>
-          <w:rFonts w:asciiTheme="minorBidi" w:hAnsiTheme="minorBidi" w:cstheme="minorBidi"/>
-        </w:rPr>
-        <w:t xml:space="preserve">        } else if (Nk &gt; 6 &amp;&amp; i % Nk == </w:t>
+        <w:ind w:left="768"/>
+        <w:rPr>
+          <w:rFonts w:asciiTheme="minorBidi" w:hAnsiTheme="minorBidi" w:cstheme="minorBidi"/>
+        </w:rPr>
+      </w:pPr>
+      <w:r>
+        <w:rPr>
+          <w:rFonts w:asciiTheme="minorBidi" w:hAnsiTheme="minorBidi" w:cstheme="minorBidi"/>
+        </w:rPr>
+        <w:t xml:space="preserve">        w[i] = </w:t>
       </w:r>
       <w:proofErr w:type="gramStart"/>
       <w:r>
         <w:rPr>
           <w:rFonts w:asciiTheme="minorBidi" w:hAnsiTheme="minorBidi" w:cstheme="minorBidi"/>
         </w:rPr>
-        <w:t>4) {</w:t>
+        <w:t>w[</w:t>
+      </w:r>
+      <w:proofErr w:type="gramEnd"/>
+      <w:r>
+        <w:rPr>
+          <w:rFonts w:asciiTheme="minorBidi" w:hAnsiTheme="minorBidi" w:cstheme="minorBidi"/>
+        </w:rPr>
+        <w:t xml:space="preserve">i - Nk] ^ </w:t>
+      </w:r>
+      <w:proofErr w:type="gramStart"/>
+      <w:r>
+        <w:rPr>
+          <w:rFonts w:asciiTheme="minorBidi" w:hAnsiTheme="minorBidi" w:cstheme="minorBidi"/>
+        </w:rPr>
+        <w:t>temp;</w:t>
       </w:r>
       <w:proofErr w:type="gramEnd"/>
     </w:p>
@@ -32949,23 +33652,23 @@
       <w:pPr>
         <w:pStyle w:val="a8"/>
         <w:bidi w:val="0"/>
-        <w:ind w:left="768" w:firstLine="0"/>
-        <w:rPr>
-          <w:rFonts w:asciiTheme="minorBidi" w:hAnsiTheme="minorBidi" w:cstheme="minorBidi"/>
-        </w:rPr>
-      </w:pPr>
-      <w:r>
-        <w:rPr>
-          <w:rFonts w:asciiTheme="minorBidi" w:hAnsiTheme="minorBidi" w:cstheme="minorBidi"/>
-        </w:rPr>
-        <w:t xml:space="preserve">            temp = subWord(temp</w:t>
+        <w:ind w:left="768"/>
+        <w:rPr>
+          <w:rFonts w:asciiTheme="minorBidi" w:hAnsiTheme="minorBidi" w:cstheme="minorBidi"/>
+        </w:rPr>
+      </w:pPr>
+      <w:r>
+        <w:rPr>
+          <w:rFonts w:asciiTheme="minorBidi" w:hAnsiTheme="minorBidi" w:cstheme="minorBidi"/>
+        </w:rPr>
+        <w:t xml:space="preserve">        i+</w:t>
       </w:r>
       <w:proofErr w:type="gramStart"/>
       <w:r>
         <w:rPr>
           <w:rFonts w:asciiTheme="minorBidi" w:hAnsiTheme="minorBidi" w:cstheme="minorBidi"/>
         </w:rPr>
-        <w:t>);</w:t>
+        <w:t>+;</w:t>
       </w:r>
       <w:proofErr w:type="gramEnd"/>
     </w:p>
@@ -32973,54 +33676,40 @@
       <w:pPr>
         <w:pStyle w:val="a8"/>
         <w:bidi w:val="0"/>
-        <w:ind w:left="768" w:firstLine="0"/>
-        <w:rPr>
-          <w:rFonts w:asciiTheme="minorBidi" w:hAnsiTheme="minorBidi" w:cstheme="minorBidi"/>
-          <w:rtl/>
-        </w:rPr>
-      </w:pPr>
-      <w:r>
-        <w:rPr>
-          <w:rFonts w:asciiTheme="minorBidi" w:hAnsiTheme="minorBidi" w:cstheme="minorBidi"/>
-        </w:rPr>
-        <w:t xml:space="preserve">        }</w:t>
+        <w:ind w:left="768"/>
+        <w:rPr>
+          <w:rFonts w:asciiTheme="minorBidi" w:hAnsiTheme="minorBidi" w:cstheme="minorBidi"/>
+          <w:rtl/>
+        </w:rPr>
+      </w:pPr>
+      <w:r>
+        <w:rPr>
+          <w:rFonts w:asciiTheme="minorBidi" w:hAnsiTheme="minorBidi" w:cstheme="minorBidi"/>
+        </w:rPr>
+        <w:t xml:space="preserve">    }</w:t>
       </w:r>
     </w:p>
     <w:p>
       <w:pPr>
         <w:pStyle w:val="a8"/>
         <w:bidi w:val="0"/>
-        <w:ind w:left="768" w:firstLine="0"/>
-        <w:rPr>
-          <w:rFonts w:asciiTheme="minorBidi" w:hAnsiTheme="minorBidi" w:cstheme="minorBidi"/>
-        </w:rPr>
-      </w:pPr>
-      <w:r>
-        <w:rPr>
-          <w:rFonts w:asciiTheme="minorBidi" w:hAnsiTheme="minorBidi" w:cstheme="minorBidi"/>
-        </w:rPr>
-        <w:t xml:space="preserve">        w[i] = </w:t>
+        <w:ind w:left="768"/>
+        <w:rPr>
+          <w:rFonts w:asciiTheme="minorBidi" w:hAnsiTheme="minorBidi" w:cstheme="minorBidi"/>
+        </w:rPr>
+      </w:pPr>
+      <w:r>
+        <w:rPr>
+          <w:rFonts w:asciiTheme="minorBidi" w:hAnsiTheme="minorBidi" w:cstheme="minorBidi"/>
+        </w:rPr>
+        <w:t xml:space="preserve">    return </w:t>
       </w:r>
       <w:proofErr w:type="gramStart"/>
       <w:r>
         <w:rPr>
           <w:rFonts w:asciiTheme="minorBidi" w:hAnsiTheme="minorBidi" w:cstheme="minorBidi"/>
         </w:rPr>
-        <w:t>w[</w:t>
-      </w:r>
-      <w:proofErr w:type="gramEnd"/>
-      <w:r>
-        <w:rPr>
-          <w:rFonts w:asciiTheme="minorBidi" w:hAnsiTheme="minorBidi" w:cstheme="minorBidi"/>
-        </w:rPr>
-        <w:t xml:space="preserve">i - Nk] ^ </w:t>
-      </w:r>
-      <w:proofErr w:type="gramStart"/>
-      <w:r>
-        <w:rPr>
-          <w:rFonts w:asciiTheme="minorBidi" w:hAnsiTheme="minorBidi" w:cstheme="minorBidi"/>
-        </w:rPr>
-        <w:t>temp;</w:t>
+        <w:t>w;</w:t>
       </w:r>
       <w:proofErr w:type="gramEnd"/>
     </w:p>
@@ -33028,72 +33717,7 @@
       <w:pPr>
         <w:pStyle w:val="a8"/>
         <w:bidi w:val="0"/>
-        <w:ind w:left="768" w:firstLine="0"/>
-        <w:rPr>
-          <w:rFonts w:asciiTheme="minorBidi" w:hAnsiTheme="minorBidi" w:cstheme="minorBidi"/>
-        </w:rPr>
-      </w:pPr>
-      <w:r>
-        <w:rPr>
-          <w:rFonts w:asciiTheme="minorBidi" w:hAnsiTheme="minorBidi" w:cstheme="minorBidi"/>
-        </w:rPr>
-        <w:t xml:space="preserve">        i+</w:t>
-      </w:r>
-      <w:proofErr w:type="gramStart"/>
-      <w:r>
-        <w:rPr>
-          <w:rFonts w:asciiTheme="minorBidi" w:hAnsiTheme="minorBidi" w:cstheme="minorBidi"/>
-        </w:rPr>
-        <w:t>+;</w:t>
-      </w:r>
-      <w:proofErr w:type="gramEnd"/>
-    </w:p>
-    <w:p>
-      <w:pPr>
-        <w:pStyle w:val="a8"/>
-        <w:bidi w:val="0"/>
-        <w:ind w:left="768" w:firstLine="0"/>
-        <w:rPr>
-          <w:rFonts w:asciiTheme="minorBidi" w:hAnsiTheme="minorBidi" w:cstheme="minorBidi"/>
-          <w:rtl/>
-        </w:rPr>
-      </w:pPr>
-      <w:r>
-        <w:rPr>
-          <w:rFonts w:asciiTheme="minorBidi" w:hAnsiTheme="minorBidi" w:cstheme="minorBidi"/>
-        </w:rPr>
-        <w:t xml:space="preserve">    }</w:t>
-      </w:r>
-    </w:p>
-    <w:p>
-      <w:pPr>
-        <w:pStyle w:val="a8"/>
-        <w:bidi w:val="0"/>
-        <w:ind w:left="768" w:firstLine="0"/>
-        <w:rPr>
-          <w:rFonts w:asciiTheme="minorBidi" w:hAnsiTheme="minorBidi" w:cstheme="minorBidi"/>
-        </w:rPr>
-      </w:pPr>
-      <w:r>
-        <w:rPr>
-          <w:rFonts w:asciiTheme="minorBidi" w:hAnsiTheme="minorBidi" w:cstheme="minorBidi"/>
-        </w:rPr>
-        <w:t xml:space="preserve">    return </w:t>
-      </w:r>
-      <w:proofErr w:type="gramStart"/>
-      <w:r>
-        <w:rPr>
-          <w:rFonts w:asciiTheme="minorBidi" w:hAnsiTheme="minorBidi" w:cstheme="minorBidi"/>
-        </w:rPr>
-        <w:t>w;</w:t>
-      </w:r>
-      <w:proofErr w:type="gramEnd"/>
-    </w:p>
-    <w:p>
-      <w:pPr>
-        <w:pStyle w:val="a8"/>
-        <w:bidi w:val="0"/>
-        <w:ind w:left="768" w:firstLine="0"/>
+        <w:ind w:left="768"/>
         <w:rPr>
           <w:rFonts w:asciiTheme="minorBidi" w:hAnsiTheme="minorBidi" w:cstheme="minorBidi"/>
           <w:rtl/>
@@ -33250,7 +33874,6 @@
     <w:p>
       <w:pPr>
         <w:pStyle w:val="a8"/>
-        <w:ind w:firstLine="0"/>
         <w:rPr>
           <w:rFonts w:asciiTheme="minorBidi" w:hAnsiTheme="minorBidi" w:cstheme="minorBidi"/>
         </w:rPr>
@@ -33489,7 +34112,6 @@
     <w:p>
       <w:pPr>
         <w:pStyle w:val="a8"/>
-        <w:ind w:firstLine="0"/>
         <w:rPr>
           <w:rFonts w:asciiTheme="minorBidi" w:hAnsiTheme="minorBidi" w:cstheme="minorBidi"/>
           <w:b/>
@@ -33538,7 +34160,6 @@
       <w:pPr>
         <w:pStyle w:val="a8"/>
         <w:bidi w:val="0"/>
-        <w:ind w:firstLine="0"/>
         <w:rPr>
           <w:rFonts w:asciiTheme="minorBidi" w:hAnsiTheme="minorBidi" w:cstheme="minorBidi"/>
         </w:rPr>
@@ -33597,7 +34218,6 @@
       <w:pPr>
         <w:pStyle w:val="a8"/>
         <w:bidi w:val="0"/>
-        <w:ind w:firstLine="0"/>
         <w:rPr>
           <w:rFonts w:asciiTheme="minorBidi" w:hAnsiTheme="minorBidi" w:cstheme="minorBidi"/>
         </w:rPr>
@@ -33657,7 +34277,6 @@
       <w:pPr>
         <w:pStyle w:val="a8"/>
         <w:bidi w:val="0"/>
-        <w:ind w:firstLine="0"/>
         <w:rPr>
           <w:rFonts w:asciiTheme="minorBidi" w:hAnsiTheme="minorBidi" w:cstheme="minorBidi"/>
         </w:rPr>
@@ -33703,7 +34322,6 @@
       <w:pPr>
         <w:pStyle w:val="a8"/>
         <w:bidi w:val="0"/>
-        <w:ind w:firstLine="0"/>
         <w:rPr>
           <w:rFonts w:asciiTheme="minorBidi" w:hAnsiTheme="minorBidi" w:cstheme="minorBidi"/>
         </w:rPr>
@@ -33763,7 +34381,6 @@
       <w:pPr>
         <w:pStyle w:val="a8"/>
         <w:bidi w:val="0"/>
-        <w:ind w:firstLine="0"/>
         <w:rPr>
           <w:rFonts w:asciiTheme="minorBidi" w:hAnsiTheme="minorBidi" w:cstheme="minorBidi"/>
           <w:rtl/>
@@ -33774,7 +34391,6 @@
       <w:pPr>
         <w:pStyle w:val="a8"/>
         <w:bidi w:val="0"/>
-        <w:ind w:firstLine="0"/>
         <w:rPr>
           <w:rFonts w:asciiTheme="minorBidi" w:hAnsiTheme="minorBidi" w:cstheme="minorBidi"/>
         </w:rPr>
@@ -33804,7 +34420,6 @@
       <w:pPr>
         <w:pStyle w:val="a8"/>
         <w:bidi w:val="0"/>
-        <w:ind w:firstLine="0"/>
         <w:rPr>
           <w:rFonts w:asciiTheme="minorBidi" w:hAnsiTheme="minorBidi" w:cstheme="minorBidi"/>
         </w:rPr>
@@ -33850,7 +34465,6 @@
       <w:pPr>
         <w:pStyle w:val="a8"/>
         <w:bidi w:val="0"/>
-        <w:ind w:firstLine="0"/>
         <w:rPr>
           <w:rFonts w:asciiTheme="minorBidi" w:hAnsiTheme="minorBidi" w:cstheme="minorBidi"/>
         </w:rPr>
@@ -33896,7 +34510,6 @@
       <w:pPr>
         <w:pStyle w:val="a8"/>
         <w:bidi w:val="0"/>
-        <w:ind w:firstLine="0"/>
         <w:rPr>
           <w:rFonts w:asciiTheme="minorBidi" w:hAnsiTheme="minorBidi" w:cstheme="minorBidi"/>
         </w:rPr>
@@ -33934,7 +34547,6 @@
       <w:pPr>
         <w:pStyle w:val="a8"/>
         <w:bidi w:val="0"/>
-        <w:ind w:firstLine="0"/>
         <w:rPr>
           <w:rFonts w:asciiTheme="minorBidi" w:hAnsiTheme="minorBidi" w:cstheme="minorBidi"/>
           <w:rtl/>
@@ -33952,7 +34564,6 @@
       <w:pPr>
         <w:pStyle w:val="a8"/>
         <w:bidi w:val="0"/>
-        <w:ind w:firstLine="0"/>
         <w:rPr>
           <w:rFonts w:asciiTheme="minorBidi" w:hAnsiTheme="minorBidi" w:cstheme="minorBidi"/>
         </w:rPr>
@@ -33990,7 +34601,6 @@
       <w:pPr>
         <w:pStyle w:val="a8"/>
         <w:bidi w:val="0"/>
-        <w:ind w:firstLine="0"/>
         <w:rPr>
           <w:rFonts w:asciiTheme="minorBidi" w:hAnsiTheme="minorBidi" w:cstheme="minorBidi"/>
           <w:rtl/>
@@ -34389,7 +34999,6 @@
     </w:p>
     <w:p>
       <w:pPr>
-        <w:ind w:firstLine="0"/>
         <w:rPr>
           <w:rFonts w:asciiTheme="minorBidi" w:hAnsiTheme="minorBidi" w:cstheme="minorBidi"/>
           <w:rtl/>
@@ -34405,7 +35014,6 @@
     </w:p>
     <w:p>
       <w:pPr>
-        <w:ind w:firstLine="0"/>
         <w:rPr>
           <w:rFonts w:asciiTheme="minorBidi" w:hAnsiTheme="minorBidi" w:cstheme="minorBidi"/>
           <w:b/>
@@ -34433,7 +35041,6 @@
     <w:p>
       <w:pPr>
         <w:bidi w:val="0"/>
-        <w:ind w:firstLine="0"/>
         <w:rPr>
           <w:rFonts w:asciiTheme="minorBidi" w:hAnsiTheme="minorBidi" w:cstheme="minorBidi"/>
         </w:rPr>
@@ -34470,7 +35077,6 @@
     <w:p>
       <w:pPr>
         <w:bidi w:val="0"/>
-        <w:ind w:firstLine="0"/>
         <w:rPr>
           <w:rFonts w:asciiTheme="minorBidi" w:hAnsiTheme="minorBidi" w:cstheme="minorBidi"/>
         </w:rPr>
@@ -34521,7 +35127,6 @@
     <w:p>
       <w:pPr>
         <w:bidi w:val="0"/>
-        <w:ind w:firstLine="0"/>
         <w:rPr>
           <w:rFonts w:asciiTheme="minorBidi" w:hAnsiTheme="minorBidi" w:cstheme="minorBidi"/>
         </w:rPr>
@@ -34558,7 +35163,6 @@
     <w:p>
       <w:pPr>
         <w:bidi w:val="0"/>
-        <w:ind w:firstLine="0"/>
         <w:rPr>
           <w:rFonts w:asciiTheme="minorBidi" w:hAnsiTheme="minorBidi" w:cstheme="minorBidi"/>
           <w:rtl/>
@@ -34574,7 +35178,6 @@
     <w:p>
       <w:pPr>
         <w:bidi w:val="0"/>
-        <w:ind w:firstLine="0"/>
         <w:rPr>
           <w:rFonts w:asciiTheme="minorBidi" w:hAnsiTheme="minorBidi" w:cstheme="minorBidi"/>
         </w:rPr>
@@ -34611,7 +35214,6 @@
     <w:p>
       <w:pPr>
         <w:bidi w:val="0"/>
-        <w:ind w:firstLine="0"/>
         <w:rPr>
           <w:rFonts w:asciiTheme="minorBidi" w:hAnsiTheme="minorBidi" w:cstheme="minorBidi"/>
         </w:rPr>
@@ -34648,7 +35250,6 @@
     <w:p>
       <w:pPr>
         <w:bidi w:val="0"/>
-        <w:ind w:firstLine="0"/>
         <w:rPr>
           <w:rFonts w:asciiTheme="minorBidi" w:hAnsiTheme="minorBidi" w:cstheme="minorBidi"/>
         </w:rPr>
@@ -34685,7 +35286,6 @@
     <w:p>
       <w:pPr>
         <w:bidi w:val="0"/>
-        <w:ind w:firstLine="0"/>
         <w:rPr>
           <w:rFonts w:asciiTheme="minorBidi" w:hAnsiTheme="minorBidi" w:cstheme="minorBidi"/>
         </w:rPr>
@@ -34722,7 +35322,6 @@
     <w:p>
       <w:pPr>
         <w:bidi w:val="0"/>
-        <w:ind w:firstLine="0"/>
         <w:rPr>
           <w:rFonts w:asciiTheme="minorBidi" w:hAnsiTheme="minorBidi" w:cstheme="minorBidi"/>
         </w:rPr>
@@ -34745,7 +35344,6 @@
     <w:p>
       <w:pPr>
         <w:bidi w:val="0"/>
-        <w:ind w:firstLine="0"/>
         <w:rPr>
           <w:rFonts w:asciiTheme="minorBidi" w:hAnsiTheme="minorBidi" w:cstheme="minorBidi"/>
           <w:rtl/>
@@ -34761,7 +35359,6 @@
     <w:p>
       <w:pPr>
         <w:bidi w:val="0"/>
-        <w:ind w:firstLine="0"/>
         <w:rPr>
           <w:rFonts w:asciiTheme="minorBidi" w:hAnsiTheme="minorBidi" w:cstheme="minorBidi"/>
         </w:rPr>
@@ -34783,7 +35380,6 @@
     </w:p>
     <w:p>
       <w:pPr>
-        <w:ind w:firstLine="0"/>
         <w:jc w:val="right"/>
         <w:rPr>
           <w:rFonts w:asciiTheme="minorBidi" w:hAnsiTheme="minorBidi" w:cstheme="minorBidi"/>
@@ -34800,7 +35396,6 @@
       <w:pPr>
         <w:pStyle w:val="a8"/>
         <w:bidi w:val="0"/>
-        <w:ind w:firstLine="0"/>
         <w:rPr>
           <w:rFonts w:asciiTheme="minorBidi" w:hAnsiTheme="minorBidi" w:cstheme="minorBidi"/>
         </w:rPr>
@@ -35185,7 +35780,7 @@
       <w:pPr>
         <w:pStyle w:val="a8"/>
         <w:bidi w:val="0"/>
-        <w:ind w:left="768" w:firstLine="0"/>
+        <w:ind w:left="768"/>
         <w:jc w:val="right"/>
         <w:rPr>
           <w:rFonts w:asciiTheme="minorBidi" w:hAnsiTheme="minorBidi" w:cstheme="minorBidi"/>
@@ -35765,7 +36360,7 @@
         <w:tabs>
           <w:tab w:val="left" w:pos="8202"/>
         </w:tabs>
-        <w:ind w:left="768" w:firstLine="0"/>
+        <w:ind w:left="768"/>
         <w:rPr>
           <w:rFonts w:asciiTheme="minorBidi" w:hAnsiTheme="minorBidi" w:cstheme="minorBidi"/>
         </w:rPr>
@@ -35832,9 +36427,37 @@
       </w:pPr>
       <w:r>
         <w:rPr>
-          <w:rFonts w:asciiTheme="minorBidi" w:hAnsiTheme="minorBidi" w:cstheme="minorBidi"/>
-        </w:rPr>
-        <w:t xml:space="preserve">File inputFile – </w:t>
+          <w:rFonts w:asciiTheme="minorBidi" w:hAnsiTheme="minorBidi" w:cstheme="minorBidi" w:hint="cs"/>
+          <w:rtl/>
+        </w:rPr>
+        <w:t xml:space="preserve"> </w:t>
+      </w:r>
+      <w:r>
+        <w:rPr>
+          <w:rFonts w:asciiTheme="minorBidi" w:hAnsiTheme="minorBidi" w:cstheme="minorBidi"/>
+          <w:lang w:val="en-GB"/>
+        </w:rPr>
+        <w:t xml:space="preserve"> </w:t>
+      </w:r>
+      <w:r>
+        <w:rPr>
+          <w:rFonts w:asciiTheme="minorBidi" w:hAnsiTheme="minorBidi" w:cstheme="minorBidi"/>
+        </w:rPr>
+        <w:t xml:space="preserve">File </w:t>
+      </w:r>
+      <w:proofErr w:type="spellStart"/>
+      <w:r>
+        <w:rPr>
+          <w:rFonts w:asciiTheme="minorBidi" w:hAnsiTheme="minorBidi" w:cstheme="minorBidi"/>
+        </w:rPr>
+        <w:t>inputFile</w:t>
+      </w:r>
+      <w:proofErr w:type="spellEnd"/>
+      <w:r>
+        <w:rPr>
+          <w:rFonts w:asciiTheme="minorBidi" w:hAnsiTheme="minorBidi" w:cstheme="minorBidi"/>
+        </w:rPr>
+        <w:t xml:space="preserve"> – </w:t>
       </w:r>
       <w:r>
         <w:rPr>
@@ -35862,7 +36485,27 @@
         <w:rPr>
           <w:rFonts w:asciiTheme="minorBidi" w:hAnsiTheme="minorBidi" w:cstheme="minorBidi"/>
         </w:rPr>
-        <w:t xml:space="preserve">File outputFile – </w:t>
+        <w:t xml:space="preserve"> </w:t>
+      </w:r>
+      <w:r>
+        <w:rPr>
+          <w:rFonts w:asciiTheme="minorBidi" w:hAnsiTheme="minorBidi" w:cstheme="minorBidi"/>
+        </w:rPr>
+        <w:t xml:space="preserve">File </w:t>
+      </w:r>
+      <w:proofErr w:type="spellStart"/>
+      <w:r>
+        <w:rPr>
+          <w:rFonts w:asciiTheme="minorBidi" w:hAnsiTheme="minorBidi" w:cstheme="minorBidi"/>
+        </w:rPr>
+        <w:t>outputFile</w:t>
+      </w:r>
+      <w:proofErr w:type="spellEnd"/>
+      <w:r>
+        <w:rPr>
+          <w:rFonts w:asciiTheme="minorBidi" w:hAnsiTheme="minorBidi" w:cstheme="minorBidi"/>
+        </w:rPr>
+        <w:t xml:space="preserve"> – </w:t>
       </w:r>
       <w:r>
         <w:rPr>
@@ -36221,7 +36864,6 @@
         <w:tabs>
           <w:tab w:val="left" w:pos="8202"/>
         </w:tabs>
-        <w:ind w:firstLine="0"/>
         <w:rPr>
           <w:rFonts w:asciiTheme="minorBidi" w:hAnsiTheme="minorBidi" w:cstheme="minorBidi"/>
         </w:rPr>
@@ -36234,7 +36876,59 @@
           <w:tab w:val="left" w:pos="8202"/>
         </w:tabs>
         <w:bidi w:val="0"/>
-        <w:ind w:left="768" w:firstLine="0"/>
+        <w:ind w:left="768"/>
+        <w:rPr>
+          <w:rFonts w:asciiTheme="minorBidi" w:hAnsiTheme="minorBidi" w:cstheme="minorBidi"/>
+        </w:rPr>
+      </w:pPr>
+    </w:p>
+    <w:p>
+      <w:pPr>
+        <w:pStyle w:val="a8"/>
+        <w:tabs>
+          <w:tab w:val="left" w:pos="8202"/>
+        </w:tabs>
+        <w:bidi w:val="0"/>
+        <w:ind w:left="768"/>
+        <w:rPr>
+          <w:rFonts w:asciiTheme="minorBidi" w:hAnsiTheme="minorBidi" w:cstheme="minorBidi"/>
+        </w:rPr>
+      </w:pPr>
+    </w:p>
+    <w:p>
+      <w:pPr>
+        <w:pStyle w:val="a8"/>
+        <w:tabs>
+          <w:tab w:val="left" w:pos="8202"/>
+        </w:tabs>
+        <w:bidi w:val="0"/>
+        <w:ind w:left="768"/>
+        <w:rPr>
+          <w:rFonts w:asciiTheme="minorBidi" w:hAnsiTheme="minorBidi" w:cstheme="minorBidi"/>
+        </w:rPr>
+      </w:pPr>
+    </w:p>
+    <w:p>
+      <w:pPr>
+        <w:pStyle w:val="a8"/>
+        <w:tabs>
+          <w:tab w:val="left" w:pos="8202"/>
+        </w:tabs>
+        <w:bidi w:val="0"/>
+        <w:ind w:left="768"/>
+        <w:rPr>
+          <w:rFonts w:asciiTheme="minorBidi" w:hAnsiTheme="minorBidi" w:cstheme="minorBidi"/>
+        </w:rPr>
+      </w:pPr>
+    </w:p>
+    <w:p>
+      <w:pPr>
+        <w:pStyle w:val="a8"/>
+        <w:tabs>
+          <w:tab w:val="left" w:pos="8202"/>
+        </w:tabs>
+        <w:bidi w:val="0"/>
+        <w:ind w:left="768"/>
         <w:rPr>
           <w:rFonts w:asciiTheme="minorBidi" w:hAnsiTheme="minorBidi" w:cstheme="minorBidi"/>
         </w:rPr>
@@ -36733,7 +37427,7 @@
     </w:p>
     <w:p>
       <w:pPr>
-        <w:ind w:left="-7" w:firstLine="0"/>
+        <w:ind w:left="-7"/>
         <w:rPr>
           <w:rFonts w:asciiTheme="minorBidi" w:hAnsiTheme="minorBidi" w:cstheme="minorBidi"/>
         </w:rPr>
@@ -36871,7 +37565,19 @@
         <w:rPr>
           <w:rFonts w:asciiTheme="minorBidi" w:hAnsiTheme="minorBidi" w:cstheme="minorBidi"/>
         </w:rPr>
-        <w:t xml:space="preserve"> (DB). </w:t>
+        <w:t xml:space="preserve"> (</w:t>
+      </w:r>
+      <w:r>
+        <w:rPr>
+          <w:rFonts w:asciiTheme="minorBidi" w:hAnsiTheme="minorBidi" w:cstheme="minorBidi"/>
+        </w:rPr>
+        <w:t>Mongo</w:t>
+      </w:r>
+      <w:r>
+        <w:rPr>
+          <w:rFonts w:asciiTheme="minorBidi" w:hAnsiTheme="minorBidi" w:cstheme="minorBidi"/>
+        </w:rPr>
+        <w:t xml:space="preserve">DB). </w:t>
       </w:r>
       <w:r>
         <w:rPr>
@@ -36978,106 +37684,94 @@
     </w:p>
     <w:p>
       <w:pPr>
-        <w:ind w:firstLine="0"/>
-        <w:rPr>
-          <w:rFonts w:asciiTheme="minorBidi" w:hAnsiTheme="minorBidi" w:cstheme="minorBidi"/>
-          <w:rtl/>
-        </w:rPr>
-      </w:pPr>
-    </w:p>
-    <w:p>
-      <w:pPr>
-        <w:ind w:firstLine="0"/>
-        <w:rPr>
-          <w:rFonts w:asciiTheme="minorBidi" w:hAnsiTheme="minorBidi" w:cstheme="minorBidi"/>
-          <w:rtl/>
-        </w:rPr>
-      </w:pPr>
-    </w:p>
-    <w:p>
-      <w:pPr>
-        <w:ind w:firstLine="0"/>
-        <w:rPr>
-          <w:rFonts w:asciiTheme="minorBidi" w:hAnsiTheme="minorBidi" w:cstheme="minorBidi"/>
-          <w:rtl/>
-        </w:rPr>
-      </w:pPr>
-    </w:p>
-    <w:p>
-      <w:pPr>
-        <w:ind w:firstLine="0"/>
-        <w:rPr>
-          <w:rFonts w:asciiTheme="minorBidi" w:hAnsiTheme="minorBidi" w:cstheme="minorBidi"/>
-          <w:rtl/>
-        </w:rPr>
-      </w:pPr>
-    </w:p>
-    <w:p>
-      <w:pPr>
-        <w:ind w:firstLine="0"/>
-        <w:rPr>
-          <w:rFonts w:asciiTheme="minorBidi" w:hAnsiTheme="minorBidi" w:cstheme="minorBidi"/>
-          <w:rtl/>
-        </w:rPr>
-      </w:pPr>
-    </w:p>
-    <w:p>
-      <w:pPr>
-        <w:ind w:firstLine="0"/>
-        <w:rPr>
-          <w:rFonts w:asciiTheme="minorBidi" w:hAnsiTheme="minorBidi" w:cstheme="minorBidi"/>
-          <w:rtl/>
-        </w:rPr>
-      </w:pPr>
-    </w:p>
-    <w:p>
-      <w:pPr>
-        <w:ind w:firstLine="0"/>
-        <w:rPr>
-          <w:rFonts w:asciiTheme="minorBidi" w:hAnsiTheme="minorBidi" w:cstheme="minorBidi"/>
-          <w:rtl/>
-        </w:rPr>
-      </w:pPr>
-    </w:p>
-    <w:p>
-      <w:pPr>
-        <w:ind w:firstLine="0"/>
-        <w:rPr>
-          <w:rFonts w:asciiTheme="minorBidi" w:hAnsiTheme="minorBidi" w:cstheme="minorBidi"/>
-          <w:rtl/>
-        </w:rPr>
-      </w:pPr>
-    </w:p>
-    <w:p>
-      <w:pPr>
-        <w:ind w:firstLine="0"/>
-        <w:rPr>
-          <w:rFonts w:asciiTheme="minorBidi" w:hAnsiTheme="minorBidi" w:cstheme="minorBidi"/>
-          <w:rtl/>
-        </w:rPr>
-      </w:pPr>
-    </w:p>
-    <w:p>
-      <w:pPr>
-        <w:ind w:firstLine="0"/>
-        <w:rPr>
-          <w:rFonts w:asciiTheme="minorBidi" w:hAnsiTheme="minorBidi" w:cstheme="minorBidi"/>
-          <w:rtl/>
-        </w:rPr>
-      </w:pPr>
-    </w:p>
-    <w:p>
-      <w:pPr>
-        <w:ind w:firstLine="0"/>
-        <w:rPr>
-          <w:rFonts w:asciiTheme="minorBidi" w:hAnsiTheme="minorBidi" w:cstheme="minorBidi"/>
-          <w:rtl/>
-        </w:rPr>
-      </w:pPr>
-    </w:p>
-    <w:p>
-      <w:pPr>
-        <w:ind w:firstLine="0"/>
+        <w:rPr>
+          <w:rFonts w:asciiTheme="minorBidi" w:hAnsiTheme="minorBidi" w:cstheme="minorBidi"/>
+          <w:rtl/>
+        </w:rPr>
+      </w:pPr>
+    </w:p>
+    <w:p>
+      <w:pPr>
+        <w:rPr>
+          <w:rFonts w:asciiTheme="minorBidi" w:hAnsiTheme="minorBidi" w:cstheme="minorBidi"/>
+          <w:rtl/>
+        </w:rPr>
+      </w:pPr>
+    </w:p>
+    <w:p>
+      <w:pPr>
+        <w:rPr>
+          <w:rFonts w:asciiTheme="minorBidi" w:hAnsiTheme="minorBidi" w:cstheme="minorBidi"/>
+          <w:rtl/>
+        </w:rPr>
+      </w:pPr>
+    </w:p>
+    <w:p>
+      <w:pPr>
+        <w:rPr>
+          <w:rFonts w:asciiTheme="minorBidi" w:hAnsiTheme="minorBidi" w:cstheme="minorBidi"/>
+          <w:rtl/>
+        </w:rPr>
+      </w:pPr>
+    </w:p>
+    <w:p>
+      <w:pPr>
+        <w:rPr>
+          <w:rFonts w:asciiTheme="minorBidi" w:hAnsiTheme="minorBidi" w:cstheme="minorBidi"/>
+          <w:rtl/>
+        </w:rPr>
+      </w:pPr>
+    </w:p>
+    <w:p>
+      <w:pPr>
+        <w:rPr>
+          <w:rFonts w:asciiTheme="minorBidi" w:hAnsiTheme="minorBidi" w:cstheme="minorBidi"/>
+          <w:rtl/>
+        </w:rPr>
+      </w:pPr>
+    </w:p>
+    <w:p>
+      <w:pPr>
+        <w:rPr>
+          <w:rFonts w:asciiTheme="minorBidi" w:hAnsiTheme="minorBidi" w:cstheme="minorBidi"/>
+          <w:rtl/>
+        </w:rPr>
+      </w:pPr>
+    </w:p>
+    <w:p>
+      <w:pPr>
+        <w:rPr>
+          <w:rFonts w:asciiTheme="minorBidi" w:hAnsiTheme="minorBidi" w:cstheme="minorBidi"/>
+          <w:rtl/>
+        </w:rPr>
+      </w:pPr>
+    </w:p>
+    <w:p>
+      <w:pPr>
+        <w:rPr>
+          <w:rFonts w:asciiTheme="minorBidi" w:hAnsiTheme="minorBidi" w:cstheme="minorBidi"/>
+          <w:rtl/>
+        </w:rPr>
+      </w:pPr>
+    </w:p>
+    <w:p>
+      <w:pPr>
+        <w:rPr>
+          <w:rFonts w:asciiTheme="minorBidi" w:hAnsiTheme="minorBidi" w:cstheme="minorBidi"/>
+          <w:rtl/>
+        </w:rPr>
+      </w:pPr>
+    </w:p>
+    <w:p>
+      <w:pPr>
+        <w:rPr>
+          <w:rFonts w:asciiTheme="minorBidi" w:hAnsiTheme="minorBidi" w:cstheme="minorBidi"/>
+          <w:rtl/>
+        </w:rPr>
+      </w:pPr>
+    </w:p>
+    <w:p>
+      <w:pPr>
         <w:rPr>
           <w:rFonts w:asciiTheme="minorBidi" w:hAnsiTheme="minorBidi" w:cstheme="minorBidi"/>
           <w:rtl/>
@@ -37235,16 +37929,15 @@
     <w:p>
       <w:pPr>
         <w:pStyle w:val="a8"/>
-        <w:ind w:left="803" w:firstLine="0"/>
-        <w:rPr>
-          <w:rFonts w:asciiTheme="minorBidi" w:hAnsiTheme="minorBidi" w:cstheme="minorBidi"/>
-          <w:rtl/>
-        </w:rPr>
-      </w:pPr>
-    </w:p>
-    <w:p>
-      <w:pPr>
-        <w:ind w:firstLine="0"/>
+        <w:ind w:left="803"/>
+        <w:rPr>
+          <w:rFonts w:asciiTheme="minorBidi" w:hAnsiTheme="minorBidi" w:cstheme="minorBidi"/>
+          <w:rtl/>
+        </w:rPr>
+      </w:pPr>
+    </w:p>
+    <w:p>
+      <w:pPr>
         <w:rPr>
           <w:rFonts w:asciiTheme="minorBidi" w:hAnsiTheme="minorBidi" w:cstheme="minorBidi"/>
           <w:rtl/>
@@ -37419,7 +38112,7 @@
         </w:rPr>
         <w:t xml:space="preserve">Networks with Lightweight AES and ECDH Cryptography Approach”, August 2024 </w:t>
       </w:r>
-      <w:hyperlink r:id="rId61" w:history="1">
+      <w:hyperlink r:id="rId62" w:history="1">
         <w:r>
           <w:rPr>
             <w:rStyle w:val="Hyperlink"/>
@@ -37448,7 +38141,7 @@
         </w:rPr>
         <w:t xml:space="preserve">Limin Zhang, Li Wang, “A Hybrid Encryption Approach for Efficient and Secure Data Transmission in IoT Devices”, June 2024 </w:t>
       </w:r>
-      <w:hyperlink r:id="rId62" w:history="1">
+      <w:hyperlink r:id="rId63" w:history="1">
         <w:r>
           <w:rPr>
             <w:rStyle w:val="Hyperlink"/>
@@ -37482,7 +38175,7 @@
         <w:rPr>
           <w:rFonts w:asciiTheme="minorBidi" w:hAnsiTheme="minorBidi" w:cstheme="minorBidi"/>
         </w:rPr>
-        <w:t xml:space="preserve">AES 256   </w:t>
+        <w:t xml:space="preserve">AES 256  </w:t>
       </w:r>
       <w:r>
         <w:rPr>
@@ -37518,7 +38211,7 @@
         </w:rPr>
         <w:t xml:space="preserve"> </w:t>
       </w:r>
-      <w:hyperlink r:id="rId63" w:history="1">
+      <w:hyperlink r:id="rId64" w:history="1">
         <w:r>
           <w:rPr>
             <w:rStyle w:val="Hyperlink"/>
@@ -37559,11 +38252,11 @@
       <w:pPr>
         <w:jc w:val="right"/>
         <w:rPr>
-          <w:rFonts w:asciiTheme="minorBidi" w:hAnsiTheme="minorBidi" w:cstheme="minorBidi" w:hint="cs"/>
-          <w:rtl/>
-        </w:rPr>
-      </w:pPr>
-      <w:hyperlink r:id="rId64" w:history="1">
+          <w:rFonts w:asciiTheme="minorBidi" w:hAnsiTheme="minorBidi" w:cstheme="minorBidi"/>
+          <w:rtl/>
+        </w:rPr>
+      </w:pPr>
+      <w:hyperlink r:id="rId65" w:history="1">
         <w:r>
           <w:rPr>
             <w:rStyle w:val="Hyperlink"/>
@@ -37576,18 +38269,18 @@
     <w:p>
       <w:pPr>
         <w:bidi w:val="0"/>
-        <w:ind w:left="-7" w:firstLine="0"/>
+        <w:ind w:left="-7"/>
         <w:jc w:val="right"/>
         <w:rPr>
-          <w:rFonts w:asciiTheme="minorBidi" w:hAnsiTheme="minorBidi" w:cstheme="minorBidi" w:hint="cs"/>
+          <w:rFonts w:asciiTheme="minorBidi" w:hAnsiTheme="minorBidi" w:cstheme="minorBidi"/>
           <w:rtl/>
         </w:rPr>
       </w:pPr>
     </w:p>
     <w:sectPr>
-      <w:headerReference w:type="default" r:id="rId65"/>
-      <w:footerReference w:type="default" r:id="rId66"/>
-      <w:headerReference w:type="first" r:id="rId67"/>
+      <w:headerReference w:type="default" r:id="rId66"/>
+      <w:footerReference w:type="default" r:id="rId67"/>
+      <w:headerReference w:type="first" r:id="rId68"/>
       <w:pgSz w:w="12240" w:h="15840"/>
       <w:pgMar w:top="1134" w:right="1530" w:bottom="1276" w:left="1800" w:header="720" w:footer="342" w:gutter="0"/>
       <w:pgNumType w:start="1"/>
@@ -37627,7 +38320,6 @@
   <w:sdt>
     <w:sdtPr>
       <w:rPr>
-        <w:rFonts w:ascii="Arial" w:hAnsi="Arial" w:cs="Arial"/>
         <w:sz w:val="20"/>
         <w:szCs w:val="20"/>
         <w:rtl/>
@@ -37642,7 +38334,6 @@
       <w:sdt>
         <w:sdtPr>
           <w:rPr>
-            <w:rFonts w:ascii="Arial" w:hAnsi="Arial" w:cs="Arial"/>
             <w:sz w:val="20"/>
             <w:szCs w:val="20"/>
             <w:rtl/>
@@ -37659,14 +38350,12 @@
               <w:pStyle w:val="ab"/>
               <w:jc w:val="right"/>
               <w:rPr>
-                <w:rFonts w:ascii="Arial" w:hAnsi="Arial" w:cs="Arial"/>
                 <w:sz w:val="20"/>
                 <w:szCs w:val="20"/>
               </w:rPr>
             </w:pPr>
             <w:r>
               <w:rPr>
-                <w:rFonts w:ascii="Arial" w:hAnsi="Arial" w:cs="Arial"/>
                 <w:sz w:val="20"/>
                 <w:szCs w:val="20"/>
                 <w:rtl/>
@@ -37676,7 +38365,6 @@
             </w:r>
             <w:r>
               <w:rPr>
-                <w:rFonts w:ascii="Arial" w:hAnsi="Arial" w:cs="Arial"/>
                 <w:sz w:val="20"/>
                 <w:szCs w:val="20"/>
               </w:rPr>
@@ -37684,7 +38372,6 @@
             </w:r>
             <w:r>
               <w:rPr>
-                <w:rFonts w:ascii="Arial" w:hAnsi="Arial" w:cs="Arial"/>
                 <w:sz w:val="20"/>
                 <w:szCs w:val="20"/>
               </w:rPr>
@@ -37692,7 +38379,6 @@
             </w:r>
             <w:r>
               <w:rPr>
-                <w:rFonts w:ascii="Arial" w:hAnsi="Arial" w:cs="Arial"/>
                 <w:sz w:val="20"/>
                 <w:szCs w:val="20"/>
               </w:rPr>
@@ -37700,7 +38386,6 @@
             </w:r>
             <w:r>
               <w:rPr>
-                <w:rFonts w:ascii="Arial" w:hAnsi="Arial" w:cs="Arial"/>
                 <w:sz w:val="20"/>
                 <w:szCs w:val="20"/>
                 <w:rtl/>
@@ -37709,7 +38394,6 @@
             </w:r>
             <w:r>
               <w:rPr>
-                <w:rFonts w:ascii="Arial" w:hAnsi="Arial" w:cs="Arial"/>
                 <w:sz w:val="20"/>
                 <w:szCs w:val="20"/>
               </w:rPr>
@@ -37717,7 +38401,6 @@
             </w:r>
             <w:r>
               <w:rPr>
-                <w:rFonts w:ascii="Arial" w:hAnsi="Arial" w:cs="Arial"/>
                 <w:sz w:val="20"/>
                 <w:szCs w:val="20"/>
                 <w:rtl/>
@@ -37726,7 +38409,6 @@
             </w:r>
             <w:r>
               <w:rPr>
-                <w:rFonts w:ascii="Arial" w:hAnsi="Arial" w:cs="Arial"/>
                 <w:sz w:val="20"/>
                 <w:szCs w:val="20"/>
               </w:rPr>
@@ -37734,7 +38416,6 @@
             </w:r>
             <w:r>
               <w:rPr>
-                <w:rFonts w:ascii="Arial" w:hAnsi="Arial" w:cs="Arial"/>
                 <w:sz w:val="20"/>
                 <w:szCs w:val="20"/>
               </w:rPr>
@@ -37742,7 +38423,6 @@
             </w:r>
             <w:r>
               <w:rPr>
-                <w:rFonts w:ascii="Arial" w:hAnsi="Arial" w:cs="Arial"/>
                 <w:sz w:val="20"/>
                 <w:szCs w:val="20"/>
               </w:rPr>
@@ -37750,7 +38430,6 @@
             </w:r>
             <w:r>
               <w:rPr>
-                <w:rFonts w:ascii="Arial" w:hAnsi="Arial" w:cs="Arial"/>
                 <w:sz w:val="20"/>
                 <w:szCs w:val="20"/>
                 <w:rtl/>
@@ -37759,7 +38438,6 @@
             </w:r>
             <w:r>
               <w:rPr>
-                <w:rFonts w:ascii="Arial" w:hAnsi="Arial" w:cs="Arial"/>
                 <w:sz w:val="20"/>
                 <w:szCs w:val="20"/>
               </w:rPr>
@@ -37773,7 +38451,6 @@
   <w:p>
     <w:pPr>
       <w:rPr>
-        <w:rFonts w:ascii="Arial" w:hAnsi="Arial" w:cs="Arial"/>
         <w:sz w:val="20"/>
         <w:szCs w:val="20"/>
       </w:rPr>
@@ -39660,7 +40337,7 @@
   <w:abstractNum w:abstractNumId="12" w15:restartNumberingAfterBreak="0">
     <w:nsid w:val="129E7A9B"/>
     <w:multiLevelType w:val="multilevel"/>
-    <w:tmpl w:val="5C00E7D0"/>
+    <w:tmpl w:val="34B68CF4"/>
     <w:lvl w:ilvl="0">
       <w:start w:val="1"/>
       <w:numFmt w:val="bullet"/>
@@ -39696,7 +40373,6 @@
     <w:lvl w:ilvl="2">
       <w:start w:val="12"/>
       <w:numFmt w:val="decimal"/>
-      <w:pStyle w:val="1"/>
       <w:lvlText w:val="%3"/>
       <w:lvlJc w:val="left"/>
       <w:pPr>
@@ -40600,10 +41276,11 @@
   <w:abstractNum w:abstractNumId="19" w15:restartNumberingAfterBreak="0">
     <w:nsid w:val="19A3348E"/>
     <w:multiLevelType w:val="hybridMultilevel"/>
-    <w:tmpl w:val="47B66C42"/>
-    <w:lvl w:ilvl="0" w:tplc="C96CB376">
+    <w:tmpl w:val="1908CE6E"/>
+    <w:lvl w:ilvl="0" w:tplc="C994AB78">
       <w:start w:val="2"/>
       <w:numFmt w:val="decimal"/>
+      <w:pStyle w:val="1"/>
       <w:lvlText w:val="%1"/>
       <w:lvlJc w:val="left"/>
       <w:pPr>
@@ -42227,7 +42904,7 @@
       <w:lvlText w:val="%3"/>
       <w:lvlJc w:val="left"/>
       <w:pPr>
-        <w:ind w:left="2160" w:hanging="360"/>
+        <w:ind w:left="360" w:hanging="360"/>
       </w:pPr>
       <w:rPr>
         <w:rFonts w:hint="default"/>
@@ -56030,14 +56707,13 @@
   <w:style w:type="paragraph" w:default="1" w:styleId="a">
     <w:name w:val="Normal"/>
     <w:qFormat/>
-    <w:rsid w:val="00A6749E"/>
+    <w:rsid w:val="00CC68A0"/>
     <w:pPr>
       <w:bidi/>
       <w:spacing w:after="0" w:line="360" w:lineRule="auto"/>
-      <w:ind w:hanging="7"/>
     </w:pPr>
     <w:rPr>
-      <w:rFonts w:ascii="Times New Roman" w:eastAsia="Times New Roman" w:hAnsi="Times New Roman" w:cs="David"/>
+      <w:rFonts w:ascii="Arial" w:eastAsia="Times New Roman" w:hAnsi="Arial" w:cs="Arial"/>
       <w:sz w:val="24"/>
       <w:szCs w:val="24"/>
     </w:rPr>
@@ -56050,28 +56726,24 @@
     <w:autoRedefine/>
     <w:uiPriority w:val="9"/>
     <w:qFormat/>
-    <w:rsid w:val="00842528"/>
+    <w:rsid w:val="000933C7"/>
     <w:pPr>
       <w:keepNext/>
       <w:keepLines/>
       <w:numPr>
-        <w:ilvl w:val="2"/>
-        <w:numId w:val="89"/>
+        <w:numId w:val="146"/>
       </w:numPr>
-      <w:tabs>
-        <w:tab w:val="right" w:pos="1350"/>
-      </w:tabs>
       <w:spacing w:before="360" w:after="240" w:line="240" w:lineRule="auto"/>
-      <w:ind w:left="540" w:hanging="450"/>
+      <w:ind w:left="0" w:firstLine="0"/>
       <w:outlineLvl w:val="0"/>
     </w:pPr>
     <w:rPr>
-      <w:rFonts w:asciiTheme="minorBidi" w:eastAsiaTheme="majorEastAsia" w:hAnsiTheme="minorBidi" w:cs="Arial"/>
+      <w:rFonts w:eastAsiaTheme="majorEastAsia"/>
       <w:b/>
       <w:bCs/>
-      <w:color w:val="2F5496" w:themeColor="accent1" w:themeShade="BF"/>
-      <w:sz w:val="32"/>
-      <w:szCs w:val="32"/>
+      <w:color w:val="4472C4" w:themeColor="accent1"/>
+      <w:sz w:val="40"/>
+      <w:szCs w:val="40"/>
     </w:rPr>
   </w:style>
   <w:style w:type="paragraph" w:styleId="2">
@@ -56083,21 +56755,22 @@
     <w:uiPriority w:val="9"/>
     <w:unhideWhenUsed/>
     <w:qFormat/>
-    <w:rsid w:val="006C5778"/>
+    <w:rsid w:val="000933C7"/>
     <w:pPr>
       <w:keepNext/>
       <w:keepLines/>
-      <w:spacing w:line="240" w:lineRule="auto"/>
-      <w:ind w:left="90" w:hanging="90"/>
+      <w:spacing w:before="360" w:after="240" w:line="240" w:lineRule="auto"/>
+      <w:ind w:left="86" w:hanging="86"/>
       <w:outlineLvl w:val="1"/>
     </w:pPr>
     <w:rPr>
-      <w:rFonts w:ascii="Arial" w:eastAsiaTheme="majorEastAsia" w:hAnsi="Arial" w:cs="Arial"/>
+      <w:rFonts w:eastAsia="Arial"/>
       <w:b/>
       <w:bCs/>
       <w:color w:val="4472C4" w:themeColor="accent1"/>
       <w:sz w:val="32"/>
       <w:szCs w:val="32"/>
+      <w:lang w:val="en-GB"/>
     </w:rPr>
   </w:style>
   <w:style w:type="paragraph" w:styleId="3">
@@ -56117,7 +56790,7 @@
         <w:tab w:val="center" w:pos="1996"/>
       </w:tabs>
       <w:spacing w:before="240" w:after="225"/>
-      <w:ind w:left="90" w:firstLine="0"/>
+      <w:ind w:left="90"/>
       <w:outlineLvl w:val="2"/>
     </w:pPr>
     <w:rPr>
@@ -56222,6 +56895,7 @@
   <w:style w:type="character" w:default="1" w:styleId="a0">
     <w:name w:val="Default Paragraph Font"/>
     <w:uiPriority w:val="1"/>
+    <w:semiHidden/>
     <w:unhideWhenUsed/>
   </w:style>
   <w:style w:type="table" w:default="1" w:styleId="a1">
@@ -56250,14 +56924,14 @@
     <w:basedOn w:val="a0"/>
     <w:link w:val="1"/>
     <w:uiPriority w:val="9"/>
-    <w:rsid w:val="00842528"/>
+    <w:rsid w:val="000933C7"/>
     <w:rPr>
-      <w:rFonts w:asciiTheme="minorBidi" w:eastAsiaTheme="majorEastAsia" w:hAnsiTheme="minorBidi" w:cs="Arial"/>
+      <w:rFonts w:ascii="Arial" w:eastAsiaTheme="majorEastAsia" w:hAnsi="Arial" w:cs="Arial"/>
       <w:b/>
       <w:bCs/>
-      <w:color w:val="2F5496" w:themeColor="accent1" w:themeShade="BF"/>
-      <w:sz w:val="32"/>
-      <w:szCs w:val="32"/>
+      <w:color w:val="4472C4" w:themeColor="accent1"/>
+      <w:sz w:val="40"/>
+      <w:szCs w:val="40"/>
     </w:rPr>
   </w:style>
   <w:style w:type="character" w:customStyle="1" w:styleId="20">
@@ -56265,14 +56939,15 @@
     <w:basedOn w:val="a0"/>
     <w:link w:val="2"/>
     <w:uiPriority w:val="9"/>
-    <w:rsid w:val="006C5778"/>
+    <w:rsid w:val="000933C7"/>
     <w:rPr>
-      <w:rFonts w:ascii="Arial" w:eastAsiaTheme="majorEastAsia" w:hAnsi="Arial" w:cs="Arial"/>
+      <w:rFonts w:ascii="Arial" w:eastAsia="Arial" w:hAnsi="Arial" w:cs="Arial"/>
       <w:b/>
       <w:bCs/>
       <w:color w:val="4472C4" w:themeColor="accent1"/>
       <w:sz w:val="32"/>
       <w:szCs w:val="32"/>
+      <w:lang w:val="en-GB"/>
     </w:rPr>
   </w:style>
   <w:style w:type="character" w:customStyle="1" w:styleId="30">
@@ -57962,7 +58637,6 @@
     <w:pPr>
       <w:bidi w:val="0"/>
       <w:spacing w:before="100" w:beforeAutospacing="1" w:after="100" w:afterAutospacing="1" w:line="240" w:lineRule="auto"/>
-      <w:ind w:firstLine="0"/>
     </w:pPr>
     <w:rPr>
       <w:rFonts w:cs="Times New Roman"/>
@@ -57975,7 +58649,6 @@
     <w:pPr>
       <w:bidi w:val="0"/>
       <w:spacing w:before="100" w:beforeAutospacing="1" w:after="100" w:afterAutospacing="1" w:line="240" w:lineRule="auto"/>
-      <w:ind w:firstLine="0"/>
     </w:pPr>
     <w:rPr>
       <w:rFonts w:cs="Times New Roman"/>

--- a/src/main/java/mu/smalltalk/BOOK/Book-SmallTalk.docx
+++ b/src/main/java/mu/smalltalk/BOOK/Book-SmallTalk.docx
@@ -453,6 +453,8 @@
       <w:sdtPr>
         <w:rPr>
           <w:rFonts w:ascii="Times New Roman" w:eastAsia="Times New Roman" w:hAnsi="Times New Roman" w:cs="David"/>
+          <w:b w:val="0"/>
+          <w:bCs w:val="0"/>
           <w:color w:val="auto"/>
           <w:sz w:val="20"/>
           <w:szCs w:val="20"/>
@@ -468,8 +470,6 @@
       <w:sdtEndPr>
         <w:rPr>
           <w:rFonts w:ascii="Arial" w:hAnsi="Arial" w:cstheme="minorBidi"/>
-          <w:b w:val="0"/>
-          <w:bCs w:val="0"/>
           <w:sz w:val="16"/>
           <w:szCs w:val="16"/>
           <w:lang w:val="en-US"/>
@@ -479,11 +479,6 @@
         <w:p>
           <w:pPr>
             <w:pStyle w:val="a5"/>
-            <w:numPr>
-              <w:ilvl w:val="0"/>
-              <w:numId w:val="0"/>
-            </w:numPr>
-            <w:ind w:left="567"/>
           </w:pPr>
           <w:proofErr w:type="spellStart"/>
           <w:r>
@@ -824,6 +819,17 @@
             </w:r>
             <w:r>
               <w:rPr>
+                <w:rStyle w:val="Hyperlink"/>
+                <w:rFonts w:hint="cs"/>
+                <w:noProof/>
+                <w:sz w:val="16"/>
+                <w:szCs w:val="16"/>
+                <w:rtl/>
+              </w:rPr>
+              <w:t>.........................</w:t>
+            </w:r>
+            <w:r>
+              <w:rPr>
                 <w:noProof/>
                 <w:webHidden/>
                 <w:sz w:val="16"/>
@@ -2047,6 +2053,17 @@
             </w:r>
             <w:r>
               <w:rPr>
+                <w:rStyle w:val="Hyperlink"/>
+                <w:rFonts w:hint="cs"/>
+                <w:noProof/>
+                <w:sz w:val="16"/>
+                <w:szCs w:val="16"/>
+                <w:rtl/>
+              </w:rPr>
+              <w:t>..........................</w:t>
+            </w:r>
+            <w:r>
+              <w:rPr>
                 <w:noProof/>
                 <w:webHidden/>
                 <w:sz w:val="16"/>
@@ -2446,12 +2463,34 @@
             </w:r>
             <w:r>
               <w:rPr>
+                <w:rStyle w:val="Hyperlink"/>
+                <w:rFonts w:hint="cs"/>
+                <w:noProof/>
+                <w:sz w:val="16"/>
+                <w:szCs w:val="16"/>
+                <w:rtl/>
+              </w:rPr>
+              <w:t>...........</w:t>
+            </w:r>
+            <w:r>
+              <w:rPr>
                 <w:noProof/>
                 <w:webHidden/>
                 <w:sz w:val="16"/>
                 <w:szCs w:val="16"/>
               </w:rPr>
               <w:tab/>
+            </w:r>
+            <w:r>
+              <w:rPr>
+                <w:rFonts w:hint="cs"/>
+                <w:noProof/>
+                <w:webHidden/>
+                <w:sz w:val="16"/>
+                <w:szCs w:val="16"/>
+                <w:rtl/>
+              </w:rPr>
+              <w:t>.....................................................................................................................................................</w:t>
             </w:r>
             <w:r>
               <w:rPr>
@@ -2626,6 +2665,17 @@
             </w:r>
             <w:r>
               <w:rPr>
+                <w:rStyle w:val="Hyperlink"/>
+                <w:rFonts w:hint="cs"/>
+                <w:noProof/>
+                <w:sz w:val="16"/>
+                <w:szCs w:val="16"/>
+                <w:rtl/>
+              </w:rPr>
+              <w:t>..............................</w:t>
+            </w:r>
+            <w:r>
+              <w:rPr>
                 <w:noProof/>
                 <w:webHidden/>
                 <w:sz w:val="16"/>
@@ -2806,6 +2856,17 @@
             </w:r>
             <w:r>
               <w:rPr>
+                <w:rStyle w:val="Hyperlink"/>
+                <w:rFonts w:hint="cs"/>
+                <w:noProof/>
+                <w:sz w:val="16"/>
+                <w:szCs w:val="16"/>
+                <w:rtl/>
+              </w:rPr>
+              <w:t>..........................</w:t>
+            </w:r>
+            <w:r>
+              <w:rPr>
                 <w:noProof/>
                 <w:webHidden/>
                 <w:sz w:val="16"/>
@@ -3127,6 +3188,17 @@
             </w:r>
             <w:r>
               <w:rPr>
+                <w:rStyle w:val="Hyperlink"/>
+                <w:rFonts w:hint="cs"/>
+                <w:noProof/>
+                <w:sz w:val="16"/>
+                <w:szCs w:val="16"/>
+                <w:rtl/>
+              </w:rPr>
+              <w:t>................................</w:t>
+            </w:r>
+            <w:r>
+              <w:rPr>
                 <w:noProof/>
                 <w:webHidden/>
                 <w:sz w:val="16"/>
@@ -3448,6 +3520,17 @@
             </w:r>
             <w:r>
               <w:rPr>
+                <w:rStyle w:val="Hyperlink"/>
+                <w:rFonts w:hint="cs"/>
+                <w:noProof/>
+                <w:sz w:val="16"/>
+                <w:szCs w:val="16"/>
+                <w:rtl/>
+              </w:rPr>
+              <w:t>............................</w:t>
+            </w:r>
+            <w:r>
+              <w:rPr>
                 <w:noProof/>
                 <w:webHidden/>
                 <w:sz w:val="16"/>
@@ -4849,6 +4932,17 @@
                 <w:rtl/>
               </w:rPr>
               <w:t>המידע</w:t>
+            </w:r>
+            <w:r>
+              <w:rPr>
+                <w:rStyle w:val="Hyperlink"/>
+                <w:rFonts w:hint="cs"/>
+                <w:noProof/>
+                <w:sz w:val="16"/>
+                <w:szCs w:val="16"/>
+                <w:rtl/>
+              </w:rPr>
+              <w:t>.....................</w:t>
             </w:r>
             <w:r>
               <w:rPr>
@@ -7449,11 +7543,6 @@
     <w:p>
       <w:pPr>
         <w:pStyle w:val="1"/>
-        <w:numPr>
-          <w:ilvl w:val="0"/>
-          <w:numId w:val="0"/>
-        </w:numPr>
-        <w:ind w:left="90"/>
       </w:pPr>
       <w:bookmarkStart w:id="0" w:name="_Toc191372278"/>
       <w:bookmarkStart w:id="1" w:name="_Toc191826960"/>
@@ -7463,6 +7552,7 @@
           <w:rFonts w:hint="cs"/>
           <w:rtl/>
         </w:rPr>
+        <w:lastRenderedPageBreak/>
         <w:t xml:space="preserve">1 </w:t>
       </w:r>
       <w:r>
@@ -8047,6 +8137,7 @@
         <w:rPr>
           <w:rtl/>
         </w:rPr>
+        <w:lastRenderedPageBreak/>
         <w:t>מבוא</w:t>
       </w:r>
       <w:bookmarkEnd w:id="7"/>
@@ -8143,20 +8234,6 @@
       </w:r>
       <w:bookmarkStart w:id="10" w:name="_Toc191372281"/>
       <w:bookmarkStart w:id="11" w:name="_Toc191826965"/>
-    </w:p>
-    <w:p>
-      <w:pPr>
-        <w:rPr>
-          <w:rFonts w:asciiTheme="minorBidi" w:hAnsiTheme="minorBidi" w:cstheme="minorBidi"/>
-        </w:rPr>
-      </w:pPr>
-      <w:r>
-        <w:rPr>
-          <w:rFonts w:asciiTheme="minorBidi" w:hAnsiTheme="minorBidi" w:cstheme="minorBidi" w:hint="cs"/>
-          <w:rtl/>
-        </w:rPr>
-        <w:t>ש</w:t>
-      </w:r>
     </w:p>
     <w:p>
       <w:pPr>
@@ -8747,6 +8824,7 @@
         <w:rPr>
           <w:rtl/>
         </w:rPr>
+        <w:lastRenderedPageBreak/>
         <w:t>2.4</w:t>
       </w:r>
       <w:r>
@@ -9440,6 +9518,7 @@
         <w:rPr>
           <w:rtl/>
         </w:rPr>
+        <w:lastRenderedPageBreak/>
         <w:t>יעדים מרכזיים</w:t>
       </w:r>
       <w:r>
@@ -9827,6 +9906,7 @@
         </w:numPr>
         <w:rPr>
           <w:rFonts w:asciiTheme="minorBidi" w:hAnsiTheme="minorBidi" w:cstheme="minorBidi"/>
+          <w:rtl/>
           <w:lang w:val="en-GB"/>
         </w:rPr>
       </w:pPr>
@@ -9838,15 +9918,6 @@
         </w:rPr>
         <w:t>המשתמש מקבל הודעה ומפענח אותה באמצעות המפתח המשותף.</w:t>
       </w:r>
-    </w:p>
-    <w:p>
-      <w:pPr>
-        <w:rPr>
-          <w:rFonts w:asciiTheme="minorBidi" w:hAnsiTheme="minorBidi" w:cstheme="minorBidi"/>
-          <w:rtl/>
-          <w:lang w:val="en-GB"/>
-        </w:rPr>
-      </w:pPr>
     </w:p>
     <w:p>
       <w:pPr>
@@ -9885,7 +9956,7 @@
           <w:rtl/>
           <w:lang w:val="en-GB"/>
         </w:rPr>
-        <w:t>התראות והודעות מתעדכנות בזמן אמת באמצעות .</w:t>
+        <w:t xml:space="preserve">התראות והודעות מתעדכנות בזמן אמת באמצעות </w:t>
       </w:r>
       <w:proofErr w:type="spellStart"/>
       <w:r>
@@ -9901,7 +9972,22 @@
           <w:rtl/>
           <w:lang w:val="en-GB"/>
         </w:rPr>
-        <w:t xml:space="preserve"> -   </w:t>
+        <w:t xml:space="preserve"> </w:t>
+      </w:r>
+      <w:r>
+        <w:rPr>
+          <w:rFonts w:asciiTheme="minorBidi" w:hAnsiTheme="minorBidi" w:cstheme="minorBidi"/>
+          <w:lang w:val="en-GB"/>
+        </w:rPr>
+        <w:t>.</w:t>
+      </w:r>
+      <w:r>
+        <w:rPr>
+          <w:rFonts w:asciiTheme="minorBidi" w:hAnsiTheme="minorBidi" w:cstheme="minorBidi"/>
+          <w:rtl/>
+          <w:lang w:val="en-GB"/>
+        </w:rPr>
+        <w:t>  </w:t>
       </w:r>
     </w:p>
     <w:p>
@@ -10049,6 +10135,13 @@
         </w:rPr>
         <w:t xml:space="preserve"> עם מפתחות ייחודיים</w:t>
       </w:r>
+      <w:r>
+        <w:rPr>
+          <w:rFonts w:asciiTheme="minorBidi" w:hAnsiTheme="minorBidi" w:cstheme="minorBidi"/>
+          <w:lang w:val="en-GB"/>
+        </w:rPr>
+        <w:t>.</w:t>
+      </w:r>
     </w:p>
     <w:p>
       <w:pPr>
@@ -10084,6 +10177,13 @@
         </w:rPr>
         <w:t xml:space="preserve"> להחלפת מפתחות בתהליך השחזור</w:t>
       </w:r>
+      <w:r>
+        <w:rPr>
+          <w:rFonts w:asciiTheme="minorBidi" w:hAnsiTheme="minorBidi" w:cstheme="minorBidi"/>
+          <w:lang w:val="en-GB"/>
+        </w:rPr>
+        <w:t>.</w:t>
+      </w:r>
     </w:p>
     <w:p>
       <w:pPr>
@@ -10105,6 +10205,13 @@
         </w:rPr>
         <w:t>חתימות דיגיטליות לאימות שלמות הגיבויים</w:t>
       </w:r>
+      <w:r>
+        <w:rPr>
+          <w:rFonts w:asciiTheme="minorBidi" w:hAnsiTheme="minorBidi" w:cstheme="minorBidi"/>
+          <w:lang w:val="en-GB"/>
+        </w:rPr>
+        <w:t>.</w:t>
+      </w:r>
     </w:p>
     <w:p>
       <w:pPr>
@@ -10126,6 +10233,7 @@
           <w:rtl/>
           <w:lang w:val="en-GB"/>
         </w:rPr>
+        <w:lastRenderedPageBreak/>
         <w:t>מערכת שחזור מאובטחת המערכת מספקת מנגנון שחזור מאובטח המאפשר למשתמשים לשחזר את המידע שלהם במקרה של אובדן מכשיר או תקלה. תהליך השחזור כולל:</w:t>
       </w:r>
     </w:p>
@@ -10149,6 +10257,13 @@
         </w:rPr>
         <w:t>אימות זהות מחמיר באמצעות מנגנון דו-שלבי</w:t>
       </w:r>
+      <w:r>
+        <w:rPr>
+          <w:rFonts w:asciiTheme="minorBidi" w:hAnsiTheme="minorBidi" w:cstheme="minorBidi"/>
+          <w:lang w:val="en-GB"/>
+        </w:rPr>
+        <w:t>.</w:t>
+      </w:r>
     </w:p>
     <w:p>
       <w:pPr>
@@ -10170,6 +10285,13 @@
         </w:rPr>
         <w:t>פענוח הדרגתי של הנתונים המגובים</w:t>
       </w:r>
+      <w:r>
+        <w:rPr>
+          <w:rFonts w:asciiTheme="minorBidi" w:hAnsiTheme="minorBidi" w:cstheme="minorBidi"/>
+          <w:lang w:val="en-GB"/>
+        </w:rPr>
+        <w:t>.</w:t>
+      </w:r>
     </w:p>
     <w:p>
       <w:pPr>
@@ -10191,28 +10313,81 @@
         </w:rPr>
         <w:t>בדיקות שלמות ואימות של המידע המשוחזר</w:t>
       </w:r>
-    </w:p>
-    <w:p>
-      <w:pPr>
-        <w:numPr>
-          <w:ilvl w:val="0"/>
-          <w:numId w:val="72"/>
-        </w:numPr>
-        <w:rPr>
-          <w:rFonts w:asciiTheme="minorBidi" w:hAnsiTheme="minorBidi" w:cstheme="minorBidi"/>
-          <w:b/>
-          <w:bCs/>
-          <w:rtl/>
+      <w:r>
+        <w:rPr>
+          <w:rFonts w:asciiTheme="minorBidi" w:hAnsiTheme="minorBidi" w:cstheme="minorBidi"/>
           <w:lang w:val="en-GB"/>
         </w:rPr>
-      </w:pPr>
-      <w:r>
-        <w:rPr>
-          <w:rFonts w:asciiTheme="minorBidi" w:hAnsiTheme="minorBidi" w:cstheme="minorBidi"/>
+        <w:t>.</w:t>
+      </w:r>
+    </w:p>
+    <w:p>
+      <w:pPr>
+        <w:rPr>
+          <w:rFonts w:asciiTheme="minorBidi" w:hAnsiTheme="minorBidi" w:cstheme="minorBidi"/>
+          <w:b/>
+          <w:bCs/>
           <w:rtl/>
           <w:lang w:val="en-GB"/>
         </w:rPr>
-        <w:t>מדיניות ניהול נתונים המערכת כוללת מנגנון חכם לניהול מדיניות שמירה והשמדה של נתונים:</w:t>
+      </w:pPr>
+      <w:proofErr w:type="gramStart"/>
+      <w:r>
+        <w:rPr>
+          <w:rFonts w:asciiTheme="minorBidi" w:hAnsiTheme="minorBidi" w:cstheme="minorBidi"/>
+          <w:b/>
+          <w:bCs/>
+          <w:lang w:val="en-GB"/>
+        </w:rPr>
+        <w:t>3</w:t>
+      </w:r>
+      <w:r>
+        <w:rPr>
+          <w:rFonts w:asciiTheme="minorBidi" w:hAnsiTheme="minorBidi" w:cstheme="minorBidi"/>
+          <w:lang w:val="en-GB"/>
+        </w:rPr>
+        <w:t xml:space="preserve"> </w:t>
+      </w:r>
+      <w:r>
+        <w:rPr>
+          <w:rFonts w:asciiTheme="minorBidi" w:hAnsiTheme="minorBidi" w:cstheme="minorBidi" w:hint="cs"/>
+          <w:rtl/>
+          <w:lang w:val="en-GB"/>
+        </w:rPr>
+        <w:t>.</w:t>
+      </w:r>
+      <w:proofErr w:type="gramEnd"/>
+      <w:r>
+        <w:rPr>
+          <w:rFonts w:asciiTheme="minorBidi" w:hAnsiTheme="minorBidi" w:cstheme="minorBidi" w:hint="cs"/>
+          <w:rtl/>
+          <w:lang w:val="en-GB"/>
+        </w:rPr>
+        <w:t xml:space="preserve"> מדיניות</w:t>
+      </w:r>
+      <w:r>
+        <w:rPr>
+          <w:rFonts w:asciiTheme="minorBidi" w:hAnsiTheme="minorBidi" w:cstheme="minorBidi"/>
+          <w:rtl/>
+          <w:lang w:val="en-GB"/>
+        </w:rPr>
+        <w:t xml:space="preserve"> ניהול נתונים המערכת כוללת מנגנון חכם לניהול מדיניות שמירה והשמדה של</w:t>
+      </w:r>
+      <w:r>
+        <w:rPr>
+          <w:rFonts w:asciiTheme="minorBidi" w:hAnsiTheme="minorBidi" w:cstheme="minorBidi" w:hint="cs"/>
+          <w:rtl/>
+          <w:lang w:val="en-GB"/>
+        </w:rPr>
+        <w:t xml:space="preserve"> </w:t>
+      </w:r>
+      <w:r>
+        <w:rPr>
+          <w:rFonts w:asciiTheme="minorBidi" w:hAnsiTheme="minorBidi" w:cstheme="minorBidi"/>
+          <w:rtl/>
+          <w:lang w:val="en-GB"/>
+        </w:rPr>
+        <w:t>נתונים:</w:t>
       </w:r>
     </w:p>
     <w:p>
@@ -10235,6 +10410,14 @@
         </w:rPr>
         <w:t>הגדרת תקופות שמירה לסוגי מידע שונים</w:t>
       </w:r>
+      <w:r>
+        <w:rPr>
+          <w:rFonts w:asciiTheme="minorBidi" w:hAnsiTheme="minorBidi" w:cstheme="minorBidi" w:hint="cs"/>
+          <w:rtl/>
+          <w:lang w:val="en-GB"/>
+        </w:rPr>
+        <w:t>.</w:t>
+      </w:r>
     </w:p>
     <w:p>
       <w:pPr>
@@ -10256,6 +10439,14 @@
         </w:rPr>
         <w:t>מחיקה מאובטחת של נתונים שפג תוקפם</w:t>
       </w:r>
+      <w:r>
+        <w:rPr>
+          <w:rFonts w:asciiTheme="minorBidi" w:hAnsiTheme="minorBidi" w:cstheme="minorBidi" w:hint="cs"/>
+          <w:rtl/>
+          <w:lang w:val="en-GB"/>
+        </w:rPr>
+        <w:t>.</w:t>
+      </w:r>
     </w:p>
     <w:p>
       <w:pPr>
@@ -10277,15 +10468,14 @@
         </w:rPr>
         <w:t>התראות אוטומטיות על מצב הגיבויים</w:t>
       </w:r>
-    </w:p>
-    <w:p>
-      <w:pPr>
-        <w:rPr>
-          <w:rFonts w:asciiTheme="minorBidi" w:hAnsiTheme="minorBidi" w:cstheme="minorBidi"/>
+      <w:r>
+        <w:rPr>
+          <w:rFonts w:asciiTheme="minorBidi" w:hAnsiTheme="minorBidi" w:cstheme="minorBidi" w:hint="cs"/>
           <w:rtl/>
           <w:lang w:val="en-GB"/>
         </w:rPr>
-      </w:pPr>
+        <w:t>.</w:t>
+      </w:r>
     </w:p>
     <w:p>
       <w:pPr>
@@ -10635,7 +10825,16 @@
           <w:color w:val="000000" w:themeColor="text1"/>
           <w:rtl/>
         </w:rPr>
-        <w:t>מאפשר תקשורת דו-כיוונית בזמן אמת, אך מצריך טיפול יעיל בניהול חיבורים פתוחים רבים במקביל, מניעת עומס יתר על השרת, ואופטימיזציה של תהליכי הצפנה/פענוח שלא יפגעו בזמני תגובה</w:t>
+        <w:t xml:space="preserve">מאפשר תקשורת דו-כיוונית בזמן אמת, אך מצריך טיפול יעיל </w:t>
+      </w:r>
+      <w:r>
+        <w:rPr>
+          <w:rFonts w:asciiTheme="minorBidi" w:hAnsiTheme="minorBidi" w:cstheme="minorBidi"/>
+          <w:color w:val="000000" w:themeColor="text1"/>
+          <w:rtl/>
+        </w:rPr>
+        <w:lastRenderedPageBreak/>
+        <w:t>בניהול חיבורים פתוחים רבים במקביל, מניעת עומס יתר על השרת, ואופטימיזציה של תהליכי הצפנה/פענוח שלא יפגעו בזמני תגובה</w:t>
       </w:r>
       <w:r>
         <w:rPr>
@@ -10875,6 +11074,36 @@
         <w:rPr>
           <w:rFonts w:asciiTheme="minorBidi" w:hAnsiTheme="minorBidi" w:cstheme="minorBidi"/>
           <w:color w:val="000000" w:themeColor="text1"/>
+          <w:rtl/>
+        </w:rPr>
+      </w:pPr>
+    </w:p>
+    <w:p>
+      <w:pPr>
+        <w:spacing w:before="100" w:beforeAutospacing="1" w:after="100" w:afterAutospacing="1"/>
+        <w:rPr>
+          <w:rFonts w:asciiTheme="minorBidi" w:hAnsiTheme="minorBidi" w:cstheme="minorBidi"/>
+          <w:color w:val="000000" w:themeColor="text1"/>
+          <w:rtl/>
+        </w:rPr>
+      </w:pPr>
+    </w:p>
+    <w:p>
+      <w:pPr>
+        <w:spacing w:before="100" w:beforeAutospacing="1" w:after="100" w:afterAutospacing="1"/>
+        <w:rPr>
+          <w:rFonts w:asciiTheme="minorBidi" w:hAnsiTheme="minorBidi" w:cstheme="minorBidi"/>
+          <w:color w:val="000000" w:themeColor="text1"/>
+          <w:rtl/>
+        </w:rPr>
+      </w:pPr>
+    </w:p>
+    <w:p>
+      <w:pPr>
+        <w:spacing w:before="100" w:beforeAutospacing="1" w:after="100" w:afterAutospacing="1"/>
+        <w:rPr>
+          <w:rFonts w:asciiTheme="minorBidi" w:hAnsiTheme="minorBidi" w:cstheme="minorBidi"/>
+          <w:color w:val="000000" w:themeColor="text1"/>
         </w:rPr>
       </w:pPr>
     </w:p>
@@ -10890,6 +11119,7 @@
         <w:rPr>
           <w:rtl/>
         </w:rPr>
+        <w:lastRenderedPageBreak/>
         <w:t>הגדרת מדדי הצלחה למערכת</w:t>
       </w:r>
       <w:bookmarkEnd w:id="37"/>
@@ -11531,6 +11761,7 @@
         <w:rPr>
           <w:rtl/>
         </w:rPr>
+        <w:lastRenderedPageBreak/>
         <w:t xml:space="preserve">רקע תיאורטי </w:t>
       </w:r>
       <w:r>
@@ -11789,7 +12020,8 @@
           <w:numId w:val="15"/>
         </w:numPr>
         <w:spacing w:after="115" w:line="259" w:lineRule="auto"/>
-        <w:ind w:left="-90" w:right="2942" w:hanging="180"/>
+        <w:ind w:left="180" w:right="2942" w:hanging="180"/>
+        <w:jc w:val="both"/>
         <w:rPr>
           <w:rFonts w:asciiTheme="minorBidi" w:hAnsiTheme="minorBidi" w:cstheme="minorBidi"/>
         </w:rPr>
@@ -11804,36 +12036,56 @@
     </w:p>
     <w:p>
       <w:pPr>
-        <w:numPr>
-          <w:ilvl w:val="1"/>
-          <w:numId w:val="15"/>
-        </w:numPr>
         <w:spacing w:after="112" w:line="259" w:lineRule="auto"/>
-        <w:ind w:left="90" w:right="2942"/>
-        <w:rPr>
-          <w:rFonts w:asciiTheme="minorBidi" w:hAnsiTheme="minorBidi" w:cstheme="minorBidi"/>
-        </w:rPr>
-      </w:pPr>
-      <w:r>
-        <w:rPr>
-          <w:rFonts w:asciiTheme="minorBidi" w:hAnsiTheme="minorBidi" w:cstheme="minorBidi"/>
-          <w:rtl/>
-        </w:rPr>
-        <w:t xml:space="preserve">. כל אחד מהם בוחר מספר סודי משלו, ומחשב מפתח ציבורי על בסיס זה. </w:t>
-      </w:r>
-    </w:p>
-    <w:p>
-      <w:pPr>
-        <w:numPr>
-          <w:ilvl w:val="1"/>
-          <w:numId w:val="15"/>
-        </w:numPr>
+        <w:ind w:right="2942"/>
+        <w:rPr>
+          <w:rFonts w:asciiTheme="minorBidi" w:hAnsiTheme="minorBidi" w:cstheme="minorBidi"/>
+        </w:rPr>
+      </w:pPr>
+      <w:r>
+        <w:rPr>
+          <w:rFonts w:asciiTheme="minorBidi" w:hAnsiTheme="minorBidi" w:cstheme="minorBidi" w:hint="cs"/>
+          <w:rtl/>
+        </w:rPr>
+        <w:t>2</w:t>
+      </w:r>
+      <w:r>
+        <w:rPr>
+          <w:rFonts w:asciiTheme="minorBidi" w:hAnsiTheme="minorBidi" w:cstheme="minorBidi"/>
+        </w:rPr>
+        <w:t xml:space="preserve"> </w:t>
+      </w:r>
+      <w:r>
+        <w:rPr>
+          <w:rFonts w:asciiTheme="minorBidi" w:hAnsiTheme="minorBidi" w:cstheme="minorBidi" w:hint="cs"/>
+          <w:rtl/>
+        </w:rPr>
+        <w:t xml:space="preserve">. </w:t>
+      </w:r>
+      <w:r>
+        <w:rPr>
+          <w:rFonts w:asciiTheme="minorBidi" w:hAnsiTheme="minorBidi" w:cstheme="minorBidi"/>
+          <w:rtl/>
+        </w:rPr>
+        <w:t xml:space="preserve">כל אחד מהם בוחר מספר סודי משלו, ומחשב מפתח ציבורי על בסיס זה. </w:t>
+      </w:r>
+    </w:p>
+    <w:p>
+      <w:pPr>
         <w:spacing w:after="115" w:line="259" w:lineRule="auto"/>
-        <w:ind w:left="-90" w:right="2942" w:hanging="180"/>
-        <w:rPr>
-          <w:rFonts w:asciiTheme="minorBidi" w:hAnsiTheme="minorBidi" w:cstheme="minorBidi"/>
-        </w:rPr>
-      </w:pPr>
+        <w:ind w:left="90" w:right="2942" w:hanging="90"/>
+        <w:jc w:val="both"/>
+        <w:rPr>
+          <w:rFonts w:asciiTheme="minorBidi" w:hAnsiTheme="minorBidi" w:cstheme="minorBidi"/>
+        </w:rPr>
+      </w:pPr>
+      <w:r>
+        <w:rPr>
+          <w:rFonts w:asciiTheme="minorBidi" w:hAnsiTheme="minorBidi" w:cstheme="minorBidi" w:hint="cs"/>
+          <w:rtl/>
+        </w:rPr>
+        <w:t>3</w:t>
+      </w:r>
       <w:r>
         <w:rPr>
           <w:rFonts w:asciiTheme="minorBidi" w:hAnsiTheme="minorBidi" w:cstheme="minorBidi"/>
@@ -11845,7 +12097,8 @@
     <w:p>
       <w:pPr>
         <w:spacing w:after="276"/>
-        <w:ind w:left="-270" w:right="1296"/>
+        <w:ind w:right="1296"/>
+        <w:jc w:val="both"/>
         <w:rPr>
           <w:rFonts w:asciiTheme="minorBidi" w:hAnsiTheme="minorBidi" w:cstheme="minorBidi"/>
         </w:rPr>
@@ -11865,17 +12118,18 @@
           <w:numId w:val="15"/>
         </w:numPr>
         <w:spacing w:after="3" w:line="361" w:lineRule="auto"/>
-        <w:ind w:left="270" w:right="1269"/>
-        <w:rPr>
-          <w:rFonts w:asciiTheme="minorBidi" w:hAnsiTheme="minorBidi" w:cstheme="minorBidi"/>
-        </w:rPr>
-      </w:pPr>
-      <w:r>
-        <w:rPr>
-          <w:rFonts w:asciiTheme="minorBidi" w:hAnsiTheme="minorBidi" w:cstheme="minorBidi"/>
-          <w:b/>
-          <w:bCs/>
-        </w:rPr>
+        <w:ind w:left="270" w:right="1269" w:hanging="180"/>
+        <w:rPr>
+          <w:rFonts w:asciiTheme="minorBidi" w:hAnsiTheme="minorBidi" w:cstheme="minorBidi"/>
+        </w:rPr>
+      </w:pPr>
+      <w:r>
+        <w:rPr>
+          <w:rFonts w:asciiTheme="minorBidi" w:hAnsiTheme="minorBidi" w:cstheme="minorBidi"/>
+          <w:b/>
+          <w:bCs/>
+        </w:rPr>
+        <w:lastRenderedPageBreak/>
         <w:t>AES-256 (Advanced Encryption Standard)</w:t>
       </w:r>
       <w:r>
@@ -12067,6 +12321,7 @@
       <w:pPr>
         <w:rPr>
           <w:rFonts w:asciiTheme="minorBidi" w:hAnsiTheme="minorBidi" w:cstheme="minorBidi"/>
+          <w:rtl/>
         </w:rPr>
       </w:pPr>
       <w:r>
@@ -12079,17 +12334,18 @@
     </w:p>
     <w:p>
       <w:pPr>
-        <w:rPr>
-          <w:rFonts w:asciiTheme="minorBidi" w:hAnsiTheme="minorBidi" w:cstheme="minorBidi"/>
-          <w:rtl/>
-        </w:rPr>
-      </w:pPr>
-      <w:r>
-        <w:rPr>
-          <w:rFonts w:asciiTheme="minorBidi" w:hAnsiTheme="minorBidi" w:cstheme="minorBidi"/>
-          <w:rtl/>
-        </w:rPr>
-        <w:t>  </w:t>
+        <w:ind w:hanging="90"/>
+        <w:rPr>
+          <w:rFonts w:asciiTheme="minorBidi" w:hAnsiTheme="minorBidi" w:cstheme="minorBidi"/>
+          <w:rtl/>
+        </w:rPr>
+      </w:pPr>
+      <w:r>
+        <w:rPr>
+          <w:rFonts w:asciiTheme="minorBidi" w:hAnsiTheme="minorBidi" w:cstheme="minorBidi"/>
+          <w:rtl/>
+        </w:rPr>
+        <w:t> </w:t>
       </w:r>
       <w:r>
         <w:rPr>
@@ -12102,7 +12358,21 @@
           <w:rFonts w:asciiTheme="minorBidi" w:hAnsiTheme="minorBidi" w:cstheme="minorBidi"/>
           <w:rtl/>
         </w:rPr>
-        <w:t xml:space="preserve"> הוא אלגוריתם הצפנה סימטרי, שמשמעותו שהשולח והמקבל משתמשים באותו מפתח סודי </w:t>
+        <w:t xml:space="preserve"> הוא אלגוריתם הצפנה סימטרי, שמשמעותו שהשולח והמקבל משתמשים באותו מפת</w:t>
+      </w:r>
+      <w:r>
+        <w:rPr>
+          <w:rFonts w:asciiTheme="minorBidi" w:hAnsiTheme="minorBidi" w:cstheme="minorBidi" w:hint="cs"/>
+          <w:rtl/>
+        </w:rPr>
+        <w:t xml:space="preserve">ח </w:t>
+      </w:r>
+      <w:r>
+        <w:rPr>
+          <w:rFonts w:asciiTheme="minorBidi" w:hAnsiTheme="minorBidi" w:cstheme="minorBidi"/>
+          <w:rtl/>
+        </w:rPr>
+        <w:t>סודי </w:t>
       </w:r>
     </w:p>
     <w:p>
@@ -12287,28 +12557,16 @@
           <w:rFonts w:asciiTheme="minorBidi" w:hAnsiTheme="minorBidi" w:cstheme="minorBidi"/>
           <w:rtl/>
         </w:rPr>
-        <w:t xml:space="preserve">חתימה דיגיטלית תקפה מעידה בסבירות גבוהה שההודעה או המסמך אינם משובשים או מזויפים ,כלומר – שהמסמך או ההודעה נוצרו או נשלחו על ידי גורם ידוע ושהם לא שונו על ידי צד שלישי לאחר חתימתם, או שובשו בדרך אחרת. כמו כן חותם המסמך לא יוכל להתכחש לכך שהוא יצר אותו. </w:t>
-      </w:r>
-    </w:p>
-    <w:p>
-      <w:pPr>
-        <w:spacing w:after="280" w:line="357" w:lineRule="auto"/>
-        <w:ind w:left="270" w:right="1166"/>
-        <w:jc w:val="both"/>
-        <w:rPr>
-          <w:rFonts w:asciiTheme="minorBidi" w:hAnsiTheme="minorBidi" w:cstheme="minorBidi"/>
-        </w:rPr>
-      </w:pPr>
-    </w:p>
-    <w:p>
-      <w:pPr>
-        <w:spacing w:after="280" w:line="357" w:lineRule="auto"/>
-        <w:ind w:left="270" w:right="1166"/>
-        <w:jc w:val="both"/>
-        <w:rPr>
-          <w:rFonts w:asciiTheme="minorBidi" w:hAnsiTheme="minorBidi" w:cstheme="minorBidi"/>
-        </w:rPr>
-      </w:pPr>
+        <w:t xml:space="preserve">חתימה דיגיטלית תקפה מעידה בסבירות גבוהה שההודעה או המסמך אינם משובשים או מזויפים ,כלומר – שהמסמך או ההודעה נוצרו או נשלחו על ידי גורם </w:t>
+      </w:r>
+      <w:r>
+        <w:rPr>
+          <w:rFonts w:asciiTheme="minorBidi" w:hAnsiTheme="minorBidi" w:cstheme="minorBidi"/>
+          <w:rtl/>
+        </w:rPr>
+        <w:lastRenderedPageBreak/>
+        <w:t xml:space="preserve">ידוע ושהם לא שונו על ידי צד שלישי לאחר חתימתם, או שובשו בדרך אחרת. כמו כן חותם המסמך לא יוכל להתכחש לכך שהוא יצר אותו. </w:t>
+      </w:r>
     </w:p>
     <w:p>
       <w:pPr>
@@ -12635,6 +12893,56 @@
     </w:p>
     <w:p>
       <w:pPr>
+        <w:spacing w:after="280" w:line="357" w:lineRule="auto"/>
+        <w:ind w:right="1166"/>
+        <w:rPr>
+          <w:rFonts w:asciiTheme="minorBidi" w:hAnsiTheme="minorBidi" w:cstheme="minorBidi"/>
+          <w:rtl/>
+        </w:rPr>
+      </w:pPr>
+    </w:p>
+    <w:p>
+      <w:pPr>
+        <w:spacing w:after="280" w:line="357" w:lineRule="auto"/>
+        <w:ind w:right="1166"/>
+        <w:rPr>
+          <w:rFonts w:asciiTheme="minorBidi" w:hAnsiTheme="minorBidi" w:cstheme="minorBidi"/>
+          <w:rtl/>
+        </w:rPr>
+      </w:pPr>
+    </w:p>
+    <w:p>
+      <w:pPr>
+        <w:spacing w:after="280" w:line="357" w:lineRule="auto"/>
+        <w:ind w:right="1166"/>
+        <w:rPr>
+          <w:rFonts w:asciiTheme="minorBidi" w:hAnsiTheme="minorBidi" w:cstheme="minorBidi"/>
+          <w:rtl/>
+        </w:rPr>
+      </w:pPr>
+    </w:p>
+    <w:p>
+      <w:pPr>
+        <w:spacing w:after="280" w:line="357" w:lineRule="auto"/>
+        <w:ind w:right="1166"/>
+        <w:rPr>
+          <w:rFonts w:asciiTheme="minorBidi" w:hAnsiTheme="minorBidi" w:cstheme="minorBidi"/>
+          <w:rtl/>
+        </w:rPr>
+      </w:pPr>
+    </w:p>
+    <w:p>
+      <w:pPr>
+        <w:spacing w:after="280" w:line="357" w:lineRule="auto"/>
+        <w:ind w:right="1166"/>
+        <w:rPr>
+          <w:rFonts w:asciiTheme="minorBidi" w:hAnsiTheme="minorBidi" w:cstheme="minorBidi"/>
+          <w:rtl/>
+        </w:rPr>
+      </w:pPr>
+    </w:p>
+    <w:p>
+      <w:pPr>
         <w:pStyle w:val="1"/>
         <w:rPr>
           <w:rtl/>
@@ -12645,6 +12953,7 @@
         <w:rPr>
           <w:rtl/>
         </w:rPr>
+        <w:lastRenderedPageBreak/>
         <w:t>תיאור מצב קיים</w:t>
       </w:r>
       <w:bookmarkEnd w:id="44"/>
@@ -12955,225 +13264,10 @@
     </w:p>
     <w:p>
       <w:pPr>
-        <w:rPr>
-          <w:rFonts w:asciiTheme="minorBidi" w:hAnsiTheme="minorBidi" w:cstheme="minorBidi"/>
-          <w:lang w:val="en-GB"/>
-        </w:rPr>
-      </w:pPr>
-      <w:r>
-        <w:rPr>
-          <w:rFonts w:asciiTheme="minorBidi" w:hAnsiTheme="minorBidi" w:cstheme="minorBidi"/>
-          <w:lang w:val="en-GB"/>
-        </w:rPr>
-        <w:t>RSA (Rivest-Shamir-Adleman)</w:t>
-      </w:r>
-      <w:r>
-        <w:rPr>
-          <w:rFonts w:asciiTheme="minorBidi" w:hAnsiTheme="minorBidi" w:cstheme="minorBidi"/>
-          <w:rtl/>
-          <w:lang w:val="en-GB"/>
-        </w:rPr>
-        <w:t xml:space="preserve"> •</w:t>
-      </w:r>
-    </w:p>
-    <w:p>
-      <w:pPr>
-        <w:rPr>
-          <w:rFonts w:asciiTheme="minorBidi" w:hAnsiTheme="minorBidi" w:cstheme="minorBidi"/>
-          <w:rtl/>
-          <w:lang w:val="en-GB"/>
-        </w:rPr>
-      </w:pPr>
-      <w:r>
-        <w:rPr>
-          <w:rFonts w:asciiTheme="minorBidi" w:hAnsiTheme="minorBidi" w:cstheme="minorBidi"/>
-          <w:rtl/>
-          <w:lang w:val="en-GB"/>
-        </w:rPr>
-        <w:t>שיטה מבוססת קריפטוגרפיה אסימטרית, המתבססת על הקושי שבפירוק לגורמים</w:t>
-      </w:r>
-    </w:p>
-    <w:p>
-      <w:pPr>
-        <w:rPr>
-          <w:rFonts w:asciiTheme="minorBidi" w:hAnsiTheme="minorBidi" w:cstheme="minorBidi"/>
-          <w:rtl/>
-          <w:lang w:val="en-GB"/>
-        </w:rPr>
-      </w:pPr>
-      <w:r>
-        <w:rPr>
-          <w:rFonts w:asciiTheme="minorBidi" w:hAnsiTheme="minorBidi" w:cstheme="minorBidi"/>
-          <w:rtl/>
-          <w:lang w:val="en-GB"/>
-        </w:rPr>
-        <w:t xml:space="preserve">ראשוניים. </w:t>
-      </w:r>
-      <w:r>
-        <w:rPr>
-          <w:rFonts w:asciiTheme="minorBidi" w:hAnsiTheme="minorBidi" w:cstheme="minorBidi"/>
-          <w:lang w:val="en-GB"/>
-        </w:rPr>
-        <w:t>RSA</w:t>
-      </w:r>
-      <w:r>
-        <w:rPr>
-          <w:rFonts w:asciiTheme="minorBidi" w:hAnsiTheme="minorBidi" w:cstheme="minorBidi"/>
-          <w:rtl/>
-          <w:lang w:val="en-GB"/>
-        </w:rPr>
-        <w:t xml:space="preserve"> הוא פרוטוקול בוגר ומוכר, אך הוא פחות יעיל מבחינת ביצועים,</w:t>
-      </w:r>
-    </w:p>
-    <w:p>
-      <w:pPr>
-        <w:rPr>
-          <w:rFonts w:asciiTheme="minorBidi" w:hAnsiTheme="minorBidi" w:cstheme="minorBidi"/>
-          <w:rtl/>
-          <w:lang w:val="en-GB"/>
-        </w:rPr>
-      </w:pPr>
-      <w:r>
-        <w:rPr>
-          <w:rFonts w:asciiTheme="minorBidi" w:hAnsiTheme="minorBidi" w:cstheme="minorBidi"/>
-          <w:rtl/>
-          <w:lang w:val="en-GB"/>
-        </w:rPr>
-        <w:t>בעיקר עם הגדלת אורך המפתח לצורך הבטחת רמת אבטחה מודרנית.</w:t>
-      </w:r>
-    </w:p>
-    <w:p>
-      <w:pPr>
-        <w:ind w:left="180" w:hanging="180"/>
-        <w:rPr>
-          <w:rFonts w:asciiTheme="minorBidi" w:hAnsiTheme="minorBidi" w:cstheme="minorBidi"/>
-          <w:lang w:val="en-GB"/>
-        </w:rPr>
-      </w:pPr>
-      <w:r>
-        <w:rPr>
-          <w:rFonts w:asciiTheme="minorBidi" w:hAnsiTheme="minorBidi" w:cstheme="minorBidi"/>
-          <w:lang w:val="en-GB"/>
-        </w:rPr>
-        <w:t>DH (Diffie-Hellman)</w:t>
-      </w:r>
-      <w:r>
-        <w:rPr>
-          <w:rFonts w:asciiTheme="minorBidi" w:hAnsiTheme="minorBidi" w:cstheme="minorBidi"/>
-          <w:rtl/>
-          <w:lang w:val="en-GB"/>
-        </w:rPr>
-        <w:t xml:space="preserve"> •</w:t>
-      </w:r>
-    </w:p>
-    <w:p>
-      <w:pPr>
-        <w:rPr>
-          <w:rFonts w:asciiTheme="minorBidi" w:hAnsiTheme="minorBidi" w:cstheme="minorBidi"/>
-          <w:rtl/>
-          <w:lang w:val="en-GB"/>
-        </w:rPr>
-      </w:pPr>
-      <w:r>
-        <w:rPr>
-          <w:rFonts w:asciiTheme="minorBidi" w:hAnsiTheme="minorBidi" w:cstheme="minorBidi"/>
-          <w:rtl/>
-          <w:lang w:val="en-GB"/>
-        </w:rPr>
-        <w:t xml:space="preserve">הגרסה המסורתית של פרוטוקול </w:t>
-      </w:r>
-      <w:proofErr w:type="spellStart"/>
-      <w:r>
-        <w:rPr>
-          <w:rFonts w:asciiTheme="minorBidi" w:hAnsiTheme="minorBidi" w:cstheme="minorBidi"/>
-          <w:rtl/>
-          <w:lang w:val="en-GB"/>
-        </w:rPr>
-        <w:t>דיפי</w:t>
-      </w:r>
-      <w:proofErr w:type="spellEnd"/>
-      <w:r>
-        <w:rPr>
-          <w:rFonts w:asciiTheme="minorBidi" w:hAnsiTheme="minorBidi" w:cstheme="minorBidi"/>
-          <w:rtl/>
-          <w:lang w:val="en-GB"/>
-        </w:rPr>
-        <w:t>-הלמן. אמנם מספק אבטחה נאותה, אך אינו יעיל</w:t>
-      </w:r>
-    </w:p>
-    <w:p>
-      <w:pPr>
-        <w:rPr>
-          <w:rFonts w:asciiTheme="minorBidi" w:hAnsiTheme="minorBidi" w:cstheme="minorBidi"/>
-          <w:rtl/>
-          <w:lang w:val="en-GB"/>
-        </w:rPr>
-      </w:pPr>
-      <w:r>
-        <w:rPr>
-          <w:rFonts w:asciiTheme="minorBidi" w:hAnsiTheme="minorBidi" w:cstheme="minorBidi"/>
-          <w:rtl/>
-          <w:lang w:val="en-GB"/>
-        </w:rPr>
-        <w:t xml:space="preserve">כמו </w:t>
-      </w:r>
-      <w:r>
-        <w:rPr>
-          <w:rFonts w:asciiTheme="minorBidi" w:hAnsiTheme="minorBidi" w:cstheme="minorBidi"/>
-          <w:lang w:val="en-GB"/>
-        </w:rPr>
-        <w:t>ECDH</w:t>
-      </w:r>
-      <w:r>
-        <w:rPr>
-          <w:rFonts w:asciiTheme="minorBidi" w:hAnsiTheme="minorBidi" w:cstheme="minorBidi"/>
-          <w:rtl/>
-          <w:lang w:val="en-GB"/>
-        </w:rPr>
-        <w:t>, במיוחד בסביבות מוגבלות משאבים או מערכות עם דרישות ביצועים</w:t>
-      </w:r>
-    </w:p>
-    <w:p>
-      <w:pPr>
-        <w:rPr>
-          <w:rFonts w:asciiTheme="minorBidi" w:hAnsiTheme="minorBidi" w:cstheme="minorBidi"/>
-          <w:rtl/>
-          <w:lang w:val="en-GB"/>
-        </w:rPr>
-      </w:pPr>
-      <w:r>
-        <w:rPr>
-          <w:rFonts w:asciiTheme="minorBidi" w:hAnsiTheme="minorBidi" w:cstheme="minorBidi"/>
-          <w:rtl/>
-          <w:lang w:val="en-GB"/>
-        </w:rPr>
-        <w:t>גבוהות.</w:t>
-      </w:r>
-    </w:p>
-    <w:p>
-      <w:pPr>
-        <w:rPr>
-          <w:rFonts w:asciiTheme="minorBidi" w:hAnsiTheme="minorBidi" w:cstheme="minorBidi"/>
-          <w:rtl/>
-          <w:lang w:val="en-GB"/>
-        </w:rPr>
-      </w:pPr>
-      <w:r>
-        <w:rPr>
-          <w:rFonts w:asciiTheme="minorBidi" w:hAnsiTheme="minorBidi" w:cstheme="minorBidi"/>
-          <w:rtl/>
-          <w:lang w:val="en-GB"/>
-        </w:rPr>
-        <w:t>• ב. אלגוריתמים להצפנה סימטרית</w:t>
-      </w:r>
-    </w:p>
-    <w:p>
-      <w:pPr>
         <w:bidi w:val="0"/>
         <w:jc w:val="right"/>
         <w:rPr>
           <w:rFonts w:asciiTheme="minorBidi" w:hAnsiTheme="minorBidi" w:cstheme="minorBidi"/>
-          <w:rtl/>
           <w:lang w:val="en-GB"/>
         </w:rPr>
       </w:pPr>
@@ -13182,7 +13276,7 @@
           <w:rFonts w:asciiTheme="minorBidi" w:hAnsiTheme="minorBidi" w:cstheme="minorBidi"/>
           <w:lang w:val="en-GB"/>
         </w:rPr>
-        <w:t>ChaCha</w:t>
+        <w:t>RSA (Rivest-Shamir-</w:t>
       </w:r>
       <w:proofErr w:type="gramStart"/>
       <w:r>
@@ -13190,11 +13284,12 @@
           <w:rFonts w:asciiTheme="minorBidi" w:hAnsiTheme="minorBidi" w:cstheme="minorBidi"/>
           <w:lang w:val="en-GB"/>
         </w:rPr>
-        <w:t>20</w:t>
-      </w:r>
-      <w:r>
-        <w:rPr>
-          <w:rFonts w:asciiTheme="minorBidi" w:hAnsiTheme="minorBidi" w:cstheme="minorBidi"/>
+        <w:t>Adleman)</w:t>
+      </w:r>
+      <w:r>
+        <w:rPr>
+          <w:rFonts w:asciiTheme="minorBidi" w:hAnsiTheme="minorBidi" w:cstheme="minorBidi" w:hint="cs"/>
+          <w:rtl/>
           <w:lang w:val="en-GB"/>
         </w:rPr>
         <w:t xml:space="preserve"> </w:t>
@@ -13202,32 +13297,411 @@
       <w:r>
         <w:rPr>
           <w:rFonts w:asciiTheme="minorBidi" w:hAnsiTheme="minorBidi" w:cstheme="minorBidi"/>
+        </w:rPr>
+        <w:t xml:space="preserve"> </w:t>
+      </w:r>
+      <w:r>
+        <w:rPr>
+          <w:rFonts w:asciiTheme="minorBidi" w:hAnsiTheme="minorBidi" w:cstheme="minorBidi"/>
           <w:rtl/>
           <w:lang w:val="en-GB"/>
         </w:rPr>
+        <w:t>•</w:t>
+      </w:r>
+      <w:proofErr w:type="gramEnd"/>
+    </w:p>
+    <w:p>
+      <w:pPr>
+        <w:rPr>
+          <w:rFonts w:asciiTheme="minorBidi" w:hAnsiTheme="minorBidi" w:cstheme="minorBidi"/>
+          <w:rtl/>
+          <w:lang w:val="en-GB"/>
+        </w:rPr>
+      </w:pPr>
+      <w:r>
+        <w:rPr>
+          <w:rFonts w:asciiTheme="minorBidi" w:hAnsiTheme="minorBidi" w:cstheme="minorBidi"/>
+          <w:rtl/>
+          <w:lang w:val="en-GB"/>
+        </w:rPr>
+        <w:t>שיטה מבוססת קריפטוגרפיה אסימטרית, המתבססת על הקושי שבפירוק לגורמים</w:t>
+      </w:r>
+    </w:p>
+    <w:p>
+      <w:pPr>
+        <w:rPr>
+          <w:rFonts w:asciiTheme="minorBidi" w:hAnsiTheme="minorBidi" w:cstheme="minorBidi"/>
+          <w:rtl/>
+          <w:lang w:val="en-GB"/>
+        </w:rPr>
+      </w:pPr>
+      <w:r>
+        <w:rPr>
+          <w:rFonts w:asciiTheme="minorBidi" w:hAnsiTheme="minorBidi" w:cstheme="minorBidi"/>
+          <w:rtl/>
+          <w:lang w:val="en-GB"/>
+        </w:rPr>
+        <w:t xml:space="preserve">ראשוניים. </w:t>
+      </w:r>
+      <w:r>
+        <w:rPr>
+          <w:rFonts w:asciiTheme="minorBidi" w:hAnsiTheme="minorBidi" w:cstheme="minorBidi"/>
+          <w:lang w:val="en-GB"/>
+        </w:rPr>
+        <w:t>RSA</w:t>
+      </w:r>
+      <w:r>
+        <w:rPr>
+          <w:rFonts w:asciiTheme="minorBidi" w:hAnsiTheme="minorBidi" w:cstheme="minorBidi"/>
+          <w:rtl/>
+          <w:lang w:val="en-GB"/>
+        </w:rPr>
+        <w:t xml:space="preserve"> הוא פרוטוקול בוגר ומוכר, אך הוא פחות יעיל מבחינת ביצועים,</w:t>
+      </w:r>
+    </w:p>
+    <w:p>
+      <w:pPr>
+        <w:rPr>
+          <w:rFonts w:asciiTheme="minorBidi" w:hAnsiTheme="minorBidi" w:cstheme="minorBidi"/>
+          <w:rtl/>
+          <w:lang w:val="en-GB"/>
+        </w:rPr>
+      </w:pPr>
+      <w:r>
+        <w:rPr>
+          <w:rFonts w:asciiTheme="minorBidi" w:hAnsiTheme="minorBidi" w:cstheme="minorBidi"/>
+          <w:rtl/>
+          <w:lang w:val="en-GB"/>
+        </w:rPr>
+        <w:t>בעיקר עם הגדלת אורך המפתח לצורך הבטחת רמת אבטחה מודרנית.</w:t>
+      </w:r>
+    </w:p>
+    <w:p>
+      <w:pPr>
+        <w:bidi w:val="0"/>
+        <w:ind w:left="180" w:hanging="180"/>
+        <w:jc w:val="right"/>
+        <w:rPr>
+          <w:rFonts w:asciiTheme="minorBidi" w:hAnsiTheme="minorBidi" w:cstheme="minorBidi"/>
+          <w:lang w:val="en-GB"/>
+        </w:rPr>
+      </w:pPr>
+      <w:r>
+        <w:rPr>
+          <w:rFonts w:asciiTheme="minorBidi" w:hAnsiTheme="minorBidi" w:cstheme="minorBidi"/>
+          <w:lang w:val="en-GB"/>
+        </w:rPr>
+        <w:t>DH (Diffie-</w:t>
+      </w:r>
+      <w:proofErr w:type="gramStart"/>
+      <w:r>
+        <w:rPr>
+          <w:rFonts w:asciiTheme="minorBidi" w:hAnsiTheme="minorBidi" w:cstheme="minorBidi"/>
+          <w:lang w:val="en-GB"/>
+        </w:rPr>
+        <w:t>Hellman)</w:t>
+      </w:r>
+      <w:r>
+        <w:rPr>
+          <w:rFonts w:asciiTheme="minorBidi" w:hAnsiTheme="minorBidi" w:cstheme="minorBidi"/>
+          <w:rtl/>
+          <w:lang w:val="en-GB"/>
+        </w:rPr>
+        <w:t>•</w:t>
+      </w:r>
+      <w:proofErr w:type="gramEnd"/>
+      <w:r>
+        <w:rPr>
+          <w:rFonts w:asciiTheme="minorBidi" w:hAnsiTheme="minorBidi" w:cstheme="minorBidi" w:hint="cs"/>
+          <w:rtl/>
+          <w:lang w:val="en-GB"/>
+        </w:rPr>
+        <w:t xml:space="preserve">  </w:t>
+      </w:r>
+    </w:p>
+    <w:p>
+      <w:pPr>
+        <w:rPr>
+          <w:rFonts w:asciiTheme="minorBidi" w:hAnsiTheme="minorBidi" w:cstheme="minorBidi"/>
+          <w:rtl/>
+          <w:lang w:val="en-GB"/>
+        </w:rPr>
+      </w:pPr>
+      <w:r>
+        <w:rPr>
+          <w:rFonts w:asciiTheme="minorBidi" w:hAnsiTheme="minorBidi" w:cstheme="minorBidi"/>
+          <w:rtl/>
+          <w:lang w:val="en-GB"/>
+        </w:rPr>
+        <w:t xml:space="preserve">הגרסה המסורתית של פרוטוקול </w:t>
+      </w:r>
+      <w:proofErr w:type="spellStart"/>
+      <w:r>
+        <w:rPr>
+          <w:rFonts w:asciiTheme="minorBidi" w:hAnsiTheme="minorBidi" w:cstheme="minorBidi"/>
+          <w:rtl/>
+          <w:lang w:val="en-GB"/>
+        </w:rPr>
+        <w:t>דיפי</w:t>
+      </w:r>
+      <w:proofErr w:type="spellEnd"/>
+      <w:r>
+        <w:rPr>
+          <w:rFonts w:asciiTheme="minorBidi" w:hAnsiTheme="minorBidi" w:cstheme="minorBidi"/>
+          <w:rtl/>
+          <w:lang w:val="en-GB"/>
+        </w:rPr>
+        <w:t>-הלמן. אמנם מספק אבטחה נאותה, אך אינו יעיל</w:t>
+      </w:r>
+    </w:p>
+    <w:p>
+      <w:pPr>
+        <w:rPr>
+          <w:rFonts w:asciiTheme="minorBidi" w:hAnsiTheme="minorBidi" w:cstheme="minorBidi"/>
+          <w:rtl/>
+          <w:lang w:val="en-GB"/>
+        </w:rPr>
+      </w:pPr>
+      <w:r>
+        <w:rPr>
+          <w:rFonts w:asciiTheme="minorBidi" w:hAnsiTheme="minorBidi" w:cstheme="minorBidi"/>
+          <w:rtl/>
+          <w:lang w:val="en-GB"/>
+        </w:rPr>
+        <w:t xml:space="preserve">כמו </w:t>
+      </w:r>
+      <w:r>
+        <w:rPr>
+          <w:rFonts w:asciiTheme="minorBidi" w:hAnsiTheme="minorBidi" w:cstheme="minorBidi"/>
+          <w:lang w:val="en-GB"/>
+        </w:rPr>
+        <w:t>ECDH</w:t>
+      </w:r>
+      <w:r>
+        <w:rPr>
+          <w:rFonts w:asciiTheme="minorBidi" w:hAnsiTheme="minorBidi" w:cstheme="minorBidi"/>
+          <w:rtl/>
+          <w:lang w:val="en-GB"/>
+        </w:rPr>
+        <w:t>, במיוחד בסביבות מוגבלות משאבים או מערכות עם דרישות ביצועים</w:t>
+      </w:r>
+    </w:p>
+    <w:p>
+      <w:pPr>
+        <w:rPr>
+          <w:rFonts w:asciiTheme="minorBidi" w:hAnsiTheme="minorBidi" w:cstheme="minorBidi"/>
+          <w:rtl/>
+          <w:lang w:val="en-GB"/>
+        </w:rPr>
+      </w:pPr>
+      <w:r>
+        <w:rPr>
+          <w:rFonts w:asciiTheme="minorBidi" w:hAnsiTheme="minorBidi" w:cstheme="minorBidi"/>
+          <w:rtl/>
+          <w:lang w:val="en-GB"/>
+        </w:rPr>
+        <w:t>גבוהות.</w:t>
+      </w:r>
+    </w:p>
+    <w:p>
+      <w:pPr>
+        <w:rPr>
+          <w:rFonts w:asciiTheme="minorBidi" w:hAnsiTheme="minorBidi" w:cstheme="minorBidi"/>
+          <w:rtl/>
+          <w:lang w:val="en-GB"/>
+        </w:rPr>
+      </w:pPr>
+      <w:r>
+        <w:rPr>
+          <w:rFonts w:asciiTheme="minorBidi" w:hAnsiTheme="minorBidi" w:cstheme="minorBidi"/>
+          <w:rtl/>
+          <w:lang w:val="en-GB"/>
+        </w:rPr>
+        <w:t>•</w:t>
+      </w:r>
+      <w:r>
+        <w:rPr>
+          <w:rFonts w:asciiTheme="minorBidi" w:hAnsiTheme="minorBidi" w:cstheme="minorBidi" w:hint="cs"/>
+          <w:rtl/>
+          <w:lang w:val="en-GB"/>
+        </w:rPr>
+        <w:t xml:space="preserve"> </w:t>
+      </w:r>
+      <w:r>
+        <w:rPr>
+          <w:rFonts w:asciiTheme="minorBidi" w:hAnsiTheme="minorBidi" w:cstheme="minorBidi"/>
+          <w:rtl/>
+          <w:lang w:val="en-GB"/>
+        </w:rPr>
+        <w:t xml:space="preserve"> ב. אלגוריתמים להצפנה סימטרית</w:t>
+      </w:r>
+    </w:p>
+    <w:p>
+      <w:pPr>
+        <w:bidi w:val="0"/>
+        <w:ind w:right="90"/>
+        <w:jc w:val="right"/>
+        <w:rPr>
+          <w:rFonts w:asciiTheme="minorBidi" w:hAnsiTheme="minorBidi" w:cstheme="minorBidi"/>
+          <w:rtl/>
+          <w:lang w:val="en-GB"/>
+        </w:rPr>
+      </w:pPr>
+      <w:r>
+        <w:rPr>
+          <w:rFonts w:asciiTheme="minorBidi" w:hAnsiTheme="minorBidi" w:cstheme="minorBidi"/>
+          <w:lang w:val="en-GB"/>
+        </w:rPr>
+        <w:t>ChaCha20</w:t>
+      </w:r>
+      <w:r>
+        <w:rPr>
+          <w:rFonts w:asciiTheme="minorBidi" w:hAnsiTheme="minorBidi" w:cstheme="minorBidi"/>
+          <w:lang w:val="en-GB"/>
+        </w:rPr>
+        <w:t xml:space="preserve"> </w:t>
+      </w:r>
+      <w:r>
+        <w:rPr>
+          <w:rFonts w:asciiTheme="minorBidi" w:hAnsiTheme="minorBidi" w:cstheme="minorBidi"/>
+          <w:lang w:val="en-GB"/>
+        </w:rPr>
+        <w:t xml:space="preserve"> </w:t>
+      </w:r>
+      <w:r>
+        <w:rPr>
+          <w:rFonts w:asciiTheme="minorBidi" w:hAnsiTheme="minorBidi" w:cstheme="minorBidi"/>
+          <w:rtl/>
+          <w:lang w:val="en-GB"/>
+        </w:rPr>
         <w:t xml:space="preserve"> •</w:t>
       </w:r>
+      <w:r>
+        <w:rPr>
+          <w:rFonts w:asciiTheme="minorBidi" w:hAnsiTheme="minorBidi" w:cstheme="minorBidi"/>
+          <w:lang w:val="en-GB"/>
+        </w:rPr>
+        <w:t xml:space="preserve"> </w:t>
+      </w:r>
+      <w:r>
+        <w:rPr>
+          <w:rFonts w:asciiTheme="minorBidi" w:hAnsiTheme="minorBidi" w:cstheme="minorBidi"/>
+        </w:rPr>
+        <w:t xml:space="preserve"> </w:t>
+      </w:r>
+      <w:r>
+        <w:rPr>
+          <w:rFonts w:asciiTheme="minorBidi" w:hAnsiTheme="minorBidi" w:cstheme="minorBidi"/>
+          <w:rtl/>
+          <w:lang w:val="en-GB"/>
+        </w:rPr>
+        <w:t xml:space="preserve"> </w:t>
+      </w:r>
+    </w:p>
+    <w:p>
+      <w:pPr>
+        <w:rPr>
+          <w:rFonts w:asciiTheme="minorBidi" w:hAnsiTheme="minorBidi" w:cstheme="minorBidi"/>
+          <w:rtl/>
+          <w:lang w:val="en-GB"/>
+        </w:rPr>
+      </w:pPr>
+      <w:r>
+        <w:rPr>
+          <w:rFonts w:asciiTheme="minorBidi" w:hAnsiTheme="minorBidi" w:cstheme="minorBidi"/>
+          <w:rtl/>
+          <w:lang w:val="en-GB"/>
+        </w:rPr>
+        <w:t xml:space="preserve">אלגוריתם הצפנה קל ומהיר יותר מ- </w:t>
+      </w:r>
+      <w:r>
+        <w:rPr>
+          <w:rFonts w:asciiTheme="minorBidi" w:hAnsiTheme="minorBidi" w:cstheme="minorBidi"/>
+          <w:lang w:val="en-GB"/>
+        </w:rPr>
+        <w:t>AES</w:t>
+      </w:r>
+      <w:r>
+        <w:rPr>
+          <w:rFonts w:asciiTheme="minorBidi" w:hAnsiTheme="minorBidi" w:cstheme="minorBidi"/>
+          <w:rtl/>
+          <w:lang w:val="en-GB"/>
+        </w:rPr>
+        <w:t>. מתאים לסביבות עם מגבלות משאבים, אך</w:t>
+      </w:r>
+    </w:p>
+    <w:p>
+      <w:pPr>
+        <w:rPr>
+          <w:rFonts w:asciiTheme="minorBidi" w:hAnsiTheme="minorBidi" w:cstheme="minorBidi"/>
+          <w:rtl/>
+          <w:lang w:val="en-GB"/>
+        </w:rPr>
+      </w:pPr>
+      <w:r>
+        <w:rPr>
+          <w:rFonts w:asciiTheme="minorBidi" w:hAnsiTheme="minorBidi" w:cstheme="minorBidi"/>
+          <w:rtl/>
+          <w:lang w:val="en-GB"/>
+        </w:rPr>
+        <w:t>פחות נפוץ בשימוש במערכות מבוססות תקנים תעשייתיים</w:t>
+      </w:r>
+    </w:p>
+    <w:p>
+      <w:pPr>
+        <w:bidi w:val="0"/>
+        <w:jc w:val="right"/>
+        <w:rPr>
+          <w:rFonts w:asciiTheme="minorBidi" w:hAnsiTheme="minorBidi" w:cstheme="minorBidi"/>
+          <w:lang w:val="en-GB"/>
+        </w:rPr>
+      </w:pPr>
+      <w:r>
+        <w:rPr>
+          <w:rFonts w:asciiTheme="minorBidi" w:hAnsiTheme="minorBidi" w:cstheme="minorBidi"/>
+          <w:lang w:val="en-GB"/>
+        </w:rPr>
+        <w:t xml:space="preserve">DES (Data Encryption </w:t>
+      </w:r>
+      <w:proofErr w:type="gramStart"/>
+      <w:r>
+        <w:rPr>
+          <w:rFonts w:asciiTheme="minorBidi" w:hAnsiTheme="minorBidi" w:cstheme="minorBidi"/>
+          <w:lang w:val="en-GB"/>
+        </w:rPr>
+        <w:t>Standard)</w:t>
+      </w:r>
+      <w:r>
+        <w:rPr>
+          <w:rFonts w:asciiTheme="minorBidi" w:hAnsiTheme="minorBidi" w:cstheme="minorBidi"/>
+        </w:rPr>
+        <w:t xml:space="preserve"> </w:t>
+      </w:r>
+      <w:r>
+        <w:rPr>
+          <w:rFonts w:asciiTheme="minorBidi" w:hAnsiTheme="minorBidi" w:cstheme="minorBidi"/>
+          <w:rtl/>
+          <w:lang w:val="en-GB"/>
+        </w:rPr>
+        <w:t xml:space="preserve"> •</w:t>
+      </w:r>
       <w:proofErr w:type="gramEnd"/>
-      <w:r>
-        <w:rPr>
-          <w:rFonts w:asciiTheme="minorBidi" w:hAnsiTheme="minorBidi" w:cstheme="minorBidi"/>
+    </w:p>
+    <w:p>
+      <w:pPr>
+        <w:rPr>
+          <w:rFonts w:asciiTheme="minorBidi" w:hAnsiTheme="minorBidi" w:cstheme="minorBidi"/>
+          <w:rtl/>
           <w:lang w:val="en-GB"/>
         </w:rPr>
-        <w:t xml:space="preserve"> </w:t>
-      </w:r>
-      <w:r>
-        <w:rPr>
-          <w:rFonts w:asciiTheme="minorBidi" w:hAnsiTheme="minorBidi" w:cstheme="minorBidi"/>
-        </w:rPr>
-        <w:t xml:space="preserve"> </w:t>
-      </w:r>
+      </w:pPr>
       <w:r>
         <w:rPr>
           <w:rFonts w:asciiTheme="minorBidi" w:hAnsiTheme="minorBidi" w:cstheme="minorBidi"/>
           <w:rtl/>
           <w:lang w:val="en-GB"/>
         </w:rPr>
-        <w:t xml:space="preserve"> </w:t>
+        <w:t>אלגוריתם הצפנה סימטרי ותיק המשתמש באורך מפתח של 56 ביטים וצופן בלוקים</w:t>
       </w:r>
     </w:p>
     <w:p>
@@ -13244,14 +13718,14 @@
           <w:rtl/>
           <w:lang w:val="en-GB"/>
         </w:rPr>
-        <w:t xml:space="preserve">אלגוריתם הצפנה קל ומהיר יותר מ- </w:t>
+        <w:t xml:space="preserve">בגודל 64 ביטים. </w:t>
       </w:r>
       <w:r>
         <w:rPr>
           <w:rFonts w:asciiTheme="minorBidi" w:hAnsiTheme="minorBidi" w:cstheme="minorBidi"/>
           <w:lang w:val="en-GB"/>
         </w:rPr>
-        <w:t>AES</w:t>
+        <w:t>DES</w:t>
       </w:r>
       <w:r>
         <w:rPr>
@@ -13259,7 +13733,7 @@
           <w:rtl/>
           <w:lang w:val="en-GB"/>
         </w:rPr>
-        <w:t>. מתאים לסביבות עם מגבלות משאבים, אך</w:t>
+        <w:t xml:space="preserve"> היה תקן אבטחה פופולרי בשנות ה70- וה,80- אך כיום נחשב</w:t>
       </w:r>
     </w:p>
     <w:p>
@@ -13276,144 +13750,56 @@
           <w:rtl/>
           <w:lang w:val="en-GB"/>
         </w:rPr>
-        <w:t>פחות נפוץ בשימוש במערכות מבוססות תקנים תעשייתיים</w:t>
-      </w:r>
-    </w:p>
-    <w:p>
-      <w:pPr>
-        <w:rPr>
-          <w:rFonts w:asciiTheme="minorBidi" w:hAnsiTheme="minorBidi" w:cstheme="minorBidi"/>
+        <w:t>למיושן ובלתי בטוח בשל אורך המפתח הקצר, שמאפשר לבצע התקפות כוח גס</w:t>
+      </w:r>
+    </w:p>
+    <w:p>
+      <w:pPr>
+        <w:rPr>
+          <w:rFonts w:asciiTheme="minorBidi" w:hAnsiTheme="minorBidi" w:cstheme="minorBidi"/>
+          <w:rtl/>
           <w:lang w:val="en-GB"/>
         </w:rPr>
       </w:pPr>
       <w:r>
         <w:rPr>
-          <w:rFonts w:asciiTheme="minorBidi" w:hAnsiTheme="minorBidi" w:cstheme="minorBidi"/>
+          <w:rFonts w:asciiTheme="minorBidi" w:hAnsiTheme="minorBidi" w:cstheme="minorBidi" w:hint="cs"/>
+          <w:rtl/>
           <w:lang w:val="en-GB"/>
         </w:rPr>
-        <w:t>DES (Data Encryption Standard)</w:t>
-      </w:r>
-      <w:r>
-        <w:rPr>
-          <w:rFonts w:asciiTheme="minorBidi" w:hAnsiTheme="minorBidi" w:cstheme="minorBidi"/>
-          <w:rtl/>
+        <w:t>(</w:t>
+      </w:r>
+      <w:r>
+        <w:rPr>
+          <w:rFonts w:asciiTheme="minorBidi" w:hAnsiTheme="minorBidi" w:cstheme="minorBidi"/>
           <w:lang w:val="en-GB"/>
         </w:rPr>
-        <w:t xml:space="preserve"> •</w:t>
-      </w:r>
-    </w:p>
-    <w:p>
-      <w:pPr>
+        <w:t>force brute</w:t>
+      </w:r>
+      <w:r>
         <w:rPr>
           <w:rFonts w:asciiTheme="minorBidi" w:hAnsiTheme="minorBidi" w:cstheme="minorBidi"/>
           <w:rtl/>
           <w:lang w:val="en-GB"/>
         </w:rPr>
-      </w:pPr>
-      <w:r>
+        <w:t xml:space="preserve"> )בזמן סביר. בעוד שהוא פשוט וקל ליישום, הוא לא עומד בדרישות</w:t>
+      </w:r>
+    </w:p>
+    <w:p>
+      <w:pPr>
         <w:rPr>
           <w:rFonts w:asciiTheme="minorBidi" w:hAnsiTheme="minorBidi" w:cstheme="minorBidi"/>
           <w:rtl/>
           <w:lang w:val="en-GB"/>
         </w:rPr>
-        <w:t>אלגוריתם הצפנה סימטרי ותיק המשתמש באורך מפתח של 56 ביטים וצופן בלוקים</w:t>
-      </w:r>
-    </w:p>
-    <w:p>
-      <w:pPr>
+      </w:pPr>
+      <w:r>
         <w:rPr>
           <w:rFonts w:asciiTheme="minorBidi" w:hAnsiTheme="minorBidi" w:cstheme="minorBidi"/>
           <w:rtl/>
           <w:lang w:val="en-GB"/>
         </w:rPr>
-      </w:pPr>
-      <w:r>
-        <w:rPr>
-          <w:rFonts w:asciiTheme="minorBidi" w:hAnsiTheme="minorBidi" w:cstheme="minorBidi"/>
-          <w:rtl/>
-          <w:lang w:val="en-GB"/>
-        </w:rPr>
-        <w:t xml:space="preserve">בגודל 64 ביטים. </w:t>
-      </w:r>
-      <w:r>
-        <w:rPr>
-          <w:rFonts w:asciiTheme="minorBidi" w:hAnsiTheme="minorBidi" w:cstheme="minorBidi"/>
-          <w:lang w:val="en-GB"/>
-        </w:rPr>
-        <w:t>DES</w:t>
-      </w:r>
-      <w:r>
-        <w:rPr>
-          <w:rFonts w:asciiTheme="minorBidi" w:hAnsiTheme="minorBidi" w:cstheme="minorBidi"/>
-          <w:rtl/>
-          <w:lang w:val="en-GB"/>
-        </w:rPr>
-        <w:t xml:space="preserve"> היה תקן אבטחה פופולרי בשנות ה70- וה,80- אך כיום נחשב</w:t>
-      </w:r>
-    </w:p>
-    <w:p>
-      <w:pPr>
-        <w:rPr>
-          <w:rFonts w:asciiTheme="minorBidi" w:hAnsiTheme="minorBidi" w:cstheme="minorBidi"/>
-          <w:rtl/>
-          <w:lang w:val="en-GB"/>
-        </w:rPr>
-      </w:pPr>
-      <w:r>
-        <w:rPr>
-          <w:rFonts w:asciiTheme="minorBidi" w:hAnsiTheme="minorBidi" w:cstheme="minorBidi"/>
-          <w:rtl/>
-          <w:lang w:val="en-GB"/>
-        </w:rPr>
-        <w:t>למיושן ובלתי בטוח בשל אורך המפתח הקצר, שמאפשר לבצע התקפות כוח גס</w:t>
-      </w:r>
-    </w:p>
-    <w:p>
-      <w:pPr>
-        <w:rPr>
-          <w:rFonts w:asciiTheme="minorBidi" w:hAnsiTheme="minorBidi" w:cstheme="minorBidi"/>
-          <w:rtl/>
-          <w:lang w:val="en-GB"/>
-        </w:rPr>
-      </w:pPr>
-      <w:r>
-        <w:rPr>
-          <w:rFonts w:asciiTheme="minorBidi" w:hAnsiTheme="minorBidi" w:cstheme="minorBidi"/>
-          <w:rtl/>
-          <w:lang w:val="en-GB"/>
-        </w:rPr>
-        <w:t>)</w:t>
-      </w:r>
-      <w:r>
-        <w:rPr>
-          <w:rFonts w:asciiTheme="minorBidi" w:hAnsiTheme="minorBidi" w:cstheme="minorBidi"/>
-          <w:lang w:val="en-GB"/>
-        </w:rPr>
-        <w:t>force brute</w:t>
-      </w:r>
-      <w:r>
-        <w:rPr>
-          <w:rFonts w:asciiTheme="minorBidi" w:hAnsiTheme="minorBidi" w:cstheme="minorBidi"/>
-          <w:rtl/>
-          <w:lang w:val="en-GB"/>
-        </w:rPr>
-        <w:t xml:space="preserve"> )בזמן סביר. בעוד שהוא פשוט וקל ליישום, הוא לא עומד בדרישות</w:t>
-      </w:r>
-    </w:p>
-    <w:p>
-      <w:pPr>
-        <w:rPr>
-          <w:rFonts w:asciiTheme="minorBidi" w:hAnsiTheme="minorBidi" w:cstheme="minorBidi"/>
-          <w:rtl/>
-          <w:lang w:val="en-GB"/>
-        </w:rPr>
-      </w:pPr>
-      <w:r>
-        <w:rPr>
-          <w:rFonts w:asciiTheme="minorBidi" w:hAnsiTheme="minorBidi" w:cstheme="minorBidi"/>
-          <w:rtl/>
-          <w:lang w:val="en-GB"/>
-        </w:rPr>
+        <w:lastRenderedPageBreak/>
         <w:t>האבטחה המודרניות.</w:t>
       </w:r>
     </w:p>
@@ -13832,6 +14218,7 @@
         </w:rPr>
       </w:pPr>
       <w:r>
+        <w:lastRenderedPageBreak/>
         <w:t>AES-256</w:t>
       </w:r>
       <w:r>
@@ -14320,6 +14707,41 @@
       <w:pPr>
         <w:rPr>
           <w:rFonts w:asciiTheme="minorBidi" w:hAnsiTheme="minorBidi" w:cstheme="minorBidi"/>
+        </w:rPr>
+      </w:pPr>
+    </w:p>
+    <w:p>
+      <w:pPr>
+        <w:rPr>
+          <w:rFonts w:asciiTheme="minorBidi" w:hAnsiTheme="minorBidi" w:cstheme="minorBidi"/>
+        </w:rPr>
+      </w:pPr>
+    </w:p>
+    <w:p>
+      <w:pPr>
+        <w:rPr>
+          <w:rFonts w:asciiTheme="minorBidi" w:hAnsiTheme="minorBidi" w:cstheme="minorBidi"/>
+        </w:rPr>
+      </w:pPr>
+    </w:p>
+    <w:p>
+      <w:pPr>
+        <w:rPr>
+          <w:rFonts w:asciiTheme="minorBidi" w:hAnsiTheme="minorBidi" w:cstheme="minorBidi"/>
+        </w:rPr>
+      </w:pPr>
+    </w:p>
+    <w:p>
+      <w:pPr>
+        <w:rPr>
+          <w:rFonts w:asciiTheme="minorBidi" w:hAnsiTheme="minorBidi" w:cstheme="minorBidi"/>
+        </w:rPr>
+      </w:pPr>
+    </w:p>
+    <w:p>
+      <w:pPr>
+        <w:rPr>
+          <w:rFonts w:asciiTheme="minorBidi" w:hAnsiTheme="minorBidi" w:cstheme="minorBidi"/>
           <w:b/>
           <w:bCs/>
           <w:color w:val="4472C4" w:themeColor="accent1"/>
@@ -14337,6 +14759,7 @@
           <w:sz w:val="32"/>
           <w:szCs w:val="32"/>
         </w:rPr>
+        <w:lastRenderedPageBreak/>
         <w:t xml:space="preserve">9.2 </w:t>
       </w:r>
       <w:r>
@@ -14587,17 +15010,51 @@
           <w:rFonts w:asciiTheme="minorBidi" w:hAnsiTheme="minorBidi" w:cstheme="minorBidi"/>
           <w:b/>
           <w:bCs/>
-          <w:rtl/>
-        </w:rPr>
-      </w:pPr>
-    </w:p>
-    <w:p>
-      <w:pPr>
-        <w:rPr>
-          <w:rFonts w:asciiTheme="minorBidi" w:hAnsiTheme="minorBidi" w:cstheme="minorBidi"/>
-          <w:b/>
-          <w:bCs/>
-          <w:rtl/>
+        </w:rPr>
+      </w:pPr>
+    </w:p>
+    <w:p>
+      <w:pPr>
+        <w:rPr>
+          <w:rFonts w:asciiTheme="minorBidi" w:hAnsiTheme="minorBidi" w:cstheme="minorBidi"/>
+          <w:b/>
+          <w:bCs/>
+        </w:rPr>
+      </w:pPr>
+    </w:p>
+    <w:p>
+      <w:pPr>
+        <w:rPr>
+          <w:rFonts w:asciiTheme="minorBidi" w:hAnsiTheme="minorBidi" w:cstheme="minorBidi"/>
+          <w:b/>
+          <w:bCs/>
+        </w:rPr>
+      </w:pPr>
+    </w:p>
+    <w:p>
+      <w:pPr>
+        <w:rPr>
+          <w:rFonts w:asciiTheme="minorBidi" w:hAnsiTheme="minorBidi" w:cstheme="minorBidi"/>
+          <w:b/>
+          <w:bCs/>
+        </w:rPr>
+      </w:pPr>
+    </w:p>
+    <w:p>
+      <w:pPr>
+        <w:rPr>
+          <w:rFonts w:asciiTheme="minorBidi" w:hAnsiTheme="minorBidi" w:cstheme="minorBidi"/>
+          <w:b/>
+          <w:bCs/>
+        </w:rPr>
+      </w:pPr>
+    </w:p>
+    <w:p>
+      <w:pPr>
+        <w:rPr>
+          <w:rFonts w:asciiTheme="minorBidi" w:hAnsiTheme="minorBidi" w:cstheme="minorBidi"/>
+          <w:b/>
+          <w:bCs/>
         </w:rPr>
       </w:pPr>
     </w:p>
@@ -14614,6 +15071,7 @@
           <w:rFonts w:asciiTheme="minorBidi" w:hAnsiTheme="minorBidi" w:cstheme="minorBidi"/>
           <w:rtl/>
         </w:rPr>
+        <w:lastRenderedPageBreak/>
         <w:t>מודל הצפנה</w:t>
       </w:r>
       <w:r>
@@ -14779,7 +15237,6 @@
           <w:rFonts w:asciiTheme="minorBidi" w:hAnsiTheme="minorBidi" w:cstheme="minorBidi"/>
           <w:b/>
           <w:bCs/>
-          <w:rtl/>
         </w:rPr>
       </w:pPr>
       <w:r>
@@ -14828,67 +15285,69 @@
           <w:rFonts w:asciiTheme="minorBidi" w:hAnsiTheme="minorBidi" w:cstheme="minorBidi"/>
           <w:b/>
           <w:bCs/>
-          <w:rtl/>
-        </w:rPr>
-      </w:pPr>
-    </w:p>
-    <w:p>
-      <w:pPr>
-        <w:rPr>
-          <w:rFonts w:asciiTheme="minorBidi" w:hAnsiTheme="minorBidi" w:cstheme="minorBidi"/>
-          <w:b/>
-          <w:bCs/>
-          <w:rtl/>
-        </w:rPr>
-      </w:pPr>
-    </w:p>
-    <w:p>
-      <w:pPr>
-        <w:rPr>
-          <w:rFonts w:asciiTheme="minorBidi" w:hAnsiTheme="minorBidi" w:cstheme="minorBidi"/>
-          <w:b/>
-          <w:bCs/>
-          <w:rtl/>
-        </w:rPr>
-      </w:pPr>
-    </w:p>
-    <w:p>
-      <w:pPr>
-        <w:rPr>
-          <w:rFonts w:asciiTheme="minorBidi" w:hAnsiTheme="minorBidi" w:cstheme="minorBidi"/>
-          <w:b/>
-          <w:bCs/>
-          <w:rtl/>
-        </w:rPr>
-      </w:pPr>
-    </w:p>
-    <w:p>
-      <w:pPr>
-        <w:rPr>
-          <w:rFonts w:asciiTheme="minorBidi" w:hAnsiTheme="minorBidi" w:cstheme="minorBidi"/>
-          <w:b/>
-          <w:bCs/>
-          <w:rtl/>
-        </w:rPr>
-      </w:pPr>
-    </w:p>
-    <w:p>
-      <w:pPr>
-        <w:rPr>
-          <w:rFonts w:asciiTheme="minorBidi" w:hAnsiTheme="minorBidi" w:cstheme="minorBidi"/>
-          <w:b/>
-          <w:bCs/>
-          <w:rtl/>
-        </w:rPr>
-      </w:pPr>
-    </w:p>
-    <w:p>
-      <w:pPr>
-        <w:rPr>
-          <w:rFonts w:asciiTheme="minorBidi" w:hAnsiTheme="minorBidi" w:cstheme="minorBidi"/>
-          <w:b/>
-          <w:bCs/>
-          <w:rtl/>
+        </w:rPr>
+      </w:pPr>
+    </w:p>
+    <w:p>
+      <w:pPr>
+        <w:rPr>
+          <w:rFonts w:asciiTheme="minorBidi" w:hAnsiTheme="minorBidi" w:cstheme="minorBidi"/>
+          <w:b/>
+          <w:bCs/>
+        </w:rPr>
+      </w:pPr>
+    </w:p>
+    <w:p>
+      <w:pPr>
+        <w:rPr>
+          <w:rFonts w:asciiTheme="minorBidi" w:hAnsiTheme="minorBidi" w:cstheme="minorBidi"/>
+          <w:b/>
+          <w:bCs/>
+        </w:rPr>
+      </w:pPr>
+    </w:p>
+    <w:p>
+      <w:pPr>
+        <w:rPr>
+          <w:rFonts w:asciiTheme="minorBidi" w:hAnsiTheme="minorBidi" w:cstheme="minorBidi"/>
+          <w:b/>
+          <w:bCs/>
+        </w:rPr>
+      </w:pPr>
+    </w:p>
+    <w:p>
+      <w:pPr>
+        <w:rPr>
+          <w:rFonts w:asciiTheme="minorBidi" w:hAnsiTheme="minorBidi" w:cstheme="minorBidi"/>
+          <w:b/>
+          <w:bCs/>
+        </w:rPr>
+      </w:pPr>
+    </w:p>
+    <w:p>
+      <w:pPr>
+        <w:rPr>
+          <w:rFonts w:asciiTheme="minorBidi" w:hAnsiTheme="minorBidi" w:cstheme="minorBidi"/>
+          <w:b/>
+          <w:bCs/>
+        </w:rPr>
+      </w:pPr>
+    </w:p>
+    <w:p>
+      <w:pPr>
+        <w:rPr>
+          <w:rFonts w:asciiTheme="minorBidi" w:hAnsiTheme="minorBidi" w:cstheme="minorBidi"/>
+          <w:b/>
+          <w:bCs/>
+        </w:rPr>
+      </w:pPr>
+    </w:p>
+    <w:p>
+      <w:pPr>
+        <w:rPr>
+          <w:rFonts w:asciiTheme="minorBidi" w:hAnsiTheme="minorBidi" w:cstheme="minorBidi"/>
+          <w:b/>
+          <w:bCs/>
         </w:rPr>
       </w:pPr>
     </w:p>
@@ -14897,13 +15356,15 @@
         <w:ind w:left="360"/>
         <w:rPr>
           <w:rFonts w:asciiTheme="minorBidi" w:hAnsiTheme="minorBidi" w:cstheme="minorBidi"/>
-        </w:rPr>
-      </w:pPr>
-      <w:r>
-        <w:rPr>
-          <w:rFonts w:asciiTheme="minorBidi" w:hAnsiTheme="minorBidi" w:cstheme="minorBidi"/>
-          <w:rtl/>
-        </w:rPr>
+          <w:rtl/>
+        </w:rPr>
+      </w:pPr>
+      <w:r>
+        <w:rPr>
+          <w:rFonts w:asciiTheme="minorBidi" w:hAnsiTheme="minorBidi" w:cstheme="minorBidi"/>
+          <w:rtl/>
+        </w:rPr>
+        <w:lastRenderedPageBreak/>
         <w:t xml:space="preserve">מודל סנכרון  בזמן אמת </w:t>
       </w:r>
       <w:r>
@@ -14951,16 +15412,6 @@
         </w:rPr>
         <w:t>.</w:t>
       </w:r>
-    </w:p>
-    <w:p>
-      <w:pPr>
-        <w:rPr>
-          <w:rFonts w:asciiTheme="minorBidi" w:hAnsiTheme="minorBidi" w:cstheme="minorBidi"/>
-          <w:b/>
-          <w:bCs/>
-          <w:rtl/>
-        </w:rPr>
-      </w:pPr>
     </w:p>
     <w:p>
       <w:pPr>
@@ -15295,6 +15746,78 @@
           <w:rFonts w:asciiTheme="minorBidi" w:hAnsiTheme="minorBidi" w:cstheme="minorBidi"/>
           <w:b/>
           <w:bCs/>
+        </w:rPr>
+      </w:pPr>
+    </w:p>
+    <w:p>
+      <w:pPr>
+        <w:rPr>
+          <w:rFonts w:asciiTheme="minorBidi" w:hAnsiTheme="minorBidi" w:cstheme="minorBidi"/>
+          <w:b/>
+          <w:bCs/>
+        </w:rPr>
+      </w:pPr>
+    </w:p>
+    <w:p>
+      <w:pPr>
+        <w:rPr>
+          <w:rFonts w:asciiTheme="minorBidi" w:hAnsiTheme="minorBidi" w:cstheme="minorBidi"/>
+          <w:b/>
+          <w:bCs/>
+        </w:rPr>
+      </w:pPr>
+    </w:p>
+    <w:p>
+      <w:pPr>
+        <w:rPr>
+          <w:rFonts w:asciiTheme="minorBidi" w:hAnsiTheme="minorBidi" w:cstheme="minorBidi"/>
+          <w:b/>
+          <w:bCs/>
+        </w:rPr>
+      </w:pPr>
+    </w:p>
+    <w:p>
+      <w:pPr>
+        <w:rPr>
+          <w:rFonts w:asciiTheme="minorBidi" w:hAnsiTheme="minorBidi" w:cstheme="minorBidi"/>
+          <w:b/>
+          <w:bCs/>
+        </w:rPr>
+      </w:pPr>
+    </w:p>
+    <w:p>
+      <w:pPr>
+        <w:rPr>
+          <w:rFonts w:asciiTheme="minorBidi" w:hAnsiTheme="minorBidi" w:cstheme="minorBidi"/>
+          <w:b/>
+          <w:bCs/>
+        </w:rPr>
+      </w:pPr>
+    </w:p>
+    <w:p>
+      <w:pPr>
+        <w:rPr>
+          <w:rFonts w:asciiTheme="minorBidi" w:hAnsiTheme="minorBidi" w:cstheme="minorBidi"/>
+          <w:b/>
+          <w:bCs/>
+        </w:rPr>
+      </w:pPr>
+    </w:p>
+    <w:p>
+      <w:pPr>
+        <w:rPr>
+          <w:rFonts w:asciiTheme="minorBidi" w:hAnsiTheme="minorBidi" w:cstheme="minorBidi"/>
+          <w:b/>
+          <w:bCs/>
+        </w:rPr>
+      </w:pPr>
+    </w:p>
+    <w:p>
+      <w:pPr>
+        <w:rPr>
+          <w:rFonts w:asciiTheme="minorBidi" w:hAnsiTheme="minorBidi" w:cstheme="minorBidi"/>
+          <w:b/>
+          <w:bCs/>
           <w:rtl/>
         </w:rPr>
       </w:pPr>
@@ -15320,6 +15843,7 @@
           <w:szCs w:val="32"/>
           <w:rtl/>
         </w:rPr>
+        <w:lastRenderedPageBreak/>
         <w:t xml:space="preserve"> </w:t>
       </w:r>
       <w:r>
@@ -15653,16 +16177,93 @@
     </w:p>
     <w:p>
       <w:pPr>
+        <w:rPr>
+          <w:rFonts w:asciiTheme="minorBidi" w:hAnsiTheme="minorBidi" w:cstheme="minorBidi"/>
+          <w:b/>
+          <w:bCs/>
+          <w:lang w:val="en-GB"/>
+        </w:rPr>
+      </w:pPr>
+    </w:p>
+    <w:p>
+      <w:pPr>
+        <w:rPr>
+          <w:rFonts w:asciiTheme="minorBidi" w:hAnsiTheme="minorBidi" w:cstheme="minorBidi"/>
+          <w:b/>
+          <w:bCs/>
+          <w:lang w:val="en-GB"/>
+        </w:rPr>
+      </w:pPr>
+    </w:p>
+    <w:p>
+      <w:pPr>
+        <w:rPr>
+          <w:rFonts w:asciiTheme="minorBidi" w:hAnsiTheme="minorBidi" w:cstheme="minorBidi"/>
+          <w:b/>
+          <w:bCs/>
+          <w:lang w:val="en-GB"/>
+        </w:rPr>
+      </w:pPr>
+    </w:p>
+    <w:p>
+      <w:pPr>
+        <w:rPr>
+          <w:rFonts w:asciiTheme="minorBidi" w:hAnsiTheme="minorBidi" w:cstheme="minorBidi"/>
+          <w:b/>
+          <w:bCs/>
+          <w:lang w:val="en-GB"/>
+        </w:rPr>
+      </w:pPr>
+    </w:p>
+    <w:p>
+      <w:pPr>
+        <w:rPr>
+          <w:rFonts w:asciiTheme="minorBidi" w:hAnsiTheme="minorBidi" w:cstheme="minorBidi"/>
+          <w:b/>
+          <w:bCs/>
+          <w:lang w:val="en-GB"/>
+        </w:rPr>
+      </w:pPr>
+    </w:p>
+    <w:p>
+      <w:pPr>
+        <w:rPr>
+          <w:rFonts w:asciiTheme="minorBidi" w:hAnsiTheme="minorBidi" w:cstheme="minorBidi"/>
+          <w:b/>
+          <w:bCs/>
+          <w:lang w:val="en-GB"/>
+        </w:rPr>
+      </w:pPr>
+    </w:p>
+    <w:p>
+      <w:pPr>
+        <w:rPr>
+          <w:rFonts w:asciiTheme="minorBidi" w:hAnsiTheme="minorBidi" w:cstheme="minorBidi"/>
+          <w:b/>
+          <w:bCs/>
+          <w:lang w:val="en-GB"/>
+        </w:rPr>
+      </w:pPr>
+    </w:p>
+    <w:p>
+      <w:pPr>
+        <w:rPr>
+          <w:rFonts w:asciiTheme="minorBidi" w:hAnsiTheme="minorBidi" w:cstheme="minorBidi"/>
+          <w:b/>
+          <w:bCs/>
+          <w:lang w:val="en-GB"/>
+        </w:rPr>
+      </w:pPr>
+    </w:p>
+    <w:p>
+      <w:pPr>
         <w:pStyle w:val="1"/>
-        <w:numPr>
-          <w:ilvl w:val="0"/>
-          <w:numId w:val="0"/>
-        </w:numPr>
-        <w:rPr>
-          <w:rtl/>
-        </w:rPr>
-      </w:pPr>
-      <w:r>
+        <w:rPr>
+          <w:rtl/>
+        </w:rPr>
+      </w:pPr>
+      <w:r>
+        <w:lastRenderedPageBreak/>
         <w:t xml:space="preserve"> </w:t>
       </w:r>
       <w:bookmarkStart w:id="53" w:name="_Toc199170651"/>
@@ -16347,6 +16948,27 @@
     </w:p>
     <w:p>
       <w:pPr>
+        <w:rPr>
+          <w:rFonts w:asciiTheme="minorBidi" w:hAnsiTheme="minorBidi" w:cstheme="minorBidi"/>
+        </w:rPr>
+      </w:pPr>
+    </w:p>
+    <w:p>
+      <w:pPr>
+        <w:rPr>
+          <w:rFonts w:asciiTheme="minorBidi" w:hAnsiTheme="minorBidi" w:cstheme="minorBidi"/>
+        </w:rPr>
+      </w:pPr>
+    </w:p>
+    <w:p>
+      <w:pPr>
+        <w:rPr>
+          <w:rFonts w:asciiTheme="minorBidi" w:hAnsiTheme="minorBidi" w:cstheme="minorBidi"/>
+        </w:rPr>
+      </w:pPr>
+    </w:p>
+    <w:p>
+      <w:pPr>
         <w:numPr>
           <w:ilvl w:val="0"/>
           <w:numId w:val="9"/>
@@ -16362,6 +16984,7 @@
           <w:bCs/>
           <w:rtl/>
         </w:rPr>
+        <w:lastRenderedPageBreak/>
         <w:t>התקפות על שרת האחסון</w:t>
       </w:r>
       <w:r>
@@ -16590,6 +17213,13 @@
     </w:p>
     <w:p>
       <w:pPr>
+        <w:rPr>
+          <w:rFonts w:asciiTheme="minorBidi" w:hAnsiTheme="minorBidi" w:cstheme="minorBidi"/>
+        </w:rPr>
+      </w:pPr>
+    </w:p>
+    <w:p>
+      <w:pPr>
         <w:ind w:left="180"/>
         <w:rPr>
           <w:rFonts w:asciiTheme="minorBidi" w:hAnsiTheme="minorBidi" w:cstheme="minorBidi"/>
@@ -16980,36 +17610,6 @@
     </w:p>
     <w:p>
       <w:pPr>
-        <w:rPr>
-          <w:rFonts w:asciiTheme="minorBidi" w:hAnsiTheme="minorBidi" w:cstheme="minorBidi"/>
-        </w:rPr>
-      </w:pPr>
-    </w:p>
-    <w:p>
-      <w:pPr>
-        <w:rPr>
-          <w:rFonts w:asciiTheme="minorBidi" w:hAnsiTheme="minorBidi" w:cstheme="minorBidi"/>
-        </w:rPr>
-      </w:pPr>
-    </w:p>
-    <w:p>
-      <w:pPr>
-        <w:rPr>
-          <w:rFonts w:asciiTheme="minorBidi" w:hAnsiTheme="minorBidi" w:cstheme="minorBidi"/>
-          <w:rtl/>
-        </w:rPr>
-      </w:pPr>
-    </w:p>
-    <w:p>
-      <w:pPr>
-        <w:rPr>
-          <w:rFonts w:asciiTheme="minorBidi" w:hAnsiTheme="minorBidi" w:cstheme="minorBidi"/>
-          <w:rtl/>
-        </w:rPr>
-      </w:pPr>
-    </w:p>
-    <w:p>
-      <w:pPr>
         <w:pStyle w:val="2"/>
         <w:rPr>
           <w:rtl/>
@@ -17021,6 +17621,7 @@
         <w:rPr>
           <w:rtl/>
         </w:rPr>
+        <w:lastRenderedPageBreak/>
         <w:t xml:space="preserve"> </w:t>
       </w:r>
       <w:r>
@@ -17080,7 +17681,7 @@
     </w:p>
     <w:p>
       <w:pPr>
-        <w:ind w:firstLine="270"/>
+        <w:ind w:firstLine="90"/>
         <w:rPr>
           <w:rFonts w:asciiTheme="minorBidi" w:hAnsiTheme="minorBidi" w:cstheme="minorBidi"/>
         </w:rPr>
@@ -17115,6 +17716,7 @@
           <w:ilvl w:val="0"/>
           <w:numId w:val="47"/>
         </w:numPr>
+        <w:ind w:firstLine="90"/>
         <w:rPr>
           <w:rFonts w:asciiTheme="minorBidi" w:hAnsiTheme="minorBidi" w:cstheme="minorBidi"/>
         </w:rPr>
@@ -17158,6 +17760,7 @@
           <w:ilvl w:val="0"/>
           <w:numId w:val="47"/>
         </w:numPr>
+        <w:ind w:firstLine="90"/>
         <w:rPr>
           <w:rFonts w:asciiTheme="minorBidi" w:hAnsiTheme="minorBidi" w:cstheme="minorBidi"/>
           <w:rtl/>
@@ -17197,7 +17800,7 @@
           <w:tab w:val="right" w:pos="1080"/>
           <w:tab w:val="right" w:pos="1170"/>
         </w:tabs>
-        <w:ind w:hanging="1260"/>
+        <w:ind w:left="360" w:firstLine="360"/>
         <w:rPr>
           <w:rFonts w:asciiTheme="minorBidi" w:hAnsiTheme="minorBidi" w:cstheme="minorBidi"/>
         </w:rPr>
@@ -17504,24 +18107,74 @@
       <w:pPr>
         <w:rPr>
           <w:rFonts w:asciiTheme="minorBidi" w:hAnsiTheme="minorBidi" w:cstheme="minorBidi"/>
-          <w:rtl/>
-        </w:rPr>
-      </w:pPr>
-    </w:p>
-    <w:p>
-      <w:pPr>
-        <w:rPr>
-          <w:rFonts w:asciiTheme="minorBidi" w:hAnsiTheme="minorBidi" w:cstheme="minorBidi"/>
-          <w:rtl/>
-        </w:rPr>
-      </w:pPr>
-      <w:r>
-        <w:rPr>
-          <w:rFonts w:asciiTheme="minorBidi" w:hAnsiTheme="minorBidi" w:cstheme="minorBidi"/>
-          <w:b/>
-          <w:bCs/>
-          <w:rtl/>
-        </w:rPr>
+        </w:rPr>
+      </w:pPr>
+    </w:p>
+    <w:p>
+      <w:pPr>
+        <w:rPr>
+          <w:rFonts w:asciiTheme="minorBidi" w:hAnsiTheme="minorBidi" w:cstheme="minorBidi"/>
+        </w:rPr>
+      </w:pPr>
+    </w:p>
+    <w:p>
+      <w:pPr>
+        <w:rPr>
+          <w:rFonts w:asciiTheme="minorBidi" w:hAnsiTheme="minorBidi" w:cstheme="minorBidi"/>
+        </w:rPr>
+      </w:pPr>
+    </w:p>
+    <w:p>
+      <w:pPr>
+        <w:rPr>
+          <w:rFonts w:asciiTheme="minorBidi" w:hAnsiTheme="minorBidi" w:cstheme="minorBidi"/>
+        </w:rPr>
+      </w:pPr>
+    </w:p>
+    <w:p>
+      <w:pPr>
+        <w:rPr>
+          <w:rFonts w:asciiTheme="minorBidi" w:hAnsiTheme="minorBidi" w:cstheme="minorBidi"/>
+        </w:rPr>
+      </w:pPr>
+    </w:p>
+    <w:p>
+      <w:pPr>
+        <w:rPr>
+          <w:rFonts w:asciiTheme="minorBidi" w:hAnsiTheme="minorBidi" w:cstheme="minorBidi"/>
+        </w:rPr>
+      </w:pPr>
+    </w:p>
+    <w:p>
+      <w:pPr>
+        <w:rPr>
+          <w:rFonts w:asciiTheme="minorBidi" w:hAnsiTheme="minorBidi" w:cstheme="minorBidi"/>
+        </w:rPr>
+      </w:pPr>
+    </w:p>
+    <w:p>
+      <w:pPr>
+        <w:rPr>
+          <w:rFonts w:asciiTheme="minorBidi" w:hAnsiTheme="minorBidi" w:cstheme="minorBidi"/>
+          <w:rtl/>
+        </w:rPr>
+      </w:pPr>
+    </w:p>
+    <w:p>
+      <w:pPr>
+        <w:rPr>
+          <w:rFonts w:asciiTheme="minorBidi" w:hAnsiTheme="minorBidi" w:cstheme="minorBidi"/>
+          <w:rtl/>
+        </w:rPr>
+      </w:pPr>
+      <w:r>
+        <w:rPr>
+          <w:rFonts w:asciiTheme="minorBidi" w:hAnsiTheme="minorBidi" w:cstheme="minorBidi"/>
+          <w:b/>
+          <w:bCs/>
+          <w:rtl/>
+        </w:rPr>
+        <w:lastRenderedPageBreak/>
         <w:t>יצירת מפתחות (</w:t>
       </w:r>
       <w:r>
@@ -18221,7 +18874,6 @@
       <w:pPr>
         <w:rPr>
           <w:rFonts w:asciiTheme="minorBidi" w:hAnsiTheme="minorBidi" w:cstheme="minorBidi"/>
-          <w:rtl/>
         </w:rPr>
       </w:pPr>
       <w:r>
@@ -18356,13 +19008,29 @@
           <w:rFonts w:asciiTheme="minorBidi" w:hAnsiTheme="minorBidi" w:cstheme="minorBidi"/>
         </w:rPr>
       </w:pPr>
-      <w:r>
-        <w:rPr>
-          <w:rFonts w:asciiTheme="minorBidi" w:hAnsiTheme="minorBidi" w:cstheme="minorBidi"/>
-          <w:b/>
-          <w:bCs/>
-          <w:rtl/>
-        </w:rPr>
+    </w:p>
+    <w:p>
+      <w:pPr>
+        <w:rPr>
+          <w:rFonts w:asciiTheme="minorBidi" w:hAnsiTheme="minorBidi" w:cstheme="minorBidi"/>
+          <w:rtl/>
+        </w:rPr>
+      </w:pPr>
+    </w:p>
+    <w:p>
+      <w:pPr>
+        <w:rPr>
+          <w:rFonts w:asciiTheme="minorBidi" w:hAnsiTheme="minorBidi" w:cstheme="minorBidi"/>
+        </w:rPr>
+      </w:pPr>
+      <w:r>
+        <w:rPr>
+          <w:rFonts w:asciiTheme="minorBidi" w:hAnsiTheme="minorBidi" w:cstheme="minorBidi"/>
+          <w:b/>
+          <w:bCs/>
+          <w:rtl/>
+        </w:rPr>
+        <w:lastRenderedPageBreak/>
         <w:t>הצפנת הודעות (</w:t>
       </w:r>
       <w:r>
@@ -18938,39 +19606,31 @@
       <w:pPr>
         <w:rPr>
           <w:rFonts w:asciiTheme="minorBidi" w:hAnsiTheme="minorBidi" w:cstheme="minorBidi"/>
-          <w:rtl/>
-        </w:rPr>
-      </w:pPr>
-    </w:p>
-    <w:p>
-      <w:pPr>
-        <w:rPr>
-          <w:rFonts w:asciiTheme="minorBidi" w:hAnsiTheme="minorBidi" w:cstheme="minorBidi"/>
-          <w:rtl/>
-        </w:rPr>
-      </w:pPr>
-    </w:p>
-    <w:p>
-      <w:pPr>
-        <w:rPr>
-          <w:rFonts w:asciiTheme="minorBidi" w:hAnsiTheme="minorBidi" w:cstheme="minorBidi"/>
-          <w:rtl/>
-        </w:rPr>
-      </w:pPr>
-    </w:p>
-    <w:p>
-      <w:pPr>
-        <w:rPr>
-          <w:rFonts w:asciiTheme="minorBidi" w:hAnsiTheme="minorBidi" w:cstheme="minorBidi"/>
-        </w:rPr>
-      </w:pPr>
-      <w:r>
-        <w:rPr>
-          <w:rFonts w:asciiTheme="minorBidi" w:hAnsiTheme="minorBidi" w:cstheme="minorBidi"/>
-          <w:b/>
-          <w:bCs/>
-          <w:rtl/>
-        </w:rPr>
+        </w:rPr>
+      </w:pPr>
+    </w:p>
+    <w:p>
+      <w:pPr>
+        <w:rPr>
+          <w:rFonts w:asciiTheme="minorBidi" w:hAnsiTheme="minorBidi" w:cstheme="minorBidi"/>
+          <w:rtl/>
+        </w:rPr>
+      </w:pPr>
+    </w:p>
+    <w:p>
+      <w:pPr>
+        <w:rPr>
+          <w:rFonts w:asciiTheme="minorBidi" w:hAnsiTheme="minorBidi" w:cstheme="minorBidi"/>
+        </w:rPr>
+      </w:pPr>
+      <w:r>
+        <w:rPr>
+          <w:rFonts w:asciiTheme="minorBidi" w:hAnsiTheme="minorBidi" w:cstheme="minorBidi"/>
+          <w:b/>
+          <w:bCs/>
+          <w:rtl/>
+        </w:rPr>
+        <w:lastRenderedPageBreak/>
         <w:t>פענוח הודעות (</w:t>
       </w:r>
       <w:r>
@@ -19371,7 +20031,6 @@
       <w:pPr>
         <w:rPr>
           <w:rFonts w:asciiTheme="minorBidi" w:hAnsiTheme="minorBidi" w:cstheme="minorBidi"/>
-          <w:rtl/>
         </w:rPr>
       </w:pPr>
       <w:r>
@@ -19399,34 +20058,101 @@
       <w:pPr>
         <w:rPr>
           <w:rFonts w:asciiTheme="minorBidi" w:hAnsiTheme="minorBidi" w:cstheme="minorBidi"/>
-          <w:rtl/>
-        </w:rPr>
-      </w:pPr>
-    </w:p>
-    <w:p>
-      <w:pPr>
-        <w:rPr>
-          <w:rFonts w:asciiTheme="minorBidi" w:hAnsiTheme="minorBidi" w:cstheme="minorBidi"/>
-        </w:rPr>
-      </w:pPr>
-    </w:p>
-    <w:p>
-      <w:pPr>
-        <w:numPr>
-          <w:ilvl w:val="0"/>
-          <w:numId w:val="11"/>
-        </w:numPr>
-        <w:rPr>
-          <w:rFonts w:asciiTheme="minorBidi" w:hAnsiTheme="minorBidi" w:cstheme="minorBidi"/>
-        </w:rPr>
-      </w:pPr>
-      <w:r>
-        <w:rPr>
-          <w:rFonts w:asciiTheme="minorBidi" w:hAnsiTheme="minorBidi" w:cstheme="minorBidi"/>
-          <w:b/>
-          <w:bCs/>
-        </w:rPr>
-        <w:t xml:space="preserve">ECDSA (Elliptic Curve Digital Signature Algorithm) </w:t>
+        </w:rPr>
+      </w:pPr>
+    </w:p>
+    <w:p>
+      <w:pPr>
+        <w:rPr>
+          <w:rFonts w:asciiTheme="minorBidi" w:hAnsiTheme="minorBidi" w:cstheme="minorBidi"/>
+        </w:rPr>
+      </w:pPr>
+    </w:p>
+    <w:p>
+      <w:pPr>
+        <w:rPr>
+          <w:rFonts w:asciiTheme="minorBidi" w:hAnsiTheme="minorBidi" w:cstheme="minorBidi"/>
+        </w:rPr>
+      </w:pPr>
+    </w:p>
+    <w:p>
+      <w:pPr>
+        <w:rPr>
+          <w:rFonts w:asciiTheme="minorBidi" w:hAnsiTheme="minorBidi" w:cstheme="minorBidi"/>
+        </w:rPr>
+      </w:pPr>
+    </w:p>
+    <w:p>
+      <w:pPr>
+        <w:rPr>
+          <w:rFonts w:asciiTheme="minorBidi" w:hAnsiTheme="minorBidi" w:cstheme="minorBidi"/>
+        </w:rPr>
+      </w:pPr>
+    </w:p>
+    <w:p>
+      <w:pPr>
+        <w:rPr>
+          <w:rFonts w:asciiTheme="minorBidi" w:hAnsiTheme="minorBidi" w:cstheme="minorBidi"/>
+        </w:rPr>
+      </w:pPr>
+    </w:p>
+    <w:p>
+      <w:pPr>
+        <w:rPr>
+          <w:rFonts w:asciiTheme="minorBidi" w:hAnsiTheme="minorBidi" w:cstheme="minorBidi"/>
+        </w:rPr>
+      </w:pPr>
+      <w:r>
+        <w:rPr>
+          <w:rFonts w:asciiTheme="minorBidi" w:hAnsiTheme="minorBidi" w:cstheme="minorBidi"/>
+          <w:b/>
+          <w:bCs/>
+        </w:rPr>
+        <w:lastRenderedPageBreak/>
+        <w:t>.</w:t>
+      </w:r>
+      <w:proofErr w:type="gramStart"/>
+      <w:r>
+        <w:rPr>
+          <w:rFonts w:asciiTheme="minorBidi" w:hAnsiTheme="minorBidi" w:cstheme="minorBidi"/>
+          <w:b/>
+          <w:bCs/>
+        </w:rPr>
+        <w:t>3</w:t>
+      </w:r>
+      <w:r>
+        <w:rPr>
+          <w:rFonts w:asciiTheme="minorBidi" w:hAnsiTheme="minorBidi" w:cstheme="minorBidi" w:hint="cs"/>
+          <w:b/>
+          <w:bCs/>
+          <w:rtl/>
+        </w:rPr>
+        <w:t xml:space="preserve"> </w:t>
+      </w:r>
+      <w:r>
+        <w:rPr>
+          <w:rFonts w:asciiTheme="minorBidi" w:hAnsiTheme="minorBidi" w:cstheme="minorBidi"/>
+          <w:b/>
+          <w:bCs/>
+        </w:rPr>
+        <w:t xml:space="preserve"> </w:t>
+      </w:r>
+      <w:r>
+        <w:rPr>
+          <w:rFonts w:asciiTheme="minorBidi" w:hAnsiTheme="minorBidi" w:cstheme="minorBidi"/>
+          <w:b/>
+          <w:bCs/>
+        </w:rPr>
+        <w:t>ECDSA</w:t>
+      </w:r>
+      <w:proofErr w:type="gramEnd"/>
+      <w:r>
+        <w:rPr>
+          <w:rFonts w:asciiTheme="minorBidi" w:hAnsiTheme="minorBidi" w:cstheme="minorBidi"/>
+          <w:b/>
+          <w:bCs/>
+        </w:rPr>
+        <w:t xml:space="preserve"> (Elliptic Curve Digital Signature Algorithm) </w:t>
       </w:r>
       <w:r>
         <w:rPr>
@@ -19516,6 +20242,11 @@
           <w:ilvl w:val="2"/>
           <w:numId w:val="11"/>
         </w:numPr>
+        <w:tabs>
+          <w:tab w:val="clear" w:pos="2160"/>
+          <w:tab w:val="num" w:pos="1890"/>
+        </w:tabs>
+        <w:ind w:left="540"/>
         <w:rPr>
           <w:rFonts w:asciiTheme="minorBidi" w:hAnsiTheme="minorBidi" w:cstheme="minorBidi"/>
         </w:rPr>
@@ -19534,6 +20265,11 @@
           <w:ilvl w:val="2"/>
           <w:numId w:val="11"/>
         </w:numPr>
+        <w:tabs>
+          <w:tab w:val="clear" w:pos="2160"/>
+          <w:tab w:val="num" w:pos="1890"/>
+        </w:tabs>
+        <w:ind w:left="540"/>
         <w:rPr>
           <w:rFonts w:asciiTheme="minorBidi" w:hAnsiTheme="minorBidi" w:cstheme="minorBidi"/>
         </w:rPr>
@@ -19552,6 +20288,11 @@
           <w:ilvl w:val="2"/>
           <w:numId w:val="11"/>
         </w:numPr>
+        <w:tabs>
+          <w:tab w:val="clear" w:pos="2160"/>
+          <w:tab w:val="num" w:pos="1890"/>
+        </w:tabs>
+        <w:ind w:left="540"/>
         <w:rPr>
           <w:rFonts w:asciiTheme="minorBidi" w:hAnsiTheme="minorBidi" w:cstheme="minorBidi"/>
         </w:rPr>
@@ -20134,7 +20875,6 @@
       <w:pPr>
         <w:rPr>
           <w:rFonts w:asciiTheme="minorBidi" w:hAnsiTheme="minorBidi" w:cstheme="minorBidi"/>
-          <w:rtl/>
         </w:rPr>
       </w:pPr>
       <w:r>
@@ -20193,44 +20933,17 @@
     </w:p>
     <w:p>
       <w:pPr>
-        <w:rPr>
-          <w:rFonts w:asciiTheme="minorBidi" w:hAnsiTheme="minorBidi" w:cstheme="minorBidi"/>
-          <w:rtl/>
-        </w:rPr>
-      </w:pPr>
-    </w:p>
-    <w:p>
-      <w:pPr>
-        <w:rPr>
-          <w:rFonts w:asciiTheme="minorBidi" w:hAnsiTheme="minorBidi" w:cstheme="minorBidi"/>
-          <w:rtl/>
-        </w:rPr>
-      </w:pPr>
-    </w:p>
-    <w:p>
-      <w:pPr>
-        <w:rPr>
-          <w:rFonts w:asciiTheme="minorBidi" w:hAnsiTheme="minorBidi" w:cstheme="minorBidi"/>
-          <w:rtl/>
-        </w:rPr>
-      </w:pPr>
-    </w:p>
-    <w:p>
-      <w:pPr>
-        <w:rPr>
-          <w:rFonts w:asciiTheme="minorBidi" w:hAnsiTheme="minorBidi" w:cstheme="minorBidi"/>
-        </w:rPr>
-      </w:pPr>
-    </w:p>
-    <w:p>
-      <w:pPr>
         <w:pStyle w:val="1"/>
         <w:rPr>
           <w:rtl/>
         </w:rPr>
       </w:pPr>
       <w:r>
+        <w:lastRenderedPageBreak/>
         <w:t xml:space="preserve"> </w:t>
+      </w:r>
+      <w:r>
+        <w:t>11</w:t>
       </w:r>
       <w:r>
         <w:rPr>
@@ -20753,20 +21466,6 @@
       <w:pPr>
         <w:rPr>
           <w:rFonts w:asciiTheme="minorBidi" w:hAnsiTheme="minorBidi" w:cstheme="minorBidi"/>
-        </w:rPr>
-      </w:pPr>
-    </w:p>
-    <w:p>
-      <w:pPr>
-        <w:rPr>
-          <w:rFonts w:asciiTheme="minorBidi" w:hAnsiTheme="minorBidi" w:cstheme="minorBidi"/>
-        </w:rPr>
-      </w:pPr>
-    </w:p>
-    <w:p>
-      <w:pPr>
-        <w:rPr>
-          <w:rFonts w:asciiTheme="minorBidi" w:hAnsiTheme="minorBidi" w:cstheme="minorBidi"/>
           <w:rtl/>
         </w:rPr>
       </w:pPr>
@@ -20785,6 +21484,7 @@
         <w:rPr>
           <w:rtl/>
         </w:rPr>
+        <w:lastRenderedPageBreak/>
         <w:t xml:space="preserve">11.2 </w:t>
       </w:r>
       <w:r>
@@ -20946,6 +21646,11 @@
           <w:ilvl w:val="2"/>
           <w:numId w:val="26"/>
         </w:numPr>
+        <w:tabs>
+          <w:tab w:val="clear" w:pos="2160"/>
+          <w:tab w:val="num" w:pos="1440"/>
+        </w:tabs>
+        <w:ind w:hanging="1080"/>
         <w:rPr>
           <w:rFonts w:asciiTheme="minorBidi" w:hAnsiTheme="minorBidi" w:cstheme="minorBidi"/>
           <w:rtl/>
@@ -20978,6 +21683,11 @@
           <w:ilvl w:val="2"/>
           <w:numId w:val="27"/>
         </w:numPr>
+        <w:tabs>
+          <w:tab w:val="clear" w:pos="2160"/>
+          <w:tab w:val="num" w:pos="1440"/>
+        </w:tabs>
+        <w:ind w:hanging="1080"/>
         <w:rPr>
           <w:rFonts w:asciiTheme="minorBidi" w:hAnsiTheme="minorBidi" w:cstheme="minorBidi"/>
           <w:rtl/>
@@ -21010,6 +21720,11 @@
           <w:ilvl w:val="1"/>
           <w:numId w:val="28"/>
         </w:numPr>
+        <w:tabs>
+          <w:tab w:val="clear" w:pos="1440"/>
+          <w:tab w:val="num" w:pos="1170"/>
+        </w:tabs>
+        <w:ind w:left="810" w:firstLine="270"/>
         <w:rPr>
           <w:rFonts w:asciiTheme="minorBidi" w:hAnsiTheme="minorBidi" w:cstheme="minorBidi"/>
           <w:rtl/>
@@ -21200,40 +21915,13 @@
       <w:pPr>
         <w:numPr>
           <w:ilvl w:val="2"/>
-          <w:numId w:val="32"/>
-        </w:numPr>
-        <w:rPr>
-          <w:rFonts w:asciiTheme="minorBidi" w:hAnsiTheme="minorBidi" w:cstheme="minorBidi"/>
-          <w:rtl/>
-        </w:rPr>
-      </w:pPr>
-      <w:r>
-        <w:rPr>
-          <w:rFonts w:asciiTheme="minorBidi" w:hAnsiTheme="minorBidi" w:cstheme="minorBidi"/>
-          <w:rtl/>
-        </w:rPr>
-        <w:t>בקרים (</w:t>
-      </w:r>
-      <w:r>
-        <w:rPr>
-          <w:rFonts w:asciiTheme="minorBidi" w:hAnsiTheme="minorBidi" w:cstheme="minorBidi"/>
-        </w:rPr>
-        <w:t>Controllers</w:t>
-      </w:r>
-      <w:r>
-        <w:rPr>
-          <w:rFonts w:asciiTheme="minorBidi" w:hAnsiTheme="minorBidi" w:cstheme="minorBidi"/>
-          <w:rtl/>
-        </w:rPr>
-        <w:t>) טיפול בבקשות נכנסות, אימות קלט, וזימון הלוגיקה העסקית המתאימה.</w:t>
-      </w:r>
-    </w:p>
-    <w:p>
-      <w:pPr>
-        <w:numPr>
-          <w:ilvl w:val="2"/>
           <w:numId w:val="33"/>
         </w:numPr>
+        <w:tabs>
+          <w:tab w:val="clear" w:pos="2160"/>
+          <w:tab w:val="num" w:pos="1440"/>
+        </w:tabs>
+        <w:ind w:left="1440"/>
         <w:rPr>
           <w:rFonts w:asciiTheme="minorBidi" w:hAnsiTheme="minorBidi" w:cstheme="minorBidi"/>
           <w:rtl/>
@@ -21266,6 +21954,11 @@
           <w:ilvl w:val="2"/>
           <w:numId w:val="34"/>
         </w:numPr>
+        <w:tabs>
+          <w:tab w:val="clear" w:pos="2160"/>
+          <w:tab w:val="num" w:pos="1440"/>
+        </w:tabs>
+        <w:ind w:left="1440"/>
         <w:rPr>
           <w:rFonts w:asciiTheme="minorBidi" w:hAnsiTheme="minorBidi" w:cstheme="minorBidi"/>
           <w:rtl/>
@@ -21444,6 +22137,10 @@
           <w:ilvl w:val="1"/>
           <w:numId w:val="37"/>
         </w:numPr>
+        <w:tabs>
+          <w:tab w:val="clear" w:pos="1440"/>
+        </w:tabs>
+        <w:ind w:left="1260" w:hanging="180"/>
         <w:rPr>
           <w:rFonts w:asciiTheme="minorBidi" w:hAnsiTheme="minorBidi" w:cstheme="minorBidi"/>
           <w:rtl/>
@@ -21555,14 +22252,14 @@
       <w:pPr>
         <w:rPr>
           <w:rFonts w:asciiTheme="minorBidi" w:hAnsiTheme="minorBidi" w:cstheme="minorBidi"/>
-          <w:rtl/>
-        </w:rPr>
-      </w:pPr>
-      <w:r>
-        <w:rPr>
-          <w:rFonts w:asciiTheme="minorBidi" w:hAnsiTheme="minorBidi" w:cstheme="minorBidi"/>
-          <w:rtl/>
-        </w:rPr>
+        </w:rPr>
+      </w:pPr>
+      <w:r>
+        <w:rPr>
+          <w:rFonts w:asciiTheme="minorBidi" w:hAnsiTheme="minorBidi" w:cstheme="minorBidi"/>
+          <w:rtl/>
+        </w:rPr>
+        <w:lastRenderedPageBreak/>
         <w:t xml:space="preserve">הבחירה בטכנולוגיות כמו </w:t>
       </w:r>
       <w:r>
@@ -21598,14 +22295,6 @@
         </w:rPr>
         <w:t>.</w:t>
       </w:r>
-    </w:p>
-    <w:p>
-      <w:pPr>
-        <w:rPr>
-          <w:rFonts w:asciiTheme="minorBidi" w:hAnsiTheme="minorBidi" w:cstheme="minorBidi"/>
-          <w:rtl/>
-        </w:rPr>
-      </w:pPr>
     </w:p>
     <w:p>
       <w:pPr>
@@ -22308,17 +22997,46 @@
       <w:pPr>
         <w:rPr>
           <w:rFonts w:asciiTheme="minorBidi" w:hAnsiTheme="minorBidi" w:cstheme="minorBidi"/>
-          <w:b/>
-          <w:bCs/>
-        </w:rPr>
-      </w:pPr>
-      <w:r>
-        <w:rPr>
-          <w:rFonts w:asciiTheme="minorBidi" w:hAnsiTheme="minorBidi" w:cstheme="minorBidi"/>
-          <w:b/>
-          <w:bCs/>
-          <w:rtl/>
-        </w:rPr>
+        </w:rPr>
+      </w:pPr>
+    </w:p>
+    <w:p>
+      <w:pPr>
+        <w:rPr>
+          <w:rFonts w:asciiTheme="minorBidi" w:hAnsiTheme="minorBidi" w:cstheme="minorBidi"/>
+        </w:rPr>
+      </w:pPr>
+    </w:p>
+    <w:p>
+      <w:pPr>
+        <w:rPr>
+          <w:rFonts w:asciiTheme="minorBidi" w:hAnsiTheme="minorBidi" w:cstheme="minorBidi"/>
+        </w:rPr>
+      </w:pPr>
+    </w:p>
+    <w:p>
+      <w:pPr>
+        <w:rPr>
+          <w:rFonts w:asciiTheme="minorBidi" w:hAnsiTheme="minorBidi" w:cstheme="minorBidi"/>
+        </w:rPr>
+      </w:pPr>
+    </w:p>
+    <w:p>
+      <w:pPr>
+        <w:rPr>
+          <w:rFonts w:asciiTheme="minorBidi" w:hAnsiTheme="minorBidi" w:cstheme="minorBidi"/>
+          <w:b/>
+          <w:bCs/>
+        </w:rPr>
+      </w:pPr>
+      <w:r>
+        <w:rPr>
+          <w:rFonts w:asciiTheme="minorBidi" w:hAnsiTheme="minorBidi" w:cstheme="minorBidi"/>
+          <w:b/>
+          <w:bCs/>
+          <w:rtl/>
+        </w:rPr>
+        <w:lastRenderedPageBreak/>
         <w:t>2.</w:t>
       </w:r>
       <w:r>
@@ -22973,44 +23691,15 @@
       <w:pPr>
         <w:rPr>
           <w:rFonts w:asciiTheme="minorBidi" w:hAnsiTheme="minorBidi" w:cstheme="minorBidi"/>
-          <w:rtl/>
-        </w:rPr>
-      </w:pPr>
-    </w:p>
-    <w:p>
-      <w:pPr>
-        <w:rPr>
-          <w:rFonts w:asciiTheme="minorBidi" w:hAnsiTheme="minorBidi" w:cstheme="minorBidi"/>
-          <w:rtl/>
-        </w:rPr>
-      </w:pPr>
-    </w:p>
-    <w:p>
-      <w:pPr>
-        <w:rPr>
-          <w:rFonts w:asciiTheme="minorBidi" w:hAnsiTheme="minorBidi" w:cstheme="minorBidi"/>
-          <w:rtl/>
-        </w:rPr>
-      </w:pPr>
-    </w:p>
-    <w:p>
-      <w:pPr>
-        <w:rPr>
-          <w:rFonts w:asciiTheme="minorBidi" w:hAnsiTheme="minorBidi" w:cstheme="minorBidi"/>
-          <w:rtl/>
-        </w:rPr>
-      </w:pPr>
-    </w:p>
-    <w:p>
-      <w:pPr>
-        <w:rPr>
-          <w:rFonts w:asciiTheme="minorBidi" w:hAnsiTheme="minorBidi" w:cstheme="minorBidi"/>
         </w:rPr>
       </w:pPr>
     </w:p>
     <w:p>
       <w:pPr>
         <w:pStyle w:val="2"/>
+        <w:rPr>
+          <w:lang w:val="en-US"/>
+        </w:rPr>
       </w:pPr>
       <w:bookmarkStart w:id="66" w:name="_Toc191372311"/>
       <w:bookmarkStart w:id="67" w:name="_Toc191826991"/>
@@ -23019,6 +23708,7 @@
         <w:rPr>
           <w:rtl/>
         </w:rPr>
+        <w:lastRenderedPageBreak/>
         <w:t xml:space="preserve">11.4 </w:t>
       </w:r>
       <w:r>
@@ -23032,13 +23722,6 @@
       <w:bookmarkEnd w:id="66"/>
       <w:bookmarkEnd w:id="67"/>
       <w:bookmarkEnd w:id="68"/>
-    </w:p>
-    <w:p>
-      <w:pPr>
-        <w:rPr>
-          <w:lang w:val="en-GB"/>
-        </w:rPr>
-      </w:pPr>
     </w:p>
     <w:p>
       <w:pPr>
@@ -23784,6 +24467,7 @@
           <w:b/>
           <w:bCs/>
         </w:rPr>
+        <w:lastRenderedPageBreak/>
         <w:t>.</w:t>
       </w:r>
       <w:proofErr w:type="gramStart"/>
@@ -24299,6 +24983,13 @@
     </w:p>
     <w:p>
       <w:pPr>
+        <w:rPr>
+          <w:rFonts w:asciiTheme="minorBidi" w:hAnsiTheme="minorBidi" w:cstheme="minorBidi"/>
+        </w:rPr>
+      </w:pPr>
+    </w:p>
+    <w:p>
+      <w:pPr>
         <w:ind w:left="360"/>
         <w:rPr>
           <w:rFonts w:asciiTheme="minorBidi" w:hAnsiTheme="minorBidi" w:cstheme="minorBidi"/>
@@ -24312,6 +25003,7 @@
           <w:b/>
           <w:bCs/>
         </w:rPr>
+        <w:lastRenderedPageBreak/>
         <w:t>Messages Collection .3</w:t>
       </w:r>
       <w:r>
@@ -24650,6 +25342,8 @@
       <w:r>
         <w:rPr>
           <w:rFonts w:asciiTheme="minorBidi" w:hAnsiTheme="minorBidi" w:cstheme="minorBidi"/>
+          <w:b/>
+          <w:bCs/>
         </w:rPr>
         <w:t>encryptedContent</w:t>
       </w:r>
@@ -24658,20 +25352,28 @@
         <w:rPr>
           <w:rFonts w:asciiTheme="minorBidi" w:hAnsiTheme="minorBidi" w:cstheme="minorBidi"/>
         </w:rPr>
-        <w:t xml:space="preserve"> (</w:t>
+        <w:t xml:space="preserve"> </w:t>
       </w:r>
       <w:proofErr w:type="gramStart"/>
       <w:r>
         <w:rPr>
           <w:rFonts w:asciiTheme="minorBidi" w:hAnsiTheme="minorBidi" w:cstheme="minorBidi"/>
         </w:rPr>
-        <w:t xml:space="preserve">String) </w:t>
+        <w:t xml:space="preserve"> </w:t>
       </w:r>
       <w:r>
         <w:rPr>
           <w:rFonts w:asciiTheme="minorBidi" w:hAnsiTheme="minorBidi" w:cstheme="minorBidi" w:hint="cs"/>
           <w:rtl/>
         </w:rPr>
+        <w:t xml:space="preserve">  (מחרוזת )</w:t>
+      </w:r>
+      <w:proofErr w:type="gramEnd"/>
+      <w:r>
+        <w:rPr>
+          <w:rFonts w:asciiTheme="minorBidi" w:hAnsiTheme="minorBidi" w:cstheme="minorBidi" w:hint="cs"/>
+          <w:rtl/>
+        </w:rPr>
         <w:t xml:space="preserve"> </w:t>
       </w:r>
       <w:r>
@@ -24679,15 +25381,7 @@
           <w:rFonts w:asciiTheme="minorBidi" w:hAnsiTheme="minorBidi" w:cstheme="minorBidi"/>
           <w:rtl/>
         </w:rPr>
-        <w:t>תוכן</w:t>
-      </w:r>
-      <w:proofErr w:type="gramEnd"/>
-      <w:r>
-        <w:rPr>
-          <w:rFonts w:asciiTheme="minorBidi" w:hAnsiTheme="minorBidi" w:cstheme="minorBidi"/>
-          <w:rtl/>
-        </w:rPr>
-        <w:t xml:space="preserve"> ההודעה לאחר הצפנה, מקודד בפורמט</w:t>
+        <w:t>תוכן ההודעה לאחר הצפנה, מקודד בפורמט</w:t>
       </w:r>
       <w:r>
         <w:rPr>
@@ -24760,18 +25454,58 @@
           <w:rFonts w:asciiTheme="minorBidi" w:hAnsiTheme="minorBidi" w:cstheme="minorBidi"/>
         </w:rPr>
       </w:pPr>
-      <w:r>
-        <w:rPr>
-          <w:rFonts w:asciiTheme="minorBidi" w:hAnsiTheme="minorBidi" w:cstheme="minorBidi"/>
-        </w:rPr>
-        <w:t xml:space="preserve">timestamp (Date) </w:t>
-      </w:r>
-      <w:r>
-        <w:rPr>
-          <w:rFonts w:asciiTheme="minorBidi" w:hAnsiTheme="minorBidi" w:cstheme="minorBidi"/>
-          <w:rtl/>
-        </w:rPr>
-        <w:t xml:space="preserve"> זמן שליחת ההודעה</w:t>
+      <w:proofErr w:type="gramStart"/>
+      <w:r>
+        <w:rPr>
+          <w:rFonts w:asciiTheme="minorBidi" w:hAnsiTheme="minorBidi" w:cstheme="minorBidi"/>
+          <w:b/>
+          <w:bCs/>
+        </w:rPr>
+        <w:t>timestamp</w:t>
+      </w:r>
+      <w:r>
+        <w:rPr>
+          <w:rFonts w:asciiTheme="minorBidi" w:hAnsiTheme="minorBidi" w:cstheme="minorBidi"/>
+        </w:rPr>
+        <w:t xml:space="preserve"> </w:t>
+      </w:r>
+      <w:r>
+        <w:rPr>
+          <w:rFonts w:asciiTheme="minorBidi" w:hAnsiTheme="minorBidi" w:cstheme="minorBidi" w:hint="cs"/>
+          <w:rtl/>
+        </w:rPr>
+        <w:t xml:space="preserve"> (</w:t>
+      </w:r>
+      <w:proofErr w:type="gramEnd"/>
+      <w:r>
+        <w:rPr>
+          <w:rFonts w:asciiTheme="minorBidi" w:hAnsiTheme="minorBidi" w:cstheme="minorBidi" w:hint="cs"/>
+          <w:rtl/>
+        </w:rPr>
+        <w:t xml:space="preserve">תאריך </w:t>
+      </w:r>
+      <w:proofErr w:type="gramStart"/>
+      <w:r>
+        <w:rPr>
+          <w:rFonts w:asciiTheme="minorBidi" w:hAnsiTheme="minorBidi" w:cstheme="minorBidi" w:hint="cs"/>
+          <w:rtl/>
+        </w:rPr>
+        <w:t>ושעה )</w:t>
+      </w:r>
+      <w:r>
+        <w:rPr>
+          <w:rFonts w:asciiTheme="minorBidi" w:hAnsiTheme="minorBidi" w:cstheme="minorBidi"/>
+          <w:rtl/>
+        </w:rPr>
+        <w:t>זמן</w:t>
+      </w:r>
+      <w:proofErr w:type="gramEnd"/>
+      <w:r>
+        <w:rPr>
+          <w:rFonts w:asciiTheme="minorBidi" w:hAnsiTheme="minorBidi" w:cstheme="minorBidi"/>
+          <w:rtl/>
+        </w:rPr>
+        <w:t xml:space="preserve"> שליחת ההודעה</w:t>
       </w:r>
       <w:r>
         <w:rPr>
@@ -24799,6 +25533,13 @@
       </w:r>
       <w:r>
         <w:rPr>
+          <w:rFonts w:asciiTheme="minorBidi" w:hAnsiTheme="minorBidi" w:cstheme="minorBidi" w:hint="cs"/>
+          <w:rtl/>
+        </w:rPr>
+        <w:t xml:space="preserve"> </w:t>
+      </w:r>
+      <w:r>
+        <w:rPr>
           <w:rFonts w:asciiTheme="minorBidi" w:hAnsiTheme="minorBidi" w:cstheme="minorBidi"/>
           <w:lang w:val="en-GB"/>
         </w:rPr>
@@ -24807,15 +25548,10 @@
       <w:r>
         <w:rPr>
           <w:rFonts w:asciiTheme="minorBidi" w:hAnsiTheme="minorBidi" w:cstheme="minorBidi"/>
-        </w:rPr>
-        <w:t xml:space="preserve">_class (String) </w:t>
-      </w:r>
-      <w:r>
-        <w:rPr>
-          <w:rFonts w:asciiTheme="minorBidi" w:hAnsiTheme="minorBidi" w:cstheme="minorBidi"/>
-          <w:rtl/>
-        </w:rPr>
-        <w:t>מצביע למחלקת ה־</w:t>
+          <w:b/>
+          <w:bCs/>
+        </w:rPr>
+        <w:t>_class</w:t>
       </w:r>
       <w:r>
         <w:rPr>
@@ -24825,58 +25561,39 @@
       </w:r>
       <w:r>
         <w:rPr>
-          <w:rFonts w:asciiTheme="minorBidi" w:hAnsiTheme="minorBidi" w:cstheme="minorBidi"/>
-        </w:rPr>
-        <w:t xml:space="preserve">Java </w:t>
-      </w:r>
-      <w:r>
-        <w:rPr>
-          <w:rFonts w:asciiTheme="minorBidi" w:hAnsiTheme="minorBidi" w:cstheme="minorBidi"/>
-        </w:rPr>
-        <w:t xml:space="preserve">  </w:t>
-      </w:r>
-      <w:r>
-        <w:rPr>
-          <w:rFonts w:asciiTheme="minorBidi" w:hAnsiTheme="minorBidi" w:cstheme="minorBidi"/>
-          <w:rtl/>
-        </w:rPr>
-        <w:t>התואמת</w:t>
-      </w:r>
-      <w:r>
-        <w:rPr>
-          <w:rFonts w:asciiTheme="minorBidi" w:hAnsiTheme="minorBidi" w:cstheme="minorBidi"/>
-        </w:rPr>
-        <w:t xml:space="preserve"> (</w:t>
+          <w:rFonts w:asciiTheme="minorBidi" w:hAnsiTheme="minorBidi" w:cstheme="minorBidi" w:hint="cs"/>
+          <w:rtl/>
+        </w:rPr>
+        <w:t xml:space="preserve">(אובייקט) </w:t>
+      </w:r>
+      <w:r>
+        <w:rPr>
+          <w:rFonts w:asciiTheme="minorBidi" w:hAnsiTheme="minorBidi" w:cstheme="minorBidi"/>
+          <w:rtl/>
+        </w:rPr>
+        <w:t xml:space="preserve">מזהה את סוג </w:t>
       </w:r>
       <w:proofErr w:type="spellStart"/>
-      <w:proofErr w:type="gramStart"/>
-      <w:r>
-        <w:rPr>
-          <w:rFonts w:asciiTheme="minorBidi" w:hAnsiTheme="minorBidi" w:cstheme="minorBidi"/>
-        </w:rPr>
-        <w:t>mu.smalltalk</w:t>
-      </w:r>
-      <w:proofErr w:type="gramEnd"/>
-      <w:r>
-        <w:rPr>
-          <w:rFonts w:asciiTheme="minorBidi" w:hAnsiTheme="minorBidi" w:cstheme="minorBidi"/>
-        </w:rPr>
-        <w:t>.</w:t>
-      </w:r>
-      <w:proofErr w:type="gramStart"/>
-      <w:r>
-        <w:rPr>
-          <w:rFonts w:asciiTheme="minorBidi" w:hAnsiTheme="minorBidi" w:cstheme="minorBidi"/>
-        </w:rPr>
-        <w:t>entitis.Message</w:t>
+      <w:r>
+        <w:rPr>
+          <w:rFonts w:asciiTheme="minorBidi" w:hAnsiTheme="minorBidi" w:cstheme="minorBidi"/>
+          <w:rtl/>
+        </w:rPr>
+        <w:t>היישות</w:t>
       </w:r>
       <w:proofErr w:type="spellEnd"/>
-      <w:proofErr w:type="gramEnd"/>
-      <w:r>
-        <w:rPr>
-          <w:rFonts w:asciiTheme="minorBidi" w:hAnsiTheme="minorBidi" w:cstheme="minorBidi"/>
-        </w:rPr>
-        <w:t>).</w:t>
+      <w:r>
+        <w:rPr>
+          <w:rFonts w:asciiTheme="minorBidi" w:hAnsiTheme="minorBidi" w:cstheme="minorBidi"/>
+          <w:rtl/>
+        </w:rPr>
+        <w:t xml:space="preserve"> בקוד</w:t>
+      </w:r>
+      <w:r>
+        <w:rPr>
+          <w:rFonts w:asciiTheme="minorBidi" w:hAnsiTheme="minorBidi" w:cstheme="minorBidi"/>
+        </w:rPr>
+        <w:t xml:space="preserve"> </w:t>
       </w:r>
     </w:p>
     <w:bookmarkEnd w:id="69"/>
@@ -24884,6 +25601,9 @@
     <w:p>
       <w:pPr>
         <w:pStyle w:val="2"/>
+        <w:rPr>
+          <w:lang w:val="en-US"/>
+        </w:rPr>
       </w:pPr>
     </w:p>
     <w:p>
@@ -24973,6 +25693,7 @@
         <w:rPr>
           <w:rtl/>
         </w:rPr>
+        <w:lastRenderedPageBreak/>
         <w:t>11</w:t>
       </w:r>
       <w:r>
@@ -25230,20 +25951,6 @@
         </w:rPr>
         <w:t>CPU.</w:t>
       </w:r>
-    </w:p>
-    <w:p>
-      <w:pPr>
-        <w:rPr>
-          <w:rFonts w:asciiTheme="minorBidi" w:hAnsiTheme="minorBidi" w:cstheme="minorBidi"/>
-        </w:rPr>
-      </w:pPr>
-    </w:p>
-    <w:p>
-      <w:pPr>
-        <w:rPr>
-          <w:rFonts w:asciiTheme="minorBidi" w:hAnsiTheme="minorBidi" w:cstheme="minorBidi"/>
-        </w:rPr>
-      </w:pPr>
     </w:p>
     <w:p>
       <w:pPr>
@@ -25512,6 +26219,14 @@
       <w:bookmarkStart w:id="77" w:name="_Toc199170659"/>
       <w:r>
         <w:rPr>
+          <w:rFonts w:hint="cs"/>
+          <w:rtl/>
+        </w:rPr>
+        <w:lastRenderedPageBreak/>
+        <w:t xml:space="preserve">12 </w:t>
+      </w:r>
+      <w:r>
+        <w:rPr>
           <w:rtl/>
         </w:rPr>
         <w:t xml:space="preserve">ניתוח </w:t>
@@ -25532,12 +26247,6 @@
       <w:bookmarkEnd w:id="75"/>
       <w:bookmarkEnd w:id="76"/>
       <w:bookmarkEnd w:id="77"/>
-      <w:r>
-        <w:rPr>
-          <w:rtl/>
-        </w:rPr>
-        <w:t xml:space="preserve"> </w:t>
-      </w:r>
     </w:p>
     <w:p>
       <w:pPr>
@@ -25619,7 +26328,31 @@
           <w:szCs w:val="32"/>
           <w:rtl/>
         </w:rPr>
-        <w:t xml:space="preserve">12.1 </w:t>
+        <w:t>1</w:t>
+      </w:r>
+      <w:r>
+        <w:rPr>
+          <w:rFonts w:asciiTheme="minorBidi" w:hAnsiTheme="minorBidi" w:cstheme="minorBidi" w:hint="cs"/>
+          <w:b/>
+          <w:bCs/>
+          <w:color w:val="4472C4" w:themeColor="accent1"/>
+          <w:sz w:val="32"/>
+          <w:szCs w:val="32"/>
+          <w:rtl/>
+        </w:rPr>
+        <w:t>2</w:t>
+      </w:r>
+      <w:r>
+        <w:rPr>
+          <w:rFonts w:asciiTheme="minorBidi" w:hAnsiTheme="minorBidi" w:cstheme="minorBidi"/>
+          <w:b/>
+          <w:bCs/>
+          <w:color w:val="4472C4" w:themeColor="accent1"/>
+          <w:sz w:val="32"/>
+          <w:szCs w:val="32"/>
+          <w:rtl/>
+        </w:rPr>
+        <w:t xml:space="preserve">.1 </w:t>
       </w:r>
       <w:r>
         <w:rPr>
@@ -26098,14 +26831,6 @@
     </w:p>
     <w:p>
       <w:pPr>
-        <w:rPr>
-          <w:rFonts w:asciiTheme="minorBidi" w:hAnsiTheme="minorBidi" w:cstheme="minorBidi"/>
-          <w:rtl/>
-        </w:rPr>
-      </w:pPr>
-    </w:p>
-    <w:p>
-      <w:pPr>
         <w:pStyle w:val="2"/>
         <w:rPr>
           <w:rtl/>
@@ -26118,10 +26843,12 @@
         <w:rPr>
           <w:rtl/>
         </w:rPr>
+        <w:lastRenderedPageBreak/>
         <w:t>1</w:t>
       </w:r>
       <w:r>
         <w:rPr>
+          <w:rFonts w:hint="cs"/>
           <w:rtl/>
         </w:rPr>
         <w:t>2</w:t>
@@ -26232,15 +26959,6 @@
         <w:rPr>
           <w:rFonts w:asciiTheme="minorBidi" w:hAnsiTheme="minorBidi" w:cstheme="minorBidi"/>
           <w:highlight w:val="yellow"/>
-          <w:rtl/>
-        </w:rPr>
-      </w:pPr>
-    </w:p>
-    <w:p>
-      <w:pPr>
-        <w:rPr>
-          <w:rFonts w:asciiTheme="minorBidi" w:hAnsiTheme="minorBidi" w:cstheme="minorBidi"/>
-          <w:highlight w:val="yellow"/>
         </w:rPr>
       </w:pPr>
     </w:p>
@@ -26351,6 +27069,7 @@
           <w:rtl/>
           <w:lang w:val="en-GB"/>
         </w:rPr>
+        <w:lastRenderedPageBreak/>
         <w:drawing>
           <wp:inline distT="0" distB="0" distL="0" distR="0" wp14:anchorId="0C440510" wp14:editId="11952458">
             <wp:extent cx="5657850" cy="6910070"/>
@@ -26415,6 +27134,7 @@
           <w:noProof/>
           <w:rtl/>
         </w:rPr>
+        <w:lastRenderedPageBreak/>
         <w:drawing>
           <wp:inline distT="0" distB="0" distL="0" distR="0" wp14:anchorId="0771F994" wp14:editId="54FA6156">
             <wp:extent cx="6766671" cy="7124369"/>
@@ -26664,6 +27384,7 @@
           <w:noProof/>
           <w:rtl/>
         </w:rPr>
+        <w:lastRenderedPageBreak/>
         <w:drawing>
           <wp:inline distT="0" distB="0" distL="0" distR="0" wp14:anchorId="1255E2C8" wp14:editId="7E294C8A">
             <wp:extent cx="5657850" cy="6635115"/>
@@ -26791,6 +27512,7 @@
           <w:noProof/>
           <w:rtl/>
         </w:rPr>
+        <w:lastRenderedPageBreak/>
         <w:drawing>
           <wp:inline distT="0" distB="0" distL="0" distR="0" wp14:anchorId="080C0C0A" wp14:editId="7025C2C8">
             <wp:extent cx="5657850" cy="5213985"/>
@@ -26852,8 +27574,24 @@
           <w:b/>
           <w:bCs/>
         </w:rPr>
+        <w:t xml:space="preserve"> </w:t>
+      </w:r>
+      <w:r>
+        <w:rPr>
+          <w:rFonts w:asciiTheme="minorBidi" w:hAnsiTheme="minorBidi" w:cstheme="minorBidi"/>
+          <w:b/>
+          <w:bCs/>
+        </w:rPr>
         <w:t xml:space="preserve"> (Group Management)</w:t>
       </w:r>
+      <w:r>
+        <w:rPr>
+          <w:rFonts w:asciiTheme="minorBidi" w:hAnsiTheme="minorBidi" w:cstheme="minorBidi"/>
+          <w:b/>
+          <w:bCs/>
+        </w:rPr>
+        <w:t xml:space="preserve"> </w:t>
+      </w:r>
     </w:p>
     <w:p>
       <w:pPr>
@@ -26888,6 +27626,7 @@
           <w:noProof/>
           <w:rtl/>
         </w:rPr>
+        <w:lastRenderedPageBreak/>
         <w:drawing>
           <wp:inline distT="0" distB="0" distL="0" distR="0" wp14:anchorId="363E7CFA" wp14:editId="3764F3AC">
             <wp:extent cx="5657850" cy="6191250"/>
@@ -26958,11 +27697,6 @@
     <w:p>
       <w:pPr>
         <w:pStyle w:val="1"/>
-        <w:numPr>
-          <w:ilvl w:val="0"/>
-          <w:numId w:val="0"/>
-        </w:numPr>
-        <w:ind w:left="90"/>
         <w:rPr>
           <w:rtl/>
         </w:rPr>
@@ -26974,6 +27708,7 @@
         <w:rPr>
           <w:rtl/>
         </w:rPr>
+        <w:lastRenderedPageBreak/>
         <w:t>13</w:t>
       </w:r>
       <w:r>
@@ -27051,6 +27786,9 @@
     <w:p>
       <w:pPr>
         <w:pStyle w:val="2"/>
+        <w:rPr>
+          <w:rtl/>
+        </w:rPr>
       </w:pPr>
       <w:bookmarkStart w:id="84" w:name="_Toc191372321"/>
       <w:bookmarkStart w:id="85" w:name="_Toc191827000"/>
@@ -27088,13 +27826,6 @@
         </w:rPr>
         <w:t xml:space="preserve"> </w:t>
       </w:r>
-    </w:p>
-    <w:p>
-      <w:pPr>
-        <w:rPr>
-          <w:rtl/>
-        </w:rPr>
-      </w:pPr>
     </w:p>
     <w:p>
       <w:pPr>
@@ -27355,6 +28086,7 @@
         <w:rPr>
           <w:rtl/>
         </w:rPr>
+        <w:lastRenderedPageBreak/>
         <w:t>1</w:t>
       </w:r>
       <w:r>
@@ -27752,6 +28484,7 @@
         </w:numPr>
         <w:rPr>
           <w:rFonts w:asciiTheme="minorBidi" w:hAnsiTheme="minorBidi" w:cstheme="minorBidi"/>
+          <w:rtl/>
         </w:rPr>
       </w:pPr>
       <w:r>
@@ -27804,15 +28537,6 @@
     </w:p>
     <w:p>
       <w:pPr>
-        <w:pStyle w:val="a8"/>
-        <w:rPr>
-          <w:rFonts w:asciiTheme="minorBidi" w:hAnsiTheme="minorBidi" w:cstheme="minorBidi"/>
-          <w:rtl/>
-        </w:rPr>
-      </w:pPr>
-    </w:p>
-    <w:p>
-      <w:pPr>
         <w:rPr>
           <w:rFonts w:asciiTheme="minorBidi" w:hAnsiTheme="minorBidi" w:cstheme="minorBidi"/>
         </w:rPr>
@@ -27823,6 +28547,7 @@
           <w:noProof/>
           <w:rtl/>
         </w:rPr>
+        <w:lastRenderedPageBreak/>
         <w:drawing>
           <wp:inline distT="0" distB="0" distL="0" distR="0" wp14:anchorId="30FB5BA3" wp14:editId="563E1C74">
             <wp:extent cx="5657850" cy="2651125"/>
@@ -28067,38 +28792,43 @@
     </w:p>
     <w:p>
       <w:pPr>
-        <w:rPr>
-          <w:rFonts w:asciiTheme="minorBidi" w:hAnsiTheme="minorBidi" w:cstheme="minorBidi"/>
-          <w:rtl/>
-        </w:rPr>
-      </w:pPr>
-    </w:p>
-    <w:p>
-      <w:pPr>
-        <w:rPr>
-          <w:rFonts w:asciiTheme="minorBidi" w:hAnsiTheme="minorBidi" w:cstheme="minorBidi"/>
-          <w:rtl/>
-        </w:rPr>
-      </w:pPr>
-    </w:p>
-    <w:p>
-      <w:pPr>
-        <w:rPr>
-          <w:rFonts w:asciiTheme="minorBidi" w:hAnsiTheme="minorBidi" w:cstheme="minorBidi"/>
-          <w:rtl/>
-        </w:rPr>
-      </w:pPr>
-    </w:p>
-    <w:p>
-      <w:pPr>
-        <w:rPr>
-          <w:rFonts w:asciiTheme="minorBidi" w:hAnsiTheme="minorBidi" w:cstheme="minorBidi"/>
-          <w:rtl/>
-        </w:rPr>
-      </w:pPr>
-    </w:p>
-    <w:p>
-      <w:pPr>
+        <w:ind w:left="408"/>
+        <w:rPr>
+          <w:rFonts w:asciiTheme="minorBidi" w:hAnsiTheme="minorBidi" w:cstheme="minorBidi"/>
+          <w:rtl/>
+        </w:rPr>
+      </w:pPr>
+    </w:p>
+    <w:p>
+      <w:pPr>
+        <w:ind w:left="408"/>
+        <w:rPr>
+          <w:rFonts w:asciiTheme="minorBidi" w:hAnsiTheme="minorBidi" w:cstheme="minorBidi"/>
+          <w:rtl/>
+        </w:rPr>
+      </w:pPr>
+    </w:p>
+    <w:p>
+      <w:pPr>
+        <w:ind w:left="408"/>
+        <w:rPr>
+          <w:rFonts w:asciiTheme="minorBidi" w:hAnsiTheme="minorBidi" w:cstheme="minorBidi"/>
+          <w:rtl/>
+        </w:rPr>
+      </w:pPr>
+    </w:p>
+    <w:p>
+      <w:pPr>
+        <w:ind w:left="408"/>
+        <w:rPr>
+          <w:rFonts w:asciiTheme="minorBidi" w:hAnsiTheme="minorBidi" w:cstheme="minorBidi"/>
+          <w:rtl/>
+        </w:rPr>
+      </w:pPr>
+    </w:p>
+    <w:p>
+      <w:pPr>
+        <w:ind w:left="408"/>
         <w:rPr>
           <w:rFonts w:asciiTheme="minorBidi" w:hAnsiTheme="minorBidi" w:cstheme="minorBidi"/>
           <w:rtl/>
@@ -28118,6 +28848,7 @@
           <w:noProof/>
           <w:rtl/>
         </w:rPr>
+        <w:lastRenderedPageBreak/>
         <w:drawing>
           <wp:inline distT="0" distB="0" distL="0" distR="0" wp14:anchorId="66307D50" wp14:editId="5D0E2B33">
             <wp:extent cx="5657850" cy="2696845"/>
@@ -28404,6 +29135,7 @@
           <w:noProof/>
           <w:rtl/>
         </w:rPr>
+        <w:lastRenderedPageBreak/>
         <w:drawing>
           <wp:inline distT="0" distB="0" distL="0" distR="0" wp14:anchorId="525997AF" wp14:editId="2DBB56DE">
             <wp:extent cx="5657850" cy="2524125"/>
@@ -28740,12 +29472,102 @@
     </w:p>
     <w:p>
       <w:pPr>
+        <w:rPr>
+          <w:rFonts w:asciiTheme="minorBidi" w:hAnsiTheme="minorBidi" w:cstheme="minorBidi"/>
+          <w:rtl/>
+        </w:rPr>
+      </w:pPr>
+    </w:p>
+    <w:p>
+      <w:pPr>
+        <w:rPr>
+          <w:rFonts w:asciiTheme="minorBidi" w:hAnsiTheme="minorBidi" w:cstheme="minorBidi"/>
+          <w:rtl/>
+        </w:rPr>
+      </w:pPr>
+    </w:p>
+    <w:p>
+      <w:pPr>
+        <w:rPr>
+          <w:rFonts w:asciiTheme="minorBidi" w:hAnsiTheme="minorBidi" w:cstheme="minorBidi"/>
+          <w:rtl/>
+        </w:rPr>
+      </w:pPr>
+    </w:p>
+    <w:p>
+      <w:pPr>
+        <w:rPr>
+          <w:rFonts w:asciiTheme="minorBidi" w:hAnsiTheme="minorBidi" w:cstheme="minorBidi"/>
+          <w:rtl/>
+        </w:rPr>
+      </w:pPr>
+    </w:p>
+    <w:p>
+      <w:pPr>
+        <w:rPr>
+          <w:rFonts w:asciiTheme="minorBidi" w:hAnsiTheme="minorBidi" w:cstheme="minorBidi"/>
+          <w:rtl/>
+        </w:rPr>
+      </w:pPr>
+    </w:p>
+    <w:p>
+      <w:pPr>
+        <w:rPr>
+          <w:rFonts w:asciiTheme="minorBidi" w:hAnsiTheme="minorBidi" w:cstheme="minorBidi"/>
+          <w:rtl/>
+        </w:rPr>
+      </w:pPr>
+    </w:p>
+    <w:p>
+      <w:pPr>
+        <w:rPr>
+          <w:rFonts w:asciiTheme="minorBidi" w:hAnsiTheme="minorBidi" w:cstheme="minorBidi"/>
+          <w:rtl/>
+        </w:rPr>
+      </w:pPr>
+    </w:p>
+    <w:p>
+      <w:pPr>
+        <w:rPr>
+          <w:rFonts w:asciiTheme="minorBidi" w:hAnsiTheme="minorBidi" w:cstheme="minorBidi"/>
+          <w:rtl/>
+        </w:rPr>
+      </w:pPr>
+    </w:p>
+    <w:p>
+      <w:pPr>
+        <w:rPr>
+          <w:rFonts w:asciiTheme="minorBidi" w:hAnsiTheme="minorBidi" w:cstheme="minorBidi"/>
+          <w:rtl/>
+        </w:rPr>
+      </w:pPr>
+    </w:p>
+    <w:p>
+      <w:pPr>
+        <w:rPr>
+          <w:rFonts w:asciiTheme="minorBidi" w:hAnsiTheme="minorBidi" w:cstheme="minorBidi"/>
+          <w:rtl/>
+        </w:rPr>
+      </w:pPr>
+    </w:p>
+    <w:p>
+      <w:pPr>
+        <w:rPr>
+          <w:rFonts w:asciiTheme="minorBidi" w:hAnsiTheme="minorBidi" w:cstheme="minorBidi"/>
+          <w:rtl/>
+        </w:rPr>
+      </w:pPr>
+    </w:p>
+    <w:p>
+      <w:pPr>
+        <w:rPr>
+          <w:rFonts w:asciiTheme="minorBidi" w:hAnsiTheme="minorBidi" w:cstheme="minorBidi"/>
+        </w:rPr>
+      </w:pPr>
+    </w:p>
+    <w:p>
+      <w:pPr>
         <w:pStyle w:val="1"/>
-        <w:numPr>
-          <w:ilvl w:val="0"/>
-          <w:numId w:val="0"/>
-        </w:numPr>
-        <w:ind w:left="180"/>
         <w:rPr>
           <w:rtl/>
         </w:rPr>
@@ -28757,6 +29579,7 @@
         <w:rPr>
           <w:rtl/>
         </w:rPr>
+        <w:lastRenderedPageBreak/>
         <w:t>14</w:t>
       </w:r>
       <w:r>
@@ -29064,7 +29887,6 @@
       <w:pPr>
         <w:rPr>
           <w:rFonts w:asciiTheme="minorBidi" w:hAnsiTheme="minorBidi" w:cstheme="minorBidi"/>
-          <w:rtl/>
         </w:rPr>
       </w:pPr>
       <w:r>
@@ -29093,13 +29915,6 @@
         </w:rPr>
         <w:t>MongoDB</w:t>
       </w:r>
-    </w:p>
-    <w:p>
-      <w:pPr>
-        <w:rPr>
-          <w:rFonts w:asciiTheme="minorBidi" w:hAnsiTheme="minorBidi" w:cstheme="minorBidi"/>
-        </w:rPr>
-      </w:pPr>
     </w:p>
     <w:p>
       <w:pPr>
@@ -29331,126 +30146,6 @@
       <w:pPr>
         <w:rPr>
           <w:rFonts w:asciiTheme="minorBidi" w:hAnsiTheme="minorBidi" w:cstheme="minorBidi"/>
-          <w:rtl/>
-        </w:rPr>
-      </w:pPr>
-    </w:p>
-    <w:p>
-      <w:pPr>
-        <w:rPr>
-          <w:rFonts w:asciiTheme="minorBidi" w:hAnsiTheme="minorBidi" w:cstheme="minorBidi"/>
-          <w:rtl/>
-        </w:rPr>
-      </w:pPr>
-    </w:p>
-    <w:p>
-      <w:pPr>
-        <w:rPr>
-          <w:rFonts w:asciiTheme="minorBidi" w:hAnsiTheme="minorBidi" w:cstheme="minorBidi"/>
-          <w:rtl/>
-        </w:rPr>
-      </w:pPr>
-    </w:p>
-    <w:p>
-      <w:pPr>
-        <w:rPr>
-          <w:rFonts w:asciiTheme="minorBidi" w:hAnsiTheme="minorBidi" w:cstheme="minorBidi"/>
-          <w:rtl/>
-        </w:rPr>
-      </w:pPr>
-    </w:p>
-    <w:p>
-      <w:pPr>
-        <w:rPr>
-          <w:rFonts w:asciiTheme="minorBidi" w:hAnsiTheme="minorBidi" w:cstheme="minorBidi"/>
-          <w:rtl/>
-        </w:rPr>
-      </w:pPr>
-    </w:p>
-    <w:p>
-      <w:pPr>
-        <w:rPr>
-          <w:rFonts w:asciiTheme="minorBidi" w:hAnsiTheme="minorBidi" w:cstheme="minorBidi"/>
-          <w:rtl/>
-        </w:rPr>
-      </w:pPr>
-    </w:p>
-    <w:p>
-      <w:pPr>
-        <w:rPr>
-          <w:rFonts w:asciiTheme="minorBidi" w:hAnsiTheme="minorBidi" w:cstheme="minorBidi"/>
-          <w:rtl/>
-        </w:rPr>
-      </w:pPr>
-    </w:p>
-    <w:p>
-      <w:pPr>
-        <w:rPr>
-          <w:rFonts w:asciiTheme="minorBidi" w:hAnsiTheme="minorBidi" w:cstheme="minorBidi"/>
-          <w:rtl/>
-        </w:rPr>
-      </w:pPr>
-    </w:p>
-    <w:p>
-      <w:pPr>
-        <w:rPr>
-          <w:rFonts w:asciiTheme="minorBidi" w:hAnsiTheme="minorBidi" w:cstheme="minorBidi"/>
-          <w:rtl/>
-        </w:rPr>
-      </w:pPr>
-    </w:p>
-    <w:p>
-      <w:pPr>
-        <w:rPr>
-          <w:rFonts w:asciiTheme="minorBidi" w:hAnsiTheme="minorBidi" w:cstheme="minorBidi"/>
-          <w:rtl/>
-        </w:rPr>
-      </w:pPr>
-    </w:p>
-    <w:p>
-      <w:pPr>
-        <w:rPr>
-          <w:rFonts w:asciiTheme="minorBidi" w:hAnsiTheme="minorBidi" w:cstheme="minorBidi"/>
-          <w:rtl/>
-        </w:rPr>
-      </w:pPr>
-    </w:p>
-    <w:p>
-      <w:pPr>
-        <w:rPr>
-          <w:rFonts w:asciiTheme="minorBidi" w:hAnsiTheme="minorBidi" w:cstheme="minorBidi"/>
-          <w:rtl/>
-        </w:rPr>
-      </w:pPr>
-    </w:p>
-    <w:p>
-      <w:pPr>
-        <w:rPr>
-          <w:rFonts w:asciiTheme="minorBidi" w:hAnsiTheme="minorBidi" w:cstheme="minorBidi"/>
-          <w:rtl/>
-        </w:rPr>
-      </w:pPr>
-    </w:p>
-    <w:p>
-      <w:pPr>
-        <w:rPr>
-          <w:rFonts w:asciiTheme="minorBidi" w:hAnsiTheme="minorBidi" w:cstheme="minorBidi"/>
-          <w:rtl/>
-        </w:rPr>
-      </w:pPr>
-    </w:p>
-    <w:p>
-      <w:pPr>
-        <w:rPr>
-          <w:rFonts w:asciiTheme="minorBidi" w:hAnsiTheme="minorBidi" w:cstheme="minorBidi"/>
-          <w:rtl/>
-        </w:rPr>
-      </w:pPr>
-    </w:p>
-    <w:p>
-      <w:pPr>
-        <w:rPr>
-          <w:rFonts w:asciiTheme="minorBidi" w:hAnsiTheme="minorBidi" w:cstheme="minorBidi"/>
         </w:rPr>
       </w:pPr>
     </w:p>
@@ -29468,6 +30163,7 @@
         <w:rPr>
           <w:rtl/>
         </w:rPr>
+        <w:lastRenderedPageBreak/>
         <w:t>14.3</w:t>
       </w:r>
       <w:r>
@@ -29730,6 +30426,7 @@
         <w:rPr>
           <w:rtl/>
         </w:rPr>
+        <w:lastRenderedPageBreak/>
         <w:t>1</w:t>
       </w:r>
       <w:r>
@@ -29767,30 +30464,23 @@
     </w:p>
     <w:p>
       <w:pPr>
+        <w:jc w:val="center"/>
         <w:rPr>
           <w:rtl/>
           <w:lang w:val="en-GB"/>
         </w:rPr>
       </w:pPr>
-    </w:p>
-    <w:p>
-      <w:pPr>
-        <w:ind w:left="97"/>
-        <w:rPr>
-          <w:rFonts w:asciiTheme="minorBidi" w:hAnsiTheme="minorBidi" w:cstheme="minorBidi"/>
-        </w:rPr>
-      </w:pPr>
-      <w:r>
-        <w:rPr>
-          <w:rFonts w:asciiTheme="minorBidi" w:hAnsiTheme="minorBidi"/>
+      <w:r>
+        <w:rPr>
           <w:noProof/>
           <w:rtl/>
+          <w:lang w:val="en-GB"/>
         </w:rPr>
         <w:drawing>
-          <wp:inline distT="0" distB="0" distL="0" distR="0" wp14:anchorId="3E4615A2" wp14:editId="0F8C90F7">
-            <wp:extent cx="6220727" cy="2308860"/>
-            <wp:effectExtent l="0" t="0" r="8890" b="0"/>
-            <wp:docPr id="1201264487" name="תמונה 1"/>
+          <wp:inline distT="0" distB="0" distL="0" distR="0" wp14:anchorId="62E7EDAE" wp14:editId="253570CE">
+            <wp:extent cx="6832159" cy="3395207"/>
+            <wp:effectExtent l="0" t="0" r="6985" b="0"/>
+            <wp:docPr id="1575142981" name="תמונה 1"/>
             <wp:cNvGraphicFramePr>
               <a:graphicFrameLocks xmlns:a="http://schemas.openxmlformats.org/drawingml/2006/main" noChangeAspect="1"/>
             </wp:cNvGraphicFramePr>
@@ -29798,7 +30488,7 @@
               <a:graphicData uri="http://schemas.openxmlformats.org/drawingml/2006/picture">
                 <pic:pic xmlns:pic="http://schemas.openxmlformats.org/drawingml/2006/picture">
                   <pic:nvPicPr>
-                    <pic:cNvPr id="1201264487" name=""/>
+                    <pic:cNvPr id="1575142981" name=""/>
                     <pic:cNvPicPr/>
                   </pic:nvPicPr>
                   <pic:blipFill>
@@ -29810,7 +30500,7 @@
                   <pic:spPr>
                     <a:xfrm>
                       <a:off x="0" y="0"/>
-                      <a:ext cx="6223630" cy="2309938"/>
+                      <a:ext cx="6888008" cy="3422961"/>
                     </a:xfrm>
                     <a:prstGeom prst="rect">
                       <a:avLst/>
@@ -29822,6 +30512,22 @@
           </wp:inline>
         </w:drawing>
       </w:r>
+    </w:p>
+    <w:p>
+      <w:pPr>
+        <w:rPr>
+          <w:rtl/>
+          <w:lang w:val="en-GB"/>
+        </w:rPr>
+      </w:pPr>
+    </w:p>
+    <w:p>
+      <w:pPr>
+        <w:ind w:left="97"/>
+        <w:rPr>
+          <w:rFonts w:asciiTheme="minorBidi" w:hAnsiTheme="minorBidi" w:cstheme="minorBidi"/>
+        </w:rPr>
+      </w:pPr>
     </w:p>
     <w:p>
       <w:pPr>
@@ -29921,6 +30627,7 @@
           <w:noProof/>
           <w:rtl/>
         </w:rPr>
+        <w:lastRenderedPageBreak/>
         <w:drawing>
           <wp:inline distT="0" distB="0" distL="0" distR="0" wp14:anchorId="6B582BC0" wp14:editId="11A36AB5">
             <wp:extent cx="5657850" cy="1796415"/>
@@ -30152,6 +30859,7 @@
           <w:noProof/>
           <w:rtl/>
         </w:rPr>
+        <w:lastRenderedPageBreak/>
         <w:drawing>
           <wp:inline distT="0" distB="0" distL="0" distR="0" wp14:anchorId="1628742F" wp14:editId="12776C2E">
             <wp:extent cx="5657850" cy="1861820"/>
@@ -30365,6 +31073,7 @@
           <w:noProof/>
           <w:rtl/>
         </w:rPr>
+        <w:lastRenderedPageBreak/>
         <w:drawing>
           <wp:inline distT="0" distB="0" distL="0" distR="0" wp14:anchorId="1FAD6CEA" wp14:editId="0E29CA37">
             <wp:extent cx="3610479" cy="1476581"/>
@@ -30452,14 +31161,6 @@
       <w:pPr>
         <w:rPr>
           <w:rFonts w:asciiTheme="minorBidi" w:hAnsiTheme="minorBidi" w:cstheme="minorBidi"/>
-          <w:rtl/>
-        </w:rPr>
-      </w:pPr>
-    </w:p>
-    <w:p>
-      <w:pPr>
-        <w:rPr>
-          <w:rFonts w:asciiTheme="minorBidi" w:hAnsiTheme="minorBidi" w:cstheme="minorBidi"/>
         </w:rPr>
       </w:pPr>
       <w:r>
@@ -31022,6 +31723,7 @@
           <w:rFonts w:asciiTheme="minorBidi" w:hAnsiTheme="minorBidi" w:cstheme="minorBidi"/>
           <w:rtl/>
         </w:rPr>
+        <w:lastRenderedPageBreak/>
         <w:t>מחלקות כמו</w:t>
       </w:r>
       <w:r>
@@ -31420,14 +32122,6 @@
           <w:rtl/>
         </w:rPr>
       </w:pPr>
-    </w:p>
-    <w:p>
-      <w:pPr>
-        <w:rPr>
-          <w:rFonts w:asciiTheme="minorBidi" w:hAnsiTheme="minorBidi" w:cstheme="minorBidi"/>
-          <w:rtl/>
-        </w:rPr>
-      </w:pPr>
       <w:r>
         <w:rPr>
           <w:rFonts w:asciiTheme="minorBidi" w:hAnsiTheme="minorBidi" w:cstheme="minorBidi"/>
@@ -32142,6 +32836,7 @@
           <w:rFonts w:asciiTheme="minorBidi" w:hAnsiTheme="minorBidi" w:cstheme="minorBidi"/>
           <w:rtl/>
         </w:rPr>
+        <w:lastRenderedPageBreak/>
         <w:t xml:space="preserve">        </w:t>
       </w:r>
       <w:r>
@@ -32949,7 +33644,6 @@
     </w:p>
     <w:p>
       <w:pPr>
-        <w:bidi w:val="0"/>
         <w:rPr>
           <w:rFonts w:asciiTheme="minorBidi" w:hAnsiTheme="minorBidi" w:cstheme="minorBidi"/>
           <w:rtl/>
@@ -33117,6 +33811,7 @@
         <w:rPr>
           <w:rFonts w:asciiTheme="minorBidi" w:hAnsiTheme="minorBidi" w:cstheme="minorBidi"/>
         </w:rPr>
+        <w:lastRenderedPageBreak/>
         <w:t xml:space="preserve">    </w:t>
       </w:r>
       <w:proofErr w:type="gramStart"/>
@@ -33985,6 +34680,7 @@
           <w:rFonts w:asciiTheme="minorBidi" w:hAnsiTheme="minorBidi" w:cstheme="minorBidi"/>
           <w:rtl/>
         </w:rPr>
+        <w:lastRenderedPageBreak/>
         <w:t>ממיר את המפתח הראשוני למערך מילים</w:t>
       </w:r>
       <w:r>
@@ -34968,6 +35664,7 @@
         <w:rPr>
           <w:rFonts w:asciiTheme="minorBidi" w:hAnsiTheme="minorBidi" w:cstheme="minorBidi"/>
         </w:rPr>
+        <w:lastRenderedPageBreak/>
         <w:t xml:space="preserve">O(n), </w:t>
       </w:r>
       <w:r>
@@ -35813,6 +36510,7 @@
           <w:bCs/>
           <w:rtl/>
         </w:rPr>
+        <w:lastRenderedPageBreak/>
         <w:t>הצפנת קובץ</w:t>
       </w:r>
       <w:r>
@@ -36801,6 +37499,7 @@
           <w:bCs/>
           <w:rtl/>
         </w:rPr>
+        <w:lastRenderedPageBreak/>
         <w:t>סיבוכיות זמן ריצה</w:t>
       </w:r>
       <w:r>
@@ -36937,11 +37636,9 @@
     <w:p>
       <w:pPr>
         <w:pStyle w:val="1"/>
-        <w:numPr>
-          <w:ilvl w:val="0"/>
-          <w:numId w:val="0"/>
-        </w:numPr>
-        <w:ind w:left="90"/>
+        <w:rPr>
+          <w:rtl/>
+        </w:rPr>
       </w:pPr>
       <w:bookmarkStart w:id="117" w:name="_Toc191372332"/>
       <w:bookmarkStart w:id="118" w:name="_Toc191827008"/>
@@ -36969,14 +37666,6 @@
       <w:pPr>
         <w:rPr>
           <w:rFonts w:asciiTheme="minorBidi" w:hAnsiTheme="minorBidi" w:cstheme="minorBidi"/>
-          <w:rtl/>
-        </w:rPr>
-      </w:pPr>
-    </w:p>
-    <w:p>
-      <w:pPr>
-        <w:rPr>
-          <w:rFonts w:asciiTheme="minorBidi" w:hAnsiTheme="minorBidi" w:cstheme="minorBidi"/>
         </w:rPr>
       </w:pPr>
       <w:r>
@@ -37291,13 +37980,6 @@
       <w:pPr>
         <w:rPr>
           <w:rFonts w:asciiTheme="minorBidi" w:hAnsiTheme="minorBidi" w:cstheme="minorBidi"/>
-        </w:rPr>
-      </w:pPr>
-    </w:p>
-    <w:p>
-      <w:pPr>
-        <w:rPr>
-          <w:rFonts w:asciiTheme="minorBidi" w:hAnsiTheme="minorBidi" w:cstheme="minorBidi"/>
           <w:rtl/>
         </w:rPr>
       </w:pPr>
@@ -37313,11 +37995,6 @@
     <w:p>
       <w:pPr>
         <w:pStyle w:val="1"/>
-        <w:numPr>
-          <w:ilvl w:val="0"/>
-          <w:numId w:val="0"/>
-        </w:numPr>
-        <w:ind w:left="90"/>
         <w:rPr>
           <w:rtl/>
         </w:rPr>
@@ -37337,6 +38014,7 @@
         </w:rPr>
         <w:t>בדיקות והערכה</w:t>
       </w:r>
+      <w:bookmarkStart w:id="123" w:name="_Toc191372334"/>
       <w:bookmarkEnd w:id="120"/>
       <w:bookmarkEnd w:id="121"/>
       <w:bookmarkEnd w:id="122"/>
@@ -37348,15 +38026,6 @@
           <w:rtl/>
         </w:rPr>
       </w:pPr>
-      <w:bookmarkStart w:id="123" w:name="_Toc191372334"/>
-    </w:p>
-    <w:p>
-      <w:pPr>
-        <w:rPr>
-          <w:rFonts w:asciiTheme="minorBidi" w:hAnsiTheme="minorBidi" w:cstheme="minorBidi"/>
-          <w:rtl/>
-        </w:rPr>
-      </w:pPr>
       <w:r>
         <w:rPr>
           <w:rFonts w:asciiTheme="minorBidi" w:hAnsiTheme="minorBidi" w:cstheme="minorBidi"/>
@@ -37377,6 +38046,7 @@
           <w:rFonts w:asciiTheme="minorBidi" w:hAnsiTheme="minorBidi" w:cstheme="minorBidi"/>
           <w:rtl/>
         </w:rPr>
+        <w:lastRenderedPageBreak/>
         <w:t>התחברות למערכת ובדיקת כל ההרשאות של הפרויקט. עברתי על כל הבקשות המתבצעות בצד הלקוח הדורשים הרשאות משתמש ובדקתי האם השרת פועל לפי ההרשאות של כל משתמש וחוסם דברים שלמשתמש לא צריך להיות גישה אליהם</w:t>
       </w:r>
       <w:r>
@@ -37430,6 +38100,7 @@
         <w:ind w:left="-7"/>
         <w:rPr>
           <w:rFonts w:asciiTheme="minorBidi" w:hAnsiTheme="minorBidi" w:cstheme="minorBidi"/>
+          <w:rtl/>
         </w:rPr>
       </w:pPr>
       <w:r>
@@ -37486,12 +38157,15 @@
     </w:p>
     <w:p>
       <w:pPr>
+        <w:ind w:left="-7"/>
+        <w:rPr>
+          <w:rFonts w:asciiTheme="minorBidi" w:hAnsiTheme="minorBidi" w:cstheme="minorBidi"/>
+        </w:rPr>
+      </w:pPr>
+    </w:p>
+    <w:p>
+      <w:pPr>
         <w:pStyle w:val="1"/>
-        <w:numPr>
-          <w:ilvl w:val="0"/>
-          <w:numId w:val="0"/>
-        </w:numPr>
-        <w:ind w:left="90"/>
       </w:pPr>
       <w:bookmarkStart w:id="124" w:name="_Toc191827010"/>
       <w:bookmarkStart w:id="125" w:name="_Toc199170675"/>
@@ -37781,10 +38455,6 @@
     <w:p>
       <w:pPr>
         <w:pStyle w:val="1"/>
-        <w:numPr>
-          <w:ilvl w:val="0"/>
-          <w:numId w:val="0"/>
-        </w:numPr>
         <w:rPr>
           <w:rtl/>
         </w:rPr>
@@ -37928,8 +38598,6 @@
     </w:p>
     <w:p>
       <w:pPr>
-        <w:pStyle w:val="a8"/>
-        <w:ind w:left="803"/>
         <w:rPr>
           <w:rFonts w:asciiTheme="minorBidi" w:hAnsiTheme="minorBidi" w:cstheme="minorBidi"/>
           <w:rtl/>
@@ -38014,10 +38682,6 @@
     <w:p>
       <w:pPr>
         <w:pStyle w:val="1"/>
-        <w:numPr>
-          <w:ilvl w:val="0"/>
-          <w:numId w:val="0"/>
-        </w:numPr>
         <w:rPr>
           <w:rtl/>
         </w:rPr>
@@ -38209,6 +38873,7 @@
         <w:rPr>
           <w:rFonts w:asciiTheme="minorBidi" w:hAnsiTheme="minorBidi" w:cstheme="minorBidi"/>
         </w:rPr>
+        <w:lastRenderedPageBreak/>
         <w:t xml:space="preserve"> </w:t>
       </w:r>
       <w:hyperlink r:id="rId64" w:history="1">
@@ -39769,7 +40434,7 @@
   <w:abstractNum w:abstractNumId="8" w15:restartNumberingAfterBreak="0">
     <w:nsid w:val="0B992574"/>
     <w:multiLevelType w:val="multilevel"/>
-    <w:tmpl w:val="257E99BE"/>
+    <w:tmpl w:val="C28C13B4"/>
     <w:lvl w:ilvl="0">
       <w:start w:val="1"/>
       <w:numFmt w:val="decimal"/>
@@ -39785,17 +40450,13 @@
     <w:lvl w:ilvl="1">
       <w:start w:val="1"/>
       <w:numFmt w:val="bullet"/>
-      <w:lvlText w:val="o"/>
-      <w:lvlJc w:val="left"/>
-      <w:pPr>
-        <w:tabs>
-          <w:tab w:val="num" w:pos="1440"/>
-        </w:tabs>
-        <w:ind w:left="1440" w:hanging="360"/>
-      </w:pPr>
-      <w:rPr>
-        <w:rFonts w:ascii="Courier New" w:hAnsi="Courier New" w:hint="default"/>
-        <w:sz w:val="20"/>
+      <w:lvlText w:val=""/>
+      <w:lvlJc w:val="left"/>
+      <w:pPr>
+        <w:ind w:left="150" w:hanging="360"/>
+      </w:pPr>
+      <w:rPr>
+        <w:rFonts w:ascii="Symbol" w:hAnsi="Symbol" w:hint="default"/>
       </w:rPr>
     </w:lvl>
     <w:lvl w:ilvl="2">
@@ -40337,7 +40998,7 @@
   <w:abstractNum w:abstractNumId="12" w15:restartNumberingAfterBreak="0">
     <w:nsid w:val="129E7A9B"/>
     <w:multiLevelType w:val="multilevel"/>
-    <w:tmpl w:val="34B68CF4"/>
+    <w:tmpl w:val="3FEEE0E6"/>
     <w:lvl w:ilvl="0">
       <w:start w:val="1"/>
       <w:numFmt w:val="bullet"/>
@@ -41280,11 +41941,10 @@
     <w:lvl w:ilvl="0" w:tplc="C994AB78">
       <w:start w:val="2"/>
       <w:numFmt w:val="decimal"/>
-      <w:pStyle w:val="1"/>
       <w:lvlText w:val="%1"/>
       <w:lvlJc w:val="left"/>
       <w:pPr>
-        <w:ind w:left="720" w:hanging="360"/>
+        <w:ind w:left="450" w:hanging="360"/>
       </w:pPr>
       <w:rPr>
         <w:rFonts w:hint="default"/>
@@ -42904,7 +43564,7 @@
       <w:lvlText w:val="%3"/>
       <w:lvlJc w:val="left"/>
       <w:pPr>
-        <w:ind w:left="360" w:hanging="360"/>
+        <w:ind w:left="450" w:hanging="360"/>
       </w:pPr>
       <w:rPr>
         <w:rFonts w:hint="default"/>
@@ -49898,7 +50558,7 @@
   <w:abstractNum w:abstractNumId="82" w15:restartNumberingAfterBreak="0">
     <w:nsid w:val="53B62805"/>
     <w:multiLevelType w:val="hybridMultilevel"/>
-    <w:tmpl w:val="7A06B7C6"/>
+    <w:tmpl w:val="84622C7E"/>
     <w:lvl w:ilvl="0" w:tplc="946ED8F2">
       <w:start w:val="1"/>
       <w:numFmt w:val="bullet"/>
@@ -56726,15 +57386,12 @@
     <w:autoRedefine/>
     <w:uiPriority w:val="9"/>
     <w:qFormat/>
-    <w:rsid w:val="000933C7"/>
+    <w:rsid w:val="00B85C2A"/>
     <w:pPr>
       <w:keepNext/>
       <w:keepLines/>
-      <w:numPr>
-        <w:numId w:val="146"/>
-      </w:numPr>
       <w:spacing w:before="360" w:after="240" w:line="240" w:lineRule="auto"/>
-      <w:ind w:left="0" w:firstLine="0"/>
+      <w:ind w:left="2160" w:hanging="2070"/>
       <w:outlineLvl w:val="0"/>
     </w:pPr>
     <w:rPr>
@@ -56924,7 +57581,7 @@
     <w:basedOn w:val="a0"/>
     <w:link w:val="1"/>
     <w:uiPriority w:val="9"/>
-    <w:rsid w:val="000933C7"/>
+    <w:rsid w:val="00B85C2A"/>
     <w:rPr>
       <w:rFonts w:ascii="Arial" w:eastAsiaTheme="majorEastAsia" w:hAnsi="Arial" w:cs="Arial"/>
       <w:b/>

--- a/src/main/java/mu/smalltalk/BOOK/Book-SmallTalk.docx
+++ b/src/main/java/mu/smalltalk/BOOK/Book-SmallTalk.docx
@@ -548,6 +548,8 @@
             <w:r>
               <w:rPr>
                 <w:rStyle w:val="Hyperlink"/>
+                <w:b w:val="0"/>
+                <w:bCs w:val="0"/>
                 <w:noProof/>
                 <w:sz w:val="16"/>
                 <w:szCs w:val="16"/>
@@ -557,6 +559,8 @@
             <w:r>
               <w:rPr>
                 <w:rStyle w:val="Hyperlink"/>
+                <w:b w:val="0"/>
+                <w:bCs w:val="0"/>
                 <w:noProof/>
                 <w:sz w:val="16"/>
                 <w:szCs w:val="16"/>
@@ -568,6 +572,8 @@
               <w:rPr>
                 <w:rStyle w:val="Hyperlink"/>
                 <w:rFonts w:hint="eastAsia"/>
+                <w:b w:val="0"/>
+                <w:bCs w:val="0"/>
                 <w:noProof/>
                 <w:sz w:val="16"/>
                 <w:szCs w:val="16"/>
@@ -578,6 +584,8 @@
             <w:r>
               <w:rPr>
                 <w:rStyle w:val="Hyperlink"/>
+                <w:b w:val="0"/>
+                <w:bCs w:val="0"/>
                 <w:noProof/>
                 <w:sz w:val="16"/>
                 <w:szCs w:val="16"/>
@@ -589,6 +597,8 @@
               <w:rPr>
                 <w:rStyle w:val="Hyperlink"/>
                 <w:rFonts w:hint="eastAsia"/>
+                <w:b w:val="0"/>
+                <w:bCs w:val="0"/>
                 <w:noProof/>
                 <w:sz w:val="16"/>
                 <w:szCs w:val="16"/>
@@ -599,6 +609,8 @@
             <w:r>
               <w:rPr>
                 <w:rStyle w:val="Hyperlink"/>
+                <w:b w:val="0"/>
+                <w:bCs w:val="0"/>
                 <w:noProof/>
                 <w:sz w:val="16"/>
                 <w:szCs w:val="16"/>
@@ -610,6 +622,8 @@
               <w:rPr>
                 <w:rStyle w:val="Hyperlink"/>
                 <w:rFonts w:hint="eastAsia"/>
+                <w:b w:val="0"/>
+                <w:bCs w:val="0"/>
                 <w:noProof/>
                 <w:sz w:val="16"/>
                 <w:szCs w:val="16"/>
@@ -620,6 +634,8 @@
             <w:r>
               <w:rPr>
                 <w:rStyle w:val="Hyperlink"/>
+                <w:b w:val="0"/>
+                <w:bCs w:val="0"/>
                 <w:noProof/>
                 <w:sz w:val="16"/>
                 <w:szCs w:val="16"/>
@@ -631,6 +647,8 @@
               <w:rPr>
                 <w:rStyle w:val="Hyperlink"/>
                 <w:rFonts w:hint="eastAsia"/>
+                <w:b w:val="0"/>
+                <w:bCs w:val="0"/>
                 <w:noProof/>
                 <w:sz w:val="16"/>
                 <w:szCs w:val="16"/>
@@ -641,6 +659,8 @@
             <w:r>
               <w:rPr>
                 <w:rStyle w:val="Hyperlink"/>
+                <w:b w:val="0"/>
+                <w:bCs w:val="0"/>
                 <w:noProof/>
                 <w:sz w:val="16"/>
                 <w:szCs w:val="16"/>
@@ -652,6 +672,8 @@
               <w:rPr>
                 <w:rStyle w:val="Hyperlink"/>
                 <w:rFonts w:hint="eastAsia"/>
+                <w:b w:val="0"/>
+                <w:bCs w:val="0"/>
                 <w:noProof/>
                 <w:sz w:val="16"/>
                 <w:szCs w:val="16"/>
@@ -662,6 +684,8 @@
             <w:r>
               <w:rPr>
                 <w:rStyle w:val="Hyperlink"/>
+                <w:b w:val="0"/>
+                <w:bCs w:val="0"/>
                 <w:noProof/>
                 <w:sz w:val="16"/>
                 <w:szCs w:val="16"/>
@@ -673,6 +697,8 @@
               <w:rPr>
                 <w:rStyle w:val="Hyperlink"/>
                 <w:rFonts w:hint="eastAsia"/>
+                <w:b w:val="0"/>
+                <w:bCs w:val="0"/>
                 <w:noProof/>
                 <w:sz w:val="16"/>
                 <w:szCs w:val="16"/>
@@ -683,6 +709,8 @@
             <w:r>
               <w:rPr>
                 <w:rStyle w:val="Hyperlink"/>
+                <w:b w:val="0"/>
+                <w:bCs w:val="0"/>
                 <w:noProof/>
                 <w:sz w:val="16"/>
                 <w:szCs w:val="16"/>
@@ -694,6 +722,8 @@
               <w:rPr>
                 <w:rStyle w:val="Hyperlink"/>
                 <w:rFonts w:hint="eastAsia"/>
+                <w:b w:val="0"/>
+                <w:bCs w:val="0"/>
                 <w:noProof/>
                 <w:sz w:val="16"/>
                 <w:szCs w:val="16"/>
@@ -703,6 +733,8 @@
             </w:r>
             <w:r>
               <w:rPr>
+                <w:b w:val="0"/>
+                <w:bCs w:val="0"/>
                 <w:noProof/>
                 <w:webHidden/>
                 <w:sz w:val="16"/>
@@ -712,6 +744,8 @@
             </w:r>
             <w:r>
               <w:rPr>
+                <w:b w:val="0"/>
+                <w:bCs w:val="0"/>
                 <w:noProof/>
                 <w:webHidden/>
                 <w:sz w:val="16"/>
@@ -721,6 +755,8 @@
             </w:r>
             <w:r>
               <w:rPr>
+                <w:b w:val="0"/>
+                <w:bCs w:val="0"/>
                 <w:noProof/>
                 <w:webHidden/>
                 <w:sz w:val="16"/>
@@ -730,6 +766,8 @@
             </w:r>
             <w:r>
               <w:rPr>
+                <w:b w:val="0"/>
+                <w:bCs w:val="0"/>
                 <w:noProof/>
                 <w:webHidden/>
                 <w:sz w:val="16"/>
@@ -738,6 +776,8 @@
             </w:r>
             <w:r>
               <w:rPr>
+                <w:b w:val="0"/>
+                <w:bCs w:val="0"/>
                 <w:noProof/>
                 <w:webHidden/>
                 <w:sz w:val="16"/>
@@ -747,6 +787,8 @@
             </w:r>
             <w:r>
               <w:rPr>
+                <w:b w:val="0"/>
+                <w:bCs w:val="0"/>
                 <w:noProof/>
                 <w:webHidden/>
                 <w:sz w:val="16"/>
@@ -757,6 +799,8 @@
             </w:r>
             <w:r>
               <w:rPr>
+                <w:b w:val="0"/>
+                <w:bCs w:val="0"/>
                 <w:noProof/>
                 <w:webHidden/>
                 <w:sz w:val="16"/>
@@ -787,6 +831,8 @@
             <w:r>
               <w:rPr>
                 <w:rStyle w:val="Hyperlink"/>
+                <w:b w:val="0"/>
+                <w:bCs w:val="0"/>
                 <w:noProof/>
                 <w:sz w:val="16"/>
                 <w:szCs w:val="16"/>
@@ -810,6 +856,8 @@
               <w:rPr>
                 <w:rStyle w:val="Hyperlink"/>
                 <w:rFonts w:hint="eastAsia"/>
+                <w:b w:val="0"/>
+                <w:bCs w:val="0"/>
                 <w:noProof/>
                 <w:sz w:val="16"/>
                 <w:szCs w:val="16"/>
@@ -821,6 +869,8 @@
               <w:rPr>
                 <w:rStyle w:val="Hyperlink"/>
                 <w:rFonts w:hint="cs"/>
+                <w:b w:val="0"/>
+                <w:bCs w:val="0"/>
                 <w:noProof/>
                 <w:sz w:val="16"/>
                 <w:szCs w:val="16"/>
@@ -830,6 +880,8 @@
             </w:r>
             <w:r>
               <w:rPr>
+                <w:b w:val="0"/>
+                <w:bCs w:val="0"/>
                 <w:noProof/>
                 <w:webHidden/>
                 <w:sz w:val="16"/>
@@ -839,6 +891,8 @@
             </w:r>
             <w:r>
               <w:rPr>
+                <w:b w:val="0"/>
+                <w:bCs w:val="0"/>
                 <w:noProof/>
                 <w:webHidden/>
                 <w:sz w:val="16"/>
@@ -848,6 +902,8 @@
             </w:r>
             <w:r>
               <w:rPr>
+                <w:b w:val="0"/>
+                <w:bCs w:val="0"/>
                 <w:noProof/>
                 <w:webHidden/>
                 <w:sz w:val="16"/>
@@ -857,6 +913,8 @@
             </w:r>
             <w:r>
               <w:rPr>
+                <w:b w:val="0"/>
+                <w:bCs w:val="0"/>
                 <w:noProof/>
                 <w:webHidden/>
                 <w:sz w:val="16"/>
@@ -865,6 +923,8 @@
             </w:r>
             <w:r>
               <w:rPr>
+                <w:b w:val="0"/>
+                <w:bCs w:val="0"/>
                 <w:noProof/>
                 <w:webHidden/>
                 <w:sz w:val="16"/>
@@ -874,16 +934,20 @@
             </w:r>
             <w:r>
               <w:rPr>
+                <w:b w:val="0"/>
+                <w:bCs w:val="0"/>
                 <w:noProof/>
                 <w:webHidden/>
                 <w:sz w:val="16"/>
                 <w:szCs w:val="16"/>
                 <w:rtl/>
               </w:rPr>
-              <w:t>3</w:t>
-            </w:r>
-            <w:r>
-              <w:rPr>
+              <w:t>4</w:t>
+            </w:r>
+            <w:r>
+              <w:rPr>
+                <w:b w:val="0"/>
+                <w:bCs w:val="0"/>
                 <w:noProof/>
                 <w:webHidden/>
                 <w:sz w:val="16"/>
@@ -1282,7 +1346,7 @@
                 <w:szCs w:val="16"/>
                 <w:rtl/>
               </w:rPr>
-              <w:t>4</w:t>
+              <w:t>5</w:t>
             </w:r>
             <w:r>
               <w:rPr>
@@ -1424,7 +1488,7 @@
                 <w:szCs w:val="16"/>
                 <w:rtl/>
               </w:rPr>
-              <w:t>4</w:t>
+              <w:t>5</w:t>
             </w:r>
             <w:r>
               <w:rPr>
@@ -1566,7 +1630,7 @@
                 <w:szCs w:val="16"/>
                 <w:rtl/>
               </w:rPr>
-              <w:t>4</w:t>
+              <w:t>5</w:t>
             </w:r>
             <w:r>
               <w:rPr>
@@ -1957,6 +2021,8 @@
             <w:r>
               <w:rPr>
                 <w:rStyle w:val="Hyperlink"/>
+                <w:b w:val="0"/>
+                <w:bCs w:val="0"/>
                 <w:noProof/>
                 <w:sz w:val="16"/>
                 <w:szCs w:val="16"/>
@@ -1981,6 +2047,8 @@
               <w:rPr>
                 <w:rStyle w:val="Hyperlink"/>
                 <w:rFonts w:hint="eastAsia"/>
+                <w:b w:val="0"/>
+                <w:bCs w:val="0"/>
                 <w:noProof/>
                 <w:sz w:val="16"/>
                 <w:szCs w:val="16"/>
@@ -1991,6 +2059,8 @@
             <w:r>
               <w:rPr>
                 <w:rStyle w:val="Hyperlink"/>
+                <w:b w:val="0"/>
+                <w:bCs w:val="0"/>
                 <w:noProof/>
                 <w:sz w:val="16"/>
                 <w:szCs w:val="16"/>
@@ -2002,6 +2072,8 @@
               <w:rPr>
                 <w:rStyle w:val="Hyperlink"/>
                 <w:rFonts w:hint="eastAsia"/>
+                <w:b w:val="0"/>
+                <w:bCs w:val="0"/>
                 <w:noProof/>
                 <w:sz w:val="16"/>
                 <w:szCs w:val="16"/>
@@ -2012,6 +2084,8 @@
             <w:r>
               <w:rPr>
                 <w:rStyle w:val="Hyperlink"/>
+                <w:b w:val="0"/>
+                <w:bCs w:val="0"/>
                 <w:noProof/>
                 <w:sz w:val="16"/>
                 <w:szCs w:val="16"/>
@@ -2023,6 +2097,8 @@
               <w:rPr>
                 <w:rStyle w:val="Hyperlink"/>
                 <w:rFonts w:hint="eastAsia"/>
+                <w:b w:val="0"/>
+                <w:bCs w:val="0"/>
                 <w:noProof/>
                 <w:sz w:val="16"/>
                 <w:szCs w:val="16"/>
@@ -2033,6 +2109,8 @@
             <w:r>
               <w:rPr>
                 <w:rStyle w:val="Hyperlink"/>
+                <w:b w:val="0"/>
+                <w:bCs w:val="0"/>
                 <w:noProof/>
                 <w:sz w:val="16"/>
                 <w:szCs w:val="16"/>
@@ -2044,6 +2122,8 @@
               <w:rPr>
                 <w:rStyle w:val="Hyperlink"/>
                 <w:rFonts w:hint="eastAsia"/>
+                <w:b w:val="0"/>
+                <w:bCs w:val="0"/>
                 <w:noProof/>
                 <w:sz w:val="16"/>
                 <w:szCs w:val="16"/>
@@ -2055,6 +2135,8 @@
               <w:rPr>
                 <w:rStyle w:val="Hyperlink"/>
                 <w:rFonts w:hint="cs"/>
+                <w:b w:val="0"/>
+                <w:bCs w:val="0"/>
                 <w:noProof/>
                 <w:sz w:val="16"/>
                 <w:szCs w:val="16"/>
@@ -2064,6 +2146,8 @@
             </w:r>
             <w:r>
               <w:rPr>
+                <w:b w:val="0"/>
+                <w:bCs w:val="0"/>
                 <w:noProof/>
                 <w:webHidden/>
                 <w:sz w:val="16"/>
@@ -2073,6 +2157,8 @@
             </w:r>
             <w:r>
               <w:rPr>
+                <w:b w:val="0"/>
+                <w:bCs w:val="0"/>
                 <w:noProof/>
                 <w:webHidden/>
                 <w:sz w:val="16"/>
@@ -2082,6 +2168,8 @@
             </w:r>
             <w:r>
               <w:rPr>
+                <w:b w:val="0"/>
+                <w:bCs w:val="0"/>
                 <w:noProof/>
                 <w:webHidden/>
                 <w:sz w:val="16"/>
@@ -2091,6 +2179,8 @@
             </w:r>
             <w:r>
               <w:rPr>
+                <w:b w:val="0"/>
+                <w:bCs w:val="0"/>
                 <w:noProof/>
                 <w:webHidden/>
                 <w:sz w:val="16"/>
@@ -2099,6 +2189,8 @@
             </w:r>
             <w:r>
               <w:rPr>
+                <w:b w:val="0"/>
+                <w:bCs w:val="0"/>
                 <w:noProof/>
                 <w:webHidden/>
                 <w:sz w:val="16"/>
@@ -2108,6 +2200,8 @@
             </w:r>
             <w:r>
               <w:rPr>
+                <w:b w:val="0"/>
+                <w:bCs w:val="0"/>
                 <w:noProof/>
                 <w:webHidden/>
                 <w:sz w:val="16"/>
@@ -2118,6 +2212,8 @@
             </w:r>
             <w:r>
               <w:rPr>
+                <w:b w:val="0"/>
+                <w:bCs w:val="0"/>
                 <w:noProof/>
                 <w:webHidden/>
                 <w:sz w:val="16"/>
@@ -2354,7 +2450,7 @@
                 <w:szCs w:val="16"/>
                 <w:rtl/>
               </w:rPr>
-              <w:t>5</w:t>
+              <w:t>6</w:t>
             </w:r>
             <w:r>
               <w:rPr>
@@ -2388,6 +2484,8 @@
             <w:r>
               <w:rPr>
                 <w:rStyle w:val="Hyperlink"/>
+                <w:b w:val="0"/>
+                <w:bCs w:val="0"/>
                 <w:noProof/>
                 <w:sz w:val="16"/>
                 <w:szCs w:val="16"/>
@@ -2412,6 +2510,8 @@
               <w:rPr>
                 <w:rStyle w:val="Hyperlink"/>
                 <w:rFonts w:hint="eastAsia"/>
+                <w:b w:val="0"/>
+                <w:bCs w:val="0"/>
                 <w:noProof/>
                 <w:sz w:val="16"/>
                 <w:szCs w:val="16"/>
@@ -2422,6 +2522,8 @@
             <w:r>
               <w:rPr>
                 <w:rStyle w:val="Hyperlink"/>
+                <w:b w:val="0"/>
+                <w:bCs w:val="0"/>
                 <w:noProof/>
                 <w:sz w:val="16"/>
                 <w:szCs w:val="16"/>
@@ -2433,6 +2535,8 @@
               <w:rPr>
                 <w:rStyle w:val="Hyperlink"/>
                 <w:rFonts w:hint="eastAsia"/>
+                <w:b w:val="0"/>
+                <w:bCs w:val="0"/>
                 <w:noProof/>
                 <w:sz w:val="16"/>
                 <w:szCs w:val="16"/>
@@ -2443,6 +2547,8 @@
             <w:r>
               <w:rPr>
                 <w:rStyle w:val="Hyperlink"/>
+                <w:b w:val="0"/>
+                <w:bCs w:val="0"/>
                 <w:noProof/>
                 <w:sz w:val="16"/>
                 <w:szCs w:val="16"/>
@@ -2454,6 +2560,8 @@
               <w:rPr>
                 <w:rStyle w:val="Hyperlink"/>
                 <w:rFonts w:hint="eastAsia"/>
+                <w:b w:val="0"/>
+                <w:bCs w:val="0"/>
                 <w:noProof/>
                 <w:sz w:val="16"/>
                 <w:szCs w:val="16"/>
@@ -2465,6 +2573,8 @@
               <w:rPr>
                 <w:rStyle w:val="Hyperlink"/>
                 <w:rFonts w:hint="cs"/>
+                <w:b w:val="0"/>
+                <w:bCs w:val="0"/>
                 <w:noProof/>
                 <w:sz w:val="16"/>
                 <w:szCs w:val="16"/>
@@ -2474,6 +2584,8 @@
             </w:r>
             <w:r>
               <w:rPr>
+                <w:b w:val="0"/>
+                <w:bCs w:val="0"/>
                 <w:noProof/>
                 <w:webHidden/>
                 <w:sz w:val="16"/>
@@ -2484,6 +2596,8 @@
             <w:r>
               <w:rPr>
                 <w:rFonts w:hint="cs"/>
+                <w:b w:val="0"/>
+                <w:bCs w:val="0"/>
                 <w:noProof/>
                 <w:webHidden/>
                 <w:sz w:val="16"/>
@@ -2494,6 +2608,8 @@
             </w:r>
             <w:r>
               <w:rPr>
+                <w:b w:val="0"/>
+                <w:bCs w:val="0"/>
                 <w:noProof/>
                 <w:webHidden/>
                 <w:sz w:val="16"/>
@@ -2503,6 +2619,8 @@
             </w:r>
             <w:r>
               <w:rPr>
+                <w:b w:val="0"/>
+                <w:bCs w:val="0"/>
                 <w:noProof/>
                 <w:webHidden/>
                 <w:sz w:val="16"/>
@@ -2512,6 +2630,8 @@
             </w:r>
             <w:r>
               <w:rPr>
+                <w:b w:val="0"/>
+                <w:bCs w:val="0"/>
                 <w:noProof/>
                 <w:webHidden/>
                 <w:sz w:val="16"/>
@@ -2520,6 +2640,8 @@
             </w:r>
             <w:r>
               <w:rPr>
+                <w:b w:val="0"/>
+                <w:bCs w:val="0"/>
                 <w:noProof/>
                 <w:webHidden/>
                 <w:sz w:val="16"/>
@@ -2529,6 +2651,8 @@
             </w:r>
             <w:r>
               <w:rPr>
+                <w:b w:val="0"/>
+                <w:bCs w:val="0"/>
                 <w:noProof/>
                 <w:webHidden/>
                 <w:sz w:val="16"/>
@@ -2539,6 +2663,8 @@
             </w:r>
             <w:r>
               <w:rPr>
+                <w:b w:val="0"/>
+                <w:bCs w:val="0"/>
                 <w:noProof/>
                 <w:webHidden/>
                 <w:sz w:val="16"/>
@@ -2569,6 +2695,8 @@
             <w:r>
               <w:rPr>
                 <w:rStyle w:val="Hyperlink"/>
+                <w:b w:val="0"/>
+                <w:bCs w:val="0"/>
                 <w:noProof/>
                 <w:sz w:val="16"/>
                 <w:szCs w:val="16"/>
@@ -2593,6 +2721,8 @@
               <w:rPr>
                 <w:rStyle w:val="Hyperlink"/>
                 <w:rFonts w:hint="eastAsia"/>
+                <w:b w:val="0"/>
+                <w:bCs w:val="0"/>
                 <w:noProof/>
                 <w:sz w:val="16"/>
                 <w:szCs w:val="16"/>
@@ -2603,6 +2733,8 @@
             <w:r>
               <w:rPr>
                 <w:rStyle w:val="Hyperlink"/>
+                <w:b w:val="0"/>
+                <w:bCs w:val="0"/>
                 <w:noProof/>
                 <w:sz w:val="16"/>
                 <w:szCs w:val="16"/>
@@ -2614,6 +2746,8 @@
               <w:rPr>
                 <w:rStyle w:val="Hyperlink"/>
                 <w:rFonts w:hint="eastAsia"/>
+                <w:b w:val="0"/>
+                <w:bCs w:val="0"/>
                 <w:noProof/>
                 <w:sz w:val="16"/>
                 <w:szCs w:val="16"/>
@@ -2624,6 +2758,8 @@
             <w:r>
               <w:rPr>
                 <w:rStyle w:val="Hyperlink"/>
+                <w:b w:val="0"/>
+                <w:bCs w:val="0"/>
                 <w:noProof/>
                 <w:sz w:val="16"/>
                 <w:szCs w:val="16"/>
@@ -2635,6 +2771,8 @@
               <w:rPr>
                 <w:rStyle w:val="Hyperlink"/>
                 <w:rFonts w:hint="eastAsia"/>
+                <w:b w:val="0"/>
+                <w:bCs w:val="0"/>
                 <w:noProof/>
                 <w:sz w:val="16"/>
                 <w:szCs w:val="16"/>
@@ -2645,6 +2783,8 @@
             <w:r>
               <w:rPr>
                 <w:rStyle w:val="Hyperlink"/>
+                <w:b w:val="0"/>
+                <w:bCs w:val="0"/>
                 <w:noProof/>
                 <w:sz w:val="16"/>
                 <w:szCs w:val="16"/>
@@ -2656,6 +2796,8 @@
               <w:rPr>
                 <w:rStyle w:val="Hyperlink"/>
                 <w:rFonts w:hint="eastAsia"/>
+                <w:b w:val="0"/>
+                <w:bCs w:val="0"/>
                 <w:noProof/>
                 <w:sz w:val="16"/>
                 <w:szCs w:val="16"/>
@@ -2667,6 +2809,8 @@
               <w:rPr>
                 <w:rStyle w:val="Hyperlink"/>
                 <w:rFonts w:hint="cs"/>
+                <w:b w:val="0"/>
+                <w:bCs w:val="0"/>
                 <w:noProof/>
                 <w:sz w:val="16"/>
                 <w:szCs w:val="16"/>
@@ -2676,6 +2820,8 @@
             </w:r>
             <w:r>
               <w:rPr>
+                <w:b w:val="0"/>
+                <w:bCs w:val="0"/>
                 <w:noProof/>
                 <w:webHidden/>
                 <w:sz w:val="16"/>
@@ -2685,6 +2831,8 @@
             </w:r>
             <w:r>
               <w:rPr>
+                <w:b w:val="0"/>
+                <w:bCs w:val="0"/>
                 <w:noProof/>
                 <w:webHidden/>
                 <w:sz w:val="16"/>
@@ -2694,6 +2842,8 @@
             </w:r>
             <w:r>
               <w:rPr>
+                <w:b w:val="0"/>
+                <w:bCs w:val="0"/>
                 <w:noProof/>
                 <w:webHidden/>
                 <w:sz w:val="16"/>
@@ -2703,6 +2853,8 @@
             </w:r>
             <w:r>
               <w:rPr>
+                <w:b w:val="0"/>
+                <w:bCs w:val="0"/>
                 <w:noProof/>
                 <w:webHidden/>
                 <w:sz w:val="16"/>
@@ -2711,6 +2863,8 @@
             </w:r>
             <w:r>
               <w:rPr>
+                <w:b w:val="0"/>
+                <w:bCs w:val="0"/>
                 <w:noProof/>
                 <w:webHidden/>
                 <w:sz w:val="16"/>
@@ -2720,16 +2874,20 @@
             </w:r>
             <w:r>
               <w:rPr>
+                <w:b w:val="0"/>
+                <w:bCs w:val="0"/>
                 <w:noProof/>
                 <w:webHidden/>
                 <w:sz w:val="16"/>
                 <w:szCs w:val="16"/>
                 <w:rtl/>
               </w:rPr>
-              <w:t>8</w:t>
-            </w:r>
-            <w:r>
-              <w:rPr>
+              <w:t>9</w:t>
+            </w:r>
+            <w:r>
+              <w:rPr>
+                <w:b w:val="0"/>
+                <w:bCs w:val="0"/>
                 <w:noProof/>
                 <w:webHidden/>
                 <w:sz w:val="16"/>
@@ -2760,6 +2918,8 @@
             <w:r>
               <w:rPr>
                 <w:rStyle w:val="Hyperlink"/>
+                <w:b w:val="0"/>
+                <w:bCs w:val="0"/>
                 <w:noProof/>
                 <w:sz w:val="16"/>
                 <w:szCs w:val="16"/>
@@ -2784,6 +2944,8 @@
               <w:rPr>
                 <w:rStyle w:val="Hyperlink"/>
                 <w:rFonts w:hint="eastAsia"/>
+                <w:b w:val="0"/>
+                <w:bCs w:val="0"/>
                 <w:noProof/>
                 <w:sz w:val="16"/>
                 <w:szCs w:val="16"/>
@@ -2794,6 +2956,8 @@
             <w:r>
               <w:rPr>
                 <w:rStyle w:val="Hyperlink"/>
+                <w:b w:val="0"/>
+                <w:bCs w:val="0"/>
                 <w:noProof/>
                 <w:sz w:val="16"/>
                 <w:szCs w:val="16"/>
@@ -2805,6 +2969,8 @@
               <w:rPr>
                 <w:rStyle w:val="Hyperlink"/>
                 <w:rFonts w:hint="eastAsia"/>
+                <w:b w:val="0"/>
+                <w:bCs w:val="0"/>
                 <w:noProof/>
                 <w:sz w:val="16"/>
                 <w:szCs w:val="16"/>
@@ -2815,6 +2981,8 @@
             <w:r>
               <w:rPr>
                 <w:rStyle w:val="Hyperlink"/>
+                <w:b w:val="0"/>
+                <w:bCs w:val="0"/>
                 <w:noProof/>
                 <w:sz w:val="16"/>
                 <w:szCs w:val="16"/>
@@ -2826,6 +2994,8 @@
               <w:rPr>
                 <w:rStyle w:val="Hyperlink"/>
                 <w:rFonts w:hint="eastAsia"/>
+                <w:b w:val="0"/>
+                <w:bCs w:val="0"/>
                 <w:noProof/>
                 <w:sz w:val="16"/>
                 <w:szCs w:val="16"/>
@@ -2836,6 +3006,8 @@
             <w:r>
               <w:rPr>
                 <w:rStyle w:val="Hyperlink"/>
+                <w:b w:val="0"/>
+                <w:bCs w:val="0"/>
                 <w:noProof/>
                 <w:sz w:val="16"/>
                 <w:szCs w:val="16"/>
@@ -2847,6 +3019,8 @@
               <w:rPr>
                 <w:rStyle w:val="Hyperlink"/>
                 <w:rFonts w:hint="eastAsia"/>
+                <w:b w:val="0"/>
+                <w:bCs w:val="0"/>
                 <w:noProof/>
                 <w:sz w:val="16"/>
                 <w:szCs w:val="16"/>
@@ -2858,6 +3032,8 @@
               <w:rPr>
                 <w:rStyle w:val="Hyperlink"/>
                 <w:rFonts w:hint="cs"/>
+                <w:b w:val="0"/>
+                <w:bCs w:val="0"/>
                 <w:noProof/>
                 <w:sz w:val="16"/>
                 <w:szCs w:val="16"/>
@@ -2867,6 +3043,8 @@
             </w:r>
             <w:r>
               <w:rPr>
+                <w:b w:val="0"/>
+                <w:bCs w:val="0"/>
                 <w:noProof/>
                 <w:webHidden/>
                 <w:sz w:val="16"/>
@@ -2876,6 +3054,8 @@
             </w:r>
             <w:r>
               <w:rPr>
+                <w:b w:val="0"/>
+                <w:bCs w:val="0"/>
                 <w:noProof/>
                 <w:webHidden/>
                 <w:sz w:val="16"/>
@@ -2885,6 +3065,8 @@
             </w:r>
             <w:r>
               <w:rPr>
+                <w:b w:val="0"/>
+                <w:bCs w:val="0"/>
                 <w:noProof/>
                 <w:webHidden/>
                 <w:sz w:val="16"/>
@@ -2894,6 +3076,8 @@
             </w:r>
             <w:r>
               <w:rPr>
+                <w:b w:val="0"/>
+                <w:bCs w:val="0"/>
                 <w:noProof/>
                 <w:webHidden/>
                 <w:sz w:val="16"/>
@@ -2902,6 +3086,8 @@
             </w:r>
             <w:r>
               <w:rPr>
+                <w:b w:val="0"/>
+                <w:bCs w:val="0"/>
                 <w:noProof/>
                 <w:webHidden/>
                 <w:sz w:val="16"/>
@@ -2911,16 +3097,20 @@
             </w:r>
             <w:r>
               <w:rPr>
+                <w:b w:val="0"/>
+                <w:bCs w:val="0"/>
                 <w:noProof/>
                 <w:webHidden/>
                 <w:sz w:val="16"/>
                 <w:szCs w:val="16"/>
                 <w:rtl/>
               </w:rPr>
-              <w:t>9</w:t>
-            </w:r>
-            <w:r>
-              <w:rPr>
+              <w:t>10</w:t>
+            </w:r>
+            <w:r>
+              <w:rPr>
+                <w:b w:val="0"/>
+                <w:bCs w:val="0"/>
                 <w:noProof/>
                 <w:webHidden/>
                 <w:sz w:val="16"/>
@@ -3016,7 +3206,7 @@
                 <w:szCs w:val="16"/>
                 <w:rtl/>
               </w:rPr>
-              <w:t>9</w:t>
+              <w:t>10</w:t>
             </w:r>
             <w:r>
               <w:rPr>
@@ -3050,6 +3240,8 @@
             <w:r>
               <w:rPr>
                 <w:rStyle w:val="Hyperlink"/>
+                <w:b w:val="0"/>
+                <w:bCs w:val="0"/>
                 <w:noProof/>
                 <w:sz w:val="16"/>
                 <w:szCs w:val="16"/>
@@ -3074,6 +3266,8 @@
               <w:rPr>
                 <w:rStyle w:val="Hyperlink"/>
                 <w:rFonts w:hint="eastAsia"/>
+                <w:b w:val="0"/>
+                <w:bCs w:val="0"/>
                 <w:noProof/>
                 <w:sz w:val="16"/>
                 <w:szCs w:val="16"/>
@@ -3084,6 +3278,8 @@
             <w:r>
               <w:rPr>
                 <w:rStyle w:val="Hyperlink"/>
+                <w:b w:val="0"/>
+                <w:bCs w:val="0"/>
                 <w:noProof/>
                 <w:sz w:val="16"/>
                 <w:szCs w:val="16"/>
@@ -3095,6 +3291,8 @@
               <w:rPr>
                 <w:rStyle w:val="Hyperlink"/>
                 <w:rFonts w:hint="eastAsia"/>
+                <w:b w:val="0"/>
+                <w:bCs w:val="0"/>
                 <w:noProof/>
                 <w:sz w:val="16"/>
                 <w:szCs w:val="16"/>
@@ -3105,6 +3303,8 @@
             <w:r>
               <w:rPr>
                 <w:rStyle w:val="Hyperlink"/>
+                <w:b w:val="0"/>
+                <w:bCs w:val="0"/>
                 <w:noProof/>
                 <w:sz w:val="16"/>
                 <w:szCs w:val="16"/>
@@ -3116,6 +3316,8 @@
               <w:rPr>
                 <w:rStyle w:val="Hyperlink"/>
                 <w:rFonts w:hint="eastAsia"/>
+                <w:b w:val="0"/>
+                <w:bCs w:val="0"/>
                 <w:noProof/>
                 <w:sz w:val="16"/>
                 <w:szCs w:val="16"/>
@@ -3126,6 +3328,8 @@
             <w:r>
               <w:rPr>
                 <w:rStyle w:val="Hyperlink"/>
+                <w:b w:val="0"/>
+                <w:bCs w:val="0"/>
                 <w:noProof/>
                 <w:sz w:val="16"/>
                 <w:szCs w:val="16"/>
@@ -3137,6 +3341,8 @@
               <w:rPr>
                 <w:rStyle w:val="Hyperlink"/>
                 <w:rFonts w:hint="eastAsia"/>
+                <w:b w:val="0"/>
+                <w:bCs w:val="0"/>
                 <w:noProof/>
                 <w:sz w:val="16"/>
                 <w:szCs w:val="16"/>
@@ -3147,6 +3353,8 @@
             <w:r>
               <w:rPr>
                 <w:rStyle w:val="Hyperlink"/>
+                <w:b w:val="0"/>
+                <w:bCs w:val="0"/>
                 <w:noProof/>
                 <w:sz w:val="16"/>
                 <w:szCs w:val="16"/>
@@ -3158,6 +3366,8 @@
               <w:rPr>
                 <w:rStyle w:val="Hyperlink"/>
                 <w:rFonts w:hint="eastAsia"/>
+                <w:b w:val="0"/>
+                <w:bCs w:val="0"/>
                 <w:noProof/>
                 <w:sz w:val="16"/>
                 <w:szCs w:val="16"/>
@@ -3168,6 +3378,8 @@
             <w:r>
               <w:rPr>
                 <w:rStyle w:val="Hyperlink"/>
+                <w:b w:val="0"/>
+                <w:bCs w:val="0"/>
                 <w:noProof/>
                 <w:sz w:val="16"/>
                 <w:szCs w:val="16"/>
@@ -3179,6 +3391,8 @@
               <w:rPr>
                 <w:rStyle w:val="Hyperlink"/>
                 <w:rFonts w:hint="eastAsia"/>
+                <w:b w:val="0"/>
+                <w:bCs w:val="0"/>
                 <w:noProof/>
                 <w:sz w:val="16"/>
                 <w:szCs w:val="16"/>
@@ -3190,6 +3404,8 @@
               <w:rPr>
                 <w:rStyle w:val="Hyperlink"/>
                 <w:rFonts w:hint="cs"/>
+                <w:b w:val="0"/>
+                <w:bCs w:val="0"/>
                 <w:noProof/>
                 <w:sz w:val="16"/>
                 <w:szCs w:val="16"/>
@@ -3199,6 +3415,8 @@
             </w:r>
             <w:r>
               <w:rPr>
+                <w:b w:val="0"/>
+                <w:bCs w:val="0"/>
                 <w:noProof/>
                 <w:webHidden/>
                 <w:sz w:val="16"/>
@@ -3208,6 +3426,8 @@
             </w:r>
             <w:r>
               <w:rPr>
+                <w:b w:val="0"/>
+                <w:bCs w:val="0"/>
                 <w:noProof/>
                 <w:webHidden/>
                 <w:sz w:val="16"/>
@@ -3217,6 +3437,8 @@
             </w:r>
             <w:r>
               <w:rPr>
+                <w:b w:val="0"/>
+                <w:bCs w:val="0"/>
                 <w:noProof/>
                 <w:webHidden/>
                 <w:sz w:val="16"/>
@@ -3226,6 +3448,8 @@
             </w:r>
             <w:r>
               <w:rPr>
+                <w:b w:val="0"/>
+                <w:bCs w:val="0"/>
                 <w:noProof/>
                 <w:webHidden/>
                 <w:sz w:val="16"/>
@@ -3234,6 +3458,8 @@
             </w:r>
             <w:r>
               <w:rPr>
+                <w:b w:val="0"/>
+                <w:bCs w:val="0"/>
                 <w:noProof/>
                 <w:webHidden/>
                 <w:sz w:val="16"/>
@@ -3243,16 +3469,20 @@
             </w:r>
             <w:r>
               <w:rPr>
+                <w:b w:val="0"/>
+                <w:bCs w:val="0"/>
                 <w:noProof/>
                 <w:webHidden/>
                 <w:sz w:val="16"/>
                 <w:szCs w:val="16"/>
                 <w:rtl/>
               </w:rPr>
-              <w:t>12</w:t>
-            </w:r>
-            <w:r>
-              <w:rPr>
+              <w:t>13</w:t>
+            </w:r>
+            <w:r>
+              <w:rPr>
+                <w:b w:val="0"/>
+                <w:bCs w:val="0"/>
                 <w:noProof/>
                 <w:webHidden/>
                 <w:sz w:val="16"/>
@@ -3369,7 +3599,7 @@
                 <w:szCs w:val="16"/>
                 <w:rtl/>
               </w:rPr>
-              <w:t>12</w:t>
+              <w:t>13</w:t>
             </w:r>
             <w:r>
               <w:rPr>
@@ -3403,6 +3633,8 @@
             <w:r>
               <w:rPr>
                 <w:rStyle w:val="Hyperlink"/>
+                <w:b w:val="0"/>
+                <w:bCs w:val="0"/>
                 <w:noProof/>
                 <w:sz w:val="16"/>
                 <w:szCs w:val="16"/>
@@ -3427,6 +3659,8 @@
               <w:rPr>
                 <w:rStyle w:val="Hyperlink"/>
                 <w:rFonts w:hint="eastAsia"/>
+                <w:b w:val="0"/>
+                <w:bCs w:val="0"/>
                 <w:noProof/>
                 <w:sz w:val="16"/>
                 <w:szCs w:val="16"/>
@@ -3437,6 +3671,8 @@
             <w:r>
               <w:rPr>
                 <w:rStyle w:val="Hyperlink"/>
+                <w:b w:val="0"/>
+                <w:bCs w:val="0"/>
                 <w:noProof/>
                 <w:sz w:val="16"/>
                 <w:szCs w:val="16"/>
@@ -3448,6 +3684,8 @@
               <w:rPr>
                 <w:rStyle w:val="Hyperlink"/>
                 <w:rFonts w:hint="eastAsia"/>
+                <w:b w:val="0"/>
+                <w:bCs w:val="0"/>
                 <w:noProof/>
                 <w:sz w:val="16"/>
                 <w:szCs w:val="16"/>
@@ -3458,6 +3696,8 @@
             <w:r>
               <w:rPr>
                 <w:rStyle w:val="Hyperlink"/>
+                <w:b w:val="0"/>
+                <w:bCs w:val="0"/>
                 <w:noProof/>
                 <w:sz w:val="16"/>
                 <w:szCs w:val="16"/>
@@ -3469,6 +3709,8 @@
               <w:rPr>
                 <w:rStyle w:val="Hyperlink"/>
                 <w:rFonts w:hint="eastAsia"/>
+                <w:b w:val="0"/>
+                <w:bCs w:val="0"/>
                 <w:noProof/>
                 <w:sz w:val="16"/>
                 <w:szCs w:val="16"/>
@@ -3479,6 +3721,8 @@
             <w:r>
               <w:rPr>
                 <w:rStyle w:val="Hyperlink"/>
+                <w:b w:val="0"/>
+                <w:bCs w:val="0"/>
                 <w:noProof/>
                 <w:sz w:val="16"/>
                 <w:szCs w:val="16"/>
@@ -3490,6 +3734,8 @@
               <w:rPr>
                 <w:rStyle w:val="Hyperlink"/>
                 <w:rFonts w:hint="eastAsia"/>
+                <w:b w:val="0"/>
+                <w:bCs w:val="0"/>
                 <w:noProof/>
                 <w:sz w:val="16"/>
                 <w:szCs w:val="16"/>
@@ -3500,6 +3746,8 @@
             <w:r>
               <w:rPr>
                 <w:rStyle w:val="Hyperlink"/>
+                <w:b w:val="0"/>
+                <w:bCs w:val="0"/>
                 <w:noProof/>
                 <w:sz w:val="16"/>
                 <w:szCs w:val="16"/>
@@ -3511,6 +3759,8 @@
               <w:rPr>
                 <w:rStyle w:val="Hyperlink"/>
                 <w:rFonts w:hint="eastAsia"/>
+                <w:b w:val="0"/>
+                <w:bCs w:val="0"/>
                 <w:noProof/>
                 <w:sz w:val="16"/>
                 <w:szCs w:val="16"/>
@@ -3522,6 +3772,8 @@
               <w:rPr>
                 <w:rStyle w:val="Hyperlink"/>
                 <w:rFonts w:hint="cs"/>
+                <w:b w:val="0"/>
+                <w:bCs w:val="0"/>
                 <w:noProof/>
                 <w:sz w:val="16"/>
                 <w:szCs w:val="16"/>
@@ -3531,6 +3783,8 @@
             </w:r>
             <w:r>
               <w:rPr>
+                <w:b w:val="0"/>
+                <w:bCs w:val="0"/>
                 <w:noProof/>
                 <w:webHidden/>
                 <w:sz w:val="16"/>
@@ -3540,6 +3794,8 @@
             </w:r>
             <w:r>
               <w:rPr>
+                <w:b w:val="0"/>
+                <w:bCs w:val="0"/>
                 <w:noProof/>
                 <w:webHidden/>
                 <w:sz w:val="16"/>
@@ -3549,6 +3805,8 @@
             </w:r>
             <w:r>
               <w:rPr>
+                <w:b w:val="0"/>
+                <w:bCs w:val="0"/>
                 <w:noProof/>
                 <w:webHidden/>
                 <w:sz w:val="16"/>
@@ -3558,6 +3816,8 @@
             </w:r>
             <w:r>
               <w:rPr>
+                <w:b w:val="0"/>
+                <w:bCs w:val="0"/>
                 <w:noProof/>
                 <w:webHidden/>
                 <w:sz w:val="16"/>
@@ -3566,6 +3826,8 @@
             </w:r>
             <w:r>
               <w:rPr>
+                <w:b w:val="0"/>
+                <w:bCs w:val="0"/>
                 <w:noProof/>
                 <w:webHidden/>
                 <w:sz w:val="16"/>
@@ -3575,16 +3837,20 @@
             </w:r>
             <w:r>
               <w:rPr>
+                <w:b w:val="0"/>
+                <w:bCs w:val="0"/>
                 <w:noProof/>
                 <w:webHidden/>
                 <w:sz w:val="16"/>
                 <w:szCs w:val="16"/>
                 <w:rtl/>
               </w:rPr>
-              <w:t>13</w:t>
-            </w:r>
-            <w:r>
-              <w:rPr>
+              <w:t>14</w:t>
+            </w:r>
+            <w:r>
+              <w:rPr>
+                <w:b w:val="0"/>
+                <w:bCs w:val="0"/>
                 <w:noProof/>
                 <w:webHidden/>
                 <w:sz w:val="16"/>
@@ -3612,6 +3878,8 @@
             <w:r>
               <w:rPr>
                 <w:rStyle w:val="Hyperlink"/>
+                <w:b w:val="0"/>
+                <w:bCs w:val="0"/>
                 <w:noProof/>
                 <w:sz w:val="16"/>
                 <w:szCs w:val="16"/>
@@ -3622,6 +3890,8 @@
               <w:rPr>
                 <w:rStyle w:val="Hyperlink"/>
                 <w:rFonts w:hint="eastAsia"/>
+                <w:b w:val="0"/>
+                <w:bCs w:val="0"/>
                 <w:noProof/>
                 <w:sz w:val="16"/>
                 <w:szCs w:val="16"/>
@@ -3632,6 +3902,8 @@
             <w:r>
               <w:rPr>
                 <w:rStyle w:val="Hyperlink"/>
+                <w:b w:val="0"/>
+                <w:bCs w:val="0"/>
                 <w:noProof/>
                 <w:sz w:val="16"/>
                 <w:szCs w:val="16"/>
@@ -3643,6 +3915,8 @@
               <w:rPr>
                 <w:rStyle w:val="Hyperlink"/>
                 <w:rFonts w:hint="eastAsia"/>
+                <w:b w:val="0"/>
+                <w:bCs w:val="0"/>
                 <w:noProof/>
                 <w:sz w:val="16"/>
                 <w:szCs w:val="16"/>
@@ -3653,6 +3927,8 @@
             <w:r>
               <w:rPr>
                 <w:rStyle w:val="Hyperlink"/>
+                <w:b w:val="0"/>
+                <w:bCs w:val="0"/>
                 <w:noProof/>
                 <w:sz w:val="16"/>
                 <w:szCs w:val="16"/>
@@ -3663,6 +3939,8 @@
               <w:rPr>
                 <w:rStyle w:val="Hyperlink"/>
                 <w:rFonts w:hint="eastAsia"/>
+                <w:b w:val="0"/>
+                <w:bCs w:val="0"/>
                 <w:noProof/>
                 <w:sz w:val="16"/>
                 <w:szCs w:val="16"/>
@@ -3672,6 +3950,8 @@
             </w:r>
             <w:r>
               <w:rPr>
+                <w:b w:val="0"/>
+                <w:bCs w:val="0"/>
                 <w:noProof/>
                 <w:webHidden/>
                 <w:sz w:val="16"/>
@@ -3681,6 +3961,8 @@
             </w:r>
             <w:r>
               <w:rPr>
+                <w:b w:val="0"/>
+                <w:bCs w:val="0"/>
                 <w:noProof/>
                 <w:webHidden/>
                 <w:sz w:val="16"/>
@@ -3690,6 +3972,8 @@
             </w:r>
             <w:r>
               <w:rPr>
+                <w:b w:val="0"/>
+                <w:bCs w:val="0"/>
                 <w:noProof/>
                 <w:webHidden/>
                 <w:sz w:val="16"/>
@@ -3699,6 +3983,8 @@
             </w:r>
             <w:r>
               <w:rPr>
+                <w:b w:val="0"/>
+                <w:bCs w:val="0"/>
                 <w:noProof/>
                 <w:webHidden/>
                 <w:sz w:val="16"/>
@@ -3707,6 +3993,8 @@
             </w:r>
             <w:r>
               <w:rPr>
+                <w:b w:val="0"/>
+                <w:bCs w:val="0"/>
                 <w:noProof/>
                 <w:webHidden/>
                 <w:sz w:val="16"/>
@@ -3716,16 +4004,20 @@
             </w:r>
             <w:r>
               <w:rPr>
+                <w:b w:val="0"/>
+                <w:bCs w:val="0"/>
                 <w:noProof/>
                 <w:webHidden/>
                 <w:sz w:val="16"/>
                 <w:szCs w:val="16"/>
                 <w:rtl/>
               </w:rPr>
-              <w:t>18</w:t>
-            </w:r>
-            <w:r>
-              <w:rPr>
+              <w:t>20</w:t>
+            </w:r>
+            <w:r>
+              <w:rPr>
+                <w:b w:val="0"/>
+                <w:bCs w:val="0"/>
                 <w:noProof/>
                 <w:webHidden/>
                 <w:sz w:val="16"/>
@@ -3842,7 +4134,7 @@
                 <w:szCs w:val="16"/>
                 <w:rtl/>
               </w:rPr>
-              <w:t>20</w:t>
+              <w:t>22</w:t>
             </w:r>
             <w:r>
               <w:rPr>
@@ -4056,7 +4348,7 @@
                 <w:szCs w:val="16"/>
                 <w:rtl/>
               </w:rPr>
-              <w:t>25</w:t>
+              <w:t>27</w:t>
             </w:r>
             <w:r>
               <w:rPr>
@@ -4239,7 +4531,7 @@
                 <w:szCs w:val="16"/>
                 <w:rtl/>
               </w:rPr>
-              <w:t>25</w:t>
+              <w:t>28</w:t>
             </w:r>
             <w:r>
               <w:rPr>
@@ -4380,7 +4672,7 @@
                 <w:szCs w:val="16"/>
                 <w:rtl/>
               </w:rPr>
-              <w:t>27</w:t>
+              <w:t>29</w:t>
             </w:r>
             <w:r>
               <w:rPr>
@@ -4521,7 +4813,7 @@
                 <w:szCs w:val="16"/>
                 <w:rtl/>
               </w:rPr>
-              <w:t>28</w:t>
+              <w:t>31</w:t>
             </w:r>
             <w:r>
               <w:rPr>
@@ -4662,7 +4954,7 @@
                 <w:szCs w:val="16"/>
                 <w:rtl/>
               </w:rPr>
-              <w:t>30</w:t>
+              <w:t>34</w:t>
             </w:r>
             <w:r>
               <w:rPr>
@@ -4803,7 +5095,7 @@
                 <w:szCs w:val="16"/>
                 <w:rtl/>
               </w:rPr>
-              <w:t>31</w:t>
+              <w:t>34</w:t>
             </w:r>
             <w:r>
               <w:rPr>
@@ -4837,6 +5129,8 @@
             <w:r>
               <w:rPr>
                 <w:rStyle w:val="Hyperlink"/>
+                <w:b w:val="0"/>
+                <w:bCs w:val="0"/>
                 <w:noProof/>
                 <w:sz w:val="16"/>
                 <w:szCs w:val="16"/>
@@ -4861,6 +5155,8 @@
               <w:rPr>
                 <w:rStyle w:val="Hyperlink"/>
                 <w:rFonts w:hint="eastAsia"/>
+                <w:b w:val="0"/>
+                <w:bCs w:val="0"/>
                 <w:noProof/>
                 <w:sz w:val="16"/>
                 <w:szCs w:val="16"/>
@@ -4871,6 +5167,8 @@
             <w:r>
               <w:rPr>
                 <w:rStyle w:val="Hyperlink"/>
+                <w:b w:val="0"/>
+                <w:bCs w:val="0"/>
                 <w:noProof/>
                 <w:sz w:val="16"/>
                 <w:szCs w:val="16"/>
@@ -4882,6 +5180,8 @@
               <w:rPr>
                 <w:rStyle w:val="Hyperlink"/>
                 <w:rFonts w:hint="eastAsia"/>
+                <w:b w:val="0"/>
+                <w:bCs w:val="0"/>
                 <w:noProof/>
                 <w:sz w:val="16"/>
                 <w:szCs w:val="16"/>
@@ -4893,6 +5193,8 @@
             <w:r>
               <w:rPr>
                 <w:rStyle w:val="Hyperlink"/>
+                <w:b w:val="0"/>
+                <w:bCs w:val="0"/>
                 <w:noProof/>
                 <w:sz w:val="16"/>
                 <w:szCs w:val="16"/>
@@ -4905,6 +5207,8 @@
               <w:rPr>
                 <w:rStyle w:val="Hyperlink"/>
                 <w:rFonts w:hint="eastAsia"/>
+                <w:b w:val="0"/>
+                <w:bCs w:val="0"/>
                 <w:noProof/>
                 <w:sz w:val="16"/>
                 <w:szCs w:val="16"/>
@@ -4915,6 +5219,8 @@
             <w:r>
               <w:rPr>
                 <w:rStyle w:val="Hyperlink"/>
+                <w:b w:val="0"/>
+                <w:bCs w:val="0"/>
                 <w:noProof/>
                 <w:sz w:val="16"/>
                 <w:szCs w:val="16"/>
@@ -4926,6 +5232,8 @@
               <w:rPr>
                 <w:rStyle w:val="Hyperlink"/>
                 <w:rFonts w:hint="eastAsia"/>
+                <w:b w:val="0"/>
+                <w:bCs w:val="0"/>
                 <w:noProof/>
                 <w:sz w:val="16"/>
                 <w:szCs w:val="16"/>
@@ -4937,6 +5245,8 @@
               <w:rPr>
                 <w:rStyle w:val="Hyperlink"/>
                 <w:rFonts w:hint="cs"/>
+                <w:b w:val="0"/>
+                <w:bCs w:val="0"/>
                 <w:noProof/>
                 <w:sz w:val="16"/>
                 <w:szCs w:val="16"/>
@@ -4946,6 +5256,8 @@
             </w:r>
             <w:r>
               <w:rPr>
+                <w:b w:val="0"/>
+                <w:bCs w:val="0"/>
                 <w:noProof/>
                 <w:webHidden/>
                 <w:sz w:val="16"/>
@@ -4955,6 +5267,8 @@
             </w:r>
             <w:r>
               <w:rPr>
+                <w:b w:val="0"/>
+                <w:bCs w:val="0"/>
                 <w:noProof/>
                 <w:webHidden/>
                 <w:sz w:val="16"/>
@@ -4964,6 +5278,8 @@
             </w:r>
             <w:r>
               <w:rPr>
+                <w:b w:val="0"/>
+                <w:bCs w:val="0"/>
                 <w:noProof/>
                 <w:webHidden/>
                 <w:sz w:val="16"/>
@@ -4973,6 +5289,8 @@
             </w:r>
             <w:r>
               <w:rPr>
+                <w:b w:val="0"/>
+                <w:bCs w:val="0"/>
                 <w:noProof/>
                 <w:webHidden/>
                 <w:sz w:val="16"/>
@@ -4981,6 +5299,8 @@
             </w:r>
             <w:r>
               <w:rPr>
+                <w:b w:val="0"/>
+                <w:bCs w:val="0"/>
                 <w:noProof/>
                 <w:webHidden/>
                 <w:sz w:val="16"/>
@@ -4990,16 +5310,20 @@
             </w:r>
             <w:r>
               <w:rPr>
+                <w:b w:val="0"/>
+                <w:bCs w:val="0"/>
                 <w:noProof/>
                 <w:webHidden/>
                 <w:sz w:val="16"/>
                 <w:szCs w:val="16"/>
                 <w:rtl/>
               </w:rPr>
-              <w:t>31</w:t>
-            </w:r>
-            <w:r>
-              <w:rPr>
+              <w:t>35</w:t>
+            </w:r>
+            <w:r>
+              <w:rPr>
+                <w:b w:val="0"/>
+                <w:bCs w:val="0"/>
                 <w:noProof/>
                 <w:webHidden/>
                 <w:sz w:val="16"/>
@@ -5169,7 +5493,7 @@
                 <w:szCs w:val="16"/>
                 <w:rtl/>
               </w:rPr>
-              <w:t>34</w:t>
+              <w:t>37</w:t>
             </w:r>
             <w:r>
               <w:rPr>
@@ -5200,6 +5524,8 @@
             <w:r>
               <w:rPr>
                 <w:rStyle w:val="Hyperlink"/>
+                <w:b w:val="0"/>
+                <w:bCs w:val="0"/>
                 <w:noProof/>
                 <w:sz w:val="16"/>
                 <w:szCs w:val="16"/>
@@ -5210,6 +5536,8 @@
             <w:r>
               <w:rPr>
                 <w:rStyle w:val="Hyperlink"/>
+                <w:b w:val="0"/>
+                <w:bCs w:val="0"/>
                 <w:noProof/>
                 <w:sz w:val="16"/>
                 <w:szCs w:val="16"/>
@@ -5219,6 +5547,8 @@
             <w:r>
               <w:rPr>
                 <w:rStyle w:val="Hyperlink"/>
+                <w:b w:val="0"/>
+                <w:bCs w:val="0"/>
                 <w:noProof/>
                 <w:sz w:val="16"/>
                 <w:szCs w:val="16"/>
@@ -5230,6 +5560,8 @@
               <w:rPr>
                 <w:rStyle w:val="Hyperlink"/>
                 <w:rFonts w:hint="eastAsia"/>
+                <w:b w:val="0"/>
+                <w:bCs w:val="0"/>
                 <w:noProof/>
                 <w:sz w:val="16"/>
                 <w:szCs w:val="16"/>
@@ -5240,6 +5572,8 @@
             <w:r>
               <w:rPr>
                 <w:rStyle w:val="Hyperlink"/>
+                <w:b w:val="0"/>
+                <w:bCs w:val="0"/>
                 <w:noProof/>
                 <w:sz w:val="16"/>
                 <w:szCs w:val="16"/>
@@ -5251,6 +5585,8 @@
               <w:rPr>
                 <w:rStyle w:val="Hyperlink"/>
                 <w:rFonts w:hint="eastAsia"/>
+                <w:b w:val="0"/>
+                <w:bCs w:val="0"/>
                 <w:noProof/>
                 <w:sz w:val="16"/>
                 <w:szCs w:val="16"/>
@@ -5261,6 +5597,8 @@
             <w:r>
               <w:rPr>
                 <w:rStyle w:val="Hyperlink"/>
+                <w:b w:val="0"/>
+                <w:bCs w:val="0"/>
                 <w:noProof/>
                 <w:sz w:val="16"/>
                 <w:szCs w:val="16"/>
@@ -5272,6 +5610,8 @@
               <w:rPr>
                 <w:rStyle w:val="Hyperlink"/>
                 <w:rFonts w:hint="eastAsia"/>
+                <w:b w:val="0"/>
+                <w:bCs w:val="0"/>
                 <w:noProof/>
                 <w:sz w:val="16"/>
                 <w:szCs w:val="16"/>
@@ -5282,6 +5622,8 @@
             <w:r>
               <w:rPr>
                 <w:rStyle w:val="Hyperlink"/>
+                <w:b w:val="0"/>
+                <w:bCs w:val="0"/>
                 <w:noProof/>
                 <w:sz w:val="16"/>
                 <w:szCs w:val="16"/>
@@ -5293,6 +5635,8 @@
               <w:rPr>
                 <w:rStyle w:val="Hyperlink"/>
                 <w:rFonts w:hint="eastAsia"/>
+                <w:b w:val="0"/>
+                <w:bCs w:val="0"/>
                 <w:noProof/>
                 <w:sz w:val="16"/>
                 <w:szCs w:val="16"/>
@@ -5302,6 +5646,8 @@
             </w:r>
             <w:r>
               <w:rPr>
+                <w:b w:val="0"/>
+                <w:bCs w:val="0"/>
                 <w:noProof/>
                 <w:webHidden/>
                 <w:sz w:val="16"/>
@@ -5311,6 +5657,8 @@
             </w:r>
             <w:r>
               <w:rPr>
+                <w:b w:val="0"/>
+                <w:bCs w:val="0"/>
                 <w:noProof/>
                 <w:webHidden/>
                 <w:sz w:val="16"/>
@@ -5320,6 +5668,8 @@
             </w:r>
             <w:r>
               <w:rPr>
+                <w:b w:val="0"/>
+                <w:bCs w:val="0"/>
                 <w:noProof/>
                 <w:webHidden/>
                 <w:sz w:val="16"/>
@@ -5329,6 +5679,8 @@
             </w:r>
             <w:r>
               <w:rPr>
+                <w:b w:val="0"/>
+                <w:bCs w:val="0"/>
                 <w:noProof/>
                 <w:webHidden/>
                 <w:sz w:val="16"/>
@@ -5337,6 +5689,8 @@
             </w:r>
             <w:r>
               <w:rPr>
+                <w:b w:val="0"/>
+                <w:bCs w:val="0"/>
                 <w:noProof/>
                 <w:webHidden/>
                 <w:sz w:val="16"/>
@@ -5346,16 +5700,20 @@
             </w:r>
             <w:r>
               <w:rPr>
+                <w:b w:val="0"/>
+                <w:bCs w:val="0"/>
                 <w:noProof/>
                 <w:webHidden/>
                 <w:sz w:val="16"/>
                 <w:szCs w:val="16"/>
                 <w:rtl/>
               </w:rPr>
-              <w:t>41</w:t>
-            </w:r>
-            <w:r>
-              <w:rPr>
+              <w:t>44</w:t>
+            </w:r>
+            <w:r>
+              <w:rPr>
+                <w:b w:val="0"/>
+                <w:bCs w:val="0"/>
                 <w:noProof/>
                 <w:webHidden/>
                 <w:sz w:val="16"/>
@@ -5493,7 +5851,7 @@
                 <w:szCs w:val="16"/>
                 <w:rtl/>
               </w:rPr>
-              <w:t>41</w:t>
+              <w:t>44</w:t>
             </w:r>
             <w:r>
               <w:rPr>
@@ -5613,7 +5971,7 @@
                 <w:szCs w:val="16"/>
                 <w:rtl/>
               </w:rPr>
-              <w:t>42</w:t>
+              <w:t>45</w:t>
             </w:r>
             <w:r>
               <w:rPr>
@@ -5644,6 +6002,8 @@
             <w:r>
               <w:rPr>
                 <w:rStyle w:val="Hyperlink"/>
+                <w:b w:val="0"/>
+                <w:bCs w:val="0"/>
                 <w:noProof/>
                 <w:sz w:val="16"/>
                 <w:szCs w:val="16"/>
@@ -5654,6 +6014,8 @@
             <w:r>
               <w:rPr>
                 <w:rStyle w:val="Hyperlink"/>
+                <w:b w:val="0"/>
+                <w:bCs w:val="0"/>
                 <w:noProof/>
                 <w:sz w:val="16"/>
                 <w:szCs w:val="16"/>
@@ -5663,6 +6025,8 @@
             <w:r>
               <w:rPr>
                 <w:rStyle w:val="Hyperlink"/>
+                <w:b w:val="0"/>
+                <w:bCs w:val="0"/>
                 <w:noProof/>
                 <w:sz w:val="16"/>
                 <w:szCs w:val="16"/>
@@ -5674,6 +6038,8 @@
               <w:rPr>
                 <w:rStyle w:val="Hyperlink"/>
                 <w:rFonts w:hint="eastAsia"/>
+                <w:b w:val="0"/>
+                <w:bCs w:val="0"/>
                 <w:noProof/>
                 <w:sz w:val="16"/>
                 <w:szCs w:val="16"/>
@@ -5684,6 +6050,8 @@
             <w:r>
               <w:rPr>
                 <w:rStyle w:val="Hyperlink"/>
+                <w:b w:val="0"/>
+                <w:bCs w:val="0"/>
                 <w:noProof/>
                 <w:sz w:val="16"/>
                 <w:szCs w:val="16"/>
@@ -5695,6 +6063,8 @@
               <w:rPr>
                 <w:rStyle w:val="Hyperlink"/>
                 <w:rFonts w:hint="eastAsia"/>
+                <w:b w:val="0"/>
+                <w:bCs w:val="0"/>
                 <w:noProof/>
                 <w:sz w:val="16"/>
                 <w:szCs w:val="16"/>
@@ -5704,6 +6074,8 @@
             </w:r>
             <w:r>
               <w:rPr>
+                <w:b w:val="0"/>
+                <w:bCs w:val="0"/>
                 <w:noProof/>
                 <w:webHidden/>
                 <w:sz w:val="16"/>
@@ -5713,6 +6085,8 @@
             </w:r>
             <w:r>
               <w:rPr>
+                <w:b w:val="0"/>
+                <w:bCs w:val="0"/>
                 <w:noProof/>
                 <w:webHidden/>
                 <w:sz w:val="16"/>
@@ -5722,6 +6096,8 @@
             </w:r>
             <w:r>
               <w:rPr>
+                <w:b w:val="0"/>
+                <w:bCs w:val="0"/>
                 <w:noProof/>
                 <w:webHidden/>
                 <w:sz w:val="16"/>
@@ -5731,6 +6107,8 @@
             </w:r>
             <w:r>
               <w:rPr>
+                <w:b w:val="0"/>
+                <w:bCs w:val="0"/>
                 <w:noProof/>
                 <w:webHidden/>
                 <w:sz w:val="16"/>
@@ -5739,6 +6117,8 @@
             </w:r>
             <w:r>
               <w:rPr>
+                <w:b w:val="0"/>
+                <w:bCs w:val="0"/>
                 <w:noProof/>
                 <w:webHidden/>
                 <w:sz w:val="16"/>
@@ -5748,16 +6128,20 @@
             </w:r>
             <w:r>
               <w:rPr>
+                <w:b w:val="0"/>
+                <w:bCs w:val="0"/>
                 <w:noProof/>
                 <w:webHidden/>
                 <w:sz w:val="16"/>
                 <w:szCs w:val="16"/>
                 <w:rtl/>
               </w:rPr>
-              <w:t>45</w:t>
-            </w:r>
-            <w:r>
-              <w:rPr>
+              <w:t>49</w:t>
+            </w:r>
+            <w:r>
+              <w:rPr>
+                <w:b w:val="0"/>
+                <w:bCs w:val="0"/>
                 <w:noProof/>
                 <w:webHidden/>
                 <w:sz w:val="16"/>
@@ -5874,7 +6258,7 @@
                 <w:szCs w:val="16"/>
                 <w:rtl/>
               </w:rPr>
-              <w:t>45</w:t>
+              <w:t>49</w:t>
             </w:r>
             <w:r>
               <w:rPr>
@@ -5994,7 +6378,7 @@
                 <w:szCs w:val="16"/>
                 <w:rtl/>
               </w:rPr>
-              <w:t>46</w:t>
+              <w:t>49</w:t>
             </w:r>
             <w:r>
               <w:rPr>
@@ -6135,7 +6519,7 @@
                 <w:szCs w:val="16"/>
                 <w:rtl/>
               </w:rPr>
-              <w:t>47</w:t>
+              <w:t>50</w:t>
             </w:r>
             <w:r>
               <w:rPr>
@@ -6256,7 +6640,7 @@
                 <w:szCs w:val="16"/>
                 <w:rtl/>
               </w:rPr>
-              <w:t>47</w:t>
+              <w:t>50</w:t>
             </w:r>
             <w:r>
               <w:rPr>
@@ -6396,7 +6780,7 @@
                 <w:szCs w:val="16"/>
                 <w:rtl/>
               </w:rPr>
-              <w:t>48</w:t>
+              <w:t>51</w:t>
             </w:r>
             <w:r>
               <w:rPr>
@@ -6538,7 +6922,7 @@
                 <w:szCs w:val="16"/>
                 <w:rtl/>
               </w:rPr>
-              <w:t>48</w:t>
+              <w:t>52</w:t>
             </w:r>
             <w:r>
               <w:rPr>
@@ -6679,7 +7063,7 @@
                 <w:szCs w:val="16"/>
                 <w:rtl/>
               </w:rPr>
-              <w:t>51</w:t>
+              <w:t>59</w:t>
             </w:r>
             <w:r>
               <w:rPr>
@@ -6883,7 +7267,7 @@
                 <w:szCs w:val="16"/>
                 <w:rtl/>
               </w:rPr>
-              <w:t>52</w:t>
+              <w:t>60</w:t>
             </w:r>
             <w:r>
               <w:rPr>
@@ -6914,6 +7298,8 @@
             <w:r>
               <w:rPr>
                 <w:rStyle w:val="Hyperlink"/>
+                <w:b w:val="0"/>
+                <w:bCs w:val="0"/>
                 <w:noProof/>
                 <w:sz w:val="16"/>
                 <w:szCs w:val="16"/>
@@ -6923,6 +7309,8 @@
             <w:r>
               <w:rPr>
                 <w:rStyle w:val="Hyperlink"/>
+                <w:b w:val="0"/>
+                <w:bCs w:val="0"/>
                 <w:noProof/>
                 <w:sz w:val="16"/>
                 <w:szCs w:val="16"/>
@@ -6934,6 +7322,8 @@
               <w:rPr>
                 <w:rStyle w:val="Hyperlink"/>
                 <w:rFonts w:hint="eastAsia"/>
+                <w:b w:val="0"/>
+                <w:bCs w:val="0"/>
                 <w:noProof/>
                 <w:sz w:val="16"/>
                 <w:szCs w:val="16"/>
@@ -6944,6 +7334,8 @@
             <w:r>
               <w:rPr>
                 <w:rStyle w:val="Hyperlink"/>
+                <w:b w:val="0"/>
+                <w:bCs w:val="0"/>
                 <w:noProof/>
                 <w:sz w:val="16"/>
                 <w:szCs w:val="16"/>
@@ -6955,6 +7347,8 @@
               <w:rPr>
                 <w:rStyle w:val="Hyperlink"/>
                 <w:rFonts w:hint="eastAsia"/>
+                <w:b w:val="0"/>
+                <w:bCs w:val="0"/>
                 <w:noProof/>
                 <w:sz w:val="16"/>
                 <w:szCs w:val="16"/>
@@ -6964,6 +7358,8 @@
             </w:r>
             <w:r>
               <w:rPr>
+                <w:b w:val="0"/>
+                <w:bCs w:val="0"/>
                 <w:noProof/>
                 <w:webHidden/>
                 <w:sz w:val="16"/>
@@ -6973,6 +7369,8 @@
             </w:r>
             <w:r>
               <w:rPr>
+                <w:b w:val="0"/>
+                <w:bCs w:val="0"/>
                 <w:noProof/>
                 <w:webHidden/>
                 <w:sz w:val="16"/>
@@ -6982,6 +7380,8 @@
             </w:r>
             <w:r>
               <w:rPr>
+                <w:b w:val="0"/>
+                <w:bCs w:val="0"/>
                 <w:noProof/>
                 <w:webHidden/>
                 <w:sz w:val="16"/>
@@ -6991,6 +7391,8 @@
             </w:r>
             <w:r>
               <w:rPr>
+                <w:b w:val="0"/>
+                <w:bCs w:val="0"/>
                 <w:noProof/>
                 <w:webHidden/>
                 <w:sz w:val="16"/>
@@ -6999,6 +7401,8 @@
             </w:r>
             <w:r>
               <w:rPr>
+                <w:b w:val="0"/>
+                <w:bCs w:val="0"/>
                 <w:noProof/>
                 <w:webHidden/>
                 <w:sz w:val="16"/>
@@ -7008,16 +7412,20 @@
             </w:r>
             <w:r>
               <w:rPr>
+                <w:b w:val="0"/>
+                <w:bCs w:val="0"/>
                 <w:noProof/>
                 <w:webHidden/>
                 <w:sz w:val="16"/>
                 <w:szCs w:val="16"/>
                 <w:rtl/>
               </w:rPr>
-              <w:t>58</w:t>
-            </w:r>
-            <w:r>
-              <w:rPr>
+              <w:t>66</w:t>
+            </w:r>
+            <w:r>
+              <w:rPr>
+                <w:b w:val="0"/>
+                <w:bCs w:val="0"/>
                 <w:noProof/>
                 <w:webHidden/>
                 <w:sz w:val="16"/>
@@ -7045,6 +7453,8 @@
             <w:r>
               <w:rPr>
                 <w:rStyle w:val="Hyperlink"/>
+                <w:b w:val="0"/>
+                <w:bCs w:val="0"/>
                 <w:noProof/>
                 <w:sz w:val="16"/>
                 <w:szCs w:val="16"/>
@@ -7055,6 +7465,8 @@
               <w:rPr>
                 <w:rStyle w:val="Hyperlink"/>
                 <w:rFonts w:hint="eastAsia"/>
+                <w:b w:val="0"/>
+                <w:bCs w:val="0"/>
                 <w:noProof/>
                 <w:sz w:val="16"/>
                 <w:szCs w:val="16"/>
@@ -7065,6 +7477,8 @@
             <w:r>
               <w:rPr>
                 <w:rStyle w:val="Hyperlink"/>
+                <w:b w:val="0"/>
+                <w:bCs w:val="0"/>
                 <w:noProof/>
                 <w:sz w:val="16"/>
                 <w:szCs w:val="16"/>
@@ -7076,6 +7490,8 @@
               <w:rPr>
                 <w:rStyle w:val="Hyperlink"/>
                 <w:rFonts w:hint="eastAsia"/>
+                <w:b w:val="0"/>
+                <w:bCs w:val="0"/>
                 <w:noProof/>
                 <w:sz w:val="16"/>
                 <w:szCs w:val="16"/>
@@ -7085,6 +7501,8 @@
             </w:r>
             <w:r>
               <w:rPr>
+                <w:b w:val="0"/>
+                <w:bCs w:val="0"/>
                 <w:noProof/>
                 <w:webHidden/>
                 <w:sz w:val="16"/>
@@ -7094,6 +7512,8 @@
             </w:r>
             <w:r>
               <w:rPr>
+                <w:b w:val="0"/>
+                <w:bCs w:val="0"/>
                 <w:noProof/>
                 <w:webHidden/>
                 <w:sz w:val="16"/>
@@ -7103,6 +7523,8 @@
             </w:r>
             <w:r>
               <w:rPr>
+                <w:b w:val="0"/>
+                <w:bCs w:val="0"/>
                 <w:noProof/>
                 <w:webHidden/>
                 <w:sz w:val="16"/>
@@ -7112,6 +7534,8 @@
             </w:r>
             <w:r>
               <w:rPr>
+                <w:b w:val="0"/>
+                <w:bCs w:val="0"/>
                 <w:noProof/>
                 <w:webHidden/>
                 <w:sz w:val="16"/>
@@ -7120,6 +7544,8 @@
             </w:r>
             <w:r>
               <w:rPr>
+                <w:b w:val="0"/>
+                <w:bCs w:val="0"/>
                 <w:noProof/>
                 <w:webHidden/>
                 <w:sz w:val="16"/>
@@ -7129,16 +7555,20 @@
             </w:r>
             <w:r>
               <w:rPr>
+                <w:b w:val="0"/>
+                <w:bCs w:val="0"/>
                 <w:noProof/>
                 <w:webHidden/>
                 <w:sz w:val="16"/>
                 <w:szCs w:val="16"/>
                 <w:rtl/>
               </w:rPr>
-              <w:t>58</w:t>
-            </w:r>
-            <w:r>
-              <w:rPr>
+              <w:t>66</w:t>
+            </w:r>
+            <w:r>
+              <w:rPr>
+                <w:b w:val="0"/>
+                <w:bCs w:val="0"/>
                 <w:noProof/>
                 <w:webHidden/>
                 <w:sz w:val="16"/>
@@ -7166,6 +7596,8 @@
             <w:r>
               <w:rPr>
                 <w:rStyle w:val="Hyperlink"/>
+                <w:b w:val="0"/>
+                <w:bCs w:val="0"/>
                 <w:noProof/>
                 <w:sz w:val="16"/>
                 <w:szCs w:val="16"/>
@@ -7175,6 +7607,8 @@
             <w:r>
               <w:rPr>
                 <w:rStyle w:val="Hyperlink"/>
+                <w:b w:val="0"/>
+                <w:bCs w:val="0"/>
                 <w:noProof/>
                 <w:sz w:val="16"/>
                 <w:szCs w:val="16"/>
@@ -7186,6 +7620,8 @@
               <w:rPr>
                 <w:rStyle w:val="Hyperlink"/>
                 <w:rFonts w:hint="eastAsia"/>
+                <w:b w:val="0"/>
+                <w:bCs w:val="0"/>
                 <w:noProof/>
                 <w:sz w:val="16"/>
                 <w:szCs w:val="16"/>
@@ -7195,6 +7631,8 @@
             </w:r>
             <w:r>
               <w:rPr>
+                <w:b w:val="0"/>
+                <w:bCs w:val="0"/>
                 <w:noProof/>
                 <w:webHidden/>
                 <w:sz w:val="16"/>
@@ -7204,6 +7642,8 @@
             </w:r>
             <w:r>
               <w:rPr>
+                <w:b w:val="0"/>
+                <w:bCs w:val="0"/>
                 <w:noProof/>
                 <w:webHidden/>
                 <w:sz w:val="16"/>
@@ -7213,6 +7653,8 @@
             </w:r>
             <w:r>
               <w:rPr>
+                <w:b w:val="0"/>
+                <w:bCs w:val="0"/>
                 <w:noProof/>
                 <w:webHidden/>
                 <w:sz w:val="16"/>
@@ -7222,6 +7664,8 @@
             </w:r>
             <w:r>
               <w:rPr>
+                <w:b w:val="0"/>
+                <w:bCs w:val="0"/>
                 <w:noProof/>
                 <w:webHidden/>
                 <w:sz w:val="16"/>
@@ -7230,6 +7674,8 @@
             </w:r>
             <w:r>
               <w:rPr>
+                <w:b w:val="0"/>
+                <w:bCs w:val="0"/>
                 <w:noProof/>
                 <w:webHidden/>
                 <w:sz w:val="16"/>
@@ -7239,16 +7685,20 @@
             </w:r>
             <w:r>
               <w:rPr>
+                <w:b w:val="0"/>
+                <w:bCs w:val="0"/>
                 <w:noProof/>
                 <w:webHidden/>
                 <w:sz w:val="16"/>
                 <w:szCs w:val="16"/>
                 <w:rtl/>
               </w:rPr>
-              <w:t>59</w:t>
-            </w:r>
-            <w:r>
-              <w:rPr>
+              <w:t>67</w:t>
+            </w:r>
+            <w:r>
+              <w:rPr>
+                <w:b w:val="0"/>
+                <w:bCs w:val="0"/>
                 <w:noProof/>
                 <w:webHidden/>
                 <w:sz w:val="16"/>
@@ -7276,6 +7726,8 @@
             <w:r>
               <w:rPr>
                 <w:rStyle w:val="Hyperlink"/>
+                <w:b w:val="0"/>
+                <w:bCs w:val="0"/>
                 <w:noProof/>
                 <w:sz w:val="16"/>
                 <w:szCs w:val="16"/>
@@ -7286,6 +7738,8 @@
             <w:r>
               <w:rPr>
                 <w:rStyle w:val="Hyperlink"/>
+                <w:b w:val="0"/>
+                <w:bCs w:val="0"/>
                 <w:noProof/>
                 <w:sz w:val="16"/>
                 <w:szCs w:val="16"/>
@@ -7295,6 +7749,8 @@
             <w:r>
               <w:rPr>
                 <w:rStyle w:val="Hyperlink"/>
+                <w:b w:val="0"/>
+                <w:bCs w:val="0"/>
                 <w:noProof/>
                 <w:sz w:val="16"/>
                 <w:szCs w:val="16"/>
@@ -7306,6 +7762,8 @@
               <w:rPr>
                 <w:rStyle w:val="Hyperlink"/>
                 <w:rFonts w:hint="eastAsia"/>
+                <w:b w:val="0"/>
+                <w:bCs w:val="0"/>
                 <w:noProof/>
                 <w:sz w:val="16"/>
                 <w:szCs w:val="16"/>
@@ -7316,6 +7774,8 @@
             <w:r>
               <w:rPr>
                 <w:rStyle w:val="Hyperlink"/>
+                <w:b w:val="0"/>
+                <w:bCs w:val="0"/>
                 <w:noProof/>
                 <w:sz w:val="16"/>
                 <w:szCs w:val="16"/>
@@ -7327,6 +7787,8 @@
               <w:rPr>
                 <w:rStyle w:val="Hyperlink"/>
                 <w:rFonts w:hint="eastAsia"/>
+                <w:b w:val="0"/>
+                <w:bCs w:val="0"/>
                 <w:noProof/>
                 <w:sz w:val="16"/>
                 <w:szCs w:val="16"/>
@@ -7336,6 +7798,8 @@
             </w:r>
             <w:r>
               <w:rPr>
+                <w:b w:val="0"/>
+                <w:bCs w:val="0"/>
                 <w:noProof/>
                 <w:webHidden/>
                 <w:sz w:val="16"/>
@@ -7345,6 +7809,8 @@
             </w:r>
             <w:r>
               <w:rPr>
+                <w:b w:val="0"/>
+                <w:bCs w:val="0"/>
                 <w:noProof/>
                 <w:webHidden/>
                 <w:sz w:val="16"/>
@@ -7354,6 +7820,8 @@
             </w:r>
             <w:r>
               <w:rPr>
+                <w:b w:val="0"/>
+                <w:bCs w:val="0"/>
                 <w:noProof/>
                 <w:webHidden/>
                 <w:sz w:val="16"/>
@@ -7363,6 +7831,8 @@
             </w:r>
             <w:r>
               <w:rPr>
+                <w:b w:val="0"/>
+                <w:bCs w:val="0"/>
                 <w:noProof/>
                 <w:webHidden/>
                 <w:sz w:val="16"/>
@@ -7371,6 +7841,8 @@
             </w:r>
             <w:r>
               <w:rPr>
+                <w:b w:val="0"/>
+                <w:bCs w:val="0"/>
                 <w:noProof/>
                 <w:webHidden/>
                 <w:sz w:val="16"/>
@@ -7380,16 +7852,20 @@
             </w:r>
             <w:r>
               <w:rPr>
+                <w:b w:val="0"/>
+                <w:bCs w:val="0"/>
                 <w:noProof/>
                 <w:webHidden/>
                 <w:sz w:val="16"/>
                 <w:szCs w:val="16"/>
                 <w:rtl/>
               </w:rPr>
-              <w:t>60</w:t>
-            </w:r>
-            <w:r>
-              <w:rPr>
+              <w:t>68</w:t>
+            </w:r>
+            <w:r>
+              <w:rPr>
+                <w:b w:val="0"/>
+                <w:bCs w:val="0"/>
                 <w:noProof/>
                 <w:webHidden/>
                 <w:sz w:val="16"/>
@@ -7417,6 +7893,8 @@
             <w:r>
               <w:rPr>
                 <w:rStyle w:val="Hyperlink"/>
+                <w:b w:val="0"/>
+                <w:bCs w:val="0"/>
                 <w:noProof/>
                 <w:sz w:val="16"/>
                 <w:szCs w:val="16"/>
@@ -7427,6 +7905,8 @@
             <w:r>
               <w:rPr>
                 <w:rStyle w:val="Hyperlink"/>
+                <w:b w:val="0"/>
+                <w:bCs w:val="0"/>
                 <w:noProof/>
                 <w:sz w:val="16"/>
                 <w:szCs w:val="16"/>
@@ -7436,6 +7916,8 @@
             <w:r>
               <w:rPr>
                 <w:rStyle w:val="Hyperlink"/>
+                <w:b w:val="0"/>
+                <w:bCs w:val="0"/>
                 <w:noProof/>
                 <w:sz w:val="16"/>
                 <w:szCs w:val="16"/>
@@ -7447,6 +7929,8 @@
               <w:rPr>
                 <w:rStyle w:val="Hyperlink"/>
                 <w:rFonts w:hint="eastAsia"/>
+                <w:b w:val="0"/>
+                <w:bCs w:val="0"/>
                 <w:noProof/>
                 <w:sz w:val="16"/>
                 <w:szCs w:val="16"/>
@@ -7456,6 +7940,8 @@
             </w:r>
             <w:r>
               <w:rPr>
+                <w:b w:val="0"/>
+                <w:bCs w:val="0"/>
                 <w:noProof/>
                 <w:webHidden/>
                 <w:sz w:val="16"/>
@@ -7465,6 +7951,8 @@
             </w:r>
             <w:r>
               <w:rPr>
+                <w:b w:val="0"/>
+                <w:bCs w:val="0"/>
                 <w:noProof/>
                 <w:webHidden/>
                 <w:sz w:val="16"/>
@@ -7474,6 +7962,8 @@
             </w:r>
             <w:r>
               <w:rPr>
+                <w:b w:val="0"/>
+                <w:bCs w:val="0"/>
                 <w:noProof/>
                 <w:webHidden/>
                 <w:sz w:val="16"/>
@@ -7483,6 +7973,8 @@
             </w:r>
             <w:r>
               <w:rPr>
+                <w:b w:val="0"/>
+                <w:bCs w:val="0"/>
                 <w:noProof/>
                 <w:webHidden/>
                 <w:sz w:val="16"/>
@@ -7491,6 +7983,8 @@
             </w:r>
             <w:r>
               <w:rPr>
+                <w:b w:val="0"/>
+                <w:bCs w:val="0"/>
                 <w:noProof/>
                 <w:webHidden/>
                 <w:sz w:val="16"/>
@@ -7500,16 +7994,20 @@
             </w:r>
             <w:r>
               <w:rPr>
+                <w:b w:val="0"/>
+                <w:bCs w:val="0"/>
                 <w:noProof/>
                 <w:webHidden/>
                 <w:sz w:val="16"/>
                 <w:szCs w:val="16"/>
                 <w:rtl/>
               </w:rPr>
-              <w:t>60</w:t>
-            </w:r>
-            <w:r>
-              <w:rPr>
+              <w:t>68</w:t>
+            </w:r>
+            <w:r>
+              <w:rPr>
+                <w:b w:val="0"/>
+                <w:bCs w:val="0"/>
                 <w:noProof/>
                 <w:webHidden/>
                 <w:sz w:val="16"/>
@@ -9334,6 +9832,13 @@
       <w:bookmarkStart w:id="31" w:name="_Toc199170641"/>
       <w:r>
         <w:rPr>
+          <w:rFonts w:hint="cs"/>
+          <w:rtl/>
+        </w:rPr>
+        <w:t xml:space="preserve">3 </w:t>
+      </w:r>
+      <w:r>
+        <w:rPr>
           <w:rtl/>
         </w:rPr>
         <w:t>מטרות ויעדים</w:t>
@@ -10485,6 +10990,13 @@
         </w:rPr>
       </w:pPr>
       <w:bookmarkStart w:id="36" w:name="_Toc199170644"/>
+      <w:r>
+        <w:rPr>
+          <w:rFonts w:hint="cs"/>
+          <w:rtl/>
+        </w:rPr>
+        <w:t xml:space="preserve">4 </w:t>
+      </w:r>
       <w:r>
         <w:rPr>
           <w:rtl/>
@@ -11117,9 +11629,16 @@
       <w:bookmarkStart w:id="39" w:name="_Toc199170645"/>
       <w:r>
         <w:rPr>
+          <w:rFonts w:hint="cs"/>
           <w:rtl/>
         </w:rPr>
         <w:lastRenderedPageBreak/>
+        <w:t xml:space="preserve">5 </w:t>
+      </w:r>
+      <w:r>
+        <w:rPr>
+          <w:rtl/>
+        </w:rPr>
         <w:t>הגדרת מדדי הצלחה למערכת</w:t>
       </w:r>
       <w:bookmarkEnd w:id="37"/>
@@ -11759,9 +12278,16 @@
       <w:bookmarkStart w:id="42" w:name="_Toc199170646"/>
       <w:r>
         <w:rPr>
+          <w:rFonts w:hint="cs"/>
           <w:rtl/>
         </w:rPr>
         <w:lastRenderedPageBreak/>
+        <w:t xml:space="preserve">6 </w:t>
+      </w:r>
+      <w:r>
+        <w:rPr>
+          <w:rtl/>
+        </w:rPr>
         <w:t xml:space="preserve">רקע תיאורטי </w:t>
       </w:r>
       <w:r>
@@ -12951,9 +13477,16 @@
       <w:bookmarkStart w:id="46" w:name="_Toc199170648"/>
       <w:r>
         <w:rPr>
+          <w:rFonts w:hint="cs"/>
           <w:rtl/>
         </w:rPr>
         <w:lastRenderedPageBreak/>
+        <w:t xml:space="preserve">7 </w:t>
+      </w:r>
+      <w:r>
+        <w:rPr>
+          <w:rtl/>
+        </w:rPr>
         <w:t>תיאור מצב קיים</w:t>
       </w:r>
       <w:bookmarkEnd w:id="44"/>
@@ -14130,6 +14663,13 @@
       <w:bookmarkEnd w:id="49"/>
       <w:r>
         <w:rPr>
+          <w:rFonts w:hint="cs"/>
+          <w:rtl/>
+        </w:rPr>
+        <w:t xml:space="preserve">8 </w:t>
+      </w:r>
+      <w:r>
+        <w:rPr>
           <w:rtl/>
         </w:rPr>
         <w:t>ותיאור החלופה הנבחרת</w:t>
@@ -14297,9 +14837,11 @@
       <w:pPr>
         <w:pStyle w:val="a8"/>
         <w:numPr>
-          <w:ilvl w:val="0"/>
-          <w:numId w:val="146"/>
+          <w:ilvl w:val="1"/>
+          <w:numId w:val="40"/>
         </w:numPr>
+        <w:ind w:left="360" w:hanging="270"/>
+        <w:jc w:val="both"/>
         <w:rPr>
           <w:rFonts w:asciiTheme="minorBidi" w:hAnsiTheme="minorBidi" w:cstheme="minorBidi"/>
           <w:b/>
@@ -21361,20 +21903,7 @@
         <w:rPr>
           <w:rFonts w:asciiTheme="minorBidi" w:hAnsiTheme="minorBidi" w:cstheme="minorBidi"/>
         </w:rPr>
-        <w:t xml:space="preserve">, </w:t>
-      </w:r>
-      <w:r>
-        <w:rPr>
-          <w:rFonts w:asciiTheme="minorBidi" w:hAnsiTheme="minorBidi" w:cstheme="minorBidi"/>
-          <w:rtl/>
-        </w:rPr>
-        <w:t>בקרים</w:t>
-      </w:r>
-      <w:r>
-        <w:rPr>
-          <w:rFonts w:asciiTheme="minorBidi" w:hAnsiTheme="minorBidi" w:cstheme="minorBidi"/>
-        </w:rPr>
-        <w:t xml:space="preserve"> (Controllers), </w:t>
+        <w:t xml:space="preserve">,  </w:t>
       </w:r>
       <w:r>
         <w:rPr>
@@ -21387,7 +21916,38 @@
         <w:rPr>
           <w:rFonts w:asciiTheme="minorBidi" w:hAnsiTheme="minorBidi" w:cstheme="minorBidi"/>
         </w:rPr>
-        <w:t xml:space="preserve"> (Business Logic) </w:t>
+        <w:t xml:space="preserve"> </w:t>
+      </w:r>
+      <w:r>
+        <w:rPr>
+          <w:rFonts w:asciiTheme="minorBidi" w:hAnsiTheme="minorBidi" w:cstheme="minorBidi"/>
+        </w:rPr>
+        <w:t xml:space="preserve"> </w:t>
+      </w:r>
+      <w:r>
+        <w:rPr>
+          <w:rFonts w:asciiTheme="minorBidi" w:hAnsiTheme="minorBidi" w:cstheme="minorBidi"/>
+        </w:rPr>
+        <w:t>(Business Logic)</w:t>
+      </w:r>
+      <w:r>
+        <w:rPr>
+          <w:rFonts w:asciiTheme="minorBidi" w:hAnsiTheme="minorBidi" w:cstheme="minorBidi" w:hint="cs"/>
+          <w:rtl/>
+        </w:rPr>
+        <w:t xml:space="preserve"> ויש גם </w:t>
+      </w:r>
+      <w:r>
+        <w:rPr>
+          <w:rFonts w:asciiTheme="minorBidi" w:hAnsiTheme="minorBidi" w:cstheme="minorBidi"/>
+        </w:rPr>
+        <w:t xml:space="preserve"> services </w:t>
+      </w:r>
+      <w:r>
+        <w:rPr>
+          <w:rFonts w:asciiTheme="minorBidi" w:hAnsiTheme="minorBidi" w:cstheme="minorBidi"/>
+        </w:rPr>
+        <w:t xml:space="preserve"> </w:t>
       </w:r>
       <w:r>
         <w:rPr>
@@ -22300,7 +22860,7 @@
       <w:pPr>
         <w:pStyle w:val="2"/>
         <w:rPr>
-          <w:rtl/>
+          <w:lang w:val="en-US"/>
         </w:rPr>
       </w:pPr>
       <w:bookmarkStart w:id="63" w:name="_Toc191372310"/>
@@ -22321,14 +22881,6 @@
       <w:bookmarkEnd w:id="63"/>
       <w:bookmarkEnd w:id="64"/>
       <w:bookmarkEnd w:id="65"/>
-    </w:p>
-    <w:p>
-      <w:pPr>
-        <w:rPr>
-          <w:rFonts w:asciiTheme="minorBidi" w:hAnsiTheme="minorBidi" w:cstheme="minorBidi"/>
-          <w:rtl/>
-        </w:rPr>
-      </w:pPr>
     </w:p>
     <w:p>
       <w:pPr>
@@ -22670,13 +23222,6 @@
       <w:pPr>
         <w:rPr>
           <w:rFonts w:asciiTheme="minorBidi" w:hAnsiTheme="minorBidi" w:cstheme="minorBidi"/>
-        </w:rPr>
-      </w:pPr>
-    </w:p>
-    <w:p>
-      <w:pPr>
-        <w:rPr>
-          <w:rFonts w:asciiTheme="minorBidi" w:hAnsiTheme="minorBidi" w:cstheme="minorBidi"/>
           <w:b/>
           <w:bCs/>
         </w:rPr>
@@ -22997,46 +23542,17 @@
       <w:pPr>
         <w:rPr>
           <w:rFonts w:asciiTheme="minorBidi" w:hAnsiTheme="minorBidi" w:cstheme="minorBidi"/>
-        </w:rPr>
-      </w:pPr>
-    </w:p>
-    <w:p>
-      <w:pPr>
-        <w:rPr>
-          <w:rFonts w:asciiTheme="minorBidi" w:hAnsiTheme="minorBidi" w:cstheme="minorBidi"/>
-        </w:rPr>
-      </w:pPr>
-    </w:p>
-    <w:p>
-      <w:pPr>
-        <w:rPr>
-          <w:rFonts w:asciiTheme="minorBidi" w:hAnsiTheme="minorBidi" w:cstheme="minorBidi"/>
-        </w:rPr>
-      </w:pPr>
-    </w:p>
-    <w:p>
-      <w:pPr>
-        <w:rPr>
-          <w:rFonts w:asciiTheme="minorBidi" w:hAnsiTheme="minorBidi" w:cstheme="minorBidi"/>
-        </w:rPr>
-      </w:pPr>
-    </w:p>
-    <w:p>
-      <w:pPr>
-        <w:rPr>
-          <w:rFonts w:asciiTheme="minorBidi" w:hAnsiTheme="minorBidi" w:cstheme="minorBidi"/>
-          <w:b/>
-          <w:bCs/>
-        </w:rPr>
-      </w:pPr>
-      <w:r>
-        <w:rPr>
-          <w:rFonts w:asciiTheme="minorBidi" w:hAnsiTheme="minorBidi" w:cstheme="minorBidi"/>
-          <w:b/>
-          <w:bCs/>
-          <w:rtl/>
-        </w:rPr>
-        <w:lastRenderedPageBreak/>
+          <w:b/>
+          <w:bCs/>
+        </w:rPr>
+      </w:pPr>
+      <w:r>
+        <w:rPr>
+          <w:rFonts w:asciiTheme="minorBidi" w:hAnsiTheme="minorBidi" w:cstheme="minorBidi"/>
+          <w:b/>
+          <w:bCs/>
+          <w:rtl/>
+        </w:rPr>
         <w:t>2.</w:t>
       </w:r>
       <w:r>
@@ -23269,6 +23785,7 @@
           <w:rFonts w:asciiTheme="minorBidi" w:hAnsiTheme="minorBidi" w:cstheme="minorBidi"/>
           <w:rtl/>
         </w:rPr>
+        <w:lastRenderedPageBreak/>
         <w:t>בעת טעינת האפליקציה, הלקוח פותח חיבור</w:t>
       </w:r>
       <w:r>
@@ -23684,6 +24201,41 @@
         <w:rPr>
           <w:rFonts w:asciiTheme="minorBidi" w:hAnsiTheme="minorBidi" w:cstheme="minorBidi"/>
           <w:rtl/>
+        </w:rPr>
+      </w:pPr>
+    </w:p>
+    <w:p>
+      <w:pPr>
+        <w:rPr>
+          <w:rFonts w:asciiTheme="minorBidi" w:hAnsiTheme="minorBidi" w:cstheme="minorBidi"/>
+        </w:rPr>
+      </w:pPr>
+    </w:p>
+    <w:p>
+      <w:pPr>
+        <w:rPr>
+          <w:rFonts w:asciiTheme="minorBidi" w:hAnsiTheme="minorBidi" w:cstheme="minorBidi"/>
+        </w:rPr>
+      </w:pPr>
+    </w:p>
+    <w:p>
+      <w:pPr>
+        <w:rPr>
+          <w:rFonts w:asciiTheme="minorBidi" w:hAnsiTheme="minorBidi" w:cstheme="minorBidi"/>
+        </w:rPr>
+      </w:pPr>
+    </w:p>
+    <w:p>
+      <w:pPr>
+        <w:rPr>
+          <w:rFonts w:asciiTheme="minorBidi" w:hAnsiTheme="minorBidi" w:cstheme="minorBidi"/>
+        </w:rPr>
+      </w:pPr>
+    </w:p>
+    <w:p>
+      <w:pPr>
+        <w:rPr>
+          <w:rFonts w:asciiTheme="minorBidi" w:hAnsiTheme="minorBidi" w:cstheme="minorBidi"/>
         </w:rPr>
       </w:pPr>
     </w:p>
@@ -25601,9 +26153,6 @@
     <w:p>
       <w:pPr>
         <w:pStyle w:val="2"/>
-        <w:rPr>
-          <w:lang w:val="en-US"/>
-        </w:rPr>
       </w:pPr>
     </w:p>
     <w:p>
@@ -30190,7 +30739,7 @@
     </w:p>
     <w:p>
       <w:pPr>
-        <w:pStyle w:val="3"/>
+        <w:pStyle w:val="2"/>
         <w:rPr>
           <w:rtl/>
         </w:rPr>
@@ -30414,7 +30963,7 @@
     </w:p>
     <w:p>
       <w:pPr>
-        <w:pStyle w:val="3"/>
+        <w:pStyle w:val="2"/>
         <w:rPr>
           <w:rtl/>
         </w:rPr>
@@ -30526,12 +31075,123 @@
         <w:ind w:left="97"/>
         <w:rPr>
           <w:rFonts w:asciiTheme="minorBidi" w:hAnsiTheme="minorBidi" w:cstheme="minorBidi"/>
-        </w:rPr>
-      </w:pPr>
-    </w:p>
-    <w:p>
-      <w:pPr>
-        <w:pStyle w:val="3"/>
+          <w:rtl/>
+        </w:rPr>
+      </w:pPr>
+    </w:p>
+    <w:p>
+      <w:pPr>
+        <w:ind w:left="97"/>
+        <w:rPr>
+          <w:rFonts w:asciiTheme="minorBidi" w:hAnsiTheme="minorBidi" w:cstheme="minorBidi"/>
+          <w:rtl/>
+        </w:rPr>
+      </w:pPr>
+    </w:p>
+    <w:p>
+      <w:pPr>
+        <w:ind w:left="97"/>
+        <w:rPr>
+          <w:rFonts w:asciiTheme="minorBidi" w:hAnsiTheme="minorBidi" w:cstheme="minorBidi"/>
+          <w:rtl/>
+        </w:rPr>
+      </w:pPr>
+    </w:p>
+    <w:p>
+      <w:pPr>
+        <w:ind w:left="97"/>
+        <w:rPr>
+          <w:rFonts w:asciiTheme="minorBidi" w:hAnsiTheme="minorBidi" w:cstheme="minorBidi"/>
+          <w:rtl/>
+        </w:rPr>
+      </w:pPr>
+    </w:p>
+    <w:p>
+      <w:pPr>
+        <w:ind w:left="97"/>
+        <w:rPr>
+          <w:rFonts w:asciiTheme="minorBidi" w:hAnsiTheme="minorBidi" w:cstheme="minorBidi"/>
+          <w:rtl/>
+        </w:rPr>
+      </w:pPr>
+    </w:p>
+    <w:p>
+      <w:pPr>
+        <w:ind w:left="97"/>
+        <w:rPr>
+          <w:rFonts w:asciiTheme="minorBidi" w:hAnsiTheme="minorBidi" w:cstheme="minorBidi"/>
+          <w:rtl/>
+        </w:rPr>
+      </w:pPr>
+    </w:p>
+    <w:p>
+      <w:pPr>
+        <w:ind w:left="97"/>
+        <w:rPr>
+          <w:rFonts w:asciiTheme="minorBidi" w:hAnsiTheme="minorBidi" w:cstheme="minorBidi"/>
+          <w:rtl/>
+        </w:rPr>
+      </w:pPr>
+    </w:p>
+    <w:p>
+      <w:pPr>
+        <w:ind w:left="97"/>
+        <w:rPr>
+          <w:rFonts w:asciiTheme="minorBidi" w:hAnsiTheme="minorBidi" w:cstheme="minorBidi"/>
+          <w:rtl/>
+        </w:rPr>
+      </w:pPr>
+    </w:p>
+    <w:p>
+      <w:pPr>
+        <w:ind w:left="97"/>
+        <w:rPr>
+          <w:rFonts w:asciiTheme="minorBidi" w:hAnsiTheme="minorBidi" w:cstheme="minorBidi"/>
+          <w:rtl/>
+        </w:rPr>
+      </w:pPr>
+    </w:p>
+    <w:p>
+      <w:pPr>
+        <w:ind w:left="97"/>
+        <w:rPr>
+          <w:rFonts w:asciiTheme="minorBidi" w:hAnsiTheme="minorBidi" w:cstheme="minorBidi"/>
+          <w:rtl/>
+        </w:rPr>
+      </w:pPr>
+    </w:p>
+    <w:p>
+      <w:pPr>
+        <w:ind w:left="97"/>
+        <w:rPr>
+          <w:rFonts w:asciiTheme="minorBidi" w:hAnsiTheme="minorBidi" w:cstheme="minorBidi"/>
+          <w:rtl/>
+        </w:rPr>
+      </w:pPr>
+    </w:p>
+    <w:p>
+      <w:pPr>
+        <w:ind w:left="97"/>
+        <w:rPr>
+          <w:rFonts w:asciiTheme="minorBidi" w:hAnsiTheme="minorBidi" w:cstheme="minorBidi"/>
+          <w:rtl/>
+        </w:rPr>
+      </w:pPr>
+    </w:p>
+    <w:p>
+      <w:pPr>
+        <w:ind w:left="97"/>
+        <w:rPr>
+          <w:rFonts w:asciiTheme="minorBidi" w:hAnsiTheme="minorBidi" w:cstheme="minorBidi"/>
+        </w:rPr>
+      </w:pPr>
+    </w:p>
+    <w:p>
+      <w:pPr>
+        <w:pStyle w:val="2"/>
+        <w:rPr>
+          <w:rtl/>
+        </w:rPr>
       </w:pPr>
       <w:bookmarkStart w:id="108" w:name="_Toc191372329"/>
       <w:bookmarkStart w:id="109" w:name="_Toc191827418"/>
@@ -30540,48 +31200,20 @@
         <w:rPr>
           <w:rtl/>
         </w:rPr>
-        <w:t>1</w:t>
-      </w:r>
-      <w:r>
-        <w:rPr>
-          <w:rtl/>
-        </w:rPr>
-        <w:t>4</w:t>
-      </w:r>
-      <w:r>
-        <w:rPr>
-          <w:rtl/>
-        </w:rPr>
-        <w:t xml:space="preserve">.3.3 </w:t>
-      </w:r>
-      <w:r>
-        <w:rPr>
-          <w:rtl/>
-        </w:rPr>
-        <w:t>תיאור מחלקות מפורט</w:t>
-      </w:r>
-      <w:bookmarkEnd w:id="108"/>
-      <w:bookmarkEnd w:id="109"/>
-      <w:bookmarkEnd w:id="110"/>
-    </w:p>
-    <w:p>
-      <w:pPr>
-        <w:rPr>
-          <w:rtl/>
-          <w:lang w:val="en-GB"/>
-        </w:rPr>
-      </w:pPr>
-      <w:r>
-        <w:rPr>
-          <w:noProof/>
-          <w:rtl/>
-          <w:lang w:val="en-GB"/>
-        </w:rPr>
+        <w:lastRenderedPageBreak/>
         <w:drawing>
-          <wp:inline distT="0" distB="0" distL="0" distR="0" wp14:anchorId="460567E5" wp14:editId="031654A2">
-            <wp:extent cx="5657850" cy="1724025"/>
-            <wp:effectExtent l="0" t="0" r="0" b="9525"/>
-            <wp:docPr id="655178847" name="תמונה 1" descr="תמונה שמכילה טקסט, גופן, קו, מספר&#10;&#10;תוכן שנוצר על-ידי בינה מלאכותית עשוי להיות שגוי."/>
+          <wp:anchor distT="0" distB="0" distL="114300" distR="114300" simplePos="0" relativeHeight="251658240" behindDoc="0" locked="0" layoutInCell="1" allowOverlap="1" wp14:anchorId="717A6504" wp14:editId="01ACD1A8">
+            <wp:simplePos x="0" y="0"/>
+            <wp:positionH relativeFrom="column">
+              <wp:posOffset>-411591</wp:posOffset>
+            </wp:positionH>
+            <wp:positionV relativeFrom="paragraph">
+              <wp:posOffset>452231</wp:posOffset>
+            </wp:positionV>
+            <wp:extent cx="3438525" cy="1990725"/>
+            <wp:effectExtent l="0" t="0" r="9525" b="9525"/>
+            <wp:wrapSquare wrapText="bothSides"/>
+            <wp:docPr id="1065030533" name="תמונה 1" descr="תמונה שמכילה טקסט, צילום מסך, גופן, מספר&#10;&#10;תוכן בינה מלאכותית גנרטיבית עשוי להיות שגוי."/>
             <wp:cNvGraphicFramePr>
               <a:graphicFrameLocks xmlns:a="http://schemas.openxmlformats.org/drawingml/2006/main" noChangeAspect="1"/>
             </wp:cNvGraphicFramePr>
@@ -30589,11 +31221,17 @@
               <a:graphicData uri="http://schemas.openxmlformats.org/drawingml/2006/picture">
                 <pic:pic xmlns:pic="http://schemas.openxmlformats.org/drawingml/2006/picture">
                   <pic:nvPicPr>
-                    <pic:cNvPr id="655178847" name="תמונה 1" descr="תמונה שמכילה טקסט, גופן, קו, מספר&#10;&#10;תוכן שנוצר על-ידי בינה מלאכותית עשוי להיות שגוי."/>
+                    <pic:cNvPr id="1065030533" name="תמונה 1" descr="תמונה שמכילה טקסט, צילום מסך, גופן, מספר&#10;&#10;תוכן בינה מלאכותית גנרטיבית עשוי להיות שגוי."/>
                     <pic:cNvPicPr/>
                   </pic:nvPicPr>
                   <pic:blipFill>
-                    <a:blip r:embed="rId52"/>
+                    <a:blip r:embed="rId52">
+                      <a:extLst>
+                        <a:ext uri="{28A0092B-C50C-407E-A947-70E740481C1C}">
+                          <a14:useLocalDpi xmlns:a14="http://schemas.microsoft.com/office/drawing/2010/main" val="0"/>
+                        </a:ext>
+                      </a:extLst>
+                    </a:blip>
                     <a:stretch>
                       <a:fillRect/>
                     </a:stretch>
@@ -30601,7 +31239,7 @@
                   <pic:spPr>
                     <a:xfrm>
                       <a:off x="0" y="0"/>
-                      <a:ext cx="5657850" cy="1724025"/>
+                      <a:ext cx="3438525" cy="1990725"/>
                     </a:xfrm>
                     <a:prstGeom prst="rect">
                       <a:avLst/>
@@ -30610,29 +31248,132 @@
                 </pic:pic>
               </a:graphicData>
             </a:graphic>
-          </wp:inline>
+          </wp:anchor>
         </w:drawing>
       </w:r>
-    </w:p>
-    <w:p>
-      <w:pPr>
-        <w:rPr>
-          <w:rFonts w:asciiTheme="minorBidi" w:hAnsiTheme="minorBidi" w:cstheme="minorBidi"/>
-          <w:rtl/>
-        </w:rPr>
-      </w:pPr>
-      <w:r>
-        <w:rPr>
-          <w:rFonts w:asciiTheme="minorBidi" w:hAnsiTheme="minorBidi"/>
-          <w:noProof/>
-          <w:rtl/>
-        </w:rPr>
-        <w:lastRenderedPageBreak/>
+      <w:r>
+        <w:rPr>
+          <w:rtl/>
+        </w:rPr>
+        <w:t>1</w:t>
+      </w:r>
+      <w:r>
+        <w:rPr>
+          <w:rtl/>
+        </w:rPr>
+        <w:t>4</w:t>
+      </w:r>
+      <w:r>
+        <w:rPr>
+          <w:rtl/>
+        </w:rPr>
+        <w:t xml:space="preserve">.3.3 </w:t>
+      </w:r>
+      <w:r>
+        <w:rPr>
+          <w:rtl/>
+        </w:rPr>
+        <w:t>תיאור מחלקות מפורט</w:t>
+      </w:r>
+      <w:bookmarkEnd w:id="108"/>
+      <w:bookmarkEnd w:id="109"/>
+      <w:bookmarkEnd w:id="110"/>
+    </w:p>
+    <w:p>
+      <w:pPr>
+        <w:rPr>
+          <w:rtl/>
+        </w:rPr>
+      </w:pPr>
+      <w:r>
+        <w:rPr>
+          <w:rFonts w:hint="cs"/>
+          <w:rtl/>
+        </w:rPr>
+        <w:t xml:space="preserve">הסבר : </w:t>
+      </w:r>
+    </w:p>
+    <w:p>
+      <w:pPr>
+        <w:rPr>
+          <w:rtl/>
+        </w:rPr>
+      </w:pPr>
+      <w:proofErr w:type="spellStart"/>
+      <w:proofErr w:type="gramStart"/>
+      <w:r>
+        <w:rPr>
+          <w:b/>
+          <w:bCs/>
+        </w:rPr>
+        <w:t>HomePage</w:t>
+      </w:r>
+      <w:proofErr w:type="spellEnd"/>
+      <w:r>
+        <w:t xml:space="preserve"> </w:t>
+      </w:r>
+      <w:r>
+        <w:rPr>
+          <w:rFonts w:hint="cs"/>
+          <w:rtl/>
+        </w:rPr>
+        <w:t xml:space="preserve"> -</w:t>
+      </w:r>
+      <w:proofErr w:type="gramEnd"/>
+      <w:r>
+        <w:rPr>
+          <w:rFonts w:hint="cs"/>
+          <w:rtl/>
+        </w:rPr>
+        <w:t xml:space="preserve"> </w:t>
+      </w:r>
+      <w:r>
+        <w:rPr>
+          <w:rtl/>
+        </w:rPr>
+        <w:t>מחלקה האחראית על יצירת דף הבית של האפליקציה בונה מבנה דף עם סקציות שונות כמו</w:t>
+      </w:r>
+      <w:r>
+        <w:t xml:space="preserve"> hero, </w:t>
+      </w:r>
+      <w:r>
+        <w:rPr>
+          <w:rtl/>
+        </w:rPr>
+        <w:t>תכונות, אבטחה וטכנולוגיה מספקת ממשק ניווט ותצוגה ראשונית למשתמשים חדשים</w:t>
+      </w:r>
+    </w:p>
+    <w:p>
+      <w:pPr>
+        <w:rPr>
+          <w:rtl/>
+        </w:rPr>
+      </w:pPr>
+    </w:p>
+    <w:p>
+      <w:pPr>
+        <w:rPr>
+          <w:rtl/>
+        </w:rPr>
+      </w:pPr>
+    </w:p>
+    <w:p>
+      <w:pPr>
+        <w:jc w:val="right"/>
+        <w:rPr>
+          <w:rtl/>
+        </w:rPr>
+      </w:pPr>
+      <w:r>
+        <w:rPr>
+          <w:rtl/>
+          <w:lang w:val="en-GB"/>
+        </w:rPr>
         <w:drawing>
-          <wp:inline distT="0" distB="0" distL="0" distR="0" wp14:anchorId="6B582BC0" wp14:editId="11A36AB5">
-            <wp:extent cx="5657850" cy="1796415"/>
+          <wp:inline distT="0" distB="0" distL="0" distR="0" wp14:anchorId="66031737" wp14:editId="1F9E937E">
+            <wp:extent cx="3925406" cy="4388517"/>
             <wp:effectExtent l="0" t="0" r="0" b="0"/>
-            <wp:docPr id="1361144095" name="תמונה 1"/>
+            <wp:docPr id="884322862" name="תמונה 1"/>
             <wp:cNvGraphicFramePr>
               <a:graphicFrameLocks xmlns:a="http://schemas.openxmlformats.org/drawingml/2006/main" noChangeAspect="1"/>
             </wp:cNvGraphicFramePr>
@@ -30640,7 +31381,7 @@
               <a:graphicData uri="http://schemas.openxmlformats.org/drawingml/2006/picture">
                 <pic:pic xmlns:pic="http://schemas.openxmlformats.org/drawingml/2006/picture">
                   <pic:nvPicPr>
-                    <pic:cNvPr id="1361144095" name=""/>
+                    <pic:cNvPr id="884322862" name=""/>
                     <pic:cNvPicPr/>
                   </pic:nvPicPr>
                   <pic:blipFill>
@@ -30652,7 +31393,7 @@
                   <pic:spPr>
                     <a:xfrm>
                       <a:off x="0" y="0"/>
-                      <a:ext cx="5657850" cy="1796415"/>
+                      <a:ext cx="3940893" cy="4405831"/>
                     </a:xfrm>
                     <a:prstGeom prst="rect">
                       <a:avLst/>
@@ -30668,29 +31409,85 @@
     <w:p>
       <w:pPr>
         <w:rPr>
-          <w:rFonts w:asciiTheme="minorBidi" w:hAnsiTheme="minorBidi" w:cstheme="minorBidi"/>
-          <w:rtl/>
-        </w:rPr>
-      </w:pPr>
-    </w:p>
-    <w:p>
-      <w:pPr>
-        <w:rPr>
-          <w:rFonts w:asciiTheme="minorBidi" w:hAnsiTheme="minorBidi" w:cstheme="minorBidi"/>
-          <w:rtl/>
-        </w:rPr>
-      </w:pPr>
-      <w:r>
-        <w:rPr>
-          <w:rFonts w:asciiTheme="minorBidi" w:hAnsiTheme="minorBidi"/>
-          <w:noProof/>
-          <w:rtl/>
-        </w:rPr>
+          <w:b/>
+          <w:bCs/>
+          <w:rtl/>
+        </w:rPr>
+      </w:pPr>
+      <w:r>
+        <w:rPr>
+          <w:rFonts w:hint="cs"/>
+          <w:b/>
+          <w:bCs/>
+          <w:rtl/>
+        </w:rPr>
+        <w:t xml:space="preserve">הסבר: </w:t>
+      </w:r>
+    </w:p>
+    <w:p>
+      <w:pPr>
+        <w:rPr>
+          <w:rtl/>
+        </w:rPr>
+      </w:pPr>
+      <w:proofErr w:type="spellStart"/>
+      <w:proofErr w:type="gramStart"/>
+      <w:r>
+        <w:rPr>
+          <w:b/>
+          <w:bCs/>
+        </w:rPr>
+        <w:t>Chatpage</w:t>
+      </w:r>
+      <w:proofErr w:type="spellEnd"/>
+      <w:r>
+        <w:t xml:space="preserve"> </w:t>
+      </w:r>
+      <w:r>
+        <w:rPr>
+          <w:rFonts w:hint="cs"/>
+          <w:rtl/>
+        </w:rPr>
+        <w:t xml:space="preserve"> </w:t>
+      </w:r>
+      <w:r>
+        <w:rPr>
+          <w:rtl/>
+        </w:rPr>
+        <w:t>מחלקה</w:t>
+      </w:r>
+      <w:proofErr w:type="gramEnd"/>
+      <w:r>
+        <w:rPr>
+          <w:rtl/>
+        </w:rPr>
+        <w:t xml:space="preserve"> המטפלת בממשק הצ'אט הראשי של האפליקציה כוללת פונקציות לניהול הודעות, הצפנה, העלאת קבצים וניהול קבוצות מספקת את כל הפונקציונליות הבסיסית לחוויית הצ'אט של המשתמש</w:t>
+      </w:r>
+    </w:p>
+    <w:p>
+      <w:pPr>
+        <w:rPr>
+          <w:rtl/>
+        </w:rPr>
+      </w:pPr>
+    </w:p>
+    <w:p>
+      <w:pPr>
+        <w:rPr>
+          <w:rtl/>
+        </w:rPr>
+      </w:pPr>
+      <w:r>
+        <w:rPr>
+          <w:rtl/>
+          <w:lang w:val="en-GB"/>
+        </w:rPr>
+        <w:lastRenderedPageBreak/>
         <w:drawing>
-          <wp:inline distT="0" distB="0" distL="0" distR="0" wp14:anchorId="75FEAE45" wp14:editId="3FC7C6D5">
-            <wp:extent cx="5657850" cy="1622425"/>
-            <wp:effectExtent l="0" t="0" r="0" b="0"/>
-            <wp:docPr id="1951540049" name="תמונה 1" descr="תמונה שמכילה טקסט, צילום מסך, גופן, מספר&#10;&#10;תוכן שנוצר על-ידי בינה מלאכותית עשוי להיות שגוי."/>
+          <wp:inline distT="0" distB="0" distL="0" distR="0" wp14:anchorId="7AED52E5" wp14:editId="6AB8B1D9">
+            <wp:extent cx="3000375" cy="1990725"/>
+            <wp:effectExtent l="0" t="0" r="9525" b="9525"/>
+            <wp:docPr id="853273940" name="תמונה 1" descr="תמונה שמכילה טקסט, צילום מסך, גופן, מספר&#10;&#10;תוכן בינה מלאכותית גנרטיבית עשוי להיות שגוי."/>
             <wp:cNvGraphicFramePr>
               <a:graphicFrameLocks xmlns:a="http://schemas.openxmlformats.org/drawingml/2006/main" noChangeAspect="1"/>
             </wp:cNvGraphicFramePr>
@@ -30698,7 +31495,7 @@
               <a:graphicData uri="http://schemas.openxmlformats.org/drawingml/2006/picture">
                 <pic:pic xmlns:pic="http://schemas.openxmlformats.org/drawingml/2006/picture">
                   <pic:nvPicPr>
-                    <pic:cNvPr id="1951540049" name="תמונה 1" descr="תמונה שמכילה טקסט, צילום מסך, גופן, מספר&#10;&#10;תוכן שנוצר על-ידי בינה מלאכותית עשוי להיות שגוי."/>
+                    <pic:cNvPr id="853273940" name="תמונה 1" descr="תמונה שמכילה טקסט, צילום מסך, גופן, מספר&#10;&#10;תוכן בינה מלאכותית גנרטיבית עשוי להיות שגוי."/>
                     <pic:cNvPicPr/>
                   </pic:nvPicPr>
                   <pic:blipFill>
@@ -30710,7 +31507,7 @@
                   <pic:spPr>
                     <a:xfrm>
                       <a:off x="0" y="0"/>
-                      <a:ext cx="5657850" cy="1622425"/>
+                      <a:ext cx="3000375" cy="1990725"/>
                     </a:xfrm>
                     <a:prstGeom prst="rect">
                       <a:avLst/>
@@ -30726,29 +31523,75 @@
     <w:p>
       <w:pPr>
         <w:rPr>
-          <w:rFonts w:asciiTheme="minorBidi" w:hAnsiTheme="minorBidi" w:cstheme="minorBidi"/>
-          <w:rtl/>
-        </w:rPr>
-      </w:pPr>
-    </w:p>
-    <w:p>
-      <w:pPr>
-        <w:rPr>
-          <w:rFonts w:asciiTheme="minorBidi" w:hAnsiTheme="minorBidi" w:cstheme="minorBidi"/>
-          <w:rtl/>
-        </w:rPr>
-      </w:pPr>
-      <w:r>
-        <w:rPr>
-          <w:rFonts w:asciiTheme="minorBidi" w:hAnsiTheme="minorBidi"/>
-          <w:noProof/>
-          <w:rtl/>
+          <w:b/>
+          <w:bCs/>
+          <w:rtl/>
+        </w:rPr>
+      </w:pPr>
+      <w:r>
+        <w:rPr>
+          <w:rFonts w:hint="cs"/>
+          <w:b/>
+          <w:bCs/>
+          <w:rtl/>
+        </w:rPr>
+        <w:t>הסבר :</w:t>
+      </w:r>
+    </w:p>
+    <w:p>
+      <w:pPr>
+        <w:rPr>
+          <w:rtl/>
+        </w:rPr>
+      </w:pPr>
+      <w:r>
+        <w:rPr>
+          <w:b/>
+          <w:bCs/>
+        </w:rPr>
+        <w:t xml:space="preserve"> </w:t>
+      </w:r>
+      <w:proofErr w:type="spellStart"/>
+      <w:r>
+        <w:rPr>
+          <w:b/>
+          <w:bCs/>
+        </w:rPr>
+        <w:t>LoginPage</w:t>
+      </w:r>
+      <w:proofErr w:type="spellEnd"/>
+      <w:r>
+        <w:t xml:space="preserve"> </w:t>
+      </w:r>
+      <w:r>
+        <w:rPr>
+          <w:rtl/>
+        </w:rPr>
+        <w:t>מחלקה לניהול דף ההתחברות למערכת כוללת שדות עבור אימייל וסיסמה עם תהליך אימות מספקת ממשק התחברות עם עמודות נפרדות לטופס ולתמונה</w:t>
+      </w:r>
+      <w:r>
+        <w:rPr>
+          <w:rtl/>
+        </w:rPr>
+        <w:t xml:space="preserve"> </w:t>
+      </w:r>
+    </w:p>
+    <w:p>
+      <w:pPr>
+        <w:rPr>
+          <w:rtl/>
+        </w:rPr>
+      </w:pPr>
+      <w:r>
+        <w:rPr>
+          <w:rtl/>
+          <w:lang w:val="en-GB"/>
         </w:rPr>
         <w:drawing>
-          <wp:inline distT="0" distB="0" distL="0" distR="0" wp14:anchorId="31E5F79B" wp14:editId="41F2C05E">
-            <wp:extent cx="5657850" cy="1682115"/>
-            <wp:effectExtent l="0" t="0" r="0" b="0"/>
-            <wp:docPr id="830484173" name="תמונה 1" descr="תמונה שמכילה טקסט, גופן, קו, מספר&#10;&#10;תוכן שנוצר על-ידי בינה מלאכותית עשוי להיות שגוי."/>
+          <wp:inline distT="0" distB="0" distL="0" distR="0" wp14:anchorId="63107BA5" wp14:editId="45EC671A">
+            <wp:extent cx="2876550" cy="1495425"/>
+            <wp:effectExtent l="0" t="0" r="0" b="9525"/>
+            <wp:docPr id="2063391321" name="תמונה 1" descr="תמונה שמכילה טקסט, צילום מסך, גופן, מספר&#10;&#10;תוכן בינה מלאכותית גנרטיבית עשוי להיות שגוי."/>
             <wp:cNvGraphicFramePr>
               <a:graphicFrameLocks xmlns:a="http://schemas.openxmlformats.org/drawingml/2006/main" noChangeAspect="1"/>
             </wp:cNvGraphicFramePr>
@@ -30756,7 +31599,7 @@
               <a:graphicData uri="http://schemas.openxmlformats.org/drawingml/2006/picture">
                 <pic:pic xmlns:pic="http://schemas.openxmlformats.org/drawingml/2006/picture">
                   <pic:nvPicPr>
-                    <pic:cNvPr id="830484173" name="תמונה 1" descr="תמונה שמכילה טקסט, גופן, קו, מספר&#10;&#10;תוכן שנוצר על-ידי בינה מלאכותית עשוי להיות שגוי."/>
+                    <pic:cNvPr id="2063391321" name="תמונה 1" descr="תמונה שמכילה טקסט, צילום מסך, גופן, מספר&#10;&#10;תוכן בינה מלאכותית גנרטיבית עשוי להיות שגוי."/>
                     <pic:cNvPicPr/>
                   </pic:nvPicPr>
                   <pic:blipFill>
@@ -30768,7 +31611,7 @@
                   <pic:spPr>
                     <a:xfrm>
                       <a:off x="0" y="0"/>
-                      <a:ext cx="5657850" cy="1682115"/>
+                      <a:ext cx="2876550" cy="1495425"/>
                     </a:xfrm>
                     <a:prstGeom prst="rect">
                       <a:avLst/>
@@ -30784,29 +31627,76 @@
     <w:p>
       <w:pPr>
         <w:rPr>
-          <w:rFonts w:asciiTheme="minorBidi" w:hAnsiTheme="minorBidi" w:cstheme="minorBidi"/>
-          <w:rtl/>
-        </w:rPr>
-      </w:pPr>
-    </w:p>
-    <w:p>
-      <w:pPr>
-        <w:rPr>
-          <w:rFonts w:asciiTheme="minorBidi" w:hAnsiTheme="minorBidi" w:cstheme="minorBidi"/>
-          <w:rtl/>
-        </w:rPr>
-      </w:pPr>
-      <w:r>
-        <w:rPr>
-          <w:rFonts w:asciiTheme="minorBidi" w:hAnsiTheme="minorBidi"/>
-          <w:noProof/>
+          <w:b/>
+          <w:bCs/>
+          <w:rtl/>
+        </w:rPr>
+      </w:pPr>
+      <w:r>
+        <w:rPr>
+          <w:rFonts w:hint="cs"/>
+          <w:b/>
+          <w:bCs/>
+          <w:rtl/>
+        </w:rPr>
+        <w:t>הסבר :</w:t>
+      </w:r>
+    </w:p>
+    <w:p>
+      <w:pPr>
+        <w:rPr>
+          <w:rtl/>
+        </w:rPr>
+      </w:pPr>
+      <w:proofErr w:type="spellStart"/>
+      <w:proofErr w:type="gramStart"/>
+      <w:r>
+        <w:rPr>
+          <w:b/>
+          <w:bCs/>
+        </w:rPr>
+        <w:t>LogoutPage</w:t>
+      </w:r>
+      <w:proofErr w:type="spellEnd"/>
+      <w:r>
+        <w:t xml:space="preserve"> </w:t>
+      </w:r>
+      <w:r>
+        <w:rPr>
+          <w:rFonts w:hint="cs"/>
+          <w:rtl/>
+        </w:rPr>
+        <w:t xml:space="preserve"> </w:t>
+      </w:r>
+      <w:r>
+        <w:rPr>
+          <w:rtl/>
+        </w:rPr>
+        <w:t>מחלקה</w:t>
+      </w:r>
+      <w:proofErr w:type="gramEnd"/>
+      <w:r>
+        <w:rPr>
+          <w:rtl/>
+        </w:rPr>
+        <w:t xml:space="preserve"> פשוטה לטיפול בתהליך ההתנתקות מהמערכת יוצרת דף התנתקות עם עמודות לתוכן ולתמונה מנהלת את הליך היציאה הבטוחה של המשתמש מהאפליקציה</w:t>
+      </w:r>
+    </w:p>
+    <w:p>
+      <w:pPr>
+        <w:rPr>
+          <w:rtl/>
+        </w:rPr>
+      </w:pPr>
+      <w:r>
+        <w:rPr>
           <w:rtl/>
         </w:rPr>
         <w:drawing>
-          <wp:inline distT="0" distB="0" distL="0" distR="0" wp14:anchorId="26B73413" wp14:editId="3337DA3A">
-            <wp:extent cx="5191850" cy="1467055"/>
-            <wp:effectExtent l="0" t="0" r="8890" b="0"/>
-            <wp:docPr id="669948306" name="תמונה 1" descr="תמונה שמכילה טקסט, צילום מסך, גופן, קו&#10;&#10;תוכן שנוצר על-ידי בינה מלאכותית עשוי להיות שגוי."/>
+          <wp:inline distT="0" distB="0" distL="0" distR="0" wp14:anchorId="7DC06455" wp14:editId="58D607B7">
+            <wp:extent cx="3086100" cy="1495425"/>
+            <wp:effectExtent l="0" t="0" r="0" b="9525"/>
+            <wp:docPr id="862450664" name="תמונה 1"/>
             <wp:cNvGraphicFramePr>
               <a:graphicFrameLocks xmlns:a="http://schemas.openxmlformats.org/drawingml/2006/main" noChangeAspect="1"/>
             </wp:cNvGraphicFramePr>
@@ -30814,7 +31704,7 @@
               <a:graphicData uri="http://schemas.openxmlformats.org/drawingml/2006/picture">
                 <pic:pic xmlns:pic="http://schemas.openxmlformats.org/drawingml/2006/picture">
                   <pic:nvPicPr>
-                    <pic:cNvPr id="669948306" name="תמונה 1" descr="תמונה שמכילה טקסט, צילום מסך, גופן, קו&#10;&#10;תוכן שנוצר על-ידי בינה מלאכותית עשוי להיות שגוי."/>
+                    <pic:cNvPr id="862450664" name=""/>
                     <pic:cNvPicPr/>
                   </pic:nvPicPr>
                   <pic:blipFill>
@@ -30826,7 +31716,7 @@
                   <pic:spPr>
                     <a:xfrm>
                       <a:off x="0" y="0"/>
-                      <a:ext cx="5191850" cy="1467055"/>
+                      <a:ext cx="3086100" cy="1495425"/>
                     </a:xfrm>
                     <a:prstGeom prst="rect">
                       <a:avLst/>
@@ -30842,29 +31732,69 @@
     <w:p>
       <w:pPr>
         <w:rPr>
-          <w:rFonts w:asciiTheme="minorBidi" w:hAnsiTheme="minorBidi" w:cstheme="minorBidi"/>
-          <w:rtl/>
-        </w:rPr>
-      </w:pPr>
-    </w:p>
-    <w:p>
-      <w:pPr>
-        <w:rPr>
-          <w:rFonts w:asciiTheme="minorBidi" w:hAnsiTheme="minorBidi" w:cstheme="minorBidi"/>
-        </w:rPr>
-      </w:pPr>
-      <w:r>
-        <w:rPr>
-          <w:rFonts w:asciiTheme="minorBidi" w:hAnsiTheme="minorBidi"/>
-          <w:noProof/>
+          <w:b/>
+          <w:bCs/>
+          <w:rtl/>
+        </w:rPr>
+      </w:pPr>
+      <w:r>
+        <w:rPr>
+          <w:rFonts w:hint="cs"/>
+          <w:b/>
+          <w:bCs/>
+          <w:rtl/>
+        </w:rPr>
+        <w:t>הסבר :</w:t>
+      </w:r>
+    </w:p>
+    <w:p>
+      <w:pPr>
+        <w:rPr>
+          <w:rtl/>
+        </w:rPr>
+      </w:pPr>
+      <w:r>
+        <w:rPr>
+          <w:b/>
+          <w:bCs/>
+        </w:rPr>
+        <w:t xml:space="preserve"> </w:t>
+      </w:r>
+      <w:proofErr w:type="spellStart"/>
+      <w:r>
+        <w:rPr>
+          <w:b/>
+          <w:bCs/>
+        </w:rPr>
+        <w:t>SignupPage</w:t>
+      </w:r>
+      <w:proofErr w:type="spellEnd"/>
+      <w:r>
+        <w:t xml:space="preserve"> </w:t>
+      </w:r>
+      <w:r>
+        <w:rPr>
+          <w:rtl/>
+        </w:rPr>
+        <w:t>מחלקה לניהול דף הרשמה למשתמשים חדשים יוצרת טופס הרשמה עם עמודות נפרדות לטופס ולתמונה מספקת את הממשק להקמת חשבונות משתמש חדשים במערכת</w:t>
+      </w:r>
+    </w:p>
+    <w:p>
+      <w:pPr>
+        <w:rPr>
+          <w:rtl/>
+        </w:rPr>
+      </w:pPr>
+      <w:r>
+        <w:rPr>
           <w:rtl/>
         </w:rPr>
         <w:lastRenderedPageBreak/>
         <w:drawing>
-          <wp:inline distT="0" distB="0" distL="0" distR="0" wp14:anchorId="1628742F" wp14:editId="12776C2E">
-            <wp:extent cx="5657850" cy="1861820"/>
-            <wp:effectExtent l="0" t="0" r="0" b="5080"/>
-            <wp:docPr id="1913932247" name="תמונה 1" descr="תמונה שמכילה טקסט, גופן, מספר, צילום מסך&#10;&#10;תוכן שנוצר על-ידי בינה מלאכותית עשוי להיות שגוי."/>
+          <wp:inline distT="0" distB="0" distL="0" distR="0" wp14:anchorId="4683C50C" wp14:editId="3BAC9FD0">
+            <wp:extent cx="2838450" cy="2828925"/>
+            <wp:effectExtent l="0" t="0" r="0" b="9525"/>
+            <wp:docPr id="1207002501" name="תמונה 1" descr="תמונה שמכילה טקסט, צילום מסך, גופן, מספר&#10;&#10;תוכן בינה מלאכותית גנרטיבית עשוי להיות שגוי."/>
             <wp:cNvGraphicFramePr>
               <a:graphicFrameLocks xmlns:a="http://schemas.openxmlformats.org/drawingml/2006/main" noChangeAspect="1"/>
             </wp:cNvGraphicFramePr>
@@ -30872,7 +31802,7 @@
               <a:graphicData uri="http://schemas.openxmlformats.org/drawingml/2006/picture">
                 <pic:pic xmlns:pic="http://schemas.openxmlformats.org/drawingml/2006/picture">
                   <pic:nvPicPr>
-                    <pic:cNvPr id="1913932247" name="תמונה 1" descr="תמונה שמכילה טקסט, גופן, מספר, צילום מסך&#10;&#10;תוכן שנוצר על-ידי בינה מלאכותית עשוי להיות שגוי."/>
+                    <pic:cNvPr id="1207002501" name="תמונה 1" descr="תמונה שמכילה טקסט, צילום מסך, גופן, מספר&#10;&#10;תוכן בינה מלאכותית גנרטיבית עשוי להיות שגוי."/>
                     <pic:cNvPicPr/>
                   </pic:nvPicPr>
                   <pic:blipFill>
@@ -30884,7 +31814,7 @@
                   <pic:spPr>
                     <a:xfrm>
                       <a:off x="0" y="0"/>
-                      <a:ext cx="5657850" cy="1861820"/>
+                      <a:ext cx="2838450" cy="2828925"/>
                     </a:xfrm>
                     <a:prstGeom prst="rect">
                       <a:avLst/>
@@ -30900,27 +31830,76 @@
     <w:p>
       <w:pPr>
         <w:rPr>
-          <w:rFonts w:asciiTheme="minorBidi" w:hAnsiTheme="minorBidi" w:cstheme="minorBidi"/>
-        </w:rPr>
-      </w:pPr>
-    </w:p>
-    <w:p>
-      <w:pPr>
-        <w:rPr>
-          <w:rFonts w:asciiTheme="minorBidi" w:hAnsiTheme="minorBidi" w:cstheme="minorBidi"/>
-        </w:rPr>
-      </w:pPr>
-      <w:r>
-        <w:rPr>
-          <w:rFonts w:asciiTheme="minorBidi" w:hAnsiTheme="minorBidi"/>
-          <w:noProof/>
+          <w:b/>
+          <w:bCs/>
+          <w:rtl/>
+        </w:rPr>
+      </w:pPr>
+      <w:r>
+        <w:rPr>
+          <w:rFonts w:hint="cs"/>
+          <w:b/>
+          <w:bCs/>
+          <w:rtl/>
+        </w:rPr>
+        <w:t>הסבר :</w:t>
+      </w:r>
+    </w:p>
+    <w:p>
+      <w:pPr>
+        <w:rPr>
+          <w:rtl/>
+        </w:rPr>
+      </w:pPr>
+      <w:proofErr w:type="gramStart"/>
+      <w:r>
+        <w:rPr>
+          <w:b/>
+          <w:bCs/>
+        </w:rPr>
+        <w:t>Group</w:t>
+      </w:r>
+      <w:r>
+        <w:rPr>
+          <w:rFonts w:hint="cs"/>
+          <w:b/>
+          <w:bCs/>
+          <w:rtl/>
+        </w:rPr>
+        <w:t xml:space="preserve"> </w:t>
+      </w:r>
+      <w:r>
+        <w:t xml:space="preserve"> </w:t>
+      </w:r>
+      <w:r>
+        <w:rPr>
+          <w:rtl/>
+        </w:rPr>
+        <w:t>מחלקה</w:t>
+      </w:r>
+      <w:proofErr w:type="gramEnd"/>
+      <w:r>
+        <w:rPr>
+          <w:rtl/>
+        </w:rPr>
+        <w:t xml:space="preserve"> המייצגת קבוצת צ'אט במערכת מכילה מידע על שם הקבוצה, רשימת משתמשים ומזהים מספקת מתודות לניהול חברי הקבוצה והגדרותיה</w:t>
+      </w:r>
+    </w:p>
+    <w:p>
+      <w:pPr>
+        <w:rPr>
+          <w:rFonts w:hint="cs"/>
+        </w:rPr>
+      </w:pPr>
+      <w:r>
+        <w:rPr>
           <w:rtl/>
         </w:rPr>
         <w:drawing>
-          <wp:inline distT="0" distB="0" distL="0" distR="0" wp14:anchorId="3FB00C89" wp14:editId="5A244B4E">
-            <wp:extent cx="4791744" cy="2629267"/>
-            <wp:effectExtent l="0" t="0" r="8890" b="0"/>
-            <wp:docPr id="773249848" name="תמונה 1" descr="תמונה שמכילה טקסט, חשמל, צילום מסך, גופן&#10;&#10;תוכן שנוצר על-ידי בינה מלאכותית עשוי להיות שגוי."/>
+          <wp:inline distT="0" distB="0" distL="0" distR="0" wp14:anchorId="00C5345C" wp14:editId="368671F6">
+            <wp:extent cx="5657850" cy="3433445"/>
+            <wp:effectExtent l="0" t="0" r="0" b="0"/>
+            <wp:docPr id="1698806650" name="תמונה 1" descr="תמונה שמכילה טקסט, צילום מסך, תוכנה, מספר&#10;&#10;תוכן בינה מלאכותית גנרטיבית עשוי להיות שגוי."/>
             <wp:cNvGraphicFramePr>
               <a:graphicFrameLocks xmlns:a="http://schemas.openxmlformats.org/drawingml/2006/main" noChangeAspect="1"/>
             </wp:cNvGraphicFramePr>
@@ -30928,7 +31907,7 @@
               <a:graphicData uri="http://schemas.openxmlformats.org/drawingml/2006/picture">
                 <pic:pic xmlns:pic="http://schemas.openxmlformats.org/drawingml/2006/picture">
                   <pic:nvPicPr>
-                    <pic:cNvPr id="773249848" name="תמונה 1" descr="תמונה שמכילה טקסט, חשמל, צילום מסך, גופן&#10;&#10;תוכן שנוצר על-ידי בינה מלאכותית עשוי להיות שגוי."/>
+                    <pic:cNvPr id="1698806650" name="תמונה 1" descr="תמונה שמכילה טקסט, צילום מסך, תוכנה, מספר&#10;&#10;תוכן בינה מלאכותית גנרטיבית עשוי להיות שגוי."/>
                     <pic:cNvPicPr/>
                   </pic:nvPicPr>
                   <pic:blipFill>
@@ -30940,7 +31919,7 @@
                   <pic:spPr>
                     <a:xfrm>
                       <a:off x="0" y="0"/>
-                      <a:ext cx="4791744" cy="2629267"/>
+                      <a:ext cx="5657850" cy="3433445"/>
                     </a:xfrm>
                     <a:prstGeom prst="rect">
                       <a:avLst/>
@@ -30956,29 +31935,95 @@
     <w:p>
       <w:pPr>
         <w:rPr>
-          <w:rFonts w:asciiTheme="minorBidi" w:hAnsiTheme="minorBidi" w:cstheme="minorBidi"/>
-          <w:rtl/>
-        </w:rPr>
-      </w:pPr>
-    </w:p>
-    <w:p>
-      <w:pPr>
-        <w:rPr>
-          <w:rFonts w:asciiTheme="minorBidi" w:hAnsiTheme="minorBidi" w:cstheme="minorBidi"/>
-          <w:rtl/>
-        </w:rPr>
-      </w:pPr>
+          <w:b/>
+          <w:bCs/>
+          <w:rtl/>
+        </w:rPr>
+      </w:pPr>
+      <w:r>
+        <w:rPr>
+          <w:rFonts w:hint="cs"/>
+          <w:b/>
+          <w:bCs/>
+          <w:rtl/>
+        </w:rPr>
+        <w:t>הסבר :</w:t>
+      </w:r>
+    </w:p>
+    <w:p>
+      <w:pPr>
+        <w:rPr>
+          <w:rFonts w:asciiTheme="minorBidi" w:hAnsiTheme="minorBidi" w:cstheme="minorBidi"/>
+          <w:rtl/>
+        </w:rPr>
+      </w:pPr>
+      <w:r>
+        <w:rPr>
+          <w:rFonts w:asciiTheme="minorBidi" w:hAnsiTheme="minorBidi" w:cstheme="minorBidi"/>
+          <w:b/>
+          <w:bCs/>
+        </w:rPr>
+        <w:t xml:space="preserve"> </w:t>
+      </w:r>
+      <w:r>
+        <w:rPr>
+          <w:rFonts w:asciiTheme="minorBidi" w:hAnsiTheme="minorBidi" w:cstheme="minorBidi"/>
+          <w:b/>
+          <w:bCs/>
+        </w:rPr>
+        <w:t>Message</w:t>
+      </w:r>
+      <w:r>
+        <w:rPr>
+          <w:rFonts w:asciiTheme="minorBidi" w:hAnsiTheme="minorBidi" w:cstheme="minorBidi"/>
+          <w:rtl/>
+        </w:rPr>
+        <w:t>מחלקה המייצגת הודעה במערכת הצ'אט מכילה מידע על השולח, הנמען, תוכן טקסטואלי ומדיה מנהלת זמני שליחה, הצפנה ופרטי ההודעה השונים</w:t>
+      </w:r>
+    </w:p>
+    <w:p>
+      <w:pPr>
+        <w:rPr>
+          <w:rFonts w:asciiTheme="minorBidi" w:hAnsiTheme="minorBidi" w:cstheme="minorBidi"/>
+          <w:rtl/>
+        </w:rPr>
+      </w:pPr>
+    </w:p>
+    <w:p>
+      <w:pPr>
+        <w:rPr>
+          <w:b/>
+          <w:bCs/>
+          <w:rtl/>
+        </w:rPr>
+      </w:pPr>
+      <w:r>
+        <w:rPr>
+          <w:rFonts w:hint="cs"/>
+          <w:b/>
+          <w:bCs/>
+          <w:rtl/>
+        </w:rPr>
+        <w:lastRenderedPageBreak/>
+        <w:t>הסבר :</w:t>
+      </w:r>
       <w:r>
         <w:rPr>
           <w:rFonts w:asciiTheme="minorBidi" w:hAnsiTheme="minorBidi"/>
-          <w:noProof/>
+          <w:rtl/>
+        </w:rPr>
+        <w:t xml:space="preserve"> </w:t>
+      </w:r>
+      <w:r>
+        <w:rPr>
+          <w:rFonts w:asciiTheme="minorBidi" w:hAnsiTheme="minorBidi"/>
           <w:rtl/>
         </w:rPr>
         <w:drawing>
-          <wp:inline distT="0" distB="0" distL="0" distR="0" wp14:anchorId="3019021B" wp14:editId="44B4BDDB">
-            <wp:extent cx="4658375" cy="1552792"/>
-            <wp:effectExtent l="0" t="0" r="0" b="9525"/>
-            <wp:docPr id="1764469607" name="תמונה 1" descr="תמונה שמכילה טקסט, צילום מסך, גופן, קו&#10;&#10;תוכן שנוצר על-ידי בינה מלאכותית עשוי להיות שגוי."/>
+          <wp:inline distT="0" distB="0" distL="0" distR="0" wp14:anchorId="53681BE7" wp14:editId="5C0353CB">
+            <wp:extent cx="3304761" cy="2798386"/>
+            <wp:effectExtent l="0" t="0" r="0" b="2540"/>
+            <wp:docPr id="1894763365" name="תמונה 1" descr="תמונה שמכילה טקסט, צילום מסך, גופן, מספר&#10;&#10;תוכן בינה מלאכותית גנרטיבית עשוי להיות שגוי."/>
             <wp:cNvGraphicFramePr>
               <a:graphicFrameLocks xmlns:a="http://schemas.openxmlformats.org/drawingml/2006/main" noChangeAspect="1"/>
             </wp:cNvGraphicFramePr>
@@ -30986,7 +32031,7 @@
               <a:graphicData uri="http://schemas.openxmlformats.org/drawingml/2006/picture">
                 <pic:pic xmlns:pic="http://schemas.openxmlformats.org/drawingml/2006/picture">
                   <pic:nvPicPr>
-                    <pic:cNvPr id="1764469607" name="תמונה 1" descr="תמונה שמכילה טקסט, צילום מסך, גופן, קו&#10;&#10;תוכן שנוצר על-ידי בינה מלאכותית עשוי להיות שגוי."/>
+                    <pic:cNvPr id="1894763365" name="תמונה 1" descr="תמונה שמכילה טקסט, צילום מסך, גופן, מספר&#10;&#10;תוכן בינה מלאכותית גנרטיבית עשוי להיות שגוי."/>
                     <pic:cNvPicPr/>
                   </pic:nvPicPr>
                   <pic:blipFill>
@@ -30998,7 +32043,7 @@
                   <pic:spPr>
                     <a:xfrm>
                       <a:off x="0" y="0"/>
-                      <a:ext cx="4658375" cy="1552792"/>
+                      <a:ext cx="3304761" cy="2798386"/>
                     </a:xfrm>
                     <a:prstGeom prst="rect">
                       <a:avLst/>
@@ -31015,19 +32060,70 @@
       <w:pPr>
         <w:rPr>
           <w:rFonts w:asciiTheme="minorBidi" w:hAnsiTheme="minorBidi" w:cstheme="minorBidi"/>
+          <w:rtl/>
+        </w:rPr>
+      </w:pPr>
+      <w:r>
+        <w:rPr>
+          <w:rFonts w:asciiTheme="minorBidi" w:hAnsiTheme="minorBidi" w:cstheme="minorBidi"/>
+          <w:b/>
+          <w:bCs/>
+        </w:rPr>
+        <w:t>User</w:t>
+      </w:r>
+      <w:r>
+        <w:rPr>
+          <w:rFonts w:asciiTheme="minorBidi" w:hAnsiTheme="minorBidi" w:cstheme="minorBidi"/>
+        </w:rPr>
+        <w:t xml:space="preserve"> </w:t>
+      </w:r>
+      <w:r>
+        <w:rPr>
+          <w:rFonts w:asciiTheme="minorBidi" w:hAnsiTheme="minorBidi" w:cstheme="minorBidi"/>
+        </w:rPr>
+        <w:t xml:space="preserve"> </w:t>
+      </w:r>
+      <w:r>
+        <w:rPr>
+          <w:rFonts w:asciiTheme="minorBidi" w:hAnsiTheme="minorBidi" w:cstheme="minorBidi" w:hint="cs"/>
+          <w:rtl/>
+        </w:rPr>
+        <w:t xml:space="preserve"> </w:t>
+      </w:r>
+      <w:r>
+        <w:rPr>
+          <w:rFonts w:asciiTheme="minorBidi" w:hAnsiTheme="minorBidi" w:cstheme="minorBidi"/>
+          <w:rtl/>
+        </w:rPr>
+        <w:t>מחלקה בסיסית המייצגת משתמש במערכת מכילה מידע אישי כמו שם מלא, אימייל וסיסמה מספקת מתודות לגישה ועדכון של פרטי המשתמש</w:t>
+      </w:r>
+    </w:p>
+    <w:p>
+      <w:pPr>
+        <w:jc w:val="right"/>
+        <w:rPr>
+          <w:rFonts w:asciiTheme="minorBidi" w:hAnsiTheme="minorBidi" w:cstheme="minorBidi"/>
+          <w:rtl/>
         </w:rPr>
       </w:pPr>
       <w:r>
         <w:rPr>
           <w:rFonts w:asciiTheme="minorBidi" w:hAnsiTheme="minorBidi"/>
-          <w:noProof/>
           <w:rtl/>
         </w:rPr>
         <w:drawing>
-          <wp:inline distT="0" distB="0" distL="0" distR="0" wp14:anchorId="4CD070B1" wp14:editId="14D81128">
-            <wp:extent cx="4972744" cy="1390844"/>
-            <wp:effectExtent l="0" t="0" r="0" b="0"/>
-            <wp:docPr id="1390132405" name="תמונה 1" descr="תמונה שמכילה טקסט, צילום מסך, גופן, קו&#10;&#10;תוכן שנוצר על-ידי בינה מלאכותית עשוי להיות שגוי."/>
+          <wp:anchor distT="0" distB="0" distL="114300" distR="114300" simplePos="0" relativeHeight="251659264" behindDoc="0" locked="0" layoutInCell="1" allowOverlap="1" wp14:anchorId="6CB51A4E" wp14:editId="4D6A84F4">
+            <wp:simplePos x="0" y="0"/>
+            <wp:positionH relativeFrom="column">
+              <wp:posOffset>-467194</wp:posOffset>
+            </wp:positionH>
+            <wp:positionV relativeFrom="paragraph">
+              <wp:posOffset>140004</wp:posOffset>
+            </wp:positionV>
+            <wp:extent cx="2776855" cy="4033520"/>
+            <wp:effectExtent l="0" t="0" r="4445" b="5080"/>
+            <wp:wrapSquare wrapText="bothSides"/>
+            <wp:docPr id="870481372" name="תמונה 1"/>
             <wp:cNvGraphicFramePr>
               <a:graphicFrameLocks xmlns:a="http://schemas.openxmlformats.org/drawingml/2006/main" noChangeAspect="1"/>
             </wp:cNvGraphicFramePr>
@@ -31035,11 +32131,17 @@
               <a:graphicData uri="http://schemas.openxmlformats.org/drawingml/2006/picture">
                 <pic:pic xmlns:pic="http://schemas.openxmlformats.org/drawingml/2006/picture">
                   <pic:nvPicPr>
-                    <pic:cNvPr id="1390132405" name="תמונה 1" descr="תמונה שמכילה טקסט, צילום מסך, גופן, קו&#10;&#10;תוכן שנוצר על-ידי בינה מלאכותית עשוי להיות שגוי."/>
+                    <pic:cNvPr id="870481372" name=""/>
                     <pic:cNvPicPr/>
                   </pic:nvPicPr>
                   <pic:blipFill>
-                    <a:blip r:embed="rId60"/>
+                    <a:blip r:embed="rId60">
+                      <a:extLst>
+                        <a:ext uri="{28A0092B-C50C-407E-A947-70E740481C1C}">
+                          <a14:useLocalDpi xmlns:a14="http://schemas.microsoft.com/office/drawing/2010/main" val="0"/>
+                        </a:ext>
+                      </a:extLst>
+                    </a:blip>
                     <a:stretch>
                       <a:fillRect/>
                     </a:stretch>
@@ -31047,7 +32149,7 @@
                   <pic:spPr>
                     <a:xfrm>
                       <a:off x="0" y="0"/>
-                      <a:ext cx="4972744" cy="1390844"/>
+                      <a:ext cx="2776855" cy="4033520"/>
                     </a:xfrm>
                     <a:prstGeom prst="rect">
                       <a:avLst/>
@@ -31056,12 +32158,122 @@
                 </pic:pic>
               </a:graphicData>
             </a:graphic>
-          </wp:inline>
+            <wp14:sizeRelH relativeFrom="margin">
+              <wp14:pctWidth>0</wp14:pctWidth>
+            </wp14:sizeRelH>
+            <wp14:sizeRelV relativeFrom="margin">
+              <wp14:pctHeight>0</wp14:pctHeight>
+            </wp14:sizeRelV>
+          </wp:anchor>
         </w:drawing>
       </w:r>
     </w:p>
     <w:p>
       <w:pPr>
+        <w:jc w:val="right"/>
+        <w:rPr>
+          <w:rFonts w:asciiTheme="minorBidi" w:hAnsiTheme="minorBidi" w:cstheme="minorBidi"/>
+          <w:rtl/>
+        </w:rPr>
+      </w:pPr>
+    </w:p>
+    <w:p>
+      <w:pPr>
+        <w:rPr>
+          <w:b/>
+          <w:bCs/>
+          <w:rtl/>
+        </w:rPr>
+      </w:pPr>
+      <w:r>
+        <w:rPr>
+          <w:rFonts w:hint="cs"/>
+          <w:b/>
+          <w:bCs/>
+          <w:rtl/>
+        </w:rPr>
+        <w:t>הסבר :</w:t>
+      </w:r>
+    </w:p>
+    <w:p>
+      <w:pPr>
+        <w:rPr>
+          <w:rFonts w:asciiTheme="minorBidi" w:hAnsiTheme="minorBidi" w:cstheme="minorBidi"/>
+          <w:rtl/>
+        </w:rPr>
+      </w:pPr>
+      <w:r>
+        <w:rPr>
+          <w:rFonts w:asciiTheme="minorBidi" w:hAnsiTheme="minorBidi" w:cstheme="minorBidi"/>
+          <w:b/>
+          <w:bCs/>
+        </w:rPr>
+        <w:t>Aes</w:t>
+      </w:r>
+      <w:proofErr w:type="gramStart"/>
+      <w:r>
+        <w:rPr>
+          <w:rFonts w:asciiTheme="minorBidi" w:hAnsiTheme="minorBidi" w:cstheme="minorBidi"/>
+          <w:b/>
+          <w:bCs/>
+        </w:rPr>
+        <w:t>256</w:t>
+      </w:r>
+      <w:r>
+        <w:rPr>
+          <w:rFonts w:asciiTheme="minorBidi" w:hAnsiTheme="minorBidi" w:cstheme="minorBidi" w:hint="cs"/>
+          <w:b/>
+          <w:bCs/>
+          <w:rtl/>
+        </w:rPr>
+        <w:t xml:space="preserve"> </w:t>
+      </w:r>
+      <w:r>
+        <w:rPr>
+          <w:rFonts w:asciiTheme="minorBidi" w:hAnsiTheme="minorBidi" w:cstheme="minorBidi"/>
+        </w:rPr>
+        <w:t xml:space="preserve"> </w:t>
+      </w:r>
+      <w:r>
+        <w:rPr>
+          <w:rFonts w:asciiTheme="minorBidi" w:hAnsiTheme="minorBidi" w:cstheme="minorBidi"/>
+          <w:rtl/>
+        </w:rPr>
+        <w:t>מחלקה</w:t>
+      </w:r>
+      <w:proofErr w:type="gramEnd"/>
+      <w:r>
+        <w:rPr>
+          <w:rFonts w:asciiTheme="minorBidi" w:hAnsiTheme="minorBidi" w:cstheme="minorBidi"/>
+          <w:rtl/>
+        </w:rPr>
+        <w:t xml:space="preserve"> המממשת הצפנה בסטנדרט</w:t>
+      </w:r>
+      <w:r>
+        <w:rPr>
+          <w:rFonts w:asciiTheme="minorBidi" w:hAnsiTheme="minorBidi" w:cstheme="minorBidi"/>
+        </w:rPr>
+        <w:t xml:space="preserve"> AES-256 </w:t>
+      </w:r>
+      <w:r>
+        <w:rPr>
+          <w:rFonts w:asciiTheme="minorBidi" w:hAnsiTheme="minorBidi" w:cstheme="minorBidi"/>
+          <w:rtl/>
+        </w:rPr>
+        <w:t xml:space="preserve">כוללת כל הפונקציות הדרושות להצפנה ופענוח של מידע מנהלת את מפתחות ההצפנה ותהליכי האבטחה </w:t>
+      </w:r>
+      <w:proofErr w:type="spellStart"/>
+      <w:r>
+        <w:rPr>
+          <w:rFonts w:asciiTheme="minorBidi" w:hAnsiTheme="minorBidi" w:cstheme="minorBidi"/>
+          <w:rtl/>
+        </w:rPr>
+        <w:t>הקריפטוגרפיים</w:t>
+      </w:r>
+      <w:proofErr w:type="spellEnd"/>
+    </w:p>
+    <w:p>
+      <w:pPr>
         <w:rPr>
           <w:rFonts w:asciiTheme="minorBidi" w:hAnsiTheme="minorBidi" w:cstheme="minorBidi"/>
           <w:rtl/>
@@ -31070,15 +32282,14 @@
       <w:r>
         <w:rPr>
           <w:rFonts w:asciiTheme="minorBidi" w:hAnsiTheme="minorBidi"/>
-          <w:noProof/>
           <w:rtl/>
         </w:rPr>
         <w:lastRenderedPageBreak/>
         <w:drawing>
-          <wp:inline distT="0" distB="0" distL="0" distR="0" wp14:anchorId="1FAD6CEA" wp14:editId="0E29CA37">
-            <wp:extent cx="3610479" cy="1476581"/>
-            <wp:effectExtent l="0" t="0" r="9525" b="9525"/>
-            <wp:docPr id="1625923416" name="תמונה 1" descr="תמונה שמכילה טקסט, צילום מסך, גופן, קו&#10;&#10;תוכן שנוצר על-ידי בינה מלאכותית עשוי להיות שגוי."/>
+          <wp:inline distT="0" distB="0" distL="0" distR="0" wp14:anchorId="7FE09C32" wp14:editId="316674B3">
+            <wp:extent cx="4604206" cy="3729162"/>
+            <wp:effectExtent l="0" t="0" r="6350" b="5080"/>
+            <wp:docPr id="1454054756" name="תמונה 1" descr="תמונה שמכילה טקסט, צילום מסך, גופן, מספר&#10;&#10;תוכן בינה מלאכותית גנרטיבית עשוי להיות שגוי."/>
             <wp:cNvGraphicFramePr>
               <a:graphicFrameLocks xmlns:a="http://schemas.openxmlformats.org/drawingml/2006/main" noChangeAspect="1"/>
             </wp:cNvGraphicFramePr>
@@ -31086,7 +32297,7 @@
               <a:graphicData uri="http://schemas.openxmlformats.org/drawingml/2006/picture">
                 <pic:pic xmlns:pic="http://schemas.openxmlformats.org/drawingml/2006/picture">
                   <pic:nvPicPr>
-                    <pic:cNvPr id="1625923416" name="תמונה 1" descr="תמונה שמכילה טקסט, צילום מסך, גופן, קו&#10;&#10;תוכן שנוצר על-ידי בינה מלאכותית עשוי להיות שגוי."/>
+                    <pic:cNvPr id="1454054756" name="תמונה 1" descr="תמונה שמכילה טקסט, צילום מסך, גופן, מספר&#10;&#10;תוכן בינה מלאכותית גנרטיבית עשוי להיות שגוי."/>
                     <pic:cNvPicPr/>
                   </pic:nvPicPr>
                   <pic:blipFill>
@@ -31098,7 +32309,7 @@
                   <pic:spPr>
                     <a:xfrm>
                       <a:off x="0" y="0"/>
-                      <a:ext cx="3610479" cy="1476581"/>
+                      <a:ext cx="4620899" cy="3742683"/>
                     </a:xfrm>
                     <a:prstGeom prst="rect">
                       <a:avLst/>
@@ -31115,6 +32326,811 @@
       <w:pPr>
         <w:rPr>
           <w:rFonts w:asciiTheme="minorBidi" w:hAnsiTheme="minorBidi" w:cstheme="minorBidi"/>
+          <w:b/>
+          <w:bCs/>
+          <w:rtl/>
+        </w:rPr>
+      </w:pPr>
+      <w:r>
+        <w:rPr>
+          <w:rFonts w:asciiTheme="minorBidi" w:hAnsiTheme="minorBidi" w:cstheme="minorBidi" w:hint="cs"/>
+          <w:b/>
+          <w:bCs/>
+          <w:rtl/>
+        </w:rPr>
+        <w:t>הסבר :</w:t>
+      </w:r>
+    </w:p>
+    <w:p>
+      <w:pPr>
+        <w:rPr>
+          <w:rFonts w:asciiTheme="minorBidi" w:hAnsiTheme="minorBidi" w:cstheme="minorBidi"/>
+          <w:rtl/>
+        </w:rPr>
+      </w:pPr>
+      <w:r>
+        <w:rPr>
+          <w:rFonts w:asciiTheme="minorBidi" w:hAnsiTheme="minorBidi" w:cstheme="minorBidi" w:hint="cs"/>
+          <w:b/>
+          <w:bCs/>
+          <w:rtl/>
+        </w:rPr>
+        <w:t xml:space="preserve"> </w:t>
+      </w:r>
+      <w:r>
+        <w:rPr>
+          <w:rFonts w:asciiTheme="minorBidi" w:hAnsiTheme="minorBidi" w:cstheme="minorBidi"/>
+          <w:b/>
+          <w:bCs/>
+        </w:rPr>
+        <w:t xml:space="preserve"> </w:t>
+      </w:r>
+      <w:proofErr w:type="spellStart"/>
+      <w:r>
+        <w:rPr>
+          <w:rFonts w:asciiTheme="minorBidi" w:hAnsiTheme="minorBidi" w:cstheme="minorBidi"/>
+          <w:b/>
+          <w:bCs/>
+        </w:rPr>
+        <w:t>ChatService</w:t>
+      </w:r>
+      <w:proofErr w:type="spellEnd"/>
+      <w:r>
+        <w:rPr>
+          <w:rFonts w:asciiTheme="minorBidi" w:hAnsiTheme="minorBidi" w:cstheme="minorBidi"/>
+        </w:rPr>
+        <w:t xml:space="preserve"> </w:t>
+      </w:r>
+      <w:r>
+        <w:rPr>
+          <w:rFonts w:asciiTheme="minorBidi" w:hAnsiTheme="minorBidi" w:cstheme="minorBidi"/>
+          <w:rtl/>
+        </w:rPr>
+        <w:t>שירות מרכזי לניהול פעילות הצ'אט במערכת מטפל בשמירה, טעינה ומטמון של הודעות קבוצתיות מנהל פעילות משתמשים ותקשורת בזמן אמת</w:t>
+      </w:r>
+    </w:p>
+    <w:p>
+      <w:pPr>
+        <w:rPr>
+          <w:rFonts w:asciiTheme="minorBidi" w:hAnsiTheme="minorBidi" w:cstheme="minorBidi"/>
+          <w:rtl/>
+        </w:rPr>
+      </w:pPr>
+      <w:r>
+        <w:rPr>
+          <w:rFonts w:asciiTheme="minorBidi" w:hAnsiTheme="minorBidi"/>
+          <w:rtl/>
+        </w:rPr>
+        <w:drawing>
+          <wp:inline distT="0" distB="0" distL="0" distR="0" wp14:anchorId="2F57858E" wp14:editId="093AE954">
+            <wp:extent cx="4895850" cy="2828925"/>
+            <wp:effectExtent l="0" t="0" r="0" b="9525"/>
+            <wp:docPr id="1809545998" name="תמונה 1" descr="תמונה שמכילה טקסט, צילום מסך, גופן, מספר&#10;&#10;תוכן בינה מלאכותית גנרטיבית עשוי להיות שגוי."/>
+            <wp:cNvGraphicFramePr>
+              <a:graphicFrameLocks xmlns:a="http://schemas.openxmlformats.org/drawingml/2006/main" noChangeAspect="1"/>
+            </wp:cNvGraphicFramePr>
+            <a:graphic xmlns:a="http://schemas.openxmlformats.org/drawingml/2006/main">
+              <a:graphicData uri="http://schemas.openxmlformats.org/drawingml/2006/picture">
+                <pic:pic xmlns:pic="http://schemas.openxmlformats.org/drawingml/2006/picture">
+                  <pic:nvPicPr>
+                    <pic:cNvPr id="1809545998" name="תמונה 1" descr="תמונה שמכילה טקסט, צילום מסך, גופן, מספר&#10;&#10;תוכן בינה מלאכותית גנרטיבית עשוי להיות שגוי."/>
+                    <pic:cNvPicPr/>
+                  </pic:nvPicPr>
+                  <pic:blipFill>
+                    <a:blip r:embed="rId62"/>
+                    <a:stretch>
+                      <a:fillRect/>
+                    </a:stretch>
+                  </pic:blipFill>
+                  <pic:spPr>
+                    <a:xfrm>
+                      <a:off x="0" y="0"/>
+                      <a:ext cx="4895850" cy="2828925"/>
+                    </a:xfrm>
+                    <a:prstGeom prst="rect">
+                      <a:avLst/>
+                    </a:prstGeom>
+                  </pic:spPr>
+                </pic:pic>
+              </a:graphicData>
+            </a:graphic>
+          </wp:inline>
+        </w:drawing>
+      </w:r>
+    </w:p>
+    <w:p>
+      <w:pPr>
+        <w:rPr>
+          <w:rFonts w:asciiTheme="minorBidi" w:hAnsiTheme="minorBidi" w:cstheme="minorBidi"/>
+          <w:b/>
+          <w:bCs/>
+          <w:rtl/>
+        </w:rPr>
+      </w:pPr>
+      <w:r>
+        <w:rPr>
+          <w:rFonts w:asciiTheme="minorBidi" w:hAnsiTheme="minorBidi" w:cstheme="minorBidi" w:hint="cs"/>
+          <w:b/>
+          <w:bCs/>
+          <w:rtl/>
+        </w:rPr>
+        <w:t>הסבר :</w:t>
+      </w:r>
+    </w:p>
+    <w:p>
+      <w:pPr>
+        <w:rPr>
+          <w:rFonts w:asciiTheme="minorBidi" w:hAnsiTheme="minorBidi" w:cstheme="minorBidi"/>
+          <w:rtl/>
+        </w:rPr>
+      </w:pPr>
+      <w:r>
+        <w:rPr>
+          <w:rFonts w:asciiTheme="minorBidi" w:hAnsiTheme="minorBidi" w:cstheme="minorBidi"/>
+          <w:b/>
+          <w:bCs/>
+        </w:rPr>
+        <w:t xml:space="preserve"> </w:t>
+      </w:r>
+      <w:proofErr w:type="spellStart"/>
+      <w:r>
+        <w:rPr>
+          <w:rFonts w:asciiTheme="minorBidi" w:hAnsiTheme="minorBidi" w:cstheme="minorBidi"/>
+          <w:b/>
+          <w:bCs/>
+        </w:rPr>
+        <w:t>EncryptionService</w:t>
+      </w:r>
+      <w:proofErr w:type="spellEnd"/>
+      <w:r>
+        <w:rPr>
+          <w:rFonts w:asciiTheme="minorBidi" w:hAnsiTheme="minorBidi" w:cstheme="minorBidi"/>
+        </w:rPr>
+        <w:t xml:space="preserve"> </w:t>
+      </w:r>
+      <w:r>
+        <w:rPr>
+          <w:rFonts w:asciiTheme="minorBidi" w:hAnsiTheme="minorBidi" w:cstheme="minorBidi"/>
+          <w:rtl/>
+        </w:rPr>
+        <w:t>שירות המספק יכולות הצפנה מתקדמות למערכת משתמש במנוע</w:t>
+      </w:r>
+      <w:r>
+        <w:rPr>
+          <w:rFonts w:asciiTheme="minorBidi" w:hAnsiTheme="minorBidi" w:cstheme="minorBidi"/>
+        </w:rPr>
+        <w:t xml:space="preserve"> AES-256 </w:t>
+      </w:r>
+      <w:r>
+        <w:rPr>
+          <w:rFonts w:asciiTheme="minorBidi" w:hAnsiTheme="minorBidi" w:cstheme="minorBidi"/>
+          <w:rtl/>
+        </w:rPr>
+        <w:t>לעיבוד אסינכרוני של מידע מוצפן מנהל את תהליכי ההצפנה והפענוח של הודעות והקבצים</w:t>
+      </w:r>
+    </w:p>
+    <w:p>
+      <w:pPr>
+        <w:rPr>
+          <w:rFonts w:asciiTheme="minorBidi" w:hAnsiTheme="minorBidi" w:cstheme="minorBidi"/>
+          <w:rtl/>
+        </w:rPr>
+      </w:pPr>
+      <w:r>
+        <w:rPr>
+          <w:rFonts w:asciiTheme="minorBidi" w:hAnsiTheme="minorBidi"/>
+          <w:rtl/>
+        </w:rPr>
+        <w:lastRenderedPageBreak/>
+        <w:drawing>
+          <wp:inline distT="0" distB="0" distL="0" distR="0" wp14:anchorId="476CD33E" wp14:editId="15A235DB">
+            <wp:extent cx="4914900" cy="1495425"/>
+            <wp:effectExtent l="0" t="0" r="0" b="9525"/>
+            <wp:docPr id="222798732" name="תמונה 1" descr="תמונה שמכילה טקסט, צילום מסך, גופן, קו&#10;&#10;תוכן בינה מלאכותית גנרטיבית עשוי להיות שגוי."/>
+            <wp:cNvGraphicFramePr>
+              <a:graphicFrameLocks xmlns:a="http://schemas.openxmlformats.org/drawingml/2006/main" noChangeAspect="1"/>
+            </wp:cNvGraphicFramePr>
+            <a:graphic xmlns:a="http://schemas.openxmlformats.org/drawingml/2006/main">
+              <a:graphicData uri="http://schemas.openxmlformats.org/drawingml/2006/picture">
+                <pic:pic xmlns:pic="http://schemas.openxmlformats.org/drawingml/2006/picture">
+                  <pic:nvPicPr>
+                    <pic:cNvPr id="222798732" name="תמונה 1" descr="תמונה שמכילה טקסט, צילום מסך, גופן, קו&#10;&#10;תוכן בינה מלאכותית גנרטיבית עשוי להיות שגוי."/>
+                    <pic:cNvPicPr/>
+                  </pic:nvPicPr>
+                  <pic:blipFill>
+                    <a:blip r:embed="rId63"/>
+                    <a:stretch>
+                      <a:fillRect/>
+                    </a:stretch>
+                  </pic:blipFill>
+                  <pic:spPr>
+                    <a:xfrm>
+                      <a:off x="0" y="0"/>
+                      <a:ext cx="4914900" cy="1495425"/>
+                    </a:xfrm>
+                    <a:prstGeom prst="rect">
+                      <a:avLst/>
+                    </a:prstGeom>
+                  </pic:spPr>
+                </pic:pic>
+              </a:graphicData>
+            </a:graphic>
+          </wp:inline>
+        </w:drawing>
+      </w:r>
+    </w:p>
+    <w:p>
+      <w:pPr>
+        <w:rPr>
+          <w:rFonts w:asciiTheme="minorBidi" w:hAnsiTheme="minorBidi" w:cstheme="minorBidi"/>
+          <w:b/>
+          <w:bCs/>
+          <w:rtl/>
+        </w:rPr>
+      </w:pPr>
+      <w:r>
+        <w:rPr>
+          <w:rFonts w:asciiTheme="minorBidi" w:hAnsiTheme="minorBidi" w:cstheme="minorBidi" w:hint="cs"/>
+          <w:b/>
+          <w:bCs/>
+          <w:rtl/>
+        </w:rPr>
+        <w:t>הסבר :</w:t>
+      </w:r>
+    </w:p>
+    <w:p>
+      <w:pPr>
+        <w:rPr>
+          <w:rFonts w:asciiTheme="minorBidi" w:hAnsiTheme="minorBidi" w:cstheme="minorBidi"/>
+        </w:rPr>
+      </w:pPr>
+      <w:r>
+        <w:rPr>
+          <w:rFonts w:asciiTheme="minorBidi" w:hAnsiTheme="minorBidi" w:cstheme="minorBidi"/>
+          <w:b/>
+          <w:bCs/>
+        </w:rPr>
+        <w:t xml:space="preserve"> </w:t>
+      </w:r>
+      <w:proofErr w:type="spellStart"/>
+      <w:r>
+        <w:rPr>
+          <w:rFonts w:asciiTheme="minorBidi" w:hAnsiTheme="minorBidi" w:cstheme="minorBidi"/>
+          <w:b/>
+          <w:bCs/>
+        </w:rPr>
+        <w:t>GlobalMessageBroadcaster</w:t>
+      </w:r>
+      <w:proofErr w:type="spellEnd"/>
+      <w:r>
+        <w:rPr>
+          <w:rFonts w:asciiTheme="minorBidi" w:hAnsiTheme="minorBidi" w:cstheme="minorBidi"/>
+        </w:rPr>
+        <w:t xml:space="preserve"> </w:t>
+      </w:r>
+      <w:r>
+        <w:rPr>
+          <w:rFonts w:asciiTheme="minorBidi" w:hAnsiTheme="minorBidi" w:cstheme="minorBidi"/>
+          <w:rtl/>
+        </w:rPr>
+        <w:t>שירות לשידור הודעות גלובלי לכלל המשתמשים המחוברים מנהל רשימת מאזינים ושולח הודעות לקבוצות ולכלל המערכת מספק תשתית תקשורת המותאמת לאפליקציות צ'אט בזמן אמת</w:t>
+      </w:r>
+    </w:p>
+    <w:p>
+      <w:pPr>
+        <w:rPr>
+          <w:rFonts w:asciiTheme="minorBidi" w:hAnsiTheme="minorBidi" w:cstheme="minorBidi"/>
+          <w:rtl/>
+        </w:rPr>
+      </w:pPr>
+      <w:r>
+        <w:rPr>
+          <w:rFonts w:asciiTheme="minorBidi" w:hAnsiTheme="minorBidi"/>
+          <w:rtl/>
+        </w:rPr>
+        <w:drawing>
+          <wp:inline distT="0" distB="0" distL="0" distR="0" wp14:anchorId="03FC0568" wp14:editId="59CB5C7D">
+            <wp:extent cx="5657850" cy="2116455"/>
+            <wp:effectExtent l="0" t="0" r="0" b="0"/>
+            <wp:docPr id="521996744" name="תמונה 1"/>
+            <wp:cNvGraphicFramePr>
+              <a:graphicFrameLocks xmlns:a="http://schemas.openxmlformats.org/drawingml/2006/main" noChangeAspect="1"/>
+            </wp:cNvGraphicFramePr>
+            <a:graphic xmlns:a="http://schemas.openxmlformats.org/drawingml/2006/main">
+              <a:graphicData uri="http://schemas.openxmlformats.org/drawingml/2006/picture">
+                <pic:pic xmlns:pic="http://schemas.openxmlformats.org/drawingml/2006/picture">
+                  <pic:nvPicPr>
+                    <pic:cNvPr id="521996744" name=""/>
+                    <pic:cNvPicPr/>
+                  </pic:nvPicPr>
+                  <pic:blipFill>
+                    <a:blip r:embed="rId64"/>
+                    <a:stretch>
+                      <a:fillRect/>
+                    </a:stretch>
+                  </pic:blipFill>
+                  <pic:spPr>
+                    <a:xfrm>
+                      <a:off x="0" y="0"/>
+                      <a:ext cx="5657850" cy="2116455"/>
+                    </a:xfrm>
+                    <a:prstGeom prst="rect">
+                      <a:avLst/>
+                    </a:prstGeom>
+                  </pic:spPr>
+                </pic:pic>
+              </a:graphicData>
+            </a:graphic>
+          </wp:inline>
+        </w:drawing>
+      </w:r>
+    </w:p>
+    <w:p>
+      <w:pPr>
+        <w:rPr>
+          <w:rFonts w:asciiTheme="minorBidi" w:hAnsiTheme="minorBidi" w:cstheme="minorBidi"/>
+          <w:b/>
+          <w:bCs/>
+          <w:rtl/>
+        </w:rPr>
+      </w:pPr>
+      <w:r>
+        <w:rPr>
+          <w:rFonts w:asciiTheme="minorBidi" w:hAnsiTheme="minorBidi" w:cstheme="minorBidi" w:hint="cs"/>
+          <w:b/>
+          <w:bCs/>
+          <w:rtl/>
+        </w:rPr>
+        <w:t>הסבר :</w:t>
+      </w:r>
+    </w:p>
+    <w:p>
+      <w:pPr>
+        <w:rPr>
+          <w:rFonts w:asciiTheme="minorBidi" w:hAnsiTheme="minorBidi" w:cstheme="minorBidi"/>
+        </w:rPr>
+      </w:pPr>
+      <w:r>
+        <w:rPr>
+          <w:rFonts w:asciiTheme="minorBidi" w:hAnsiTheme="minorBidi" w:cstheme="minorBidi"/>
+          <w:b/>
+          <w:bCs/>
+        </w:rPr>
+        <w:t xml:space="preserve"> </w:t>
+      </w:r>
+      <w:proofErr w:type="spellStart"/>
+      <w:r>
+        <w:rPr>
+          <w:rFonts w:asciiTheme="minorBidi" w:hAnsiTheme="minorBidi" w:cstheme="minorBidi"/>
+          <w:b/>
+          <w:bCs/>
+        </w:rPr>
+        <w:t>GroupService</w:t>
+      </w:r>
+      <w:proofErr w:type="spellEnd"/>
+      <w:r>
+        <w:rPr>
+          <w:rFonts w:asciiTheme="minorBidi" w:hAnsiTheme="minorBidi" w:cstheme="minorBidi"/>
+        </w:rPr>
+        <w:t xml:space="preserve"> </w:t>
+      </w:r>
+      <w:r>
+        <w:rPr>
+          <w:rFonts w:asciiTheme="minorBidi" w:hAnsiTheme="minorBidi" w:cstheme="minorBidi"/>
+          <w:rtl/>
+        </w:rPr>
+        <w:t xml:space="preserve">שירות לניהול קבוצות הצ'אט במערכת מטפל ביצירה, עדכון ומחיקה של קבוצות </w:t>
+      </w:r>
+      <w:proofErr w:type="spellStart"/>
+      <w:r>
+        <w:rPr>
+          <w:rFonts w:asciiTheme="minorBidi" w:hAnsiTheme="minorBidi" w:cstheme="minorBidi"/>
+          <w:rtl/>
+        </w:rPr>
+        <w:t>ומשתמשיהן</w:t>
+      </w:r>
+      <w:proofErr w:type="spellEnd"/>
+      <w:r>
+        <w:rPr>
+          <w:rFonts w:asciiTheme="minorBidi" w:hAnsiTheme="minorBidi" w:cstheme="minorBidi"/>
+          <w:rtl/>
+        </w:rPr>
+        <w:t xml:space="preserve"> מתממשק עם מסד הנתונים לשמירת מידע הקבוצות</w:t>
+      </w:r>
+    </w:p>
+    <w:p>
+      <w:pPr>
+        <w:rPr>
+          <w:rFonts w:asciiTheme="minorBidi" w:hAnsiTheme="minorBidi" w:cstheme="minorBidi"/>
+          <w:rtl/>
+        </w:rPr>
+      </w:pPr>
+      <w:r>
+        <w:rPr>
+          <w:rFonts w:asciiTheme="minorBidi" w:hAnsiTheme="minorBidi"/>
+          <w:rtl/>
+        </w:rPr>
+        <w:drawing>
+          <wp:inline distT="0" distB="0" distL="0" distR="0" wp14:anchorId="2C4CDAE2" wp14:editId="7F4FD692">
+            <wp:extent cx="5657850" cy="951230"/>
+            <wp:effectExtent l="0" t="0" r="0" b="1270"/>
+            <wp:docPr id="1109342245" name="תמונה 1" descr="תמונה שמכילה טקסט, גופן, קו, מספר&#10;&#10;תוכן בינה מלאכותית גנרטיבית עשוי להיות שגוי."/>
+            <wp:cNvGraphicFramePr>
+              <a:graphicFrameLocks xmlns:a="http://schemas.openxmlformats.org/drawingml/2006/main" noChangeAspect="1"/>
+            </wp:cNvGraphicFramePr>
+            <a:graphic xmlns:a="http://schemas.openxmlformats.org/drawingml/2006/main">
+              <a:graphicData uri="http://schemas.openxmlformats.org/drawingml/2006/picture">
+                <pic:pic xmlns:pic="http://schemas.openxmlformats.org/drawingml/2006/picture">
+                  <pic:nvPicPr>
+                    <pic:cNvPr id="1109342245" name="תמונה 1" descr="תמונה שמכילה טקסט, גופן, קו, מספר&#10;&#10;תוכן בינה מלאכותית גנרטיבית עשוי להיות שגוי."/>
+                    <pic:cNvPicPr/>
+                  </pic:nvPicPr>
+                  <pic:blipFill>
+                    <a:blip r:embed="rId65"/>
+                    <a:stretch>
+                      <a:fillRect/>
+                    </a:stretch>
+                  </pic:blipFill>
+                  <pic:spPr>
+                    <a:xfrm>
+                      <a:off x="0" y="0"/>
+                      <a:ext cx="5657850" cy="951230"/>
+                    </a:xfrm>
+                    <a:prstGeom prst="rect">
+                      <a:avLst/>
+                    </a:prstGeom>
+                  </pic:spPr>
+                </pic:pic>
+              </a:graphicData>
+            </a:graphic>
+          </wp:inline>
+        </w:drawing>
+      </w:r>
+    </w:p>
+    <w:p>
+      <w:pPr>
+        <w:rPr>
+          <w:rFonts w:asciiTheme="minorBidi" w:hAnsiTheme="minorBidi" w:cstheme="minorBidi"/>
+          <w:b/>
+          <w:bCs/>
+          <w:rtl/>
+        </w:rPr>
+      </w:pPr>
+      <w:r>
+        <w:rPr>
+          <w:rFonts w:asciiTheme="minorBidi" w:hAnsiTheme="minorBidi" w:cstheme="minorBidi" w:hint="cs"/>
+          <w:b/>
+          <w:bCs/>
+          <w:rtl/>
+        </w:rPr>
+        <w:t>הסבר :</w:t>
+      </w:r>
+    </w:p>
+    <w:p>
+      <w:pPr>
+        <w:rPr>
+          <w:rFonts w:asciiTheme="minorBidi" w:hAnsiTheme="minorBidi" w:cstheme="minorBidi"/>
+          <w:rtl/>
+        </w:rPr>
+      </w:pPr>
+      <w:proofErr w:type="spellStart"/>
+      <w:proofErr w:type="gramStart"/>
+      <w:r>
+        <w:rPr>
+          <w:rFonts w:asciiTheme="minorBidi" w:hAnsiTheme="minorBidi" w:cstheme="minorBidi"/>
+          <w:b/>
+          <w:bCs/>
+        </w:rPr>
+        <w:t>MessageService</w:t>
+      </w:r>
+      <w:proofErr w:type="spellEnd"/>
+      <w:r>
+        <w:rPr>
+          <w:rFonts w:asciiTheme="minorBidi" w:hAnsiTheme="minorBidi" w:cstheme="minorBidi"/>
+          <w:b/>
+          <w:bCs/>
+        </w:rPr>
+        <w:t xml:space="preserve"> </w:t>
+      </w:r>
+      <w:r>
+        <w:rPr>
+          <w:rFonts w:asciiTheme="minorBidi" w:hAnsiTheme="minorBidi" w:cstheme="minorBidi" w:hint="cs"/>
+          <w:b/>
+          <w:bCs/>
+          <w:rtl/>
+        </w:rPr>
+        <w:t xml:space="preserve"> </w:t>
+      </w:r>
+      <w:r>
+        <w:rPr>
+          <w:rFonts w:asciiTheme="minorBidi" w:hAnsiTheme="minorBidi" w:cstheme="minorBidi"/>
+          <w:rtl/>
+        </w:rPr>
+        <w:t>שירות</w:t>
+      </w:r>
+      <w:proofErr w:type="gramEnd"/>
+      <w:r>
+        <w:rPr>
+          <w:rFonts w:asciiTheme="minorBidi" w:hAnsiTheme="minorBidi" w:cstheme="minorBidi"/>
+          <w:rtl/>
+        </w:rPr>
+        <w:t xml:space="preserve"> לניהול הודעות במערכת הצ'אט שומר ומשליף הודעות ממסד הנתונים לפי צ'אט או משתמש מספק ממשק לעבודה עם הודעות טקסטואליות במערכת</w:t>
+      </w:r>
+    </w:p>
+    <w:p>
+      <w:pPr>
+        <w:rPr>
+          <w:rFonts w:asciiTheme="minorBidi" w:hAnsiTheme="minorBidi" w:cstheme="minorBidi"/>
+          <w:rtl/>
+        </w:rPr>
+      </w:pPr>
+      <w:r>
+        <w:rPr>
+          <w:rFonts w:asciiTheme="minorBidi" w:hAnsiTheme="minorBidi"/>
+          <w:rtl/>
+        </w:rPr>
+        <w:lastRenderedPageBreak/>
+        <w:drawing>
+          <wp:inline distT="0" distB="0" distL="0" distR="0" wp14:anchorId="0D0899F7" wp14:editId="1E07446B">
+            <wp:extent cx="4943475" cy="1657350"/>
+            <wp:effectExtent l="0" t="0" r="9525" b="0"/>
+            <wp:docPr id="1677755600" name="תמונה 1"/>
+            <wp:cNvGraphicFramePr>
+              <a:graphicFrameLocks xmlns:a="http://schemas.openxmlformats.org/drawingml/2006/main" noChangeAspect="1"/>
+            </wp:cNvGraphicFramePr>
+            <a:graphic xmlns:a="http://schemas.openxmlformats.org/drawingml/2006/main">
+              <a:graphicData uri="http://schemas.openxmlformats.org/drawingml/2006/picture">
+                <pic:pic xmlns:pic="http://schemas.openxmlformats.org/drawingml/2006/picture">
+                  <pic:nvPicPr>
+                    <pic:cNvPr id="1677755600" name=""/>
+                    <pic:cNvPicPr/>
+                  </pic:nvPicPr>
+                  <pic:blipFill>
+                    <a:blip r:embed="rId66"/>
+                    <a:stretch>
+                      <a:fillRect/>
+                    </a:stretch>
+                  </pic:blipFill>
+                  <pic:spPr>
+                    <a:xfrm>
+                      <a:off x="0" y="0"/>
+                      <a:ext cx="4943475" cy="1657350"/>
+                    </a:xfrm>
+                    <a:prstGeom prst="rect">
+                      <a:avLst/>
+                    </a:prstGeom>
+                  </pic:spPr>
+                </pic:pic>
+              </a:graphicData>
+            </a:graphic>
+          </wp:inline>
+        </w:drawing>
+      </w:r>
+    </w:p>
+    <w:p>
+      <w:pPr>
+        <w:rPr>
+          <w:rFonts w:asciiTheme="minorBidi" w:hAnsiTheme="minorBidi" w:cstheme="minorBidi"/>
+          <w:b/>
+          <w:bCs/>
+          <w:rtl/>
+        </w:rPr>
+      </w:pPr>
+      <w:r>
+        <w:rPr>
+          <w:rFonts w:asciiTheme="minorBidi" w:hAnsiTheme="minorBidi" w:cstheme="minorBidi" w:hint="cs"/>
+          <w:b/>
+          <w:bCs/>
+          <w:rtl/>
+        </w:rPr>
+        <w:t>הסבר :</w:t>
+      </w:r>
+    </w:p>
+    <w:p>
+      <w:pPr>
+        <w:rPr>
+          <w:rFonts w:asciiTheme="minorBidi" w:hAnsiTheme="minorBidi" w:cstheme="minorBidi"/>
+          <w:rtl/>
+        </w:rPr>
+      </w:pPr>
+      <w:proofErr w:type="spellStart"/>
+      <w:proofErr w:type="gramStart"/>
+      <w:r>
+        <w:rPr>
+          <w:rFonts w:asciiTheme="minorBidi" w:hAnsiTheme="minorBidi" w:cstheme="minorBidi"/>
+          <w:b/>
+          <w:bCs/>
+        </w:rPr>
+        <w:t>M</w:t>
+      </w:r>
+      <w:r>
+        <w:rPr>
+          <w:rFonts w:asciiTheme="minorBidi" w:hAnsiTheme="minorBidi" w:cstheme="minorBidi"/>
+          <w:b/>
+          <w:bCs/>
+        </w:rPr>
+        <w:t>ongoDbService</w:t>
+      </w:r>
+      <w:proofErr w:type="spellEnd"/>
+      <w:r>
+        <w:rPr>
+          <w:rFonts w:asciiTheme="minorBidi" w:hAnsiTheme="minorBidi" w:cstheme="minorBidi"/>
+        </w:rPr>
+        <w:t xml:space="preserve"> </w:t>
+      </w:r>
+      <w:r>
+        <w:rPr>
+          <w:rFonts w:asciiTheme="minorBidi" w:hAnsiTheme="minorBidi" w:cstheme="minorBidi" w:hint="cs"/>
+          <w:rtl/>
+        </w:rPr>
+        <w:t xml:space="preserve"> </w:t>
+      </w:r>
+      <w:r>
+        <w:rPr>
+          <w:rFonts w:asciiTheme="minorBidi" w:hAnsiTheme="minorBidi" w:cstheme="minorBidi"/>
+          <w:rtl/>
+        </w:rPr>
+        <w:t>שירות</w:t>
+      </w:r>
+      <w:proofErr w:type="gramEnd"/>
+      <w:r>
+        <w:rPr>
+          <w:rFonts w:asciiTheme="minorBidi" w:hAnsiTheme="minorBidi" w:cstheme="minorBidi"/>
+          <w:rtl/>
+        </w:rPr>
+        <w:t xml:space="preserve"> למתן ממשק למסד נתונים</w:t>
+      </w:r>
+      <w:r>
+        <w:rPr>
+          <w:rFonts w:asciiTheme="minorBidi" w:hAnsiTheme="minorBidi" w:cstheme="minorBidi"/>
+        </w:rPr>
+        <w:t xml:space="preserve"> MongoDB </w:t>
+      </w:r>
+      <w:r>
+        <w:rPr>
+          <w:rFonts w:asciiTheme="minorBidi" w:hAnsiTheme="minorBidi" w:cstheme="minorBidi"/>
+          <w:rtl/>
+        </w:rPr>
+        <w:t>מטפל בפעולות בסיסיות של הוספה ושליפה של משתמשים וקבוצות מספק שכבת גישה למסד הנתונים עבור יתר השירותים</w:t>
+      </w:r>
+    </w:p>
+    <w:p>
+      <w:pPr>
+        <w:rPr>
+          <w:rFonts w:asciiTheme="minorBidi" w:hAnsiTheme="minorBidi" w:cstheme="minorBidi"/>
+          <w:rtl/>
+        </w:rPr>
+      </w:pPr>
+      <w:r>
+        <w:rPr>
+          <w:rFonts w:asciiTheme="minorBidi" w:hAnsiTheme="minorBidi"/>
+          <w:rtl/>
+        </w:rPr>
+        <w:drawing>
+          <wp:inline distT="0" distB="0" distL="0" distR="0" wp14:anchorId="4034BC7C" wp14:editId="39E561E0">
+            <wp:extent cx="4610100" cy="3838575"/>
+            <wp:effectExtent l="0" t="0" r="0" b="9525"/>
+            <wp:docPr id="1321316448" name="תמונה 1" descr="תמונה שמכילה טקסט, חשמל, צילום מסך, גופן&#10;&#10;תוכן בינה מלאכותית גנרטיבית עשוי להיות שגוי."/>
+            <wp:cNvGraphicFramePr>
+              <a:graphicFrameLocks xmlns:a="http://schemas.openxmlformats.org/drawingml/2006/main" noChangeAspect="1"/>
+            </wp:cNvGraphicFramePr>
+            <a:graphic xmlns:a="http://schemas.openxmlformats.org/drawingml/2006/main">
+              <a:graphicData uri="http://schemas.openxmlformats.org/drawingml/2006/picture">
+                <pic:pic xmlns:pic="http://schemas.openxmlformats.org/drawingml/2006/picture">
+                  <pic:nvPicPr>
+                    <pic:cNvPr id="1321316448" name="תמונה 1" descr="תמונה שמכילה טקסט, חשמל, צילום מסך, גופן&#10;&#10;תוכן בינה מלאכותית גנרטיבית עשוי להיות שגוי."/>
+                    <pic:cNvPicPr/>
+                  </pic:nvPicPr>
+                  <pic:blipFill>
+                    <a:blip r:embed="rId67"/>
+                    <a:stretch>
+                      <a:fillRect/>
+                    </a:stretch>
+                  </pic:blipFill>
+                  <pic:spPr>
+                    <a:xfrm>
+                      <a:off x="0" y="0"/>
+                      <a:ext cx="4610100" cy="3838575"/>
+                    </a:xfrm>
+                    <a:prstGeom prst="rect">
+                      <a:avLst/>
+                    </a:prstGeom>
+                  </pic:spPr>
+                </pic:pic>
+              </a:graphicData>
+            </a:graphic>
+          </wp:inline>
+        </w:drawing>
+      </w:r>
+    </w:p>
+    <w:p>
+      <w:pPr>
+        <w:rPr>
+          <w:rFonts w:asciiTheme="minorBidi" w:hAnsiTheme="minorBidi" w:cstheme="minorBidi"/>
+          <w:b/>
+          <w:bCs/>
+        </w:rPr>
+      </w:pPr>
+      <w:r>
+        <w:rPr>
+          <w:rFonts w:asciiTheme="minorBidi" w:hAnsiTheme="minorBidi" w:cstheme="minorBidi" w:hint="cs"/>
+          <w:b/>
+          <w:bCs/>
+          <w:rtl/>
+        </w:rPr>
+        <w:t>הסבר :</w:t>
+      </w:r>
+    </w:p>
+    <w:p>
+      <w:pPr>
+        <w:rPr>
+          <w:rFonts w:asciiTheme="minorBidi" w:hAnsiTheme="minorBidi" w:cstheme="minorBidi" w:hint="cs"/>
+        </w:rPr>
+      </w:pPr>
+      <w:proofErr w:type="spellStart"/>
+      <w:r>
+        <w:rPr>
+          <w:rFonts w:asciiTheme="minorBidi" w:hAnsiTheme="minorBidi" w:cstheme="minorBidi"/>
+          <w:b/>
+          <w:bCs/>
+        </w:rPr>
+        <w:t>UserService</w:t>
+      </w:r>
+      <w:proofErr w:type="spellEnd"/>
+      <w:r>
+        <w:rPr>
+          <w:rFonts w:asciiTheme="minorBidi" w:hAnsiTheme="minorBidi" w:cstheme="minorBidi"/>
+        </w:rPr>
+        <w:t xml:space="preserve"> </w:t>
+      </w:r>
+      <w:r>
+        <w:rPr>
+          <w:rFonts w:asciiTheme="minorBidi" w:hAnsiTheme="minorBidi" w:cstheme="minorBidi"/>
+        </w:rPr>
+        <w:t xml:space="preserve"> </w:t>
+      </w:r>
+      <w:r>
+        <w:rPr>
+          <w:rFonts w:asciiTheme="minorBidi" w:hAnsiTheme="minorBidi" w:cstheme="minorBidi" w:hint="cs"/>
+          <w:rtl/>
+        </w:rPr>
+        <w:t xml:space="preserve"> </w:t>
+      </w:r>
+      <w:r>
+        <w:rPr>
+          <w:rFonts w:asciiTheme="minorBidi" w:hAnsiTheme="minorBidi" w:cstheme="minorBidi"/>
+          <w:rtl/>
+        </w:rPr>
+        <w:t>שירות מרכזי לניהול משתמשים במערכת מטפל באימות, הרשמה, התחברות ועדכון פרופילים מנהל הרשאות משתמשים ואת מצב ההתחברות שלהם למערכת</w:t>
+      </w:r>
+    </w:p>
+    <w:p>
+      <w:pPr>
+        <w:rPr>
+          <w:rFonts w:asciiTheme="minorBidi" w:hAnsiTheme="minorBidi" w:cstheme="minorBidi"/>
+          <w:rtl/>
+        </w:rPr>
+      </w:pPr>
+    </w:p>
+    <w:p>
+      <w:pPr>
+        <w:rPr>
+          <w:rFonts w:asciiTheme="minorBidi" w:hAnsiTheme="minorBidi" w:cstheme="minorBidi"/>
+          <w:rtl/>
+        </w:rPr>
+      </w:pPr>
+    </w:p>
+    <w:p>
+      <w:pPr>
+        <w:rPr>
+          <w:rFonts w:asciiTheme="minorBidi" w:hAnsiTheme="minorBidi" w:cstheme="minorBidi"/>
+        </w:rPr>
+      </w:pPr>
+    </w:p>
+    <w:p>
+      <w:pPr>
+        <w:rPr>
+          <w:rFonts w:asciiTheme="minorBidi" w:hAnsiTheme="minorBidi" w:cstheme="minorBidi"/>
           <w:rtl/>
         </w:rPr>
       </w:pPr>
@@ -31133,6 +33149,7 @@
         <w:rPr>
           <w:rtl/>
         </w:rPr>
+        <w:lastRenderedPageBreak/>
         <w:t>1</w:t>
       </w:r>
       <w:r>
@@ -31723,7 +33740,6 @@
           <w:rFonts w:asciiTheme="minorBidi" w:hAnsiTheme="minorBidi" w:cstheme="minorBidi"/>
           <w:rtl/>
         </w:rPr>
-        <w:lastRenderedPageBreak/>
         <w:t>מחלקות כמו</w:t>
       </w:r>
       <w:r>
@@ -32055,6 +34071,7 @@
         <w:rPr>
           <w:rtl/>
         </w:rPr>
+        <w:lastRenderedPageBreak/>
         <w:t>1</w:t>
       </w:r>
       <w:r>
@@ -32119,25 +34136,25 @@
       <w:pPr>
         <w:rPr>
           <w:rFonts w:asciiTheme="minorBidi" w:hAnsiTheme="minorBidi" w:cstheme="minorBidi"/>
-          <w:rtl/>
-        </w:rPr>
-      </w:pPr>
-      <w:r>
-        <w:rPr>
-          <w:rFonts w:asciiTheme="minorBidi" w:hAnsiTheme="minorBidi" w:cstheme="minorBidi"/>
-          <w:rtl/>
-        </w:rPr>
-        <w:t>פעולה ראשונה :</w:t>
-      </w:r>
-    </w:p>
-    <w:p>
-      <w:pPr>
-        <w:rPr>
-          <w:rFonts w:asciiTheme="minorBidi" w:hAnsiTheme="minorBidi" w:cstheme="minorBidi"/>
-          <w:b/>
-          <w:bCs/>
-        </w:rPr>
-      </w:pPr>
+          <w:b/>
+          <w:bCs/>
+          <w:rtl/>
+        </w:rPr>
+      </w:pPr>
+      <w:r>
+        <w:rPr>
+          <w:rFonts w:asciiTheme="minorBidi" w:hAnsiTheme="minorBidi" w:cstheme="minorBidi"/>
+          <w:rtl/>
+        </w:rPr>
+        <w:t>פעולה ראשונה</w:t>
+      </w:r>
+      <w:r>
+        <w:rPr>
+          <w:rFonts w:asciiTheme="minorBidi" w:hAnsiTheme="minorBidi" w:cstheme="minorBidi" w:hint="cs"/>
+          <w:rtl/>
+        </w:rPr>
+        <w:t xml:space="preserve"> - </w:t>
+      </w:r>
       <w:r>
         <w:rPr>
           <w:rFonts w:asciiTheme="minorBidi" w:hAnsiTheme="minorBidi" w:cstheme="minorBidi"/>
@@ -32650,6 +34667,42 @@
           <w:rtl/>
         </w:rPr>
       </w:pPr>
+      <w:r>
+        <w:rPr>
+          <w:rFonts w:asciiTheme="minorBidi" w:hAnsiTheme="minorBidi" w:cstheme="minorBidi"/>
+          <w:rtl/>
+        </w:rPr>
+        <w:t xml:space="preserve">    </w:t>
+      </w:r>
+      <w:proofErr w:type="gramStart"/>
+      <w:r>
+        <w:rPr>
+          <w:rFonts w:asciiTheme="minorBidi" w:hAnsiTheme="minorBidi" w:cstheme="minorBidi"/>
+        </w:rPr>
+        <w:t>addRoundKey(</w:t>
+      </w:r>
+      <w:proofErr w:type="gramEnd"/>
+      <w:r>
+        <w:rPr>
+          <w:rFonts w:asciiTheme="minorBidi" w:hAnsiTheme="minorBidi" w:cstheme="minorBidi"/>
+        </w:rPr>
+        <w:t>state, expandedKey, 0</w:t>
+      </w:r>
+      <w:proofErr w:type="gramStart"/>
+      <w:r>
+        <w:rPr>
+          <w:rFonts w:asciiTheme="minorBidi" w:hAnsiTheme="minorBidi" w:cstheme="minorBidi"/>
+        </w:rPr>
+        <w:t>)</w:t>
+      </w:r>
+      <w:r>
+        <w:rPr>
+          <w:rFonts w:asciiTheme="minorBidi" w:hAnsiTheme="minorBidi" w:cstheme="minorBidi"/>
+          <w:rtl/>
+        </w:rPr>
+        <w:t>;</w:t>
+      </w:r>
+      <w:proofErr w:type="gramEnd"/>
     </w:p>
     <w:p>
       <w:pPr>
@@ -32667,33 +34720,25 @@
         </w:rPr>
         <w:t xml:space="preserve">    </w:t>
       </w:r>
+      <w:r>
+        <w:rPr>
+          <w:rFonts w:asciiTheme="minorBidi" w:hAnsiTheme="minorBidi" w:cstheme="minorBidi"/>
+        </w:rPr>
+        <w:t>for (int round = 1; round &lt; Nr; round+</w:t>
+      </w:r>
       <w:proofErr w:type="gramStart"/>
       <w:r>
         <w:rPr>
           <w:rFonts w:asciiTheme="minorBidi" w:hAnsiTheme="minorBidi" w:cstheme="minorBidi"/>
         </w:rPr>
-        <w:t>addRoundKey(</w:t>
-      </w:r>
-      <w:proofErr w:type="gramEnd"/>
-      <w:r>
-        <w:rPr>
-          <w:rFonts w:asciiTheme="minorBidi" w:hAnsiTheme="minorBidi" w:cstheme="minorBidi"/>
-        </w:rPr>
-        <w:t>state, expandedKey, 0</w:t>
-      </w:r>
-      <w:proofErr w:type="gramStart"/>
-      <w:r>
-        <w:rPr>
-          <w:rFonts w:asciiTheme="minorBidi" w:hAnsiTheme="minorBidi" w:cstheme="minorBidi"/>
-        </w:rPr>
-        <w:t>)</w:t>
-      </w:r>
-      <w:r>
-        <w:rPr>
-          <w:rFonts w:asciiTheme="minorBidi" w:hAnsiTheme="minorBidi" w:cstheme="minorBidi"/>
-          <w:rtl/>
-        </w:rPr>
-        <w:t>;</w:t>
+        <w:t>+)</w:t>
+      </w:r>
+      <w:r>
+        <w:rPr>
+          <w:rFonts w:asciiTheme="minorBidi" w:hAnsiTheme="minorBidi" w:cstheme="minorBidi"/>
+          <w:rtl/>
+        </w:rPr>
+        <w:t xml:space="preserve"> {</w:t>
       </w:r>
       <w:proofErr w:type="gramEnd"/>
     </w:p>
@@ -32704,9 +34749,36 @@
         <w:ind w:left="768"/>
         <w:rPr>
           <w:rFonts w:asciiTheme="minorBidi" w:hAnsiTheme="minorBidi" w:cstheme="minorBidi"/>
-          <w:rtl/>
-        </w:rPr>
-      </w:pPr>
+        </w:rPr>
+      </w:pPr>
+      <w:r>
+        <w:rPr>
+          <w:rFonts w:asciiTheme="minorBidi" w:hAnsiTheme="minorBidi" w:cstheme="minorBidi"/>
+          <w:rtl/>
+        </w:rPr>
+        <w:t xml:space="preserve">        </w:t>
+      </w:r>
+      <w:r>
+        <w:rPr>
+          <w:rFonts w:asciiTheme="minorBidi" w:hAnsiTheme="minorBidi" w:cstheme="minorBidi"/>
+        </w:rPr>
+        <w:t>subBytes(state</w:t>
+      </w:r>
+      <w:proofErr w:type="gramStart"/>
+      <w:r>
+        <w:rPr>
+          <w:rFonts w:asciiTheme="minorBidi" w:hAnsiTheme="minorBidi" w:cstheme="minorBidi"/>
+        </w:rPr>
+        <w:t>)</w:t>
+      </w:r>
+      <w:r>
+        <w:rPr>
+          <w:rFonts w:asciiTheme="minorBidi" w:hAnsiTheme="minorBidi" w:cstheme="minorBidi"/>
+          <w:rtl/>
+        </w:rPr>
+        <w:t>;</w:t>
+      </w:r>
+      <w:proofErr w:type="gramEnd"/>
     </w:p>
     <w:p>
       <w:pPr>
@@ -32722,27 +34794,27 @@
           <w:rFonts w:asciiTheme="minorBidi" w:hAnsiTheme="minorBidi" w:cstheme="minorBidi"/>
           <w:rtl/>
         </w:rPr>
-        <w:t xml:space="preserve">    </w:t>
-      </w:r>
-      <w:r>
-        <w:rPr>
-          <w:rFonts w:asciiTheme="minorBidi" w:hAnsiTheme="minorBidi" w:cstheme="minorBidi"/>
-        </w:rPr>
-        <w:t>for (int round = 1; round &lt; Nr; round+</w:t>
+        <w:t xml:space="preserve">        </w:t>
+      </w:r>
+      <w:r>
+        <w:rPr>
+          <w:rFonts w:asciiTheme="minorBidi" w:hAnsiTheme="minorBidi" w:cstheme="minorBidi"/>
+        </w:rPr>
+        <w:t>shiftRows(state</w:t>
       </w:r>
       <w:proofErr w:type="gramStart"/>
       <w:r>
         <w:rPr>
           <w:rFonts w:asciiTheme="minorBidi" w:hAnsiTheme="minorBidi" w:cstheme="minorBidi"/>
         </w:rPr>
-        <w:t>+)</w:t>
-      </w:r>
-      <w:r>
-        <w:rPr>
-          <w:rFonts w:asciiTheme="minorBidi" w:hAnsiTheme="minorBidi" w:cstheme="minorBidi"/>
-          <w:rtl/>
-        </w:rPr>
-        <w:t xml:space="preserve"> {</w:t>
+        <w:t>)</w:t>
+      </w:r>
+      <w:r>
+        <w:rPr>
+          <w:rFonts w:asciiTheme="minorBidi" w:hAnsiTheme="minorBidi" w:cstheme="minorBidi"/>
+          <w:rtl/>
+        </w:rPr>
+        <w:t>;</w:t>
       </w:r>
       <w:proofErr w:type="gramEnd"/>
     </w:p>
@@ -32766,7 +34838,7 @@
         <w:rPr>
           <w:rFonts w:asciiTheme="minorBidi" w:hAnsiTheme="minorBidi" w:cstheme="minorBidi"/>
         </w:rPr>
-        <w:t>subBytes(state</w:t>
+        <w:t>mixColumns(state</w:t>
       </w:r>
       <w:proofErr w:type="gramStart"/>
       <w:r>
@@ -32800,11 +34872,19 @@
         </w:rPr>
         <w:t xml:space="preserve">        </w:t>
       </w:r>
-      <w:r>
-        <w:rPr>
-          <w:rFonts w:asciiTheme="minorBidi" w:hAnsiTheme="minorBidi" w:cstheme="minorBidi"/>
-        </w:rPr>
-        <w:t>shiftRows(state</w:t>
+      <w:proofErr w:type="gramStart"/>
+      <w:r>
+        <w:rPr>
+          <w:rFonts w:asciiTheme="minorBidi" w:hAnsiTheme="minorBidi" w:cstheme="minorBidi"/>
+        </w:rPr>
+        <w:t>addRoundKey(</w:t>
+      </w:r>
+      <w:proofErr w:type="gramEnd"/>
+      <w:r>
+        <w:rPr>
+          <w:rFonts w:asciiTheme="minorBidi" w:hAnsiTheme="minorBidi" w:cstheme="minorBidi"/>
+        </w:rPr>
+        <w:t>state, expandedKey, round</w:t>
       </w:r>
       <w:proofErr w:type="gramStart"/>
       <w:r>
@@ -32829,37 +34909,16 @@
         <w:ind w:left="768"/>
         <w:rPr>
           <w:rFonts w:asciiTheme="minorBidi" w:hAnsiTheme="minorBidi" w:cstheme="minorBidi"/>
-        </w:rPr>
-      </w:pPr>
-      <w:r>
-        <w:rPr>
-          <w:rFonts w:asciiTheme="minorBidi" w:hAnsiTheme="minorBidi" w:cstheme="minorBidi"/>
-          <w:rtl/>
-        </w:rPr>
-        <w:lastRenderedPageBreak/>
-        <w:t xml:space="preserve">        </w:t>
-      </w:r>
-      <w:r>
-        <w:rPr>
-          <w:rFonts w:asciiTheme="minorBidi" w:hAnsiTheme="minorBidi" w:cstheme="minorBidi"/>
-        </w:rPr>
-        <w:t>mixColumns(state</w:t>
-      </w:r>
-      <w:proofErr w:type="gramStart"/>
-      <w:r>
-        <w:rPr>
-          <w:rFonts w:asciiTheme="minorBidi" w:hAnsiTheme="minorBidi" w:cstheme="minorBidi"/>
-        </w:rPr>
-        <w:t>)</w:t>
-      </w:r>
-      <w:r>
-        <w:rPr>
-          <w:rFonts w:asciiTheme="minorBidi" w:hAnsiTheme="minorBidi" w:cstheme="minorBidi"/>
-          <w:rtl/>
-        </w:rPr>
-        <w:t>;</w:t>
-      </w:r>
-      <w:proofErr w:type="gramEnd"/>
+          <w:rtl/>
+        </w:rPr>
+      </w:pPr>
+      <w:r>
+        <w:rPr>
+          <w:rFonts w:asciiTheme="minorBidi" w:hAnsiTheme="minorBidi" w:cstheme="minorBidi"/>
+          <w:rtl/>
+        </w:rPr>
+        <w:t xml:space="preserve">    }</w:t>
+      </w:r>
     </w:p>
     <w:p>
       <w:pPr>
@@ -32875,21 +34934,13 @@
           <w:rFonts w:asciiTheme="minorBidi" w:hAnsiTheme="minorBidi" w:cstheme="minorBidi"/>
           <w:rtl/>
         </w:rPr>
-        <w:t xml:space="preserve">        </w:t>
-      </w:r>
-      <w:proofErr w:type="gramStart"/>
-      <w:r>
-        <w:rPr>
-          <w:rFonts w:asciiTheme="minorBidi" w:hAnsiTheme="minorBidi" w:cstheme="minorBidi"/>
-        </w:rPr>
-        <w:t>addRoundKey(</w:t>
-      </w:r>
-      <w:proofErr w:type="gramEnd"/>
-      <w:r>
-        <w:rPr>
-          <w:rFonts w:asciiTheme="minorBidi" w:hAnsiTheme="minorBidi" w:cstheme="minorBidi"/>
-        </w:rPr>
-        <w:t>state, expandedKey, round</w:t>
+        <w:t xml:space="preserve">    </w:t>
+      </w:r>
+      <w:r>
+        <w:rPr>
+          <w:rFonts w:asciiTheme="minorBidi" w:hAnsiTheme="minorBidi" w:cstheme="minorBidi"/>
+        </w:rPr>
+        <w:t>subBytes(state</w:t>
       </w:r>
       <w:proofErr w:type="gramStart"/>
       <w:r>
@@ -32914,16 +34965,36 @@
         <w:ind w:left="768"/>
         <w:rPr>
           <w:rFonts w:asciiTheme="minorBidi" w:hAnsiTheme="minorBidi" w:cstheme="minorBidi"/>
-          <w:rtl/>
-        </w:rPr>
-      </w:pPr>
-      <w:r>
-        <w:rPr>
-          <w:rFonts w:asciiTheme="minorBidi" w:hAnsiTheme="minorBidi" w:cstheme="minorBidi"/>
-          <w:rtl/>
-        </w:rPr>
-        <w:t xml:space="preserve">    }</w:t>
-      </w:r>
+        </w:rPr>
+      </w:pPr>
+      <w:r>
+        <w:rPr>
+          <w:rFonts w:asciiTheme="minorBidi" w:hAnsiTheme="minorBidi" w:cstheme="minorBidi"/>
+          <w:rtl/>
+        </w:rPr>
+        <w:t xml:space="preserve">    </w:t>
+      </w:r>
+      <w:r>
+        <w:rPr>
+          <w:rFonts w:asciiTheme="minorBidi" w:hAnsiTheme="minorBidi" w:cstheme="minorBidi"/>
+        </w:rPr>
+        <w:t>shiftRows(state</w:t>
+      </w:r>
+      <w:proofErr w:type="gramStart"/>
+      <w:r>
+        <w:rPr>
+          <w:rFonts w:asciiTheme="minorBidi" w:hAnsiTheme="minorBidi" w:cstheme="minorBidi"/>
+        </w:rPr>
+        <w:t>)</w:t>
+      </w:r>
+      <w:r>
+        <w:rPr>
+          <w:rFonts w:asciiTheme="minorBidi" w:hAnsiTheme="minorBidi" w:cstheme="minorBidi"/>
+          <w:rtl/>
+        </w:rPr>
+        <w:t>;</w:t>
+      </w:r>
+      <w:proofErr w:type="gramEnd"/>
     </w:p>
     <w:p>
       <w:pPr>
@@ -32932,6 +35003,7 @@
         <w:ind w:left="768"/>
         <w:rPr>
           <w:rFonts w:asciiTheme="minorBidi" w:hAnsiTheme="minorBidi" w:cstheme="minorBidi"/>
+          <w:rtl/>
         </w:rPr>
       </w:pPr>
       <w:r>
@@ -32941,11 +35013,19 @@
         </w:rPr>
         <w:t xml:space="preserve">    </w:t>
       </w:r>
-      <w:r>
-        <w:rPr>
-          <w:rFonts w:asciiTheme="minorBidi" w:hAnsiTheme="minorBidi" w:cstheme="minorBidi"/>
-        </w:rPr>
-        <w:t>subBytes(state</w:t>
+      <w:proofErr w:type="gramStart"/>
+      <w:r>
+        <w:rPr>
+          <w:rFonts w:asciiTheme="minorBidi" w:hAnsiTheme="minorBidi" w:cstheme="minorBidi"/>
+        </w:rPr>
+        <w:t>addRoundKey(</w:t>
+      </w:r>
+      <w:proofErr w:type="gramEnd"/>
+      <w:r>
+        <w:rPr>
+          <w:rFonts w:asciiTheme="minorBidi" w:hAnsiTheme="minorBidi" w:cstheme="minorBidi"/>
+        </w:rPr>
+        <w:t>state, expandedKey, Nr</w:t>
       </w:r>
       <w:proofErr w:type="gramStart"/>
       <w:r>
@@ -32983,21 +35063,21 @@
         <w:rPr>
           <w:rFonts w:asciiTheme="minorBidi" w:hAnsiTheme="minorBidi" w:cstheme="minorBidi"/>
         </w:rPr>
-        <w:t>shiftRows(state</w:t>
+        <w:t>for (int i = 0; i &lt; 4; i+</w:t>
       </w:r>
       <w:proofErr w:type="gramStart"/>
       <w:r>
         <w:rPr>
           <w:rFonts w:asciiTheme="minorBidi" w:hAnsiTheme="minorBidi" w:cstheme="minorBidi"/>
         </w:rPr>
-        <w:t>)</w:t>
-      </w:r>
-      <w:r>
-        <w:rPr>
-          <w:rFonts w:asciiTheme="minorBidi" w:hAnsiTheme="minorBidi" w:cstheme="minorBidi"/>
-          <w:rtl/>
-        </w:rPr>
-        <w:t>;</w:t>
+        <w:t>+)</w:t>
+      </w:r>
+      <w:r>
+        <w:rPr>
+          <w:rFonts w:asciiTheme="minorBidi" w:hAnsiTheme="minorBidi" w:cstheme="minorBidi"/>
+          <w:rtl/>
+        </w:rPr>
+        <w:t xml:space="preserve"> {</w:t>
       </w:r>
       <w:proofErr w:type="gramEnd"/>
     </w:p>
@@ -33015,35 +35095,27 @@
           <w:rFonts w:asciiTheme="minorBidi" w:hAnsiTheme="minorBidi" w:cstheme="minorBidi"/>
           <w:rtl/>
         </w:rPr>
-        <w:t xml:space="preserve">    </w:t>
+        <w:t xml:space="preserve">        </w:t>
+      </w:r>
+      <w:r>
+        <w:rPr>
+          <w:rFonts w:asciiTheme="minorBidi" w:hAnsiTheme="minorBidi" w:cstheme="minorBidi"/>
+        </w:rPr>
+        <w:t xml:space="preserve">for (int j = 0; j &lt; 4; </w:t>
       </w:r>
       <w:proofErr w:type="gramStart"/>
       <w:r>
         <w:rPr>
           <w:rFonts w:asciiTheme="minorBidi" w:hAnsiTheme="minorBidi" w:cstheme="minorBidi"/>
         </w:rPr>
-        <w:t>addRoundKey(</w:t>
-      </w:r>
-      <w:proofErr w:type="gramEnd"/>
-      <w:r>
-        <w:rPr>
-          <w:rFonts w:asciiTheme="minorBidi" w:hAnsiTheme="minorBidi" w:cstheme="minorBidi"/>
-        </w:rPr>
-        <w:t>state, expandedKey, Nr</w:t>
-      </w:r>
-      <w:proofErr w:type="gramStart"/>
-      <w:r>
-        <w:rPr>
-          <w:rFonts w:asciiTheme="minorBidi" w:hAnsiTheme="minorBidi" w:cstheme="minorBidi"/>
-        </w:rPr>
-        <w:t>)</w:t>
-      </w:r>
-      <w:r>
-        <w:rPr>
-          <w:rFonts w:asciiTheme="minorBidi" w:hAnsiTheme="minorBidi" w:cstheme="minorBidi"/>
-          <w:rtl/>
-        </w:rPr>
-        <w:t>;</w:t>
+        <w:t>j++)</w:t>
+      </w:r>
+      <w:r>
+        <w:rPr>
+          <w:rFonts w:asciiTheme="minorBidi" w:hAnsiTheme="minorBidi" w:cstheme="minorBidi"/>
+          <w:rtl/>
+        </w:rPr>
+        <w:t xml:space="preserve"> {</w:t>
       </w:r>
       <w:proofErr w:type="gramEnd"/>
     </w:p>
@@ -33054,9 +35126,44 @@
         <w:ind w:left="768"/>
         <w:rPr>
           <w:rFonts w:asciiTheme="minorBidi" w:hAnsiTheme="minorBidi" w:cstheme="minorBidi"/>
-          <w:rtl/>
-        </w:rPr>
-      </w:pPr>
+        </w:rPr>
+      </w:pPr>
+      <w:r>
+        <w:rPr>
+          <w:rFonts w:asciiTheme="minorBidi" w:hAnsiTheme="minorBidi" w:cstheme="minorBidi"/>
+          <w:rtl/>
+        </w:rPr>
+        <w:t xml:space="preserve">            </w:t>
+      </w:r>
+      <w:proofErr w:type="gramStart"/>
+      <w:r>
+        <w:rPr>
+          <w:rFonts w:asciiTheme="minorBidi" w:hAnsiTheme="minorBidi" w:cstheme="minorBidi"/>
+        </w:rPr>
+        <w:t>output[</w:t>
+      </w:r>
+      <w:proofErr w:type="gramEnd"/>
+      <w:r>
+        <w:rPr>
+          <w:rFonts w:asciiTheme="minorBidi" w:hAnsiTheme="minorBidi" w:cstheme="minorBidi"/>
+        </w:rPr>
+        <w:t>i * 4 + j] = (byte) state[j][i</w:t>
+      </w:r>
+      <w:proofErr w:type="gramStart"/>
+      <w:r>
+        <w:rPr>
+          <w:rFonts w:asciiTheme="minorBidi" w:hAnsiTheme="minorBidi" w:cstheme="minorBidi"/>
+        </w:rPr>
+        <w:t>]</w:t>
+      </w:r>
+      <w:r>
+        <w:rPr>
+          <w:rFonts w:asciiTheme="minorBidi" w:hAnsiTheme="minorBidi" w:cstheme="minorBidi"/>
+          <w:rtl/>
+        </w:rPr>
+        <w:t>;</w:t>
+      </w:r>
+      <w:proofErr w:type="gramEnd"/>
     </w:p>
     <w:p>
       <w:pPr>
@@ -33065,36 +35172,16 @@
         <w:ind w:left="768"/>
         <w:rPr>
           <w:rFonts w:asciiTheme="minorBidi" w:hAnsiTheme="minorBidi" w:cstheme="minorBidi"/>
-        </w:rPr>
-      </w:pPr>
-      <w:r>
-        <w:rPr>
-          <w:rFonts w:asciiTheme="minorBidi" w:hAnsiTheme="minorBidi" w:cstheme="minorBidi"/>
-          <w:rtl/>
-        </w:rPr>
-        <w:t xml:space="preserve">    </w:t>
-      </w:r>
-      <w:r>
-        <w:rPr>
-          <w:rFonts w:asciiTheme="minorBidi" w:hAnsiTheme="minorBidi" w:cstheme="minorBidi"/>
-        </w:rPr>
-        <w:t>for (int i = 0; i &lt; 4; i+</w:t>
-      </w:r>
-      <w:proofErr w:type="gramStart"/>
-      <w:r>
-        <w:rPr>
-          <w:rFonts w:asciiTheme="minorBidi" w:hAnsiTheme="minorBidi" w:cstheme="minorBidi"/>
-        </w:rPr>
-        <w:t>+)</w:t>
-      </w:r>
-      <w:r>
-        <w:rPr>
-          <w:rFonts w:asciiTheme="minorBidi" w:hAnsiTheme="minorBidi" w:cstheme="minorBidi"/>
-          <w:rtl/>
-        </w:rPr>
-        <w:t xml:space="preserve"> {</w:t>
-      </w:r>
-      <w:proofErr w:type="gramEnd"/>
+          <w:rtl/>
+        </w:rPr>
+      </w:pPr>
+      <w:r>
+        <w:rPr>
+          <w:rFonts w:asciiTheme="minorBidi" w:hAnsiTheme="minorBidi" w:cstheme="minorBidi"/>
+          <w:rtl/>
+        </w:rPr>
+        <w:t xml:space="preserve">        }</w:t>
+      </w:r>
     </w:p>
     <w:p>
       <w:pPr>
@@ -33103,36 +35190,16 @@
         <w:ind w:left="768"/>
         <w:rPr>
           <w:rFonts w:asciiTheme="minorBidi" w:hAnsiTheme="minorBidi" w:cstheme="minorBidi"/>
-        </w:rPr>
-      </w:pPr>
-      <w:r>
-        <w:rPr>
-          <w:rFonts w:asciiTheme="minorBidi" w:hAnsiTheme="minorBidi" w:cstheme="minorBidi"/>
-          <w:rtl/>
-        </w:rPr>
-        <w:t xml:space="preserve">        </w:t>
-      </w:r>
-      <w:r>
-        <w:rPr>
-          <w:rFonts w:asciiTheme="minorBidi" w:hAnsiTheme="minorBidi" w:cstheme="minorBidi"/>
-        </w:rPr>
-        <w:t xml:space="preserve">for (int j = 0; j &lt; 4; </w:t>
-      </w:r>
-      <w:proofErr w:type="gramStart"/>
-      <w:r>
-        <w:rPr>
-          <w:rFonts w:asciiTheme="minorBidi" w:hAnsiTheme="minorBidi" w:cstheme="minorBidi"/>
-        </w:rPr>
-        <w:t>j++)</w:t>
-      </w:r>
-      <w:r>
-        <w:rPr>
-          <w:rFonts w:asciiTheme="minorBidi" w:hAnsiTheme="minorBidi" w:cstheme="minorBidi"/>
-          <w:rtl/>
-        </w:rPr>
-        <w:t xml:space="preserve"> {</w:t>
-      </w:r>
-      <w:proofErr w:type="gramEnd"/>
+          <w:rtl/>
+        </w:rPr>
+      </w:pPr>
+      <w:r>
+        <w:rPr>
+          <w:rFonts w:asciiTheme="minorBidi" w:hAnsiTheme="minorBidi" w:cstheme="minorBidi"/>
+          <w:rtl/>
+        </w:rPr>
+        <w:t xml:space="preserve">    }</w:t>
+      </w:r>
     </w:p>
     <w:p>
       <w:pPr>
@@ -33148,28 +35215,20 @@
           <w:rFonts w:asciiTheme="minorBidi" w:hAnsiTheme="minorBidi" w:cstheme="minorBidi"/>
           <w:rtl/>
         </w:rPr>
-        <w:t xml:space="preserve">            </w:t>
+        <w:t xml:space="preserve">    </w:t>
+      </w:r>
+      <w:r>
+        <w:rPr>
+          <w:rFonts w:asciiTheme="minorBidi" w:hAnsiTheme="minorBidi" w:cstheme="minorBidi"/>
+        </w:rPr>
+        <w:t xml:space="preserve">return </w:t>
       </w:r>
       <w:proofErr w:type="gramStart"/>
       <w:r>
         <w:rPr>
           <w:rFonts w:asciiTheme="minorBidi" w:hAnsiTheme="minorBidi" w:cstheme="minorBidi"/>
         </w:rPr>
-        <w:t>output[</w:t>
-      </w:r>
-      <w:proofErr w:type="gramEnd"/>
-      <w:r>
-        <w:rPr>
-          <w:rFonts w:asciiTheme="minorBidi" w:hAnsiTheme="minorBidi" w:cstheme="minorBidi"/>
-        </w:rPr>
-        <w:t>i * 4 + j] = (byte) state[j][i</w:t>
-      </w:r>
-      <w:proofErr w:type="gramStart"/>
-      <w:r>
-        <w:rPr>
-          <w:rFonts w:asciiTheme="minorBidi" w:hAnsiTheme="minorBidi" w:cstheme="minorBidi"/>
-        </w:rPr>
-        <w:t>]</w:t>
+        <w:t>output</w:t>
       </w:r>
       <w:r>
         <w:rPr>
@@ -33195,80 +35254,6 @@
           <w:rFonts w:asciiTheme="minorBidi" w:hAnsiTheme="minorBidi" w:cstheme="minorBidi"/>
           <w:rtl/>
         </w:rPr>
-        <w:t xml:space="preserve">        }</w:t>
-      </w:r>
-    </w:p>
-    <w:p>
-      <w:pPr>
-        <w:pStyle w:val="a8"/>
-        <w:bidi w:val="0"/>
-        <w:ind w:left="768"/>
-        <w:rPr>
-          <w:rFonts w:asciiTheme="minorBidi" w:hAnsiTheme="minorBidi" w:cstheme="minorBidi"/>
-          <w:rtl/>
-        </w:rPr>
-      </w:pPr>
-      <w:r>
-        <w:rPr>
-          <w:rFonts w:asciiTheme="minorBidi" w:hAnsiTheme="minorBidi" w:cstheme="minorBidi"/>
-          <w:rtl/>
-        </w:rPr>
-        <w:t xml:space="preserve">    }</w:t>
-      </w:r>
-    </w:p>
-    <w:p>
-      <w:pPr>
-        <w:pStyle w:val="a8"/>
-        <w:bidi w:val="0"/>
-        <w:ind w:left="768"/>
-        <w:rPr>
-          <w:rFonts w:asciiTheme="minorBidi" w:hAnsiTheme="minorBidi" w:cstheme="minorBidi"/>
-        </w:rPr>
-      </w:pPr>
-      <w:r>
-        <w:rPr>
-          <w:rFonts w:asciiTheme="minorBidi" w:hAnsiTheme="minorBidi" w:cstheme="minorBidi"/>
-          <w:rtl/>
-        </w:rPr>
-        <w:t xml:space="preserve">    </w:t>
-      </w:r>
-      <w:r>
-        <w:rPr>
-          <w:rFonts w:asciiTheme="minorBidi" w:hAnsiTheme="minorBidi" w:cstheme="minorBidi"/>
-        </w:rPr>
-        <w:t xml:space="preserve">return </w:t>
-      </w:r>
-      <w:proofErr w:type="gramStart"/>
-      <w:r>
-        <w:rPr>
-          <w:rFonts w:asciiTheme="minorBidi" w:hAnsiTheme="minorBidi" w:cstheme="minorBidi"/>
-        </w:rPr>
-        <w:t>output</w:t>
-      </w:r>
-      <w:r>
-        <w:rPr>
-          <w:rFonts w:asciiTheme="minorBidi" w:hAnsiTheme="minorBidi" w:cstheme="minorBidi"/>
-          <w:rtl/>
-        </w:rPr>
-        <w:t>;</w:t>
-      </w:r>
-      <w:proofErr w:type="gramEnd"/>
-    </w:p>
-    <w:p>
-      <w:pPr>
-        <w:pStyle w:val="a8"/>
-        <w:bidi w:val="0"/>
-        <w:ind w:left="768"/>
-        <w:rPr>
-          <w:rFonts w:asciiTheme="minorBidi" w:hAnsiTheme="minorBidi" w:cstheme="minorBidi"/>
-          <w:rtl/>
-        </w:rPr>
-      </w:pPr>
-      <w:r>
-        <w:rPr>
-          <w:rFonts w:asciiTheme="minorBidi" w:hAnsiTheme="minorBidi" w:cstheme="minorBidi"/>
-          <w:rtl/>
-        </w:rPr>
         <w:t>}</w:t>
       </w:r>
     </w:p>
@@ -33287,6 +35272,7 @@
           <w:bCs/>
           <w:rtl/>
         </w:rPr>
+        <w:lastRenderedPageBreak/>
         <w:t>טענת כניסה</w:t>
       </w:r>
       <w:r>
@@ -33612,6 +35598,7 @@
         </w:numPr>
         <w:rPr>
           <w:rFonts w:asciiTheme="minorBidi" w:hAnsiTheme="minorBidi" w:cstheme="minorBidi"/>
+          <w:rtl/>
         </w:rPr>
       </w:pPr>
       <w:proofErr w:type="gramStart"/>
@@ -33644,107 +35631,160 @@
     </w:p>
     <w:p>
       <w:pPr>
-        <w:rPr>
-          <w:rFonts w:asciiTheme="minorBidi" w:hAnsiTheme="minorBidi" w:cstheme="minorBidi"/>
-          <w:rtl/>
-        </w:rPr>
-      </w:pPr>
+        <w:pStyle w:val="a8"/>
+        <w:ind w:left="768" w:hanging="768"/>
+        <w:rPr>
+          <w:rFonts w:asciiTheme="minorBidi" w:hAnsiTheme="minorBidi" w:cstheme="minorBidi"/>
+          <w:b/>
+          <w:bCs/>
+          <w:lang w:val="en-GB"/>
+        </w:rPr>
+      </w:pPr>
+      <w:r>
+        <w:rPr>
+          <w:rFonts w:asciiTheme="minorBidi" w:hAnsiTheme="minorBidi" w:cstheme="minorBidi"/>
+          <w:b/>
+          <w:bCs/>
+          <w:rtl/>
+        </w:rPr>
+        <w:t>פעולה שנייה</w:t>
+      </w:r>
+      <w:r>
+        <w:rPr>
+          <w:rFonts w:asciiTheme="minorBidi" w:hAnsiTheme="minorBidi" w:cstheme="minorBidi" w:hint="cs"/>
+          <w:b/>
+          <w:bCs/>
+          <w:rtl/>
+        </w:rPr>
+        <w:t xml:space="preserve"> - </w:t>
+      </w:r>
+      <w:r>
+        <w:rPr>
+          <w:rFonts w:asciiTheme="minorBidi" w:hAnsiTheme="minorBidi" w:cstheme="minorBidi"/>
+          <w:b/>
+          <w:bCs/>
+          <w:rtl/>
+        </w:rPr>
+        <w:t>הרחבת מפת</w:t>
+      </w:r>
+      <w:r>
+        <w:rPr>
+          <w:rFonts w:asciiTheme="minorBidi" w:hAnsiTheme="minorBidi" w:cstheme="minorBidi" w:hint="cs"/>
+          <w:b/>
+          <w:bCs/>
+          <w:rtl/>
+        </w:rPr>
+        <w:t xml:space="preserve">ח </w:t>
+      </w:r>
+      <w:r>
+        <w:rPr>
+          <w:rFonts w:asciiTheme="minorBidi" w:hAnsiTheme="minorBidi" w:cstheme="minorBidi"/>
+          <w:b/>
+          <w:bCs/>
+        </w:rPr>
+        <w:t>(</w:t>
+      </w:r>
+      <w:proofErr w:type="spellStart"/>
+      <w:r>
+        <w:rPr>
+          <w:rFonts w:asciiTheme="minorBidi" w:hAnsiTheme="minorBidi" w:cstheme="minorBidi"/>
+          <w:b/>
+          <w:bCs/>
+        </w:rPr>
+        <w:t>expandKey</w:t>
+      </w:r>
+      <w:proofErr w:type="spellEnd"/>
+      <w:r>
+        <w:rPr>
+          <w:rFonts w:asciiTheme="minorBidi" w:hAnsiTheme="minorBidi" w:cstheme="minorBidi"/>
+          <w:b/>
+          <w:bCs/>
+        </w:rPr>
+        <w:t xml:space="preserve"> </w:t>
+      </w:r>
+      <w:r>
+        <w:rPr>
+          <w:rFonts w:asciiTheme="minorBidi" w:hAnsiTheme="minorBidi" w:cstheme="minorBidi"/>
+          <w:b/>
+          <w:bCs/>
+        </w:rPr>
+        <w:t>)</w:t>
+      </w:r>
+      <w:r>
+        <w:rPr>
+          <w:rFonts w:asciiTheme="minorBidi" w:hAnsiTheme="minorBidi" w:cstheme="minorBidi" w:hint="cs"/>
+          <w:b/>
+          <w:bCs/>
+          <w:rtl/>
+        </w:rPr>
+        <w:t xml:space="preserve">  </w:t>
+      </w:r>
     </w:p>
     <w:p>
       <w:pPr>
         <w:pStyle w:val="a8"/>
         <w:bidi w:val="0"/>
         <w:ind w:left="768"/>
-        <w:jc w:val="right"/>
-        <w:rPr>
-          <w:rFonts w:asciiTheme="minorBidi" w:hAnsiTheme="minorBidi" w:cstheme="minorBidi"/>
-          <w:b/>
-          <w:bCs/>
-          <w:rtl/>
-        </w:rPr>
-      </w:pPr>
-      <w:r>
-        <w:rPr>
-          <w:rFonts w:asciiTheme="minorBidi" w:hAnsiTheme="minorBidi" w:cstheme="minorBidi"/>
-          <w:b/>
-          <w:bCs/>
-          <w:rtl/>
-        </w:rPr>
-        <w:t xml:space="preserve">פעולה שנייה:  </w:t>
-      </w:r>
-    </w:p>
-    <w:p>
-      <w:pPr>
-        <w:pStyle w:val="a8"/>
-        <w:ind w:left="768" w:hanging="768"/>
-        <w:rPr>
-          <w:rFonts w:asciiTheme="minorBidi" w:hAnsiTheme="minorBidi" w:cstheme="minorBidi"/>
-          <w:b/>
-          <w:bCs/>
-          <w:lang w:val="en-GB"/>
-        </w:rPr>
-      </w:pPr>
-      <w:r>
-        <w:rPr>
-          <w:rFonts w:asciiTheme="minorBidi" w:hAnsiTheme="minorBidi" w:cstheme="minorBidi"/>
-          <w:b/>
-          <w:bCs/>
-          <w:rtl/>
-        </w:rPr>
-        <w:t>הרחבת מפת</w:t>
-      </w:r>
-      <w:r>
-        <w:rPr>
-          <w:rFonts w:asciiTheme="minorBidi" w:hAnsiTheme="minorBidi" w:cstheme="minorBidi" w:hint="cs"/>
-          <w:b/>
-          <w:bCs/>
-          <w:rtl/>
-        </w:rPr>
-        <w:t xml:space="preserve">ח </w:t>
-      </w:r>
-      <w:r>
-        <w:rPr>
-          <w:rFonts w:asciiTheme="minorBidi" w:hAnsiTheme="minorBidi" w:cstheme="minorBidi"/>
-          <w:b/>
-          <w:bCs/>
+        <w:rPr>
+          <w:rFonts w:asciiTheme="minorBidi" w:hAnsiTheme="minorBidi" w:cstheme="minorBidi"/>
+        </w:rPr>
+      </w:pPr>
+      <w:r>
+        <w:rPr>
+          <w:rFonts w:asciiTheme="minorBidi" w:hAnsiTheme="minorBidi" w:cstheme="minorBidi"/>
+        </w:rPr>
+        <w:t xml:space="preserve">private </w:t>
+      </w:r>
+      <w:proofErr w:type="gramStart"/>
+      <w:r>
+        <w:rPr>
+          <w:rFonts w:asciiTheme="minorBidi" w:hAnsiTheme="minorBidi" w:cstheme="minorBidi"/>
+        </w:rPr>
+        <w:t>int[</w:t>
+      </w:r>
+      <w:proofErr w:type="gramEnd"/>
+      <w:r>
+        <w:rPr>
+          <w:rFonts w:asciiTheme="minorBidi" w:hAnsiTheme="minorBidi" w:cstheme="minorBidi"/>
+        </w:rPr>
+        <w:t xml:space="preserve">] </w:t>
+      </w:r>
+      <w:proofErr w:type="spellStart"/>
+      <w:r>
+        <w:rPr>
+          <w:rFonts w:asciiTheme="minorBidi" w:hAnsiTheme="minorBidi" w:cstheme="minorBidi"/>
+        </w:rPr>
+        <w:t>expandKey</w:t>
+      </w:r>
+      <w:proofErr w:type="spellEnd"/>
+      <w:r>
+        <w:rPr>
+          <w:rFonts w:asciiTheme="minorBidi" w:hAnsiTheme="minorBidi" w:cstheme="minorBidi"/>
         </w:rPr>
         <w:t>(</w:t>
       </w:r>
-      <w:proofErr w:type="spellStart"/>
-      <w:r>
-        <w:rPr>
-          <w:rFonts w:asciiTheme="minorBidi" w:hAnsiTheme="minorBidi" w:cstheme="minorBidi"/>
-          <w:b/>
-          <w:bCs/>
-        </w:rPr>
-        <w:t>expandKey</w:t>
-      </w:r>
-      <w:proofErr w:type="spellEnd"/>
-      <w:r>
-        <w:rPr>
-          <w:rFonts w:asciiTheme="minorBidi" w:hAnsiTheme="minorBidi" w:cstheme="minorBidi"/>
-          <w:b/>
-          <w:bCs/>
-        </w:rPr>
-        <w:t xml:space="preserve"> </w:t>
-      </w:r>
-      <w:r>
-        <w:rPr>
-          <w:rFonts w:asciiTheme="minorBidi" w:hAnsiTheme="minorBidi" w:cstheme="minorBidi"/>
-          <w:b/>
-          <w:bCs/>
-        </w:rPr>
-        <w:t>)</w:t>
-      </w:r>
-      <w:r>
-        <w:rPr>
-          <w:rFonts w:asciiTheme="minorBidi" w:hAnsiTheme="minorBidi" w:cstheme="minorBidi" w:hint="cs"/>
-          <w:b/>
-          <w:bCs/>
-          <w:rtl/>
-        </w:rPr>
-        <w:t xml:space="preserve">  </w:t>
-      </w:r>
+      <w:proofErr w:type="gramStart"/>
+      <w:r>
+        <w:rPr>
+          <w:rFonts w:asciiTheme="minorBidi" w:hAnsiTheme="minorBidi" w:cstheme="minorBidi"/>
+        </w:rPr>
+        <w:t>byte[</w:t>
+      </w:r>
+      <w:proofErr w:type="gramEnd"/>
+      <w:r>
+        <w:rPr>
+          <w:rFonts w:asciiTheme="minorBidi" w:hAnsiTheme="minorBidi" w:cstheme="minorBidi"/>
+        </w:rPr>
+        <w:t xml:space="preserve">] </w:t>
+      </w:r>
+      <w:proofErr w:type="gramStart"/>
+      <w:r>
+        <w:rPr>
+          <w:rFonts w:asciiTheme="minorBidi" w:hAnsiTheme="minorBidi" w:cstheme="minorBidi"/>
+        </w:rPr>
+        <w:t>key) {</w:t>
+      </w:r>
+      <w:proofErr w:type="gramEnd"/>
     </w:p>
     <w:p>
       <w:pPr>
@@ -33759,7 +35799,7 @@
         <w:rPr>
           <w:rFonts w:asciiTheme="minorBidi" w:hAnsiTheme="minorBidi" w:cstheme="minorBidi"/>
         </w:rPr>
-        <w:t xml:space="preserve">private </w:t>
+        <w:t xml:space="preserve">    </w:t>
       </w:r>
       <w:proofErr w:type="gramStart"/>
       <w:r>
@@ -33773,28 +35813,28 @@
         <w:rPr>
           <w:rFonts w:asciiTheme="minorBidi" w:hAnsiTheme="minorBidi" w:cstheme="minorBidi"/>
         </w:rPr>
-        <w:t>] expandKey(</w:t>
+        <w:t xml:space="preserve">] w = new </w:t>
       </w:r>
       <w:proofErr w:type="gramStart"/>
       <w:r>
         <w:rPr>
           <w:rFonts w:asciiTheme="minorBidi" w:hAnsiTheme="minorBidi" w:cstheme="minorBidi"/>
         </w:rPr>
-        <w:t>byte[</w:t>
+        <w:t>int[</w:t>
       </w:r>
       <w:proofErr w:type="gramEnd"/>
       <w:r>
         <w:rPr>
           <w:rFonts w:asciiTheme="minorBidi" w:hAnsiTheme="minorBidi" w:cstheme="minorBidi"/>
         </w:rPr>
-        <w:t xml:space="preserve">] </w:t>
+        <w:t>Nb * (Nr + 1)</w:t>
       </w:r>
       <w:proofErr w:type="gramStart"/>
       <w:r>
         <w:rPr>
           <w:rFonts w:asciiTheme="minorBidi" w:hAnsiTheme="minorBidi" w:cstheme="minorBidi"/>
         </w:rPr>
-        <w:t>key) {</w:t>
+        <w:t>];</w:t>
       </w:r>
       <w:proofErr w:type="gramEnd"/>
     </w:p>
@@ -33811,43 +35851,14 @@
         <w:rPr>
           <w:rFonts w:asciiTheme="minorBidi" w:hAnsiTheme="minorBidi" w:cstheme="minorBidi"/>
         </w:rPr>
-        <w:lastRenderedPageBreak/>
-        <w:t xml:space="preserve">    </w:t>
+        <w:t xml:space="preserve">    int </w:t>
       </w:r>
       <w:proofErr w:type="gramStart"/>
       <w:r>
         <w:rPr>
           <w:rFonts w:asciiTheme="minorBidi" w:hAnsiTheme="minorBidi" w:cstheme="minorBidi"/>
         </w:rPr>
-        <w:t>int[</w:t>
-      </w:r>
-      <w:proofErr w:type="gramEnd"/>
-      <w:r>
-        <w:rPr>
-          <w:rFonts w:asciiTheme="minorBidi" w:hAnsiTheme="minorBidi" w:cstheme="minorBidi"/>
-        </w:rPr>
-        <w:t xml:space="preserve">] w = new </w:t>
-      </w:r>
-      <w:proofErr w:type="gramStart"/>
-      <w:r>
-        <w:rPr>
-          <w:rFonts w:asciiTheme="minorBidi" w:hAnsiTheme="minorBidi" w:cstheme="minorBidi"/>
-        </w:rPr>
-        <w:t>int[</w:t>
-      </w:r>
-      <w:proofErr w:type="gramEnd"/>
-      <w:r>
-        <w:rPr>
-          <w:rFonts w:asciiTheme="minorBidi" w:hAnsiTheme="minorBidi" w:cstheme="minorBidi"/>
-        </w:rPr>
-        <w:t>Nb * (Nr + 1)</w:t>
-      </w:r>
-      <w:proofErr w:type="gramStart"/>
-      <w:r>
-        <w:rPr>
-          <w:rFonts w:asciiTheme="minorBidi" w:hAnsiTheme="minorBidi" w:cstheme="minorBidi"/>
-        </w:rPr>
-        <w:t>];</w:t>
+        <w:t>temp;</w:t>
       </w:r>
       <w:proofErr w:type="gramEnd"/>
     </w:p>
@@ -33864,14 +35875,14 @@
         <w:rPr>
           <w:rFonts w:asciiTheme="minorBidi" w:hAnsiTheme="minorBidi" w:cstheme="minorBidi"/>
         </w:rPr>
-        <w:t xml:space="preserve">    int </w:t>
+        <w:t xml:space="preserve">    int i = </w:t>
       </w:r>
       <w:proofErr w:type="gramStart"/>
       <w:r>
         <w:rPr>
           <w:rFonts w:asciiTheme="minorBidi" w:hAnsiTheme="minorBidi" w:cstheme="minorBidi"/>
         </w:rPr>
-        <w:t>temp;</w:t>
+        <w:t>0;</w:t>
       </w:r>
       <w:proofErr w:type="gramEnd"/>
     </w:p>
@@ -33888,14 +35899,14 @@
         <w:rPr>
           <w:rFonts w:asciiTheme="minorBidi" w:hAnsiTheme="minorBidi" w:cstheme="minorBidi"/>
         </w:rPr>
-        <w:t xml:space="preserve">    int i = </w:t>
+        <w:t xml:space="preserve">    while (i &lt; </w:t>
       </w:r>
       <w:proofErr w:type="gramStart"/>
       <w:r>
         <w:rPr>
           <w:rFonts w:asciiTheme="minorBidi" w:hAnsiTheme="minorBidi" w:cstheme="minorBidi"/>
         </w:rPr>
-        <w:t>0;</w:t>
+        <w:t>Nk) {</w:t>
       </w:r>
       <w:proofErr w:type="gramEnd"/>
     </w:p>
@@ -33912,16 +35923,22 @@
         <w:rPr>
           <w:rFonts w:asciiTheme="minorBidi" w:hAnsiTheme="minorBidi" w:cstheme="minorBidi"/>
         </w:rPr>
-        <w:t xml:space="preserve">    while (i &lt; </w:t>
+        <w:t xml:space="preserve">        w[i] = ((</w:t>
       </w:r>
       <w:proofErr w:type="gramStart"/>
       <w:r>
         <w:rPr>
           <w:rFonts w:asciiTheme="minorBidi" w:hAnsiTheme="minorBidi" w:cstheme="minorBidi"/>
         </w:rPr>
-        <w:t>Nk) {</w:t>
+        <w:t>key[</w:t>
       </w:r>
       <w:proofErr w:type="gramEnd"/>
+      <w:r>
+        <w:rPr>
+          <w:rFonts w:asciiTheme="minorBidi" w:hAnsiTheme="minorBidi" w:cstheme="minorBidi"/>
+        </w:rPr>
+        <w:t>4 * i] &amp; 0xff) &lt;&lt; 24) |</w:t>
+      </w:r>
     </w:p>
     <w:p>
       <w:pPr>
@@ -33936,7 +35953,7 @@
         <w:rPr>
           <w:rFonts w:asciiTheme="minorBidi" w:hAnsiTheme="minorBidi" w:cstheme="minorBidi"/>
         </w:rPr>
-        <w:t xml:space="preserve">        w[i] = ((</w:t>
+        <w:t xml:space="preserve">                ((</w:t>
       </w:r>
       <w:proofErr w:type="gramStart"/>
       <w:r>
@@ -33950,7 +35967,7 @@
         <w:rPr>
           <w:rFonts w:asciiTheme="minorBidi" w:hAnsiTheme="minorBidi" w:cstheme="minorBidi"/>
         </w:rPr>
-        <w:t>4 * i] &amp; 0xff) &lt;&lt; 24) |</w:t>
+        <w:t>4 * i + 1] &amp; 0xff) &lt;&lt; 16) |</w:t>
       </w:r>
     </w:p>
     <w:p>
@@ -33980,7 +35997,7 @@
         <w:rPr>
           <w:rFonts w:asciiTheme="minorBidi" w:hAnsiTheme="minorBidi" w:cstheme="minorBidi"/>
         </w:rPr>
-        <w:t>4 * i + 1] &amp; 0xff) &lt;&lt; 16) |</w:t>
+        <w:t>4 * i + 2] &amp; 0xff) &lt;&lt; 8) |</w:t>
       </w:r>
     </w:p>
     <w:p>
@@ -33996,7 +36013,7 @@
         <w:rPr>
           <w:rFonts w:asciiTheme="minorBidi" w:hAnsiTheme="minorBidi" w:cstheme="minorBidi"/>
         </w:rPr>
-        <w:t xml:space="preserve">                ((</w:t>
+        <w:t xml:space="preserve">                (</w:t>
       </w:r>
       <w:proofErr w:type="gramStart"/>
       <w:r>
@@ -34010,8 +36027,16 @@
         <w:rPr>
           <w:rFonts w:asciiTheme="minorBidi" w:hAnsiTheme="minorBidi" w:cstheme="minorBidi"/>
         </w:rPr>
-        <w:t>4 * i + 2] &amp; 0xff) &lt;&lt; 8) |</w:t>
-      </w:r>
+        <w:t>4 * i + 3] &amp; 0xff</w:t>
+      </w:r>
+      <w:proofErr w:type="gramStart"/>
+      <w:r>
+        <w:rPr>
+          <w:rFonts w:asciiTheme="minorBidi" w:hAnsiTheme="minorBidi" w:cstheme="minorBidi"/>
+        </w:rPr>
+        <w:t>);</w:t>
+      </w:r>
+      <w:proofErr w:type="gramEnd"/>
     </w:p>
     <w:p>
       <w:pPr>
@@ -34026,28 +36051,14 @@
         <w:rPr>
           <w:rFonts w:asciiTheme="minorBidi" w:hAnsiTheme="minorBidi" w:cstheme="minorBidi"/>
         </w:rPr>
-        <w:t xml:space="preserve">                (</w:t>
+        <w:t xml:space="preserve">        i+</w:t>
       </w:r>
       <w:proofErr w:type="gramStart"/>
       <w:r>
         <w:rPr>
           <w:rFonts w:asciiTheme="minorBidi" w:hAnsiTheme="minorBidi" w:cstheme="minorBidi"/>
         </w:rPr>
-        <w:t>key[</w:t>
-      </w:r>
-      <w:proofErr w:type="gramEnd"/>
-      <w:r>
-        <w:rPr>
-          <w:rFonts w:asciiTheme="minorBidi" w:hAnsiTheme="minorBidi" w:cstheme="minorBidi"/>
-        </w:rPr>
-        <w:t>4 * i + 3] &amp; 0xff</w:t>
-      </w:r>
-      <w:proofErr w:type="gramStart"/>
-      <w:r>
-        <w:rPr>
-          <w:rFonts w:asciiTheme="minorBidi" w:hAnsiTheme="minorBidi" w:cstheme="minorBidi"/>
-        </w:rPr>
-        <w:t>);</w:t>
+        <w:t>+;</w:t>
       </w:r>
       <w:proofErr w:type="gramEnd"/>
     </w:p>
@@ -34058,22 +36069,15 @@
         <w:ind w:left="768"/>
         <w:rPr>
           <w:rFonts w:asciiTheme="minorBidi" w:hAnsiTheme="minorBidi" w:cstheme="minorBidi"/>
-        </w:rPr>
-      </w:pPr>
-      <w:r>
-        <w:rPr>
-          <w:rFonts w:asciiTheme="minorBidi" w:hAnsiTheme="minorBidi" w:cstheme="minorBidi"/>
-        </w:rPr>
-        <w:t xml:space="preserve">        i+</w:t>
-      </w:r>
-      <w:proofErr w:type="gramStart"/>
-      <w:r>
-        <w:rPr>
-          <w:rFonts w:asciiTheme="minorBidi" w:hAnsiTheme="minorBidi" w:cstheme="minorBidi"/>
-        </w:rPr>
-        <w:t>+;</w:t>
-      </w:r>
-      <w:proofErr w:type="gramEnd"/>
+          <w:rtl/>
+        </w:rPr>
+      </w:pPr>
+      <w:r>
+        <w:rPr>
+          <w:rFonts w:asciiTheme="minorBidi" w:hAnsiTheme="minorBidi" w:cstheme="minorBidi"/>
+        </w:rPr>
+        <w:t xml:space="preserve">    }</w:t>
+      </w:r>
     </w:p>
     <w:p>
       <w:pPr>
@@ -34082,15 +36086,22 @@
         <w:ind w:left="768"/>
         <w:rPr>
           <w:rFonts w:asciiTheme="minorBidi" w:hAnsiTheme="minorBidi" w:cstheme="minorBidi"/>
-          <w:rtl/>
-        </w:rPr>
-      </w:pPr>
-      <w:r>
-        <w:rPr>
-          <w:rFonts w:asciiTheme="minorBidi" w:hAnsiTheme="minorBidi" w:cstheme="minorBidi"/>
-        </w:rPr>
-        <w:t xml:space="preserve">    }</w:t>
-      </w:r>
+        </w:rPr>
+      </w:pPr>
+      <w:r>
+        <w:rPr>
+          <w:rFonts w:asciiTheme="minorBidi" w:hAnsiTheme="minorBidi" w:cstheme="minorBidi"/>
+        </w:rPr>
+        <w:t xml:space="preserve">    i = </w:t>
+      </w:r>
+      <w:proofErr w:type="gramStart"/>
+      <w:r>
+        <w:rPr>
+          <w:rFonts w:asciiTheme="minorBidi" w:hAnsiTheme="minorBidi" w:cstheme="minorBidi"/>
+        </w:rPr>
+        <w:t>Nk;</w:t>
+      </w:r>
+      <w:proofErr w:type="gramEnd"/>
     </w:p>
     <w:p>
       <w:pPr>
@@ -34105,14 +36116,14 @@
         <w:rPr>
           <w:rFonts w:asciiTheme="minorBidi" w:hAnsiTheme="minorBidi" w:cstheme="minorBidi"/>
         </w:rPr>
-        <w:t xml:space="preserve">    i = </w:t>
+        <w:t xml:space="preserve">    while (i &lt; Nb * (Nr + 1</w:t>
       </w:r>
       <w:proofErr w:type="gramStart"/>
       <w:r>
         <w:rPr>
           <w:rFonts w:asciiTheme="minorBidi" w:hAnsiTheme="minorBidi" w:cstheme="minorBidi"/>
         </w:rPr>
-        <w:t>Nk;</w:t>
+        <w:t>)) {</w:t>
       </w:r>
       <w:proofErr w:type="gramEnd"/>
     </w:p>
@@ -34129,14 +36140,28 @@
         <w:rPr>
           <w:rFonts w:asciiTheme="minorBidi" w:hAnsiTheme="minorBidi" w:cstheme="minorBidi"/>
         </w:rPr>
-        <w:t xml:space="preserve">    while (i &lt; Nb * (Nr + 1</w:t>
+        <w:t xml:space="preserve">        temp = </w:t>
       </w:r>
       <w:proofErr w:type="gramStart"/>
       <w:r>
         <w:rPr>
           <w:rFonts w:asciiTheme="minorBidi" w:hAnsiTheme="minorBidi" w:cstheme="minorBidi"/>
         </w:rPr>
-        <w:t>)) {</w:t>
+        <w:t>w[</w:t>
+      </w:r>
+      <w:proofErr w:type="gramEnd"/>
+      <w:r>
+        <w:rPr>
+          <w:rFonts w:asciiTheme="minorBidi" w:hAnsiTheme="minorBidi" w:cstheme="minorBidi"/>
+        </w:rPr>
+        <w:t>i - 1</w:t>
+      </w:r>
+      <w:proofErr w:type="gramStart"/>
+      <w:r>
+        <w:rPr>
+          <w:rFonts w:asciiTheme="minorBidi" w:hAnsiTheme="minorBidi" w:cstheme="minorBidi"/>
+        </w:rPr>
+        <w:t>];</w:t>
       </w:r>
       <w:proofErr w:type="gramEnd"/>
     </w:p>
@@ -34153,28 +36178,14 @@
         <w:rPr>
           <w:rFonts w:asciiTheme="minorBidi" w:hAnsiTheme="minorBidi" w:cstheme="minorBidi"/>
         </w:rPr>
-        <w:t xml:space="preserve">        temp = </w:t>
+        <w:t xml:space="preserve">        if (i % Nk == </w:t>
       </w:r>
       <w:proofErr w:type="gramStart"/>
       <w:r>
         <w:rPr>
           <w:rFonts w:asciiTheme="minorBidi" w:hAnsiTheme="minorBidi" w:cstheme="minorBidi"/>
         </w:rPr>
-        <w:t>w[</w:t>
-      </w:r>
-      <w:proofErr w:type="gramEnd"/>
-      <w:r>
-        <w:rPr>
-          <w:rFonts w:asciiTheme="minorBidi" w:hAnsiTheme="minorBidi" w:cstheme="minorBidi"/>
-        </w:rPr>
-        <w:t>i - 1</w:t>
-      </w:r>
-      <w:proofErr w:type="gramStart"/>
-      <w:r>
-        <w:rPr>
-          <w:rFonts w:asciiTheme="minorBidi" w:hAnsiTheme="minorBidi" w:cstheme="minorBidi"/>
-        </w:rPr>
-        <w:t>];</w:t>
+        <w:t>0) {</w:t>
       </w:r>
       <w:proofErr w:type="gramEnd"/>
     </w:p>
@@ -34191,14 +36202,28 @@
         <w:rPr>
           <w:rFonts w:asciiTheme="minorBidi" w:hAnsiTheme="minorBidi" w:cstheme="minorBidi"/>
         </w:rPr>
-        <w:t xml:space="preserve">        if (i % Nk == </w:t>
+        <w:t xml:space="preserve">            temp = subWord(rotWord(temp)) ^ </w:t>
       </w:r>
       <w:proofErr w:type="gramStart"/>
       <w:r>
         <w:rPr>
           <w:rFonts w:asciiTheme="minorBidi" w:hAnsiTheme="minorBidi" w:cstheme="minorBidi"/>
         </w:rPr>
-        <w:t>0) {</w:t>
+        <w:t>RCON[</w:t>
+      </w:r>
+      <w:proofErr w:type="gramEnd"/>
+      <w:r>
+        <w:rPr>
+          <w:rFonts w:asciiTheme="minorBidi" w:hAnsiTheme="minorBidi" w:cstheme="minorBidi"/>
+        </w:rPr>
+        <w:t>i / Nk - 1</w:t>
+      </w:r>
+      <w:proofErr w:type="gramStart"/>
+      <w:r>
+        <w:rPr>
+          <w:rFonts w:asciiTheme="minorBidi" w:hAnsiTheme="minorBidi" w:cstheme="minorBidi"/>
+        </w:rPr>
+        <w:t>];</w:t>
       </w:r>
       <w:proofErr w:type="gramEnd"/>
     </w:p>
@@ -34215,28 +36240,14 @@
         <w:rPr>
           <w:rFonts w:asciiTheme="minorBidi" w:hAnsiTheme="minorBidi" w:cstheme="minorBidi"/>
         </w:rPr>
-        <w:t xml:space="preserve">            temp = subWord(rotWord(temp)) ^ </w:t>
+        <w:t xml:space="preserve">        } else if (Nk &gt; 6 &amp;&amp; i % Nk == </w:t>
       </w:r>
       <w:proofErr w:type="gramStart"/>
       <w:r>
         <w:rPr>
           <w:rFonts w:asciiTheme="minorBidi" w:hAnsiTheme="minorBidi" w:cstheme="minorBidi"/>
         </w:rPr>
-        <w:t>RCON[</w:t>
-      </w:r>
-      <w:proofErr w:type="gramEnd"/>
-      <w:r>
-        <w:rPr>
-          <w:rFonts w:asciiTheme="minorBidi" w:hAnsiTheme="minorBidi" w:cstheme="minorBidi"/>
-        </w:rPr>
-        <w:t>i / Nk - 1</w:t>
-      </w:r>
-      <w:proofErr w:type="gramStart"/>
-      <w:r>
-        <w:rPr>
-          <w:rFonts w:asciiTheme="minorBidi" w:hAnsiTheme="minorBidi" w:cstheme="minorBidi"/>
-        </w:rPr>
-        <w:t>];</w:t>
+        <w:t>4) {</w:t>
       </w:r>
       <w:proofErr w:type="gramEnd"/>
     </w:p>
@@ -34253,30 +36264,7 @@
         <w:rPr>
           <w:rFonts w:asciiTheme="minorBidi" w:hAnsiTheme="minorBidi" w:cstheme="minorBidi"/>
         </w:rPr>
-        <w:t xml:space="preserve">        } else if (Nk &gt; 6 &amp;&amp; i % Nk == </w:t>
-      </w:r>
-      <w:proofErr w:type="gramStart"/>
-      <w:r>
-        <w:rPr>
-          <w:rFonts w:asciiTheme="minorBidi" w:hAnsiTheme="minorBidi" w:cstheme="minorBidi"/>
-        </w:rPr>
-        <w:t>4) {</w:t>
-      </w:r>
-      <w:proofErr w:type="gramEnd"/>
-    </w:p>
-    <w:p>
-      <w:pPr>
-        <w:pStyle w:val="a8"/>
-        <w:bidi w:val="0"/>
-        <w:ind w:left="768"/>
-        <w:rPr>
-          <w:rFonts w:asciiTheme="minorBidi" w:hAnsiTheme="minorBidi" w:cstheme="minorBidi"/>
-        </w:rPr>
-      </w:pPr>
-      <w:r>
-        <w:rPr>
-          <w:rFonts w:asciiTheme="minorBidi" w:hAnsiTheme="minorBidi" w:cstheme="minorBidi"/>
-        </w:rPr>
+        <w:lastRenderedPageBreak/>
         <w:t xml:space="preserve">            temp = subWord(temp</w:t>
       </w:r>
       <w:proofErr w:type="gramStart"/>
@@ -34569,14 +36557,6 @@
     <w:p>
       <w:pPr>
         <w:pStyle w:val="a8"/>
-        <w:rPr>
-          <w:rFonts w:asciiTheme="minorBidi" w:hAnsiTheme="minorBidi" w:cstheme="minorBidi"/>
-        </w:rPr>
-      </w:pPr>
-    </w:p>
-    <w:p>
-      <w:pPr>
-        <w:pStyle w:val="a8"/>
         <w:ind w:left="768"/>
         <w:rPr>
           <w:rFonts w:asciiTheme="minorBidi" w:hAnsiTheme="minorBidi" w:cstheme="minorBidi"/>
@@ -34680,7 +36660,6 @@
           <w:rFonts w:asciiTheme="minorBidi" w:hAnsiTheme="minorBidi" w:cstheme="minorBidi"/>
           <w:rtl/>
         </w:rPr>
-        <w:lastRenderedPageBreak/>
         <w:t>ממיר את המפתח הראשוני למערך מילים</w:t>
       </w:r>
       <w:r>
@@ -35269,6 +37248,7 @@
           <w:rFonts w:asciiTheme="minorBidi" w:hAnsiTheme="minorBidi" w:cstheme="minorBidi"/>
           <w:rtl/>
         </w:rPr>
+        <w:lastRenderedPageBreak/>
         <w:t xml:space="preserve">    </w:t>
       </w:r>
       <w:r>
@@ -35664,7 +37644,6 @@
         <w:rPr>
           <w:rFonts w:asciiTheme="minorBidi" w:hAnsiTheme="minorBidi" w:cstheme="minorBidi"/>
         </w:rPr>
-        <w:lastRenderedPageBreak/>
         <w:t xml:space="preserve">O(n), </w:t>
       </w:r>
       <w:r>
@@ -36113,6 +38092,7 @@
           <w:bCs/>
           <w:rtl/>
         </w:rPr>
+        <w:lastRenderedPageBreak/>
         <w:t>טענת כניסה</w:t>
       </w:r>
       <w:r>
@@ -36500,17 +38480,15 @@
           <w:rFonts w:asciiTheme="minorBidi" w:hAnsiTheme="minorBidi" w:cstheme="minorBidi"/>
           <w:b/>
           <w:bCs/>
-          <w:rtl/>
-        </w:rPr>
-      </w:pPr>
-      <w:r>
-        <w:rPr>
-          <w:rFonts w:asciiTheme="minorBidi" w:hAnsiTheme="minorBidi" w:cstheme="minorBidi"/>
-          <w:b/>
-          <w:bCs/>
-          <w:rtl/>
-        </w:rPr>
-        <w:lastRenderedPageBreak/>
+        </w:rPr>
+      </w:pPr>
+      <w:r>
+        <w:rPr>
+          <w:rFonts w:asciiTheme="minorBidi" w:hAnsiTheme="minorBidi" w:cstheme="minorBidi"/>
+          <w:b/>
+          <w:bCs/>
+          <w:rtl/>
+        </w:rPr>
         <w:t>הצפנת קובץ</w:t>
       </w:r>
       <w:r>
@@ -36519,7 +38497,59 @@
           <w:b/>
           <w:bCs/>
         </w:rPr>
-        <w:t xml:space="preserve"> (encryptFile)</w:t>
+        <w:t xml:space="preserve"> </w:t>
+      </w:r>
+      <w:r>
+        <w:rPr>
+          <w:rFonts w:asciiTheme="minorBidi" w:hAnsiTheme="minorBidi" w:cstheme="minorBidi" w:hint="cs"/>
+          <w:b/>
+          <w:bCs/>
+          <w:rtl/>
+        </w:rPr>
+        <w:t xml:space="preserve"> </w:t>
+      </w:r>
+      <w:r>
+        <w:rPr>
+          <w:rFonts w:asciiTheme="minorBidi" w:hAnsiTheme="minorBidi" w:cstheme="minorBidi"/>
+          <w:b/>
+          <w:bCs/>
+        </w:rPr>
+        <w:t xml:space="preserve"> (</w:t>
+      </w:r>
+      <w:proofErr w:type="spellStart"/>
+      <w:r>
+        <w:rPr>
+          <w:rFonts w:asciiTheme="minorBidi" w:hAnsiTheme="minorBidi" w:cstheme="minorBidi"/>
+          <w:b/>
+          <w:bCs/>
+        </w:rPr>
+        <w:t>encryptFile</w:t>
+      </w:r>
+      <w:proofErr w:type="spellEnd"/>
+      <w:r>
+        <w:rPr>
+          <w:rFonts w:asciiTheme="minorBidi" w:hAnsiTheme="minorBidi" w:cstheme="minorBidi"/>
+          <w:b/>
+          <w:bCs/>
+        </w:rPr>
+        <w:t>)</w:t>
+      </w:r>
+      <w:r>
+        <w:rPr>
+          <w:rFonts w:asciiTheme="minorBidi" w:hAnsiTheme="minorBidi" w:cstheme="minorBidi" w:hint="cs"/>
+          <w:b/>
+          <w:bCs/>
+          <w:rtl/>
+        </w:rPr>
+        <w:t xml:space="preserve"> </w:t>
+      </w:r>
+      <w:r>
+        <w:rPr>
+          <w:rFonts w:asciiTheme="minorBidi" w:hAnsiTheme="minorBidi" w:cstheme="minorBidi"/>
+          <w:b/>
+          <w:bCs/>
+        </w:rPr>
+        <w:t xml:space="preserve"> </w:t>
       </w:r>
     </w:p>
     <w:p>
@@ -36529,15 +38559,11 @@
         <w:ind w:left="768"/>
         <w:rPr>
           <w:rFonts w:asciiTheme="minorBidi" w:hAnsiTheme="minorBidi" w:cstheme="minorBidi"/>
-          <w:b/>
-          <w:bCs/>
-        </w:rPr>
-      </w:pPr>
-      <w:r>
-        <w:rPr>
-          <w:rFonts w:asciiTheme="minorBidi" w:hAnsiTheme="minorBidi" w:cstheme="minorBidi"/>
-          <w:b/>
-          <w:bCs/>
+        </w:rPr>
+      </w:pPr>
+      <w:r>
+        <w:rPr>
+          <w:rFonts w:asciiTheme="minorBidi" w:hAnsiTheme="minorBidi" w:cstheme="minorBidi"/>
         </w:rPr>
         <w:t xml:space="preserve">public void </w:t>
       </w:r>
@@ -36545,8 +38571,6 @@
       <w:r>
         <w:rPr>
           <w:rFonts w:asciiTheme="minorBidi" w:hAnsiTheme="minorBidi" w:cstheme="minorBidi"/>
-          <w:b/>
-          <w:bCs/>
         </w:rPr>
         <w:t>encryptFile(</w:t>
       </w:r>
@@ -36554,8 +38578,6 @@
       <w:r>
         <w:rPr>
           <w:rFonts w:asciiTheme="minorBidi" w:hAnsiTheme="minorBidi" w:cstheme="minorBidi"/>
-          <w:b/>
-          <w:bCs/>
         </w:rPr>
         <w:t>File inputFile, File outputFile) throws IOException {</w:t>
       </w:r>
@@ -36567,15 +38589,11 @@
         <w:ind w:left="768"/>
         <w:rPr>
           <w:rFonts w:asciiTheme="minorBidi" w:hAnsiTheme="minorBidi" w:cstheme="minorBidi"/>
-          <w:b/>
-          <w:bCs/>
-        </w:rPr>
-      </w:pPr>
-      <w:r>
-        <w:rPr>
-          <w:rFonts w:asciiTheme="minorBidi" w:hAnsiTheme="minorBidi" w:cstheme="minorBidi"/>
-          <w:b/>
-          <w:bCs/>
+        </w:rPr>
+      </w:pPr>
+      <w:r>
+        <w:rPr>
+          <w:rFonts w:asciiTheme="minorBidi" w:hAnsiTheme="minorBidi" w:cstheme="minorBidi"/>
         </w:rPr>
         <w:t xml:space="preserve">    </w:t>
       </w:r>
@@ -36583,8 +38601,6 @@
       <w:r>
         <w:rPr>
           <w:rFonts w:asciiTheme="minorBidi" w:hAnsiTheme="minorBidi" w:cstheme="minorBidi"/>
-          <w:b/>
-          <w:bCs/>
         </w:rPr>
         <w:t>byte[</w:t>
       </w:r>
@@ -36592,8 +38608,6 @@
       <w:r>
         <w:rPr>
           <w:rFonts w:asciiTheme="minorBidi" w:hAnsiTheme="minorBidi" w:cstheme="minorBidi"/>
-          <w:b/>
-          <w:bCs/>
         </w:rPr>
         <w:t>] fileContent = Files.readAllBytes(inputFile.toPath()</w:t>
       </w:r>
@@ -36601,8 +38615,6 @@
       <w:r>
         <w:rPr>
           <w:rFonts w:asciiTheme="minorBidi" w:hAnsiTheme="minorBidi" w:cstheme="minorBidi"/>
-          <w:b/>
-          <w:bCs/>
         </w:rPr>
         <w:t>);</w:t>
       </w:r>
@@ -36615,15 +38627,11 @@
         <w:ind w:left="768"/>
         <w:rPr>
           <w:rFonts w:asciiTheme="minorBidi" w:hAnsiTheme="minorBidi" w:cstheme="minorBidi"/>
-          <w:b/>
-          <w:bCs/>
-        </w:rPr>
-      </w:pPr>
-      <w:r>
-        <w:rPr>
-          <w:rFonts w:asciiTheme="minorBidi" w:hAnsiTheme="minorBidi" w:cstheme="minorBidi"/>
-          <w:b/>
-          <w:bCs/>
+        </w:rPr>
+      </w:pPr>
+      <w:r>
+        <w:rPr>
+          <w:rFonts w:asciiTheme="minorBidi" w:hAnsiTheme="minorBidi" w:cstheme="minorBidi"/>
         </w:rPr>
         <w:t xml:space="preserve">    int paddedLength = ((fileContent.length + 15) / 16) * </w:t>
       </w:r>
@@ -36631,8 +38639,6 @@
       <w:r>
         <w:rPr>
           <w:rFonts w:asciiTheme="minorBidi" w:hAnsiTheme="minorBidi" w:cstheme="minorBidi"/>
-          <w:b/>
-          <w:bCs/>
         </w:rPr>
         <w:t>16;</w:t>
       </w:r>
@@ -36645,15 +38651,11 @@
         <w:ind w:left="768"/>
         <w:rPr>
           <w:rFonts w:asciiTheme="minorBidi" w:hAnsiTheme="minorBidi" w:cstheme="minorBidi"/>
-          <w:b/>
-          <w:bCs/>
-        </w:rPr>
-      </w:pPr>
-      <w:r>
-        <w:rPr>
-          <w:rFonts w:asciiTheme="minorBidi" w:hAnsiTheme="minorBidi" w:cstheme="minorBidi"/>
-          <w:b/>
-          <w:bCs/>
+        </w:rPr>
+      </w:pPr>
+      <w:r>
+        <w:rPr>
+          <w:rFonts w:asciiTheme="minorBidi" w:hAnsiTheme="minorBidi" w:cstheme="minorBidi"/>
         </w:rPr>
         <w:t xml:space="preserve">    </w:t>
       </w:r>
@@ -36661,8 +38663,6 @@
       <w:r>
         <w:rPr>
           <w:rFonts w:asciiTheme="minorBidi" w:hAnsiTheme="minorBidi" w:cstheme="minorBidi"/>
-          <w:b/>
-          <w:bCs/>
         </w:rPr>
         <w:t>byte[</w:t>
       </w:r>
@@ -36670,8 +38670,6 @@
       <w:r>
         <w:rPr>
           <w:rFonts w:asciiTheme="minorBidi" w:hAnsiTheme="minorBidi" w:cstheme="minorBidi"/>
-          <w:b/>
-          <w:bCs/>
         </w:rPr>
         <w:t>] paddedContent = new byte[paddedLength</w:t>
       </w:r>
@@ -36679,8 +38677,6 @@
       <w:r>
         <w:rPr>
           <w:rFonts w:asciiTheme="minorBidi" w:hAnsiTheme="minorBidi" w:cstheme="minorBidi"/>
-          <w:b/>
-          <w:bCs/>
         </w:rPr>
         <w:t>];</w:t>
       </w:r>
@@ -36693,15 +38689,11 @@
         <w:ind w:left="768"/>
         <w:rPr>
           <w:rFonts w:asciiTheme="minorBidi" w:hAnsiTheme="minorBidi" w:cstheme="minorBidi"/>
-          <w:b/>
-          <w:bCs/>
-        </w:rPr>
-      </w:pPr>
-      <w:r>
-        <w:rPr>
-          <w:rFonts w:asciiTheme="minorBidi" w:hAnsiTheme="minorBidi" w:cstheme="minorBidi"/>
-          <w:b/>
-          <w:bCs/>
+        </w:rPr>
+      </w:pPr>
+      <w:r>
+        <w:rPr>
+          <w:rFonts w:asciiTheme="minorBidi" w:hAnsiTheme="minorBidi" w:cstheme="minorBidi"/>
         </w:rPr>
         <w:t xml:space="preserve">    System.arraycopy(fileContent, 0, paddedContent, 0, fileContent.length</w:t>
       </w:r>
@@ -36709,8 +38701,6 @@
       <w:r>
         <w:rPr>
           <w:rFonts w:asciiTheme="minorBidi" w:hAnsiTheme="minorBidi" w:cstheme="minorBidi"/>
-          <w:b/>
-          <w:bCs/>
         </w:rPr>
         <w:t>);</w:t>
       </w:r>
@@ -36723,8 +38713,6 @@
         <w:ind w:left="768"/>
         <w:rPr>
           <w:rFonts w:asciiTheme="minorBidi" w:hAnsiTheme="minorBidi" w:cstheme="minorBidi"/>
-          <w:b/>
-          <w:bCs/>
           <w:rtl/>
         </w:rPr>
       </w:pPr>
@@ -36736,15 +38724,11 @@
         <w:ind w:left="768"/>
         <w:rPr>
           <w:rFonts w:asciiTheme="minorBidi" w:hAnsiTheme="minorBidi" w:cstheme="minorBidi"/>
-          <w:b/>
-          <w:bCs/>
-        </w:rPr>
-      </w:pPr>
-      <w:r>
-        <w:rPr>
-          <w:rFonts w:asciiTheme="minorBidi" w:hAnsiTheme="minorBidi" w:cstheme="minorBidi"/>
-          <w:b/>
-          <w:bCs/>
+        </w:rPr>
+      </w:pPr>
+      <w:r>
+        <w:rPr>
+          <w:rFonts w:asciiTheme="minorBidi" w:hAnsiTheme="minorBidi" w:cstheme="minorBidi"/>
         </w:rPr>
         <w:t xml:space="preserve">    </w:t>
       </w:r>
@@ -36752,8 +38736,6 @@
       <w:r>
         <w:rPr>
           <w:rFonts w:asciiTheme="minorBidi" w:hAnsiTheme="minorBidi" w:cstheme="minorBidi"/>
-          <w:b/>
-          <w:bCs/>
         </w:rPr>
         <w:t>byte[</w:t>
       </w:r>
@@ -36761,8 +38743,6 @@
       <w:r>
         <w:rPr>
           <w:rFonts w:asciiTheme="minorBidi" w:hAnsiTheme="minorBidi" w:cstheme="minorBidi"/>
-          <w:b/>
-          <w:bCs/>
         </w:rPr>
         <w:t>] encryptedContent = new byte[paddedLength</w:t>
       </w:r>
@@ -36770,8 +38750,6 @@
       <w:r>
         <w:rPr>
           <w:rFonts w:asciiTheme="minorBidi" w:hAnsiTheme="minorBidi" w:cstheme="minorBidi"/>
-          <w:b/>
-          <w:bCs/>
         </w:rPr>
         <w:t>];</w:t>
       </w:r>
@@ -36784,15 +38762,11 @@
         <w:ind w:left="768"/>
         <w:rPr>
           <w:rFonts w:asciiTheme="minorBidi" w:hAnsiTheme="minorBidi" w:cstheme="minorBidi"/>
-          <w:b/>
-          <w:bCs/>
-        </w:rPr>
-      </w:pPr>
-      <w:r>
-        <w:rPr>
-          <w:rFonts w:asciiTheme="minorBidi" w:hAnsiTheme="minorBidi" w:cstheme="minorBidi"/>
-          <w:b/>
-          <w:bCs/>
+        </w:rPr>
+      </w:pPr>
+      <w:r>
+        <w:rPr>
+          <w:rFonts w:asciiTheme="minorBidi" w:hAnsiTheme="minorBidi" w:cstheme="minorBidi"/>
         </w:rPr>
         <w:t xml:space="preserve">    for (int i = 0; i &lt; paddedLength; i += </w:t>
       </w:r>
@@ -36800,8 +38774,6 @@
       <w:r>
         <w:rPr>
           <w:rFonts w:asciiTheme="minorBidi" w:hAnsiTheme="minorBidi" w:cstheme="minorBidi"/>
-          <w:b/>
-          <w:bCs/>
         </w:rPr>
         <w:t>16) {</w:t>
       </w:r>
@@ -36814,15 +38786,11 @@
         <w:ind w:left="768"/>
         <w:rPr>
           <w:rFonts w:asciiTheme="minorBidi" w:hAnsiTheme="minorBidi" w:cstheme="minorBidi"/>
-          <w:b/>
-          <w:bCs/>
-        </w:rPr>
-      </w:pPr>
-      <w:r>
-        <w:rPr>
-          <w:rFonts w:asciiTheme="minorBidi" w:hAnsiTheme="minorBidi" w:cstheme="minorBidi"/>
-          <w:b/>
-          <w:bCs/>
+        </w:rPr>
+      </w:pPr>
+      <w:r>
+        <w:rPr>
+          <w:rFonts w:asciiTheme="minorBidi" w:hAnsiTheme="minorBidi" w:cstheme="minorBidi"/>
         </w:rPr>
         <w:t xml:space="preserve">        </w:t>
       </w:r>
@@ -36830,8 +38798,6 @@
       <w:r>
         <w:rPr>
           <w:rFonts w:asciiTheme="minorBidi" w:hAnsiTheme="minorBidi" w:cstheme="minorBidi"/>
-          <w:b/>
-          <w:bCs/>
         </w:rPr>
         <w:t>byte[</w:t>
       </w:r>
@@ -36839,8 +38805,6 @@
       <w:r>
         <w:rPr>
           <w:rFonts w:asciiTheme="minorBidi" w:hAnsiTheme="minorBidi" w:cstheme="minorBidi"/>
-          <w:b/>
-          <w:bCs/>
         </w:rPr>
         <w:t xml:space="preserve">] block = new </w:t>
       </w:r>
@@ -36848,8 +38812,6 @@
       <w:r>
         <w:rPr>
           <w:rFonts w:asciiTheme="minorBidi" w:hAnsiTheme="minorBidi" w:cstheme="minorBidi"/>
-          <w:b/>
-          <w:bCs/>
         </w:rPr>
         <w:t>byte[</w:t>
       </w:r>
@@ -36857,8 +38819,6 @@
       <w:r>
         <w:rPr>
           <w:rFonts w:asciiTheme="minorBidi" w:hAnsiTheme="minorBidi" w:cstheme="minorBidi"/>
-          <w:b/>
-          <w:bCs/>
         </w:rPr>
         <w:t>16</w:t>
       </w:r>
@@ -36866,8 +38826,6 @@
       <w:r>
         <w:rPr>
           <w:rFonts w:asciiTheme="minorBidi" w:hAnsiTheme="minorBidi" w:cstheme="minorBidi"/>
-          <w:b/>
-          <w:bCs/>
         </w:rPr>
         <w:t>];</w:t>
       </w:r>
@@ -36880,15 +38838,11 @@
         <w:ind w:left="768"/>
         <w:rPr>
           <w:rFonts w:asciiTheme="minorBidi" w:hAnsiTheme="minorBidi" w:cstheme="minorBidi"/>
-          <w:b/>
-          <w:bCs/>
-        </w:rPr>
-      </w:pPr>
-      <w:r>
-        <w:rPr>
-          <w:rFonts w:asciiTheme="minorBidi" w:hAnsiTheme="minorBidi" w:cstheme="minorBidi"/>
-          <w:b/>
-          <w:bCs/>
+        </w:rPr>
+      </w:pPr>
+      <w:r>
+        <w:rPr>
+          <w:rFonts w:asciiTheme="minorBidi" w:hAnsiTheme="minorBidi" w:cstheme="minorBidi"/>
         </w:rPr>
         <w:t xml:space="preserve">        System.arraycopy(paddedContent, i, block, 0, 16</w:t>
       </w:r>
@@ -36896,8 +38850,6 @@
       <w:r>
         <w:rPr>
           <w:rFonts w:asciiTheme="minorBidi" w:hAnsiTheme="minorBidi" w:cstheme="minorBidi"/>
-          <w:b/>
-          <w:bCs/>
         </w:rPr>
         <w:t>);</w:t>
       </w:r>
@@ -36910,15 +38862,11 @@
         <w:ind w:left="768"/>
         <w:rPr>
           <w:rFonts w:asciiTheme="minorBidi" w:hAnsiTheme="minorBidi" w:cstheme="minorBidi"/>
-          <w:b/>
-          <w:bCs/>
-        </w:rPr>
-      </w:pPr>
-      <w:r>
-        <w:rPr>
-          <w:rFonts w:asciiTheme="minorBidi" w:hAnsiTheme="minorBidi" w:cstheme="minorBidi"/>
-          <w:b/>
-          <w:bCs/>
+        </w:rPr>
+      </w:pPr>
+      <w:r>
+        <w:rPr>
+          <w:rFonts w:asciiTheme="minorBidi" w:hAnsiTheme="minorBidi" w:cstheme="minorBidi"/>
         </w:rPr>
         <w:t xml:space="preserve">        </w:t>
       </w:r>
@@ -36926,8 +38874,6 @@
       <w:r>
         <w:rPr>
           <w:rFonts w:asciiTheme="minorBidi" w:hAnsiTheme="minorBidi" w:cstheme="minorBidi"/>
-          <w:b/>
-          <w:bCs/>
         </w:rPr>
         <w:t>byte[</w:t>
       </w:r>
@@ -36935,8 +38881,6 @@
       <w:r>
         <w:rPr>
           <w:rFonts w:asciiTheme="minorBidi" w:hAnsiTheme="minorBidi" w:cstheme="minorBidi"/>
-          <w:b/>
-          <w:bCs/>
         </w:rPr>
         <w:t>] encryptedBlock = encrypt(block</w:t>
       </w:r>
@@ -36944,8 +38888,6 @@
       <w:r>
         <w:rPr>
           <w:rFonts w:asciiTheme="minorBidi" w:hAnsiTheme="minorBidi" w:cstheme="minorBidi"/>
-          <w:b/>
-          <w:bCs/>
         </w:rPr>
         <w:t>);</w:t>
       </w:r>
@@ -36958,15 +38900,11 @@
         <w:ind w:left="768"/>
         <w:rPr>
           <w:rFonts w:asciiTheme="minorBidi" w:hAnsiTheme="minorBidi" w:cstheme="minorBidi"/>
-          <w:b/>
-          <w:bCs/>
-        </w:rPr>
-      </w:pPr>
-      <w:r>
-        <w:rPr>
-          <w:rFonts w:asciiTheme="minorBidi" w:hAnsiTheme="minorBidi" w:cstheme="minorBidi"/>
-          <w:b/>
-          <w:bCs/>
+        </w:rPr>
+      </w:pPr>
+      <w:r>
+        <w:rPr>
+          <w:rFonts w:asciiTheme="minorBidi" w:hAnsiTheme="minorBidi" w:cstheme="minorBidi"/>
         </w:rPr>
         <w:t xml:space="preserve">        System.arraycopy(encryptedBlock, 0, encryptedContent, i, 16</w:t>
       </w:r>
@@ -36974,8 +38912,6 @@
       <w:r>
         <w:rPr>
           <w:rFonts w:asciiTheme="minorBidi" w:hAnsiTheme="minorBidi" w:cstheme="minorBidi"/>
-          <w:b/>
-          <w:bCs/>
         </w:rPr>
         <w:t>);</w:t>
       </w:r>
@@ -36988,16 +38924,12 @@
         <w:ind w:left="768"/>
         <w:rPr>
           <w:rFonts w:asciiTheme="minorBidi" w:hAnsiTheme="minorBidi" w:cstheme="minorBidi"/>
-          <w:b/>
-          <w:bCs/>
-          <w:rtl/>
-        </w:rPr>
-      </w:pPr>
-      <w:r>
-        <w:rPr>
-          <w:rFonts w:asciiTheme="minorBidi" w:hAnsiTheme="minorBidi" w:cstheme="minorBidi"/>
-          <w:b/>
-          <w:bCs/>
+          <w:rtl/>
+        </w:rPr>
+      </w:pPr>
+      <w:r>
+        <w:rPr>
+          <w:rFonts w:asciiTheme="minorBidi" w:hAnsiTheme="minorBidi" w:cstheme="minorBidi"/>
         </w:rPr>
         <w:t xml:space="preserve">    }</w:t>
       </w:r>
@@ -37009,15 +38941,11 @@
         <w:ind w:left="768"/>
         <w:rPr>
           <w:rFonts w:asciiTheme="minorBidi" w:hAnsiTheme="minorBidi" w:cstheme="minorBidi"/>
-          <w:b/>
-          <w:bCs/>
-        </w:rPr>
-      </w:pPr>
-      <w:r>
-        <w:rPr>
-          <w:rFonts w:asciiTheme="minorBidi" w:hAnsiTheme="minorBidi" w:cstheme="minorBidi"/>
-          <w:b/>
-          <w:bCs/>
+        </w:rPr>
+      </w:pPr>
+      <w:r>
+        <w:rPr>
+          <w:rFonts w:asciiTheme="minorBidi" w:hAnsiTheme="minorBidi" w:cstheme="minorBidi"/>
         </w:rPr>
         <w:t xml:space="preserve">    Files.write(outputFile.toPath(), encryptedContent</w:t>
       </w:r>
@@ -37025,8 +38953,6 @@
       <w:r>
         <w:rPr>
           <w:rFonts w:asciiTheme="minorBidi" w:hAnsiTheme="minorBidi" w:cstheme="minorBidi"/>
-          <w:b/>
-          <w:bCs/>
         </w:rPr>
         <w:t>);</w:t>
       </w:r>
@@ -37039,15 +38965,12 @@
         <w:jc w:val="right"/>
         <w:rPr>
           <w:rFonts w:asciiTheme="minorBidi" w:hAnsiTheme="minorBidi" w:cstheme="minorBidi"/>
-          <w:b/>
-          <w:bCs/>
-        </w:rPr>
-      </w:pPr>
-      <w:r>
-        <w:rPr>
-          <w:rFonts w:asciiTheme="minorBidi" w:hAnsiTheme="minorBidi" w:cstheme="minorBidi"/>
-          <w:b/>
-          <w:bCs/>
+          <w:rtl/>
+        </w:rPr>
+      </w:pPr>
+      <w:r>
+        <w:rPr>
+          <w:rFonts w:asciiTheme="minorBidi" w:hAnsiTheme="minorBidi" w:cstheme="minorBidi"/>
         </w:rPr>
         <w:t>}</w:t>
       </w:r>
@@ -37055,6 +38978,16 @@
     <w:p>
       <w:pPr>
         <w:pStyle w:val="a8"/>
+        <w:ind w:left="768"/>
+        <w:jc w:val="right"/>
+        <w:rPr>
+          <w:rFonts w:asciiTheme="minorBidi" w:hAnsiTheme="minorBidi" w:cstheme="minorBidi"/>
+        </w:rPr>
+      </w:pPr>
+    </w:p>
+    <w:p>
+      <w:pPr>
+        <w:pStyle w:val="a8"/>
         <w:tabs>
           <w:tab w:val="left" w:pos="8202"/>
         </w:tabs>
@@ -37070,6 +39003,7 @@
           <w:bCs/>
           <w:rtl/>
         </w:rPr>
+        <w:lastRenderedPageBreak/>
         <w:t>טענת כניסה</w:t>
       </w:r>
       <w:r>
@@ -37499,7 +39433,6 @@
           <w:bCs/>
           <w:rtl/>
         </w:rPr>
-        <w:lastRenderedPageBreak/>
         <w:t>סיבוכיות זמן ריצה</w:t>
       </w:r>
       <w:r>
@@ -37583,6 +39516,17 @@
     </w:p>
     <w:p>
       <w:pPr>
+        <w:tabs>
+          <w:tab w:val="left" w:pos="8202"/>
+        </w:tabs>
+        <w:bidi w:val="0"/>
+        <w:rPr>
+          <w:rFonts w:asciiTheme="minorBidi" w:hAnsiTheme="minorBidi" w:cstheme="minorBidi"/>
+        </w:rPr>
+      </w:pPr>
+    </w:p>
+    <w:p>
+      <w:pPr>
         <w:pStyle w:val="a8"/>
         <w:tabs>
           <w:tab w:val="left" w:pos="8202"/>
@@ -37591,6 +39535,7 @@
         <w:ind w:left="768"/>
         <w:rPr>
           <w:rFonts w:asciiTheme="minorBidi" w:hAnsiTheme="minorBidi" w:cstheme="minorBidi"/>
+          <w:rtl/>
         </w:rPr>
       </w:pPr>
     </w:p>
@@ -37604,6 +39549,7 @@
         <w:ind w:left="768"/>
         <w:rPr>
           <w:rFonts w:asciiTheme="minorBidi" w:hAnsiTheme="minorBidi" w:cstheme="minorBidi"/>
+          <w:rtl/>
         </w:rPr>
       </w:pPr>
     </w:p>
@@ -37617,6 +39563,105 @@
         <w:ind w:left="768"/>
         <w:rPr>
           <w:rFonts w:asciiTheme="minorBidi" w:hAnsiTheme="minorBidi" w:cstheme="minorBidi"/>
+          <w:rtl/>
+        </w:rPr>
+      </w:pPr>
+    </w:p>
+    <w:p>
+      <w:pPr>
+        <w:pStyle w:val="a8"/>
+        <w:tabs>
+          <w:tab w:val="left" w:pos="8202"/>
+        </w:tabs>
+        <w:bidi w:val="0"/>
+        <w:ind w:left="768"/>
+        <w:rPr>
+          <w:rFonts w:asciiTheme="minorBidi" w:hAnsiTheme="minorBidi" w:cstheme="minorBidi"/>
+          <w:rtl/>
+        </w:rPr>
+      </w:pPr>
+    </w:p>
+    <w:p>
+      <w:pPr>
+        <w:pStyle w:val="a8"/>
+        <w:tabs>
+          <w:tab w:val="left" w:pos="8202"/>
+        </w:tabs>
+        <w:bidi w:val="0"/>
+        <w:ind w:left="768"/>
+        <w:rPr>
+          <w:rFonts w:asciiTheme="minorBidi" w:hAnsiTheme="minorBidi" w:cstheme="minorBidi"/>
+          <w:rtl/>
+        </w:rPr>
+      </w:pPr>
+    </w:p>
+    <w:p>
+      <w:pPr>
+        <w:pStyle w:val="a8"/>
+        <w:tabs>
+          <w:tab w:val="left" w:pos="8202"/>
+        </w:tabs>
+        <w:bidi w:val="0"/>
+        <w:ind w:left="768"/>
+        <w:rPr>
+          <w:rFonts w:asciiTheme="minorBidi" w:hAnsiTheme="minorBidi" w:cstheme="minorBidi"/>
+          <w:rtl/>
+        </w:rPr>
+      </w:pPr>
+    </w:p>
+    <w:p>
+      <w:pPr>
+        <w:pStyle w:val="a8"/>
+        <w:tabs>
+          <w:tab w:val="left" w:pos="8202"/>
+        </w:tabs>
+        <w:bidi w:val="0"/>
+        <w:ind w:left="768"/>
+        <w:rPr>
+          <w:rFonts w:asciiTheme="minorBidi" w:hAnsiTheme="minorBidi" w:cstheme="minorBidi"/>
+          <w:rtl/>
+        </w:rPr>
+      </w:pPr>
+    </w:p>
+    <w:p>
+      <w:pPr>
+        <w:pStyle w:val="a8"/>
+        <w:tabs>
+          <w:tab w:val="left" w:pos="8202"/>
+        </w:tabs>
+        <w:bidi w:val="0"/>
+        <w:ind w:left="768"/>
+        <w:rPr>
+          <w:rFonts w:asciiTheme="minorBidi" w:hAnsiTheme="minorBidi" w:cstheme="minorBidi"/>
+          <w:rtl/>
+        </w:rPr>
+      </w:pPr>
+    </w:p>
+    <w:p>
+      <w:pPr>
+        <w:pStyle w:val="a8"/>
+        <w:tabs>
+          <w:tab w:val="left" w:pos="8202"/>
+        </w:tabs>
+        <w:bidi w:val="0"/>
+        <w:ind w:left="768"/>
+        <w:rPr>
+          <w:rFonts w:asciiTheme="minorBidi" w:hAnsiTheme="minorBidi" w:cstheme="minorBidi"/>
+          <w:rtl/>
+        </w:rPr>
+      </w:pPr>
+    </w:p>
+    <w:p>
+      <w:pPr>
+        <w:pStyle w:val="a8"/>
+        <w:tabs>
+          <w:tab w:val="left" w:pos="8202"/>
+        </w:tabs>
+        <w:bidi w:val="0"/>
+        <w:ind w:left="768"/>
+        <w:rPr>
+          <w:rFonts w:asciiTheme="minorBidi" w:hAnsiTheme="minorBidi" w:cstheme="minorBidi"/>
+          <w:rtl/>
         </w:rPr>
       </w:pPr>
     </w:p>
@@ -37644,6 +39689,7 @@
       <w:bookmarkStart w:id="118" w:name="_Toc191827008"/>
       <w:bookmarkStart w:id="119" w:name="_Toc199170673"/>
       <w:r>
+        <w:lastRenderedPageBreak/>
         <w:t>.15</w:t>
       </w:r>
       <w:r>
@@ -38046,7 +40092,6 @@
           <w:rFonts w:asciiTheme="minorBidi" w:hAnsiTheme="minorBidi" w:cstheme="minorBidi"/>
           <w:rtl/>
         </w:rPr>
-        <w:lastRenderedPageBreak/>
         <w:t>התחברות למערכת ובדיקת כל ההרשאות של הפרויקט. עברתי על כל הבקשות המתבצעות בצד הלקוח הדורשים הרשאות משתמש ובדקתי האם השרת פועל לפי ההרשאות של כל משתמש וחוסם דברים שלמשתמש לא צריך להיות גישה אליהם</w:t>
       </w:r>
       <w:r>
@@ -38138,15 +40183,13 @@
         </w:rPr>
         <w:t xml:space="preserve"> </w:t>
       </w:r>
-      <w:proofErr w:type="gramStart"/>
-      <w:r>
-        <w:rPr>
-          <w:rFonts w:asciiTheme="minorBidi" w:hAnsiTheme="minorBidi" w:cstheme="minorBidi"/>
-          <w:rtl/>
-        </w:rPr>
-        <w:t>השרת )</w:t>
-      </w:r>
-      <w:proofErr w:type="gramEnd"/>
+      <w:r>
+        <w:rPr>
+          <w:rFonts w:asciiTheme="minorBidi" w:hAnsiTheme="minorBidi" w:cstheme="minorBidi" w:hint="cs"/>
+          <w:rtl/>
+        </w:rPr>
+        <w:t>השרת)</w:t>
+      </w:r>
       <w:r>
         <w:rPr>
           <w:rFonts w:asciiTheme="minorBidi" w:hAnsiTheme="minorBidi" w:cstheme="minorBidi"/>
@@ -38170,6 +40213,7 @@
       <w:bookmarkStart w:id="124" w:name="_Toc191827010"/>
       <w:bookmarkStart w:id="125" w:name="_Toc199170675"/>
       <w:r>
+        <w:lastRenderedPageBreak/>
         <w:t>.17</w:t>
       </w:r>
       <w:r>
@@ -38465,6 +40509,7 @@
         <w:rPr>
           <w:rtl/>
         </w:rPr>
+        <w:lastRenderedPageBreak/>
         <w:t>18</w:t>
       </w:r>
       <w:r>
@@ -38493,6 +40538,7 @@
           <w:ilvl w:val="0"/>
           <w:numId w:val="14"/>
         </w:numPr>
+        <w:ind w:hanging="263"/>
         <w:rPr>
           <w:rFonts w:asciiTheme="minorBidi" w:hAnsiTheme="minorBidi" w:cstheme="minorBidi"/>
         </w:rPr>
@@ -38776,7 +40822,7 @@
         </w:rPr>
         <w:t xml:space="preserve">Networks with Lightweight AES and ECDH Cryptography Approach”, August 2024 </w:t>
       </w:r>
-      <w:hyperlink r:id="rId62" w:history="1">
+      <w:hyperlink r:id="rId68" w:history="1">
         <w:r>
           <w:rPr>
             <w:rStyle w:val="Hyperlink"/>
@@ -38805,7 +40851,7 @@
         </w:rPr>
         <w:t xml:space="preserve">Limin Zhang, Li Wang, “A Hybrid Encryption Approach for Efficient and Secure Data Transmission in IoT Devices”, June 2024 </w:t>
       </w:r>
-      <w:hyperlink r:id="rId63" w:history="1">
+      <w:hyperlink r:id="rId69" w:history="1">
         <w:r>
           <w:rPr>
             <w:rStyle w:val="Hyperlink"/>
@@ -38873,10 +40919,9 @@
         <w:rPr>
           <w:rFonts w:asciiTheme="minorBidi" w:hAnsiTheme="minorBidi" w:cstheme="minorBidi"/>
         </w:rPr>
-        <w:lastRenderedPageBreak/>
         <w:t xml:space="preserve"> </w:t>
       </w:r>
-      <w:hyperlink r:id="rId64" w:history="1">
+      <w:hyperlink r:id="rId70" w:history="1">
         <w:r>
           <w:rPr>
             <w:rStyle w:val="Hyperlink"/>
@@ -38921,7 +40966,7 @@
           <w:rtl/>
         </w:rPr>
       </w:pPr>
-      <w:hyperlink r:id="rId65" w:history="1">
+      <w:hyperlink r:id="rId71" w:history="1">
         <w:r>
           <w:rPr>
             <w:rStyle w:val="Hyperlink"/>
@@ -38943,9 +40988,9 @@
       </w:pPr>
     </w:p>
     <w:sectPr>
-      <w:headerReference w:type="default" r:id="rId66"/>
-      <w:footerReference w:type="default" r:id="rId67"/>
-      <w:headerReference w:type="first" r:id="rId68"/>
+      <w:headerReference w:type="default" r:id="rId72"/>
+      <w:footerReference w:type="default" r:id="rId73"/>
+      <w:headerReference w:type="first" r:id="rId74"/>
       <w:pgSz w:w="12240" w:h="15840"/>
       <w:pgMar w:top="1134" w:right="1530" w:bottom="1276" w:left="1800" w:header="720" w:footer="342" w:gutter="0"/>
       <w:pgNumType w:start="1"/>
@@ -44649,8 +46694,8 @@
   <w:abstractNum w:abstractNumId="39" w15:restartNumberingAfterBreak="0">
     <w:nsid w:val="302413F6"/>
     <w:multiLevelType w:val="hybridMultilevel"/>
-    <w:tmpl w:val="C0261E8C"/>
-    <w:lvl w:ilvl="0" w:tplc="238ACC28">
+    <w:tmpl w:val="9F4C922E"/>
+    <w:lvl w:ilvl="0" w:tplc="66787364">
       <w:start w:val="1"/>
       <w:numFmt w:val="decimal"/>
       <w:lvlText w:val="%1."/>
@@ -44660,7 +46705,8 @@
       </w:pPr>
       <w:rPr>
         <w:rFonts w:ascii="Times New Roman" w:hAnsi="Times New Roman" w:cs="David" w:hint="default"/>
-        <w:b/>
+        <w:b w:val="0"/>
+        <w:bCs/>
       </w:rPr>
     </w:lvl>
     <w:lvl w:ilvl="1" w:tplc="10000019" w:tentative="1">
@@ -52338,7 +54384,7 @@
   <w:abstractNum w:abstractNumId="94" w15:restartNumberingAfterBreak="0">
     <w:nsid w:val="5FE77315"/>
     <w:multiLevelType w:val="multilevel"/>
-    <w:tmpl w:val="86DAEDCA"/>
+    <w:tmpl w:val="D482FE04"/>
     <w:lvl w:ilvl="0">
       <w:start w:val="1"/>
       <w:numFmt w:val="decimal"/>
@@ -52351,17 +54397,17 @@
         <w:ind w:left="720" w:hanging="360"/>
       </w:pPr>
     </w:lvl>
-    <w:lvl w:ilvl="1" w:tentative="1">
-      <w:start w:val="1"/>
+    <w:lvl w:ilvl="1">
+      <w:start w:val="9"/>
       <w:numFmt w:val="decimal"/>
-      <w:lvlText w:val="%2."/>
-      <w:lvlJc w:val="left"/>
-      <w:pPr>
-        <w:tabs>
-          <w:tab w:val="num" w:pos="1440"/>
-        </w:tabs>
+      <w:lvlText w:val="%2"/>
+      <w:lvlJc w:val="left"/>
+      <w:pPr>
         <w:ind w:left="1440" w:hanging="360"/>
       </w:pPr>
+      <w:rPr>
+        <w:rFonts w:hint="default"/>
+      </w:rPr>
     </w:lvl>
     <w:lvl w:ilvl="2" w:tentative="1">
       <w:start w:val="1"/>
@@ -57367,7 +59413,7 @@
   <w:style w:type="paragraph" w:default="1" w:styleId="a">
     <w:name w:val="Normal"/>
     <w:qFormat/>
-    <w:rsid w:val="00CC68A0"/>
+    <w:rsid w:val="001300EC"/>
     <w:pPr>
       <w:bidi/>
       <w:spacing w:after="0" w:line="360" w:lineRule="auto"/>
@@ -57412,7 +59458,7 @@
     <w:uiPriority w:val="9"/>
     <w:unhideWhenUsed/>
     <w:qFormat/>
-    <w:rsid w:val="000933C7"/>
+    <w:rsid w:val="001300EC"/>
     <w:pPr>
       <w:keepNext/>
       <w:keepLines/>
@@ -57552,7 +59598,6 @@
   <w:style w:type="character" w:default="1" w:styleId="a0">
     <w:name w:val="Default Paragraph Font"/>
     <w:uiPriority w:val="1"/>
-    <w:semiHidden/>
     <w:unhideWhenUsed/>
   </w:style>
   <w:style w:type="table" w:default="1" w:styleId="a1">
@@ -57596,7 +59641,7 @@
     <w:basedOn w:val="a0"/>
     <w:link w:val="2"/>
     <w:uiPriority w:val="9"/>
-    <w:rsid w:val="000933C7"/>
+    <w:rsid w:val="001300EC"/>
     <w:rPr>
       <w:rFonts w:ascii="Arial" w:eastAsia="Arial" w:hAnsi="Arial" w:cs="Arial"/>
       <w:b/>
